--- a/Daily Reports/20_08_2026-CBOT Reports.docx
+++ b/Daily Reports/20_08_2026-CBOT Reports.docx
@@ -104,7 +104,7 @@
           <w:color w:val="5C768D"/>
           <w:sz w:val="19"/>
         </w:rPr>
-        <w:t>Cập nhật tự động qua `macro_tracker.py` vào lúc 02:29 ICT ngày 20/08/2026</w:t>
+        <w:t>Cập nhật tự động qua `macro_tracker.py` vào lúc 03:01 ICT ngày 20/08/2026</w:t>
       </w:r>
     </w:p>
     <w:tbl>
@@ -313,7 +313,7 @@
               <w:rPr>
                 <w:b/>
               </w:rPr>
-              <w:t>91.53 / thùng</w:t>
+              <w:t>91.23 / thùng</w:t>
             </w:r>
           </w:p>
         </w:tc>
@@ -344,7 +344,7 @@
               <w:rPr>
                 <w:b/>
               </w:rPr>
-              <w:t>+0.56%</w:t>
+              <w:t>+0.23%</w:t>
             </w:r>
           </w:p>
         </w:tc>
@@ -442,7 +442,7 @@
               <w:rPr>
                 <w:b/>
               </w:rPr>
-              <w:t>98.81</w:t>
+              <w:t>98.83</w:t>
             </w:r>
           </w:p>
         </w:tc>
@@ -473,7 +473,7 @@
               <w:rPr>
                 <w:b/>
               </w:rPr>
-              <w:t>-0.84%</w:t>
+              <w:t>-0.82%</w:t>
             </w:r>
           </w:p>
         </w:tc>
@@ -1218,7 +1218,7 @@
         <w:rPr>
           <w:b/>
         </w:rPr>
-        <w:t>`91.53` (+0.56%)</w:t>
+        <w:t>`91.23` (+0.23%)</w:t>
       </w:r>
       <w:r>
         <w:t xml:space="preserve"> | DXY: </w:t>
@@ -1227,7 +1227,7 @@
         <w:rPr>
           <w:b/>
         </w:rPr>
-        <w:t>`98.81` (-0.84%)</w:t>
+        <w:t>`98.83` (-0.82%)</w:t>
       </w:r>
       <w:r>
         <w:t xml:space="preserve"> | Lúa mì CBOT: </w:t>
@@ -1306,7 +1306,7 @@
           <w:color w:val="5C768D"/>
           <w:sz w:val="19"/>
         </w:rPr>
-        <w:t>Cập nhật tự động lúc 02:29 ICT ngày 20/08/2026 — Nguồn: NOAA, USDA, BOM Australia</w:t>
+        <w:t>Cập nhật tự động lúc 03:01 ICT ngày 20/08/2026 — Nguồn: NOAA, USDA, BOM Australia</w:t>
       </w:r>
     </w:p>
     <w:p>
@@ -3605,7 +3605,7 @@
               <w:rPr>
                 <w:b/>
               </w:rPr>
-              <w:t>497.47 (-0.78)</w:t>
+              <w:t>497.43 (-0.82)</w:t>
             </w:r>
           </w:p>
         </w:tc>
@@ -3853,7 +3853,7 @@
               <w:rPr>
                 <w:b/>
               </w:rPr>
-              <w:t>699.21 (+2.71)</w:t>
+              <w:t>699.20 (+2.70)</w:t>
             </w:r>
           </w:p>
         </w:tc>
@@ -11614,10 +11614,10 @@
         <w:rPr>
           <w:b/>
         </w:rPr>
-        <w:t>`497.47 cents`</w:t>
+        <w:t>`497.43 cents`</w:t>
       </w:r>
       <w:r>
-        <w:t xml:space="preserve"> (-0.78).</w:t>
+        <w:t xml:space="preserve"> (-0.82).</w:t>
       </w:r>
     </w:p>
     <w:p>
@@ -11981,7 +11981,7 @@
               <w:rPr>
                 <w:b/>
               </w:rPr>
-              <w:t>91.53</w:t>
+              <w:t>91.23</w:t>
             </w:r>
           </w:p>
         </w:tc>
@@ -12012,7 +12012,7 @@
               <w:rPr>
                 <w:b/>
               </w:rPr>
-              <w:t>+0.56%</w:t>
+              <w:t>+0.23%</w:t>
             </w:r>
           </w:p>
         </w:tc>
@@ -12104,7 +12104,7 @@
               <w:rPr>
                 <w:b/>
               </w:rPr>
-              <w:t>98.81</w:t>
+              <w:t>98.83</w:t>
             </w:r>
           </w:p>
         </w:tc>
@@ -12135,7 +12135,7 @@
               <w:rPr>
                 <w:b/>
               </w:rPr>
-              <w:t>-0.84%</w:t>
+              <w:t>-0.82%</w:t>
             </w:r>
           </w:p>
         </w:tc>
@@ -21796,10 +21796,10 @@
         <w:rPr>
           <w:b/>
         </w:rPr>
-        <w:t>`699.21 cents`</w:t>
+        <w:t>`699.20 cents`</w:t>
       </w:r>
       <w:r>
-        <w:t xml:space="preserve"> (+2.71).</w:t>
+        <w:t xml:space="preserve"> (+2.70).</w:t>
       </w:r>
     </w:p>
     <w:p>
@@ -22163,7 +22163,7 @@
               <w:rPr>
                 <w:b/>
               </w:rPr>
-              <w:t>91.53</w:t>
+              <w:t>91.23</w:t>
             </w:r>
           </w:p>
         </w:tc>
@@ -22194,7 +22194,7 @@
               <w:rPr>
                 <w:b/>
               </w:rPr>
-              <w:t>+0.56%</w:t>
+              <w:t>+0.23%</w:t>
             </w:r>
           </w:p>
         </w:tc>
@@ -22286,7 +22286,7 @@
               <w:rPr>
                 <w:b/>
               </w:rPr>
-              <w:t>98.81</w:t>
+              <w:t>98.83</w:t>
             </w:r>
           </w:p>
         </w:tc>
@@ -22317,7 +22317,7 @@
               <w:rPr>
                 <w:b/>
               </w:rPr>
-              <w:t>-0.84%</w:t>
+              <w:t>-0.82%</w:t>
             </w:r>
           </w:p>
         </w:tc>

--- a/Daily Reports/20_08_2026-CBOT Reports.docx
+++ b/Daily Reports/20_08_2026-CBOT Reports.docx
@@ -104,7 +104,7 @@
           <w:color w:val="5C768D"/>
           <w:sz w:val="19"/>
         </w:rPr>
-        <w:t>Cập nhật tự động qua `macro_tracker.py` vào lúc 03:01 ICT ngày 20/08/2026</w:t>
+        <w:t>Cập nhật tự động qua `macro_tracker.py` vào lúc 04:01 ICT ngày 20/08/2026</w:t>
       </w:r>
     </w:p>
     <w:tbl>
@@ -313,7 +313,7 @@
               <w:rPr>
                 <w:b/>
               </w:rPr>
-              <w:t>91.23 / thùng</w:t>
+              <w:t>91.44 / thùng</w:t>
             </w:r>
           </w:p>
         </w:tc>
@@ -344,7 +344,7 @@
               <w:rPr>
                 <w:b/>
               </w:rPr>
-              <w:t>+0.23%</w:t>
+              <w:t>+0.46%</w:t>
             </w:r>
           </w:p>
         </w:tc>
@@ -442,7 +442,7 @@
               <w:rPr>
                 <w:b/>
               </w:rPr>
-              <w:t>98.83</w:t>
+              <w:t>98.79</w:t>
             </w:r>
           </w:p>
         </w:tc>
@@ -473,7 +473,7 @@
               <w:rPr>
                 <w:b/>
               </w:rPr>
-              <w:t>-0.82%</w:t>
+              <w:t>-0.87%</w:t>
             </w:r>
           </w:p>
         </w:tc>
@@ -1218,7 +1218,7 @@
         <w:rPr>
           <w:b/>
         </w:rPr>
-        <w:t>`91.23` (+0.23%)</w:t>
+        <w:t>`91.44` (+0.46%)</w:t>
       </w:r>
       <w:r>
         <w:t xml:space="preserve"> | DXY: </w:t>
@@ -1227,7 +1227,7 @@
         <w:rPr>
           <w:b/>
         </w:rPr>
-        <w:t>`98.83` (-0.82%)</w:t>
+        <w:t>`98.79` (-0.87%)</w:t>
       </w:r>
       <w:r>
         <w:t xml:space="preserve"> | Lúa mì CBOT: </w:t>
@@ -1306,7 +1306,7 @@
           <w:color w:val="5C768D"/>
           <w:sz w:val="19"/>
         </w:rPr>
-        <w:t>Cập nhật tự động lúc 03:01 ICT ngày 20/08/2026 — Nguồn: NOAA, USDA, BOM Australia</w:t>
+        <w:t>Cập nhật tự động lúc 04:01 ICT ngày 20/08/2026 — Nguồn: NOAA, USDA, BOM Australia</w:t>
       </w:r>
     </w:p>
     <w:p>
@@ -3605,7 +3605,7 @@
               <w:rPr>
                 <w:b/>
               </w:rPr>
-              <w:t>497.43 (-0.82)</w:t>
+              <w:t>497.47 (-0.78)</w:t>
             </w:r>
           </w:p>
         </w:tc>
@@ -3853,7 +3853,7 @@
               <w:rPr>
                 <w:b/>
               </w:rPr>
-              <w:t>699.20 (+2.70)</w:t>
+              <w:t>699.23 (+2.73)</w:t>
             </w:r>
           </w:p>
         </w:tc>
@@ -11614,10 +11614,10 @@
         <w:rPr>
           <w:b/>
         </w:rPr>
-        <w:t>`497.43 cents`</w:t>
+        <w:t>`497.47 cents`</w:t>
       </w:r>
       <w:r>
-        <w:t xml:space="preserve"> (-0.82).</w:t>
+        <w:t xml:space="preserve"> (-0.78).</w:t>
       </w:r>
     </w:p>
     <w:p>
@@ -11981,7 +11981,7 @@
               <w:rPr>
                 <w:b/>
               </w:rPr>
-              <w:t>91.23</w:t>
+              <w:t>91.44</w:t>
             </w:r>
           </w:p>
         </w:tc>
@@ -12012,7 +12012,7 @@
               <w:rPr>
                 <w:b/>
               </w:rPr>
-              <w:t>+0.23%</w:t>
+              <w:t>+0.46%</w:t>
             </w:r>
           </w:p>
         </w:tc>
@@ -12104,7 +12104,7 @@
               <w:rPr>
                 <w:b/>
               </w:rPr>
-              <w:t>98.83</w:t>
+              <w:t>98.79</w:t>
             </w:r>
           </w:p>
         </w:tc>
@@ -12135,7 +12135,7 @@
               <w:rPr>
                 <w:b/>
               </w:rPr>
-              <w:t>-0.82%</w:t>
+              <w:t>-0.87%</w:t>
             </w:r>
           </w:p>
         </w:tc>
@@ -21796,10 +21796,10 @@
         <w:rPr>
           <w:b/>
         </w:rPr>
-        <w:t>`699.20 cents`</w:t>
+        <w:t>`699.23 cents`</w:t>
       </w:r>
       <w:r>
-        <w:t xml:space="preserve"> (+2.70).</w:t>
+        <w:t xml:space="preserve"> (+2.73).</w:t>
       </w:r>
     </w:p>
     <w:p>
@@ -22163,7 +22163,7 @@
               <w:rPr>
                 <w:b/>
               </w:rPr>
-              <w:t>91.23</w:t>
+              <w:t>91.44</w:t>
             </w:r>
           </w:p>
         </w:tc>
@@ -22194,7 +22194,7 @@
               <w:rPr>
                 <w:b/>
               </w:rPr>
-              <w:t>+0.23%</w:t>
+              <w:t>+0.46%</w:t>
             </w:r>
           </w:p>
         </w:tc>
@@ -22286,7 +22286,7 @@
               <w:rPr>
                 <w:b/>
               </w:rPr>
-              <w:t>98.83</w:t>
+              <w:t>98.79</w:t>
             </w:r>
           </w:p>
         </w:tc>
@@ -22317,7 +22317,7 @@
               <w:rPr>
                 <w:b/>
               </w:rPr>
-              <w:t>-0.82%</w:t>
+              <w:t>-0.87%</w:t>
             </w:r>
           </w:p>
         </w:tc>

--- a/Daily Reports/20_08_2026-CBOT Reports.docx
+++ b/Daily Reports/20_08_2026-CBOT Reports.docx
@@ -104,7 +104,7 @@
           <w:color w:val="5C768D"/>
           <w:sz w:val="19"/>
         </w:rPr>
-        <w:t>Cập nhật tự động qua `macro_tracker.py` vào lúc 04:01 ICT ngày 20/08/2026</w:t>
+        <w:t>Cập nhật tự động qua `macro_tracker.py` vào lúc 05:01 ICT ngày 20/08/2026</w:t>
       </w:r>
     </w:p>
     <w:tbl>
@@ -313,7 +313,7 @@
               <w:rPr>
                 <w:b/>
               </w:rPr>
-              <w:t>91.44 / thùng</w:t>
+              <w:t>91.57 / thùng</w:t>
             </w:r>
           </w:p>
         </w:tc>
@@ -344,7 +344,7 @@
               <w:rPr>
                 <w:b/>
               </w:rPr>
-              <w:t>+0.46%</w:t>
+              <w:t>+0.60%</w:t>
             </w:r>
           </w:p>
         </w:tc>
@@ -473,7 +473,7 @@
               <w:rPr>
                 <w:b/>
               </w:rPr>
-              <w:t>-0.87%</w:t>
+              <w:t>-0.86%</w:t>
             </w:r>
           </w:p>
         </w:tc>
@@ -1218,7 +1218,7 @@
         <w:rPr>
           <w:b/>
         </w:rPr>
-        <w:t>`91.44` (+0.46%)</w:t>
+        <w:t>`91.57` (+0.60%)</w:t>
       </w:r>
       <w:r>
         <w:t xml:space="preserve"> | DXY: </w:t>
@@ -1227,7 +1227,7 @@
         <w:rPr>
           <w:b/>
         </w:rPr>
-        <w:t>`98.79` (-0.87%)</w:t>
+        <w:t>`98.79` (-0.86%)</w:t>
       </w:r>
       <w:r>
         <w:t xml:space="preserve"> | Lúa mì CBOT: </w:t>
@@ -1306,7 +1306,7 @@
           <w:color w:val="5C768D"/>
           <w:sz w:val="19"/>
         </w:rPr>
-        <w:t>Cập nhật tự động lúc 04:01 ICT ngày 20/08/2026 — Nguồn: NOAA, USDA, BOM Australia</w:t>
+        <w:t>Cập nhật tự động lúc 05:01 ICT ngày 20/08/2026 — Nguồn: NOAA, USDA, BOM Australia</w:t>
       </w:r>
     </w:p>
     <w:p>
@@ -3605,7 +3605,7 @@
               <w:rPr>
                 <w:b/>
               </w:rPr>
-              <w:t>497.47 (-0.78)</w:t>
+              <w:t>497.49 (-0.76)</w:t>
             </w:r>
           </w:p>
         </w:tc>
@@ -11614,10 +11614,10 @@
         <w:rPr>
           <w:b/>
         </w:rPr>
-        <w:t>`497.47 cents`</w:t>
+        <w:t>`497.49 cents`</w:t>
       </w:r>
       <w:r>
-        <w:t xml:space="preserve"> (-0.78).</w:t>
+        <w:t xml:space="preserve"> (-0.76).</w:t>
       </w:r>
     </w:p>
     <w:p>
@@ -11981,7 +11981,7 @@
               <w:rPr>
                 <w:b/>
               </w:rPr>
-              <w:t>91.44</w:t>
+              <w:t>91.57</w:t>
             </w:r>
           </w:p>
         </w:tc>
@@ -12012,7 +12012,7 @@
               <w:rPr>
                 <w:b/>
               </w:rPr>
-              <w:t>+0.46%</w:t>
+              <w:t>+0.60%</w:t>
             </w:r>
           </w:p>
         </w:tc>
@@ -12135,7 +12135,7 @@
               <w:rPr>
                 <w:b/>
               </w:rPr>
-              <w:t>-0.87%</w:t>
+              <w:t>-0.86%</w:t>
             </w:r>
           </w:p>
         </w:tc>
@@ -22163,7 +22163,7 @@
               <w:rPr>
                 <w:b/>
               </w:rPr>
-              <w:t>91.44</w:t>
+              <w:t>91.57</w:t>
             </w:r>
           </w:p>
         </w:tc>
@@ -22194,7 +22194,7 @@
               <w:rPr>
                 <w:b/>
               </w:rPr>
-              <w:t>+0.46%</w:t>
+              <w:t>+0.60%</w:t>
             </w:r>
           </w:p>
         </w:tc>
@@ -22317,7 +22317,7 @@
               <w:rPr>
                 <w:b/>
               </w:rPr>
-              <w:t>-0.87%</w:t>
+              <w:t>-0.86%</w:t>
             </w:r>
           </w:p>
         </w:tc>

--- a/Daily Reports/20_08_2026-CBOT Reports.docx
+++ b/Daily Reports/20_08_2026-CBOT Reports.docx
@@ -104,7 +104,7 @@
           <w:color w:val="5C768D"/>
           <w:sz w:val="19"/>
         </w:rPr>
-        <w:t>Cập nhật tự động qua `macro_tracker.py` vào lúc 05:01 ICT ngày 20/08/2026</w:t>
+        <w:t>Cập nhật tự động qua `macro_tracker.py` vào lúc 06:00 ICT ngày 20/08/2026</w:t>
       </w:r>
     </w:p>
     <w:tbl>
@@ -313,7 +313,7 @@
               <w:rPr>
                 <w:b/>
               </w:rPr>
-              <w:t>91.57 / thùng</w:t>
+              <w:t>91.35 / thùng</w:t>
             </w:r>
           </w:p>
         </w:tc>
@@ -344,7 +344,7 @@
               <w:rPr>
                 <w:b/>
               </w:rPr>
-              <w:t>+0.60%</w:t>
+              <w:t>+0.36%</w:t>
             </w:r>
           </w:p>
         </w:tc>
@@ -442,7 +442,7 @@
               <w:rPr>
                 <w:b/>
               </w:rPr>
-              <w:t>98.79</w:t>
+              <w:t>98.77</w:t>
             </w:r>
           </w:p>
         </w:tc>
@@ -473,7 +473,7 @@
               <w:rPr>
                 <w:b/>
               </w:rPr>
-              <w:t>-0.86%</w:t>
+              <w:t>-0.89%</w:t>
             </w:r>
           </w:p>
         </w:tc>
@@ -1218,7 +1218,7 @@
         <w:rPr>
           <w:b/>
         </w:rPr>
-        <w:t>`91.57` (+0.60%)</w:t>
+        <w:t>`91.35` (+0.36%)</w:t>
       </w:r>
       <w:r>
         <w:t xml:space="preserve"> | DXY: </w:t>
@@ -1227,7 +1227,7 @@
         <w:rPr>
           <w:b/>
         </w:rPr>
-        <w:t>`98.79` (-0.86%)</w:t>
+        <w:t>`98.77` (-0.89%)</w:t>
       </w:r>
       <w:r>
         <w:t xml:space="preserve"> | Lúa mì CBOT: </w:t>
@@ -1306,7 +1306,7 @@
           <w:color w:val="5C768D"/>
           <w:sz w:val="19"/>
         </w:rPr>
-        <w:t>Cập nhật tự động lúc 05:01 ICT ngày 20/08/2026 — Nguồn: NOAA, USDA, BOM Australia</w:t>
+        <w:t>Cập nhật tự động lúc 06:00 ICT ngày 20/08/2026 — Nguồn: NOAA, USDA, BOM Australia</w:t>
       </w:r>
     </w:p>
     <w:p>
@@ -3605,7 +3605,7 @@
               <w:rPr>
                 <w:b/>
               </w:rPr>
-              <w:t>497.49 (-0.76)</w:t>
+              <w:t>497.47 (-0.78)</w:t>
             </w:r>
           </w:p>
         </w:tc>
@@ -3853,7 +3853,7 @@
               <w:rPr>
                 <w:b/>
               </w:rPr>
-              <w:t>699.23 (+2.73)</w:t>
+              <w:t>699.24 (+2.74)</w:t>
             </w:r>
           </w:p>
         </w:tc>
@@ -11614,10 +11614,10 @@
         <w:rPr>
           <w:b/>
         </w:rPr>
-        <w:t>`497.49 cents`</w:t>
+        <w:t>`497.47 cents`</w:t>
       </w:r>
       <w:r>
-        <w:t xml:space="preserve"> (-0.76).</w:t>
+        <w:t xml:space="preserve"> (-0.78).</w:t>
       </w:r>
     </w:p>
     <w:p>
@@ -11981,7 +11981,7 @@
               <w:rPr>
                 <w:b/>
               </w:rPr>
-              <w:t>91.57</w:t>
+              <w:t>91.35</w:t>
             </w:r>
           </w:p>
         </w:tc>
@@ -12012,7 +12012,7 @@
               <w:rPr>
                 <w:b/>
               </w:rPr>
-              <w:t>+0.60%</w:t>
+              <w:t>+0.36%</w:t>
             </w:r>
           </w:p>
         </w:tc>
@@ -12104,7 +12104,7 @@
               <w:rPr>
                 <w:b/>
               </w:rPr>
-              <w:t>98.79</w:t>
+              <w:t>98.77</w:t>
             </w:r>
           </w:p>
         </w:tc>
@@ -12135,7 +12135,7 @@
               <w:rPr>
                 <w:b/>
               </w:rPr>
-              <w:t>-0.86%</w:t>
+              <w:t>-0.89%</w:t>
             </w:r>
           </w:p>
         </w:tc>
@@ -21796,10 +21796,10 @@
         <w:rPr>
           <w:b/>
         </w:rPr>
-        <w:t>`699.23 cents`</w:t>
+        <w:t>`699.24 cents`</w:t>
       </w:r>
       <w:r>
-        <w:t xml:space="preserve"> (+2.73).</w:t>
+        <w:t xml:space="preserve"> (+2.74).</w:t>
       </w:r>
     </w:p>
     <w:p>
@@ -22163,7 +22163,7 @@
               <w:rPr>
                 <w:b/>
               </w:rPr>
-              <w:t>91.57</w:t>
+              <w:t>91.35</w:t>
             </w:r>
           </w:p>
         </w:tc>
@@ -22194,7 +22194,7 @@
               <w:rPr>
                 <w:b/>
               </w:rPr>
-              <w:t>+0.60%</w:t>
+              <w:t>+0.36%</w:t>
             </w:r>
           </w:p>
         </w:tc>
@@ -22286,7 +22286,7 @@
               <w:rPr>
                 <w:b/>
               </w:rPr>
-              <w:t>98.79</w:t>
+              <w:t>98.77</w:t>
             </w:r>
           </w:p>
         </w:tc>
@@ -22317,7 +22317,7 @@
               <w:rPr>
                 <w:b/>
               </w:rPr>
-              <w:t>-0.86%</w:t>
+              <w:t>-0.89%</w:t>
             </w:r>
           </w:p>
         </w:tc>

--- a/Daily Reports/20_08_2026-CBOT Reports.docx
+++ b/Daily Reports/20_08_2026-CBOT Reports.docx
@@ -104,7 +104,7 @@
           <w:color w:val="5C768D"/>
           <w:sz w:val="19"/>
         </w:rPr>
-        <w:t>Cập nhật tự động qua `macro_tracker.py` vào lúc 06:00 ICT ngày 20/08/2026</w:t>
+        <w:t>Cập nhật tự động qua `macro_tracker.py` vào lúc 06:33 ICT ngày 20/08/2026</w:t>
       </w:r>
     </w:p>
     <w:tbl>
@@ -313,7 +313,7 @@
               <w:rPr>
                 <w:b/>
               </w:rPr>
-              <w:t>91.35 / thùng</w:t>
+              <w:t>91.72 / thùng</w:t>
             </w:r>
           </w:p>
         </w:tc>
@@ -344,7 +344,7 @@
               <w:rPr>
                 <w:b/>
               </w:rPr>
-              <w:t>+0.36%</w:t>
+              <w:t>+0.77%</w:t>
             </w:r>
           </w:p>
         </w:tc>
@@ -1218,7 +1218,7 @@
         <w:rPr>
           <w:b/>
         </w:rPr>
-        <w:t>`91.35` (+0.36%)</w:t>
+        <w:t>`91.72` (+0.77%)</w:t>
       </w:r>
       <w:r>
         <w:t xml:space="preserve"> | DXY: </w:t>
@@ -1306,7 +1306,7 @@
           <w:color w:val="5C768D"/>
           <w:sz w:val="19"/>
         </w:rPr>
-        <w:t>Cập nhật tự động lúc 06:00 ICT ngày 20/08/2026 — Nguồn: NOAA, USDA, BOM Australia</w:t>
+        <w:t>Cập nhật tự động lúc 06:33 ICT ngày 20/08/2026 — Nguồn: NOAA, USDA, BOM Australia</w:t>
       </w:r>
     </w:p>
     <w:p>
@@ -3605,7 +3605,7 @@
               <w:rPr>
                 <w:b/>
               </w:rPr>
-              <w:t>497.47 (-0.78)</w:t>
+              <w:t>497.51 (-0.74)</w:t>
             </w:r>
           </w:p>
         </w:tc>
@@ -6542,7 +6542,7 @@
               <w:rPr>
                 <w:b/>
               </w:rPr>
-              <w:t>61% Good to Excellent</w:t>
+              <w:t>60% Good to Excellent</w:t>
             </w:r>
           </w:p>
         </w:tc>
@@ -6672,7 +6672,7 @@
               <w:rPr>
                 <w:b/>
               </w:rPr>
-              <w:t>Đông 91% thu hoạch, Xuân 24% thu hoạch</w:t>
+              <w:t>Đông 96% thu hoạch, Xuân 41% thu hoạch</w:t>
             </w:r>
           </w:p>
         </w:tc>
@@ -6759,7 +6759,7 @@
               <w:rPr>
                 <w:b/>
               </w:rPr>
-              <w:t>Đông N/A (Cuối vụ), Xuân 51% G/E</w:t>
+              <w:t>Đông N/A (Cuối vụ), Xuân 52% G/E</w:t>
             </w:r>
           </w:p>
         </w:tc>
@@ -8153,7 +8153,7 @@
             </w:pPr>
             <w:r/>
             <w:r>
-              <w:t>Thứ 5 hàng tuần, 21:30 (VN)</w:t>
+              <w:t>24/08/2026 lúc 22:00 (VN)</w:t>
             </w:r>
           </w:p>
         </w:tc>
@@ -8357,7 +8357,7 @@
             </w:pPr>
             <w:r/>
             <w:r>
-              <w:t>Thứ 5 hàng tuần, 21:30 (VN)</w:t>
+              <w:t>24/08/2026 lúc 22:00 (VN)</w:t>
             </w:r>
           </w:p>
         </w:tc>
@@ -8794,7 +8794,7 @@
             </w:pPr>
             <w:r/>
             <w:r>
-              <w:t>Thu hoạch: Đông 91% thu hoạch, Xuân 24% thu hoạch</w:t>
+              <w:t>Thu hoạch: Đông 96% thu hoạch, Xuân 41% thu hoạch</w:t>
             </w:r>
           </w:p>
         </w:tc>
@@ -11614,10 +11614,10 @@
         <w:rPr>
           <w:b/>
         </w:rPr>
-        <w:t>`497.47 cents`</w:t>
+        <w:t>`497.51 cents`</w:t>
       </w:r>
       <w:r>
-        <w:t xml:space="preserve"> (-0.78).</w:t>
+        <w:t xml:space="preserve"> (-0.74).</w:t>
       </w:r>
     </w:p>
     <w:p>
@@ -11981,7 +11981,7 @@
               <w:rPr>
                 <w:b/>
               </w:rPr>
-              <w:t>91.35</w:t>
+              <w:t>91.72</w:t>
             </w:r>
           </w:p>
         </w:tc>
@@ -12012,7 +12012,7 @@
               <w:rPr>
                 <w:b/>
               </w:rPr>
-              <w:t>+0.36%</w:t>
+              <w:t>+0.77%</w:t>
             </w:r>
           </w:p>
         </w:tc>
@@ -13323,7 +13323,7 @@
             </w:pPr>
             <w:r/>
             <w:r>
-              <w:t>61% Good to Excellent</w:t>
+              <w:t>60% Good to Excellent</w:t>
             </w:r>
           </w:p>
         </w:tc>
@@ -22163,7 +22163,7 @@
               <w:rPr>
                 <w:b/>
               </w:rPr>
-              <w:t>91.35</w:t>
+              <w:t>91.72</w:t>
             </w:r>
           </w:p>
         </w:tc>
@@ -22194,7 +22194,7 @@
               <w:rPr>
                 <w:b/>
               </w:rPr>
-              <w:t>+0.36%</w:t>
+              <w:t>+0.77%</w:t>
             </w:r>
           </w:p>
         </w:tc>
@@ -23317,7 +23317,7 @@
             </w:pPr>
             <w:r/>
             <w:r>
-              <w:t>Đông 91% thu hoạch, Xuân 24% thu hoạch</w:t>
+              <w:t>Đông 96% thu hoạch, Xuân 41% thu hoạch</w:t>
             </w:r>
           </w:p>
         </w:tc>
@@ -23416,7 +23416,7 @@
             </w:pPr>
             <w:r/>
             <w:r>
-              <w:t>Đông N/A (Cuối vụ), Xuân 51% G/E</w:t>
+              <w:t>Đông N/A (Cuối vụ), Xuân 52% G/E</w:t>
             </w:r>
           </w:p>
         </w:tc>

--- a/Daily Reports/20_08_2026-CBOT Reports.docx
+++ b/Daily Reports/20_08_2026-CBOT Reports.docx
@@ -104,7 +104,7 @@
           <w:color w:val="5C768D"/>
           <w:sz w:val="19"/>
         </w:rPr>
-        <w:t>Cập nhật tự động qua `macro_tracker.py` vào lúc 06:33 ICT ngày 20/08/2026</w:t>
+        <w:t>Cập nhật tự động qua `macro_tracker.py` vào lúc 06:52 ICT ngày 20/08/2026</w:t>
       </w:r>
     </w:p>
     <w:tbl>
@@ -313,7 +313,7 @@
               <w:rPr>
                 <w:b/>
               </w:rPr>
-              <w:t>91.72 / thùng</w:t>
+              <w:t>91.57 / thùng</w:t>
             </w:r>
           </w:p>
         </w:tc>
@@ -344,7 +344,7 @@
               <w:rPr>
                 <w:b/>
               </w:rPr>
-              <w:t>+0.77%</w:t>
+              <w:t>+0.60%</w:t>
             </w:r>
           </w:p>
         </w:tc>
@@ -1218,7 +1218,7 @@
         <w:rPr>
           <w:b/>
         </w:rPr>
-        <w:t>`91.72` (+0.77%)</w:t>
+        <w:t>`91.57` (+0.60%)</w:t>
       </w:r>
       <w:r>
         <w:t xml:space="preserve"> | DXY: </w:t>
@@ -1306,7 +1306,7 @@
           <w:color w:val="5C768D"/>
           <w:sz w:val="19"/>
         </w:rPr>
-        <w:t>Cập nhật tự động lúc 06:33 ICT ngày 20/08/2026 — Nguồn: NOAA, USDA, BOM Australia</w:t>
+        <w:t>Cập nhật tự động lúc 06:52 ICT ngày 20/08/2026 — Nguồn: NOAA, USDA, BOM Australia</w:t>
       </w:r>
     </w:p>
     <w:p>
@@ -3605,7 +3605,7 @@
               <w:rPr>
                 <w:b/>
               </w:rPr>
-              <w:t>497.51 (-0.74)</w:t>
+              <w:t>497.49 (-0.76)</w:t>
             </w:r>
           </w:p>
         </w:tc>
@@ -11614,10 +11614,10 @@
         <w:rPr>
           <w:b/>
         </w:rPr>
-        <w:t>`497.51 cents`</w:t>
+        <w:t>`497.49 cents`</w:t>
       </w:r>
       <w:r>
-        <w:t xml:space="preserve"> (-0.74).</w:t>
+        <w:t xml:space="preserve"> (-0.76).</w:t>
       </w:r>
     </w:p>
     <w:p>
@@ -11981,7 +11981,7 @@
               <w:rPr>
                 <w:b/>
               </w:rPr>
-              <w:t>91.72</w:t>
+              <w:t>91.57</w:t>
             </w:r>
           </w:p>
         </w:tc>
@@ -12012,7 +12012,7 @@
               <w:rPr>
                 <w:b/>
               </w:rPr>
-              <w:t>+0.77%</w:t>
+              <w:t>+0.60%</w:t>
             </w:r>
           </w:p>
         </w:tc>
@@ -22163,7 +22163,7 @@
               <w:rPr>
                 <w:b/>
               </w:rPr>
-              <w:t>91.72</w:t>
+              <w:t>91.57</w:t>
             </w:r>
           </w:p>
         </w:tc>
@@ -22194,7 +22194,7 @@
               <w:rPr>
                 <w:b/>
               </w:rPr>
-              <w:t>+0.77%</w:t>
+              <w:t>+0.60%</w:t>
             </w:r>
           </w:p>
         </w:tc>

--- a/Daily Reports/20_08_2026-CBOT Reports.docx
+++ b/Daily Reports/20_08_2026-CBOT Reports.docx
@@ -104,7 +104,7 @@
           <w:color w:val="5C768D"/>
           <w:sz w:val="19"/>
         </w:rPr>
-        <w:t>Cập nhật tự động qua `macro_tracker.py` vào lúc 06:52 ICT ngày 20/08/2026</w:t>
+        <w:t>Cập nhật tự động qua `macro_tracker.py` vào lúc 07:00 ICT ngày 20/08/2026</w:t>
       </w:r>
     </w:p>
     <w:tbl>
@@ -442,7 +442,7 @@
               <w:rPr>
                 <w:b/>
               </w:rPr>
-              <w:t>98.77</w:t>
+              <w:t>98.83</w:t>
             </w:r>
           </w:p>
         </w:tc>
@@ -473,7 +473,7 @@
               <w:rPr>
                 <w:b/>
               </w:rPr>
-              <w:t>-0.89%</w:t>
+              <w:t>-0.82%</w:t>
             </w:r>
           </w:p>
         </w:tc>
@@ -1227,7 +1227,7 @@
         <w:rPr>
           <w:b/>
         </w:rPr>
-        <w:t>`98.77` (-0.89%)</w:t>
+        <w:t>`98.83` (-0.82%)</w:t>
       </w:r>
       <w:r>
         <w:t xml:space="preserve"> | Lúa mì CBOT: </w:t>
@@ -1306,7 +1306,7 @@
           <w:color w:val="5C768D"/>
           <w:sz w:val="19"/>
         </w:rPr>
-        <w:t>Cập nhật tự động lúc 06:52 ICT ngày 20/08/2026 — Nguồn: NOAA, USDA, BOM Australia</w:t>
+        <w:t>Cập nhật tự động lúc 07:00 ICT ngày 20/08/2026 — Nguồn: NOAA, USDA, BOM Australia</w:t>
       </w:r>
     </w:p>
     <w:p>
@@ -3605,7 +3605,7 @@
               <w:rPr>
                 <w:b/>
               </w:rPr>
-              <w:t>497.49 (-0.76)</w:t>
+              <w:t>497.47 (-0.78)</w:t>
             </w:r>
           </w:p>
         </w:tc>
@@ -3853,7 +3853,7 @@
               <w:rPr>
                 <w:b/>
               </w:rPr>
-              <w:t>699.24 (+2.74)</w:t>
+              <w:t>699.20 (+2.70)</w:t>
             </w:r>
           </w:p>
         </w:tc>
@@ -11614,10 +11614,10 @@
         <w:rPr>
           <w:b/>
         </w:rPr>
-        <w:t>`497.49 cents`</w:t>
+        <w:t>`497.47 cents`</w:t>
       </w:r>
       <w:r>
-        <w:t xml:space="preserve"> (-0.76).</w:t>
+        <w:t xml:space="preserve"> (-0.78).</w:t>
       </w:r>
     </w:p>
     <w:p>
@@ -12104,7 +12104,7 @@
               <w:rPr>
                 <w:b/>
               </w:rPr>
-              <w:t>98.77</w:t>
+              <w:t>98.83</w:t>
             </w:r>
           </w:p>
         </w:tc>
@@ -12135,7 +12135,7 @@
               <w:rPr>
                 <w:b/>
               </w:rPr>
-              <w:t>-0.89%</w:t>
+              <w:t>-0.82%</w:t>
             </w:r>
           </w:p>
         </w:tc>
@@ -21796,10 +21796,10 @@
         <w:rPr>
           <w:b/>
         </w:rPr>
-        <w:t>`699.24 cents`</w:t>
+        <w:t>`699.20 cents`</w:t>
       </w:r>
       <w:r>
-        <w:t xml:space="preserve"> (+2.74).</w:t>
+        <w:t xml:space="preserve"> (+2.70).</w:t>
       </w:r>
     </w:p>
     <w:p>
@@ -22286,7 +22286,7 @@
               <w:rPr>
                 <w:b/>
               </w:rPr>
-              <w:t>98.77</w:t>
+              <w:t>98.83</w:t>
             </w:r>
           </w:p>
         </w:tc>
@@ -22317,7 +22317,7 @@
               <w:rPr>
                 <w:b/>
               </w:rPr>
-              <w:t>-0.89%</w:t>
+              <w:t>-0.82%</w:t>
             </w:r>
           </w:p>
         </w:tc>

--- a/Daily Reports/20_08_2026-CBOT Reports.docx
+++ b/Daily Reports/20_08_2026-CBOT Reports.docx
@@ -104,7 +104,7 @@
           <w:color w:val="5C768D"/>
           <w:sz w:val="19"/>
         </w:rPr>
-        <w:t>Cập nhật tự động qua `macro_tracker.py` vào lúc 09:00 ICT ngày 20/08/2026</w:t>
+        <w:t>Cập nhật tự động qua `macro_tracker.py` vào lúc 11:38 ICT ngày 20/08/2026</w:t>
       </w:r>
     </w:p>
     <w:tbl>
@@ -313,7 +313,7 @@
               <w:rPr>
                 <w:b/>
               </w:rPr>
-              <w:t>91.96 / thùng</w:t>
+              <w:t>91.95 / thùng</w:t>
             </w:r>
           </w:p>
         </w:tc>
@@ -344,7 +344,7 @@
               <w:rPr>
                 <w:b/>
               </w:rPr>
-              <w:t>+1.03%</w:t>
+              <w:t>+0.36%</w:t>
             </w:r>
           </w:p>
         </w:tc>
@@ -442,7 +442,7 @@
               <w:rPr>
                 <w:b/>
               </w:rPr>
-              <w:t>98.85</w:t>
+              <w:t>98.82</w:t>
             </w:r>
           </w:p>
         </w:tc>
@@ -473,7 +473,7 @@
               <w:rPr>
                 <w:b/>
               </w:rPr>
-              <w:t>-0.80%</w:t>
+              <w:t>-0.01%</w:t>
             </w:r>
           </w:p>
         </w:tc>
@@ -1218,7 +1218,7 @@
         <w:rPr>
           <w:b/>
         </w:rPr>
-        <w:t>`91.96` (+1.03%)</w:t>
+        <w:t>`91.95` (+0.36%)</w:t>
       </w:r>
       <w:r>
         <w:t xml:space="preserve"> | DXY: </w:t>
@@ -1227,7 +1227,7 @@
         <w:rPr>
           <w:b/>
         </w:rPr>
-        <w:t>`98.85` (-0.80%)</w:t>
+        <w:t>`98.82` (-0.01%)</w:t>
       </w:r>
       <w:r>
         <w:t xml:space="preserve"> | Lúa mì CBOT: </w:t>
@@ -1236,7 +1236,7 @@
         <w:rPr>
           <w:b/>
         </w:rPr>
-        <w:t>`697.00` (+4.89%)</w:t>
+        <w:t>`699.00` (+2.76%)</w:t>
       </w:r>
       <w:r>
         <w:t>.</w:t>
@@ -1306,7 +1306,7 @@
           <w:color w:val="5C768D"/>
           <w:sz w:val="19"/>
         </w:rPr>
-        <w:t>Cập nhật tự động lúc 09:00 ICT ngày 20/08/2026 — Nguồn: NOAA, USDA, BOM Australia</w:t>
+        <w:t>Cập nhật tự động lúc 11:38 ICT ngày 20/08/2026 — Nguồn: NOAA, USDA, BOM Australia</w:t>
       </w:r>
     </w:p>
     <w:p>
@@ -3574,7 +3574,7 @@
               <w:rPr>
                 <w:b/>
               </w:rPr>
-              <w:t>500.25</w:t>
+              <w:t>501.75</w:t>
             </w:r>
           </w:p>
         </w:tc>
@@ -3605,7 +3605,7 @@
               <w:rPr>
                 <w:b/>
               </w:rPr>
-              <w:t>498.81 (-1.44)</w:t>
+              <w:t>499.36 (-2.39)</w:t>
             </w:r>
           </w:p>
         </w:tc>
@@ -3633,7 +3633,7 @@
             </w:pPr>
             <w:r/>
             <w:r>
-              <w:t>Bullish (493.52 &gt; 490.01)</w:t>
+              <w:t>Bullish (493.63 &gt; 490.06)</w:t>
             </w:r>
           </w:p>
         </w:tc>
@@ -3661,7 +3661,7 @@
             </w:pPr>
             <w:r/>
             <w:r>
-              <w:t>2.50 cents</w:t>
+              <w:t>0.75 cents</w:t>
             </w:r>
           </w:p>
         </w:tc>
@@ -3822,7 +3822,7 @@
               <w:rPr>
                 <w:b/>
               </w:rPr>
-              <w:t>697.00</w:t>
+              <w:t>699.00</w:t>
             </w:r>
           </w:p>
         </w:tc>
@@ -3853,7 +3853,7 @@
               <w:rPr>
                 <w:b/>
               </w:rPr>
-              <w:t>699.75 (+2.75)</w:t>
+              <w:t>701.31 (+2.31)</w:t>
             </w:r>
           </w:p>
         </w:tc>
@@ -3881,7 +3881,7 @@
             </w:pPr>
             <w:r/>
             <w:r>
-              <w:t>Bullish (690.24 &gt; 687.30)</w:t>
+              <w:t>Bullish (690.36 &gt; 687.35)</w:t>
             </w:r>
           </w:p>
         </w:tc>
@@ -3909,7 +3909,7 @@
             </w:pPr>
             <w:r/>
             <w:r>
-              <w:t>3.75 cents</w:t>
+              <w:t>1.50 cents</w:t>
             </w:r>
           </w:p>
         </w:tc>
@@ -4347,7 +4347,7 @@
                 <w:b/>
                 <w:color w:val="15803D"/>
               </w:rPr>
-              <w:t>490.50 - 493.52 cents (Canh mua vùng hỗ trợ)</w:t>
+              <w:t>490.50 - 493.63 cents (Canh mua vùng hỗ trợ)</w:t>
             </w:r>
           </w:p>
         </w:tc>
@@ -4378,7 +4378,7 @@
               <w:rPr>
                 <w:b/>
               </w:rPr>
-              <w:t>453.86 cents (Dưới cản S2 + 1.5x ATR)</w:t>
+              <w:t>453.65 cents (Dưới cản S2 + 1.5x ATR)</w:t>
             </w:r>
           </w:p>
         </w:tc>
@@ -4414,7 +4414,7 @@
                 <w:color w:val="D97706"/>
                 <w:sz w:val="19"/>
               </w:rPr>
-              <w:t xml:space="preserve"> 499.37 cents </w:t>
+              <w:t xml:space="preserve"> 500.80 cents </w:t>
             </w:r>
             <w:r>
               <w:t xml:space="preserve"> / TP2: </w:t>
@@ -4425,7 +4425,7 @@
                 <w:color w:val="D97706"/>
                 <w:sz w:val="19"/>
               </w:rPr>
-              <w:t xml:space="preserve"> 500.50 cents </w:t>
+              <w:t xml:space="preserve"> 502.00 cents </w:t>
             </w:r>
           </w:p>
         </w:tc>
@@ -4590,7 +4590,7 @@
               <w:rPr>
                 <w:b/>
               </w:rPr>
-              <w:t>470.95 cents (Chống quét SL tuyệt đối)</w:t>
+              <w:t>470.84 cents (Chống quét SL tuyệt đối)</w:t>
             </w:r>
           </w:p>
         </w:tc>
@@ -4621,7 +4621,7 @@
               <w:rPr>
                 <w:b/>
               </w:rPr>
-              <w:t>515.00 cents (Ăn trọn biên độ ngô ~10.5 giá)</w:t>
+              <w:t>516.00 cents (Ăn trọn biên độ ngô ~10.5 giá)</w:t>
             </w:r>
           </w:p>
         </w:tc>
@@ -4752,7 +4752,7 @@
               <w:rPr>
                 <w:b/>
               </w:rPr>
-              <w:t>514.97 - 516.47 cents</w:t>
+              <w:t>515.92 - 517.42 cents</w:t>
             </w:r>
           </w:p>
         </w:tc>
@@ -4783,7 +4783,7 @@
               <w:rPr>
                 <w:b/>
               </w:rPr>
-              <w:t>517.03 cents</w:t>
+              <w:t>518.08 cents</w:t>
             </w:r>
           </w:p>
         </w:tc>
@@ -4945,7 +4945,7 @@
               <w:rPr>
                 <w:b/>
               </w:rPr>
-              <w:t>448.21 - 457.25 cents</w:t>
+              <w:t>447.66 - 457.25 cents</w:t>
             </w:r>
           </w:p>
         </w:tc>
@@ -5126,7 +5126,7 @@
                 <w:b/>
                 <w:color w:val="B91C1C"/>
               </w:rPr>
-              <w:t>690.24 - 687.30 cents (Canh bán hồi kỹ thuật H1)</w:t>
+              <w:t>690.36 - 687.35 cents (Canh bán hồi kỹ thuật H1)</w:t>
             </w:r>
           </w:p>
         </w:tc>
@@ -5157,7 +5157,7 @@
               <w:rPr>
                 <w:b/>
               </w:rPr>
-              <w:t>734.50 cents (Trên kháng cự R2 + 1.5x ATR)</w:t>
+              <w:t>734.86 cents (Trên kháng cự R2 + 1.5x ATR)</w:t>
             </w:r>
           </w:p>
         </w:tc>
@@ -5193,7 +5193,7 @@
                 <w:color w:val="D97706"/>
                 <w:sz w:val="19"/>
               </w:rPr>
-              <w:t xml:space="preserve"> 691.75 cents </w:t>
+              <w:t xml:space="preserve"> 695.25 cents </w:t>
             </w:r>
             <w:r>
               <w:t xml:space="preserve"> / TP2: </w:t>
@@ -5335,7 +5335,7 @@
               <w:rPr>
                 <w:b/>
               </w:rPr>
-              <w:t>689.75 - 691.75 cents</w:t>
+              <w:t>693.25 - 695.25 cents</w:t>
             </w:r>
           </w:p>
         </w:tc>
@@ -5366,7 +5366,7 @@
               <w:rPr>
                 <w:b/>
               </w:rPr>
-              <w:t>641.08 cents</w:t>
+              <w:t>640.84 cents</w:t>
             </w:r>
           </w:p>
         </w:tc>
@@ -5397,7 +5397,7 @@
               <w:rPr>
                 <w:b/>
               </w:rPr>
-              <w:t>699.25 cents (Đón sóng hồi trung hạn ~14.5 giá)</w:t>
+              <w:t>701.25 cents (Đón sóng hồi trung hạn ~14.5 giá)</w:t>
             </w:r>
           </w:p>
         </w:tc>
@@ -5528,7 +5528,7 @@
               <w:rPr>
                 <w:b/>
               </w:rPr>
-              <w:t>699.25 - 701.25 cents</w:t>
+              <w:t>701.25 - 703.25 cents</w:t>
             </w:r>
           </w:p>
         </w:tc>
@@ -5559,7 +5559,7 @@
               <w:rPr>
                 <w:b/>
               </w:rPr>
-              <w:t>703.42 cents</w:t>
+              <w:t>705.66 cents</w:t>
             </w:r>
           </w:p>
         </w:tc>
@@ -5721,7 +5721,7 @@
               <w:rPr>
                 <w:b/>
               </w:rPr>
-              <w:t>628.58 - 645.25 cents</w:t>
+              <w:t>627.62 - 645.25 cents</w:t>
             </w:r>
           </w:p>
         </w:tc>
@@ -11599,7 +11599,7 @@
         <w:t>Giá Chốt Phiên (Close):</w:t>
       </w:r>
       <w:r>
-        <w:t xml:space="preserve"> 500.25 cents | </w:t>
+        <w:t xml:space="preserve"> 501.75 cents | </w:t>
       </w:r>
       <w:r>
         <w:rPr>
@@ -11614,10 +11614,10 @@
         <w:rPr>
           <w:b/>
         </w:rPr>
-        <w:t>`498.81 cents`</w:t>
+        <w:t>`499.36 cents`</w:t>
       </w:r>
       <w:r>
-        <w:t xml:space="preserve"> (-1.44).</w:t>
+        <w:t xml:space="preserve"> (-2.39).</w:t>
       </w:r>
     </w:p>
     <w:p>
@@ -11638,7 +11638,7 @@
         <w:rPr>
           <w:b/>
         </w:rPr>
-        <w:t>`45,669`</w:t>
+        <w:t>`63,448`</w:t>
       </w:r>
       <w:r>
         <w:t xml:space="preserve"> (Chênh lệch: </w:t>
@@ -11647,7 +11647,7 @@
         <w:rPr>
           <w:b/>
         </w:rPr>
-        <w:t>`-201,819`</w:t>
+        <w:t>`-156,630`</w:t>
       </w:r>
       <w:r>
         <w:t xml:space="preserve">) | OI: </w:t>
@@ -11665,7 +11665,7 @@
         <w:rPr>
           <w:b/>
         </w:rPr>
-        <w:t>`+3,395`</w:t>
+        <w:t>`+0`</w:t>
       </w:r>
       <w:r>
         <w:t>)</w:t>
@@ -11689,7 +11689,7 @@
         <w:rPr>
           <w:b/>
         </w:rPr>
-        <w:t>`Không phát hiện mô hình nến đặc biệt`</w:t>
+        <w:t>`Doji (Nến lưỡng lự thế trận)`</w:t>
       </w:r>
     </w:p>
     <w:p>
@@ -11709,8 +11709,9 @@
       <w:r>
         <w:rPr>
           <w:b/>
+          <w:color w:val="B91C1C"/>
         </w:rPr>
-        <w:t>`Tăng nhẹ tích lũy (Accumulation Rally)`</w:t>
+        <w:t>`Tăng yếu / Rủi ro đảo chiều (Short Covering Rally)`</w:t>
       </w:r>
     </w:p>
     <w:p>
@@ -11980,7 +11981,7 @@
               <w:rPr>
                 <w:b/>
               </w:rPr>
-              <w:t>91.96</w:t>
+              <w:t>91.95</w:t>
             </w:r>
           </w:p>
         </w:tc>
@@ -12011,7 +12012,7 @@
               <w:rPr>
                 <w:b/>
               </w:rPr>
-              <w:t>+1.03%</w:t>
+              <w:t>+0.36%</w:t>
             </w:r>
           </w:p>
         </w:tc>
@@ -12103,7 +12104,7 @@
               <w:rPr>
                 <w:b/>
               </w:rPr>
-              <w:t>98.85</w:t>
+              <w:t>98.82</w:t>
             </w:r>
           </w:p>
         </w:tc>
@@ -12134,7 +12135,7 @@
               <w:rPr>
                 <w:b/>
               </w:rPr>
-              <w:t>-0.80%</w:t>
+              <w:t>-0.01%</w:t>
             </w:r>
           </w:p>
         </w:tc>
@@ -12738,7 +12739,7 @@
         <w:t xml:space="preserve"> EMA_21 </w:t>
       </w:r>
       <w:r>
-        <w:t xml:space="preserve"> (493.52) &gt; </w:t>
+        <w:t xml:space="preserve"> (493.63) &gt; </w:t>
       </w:r>
       <w:r>
         <w:rPr>
@@ -12749,7 +12750,7 @@
         <w:t xml:space="preserve"> EMA_50 </w:t>
       </w:r>
       <w:r>
-        <w:t xml:space="preserve"> (490.01).</w:t>
+        <w:t xml:space="preserve"> (490.06).</w:t>
       </w:r>
     </w:p>
     <w:p>
@@ -12770,7 +12771,7 @@
         <w:rPr>
           <w:b/>
         </w:rPr>
-        <w:t>`80.97`</w:t>
+        <w:t>`82.95`</w:t>
       </w:r>
       <w:r>
         <w:t xml:space="preserve"> | ATR (14) = </w:t>
@@ -12779,7 +12780,7 @@
         <w:rPr>
           <w:b/>
         </w:rPr>
-        <w:t>`2.26`</w:t>
+        <w:t>`2.40`</w:t>
       </w:r>
       <w:r>
         <w:t xml:space="preserve"> cents | Volatility = </w:t>
@@ -12788,7 +12789,7 @@
         <w:rPr>
           <w:b/>
         </w:rPr>
-        <w:t>`2.50 cents`</w:t>
+        <w:t>`0.75 cents`</w:t>
       </w:r>
       <w:r>
         <w:t>.</w:t>
@@ -12830,7 +12831,7 @@
         <w:rPr>
           <w:b/>
         </w:rPr>
-        <w:t>`499.37`</w:t>
+        <w:t>`500.80`</w:t>
       </w:r>
       <w:r>
         <w:t xml:space="preserve"> | R2: </w:t>
@@ -12839,7 +12840,7 @@
         <w:rPr>
           <w:b/>
         </w:rPr>
-        <w:t>`500.50`</w:t>
+        <w:t>`502.00`</w:t>
       </w:r>
     </w:p>
     <w:p>
@@ -13573,7 +13574,7 @@
           <w:b/>
           <w:color w:val="15803D"/>
         </w:rPr>
-        <w:t>`490.50 - 493.52 cents (Canh mua vùng hỗ trợ)`</w:t>
+        <w:t>`490.50 - 493.63 cents (Canh mua vùng hỗ trợ)`</w:t>
       </w:r>
       <w:r>
         <w:t xml:space="preserve"> | SL: </w:t>
@@ -13582,7 +13583,7 @@
         <w:rPr>
           <w:b/>
         </w:rPr>
-        <w:t>`453.86 cents (Dưới cản S2 + 1.5x ATR)`</w:t>
+        <w:t>`453.65 cents (Dưới cản S2 + 1.5x ATR)`</w:t>
       </w:r>
       <w:r>
         <w:t xml:space="preserve"> | TP: </w:t>
@@ -13593,7 +13594,7 @@
           <w:color w:val="D97706"/>
           <w:sz w:val="19"/>
         </w:rPr>
-        <w:t xml:space="preserve"> 499.37 cents </w:t>
+        <w:t xml:space="preserve"> 500.80 cents </w:t>
       </w:r>
       <w:r>
         <w:t xml:space="preserve"> / </w:t>
@@ -13604,7 +13605,7 @@
           <w:color w:val="D97706"/>
           <w:sz w:val="19"/>
         </w:rPr>
-        <w:t xml:space="preserve"> 500.50 cents </w:t>
+        <w:t xml:space="preserve"> 502.00 cents </w:t>
       </w:r>
       <w:r>
         <w:t>.</w:t>
@@ -13653,7 +13654,7 @@
         <w:rPr>
           <w:b/>
         </w:rPr>
-        <w:t>`470.95 cents (Chống quét SL tuyệt đối)`</w:t>
+        <w:t>`470.84 cents (Chống quét SL tuyệt đối)`</w:t>
       </w:r>
       <w:r>
         <w:t xml:space="preserve"> | TP: </w:t>
@@ -13662,7 +13663,7 @@
         <w:rPr>
           <w:b/>
         </w:rPr>
-        <w:t>`515.00 cents (Ăn trọn biên độ ngô ~10.5 giá)`</w:t>
+        <w:t>`516.00 cents (Ăn trọn biên độ ngô ~10.5 giá)`</w:t>
       </w:r>
       <w:r>
         <w:t>.</w:t>
@@ -13690,7 +13691,7 @@
         <w:rPr>
           <w:b/>
         </w:rPr>
-        <w:t>`514.97 - 516.47 cents`</w:t>
+        <w:t>`515.92 - 517.42 cents`</w:t>
       </w:r>
       <w:r>
         <w:t xml:space="preserve"> | SL: </w:t>
@@ -13699,7 +13700,7 @@
         <w:rPr>
           <w:b/>
         </w:rPr>
-        <w:t>`517.03 cents`</w:t>
+        <w:t>`518.08 cents`</w:t>
       </w:r>
       <w:r>
         <w:t xml:space="preserve"> | TP: </w:t>
@@ -13748,7 +13749,7 @@
         <w:rPr>
           <w:b/>
         </w:rPr>
-        <w:t>`448.21 - 457.25 cents`</w:t>
+        <w:t>`447.66 - 457.25 cents`</w:t>
       </w:r>
     </w:p>
     <w:p>
@@ -14155,7 +14156,7 @@
             </w:pPr>
             <w:r/>
             <w:r>
-              <w:t>500.25</w:t>
+              <w:t>501.75</w:t>
             </w:r>
           </w:p>
         </w:tc>
@@ -14183,7 +14184,7 @@
             </w:pPr>
             <w:r/>
             <w:r>
-              <w:t>504.00</w:t>
+              <w:t>505.50</w:t>
             </w:r>
           </w:p>
         </w:tc>
@@ -14211,7 +14212,7 @@
             </w:pPr>
             <w:r/>
             <w:r>
-              <w:t>497.00</w:t>
+              <w:t>498.50</w:t>
             </w:r>
           </w:p>
         </w:tc>
@@ -14242,7 +14243,7 @@
               <w:rPr>
                 <w:b/>
               </w:rPr>
-              <w:t>500.50</w:t>
+              <w:t>502.00</w:t>
             </w:r>
           </w:p>
         </w:tc>
@@ -14390,7 +14391,7 @@
             </w:pPr>
             <w:r/>
             <w:r>
-              <w:t>500.50</w:t>
+              <w:t>502.00</w:t>
             </w:r>
           </w:p>
         </w:tc>
@@ -14418,7 +14419,7 @@
             </w:pPr>
             <w:r/>
             <w:r>
-              <w:t>503.25</w:t>
+              <w:t>504.75</w:t>
             </w:r>
           </w:p>
         </w:tc>
@@ -14446,7 +14447,7 @@
             </w:pPr>
             <w:r/>
             <w:r>
-              <w:t>496.75</w:t>
+              <w:t>498.25</w:t>
             </w:r>
           </w:p>
         </w:tc>
@@ -14477,7 +14478,7 @@
               <w:rPr>
                 <w:b/>
               </w:rPr>
-              <w:t>500.00</w:t>
+              <w:t>501.50</w:t>
             </w:r>
           </w:p>
         </w:tc>
@@ -14625,7 +14626,7 @@
             </w:pPr>
             <w:r/>
             <w:r>
-              <w:t>500.00</w:t>
+              <w:t>501.50</w:t>
             </w:r>
           </w:p>
         </w:tc>
@@ -14653,7 +14654,7 @@
             </w:pPr>
             <w:r/>
             <w:r>
-              <w:t>503.00</w:t>
+              <w:t>504.50</w:t>
             </w:r>
           </w:p>
         </w:tc>
@@ -14681,7 +14682,7 @@
             </w:pPr>
             <w:r/>
             <w:r>
-              <w:t>496.00</w:t>
+              <w:t>497.50</w:t>
             </w:r>
           </w:p>
         </w:tc>
@@ -14712,7 +14713,7 @@
               <w:rPr>
                 <w:b/>
               </w:rPr>
-              <w:t>500.75</w:t>
+              <w:t>502.25</w:t>
             </w:r>
           </w:p>
         </w:tc>
@@ -14860,7 +14861,7 @@
             </w:pPr>
             <w:r/>
             <w:r>
-              <w:t>500.75</w:t>
+              <w:t>502.25</w:t>
             </w:r>
           </w:p>
         </w:tc>
@@ -14888,7 +14889,7 @@
             </w:pPr>
             <w:r/>
             <w:r>
-              <w:t>505.25</w:t>
+              <w:t>506.75</w:t>
             </w:r>
           </w:p>
         </w:tc>
@@ -14916,7 +14917,7 @@
             </w:pPr>
             <w:r/>
             <w:r>
-              <w:t>495.75</w:t>
+              <w:t>497.25</w:t>
             </w:r>
           </w:p>
         </w:tc>
@@ -14947,7 +14948,7 @@
               <w:rPr>
                 <w:b/>
               </w:rPr>
-              <w:t>501.50</w:t>
+              <w:t>503.00</w:t>
             </w:r>
           </w:p>
         </w:tc>
@@ -15095,7 +15096,7 @@
             </w:pPr>
             <w:r/>
             <w:r>
-              <w:t>501.50</w:t>
+              <w:t>503.00</w:t>
             </w:r>
           </w:p>
         </w:tc>
@@ -15123,7 +15124,7 @@
             </w:pPr>
             <w:r/>
             <w:r>
-              <w:t>507.00</w:t>
+              <w:t>508.50</w:t>
             </w:r>
           </w:p>
         </w:tc>
@@ -15151,7 +15152,7 @@
             </w:pPr>
             <w:r/>
             <w:r>
-              <w:t>495.25</w:t>
+              <w:t>496.75</w:t>
             </w:r>
           </w:p>
         </w:tc>
@@ -15182,7 +15183,7 @@
               <w:rPr>
                 <w:b/>
               </w:rPr>
-              <w:t>503.75</w:t>
+              <w:t>505.25</w:t>
             </w:r>
           </w:p>
         </w:tc>
@@ -15330,7 +15331,7 @@
             </w:pPr>
             <w:r/>
             <w:r>
-              <w:t>503.75</w:t>
+              <w:t>505.25</w:t>
             </w:r>
           </w:p>
         </w:tc>
@@ -15358,7 +15359,7 @@
             </w:pPr>
             <w:r/>
             <w:r>
-              <w:t>506.75</w:t>
+              <w:t>508.25</w:t>
             </w:r>
           </w:p>
         </w:tc>
@@ -15386,7 +15387,7 @@
             </w:pPr>
             <w:r/>
             <w:r>
-              <w:t>499.50</w:t>
+              <w:t>501.00</w:t>
             </w:r>
           </w:p>
         </w:tc>
@@ -15417,7 +15418,7 @@
               <w:rPr>
                 <w:b/>
               </w:rPr>
-              <w:t>504.00</w:t>
+              <w:t>505.50</w:t>
             </w:r>
           </w:p>
         </w:tc>
@@ -15565,7 +15566,7 @@
             </w:pPr>
             <w:r/>
             <w:r>
-              <w:t>504.00</w:t>
+              <w:t>505.50</w:t>
             </w:r>
           </w:p>
         </w:tc>
@@ -15593,7 +15594,7 @@
             </w:pPr>
             <w:r/>
             <w:r>
-              <w:t>507.25</w:t>
+              <w:t>508.75</w:t>
             </w:r>
           </w:p>
         </w:tc>
@@ -15621,7 +15622,7 @@
             </w:pPr>
             <w:r/>
             <w:r>
-              <w:t>497.50</w:t>
+              <w:t>499.00</w:t>
             </w:r>
           </w:p>
         </w:tc>
@@ -15652,7 +15653,7 @@
               <w:rPr>
                 <w:b/>
               </w:rPr>
-              <w:t>504.75</w:t>
+              <w:t>506.25</w:t>
             </w:r>
           </w:p>
         </w:tc>
@@ -15800,7 +15801,7 @@
             </w:pPr>
             <w:r/>
             <w:r>
-              <w:t>504.75</w:t>
+              <w:t>506.25</w:t>
             </w:r>
           </w:p>
         </w:tc>
@@ -15828,7 +15829,7 @@
             </w:pPr>
             <w:r/>
             <w:r>
-              <w:t>507.75</w:t>
+              <w:t>509.25</w:t>
             </w:r>
           </w:p>
         </w:tc>
@@ -15856,7 +15857,7 @@
             </w:pPr>
             <w:r/>
             <w:r>
-              <w:t>500.25</w:t>
+              <w:t>501.75</w:t>
             </w:r>
           </w:p>
         </w:tc>
@@ -15887,7 +15888,7 @@
               <w:rPr>
                 <w:b/>
               </w:rPr>
-              <w:t>504.25</w:t>
+              <w:t>505.75</w:t>
             </w:r>
           </w:p>
         </w:tc>
@@ -16035,7 +16036,7 @@
             </w:pPr>
             <w:r/>
             <w:r>
-              <w:t>504.25</w:t>
+              <w:t>505.75</w:t>
             </w:r>
           </w:p>
         </w:tc>
@@ -16063,7 +16064,7 @@
             </w:pPr>
             <w:r/>
             <w:r>
-              <w:t>508.25</w:t>
+              <w:t>509.75</w:t>
             </w:r>
           </w:p>
         </w:tc>
@@ -16091,7 +16092,7 @@
             </w:pPr>
             <w:r/>
             <w:r>
-              <w:t>498.50</w:t>
+              <w:t>500.00</w:t>
             </w:r>
           </w:p>
         </w:tc>
@@ -16122,7 +16123,7 @@
               <w:rPr>
                 <w:b/>
               </w:rPr>
-              <w:t>504.75</w:t>
+              <w:t>506.25</w:t>
             </w:r>
           </w:p>
         </w:tc>
@@ -16270,7 +16271,7 @@
             </w:pPr>
             <w:r/>
             <w:r>
-              <w:t>504.75</w:t>
+              <w:t>506.25</w:t>
             </w:r>
           </w:p>
         </w:tc>
@@ -16298,7 +16299,7 @@
             </w:pPr>
             <w:r/>
             <w:r>
-              <w:t>507.25</w:t>
+              <w:t>508.75</w:t>
             </w:r>
           </w:p>
         </w:tc>
@@ -16326,7 +16327,7 @@
             </w:pPr>
             <w:r/>
             <w:r>
-              <w:t>501.50</w:t>
+              <w:t>503.00</w:t>
             </w:r>
           </w:p>
         </w:tc>
@@ -16357,7 +16358,7 @@
               <w:rPr>
                 <w:b/>
               </w:rPr>
-              <w:t>505.25</w:t>
+              <w:t>506.75</w:t>
             </w:r>
           </w:p>
         </w:tc>
@@ -16505,7 +16506,7 @@
             </w:pPr>
             <w:r/>
             <w:r>
-              <w:t>505.25</w:t>
+              <w:t>506.75</w:t>
             </w:r>
           </w:p>
         </w:tc>
@@ -16533,7 +16534,7 @@
             </w:pPr>
             <w:r/>
             <w:r>
-              <w:t>508.75</w:t>
+              <w:t>510.25</w:t>
             </w:r>
           </w:p>
         </w:tc>
@@ -16561,7 +16562,7 @@
             </w:pPr>
             <w:r/>
             <w:r>
-              <w:t>499.25</w:t>
+              <w:t>500.75</w:t>
             </w:r>
           </w:p>
         </w:tc>
@@ -16592,7 +16593,7 @@
               <w:rPr>
                 <w:b/>
               </w:rPr>
-              <w:t>506.25</w:t>
+              <w:t>507.75</w:t>
             </w:r>
           </w:p>
         </w:tc>
@@ -16740,7 +16741,7 @@
             </w:pPr>
             <w:r/>
             <w:r>
-              <w:t>506.25</w:t>
+              <w:t>507.75</w:t>
             </w:r>
           </w:p>
         </w:tc>
@@ -16768,7 +16769,7 @@
             </w:pPr>
             <w:r/>
             <w:r>
-              <w:t>509.00</w:t>
+              <w:t>510.50</w:t>
             </w:r>
           </w:p>
         </w:tc>
@@ -16796,7 +16797,7 @@
             </w:pPr>
             <w:r/>
             <w:r>
-              <w:t>503.75</w:t>
+              <w:t>505.25</w:t>
             </w:r>
           </w:p>
         </w:tc>
@@ -16827,7 +16828,7 @@
               <w:rPr>
                 <w:b/>
               </w:rPr>
-              <w:t>506.25</w:t>
+              <w:t>507.75</w:t>
             </w:r>
           </w:p>
         </w:tc>
@@ -16975,7 +16976,7 @@
             </w:pPr>
             <w:r/>
             <w:r>
-              <w:t>506.25</w:t>
+              <w:t>507.75</w:t>
             </w:r>
           </w:p>
         </w:tc>
@@ -17003,7 +17004,7 @@
             </w:pPr>
             <w:r/>
             <w:r>
-              <w:t>509.00</w:t>
+              <w:t>510.50</w:t>
             </w:r>
           </w:p>
         </w:tc>
@@ -17031,7 +17032,7 @@
             </w:pPr>
             <w:r/>
             <w:r>
-              <w:t>503.75</w:t>
+              <w:t>505.25</w:t>
             </w:r>
           </w:p>
         </w:tc>
@@ -17062,7 +17063,7 @@
               <w:rPr>
                 <w:b/>
               </w:rPr>
-              <w:t>505.75</w:t>
+              <w:t>507.25</w:t>
             </w:r>
           </w:p>
         </w:tc>
@@ -17210,7 +17211,7 @@
             </w:pPr>
             <w:r/>
             <w:r>
-              <w:t>505.75</w:t>
+              <w:t>507.25</w:t>
             </w:r>
           </w:p>
         </w:tc>
@@ -17238,7 +17239,7 @@
             </w:pPr>
             <w:r/>
             <w:r>
-              <w:t>508.75</w:t>
+              <w:t>510.25</w:t>
             </w:r>
           </w:p>
         </w:tc>
@@ -17266,7 +17267,7 @@
             </w:pPr>
             <w:r/>
             <w:r>
-              <w:t>502.50</w:t>
+              <w:t>504.00</w:t>
             </w:r>
           </w:p>
         </w:tc>
@@ -17297,7 +17298,7 @@
               <w:rPr>
                 <w:b/>
               </w:rPr>
-              <w:t>505.50</w:t>
+              <w:t>507.00</w:t>
             </w:r>
           </w:p>
         </w:tc>
@@ -17445,7 +17446,7 @@
             </w:pPr>
             <w:r/>
             <w:r>
-              <w:t>505.50</w:t>
+              <w:t>507.00</w:t>
             </w:r>
           </w:p>
         </w:tc>
@@ -17473,7 +17474,7 @@
             </w:pPr>
             <w:r/>
             <w:r>
-              <w:t>509.50</w:t>
+              <w:t>511.00</w:t>
             </w:r>
           </w:p>
         </w:tc>
@@ -17501,7 +17502,7 @@
             </w:pPr>
             <w:r/>
             <w:r>
-              <w:t>500.25</w:t>
+              <w:t>501.75</w:t>
             </w:r>
           </w:p>
         </w:tc>
@@ -17532,7 +17533,7 @@
               <w:rPr>
                 <w:b/>
               </w:rPr>
-              <w:t>506.00</w:t>
+              <w:t>507.50</w:t>
             </w:r>
           </w:p>
         </w:tc>
@@ -17680,7 +17681,7 @@
             </w:pPr>
             <w:r/>
             <w:r>
-              <w:t>506.00</w:t>
+              <w:t>507.50</w:t>
             </w:r>
           </w:p>
         </w:tc>
@@ -17708,7 +17709,7 @@
             </w:pPr>
             <w:r/>
             <w:r>
-              <w:t>510.75</w:t>
+              <w:t>512.25</w:t>
             </w:r>
           </w:p>
         </w:tc>
@@ -17736,7 +17737,7 @@
             </w:pPr>
             <w:r/>
             <w:r>
-              <w:t>499.00</w:t>
+              <w:t>500.50</w:t>
             </w:r>
           </w:p>
         </w:tc>
@@ -17767,7 +17768,7 @@
               <w:rPr>
                 <w:b/>
               </w:rPr>
-              <w:t>508.00</w:t>
+              <w:t>509.50</w:t>
             </w:r>
           </w:p>
         </w:tc>
@@ -17915,7 +17916,7 @@
             </w:pPr>
             <w:r/>
             <w:r>
-              <w:t>508.00</w:t>
+              <w:t>509.50</w:t>
             </w:r>
           </w:p>
         </w:tc>
@@ -17943,7 +17944,7 @@
             </w:pPr>
             <w:r/>
             <w:r>
-              <w:t>516.00</w:t>
+              <w:t>517.50</w:t>
             </w:r>
           </w:p>
         </w:tc>
@@ -17971,7 +17972,7 @@
             </w:pPr>
             <w:r/>
             <w:r>
-              <w:t>501.00</w:t>
+              <w:t>502.50</w:t>
             </w:r>
           </w:p>
         </w:tc>
@@ -18002,7 +18003,7 @@
               <w:rPr>
                 <w:b/>
               </w:rPr>
-              <w:t>509.50</w:t>
+              <w:t>511.00</w:t>
             </w:r>
           </w:p>
         </w:tc>
@@ -18150,7 +18151,7 @@
             </w:pPr>
             <w:r/>
             <w:r>
-              <w:t>509.50</w:t>
+              <w:t>511.00</w:t>
             </w:r>
           </w:p>
         </w:tc>
@@ -18178,7 +18179,7 @@
             </w:pPr>
             <w:r/>
             <w:r>
-              <w:t>514.00</w:t>
+              <w:t>515.50</w:t>
             </w:r>
           </w:p>
         </w:tc>
@@ -18206,7 +18207,7 @@
             </w:pPr>
             <w:r/>
             <w:r>
-              <w:t>505.25</w:t>
+              <w:t>506.75</w:t>
             </w:r>
           </w:p>
         </w:tc>
@@ -18237,7 +18238,7 @@
               <w:rPr>
                 <w:b/>
               </w:rPr>
-              <w:t>509.00</w:t>
+              <w:t>510.50</w:t>
             </w:r>
           </w:p>
         </w:tc>
@@ -18385,7 +18386,7 @@
             </w:pPr>
             <w:r/>
             <w:r>
-              <w:t>509.00</w:t>
+              <w:t>510.50</w:t>
             </w:r>
           </w:p>
         </w:tc>
@@ -18413,7 +18414,7 @@
             </w:pPr>
             <w:r/>
             <w:r>
-              <w:t>511.25</w:t>
+              <w:t>512.75</w:t>
             </w:r>
           </w:p>
         </w:tc>
@@ -18441,7 +18442,7 @@
             </w:pPr>
             <w:r/>
             <w:r>
-              <w:t>506.25</w:t>
+              <w:t>507.75</w:t>
             </w:r>
           </w:p>
         </w:tc>
@@ -18472,7 +18473,7 @@
               <w:rPr>
                 <w:b/>
               </w:rPr>
-              <w:t>508.75</w:t>
+              <w:t>510.25</w:t>
             </w:r>
           </w:p>
         </w:tc>
@@ -18620,7 +18621,7 @@
             </w:pPr>
             <w:r/>
             <w:r>
-              <w:t>508.75</w:t>
+              <w:t>510.25</w:t>
             </w:r>
           </w:p>
         </w:tc>
@@ -18648,7 +18649,7 @@
             </w:pPr>
             <w:r/>
             <w:r>
-              <w:t>510.75</w:t>
+              <w:t>512.25</w:t>
             </w:r>
           </w:p>
         </w:tc>
@@ -18676,7 +18677,7 @@
             </w:pPr>
             <w:r/>
             <w:r>
-              <w:t>504.25</w:t>
+              <w:t>505.75</w:t>
             </w:r>
           </w:p>
         </w:tc>
@@ -18707,7 +18708,7 @@
               <w:rPr>
                 <w:b/>
               </w:rPr>
-              <w:t>509.00</w:t>
+              <w:t>510.50</w:t>
             </w:r>
           </w:p>
         </w:tc>
@@ -18855,7 +18856,7 @@
             </w:pPr>
             <w:r/>
             <w:r>
-              <w:t>509.00</w:t>
+              <w:t>510.50</w:t>
             </w:r>
           </w:p>
         </w:tc>
@@ -18883,7 +18884,7 @@
             </w:pPr>
             <w:r/>
             <w:r>
-              <w:t>512.75</w:t>
+              <w:t>514.25</w:t>
             </w:r>
           </w:p>
         </w:tc>
@@ -18911,7 +18912,7 @@
             </w:pPr>
             <w:r/>
             <w:r>
-              <w:t>506.25</w:t>
+              <w:t>507.75</w:t>
             </w:r>
           </w:p>
         </w:tc>
@@ -18942,7 +18943,7 @@
               <w:rPr>
                 <w:b/>
               </w:rPr>
-              <w:t>509.50</w:t>
+              <w:t>511.00</w:t>
             </w:r>
           </w:p>
         </w:tc>
@@ -19090,7 +19091,7 @@
             </w:pPr>
             <w:r/>
             <w:r>
-              <w:t>509.50</w:t>
+              <w:t>511.00</w:t>
             </w:r>
           </w:p>
         </w:tc>
@@ -19118,7 +19119,7 @@
             </w:pPr>
             <w:r/>
             <w:r>
-              <w:t>512.50</w:t>
+              <w:t>514.00</w:t>
             </w:r>
           </w:p>
         </w:tc>
@@ -19146,7 +19147,7 @@
             </w:pPr>
             <w:r/>
             <w:r>
-              <w:t>505.00</w:t>
+              <w:t>506.50</w:t>
             </w:r>
           </w:p>
         </w:tc>
@@ -19177,7 +19178,7 @@
               <w:rPr>
                 <w:b/>
               </w:rPr>
-              <w:t>509.75</w:t>
+              <w:t>511.25</w:t>
             </w:r>
           </w:p>
         </w:tc>
@@ -19325,7 +19326,7 @@
             </w:pPr>
             <w:r/>
             <w:r>
-              <w:t>509.75</w:t>
+              <w:t>511.25</w:t>
             </w:r>
           </w:p>
         </w:tc>
@@ -19353,7 +19354,7 @@
             </w:pPr>
             <w:r/>
             <w:r>
-              <w:t>514.00</w:t>
+              <w:t>515.50</w:t>
             </w:r>
           </w:p>
         </w:tc>
@@ -19381,7 +19382,7 @@
             </w:pPr>
             <w:r/>
             <w:r>
-              <w:t>506.50</w:t>
+              <w:t>508.00</w:t>
             </w:r>
           </w:p>
         </w:tc>
@@ -19412,7 +19413,7 @@
               <w:rPr>
                 <w:b/>
               </w:rPr>
-              <w:t>510.50</w:t>
+              <w:t>512.00</w:t>
             </w:r>
           </w:p>
         </w:tc>
@@ -19560,7 +19561,7 @@
             </w:pPr>
             <w:r/>
             <w:r>
-              <w:t>510.50</w:t>
+              <w:t>512.00</w:t>
             </w:r>
           </w:p>
         </w:tc>
@@ -19588,7 +19589,7 @@
             </w:pPr>
             <w:r/>
             <w:r>
-              <w:t>514.00</w:t>
+              <w:t>515.50</w:t>
             </w:r>
           </w:p>
         </w:tc>
@@ -19616,7 +19617,7 @@
             </w:pPr>
             <w:r/>
             <w:r>
-              <w:t>508.25</w:t>
+              <w:t>509.75</w:t>
             </w:r>
           </w:p>
         </w:tc>
@@ -19647,7 +19648,7 @@
               <w:rPr>
                 <w:b/>
               </w:rPr>
-              <w:t>510.50</w:t>
+              <w:t>512.00</w:t>
             </w:r>
           </w:p>
         </w:tc>
@@ -19795,7 +19796,7 @@
             </w:pPr>
             <w:r/>
             <w:r>
-              <w:t>510.50</w:t>
+              <w:t>512.00</w:t>
             </w:r>
           </w:p>
         </w:tc>
@@ -19823,7 +19824,7 @@
             </w:pPr>
             <w:r/>
             <w:r>
-              <w:t>514.25</w:t>
+              <w:t>515.75</w:t>
             </w:r>
           </w:p>
         </w:tc>
@@ -19851,7 +19852,7 @@
             </w:pPr>
             <w:r/>
             <w:r>
-              <w:t>507.00</w:t>
+              <w:t>508.50</w:t>
             </w:r>
           </w:p>
         </w:tc>
@@ -19882,7 +19883,7 @@
               <w:rPr>
                 <w:b/>
               </w:rPr>
-              <w:t>510.25</w:t>
+              <w:t>511.75</w:t>
             </w:r>
           </w:p>
         </w:tc>
@@ -20030,7 +20031,7 @@
             </w:pPr>
             <w:r/>
             <w:r>
-              <w:t>510.25</w:t>
+              <w:t>511.75</w:t>
             </w:r>
           </w:p>
         </w:tc>
@@ -20058,7 +20059,7 @@
             </w:pPr>
             <w:r/>
             <w:r>
-              <w:t>513.75</w:t>
+              <w:t>515.25</w:t>
             </w:r>
           </w:p>
         </w:tc>
@@ -20086,7 +20087,7 @@
             </w:pPr>
             <w:r/>
             <w:r>
-              <w:t>507.00</w:t>
+              <w:t>508.50</w:t>
             </w:r>
           </w:p>
         </w:tc>
@@ -20117,7 +20118,7 @@
               <w:rPr>
                 <w:b/>
               </w:rPr>
-              <w:t>510.00</w:t>
+              <w:t>511.50</w:t>
             </w:r>
           </w:p>
         </w:tc>
@@ -20265,7 +20266,7 @@
             </w:pPr>
             <w:r/>
             <w:r>
-              <w:t>510.00</w:t>
+              <w:t>511.50</w:t>
             </w:r>
           </w:p>
         </w:tc>
@@ -20293,7 +20294,7 @@
             </w:pPr>
             <w:r/>
             <w:r>
-              <w:t>513.00</w:t>
+              <w:t>514.50</w:t>
             </w:r>
           </w:p>
         </w:tc>
@@ -20321,7 +20322,7 @@
             </w:pPr>
             <w:r/>
             <w:r>
-              <w:t>507.25</w:t>
+              <w:t>508.75</w:t>
             </w:r>
           </w:p>
         </w:tc>
@@ -20352,7 +20353,7 @@
               <w:rPr>
                 <w:b/>
               </w:rPr>
-              <w:t>510.25</w:t>
+              <w:t>511.75</w:t>
             </w:r>
           </w:p>
         </w:tc>
@@ -20500,7 +20501,7 @@
             </w:pPr>
             <w:r/>
             <w:r>
-              <w:t>510.25</w:t>
+              <w:t>511.75</w:t>
             </w:r>
           </w:p>
         </w:tc>
@@ -20528,7 +20529,7 @@
             </w:pPr>
             <w:r/>
             <w:r>
-              <w:t>513.25</w:t>
+              <w:t>514.75</w:t>
             </w:r>
           </w:p>
         </w:tc>
@@ -20556,7 +20557,7 @@
             </w:pPr>
             <w:r/>
             <w:r>
-              <w:t>507.50</w:t>
+              <w:t>509.00</w:t>
             </w:r>
           </w:p>
         </w:tc>
@@ -20587,7 +20588,7 @@
               <w:rPr>
                 <w:b/>
               </w:rPr>
-              <w:t>510.25</w:t>
+              <w:t>511.75</w:t>
             </w:r>
           </w:p>
         </w:tc>
@@ -20735,7 +20736,7 @@
             </w:pPr>
             <w:r/>
             <w:r>
-              <w:t>510.25</w:t>
+              <w:t>511.75</w:t>
             </w:r>
           </w:p>
         </w:tc>
@@ -20763,7 +20764,7 @@
             </w:pPr>
             <w:r/>
             <w:r>
-              <w:t>514.25</w:t>
+              <w:t>515.75</w:t>
             </w:r>
           </w:p>
         </w:tc>
@@ -20791,7 +20792,7 @@
             </w:pPr>
             <w:r/>
             <w:r>
-              <w:t>506.75</w:t>
+              <w:t>508.25</w:t>
             </w:r>
           </w:p>
         </w:tc>
@@ -20822,7 +20823,7 @@
               <w:rPr>
                 <w:b/>
               </w:rPr>
-              <w:t>510.75</w:t>
+              <w:t>512.25</w:t>
             </w:r>
           </w:p>
         </w:tc>
@@ -20970,7 +20971,7 @@
             </w:pPr>
             <w:r/>
             <w:r>
-              <w:t>510.75</w:t>
+              <w:t>512.25</w:t>
             </w:r>
           </w:p>
         </w:tc>
@@ -20998,7 +20999,7 @@
             </w:pPr>
             <w:r/>
             <w:r>
-              <w:t>514.75</w:t>
+              <w:t>516.25</w:t>
             </w:r>
           </w:p>
         </w:tc>
@@ -21026,7 +21027,7 @@
             </w:pPr>
             <w:r/>
             <w:r>
-              <w:t>509.00</w:t>
+              <w:t>510.50</w:t>
             </w:r>
           </w:p>
         </w:tc>
@@ -21057,7 +21058,7 @@
               <w:rPr>
                 <w:b/>
               </w:rPr>
-              <w:t>510.50</w:t>
+              <w:t>512.00</w:t>
             </w:r>
           </w:p>
         </w:tc>
@@ -21780,7 +21781,7 @@
         <w:t>Giá Chốt Phiên (Close):</w:t>
       </w:r>
       <w:r>
-        <w:t xml:space="preserve"> 697.00 cents | </w:t>
+        <w:t xml:space="preserve"> 699.00 cents | </w:t>
       </w:r>
       <w:r>
         <w:rPr>
@@ -21795,10 +21796,10 @@
         <w:rPr>
           <w:b/>
         </w:rPr>
-        <w:t>`699.75 cents`</w:t>
+        <w:t>`701.31 cents`</w:t>
       </w:r>
       <w:r>
-        <w:t xml:space="preserve"> (+2.75).</w:t>
+        <w:t xml:space="preserve"> (+2.31).</w:t>
       </w:r>
     </w:p>
     <w:p>
@@ -21819,7 +21820,7 @@
         <w:rPr>
           <w:b/>
         </w:rPr>
-        <w:t>`1,358`</w:t>
+        <w:t>`2,219`</w:t>
       </w:r>
       <w:r>
         <w:t xml:space="preserve"> (Chênh lệch: </w:t>
@@ -21828,7 +21829,7 @@
         <w:rPr>
           <w:b/>
         </w:rPr>
-        <w:t>`-76,410`</w:t>
+        <w:t>`-92,419`</w:t>
       </w:r>
       <w:r>
         <w:t xml:space="preserve">) | OI: </w:t>
@@ -21846,7 +21847,7 @@
         <w:rPr>
           <w:b/>
         </w:rPr>
-        <w:t>`-7,521`</w:t>
+        <w:t>`+0`</w:t>
       </w:r>
       <w:r>
         <w:t>)</w:t>
@@ -22162,7 +22163,7 @@
               <w:rPr>
                 <w:b/>
               </w:rPr>
-              <w:t>91.96</w:t>
+              <w:t>91.95</w:t>
             </w:r>
           </w:p>
         </w:tc>
@@ -22193,7 +22194,7 @@
               <w:rPr>
                 <w:b/>
               </w:rPr>
-              <w:t>+1.03%</w:t>
+              <w:t>+0.36%</w:t>
             </w:r>
           </w:p>
         </w:tc>
@@ -22285,7 +22286,7 @@
               <w:rPr>
                 <w:b/>
               </w:rPr>
-              <w:t>98.85</w:t>
+              <w:t>98.82</w:t>
             </w:r>
           </w:p>
         </w:tc>
@@ -22316,7 +22317,7 @@
               <w:rPr>
                 <w:b/>
               </w:rPr>
-              <w:t>-0.80%</w:t>
+              <w:t>-0.01%</w:t>
             </w:r>
           </w:p>
         </w:tc>
@@ -22920,7 +22921,7 @@
         <w:t xml:space="preserve"> EMA_21 </w:t>
       </w:r>
       <w:r>
-        <w:t xml:space="preserve"> (690.24) &gt; </w:t>
+        <w:t xml:space="preserve"> (690.36) &gt; </w:t>
       </w:r>
       <w:r>
         <w:rPr>
@@ -22931,7 +22932,7 @@
         <w:t xml:space="preserve"> EMA_50 </w:t>
       </w:r>
       <w:r>
-        <w:t xml:space="preserve"> (687.30).</w:t>
+        <w:t xml:space="preserve"> (687.35).</w:t>
       </w:r>
     </w:p>
     <w:p>
@@ -22952,7 +22953,7 @@
         <w:rPr>
           <w:b/>
         </w:rPr>
-        <w:t>`63.46`</w:t>
+        <w:t>`65.14`</w:t>
       </w:r>
       <w:r>
         <w:t xml:space="preserve"> | ATR (14) = </w:t>
@@ -22961,7 +22962,7 @@
         <w:rPr>
           <w:b/>
         </w:rPr>
-        <w:t>`4.17`</w:t>
+        <w:t>`4.41`</w:t>
       </w:r>
       <w:r>
         <w:t xml:space="preserve"> cents | Volatility = </w:t>
@@ -22970,7 +22971,7 @@
         <w:rPr>
           <w:b/>
         </w:rPr>
-        <w:t>`3.75 cents`</w:t>
+        <w:t>`1.50 cents`</w:t>
       </w:r>
       <w:r>
         <w:t>.</w:t>
@@ -22994,7 +22995,7 @@
         <w:rPr>
           <w:b/>
         </w:rPr>
-        <w:t>`691.75`</w:t>
+        <w:t>`695.25`</w:t>
       </w:r>
       <w:r>
         <w:t xml:space="preserve"> | S2: </w:t>
@@ -23012,7 +23013,7 @@
         <w:rPr>
           <w:b/>
         </w:rPr>
-        <w:t>`699.25`</w:t>
+        <w:t>`701.25`</w:t>
       </w:r>
       <w:r>
         <w:t xml:space="preserve"> | R2: </w:t>
@@ -23745,7 +23746,7 @@
           <w:b/>
           <w:color w:val="B91C1C"/>
         </w:rPr>
-        <w:t>`690.24 - 687.30 cents (Canh bán hồi kỹ thuật H1)`</w:t>
+        <w:t>`690.36 - 687.35 cents (Canh bán hồi kỹ thuật H1)`</w:t>
       </w:r>
       <w:r>
         <w:t xml:space="preserve"> | SL: </w:t>
@@ -23754,7 +23755,7 @@
         <w:rPr>
           <w:b/>
         </w:rPr>
-        <w:t>`734.50 cents (Trên kháng cự R2 + 1.5x ATR)`</w:t>
+        <w:t>`734.86 cents (Trên kháng cự R2 + 1.5x ATR)`</w:t>
       </w:r>
       <w:r>
         <w:t xml:space="preserve"> | TP: </w:t>
@@ -23765,7 +23766,7 @@
           <w:color w:val="D97706"/>
           <w:sz w:val="19"/>
         </w:rPr>
-        <w:t xml:space="preserve"> 691.75 cents </w:t>
+        <w:t xml:space="preserve"> 695.25 cents </w:t>
       </w:r>
       <w:r>
         <w:t xml:space="preserve"> / </w:t>
@@ -23816,7 +23817,7 @@
         <w:rPr>
           <w:b/>
         </w:rPr>
-        <w:t>`689.75 - 691.75 cents`</w:t>
+        <w:t>`693.25 - 695.25 cents`</w:t>
       </w:r>
       <w:r>
         <w:t xml:space="preserve"> | SL: </w:t>
@@ -23825,7 +23826,7 @@
         <w:rPr>
           <w:b/>
         </w:rPr>
-        <w:t>`641.08 cents`</w:t>
+        <w:t>`640.84 cents`</w:t>
       </w:r>
       <w:r>
         <w:t xml:space="preserve"> | TP: </w:t>
@@ -23834,7 +23835,7 @@
         <w:rPr>
           <w:b/>
         </w:rPr>
-        <w:t>`699.25 cents (Đón sóng hồi trung hạn ~14.5 giá)`</w:t>
+        <w:t>`701.25 cents (Đón sóng hồi trung hạn ~14.5 giá)`</w:t>
       </w:r>
       <w:r>
         <w:t>.</w:t>
@@ -23862,7 +23863,7 @@
         <w:rPr>
           <w:b/>
         </w:rPr>
-        <w:t>`699.25 - 701.25 cents`</w:t>
+        <w:t>`701.25 - 703.25 cents`</w:t>
       </w:r>
       <w:r>
         <w:t xml:space="preserve"> | SL: </w:t>
@@ -23871,7 +23872,7 @@
         <w:rPr>
           <w:b/>
         </w:rPr>
-        <w:t>`703.42 cents`</w:t>
+        <w:t>`705.66 cents`</w:t>
       </w:r>
       <w:r>
         <w:t xml:space="preserve"> | TP: </w:t>
@@ -23920,7 +23921,7 @@
         <w:rPr>
           <w:b/>
         </w:rPr>
-        <w:t>`628.58 - 645.25 cents`</w:t>
+        <w:t>`627.62 - 645.25 cents`</w:t>
       </w:r>
     </w:p>
     <w:p>
@@ -24327,7 +24328,7 @@
             </w:pPr>
             <w:r/>
             <w:r>
-              <w:t>697.00</w:t>
+              <w:t>699.00</w:t>
             </w:r>
           </w:p>
         </w:tc>
@@ -24355,7 +24356,7 @@
             </w:pPr>
             <w:r/>
             <w:r>
-              <w:t>708.25</w:t>
+              <w:t>710.25</w:t>
             </w:r>
           </w:p>
         </w:tc>
@@ -24383,7 +24384,7 @@
             </w:pPr>
             <w:r/>
             <w:r>
-              <w:t>691.50</w:t>
+              <w:t>693.50</w:t>
             </w:r>
           </w:p>
         </w:tc>
@@ -24414,7 +24415,7 @@
               <w:rPr>
                 <w:b/>
               </w:rPr>
-              <w:t>696.25</w:t>
+              <w:t>698.25</w:t>
             </w:r>
           </w:p>
         </w:tc>
@@ -24562,7 +24563,7 @@
             </w:pPr>
             <w:r/>
             <w:r>
-              <w:t>696.25</w:t>
+              <w:t>698.25</w:t>
             </w:r>
           </w:p>
         </w:tc>
@@ -24590,7 +24591,7 @@
             </w:pPr>
             <w:r/>
             <w:r>
-              <w:t>703.75</w:t>
+              <w:t>705.75</w:t>
             </w:r>
           </w:p>
         </w:tc>
@@ -24618,7 +24619,7 @@
             </w:pPr>
             <w:r/>
             <w:r>
-              <w:t>690.25</w:t>
+              <w:t>692.25</w:t>
             </w:r>
           </w:p>
         </w:tc>
@@ -24649,7 +24650,7 @@
               <w:rPr>
                 <w:b/>
               </w:rPr>
-              <w:t>695.75</w:t>
+              <w:t>697.75</w:t>
             </w:r>
           </w:p>
         </w:tc>
@@ -24797,7 +24798,7 @@
             </w:pPr>
             <w:r/>
             <w:r>
-              <w:t>695.75</w:t>
+              <w:t>697.75</w:t>
             </w:r>
           </w:p>
         </w:tc>
@@ -24825,7 +24826,7 @@
             </w:pPr>
             <w:r/>
             <w:r>
-              <w:t>709.50</w:t>
+              <w:t>711.50</w:t>
             </w:r>
           </w:p>
         </w:tc>
@@ -24853,7 +24854,7 @@
             </w:pPr>
             <w:r/>
             <w:r>
-              <w:t>681.00</w:t>
+              <w:t>683.00</w:t>
             </w:r>
           </w:p>
         </w:tc>
@@ -24884,7 +24885,7 @@
               <w:rPr>
                 <w:b/>
               </w:rPr>
-              <w:t>697.75</w:t>
+              <w:t>699.75</w:t>
             </w:r>
           </w:p>
         </w:tc>
@@ -25032,7 +25033,7 @@
             </w:pPr>
             <w:r/>
             <w:r>
-              <w:t>697.75</w:t>
+              <w:t>699.75</w:t>
             </w:r>
           </w:p>
         </w:tc>
@@ -25060,7 +25061,7 @@
             </w:pPr>
             <w:r/>
             <w:r>
-              <w:t>711.00</w:t>
+              <w:t>713.00</w:t>
             </w:r>
           </w:p>
         </w:tc>
@@ -25088,7 +25089,7 @@
             </w:pPr>
             <w:r/>
             <w:r>
-              <w:t>689.50</w:t>
+              <w:t>691.50</w:t>
             </w:r>
           </w:p>
         </w:tc>
@@ -25119,7 +25120,7 @@
               <w:rPr>
                 <w:b/>
               </w:rPr>
-              <w:t>699.00</w:t>
+              <w:t>701.00</w:t>
             </w:r>
           </w:p>
         </w:tc>
@@ -25267,7 +25268,7 @@
             </w:pPr>
             <w:r/>
             <w:r>
-              <w:t>699.00</w:t>
+              <w:t>701.00</w:t>
             </w:r>
           </w:p>
         </w:tc>
@@ -25295,7 +25296,7 @@
             </w:pPr>
             <w:r/>
             <w:r>
-              <w:t>715.50</w:t>
+              <w:t>717.50</w:t>
             </w:r>
           </w:p>
         </w:tc>
@@ -25323,7 +25324,7 @@
             </w:pPr>
             <w:r/>
             <w:r>
-              <w:t>688.50</w:t>
+              <w:t>690.50</w:t>
             </w:r>
           </w:p>
         </w:tc>
@@ -25354,7 +25355,7 @@
               <w:rPr>
                 <w:b/>
               </w:rPr>
-              <w:t>703.50</w:t>
+              <w:t>705.50</w:t>
             </w:r>
           </w:p>
         </w:tc>
@@ -25502,7 +25503,7 @@
             </w:pPr>
             <w:r/>
             <w:r>
-              <w:t>703.50</w:t>
+              <w:t>705.50</w:t>
             </w:r>
           </w:p>
         </w:tc>
@@ -25530,7 +25531,7 @@
             </w:pPr>
             <w:r/>
             <w:r>
-              <w:t>711.25</w:t>
+              <w:t>713.25</w:t>
             </w:r>
           </w:p>
         </w:tc>
@@ -25558,7 +25559,7 @@
             </w:pPr>
             <w:r/>
             <w:r>
-              <w:t>692.50</w:t>
+              <w:t>694.50</w:t>
             </w:r>
           </w:p>
         </w:tc>
@@ -25589,7 +25590,7 @@
               <w:rPr>
                 <w:b/>
               </w:rPr>
-              <w:t>704.75</w:t>
+              <w:t>706.75</w:t>
             </w:r>
           </w:p>
         </w:tc>
@@ -25737,7 +25738,7 @@
             </w:pPr>
             <w:r/>
             <w:r>
-              <w:t>704.75</w:t>
+              <w:t>706.75</w:t>
             </w:r>
           </w:p>
         </w:tc>
@@ -25765,7 +25766,7 @@
             </w:pPr>
             <w:r/>
             <w:r>
-              <w:t>713.00</w:t>
+              <w:t>715.00</w:t>
             </w:r>
           </w:p>
         </w:tc>
@@ -25793,7 +25794,7 @@
             </w:pPr>
             <w:r/>
             <w:r>
-              <w:t>694.25</w:t>
+              <w:t>696.25</w:t>
             </w:r>
           </w:p>
         </w:tc>
@@ -25824,7 +25825,7 @@
               <w:rPr>
                 <w:b/>
               </w:rPr>
-              <w:t>706.50</w:t>
+              <w:t>708.50</w:t>
             </w:r>
           </w:p>
         </w:tc>
@@ -25972,7 +25973,7 @@
             </w:pPr>
             <w:r/>
             <w:r>
-              <w:t>706.50</w:t>
+              <w:t>708.50</w:t>
             </w:r>
           </w:p>
         </w:tc>
@@ -26000,7 +26001,7 @@
             </w:pPr>
             <w:r/>
             <w:r>
-              <w:t>718.75</w:t>
+              <w:t>720.75</w:t>
             </w:r>
           </w:p>
         </w:tc>
@@ -26028,7 +26029,7 @@
             </w:pPr>
             <w:r/>
             <w:r>
-              <w:t>696.75</w:t>
+              <w:t>698.75</w:t>
             </w:r>
           </w:p>
         </w:tc>
@@ -26059,7 +26060,7 @@
               <w:rPr>
                 <w:b/>
               </w:rPr>
-              <w:t>705.50</w:t>
+              <w:t>707.50</w:t>
             </w:r>
           </w:p>
         </w:tc>
@@ -26207,7 +26208,7 @@
             </w:pPr>
             <w:r/>
             <w:r>
-              <w:t>705.50</w:t>
+              <w:t>707.50</w:t>
             </w:r>
           </w:p>
         </w:tc>
@@ -26235,7 +26236,7 @@
             </w:pPr>
             <w:r/>
             <w:r>
-              <w:t>716.00</w:t>
+              <w:t>718.00</w:t>
             </w:r>
           </w:p>
         </w:tc>
@@ -26263,7 +26264,7 @@
             </w:pPr>
             <w:r/>
             <w:r>
-              <w:t>690.75</w:t>
+              <w:t>692.75</w:t>
             </w:r>
           </w:p>
         </w:tc>
@@ -26294,7 +26295,7 @@
               <w:rPr>
                 <w:b/>
               </w:rPr>
-              <w:t>707.75</w:t>
+              <w:t>709.75</w:t>
             </w:r>
           </w:p>
         </w:tc>
@@ -26442,7 +26443,7 @@
             </w:pPr>
             <w:r/>
             <w:r>
-              <w:t>707.75</w:t>
+              <w:t>709.75</w:t>
             </w:r>
           </w:p>
         </w:tc>
@@ -26470,7 +26471,7 @@
             </w:pPr>
             <w:r/>
             <w:r>
-              <w:t>718.25</w:t>
+              <w:t>720.25</w:t>
             </w:r>
           </w:p>
         </w:tc>
@@ -26498,7 +26499,7 @@
             </w:pPr>
             <w:r/>
             <w:r>
-              <w:t>701.50</w:t>
+              <w:t>703.50</w:t>
             </w:r>
           </w:p>
         </w:tc>
@@ -26529,7 +26530,7 @@
               <w:rPr>
                 <w:b/>
               </w:rPr>
-              <w:t>708.50</w:t>
+              <w:t>710.50</w:t>
             </w:r>
           </w:p>
         </w:tc>
@@ -26677,7 +26678,7 @@
             </w:pPr>
             <w:r/>
             <w:r>
-              <w:t>708.50</w:t>
+              <w:t>710.50</w:t>
             </w:r>
           </w:p>
         </w:tc>
@@ -26705,7 +26706,7 @@
             </w:pPr>
             <w:r/>
             <w:r>
-              <w:t>722.75</w:t>
+              <w:t>724.75</w:t>
             </w:r>
           </w:p>
         </w:tc>
@@ -26733,7 +26734,7 @@
             </w:pPr>
             <w:r/>
             <w:r>
-              <w:t>693.75</w:t>
+              <w:t>695.75</w:t>
             </w:r>
           </w:p>
         </w:tc>
@@ -26764,7 +26765,7 @@
               <w:rPr>
                 <w:b/>
               </w:rPr>
-              <w:t>710.50</w:t>
+              <w:t>712.50</w:t>
             </w:r>
           </w:p>
         </w:tc>
@@ -26912,7 +26913,7 @@
             </w:pPr>
             <w:r/>
             <w:r>
-              <w:t>710.50</w:t>
+              <w:t>712.50</w:t>
             </w:r>
           </w:p>
         </w:tc>
@@ -26940,7 +26941,7 @@
             </w:pPr>
             <w:r/>
             <w:r>
-              <w:t>717.00</w:t>
+              <w:t>719.00</w:t>
             </w:r>
           </w:p>
         </w:tc>
@@ -26968,7 +26969,7 @@
             </w:pPr>
             <w:r/>
             <w:r>
-              <w:t>703.75</w:t>
+              <w:t>705.75</w:t>
             </w:r>
           </w:p>
         </w:tc>
@@ -26999,7 +27000,7 @@
               <w:rPr>
                 <w:b/>
               </w:rPr>
-              <w:t>710.75</w:t>
+              <w:t>712.75</w:t>
             </w:r>
           </w:p>
         </w:tc>
@@ -27147,7 +27148,7 @@
             </w:pPr>
             <w:r/>
             <w:r>
-              <w:t>710.75</w:t>
+              <w:t>712.75</w:t>
             </w:r>
           </w:p>
         </w:tc>
@@ -27175,7 +27176,7 @@
             </w:pPr>
             <w:r/>
             <w:r>
-              <w:t>721.00</w:t>
+              <w:t>723.00</w:t>
             </w:r>
           </w:p>
         </w:tc>
@@ -27203,7 +27204,7 @@
             </w:pPr>
             <w:r/>
             <w:r>
-              <w:t>702.75</w:t>
+              <w:t>704.75</w:t>
             </w:r>
           </w:p>
         </w:tc>
@@ -27234,7 +27235,7 @@
               <w:rPr>
                 <w:b/>
               </w:rPr>
-              <w:t>711.25</w:t>
+              <w:t>713.25</w:t>
             </w:r>
           </w:p>
         </w:tc>
@@ -27382,7 +27383,7 @@
             </w:pPr>
             <w:r/>
             <w:r>
-              <w:t>711.25</w:t>
+              <w:t>713.25</w:t>
             </w:r>
           </w:p>
         </w:tc>
@@ -27410,7 +27411,7 @@
             </w:pPr>
             <w:r/>
             <w:r>
-              <w:t>718.25</w:t>
+              <w:t>720.25</w:t>
             </w:r>
           </w:p>
         </w:tc>
@@ -27438,7 +27439,7 @@
             </w:pPr>
             <w:r/>
             <w:r>
-              <w:t>705.25</w:t>
+              <w:t>707.25</w:t>
             </w:r>
           </w:p>
         </w:tc>
@@ -27469,7 +27470,7 @@
               <w:rPr>
                 <w:b/>
               </w:rPr>
-              <w:t>710.50</w:t>
+              <w:t>712.50</w:t>
             </w:r>
           </w:p>
         </w:tc>
@@ -27617,7 +27618,7 @@
             </w:pPr>
             <w:r/>
             <w:r>
-              <w:t>710.50</w:t>
+              <w:t>712.50</w:t>
             </w:r>
           </w:p>
         </w:tc>
@@ -27645,7 +27646,7 @@
             </w:pPr>
             <w:r/>
             <w:r>
-              <w:t>724.00</w:t>
+              <w:t>726.00</w:t>
             </w:r>
           </w:p>
         </w:tc>
@@ -27673,7 +27674,7 @@
             </w:pPr>
             <w:r/>
             <w:r>
-              <w:t>697.50</w:t>
+              <w:t>699.50</w:t>
             </w:r>
           </w:p>
         </w:tc>
@@ -27704,7 +27705,7 @@
               <w:rPr>
                 <w:b/>
               </w:rPr>
-              <w:t>712.25</w:t>
+              <w:t>714.25</w:t>
             </w:r>
           </w:p>
         </w:tc>
@@ -27852,7 +27853,7 @@
             </w:pPr>
             <w:r/>
             <w:r>
-              <w:t>712.25</w:t>
+              <w:t>714.25</w:t>
             </w:r>
           </w:p>
         </w:tc>
@@ -27880,7 +27881,7 @@
             </w:pPr>
             <w:r/>
             <w:r>
-              <w:t>721.50</w:t>
+              <w:t>723.50</w:t>
             </w:r>
           </w:p>
         </w:tc>
@@ -27908,7 +27909,7 @@
             </w:pPr>
             <w:r/>
             <w:r>
-              <w:t>701.50</w:t>
+              <w:t>703.50</w:t>
             </w:r>
           </w:p>
         </w:tc>
@@ -27939,7 +27940,7 @@
               <w:rPr>
                 <w:b/>
               </w:rPr>
-              <w:t>712.75</w:t>
+              <w:t>714.75</w:t>
             </w:r>
           </w:p>
         </w:tc>
@@ -28087,7 +28088,7 @@
             </w:pPr>
             <w:r/>
             <w:r>
-              <w:t>712.75</w:t>
+              <w:t>714.75</w:t>
             </w:r>
           </w:p>
         </w:tc>
@@ -28115,7 +28116,7 @@
             </w:pPr>
             <w:r/>
             <w:r>
-              <w:t>725.00</w:t>
+              <w:t>727.00</w:t>
             </w:r>
           </w:p>
         </w:tc>
@@ -28143,7 +28144,7 @@
             </w:pPr>
             <w:r/>
             <w:r>
-              <w:t>698.50</w:t>
+              <w:t>700.50</w:t>
             </w:r>
           </w:p>
         </w:tc>
@@ -28174,7 +28175,7 @@
               <w:rPr>
                 <w:b/>
               </w:rPr>
-              <w:t>711.25</w:t>
+              <w:t>713.25</w:t>
             </w:r>
           </w:p>
         </w:tc>
@@ -28322,7 +28323,7 @@
             </w:pPr>
             <w:r/>
             <w:r>
-              <w:t>711.25</w:t>
+              <w:t>713.25</w:t>
             </w:r>
           </w:p>
         </w:tc>
@@ -28350,7 +28351,7 @@
             </w:pPr>
             <w:r/>
             <w:r>
-              <w:t>718.25</w:t>
+              <w:t>720.25</w:t>
             </w:r>
           </w:p>
         </w:tc>
@@ -28378,7 +28379,7 @@
             </w:pPr>
             <w:r/>
             <w:r>
-              <w:t>701.75</w:t>
+              <w:t>703.75</w:t>
             </w:r>
           </w:p>
         </w:tc>
@@ -28409,7 +28410,7 @@
               <w:rPr>
                 <w:b/>
               </w:rPr>
-              <w:t>711.75</w:t>
+              <w:t>713.75</w:t>
             </w:r>
           </w:p>
         </w:tc>
@@ -28557,7 +28558,7 @@
             </w:pPr>
             <w:r/>
             <w:r>
-              <w:t>711.75</w:t>
+              <w:t>713.75</w:t>
             </w:r>
           </w:p>
         </w:tc>
@@ -28585,7 +28586,7 @@
             </w:pPr>
             <w:r/>
             <w:r>
-              <w:t>722.25</w:t>
+              <w:t>724.25</w:t>
             </w:r>
           </w:p>
         </w:tc>
@@ -28613,7 +28614,7 @@
             </w:pPr>
             <w:r/>
             <w:r>
-              <w:t>704.50</w:t>
+              <w:t>706.50</w:t>
             </w:r>
           </w:p>
         </w:tc>
@@ -28644,7 +28645,7 @@
               <w:rPr>
                 <w:b/>
               </w:rPr>
-              <w:t>711.50</w:t>
+              <w:t>713.50</w:t>
             </w:r>
           </w:p>
         </w:tc>
@@ -28792,7 +28793,7 @@
             </w:pPr>
             <w:r/>
             <w:r>
-              <w:t>711.50</w:t>
+              <w:t>713.50</w:t>
             </w:r>
           </w:p>
         </w:tc>
@@ -28820,7 +28821,7 @@
             </w:pPr>
             <w:r/>
             <w:r>
-              <w:t>721.25</w:t>
+              <w:t>723.25</w:t>
             </w:r>
           </w:p>
         </w:tc>
@@ -28848,7 +28849,7 @@
             </w:pPr>
             <w:r/>
             <w:r>
-              <w:t>701.75</w:t>
+              <w:t>703.75</w:t>
             </w:r>
           </w:p>
         </w:tc>
@@ -28879,7 +28880,7 @@
               <w:rPr>
                 <w:b/>
               </w:rPr>
-              <w:t>712.00</w:t>
+              <w:t>714.00</w:t>
             </w:r>
           </w:p>
         </w:tc>
@@ -29027,7 +29028,7 @@
             </w:pPr>
             <w:r/>
             <w:r>
-              <w:t>712.00</w:t>
+              <w:t>714.00</w:t>
             </w:r>
           </w:p>
         </w:tc>
@@ -29055,7 +29056,7 @@
             </w:pPr>
             <w:r/>
             <w:r>
-              <w:t>722.75</w:t>
+              <w:t>724.75</w:t>
             </w:r>
           </w:p>
         </w:tc>
@@ -29083,7 +29084,7 @@
             </w:pPr>
             <w:r/>
             <w:r>
-              <w:t>704.75</w:t>
+              <w:t>706.75</w:t>
             </w:r>
           </w:p>
         </w:tc>
@@ -29114,7 +29115,7 @@
               <w:rPr>
                 <w:b/>
               </w:rPr>
-              <w:t>712.75</w:t>
+              <w:t>714.75</w:t>
             </w:r>
           </w:p>
         </w:tc>
@@ -29262,7 +29263,7 @@
             </w:pPr>
             <w:r/>
             <w:r>
-              <w:t>712.75</w:t>
+              <w:t>714.75</w:t>
             </w:r>
           </w:p>
         </w:tc>
@@ -29290,7 +29291,7 @@
             </w:pPr>
             <w:r/>
             <w:r>
-              <w:t>719.25</w:t>
+              <w:t>721.25</w:t>
             </w:r>
           </w:p>
         </w:tc>
@@ -29318,7 +29319,7 @@
             </w:pPr>
             <w:r/>
             <w:r>
-              <w:t>704.25</w:t>
+              <w:t>706.25</w:t>
             </w:r>
           </w:p>
         </w:tc>
@@ -29349,7 +29350,7 @@
               <w:rPr>
                 <w:b/>
               </w:rPr>
-              <w:t>713.25</w:t>
+              <w:t>715.25</w:t>
             </w:r>
           </w:p>
         </w:tc>
@@ -29497,7 +29498,7 @@
             </w:pPr>
             <w:r/>
             <w:r>
-              <w:t>713.25</w:t>
+              <w:t>715.25</w:t>
             </w:r>
           </w:p>
         </w:tc>
@@ -29525,7 +29526,7 @@
             </w:pPr>
             <w:r/>
             <w:r>
-              <w:t>724.25</w:t>
+              <w:t>726.25</w:t>
             </w:r>
           </w:p>
         </w:tc>
@@ -29553,7 +29554,7 @@
             </w:pPr>
             <w:r/>
             <w:r>
-              <w:t>701.50</w:t>
+              <w:t>703.50</w:t>
             </w:r>
           </w:p>
         </w:tc>
@@ -29584,7 +29585,7 @@
               <w:rPr>
                 <w:b/>
               </w:rPr>
-              <w:t>716.75</w:t>
+              <w:t>718.75</w:t>
             </w:r>
           </w:p>
         </w:tc>
@@ -29732,7 +29733,7 @@
             </w:pPr>
             <w:r/>
             <w:r>
-              <w:t>716.75</w:t>
+              <w:t>718.75</w:t>
             </w:r>
           </w:p>
         </w:tc>
@@ -29760,7 +29761,7 @@
             </w:pPr>
             <w:r/>
             <w:r>
-              <w:t>722.25</w:t>
+              <w:t>724.25</w:t>
             </w:r>
           </w:p>
         </w:tc>
@@ -29788,7 +29789,7 @@
             </w:pPr>
             <w:r/>
             <w:r>
-              <w:t>709.00</w:t>
+              <w:t>711.00</w:t>
             </w:r>
           </w:p>
         </w:tc>
@@ -29819,7 +29820,7 @@
               <w:rPr>
                 <w:b/>
               </w:rPr>
-              <w:t>717.50</w:t>
+              <w:t>719.50</w:t>
             </w:r>
           </w:p>
         </w:tc>
@@ -29967,7 +29968,7 @@
             </w:pPr>
             <w:r/>
             <w:r>
-              <w:t>717.50</w:t>
+              <w:t>719.50</w:t>
             </w:r>
           </w:p>
         </w:tc>
@@ -29995,7 +29996,7 @@
             </w:pPr>
             <w:r/>
             <w:r>
-              <w:t>726.75</w:t>
+              <w:t>728.75</w:t>
             </w:r>
           </w:p>
         </w:tc>
@@ -30023,7 +30024,7 @@
             </w:pPr>
             <w:r/>
             <w:r>
-              <w:t>711.00</w:t>
+              <w:t>713.00</w:t>
             </w:r>
           </w:p>
         </w:tc>
@@ -30054,7 +30055,7 @@
               <w:rPr>
                 <w:b/>
               </w:rPr>
-              <w:t>716.75</w:t>
+              <w:t>718.75</w:t>
             </w:r>
           </w:p>
         </w:tc>
@@ -30202,7 +30203,7 @@
             </w:pPr>
             <w:r/>
             <w:r>
-              <w:t>716.75</w:t>
+              <w:t>718.75</w:t>
             </w:r>
           </w:p>
         </w:tc>
@@ -30230,7 +30231,7 @@
             </w:pPr>
             <w:r/>
             <w:r>
-              <w:t>724.25</w:t>
+              <w:t>726.25</w:t>
             </w:r>
           </w:p>
         </w:tc>
@@ -30258,7 +30259,7 @@
             </w:pPr>
             <w:r/>
             <w:r>
-              <w:t>710.75</w:t>
+              <w:t>712.75</w:t>
             </w:r>
           </w:p>
         </w:tc>
@@ -30289,7 +30290,7 @@
               <w:rPr>
                 <w:b/>
               </w:rPr>
-              <w:t>715.75</w:t>
+              <w:t>717.75</w:t>
             </w:r>
           </w:p>
         </w:tc>
@@ -30437,7 +30438,7 @@
             </w:pPr>
             <w:r/>
             <w:r>
-              <w:t>715.75</w:t>
+              <w:t>717.75</w:t>
             </w:r>
           </w:p>
         </w:tc>
@@ -30465,7 +30466,7 @@
             </w:pPr>
             <w:r/>
             <w:r>
-              <w:t>722.75</w:t>
+              <w:t>724.75</w:t>
             </w:r>
           </w:p>
         </w:tc>
@@ -30493,7 +30494,7 @@
             </w:pPr>
             <w:r/>
             <w:r>
-              <w:t>702.25</w:t>
+              <w:t>704.25</w:t>
             </w:r>
           </w:p>
         </w:tc>
@@ -30524,7 +30525,7 @@
               <w:rPr>
                 <w:b/>
               </w:rPr>
-              <w:t>716.50</w:t>
+              <w:t>718.50</w:t>
             </w:r>
           </w:p>
         </w:tc>
@@ -30672,7 +30673,7 @@
             </w:pPr>
             <w:r/>
             <w:r>
-              <w:t>716.50</w:t>
+              <w:t>718.50</w:t>
             </w:r>
           </w:p>
         </w:tc>
@@ -30700,7 +30701,7 @@
             </w:pPr>
             <w:r/>
             <w:r>
-              <w:t>725.75</w:t>
+              <w:t>727.75</w:t>
             </w:r>
           </w:p>
         </w:tc>
@@ -30728,7 +30729,7 @@
             </w:pPr>
             <w:r/>
             <w:r>
-              <w:t>709.25</w:t>
+              <w:t>711.25</w:t>
             </w:r>
           </w:p>
         </w:tc>
@@ -30759,7 +30760,7 @@
               <w:rPr>
                 <w:b/>
               </w:rPr>
-              <w:t>716.25</w:t>
+              <w:t>718.25</w:t>
             </w:r>
           </w:p>
         </w:tc>
@@ -30907,7 +30908,7 @@
             </w:pPr>
             <w:r/>
             <w:r>
-              <w:t>716.25</w:t>
+              <w:t>718.25</w:t>
             </w:r>
           </w:p>
         </w:tc>
@@ -30935,7 +30936,7 @@
             </w:pPr>
             <w:r/>
             <w:r>
-              <w:t>724.75</w:t>
+              <w:t>726.75</w:t>
             </w:r>
           </w:p>
         </w:tc>
@@ -30963,7 +30964,7 @@
             </w:pPr>
             <w:r/>
             <w:r>
-              <w:t>702.25</w:t>
+              <w:t>704.25</w:t>
             </w:r>
           </w:p>
         </w:tc>
@@ -30994,7 +30995,7 @@
               <w:rPr>
                 <w:b/>
               </w:rPr>
-              <w:t>718.00</w:t>
+              <w:t>720.00</w:t>
             </w:r>
           </w:p>
         </w:tc>
@@ -31142,7 +31143,7 @@
             </w:pPr>
             <w:r/>
             <w:r>
-              <w:t>718.00</w:t>
+              <w:t>720.00</w:t>
             </w:r>
           </w:p>
         </w:tc>
@@ -31170,7 +31171,7 @@
             </w:pPr>
             <w:r/>
             <w:r>
-              <w:t>724.25</w:t>
+              <w:t>726.25</w:t>
             </w:r>
           </w:p>
         </w:tc>
@@ -31198,7 +31199,7 @@
             </w:pPr>
             <w:r/>
             <w:r>
-              <w:t>711.50</w:t>
+              <w:t>713.50</w:t>
             </w:r>
           </w:p>
         </w:tc>
@@ -31229,7 +31230,7 @@
               <w:rPr>
                 <w:b/>
               </w:rPr>
-              <w:t>717.25</w:t>
+              <w:t>719.25</w:t>
             </w:r>
           </w:p>
         </w:tc>

--- a/Daily Reports/20_08_2026-CBOT Reports.docx
+++ b/Daily Reports/20_08_2026-CBOT Reports.docx
@@ -104,7 +104,7 @@
           <w:color w:val="5C768D"/>
           <w:sz w:val="19"/>
         </w:rPr>
-        <w:t>Cập nhật tự động qua `macro_tracker.py` vào lúc 14:36 ICT ngày 20/08/2026</w:t>
+        <w:t>Cập nhật tự động qua `macro_tracker.py` vào lúc 15:01 ICT ngày 20/08/2026</w:t>
       </w:r>
     </w:p>
     <w:tbl>
@@ -313,7 +313,7 @@
               <w:rPr>
                 <w:b/>
               </w:rPr>
-              <w:t>92.96 / thùng</w:t>
+              <w:t>93.05 / thùng</w:t>
             </w:r>
           </w:p>
         </w:tc>
@@ -344,7 +344,7 @@
               <w:rPr>
                 <w:b/>
               </w:rPr>
-              <w:t>+1.46%</w:t>
+              <w:t>+1.56%</w:t>
             </w:r>
           </w:p>
         </w:tc>
@@ -442,7 +442,7 @@
               <w:rPr>
                 <w:b/>
               </w:rPr>
-              <w:t>98.80</w:t>
+              <w:t>98.76</w:t>
             </w:r>
           </w:p>
         </w:tc>
@@ -473,7 +473,7 @@
               <w:rPr>
                 <w:b/>
               </w:rPr>
-              <w:t>-0.03%</w:t>
+              <w:t>-0.07%</w:t>
             </w:r>
           </w:p>
         </w:tc>
@@ -1218,7 +1218,7 @@
         <w:rPr>
           <w:b/>
         </w:rPr>
-        <w:t>`92.96` (+1.46%)</w:t>
+        <w:t>`93.05` (+1.56%)</w:t>
       </w:r>
       <w:r>
         <w:t xml:space="preserve"> | DXY: </w:t>
@@ -1227,7 +1227,7 @@
         <w:rPr>
           <w:b/>
         </w:rPr>
-        <w:t>`98.80` (-0.03%)</w:t>
+        <w:t>`98.76` (-0.07%)</w:t>
       </w:r>
       <w:r>
         <w:t xml:space="preserve"> | Lúa mì CBOT: </w:t>
@@ -1236,7 +1236,7 @@
         <w:rPr>
           <w:b/>
         </w:rPr>
-        <w:t>`697.25` (+2.54%)</w:t>
+        <w:t>`700.50` (+2.98%)</w:t>
       </w:r>
       <w:r>
         <w:t>.</w:t>
@@ -1306,7 +1306,7 @@
           <w:color w:val="5C768D"/>
           <w:sz w:val="19"/>
         </w:rPr>
-        <w:t>Cập nhật tự động lúc 14:36 ICT ngày 20/08/2026 — Nguồn: NOAA, USDA, BOM Australia</w:t>
+        <w:t>Cập nhật tự động lúc 15:01 ICT ngày 20/08/2026 — Nguồn: NOAA, USDA, BOM Australia</w:t>
       </w:r>
     </w:p>
     <w:p>
@@ -3574,7 +3574,7 @@
               <w:rPr>
                 <w:b/>
               </w:rPr>
-              <w:t>501.00</w:t>
+              <w:t>502.00</w:t>
             </w:r>
           </w:p>
         </w:tc>
@@ -3605,7 +3605,7 @@
               <w:rPr>
                 <w:b/>
               </w:rPr>
-              <w:t>501.31 (+0.31)</w:t>
+              <w:t>501.11 (-0.89)</w:t>
             </w:r>
           </w:p>
         </w:tc>
@@ -3633,7 +3633,7 @@
             </w:pPr>
             <w:r/>
             <w:r>
-              <w:t>Bullish (496.96 &gt; 492.45)</w:t>
+              <w:t>Bullish (497.06 &gt; 492.49)</w:t>
             </w:r>
           </w:p>
         </w:tc>
@@ -3822,7 +3822,7 @@
               <w:rPr>
                 <w:b/>
               </w:rPr>
-              <w:t>697.25</w:t>
+              <w:t>700.50</w:t>
             </w:r>
           </w:p>
         </w:tc>
@@ -3853,7 +3853,7 @@
               <w:rPr>
                 <w:b/>
               </w:rPr>
-              <w:t>699.30 (+2.05)</w:t>
+              <w:t>702.09 (+1.59)</w:t>
             </w:r>
           </w:p>
         </w:tc>
@@ -3881,7 +3881,7 @@
             </w:pPr>
             <w:r/>
             <w:r>
-              <w:t>Bullish (693.49 &gt; 689.53)</w:t>
+              <w:t>Bullish (693.79 &gt; 689.66)</w:t>
             </w:r>
           </w:p>
         </w:tc>
@@ -3909,7 +3909,7 @@
             </w:pPr>
             <w:r/>
             <w:r>
-              <w:t>2.50 cents</w:t>
+              <w:t>4.00 cents</w:t>
             </w:r>
           </w:p>
         </w:tc>
@@ -4347,7 +4347,7 @@
                 <w:b/>
                 <w:color w:val="15803D"/>
               </w:rPr>
-              <w:t>490.50 - 496.96 cents (Canh mua vùng hỗ trợ)</w:t>
+              <w:t>490.50 - 497.06 cents (Canh mua vùng hỗ trợ)</w:t>
             </w:r>
           </w:p>
         </w:tc>
@@ -5126,7 +5126,7 @@
                 <w:b/>
                 <w:color w:val="B91C1C"/>
               </w:rPr>
-              <w:t>693.49 - 689.53 cents (Canh bán hồi kỹ thuật H1)</w:t>
+              <w:t>693.79 - 689.66 cents (Canh bán hồi kỹ thuật H1)</w:t>
             </w:r>
           </w:p>
         </w:tc>
@@ -5157,7 +5157,7 @@
               <w:rPr>
                 <w:b/>
               </w:rPr>
-              <w:t>732.91 cents (Trên kháng cự R2 + 1.5x ATR)</w:t>
+              <w:t>733.21 cents (Trên kháng cự R2 + 1.5x ATR)</w:t>
             </w:r>
           </w:p>
         </w:tc>
@@ -5304,7 +5304,7 @@
                 <w:b/>
                 <w:color w:val="15803D"/>
               </w:rPr>
-              <w:t>Long trung hạn (Swing) (ZWZ26)</w:t>
+              <w:t>Long trung hạn (Swing) (ZWH27)</w:t>
             </w:r>
           </w:p>
         </w:tc>
@@ -5335,7 +5335,7 @@
               <w:rPr>
                 <w:b/>
               </w:rPr>
-              <w:t>693.25 - 695.25 cents</w:t>
+              <w:t>709.00 - 711.00 cents</w:t>
             </w:r>
           </w:p>
         </w:tc>
@@ -5366,7 +5366,7 @@
               <w:rPr>
                 <w:b/>
               </w:rPr>
-              <w:t>642.15 cents</w:t>
+              <w:t>659.44 cents</w:t>
             </w:r>
           </w:p>
         </w:tc>
@@ -5397,7 +5397,7 @@
               <w:rPr>
                 <w:b/>
               </w:rPr>
-              <w:t>699.25 cents (Đón sóng hồi trung hạn ~14.5 giá)</w:t>
+              <w:t>721.50 cents (Đón sóng hồi trung hạn ~14.5 giá)</w:t>
             </w:r>
           </w:p>
         </w:tc>
@@ -5497,7 +5497,7 @@
                 <w:b/>
                 <w:color w:val="B91C1C"/>
               </w:rPr>
-              <w:t>Short trung hạn (Swing) (ZWZ26)</w:t>
+              <w:t>Short trung hạn (Swing) (ZWH27)</w:t>
             </w:r>
           </w:p>
         </w:tc>
@@ -5528,7 +5528,7 @@
               <w:rPr>
                 <w:b/>
               </w:rPr>
-              <w:t>699.25 - 701.25 cents</w:t>
+              <w:t>721.50 - 723.50 cents</w:t>
             </w:r>
           </w:p>
         </w:tc>
@@ -5559,7 +5559,7 @@
               <w:rPr>
                 <w:b/>
               </w:rPr>
-              <w:t>702.35 cents</w:t>
+              <w:t>724.56 cents</w:t>
             </w:r>
           </w:p>
         </w:tc>
@@ -5590,7 +5590,7 @@
               <w:rPr>
                 <w:b/>
               </w:rPr>
-              <w:t>645.25 cents (Thuận xu hướng giảm ngắn hạn)</w:t>
+              <w:t>662.50 cents (Thuận xu hướng giảm ngắn hạn)</w:t>
             </w:r>
           </w:p>
         </w:tc>
@@ -5721,7 +5721,7 @@
               <w:rPr>
                 <w:b/>
               </w:rPr>
-              <w:t>632.83 - 645.25 cents</w:t>
+              <w:t>632.03 - 645.25 cents</w:t>
             </w:r>
           </w:p>
         </w:tc>
@@ -11599,7 +11599,7 @@
         <w:t>Giá Chốt Phiên (Close):</w:t>
       </w:r>
       <w:r>
-        <w:t xml:space="preserve"> 501.00 cents | </w:t>
+        <w:t xml:space="preserve"> 502.00 cents | </w:t>
       </w:r>
       <w:r>
         <w:rPr>
@@ -11614,10 +11614,10 @@
         <w:rPr>
           <w:b/>
         </w:rPr>
-        <w:t>`501.31 cents`</w:t>
+        <w:t>`501.11 cents`</w:t>
       </w:r>
       <w:r>
-        <w:t xml:space="preserve"> (+0.31).</w:t>
+        <w:t xml:space="preserve"> (-0.89).</w:t>
       </w:r>
     </w:p>
     <w:p>
@@ -11638,7 +11638,7 @@
         <w:rPr>
           <w:b/>
         </w:rPr>
-        <w:t>`71,033`</w:t>
+        <w:t>`71,732`</w:t>
       </w:r>
       <w:r>
         <w:t xml:space="preserve"> (Chênh lệch: </w:t>
@@ -11647,7 +11647,7 @@
         <w:rPr>
           <w:b/>
         </w:rPr>
-        <w:t>`-149,045`</w:t>
+        <w:t>`-148,346`</w:t>
       </w:r>
       <w:r>
         <w:t xml:space="preserve">) | OI: </w:t>
@@ -11689,7 +11689,7 @@
         <w:rPr>
           <w:b/>
         </w:rPr>
-        <w:t>`Bearish Engulfing (Nhấn chìm giảm thiểu)`</w:t>
+        <w:t>`Doji (Nến lưỡng lự thế trận)`</w:t>
       </w:r>
     </w:p>
     <w:p>
@@ -11732,10 +11732,10 @@
         <w:rPr>
           <w:b/>
         </w:rPr>
-        <w:t>TĂNG MẠNH MẼ (Strong Bullish Confirmation):</w:t>
+        <w:t>TÍCH LŨY TÍCH CỰC (Accumulation):</w:t>
       </w:r>
       <w:r>
-        <w:t xml:space="preserve"> Mô hình nến tăng được củng cố bởi dòng tiền gia tăng tích cực, hỗ trợ lực mua lên bền vững.</w:t>
+        <w:t xml:space="preserve"> Nến đi ngang nhưng dòng tiền âm thầm gia tăng (OI tăng), báo hiệu chuẩn bị có nhịp bứt phá tăng.</w:t>
       </w:r>
     </w:p>
     <w:p>
@@ -11981,7 +11981,7 @@
               <w:rPr>
                 <w:b/>
               </w:rPr>
-              <w:t>92.96</w:t>
+              <w:t>93.05</w:t>
             </w:r>
           </w:p>
         </w:tc>
@@ -12012,7 +12012,7 @@
               <w:rPr>
                 <w:b/>
               </w:rPr>
-              <w:t>+1.46%</w:t>
+              <w:t>+1.56%</w:t>
             </w:r>
           </w:p>
         </w:tc>
@@ -12104,7 +12104,7 @@
               <w:rPr>
                 <w:b/>
               </w:rPr>
-              <w:t>98.80</w:t>
+              <w:t>98.76</w:t>
             </w:r>
           </w:p>
         </w:tc>
@@ -12135,7 +12135,7 @@
               <w:rPr>
                 <w:b/>
               </w:rPr>
-              <w:t>-0.03%</w:t>
+              <w:t>-0.07%</w:t>
             </w:r>
           </w:p>
         </w:tc>
@@ -12739,7 +12739,7 @@
         <w:t xml:space="preserve"> EMA_21 </w:t>
       </w:r>
       <w:r>
-        <w:t xml:space="preserve"> (496.96) &gt; </w:t>
+        <w:t xml:space="preserve"> (497.06) &gt; </w:t>
       </w:r>
       <w:r>
         <w:rPr>
@@ -12750,7 +12750,7 @@
         <w:t xml:space="preserve"> EMA_50 </w:t>
       </w:r>
       <w:r>
-        <w:t xml:space="preserve"> (492.45).</w:t>
+        <w:t xml:space="preserve"> (492.49).</w:t>
       </w:r>
     </w:p>
     <w:p>
@@ -12771,7 +12771,7 @@
         <w:rPr>
           <w:b/>
         </w:rPr>
-        <w:t>`73.91`</w:t>
+        <w:t>`80.88`</w:t>
       </w:r>
       <w:r>
         <w:t xml:space="preserve"> | ATR (14) = </w:t>
@@ -13574,7 +13574,7 @@
           <w:b/>
           <w:color w:val="15803D"/>
         </w:rPr>
-        <w:t>`490.50 - 496.96 cents (Canh mua vùng hỗ trợ)`</w:t>
+        <w:t>`490.50 - 497.06 cents (Canh mua vùng hỗ trợ)`</w:t>
       </w:r>
       <w:r>
         <w:t xml:space="preserve"> | SL: </w:t>
@@ -14156,7 +14156,7 @@
             </w:pPr>
             <w:r/>
             <w:r>
-              <w:t>501.00</w:t>
+              <w:t>502.00</w:t>
             </w:r>
           </w:p>
         </w:tc>
@@ -14184,7 +14184,7 @@
             </w:pPr>
             <w:r/>
             <w:r>
-              <w:t>504.75</w:t>
+              <w:t>505.75</w:t>
             </w:r>
           </w:p>
         </w:tc>
@@ -14212,7 +14212,7 @@
             </w:pPr>
             <w:r/>
             <w:r>
-              <w:t>497.75</w:t>
+              <w:t>498.75</w:t>
             </w:r>
           </w:p>
         </w:tc>
@@ -14243,7 +14243,7 @@
               <w:rPr>
                 <w:b/>
               </w:rPr>
-              <w:t>501.25</w:t>
+              <w:t>502.25</w:t>
             </w:r>
           </w:p>
         </w:tc>
@@ -14391,7 +14391,7 @@
             </w:pPr>
             <w:r/>
             <w:r>
-              <w:t>501.25</w:t>
+              <w:t>502.25</w:t>
             </w:r>
           </w:p>
         </w:tc>
@@ -14419,7 +14419,7 @@
             </w:pPr>
             <w:r/>
             <w:r>
-              <w:t>504.00</w:t>
+              <w:t>505.00</w:t>
             </w:r>
           </w:p>
         </w:tc>
@@ -14447,7 +14447,7 @@
             </w:pPr>
             <w:r/>
             <w:r>
-              <w:t>497.50</w:t>
+              <w:t>498.50</w:t>
             </w:r>
           </w:p>
         </w:tc>
@@ -14478,7 +14478,7 @@
               <w:rPr>
                 <w:b/>
               </w:rPr>
-              <w:t>500.75</w:t>
+              <w:t>501.75</w:t>
             </w:r>
           </w:p>
         </w:tc>
@@ -14626,7 +14626,7 @@
             </w:pPr>
             <w:r/>
             <w:r>
-              <w:t>500.75</w:t>
+              <w:t>501.75</w:t>
             </w:r>
           </w:p>
         </w:tc>
@@ -14654,7 +14654,7 @@
             </w:pPr>
             <w:r/>
             <w:r>
-              <w:t>503.75</w:t>
+              <w:t>504.75</w:t>
             </w:r>
           </w:p>
         </w:tc>
@@ -14682,7 +14682,7 @@
             </w:pPr>
             <w:r/>
             <w:r>
-              <w:t>496.75</w:t>
+              <w:t>497.75</w:t>
             </w:r>
           </w:p>
         </w:tc>
@@ -14713,7 +14713,7 @@
               <w:rPr>
                 <w:b/>
               </w:rPr>
-              <w:t>501.50</w:t>
+              <w:t>502.50</w:t>
             </w:r>
           </w:p>
         </w:tc>
@@ -14861,7 +14861,7 @@
             </w:pPr>
             <w:r/>
             <w:r>
-              <w:t>501.50</w:t>
+              <w:t>502.50</w:t>
             </w:r>
           </w:p>
         </w:tc>
@@ -14889,7 +14889,7 @@
             </w:pPr>
             <w:r/>
             <w:r>
-              <w:t>506.00</w:t>
+              <w:t>507.00</w:t>
             </w:r>
           </w:p>
         </w:tc>
@@ -14917,7 +14917,7 @@
             </w:pPr>
             <w:r/>
             <w:r>
-              <w:t>496.50</w:t>
+              <w:t>497.50</w:t>
             </w:r>
           </w:p>
         </w:tc>
@@ -14948,7 +14948,7 @@
               <w:rPr>
                 <w:b/>
               </w:rPr>
-              <w:t>502.25</w:t>
+              <w:t>503.25</w:t>
             </w:r>
           </w:p>
         </w:tc>
@@ -15096,7 +15096,7 @@
             </w:pPr>
             <w:r/>
             <w:r>
-              <w:t>502.25</w:t>
+              <w:t>503.25</w:t>
             </w:r>
           </w:p>
         </w:tc>
@@ -15124,7 +15124,7 @@
             </w:pPr>
             <w:r/>
             <w:r>
-              <w:t>507.75</w:t>
+              <w:t>508.75</w:t>
             </w:r>
           </w:p>
         </w:tc>
@@ -15152,7 +15152,7 @@
             </w:pPr>
             <w:r/>
             <w:r>
-              <w:t>496.00</w:t>
+              <w:t>497.00</w:t>
             </w:r>
           </w:p>
         </w:tc>
@@ -15183,7 +15183,7 @@
               <w:rPr>
                 <w:b/>
               </w:rPr>
-              <w:t>504.50</w:t>
+              <w:t>505.50</w:t>
             </w:r>
           </w:p>
         </w:tc>
@@ -15331,7 +15331,7 @@
             </w:pPr>
             <w:r/>
             <w:r>
-              <w:t>504.50</w:t>
+              <w:t>505.50</w:t>
             </w:r>
           </w:p>
         </w:tc>
@@ -15359,7 +15359,7 @@
             </w:pPr>
             <w:r/>
             <w:r>
-              <w:t>507.50</w:t>
+              <w:t>508.50</w:t>
             </w:r>
           </w:p>
         </w:tc>
@@ -15387,7 +15387,7 @@
             </w:pPr>
             <w:r/>
             <w:r>
-              <w:t>500.25</w:t>
+              <w:t>501.25</w:t>
             </w:r>
           </w:p>
         </w:tc>
@@ -15418,7 +15418,7 @@
               <w:rPr>
                 <w:b/>
               </w:rPr>
-              <w:t>504.75</w:t>
+              <w:t>505.75</w:t>
             </w:r>
           </w:p>
         </w:tc>
@@ -15566,7 +15566,7 @@
             </w:pPr>
             <w:r/>
             <w:r>
-              <w:t>504.75</w:t>
+              <w:t>505.75</w:t>
             </w:r>
           </w:p>
         </w:tc>
@@ -15594,7 +15594,7 @@
             </w:pPr>
             <w:r/>
             <w:r>
-              <w:t>508.00</w:t>
+              <w:t>509.00</w:t>
             </w:r>
           </w:p>
         </w:tc>
@@ -15622,7 +15622,7 @@
             </w:pPr>
             <w:r/>
             <w:r>
-              <w:t>498.25</w:t>
+              <w:t>499.25</w:t>
             </w:r>
           </w:p>
         </w:tc>
@@ -15653,7 +15653,7 @@
               <w:rPr>
                 <w:b/>
               </w:rPr>
-              <w:t>505.50</w:t>
+              <w:t>506.50</w:t>
             </w:r>
           </w:p>
         </w:tc>
@@ -15801,7 +15801,7 @@
             </w:pPr>
             <w:r/>
             <w:r>
-              <w:t>505.50</w:t>
+              <w:t>506.50</w:t>
             </w:r>
           </w:p>
         </w:tc>
@@ -15829,7 +15829,7 @@
             </w:pPr>
             <w:r/>
             <w:r>
-              <w:t>508.50</w:t>
+              <w:t>509.50</w:t>
             </w:r>
           </w:p>
         </w:tc>
@@ -15857,7 +15857,7 @@
             </w:pPr>
             <w:r/>
             <w:r>
-              <w:t>501.00</w:t>
+              <w:t>502.00</w:t>
             </w:r>
           </w:p>
         </w:tc>
@@ -15888,7 +15888,7 @@
               <w:rPr>
                 <w:b/>
               </w:rPr>
-              <w:t>505.00</w:t>
+              <w:t>506.00</w:t>
             </w:r>
           </w:p>
         </w:tc>
@@ -16036,7 +16036,7 @@
             </w:pPr>
             <w:r/>
             <w:r>
-              <w:t>505.00</w:t>
+              <w:t>506.00</w:t>
             </w:r>
           </w:p>
         </w:tc>
@@ -16064,7 +16064,7 @@
             </w:pPr>
             <w:r/>
             <w:r>
-              <w:t>509.00</w:t>
+              <w:t>510.00</w:t>
             </w:r>
           </w:p>
         </w:tc>
@@ -16092,7 +16092,7 @@
             </w:pPr>
             <w:r/>
             <w:r>
-              <w:t>499.25</w:t>
+              <w:t>500.25</w:t>
             </w:r>
           </w:p>
         </w:tc>
@@ -16123,7 +16123,7 @@
               <w:rPr>
                 <w:b/>
               </w:rPr>
-              <w:t>505.50</w:t>
+              <w:t>506.50</w:t>
             </w:r>
           </w:p>
         </w:tc>
@@ -16271,7 +16271,7 @@
             </w:pPr>
             <w:r/>
             <w:r>
-              <w:t>505.50</w:t>
+              <w:t>506.50</w:t>
             </w:r>
           </w:p>
         </w:tc>
@@ -16299,7 +16299,7 @@
             </w:pPr>
             <w:r/>
             <w:r>
-              <w:t>508.00</w:t>
+              <w:t>509.00</w:t>
             </w:r>
           </w:p>
         </w:tc>
@@ -16327,7 +16327,7 @@
             </w:pPr>
             <w:r/>
             <w:r>
-              <w:t>502.25</w:t>
+              <w:t>503.25</w:t>
             </w:r>
           </w:p>
         </w:tc>
@@ -16358,7 +16358,7 @@
               <w:rPr>
                 <w:b/>
               </w:rPr>
-              <w:t>506.00</w:t>
+              <w:t>507.00</w:t>
             </w:r>
           </w:p>
         </w:tc>
@@ -16506,7 +16506,7 @@
             </w:pPr>
             <w:r/>
             <w:r>
-              <w:t>506.00</w:t>
+              <w:t>507.00</w:t>
             </w:r>
           </w:p>
         </w:tc>
@@ -16534,7 +16534,7 @@
             </w:pPr>
             <w:r/>
             <w:r>
-              <w:t>509.50</w:t>
+              <w:t>510.50</w:t>
             </w:r>
           </w:p>
         </w:tc>
@@ -16562,7 +16562,7 @@
             </w:pPr>
             <w:r/>
             <w:r>
-              <w:t>500.00</w:t>
+              <w:t>501.00</w:t>
             </w:r>
           </w:p>
         </w:tc>
@@ -16593,7 +16593,7 @@
               <w:rPr>
                 <w:b/>
               </w:rPr>
-              <w:t>507.00</w:t>
+              <w:t>508.00</w:t>
             </w:r>
           </w:p>
         </w:tc>
@@ -16741,7 +16741,7 @@
             </w:pPr>
             <w:r/>
             <w:r>
-              <w:t>507.00</w:t>
+              <w:t>508.00</w:t>
             </w:r>
           </w:p>
         </w:tc>
@@ -16769,7 +16769,7 @@
             </w:pPr>
             <w:r/>
             <w:r>
-              <w:t>509.75</w:t>
+              <w:t>510.75</w:t>
             </w:r>
           </w:p>
         </w:tc>
@@ -16797,7 +16797,7 @@
             </w:pPr>
             <w:r/>
             <w:r>
-              <w:t>504.50</w:t>
+              <w:t>505.50</w:t>
             </w:r>
           </w:p>
         </w:tc>
@@ -16828,7 +16828,7 @@
               <w:rPr>
                 <w:b/>
               </w:rPr>
-              <w:t>507.00</w:t>
+              <w:t>508.00</w:t>
             </w:r>
           </w:p>
         </w:tc>
@@ -16976,7 +16976,7 @@
             </w:pPr>
             <w:r/>
             <w:r>
-              <w:t>507.00</w:t>
+              <w:t>508.00</w:t>
             </w:r>
           </w:p>
         </w:tc>
@@ -17004,7 +17004,7 @@
             </w:pPr>
             <w:r/>
             <w:r>
-              <w:t>509.75</w:t>
+              <w:t>510.75</w:t>
             </w:r>
           </w:p>
         </w:tc>
@@ -17032,7 +17032,7 @@
             </w:pPr>
             <w:r/>
             <w:r>
-              <w:t>504.50</w:t>
+              <w:t>505.50</w:t>
             </w:r>
           </w:p>
         </w:tc>
@@ -17063,7 +17063,7 @@
               <w:rPr>
                 <w:b/>
               </w:rPr>
-              <w:t>506.50</w:t>
+              <w:t>507.50</w:t>
             </w:r>
           </w:p>
         </w:tc>
@@ -17211,7 +17211,7 @@
             </w:pPr>
             <w:r/>
             <w:r>
-              <w:t>506.50</w:t>
+              <w:t>507.50</w:t>
             </w:r>
           </w:p>
         </w:tc>
@@ -17239,7 +17239,7 @@
             </w:pPr>
             <w:r/>
             <w:r>
-              <w:t>509.50</w:t>
+              <w:t>510.50</w:t>
             </w:r>
           </w:p>
         </w:tc>
@@ -17267,7 +17267,7 @@
             </w:pPr>
             <w:r/>
             <w:r>
-              <w:t>503.25</w:t>
+              <w:t>504.25</w:t>
             </w:r>
           </w:p>
         </w:tc>
@@ -17298,7 +17298,7 @@
               <w:rPr>
                 <w:b/>
               </w:rPr>
-              <w:t>506.25</w:t>
+              <w:t>507.25</w:t>
             </w:r>
           </w:p>
         </w:tc>
@@ -17446,7 +17446,7 @@
             </w:pPr>
             <w:r/>
             <w:r>
-              <w:t>506.25</w:t>
+              <w:t>507.25</w:t>
             </w:r>
           </w:p>
         </w:tc>
@@ -17474,7 +17474,7 @@
             </w:pPr>
             <w:r/>
             <w:r>
-              <w:t>510.25</w:t>
+              <w:t>511.25</w:t>
             </w:r>
           </w:p>
         </w:tc>
@@ -17502,7 +17502,7 @@
             </w:pPr>
             <w:r/>
             <w:r>
-              <w:t>501.00</w:t>
+              <w:t>502.00</w:t>
             </w:r>
           </w:p>
         </w:tc>
@@ -17533,7 +17533,7 @@
               <w:rPr>
                 <w:b/>
               </w:rPr>
-              <w:t>506.75</w:t>
+              <w:t>507.75</w:t>
             </w:r>
           </w:p>
         </w:tc>
@@ -17681,7 +17681,7 @@
             </w:pPr>
             <w:r/>
             <w:r>
-              <w:t>506.75</w:t>
+              <w:t>507.75</w:t>
             </w:r>
           </w:p>
         </w:tc>
@@ -17709,7 +17709,7 @@
             </w:pPr>
             <w:r/>
             <w:r>
-              <w:t>511.50</w:t>
+              <w:t>512.50</w:t>
             </w:r>
           </w:p>
         </w:tc>
@@ -17737,7 +17737,7 @@
             </w:pPr>
             <w:r/>
             <w:r>
-              <w:t>499.75</w:t>
+              <w:t>500.75</w:t>
             </w:r>
           </w:p>
         </w:tc>
@@ -17768,7 +17768,7 @@
               <w:rPr>
                 <w:b/>
               </w:rPr>
-              <w:t>508.75</w:t>
+              <w:t>509.75</w:t>
             </w:r>
           </w:p>
         </w:tc>
@@ -17916,7 +17916,7 @@
             </w:pPr>
             <w:r/>
             <w:r>
-              <w:t>508.75</w:t>
+              <w:t>509.75</w:t>
             </w:r>
           </w:p>
         </w:tc>
@@ -17944,7 +17944,7 @@
             </w:pPr>
             <w:r/>
             <w:r>
-              <w:t>516.75</w:t>
+              <w:t>517.75</w:t>
             </w:r>
           </w:p>
         </w:tc>
@@ -17972,7 +17972,7 @@
             </w:pPr>
             <w:r/>
             <w:r>
-              <w:t>501.75</w:t>
+              <w:t>502.75</w:t>
             </w:r>
           </w:p>
         </w:tc>
@@ -18003,7 +18003,7 @@
               <w:rPr>
                 <w:b/>
               </w:rPr>
-              <w:t>510.25</w:t>
+              <w:t>511.25</w:t>
             </w:r>
           </w:p>
         </w:tc>
@@ -18151,7 +18151,7 @@
             </w:pPr>
             <w:r/>
             <w:r>
-              <w:t>510.25</w:t>
+              <w:t>511.25</w:t>
             </w:r>
           </w:p>
         </w:tc>
@@ -18179,7 +18179,7 @@
             </w:pPr>
             <w:r/>
             <w:r>
-              <w:t>514.75</w:t>
+              <w:t>515.75</w:t>
             </w:r>
           </w:p>
         </w:tc>
@@ -18207,7 +18207,7 @@
             </w:pPr>
             <w:r/>
             <w:r>
-              <w:t>506.00</w:t>
+              <w:t>507.00</w:t>
             </w:r>
           </w:p>
         </w:tc>
@@ -18238,7 +18238,7 @@
               <w:rPr>
                 <w:b/>
               </w:rPr>
-              <w:t>509.75</w:t>
+              <w:t>510.75</w:t>
             </w:r>
           </w:p>
         </w:tc>
@@ -18386,7 +18386,7 @@
             </w:pPr>
             <w:r/>
             <w:r>
-              <w:t>509.75</w:t>
+              <w:t>510.75</w:t>
             </w:r>
           </w:p>
         </w:tc>
@@ -18414,7 +18414,7 @@
             </w:pPr>
             <w:r/>
             <w:r>
-              <w:t>512.00</w:t>
+              <w:t>513.00</w:t>
             </w:r>
           </w:p>
         </w:tc>
@@ -18442,7 +18442,7 @@
             </w:pPr>
             <w:r/>
             <w:r>
-              <w:t>507.00</w:t>
+              <w:t>508.00</w:t>
             </w:r>
           </w:p>
         </w:tc>
@@ -18473,7 +18473,7 @@
               <w:rPr>
                 <w:b/>
               </w:rPr>
-              <w:t>509.50</w:t>
+              <w:t>510.50</w:t>
             </w:r>
           </w:p>
         </w:tc>
@@ -18621,7 +18621,7 @@
             </w:pPr>
             <w:r/>
             <w:r>
-              <w:t>509.50</w:t>
+              <w:t>510.50</w:t>
             </w:r>
           </w:p>
         </w:tc>
@@ -18649,7 +18649,7 @@
             </w:pPr>
             <w:r/>
             <w:r>
-              <w:t>511.50</w:t>
+              <w:t>512.50</w:t>
             </w:r>
           </w:p>
         </w:tc>
@@ -18677,7 +18677,7 @@
             </w:pPr>
             <w:r/>
             <w:r>
-              <w:t>505.00</w:t>
+              <w:t>506.00</w:t>
             </w:r>
           </w:p>
         </w:tc>
@@ -18708,7 +18708,7 @@
               <w:rPr>
                 <w:b/>
               </w:rPr>
-              <w:t>509.75</w:t>
+              <w:t>510.75</w:t>
             </w:r>
           </w:p>
         </w:tc>
@@ -18856,7 +18856,7 @@
             </w:pPr>
             <w:r/>
             <w:r>
-              <w:t>509.75</w:t>
+              <w:t>510.75</w:t>
             </w:r>
           </w:p>
         </w:tc>
@@ -18884,7 +18884,7 @@
             </w:pPr>
             <w:r/>
             <w:r>
-              <w:t>513.50</w:t>
+              <w:t>514.50</w:t>
             </w:r>
           </w:p>
         </w:tc>
@@ -18912,7 +18912,7 @@
             </w:pPr>
             <w:r/>
             <w:r>
-              <w:t>507.00</w:t>
+              <w:t>508.00</w:t>
             </w:r>
           </w:p>
         </w:tc>
@@ -18943,7 +18943,7 @@
               <w:rPr>
                 <w:b/>
               </w:rPr>
-              <w:t>510.25</w:t>
+              <w:t>511.25</w:t>
             </w:r>
           </w:p>
         </w:tc>
@@ -19091,7 +19091,7 @@
             </w:pPr>
             <w:r/>
             <w:r>
-              <w:t>510.25</w:t>
+              <w:t>511.25</w:t>
             </w:r>
           </w:p>
         </w:tc>
@@ -19119,7 +19119,7 @@
             </w:pPr>
             <w:r/>
             <w:r>
-              <w:t>513.25</w:t>
+              <w:t>514.25</w:t>
             </w:r>
           </w:p>
         </w:tc>
@@ -19147,7 +19147,7 @@
             </w:pPr>
             <w:r/>
             <w:r>
-              <w:t>505.75</w:t>
+              <w:t>506.75</w:t>
             </w:r>
           </w:p>
         </w:tc>
@@ -19178,7 +19178,7 @@
               <w:rPr>
                 <w:b/>
               </w:rPr>
-              <w:t>510.50</w:t>
+              <w:t>511.50</w:t>
             </w:r>
           </w:p>
         </w:tc>
@@ -19326,7 +19326,7 @@
             </w:pPr>
             <w:r/>
             <w:r>
-              <w:t>510.50</w:t>
+              <w:t>511.50</w:t>
             </w:r>
           </w:p>
         </w:tc>
@@ -19354,7 +19354,7 @@
             </w:pPr>
             <w:r/>
             <w:r>
-              <w:t>514.75</w:t>
+              <w:t>515.75</w:t>
             </w:r>
           </w:p>
         </w:tc>
@@ -19382,7 +19382,7 @@
             </w:pPr>
             <w:r/>
             <w:r>
-              <w:t>507.25</w:t>
+              <w:t>508.25</w:t>
             </w:r>
           </w:p>
         </w:tc>
@@ -19413,7 +19413,7 @@
               <w:rPr>
                 <w:b/>
               </w:rPr>
-              <w:t>511.25</w:t>
+              <w:t>512.25</w:t>
             </w:r>
           </w:p>
         </w:tc>
@@ -19561,7 +19561,7 @@
             </w:pPr>
             <w:r/>
             <w:r>
-              <w:t>511.25</w:t>
+              <w:t>512.25</w:t>
             </w:r>
           </w:p>
         </w:tc>
@@ -19589,7 +19589,7 @@
             </w:pPr>
             <w:r/>
             <w:r>
-              <w:t>514.75</w:t>
+              <w:t>515.75</w:t>
             </w:r>
           </w:p>
         </w:tc>
@@ -19617,7 +19617,7 @@
             </w:pPr>
             <w:r/>
             <w:r>
-              <w:t>509.00</w:t>
+              <w:t>510.00</w:t>
             </w:r>
           </w:p>
         </w:tc>
@@ -19648,7 +19648,7 @@
               <w:rPr>
                 <w:b/>
               </w:rPr>
-              <w:t>511.25</w:t>
+              <w:t>512.25</w:t>
             </w:r>
           </w:p>
         </w:tc>
@@ -19796,7 +19796,7 @@
             </w:pPr>
             <w:r/>
             <w:r>
-              <w:t>511.25</w:t>
+              <w:t>512.25</w:t>
             </w:r>
           </w:p>
         </w:tc>
@@ -19824,7 +19824,7 @@
             </w:pPr>
             <w:r/>
             <w:r>
-              <w:t>515.00</w:t>
+              <w:t>516.00</w:t>
             </w:r>
           </w:p>
         </w:tc>
@@ -19852,7 +19852,7 @@
             </w:pPr>
             <w:r/>
             <w:r>
-              <w:t>507.75</w:t>
+              <w:t>508.75</w:t>
             </w:r>
           </w:p>
         </w:tc>
@@ -19883,7 +19883,7 @@
               <w:rPr>
                 <w:b/>
               </w:rPr>
-              <w:t>511.00</w:t>
+              <w:t>512.00</w:t>
             </w:r>
           </w:p>
         </w:tc>
@@ -20031,7 +20031,7 @@
             </w:pPr>
             <w:r/>
             <w:r>
-              <w:t>511.00</w:t>
+              <w:t>512.00</w:t>
             </w:r>
           </w:p>
         </w:tc>
@@ -20059,7 +20059,7 @@
             </w:pPr>
             <w:r/>
             <w:r>
-              <w:t>514.50</w:t>
+              <w:t>515.50</w:t>
             </w:r>
           </w:p>
         </w:tc>
@@ -20087,7 +20087,7 @@
             </w:pPr>
             <w:r/>
             <w:r>
-              <w:t>507.75</w:t>
+              <w:t>508.75</w:t>
             </w:r>
           </w:p>
         </w:tc>
@@ -20118,7 +20118,7 @@
               <w:rPr>
                 <w:b/>
               </w:rPr>
-              <w:t>510.75</w:t>
+              <w:t>511.75</w:t>
             </w:r>
           </w:p>
         </w:tc>
@@ -20266,7 +20266,7 @@
             </w:pPr>
             <w:r/>
             <w:r>
-              <w:t>510.75</w:t>
+              <w:t>511.75</w:t>
             </w:r>
           </w:p>
         </w:tc>
@@ -20294,7 +20294,7 @@
             </w:pPr>
             <w:r/>
             <w:r>
-              <w:t>513.75</w:t>
+              <w:t>514.75</w:t>
             </w:r>
           </w:p>
         </w:tc>
@@ -20322,7 +20322,7 @@
             </w:pPr>
             <w:r/>
             <w:r>
-              <w:t>508.00</w:t>
+              <w:t>509.00</w:t>
             </w:r>
           </w:p>
         </w:tc>
@@ -20353,7 +20353,7 @@
               <w:rPr>
                 <w:b/>
               </w:rPr>
-              <w:t>511.00</w:t>
+              <w:t>512.00</w:t>
             </w:r>
           </w:p>
         </w:tc>
@@ -20501,7 +20501,7 @@
             </w:pPr>
             <w:r/>
             <w:r>
-              <w:t>511.00</w:t>
+              <w:t>512.00</w:t>
             </w:r>
           </w:p>
         </w:tc>
@@ -20529,7 +20529,7 @@
             </w:pPr>
             <w:r/>
             <w:r>
-              <w:t>514.00</w:t>
+              <w:t>515.00</w:t>
             </w:r>
           </w:p>
         </w:tc>
@@ -20557,7 +20557,7 @@
             </w:pPr>
             <w:r/>
             <w:r>
-              <w:t>508.25</w:t>
+              <w:t>509.25</w:t>
             </w:r>
           </w:p>
         </w:tc>
@@ -20588,7 +20588,7 @@
               <w:rPr>
                 <w:b/>
               </w:rPr>
-              <w:t>511.00</w:t>
+              <w:t>512.00</w:t>
             </w:r>
           </w:p>
         </w:tc>
@@ -20736,7 +20736,7 @@
             </w:pPr>
             <w:r/>
             <w:r>
-              <w:t>511.00</w:t>
+              <w:t>512.00</w:t>
             </w:r>
           </w:p>
         </w:tc>
@@ -20764,7 +20764,7 @@
             </w:pPr>
             <w:r/>
             <w:r>
-              <w:t>515.00</w:t>
+              <w:t>516.00</w:t>
             </w:r>
           </w:p>
         </w:tc>
@@ -20792,7 +20792,7 @@
             </w:pPr>
             <w:r/>
             <w:r>
-              <w:t>507.50</w:t>
+              <w:t>508.50</w:t>
             </w:r>
           </w:p>
         </w:tc>
@@ -20823,7 +20823,7 @@
               <w:rPr>
                 <w:b/>
               </w:rPr>
-              <w:t>511.50</w:t>
+              <w:t>512.50</w:t>
             </w:r>
           </w:p>
         </w:tc>
@@ -20971,7 +20971,7 @@
             </w:pPr>
             <w:r/>
             <w:r>
-              <w:t>511.50</w:t>
+              <w:t>512.50</w:t>
             </w:r>
           </w:p>
         </w:tc>
@@ -20999,7 +20999,7 @@
             </w:pPr>
             <w:r/>
             <w:r>
-              <w:t>515.50</w:t>
+              <w:t>516.50</w:t>
             </w:r>
           </w:p>
         </w:tc>
@@ -21027,7 +21027,7 @@
             </w:pPr>
             <w:r/>
             <w:r>
-              <w:t>509.75</w:t>
+              <w:t>510.75</w:t>
             </w:r>
           </w:p>
         </w:tc>
@@ -21058,7 +21058,7 @@
               <w:rPr>
                 <w:b/>
               </w:rPr>
-              <w:t>511.25</w:t>
+              <w:t>512.25</w:t>
             </w:r>
           </w:p>
         </w:tc>
@@ -21781,7 +21781,7 @@
         <w:t>Giá Chốt Phiên (Close):</w:t>
       </w:r>
       <w:r>
-        <w:t xml:space="preserve"> 697.25 cents | </w:t>
+        <w:t xml:space="preserve"> 700.50 cents | </w:t>
       </w:r>
       <w:r>
         <w:rPr>
@@ -21796,10 +21796,10 @@
         <w:rPr>
           <w:b/>
         </w:rPr>
-        <w:t>`699.30 cents`</w:t>
+        <w:t>`702.09 cents`</w:t>
       </w:r>
       <w:r>
-        <w:t xml:space="preserve"> (+2.05).</w:t>
+        <w:t xml:space="preserve"> (+1.59).</w:t>
       </w:r>
     </w:p>
     <w:p>
@@ -21820,7 +21820,7 @@
         <w:rPr>
           <w:b/>
         </w:rPr>
-        <w:t>`4,035`</w:t>
+        <w:t>`4,691`</w:t>
       </w:r>
       <w:r>
         <w:t xml:space="preserve"> (Chênh lệch: </w:t>
@@ -21829,7 +21829,7 @@
         <w:rPr>
           <w:b/>
         </w:rPr>
-        <w:t>`-90,603`</w:t>
+        <w:t>`-89,947`</w:t>
       </w:r>
       <w:r>
         <w:t xml:space="preserve">) | OI: </w:t>
@@ -21871,7 +21871,7 @@
         <w:rPr>
           <w:b/>
         </w:rPr>
-        <w:t>`Doji (Nến lưỡng lự thế trận)`</w:t>
+        <w:t>`Bullish Engulfing (Nhấn chìm tăng trưởng)`</w:t>
       </w:r>
     </w:p>
     <w:p>
@@ -21891,9 +21891,9 @@
       <w:r>
         <w:rPr>
           <w:b/>
-          <w:color w:val="15803D"/>
+          <w:color w:val="B91C1C"/>
         </w:rPr>
-        <w:t>`Giảm suy yếu / Đáy ngắn hạn (Long Liquidation Decline)`</w:t>
+        <w:t>`Tăng yếu / Rủi ro đảo chiều (Short Covering Rally)`</w:t>
       </w:r>
     </w:p>
     <w:p>
@@ -21914,10 +21914,10 @@
         <w:rPr>
           <w:b/>
         </w:rPr>
-        <w:t>TÍCH LŨY TIÊU CỰC (Distribution):</w:t>
+        <w:t>TĂNG MẠNH MẼ (Strong Bullish Confirmation):</w:t>
       </w:r>
       <w:r>
-        <w:t xml:space="preserve"> Nến đi ngang nhưng dòng tiền rút dần (OI giảm), cảnh báo rủi ro suy sụt sắp tới.</w:t>
+        <w:t xml:space="preserve"> Mô hình nến tăng được củng cố bởi dòng tiền gia tăng tích cực, hỗ trợ lực mua lên bền vững.</w:t>
       </w:r>
     </w:p>
     <w:p>
@@ -22163,7 +22163,7 @@
               <w:rPr>
                 <w:b/>
               </w:rPr>
-              <w:t>92.96</w:t>
+              <w:t>93.05</w:t>
             </w:r>
           </w:p>
         </w:tc>
@@ -22194,7 +22194,7 @@
               <w:rPr>
                 <w:b/>
               </w:rPr>
-              <w:t>+1.46%</w:t>
+              <w:t>+1.56%</w:t>
             </w:r>
           </w:p>
         </w:tc>
@@ -22286,7 +22286,7 @@
               <w:rPr>
                 <w:b/>
               </w:rPr>
-              <w:t>98.80</w:t>
+              <w:t>98.76</w:t>
             </w:r>
           </w:p>
         </w:tc>
@@ -22317,7 +22317,7 @@
               <w:rPr>
                 <w:b/>
               </w:rPr>
-              <w:t>-0.03%</w:t>
+              <w:t>-0.07%</w:t>
             </w:r>
           </w:p>
         </w:tc>
@@ -22921,7 +22921,7 @@
         <w:t xml:space="preserve"> EMA_21 </w:t>
       </w:r>
       <w:r>
-        <w:t xml:space="preserve"> (693.49) &gt; </w:t>
+        <w:t xml:space="preserve"> (693.79) &gt; </w:t>
       </w:r>
       <w:r>
         <w:rPr>
@@ -22932,7 +22932,7 @@
         <w:t xml:space="preserve"> EMA_50 </w:t>
       </w:r>
       <w:r>
-        <w:t xml:space="preserve"> (689.53).</w:t>
+        <w:t xml:space="preserve"> (689.66).</w:t>
       </w:r>
     </w:p>
     <w:p>
@@ -22953,7 +22953,7 @@
         <w:rPr>
           <w:b/>
         </w:rPr>
-        <w:t>`61.86`</w:t>
+        <w:t>`66.79`</w:t>
       </w:r>
       <w:r>
         <w:t xml:space="preserve"> | ATR (14) = </w:t>
@@ -22962,7 +22962,7 @@
         <w:rPr>
           <w:b/>
         </w:rPr>
-        <w:t>`3.10`</w:t>
+        <w:t>`3.30`</w:t>
       </w:r>
       <w:r>
         <w:t xml:space="preserve"> cents | Volatility = </w:t>
@@ -22971,7 +22971,7 @@
         <w:rPr>
           <w:b/>
         </w:rPr>
-        <w:t>`2.50 cents`</w:t>
+        <w:t>`4.00 cents`</w:t>
       </w:r>
       <w:r>
         <w:t>.</w:t>
@@ -23013,7 +23013,7 @@
         <w:rPr>
           <w:b/>
         </w:rPr>
-        <w:t>`699.25`</w:t>
+        <w:t>`703.00`</w:t>
       </w:r>
       <w:r>
         <w:t xml:space="preserve"> | R2: </w:t>
@@ -23746,7 +23746,7 @@
           <w:b/>
           <w:color w:val="B91C1C"/>
         </w:rPr>
-        <w:t>`693.49 - 689.53 cents (Canh bán hồi kỹ thuật H1)`</w:t>
+        <w:t>`693.79 - 689.66 cents (Canh bán hồi kỹ thuật H1)`</w:t>
       </w:r>
       <w:r>
         <w:t xml:space="preserve"> | SL: </w:t>
@@ -23755,7 +23755,7 @@
         <w:rPr>
           <w:b/>
         </w:rPr>
-        <w:t>`732.91 cents (Trên kháng cự R2 + 1.5x ATR)`</w:t>
+        <w:t>`733.21 cents (Trên kháng cự R2 + 1.5x ATR)`</w:t>
       </w:r>
       <w:r>
         <w:t xml:space="preserve"> | TP: </w:t>
@@ -23792,7 +23792,7 @@
         <w:rPr>
           <w:b/>
         </w:rPr>
-        <w:t>Trung hạn (Swing Trades - HĐ ZWZ26):</w:t>
+        <w:t>Trung hạn (Swing Trades - HĐ ZWH27):</w:t>
       </w:r>
     </w:p>
     <w:p>
@@ -23817,7 +23817,7 @@
         <w:rPr>
           <w:b/>
         </w:rPr>
-        <w:t>`693.25 - 695.25 cents`</w:t>
+        <w:t>`709.00 - 711.00 cents`</w:t>
       </w:r>
       <w:r>
         <w:t xml:space="preserve"> | SL: </w:t>
@@ -23826,7 +23826,7 @@
         <w:rPr>
           <w:b/>
         </w:rPr>
-        <w:t>`642.15 cents`</w:t>
+        <w:t>`659.44 cents`</w:t>
       </w:r>
       <w:r>
         <w:t xml:space="preserve"> | TP: </w:t>
@@ -23835,7 +23835,7 @@
         <w:rPr>
           <w:b/>
         </w:rPr>
-        <w:t>`699.25 cents (Đón sóng hồi trung hạn ~14.5 giá)`</w:t>
+        <w:t>`721.50 cents (Đón sóng hồi trung hạn ~14.5 giá)`</w:t>
       </w:r>
       <w:r>
         <w:t>.</w:t>
@@ -23863,7 +23863,7 @@
         <w:rPr>
           <w:b/>
         </w:rPr>
-        <w:t>`699.25 - 701.25 cents`</w:t>
+        <w:t>`721.50 - 723.50 cents`</w:t>
       </w:r>
       <w:r>
         <w:t xml:space="preserve"> | SL: </w:t>
@@ -23872,7 +23872,7 @@
         <w:rPr>
           <w:b/>
         </w:rPr>
-        <w:t>`702.35 cents`</w:t>
+        <w:t>`724.56 cents`</w:t>
       </w:r>
       <w:r>
         <w:t xml:space="preserve"> | TP: </w:t>
@@ -23881,7 +23881,7 @@
         <w:rPr>
           <w:b/>
         </w:rPr>
-        <w:t>`645.25 cents (Thuận xu hướng giảm ngắn hạn)`</w:t>
+        <w:t>`662.50 cents (Thuận xu hướng giảm ngắn hạn)`</w:t>
       </w:r>
       <w:r>
         <w:t>.</w:t>
@@ -23921,7 +23921,7 @@
         <w:rPr>
           <w:b/>
         </w:rPr>
-        <w:t>`632.83 - 645.25 cents`</w:t>
+        <w:t>`632.03 - 645.25 cents`</w:t>
       </w:r>
     </w:p>
     <w:p>
@@ -24328,7 +24328,7 @@
             </w:pPr>
             <w:r/>
             <w:r>
-              <w:t>697.25</w:t>
+              <w:t>700.50</w:t>
             </w:r>
           </w:p>
         </w:tc>
@@ -24356,7 +24356,7 @@
             </w:pPr>
             <w:r/>
             <w:r>
-              <w:t>708.50</w:t>
+              <w:t>711.75</w:t>
             </w:r>
           </w:p>
         </w:tc>
@@ -24384,7 +24384,7 @@
             </w:pPr>
             <w:r/>
             <w:r>
-              <w:t>691.75</w:t>
+              <w:t>695.00</w:t>
             </w:r>
           </w:p>
         </w:tc>
@@ -24415,7 +24415,7 @@
               <w:rPr>
                 <w:b/>
               </w:rPr>
-              <w:t>696.50</w:t>
+              <w:t>699.75</w:t>
             </w:r>
           </w:p>
         </w:tc>
@@ -24563,7 +24563,7 @@
             </w:pPr>
             <w:r/>
             <w:r>
-              <w:t>696.50</w:t>
+              <w:t>699.75</w:t>
             </w:r>
           </w:p>
         </w:tc>
@@ -24591,7 +24591,7 @@
             </w:pPr>
             <w:r/>
             <w:r>
-              <w:t>704.00</w:t>
+              <w:t>707.25</w:t>
             </w:r>
           </w:p>
         </w:tc>
@@ -24619,7 +24619,7 @@
             </w:pPr>
             <w:r/>
             <w:r>
-              <w:t>690.50</w:t>
+              <w:t>693.75</w:t>
             </w:r>
           </w:p>
         </w:tc>
@@ -24650,7 +24650,7 @@
               <w:rPr>
                 <w:b/>
               </w:rPr>
-              <w:t>696.00</w:t>
+              <w:t>699.25</w:t>
             </w:r>
           </w:p>
         </w:tc>
@@ -24798,7 +24798,7 @@
             </w:pPr>
             <w:r/>
             <w:r>
-              <w:t>696.00</w:t>
+              <w:t>699.25</w:t>
             </w:r>
           </w:p>
         </w:tc>
@@ -24826,7 +24826,7 @@
             </w:pPr>
             <w:r/>
             <w:r>
-              <w:t>709.75</w:t>
+              <w:t>713.00</w:t>
             </w:r>
           </w:p>
         </w:tc>
@@ -24854,7 +24854,7 @@
             </w:pPr>
             <w:r/>
             <w:r>
-              <w:t>681.25</w:t>
+              <w:t>684.50</w:t>
             </w:r>
           </w:p>
         </w:tc>
@@ -24885,7 +24885,7 @@
               <w:rPr>
                 <w:b/>
               </w:rPr>
-              <w:t>698.00</w:t>
+              <w:t>701.25</w:t>
             </w:r>
           </w:p>
         </w:tc>
@@ -25033,7 +25033,7 @@
             </w:pPr>
             <w:r/>
             <w:r>
-              <w:t>698.00</w:t>
+              <w:t>701.25</w:t>
             </w:r>
           </w:p>
         </w:tc>
@@ -25061,7 +25061,7 @@
             </w:pPr>
             <w:r/>
             <w:r>
-              <w:t>711.25</w:t>
+              <w:t>714.50</w:t>
             </w:r>
           </w:p>
         </w:tc>
@@ -25089,7 +25089,7 @@
             </w:pPr>
             <w:r/>
             <w:r>
-              <w:t>689.75</w:t>
+              <w:t>693.00</w:t>
             </w:r>
           </w:p>
         </w:tc>
@@ -25120,7 +25120,7 @@
               <w:rPr>
                 <w:b/>
               </w:rPr>
-              <w:t>699.25</w:t>
+              <w:t>702.50</w:t>
             </w:r>
           </w:p>
         </w:tc>
@@ -25268,7 +25268,7 @@
             </w:pPr>
             <w:r/>
             <w:r>
-              <w:t>699.25</w:t>
+              <w:t>702.50</w:t>
             </w:r>
           </w:p>
         </w:tc>
@@ -25296,7 +25296,7 @@
             </w:pPr>
             <w:r/>
             <w:r>
-              <w:t>715.75</w:t>
+              <w:t>719.00</w:t>
             </w:r>
           </w:p>
         </w:tc>
@@ -25324,7 +25324,7 @@
             </w:pPr>
             <w:r/>
             <w:r>
-              <w:t>688.75</w:t>
+              <w:t>692.00</w:t>
             </w:r>
           </w:p>
         </w:tc>
@@ -25355,7 +25355,7 @@
               <w:rPr>
                 <w:b/>
               </w:rPr>
-              <w:t>703.75</w:t>
+              <w:t>707.00</w:t>
             </w:r>
           </w:p>
         </w:tc>
@@ -25503,7 +25503,7 @@
             </w:pPr>
             <w:r/>
             <w:r>
-              <w:t>703.75</w:t>
+              <w:t>707.00</w:t>
             </w:r>
           </w:p>
         </w:tc>
@@ -25531,7 +25531,7 @@
             </w:pPr>
             <w:r/>
             <w:r>
-              <w:t>711.50</w:t>
+              <w:t>714.75</w:t>
             </w:r>
           </w:p>
         </w:tc>
@@ -25559,7 +25559,7 @@
             </w:pPr>
             <w:r/>
             <w:r>
-              <w:t>692.75</w:t>
+              <w:t>696.00</w:t>
             </w:r>
           </w:p>
         </w:tc>
@@ -25590,7 +25590,7 @@
               <w:rPr>
                 <w:b/>
               </w:rPr>
-              <w:t>705.00</w:t>
+              <w:t>708.25</w:t>
             </w:r>
           </w:p>
         </w:tc>
@@ -25738,7 +25738,7 @@
             </w:pPr>
             <w:r/>
             <w:r>
-              <w:t>705.00</w:t>
+              <w:t>708.25</w:t>
             </w:r>
           </w:p>
         </w:tc>
@@ -25766,7 +25766,7 @@
             </w:pPr>
             <w:r/>
             <w:r>
-              <w:t>713.25</w:t>
+              <w:t>716.50</w:t>
             </w:r>
           </w:p>
         </w:tc>
@@ -25794,7 +25794,7 @@
             </w:pPr>
             <w:r/>
             <w:r>
-              <w:t>694.50</w:t>
+              <w:t>697.75</w:t>
             </w:r>
           </w:p>
         </w:tc>
@@ -25825,7 +25825,7 @@
               <w:rPr>
                 <w:b/>
               </w:rPr>
-              <w:t>706.75</w:t>
+              <w:t>710.00</w:t>
             </w:r>
           </w:p>
         </w:tc>
@@ -25973,7 +25973,7 @@
             </w:pPr>
             <w:r/>
             <w:r>
-              <w:t>706.75</w:t>
+              <w:t>710.00</w:t>
             </w:r>
           </w:p>
         </w:tc>
@@ -26001,7 +26001,7 @@
             </w:pPr>
             <w:r/>
             <w:r>
-              <w:t>719.00</w:t>
+              <w:t>722.25</w:t>
             </w:r>
           </w:p>
         </w:tc>
@@ -26029,7 +26029,7 @@
             </w:pPr>
             <w:r/>
             <w:r>
-              <w:t>697.00</w:t>
+              <w:t>700.25</w:t>
             </w:r>
           </w:p>
         </w:tc>
@@ -26060,7 +26060,7 @@
               <w:rPr>
                 <w:b/>
               </w:rPr>
-              <w:t>705.75</w:t>
+              <w:t>709.00</w:t>
             </w:r>
           </w:p>
         </w:tc>
@@ -26208,7 +26208,7 @@
             </w:pPr>
             <w:r/>
             <w:r>
-              <w:t>705.75</w:t>
+              <w:t>709.00</w:t>
             </w:r>
           </w:p>
         </w:tc>
@@ -26236,7 +26236,7 @@
             </w:pPr>
             <w:r/>
             <w:r>
-              <w:t>716.25</w:t>
+              <w:t>719.50</w:t>
             </w:r>
           </w:p>
         </w:tc>
@@ -26264,7 +26264,7 @@
             </w:pPr>
             <w:r/>
             <w:r>
-              <w:t>691.00</w:t>
+              <w:t>694.25</w:t>
             </w:r>
           </w:p>
         </w:tc>
@@ -26295,7 +26295,7 @@
               <w:rPr>
                 <w:b/>
               </w:rPr>
-              <w:t>708.00</w:t>
+              <w:t>711.25</w:t>
             </w:r>
           </w:p>
         </w:tc>
@@ -26443,7 +26443,7 @@
             </w:pPr>
             <w:r/>
             <w:r>
-              <w:t>708.00</w:t>
+              <w:t>711.25</w:t>
             </w:r>
           </w:p>
         </w:tc>
@@ -26471,7 +26471,7 @@
             </w:pPr>
             <w:r/>
             <w:r>
-              <w:t>718.50</w:t>
+              <w:t>721.75</w:t>
             </w:r>
           </w:p>
         </w:tc>
@@ -26499,7 +26499,7 @@
             </w:pPr>
             <w:r/>
             <w:r>
-              <w:t>701.75</w:t>
+              <w:t>705.00</w:t>
             </w:r>
           </w:p>
         </w:tc>
@@ -26530,7 +26530,7 @@
               <w:rPr>
                 <w:b/>
               </w:rPr>
-              <w:t>708.75</w:t>
+              <w:t>712.00</w:t>
             </w:r>
           </w:p>
         </w:tc>
@@ -26678,7 +26678,7 @@
             </w:pPr>
             <w:r/>
             <w:r>
-              <w:t>708.75</w:t>
+              <w:t>712.00</w:t>
             </w:r>
           </w:p>
         </w:tc>
@@ -26706,7 +26706,7 @@
             </w:pPr>
             <w:r/>
             <w:r>
-              <w:t>723.00</w:t>
+              <w:t>726.25</w:t>
             </w:r>
           </w:p>
         </w:tc>
@@ -26734,7 +26734,7 @@
             </w:pPr>
             <w:r/>
             <w:r>
-              <w:t>694.00</w:t>
+              <w:t>697.25</w:t>
             </w:r>
           </w:p>
         </w:tc>
@@ -26765,7 +26765,7 @@
               <w:rPr>
                 <w:b/>
               </w:rPr>
-              <w:t>710.75</w:t>
+              <w:t>714.00</w:t>
             </w:r>
           </w:p>
         </w:tc>
@@ -26913,7 +26913,7 @@
             </w:pPr>
             <w:r/>
             <w:r>
-              <w:t>710.75</w:t>
+              <w:t>714.00</w:t>
             </w:r>
           </w:p>
         </w:tc>
@@ -26941,7 +26941,7 @@
             </w:pPr>
             <w:r/>
             <w:r>
-              <w:t>717.25</w:t>
+              <w:t>720.50</w:t>
             </w:r>
           </w:p>
         </w:tc>
@@ -26969,7 +26969,7 @@
             </w:pPr>
             <w:r/>
             <w:r>
-              <w:t>704.00</w:t>
+              <w:t>707.25</w:t>
             </w:r>
           </w:p>
         </w:tc>
@@ -27000,7 +27000,7 @@
               <w:rPr>
                 <w:b/>
               </w:rPr>
-              <w:t>711.00</w:t>
+              <w:t>714.25</w:t>
             </w:r>
           </w:p>
         </w:tc>
@@ -27148,7 +27148,7 @@
             </w:pPr>
             <w:r/>
             <w:r>
-              <w:t>711.00</w:t>
+              <w:t>714.25</w:t>
             </w:r>
           </w:p>
         </w:tc>
@@ -27176,7 +27176,7 @@
             </w:pPr>
             <w:r/>
             <w:r>
-              <w:t>721.25</w:t>
+              <w:t>724.50</w:t>
             </w:r>
           </w:p>
         </w:tc>
@@ -27204,7 +27204,7 @@
             </w:pPr>
             <w:r/>
             <w:r>
-              <w:t>703.00</w:t>
+              <w:t>706.25</w:t>
             </w:r>
           </w:p>
         </w:tc>
@@ -27235,7 +27235,7 @@
               <w:rPr>
                 <w:b/>
               </w:rPr>
-              <w:t>711.50</w:t>
+              <w:t>714.75</w:t>
             </w:r>
           </w:p>
         </w:tc>
@@ -27383,7 +27383,7 @@
             </w:pPr>
             <w:r/>
             <w:r>
-              <w:t>711.50</w:t>
+              <w:t>714.75</w:t>
             </w:r>
           </w:p>
         </w:tc>
@@ -27411,7 +27411,7 @@
             </w:pPr>
             <w:r/>
             <w:r>
-              <w:t>718.50</w:t>
+              <w:t>721.75</w:t>
             </w:r>
           </w:p>
         </w:tc>
@@ -27439,7 +27439,7 @@
             </w:pPr>
             <w:r/>
             <w:r>
-              <w:t>705.50</w:t>
+              <w:t>708.75</w:t>
             </w:r>
           </w:p>
         </w:tc>
@@ -27470,7 +27470,7 @@
               <w:rPr>
                 <w:b/>
               </w:rPr>
-              <w:t>710.75</w:t>
+              <w:t>714.00</w:t>
             </w:r>
           </w:p>
         </w:tc>
@@ -27618,7 +27618,7 @@
             </w:pPr>
             <w:r/>
             <w:r>
-              <w:t>710.75</w:t>
+              <w:t>714.00</w:t>
             </w:r>
           </w:p>
         </w:tc>
@@ -27646,7 +27646,7 @@
             </w:pPr>
             <w:r/>
             <w:r>
-              <w:t>724.25</w:t>
+              <w:t>727.50</w:t>
             </w:r>
           </w:p>
         </w:tc>
@@ -27674,7 +27674,7 @@
             </w:pPr>
             <w:r/>
             <w:r>
-              <w:t>697.75</w:t>
+              <w:t>701.00</w:t>
             </w:r>
           </w:p>
         </w:tc>
@@ -27705,7 +27705,7 @@
               <w:rPr>
                 <w:b/>
               </w:rPr>
-              <w:t>712.50</w:t>
+              <w:t>715.75</w:t>
             </w:r>
           </w:p>
         </w:tc>
@@ -27853,7 +27853,7 @@
             </w:pPr>
             <w:r/>
             <w:r>
-              <w:t>712.50</w:t>
+              <w:t>715.75</w:t>
             </w:r>
           </w:p>
         </w:tc>
@@ -27881,7 +27881,7 @@
             </w:pPr>
             <w:r/>
             <w:r>
-              <w:t>721.75</w:t>
+              <w:t>725.00</w:t>
             </w:r>
           </w:p>
         </w:tc>
@@ -27909,7 +27909,7 @@
             </w:pPr>
             <w:r/>
             <w:r>
-              <w:t>701.75</w:t>
+              <w:t>705.00</w:t>
             </w:r>
           </w:p>
         </w:tc>
@@ -27940,7 +27940,7 @@
               <w:rPr>
                 <w:b/>
               </w:rPr>
-              <w:t>713.00</w:t>
+              <w:t>716.25</w:t>
             </w:r>
           </w:p>
         </w:tc>
@@ -28088,7 +28088,7 @@
             </w:pPr>
             <w:r/>
             <w:r>
-              <w:t>713.00</w:t>
+              <w:t>716.25</w:t>
             </w:r>
           </w:p>
         </w:tc>
@@ -28116,7 +28116,7 @@
             </w:pPr>
             <w:r/>
             <w:r>
-              <w:t>725.25</w:t>
+              <w:t>728.50</w:t>
             </w:r>
           </w:p>
         </w:tc>
@@ -28144,7 +28144,7 @@
             </w:pPr>
             <w:r/>
             <w:r>
-              <w:t>698.75</w:t>
+              <w:t>702.00</w:t>
             </w:r>
           </w:p>
         </w:tc>
@@ -28175,7 +28175,7 @@
               <w:rPr>
                 <w:b/>
               </w:rPr>
-              <w:t>711.50</w:t>
+              <w:t>714.75</w:t>
             </w:r>
           </w:p>
         </w:tc>
@@ -28323,7 +28323,7 @@
             </w:pPr>
             <w:r/>
             <w:r>
-              <w:t>711.50</w:t>
+              <w:t>714.75</w:t>
             </w:r>
           </w:p>
         </w:tc>
@@ -28351,7 +28351,7 @@
             </w:pPr>
             <w:r/>
             <w:r>
-              <w:t>718.50</w:t>
+              <w:t>721.75</w:t>
             </w:r>
           </w:p>
         </w:tc>
@@ -28379,7 +28379,7 @@
             </w:pPr>
             <w:r/>
             <w:r>
-              <w:t>702.00</w:t>
+              <w:t>705.25</w:t>
             </w:r>
           </w:p>
         </w:tc>
@@ -28410,7 +28410,7 @@
               <w:rPr>
                 <w:b/>
               </w:rPr>
-              <w:t>712.00</w:t>
+              <w:t>715.25</w:t>
             </w:r>
           </w:p>
         </w:tc>
@@ -28558,7 +28558,7 @@
             </w:pPr>
             <w:r/>
             <w:r>
-              <w:t>712.00</w:t>
+              <w:t>715.25</w:t>
             </w:r>
           </w:p>
         </w:tc>
@@ -28586,7 +28586,7 @@
             </w:pPr>
             <w:r/>
             <w:r>
-              <w:t>722.50</w:t>
+              <w:t>725.75</w:t>
             </w:r>
           </w:p>
         </w:tc>
@@ -28614,7 +28614,7 @@
             </w:pPr>
             <w:r/>
             <w:r>
-              <w:t>704.75</w:t>
+              <w:t>708.00</w:t>
             </w:r>
           </w:p>
         </w:tc>
@@ -28645,7 +28645,7 @@
               <w:rPr>
                 <w:b/>
               </w:rPr>
-              <w:t>711.75</w:t>
+              <w:t>715.00</w:t>
             </w:r>
           </w:p>
         </w:tc>
@@ -28793,7 +28793,7 @@
             </w:pPr>
             <w:r/>
             <w:r>
-              <w:t>711.75</w:t>
+              <w:t>715.00</w:t>
             </w:r>
           </w:p>
         </w:tc>
@@ -28821,7 +28821,7 @@
             </w:pPr>
             <w:r/>
             <w:r>
-              <w:t>721.50</w:t>
+              <w:t>724.75</w:t>
             </w:r>
           </w:p>
         </w:tc>
@@ -28849,7 +28849,7 @@
             </w:pPr>
             <w:r/>
             <w:r>
-              <w:t>702.00</w:t>
+              <w:t>705.25</w:t>
             </w:r>
           </w:p>
         </w:tc>
@@ -28880,7 +28880,7 @@
               <w:rPr>
                 <w:b/>
               </w:rPr>
-              <w:t>712.25</w:t>
+              <w:t>715.50</w:t>
             </w:r>
           </w:p>
         </w:tc>
@@ -29028,7 +29028,7 @@
             </w:pPr>
             <w:r/>
             <w:r>
-              <w:t>712.25</w:t>
+              <w:t>715.50</w:t>
             </w:r>
           </w:p>
         </w:tc>
@@ -29056,7 +29056,7 @@
             </w:pPr>
             <w:r/>
             <w:r>
-              <w:t>723.00</w:t>
+              <w:t>726.25</w:t>
             </w:r>
           </w:p>
         </w:tc>
@@ -29084,7 +29084,7 @@
             </w:pPr>
             <w:r/>
             <w:r>
-              <w:t>705.00</w:t>
+              <w:t>708.25</w:t>
             </w:r>
           </w:p>
         </w:tc>
@@ -29115,7 +29115,7 @@
               <w:rPr>
                 <w:b/>
               </w:rPr>
-              <w:t>713.00</w:t>
+              <w:t>716.25</w:t>
             </w:r>
           </w:p>
         </w:tc>
@@ -29263,7 +29263,7 @@
             </w:pPr>
             <w:r/>
             <w:r>
-              <w:t>713.00</w:t>
+              <w:t>716.25</w:t>
             </w:r>
           </w:p>
         </w:tc>
@@ -29291,7 +29291,7 @@
             </w:pPr>
             <w:r/>
             <w:r>
-              <w:t>719.50</w:t>
+              <w:t>722.75</w:t>
             </w:r>
           </w:p>
         </w:tc>
@@ -29319,7 +29319,7 @@
             </w:pPr>
             <w:r/>
             <w:r>
-              <w:t>704.50</w:t>
+              <w:t>707.75</w:t>
             </w:r>
           </w:p>
         </w:tc>
@@ -29350,7 +29350,7 @@
               <w:rPr>
                 <w:b/>
               </w:rPr>
-              <w:t>713.50</w:t>
+              <w:t>716.75</w:t>
             </w:r>
           </w:p>
         </w:tc>
@@ -29498,7 +29498,7 @@
             </w:pPr>
             <w:r/>
             <w:r>
-              <w:t>713.50</w:t>
+              <w:t>716.75</w:t>
             </w:r>
           </w:p>
         </w:tc>
@@ -29526,7 +29526,7 @@
             </w:pPr>
             <w:r/>
             <w:r>
-              <w:t>724.50</w:t>
+              <w:t>727.75</w:t>
             </w:r>
           </w:p>
         </w:tc>
@@ -29554,7 +29554,7 @@
             </w:pPr>
             <w:r/>
             <w:r>
-              <w:t>701.75</w:t>
+              <w:t>705.00</w:t>
             </w:r>
           </w:p>
         </w:tc>
@@ -29585,7 +29585,7 @@
               <w:rPr>
                 <w:b/>
               </w:rPr>
-              <w:t>717.00</w:t>
+              <w:t>720.25</w:t>
             </w:r>
           </w:p>
         </w:tc>
@@ -29733,7 +29733,7 @@
             </w:pPr>
             <w:r/>
             <w:r>
-              <w:t>717.00</w:t>
+              <w:t>720.25</w:t>
             </w:r>
           </w:p>
         </w:tc>
@@ -29761,7 +29761,7 @@
             </w:pPr>
             <w:r/>
             <w:r>
-              <w:t>722.50</w:t>
+              <w:t>725.75</w:t>
             </w:r>
           </w:p>
         </w:tc>
@@ -29789,7 +29789,7 @@
             </w:pPr>
             <w:r/>
             <w:r>
-              <w:t>709.25</w:t>
+              <w:t>712.50</w:t>
             </w:r>
           </w:p>
         </w:tc>
@@ -29820,7 +29820,7 @@
               <w:rPr>
                 <w:b/>
               </w:rPr>
-              <w:t>717.75</w:t>
+              <w:t>721.00</w:t>
             </w:r>
           </w:p>
         </w:tc>
@@ -29968,7 +29968,7 @@
             </w:pPr>
             <w:r/>
             <w:r>
-              <w:t>717.75</w:t>
+              <w:t>721.00</w:t>
             </w:r>
           </w:p>
         </w:tc>
@@ -29996,7 +29996,7 @@
             </w:pPr>
             <w:r/>
             <w:r>
-              <w:t>727.00</w:t>
+              <w:t>730.25</w:t>
             </w:r>
           </w:p>
         </w:tc>
@@ -30024,7 +30024,7 @@
             </w:pPr>
             <w:r/>
             <w:r>
-              <w:t>711.25</w:t>
+              <w:t>714.50</w:t>
             </w:r>
           </w:p>
         </w:tc>
@@ -30055,7 +30055,7 @@
               <w:rPr>
                 <w:b/>
               </w:rPr>
-              <w:t>717.00</w:t>
+              <w:t>720.25</w:t>
             </w:r>
           </w:p>
         </w:tc>
@@ -30203,7 +30203,7 @@
             </w:pPr>
             <w:r/>
             <w:r>
-              <w:t>717.00</w:t>
+              <w:t>720.25</w:t>
             </w:r>
           </w:p>
         </w:tc>
@@ -30231,7 +30231,7 @@
             </w:pPr>
             <w:r/>
             <w:r>
-              <w:t>724.50</w:t>
+              <w:t>727.75</w:t>
             </w:r>
           </w:p>
         </w:tc>
@@ -30259,7 +30259,7 @@
             </w:pPr>
             <w:r/>
             <w:r>
-              <w:t>711.00</w:t>
+              <w:t>714.25</w:t>
             </w:r>
           </w:p>
         </w:tc>
@@ -30290,7 +30290,7 @@
               <w:rPr>
                 <w:b/>
               </w:rPr>
-              <w:t>716.00</w:t>
+              <w:t>719.25</w:t>
             </w:r>
           </w:p>
         </w:tc>
@@ -30438,7 +30438,7 @@
             </w:pPr>
             <w:r/>
             <w:r>
-              <w:t>716.00</w:t>
+              <w:t>719.25</w:t>
             </w:r>
           </w:p>
         </w:tc>
@@ -30466,7 +30466,7 @@
             </w:pPr>
             <w:r/>
             <w:r>
-              <w:t>723.00</w:t>
+              <w:t>726.25</w:t>
             </w:r>
           </w:p>
         </w:tc>
@@ -30494,7 +30494,7 @@
             </w:pPr>
             <w:r/>
             <w:r>
-              <w:t>702.50</w:t>
+              <w:t>705.75</w:t>
             </w:r>
           </w:p>
         </w:tc>
@@ -30525,7 +30525,7 @@
               <w:rPr>
                 <w:b/>
               </w:rPr>
-              <w:t>716.75</w:t>
+              <w:t>720.00</w:t>
             </w:r>
           </w:p>
         </w:tc>
@@ -30673,7 +30673,7 @@
             </w:pPr>
             <w:r/>
             <w:r>
-              <w:t>716.75</w:t>
+              <w:t>720.00</w:t>
             </w:r>
           </w:p>
         </w:tc>
@@ -30701,7 +30701,7 @@
             </w:pPr>
             <w:r/>
             <w:r>
-              <w:t>726.00</w:t>
+              <w:t>729.25</w:t>
             </w:r>
           </w:p>
         </w:tc>
@@ -30729,7 +30729,7 @@
             </w:pPr>
             <w:r/>
             <w:r>
-              <w:t>709.50</w:t>
+              <w:t>712.75</w:t>
             </w:r>
           </w:p>
         </w:tc>
@@ -30760,7 +30760,7 @@
               <w:rPr>
                 <w:b/>
               </w:rPr>
-              <w:t>716.50</w:t>
+              <w:t>719.75</w:t>
             </w:r>
           </w:p>
         </w:tc>
@@ -30908,7 +30908,7 @@
             </w:pPr>
             <w:r/>
             <w:r>
-              <w:t>716.50</w:t>
+              <w:t>719.75</w:t>
             </w:r>
           </w:p>
         </w:tc>
@@ -30936,7 +30936,7 @@
             </w:pPr>
             <w:r/>
             <w:r>
-              <w:t>725.00</w:t>
+              <w:t>728.25</w:t>
             </w:r>
           </w:p>
         </w:tc>
@@ -30964,7 +30964,7 @@
             </w:pPr>
             <w:r/>
             <w:r>
-              <w:t>702.50</w:t>
+              <w:t>705.75</w:t>
             </w:r>
           </w:p>
         </w:tc>
@@ -30995,7 +30995,7 @@
               <w:rPr>
                 <w:b/>
               </w:rPr>
-              <w:t>718.25</w:t>
+              <w:t>721.50</w:t>
             </w:r>
           </w:p>
         </w:tc>
@@ -31143,7 +31143,7 @@
             </w:pPr>
             <w:r/>
             <w:r>
-              <w:t>718.25</w:t>
+              <w:t>721.50</w:t>
             </w:r>
           </w:p>
         </w:tc>
@@ -31171,7 +31171,7 @@
             </w:pPr>
             <w:r/>
             <w:r>
-              <w:t>724.50</w:t>
+              <w:t>727.75</w:t>
             </w:r>
           </w:p>
         </w:tc>
@@ -31199,7 +31199,7 @@
             </w:pPr>
             <w:r/>
             <w:r>
-              <w:t>711.75</w:t>
+              <w:t>715.00</w:t>
             </w:r>
           </w:p>
         </w:tc>
@@ -31230,7 +31230,7 @@
               <w:rPr>
                 <w:b/>
               </w:rPr>
-              <w:t>717.50</w:t>
+              <w:t>720.75</w:t>
             </w:r>
           </w:p>
         </w:tc>

--- a/Daily Reports/20_08_2026-CBOT Reports.docx
+++ b/Daily Reports/20_08_2026-CBOT Reports.docx
@@ -104,7 +104,7 @@
           <w:color w:val="5C768D"/>
           <w:sz w:val="19"/>
         </w:rPr>
-        <w:t>Cập nhật tự động qua `macro_tracker.py` vào lúc 17:52 ICT ngày 20/08/2026</w:t>
+        <w:t>Cập nhật tự động qua `macro_tracker.py` vào lúc 18:49 ICT ngày 20/08/2026</w:t>
       </w:r>
     </w:p>
     <w:tbl>
@@ -313,7 +313,7 @@
               <w:rPr>
                 <w:b/>
               </w:rPr>
-              <w:t>93.91 / thùng</w:t>
+              <w:t>94.32 / thùng</w:t>
             </w:r>
           </w:p>
         </w:tc>
@@ -344,7 +344,7 @@
               <w:rPr>
                 <w:b/>
               </w:rPr>
-              <w:t>+2.50%</w:t>
+              <w:t>+2.95%</w:t>
             </w:r>
           </w:p>
         </w:tc>
@@ -442,7 +442,7 @@
               <w:rPr>
                 <w:b/>
               </w:rPr>
-              <w:t>98.62</w:t>
+              <w:t>98.70</w:t>
             </w:r>
           </w:p>
         </w:tc>
@@ -473,7 +473,7 @@
               <w:rPr>
                 <w:b/>
               </w:rPr>
-              <w:t>-0.21%</w:t>
+              <w:t>-0.13%</w:t>
             </w:r>
           </w:p>
         </w:tc>
@@ -1218,7 +1218,7 @@
         <w:rPr>
           <w:b/>
         </w:rPr>
-        <w:t>`93.91` (+2.50%)</w:t>
+        <w:t>`94.32` (+2.95%)</w:t>
       </w:r>
       <w:r>
         <w:t xml:space="preserve"> | DXY: </w:t>
@@ -1227,7 +1227,7 @@
         <w:rPr>
           <w:b/>
         </w:rPr>
-        <w:t>`98.62` (-0.21%)</w:t>
+        <w:t>`98.70` (-0.13%)</w:t>
       </w:r>
       <w:r>
         <w:t xml:space="preserve"> | Lúa mì CBOT: </w:t>
@@ -1236,7 +1236,7 @@
         <w:rPr>
           <w:b/>
         </w:rPr>
-        <w:t>`703.75` (+3.46%)</w:t>
+        <w:t>`703.25` (+3.38%)</w:t>
       </w:r>
       <w:r>
         <w:t>.</w:t>
@@ -1306,7 +1306,7 @@
           <w:color w:val="5C768D"/>
           <w:sz w:val="19"/>
         </w:rPr>
-        <w:t>Cập nhật tự động lúc 17:52 ICT ngày 20/08/2026 — Nguồn: NOAA, USDA, BOM Australia</w:t>
+        <w:t>Cập nhật tự động lúc 18:49 ICT ngày 20/08/2026 — Nguồn: NOAA, USDA, BOM Australia</w:t>
       </w:r>
     </w:p>
     <w:p>
@@ -3605,7 +3605,7 @@
               <w:rPr>
                 <w:b/>
               </w:rPr>
-              <w:t>502.26 (+0.01)</w:t>
+              <w:t>502.36 (+0.11)</w:t>
             </w:r>
           </w:p>
         </w:tc>
@@ -3633,7 +3633,7 @@
             </w:pPr>
             <w:r/>
             <w:r>
-              <w:t>Bullish (498.48 &gt; 493.65)</w:t>
+              <w:t>Bullish (498.82 &gt; 493.99)</w:t>
             </w:r>
           </w:p>
         </w:tc>
@@ -3661,7 +3661,7 @@
             </w:pPr>
             <w:r/>
             <w:r>
-              <w:t>1.75 cents</w:t>
+              <w:t>0.75 cents</w:t>
             </w:r>
           </w:p>
         </w:tc>
@@ -3822,7 +3822,7 @@
               <w:rPr>
                 <w:b/>
               </w:rPr>
-              <w:t>703.75</w:t>
+              <w:t>703.25</w:t>
             </w:r>
           </w:p>
         </w:tc>
@@ -3853,7 +3853,7 @@
               <w:rPr>
                 <w:b/>
               </w:rPr>
-              <w:t>704.06 (+0.31)</w:t>
+              <w:t>704.32 (+1.07)</w:t>
             </w:r>
           </w:p>
         </w:tc>
@@ -3881,7 +3881,7 @@
             </w:pPr>
             <w:r/>
             <w:r>
-              <w:t>Bullish (696.02 &gt; 691.14)</w:t>
+              <w:t>Bullish (696.70 &gt; 691.62)</w:t>
             </w:r>
           </w:p>
         </w:tc>
@@ -3909,7 +3909,7 @@
             </w:pPr>
             <w:r/>
             <w:r>
-              <w:t>2.50 cents</w:t>
+              <w:t>3.25 cents</w:t>
             </w:r>
           </w:p>
         </w:tc>
@@ -4347,7 +4347,7 @@
                 <w:b/>
                 <w:color w:val="15803D"/>
               </w:rPr>
-              <w:t>490.50 - 498.48 cents (Canh mua vùng hỗ trợ)</w:t>
+              <w:t>490.50 - 498.82 cents (Canh mua vùng hỗ trợ)</w:t>
             </w:r>
           </w:p>
         </w:tc>
@@ -4378,7 +4378,7 @@
               <w:rPr>
                 <w:b/>
               </w:rPr>
-              <w:t>454.57 cents (Dưới cản S2 + 1.5x ATR)</w:t>
+              <w:t>454.78 cents (Dưới cản S2 + 1.5x ATR)</w:t>
             </w:r>
           </w:p>
         </w:tc>
@@ -4414,7 +4414,7 @@
                 <w:color w:val="D97706"/>
                 <w:sz w:val="19"/>
               </w:rPr>
-              <w:t xml:space="preserve"> 502.86 cents </w:t>
+              <w:t xml:space="preserve"> 502.93 cents </w:t>
             </w:r>
             <w:r>
               <w:t xml:space="preserve"> / TP2: </w:t>
@@ -4590,7 +4590,7 @@
               <w:rPr>
                 <w:b/>
               </w:rPr>
-              <w:t>471.49 cents (Chống quét SL tuyệt đối)</w:t>
+              <w:t>471.59 cents (Chống quét SL tuyệt đối)</w:t>
             </w:r>
           </w:p>
         </w:tc>
@@ -4752,7 +4752,7 @@
               <w:rPr>
                 <w:b/>
               </w:rPr>
-              <w:t>518.24 - 519.74 cents</w:t>
+              <w:t>518.29 - 519.79 cents</w:t>
             </w:r>
           </w:p>
         </w:tc>
@@ -4783,7 +4783,7 @@
               <w:rPr>
                 <w:b/>
               </w:rPr>
-              <w:t>519.76 cents</w:t>
+              <w:t>519.71 cents</w:t>
             </w:r>
           </w:p>
         </w:tc>
@@ -4945,7 +4945,7 @@
               <w:rPr>
                 <w:b/>
               </w:rPr>
-              <w:t>450.10 - 457.25 cents</w:t>
+              <w:t>450.65 - 457.25 cents</w:t>
             </w:r>
           </w:p>
         </w:tc>
@@ -5126,7 +5126,7 @@
                 <w:b/>
                 <w:color w:val="B91C1C"/>
               </w:rPr>
-              <w:t>696.02 - 691.14 cents (Canh bán hồi kỹ thuật H1)</w:t>
+              <w:t>696.70 - 691.62 cents (Canh bán hồi kỹ thuật H1)</w:t>
             </w:r>
           </w:p>
         </w:tc>
@@ -5157,7 +5157,7 @@
               <w:rPr>
                 <w:b/>
               </w:rPr>
-              <w:t>733.84 cents (Trên kháng cự R2 + 1.5x ATR)</w:t>
+              <w:t>733.83 cents (Trên kháng cự R2 + 1.5x ATR)</w:t>
             </w:r>
           </w:p>
         </w:tc>
@@ -5366,7 +5366,7 @@
               <w:rPr>
                 <w:b/>
               </w:rPr>
-              <w:t>659.11 cents</w:t>
+              <w:t>659.14 cents</w:t>
             </w:r>
           </w:p>
         </w:tc>
@@ -5397,7 +5397,7 @@
               <w:rPr>
                 <w:b/>
               </w:rPr>
-              <w:t>739.75 cents (Đón sóng hồi trung hạn ~14.5 giá)</w:t>
+              <w:t>723.50 cents (Đón sóng hồi trung hạn ~14.5 giá)</w:t>
             </w:r>
           </w:p>
         </w:tc>
@@ -5528,7 +5528,7 @@
               <w:rPr>
                 <w:b/>
               </w:rPr>
-              <w:t>739.75 - 741.75 cents</w:t>
+              <w:t>723.50 - 725.50 cents</w:t>
             </w:r>
           </w:p>
         </w:tc>
@@ -5559,7 +5559,7 @@
               <w:rPr>
                 <w:b/>
               </w:rPr>
-              <w:t>743.14 cents</w:t>
+              <w:t>726.86 cents</w:t>
             </w:r>
           </w:p>
         </w:tc>
@@ -5721,7 +5721,7 @@
               <w:rPr>
                 <w:b/>
               </w:rPr>
-              <w:t>630.34 - 645.25 cents</w:t>
+              <w:t>630.36 - 645.25 cents</w:t>
             </w:r>
           </w:p>
         </w:tc>
@@ -11614,10 +11614,10 @@
         <w:rPr>
           <w:b/>
         </w:rPr>
-        <w:t>`502.26 cents`</w:t>
+        <w:t>`502.36 cents`</w:t>
       </w:r>
       <w:r>
-        <w:t xml:space="preserve"> (+0.01).</w:t>
+        <w:t xml:space="preserve"> (+0.11).</w:t>
       </w:r>
     </w:p>
     <w:p>
@@ -11638,7 +11638,7 @@
         <w:rPr>
           <w:b/>
         </w:rPr>
-        <w:t>`90,222`</w:t>
+        <w:t>`95,091`</w:t>
       </w:r>
       <w:r>
         <w:t xml:space="preserve"> (Chênh lệch: </w:t>
@@ -11647,7 +11647,7 @@
         <w:rPr>
           <w:b/>
         </w:rPr>
-        <w:t>`-129,856`</w:t>
+        <w:t>`-124,987`</w:t>
       </w:r>
       <w:r>
         <w:t xml:space="preserve">) | OI: </w:t>
@@ -11981,7 +11981,7 @@
               <w:rPr>
                 <w:b/>
               </w:rPr>
-              <w:t>93.91</w:t>
+              <w:t>94.32</w:t>
             </w:r>
           </w:p>
         </w:tc>
@@ -12012,7 +12012,7 @@
               <w:rPr>
                 <w:b/>
               </w:rPr>
-              <w:t>+2.50%</w:t>
+              <w:t>+2.95%</w:t>
             </w:r>
           </w:p>
         </w:tc>
@@ -12104,7 +12104,7 @@
               <w:rPr>
                 <w:b/>
               </w:rPr>
-              <w:t>98.62</w:t>
+              <w:t>98.70</w:t>
             </w:r>
           </w:p>
         </w:tc>
@@ -12135,7 +12135,7 @@
               <w:rPr>
                 <w:b/>
               </w:rPr>
-              <w:t>-0.21%</w:t>
+              <w:t>-0.13%</w:t>
             </w:r>
           </w:p>
         </w:tc>
@@ -12739,7 +12739,7 @@
         <w:t xml:space="preserve"> EMA_21 </w:t>
       </w:r>
       <w:r>
-        <w:t xml:space="preserve"> (498.48) &gt; </w:t>
+        <w:t xml:space="preserve"> (498.82) &gt; </w:t>
       </w:r>
       <w:r>
         <w:rPr>
@@ -12750,7 +12750,7 @@
         <w:t xml:space="preserve"> EMA_50 </w:t>
       </w:r>
       <w:r>
-        <w:t xml:space="preserve"> (493.65).</w:t>
+        <w:t xml:space="preserve"> (493.99).</w:t>
       </w:r>
     </w:p>
     <w:p>
@@ -12780,7 +12780,7 @@
         <w:rPr>
           <w:b/>
         </w:rPr>
-        <w:t>`1.79`</w:t>
+        <w:t>`1.65`</w:t>
       </w:r>
       <w:r>
         <w:t xml:space="preserve"> cents | Volatility = </w:t>
@@ -12789,7 +12789,7 @@
         <w:rPr>
           <w:b/>
         </w:rPr>
-        <w:t>`1.75 cents`</w:t>
+        <w:t>`0.75 cents`</w:t>
       </w:r>
       <w:r>
         <w:t>.</w:t>
@@ -12831,7 +12831,7 @@
         <w:rPr>
           <w:b/>
         </w:rPr>
-        <w:t>`502.86`</w:t>
+        <w:t>`502.93`</w:t>
       </w:r>
       <w:r>
         <w:t xml:space="preserve"> | R2: </w:t>
@@ -13574,7 +13574,7 @@
           <w:b/>
           <w:color w:val="15803D"/>
         </w:rPr>
-        <w:t>`490.50 - 498.48 cents (Canh mua vùng hỗ trợ)`</w:t>
+        <w:t>`490.50 - 498.82 cents (Canh mua vùng hỗ trợ)`</w:t>
       </w:r>
       <w:r>
         <w:t xml:space="preserve"> | SL: </w:t>
@@ -13583,7 +13583,7 @@
         <w:rPr>
           <w:b/>
         </w:rPr>
-        <w:t>`454.57 cents (Dưới cản S2 + 1.5x ATR)`</w:t>
+        <w:t>`454.78 cents (Dưới cản S2 + 1.5x ATR)`</w:t>
       </w:r>
       <w:r>
         <w:t xml:space="preserve"> | TP: </w:t>
@@ -13594,7 +13594,7 @@
           <w:color w:val="D97706"/>
           <w:sz w:val="19"/>
         </w:rPr>
-        <w:t xml:space="preserve"> 502.86 cents </w:t>
+        <w:t xml:space="preserve"> 502.93 cents </w:t>
       </w:r>
       <w:r>
         <w:t xml:space="preserve"> / </w:t>
@@ -13654,7 +13654,7 @@
         <w:rPr>
           <w:b/>
         </w:rPr>
-        <w:t>`471.49 cents (Chống quét SL tuyệt đối)`</w:t>
+        <w:t>`471.59 cents (Chống quét SL tuyệt đối)`</w:t>
       </w:r>
       <w:r>
         <w:t xml:space="preserve"> | TP: </w:t>
@@ -13691,7 +13691,7 @@
         <w:rPr>
           <w:b/>
         </w:rPr>
-        <w:t>`518.24 - 519.74 cents`</w:t>
+        <w:t>`518.29 - 519.79 cents`</w:t>
       </w:r>
       <w:r>
         <w:t xml:space="preserve"> | SL: </w:t>
@@ -13700,7 +13700,7 @@
         <w:rPr>
           <w:b/>
         </w:rPr>
-        <w:t>`519.76 cents`</w:t>
+        <w:t>`519.71 cents`</w:t>
       </w:r>
       <w:r>
         <w:t xml:space="preserve"> | TP: </w:t>
@@ -13749,7 +13749,7 @@
         <w:rPr>
           <w:b/>
         </w:rPr>
-        <w:t>`450.10 - 457.25 cents`</w:t>
+        <w:t>`450.65 - 457.25 cents`</w:t>
       </w:r>
     </w:p>
     <w:p>
@@ -21781,7 +21781,7 @@
         <w:t>Giá Chốt Phiên (Close):</w:t>
       </w:r>
       <w:r>
-        <w:t xml:space="preserve"> 703.75 cents | </w:t>
+        <w:t xml:space="preserve"> 703.25 cents | </w:t>
       </w:r>
       <w:r>
         <w:rPr>
@@ -21796,10 +21796,10 @@
         <w:rPr>
           <w:b/>
         </w:rPr>
-        <w:t>`704.06 cents`</w:t>
+        <w:t>`704.32 cents`</w:t>
       </w:r>
       <w:r>
-        <w:t xml:space="preserve"> (+0.31).</w:t>
+        <w:t xml:space="preserve"> (+1.07).</w:t>
       </w:r>
     </w:p>
     <w:p>
@@ -21820,7 +21820,7 @@
         <w:rPr>
           <w:b/>
         </w:rPr>
-        <w:t>`14,299`</w:t>
+        <w:t>`15,356`</w:t>
       </w:r>
       <w:r>
         <w:t xml:space="preserve"> (Chênh lệch: </w:t>
@@ -21829,7 +21829,7 @@
         <w:rPr>
           <w:b/>
         </w:rPr>
-        <w:t>`-80,339`</w:t>
+        <w:t>`-79,282`</w:t>
       </w:r>
       <w:r>
         <w:t xml:space="preserve">) | OI: </w:t>
@@ -22163,7 +22163,7 @@
               <w:rPr>
                 <w:b/>
               </w:rPr>
-              <w:t>93.91</w:t>
+              <w:t>94.32</w:t>
             </w:r>
           </w:p>
         </w:tc>
@@ -22194,7 +22194,7 @@
               <w:rPr>
                 <w:b/>
               </w:rPr>
-              <w:t>+2.50%</w:t>
+              <w:t>+2.95%</w:t>
             </w:r>
           </w:p>
         </w:tc>
@@ -22286,7 +22286,7 @@
               <w:rPr>
                 <w:b/>
               </w:rPr>
-              <w:t>98.62</w:t>
+              <w:t>98.70</w:t>
             </w:r>
           </w:p>
         </w:tc>
@@ -22317,7 +22317,7 @@
               <w:rPr>
                 <w:b/>
               </w:rPr>
-              <w:t>-0.21%</w:t>
+              <w:t>-0.13%</w:t>
             </w:r>
           </w:p>
         </w:tc>
@@ -22921,7 +22921,7 @@
         <w:t xml:space="preserve"> EMA_21 </w:t>
       </w:r>
       <w:r>
-        <w:t xml:space="preserve"> (696.02) &gt; </w:t>
+        <w:t xml:space="preserve"> (696.70) &gt; </w:t>
       </w:r>
       <w:r>
         <w:rPr>
@@ -22932,7 +22932,7 @@
         <w:t xml:space="preserve"> EMA_50 </w:t>
       </w:r>
       <w:r>
-        <w:t xml:space="preserve"> (691.14).</w:t>
+        <w:t xml:space="preserve"> (691.62).</w:t>
       </w:r>
     </w:p>
     <w:p>
@@ -22953,7 +22953,7 @@
         <w:rPr>
           <w:b/>
         </w:rPr>
-        <w:t>`71.11`</w:t>
+        <w:t>`69.04`</w:t>
       </w:r>
       <w:r>
         <w:t xml:space="preserve"> | ATR (14) = </w:t>
@@ -22962,7 +22962,7 @@
         <w:rPr>
           <w:b/>
         </w:rPr>
-        <w:t>`3.73`</w:t>
+        <w:t>`3.72`</w:t>
       </w:r>
       <w:r>
         <w:t xml:space="preserve"> cents | Volatility = </w:t>
@@ -22971,7 +22971,7 @@
         <w:rPr>
           <w:b/>
         </w:rPr>
-        <w:t>`2.50 cents`</w:t>
+        <w:t>`3.25 cents`</w:t>
       </w:r>
       <w:r>
         <w:t>.</w:t>
@@ -23013,7 +23013,7 @@
         <w:rPr>
           <w:b/>
         </w:rPr>
-        <w:t>`708.50`</w:t>
+        <w:t>`706.50`</w:t>
       </w:r>
       <w:r>
         <w:t xml:space="preserve"> | R2: </w:t>
@@ -23746,7 +23746,7 @@
           <w:b/>
           <w:color w:val="B91C1C"/>
         </w:rPr>
-        <w:t>`696.02 - 691.14 cents (Canh bán hồi kỹ thuật H1)`</w:t>
+        <w:t>`696.70 - 691.62 cents (Canh bán hồi kỹ thuật H1)`</w:t>
       </w:r>
       <w:r>
         <w:t xml:space="preserve"> | SL: </w:t>
@@ -23755,7 +23755,7 @@
         <w:rPr>
           <w:b/>
         </w:rPr>
-        <w:t>`733.84 cents (Trên kháng cự R2 + 1.5x ATR)`</w:t>
+        <w:t>`733.83 cents (Trên kháng cự R2 + 1.5x ATR)`</w:t>
       </w:r>
       <w:r>
         <w:t xml:space="preserve"> | TP: </w:t>
@@ -23826,7 +23826,7 @@
         <w:rPr>
           <w:b/>
         </w:rPr>
-        <w:t>`659.11 cents`</w:t>
+        <w:t>`659.14 cents`</w:t>
       </w:r>
       <w:r>
         <w:t xml:space="preserve"> | TP: </w:t>
@@ -23835,7 +23835,7 @@
         <w:rPr>
           <w:b/>
         </w:rPr>
-        <w:t>`739.75 cents (Đón sóng hồi trung hạn ~14.5 giá)`</w:t>
+        <w:t>`723.50 cents (Đón sóng hồi trung hạn ~14.5 giá)`</w:t>
       </w:r>
       <w:r>
         <w:t>.</w:t>
@@ -23863,7 +23863,7 @@
         <w:rPr>
           <w:b/>
         </w:rPr>
-        <w:t>`739.75 - 741.75 cents`</w:t>
+        <w:t>`723.50 - 725.50 cents`</w:t>
       </w:r>
       <w:r>
         <w:t xml:space="preserve"> | SL: </w:t>
@@ -23872,7 +23872,7 @@
         <w:rPr>
           <w:b/>
         </w:rPr>
-        <w:t>`743.14 cents`</w:t>
+        <w:t>`726.86 cents`</w:t>
       </w:r>
       <w:r>
         <w:t xml:space="preserve"> | TP: </w:t>
@@ -23921,7 +23921,7 @@
         <w:rPr>
           <w:b/>
         </w:rPr>
-        <w:t>`630.34 - 645.25 cents`</w:t>
+        <w:t>`630.36 - 645.25 cents`</w:t>
       </w:r>
     </w:p>
     <w:p>
@@ -24328,7 +24328,7 @@
             </w:pPr>
             <w:r/>
             <w:r>
-              <w:t>703.75</w:t>
+              <w:t>703.25</w:t>
             </w:r>
           </w:p>
         </w:tc>
@@ -24356,7 +24356,7 @@
             </w:pPr>
             <w:r/>
             <w:r>
-              <w:t>715.00</w:t>
+              <w:t>714.50</w:t>
             </w:r>
           </w:p>
         </w:tc>
@@ -24384,7 +24384,7 @@
             </w:pPr>
             <w:r/>
             <w:r>
-              <w:t>698.25</w:t>
+              <w:t>697.75</w:t>
             </w:r>
           </w:p>
         </w:tc>
@@ -24415,7 +24415,7 @@
               <w:rPr>
                 <w:b/>
               </w:rPr>
-              <w:t>703.00</w:t>
+              <w:t>702.50</w:t>
             </w:r>
           </w:p>
         </w:tc>
@@ -24563,7 +24563,7 @@
             </w:pPr>
             <w:r/>
             <w:r>
-              <w:t>703.00</w:t>
+              <w:t>702.50</w:t>
             </w:r>
           </w:p>
         </w:tc>
@@ -24591,7 +24591,7 @@
             </w:pPr>
             <w:r/>
             <w:r>
-              <w:t>710.50</w:t>
+              <w:t>710.00</w:t>
             </w:r>
           </w:p>
         </w:tc>
@@ -24619,7 +24619,7 @@
             </w:pPr>
             <w:r/>
             <w:r>
-              <w:t>697.00</w:t>
+              <w:t>696.50</w:t>
             </w:r>
           </w:p>
         </w:tc>
@@ -24650,7 +24650,7 @@
               <w:rPr>
                 <w:b/>
               </w:rPr>
-              <w:t>702.50</w:t>
+              <w:t>702.00</w:t>
             </w:r>
           </w:p>
         </w:tc>
@@ -24798,7 +24798,7 @@
             </w:pPr>
             <w:r/>
             <w:r>
-              <w:t>702.50</w:t>
+              <w:t>702.00</w:t>
             </w:r>
           </w:p>
         </w:tc>
@@ -24826,7 +24826,7 @@
             </w:pPr>
             <w:r/>
             <w:r>
-              <w:t>716.25</w:t>
+              <w:t>715.75</w:t>
             </w:r>
           </w:p>
         </w:tc>
@@ -24854,7 +24854,7 @@
             </w:pPr>
             <w:r/>
             <w:r>
-              <w:t>687.75</w:t>
+              <w:t>687.25</w:t>
             </w:r>
           </w:p>
         </w:tc>
@@ -24885,7 +24885,7 @@
               <w:rPr>
                 <w:b/>
               </w:rPr>
-              <w:t>704.50</w:t>
+              <w:t>704.00</w:t>
             </w:r>
           </w:p>
         </w:tc>
@@ -25033,7 +25033,7 @@
             </w:pPr>
             <w:r/>
             <w:r>
-              <w:t>704.50</w:t>
+              <w:t>704.00</w:t>
             </w:r>
           </w:p>
         </w:tc>
@@ -25061,7 +25061,7 @@
             </w:pPr>
             <w:r/>
             <w:r>
-              <w:t>717.75</w:t>
+              <w:t>717.25</w:t>
             </w:r>
           </w:p>
         </w:tc>
@@ -25089,7 +25089,7 @@
             </w:pPr>
             <w:r/>
             <w:r>
-              <w:t>696.25</w:t>
+              <w:t>695.75</w:t>
             </w:r>
           </w:p>
         </w:tc>
@@ -25120,7 +25120,7 @@
               <w:rPr>
                 <w:b/>
               </w:rPr>
-              <w:t>705.75</w:t>
+              <w:t>705.25</w:t>
             </w:r>
           </w:p>
         </w:tc>
@@ -25268,7 +25268,7 @@
             </w:pPr>
             <w:r/>
             <w:r>
-              <w:t>705.75</w:t>
+              <w:t>705.25</w:t>
             </w:r>
           </w:p>
         </w:tc>
@@ -25296,7 +25296,7 @@
             </w:pPr>
             <w:r/>
             <w:r>
-              <w:t>722.25</w:t>
+              <w:t>721.75</w:t>
             </w:r>
           </w:p>
         </w:tc>
@@ -25324,7 +25324,7 @@
             </w:pPr>
             <w:r/>
             <w:r>
-              <w:t>695.25</w:t>
+              <w:t>694.75</w:t>
             </w:r>
           </w:p>
         </w:tc>
@@ -25355,7 +25355,7 @@
               <w:rPr>
                 <w:b/>
               </w:rPr>
-              <w:t>710.25</w:t>
+              <w:t>709.75</w:t>
             </w:r>
           </w:p>
         </w:tc>
@@ -25503,7 +25503,7 @@
             </w:pPr>
             <w:r/>
             <w:r>
-              <w:t>710.25</w:t>
+              <w:t>709.75</w:t>
             </w:r>
           </w:p>
         </w:tc>
@@ -25531,7 +25531,7 @@
             </w:pPr>
             <w:r/>
             <w:r>
-              <w:t>718.00</w:t>
+              <w:t>717.50</w:t>
             </w:r>
           </w:p>
         </w:tc>
@@ -25559,7 +25559,7 @@
             </w:pPr>
             <w:r/>
             <w:r>
-              <w:t>699.25</w:t>
+              <w:t>698.75</w:t>
             </w:r>
           </w:p>
         </w:tc>
@@ -25590,7 +25590,7 @@
               <w:rPr>
                 <w:b/>
               </w:rPr>
-              <w:t>711.50</w:t>
+              <w:t>711.00</w:t>
             </w:r>
           </w:p>
         </w:tc>
@@ -25738,7 +25738,7 @@
             </w:pPr>
             <w:r/>
             <w:r>
-              <w:t>711.50</w:t>
+              <w:t>711.00</w:t>
             </w:r>
           </w:p>
         </w:tc>
@@ -25766,7 +25766,7 @@
             </w:pPr>
             <w:r/>
             <w:r>
-              <w:t>719.75</w:t>
+              <w:t>719.25</w:t>
             </w:r>
           </w:p>
         </w:tc>
@@ -25794,7 +25794,7 @@
             </w:pPr>
             <w:r/>
             <w:r>
-              <w:t>701.00</w:t>
+              <w:t>700.50</w:t>
             </w:r>
           </w:p>
         </w:tc>
@@ -25825,7 +25825,7 @@
               <w:rPr>
                 <w:b/>
               </w:rPr>
-              <w:t>713.25</w:t>
+              <w:t>712.75</w:t>
             </w:r>
           </w:p>
         </w:tc>
@@ -25973,7 +25973,7 @@
             </w:pPr>
             <w:r/>
             <w:r>
-              <w:t>713.25</w:t>
+              <w:t>712.75</w:t>
             </w:r>
           </w:p>
         </w:tc>
@@ -26001,7 +26001,7 @@
             </w:pPr>
             <w:r/>
             <w:r>
-              <w:t>725.50</w:t>
+              <w:t>725.00</w:t>
             </w:r>
           </w:p>
         </w:tc>
@@ -26029,7 +26029,7 @@
             </w:pPr>
             <w:r/>
             <w:r>
-              <w:t>703.50</w:t>
+              <w:t>703.00</w:t>
             </w:r>
           </w:p>
         </w:tc>
@@ -26060,7 +26060,7 @@
               <w:rPr>
                 <w:b/>
               </w:rPr>
-              <w:t>712.25</w:t>
+              <w:t>711.75</w:t>
             </w:r>
           </w:p>
         </w:tc>
@@ -26208,7 +26208,7 @@
             </w:pPr>
             <w:r/>
             <w:r>
-              <w:t>712.25</w:t>
+              <w:t>711.75</w:t>
             </w:r>
           </w:p>
         </w:tc>
@@ -26236,7 +26236,7 @@
             </w:pPr>
             <w:r/>
             <w:r>
-              <w:t>722.75</w:t>
+              <w:t>722.25</w:t>
             </w:r>
           </w:p>
         </w:tc>
@@ -26264,7 +26264,7 @@
             </w:pPr>
             <w:r/>
             <w:r>
-              <w:t>697.50</w:t>
+              <w:t>697.00</w:t>
             </w:r>
           </w:p>
         </w:tc>
@@ -26295,7 +26295,7 @@
               <w:rPr>
                 <w:b/>
               </w:rPr>
-              <w:t>714.50</w:t>
+              <w:t>714.00</w:t>
             </w:r>
           </w:p>
         </w:tc>
@@ -26443,7 +26443,7 @@
             </w:pPr>
             <w:r/>
             <w:r>
-              <w:t>714.50</w:t>
+              <w:t>714.00</w:t>
             </w:r>
           </w:p>
         </w:tc>
@@ -26471,7 +26471,7 @@
             </w:pPr>
             <w:r/>
             <w:r>
-              <w:t>725.00</w:t>
+              <w:t>724.50</w:t>
             </w:r>
           </w:p>
         </w:tc>
@@ -26499,7 +26499,7 @@
             </w:pPr>
             <w:r/>
             <w:r>
-              <w:t>708.25</w:t>
+              <w:t>707.75</w:t>
             </w:r>
           </w:p>
         </w:tc>
@@ -26530,7 +26530,7 @@
               <w:rPr>
                 <w:b/>
               </w:rPr>
-              <w:t>715.25</w:t>
+              <w:t>714.75</w:t>
             </w:r>
           </w:p>
         </w:tc>
@@ -26678,7 +26678,7 @@
             </w:pPr>
             <w:r/>
             <w:r>
-              <w:t>715.25</w:t>
+              <w:t>714.75</w:t>
             </w:r>
           </w:p>
         </w:tc>
@@ -26706,7 +26706,7 @@
             </w:pPr>
             <w:r/>
             <w:r>
-              <w:t>729.50</w:t>
+              <w:t>729.00</w:t>
             </w:r>
           </w:p>
         </w:tc>
@@ -26734,7 +26734,7 @@
             </w:pPr>
             <w:r/>
             <w:r>
-              <w:t>700.50</w:t>
+              <w:t>700.00</w:t>
             </w:r>
           </w:p>
         </w:tc>
@@ -26765,7 +26765,7 @@
               <w:rPr>
                 <w:b/>
               </w:rPr>
-              <w:t>717.25</w:t>
+              <w:t>716.75</w:t>
             </w:r>
           </w:p>
         </w:tc>
@@ -26913,7 +26913,7 @@
             </w:pPr>
             <w:r/>
             <w:r>
-              <w:t>717.25</w:t>
+              <w:t>716.75</w:t>
             </w:r>
           </w:p>
         </w:tc>
@@ -26941,7 +26941,7 @@
             </w:pPr>
             <w:r/>
             <w:r>
-              <w:t>723.75</w:t>
+              <w:t>723.25</w:t>
             </w:r>
           </w:p>
         </w:tc>
@@ -26969,7 +26969,7 @@
             </w:pPr>
             <w:r/>
             <w:r>
-              <w:t>710.50</w:t>
+              <w:t>710.00</w:t>
             </w:r>
           </w:p>
         </w:tc>
@@ -26977,6 +26977,241 @@
           <w:tcPr>
             <w:tcW w:type="dxa" w:w="1728"/>
             <w:shd w:fill="FFFFFF"/>
+            <w:tcMar>
+              <w:top w:w="100" w:type="dxa"/>
+              <w:bottom w:w="100" w:type="dxa"/>
+              <w:left w:w="120" w:type="dxa"/>
+              <w:right w:w="120" w:type="dxa"/>
+            </w:tcMar>
+            <w:tcBorders>
+              <w:top w:val="single" w:sz="4" w:space="0" w:color="CCCCCC"/>
+              <w:bottom w:val="single" w:sz="4" w:space="0" w:color="CCCCCC"/>
+              <w:left w:val="single" w:sz="4" w:space="0" w:color="CCCCCC"/>
+              <w:right w:val="single" w:sz="4" w:space="0" w:color="CCCCCC"/>
+            </w:tcBorders>
+          </w:tcPr>
+          <w:p>
+            <w:pPr>
+              <w:spacing w:before="60" w:after="60" w:line="252" w:lineRule="auto"/>
+              <w:jc w:val="left"/>
+            </w:pPr>
+            <w:r/>
+            <w:r>
+              <w:rPr>
+                <w:b/>
+              </w:rPr>
+              <w:t>717.00</w:t>
+            </w:r>
+          </w:p>
+        </w:tc>
+        <w:tc>
+          <w:tcPr>
+            <w:tcW w:type="dxa" w:w="3456"/>
+            <w:shd w:fill="FFFFFF"/>
+            <w:tcMar>
+              <w:top w:w="100" w:type="dxa"/>
+              <w:bottom w:w="100" w:type="dxa"/>
+              <w:left w:w="120" w:type="dxa"/>
+              <w:right w:w="120" w:type="dxa"/>
+            </w:tcMar>
+            <w:tcBorders>
+              <w:top w:val="single" w:sz="4" w:space="0" w:color="CCCCCC"/>
+              <w:bottom w:val="single" w:sz="4" w:space="0" w:color="CCCCCC"/>
+              <w:left w:val="single" w:sz="4" w:space="0" w:color="CCCCCC"/>
+              <w:right w:val="single" w:sz="4" w:space="0" w:color="CCCCCC"/>
+            </w:tcBorders>
+          </w:tcPr>
+          <w:p>
+            <w:pPr>
+              <w:spacing w:before="60" w:after="60" w:line="252" w:lineRule="auto"/>
+              <w:jc w:val="left"/>
+            </w:pPr>
+            <w:r/>
+            <w:r>
+              <w:rPr>
+                <w:b/>
+              </w:rPr>
+              <w:t>+0.25</w:t>
+            </w:r>
+          </w:p>
+        </w:tc>
+        <w:tc>
+          <w:tcPr>
+            <w:tcW w:type="dxa" w:w="1440"/>
+            <w:shd w:fill="FFFFFF"/>
+            <w:tcMar>
+              <w:top w:w="100" w:type="dxa"/>
+              <w:bottom w:w="100" w:type="dxa"/>
+              <w:left w:w="120" w:type="dxa"/>
+              <w:right w:w="120" w:type="dxa"/>
+            </w:tcMar>
+            <w:tcBorders>
+              <w:top w:val="single" w:sz="4" w:space="0" w:color="CCCCCC"/>
+              <w:bottom w:val="single" w:sz="4" w:space="0" w:color="CCCCCC"/>
+              <w:left w:val="single" w:sz="4" w:space="0" w:color="CCCCCC"/>
+              <w:right w:val="single" w:sz="4" w:space="0" w:color="CCCCCC"/>
+            </w:tcBorders>
+          </w:tcPr>
+          <w:p>
+            <w:pPr>
+              <w:spacing w:before="60" w:after="60" w:line="252" w:lineRule="auto"/>
+              <w:jc w:val="left"/>
+            </w:pPr>
+            <w:r/>
+            <w:r>
+              <w:t>BULL</w:t>
+            </w:r>
+          </w:p>
+        </w:tc>
+      </w:tr>
+      <w:tr>
+        <w:tc>
+          <w:tcPr>
+            <w:tcW w:type="dxa" w:w="1584"/>
+            <w:shd w:fill="F8FAFC"/>
+            <w:tcMar>
+              <w:top w:w="100" w:type="dxa"/>
+              <w:bottom w:w="100" w:type="dxa"/>
+              <w:left w:w="120" w:type="dxa"/>
+              <w:right w:w="120" w:type="dxa"/>
+            </w:tcMar>
+            <w:tcBorders>
+              <w:top w:val="single" w:sz="4" w:space="0" w:color="CCCCCC"/>
+              <w:bottom w:val="single" w:sz="4" w:space="0" w:color="CCCCCC"/>
+              <w:left w:val="single" w:sz="4" w:space="0" w:color="CCCCCC"/>
+              <w:right w:val="single" w:sz="4" w:space="0" w:color="CCCCCC"/>
+            </w:tcBorders>
+          </w:tcPr>
+          <w:p>
+            <w:pPr>
+              <w:spacing w:before="60" w:after="60" w:line="252" w:lineRule="auto"/>
+              <w:jc w:val="left"/>
+            </w:pPr>
+            <w:r/>
+            <w:r>
+              <w:rPr>
+                <w:b/>
+              </w:rPr>
+              <w:t>Wed 19/08</w:t>
+            </w:r>
+          </w:p>
+        </w:tc>
+        <w:tc>
+          <w:tcPr>
+            <w:tcW w:type="dxa" w:w="864"/>
+            <w:shd w:fill="F8FAFC"/>
+            <w:tcMar>
+              <w:top w:w="100" w:type="dxa"/>
+              <w:bottom w:w="100" w:type="dxa"/>
+              <w:left w:w="120" w:type="dxa"/>
+              <w:right w:w="120" w:type="dxa"/>
+            </w:tcMar>
+            <w:tcBorders>
+              <w:top w:val="single" w:sz="4" w:space="0" w:color="CCCCCC"/>
+              <w:bottom w:val="single" w:sz="4" w:space="0" w:color="CCCCCC"/>
+              <w:left w:val="single" w:sz="4" w:space="0" w:color="CCCCCC"/>
+              <w:right w:val="single" w:sz="4" w:space="0" w:color="CCCCCC"/>
+            </w:tcBorders>
+          </w:tcPr>
+          <w:p>
+            <w:pPr>
+              <w:spacing w:before="60" w:after="60" w:line="252" w:lineRule="auto"/>
+              <w:jc w:val="left"/>
+            </w:pPr>
+            <w:r/>
+            <w:r>
+              <w:t>Asia 07-11</w:t>
+            </w:r>
+          </w:p>
+        </w:tc>
+        <w:tc>
+          <w:tcPr>
+            <w:tcW w:type="dxa" w:w="1440"/>
+            <w:shd w:fill="F8FAFC"/>
+            <w:tcMar>
+              <w:top w:w="100" w:type="dxa"/>
+              <w:bottom w:w="100" w:type="dxa"/>
+              <w:left w:w="120" w:type="dxa"/>
+              <w:right w:w="120" w:type="dxa"/>
+            </w:tcMar>
+            <w:tcBorders>
+              <w:top w:val="single" w:sz="4" w:space="0" w:color="CCCCCC"/>
+              <w:bottom w:val="single" w:sz="4" w:space="0" w:color="CCCCCC"/>
+              <w:left w:val="single" w:sz="4" w:space="0" w:color="CCCCCC"/>
+              <w:right w:val="single" w:sz="4" w:space="0" w:color="CCCCCC"/>
+            </w:tcBorders>
+          </w:tcPr>
+          <w:p>
+            <w:pPr>
+              <w:spacing w:before="60" w:after="60" w:line="252" w:lineRule="auto"/>
+              <w:jc w:val="left"/>
+            </w:pPr>
+            <w:r/>
+            <w:r>
+              <w:t>717.00</w:t>
+            </w:r>
+          </w:p>
+        </w:tc>
+        <w:tc>
+          <w:tcPr>
+            <w:tcW w:type="dxa" w:w="2016"/>
+            <w:shd w:fill="F8FAFC"/>
+            <w:tcMar>
+              <w:top w:w="100" w:type="dxa"/>
+              <w:bottom w:w="100" w:type="dxa"/>
+              <w:left w:w="120" w:type="dxa"/>
+              <w:right w:w="120" w:type="dxa"/>
+            </w:tcMar>
+            <w:tcBorders>
+              <w:top w:val="single" w:sz="4" w:space="0" w:color="CCCCCC"/>
+              <w:bottom w:val="single" w:sz="4" w:space="0" w:color="CCCCCC"/>
+              <w:left w:val="single" w:sz="4" w:space="0" w:color="CCCCCC"/>
+              <w:right w:val="single" w:sz="4" w:space="0" w:color="CCCCCC"/>
+            </w:tcBorders>
+          </w:tcPr>
+          <w:p>
+            <w:pPr>
+              <w:spacing w:before="60" w:after="60" w:line="252" w:lineRule="auto"/>
+              <w:jc w:val="left"/>
+            </w:pPr>
+            <w:r/>
+            <w:r>
+              <w:t>727.25</w:t>
+            </w:r>
+          </w:p>
+        </w:tc>
+        <w:tc>
+          <w:tcPr>
+            <w:tcW w:type="dxa" w:w="1152"/>
+            <w:shd w:fill="F8FAFC"/>
+            <w:tcMar>
+              <w:top w:w="100" w:type="dxa"/>
+              <w:bottom w:w="100" w:type="dxa"/>
+              <w:left w:w="120" w:type="dxa"/>
+              <w:right w:w="120" w:type="dxa"/>
+            </w:tcMar>
+            <w:tcBorders>
+              <w:top w:val="single" w:sz="4" w:space="0" w:color="CCCCCC"/>
+              <w:bottom w:val="single" w:sz="4" w:space="0" w:color="CCCCCC"/>
+              <w:left w:val="single" w:sz="4" w:space="0" w:color="CCCCCC"/>
+              <w:right w:val="single" w:sz="4" w:space="0" w:color="CCCCCC"/>
+            </w:tcBorders>
+          </w:tcPr>
+          <w:p>
+            <w:pPr>
+              <w:spacing w:before="60" w:after="60" w:line="252" w:lineRule="auto"/>
+              <w:jc w:val="left"/>
+            </w:pPr>
+            <w:r/>
+            <w:r>
+              <w:t>709.00</w:t>
+            </w:r>
+          </w:p>
+        </w:tc>
+        <w:tc>
+          <w:tcPr>
+            <w:tcW w:type="dxa" w:w="1728"/>
+            <w:shd w:fill="F8FAFC"/>
             <w:tcMar>
               <w:top w:w="100" w:type="dxa"/>
               <w:bottom w:w="100" w:type="dxa"/>
@@ -27007,7 +27242,7 @@
         <w:tc>
           <w:tcPr>
             <w:tcW w:type="dxa" w:w="3456"/>
-            <w:shd w:fill="FFFFFF"/>
+            <w:shd w:fill="F8FAFC"/>
             <w:tcMar>
               <w:top w:w="100" w:type="dxa"/>
               <w:bottom w:w="100" w:type="dxa"/>
@@ -27031,14 +27266,14 @@
               <w:rPr>
                 <w:b/>
               </w:rPr>
-              <w:t>+0.25</w:t>
+              <w:t>+0.50</w:t>
             </w:r>
           </w:p>
         </w:tc>
         <w:tc>
           <w:tcPr>
             <w:tcW w:type="dxa" w:w="1440"/>
-            <w:shd w:fill="FFFFFF"/>
+            <w:shd w:fill="F8FAFC"/>
             <w:tcMar>
               <w:top w:w="100" w:type="dxa"/>
               <w:bottom w:w="100" w:type="dxa"/>
@@ -27068,7 +27303,7 @@
         <w:tc>
           <w:tcPr>
             <w:tcW w:type="dxa" w:w="1584"/>
-            <w:shd w:fill="F8FAFC"/>
+            <w:shd w:fill="FFFFFF"/>
             <w:tcMar>
               <w:top w:w="100" w:type="dxa"/>
               <w:bottom w:w="100" w:type="dxa"/>
@@ -27099,6 +27334,210 @@
         <w:tc>
           <w:tcPr>
             <w:tcW w:type="dxa" w:w="864"/>
+            <w:shd w:fill="FFFFFF"/>
+            <w:tcMar>
+              <w:top w:w="100" w:type="dxa"/>
+              <w:bottom w:w="100" w:type="dxa"/>
+              <w:left w:w="120" w:type="dxa"/>
+              <w:right w:w="120" w:type="dxa"/>
+            </w:tcMar>
+            <w:tcBorders>
+              <w:top w:val="single" w:sz="4" w:space="0" w:color="CCCCCC"/>
+              <w:bottom w:val="single" w:sz="4" w:space="0" w:color="CCCCCC"/>
+              <w:left w:val="single" w:sz="4" w:space="0" w:color="CCCCCC"/>
+              <w:right w:val="single" w:sz="4" w:space="0" w:color="CCCCCC"/>
+            </w:tcBorders>
+          </w:tcPr>
+          <w:p>
+            <w:pPr>
+              <w:spacing w:before="60" w:after="60" w:line="252" w:lineRule="auto"/>
+              <w:jc w:val="left"/>
+            </w:pPr>
+            <w:r/>
+            <w:r>
+              <w:t>Asia 11-15</w:t>
+            </w:r>
+          </w:p>
+        </w:tc>
+        <w:tc>
+          <w:tcPr>
+            <w:tcW w:type="dxa" w:w="1440"/>
+            <w:shd w:fill="FFFFFF"/>
+            <w:tcMar>
+              <w:top w:w="100" w:type="dxa"/>
+              <w:bottom w:w="100" w:type="dxa"/>
+              <w:left w:w="120" w:type="dxa"/>
+              <w:right w:w="120" w:type="dxa"/>
+            </w:tcMar>
+            <w:tcBorders>
+              <w:top w:val="single" w:sz="4" w:space="0" w:color="CCCCCC"/>
+              <w:bottom w:val="single" w:sz="4" w:space="0" w:color="CCCCCC"/>
+              <w:left w:val="single" w:sz="4" w:space="0" w:color="CCCCCC"/>
+              <w:right w:val="single" w:sz="4" w:space="0" w:color="CCCCCC"/>
+            </w:tcBorders>
+          </w:tcPr>
+          <w:p>
+            <w:pPr>
+              <w:spacing w:before="60" w:after="60" w:line="252" w:lineRule="auto"/>
+              <w:jc w:val="left"/>
+            </w:pPr>
+            <w:r/>
+            <w:r>
+              <w:t>717.50</w:t>
+            </w:r>
+          </w:p>
+        </w:tc>
+        <w:tc>
+          <w:tcPr>
+            <w:tcW w:type="dxa" w:w="2016"/>
+            <w:shd w:fill="FFFFFF"/>
+            <w:tcMar>
+              <w:top w:w="100" w:type="dxa"/>
+              <w:bottom w:w="100" w:type="dxa"/>
+              <w:left w:w="120" w:type="dxa"/>
+              <w:right w:w="120" w:type="dxa"/>
+            </w:tcMar>
+            <w:tcBorders>
+              <w:top w:val="single" w:sz="4" w:space="0" w:color="CCCCCC"/>
+              <w:bottom w:val="single" w:sz="4" w:space="0" w:color="CCCCCC"/>
+              <w:left w:val="single" w:sz="4" w:space="0" w:color="CCCCCC"/>
+              <w:right w:val="single" w:sz="4" w:space="0" w:color="CCCCCC"/>
+            </w:tcBorders>
+          </w:tcPr>
+          <w:p>
+            <w:pPr>
+              <w:spacing w:before="60" w:after="60" w:line="252" w:lineRule="auto"/>
+              <w:jc w:val="left"/>
+            </w:pPr>
+            <w:r/>
+            <w:r>
+              <w:t>724.50</w:t>
+            </w:r>
+          </w:p>
+        </w:tc>
+        <w:tc>
+          <w:tcPr>
+            <w:tcW w:type="dxa" w:w="1152"/>
+            <w:shd w:fill="FFFFFF"/>
+            <w:tcMar>
+              <w:top w:w="100" w:type="dxa"/>
+              <w:bottom w:w="100" w:type="dxa"/>
+              <w:left w:w="120" w:type="dxa"/>
+              <w:right w:w="120" w:type="dxa"/>
+            </w:tcMar>
+            <w:tcBorders>
+              <w:top w:val="single" w:sz="4" w:space="0" w:color="CCCCCC"/>
+              <w:bottom w:val="single" w:sz="4" w:space="0" w:color="CCCCCC"/>
+              <w:left w:val="single" w:sz="4" w:space="0" w:color="CCCCCC"/>
+              <w:right w:val="single" w:sz="4" w:space="0" w:color="CCCCCC"/>
+            </w:tcBorders>
+          </w:tcPr>
+          <w:p>
+            <w:pPr>
+              <w:spacing w:before="60" w:after="60" w:line="252" w:lineRule="auto"/>
+              <w:jc w:val="left"/>
+            </w:pPr>
+            <w:r/>
+            <w:r>
+              <w:t>711.50</w:t>
+            </w:r>
+          </w:p>
+        </w:tc>
+        <w:tc>
+          <w:tcPr>
+            <w:tcW w:type="dxa" w:w="1728"/>
+            <w:shd w:fill="FFFFFF"/>
+            <w:tcMar>
+              <w:top w:w="100" w:type="dxa"/>
+              <w:bottom w:w="100" w:type="dxa"/>
+              <w:left w:w="120" w:type="dxa"/>
+              <w:right w:w="120" w:type="dxa"/>
+            </w:tcMar>
+            <w:tcBorders>
+              <w:top w:val="single" w:sz="4" w:space="0" w:color="CCCCCC"/>
+              <w:bottom w:val="single" w:sz="4" w:space="0" w:color="CCCCCC"/>
+              <w:left w:val="single" w:sz="4" w:space="0" w:color="CCCCCC"/>
+              <w:right w:val="single" w:sz="4" w:space="0" w:color="CCCCCC"/>
+            </w:tcBorders>
+          </w:tcPr>
+          <w:p>
+            <w:pPr>
+              <w:spacing w:before="60" w:after="60" w:line="252" w:lineRule="auto"/>
+              <w:jc w:val="left"/>
+            </w:pPr>
+            <w:r/>
+            <w:r>
+              <w:rPr>
+                <w:b/>
+              </w:rPr>
+              <w:t>716.75</w:t>
+            </w:r>
+          </w:p>
+        </w:tc>
+        <w:tc>
+          <w:tcPr>
+            <w:tcW w:type="dxa" w:w="3456"/>
+            <w:shd w:fill="FFFFFF"/>
+            <w:tcMar>
+              <w:top w:w="100" w:type="dxa"/>
+              <w:bottom w:w="100" w:type="dxa"/>
+              <w:left w:w="120" w:type="dxa"/>
+              <w:right w:w="120" w:type="dxa"/>
+            </w:tcMar>
+            <w:tcBorders>
+              <w:top w:val="single" w:sz="4" w:space="0" w:color="CCCCCC"/>
+              <w:bottom w:val="single" w:sz="4" w:space="0" w:color="CCCCCC"/>
+              <w:left w:val="single" w:sz="4" w:space="0" w:color="CCCCCC"/>
+              <w:right w:val="single" w:sz="4" w:space="0" w:color="CCCCCC"/>
+            </w:tcBorders>
+          </w:tcPr>
+          <w:p>
+            <w:pPr>
+              <w:spacing w:before="60" w:after="60" w:line="252" w:lineRule="auto"/>
+              <w:jc w:val="left"/>
+            </w:pPr>
+            <w:r/>
+            <w:r>
+              <w:rPr>
+                <w:b/>
+              </w:rPr>
+              <w:t>-0.75</w:t>
+            </w:r>
+          </w:p>
+        </w:tc>
+        <w:tc>
+          <w:tcPr>
+            <w:tcW w:type="dxa" w:w="1440"/>
+            <w:shd w:fill="FFFFFF"/>
+            <w:tcMar>
+              <w:top w:w="100" w:type="dxa"/>
+              <w:bottom w:w="100" w:type="dxa"/>
+              <w:left w:w="120" w:type="dxa"/>
+              <w:right w:w="120" w:type="dxa"/>
+            </w:tcMar>
+            <w:tcBorders>
+              <w:top w:val="single" w:sz="4" w:space="0" w:color="CCCCCC"/>
+              <w:bottom w:val="single" w:sz="4" w:space="0" w:color="CCCCCC"/>
+              <w:left w:val="single" w:sz="4" w:space="0" w:color="CCCCCC"/>
+              <w:right w:val="single" w:sz="4" w:space="0" w:color="CCCCCC"/>
+            </w:tcBorders>
+          </w:tcPr>
+          <w:p>
+            <w:pPr>
+              <w:spacing w:before="60" w:after="60" w:line="252" w:lineRule="auto"/>
+              <w:jc w:val="left"/>
+            </w:pPr>
+            <w:r/>
+            <w:r>
+              <w:t>BEAR</w:t>
+            </w:r>
+          </w:p>
+        </w:tc>
+      </w:tr>
+      <w:tr>
+        <w:tc>
+          <w:tcPr>
+            <w:tcW w:type="dxa" w:w="1584"/>
             <w:shd w:fill="F8FAFC"/>
             <w:tcMar>
               <w:top w:w="100" w:type="dxa"/>
@@ -27120,7 +27559,38 @@
             </w:pPr>
             <w:r/>
             <w:r>
-              <w:t>Asia 07-11</w:t>
+              <w:rPr>
+                <w:b/>
+              </w:rPr>
+              <w:t>Wed 19/08</w:t>
+            </w:r>
+          </w:p>
+        </w:tc>
+        <w:tc>
+          <w:tcPr>
+            <w:tcW w:type="dxa" w:w="864"/>
+            <w:shd w:fill="F8FAFC"/>
+            <w:tcMar>
+              <w:top w:w="100" w:type="dxa"/>
+              <w:bottom w:w="100" w:type="dxa"/>
+              <w:left w:w="120" w:type="dxa"/>
+              <w:right w:w="120" w:type="dxa"/>
+            </w:tcMar>
+            <w:tcBorders>
+              <w:top w:val="single" w:sz="4" w:space="0" w:color="CCCCCC"/>
+              <w:bottom w:val="single" w:sz="4" w:space="0" w:color="CCCCCC"/>
+              <w:left w:val="single" w:sz="4" w:space="0" w:color="CCCCCC"/>
+              <w:right w:val="single" w:sz="4" w:space="0" w:color="CCCCCC"/>
+            </w:tcBorders>
+          </w:tcPr>
+          <w:p>
+            <w:pPr>
+              <w:spacing w:before="60" w:after="60" w:line="252" w:lineRule="auto"/>
+              <w:jc w:val="left"/>
+            </w:pPr>
+            <w:r/>
+            <w:r>
+              <w:t>London 15-19</w:t>
             </w:r>
           </w:p>
         </w:tc>
@@ -27148,7 +27618,7 @@
             </w:pPr>
             <w:r/>
             <w:r>
-              <w:t>717.50</w:t>
+              <w:t>716.75</w:t>
             </w:r>
           </w:p>
         </w:tc>
@@ -27176,7 +27646,7 @@
             </w:pPr>
             <w:r/>
             <w:r>
-              <w:t>727.75</w:t>
+              <w:t>730.25</w:t>
             </w:r>
           </w:p>
         </w:tc>
@@ -27204,7 +27674,7 @@
             </w:pPr>
             <w:r/>
             <w:r>
-              <w:t>709.50</w:t>
+              <w:t>703.75</w:t>
             </w:r>
           </w:p>
         </w:tc>
@@ -27212,6 +27682,711 @@
           <w:tcPr>
             <w:tcW w:type="dxa" w:w="1728"/>
             <w:shd w:fill="F8FAFC"/>
+            <w:tcMar>
+              <w:top w:w="100" w:type="dxa"/>
+              <w:bottom w:w="100" w:type="dxa"/>
+              <w:left w:w="120" w:type="dxa"/>
+              <w:right w:w="120" w:type="dxa"/>
+            </w:tcMar>
+            <w:tcBorders>
+              <w:top w:val="single" w:sz="4" w:space="0" w:color="CCCCCC"/>
+              <w:bottom w:val="single" w:sz="4" w:space="0" w:color="CCCCCC"/>
+              <w:left w:val="single" w:sz="4" w:space="0" w:color="CCCCCC"/>
+              <w:right w:val="single" w:sz="4" w:space="0" w:color="CCCCCC"/>
+            </w:tcBorders>
+          </w:tcPr>
+          <w:p>
+            <w:pPr>
+              <w:spacing w:before="60" w:after="60" w:line="252" w:lineRule="auto"/>
+              <w:jc w:val="left"/>
+            </w:pPr>
+            <w:r/>
+            <w:r>
+              <w:rPr>
+                <w:b/>
+              </w:rPr>
+              <w:t>718.50</w:t>
+            </w:r>
+          </w:p>
+        </w:tc>
+        <w:tc>
+          <w:tcPr>
+            <w:tcW w:type="dxa" w:w="3456"/>
+            <w:shd w:fill="F8FAFC"/>
+            <w:tcMar>
+              <w:top w:w="100" w:type="dxa"/>
+              <w:bottom w:w="100" w:type="dxa"/>
+              <w:left w:w="120" w:type="dxa"/>
+              <w:right w:w="120" w:type="dxa"/>
+            </w:tcMar>
+            <w:tcBorders>
+              <w:top w:val="single" w:sz="4" w:space="0" w:color="CCCCCC"/>
+              <w:bottom w:val="single" w:sz="4" w:space="0" w:color="CCCCCC"/>
+              <w:left w:val="single" w:sz="4" w:space="0" w:color="CCCCCC"/>
+              <w:right w:val="single" w:sz="4" w:space="0" w:color="CCCCCC"/>
+            </w:tcBorders>
+          </w:tcPr>
+          <w:p>
+            <w:pPr>
+              <w:spacing w:before="60" w:after="60" w:line="252" w:lineRule="auto"/>
+              <w:jc w:val="left"/>
+            </w:pPr>
+            <w:r/>
+            <w:r>
+              <w:rPr>
+                <w:b/>
+              </w:rPr>
+              <w:t>+1.75</w:t>
+            </w:r>
+          </w:p>
+        </w:tc>
+        <w:tc>
+          <w:tcPr>
+            <w:tcW w:type="dxa" w:w="1440"/>
+            <w:shd w:fill="F8FAFC"/>
+            <w:tcMar>
+              <w:top w:w="100" w:type="dxa"/>
+              <w:bottom w:w="100" w:type="dxa"/>
+              <w:left w:w="120" w:type="dxa"/>
+              <w:right w:w="120" w:type="dxa"/>
+            </w:tcMar>
+            <w:tcBorders>
+              <w:top w:val="single" w:sz="4" w:space="0" w:color="CCCCCC"/>
+              <w:bottom w:val="single" w:sz="4" w:space="0" w:color="CCCCCC"/>
+              <w:left w:val="single" w:sz="4" w:space="0" w:color="CCCCCC"/>
+              <w:right w:val="single" w:sz="4" w:space="0" w:color="CCCCCC"/>
+            </w:tcBorders>
+          </w:tcPr>
+          <w:p>
+            <w:pPr>
+              <w:spacing w:before="60" w:after="60" w:line="252" w:lineRule="auto"/>
+              <w:jc w:val="left"/>
+            </w:pPr>
+            <w:r/>
+            <w:r>
+              <w:t>BULL</w:t>
+            </w:r>
+          </w:p>
+        </w:tc>
+      </w:tr>
+      <w:tr>
+        <w:tc>
+          <w:tcPr>
+            <w:tcW w:type="dxa" w:w="1584"/>
+            <w:shd w:fill="FFFFFF"/>
+            <w:tcMar>
+              <w:top w:w="100" w:type="dxa"/>
+              <w:bottom w:w="100" w:type="dxa"/>
+              <w:left w:w="120" w:type="dxa"/>
+              <w:right w:w="120" w:type="dxa"/>
+            </w:tcMar>
+            <w:tcBorders>
+              <w:top w:val="single" w:sz="4" w:space="0" w:color="CCCCCC"/>
+              <w:bottom w:val="single" w:sz="4" w:space="0" w:color="CCCCCC"/>
+              <w:left w:val="single" w:sz="4" w:space="0" w:color="CCCCCC"/>
+              <w:right w:val="single" w:sz="4" w:space="0" w:color="CCCCCC"/>
+            </w:tcBorders>
+          </w:tcPr>
+          <w:p>
+            <w:pPr>
+              <w:spacing w:before="60" w:after="60" w:line="252" w:lineRule="auto"/>
+              <w:jc w:val="left"/>
+            </w:pPr>
+            <w:r/>
+            <w:r>
+              <w:rPr>
+                <w:b/>
+              </w:rPr>
+              <w:t>Wed 19/08</w:t>
+            </w:r>
+          </w:p>
+        </w:tc>
+        <w:tc>
+          <w:tcPr>
+            <w:tcW w:type="dxa" w:w="864"/>
+            <w:shd w:fill="FFFFFF"/>
+            <w:tcMar>
+              <w:top w:w="100" w:type="dxa"/>
+              <w:bottom w:w="100" w:type="dxa"/>
+              <w:left w:w="120" w:type="dxa"/>
+              <w:right w:w="120" w:type="dxa"/>
+            </w:tcMar>
+            <w:tcBorders>
+              <w:top w:val="single" w:sz="4" w:space="0" w:color="CCCCCC"/>
+              <w:bottom w:val="single" w:sz="4" w:space="0" w:color="CCCCCC"/>
+              <w:left w:val="single" w:sz="4" w:space="0" w:color="CCCCCC"/>
+              <w:right w:val="single" w:sz="4" w:space="0" w:color="CCCCCC"/>
+            </w:tcBorders>
+          </w:tcPr>
+          <w:p>
+            <w:pPr>
+              <w:spacing w:before="60" w:after="60" w:line="252" w:lineRule="auto"/>
+              <w:jc w:val="left"/>
+            </w:pPr>
+            <w:r/>
+            <w:r>
+              <w:t>Pre-NY 19-21</w:t>
+            </w:r>
+          </w:p>
+        </w:tc>
+        <w:tc>
+          <w:tcPr>
+            <w:tcW w:type="dxa" w:w="1440"/>
+            <w:shd w:fill="FFFFFF"/>
+            <w:tcMar>
+              <w:top w:w="100" w:type="dxa"/>
+              <w:bottom w:w="100" w:type="dxa"/>
+              <w:left w:w="120" w:type="dxa"/>
+              <w:right w:w="120" w:type="dxa"/>
+            </w:tcMar>
+            <w:tcBorders>
+              <w:top w:val="single" w:sz="4" w:space="0" w:color="CCCCCC"/>
+              <w:bottom w:val="single" w:sz="4" w:space="0" w:color="CCCCCC"/>
+              <w:left w:val="single" w:sz="4" w:space="0" w:color="CCCCCC"/>
+              <w:right w:val="single" w:sz="4" w:space="0" w:color="CCCCCC"/>
+            </w:tcBorders>
+          </w:tcPr>
+          <w:p>
+            <w:pPr>
+              <w:spacing w:before="60" w:after="60" w:line="252" w:lineRule="auto"/>
+              <w:jc w:val="left"/>
+            </w:pPr>
+            <w:r/>
+            <w:r>
+              <w:t>718.50</w:t>
+            </w:r>
+          </w:p>
+        </w:tc>
+        <w:tc>
+          <w:tcPr>
+            <w:tcW w:type="dxa" w:w="2016"/>
+            <w:shd w:fill="FFFFFF"/>
+            <w:tcMar>
+              <w:top w:w="100" w:type="dxa"/>
+              <w:bottom w:w="100" w:type="dxa"/>
+              <w:left w:w="120" w:type="dxa"/>
+              <w:right w:w="120" w:type="dxa"/>
+            </w:tcMar>
+            <w:tcBorders>
+              <w:top w:val="single" w:sz="4" w:space="0" w:color="CCCCCC"/>
+              <w:bottom w:val="single" w:sz="4" w:space="0" w:color="CCCCCC"/>
+              <w:left w:val="single" w:sz="4" w:space="0" w:color="CCCCCC"/>
+              <w:right w:val="single" w:sz="4" w:space="0" w:color="CCCCCC"/>
+            </w:tcBorders>
+          </w:tcPr>
+          <w:p>
+            <w:pPr>
+              <w:spacing w:before="60" w:after="60" w:line="252" w:lineRule="auto"/>
+              <w:jc w:val="left"/>
+            </w:pPr>
+            <w:r/>
+            <w:r>
+              <w:t>727.75</w:t>
+            </w:r>
+          </w:p>
+        </w:tc>
+        <w:tc>
+          <w:tcPr>
+            <w:tcW w:type="dxa" w:w="1152"/>
+            <w:shd w:fill="FFFFFF"/>
+            <w:tcMar>
+              <w:top w:w="100" w:type="dxa"/>
+              <w:bottom w:w="100" w:type="dxa"/>
+              <w:left w:w="120" w:type="dxa"/>
+              <w:right w:w="120" w:type="dxa"/>
+            </w:tcMar>
+            <w:tcBorders>
+              <w:top w:val="single" w:sz="4" w:space="0" w:color="CCCCCC"/>
+              <w:bottom w:val="single" w:sz="4" w:space="0" w:color="CCCCCC"/>
+              <w:left w:val="single" w:sz="4" w:space="0" w:color="CCCCCC"/>
+              <w:right w:val="single" w:sz="4" w:space="0" w:color="CCCCCC"/>
+            </w:tcBorders>
+          </w:tcPr>
+          <w:p>
+            <w:pPr>
+              <w:spacing w:before="60" w:after="60" w:line="252" w:lineRule="auto"/>
+              <w:jc w:val="left"/>
+            </w:pPr>
+            <w:r/>
+            <w:r>
+              <w:t>707.75</w:t>
+            </w:r>
+          </w:p>
+        </w:tc>
+        <w:tc>
+          <w:tcPr>
+            <w:tcW w:type="dxa" w:w="1728"/>
+            <w:shd w:fill="FFFFFF"/>
+            <w:tcMar>
+              <w:top w:w="100" w:type="dxa"/>
+              <w:bottom w:w="100" w:type="dxa"/>
+              <w:left w:w="120" w:type="dxa"/>
+              <w:right w:w="120" w:type="dxa"/>
+            </w:tcMar>
+            <w:tcBorders>
+              <w:top w:val="single" w:sz="4" w:space="0" w:color="CCCCCC"/>
+              <w:bottom w:val="single" w:sz="4" w:space="0" w:color="CCCCCC"/>
+              <w:left w:val="single" w:sz="4" w:space="0" w:color="CCCCCC"/>
+              <w:right w:val="single" w:sz="4" w:space="0" w:color="CCCCCC"/>
+            </w:tcBorders>
+          </w:tcPr>
+          <w:p>
+            <w:pPr>
+              <w:spacing w:before="60" w:after="60" w:line="252" w:lineRule="auto"/>
+              <w:jc w:val="left"/>
+            </w:pPr>
+            <w:r/>
+            <w:r>
+              <w:rPr>
+                <w:b/>
+              </w:rPr>
+              <w:t>719.00</w:t>
+            </w:r>
+          </w:p>
+        </w:tc>
+        <w:tc>
+          <w:tcPr>
+            <w:tcW w:type="dxa" w:w="3456"/>
+            <w:shd w:fill="FFFFFF"/>
+            <w:tcMar>
+              <w:top w:w="100" w:type="dxa"/>
+              <w:bottom w:w="100" w:type="dxa"/>
+              <w:left w:w="120" w:type="dxa"/>
+              <w:right w:w="120" w:type="dxa"/>
+            </w:tcMar>
+            <w:tcBorders>
+              <w:top w:val="single" w:sz="4" w:space="0" w:color="CCCCCC"/>
+              <w:bottom w:val="single" w:sz="4" w:space="0" w:color="CCCCCC"/>
+              <w:left w:val="single" w:sz="4" w:space="0" w:color="CCCCCC"/>
+              <w:right w:val="single" w:sz="4" w:space="0" w:color="CCCCCC"/>
+            </w:tcBorders>
+          </w:tcPr>
+          <w:p>
+            <w:pPr>
+              <w:spacing w:before="60" w:after="60" w:line="252" w:lineRule="auto"/>
+              <w:jc w:val="left"/>
+            </w:pPr>
+            <w:r/>
+            <w:r>
+              <w:rPr>
+                <w:b/>
+              </w:rPr>
+              <w:t>+0.50</w:t>
+            </w:r>
+          </w:p>
+        </w:tc>
+        <w:tc>
+          <w:tcPr>
+            <w:tcW w:type="dxa" w:w="1440"/>
+            <w:shd w:fill="FFFFFF"/>
+            <w:tcMar>
+              <w:top w:w="100" w:type="dxa"/>
+              <w:bottom w:w="100" w:type="dxa"/>
+              <w:left w:w="120" w:type="dxa"/>
+              <w:right w:w="120" w:type="dxa"/>
+            </w:tcMar>
+            <w:tcBorders>
+              <w:top w:val="single" w:sz="4" w:space="0" w:color="CCCCCC"/>
+              <w:bottom w:val="single" w:sz="4" w:space="0" w:color="CCCCCC"/>
+              <w:left w:val="single" w:sz="4" w:space="0" w:color="CCCCCC"/>
+              <w:right w:val="single" w:sz="4" w:space="0" w:color="CCCCCC"/>
+            </w:tcBorders>
+          </w:tcPr>
+          <w:p>
+            <w:pPr>
+              <w:spacing w:before="60" w:after="60" w:line="252" w:lineRule="auto"/>
+              <w:jc w:val="left"/>
+            </w:pPr>
+            <w:r/>
+            <w:r>
+              <w:t>BULL</w:t>
+            </w:r>
+          </w:p>
+        </w:tc>
+      </w:tr>
+      <w:tr>
+        <w:tc>
+          <w:tcPr>
+            <w:tcW w:type="dxa" w:w="1584"/>
+            <w:shd w:fill="F8FAFC"/>
+            <w:tcMar>
+              <w:top w:w="100" w:type="dxa"/>
+              <w:bottom w:w="100" w:type="dxa"/>
+              <w:left w:w="120" w:type="dxa"/>
+              <w:right w:w="120" w:type="dxa"/>
+            </w:tcMar>
+            <w:tcBorders>
+              <w:top w:val="single" w:sz="4" w:space="0" w:color="CCCCCC"/>
+              <w:bottom w:val="single" w:sz="4" w:space="0" w:color="CCCCCC"/>
+              <w:left w:val="single" w:sz="4" w:space="0" w:color="CCCCCC"/>
+              <w:right w:val="single" w:sz="4" w:space="0" w:color="CCCCCC"/>
+            </w:tcBorders>
+          </w:tcPr>
+          <w:p>
+            <w:pPr>
+              <w:spacing w:before="60" w:after="60" w:line="252" w:lineRule="auto"/>
+              <w:jc w:val="left"/>
+            </w:pPr>
+            <w:r/>
+            <w:r>
+              <w:rPr>
+                <w:b/>
+              </w:rPr>
+              <w:t>Wed 19/08</w:t>
+            </w:r>
+          </w:p>
+        </w:tc>
+        <w:tc>
+          <w:tcPr>
+            <w:tcW w:type="dxa" w:w="864"/>
+            <w:shd w:fill="F8FAFC"/>
+            <w:tcMar>
+              <w:top w:w="100" w:type="dxa"/>
+              <w:bottom w:w="100" w:type="dxa"/>
+              <w:left w:w="120" w:type="dxa"/>
+              <w:right w:w="120" w:type="dxa"/>
+            </w:tcMar>
+            <w:tcBorders>
+              <w:top w:val="single" w:sz="4" w:space="0" w:color="CCCCCC"/>
+              <w:bottom w:val="single" w:sz="4" w:space="0" w:color="CCCCCC"/>
+              <w:left w:val="single" w:sz="4" w:space="0" w:color="CCCCCC"/>
+              <w:right w:val="single" w:sz="4" w:space="0" w:color="CCCCCC"/>
+            </w:tcBorders>
+          </w:tcPr>
+          <w:p>
+            <w:pPr>
+              <w:spacing w:before="60" w:after="60" w:line="252" w:lineRule="auto"/>
+              <w:jc w:val="left"/>
+            </w:pPr>
+            <w:r/>
+            <w:r>
+              <w:t>NY Open 21-23</w:t>
+            </w:r>
+          </w:p>
+        </w:tc>
+        <w:tc>
+          <w:tcPr>
+            <w:tcW w:type="dxa" w:w="1440"/>
+            <w:shd w:fill="F8FAFC"/>
+            <w:tcMar>
+              <w:top w:w="100" w:type="dxa"/>
+              <w:bottom w:w="100" w:type="dxa"/>
+              <w:left w:w="120" w:type="dxa"/>
+              <w:right w:w="120" w:type="dxa"/>
+            </w:tcMar>
+            <w:tcBorders>
+              <w:top w:val="single" w:sz="4" w:space="0" w:color="CCCCCC"/>
+              <w:bottom w:val="single" w:sz="4" w:space="0" w:color="CCCCCC"/>
+              <w:left w:val="single" w:sz="4" w:space="0" w:color="CCCCCC"/>
+              <w:right w:val="single" w:sz="4" w:space="0" w:color="CCCCCC"/>
+            </w:tcBorders>
+          </w:tcPr>
+          <w:p>
+            <w:pPr>
+              <w:spacing w:before="60" w:after="60" w:line="252" w:lineRule="auto"/>
+              <w:jc w:val="left"/>
+            </w:pPr>
+            <w:r/>
+            <w:r>
+              <w:t>719.00</w:t>
+            </w:r>
+          </w:p>
+        </w:tc>
+        <w:tc>
+          <w:tcPr>
+            <w:tcW w:type="dxa" w:w="2016"/>
+            <w:shd w:fill="F8FAFC"/>
+            <w:tcMar>
+              <w:top w:w="100" w:type="dxa"/>
+              <w:bottom w:w="100" w:type="dxa"/>
+              <w:left w:w="120" w:type="dxa"/>
+              <w:right w:w="120" w:type="dxa"/>
+            </w:tcMar>
+            <w:tcBorders>
+              <w:top w:val="single" w:sz="4" w:space="0" w:color="CCCCCC"/>
+              <w:bottom w:val="single" w:sz="4" w:space="0" w:color="CCCCCC"/>
+              <w:left w:val="single" w:sz="4" w:space="0" w:color="CCCCCC"/>
+              <w:right w:val="single" w:sz="4" w:space="0" w:color="CCCCCC"/>
+            </w:tcBorders>
+          </w:tcPr>
+          <w:p>
+            <w:pPr>
+              <w:spacing w:before="60" w:after="60" w:line="252" w:lineRule="auto"/>
+              <w:jc w:val="left"/>
+            </w:pPr>
+            <w:r/>
+            <w:r>
+              <w:t>731.25</w:t>
+            </w:r>
+          </w:p>
+        </w:tc>
+        <w:tc>
+          <w:tcPr>
+            <w:tcW w:type="dxa" w:w="1152"/>
+            <w:shd w:fill="F8FAFC"/>
+            <w:tcMar>
+              <w:top w:w="100" w:type="dxa"/>
+              <w:bottom w:w="100" w:type="dxa"/>
+              <w:left w:w="120" w:type="dxa"/>
+              <w:right w:w="120" w:type="dxa"/>
+            </w:tcMar>
+            <w:tcBorders>
+              <w:top w:val="single" w:sz="4" w:space="0" w:color="CCCCCC"/>
+              <w:bottom w:val="single" w:sz="4" w:space="0" w:color="CCCCCC"/>
+              <w:left w:val="single" w:sz="4" w:space="0" w:color="CCCCCC"/>
+              <w:right w:val="single" w:sz="4" w:space="0" w:color="CCCCCC"/>
+            </w:tcBorders>
+          </w:tcPr>
+          <w:p>
+            <w:pPr>
+              <w:spacing w:before="60" w:after="60" w:line="252" w:lineRule="auto"/>
+              <w:jc w:val="left"/>
+            </w:pPr>
+            <w:r/>
+            <w:r>
+              <w:t>704.75</w:t>
+            </w:r>
+          </w:p>
+        </w:tc>
+        <w:tc>
+          <w:tcPr>
+            <w:tcW w:type="dxa" w:w="1728"/>
+            <w:shd w:fill="F8FAFC"/>
+            <w:tcMar>
+              <w:top w:w="100" w:type="dxa"/>
+              <w:bottom w:w="100" w:type="dxa"/>
+              <w:left w:w="120" w:type="dxa"/>
+              <w:right w:w="120" w:type="dxa"/>
+            </w:tcMar>
+            <w:tcBorders>
+              <w:top w:val="single" w:sz="4" w:space="0" w:color="CCCCCC"/>
+              <w:bottom w:val="single" w:sz="4" w:space="0" w:color="CCCCCC"/>
+              <w:left w:val="single" w:sz="4" w:space="0" w:color="CCCCCC"/>
+              <w:right w:val="single" w:sz="4" w:space="0" w:color="CCCCCC"/>
+            </w:tcBorders>
+          </w:tcPr>
+          <w:p>
+            <w:pPr>
+              <w:spacing w:before="60" w:after="60" w:line="252" w:lineRule="auto"/>
+              <w:jc w:val="left"/>
+            </w:pPr>
+            <w:r/>
+            <w:r>
+              <w:rPr>
+                <w:b/>
+              </w:rPr>
+              <w:t>717.50</w:t>
+            </w:r>
+          </w:p>
+        </w:tc>
+        <w:tc>
+          <w:tcPr>
+            <w:tcW w:type="dxa" w:w="3456"/>
+            <w:shd w:fill="F8FAFC"/>
+            <w:tcMar>
+              <w:top w:w="100" w:type="dxa"/>
+              <w:bottom w:w="100" w:type="dxa"/>
+              <w:left w:w="120" w:type="dxa"/>
+              <w:right w:w="120" w:type="dxa"/>
+            </w:tcMar>
+            <w:tcBorders>
+              <w:top w:val="single" w:sz="4" w:space="0" w:color="CCCCCC"/>
+              <w:bottom w:val="single" w:sz="4" w:space="0" w:color="CCCCCC"/>
+              <w:left w:val="single" w:sz="4" w:space="0" w:color="CCCCCC"/>
+              <w:right w:val="single" w:sz="4" w:space="0" w:color="CCCCCC"/>
+            </w:tcBorders>
+          </w:tcPr>
+          <w:p>
+            <w:pPr>
+              <w:spacing w:before="60" w:after="60" w:line="252" w:lineRule="auto"/>
+              <w:jc w:val="left"/>
+            </w:pPr>
+            <w:r/>
+            <w:r>
+              <w:rPr>
+                <w:b/>
+              </w:rPr>
+              <w:t>-1.50</w:t>
+            </w:r>
+          </w:p>
+        </w:tc>
+        <w:tc>
+          <w:tcPr>
+            <w:tcW w:type="dxa" w:w="1440"/>
+            <w:shd w:fill="F8FAFC"/>
+            <w:tcMar>
+              <w:top w:w="100" w:type="dxa"/>
+              <w:bottom w:w="100" w:type="dxa"/>
+              <w:left w:w="120" w:type="dxa"/>
+              <w:right w:w="120" w:type="dxa"/>
+            </w:tcMar>
+            <w:tcBorders>
+              <w:top w:val="single" w:sz="4" w:space="0" w:color="CCCCCC"/>
+              <w:bottom w:val="single" w:sz="4" w:space="0" w:color="CCCCCC"/>
+              <w:left w:val="single" w:sz="4" w:space="0" w:color="CCCCCC"/>
+              <w:right w:val="single" w:sz="4" w:space="0" w:color="CCCCCC"/>
+            </w:tcBorders>
+          </w:tcPr>
+          <w:p>
+            <w:pPr>
+              <w:spacing w:before="60" w:after="60" w:line="252" w:lineRule="auto"/>
+              <w:jc w:val="left"/>
+            </w:pPr>
+            <w:r/>
+            <w:r>
+              <w:t>BEAR</w:t>
+            </w:r>
+          </w:p>
+        </w:tc>
+      </w:tr>
+      <w:tr>
+        <w:tc>
+          <w:tcPr>
+            <w:tcW w:type="dxa" w:w="1584"/>
+            <w:shd w:fill="FFFFFF"/>
+            <w:tcMar>
+              <w:top w:w="100" w:type="dxa"/>
+              <w:bottom w:w="100" w:type="dxa"/>
+              <w:left w:w="120" w:type="dxa"/>
+              <w:right w:w="120" w:type="dxa"/>
+            </w:tcMar>
+            <w:tcBorders>
+              <w:top w:val="single" w:sz="4" w:space="0" w:color="CCCCCC"/>
+              <w:bottom w:val="single" w:sz="4" w:space="0" w:color="CCCCCC"/>
+              <w:left w:val="single" w:sz="4" w:space="0" w:color="CCCCCC"/>
+              <w:right w:val="single" w:sz="4" w:space="0" w:color="CCCCCC"/>
+            </w:tcBorders>
+          </w:tcPr>
+          <w:p>
+            <w:pPr>
+              <w:spacing w:before="60" w:after="60" w:line="252" w:lineRule="auto"/>
+              <w:jc w:val="left"/>
+            </w:pPr>
+            <w:r/>
+            <w:r>
+              <w:rPr>
+                <w:b/>
+              </w:rPr>
+              <w:t>Wed 19/08</w:t>
+            </w:r>
+          </w:p>
+        </w:tc>
+        <w:tc>
+          <w:tcPr>
+            <w:tcW w:type="dxa" w:w="864"/>
+            <w:shd w:fill="FFFFFF"/>
+            <w:tcMar>
+              <w:top w:w="100" w:type="dxa"/>
+              <w:bottom w:w="100" w:type="dxa"/>
+              <w:left w:w="120" w:type="dxa"/>
+              <w:right w:w="120" w:type="dxa"/>
+            </w:tcMar>
+            <w:tcBorders>
+              <w:top w:val="single" w:sz="4" w:space="0" w:color="CCCCCC"/>
+              <w:bottom w:val="single" w:sz="4" w:space="0" w:color="CCCCCC"/>
+              <w:left w:val="single" w:sz="4" w:space="0" w:color="CCCCCC"/>
+              <w:right w:val="single" w:sz="4" w:space="0" w:color="CCCCCC"/>
+            </w:tcBorders>
+          </w:tcPr>
+          <w:p>
+            <w:pPr>
+              <w:spacing w:before="60" w:after="60" w:line="252" w:lineRule="auto"/>
+              <w:jc w:val="left"/>
+            </w:pPr>
+            <w:r/>
+            <w:r>
+              <w:t>NY Close 23-01</w:t>
+            </w:r>
+          </w:p>
+        </w:tc>
+        <w:tc>
+          <w:tcPr>
+            <w:tcW w:type="dxa" w:w="1440"/>
+            <w:shd w:fill="FFFFFF"/>
+            <w:tcMar>
+              <w:top w:w="100" w:type="dxa"/>
+              <w:bottom w:w="100" w:type="dxa"/>
+              <w:left w:w="120" w:type="dxa"/>
+              <w:right w:w="120" w:type="dxa"/>
+            </w:tcMar>
+            <w:tcBorders>
+              <w:top w:val="single" w:sz="4" w:space="0" w:color="CCCCCC"/>
+              <w:bottom w:val="single" w:sz="4" w:space="0" w:color="CCCCCC"/>
+              <w:left w:val="single" w:sz="4" w:space="0" w:color="CCCCCC"/>
+              <w:right w:val="single" w:sz="4" w:space="0" w:color="CCCCCC"/>
+            </w:tcBorders>
+          </w:tcPr>
+          <w:p>
+            <w:pPr>
+              <w:spacing w:before="60" w:after="60" w:line="252" w:lineRule="auto"/>
+              <w:jc w:val="left"/>
+            </w:pPr>
+            <w:r/>
+            <w:r>
+              <w:t>717.50</w:t>
+            </w:r>
+          </w:p>
+        </w:tc>
+        <w:tc>
+          <w:tcPr>
+            <w:tcW w:type="dxa" w:w="2016"/>
+            <w:shd w:fill="FFFFFF"/>
+            <w:tcMar>
+              <w:top w:w="100" w:type="dxa"/>
+              <w:bottom w:w="100" w:type="dxa"/>
+              <w:left w:w="120" w:type="dxa"/>
+              <w:right w:w="120" w:type="dxa"/>
+            </w:tcMar>
+            <w:tcBorders>
+              <w:top w:val="single" w:sz="4" w:space="0" w:color="CCCCCC"/>
+              <w:bottom w:val="single" w:sz="4" w:space="0" w:color="CCCCCC"/>
+              <w:left w:val="single" w:sz="4" w:space="0" w:color="CCCCCC"/>
+              <w:right w:val="single" w:sz="4" w:space="0" w:color="CCCCCC"/>
+            </w:tcBorders>
+          </w:tcPr>
+          <w:p>
+            <w:pPr>
+              <w:spacing w:before="60" w:after="60" w:line="252" w:lineRule="auto"/>
+              <w:jc w:val="left"/>
+            </w:pPr>
+            <w:r/>
+            <w:r>
+              <w:t>724.50</w:t>
+            </w:r>
+          </w:p>
+        </w:tc>
+        <w:tc>
+          <w:tcPr>
+            <w:tcW w:type="dxa" w:w="1152"/>
+            <w:shd w:fill="FFFFFF"/>
+            <w:tcMar>
+              <w:top w:w="100" w:type="dxa"/>
+              <w:bottom w:w="100" w:type="dxa"/>
+              <w:left w:w="120" w:type="dxa"/>
+              <w:right w:w="120" w:type="dxa"/>
+            </w:tcMar>
+            <w:tcBorders>
+              <w:top w:val="single" w:sz="4" w:space="0" w:color="CCCCCC"/>
+              <w:bottom w:val="single" w:sz="4" w:space="0" w:color="CCCCCC"/>
+              <w:left w:val="single" w:sz="4" w:space="0" w:color="CCCCCC"/>
+              <w:right w:val="single" w:sz="4" w:space="0" w:color="CCCCCC"/>
+            </w:tcBorders>
+          </w:tcPr>
+          <w:p>
+            <w:pPr>
+              <w:spacing w:before="60" w:after="60" w:line="252" w:lineRule="auto"/>
+              <w:jc w:val="left"/>
+            </w:pPr>
+            <w:r/>
+            <w:r>
+              <w:t>708.00</w:t>
+            </w:r>
+          </w:p>
+        </w:tc>
+        <w:tc>
+          <w:tcPr>
+            <w:tcW w:type="dxa" w:w="1728"/>
+            <w:shd w:fill="FFFFFF"/>
             <w:tcMar>
               <w:top w:w="100" w:type="dxa"/>
               <w:bottom w:w="100" w:type="dxa"/>
@@ -27242,7 +28417,7 @@
         <w:tc>
           <w:tcPr>
             <w:tcW w:type="dxa" w:w="3456"/>
-            <w:shd w:fill="F8FAFC"/>
+            <w:shd w:fill="FFFFFF"/>
             <w:tcMar>
               <w:top w:w="100" w:type="dxa"/>
               <w:bottom w:w="100" w:type="dxa"/>
@@ -27273,7 +28448,7 @@
         <w:tc>
           <w:tcPr>
             <w:tcW w:type="dxa" w:w="1440"/>
-            <w:shd w:fill="F8FAFC"/>
+            <w:shd w:fill="FFFFFF"/>
             <w:tcMar>
               <w:top w:w="100" w:type="dxa"/>
               <w:bottom w:w="100" w:type="dxa"/>
@@ -27303,7 +28478,7 @@
         <w:tc>
           <w:tcPr>
             <w:tcW w:type="dxa" w:w="1584"/>
-            <w:shd w:fill="FFFFFF"/>
+            <w:shd w:fill="F8FAFC"/>
             <w:tcMar>
               <w:top w:w="100" w:type="dxa"/>
               <w:bottom w:w="100" w:type="dxa"/>
@@ -27327,42 +28502,42 @@
               <w:rPr>
                 <w:b/>
               </w:rPr>
-              <w:t>Wed 19/08</w:t>
+              <w:t>Thu 20/08</w:t>
             </w:r>
           </w:p>
         </w:tc>
         <w:tc>
           <w:tcPr>
             <w:tcW w:type="dxa" w:w="864"/>
-            <w:shd w:fill="FFFFFF"/>
-            <w:tcMar>
-              <w:top w:w="100" w:type="dxa"/>
-              <w:bottom w:w="100" w:type="dxa"/>
-              <w:left w:w="120" w:type="dxa"/>
-              <w:right w:w="120" w:type="dxa"/>
-            </w:tcMar>
-            <w:tcBorders>
-              <w:top w:val="single" w:sz="4" w:space="0" w:color="CCCCCC"/>
-              <w:bottom w:val="single" w:sz="4" w:space="0" w:color="CCCCCC"/>
-              <w:left w:val="single" w:sz="4" w:space="0" w:color="CCCCCC"/>
-              <w:right w:val="single" w:sz="4" w:space="0" w:color="CCCCCC"/>
-            </w:tcBorders>
-          </w:tcPr>
-          <w:p>
-            <w:pPr>
-              <w:spacing w:before="60" w:after="60" w:line="252" w:lineRule="auto"/>
-              <w:jc w:val="left"/>
-            </w:pPr>
-            <w:r/>
-            <w:r>
-              <w:t>Asia 11-15</w:t>
+            <w:shd w:fill="F8FAFC"/>
+            <w:tcMar>
+              <w:top w:w="100" w:type="dxa"/>
+              <w:bottom w:w="100" w:type="dxa"/>
+              <w:left w:w="120" w:type="dxa"/>
+              <w:right w:w="120" w:type="dxa"/>
+            </w:tcMar>
+            <w:tcBorders>
+              <w:top w:val="single" w:sz="4" w:space="0" w:color="CCCCCC"/>
+              <w:bottom w:val="single" w:sz="4" w:space="0" w:color="CCCCCC"/>
+              <w:left w:val="single" w:sz="4" w:space="0" w:color="CCCCCC"/>
+              <w:right w:val="single" w:sz="4" w:space="0" w:color="CCCCCC"/>
+            </w:tcBorders>
+          </w:tcPr>
+          <w:p>
+            <w:pPr>
+              <w:spacing w:before="60" w:after="60" w:line="252" w:lineRule="auto"/>
+              <w:jc w:val="left"/>
+            </w:pPr>
+            <w:r/>
+            <w:r>
+              <w:t>Asia 07-11</w:t>
             </w:r>
           </w:p>
         </w:tc>
         <w:tc>
           <w:tcPr>
             <w:tcW w:type="dxa" w:w="1440"/>
-            <w:shd w:fill="FFFFFF"/>
+            <w:shd w:fill="F8FAFC"/>
             <w:tcMar>
               <w:top w:w="100" w:type="dxa"/>
               <w:bottom w:w="100" w:type="dxa"/>
@@ -27390,63 +28565,63 @@
         <w:tc>
           <w:tcPr>
             <w:tcW w:type="dxa" w:w="2016"/>
-            <w:shd w:fill="FFFFFF"/>
-            <w:tcMar>
-              <w:top w:w="100" w:type="dxa"/>
-              <w:bottom w:w="100" w:type="dxa"/>
-              <w:left w:w="120" w:type="dxa"/>
-              <w:right w:w="120" w:type="dxa"/>
-            </w:tcMar>
-            <w:tcBorders>
-              <w:top w:val="single" w:sz="4" w:space="0" w:color="CCCCCC"/>
-              <w:bottom w:val="single" w:sz="4" w:space="0" w:color="CCCCCC"/>
-              <w:left w:val="single" w:sz="4" w:space="0" w:color="CCCCCC"/>
-              <w:right w:val="single" w:sz="4" w:space="0" w:color="CCCCCC"/>
-            </w:tcBorders>
-          </w:tcPr>
-          <w:p>
-            <w:pPr>
-              <w:spacing w:before="60" w:after="60" w:line="252" w:lineRule="auto"/>
-              <w:jc w:val="left"/>
-            </w:pPr>
-            <w:r/>
-            <w:r>
-              <w:t>725.00</w:t>
+            <w:shd w:fill="F8FAFC"/>
+            <w:tcMar>
+              <w:top w:w="100" w:type="dxa"/>
+              <w:bottom w:w="100" w:type="dxa"/>
+              <w:left w:w="120" w:type="dxa"/>
+              <w:right w:w="120" w:type="dxa"/>
+            </w:tcMar>
+            <w:tcBorders>
+              <w:top w:val="single" w:sz="4" w:space="0" w:color="CCCCCC"/>
+              <w:bottom w:val="single" w:sz="4" w:space="0" w:color="CCCCCC"/>
+              <w:left w:val="single" w:sz="4" w:space="0" w:color="CCCCCC"/>
+              <w:right w:val="single" w:sz="4" w:space="0" w:color="CCCCCC"/>
+            </w:tcBorders>
+          </w:tcPr>
+          <w:p>
+            <w:pPr>
+              <w:spacing w:before="60" w:after="60" w:line="252" w:lineRule="auto"/>
+              <w:jc w:val="left"/>
+            </w:pPr>
+            <w:r/>
+            <w:r>
+              <w:t>728.50</w:t>
             </w:r>
           </w:p>
         </w:tc>
         <w:tc>
           <w:tcPr>
             <w:tcW w:type="dxa" w:w="1152"/>
-            <w:shd w:fill="FFFFFF"/>
-            <w:tcMar>
-              <w:top w:w="100" w:type="dxa"/>
-              <w:bottom w:w="100" w:type="dxa"/>
-              <w:left w:w="120" w:type="dxa"/>
-              <w:right w:w="120" w:type="dxa"/>
-            </w:tcMar>
-            <w:tcBorders>
-              <w:top w:val="single" w:sz="4" w:space="0" w:color="CCCCCC"/>
-              <w:bottom w:val="single" w:sz="4" w:space="0" w:color="CCCCCC"/>
-              <w:left w:val="single" w:sz="4" w:space="0" w:color="CCCCCC"/>
-              <w:right w:val="single" w:sz="4" w:space="0" w:color="CCCCCC"/>
-            </w:tcBorders>
-          </w:tcPr>
-          <w:p>
-            <w:pPr>
-              <w:spacing w:before="60" w:after="60" w:line="252" w:lineRule="auto"/>
-              <w:jc w:val="left"/>
-            </w:pPr>
-            <w:r/>
-            <w:r>
-              <w:t>712.00</w:t>
+            <w:shd w:fill="F8FAFC"/>
+            <w:tcMar>
+              <w:top w:w="100" w:type="dxa"/>
+              <w:bottom w:w="100" w:type="dxa"/>
+              <w:left w:w="120" w:type="dxa"/>
+              <w:right w:w="120" w:type="dxa"/>
+            </w:tcMar>
+            <w:tcBorders>
+              <w:top w:val="single" w:sz="4" w:space="0" w:color="CCCCCC"/>
+              <w:bottom w:val="single" w:sz="4" w:space="0" w:color="CCCCCC"/>
+              <w:left w:val="single" w:sz="4" w:space="0" w:color="CCCCCC"/>
+              <w:right w:val="single" w:sz="4" w:space="0" w:color="CCCCCC"/>
+            </w:tcBorders>
+          </w:tcPr>
+          <w:p>
+            <w:pPr>
+              <w:spacing w:before="60" w:after="60" w:line="252" w:lineRule="auto"/>
+              <w:jc w:val="left"/>
+            </w:pPr>
+            <w:r/>
+            <w:r>
+              <w:t>710.75</w:t>
             </w:r>
           </w:p>
         </w:tc>
         <w:tc>
           <w:tcPr>
             <w:tcW w:type="dxa" w:w="1728"/>
-            <w:shd w:fill="FFFFFF"/>
+            <w:shd w:fill="F8FAFC"/>
             <w:tcMar>
               <w:top w:w="100" w:type="dxa"/>
               <w:bottom w:w="100" w:type="dxa"/>
@@ -27470,7 +28645,242 @@
               <w:rPr>
                 <w:b/>
               </w:rPr>
-              <w:t>717.25</w:t>
+              <w:t>717.75</w:t>
+            </w:r>
+          </w:p>
+        </w:tc>
+        <w:tc>
+          <w:tcPr>
+            <w:tcW w:type="dxa" w:w="3456"/>
+            <w:shd w:fill="F8FAFC"/>
+            <w:tcMar>
+              <w:top w:w="100" w:type="dxa"/>
+              <w:bottom w:w="100" w:type="dxa"/>
+              <w:left w:w="120" w:type="dxa"/>
+              <w:right w:w="120" w:type="dxa"/>
+            </w:tcMar>
+            <w:tcBorders>
+              <w:top w:val="single" w:sz="4" w:space="0" w:color="CCCCCC"/>
+              <w:bottom w:val="single" w:sz="4" w:space="0" w:color="CCCCCC"/>
+              <w:left w:val="single" w:sz="4" w:space="0" w:color="CCCCCC"/>
+              <w:right w:val="single" w:sz="4" w:space="0" w:color="CCCCCC"/>
+            </w:tcBorders>
+          </w:tcPr>
+          <w:p>
+            <w:pPr>
+              <w:spacing w:before="60" w:after="60" w:line="252" w:lineRule="auto"/>
+              <w:jc w:val="left"/>
+            </w:pPr>
+            <w:r/>
+            <w:r>
+              <w:rPr>
+                <w:b/>
+              </w:rPr>
+              <w:t>-0.25</w:t>
+            </w:r>
+          </w:p>
+        </w:tc>
+        <w:tc>
+          <w:tcPr>
+            <w:tcW w:type="dxa" w:w="1440"/>
+            <w:shd w:fill="F8FAFC"/>
+            <w:tcMar>
+              <w:top w:w="100" w:type="dxa"/>
+              <w:bottom w:w="100" w:type="dxa"/>
+              <w:left w:w="120" w:type="dxa"/>
+              <w:right w:w="120" w:type="dxa"/>
+            </w:tcMar>
+            <w:tcBorders>
+              <w:top w:val="single" w:sz="4" w:space="0" w:color="CCCCCC"/>
+              <w:bottom w:val="single" w:sz="4" w:space="0" w:color="CCCCCC"/>
+              <w:left w:val="single" w:sz="4" w:space="0" w:color="CCCCCC"/>
+              <w:right w:val="single" w:sz="4" w:space="0" w:color="CCCCCC"/>
+            </w:tcBorders>
+          </w:tcPr>
+          <w:p>
+            <w:pPr>
+              <w:spacing w:before="60" w:after="60" w:line="252" w:lineRule="auto"/>
+              <w:jc w:val="left"/>
+            </w:pPr>
+            <w:r/>
+            <w:r>
+              <w:t>BEAR</w:t>
+            </w:r>
+          </w:p>
+        </w:tc>
+      </w:tr>
+      <w:tr>
+        <w:tc>
+          <w:tcPr>
+            <w:tcW w:type="dxa" w:w="1584"/>
+            <w:shd w:fill="FFFFFF"/>
+            <w:tcMar>
+              <w:top w:w="100" w:type="dxa"/>
+              <w:bottom w:w="100" w:type="dxa"/>
+              <w:left w:w="120" w:type="dxa"/>
+              <w:right w:w="120" w:type="dxa"/>
+            </w:tcMar>
+            <w:tcBorders>
+              <w:top w:val="single" w:sz="4" w:space="0" w:color="CCCCCC"/>
+              <w:bottom w:val="single" w:sz="4" w:space="0" w:color="CCCCCC"/>
+              <w:left w:val="single" w:sz="4" w:space="0" w:color="CCCCCC"/>
+              <w:right w:val="single" w:sz="4" w:space="0" w:color="CCCCCC"/>
+            </w:tcBorders>
+          </w:tcPr>
+          <w:p>
+            <w:pPr>
+              <w:spacing w:before="60" w:after="60" w:line="252" w:lineRule="auto"/>
+              <w:jc w:val="left"/>
+            </w:pPr>
+            <w:r/>
+            <w:r>
+              <w:rPr>
+                <w:b/>
+              </w:rPr>
+              <w:t>Thu 20/08</w:t>
+            </w:r>
+          </w:p>
+        </w:tc>
+        <w:tc>
+          <w:tcPr>
+            <w:tcW w:type="dxa" w:w="864"/>
+            <w:shd w:fill="FFFFFF"/>
+            <w:tcMar>
+              <w:top w:w="100" w:type="dxa"/>
+              <w:bottom w:w="100" w:type="dxa"/>
+              <w:left w:w="120" w:type="dxa"/>
+              <w:right w:w="120" w:type="dxa"/>
+            </w:tcMar>
+            <w:tcBorders>
+              <w:top w:val="single" w:sz="4" w:space="0" w:color="CCCCCC"/>
+              <w:bottom w:val="single" w:sz="4" w:space="0" w:color="CCCCCC"/>
+              <w:left w:val="single" w:sz="4" w:space="0" w:color="CCCCCC"/>
+              <w:right w:val="single" w:sz="4" w:space="0" w:color="CCCCCC"/>
+            </w:tcBorders>
+          </w:tcPr>
+          <w:p>
+            <w:pPr>
+              <w:spacing w:before="60" w:after="60" w:line="252" w:lineRule="auto"/>
+              <w:jc w:val="left"/>
+            </w:pPr>
+            <w:r/>
+            <w:r>
+              <w:t>Asia 11-15</w:t>
+            </w:r>
+          </w:p>
+        </w:tc>
+        <w:tc>
+          <w:tcPr>
+            <w:tcW w:type="dxa" w:w="1440"/>
+            <w:shd w:fill="FFFFFF"/>
+            <w:tcMar>
+              <w:top w:w="100" w:type="dxa"/>
+              <w:bottom w:w="100" w:type="dxa"/>
+              <w:left w:w="120" w:type="dxa"/>
+              <w:right w:w="120" w:type="dxa"/>
+            </w:tcMar>
+            <w:tcBorders>
+              <w:top w:val="single" w:sz="4" w:space="0" w:color="CCCCCC"/>
+              <w:bottom w:val="single" w:sz="4" w:space="0" w:color="CCCCCC"/>
+              <w:left w:val="single" w:sz="4" w:space="0" w:color="CCCCCC"/>
+              <w:right w:val="single" w:sz="4" w:space="0" w:color="CCCCCC"/>
+            </w:tcBorders>
+          </w:tcPr>
+          <w:p>
+            <w:pPr>
+              <w:spacing w:before="60" w:after="60" w:line="252" w:lineRule="auto"/>
+              <w:jc w:val="left"/>
+            </w:pPr>
+            <w:r/>
+            <w:r>
+              <w:t>717.75</w:t>
+            </w:r>
+          </w:p>
+        </w:tc>
+        <w:tc>
+          <w:tcPr>
+            <w:tcW w:type="dxa" w:w="2016"/>
+            <w:shd w:fill="FFFFFF"/>
+            <w:tcMar>
+              <w:top w:w="100" w:type="dxa"/>
+              <w:bottom w:w="100" w:type="dxa"/>
+              <w:left w:w="120" w:type="dxa"/>
+              <w:right w:w="120" w:type="dxa"/>
+            </w:tcMar>
+            <w:tcBorders>
+              <w:top w:val="single" w:sz="4" w:space="0" w:color="CCCCCC"/>
+              <w:bottom w:val="single" w:sz="4" w:space="0" w:color="CCCCCC"/>
+              <w:left w:val="single" w:sz="4" w:space="0" w:color="CCCCCC"/>
+              <w:right w:val="single" w:sz="4" w:space="0" w:color="CCCCCC"/>
+            </w:tcBorders>
+          </w:tcPr>
+          <w:p>
+            <w:pPr>
+              <w:spacing w:before="60" w:after="60" w:line="252" w:lineRule="auto"/>
+              <w:jc w:val="left"/>
+            </w:pPr>
+            <w:r/>
+            <w:r>
+              <w:t>727.50</w:t>
+            </w:r>
+          </w:p>
+        </w:tc>
+        <w:tc>
+          <w:tcPr>
+            <w:tcW w:type="dxa" w:w="1152"/>
+            <w:shd w:fill="FFFFFF"/>
+            <w:tcMar>
+              <w:top w:w="100" w:type="dxa"/>
+              <w:bottom w:w="100" w:type="dxa"/>
+              <w:left w:w="120" w:type="dxa"/>
+              <w:right w:w="120" w:type="dxa"/>
+            </w:tcMar>
+            <w:tcBorders>
+              <w:top w:val="single" w:sz="4" w:space="0" w:color="CCCCCC"/>
+              <w:bottom w:val="single" w:sz="4" w:space="0" w:color="CCCCCC"/>
+              <w:left w:val="single" w:sz="4" w:space="0" w:color="CCCCCC"/>
+              <w:right w:val="single" w:sz="4" w:space="0" w:color="CCCCCC"/>
+            </w:tcBorders>
+          </w:tcPr>
+          <w:p>
+            <w:pPr>
+              <w:spacing w:before="60" w:after="60" w:line="252" w:lineRule="auto"/>
+              <w:jc w:val="left"/>
+            </w:pPr>
+            <w:r/>
+            <w:r>
+              <w:t>708.00</w:t>
+            </w:r>
+          </w:p>
+        </w:tc>
+        <w:tc>
+          <w:tcPr>
+            <w:tcW w:type="dxa" w:w="1728"/>
+            <w:shd w:fill="FFFFFF"/>
+            <w:tcMar>
+              <w:top w:w="100" w:type="dxa"/>
+              <w:bottom w:w="100" w:type="dxa"/>
+              <w:left w:w="120" w:type="dxa"/>
+              <w:right w:w="120" w:type="dxa"/>
+            </w:tcMar>
+            <w:tcBorders>
+              <w:top w:val="single" w:sz="4" w:space="0" w:color="CCCCCC"/>
+              <w:bottom w:val="single" w:sz="4" w:space="0" w:color="CCCCCC"/>
+              <w:left w:val="single" w:sz="4" w:space="0" w:color="CCCCCC"/>
+              <w:right w:val="single" w:sz="4" w:space="0" w:color="CCCCCC"/>
+            </w:tcBorders>
+          </w:tcPr>
+          <w:p>
+            <w:pPr>
+              <w:spacing w:before="60" w:after="60" w:line="252" w:lineRule="auto"/>
+              <w:jc w:val="left"/>
+            </w:pPr>
+            <w:r/>
+            <w:r>
+              <w:rPr>
+                <w:b/>
+              </w:rPr>
+              <w:t>718.25</w:t>
             </w:r>
           </w:p>
         </w:tc>
@@ -27478,6 +28888,1181 @@
           <w:tcPr>
             <w:tcW w:type="dxa" w:w="3456"/>
             <w:shd w:fill="FFFFFF"/>
+            <w:tcMar>
+              <w:top w:w="100" w:type="dxa"/>
+              <w:bottom w:w="100" w:type="dxa"/>
+              <w:left w:w="120" w:type="dxa"/>
+              <w:right w:w="120" w:type="dxa"/>
+            </w:tcMar>
+            <w:tcBorders>
+              <w:top w:val="single" w:sz="4" w:space="0" w:color="CCCCCC"/>
+              <w:bottom w:val="single" w:sz="4" w:space="0" w:color="CCCCCC"/>
+              <w:left w:val="single" w:sz="4" w:space="0" w:color="CCCCCC"/>
+              <w:right w:val="single" w:sz="4" w:space="0" w:color="CCCCCC"/>
+            </w:tcBorders>
+          </w:tcPr>
+          <w:p>
+            <w:pPr>
+              <w:spacing w:before="60" w:after="60" w:line="252" w:lineRule="auto"/>
+              <w:jc w:val="left"/>
+            </w:pPr>
+            <w:r/>
+            <w:r>
+              <w:rPr>
+                <w:b/>
+              </w:rPr>
+              <w:t>+0.50</w:t>
+            </w:r>
+          </w:p>
+        </w:tc>
+        <w:tc>
+          <w:tcPr>
+            <w:tcW w:type="dxa" w:w="1440"/>
+            <w:shd w:fill="FFFFFF"/>
+            <w:tcMar>
+              <w:top w:w="100" w:type="dxa"/>
+              <w:bottom w:w="100" w:type="dxa"/>
+              <w:left w:w="120" w:type="dxa"/>
+              <w:right w:w="120" w:type="dxa"/>
+            </w:tcMar>
+            <w:tcBorders>
+              <w:top w:val="single" w:sz="4" w:space="0" w:color="CCCCCC"/>
+              <w:bottom w:val="single" w:sz="4" w:space="0" w:color="CCCCCC"/>
+              <w:left w:val="single" w:sz="4" w:space="0" w:color="CCCCCC"/>
+              <w:right w:val="single" w:sz="4" w:space="0" w:color="CCCCCC"/>
+            </w:tcBorders>
+          </w:tcPr>
+          <w:p>
+            <w:pPr>
+              <w:spacing w:before="60" w:after="60" w:line="252" w:lineRule="auto"/>
+              <w:jc w:val="left"/>
+            </w:pPr>
+            <w:r/>
+            <w:r>
+              <w:t>BULL</w:t>
+            </w:r>
+          </w:p>
+        </w:tc>
+      </w:tr>
+      <w:tr>
+        <w:tc>
+          <w:tcPr>
+            <w:tcW w:type="dxa" w:w="1584"/>
+            <w:shd w:fill="F8FAFC"/>
+            <w:tcMar>
+              <w:top w:w="100" w:type="dxa"/>
+              <w:bottom w:w="100" w:type="dxa"/>
+              <w:left w:w="120" w:type="dxa"/>
+              <w:right w:w="120" w:type="dxa"/>
+            </w:tcMar>
+            <w:tcBorders>
+              <w:top w:val="single" w:sz="4" w:space="0" w:color="CCCCCC"/>
+              <w:bottom w:val="single" w:sz="4" w:space="0" w:color="CCCCCC"/>
+              <w:left w:val="single" w:sz="4" w:space="0" w:color="CCCCCC"/>
+              <w:right w:val="single" w:sz="4" w:space="0" w:color="CCCCCC"/>
+            </w:tcBorders>
+          </w:tcPr>
+          <w:p>
+            <w:pPr>
+              <w:spacing w:before="60" w:after="60" w:line="252" w:lineRule="auto"/>
+              <w:jc w:val="left"/>
+            </w:pPr>
+            <w:r/>
+            <w:r>
+              <w:rPr>
+                <w:b/>
+              </w:rPr>
+              <w:t>Thu 20/08</w:t>
+            </w:r>
+          </w:p>
+        </w:tc>
+        <w:tc>
+          <w:tcPr>
+            <w:tcW w:type="dxa" w:w="864"/>
+            <w:shd w:fill="F8FAFC"/>
+            <w:tcMar>
+              <w:top w:w="100" w:type="dxa"/>
+              <w:bottom w:w="100" w:type="dxa"/>
+              <w:left w:w="120" w:type="dxa"/>
+              <w:right w:w="120" w:type="dxa"/>
+            </w:tcMar>
+            <w:tcBorders>
+              <w:top w:val="single" w:sz="4" w:space="0" w:color="CCCCCC"/>
+              <w:bottom w:val="single" w:sz="4" w:space="0" w:color="CCCCCC"/>
+              <w:left w:val="single" w:sz="4" w:space="0" w:color="CCCCCC"/>
+              <w:right w:val="single" w:sz="4" w:space="0" w:color="CCCCCC"/>
+            </w:tcBorders>
+          </w:tcPr>
+          <w:p>
+            <w:pPr>
+              <w:spacing w:before="60" w:after="60" w:line="252" w:lineRule="auto"/>
+              <w:jc w:val="left"/>
+            </w:pPr>
+            <w:r/>
+            <w:r>
+              <w:t>London 15-19</w:t>
+            </w:r>
+          </w:p>
+        </w:tc>
+        <w:tc>
+          <w:tcPr>
+            <w:tcW w:type="dxa" w:w="1440"/>
+            <w:shd w:fill="F8FAFC"/>
+            <w:tcMar>
+              <w:top w:w="100" w:type="dxa"/>
+              <w:bottom w:w="100" w:type="dxa"/>
+              <w:left w:w="120" w:type="dxa"/>
+              <w:right w:w="120" w:type="dxa"/>
+            </w:tcMar>
+            <w:tcBorders>
+              <w:top w:val="single" w:sz="4" w:space="0" w:color="CCCCCC"/>
+              <w:bottom w:val="single" w:sz="4" w:space="0" w:color="CCCCCC"/>
+              <w:left w:val="single" w:sz="4" w:space="0" w:color="CCCCCC"/>
+              <w:right w:val="single" w:sz="4" w:space="0" w:color="CCCCCC"/>
+            </w:tcBorders>
+          </w:tcPr>
+          <w:p>
+            <w:pPr>
+              <w:spacing w:before="60" w:after="60" w:line="252" w:lineRule="auto"/>
+              <w:jc w:val="left"/>
+            </w:pPr>
+            <w:r/>
+            <w:r>
+              <w:t>718.25</w:t>
+            </w:r>
+          </w:p>
+        </w:tc>
+        <w:tc>
+          <w:tcPr>
+            <w:tcW w:type="dxa" w:w="2016"/>
+            <w:shd w:fill="F8FAFC"/>
+            <w:tcMar>
+              <w:top w:w="100" w:type="dxa"/>
+              <w:bottom w:w="100" w:type="dxa"/>
+              <w:left w:w="120" w:type="dxa"/>
+              <w:right w:w="120" w:type="dxa"/>
+            </w:tcMar>
+            <w:tcBorders>
+              <w:top w:val="single" w:sz="4" w:space="0" w:color="CCCCCC"/>
+              <w:bottom w:val="single" w:sz="4" w:space="0" w:color="CCCCCC"/>
+              <w:left w:val="single" w:sz="4" w:space="0" w:color="CCCCCC"/>
+              <w:right w:val="single" w:sz="4" w:space="0" w:color="CCCCCC"/>
+            </w:tcBorders>
+          </w:tcPr>
+          <w:p>
+            <w:pPr>
+              <w:spacing w:before="60" w:after="60" w:line="252" w:lineRule="auto"/>
+              <w:jc w:val="left"/>
+            </w:pPr>
+            <w:r/>
+            <w:r>
+              <w:t>729.00</w:t>
+            </w:r>
+          </w:p>
+        </w:tc>
+        <w:tc>
+          <w:tcPr>
+            <w:tcW w:type="dxa" w:w="1152"/>
+            <w:shd w:fill="F8FAFC"/>
+            <w:tcMar>
+              <w:top w:w="100" w:type="dxa"/>
+              <w:bottom w:w="100" w:type="dxa"/>
+              <w:left w:w="120" w:type="dxa"/>
+              <w:right w:w="120" w:type="dxa"/>
+            </w:tcMar>
+            <w:tcBorders>
+              <w:top w:val="single" w:sz="4" w:space="0" w:color="CCCCCC"/>
+              <w:bottom w:val="single" w:sz="4" w:space="0" w:color="CCCCCC"/>
+              <w:left w:val="single" w:sz="4" w:space="0" w:color="CCCCCC"/>
+              <w:right w:val="single" w:sz="4" w:space="0" w:color="CCCCCC"/>
+            </w:tcBorders>
+          </w:tcPr>
+          <w:p>
+            <w:pPr>
+              <w:spacing w:before="60" w:after="60" w:line="252" w:lineRule="auto"/>
+              <w:jc w:val="left"/>
+            </w:pPr>
+            <w:r/>
+            <w:r>
+              <w:t>711.00</w:t>
+            </w:r>
+          </w:p>
+        </w:tc>
+        <w:tc>
+          <w:tcPr>
+            <w:tcW w:type="dxa" w:w="1728"/>
+            <w:shd w:fill="F8FAFC"/>
+            <w:tcMar>
+              <w:top w:w="100" w:type="dxa"/>
+              <w:bottom w:w="100" w:type="dxa"/>
+              <w:left w:w="120" w:type="dxa"/>
+              <w:right w:w="120" w:type="dxa"/>
+            </w:tcMar>
+            <w:tcBorders>
+              <w:top w:val="single" w:sz="4" w:space="0" w:color="CCCCCC"/>
+              <w:bottom w:val="single" w:sz="4" w:space="0" w:color="CCCCCC"/>
+              <w:left w:val="single" w:sz="4" w:space="0" w:color="CCCCCC"/>
+              <w:right w:val="single" w:sz="4" w:space="0" w:color="CCCCCC"/>
+            </w:tcBorders>
+          </w:tcPr>
+          <w:p>
+            <w:pPr>
+              <w:spacing w:before="60" w:after="60" w:line="252" w:lineRule="auto"/>
+              <w:jc w:val="left"/>
+            </w:pPr>
+            <w:r/>
+            <w:r>
+              <w:rPr>
+                <w:b/>
+              </w:rPr>
+              <w:t>719.00</w:t>
+            </w:r>
+          </w:p>
+        </w:tc>
+        <w:tc>
+          <w:tcPr>
+            <w:tcW w:type="dxa" w:w="3456"/>
+            <w:shd w:fill="F8FAFC"/>
+            <w:tcMar>
+              <w:top w:w="100" w:type="dxa"/>
+              <w:bottom w:w="100" w:type="dxa"/>
+              <w:left w:w="120" w:type="dxa"/>
+              <w:right w:w="120" w:type="dxa"/>
+            </w:tcMar>
+            <w:tcBorders>
+              <w:top w:val="single" w:sz="4" w:space="0" w:color="CCCCCC"/>
+              <w:bottom w:val="single" w:sz="4" w:space="0" w:color="CCCCCC"/>
+              <w:left w:val="single" w:sz="4" w:space="0" w:color="CCCCCC"/>
+              <w:right w:val="single" w:sz="4" w:space="0" w:color="CCCCCC"/>
+            </w:tcBorders>
+          </w:tcPr>
+          <w:p>
+            <w:pPr>
+              <w:spacing w:before="60" w:after="60" w:line="252" w:lineRule="auto"/>
+              <w:jc w:val="left"/>
+            </w:pPr>
+            <w:r/>
+            <w:r>
+              <w:rPr>
+                <w:b/>
+              </w:rPr>
+              <w:t>+0.75</w:t>
+            </w:r>
+          </w:p>
+        </w:tc>
+        <w:tc>
+          <w:tcPr>
+            <w:tcW w:type="dxa" w:w="1440"/>
+            <w:shd w:fill="F8FAFC"/>
+            <w:tcMar>
+              <w:top w:w="100" w:type="dxa"/>
+              <w:bottom w:w="100" w:type="dxa"/>
+              <w:left w:w="120" w:type="dxa"/>
+              <w:right w:w="120" w:type="dxa"/>
+            </w:tcMar>
+            <w:tcBorders>
+              <w:top w:val="single" w:sz="4" w:space="0" w:color="CCCCCC"/>
+              <w:bottom w:val="single" w:sz="4" w:space="0" w:color="CCCCCC"/>
+              <w:left w:val="single" w:sz="4" w:space="0" w:color="CCCCCC"/>
+              <w:right w:val="single" w:sz="4" w:space="0" w:color="CCCCCC"/>
+            </w:tcBorders>
+          </w:tcPr>
+          <w:p>
+            <w:pPr>
+              <w:spacing w:before="60" w:after="60" w:line="252" w:lineRule="auto"/>
+              <w:jc w:val="left"/>
+            </w:pPr>
+            <w:r/>
+            <w:r>
+              <w:t>BULL</w:t>
+            </w:r>
+          </w:p>
+        </w:tc>
+      </w:tr>
+      <w:tr>
+        <w:tc>
+          <w:tcPr>
+            <w:tcW w:type="dxa" w:w="1584"/>
+            <w:shd w:fill="FFFFFF"/>
+            <w:tcMar>
+              <w:top w:w="100" w:type="dxa"/>
+              <w:bottom w:w="100" w:type="dxa"/>
+              <w:left w:w="120" w:type="dxa"/>
+              <w:right w:w="120" w:type="dxa"/>
+            </w:tcMar>
+            <w:tcBorders>
+              <w:top w:val="single" w:sz="4" w:space="0" w:color="CCCCCC"/>
+              <w:bottom w:val="single" w:sz="4" w:space="0" w:color="CCCCCC"/>
+              <w:left w:val="single" w:sz="4" w:space="0" w:color="CCCCCC"/>
+              <w:right w:val="single" w:sz="4" w:space="0" w:color="CCCCCC"/>
+            </w:tcBorders>
+          </w:tcPr>
+          <w:p>
+            <w:pPr>
+              <w:spacing w:before="60" w:after="60" w:line="252" w:lineRule="auto"/>
+              <w:jc w:val="left"/>
+            </w:pPr>
+            <w:r/>
+            <w:r>
+              <w:rPr>
+                <w:b/>
+              </w:rPr>
+              <w:t>Thu 20/08</w:t>
+            </w:r>
+          </w:p>
+        </w:tc>
+        <w:tc>
+          <w:tcPr>
+            <w:tcW w:type="dxa" w:w="864"/>
+            <w:shd w:fill="FFFFFF"/>
+            <w:tcMar>
+              <w:top w:w="100" w:type="dxa"/>
+              <w:bottom w:w="100" w:type="dxa"/>
+              <w:left w:w="120" w:type="dxa"/>
+              <w:right w:w="120" w:type="dxa"/>
+            </w:tcMar>
+            <w:tcBorders>
+              <w:top w:val="single" w:sz="4" w:space="0" w:color="CCCCCC"/>
+              <w:bottom w:val="single" w:sz="4" w:space="0" w:color="CCCCCC"/>
+              <w:left w:val="single" w:sz="4" w:space="0" w:color="CCCCCC"/>
+              <w:right w:val="single" w:sz="4" w:space="0" w:color="CCCCCC"/>
+            </w:tcBorders>
+          </w:tcPr>
+          <w:p>
+            <w:pPr>
+              <w:spacing w:before="60" w:after="60" w:line="252" w:lineRule="auto"/>
+              <w:jc w:val="left"/>
+            </w:pPr>
+            <w:r/>
+            <w:r>
+              <w:t>Pre-NY 19-21</w:t>
+            </w:r>
+          </w:p>
+        </w:tc>
+        <w:tc>
+          <w:tcPr>
+            <w:tcW w:type="dxa" w:w="1440"/>
+            <w:shd w:fill="FFFFFF"/>
+            <w:tcMar>
+              <w:top w:w="100" w:type="dxa"/>
+              <w:bottom w:w="100" w:type="dxa"/>
+              <w:left w:w="120" w:type="dxa"/>
+              <w:right w:w="120" w:type="dxa"/>
+            </w:tcMar>
+            <w:tcBorders>
+              <w:top w:val="single" w:sz="4" w:space="0" w:color="CCCCCC"/>
+              <w:bottom w:val="single" w:sz="4" w:space="0" w:color="CCCCCC"/>
+              <w:left w:val="single" w:sz="4" w:space="0" w:color="CCCCCC"/>
+              <w:right w:val="single" w:sz="4" w:space="0" w:color="CCCCCC"/>
+            </w:tcBorders>
+          </w:tcPr>
+          <w:p>
+            <w:pPr>
+              <w:spacing w:before="60" w:after="60" w:line="252" w:lineRule="auto"/>
+              <w:jc w:val="left"/>
+            </w:pPr>
+            <w:r/>
+            <w:r>
+              <w:t>719.00</w:t>
+            </w:r>
+          </w:p>
+        </w:tc>
+        <w:tc>
+          <w:tcPr>
+            <w:tcW w:type="dxa" w:w="2016"/>
+            <w:shd w:fill="FFFFFF"/>
+            <w:tcMar>
+              <w:top w:w="100" w:type="dxa"/>
+              <w:bottom w:w="100" w:type="dxa"/>
+              <w:left w:w="120" w:type="dxa"/>
+              <w:right w:w="120" w:type="dxa"/>
+            </w:tcMar>
+            <w:tcBorders>
+              <w:top w:val="single" w:sz="4" w:space="0" w:color="CCCCCC"/>
+              <w:bottom w:val="single" w:sz="4" w:space="0" w:color="CCCCCC"/>
+              <w:left w:val="single" w:sz="4" w:space="0" w:color="CCCCCC"/>
+              <w:right w:val="single" w:sz="4" w:space="0" w:color="CCCCCC"/>
+            </w:tcBorders>
+          </w:tcPr>
+          <w:p>
+            <w:pPr>
+              <w:spacing w:before="60" w:after="60" w:line="252" w:lineRule="auto"/>
+              <w:jc w:val="left"/>
+            </w:pPr>
+            <w:r/>
+            <w:r>
+              <w:t>725.50</w:t>
+            </w:r>
+          </w:p>
+        </w:tc>
+        <w:tc>
+          <w:tcPr>
+            <w:tcW w:type="dxa" w:w="1152"/>
+            <w:shd w:fill="FFFFFF"/>
+            <w:tcMar>
+              <w:top w:w="100" w:type="dxa"/>
+              <w:bottom w:w="100" w:type="dxa"/>
+              <w:left w:w="120" w:type="dxa"/>
+              <w:right w:w="120" w:type="dxa"/>
+            </w:tcMar>
+            <w:tcBorders>
+              <w:top w:val="single" w:sz="4" w:space="0" w:color="CCCCCC"/>
+              <w:bottom w:val="single" w:sz="4" w:space="0" w:color="CCCCCC"/>
+              <w:left w:val="single" w:sz="4" w:space="0" w:color="CCCCCC"/>
+              <w:right w:val="single" w:sz="4" w:space="0" w:color="CCCCCC"/>
+            </w:tcBorders>
+          </w:tcPr>
+          <w:p>
+            <w:pPr>
+              <w:spacing w:before="60" w:after="60" w:line="252" w:lineRule="auto"/>
+              <w:jc w:val="left"/>
+            </w:pPr>
+            <w:r/>
+            <w:r>
+              <w:t>710.50</w:t>
+            </w:r>
+          </w:p>
+        </w:tc>
+        <w:tc>
+          <w:tcPr>
+            <w:tcW w:type="dxa" w:w="1728"/>
+            <w:shd w:fill="FFFFFF"/>
+            <w:tcMar>
+              <w:top w:w="100" w:type="dxa"/>
+              <w:bottom w:w="100" w:type="dxa"/>
+              <w:left w:w="120" w:type="dxa"/>
+              <w:right w:w="120" w:type="dxa"/>
+            </w:tcMar>
+            <w:tcBorders>
+              <w:top w:val="single" w:sz="4" w:space="0" w:color="CCCCCC"/>
+              <w:bottom w:val="single" w:sz="4" w:space="0" w:color="CCCCCC"/>
+              <w:left w:val="single" w:sz="4" w:space="0" w:color="CCCCCC"/>
+              <w:right w:val="single" w:sz="4" w:space="0" w:color="CCCCCC"/>
+            </w:tcBorders>
+          </w:tcPr>
+          <w:p>
+            <w:pPr>
+              <w:spacing w:before="60" w:after="60" w:line="252" w:lineRule="auto"/>
+              <w:jc w:val="left"/>
+            </w:pPr>
+            <w:r/>
+            <w:r>
+              <w:rPr>
+                <w:b/>
+              </w:rPr>
+              <w:t>719.50</w:t>
+            </w:r>
+          </w:p>
+        </w:tc>
+        <w:tc>
+          <w:tcPr>
+            <w:tcW w:type="dxa" w:w="3456"/>
+            <w:shd w:fill="FFFFFF"/>
+            <w:tcMar>
+              <w:top w:w="100" w:type="dxa"/>
+              <w:bottom w:w="100" w:type="dxa"/>
+              <w:left w:w="120" w:type="dxa"/>
+              <w:right w:w="120" w:type="dxa"/>
+            </w:tcMar>
+            <w:tcBorders>
+              <w:top w:val="single" w:sz="4" w:space="0" w:color="CCCCCC"/>
+              <w:bottom w:val="single" w:sz="4" w:space="0" w:color="CCCCCC"/>
+              <w:left w:val="single" w:sz="4" w:space="0" w:color="CCCCCC"/>
+              <w:right w:val="single" w:sz="4" w:space="0" w:color="CCCCCC"/>
+            </w:tcBorders>
+          </w:tcPr>
+          <w:p>
+            <w:pPr>
+              <w:spacing w:before="60" w:after="60" w:line="252" w:lineRule="auto"/>
+              <w:jc w:val="left"/>
+            </w:pPr>
+            <w:r/>
+            <w:r>
+              <w:rPr>
+                <w:b/>
+              </w:rPr>
+              <w:t>+0.50</w:t>
+            </w:r>
+          </w:p>
+        </w:tc>
+        <w:tc>
+          <w:tcPr>
+            <w:tcW w:type="dxa" w:w="1440"/>
+            <w:shd w:fill="FFFFFF"/>
+            <w:tcMar>
+              <w:top w:w="100" w:type="dxa"/>
+              <w:bottom w:w="100" w:type="dxa"/>
+              <w:left w:w="120" w:type="dxa"/>
+              <w:right w:w="120" w:type="dxa"/>
+            </w:tcMar>
+            <w:tcBorders>
+              <w:top w:val="single" w:sz="4" w:space="0" w:color="CCCCCC"/>
+              <w:bottom w:val="single" w:sz="4" w:space="0" w:color="CCCCCC"/>
+              <w:left w:val="single" w:sz="4" w:space="0" w:color="CCCCCC"/>
+              <w:right w:val="single" w:sz="4" w:space="0" w:color="CCCCCC"/>
+            </w:tcBorders>
+          </w:tcPr>
+          <w:p>
+            <w:pPr>
+              <w:spacing w:before="60" w:after="60" w:line="252" w:lineRule="auto"/>
+              <w:jc w:val="left"/>
+            </w:pPr>
+            <w:r/>
+            <w:r>
+              <w:t>BULL</w:t>
+            </w:r>
+          </w:p>
+        </w:tc>
+      </w:tr>
+      <w:tr>
+        <w:tc>
+          <w:tcPr>
+            <w:tcW w:type="dxa" w:w="1584"/>
+            <w:shd w:fill="F8FAFC"/>
+            <w:tcMar>
+              <w:top w:w="100" w:type="dxa"/>
+              <w:bottom w:w="100" w:type="dxa"/>
+              <w:left w:w="120" w:type="dxa"/>
+              <w:right w:w="120" w:type="dxa"/>
+            </w:tcMar>
+            <w:tcBorders>
+              <w:top w:val="single" w:sz="4" w:space="0" w:color="CCCCCC"/>
+              <w:bottom w:val="single" w:sz="4" w:space="0" w:color="CCCCCC"/>
+              <w:left w:val="single" w:sz="4" w:space="0" w:color="CCCCCC"/>
+              <w:right w:val="single" w:sz="4" w:space="0" w:color="CCCCCC"/>
+            </w:tcBorders>
+          </w:tcPr>
+          <w:p>
+            <w:pPr>
+              <w:spacing w:before="60" w:after="60" w:line="252" w:lineRule="auto"/>
+              <w:jc w:val="left"/>
+            </w:pPr>
+            <w:r/>
+            <w:r>
+              <w:rPr>
+                <w:b/>
+              </w:rPr>
+              <w:t>Thu 20/08</w:t>
+            </w:r>
+          </w:p>
+        </w:tc>
+        <w:tc>
+          <w:tcPr>
+            <w:tcW w:type="dxa" w:w="864"/>
+            <w:shd w:fill="F8FAFC"/>
+            <w:tcMar>
+              <w:top w:w="100" w:type="dxa"/>
+              <w:bottom w:w="100" w:type="dxa"/>
+              <w:left w:w="120" w:type="dxa"/>
+              <w:right w:w="120" w:type="dxa"/>
+            </w:tcMar>
+            <w:tcBorders>
+              <w:top w:val="single" w:sz="4" w:space="0" w:color="CCCCCC"/>
+              <w:bottom w:val="single" w:sz="4" w:space="0" w:color="CCCCCC"/>
+              <w:left w:val="single" w:sz="4" w:space="0" w:color="CCCCCC"/>
+              <w:right w:val="single" w:sz="4" w:space="0" w:color="CCCCCC"/>
+            </w:tcBorders>
+          </w:tcPr>
+          <w:p>
+            <w:pPr>
+              <w:spacing w:before="60" w:after="60" w:line="252" w:lineRule="auto"/>
+              <w:jc w:val="left"/>
+            </w:pPr>
+            <w:r/>
+            <w:r>
+              <w:t>NY Open 21-23</w:t>
+            </w:r>
+          </w:p>
+        </w:tc>
+        <w:tc>
+          <w:tcPr>
+            <w:tcW w:type="dxa" w:w="1440"/>
+            <w:shd w:fill="F8FAFC"/>
+            <w:tcMar>
+              <w:top w:w="100" w:type="dxa"/>
+              <w:bottom w:w="100" w:type="dxa"/>
+              <w:left w:w="120" w:type="dxa"/>
+              <w:right w:w="120" w:type="dxa"/>
+            </w:tcMar>
+            <w:tcBorders>
+              <w:top w:val="single" w:sz="4" w:space="0" w:color="CCCCCC"/>
+              <w:bottom w:val="single" w:sz="4" w:space="0" w:color="CCCCCC"/>
+              <w:left w:val="single" w:sz="4" w:space="0" w:color="CCCCCC"/>
+              <w:right w:val="single" w:sz="4" w:space="0" w:color="CCCCCC"/>
+            </w:tcBorders>
+          </w:tcPr>
+          <w:p>
+            <w:pPr>
+              <w:spacing w:before="60" w:after="60" w:line="252" w:lineRule="auto"/>
+              <w:jc w:val="left"/>
+            </w:pPr>
+            <w:r/>
+            <w:r>
+              <w:t>719.50</w:t>
+            </w:r>
+          </w:p>
+        </w:tc>
+        <w:tc>
+          <w:tcPr>
+            <w:tcW w:type="dxa" w:w="2016"/>
+            <w:shd w:fill="F8FAFC"/>
+            <w:tcMar>
+              <w:top w:w="100" w:type="dxa"/>
+              <w:bottom w:w="100" w:type="dxa"/>
+              <w:left w:w="120" w:type="dxa"/>
+              <w:right w:w="120" w:type="dxa"/>
+            </w:tcMar>
+            <w:tcBorders>
+              <w:top w:val="single" w:sz="4" w:space="0" w:color="CCCCCC"/>
+              <w:bottom w:val="single" w:sz="4" w:space="0" w:color="CCCCCC"/>
+              <w:left w:val="single" w:sz="4" w:space="0" w:color="CCCCCC"/>
+              <w:right w:val="single" w:sz="4" w:space="0" w:color="CCCCCC"/>
+            </w:tcBorders>
+          </w:tcPr>
+          <w:p>
+            <w:pPr>
+              <w:spacing w:before="60" w:after="60" w:line="252" w:lineRule="auto"/>
+              <w:jc w:val="left"/>
+            </w:pPr>
+            <w:r/>
+            <w:r>
+              <w:t>730.50</w:t>
+            </w:r>
+          </w:p>
+        </w:tc>
+        <w:tc>
+          <w:tcPr>
+            <w:tcW w:type="dxa" w:w="1152"/>
+            <w:shd w:fill="F8FAFC"/>
+            <w:tcMar>
+              <w:top w:w="100" w:type="dxa"/>
+              <w:bottom w:w="100" w:type="dxa"/>
+              <w:left w:w="120" w:type="dxa"/>
+              <w:right w:w="120" w:type="dxa"/>
+            </w:tcMar>
+            <w:tcBorders>
+              <w:top w:val="single" w:sz="4" w:space="0" w:color="CCCCCC"/>
+              <w:bottom w:val="single" w:sz="4" w:space="0" w:color="CCCCCC"/>
+              <w:left w:val="single" w:sz="4" w:space="0" w:color="CCCCCC"/>
+              <w:right w:val="single" w:sz="4" w:space="0" w:color="CCCCCC"/>
+            </w:tcBorders>
+          </w:tcPr>
+          <w:p>
+            <w:pPr>
+              <w:spacing w:before="60" w:after="60" w:line="252" w:lineRule="auto"/>
+              <w:jc w:val="left"/>
+            </w:pPr>
+            <w:r/>
+            <w:r>
+              <w:t>707.75</w:t>
+            </w:r>
+          </w:p>
+        </w:tc>
+        <w:tc>
+          <w:tcPr>
+            <w:tcW w:type="dxa" w:w="1728"/>
+            <w:shd w:fill="F8FAFC"/>
+            <w:tcMar>
+              <w:top w:w="100" w:type="dxa"/>
+              <w:bottom w:w="100" w:type="dxa"/>
+              <w:left w:w="120" w:type="dxa"/>
+              <w:right w:w="120" w:type="dxa"/>
+            </w:tcMar>
+            <w:tcBorders>
+              <w:top w:val="single" w:sz="4" w:space="0" w:color="CCCCCC"/>
+              <w:bottom w:val="single" w:sz="4" w:space="0" w:color="CCCCCC"/>
+              <w:left w:val="single" w:sz="4" w:space="0" w:color="CCCCCC"/>
+              <w:right w:val="single" w:sz="4" w:space="0" w:color="CCCCCC"/>
+            </w:tcBorders>
+          </w:tcPr>
+          <w:p>
+            <w:pPr>
+              <w:spacing w:before="60" w:after="60" w:line="252" w:lineRule="auto"/>
+              <w:jc w:val="left"/>
+            </w:pPr>
+            <w:r/>
+            <w:r>
+              <w:rPr>
+                <w:b/>
+              </w:rPr>
+              <w:t>723.00</w:t>
+            </w:r>
+          </w:p>
+        </w:tc>
+        <w:tc>
+          <w:tcPr>
+            <w:tcW w:type="dxa" w:w="3456"/>
+            <w:shd w:fill="F8FAFC"/>
+            <w:tcMar>
+              <w:top w:w="100" w:type="dxa"/>
+              <w:bottom w:w="100" w:type="dxa"/>
+              <w:left w:w="120" w:type="dxa"/>
+              <w:right w:w="120" w:type="dxa"/>
+            </w:tcMar>
+            <w:tcBorders>
+              <w:top w:val="single" w:sz="4" w:space="0" w:color="CCCCCC"/>
+              <w:bottom w:val="single" w:sz="4" w:space="0" w:color="CCCCCC"/>
+              <w:left w:val="single" w:sz="4" w:space="0" w:color="CCCCCC"/>
+              <w:right w:val="single" w:sz="4" w:space="0" w:color="CCCCCC"/>
+            </w:tcBorders>
+          </w:tcPr>
+          <w:p>
+            <w:pPr>
+              <w:spacing w:before="60" w:after="60" w:line="252" w:lineRule="auto"/>
+              <w:jc w:val="left"/>
+            </w:pPr>
+            <w:r/>
+            <w:r>
+              <w:rPr>
+                <w:b/>
+              </w:rPr>
+              <w:t>+3.50</w:t>
+            </w:r>
+          </w:p>
+        </w:tc>
+        <w:tc>
+          <w:tcPr>
+            <w:tcW w:type="dxa" w:w="1440"/>
+            <w:shd w:fill="F8FAFC"/>
+            <w:tcMar>
+              <w:top w:w="100" w:type="dxa"/>
+              <w:bottom w:w="100" w:type="dxa"/>
+              <w:left w:w="120" w:type="dxa"/>
+              <w:right w:w="120" w:type="dxa"/>
+            </w:tcMar>
+            <w:tcBorders>
+              <w:top w:val="single" w:sz="4" w:space="0" w:color="CCCCCC"/>
+              <w:bottom w:val="single" w:sz="4" w:space="0" w:color="CCCCCC"/>
+              <w:left w:val="single" w:sz="4" w:space="0" w:color="CCCCCC"/>
+              <w:right w:val="single" w:sz="4" w:space="0" w:color="CCCCCC"/>
+            </w:tcBorders>
+          </w:tcPr>
+          <w:p>
+            <w:pPr>
+              <w:spacing w:before="60" w:after="60" w:line="252" w:lineRule="auto"/>
+              <w:jc w:val="left"/>
+            </w:pPr>
+            <w:r/>
+            <w:r>
+              <w:t>BULL</w:t>
+            </w:r>
+          </w:p>
+        </w:tc>
+      </w:tr>
+      <w:tr>
+        <w:tc>
+          <w:tcPr>
+            <w:tcW w:type="dxa" w:w="1584"/>
+            <w:shd w:fill="FFFFFF"/>
+            <w:tcMar>
+              <w:top w:w="100" w:type="dxa"/>
+              <w:bottom w:w="100" w:type="dxa"/>
+              <w:left w:w="120" w:type="dxa"/>
+              <w:right w:w="120" w:type="dxa"/>
+            </w:tcMar>
+            <w:tcBorders>
+              <w:top w:val="single" w:sz="4" w:space="0" w:color="CCCCCC"/>
+              <w:bottom w:val="single" w:sz="4" w:space="0" w:color="CCCCCC"/>
+              <w:left w:val="single" w:sz="4" w:space="0" w:color="CCCCCC"/>
+              <w:right w:val="single" w:sz="4" w:space="0" w:color="CCCCCC"/>
+            </w:tcBorders>
+          </w:tcPr>
+          <w:p>
+            <w:pPr>
+              <w:spacing w:before="60" w:after="60" w:line="252" w:lineRule="auto"/>
+              <w:jc w:val="left"/>
+            </w:pPr>
+            <w:r/>
+            <w:r>
+              <w:rPr>
+                <w:b/>
+              </w:rPr>
+              <w:t>Thu 20/08</w:t>
+            </w:r>
+          </w:p>
+        </w:tc>
+        <w:tc>
+          <w:tcPr>
+            <w:tcW w:type="dxa" w:w="864"/>
+            <w:shd w:fill="FFFFFF"/>
+            <w:tcMar>
+              <w:top w:w="100" w:type="dxa"/>
+              <w:bottom w:w="100" w:type="dxa"/>
+              <w:left w:w="120" w:type="dxa"/>
+              <w:right w:w="120" w:type="dxa"/>
+            </w:tcMar>
+            <w:tcBorders>
+              <w:top w:val="single" w:sz="4" w:space="0" w:color="CCCCCC"/>
+              <w:bottom w:val="single" w:sz="4" w:space="0" w:color="CCCCCC"/>
+              <w:left w:val="single" w:sz="4" w:space="0" w:color="CCCCCC"/>
+              <w:right w:val="single" w:sz="4" w:space="0" w:color="CCCCCC"/>
+            </w:tcBorders>
+          </w:tcPr>
+          <w:p>
+            <w:pPr>
+              <w:spacing w:before="60" w:after="60" w:line="252" w:lineRule="auto"/>
+              <w:jc w:val="left"/>
+            </w:pPr>
+            <w:r/>
+            <w:r>
+              <w:t>NY Close 23-01</w:t>
+            </w:r>
+          </w:p>
+        </w:tc>
+        <w:tc>
+          <w:tcPr>
+            <w:tcW w:type="dxa" w:w="1440"/>
+            <w:shd w:fill="FFFFFF"/>
+            <w:tcMar>
+              <w:top w:w="100" w:type="dxa"/>
+              <w:bottom w:w="100" w:type="dxa"/>
+              <w:left w:w="120" w:type="dxa"/>
+              <w:right w:w="120" w:type="dxa"/>
+            </w:tcMar>
+            <w:tcBorders>
+              <w:top w:val="single" w:sz="4" w:space="0" w:color="CCCCCC"/>
+              <w:bottom w:val="single" w:sz="4" w:space="0" w:color="CCCCCC"/>
+              <w:left w:val="single" w:sz="4" w:space="0" w:color="CCCCCC"/>
+              <w:right w:val="single" w:sz="4" w:space="0" w:color="CCCCCC"/>
+            </w:tcBorders>
+          </w:tcPr>
+          <w:p>
+            <w:pPr>
+              <w:spacing w:before="60" w:after="60" w:line="252" w:lineRule="auto"/>
+              <w:jc w:val="left"/>
+            </w:pPr>
+            <w:r/>
+            <w:r>
+              <w:t>723.00</w:t>
+            </w:r>
+          </w:p>
+        </w:tc>
+        <w:tc>
+          <w:tcPr>
+            <w:tcW w:type="dxa" w:w="2016"/>
+            <w:shd w:fill="FFFFFF"/>
+            <w:tcMar>
+              <w:top w:w="100" w:type="dxa"/>
+              <w:bottom w:w="100" w:type="dxa"/>
+              <w:left w:w="120" w:type="dxa"/>
+              <w:right w:w="120" w:type="dxa"/>
+            </w:tcMar>
+            <w:tcBorders>
+              <w:top w:val="single" w:sz="4" w:space="0" w:color="CCCCCC"/>
+              <w:bottom w:val="single" w:sz="4" w:space="0" w:color="CCCCCC"/>
+              <w:left w:val="single" w:sz="4" w:space="0" w:color="CCCCCC"/>
+              <w:right w:val="single" w:sz="4" w:space="0" w:color="CCCCCC"/>
+            </w:tcBorders>
+          </w:tcPr>
+          <w:p>
+            <w:pPr>
+              <w:spacing w:before="60" w:after="60" w:line="252" w:lineRule="auto"/>
+              <w:jc w:val="left"/>
+            </w:pPr>
+            <w:r/>
+            <w:r>
+              <w:t>728.50</w:t>
+            </w:r>
+          </w:p>
+        </w:tc>
+        <w:tc>
+          <w:tcPr>
+            <w:tcW w:type="dxa" w:w="1152"/>
+            <w:shd w:fill="FFFFFF"/>
+            <w:tcMar>
+              <w:top w:w="100" w:type="dxa"/>
+              <w:bottom w:w="100" w:type="dxa"/>
+              <w:left w:w="120" w:type="dxa"/>
+              <w:right w:w="120" w:type="dxa"/>
+            </w:tcMar>
+            <w:tcBorders>
+              <w:top w:val="single" w:sz="4" w:space="0" w:color="CCCCCC"/>
+              <w:bottom w:val="single" w:sz="4" w:space="0" w:color="CCCCCC"/>
+              <w:left w:val="single" w:sz="4" w:space="0" w:color="CCCCCC"/>
+              <w:right w:val="single" w:sz="4" w:space="0" w:color="CCCCCC"/>
+            </w:tcBorders>
+          </w:tcPr>
+          <w:p>
+            <w:pPr>
+              <w:spacing w:before="60" w:after="60" w:line="252" w:lineRule="auto"/>
+              <w:jc w:val="left"/>
+            </w:pPr>
+            <w:r/>
+            <w:r>
+              <w:t>715.25</w:t>
+            </w:r>
+          </w:p>
+        </w:tc>
+        <w:tc>
+          <w:tcPr>
+            <w:tcW w:type="dxa" w:w="1728"/>
+            <w:shd w:fill="FFFFFF"/>
+            <w:tcMar>
+              <w:top w:w="100" w:type="dxa"/>
+              <w:bottom w:w="100" w:type="dxa"/>
+              <w:left w:w="120" w:type="dxa"/>
+              <w:right w:w="120" w:type="dxa"/>
+            </w:tcMar>
+            <w:tcBorders>
+              <w:top w:val="single" w:sz="4" w:space="0" w:color="CCCCCC"/>
+              <w:bottom w:val="single" w:sz="4" w:space="0" w:color="CCCCCC"/>
+              <w:left w:val="single" w:sz="4" w:space="0" w:color="CCCCCC"/>
+              <w:right w:val="single" w:sz="4" w:space="0" w:color="CCCCCC"/>
+            </w:tcBorders>
+          </w:tcPr>
+          <w:p>
+            <w:pPr>
+              <w:spacing w:before="60" w:after="60" w:line="252" w:lineRule="auto"/>
+              <w:jc w:val="left"/>
+            </w:pPr>
+            <w:r/>
+            <w:r>
+              <w:rPr>
+                <w:b/>
+              </w:rPr>
+              <w:t>723.75</w:t>
+            </w:r>
+          </w:p>
+        </w:tc>
+        <w:tc>
+          <w:tcPr>
+            <w:tcW w:type="dxa" w:w="3456"/>
+            <w:shd w:fill="FFFFFF"/>
+            <w:tcMar>
+              <w:top w:w="100" w:type="dxa"/>
+              <w:bottom w:w="100" w:type="dxa"/>
+              <w:left w:w="120" w:type="dxa"/>
+              <w:right w:w="120" w:type="dxa"/>
+            </w:tcMar>
+            <w:tcBorders>
+              <w:top w:val="single" w:sz="4" w:space="0" w:color="CCCCCC"/>
+              <w:bottom w:val="single" w:sz="4" w:space="0" w:color="CCCCCC"/>
+              <w:left w:val="single" w:sz="4" w:space="0" w:color="CCCCCC"/>
+              <w:right w:val="single" w:sz="4" w:space="0" w:color="CCCCCC"/>
+            </w:tcBorders>
+          </w:tcPr>
+          <w:p>
+            <w:pPr>
+              <w:spacing w:before="60" w:after="60" w:line="252" w:lineRule="auto"/>
+              <w:jc w:val="left"/>
+            </w:pPr>
+            <w:r/>
+            <w:r>
+              <w:rPr>
+                <w:b/>
+              </w:rPr>
+              <w:t>+0.75</w:t>
+            </w:r>
+          </w:p>
+        </w:tc>
+        <w:tc>
+          <w:tcPr>
+            <w:tcW w:type="dxa" w:w="1440"/>
+            <w:shd w:fill="FFFFFF"/>
+            <w:tcMar>
+              <w:top w:w="100" w:type="dxa"/>
+              <w:bottom w:w="100" w:type="dxa"/>
+              <w:left w:w="120" w:type="dxa"/>
+              <w:right w:w="120" w:type="dxa"/>
+            </w:tcMar>
+            <w:tcBorders>
+              <w:top w:val="single" w:sz="4" w:space="0" w:color="CCCCCC"/>
+              <w:bottom w:val="single" w:sz="4" w:space="0" w:color="CCCCCC"/>
+              <w:left w:val="single" w:sz="4" w:space="0" w:color="CCCCCC"/>
+              <w:right w:val="single" w:sz="4" w:space="0" w:color="CCCCCC"/>
+            </w:tcBorders>
+          </w:tcPr>
+          <w:p>
+            <w:pPr>
+              <w:spacing w:before="60" w:after="60" w:line="252" w:lineRule="auto"/>
+              <w:jc w:val="left"/>
+            </w:pPr>
+            <w:r/>
+            <w:r>
+              <w:t>BULL</w:t>
+            </w:r>
+          </w:p>
+        </w:tc>
+      </w:tr>
+      <w:tr>
+        <w:tc>
+          <w:tcPr>
+            <w:tcW w:type="dxa" w:w="1584"/>
+            <w:shd w:fill="F8FAFC"/>
+            <w:tcMar>
+              <w:top w:w="100" w:type="dxa"/>
+              <w:bottom w:w="100" w:type="dxa"/>
+              <w:left w:w="120" w:type="dxa"/>
+              <w:right w:w="120" w:type="dxa"/>
+            </w:tcMar>
+            <w:tcBorders>
+              <w:top w:val="single" w:sz="4" w:space="0" w:color="CCCCCC"/>
+              <w:bottom w:val="single" w:sz="4" w:space="0" w:color="CCCCCC"/>
+              <w:left w:val="single" w:sz="4" w:space="0" w:color="CCCCCC"/>
+              <w:right w:val="single" w:sz="4" w:space="0" w:color="CCCCCC"/>
+            </w:tcBorders>
+          </w:tcPr>
+          <w:p>
+            <w:pPr>
+              <w:spacing w:before="60" w:after="60" w:line="252" w:lineRule="auto"/>
+              <w:jc w:val="left"/>
+            </w:pPr>
+            <w:r/>
+            <w:r>
+              <w:rPr>
+                <w:b/>
+              </w:rPr>
+              <w:t>Fri 21/08</w:t>
+            </w:r>
+          </w:p>
+        </w:tc>
+        <w:tc>
+          <w:tcPr>
+            <w:tcW w:type="dxa" w:w="864"/>
+            <w:shd w:fill="F8FAFC"/>
+            <w:tcMar>
+              <w:top w:w="100" w:type="dxa"/>
+              <w:bottom w:w="100" w:type="dxa"/>
+              <w:left w:w="120" w:type="dxa"/>
+              <w:right w:w="120" w:type="dxa"/>
+            </w:tcMar>
+            <w:tcBorders>
+              <w:top w:val="single" w:sz="4" w:space="0" w:color="CCCCCC"/>
+              <w:bottom w:val="single" w:sz="4" w:space="0" w:color="CCCCCC"/>
+              <w:left w:val="single" w:sz="4" w:space="0" w:color="CCCCCC"/>
+              <w:right w:val="single" w:sz="4" w:space="0" w:color="CCCCCC"/>
+            </w:tcBorders>
+          </w:tcPr>
+          <w:p>
+            <w:pPr>
+              <w:spacing w:before="60" w:after="60" w:line="252" w:lineRule="auto"/>
+              <w:jc w:val="left"/>
+            </w:pPr>
+            <w:r/>
+            <w:r>
+              <w:t>Asia 07-11</w:t>
+            </w:r>
+          </w:p>
+        </w:tc>
+        <w:tc>
+          <w:tcPr>
+            <w:tcW w:type="dxa" w:w="1440"/>
+            <w:shd w:fill="F8FAFC"/>
+            <w:tcMar>
+              <w:top w:w="100" w:type="dxa"/>
+              <w:bottom w:w="100" w:type="dxa"/>
+              <w:left w:w="120" w:type="dxa"/>
+              <w:right w:w="120" w:type="dxa"/>
+            </w:tcMar>
+            <w:tcBorders>
+              <w:top w:val="single" w:sz="4" w:space="0" w:color="CCCCCC"/>
+              <w:bottom w:val="single" w:sz="4" w:space="0" w:color="CCCCCC"/>
+              <w:left w:val="single" w:sz="4" w:space="0" w:color="CCCCCC"/>
+              <w:right w:val="single" w:sz="4" w:space="0" w:color="CCCCCC"/>
+            </w:tcBorders>
+          </w:tcPr>
+          <w:p>
+            <w:pPr>
+              <w:spacing w:before="60" w:after="60" w:line="252" w:lineRule="auto"/>
+              <w:jc w:val="left"/>
+            </w:pPr>
+            <w:r/>
+            <w:r>
+              <w:t>723.75</w:t>
+            </w:r>
+          </w:p>
+        </w:tc>
+        <w:tc>
+          <w:tcPr>
+            <w:tcW w:type="dxa" w:w="2016"/>
+            <w:shd w:fill="F8FAFC"/>
+            <w:tcMar>
+              <w:top w:w="100" w:type="dxa"/>
+              <w:bottom w:w="100" w:type="dxa"/>
+              <w:left w:w="120" w:type="dxa"/>
+              <w:right w:w="120" w:type="dxa"/>
+            </w:tcMar>
+            <w:tcBorders>
+              <w:top w:val="single" w:sz="4" w:space="0" w:color="CCCCCC"/>
+              <w:bottom w:val="single" w:sz="4" w:space="0" w:color="CCCCCC"/>
+              <w:left w:val="single" w:sz="4" w:space="0" w:color="CCCCCC"/>
+              <w:right w:val="single" w:sz="4" w:space="0" w:color="CCCCCC"/>
+            </w:tcBorders>
+          </w:tcPr>
+          <w:p>
+            <w:pPr>
+              <w:spacing w:before="60" w:after="60" w:line="252" w:lineRule="auto"/>
+              <w:jc w:val="left"/>
+            </w:pPr>
+            <w:r/>
+            <w:r>
+              <w:t>733.00</w:t>
+            </w:r>
+          </w:p>
+        </w:tc>
+        <w:tc>
+          <w:tcPr>
+            <w:tcW w:type="dxa" w:w="1152"/>
+            <w:shd w:fill="F8FAFC"/>
+            <w:tcMar>
+              <w:top w:w="100" w:type="dxa"/>
+              <w:bottom w:w="100" w:type="dxa"/>
+              <w:left w:w="120" w:type="dxa"/>
+              <w:right w:w="120" w:type="dxa"/>
+            </w:tcMar>
+            <w:tcBorders>
+              <w:top w:val="single" w:sz="4" w:space="0" w:color="CCCCCC"/>
+              <w:bottom w:val="single" w:sz="4" w:space="0" w:color="CCCCCC"/>
+              <w:left w:val="single" w:sz="4" w:space="0" w:color="CCCCCC"/>
+              <w:right w:val="single" w:sz="4" w:space="0" w:color="CCCCCC"/>
+            </w:tcBorders>
+          </w:tcPr>
+          <w:p>
+            <w:pPr>
+              <w:spacing w:before="60" w:after="60" w:line="252" w:lineRule="auto"/>
+              <w:jc w:val="left"/>
+            </w:pPr>
+            <w:r/>
+            <w:r>
+              <w:t>717.25</w:t>
+            </w:r>
+          </w:p>
+        </w:tc>
+        <w:tc>
+          <w:tcPr>
+            <w:tcW w:type="dxa" w:w="1728"/>
+            <w:shd w:fill="F8FAFC"/>
+            <w:tcMar>
+              <w:top w:w="100" w:type="dxa"/>
+              <w:bottom w:w="100" w:type="dxa"/>
+              <w:left w:w="120" w:type="dxa"/>
+              <w:right w:w="120" w:type="dxa"/>
+            </w:tcMar>
+            <w:tcBorders>
+              <w:top w:val="single" w:sz="4" w:space="0" w:color="CCCCCC"/>
+              <w:bottom w:val="single" w:sz="4" w:space="0" w:color="CCCCCC"/>
+              <w:left w:val="single" w:sz="4" w:space="0" w:color="CCCCCC"/>
+              <w:right w:val="single" w:sz="4" w:space="0" w:color="CCCCCC"/>
+            </w:tcBorders>
+          </w:tcPr>
+          <w:p>
+            <w:pPr>
+              <w:spacing w:before="60" w:after="60" w:line="252" w:lineRule="auto"/>
+              <w:jc w:val="left"/>
+            </w:pPr>
+            <w:r/>
+            <w:r>
+              <w:rPr>
+                <w:b/>
+              </w:rPr>
+              <w:t>723.00</w:t>
+            </w:r>
+          </w:p>
+        </w:tc>
+        <w:tc>
+          <w:tcPr>
+            <w:tcW w:type="dxa" w:w="3456"/>
+            <w:shd w:fill="F8FAFC"/>
             <w:tcMar>
               <w:top w:w="100" w:type="dxa"/>
               <w:bottom w:w="100" w:type="dxa"/>
@@ -27508,7 +30093,7 @@
         <w:tc>
           <w:tcPr>
             <w:tcW w:type="dxa" w:w="1440"/>
-            <w:shd w:fill="FFFFFF"/>
+            <w:shd w:fill="F8FAFC"/>
             <w:tcMar>
               <w:top w:w="100" w:type="dxa"/>
               <w:bottom w:w="100" w:type="dxa"/>
@@ -27538,7 +30123,7 @@
         <w:tc>
           <w:tcPr>
             <w:tcW w:type="dxa" w:w="1584"/>
-            <w:shd w:fill="F8FAFC"/>
+            <w:shd w:fill="FFFFFF"/>
             <w:tcMar>
               <w:top w:w="100" w:type="dxa"/>
               <w:bottom w:w="100" w:type="dxa"/>
@@ -27562,126 +30147,126 @@
               <w:rPr>
                 <w:b/>
               </w:rPr>
-              <w:t>Wed 19/08</w:t>
+              <w:t>Fri 21/08</w:t>
             </w:r>
           </w:p>
         </w:tc>
         <w:tc>
           <w:tcPr>
             <w:tcW w:type="dxa" w:w="864"/>
-            <w:shd w:fill="F8FAFC"/>
-            <w:tcMar>
-              <w:top w:w="100" w:type="dxa"/>
-              <w:bottom w:w="100" w:type="dxa"/>
-              <w:left w:w="120" w:type="dxa"/>
-              <w:right w:w="120" w:type="dxa"/>
-            </w:tcMar>
-            <w:tcBorders>
-              <w:top w:val="single" w:sz="4" w:space="0" w:color="CCCCCC"/>
-              <w:bottom w:val="single" w:sz="4" w:space="0" w:color="CCCCCC"/>
-              <w:left w:val="single" w:sz="4" w:space="0" w:color="CCCCCC"/>
-              <w:right w:val="single" w:sz="4" w:space="0" w:color="CCCCCC"/>
-            </w:tcBorders>
-          </w:tcPr>
-          <w:p>
-            <w:pPr>
-              <w:spacing w:before="60" w:after="60" w:line="252" w:lineRule="auto"/>
-              <w:jc w:val="left"/>
-            </w:pPr>
-            <w:r/>
-            <w:r>
-              <w:t>London 15-19</w:t>
+            <w:shd w:fill="FFFFFF"/>
+            <w:tcMar>
+              <w:top w:w="100" w:type="dxa"/>
+              <w:bottom w:w="100" w:type="dxa"/>
+              <w:left w:w="120" w:type="dxa"/>
+              <w:right w:w="120" w:type="dxa"/>
+            </w:tcMar>
+            <w:tcBorders>
+              <w:top w:val="single" w:sz="4" w:space="0" w:color="CCCCCC"/>
+              <w:bottom w:val="single" w:sz="4" w:space="0" w:color="CCCCCC"/>
+              <w:left w:val="single" w:sz="4" w:space="0" w:color="CCCCCC"/>
+              <w:right w:val="single" w:sz="4" w:space="0" w:color="CCCCCC"/>
+            </w:tcBorders>
+          </w:tcPr>
+          <w:p>
+            <w:pPr>
+              <w:spacing w:before="60" w:after="60" w:line="252" w:lineRule="auto"/>
+              <w:jc w:val="left"/>
+            </w:pPr>
+            <w:r/>
+            <w:r>
+              <w:t>Asia 11-15</w:t>
             </w:r>
           </w:p>
         </w:tc>
         <w:tc>
           <w:tcPr>
             <w:tcW w:type="dxa" w:w="1440"/>
-            <w:shd w:fill="F8FAFC"/>
-            <w:tcMar>
-              <w:top w:w="100" w:type="dxa"/>
-              <w:bottom w:w="100" w:type="dxa"/>
-              <w:left w:w="120" w:type="dxa"/>
-              <w:right w:w="120" w:type="dxa"/>
-            </w:tcMar>
-            <w:tcBorders>
-              <w:top w:val="single" w:sz="4" w:space="0" w:color="CCCCCC"/>
-              <w:bottom w:val="single" w:sz="4" w:space="0" w:color="CCCCCC"/>
-              <w:left w:val="single" w:sz="4" w:space="0" w:color="CCCCCC"/>
-              <w:right w:val="single" w:sz="4" w:space="0" w:color="CCCCCC"/>
-            </w:tcBorders>
-          </w:tcPr>
-          <w:p>
-            <w:pPr>
-              <w:spacing w:before="60" w:after="60" w:line="252" w:lineRule="auto"/>
-              <w:jc w:val="left"/>
-            </w:pPr>
-            <w:r/>
-            <w:r>
-              <w:t>717.25</w:t>
+            <w:shd w:fill="FFFFFF"/>
+            <w:tcMar>
+              <w:top w:w="100" w:type="dxa"/>
+              <w:bottom w:w="100" w:type="dxa"/>
+              <w:left w:w="120" w:type="dxa"/>
+              <w:right w:w="120" w:type="dxa"/>
+            </w:tcMar>
+            <w:tcBorders>
+              <w:top w:val="single" w:sz="4" w:space="0" w:color="CCCCCC"/>
+              <w:bottom w:val="single" w:sz="4" w:space="0" w:color="CCCCCC"/>
+              <w:left w:val="single" w:sz="4" w:space="0" w:color="CCCCCC"/>
+              <w:right w:val="single" w:sz="4" w:space="0" w:color="CCCCCC"/>
+            </w:tcBorders>
+          </w:tcPr>
+          <w:p>
+            <w:pPr>
+              <w:spacing w:before="60" w:after="60" w:line="252" w:lineRule="auto"/>
+              <w:jc w:val="left"/>
+            </w:pPr>
+            <w:r/>
+            <w:r>
+              <w:t>723.00</w:t>
             </w:r>
           </w:p>
         </w:tc>
         <w:tc>
           <w:tcPr>
             <w:tcW w:type="dxa" w:w="2016"/>
-            <w:shd w:fill="F8FAFC"/>
-            <w:tcMar>
-              <w:top w:w="100" w:type="dxa"/>
-              <w:bottom w:w="100" w:type="dxa"/>
-              <w:left w:w="120" w:type="dxa"/>
-              <w:right w:w="120" w:type="dxa"/>
-            </w:tcMar>
-            <w:tcBorders>
-              <w:top w:val="single" w:sz="4" w:space="0" w:color="CCCCCC"/>
-              <w:bottom w:val="single" w:sz="4" w:space="0" w:color="CCCCCC"/>
-              <w:left w:val="single" w:sz="4" w:space="0" w:color="CCCCCC"/>
-              <w:right w:val="single" w:sz="4" w:space="0" w:color="CCCCCC"/>
-            </w:tcBorders>
-          </w:tcPr>
-          <w:p>
-            <w:pPr>
-              <w:spacing w:before="60" w:after="60" w:line="252" w:lineRule="auto"/>
-              <w:jc w:val="left"/>
-            </w:pPr>
-            <w:r/>
-            <w:r>
-              <w:t>730.75</w:t>
+            <w:shd w:fill="FFFFFF"/>
+            <w:tcMar>
+              <w:top w:w="100" w:type="dxa"/>
+              <w:bottom w:w="100" w:type="dxa"/>
+              <w:left w:w="120" w:type="dxa"/>
+              <w:right w:w="120" w:type="dxa"/>
+            </w:tcMar>
+            <w:tcBorders>
+              <w:top w:val="single" w:sz="4" w:space="0" w:color="CCCCCC"/>
+              <w:bottom w:val="single" w:sz="4" w:space="0" w:color="CCCCCC"/>
+              <w:left w:val="single" w:sz="4" w:space="0" w:color="CCCCCC"/>
+              <w:right w:val="single" w:sz="4" w:space="0" w:color="CCCCCC"/>
+            </w:tcBorders>
+          </w:tcPr>
+          <w:p>
+            <w:pPr>
+              <w:spacing w:before="60" w:after="60" w:line="252" w:lineRule="auto"/>
+              <w:jc w:val="left"/>
+            </w:pPr>
+            <w:r/>
+            <w:r>
+              <w:t>730.50</w:t>
             </w:r>
           </w:p>
         </w:tc>
         <w:tc>
           <w:tcPr>
             <w:tcW w:type="dxa" w:w="1152"/>
-            <w:shd w:fill="F8FAFC"/>
-            <w:tcMar>
-              <w:top w:w="100" w:type="dxa"/>
-              <w:bottom w:w="100" w:type="dxa"/>
-              <w:left w:w="120" w:type="dxa"/>
-              <w:right w:w="120" w:type="dxa"/>
-            </w:tcMar>
-            <w:tcBorders>
-              <w:top w:val="single" w:sz="4" w:space="0" w:color="CCCCCC"/>
-              <w:bottom w:val="single" w:sz="4" w:space="0" w:color="CCCCCC"/>
-              <w:left w:val="single" w:sz="4" w:space="0" w:color="CCCCCC"/>
-              <w:right w:val="single" w:sz="4" w:space="0" w:color="CCCCCC"/>
-            </w:tcBorders>
-          </w:tcPr>
-          <w:p>
-            <w:pPr>
-              <w:spacing w:before="60" w:after="60" w:line="252" w:lineRule="auto"/>
-              <w:jc w:val="left"/>
-            </w:pPr>
-            <w:r/>
-            <w:r>
-              <w:t>704.25</w:t>
+            <w:shd w:fill="FFFFFF"/>
+            <w:tcMar>
+              <w:top w:w="100" w:type="dxa"/>
+              <w:bottom w:w="100" w:type="dxa"/>
+              <w:left w:w="120" w:type="dxa"/>
+              <w:right w:w="120" w:type="dxa"/>
+            </w:tcMar>
+            <w:tcBorders>
+              <w:top w:val="single" w:sz="4" w:space="0" w:color="CCCCCC"/>
+              <w:bottom w:val="single" w:sz="4" w:space="0" w:color="CCCCCC"/>
+              <w:left w:val="single" w:sz="4" w:space="0" w:color="CCCCCC"/>
+              <w:right w:val="single" w:sz="4" w:space="0" w:color="CCCCCC"/>
+            </w:tcBorders>
+          </w:tcPr>
+          <w:p>
+            <w:pPr>
+              <w:spacing w:before="60" w:after="60" w:line="252" w:lineRule="auto"/>
+              <w:jc w:val="left"/>
+            </w:pPr>
+            <w:r/>
+            <w:r>
+              <w:t>717.00</w:t>
             </w:r>
           </w:p>
         </w:tc>
         <w:tc>
           <w:tcPr>
             <w:tcW w:type="dxa" w:w="1728"/>
-            <w:shd w:fill="F8FAFC"/>
+            <w:shd w:fill="FFFFFF"/>
             <w:tcMar>
               <w:top w:w="100" w:type="dxa"/>
               <w:bottom w:w="100" w:type="dxa"/>
@@ -27705,7 +30290,712 @@
               <w:rPr>
                 <w:b/>
               </w:rPr>
-              <w:t>719.00</w:t>
+              <w:t>722.00</w:t>
+            </w:r>
+          </w:p>
+        </w:tc>
+        <w:tc>
+          <w:tcPr>
+            <w:tcW w:type="dxa" w:w="3456"/>
+            <w:shd w:fill="FFFFFF"/>
+            <w:tcMar>
+              <w:top w:w="100" w:type="dxa"/>
+              <w:bottom w:w="100" w:type="dxa"/>
+              <w:left w:w="120" w:type="dxa"/>
+              <w:right w:w="120" w:type="dxa"/>
+            </w:tcMar>
+            <w:tcBorders>
+              <w:top w:val="single" w:sz="4" w:space="0" w:color="CCCCCC"/>
+              <w:bottom w:val="single" w:sz="4" w:space="0" w:color="CCCCCC"/>
+              <w:left w:val="single" w:sz="4" w:space="0" w:color="CCCCCC"/>
+              <w:right w:val="single" w:sz="4" w:space="0" w:color="CCCCCC"/>
+            </w:tcBorders>
+          </w:tcPr>
+          <w:p>
+            <w:pPr>
+              <w:spacing w:before="60" w:after="60" w:line="252" w:lineRule="auto"/>
+              <w:jc w:val="left"/>
+            </w:pPr>
+            <w:r/>
+            <w:r>
+              <w:rPr>
+                <w:b/>
+              </w:rPr>
+              <w:t>-1.00</w:t>
+            </w:r>
+          </w:p>
+        </w:tc>
+        <w:tc>
+          <w:tcPr>
+            <w:tcW w:type="dxa" w:w="1440"/>
+            <w:shd w:fill="FFFFFF"/>
+            <w:tcMar>
+              <w:top w:w="100" w:type="dxa"/>
+              <w:bottom w:w="100" w:type="dxa"/>
+              <w:left w:w="120" w:type="dxa"/>
+              <w:right w:w="120" w:type="dxa"/>
+            </w:tcMar>
+            <w:tcBorders>
+              <w:top w:val="single" w:sz="4" w:space="0" w:color="CCCCCC"/>
+              <w:bottom w:val="single" w:sz="4" w:space="0" w:color="CCCCCC"/>
+              <w:left w:val="single" w:sz="4" w:space="0" w:color="CCCCCC"/>
+              <w:right w:val="single" w:sz="4" w:space="0" w:color="CCCCCC"/>
+            </w:tcBorders>
+          </w:tcPr>
+          <w:p>
+            <w:pPr>
+              <w:spacing w:before="60" w:after="60" w:line="252" w:lineRule="auto"/>
+              <w:jc w:val="left"/>
+            </w:pPr>
+            <w:r/>
+            <w:r>
+              <w:t>BEAR</w:t>
+            </w:r>
+          </w:p>
+        </w:tc>
+      </w:tr>
+      <w:tr>
+        <w:tc>
+          <w:tcPr>
+            <w:tcW w:type="dxa" w:w="1584"/>
+            <w:shd w:fill="F8FAFC"/>
+            <w:tcMar>
+              <w:top w:w="100" w:type="dxa"/>
+              <w:bottom w:w="100" w:type="dxa"/>
+              <w:left w:w="120" w:type="dxa"/>
+              <w:right w:w="120" w:type="dxa"/>
+            </w:tcMar>
+            <w:tcBorders>
+              <w:top w:val="single" w:sz="4" w:space="0" w:color="CCCCCC"/>
+              <w:bottom w:val="single" w:sz="4" w:space="0" w:color="CCCCCC"/>
+              <w:left w:val="single" w:sz="4" w:space="0" w:color="CCCCCC"/>
+              <w:right w:val="single" w:sz="4" w:space="0" w:color="CCCCCC"/>
+            </w:tcBorders>
+          </w:tcPr>
+          <w:p>
+            <w:pPr>
+              <w:spacing w:before="60" w:after="60" w:line="252" w:lineRule="auto"/>
+              <w:jc w:val="left"/>
+            </w:pPr>
+            <w:r/>
+            <w:r>
+              <w:rPr>
+                <w:b/>
+              </w:rPr>
+              <w:t>Fri 21/08</w:t>
+            </w:r>
+          </w:p>
+        </w:tc>
+        <w:tc>
+          <w:tcPr>
+            <w:tcW w:type="dxa" w:w="864"/>
+            <w:shd w:fill="F8FAFC"/>
+            <w:tcMar>
+              <w:top w:w="100" w:type="dxa"/>
+              <w:bottom w:w="100" w:type="dxa"/>
+              <w:left w:w="120" w:type="dxa"/>
+              <w:right w:w="120" w:type="dxa"/>
+            </w:tcMar>
+            <w:tcBorders>
+              <w:top w:val="single" w:sz="4" w:space="0" w:color="CCCCCC"/>
+              <w:bottom w:val="single" w:sz="4" w:space="0" w:color="CCCCCC"/>
+              <w:left w:val="single" w:sz="4" w:space="0" w:color="CCCCCC"/>
+              <w:right w:val="single" w:sz="4" w:space="0" w:color="CCCCCC"/>
+            </w:tcBorders>
+          </w:tcPr>
+          <w:p>
+            <w:pPr>
+              <w:spacing w:before="60" w:after="60" w:line="252" w:lineRule="auto"/>
+              <w:jc w:val="left"/>
+            </w:pPr>
+            <w:r/>
+            <w:r>
+              <w:t>London 15-19</w:t>
+            </w:r>
+          </w:p>
+        </w:tc>
+        <w:tc>
+          <w:tcPr>
+            <w:tcW w:type="dxa" w:w="1440"/>
+            <w:shd w:fill="F8FAFC"/>
+            <w:tcMar>
+              <w:top w:w="100" w:type="dxa"/>
+              <w:bottom w:w="100" w:type="dxa"/>
+              <w:left w:w="120" w:type="dxa"/>
+              <w:right w:w="120" w:type="dxa"/>
+            </w:tcMar>
+            <w:tcBorders>
+              <w:top w:val="single" w:sz="4" w:space="0" w:color="CCCCCC"/>
+              <w:bottom w:val="single" w:sz="4" w:space="0" w:color="CCCCCC"/>
+              <w:left w:val="single" w:sz="4" w:space="0" w:color="CCCCCC"/>
+              <w:right w:val="single" w:sz="4" w:space="0" w:color="CCCCCC"/>
+            </w:tcBorders>
+          </w:tcPr>
+          <w:p>
+            <w:pPr>
+              <w:spacing w:before="60" w:after="60" w:line="252" w:lineRule="auto"/>
+              <w:jc w:val="left"/>
+            </w:pPr>
+            <w:r/>
+            <w:r>
+              <w:t>722.00</w:t>
+            </w:r>
+          </w:p>
+        </w:tc>
+        <w:tc>
+          <w:tcPr>
+            <w:tcW w:type="dxa" w:w="2016"/>
+            <w:shd w:fill="F8FAFC"/>
+            <w:tcMar>
+              <w:top w:w="100" w:type="dxa"/>
+              <w:bottom w:w="100" w:type="dxa"/>
+              <w:left w:w="120" w:type="dxa"/>
+              <w:right w:w="120" w:type="dxa"/>
+            </w:tcMar>
+            <w:tcBorders>
+              <w:top w:val="single" w:sz="4" w:space="0" w:color="CCCCCC"/>
+              <w:bottom w:val="single" w:sz="4" w:space="0" w:color="CCCCCC"/>
+              <w:left w:val="single" w:sz="4" w:space="0" w:color="CCCCCC"/>
+              <w:right w:val="single" w:sz="4" w:space="0" w:color="CCCCCC"/>
+            </w:tcBorders>
+          </w:tcPr>
+          <w:p>
+            <w:pPr>
+              <w:spacing w:before="60" w:after="60" w:line="252" w:lineRule="auto"/>
+              <w:jc w:val="left"/>
+            </w:pPr>
+            <w:r/>
+            <w:r>
+              <w:t>729.00</w:t>
+            </w:r>
+          </w:p>
+        </w:tc>
+        <w:tc>
+          <w:tcPr>
+            <w:tcW w:type="dxa" w:w="1152"/>
+            <w:shd w:fill="F8FAFC"/>
+            <w:tcMar>
+              <w:top w:w="100" w:type="dxa"/>
+              <w:bottom w:w="100" w:type="dxa"/>
+              <w:left w:w="120" w:type="dxa"/>
+              <w:right w:w="120" w:type="dxa"/>
+            </w:tcMar>
+            <w:tcBorders>
+              <w:top w:val="single" w:sz="4" w:space="0" w:color="CCCCCC"/>
+              <w:bottom w:val="single" w:sz="4" w:space="0" w:color="CCCCCC"/>
+              <w:left w:val="single" w:sz="4" w:space="0" w:color="CCCCCC"/>
+              <w:right w:val="single" w:sz="4" w:space="0" w:color="CCCCCC"/>
+            </w:tcBorders>
+          </w:tcPr>
+          <w:p>
+            <w:pPr>
+              <w:spacing w:before="60" w:after="60" w:line="252" w:lineRule="auto"/>
+              <w:jc w:val="left"/>
+            </w:pPr>
+            <w:r/>
+            <w:r>
+              <w:t>708.50</w:t>
+            </w:r>
+          </w:p>
+        </w:tc>
+        <w:tc>
+          <w:tcPr>
+            <w:tcW w:type="dxa" w:w="1728"/>
+            <w:shd w:fill="F8FAFC"/>
+            <w:tcMar>
+              <w:top w:w="100" w:type="dxa"/>
+              <w:bottom w:w="100" w:type="dxa"/>
+              <w:left w:w="120" w:type="dxa"/>
+              <w:right w:w="120" w:type="dxa"/>
+            </w:tcMar>
+            <w:tcBorders>
+              <w:top w:val="single" w:sz="4" w:space="0" w:color="CCCCCC"/>
+              <w:bottom w:val="single" w:sz="4" w:space="0" w:color="CCCCCC"/>
+              <w:left w:val="single" w:sz="4" w:space="0" w:color="CCCCCC"/>
+              <w:right w:val="single" w:sz="4" w:space="0" w:color="CCCCCC"/>
+            </w:tcBorders>
+          </w:tcPr>
+          <w:p>
+            <w:pPr>
+              <w:spacing w:before="60" w:after="60" w:line="252" w:lineRule="auto"/>
+              <w:jc w:val="left"/>
+            </w:pPr>
+            <w:r/>
+            <w:r>
+              <w:rPr>
+                <w:b/>
+              </w:rPr>
+              <w:t>722.75</w:t>
+            </w:r>
+          </w:p>
+        </w:tc>
+        <w:tc>
+          <w:tcPr>
+            <w:tcW w:type="dxa" w:w="3456"/>
+            <w:shd w:fill="F8FAFC"/>
+            <w:tcMar>
+              <w:top w:w="100" w:type="dxa"/>
+              <w:bottom w:w="100" w:type="dxa"/>
+              <w:left w:w="120" w:type="dxa"/>
+              <w:right w:w="120" w:type="dxa"/>
+            </w:tcMar>
+            <w:tcBorders>
+              <w:top w:val="single" w:sz="4" w:space="0" w:color="CCCCCC"/>
+              <w:bottom w:val="single" w:sz="4" w:space="0" w:color="CCCCCC"/>
+              <w:left w:val="single" w:sz="4" w:space="0" w:color="CCCCCC"/>
+              <w:right w:val="single" w:sz="4" w:space="0" w:color="CCCCCC"/>
+            </w:tcBorders>
+          </w:tcPr>
+          <w:p>
+            <w:pPr>
+              <w:spacing w:before="60" w:after="60" w:line="252" w:lineRule="auto"/>
+              <w:jc w:val="left"/>
+            </w:pPr>
+            <w:r/>
+            <w:r>
+              <w:rPr>
+                <w:b/>
+              </w:rPr>
+              <w:t>+0.75</w:t>
+            </w:r>
+          </w:p>
+        </w:tc>
+        <w:tc>
+          <w:tcPr>
+            <w:tcW w:type="dxa" w:w="1440"/>
+            <w:shd w:fill="F8FAFC"/>
+            <w:tcMar>
+              <w:top w:w="100" w:type="dxa"/>
+              <w:bottom w:w="100" w:type="dxa"/>
+              <w:left w:w="120" w:type="dxa"/>
+              <w:right w:w="120" w:type="dxa"/>
+            </w:tcMar>
+            <w:tcBorders>
+              <w:top w:val="single" w:sz="4" w:space="0" w:color="CCCCCC"/>
+              <w:bottom w:val="single" w:sz="4" w:space="0" w:color="CCCCCC"/>
+              <w:left w:val="single" w:sz="4" w:space="0" w:color="CCCCCC"/>
+              <w:right w:val="single" w:sz="4" w:space="0" w:color="CCCCCC"/>
+            </w:tcBorders>
+          </w:tcPr>
+          <w:p>
+            <w:pPr>
+              <w:spacing w:before="60" w:after="60" w:line="252" w:lineRule="auto"/>
+              <w:jc w:val="left"/>
+            </w:pPr>
+            <w:r/>
+            <w:r>
+              <w:t>BULL</w:t>
+            </w:r>
+          </w:p>
+        </w:tc>
+      </w:tr>
+      <w:tr>
+        <w:tc>
+          <w:tcPr>
+            <w:tcW w:type="dxa" w:w="1584"/>
+            <w:shd w:fill="FFFFFF"/>
+            <w:tcMar>
+              <w:top w:w="100" w:type="dxa"/>
+              <w:bottom w:w="100" w:type="dxa"/>
+              <w:left w:w="120" w:type="dxa"/>
+              <w:right w:w="120" w:type="dxa"/>
+            </w:tcMar>
+            <w:tcBorders>
+              <w:top w:val="single" w:sz="4" w:space="0" w:color="CCCCCC"/>
+              <w:bottom w:val="single" w:sz="4" w:space="0" w:color="CCCCCC"/>
+              <w:left w:val="single" w:sz="4" w:space="0" w:color="CCCCCC"/>
+              <w:right w:val="single" w:sz="4" w:space="0" w:color="CCCCCC"/>
+            </w:tcBorders>
+          </w:tcPr>
+          <w:p>
+            <w:pPr>
+              <w:spacing w:before="60" w:after="60" w:line="252" w:lineRule="auto"/>
+              <w:jc w:val="left"/>
+            </w:pPr>
+            <w:r/>
+            <w:r>
+              <w:rPr>
+                <w:b/>
+              </w:rPr>
+              <w:t>Fri 21/08</w:t>
+            </w:r>
+          </w:p>
+        </w:tc>
+        <w:tc>
+          <w:tcPr>
+            <w:tcW w:type="dxa" w:w="864"/>
+            <w:shd w:fill="FFFFFF"/>
+            <w:tcMar>
+              <w:top w:w="100" w:type="dxa"/>
+              <w:bottom w:w="100" w:type="dxa"/>
+              <w:left w:w="120" w:type="dxa"/>
+              <w:right w:w="120" w:type="dxa"/>
+            </w:tcMar>
+            <w:tcBorders>
+              <w:top w:val="single" w:sz="4" w:space="0" w:color="CCCCCC"/>
+              <w:bottom w:val="single" w:sz="4" w:space="0" w:color="CCCCCC"/>
+              <w:left w:val="single" w:sz="4" w:space="0" w:color="CCCCCC"/>
+              <w:right w:val="single" w:sz="4" w:space="0" w:color="CCCCCC"/>
+            </w:tcBorders>
+          </w:tcPr>
+          <w:p>
+            <w:pPr>
+              <w:spacing w:before="60" w:after="60" w:line="252" w:lineRule="auto"/>
+              <w:jc w:val="left"/>
+            </w:pPr>
+            <w:r/>
+            <w:r>
+              <w:t>Pre-NY 19-21</w:t>
+            </w:r>
+          </w:p>
+        </w:tc>
+        <w:tc>
+          <w:tcPr>
+            <w:tcW w:type="dxa" w:w="1440"/>
+            <w:shd w:fill="FFFFFF"/>
+            <w:tcMar>
+              <w:top w:w="100" w:type="dxa"/>
+              <w:bottom w:w="100" w:type="dxa"/>
+              <w:left w:w="120" w:type="dxa"/>
+              <w:right w:w="120" w:type="dxa"/>
+            </w:tcMar>
+            <w:tcBorders>
+              <w:top w:val="single" w:sz="4" w:space="0" w:color="CCCCCC"/>
+              <w:bottom w:val="single" w:sz="4" w:space="0" w:color="CCCCCC"/>
+              <w:left w:val="single" w:sz="4" w:space="0" w:color="CCCCCC"/>
+              <w:right w:val="single" w:sz="4" w:space="0" w:color="CCCCCC"/>
+            </w:tcBorders>
+          </w:tcPr>
+          <w:p>
+            <w:pPr>
+              <w:spacing w:before="60" w:after="60" w:line="252" w:lineRule="auto"/>
+              <w:jc w:val="left"/>
+            </w:pPr>
+            <w:r/>
+            <w:r>
+              <w:t>722.75</w:t>
+            </w:r>
+          </w:p>
+        </w:tc>
+        <w:tc>
+          <w:tcPr>
+            <w:tcW w:type="dxa" w:w="2016"/>
+            <w:shd w:fill="FFFFFF"/>
+            <w:tcMar>
+              <w:top w:w="100" w:type="dxa"/>
+              <w:bottom w:w="100" w:type="dxa"/>
+              <w:left w:w="120" w:type="dxa"/>
+              <w:right w:w="120" w:type="dxa"/>
+            </w:tcMar>
+            <w:tcBorders>
+              <w:top w:val="single" w:sz="4" w:space="0" w:color="CCCCCC"/>
+              <w:bottom w:val="single" w:sz="4" w:space="0" w:color="CCCCCC"/>
+              <w:left w:val="single" w:sz="4" w:space="0" w:color="CCCCCC"/>
+              <w:right w:val="single" w:sz="4" w:space="0" w:color="CCCCCC"/>
+            </w:tcBorders>
+          </w:tcPr>
+          <w:p>
+            <w:pPr>
+              <w:spacing w:before="60" w:after="60" w:line="252" w:lineRule="auto"/>
+              <w:jc w:val="left"/>
+            </w:pPr>
+            <w:r/>
+            <w:r>
+              <w:t>732.00</w:t>
+            </w:r>
+          </w:p>
+        </w:tc>
+        <w:tc>
+          <w:tcPr>
+            <w:tcW w:type="dxa" w:w="1152"/>
+            <w:shd w:fill="FFFFFF"/>
+            <w:tcMar>
+              <w:top w:w="100" w:type="dxa"/>
+              <w:bottom w:w="100" w:type="dxa"/>
+              <w:left w:w="120" w:type="dxa"/>
+              <w:right w:w="120" w:type="dxa"/>
+            </w:tcMar>
+            <w:tcBorders>
+              <w:top w:val="single" w:sz="4" w:space="0" w:color="CCCCCC"/>
+              <w:bottom w:val="single" w:sz="4" w:space="0" w:color="CCCCCC"/>
+              <w:left w:val="single" w:sz="4" w:space="0" w:color="CCCCCC"/>
+              <w:right w:val="single" w:sz="4" w:space="0" w:color="CCCCCC"/>
+            </w:tcBorders>
+          </w:tcPr>
+          <w:p>
+            <w:pPr>
+              <w:spacing w:before="60" w:after="60" w:line="252" w:lineRule="auto"/>
+              <w:jc w:val="left"/>
+            </w:pPr>
+            <w:r/>
+            <w:r>
+              <w:t>715.50</w:t>
+            </w:r>
+          </w:p>
+        </w:tc>
+        <w:tc>
+          <w:tcPr>
+            <w:tcW w:type="dxa" w:w="1728"/>
+            <w:shd w:fill="FFFFFF"/>
+            <w:tcMar>
+              <w:top w:w="100" w:type="dxa"/>
+              <w:bottom w:w="100" w:type="dxa"/>
+              <w:left w:w="120" w:type="dxa"/>
+              <w:right w:w="120" w:type="dxa"/>
+            </w:tcMar>
+            <w:tcBorders>
+              <w:top w:val="single" w:sz="4" w:space="0" w:color="CCCCCC"/>
+              <w:bottom w:val="single" w:sz="4" w:space="0" w:color="CCCCCC"/>
+              <w:left w:val="single" w:sz="4" w:space="0" w:color="CCCCCC"/>
+              <w:right w:val="single" w:sz="4" w:space="0" w:color="CCCCCC"/>
+            </w:tcBorders>
+          </w:tcPr>
+          <w:p>
+            <w:pPr>
+              <w:spacing w:before="60" w:after="60" w:line="252" w:lineRule="auto"/>
+              <w:jc w:val="left"/>
+            </w:pPr>
+            <w:r/>
+            <w:r>
+              <w:rPr>
+                <w:b/>
+              </w:rPr>
+              <w:t>722.50</w:t>
+            </w:r>
+          </w:p>
+        </w:tc>
+        <w:tc>
+          <w:tcPr>
+            <w:tcW w:type="dxa" w:w="3456"/>
+            <w:shd w:fill="FFFFFF"/>
+            <w:tcMar>
+              <w:top w:w="100" w:type="dxa"/>
+              <w:bottom w:w="100" w:type="dxa"/>
+              <w:left w:w="120" w:type="dxa"/>
+              <w:right w:w="120" w:type="dxa"/>
+            </w:tcMar>
+            <w:tcBorders>
+              <w:top w:val="single" w:sz="4" w:space="0" w:color="CCCCCC"/>
+              <w:bottom w:val="single" w:sz="4" w:space="0" w:color="CCCCCC"/>
+              <w:left w:val="single" w:sz="4" w:space="0" w:color="CCCCCC"/>
+              <w:right w:val="single" w:sz="4" w:space="0" w:color="CCCCCC"/>
+            </w:tcBorders>
+          </w:tcPr>
+          <w:p>
+            <w:pPr>
+              <w:spacing w:before="60" w:after="60" w:line="252" w:lineRule="auto"/>
+              <w:jc w:val="left"/>
+            </w:pPr>
+            <w:r/>
+            <w:r>
+              <w:rPr>
+                <w:b/>
+              </w:rPr>
+              <w:t>-0.25</w:t>
+            </w:r>
+          </w:p>
+        </w:tc>
+        <w:tc>
+          <w:tcPr>
+            <w:tcW w:type="dxa" w:w="1440"/>
+            <w:shd w:fill="FFFFFF"/>
+            <w:tcMar>
+              <w:top w:w="100" w:type="dxa"/>
+              <w:bottom w:w="100" w:type="dxa"/>
+              <w:left w:w="120" w:type="dxa"/>
+              <w:right w:w="120" w:type="dxa"/>
+            </w:tcMar>
+            <w:tcBorders>
+              <w:top w:val="single" w:sz="4" w:space="0" w:color="CCCCCC"/>
+              <w:bottom w:val="single" w:sz="4" w:space="0" w:color="CCCCCC"/>
+              <w:left w:val="single" w:sz="4" w:space="0" w:color="CCCCCC"/>
+              <w:right w:val="single" w:sz="4" w:space="0" w:color="CCCCCC"/>
+            </w:tcBorders>
+          </w:tcPr>
+          <w:p>
+            <w:pPr>
+              <w:spacing w:before="60" w:after="60" w:line="252" w:lineRule="auto"/>
+              <w:jc w:val="left"/>
+            </w:pPr>
+            <w:r/>
+            <w:r>
+              <w:t>BEAR</w:t>
+            </w:r>
+          </w:p>
+        </w:tc>
+      </w:tr>
+      <w:tr>
+        <w:tc>
+          <w:tcPr>
+            <w:tcW w:type="dxa" w:w="1584"/>
+            <w:shd w:fill="F8FAFC"/>
+            <w:tcMar>
+              <w:top w:w="100" w:type="dxa"/>
+              <w:bottom w:w="100" w:type="dxa"/>
+              <w:left w:w="120" w:type="dxa"/>
+              <w:right w:w="120" w:type="dxa"/>
+            </w:tcMar>
+            <w:tcBorders>
+              <w:top w:val="single" w:sz="4" w:space="0" w:color="CCCCCC"/>
+              <w:bottom w:val="single" w:sz="4" w:space="0" w:color="CCCCCC"/>
+              <w:left w:val="single" w:sz="4" w:space="0" w:color="CCCCCC"/>
+              <w:right w:val="single" w:sz="4" w:space="0" w:color="CCCCCC"/>
+            </w:tcBorders>
+          </w:tcPr>
+          <w:p>
+            <w:pPr>
+              <w:spacing w:before="60" w:after="60" w:line="252" w:lineRule="auto"/>
+              <w:jc w:val="left"/>
+            </w:pPr>
+            <w:r/>
+            <w:r>
+              <w:rPr>
+                <w:b/>
+              </w:rPr>
+              <w:t>Fri 21/08</w:t>
+            </w:r>
+          </w:p>
+        </w:tc>
+        <w:tc>
+          <w:tcPr>
+            <w:tcW w:type="dxa" w:w="864"/>
+            <w:shd w:fill="F8FAFC"/>
+            <w:tcMar>
+              <w:top w:w="100" w:type="dxa"/>
+              <w:bottom w:w="100" w:type="dxa"/>
+              <w:left w:w="120" w:type="dxa"/>
+              <w:right w:w="120" w:type="dxa"/>
+            </w:tcMar>
+            <w:tcBorders>
+              <w:top w:val="single" w:sz="4" w:space="0" w:color="CCCCCC"/>
+              <w:bottom w:val="single" w:sz="4" w:space="0" w:color="CCCCCC"/>
+              <w:left w:val="single" w:sz="4" w:space="0" w:color="CCCCCC"/>
+              <w:right w:val="single" w:sz="4" w:space="0" w:color="CCCCCC"/>
+            </w:tcBorders>
+          </w:tcPr>
+          <w:p>
+            <w:pPr>
+              <w:spacing w:before="60" w:after="60" w:line="252" w:lineRule="auto"/>
+              <w:jc w:val="left"/>
+            </w:pPr>
+            <w:r/>
+            <w:r>
+              <w:t>NY Open 21-23</w:t>
+            </w:r>
+          </w:p>
+        </w:tc>
+        <w:tc>
+          <w:tcPr>
+            <w:tcW w:type="dxa" w:w="1440"/>
+            <w:shd w:fill="F8FAFC"/>
+            <w:tcMar>
+              <w:top w:w="100" w:type="dxa"/>
+              <w:bottom w:w="100" w:type="dxa"/>
+              <w:left w:w="120" w:type="dxa"/>
+              <w:right w:w="120" w:type="dxa"/>
+            </w:tcMar>
+            <w:tcBorders>
+              <w:top w:val="single" w:sz="4" w:space="0" w:color="CCCCCC"/>
+              <w:bottom w:val="single" w:sz="4" w:space="0" w:color="CCCCCC"/>
+              <w:left w:val="single" w:sz="4" w:space="0" w:color="CCCCCC"/>
+              <w:right w:val="single" w:sz="4" w:space="0" w:color="CCCCCC"/>
+            </w:tcBorders>
+          </w:tcPr>
+          <w:p>
+            <w:pPr>
+              <w:spacing w:before="60" w:after="60" w:line="252" w:lineRule="auto"/>
+              <w:jc w:val="left"/>
+            </w:pPr>
+            <w:r/>
+            <w:r>
+              <w:t>722.50</w:t>
+            </w:r>
+          </w:p>
+        </w:tc>
+        <w:tc>
+          <w:tcPr>
+            <w:tcW w:type="dxa" w:w="2016"/>
+            <w:shd w:fill="F8FAFC"/>
+            <w:tcMar>
+              <w:top w:w="100" w:type="dxa"/>
+              <w:bottom w:w="100" w:type="dxa"/>
+              <w:left w:w="120" w:type="dxa"/>
+              <w:right w:w="120" w:type="dxa"/>
+            </w:tcMar>
+            <w:tcBorders>
+              <w:top w:val="single" w:sz="4" w:space="0" w:color="CCCCCC"/>
+              <w:bottom w:val="single" w:sz="4" w:space="0" w:color="CCCCCC"/>
+              <w:left w:val="single" w:sz="4" w:space="0" w:color="CCCCCC"/>
+              <w:right w:val="single" w:sz="4" w:space="0" w:color="CCCCCC"/>
+            </w:tcBorders>
+          </w:tcPr>
+          <w:p>
+            <w:pPr>
+              <w:spacing w:before="60" w:after="60" w:line="252" w:lineRule="auto"/>
+              <w:jc w:val="left"/>
+            </w:pPr>
+            <w:r/>
+            <w:r>
+              <w:t>731.00</w:t>
+            </w:r>
+          </w:p>
+        </w:tc>
+        <w:tc>
+          <w:tcPr>
+            <w:tcW w:type="dxa" w:w="1152"/>
+            <w:shd w:fill="F8FAFC"/>
+            <w:tcMar>
+              <w:top w:w="100" w:type="dxa"/>
+              <w:bottom w:w="100" w:type="dxa"/>
+              <w:left w:w="120" w:type="dxa"/>
+              <w:right w:w="120" w:type="dxa"/>
+            </w:tcMar>
+            <w:tcBorders>
+              <w:top w:val="single" w:sz="4" w:space="0" w:color="CCCCCC"/>
+              <w:bottom w:val="single" w:sz="4" w:space="0" w:color="CCCCCC"/>
+              <w:left w:val="single" w:sz="4" w:space="0" w:color="CCCCCC"/>
+              <w:right w:val="single" w:sz="4" w:space="0" w:color="CCCCCC"/>
+            </w:tcBorders>
+          </w:tcPr>
+          <w:p>
+            <w:pPr>
+              <w:spacing w:before="60" w:after="60" w:line="252" w:lineRule="auto"/>
+              <w:jc w:val="left"/>
+            </w:pPr>
+            <w:r/>
+            <w:r>
+              <w:t>708.50</w:t>
+            </w:r>
+          </w:p>
+        </w:tc>
+        <w:tc>
+          <w:tcPr>
+            <w:tcW w:type="dxa" w:w="1728"/>
+            <w:shd w:fill="F8FAFC"/>
+            <w:tcMar>
+              <w:top w:w="100" w:type="dxa"/>
+              <w:bottom w:w="100" w:type="dxa"/>
+              <w:left w:w="120" w:type="dxa"/>
+              <w:right w:w="120" w:type="dxa"/>
+            </w:tcMar>
+            <w:tcBorders>
+              <w:top w:val="single" w:sz="4" w:space="0" w:color="CCCCCC"/>
+              <w:bottom w:val="single" w:sz="4" w:space="0" w:color="CCCCCC"/>
+              <w:left w:val="single" w:sz="4" w:space="0" w:color="CCCCCC"/>
+              <w:right w:val="single" w:sz="4" w:space="0" w:color="CCCCCC"/>
+            </w:tcBorders>
+          </w:tcPr>
+          <w:p>
+            <w:pPr>
+              <w:spacing w:before="60" w:after="60" w:line="252" w:lineRule="auto"/>
+              <w:jc w:val="left"/>
+            </w:pPr>
+            <w:r/>
+            <w:r>
+              <w:rPr>
+                <w:b/>
+              </w:rPr>
+              <w:t>724.25</w:t>
             </w:r>
           </w:p>
         </w:tc>
@@ -27797,7 +31087,7 @@
               <w:rPr>
                 <w:b/>
               </w:rPr>
-              <w:t>Wed 19/08</w:t>
+              <w:t>Fri 21/08</w:t>
             </w:r>
           </w:p>
         </w:tc>
@@ -27825,7 +31115,7 @@
             </w:pPr>
             <w:r/>
             <w:r>
-              <w:t>Pre-NY 19-21</w:t>
+              <w:t>NY Close 23-01</w:t>
             </w:r>
           </w:p>
         </w:tc>
@@ -27853,7 +31143,7 @@
             </w:pPr>
             <w:r/>
             <w:r>
-              <w:t>719.00</w:t>
+              <w:t>724.25</w:t>
             </w:r>
           </w:p>
         </w:tc>
@@ -27881,7 +31171,7 @@
             </w:pPr>
             <w:r/>
             <w:r>
-              <w:t>728.25</w:t>
+              <w:t>730.50</w:t>
             </w:r>
           </w:p>
         </w:tc>
@@ -27909,7 +31199,7 @@
             </w:pPr>
             <w:r/>
             <w:r>
-              <w:t>708.25</w:t>
+              <w:t>717.75</w:t>
             </w:r>
           </w:p>
         </w:tc>
@@ -27917,1651 +31207,6 @@
           <w:tcPr>
             <w:tcW w:type="dxa" w:w="1728"/>
             <w:shd w:fill="FFFFFF"/>
-            <w:tcMar>
-              <w:top w:w="100" w:type="dxa"/>
-              <w:bottom w:w="100" w:type="dxa"/>
-              <w:left w:w="120" w:type="dxa"/>
-              <w:right w:w="120" w:type="dxa"/>
-            </w:tcMar>
-            <w:tcBorders>
-              <w:top w:val="single" w:sz="4" w:space="0" w:color="CCCCCC"/>
-              <w:bottom w:val="single" w:sz="4" w:space="0" w:color="CCCCCC"/>
-              <w:left w:val="single" w:sz="4" w:space="0" w:color="CCCCCC"/>
-              <w:right w:val="single" w:sz="4" w:space="0" w:color="CCCCCC"/>
-            </w:tcBorders>
-          </w:tcPr>
-          <w:p>
-            <w:pPr>
-              <w:spacing w:before="60" w:after="60" w:line="252" w:lineRule="auto"/>
-              <w:jc w:val="left"/>
-            </w:pPr>
-            <w:r/>
-            <w:r>
-              <w:rPr>
-                <w:b/>
-              </w:rPr>
-              <w:t>719.50</w:t>
-            </w:r>
-          </w:p>
-        </w:tc>
-        <w:tc>
-          <w:tcPr>
-            <w:tcW w:type="dxa" w:w="3456"/>
-            <w:shd w:fill="FFFFFF"/>
-            <w:tcMar>
-              <w:top w:w="100" w:type="dxa"/>
-              <w:bottom w:w="100" w:type="dxa"/>
-              <w:left w:w="120" w:type="dxa"/>
-              <w:right w:w="120" w:type="dxa"/>
-            </w:tcMar>
-            <w:tcBorders>
-              <w:top w:val="single" w:sz="4" w:space="0" w:color="CCCCCC"/>
-              <w:bottom w:val="single" w:sz="4" w:space="0" w:color="CCCCCC"/>
-              <w:left w:val="single" w:sz="4" w:space="0" w:color="CCCCCC"/>
-              <w:right w:val="single" w:sz="4" w:space="0" w:color="CCCCCC"/>
-            </w:tcBorders>
-          </w:tcPr>
-          <w:p>
-            <w:pPr>
-              <w:spacing w:before="60" w:after="60" w:line="252" w:lineRule="auto"/>
-              <w:jc w:val="left"/>
-            </w:pPr>
-            <w:r/>
-            <w:r>
-              <w:rPr>
-                <w:b/>
-              </w:rPr>
-              <w:t>+0.50</w:t>
-            </w:r>
-          </w:p>
-        </w:tc>
-        <w:tc>
-          <w:tcPr>
-            <w:tcW w:type="dxa" w:w="1440"/>
-            <w:shd w:fill="FFFFFF"/>
-            <w:tcMar>
-              <w:top w:w="100" w:type="dxa"/>
-              <w:bottom w:w="100" w:type="dxa"/>
-              <w:left w:w="120" w:type="dxa"/>
-              <w:right w:w="120" w:type="dxa"/>
-            </w:tcMar>
-            <w:tcBorders>
-              <w:top w:val="single" w:sz="4" w:space="0" w:color="CCCCCC"/>
-              <w:bottom w:val="single" w:sz="4" w:space="0" w:color="CCCCCC"/>
-              <w:left w:val="single" w:sz="4" w:space="0" w:color="CCCCCC"/>
-              <w:right w:val="single" w:sz="4" w:space="0" w:color="CCCCCC"/>
-            </w:tcBorders>
-          </w:tcPr>
-          <w:p>
-            <w:pPr>
-              <w:spacing w:before="60" w:after="60" w:line="252" w:lineRule="auto"/>
-              <w:jc w:val="left"/>
-            </w:pPr>
-            <w:r/>
-            <w:r>
-              <w:t>BULL</w:t>
-            </w:r>
-          </w:p>
-        </w:tc>
-      </w:tr>
-      <w:tr>
-        <w:tc>
-          <w:tcPr>
-            <w:tcW w:type="dxa" w:w="1584"/>
-            <w:shd w:fill="F8FAFC"/>
-            <w:tcMar>
-              <w:top w:w="100" w:type="dxa"/>
-              <w:bottom w:w="100" w:type="dxa"/>
-              <w:left w:w="120" w:type="dxa"/>
-              <w:right w:w="120" w:type="dxa"/>
-            </w:tcMar>
-            <w:tcBorders>
-              <w:top w:val="single" w:sz="4" w:space="0" w:color="CCCCCC"/>
-              <w:bottom w:val="single" w:sz="4" w:space="0" w:color="CCCCCC"/>
-              <w:left w:val="single" w:sz="4" w:space="0" w:color="CCCCCC"/>
-              <w:right w:val="single" w:sz="4" w:space="0" w:color="CCCCCC"/>
-            </w:tcBorders>
-          </w:tcPr>
-          <w:p>
-            <w:pPr>
-              <w:spacing w:before="60" w:after="60" w:line="252" w:lineRule="auto"/>
-              <w:jc w:val="left"/>
-            </w:pPr>
-            <w:r/>
-            <w:r>
-              <w:rPr>
-                <w:b/>
-              </w:rPr>
-              <w:t>Wed 19/08</w:t>
-            </w:r>
-          </w:p>
-        </w:tc>
-        <w:tc>
-          <w:tcPr>
-            <w:tcW w:type="dxa" w:w="864"/>
-            <w:shd w:fill="F8FAFC"/>
-            <w:tcMar>
-              <w:top w:w="100" w:type="dxa"/>
-              <w:bottom w:w="100" w:type="dxa"/>
-              <w:left w:w="120" w:type="dxa"/>
-              <w:right w:w="120" w:type="dxa"/>
-            </w:tcMar>
-            <w:tcBorders>
-              <w:top w:val="single" w:sz="4" w:space="0" w:color="CCCCCC"/>
-              <w:bottom w:val="single" w:sz="4" w:space="0" w:color="CCCCCC"/>
-              <w:left w:val="single" w:sz="4" w:space="0" w:color="CCCCCC"/>
-              <w:right w:val="single" w:sz="4" w:space="0" w:color="CCCCCC"/>
-            </w:tcBorders>
-          </w:tcPr>
-          <w:p>
-            <w:pPr>
-              <w:spacing w:before="60" w:after="60" w:line="252" w:lineRule="auto"/>
-              <w:jc w:val="left"/>
-            </w:pPr>
-            <w:r/>
-            <w:r>
-              <w:t>NY Open 21-23</w:t>
-            </w:r>
-          </w:p>
-        </w:tc>
-        <w:tc>
-          <w:tcPr>
-            <w:tcW w:type="dxa" w:w="1440"/>
-            <w:shd w:fill="F8FAFC"/>
-            <w:tcMar>
-              <w:top w:w="100" w:type="dxa"/>
-              <w:bottom w:w="100" w:type="dxa"/>
-              <w:left w:w="120" w:type="dxa"/>
-              <w:right w:w="120" w:type="dxa"/>
-            </w:tcMar>
-            <w:tcBorders>
-              <w:top w:val="single" w:sz="4" w:space="0" w:color="CCCCCC"/>
-              <w:bottom w:val="single" w:sz="4" w:space="0" w:color="CCCCCC"/>
-              <w:left w:val="single" w:sz="4" w:space="0" w:color="CCCCCC"/>
-              <w:right w:val="single" w:sz="4" w:space="0" w:color="CCCCCC"/>
-            </w:tcBorders>
-          </w:tcPr>
-          <w:p>
-            <w:pPr>
-              <w:spacing w:before="60" w:after="60" w:line="252" w:lineRule="auto"/>
-              <w:jc w:val="left"/>
-            </w:pPr>
-            <w:r/>
-            <w:r>
-              <w:t>719.50</w:t>
-            </w:r>
-          </w:p>
-        </w:tc>
-        <w:tc>
-          <w:tcPr>
-            <w:tcW w:type="dxa" w:w="2016"/>
-            <w:shd w:fill="F8FAFC"/>
-            <w:tcMar>
-              <w:top w:w="100" w:type="dxa"/>
-              <w:bottom w:w="100" w:type="dxa"/>
-              <w:left w:w="120" w:type="dxa"/>
-              <w:right w:w="120" w:type="dxa"/>
-            </w:tcMar>
-            <w:tcBorders>
-              <w:top w:val="single" w:sz="4" w:space="0" w:color="CCCCCC"/>
-              <w:bottom w:val="single" w:sz="4" w:space="0" w:color="CCCCCC"/>
-              <w:left w:val="single" w:sz="4" w:space="0" w:color="CCCCCC"/>
-              <w:right w:val="single" w:sz="4" w:space="0" w:color="CCCCCC"/>
-            </w:tcBorders>
-          </w:tcPr>
-          <w:p>
-            <w:pPr>
-              <w:spacing w:before="60" w:after="60" w:line="252" w:lineRule="auto"/>
-              <w:jc w:val="left"/>
-            </w:pPr>
-            <w:r/>
-            <w:r>
-              <w:t>731.75</w:t>
-            </w:r>
-          </w:p>
-        </w:tc>
-        <w:tc>
-          <w:tcPr>
-            <w:tcW w:type="dxa" w:w="1152"/>
-            <w:shd w:fill="F8FAFC"/>
-            <w:tcMar>
-              <w:top w:w="100" w:type="dxa"/>
-              <w:bottom w:w="100" w:type="dxa"/>
-              <w:left w:w="120" w:type="dxa"/>
-              <w:right w:w="120" w:type="dxa"/>
-            </w:tcMar>
-            <w:tcBorders>
-              <w:top w:val="single" w:sz="4" w:space="0" w:color="CCCCCC"/>
-              <w:bottom w:val="single" w:sz="4" w:space="0" w:color="CCCCCC"/>
-              <w:left w:val="single" w:sz="4" w:space="0" w:color="CCCCCC"/>
-              <w:right w:val="single" w:sz="4" w:space="0" w:color="CCCCCC"/>
-            </w:tcBorders>
-          </w:tcPr>
-          <w:p>
-            <w:pPr>
-              <w:spacing w:before="60" w:after="60" w:line="252" w:lineRule="auto"/>
-              <w:jc w:val="left"/>
-            </w:pPr>
-            <w:r/>
-            <w:r>
-              <w:t>705.25</w:t>
-            </w:r>
-          </w:p>
-        </w:tc>
-        <w:tc>
-          <w:tcPr>
-            <w:tcW w:type="dxa" w:w="1728"/>
-            <w:shd w:fill="F8FAFC"/>
-            <w:tcMar>
-              <w:top w:w="100" w:type="dxa"/>
-              <w:bottom w:w="100" w:type="dxa"/>
-              <w:left w:w="120" w:type="dxa"/>
-              <w:right w:w="120" w:type="dxa"/>
-            </w:tcMar>
-            <w:tcBorders>
-              <w:top w:val="single" w:sz="4" w:space="0" w:color="CCCCCC"/>
-              <w:bottom w:val="single" w:sz="4" w:space="0" w:color="CCCCCC"/>
-              <w:left w:val="single" w:sz="4" w:space="0" w:color="CCCCCC"/>
-              <w:right w:val="single" w:sz="4" w:space="0" w:color="CCCCCC"/>
-            </w:tcBorders>
-          </w:tcPr>
-          <w:p>
-            <w:pPr>
-              <w:spacing w:before="60" w:after="60" w:line="252" w:lineRule="auto"/>
-              <w:jc w:val="left"/>
-            </w:pPr>
-            <w:r/>
-            <w:r>
-              <w:rPr>
-                <w:b/>
-              </w:rPr>
-              <w:t>718.00</w:t>
-            </w:r>
-          </w:p>
-        </w:tc>
-        <w:tc>
-          <w:tcPr>
-            <w:tcW w:type="dxa" w:w="3456"/>
-            <w:shd w:fill="F8FAFC"/>
-            <w:tcMar>
-              <w:top w:w="100" w:type="dxa"/>
-              <w:bottom w:w="100" w:type="dxa"/>
-              <w:left w:w="120" w:type="dxa"/>
-              <w:right w:w="120" w:type="dxa"/>
-            </w:tcMar>
-            <w:tcBorders>
-              <w:top w:val="single" w:sz="4" w:space="0" w:color="CCCCCC"/>
-              <w:bottom w:val="single" w:sz="4" w:space="0" w:color="CCCCCC"/>
-              <w:left w:val="single" w:sz="4" w:space="0" w:color="CCCCCC"/>
-              <w:right w:val="single" w:sz="4" w:space="0" w:color="CCCCCC"/>
-            </w:tcBorders>
-          </w:tcPr>
-          <w:p>
-            <w:pPr>
-              <w:spacing w:before="60" w:after="60" w:line="252" w:lineRule="auto"/>
-              <w:jc w:val="left"/>
-            </w:pPr>
-            <w:r/>
-            <w:r>
-              <w:rPr>
-                <w:b/>
-              </w:rPr>
-              <w:t>-1.50</w:t>
-            </w:r>
-          </w:p>
-        </w:tc>
-        <w:tc>
-          <w:tcPr>
-            <w:tcW w:type="dxa" w:w="1440"/>
-            <w:shd w:fill="F8FAFC"/>
-            <w:tcMar>
-              <w:top w:w="100" w:type="dxa"/>
-              <w:bottom w:w="100" w:type="dxa"/>
-              <w:left w:w="120" w:type="dxa"/>
-              <w:right w:w="120" w:type="dxa"/>
-            </w:tcMar>
-            <w:tcBorders>
-              <w:top w:val="single" w:sz="4" w:space="0" w:color="CCCCCC"/>
-              <w:bottom w:val="single" w:sz="4" w:space="0" w:color="CCCCCC"/>
-              <w:left w:val="single" w:sz="4" w:space="0" w:color="CCCCCC"/>
-              <w:right w:val="single" w:sz="4" w:space="0" w:color="CCCCCC"/>
-            </w:tcBorders>
-          </w:tcPr>
-          <w:p>
-            <w:pPr>
-              <w:spacing w:before="60" w:after="60" w:line="252" w:lineRule="auto"/>
-              <w:jc w:val="left"/>
-            </w:pPr>
-            <w:r/>
-            <w:r>
-              <w:t>BEAR</w:t>
-            </w:r>
-          </w:p>
-        </w:tc>
-      </w:tr>
-      <w:tr>
-        <w:tc>
-          <w:tcPr>
-            <w:tcW w:type="dxa" w:w="1584"/>
-            <w:shd w:fill="FFFFFF"/>
-            <w:tcMar>
-              <w:top w:w="100" w:type="dxa"/>
-              <w:bottom w:w="100" w:type="dxa"/>
-              <w:left w:w="120" w:type="dxa"/>
-              <w:right w:w="120" w:type="dxa"/>
-            </w:tcMar>
-            <w:tcBorders>
-              <w:top w:val="single" w:sz="4" w:space="0" w:color="CCCCCC"/>
-              <w:bottom w:val="single" w:sz="4" w:space="0" w:color="CCCCCC"/>
-              <w:left w:val="single" w:sz="4" w:space="0" w:color="CCCCCC"/>
-              <w:right w:val="single" w:sz="4" w:space="0" w:color="CCCCCC"/>
-            </w:tcBorders>
-          </w:tcPr>
-          <w:p>
-            <w:pPr>
-              <w:spacing w:before="60" w:after="60" w:line="252" w:lineRule="auto"/>
-              <w:jc w:val="left"/>
-            </w:pPr>
-            <w:r/>
-            <w:r>
-              <w:rPr>
-                <w:b/>
-              </w:rPr>
-              <w:t>Wed 19/08</w:t>
-            </w:r>
-          </w:p>
-        </w:tc>
-        <w:tc>
-          <w:tcPr>
-            <w:tcW w:type="dxa" w:w="864"/>
-            <w:shd w:fill="FFFFFF"/>
-            <w:tcMar>
-              <w:top w:w="100" w:type="dxa"/>
-              <w:bottom w:w="100" w:type="dxa"/>
-              <w:left w:w="120" w:type="dxa"/>
-              <w:right w:w="120" w:type="dxa"/>
-            </w:tcMar>
-            <w:tcBorders>
-              <w:top w:val="single" w:sz="4" w:space="0" w:color="CCCCCC"/>
-              <w:bottom w:val="single" w:sz="4" w:space="0" w:color="CCCCCC"/>
-              <w:left w:val="single" w:sz="4" w:space="0" w:color="CCCCCC"/>
-              <w:right w:val="single" w:sz="4" w:space="0" w:color="CCCCCC"/>
-            </w:tcBorders>
-          </w:tcPr>
-          <w:p>
-            <w:pPr>
-              <w:spacing w:before="60" w:after="60" w:line="252" w:lineRule="auto"/>
-              <w:jc w:val="left"/>
-            </w:pPr>
-            <w:r/>
-            <w:r>
-              <w:t>NY Close 23-01</w:t>
-            </w:r>
-          </w:p>
-        </w:tc>
-        <w:tc>
-          <w:tcPr>
-            <w:tcW w:type="dxa" w:w="1440"/>
-            <w:shd w:fill="FFFFFF"/>
-            <w:tcMar>
-              <w:top w:w="100" w:type="dxa"/>
-              <w:bottom w:w="100" w:type="dxa"/>
-              <w:left w:w="120" w:type="dxa"/>
-              <w:right w:w="120" w:type="dxa"/>
-            </w:tcMar>
-            <w:tcBorders>
-              <w:top w:val="single" w:sz="4" w:space="0" w:color="CCCCCC"/>
-              <w:bottom w:val="single" w:sz="4" w:space="0" w:color="CCCCCC"/>
-              <w:left w:val="single" w:sz="4" w:space="0" w:color="CCCCCC"/>
-              <w:right w:val="single" w:sz="4" w:space="0" w:color="CCCCCC"/>
-            </w:tcBorders>
-          </w:tcPr>
-          <w:p>
-            <w:pPr>
-              <w:spacing w:before="60" w:after="60" w:line="252" w:lineRule="auto"/>
-              <w:jc w:val="left"/>
-            </w:pPr>
-            <w:r/>
-            <w:r>
-              <w:t>718.00</w:t>
-            </w:r>
-          </w:p>
-        </w:tc>
-        <w:tc>
-          <w:tcPr>
-            <w:tcW w:type="dxa" w:w="2016"/>
-            <w:shd w:fill="FFFFFF"/>
-            <w:tcMar>
-              <w:top w:w="100" w:type="dxa"/>
-              <w:bottom w:w="100" w:type="dxa"/>
-              <w:left w:w="120" w:type="dxa"/>
-              <w:right w:w="120" w:type="dxa"/>
-            </w:tcMar>
-            <w:tcBorders>
-              <w:top w:val="single" w:sz="4" w:space="0" w:color="CCCCCC"/>
-              <w:bottom w:val="single" w:sz="4" w:space="0" w:color="CCCCCC"/>
-              <w:left w:val="single" w:sz="4" w:space="0" w:color="CCCCCC"/>
-              <w:right w:val="single" w:sz="4" w:space="0" w:color="CCCCCC"/>
-            </w:tcBorders>
-          </w:tcPr>
-          <w:p>
-            <w:pPr>
-              <w:spacing w:before="60" w:after="60" w:line="252" w:lineRule="auto"/>
-              <w:jc w:val="left"/>
-            </w:pPr>
-            <w:r/>
-            <w:r>
-              <w:t>725.00</w:t>
-            </w:r>
-          </w:p>
-        </w:tc>
-        <w:tc>
-          <w:tcPr>
-            <w:tcW w:type="dxa" w:w="1152"/>
-            <w:shd w:fill="FFFFFF"/>
-            <w:tcMar>
-              <w:top w:w="100" w:type="dxa"/>
-              <w:bottom w:w="100" w:type="dxa"/>
-              <w:left w:w="120" w:type="dxa"/>
-              <w:right w:w="120" w:type="dxa"/>
-            </w:tcMar>
-            <w:tcBorders>
-              <w:top w:val="single" w:sz="4" w:space="0" w:color="CCCCCC"/>
-              <w:bottom w:val="single" w:sz="4" w:space="0" w:color="CCCCCC"/>
-              <w:left w:val="single" w:sz="4" w:space="0" w:color="CCCCCC"/>
-              <w:right w:val="single" w:sz="4" w:space="0" w:color="CCCCCC"/>
-            </w:tcBorders>
-          </w:tcPr>
-          <w:p>
-            <w:pPr>
-              <w:spacing w:before="60" w:after="60" w:line="252" w:lineRule="auto"/>
-              <w:jc w:val="left"/>
-            </w:pPr>
-            <w:r/>
-            <w:r>
-              <w:t>708.50</w:t>
-            </w:r>
-          </w:p>
-        </w:tc>
-        <w:tc>
-          <w:tcPr>
-            <w:tcW w:type="dxa" w:w="1728"/>
-            <w:shd w:fill="FFFFFF"/>
-            <w:tcMar>
-              <w:top w:w="100" w:type="dxa"/>
-              <w:bottom w:w="100" w:type="dxa"/>
-              <w:left w:w="120" w:type="dxa"/>
-              <w:right w:w="120" w:type="dxa"/>
-            </w:tcMar>
-            <w:tcBorders>
-              <w:top w:val="single" w:sz="4" w:space="0" w:color="CCCCCC"/>
-              <w:bottom w:val="single" w:sz="4" w:space="0" w:color="CCCCCC"/>
-              <w:left w:val="single" w:sz="4" w:space="0" w:color="CCCCCC"/>
-              <w:right w:val="single" w:sz="4" w:space="0" w:color="CCCCCC"/>
-            </w:tcBorders>
-          </w:tcPr>
-          <w:p>
-            <w:pPr>
-              <w:spacing w:before="60" w:after="60" w:line="252" w:lineRule="auto"/>
-              <w:jc w:val="left"/>
-            </w:pPr>
-            <w:r/>
-            <w:r>
-              <w:rPr>
-                <w:b/>
-              </w:rPr>
-              <w:t>718.50</w:t>
-            </w:r>
-          </w:p>
-        </w:tc>
-        <w:tc>
-          <w:tcPr>
-            <w:tcW w:type="dxa" w:w="3456"/>
-            <w:shd w:fill="FFFFFF"/>
-            <w:tcMar>
-              <w:top w:w="100" w:type="dxa"/>
-              <w:bottom w:w="100" w:type="dxa"/>
-              <w:left w:w="120" w:type="dxa"/>
-              <w:right w:w="120" w:type="dxa"/>
-            </w:tcMar>
-            <w:tcBorders>
-              <w:top w:val="single" w:sz="4" w:space="0" w:color="CCCCCC"/>
-              <w:bottom w:val="single" w:sz="4" w:space="0" w:color="CCCCCC"/>
-              <w:left w:val="single" w:sz="4" w:space="0" w:color="CCCCCC"/>
-              <w:right w:val="single" w:sz="4" w:space="0" w:color="CCCCCC"/>
-            </w:tcBorders>
-          </w:tcPr>
-          <w:p>
-            <w:pPr>
-              <w:spacing w:before="60" w:after="60" w:line="252" w:lineRule="auto"/>
-              <w:jc w:val="left"/>
-            </w:pPr>
-            <w:r/>
-            <w:r>
-              <w:rPr>
-                <w:b/>
-              </w:rPr>
-              <w:t>+0.50</w:t>
-            </w:r>
-          </w:p>
-        </w:tc>
-        <w:tc>
-          <w:tcPr>
-            <w:tcW w:type="dxa" w:w="1440"/>
-            <w:shd w:fill="FFFFFF"/>
-            <w:tcMar>
-              <w:top w:w="100" w:type="dxa"/>
-              <w:bottom w:w="100" w:type="dxa"/>
-              <w:left w:w="120" w:type="dxa"/>
-              <w:right w:w="120" w:type="dxa"/>
-            </w:tcMar>
-            <w:tcBorders>
-              <w:top w:val="single" w:sz="4" w:space="0" w:color="CCCCCC"/>
-              <w:bottom w:val="single" w:sz="4" w:space="0" w:color="CCCCCC"/>
-              <w:left w:val="single" w:sz="4" w:space="0" w:color="CCCCCC"/>
-              <w:right w:val="single" w:sz="4" w:space="0" w:color="CCCCCC"/>
-            </w:tcBorders>
-          </w:tcPr>
-          <w:p>
-            <w:pPr>
-              <w:spacing w:before="60" w:after="60" w:line="252" w:lineRule="auto"/>
-              <w:jc w:val="left"/>
-            </w:pPr>
-            <w:r/>
-            <w:r>
-              <w:t>BULL</w:t>
-            </w:r>
-          </w:p>
-        </w:tc>
-      </w:tr>
-      <w:tr>
-        <w:tc>
-          <w:tcPr>
-            <w:tcW w:type="dxa" w:w="1584"/>
-            <w:shd w:fill="F8FAFC"/>
-            <w:tcMar>
-              <w:top w:w="100" w:type="dxa"/>
-              <w:bottom w:w="100" w:type="dxa"/>
-              <w:left w:w="120" w:type="dxa"/>
-              <w:right w:w="120" w:type="dxa"/>
-            </w:tcMar>
-            <w:tcBorders>
-              <w:top w:val="single" w:sz="4" w:space="0" w:color="CCCCCC"/>
-              <w:bottom w:val="single" w:sz="4" w:space="0" w:color="CCCCCC"/>
-              <w:left w:val="single" w:sz="4" w:space="0" w:color="CCCCCC"/>
-              <w:right w:val="single" w:sz="4" w:space="0" w:color="CCCCCC"/>
-            </w:tcBorders>
-          </w:tcPr>
-          <w:p>
-            <w:pPr>
-              <w:spacing w:before="60" w:after="60" w:line="252" w:lineRule="auto"/>
-              <w:jc w:val="left"/>
-            </w:pPr>
-            <w:r/>
-            <w:r>
-              <w:rPr>
-                <w:b/>
-              </w:rPr>
-              <w:t>Thu 20/08</w:t>
-            </w:r>
-          </w:p>
-        </w:tc>
-        <w:tc>
-          <w:tcPr>
-            <w:tcW w:type="dxa" w:w="864"/>
-            <w:shd w:fill="F8FAFC"/>
-            <w:tcMar>
-              <w:top w:w="100" w:type="dxa"/>
-              <w:bottom w:w="100" w:type="dxa"/>
-              <w:left w:w="120" w:type="dxa"/>
-              <w:right w:w="120" w:type="dxa"/>
-            </w:tcMar>
-            <w:tcBorders>
-              <w:top w:val="single" w:sz="4" w:space="0" w:color="CCCCCC"/>
-              <w:bottom w:val="single" w:sz="4" w:space="0" w:color="CCCCCC"/>
-              <w:left w:val="single" w:sz="4" w:space="0" w:color="CCCCCC"/>
-              <w:right w:val="single" w:sz="4" w:space="0" w:color="CCCCCC"/>
-            </w:tcBorders>
-          </w:tcPr>
-          <w:p>
-            <w:pPr>
-              <w:spacing w:before="60" w:after="60" w:line="252" w:lineRule="auto"/>
-              <w:jc w:val="left"/>
-            </w:pPr>
-            <w:r/>
-            <w:r>
-              <w:t>Asia 07-11</w:t>
-            </w:r>
-          </w:p>
-        </w:tc>
-        <w:tc>
-          <w:tcPr>
-            <w:tcW w:type="dxa" w:w="1440"/>
-            <w:shd w:fill="F8FAFC"/>
-            <w:tcMar>
-              <w:top w:w="100" w:type="dxa"/>
-              <w:bottom w:w="100" w:type="dxa"/>
-              <w:left w:w="120" w:type="dxa"/>
-              <w:right w:w="120" w:type="dxa"/>
-            </w:tcMar>
-            <w:tcBorders>
-              <w:top w:val="single" w:sz="4" w:space="0" w:color="CCCCCC"/>
-              <w:bottom w:val="single" w:sz="4" w:space="0" w:color="CCCCCC"/>
-              <w:left w:val="single" w:sz="4" w:space="0" w:color="CCCCCC"/>
-              <w:right w:val="single" w:sz="4" w:space="0" w:color="CCCCCC"/>
-            </w:tcBorders>
-          </w:tcPr>
-          <w:p>
-            <w:pPr>
-              <w:spacing w:before="60" w:after="60" w:line="252" w:lineRule="auto"/>
-              <w:jc w:val="left"/>
-            </w:pPr>
-            <w:r/>
-            <w:r>
-              <w:t>718.50</w:t>
-            </w:r>
-          </w:p>
-        </w:tc>
-        <w:tc>
-          <w:tcPr>
-            <w:tcW w:type="dxa" w:w="2016"/>
-            <w:shd w:fill="F8FAFC"/>
-            <w:tcMar>
-              <w:top w:w="100" w:type="dxa"/>
-              <w:bottom w:w="100" w:type="dxa"/>
-              <w:left w:w="120" w:type="dxa"/>
-              <w:right w:w="120" w:type="dxa"/>
-            </w:tcMar>
-            <w:tcBorders>
-              <w:top w:val="single" w:sz="4" w:space="0" w:color="CCCCCC"/>
-              <w:bottom w:val="single" w:sz="4" w:space="0" w:color="CCCCCC"/>
-              <w:left w:val="single" w:sz="4" w:space="0" w:color="CCCCCC"/>
-              <w:right w:val="single" w:sz="4" w:space="0" w:color="CCCCCC"/>
-            </w:tcBorders>
-          </w:tcPr>
-          <w:p>
-            <w:pPr>
-              <w:spacing w:before="60" w:after="60" w:line="252" w:lineRule="auto"/>
-              <w:jc w:val="left"/>
-            </w:pPr>
-            <w:r/>
-            <w:r>
-              <w:t>729.00</w:t>
-            </w:r>
-          </w:p>
-        </w:tc>
-        <w:tc>
-          <w:tcPr>
-            <w:tcW w:type="dxa" w:w="1152"/>
-            <w:shd w:fill="F8FAFC"/>
-            <w:tcMar>
-              <w:top w:w="100" w:type="dxa"/>
-              <w:bottom w:w="100" w:type="dxa"/>
-              <w:left w:w="120" w:type="dxa"/>
-              <w:right w:w="120" w:type="dxa"/>
-            </w:tcMar>
-            <w:tcBorders>
-              <w:top w:val="single" w:sz="4" w:space="0" w:color="CCCCCC"/>
-              <w:bottom w:val="single" w:sz="4" w:space="0" w:color="CCCCCC"/>
-              <w:left w:val="single" w:sz="4" w:space="0" w:color="CCCCCC"/>
-              <w:right w:val="single" w:sz="4" w:space="0" w:color="CCCCCC"/>
-            </w:tcBorders>
-          </w:tcPr>
-          <w:p>
-            <w:pPr>
-              <w:spacing w:before="60" w:after="60" w:line="252" w:lineRule="auto"/>
-              <w:jc w:val="left"/>
-            </w:pPr>
-            <w:r/>
-            <w:r>
-              <w:t>711.25</w:t>
-            </w:r>
-          </w:p>
-        </w:tc>
-        <w:tc>
-          <w:tcPr>
-            <w:tcW w:type="dxa" w:w="1728"/>
-            <w:shd w:fill="F8FAFC"/>
-            <w:tcMar>
-              <w:top w:w="100" w:type="dxa"/>
-              <w:bottom w:w="100" w:type="dxa"/>
-              <w:left w:w="120" w:type="dxa"/>
-              <w:right w:w="120" w:type="dxa"/>
-            </w:tcMar>
-            <w:tcBorders>
-              <w:top w:val="single" w:sz="4" w:space="0" w:color="CCCCCC"/>
-              <w:bottom w:val="single" w:sz="4" w:space="0" w:color="CCCCCC"/>
-              <w:left w:val="single" w:sz="4" w:space="0" w:color="CCCCCC"/>
-              <w:right w:val="single" w:sz="4" w:space="0" w:color="CCCCCC"/>
-            </w:tcBorders>
-          </w:tcPr>
-          <w:p>
-            <w:pPr>
-              <w:spacing w:before="60" w:after="60" w:line="252" w:lineRule="auto"/>
-              <w:jc w:val="left"/>
-            </w:pPr>
-            <w:r/>
-            <w:r>
-              <w:rPr>
-                <w:b/>
-              </w:rPr>
-              <w:t>718.25</w:t>
-            </w:r>
-          </w:p>
-        </w:tc>
-        <w:tc>
-          <w:tcPr>
-            <w:tcW w:type="dxa" w:w="3456"/>
-            <w:shd w:fill="F8FAFC"/>
-            <w:tcMar>
-              <w:top w:w="100" w:type="dxa"/>
-              <w:bottom w:w="100" w:type="dxa"/>
-              <w:left w:w="120" w:type="dxa"/>
-              <w:right w:w="120" w:type="dxa"/>
-            </w:tcMar>
-            <w:tcBorders>
-              <w:top w:val="single" w:sz="4" w:space="0" w:color="CCCCCC"/>
-              <w:bottom w:val="single" w:sz="4" w:space="0" w:color="CCCCCC"/>
-              <w:left w:val="single" w:sz="4" w:space="0" w:color="CCCCCC"/>
-              <w:right w:val="single" w:sz="4" w:space="0" w:color="CCCCCC"/>
-            </w:tcBorders>
-          </w:tcPr>
-          <w:p>
-            <w:pPr>
-              <w:spacing w:before="60" w:after="60" w:line="252" w:lineRule="auto"/>
-              <w:jc w:val="left"/>
-            </w:pPr>
-            <w:r/>
-            <w:r>
-              <w:rPr>
-                <w:b/>
-              </w:rPr>
-              <w:t>-0.25</w:t>
-            </w:r>
-          </w:p>
-        </w:tc>
-        <w:tc>
-          <w:tcPr>
-            <w:tcW w:type="dxa" w:w="1440"/>
-            <w:shd w:fill="F8FAFC"/>
-            <w:tcMar>
-              <w:top w:w="100" w:type="dxa"/>
-              <w:bottom w:w="100" w:type="dxa"/>
-              <w:left w:w="120" w:type="dxa"/>
-              <w:right w:w="120" w:type="dxa"/>
-            </w:tcMar>
-            <w:tcBorders>
-              <w:top w:val="single" w:sz="4" w:space="0" w:color="CCCCCC"/>
-              <w:bottom w:val="single" w:sz="4" w:space="0" w:color="CCCCCC"/>
-              <w:left w:val="single" w:sz="4" w:space="0" w:color="CCCCCC"/>
-              <w:right w:val="single" w:sz="4" w:space="0" w:color="CCCCCC"/>
-            </w:tcBorders>
-          </w:tcPr>
-          <w:p>
-            <w:pPr>
-              <w:spacing w:before="60" w:after="60" w:line="252" w:lineRule="auto"/>
-              <w:jc w:val="left"/>
-            </w:pPr>
-            <w:r/>
-            <w:r>
-              <w:t>BEAR</w:t>
-            </w:r>
-          </w:p>
-        </w:tc>
-      </w:tr>
-      <w:tr>
-        <w:tc>
-          <w:tcPr>
-            <w:tcW w:type="dxa" w:w="1584"/>
-            <w:shd w:fill="FFFFFF"/>
-            <w:tcMar>
-              <w:top w:w="100" w:type="dxa"/>
-              <w:bottom w:w="100" w:type="dxa"/>
-              <w:left w:w="120" w:type="dxa"/>
-              <w:right w:w="120" w:type="dxa"/>
-            </w:tcMar>
-            <w:tcBorders>
-              <w:top w:val="single" w:sz="4" w:space="0" w:color="CCCCCC"/>
-              <w:bottom w:val="single" w:sz="4" w:space="0" w:color="CCCCCC"/>
-              <w:left w:val="single" w:sz="4" w:space="0" w:color="CCCCCC"/>
-              <w:right w:val="single" w:sz="4" w:space="0" w:color="CCCCCC"/>
-            </w:tcBorders>
-          </w:tcPr>
-          <w:p>
-            <w:pPr>
-              <w:spacing w:before="60" w:after="60" w:line="252" w:lineRule="auto"/>
-              <w:jc w:val="left"/>
-            </w:pPr>
-            <w:r/>
-            <w:r>
-              <w:rPr>
-                <w:b/>
-              </w:rPr>
-              <w:t>Thu 20/08</w:t>
-            </w:r>
-          </w:p>
-        </w:tc>
-        <w:tc>
-          <w:tcPr>
-            <w:tcW w:type="dxa" w:w="864"/>
-            <w:shd w:fill="FFFFFF"/>
-            <w:tcMar>
-              <w:top w:w="100" w:type="dxa"/>
-              <w:bottom w:w="100" w:type="dxa"/>
-              <w:left w:w="120" w:type="dxa"/>
-              <w:right w:w="120" w:type="dxa"/>
-            </w:tcMar>
-            <w:tcBorders>
-              <w:top w:val="single" w:sz="4" w:space="0" w:color="CCCCCC"/>
-              <w:bottom w:val="single" w:sz="4" w:space="0" w:color="CCCCCC"/>
-              <w:left w:val="single" w:sz="4" w:space="0" w:color="CCCCCC"/>
-              <w:right w:val="single" w:sz="4" w:space="0" w:color="CCCCCC"/>
-            </w:tcBorders>
-          </w:tcPr>
-          <w:p>
-            <w:pPr>
-              <w:spacing w:before="60" w:after="60" w:line="252" w:lineRule="auto"/>
-              <w:jc w:val="left"/>
-            </w:pPr>
-            <w:r/>
-            <w:r>
-              <w:t>Asia 11-15</w:t>
-            </w:r>
-          </w:p>
-        </w:tc>
-        <w:tc>
-          <w:tcPr>
-            <w:tcW w:type="dxa" w:w="1440"/>
-            <w:shd w:fill="FFFFFF"/>
-            <w:tcMar>
-              <w:top w:w="100" w:type="dxa"/>
-              <w:bottom w:w="100" w:type="dxa"/>
-              <w:left w:w="120" w:type="dxa"/>
-              <w:right w:w="120" w:type="dxa"/>
-            </w:tcMar>
-            <w:tcBorders>
-              <w:top w:val="single" w:sz="4" w:space="0" w:color="CCCCCC"/>
-              <w:bottom w:val="single" w:sz="4" w:space="0" w:color="CCCCCC"/>
-              <w:left w:val="single" w:sz="4" w:space="0" w:color="CCCCCC"/>
-              <w:right w:val="single" w:sz="4" w:space="0" w:color="CCCCCC"/>
-            </w:tcBorders>
-          </w:tcPr>
-          <w:p>
-            <w:pPr>
-              <w:spacing w:before="60" w:after="60" w:line="252" w:lineRule="auto"/>
-              <w:jc w:val="left"/>
-            </w:pPr>
-            <w:r/>
-            <w:r>
-              <w:t>718.25</w:t>
-            </w:r>
-          </w:p>
-        </w:tc>
-        <w:tc>
-          <w:tcPr>
-            <w:tcW w:type="dxa" w:w="2016"/>
-            <w:shd w:fill="FFFFFF"/>
-            <w:tcMar>
-              <w:top w:w="100" w:type="dxa"/>
-              <w:bottom w:w="100" w:type="dxa"/>
-              <w:left w:w="120" w:type="dxa"/>
-              <w:right w:w="120" w:type="dxa"/>
-            </w:tcMar>
-            <w:tcBorders>
-              <w:top w:val="single" w:sz="4" w:space="0" w:color="CCCCCC"/>
-              <w:bottom w:val="single" w:sz="4" w:space="0" w:color="CCCCCC"/>
-              <w:left w:val="single" w:sz="4" w:space="0" w:color="CCCCCC"/>
-              <w:right w:val="single" w:sz="4" w:space="0" w:color="CCCCCC"/>
-            </w:tcBorders>
-          </w:tcPr>
-          <w:p>
-            <w:pPr>
-              <w:spacing w:before="60" w:after="60" w:line="252" w:lineRule="auto"/>
-              <w:jc w:val="left"/>
-            </w:pPr>
-            <w:r/>
-            <w:r>
-              <w:t>728.00</w:t>
-            </w:r>
-          </w:p>
-        </w:tc>
-        <w:tc>
-          <w:tcPr>
-            <w:tcW w:type="dxa" w:w="1152"/>
-            <w:shd w:fill="FFFFFF"/>
-            <w:tcMar>
-              <w:top w:w="100" w:type="dxa"/>
-              <w:bottom w:w="100" w:type="dxa"/>
-              <w:left w:w="120" w:type="dxa"/>
-              <w:right w:w="120" w:type="dxa"/>
-            </w:tcMar>
-            <w:tcBorders>
-              <w:top w:val="single" w:sz="4" w:space="0" w:color="CCCCCC"/>
-              <w:bottom w:val="single" w:sz="4" w:space="0" w:color="CCCCCC"/>
-              <w:left w:val="single" w:sz="4" w:space="0" w:color="CCCCCC"/>
-              <w:right w:val="single" w:sz="4" w:space="0" w:color="CCCCCC"/>
-            </w:tcBorders>
-          </w:tcPr>
-          <w:p>
-            <w:pPr>
-              <w:spacing w:before="60" w:after="60" w:line="252" w:lineRule="auto"/>
-              <w:jc w:val="left"/>
-            </w:pPr>
-            <w:r/>
-            <w:r>
-              <w:t>708.50</w:t>
-            </w:r>
-          </w:p>
-        </w:tc>
-        <w:tc>
-          <w:tcPr>
-            <w:tcW w:type="dxa" w:w="1728"/>
-            <w:shd w:fill="FFFFFF"/>
-            <w:tcMar>
-              <w:top w:w="100" w:type="dxa"/>
-              <w:bottom w:w="100" w:type="dxa"/>
-              <w:left w:w="120" w:type="dxa"/>
-              <w:right w:w="120" w:type="dxa"/>
-            </w:tcMar>
-            <w:tcBorders>
-              <w:top w:val="single" w:sz="4" w:space="0" w:color="CCCCCC"/>
-              <w:bottom w:val="single" w:sz="4" w:space="0" w:color="CCCCCC"/>
-              <w:left w:val="single" w:sz="4" w:space="0" w:color="CCCCCC"/>
-              <w:right w:val="single" w:sz="4" w:space="0" w:color="CCCCCC"/>
-            </w:tcBorders>
-          </w:tcPr>
-          <w:p>
-            <w:pPr>
-              <w:spacing w:before="60" w:after="60" w:line="252" w:lineRule="auto"/>
-              <w:jc w:val="left"/>
-            </w:pPr>
-            <w:r/>
-            <w:r>
-              <w:rPr>
-                <w:b/>
-              </w:rPr>
-              <w:t>718.75</w:t>
-            </w:r>
-          </w:p>
-        </w:tc>
-        <w:tc>
-          <w:tcPr>
-            <w:tcW w:type="dxa" w:w="3456"/>
-            <w:shd w:fill="FFFFFF"/>
-            <w:tcMar>
-              <w:top w:w="100" w:type="dxa"/>
-              <w:bottom w:w="100" w:type="dxa"/>
-              <w:left w:w="120" w:type="dxa"/>
-              <w:right w:w="120" w:type="dxa"/>
-            </w:tcMar>
-            <w:tcBorders>
-              <w:top w:val="single" w:sz="4" w:space="0" w:color="CCCCCC"/>
-              <w:bottom w:val="single" w:sz="4" w:space="0" w:color="CCCCCC"/>
-              <w:left w:val="single" w:sz="4" w:space="0" w:color="CCCCCC"/>
-              <w:right w:val="single" w:sz="4" w:space="0" w:color="CCCCCC"/>
-            </w:tcBorders>
-          </w:tcPr>
-          <w:p>
-            <w:pPr>
-              <w:spacing w:before="60" w:after="60" w:line="252" w:lineRule="auto"/>
-              <w:jc w:val="left"/>
-            </w:pPr>
-            <w:r/>
-            <w:r>
-              <w:rPr>
-                <w:b/>
-              </w:rPr>
-              <w:t>+0.50</w:t>
-            </w:r>
-          </w:p>
-        </w:tc>
-        <w:tc>
-          <w:tcPr>
-            <w:tcW w:type="dxa" w:w="1440"/>
-            <w:shd w:fill="FFFFFF"/>
-            <w:tcMar>
-              <w:top w:w="100" w:type="dxa"/>
-              <w:bottom w:w="100" w:type="dxa"/>
-              <w:left w:w="120" w:type="dxa"/>
-              <w:right w:w="120" w:type="dxa"/>
-            </w:tcMar>
-            <w:tcBorders>
-              <w:top w:val="single" w:sz="4" w:space="0" w:color="CCCCCC"/>
-              <w:bottom w:val="single" w:sz="4" w:space="0" w:color="CCCCCC"/>
-              <w:left w:val="single" w:sz="4" w:space="0" w:color="CCCCCC"/>
-              <w:right w:val="single" w:sz="4" w:space="0" w:color="CCCCCC"/>
-            </w:tcBorders>
-          </w:tcPr>
-          <w:p>
-            <w:pPr>
-              <w:spacing w:before="60" w:after="60" w:line="252" w:lineRule="auto"/>
-              <w:jc w:val="left"/>
-            </w:pPr>
-            <w:r/>
-            <w:r>
-              <w:t>BULL</w:t>
-            </w:r>
-          </w:p>
-        </w:tc>
-      </w:tr>
-      <w:tr>
-        <w:tc>
-          <w:tcPr>
-            <w:tcW w:type="dxa" w:w="1584"/>
-            <w:shd w:fill="F8FAFC"/>
-            <w:tcMar>
-              <w:top w:w="100" w:type="dxa"/>
-              <w:bottom w:w="100" w:type="dxa"/>
-              <w:left w:w="120" w:type="dxa"/>
-              <w:right w:w="120" w:type="dxa"/>
-            </w:tcMar>
-            <w:tcBorders>
-              <w:top w:val="single" w:sz="4" w:space="0" w:color="CCCCCC"/>
-              <w:bottom w:val="single" w:sz="4" w:space="0" w:color="CCCCCC"/>
-              <w:left w:val="single" w:sz="4" w:space="0" w:color="CCCCCC"/>
-              <w:right w:val="single" w:sz="4" w:space="0" w:color="CCCCCC"/>
-            </w:tcBorders>
-          </w:tcPr>
-          <w:p>
-            <w:pPr>
-              <w:spacing w:before="60" w:after="60" w:line="252" w:lineRule="auto"/>
-              <w:jc w:val="left"/>
-            </w:pPr>
-            <w:r/>
-            <w:r>
-              <w:rPr>
-                <w:b/>
-              </w:rPr>
-              <w:t>Thu 20/08</w:t>
-            </w:r>
-          </w:p>
-        </w:tc>
-        <w:tc>
-          <w:tcPr>
-            <w:tcW w:type="dxa" w:w="864"/>
-            <w:shd w:fill="F8FAFC"/>
-            <w:tcMar>
-              <w:top w:w="100" w:type="dxa"/>
-              <w:bottom w:w="100" w:type="dxa"/>
-              <w:left w:w="120" w:type="dxa"/>
-              <w:right w:w="120" w:type="dxa"/>
-            </w:tcMar>
-            <w:tcBorders>
-              <w:top w:val="single" w:sz="4" w:space="0" w:color="CCCCCC"/>
-              <w:bottom w:val="single" w:sz="4" w:space="0" w:color="CCCCCC"/>
-              <w:left w:val="single" w:sz="4" w:space="0" w:color="CCCCCC"/>
-              <w:right w:val="single" w:sz="4" w:space="0" w:color="CCCCCC"/>
-            </w:tcBorders>
-          </w:tcPr>
-          <w:p>
-            <w:pPr>
-              <w:spacing w:before="60" w:after="60" w:line="252" w:lineRule="auto"/>
-              <w:jc w:val="left"/>
-            </w:pPr>
-            <w:r/>
-            <w:r>
-              <w:t>London 15-19</w:t>
-            </w:r>
-          </w:p>
-        </w:tc>
-        <w:tc>
-          <w:tcPr>
-            <w:tcW w:type="dxa" w:w="1440"/>
-            <w:shd w:fill="F8FAFC"/>
-            <w:tcMar>
-              <w:top w:w="100" w:type="dxa"/>
-              <w:bottom w:w="100" w:type="dxa"/>
-              <w:left w:w="120" w:type="dxa"/>
-              <w:right w:w="120" w:type="dxa"/>
-            </w:tcMar>
-            <w:tcBorders>
-              <w:top w:val="single" w:sz="4" w:space="0" w:color="CCCCCC"/>
-              <w:bottom w:val="single" w:sz="4" w:space="0" w:color="CCCCCC"/>
-              <w:left w:val="single" w:sz="4" w:space="0" w:color="CCCCCC"/>
-              <w:right w:val="single" w:sz="4" w:space="0" w:color="CCCCCC"/>
-            </w:tcBorders>
-          </w:tcPr>
-          <w:p>
-            <w:pPr>
-              <w:spacing w:before="60" w:after="60" w:line="252" w:lineRule="auto"/>
-              <w:jc w:val="left"/>
-            </w:pPr>
-            <w:r/>
-            <w:r>
-              <w:t>718.75</w:t>
-            </w:r>
-          </w:p>
-        </w:tc>
-        <w:tc>
-          <w:tcPr>
-            <w:tcW w:type="dxa" w:w="2016"/>
-            <w:shd w:fill="F8FAFC"/>
-            <w:tcMar>
-              <w:top w:w="100" w:type="dxa"/>
-              <w:bottom w:w="100" w:type="dxa"/>
-              <w:left w:w="120" w:type="dxa"/>
-              <w:right w:w="120" w:type="dxa"/>
-            </w:tcMar>
-            <w:tcBorders>
-              <w:top w:val="single" w:sz="4" w:space="0" w:color="CCCCCC"/>
-              <w:bottom w:val="single" w:sz="4" w:space="0" w:color="CCCCCC"/>
-              <w:left w:val="single" w:sz="4" w:space="0" w:color="CCCCCC"/>
-              <w:right w:val="single" w:sz="4" w:space="0" w:color="CCCCCC"/>
-            </w:tcBorders>
-          </w:tcPr>
-          <w:p>
-            <w:pPr>
-              <w:spacing w:before="60" w:after="60" w:line="252" w:lineRule="auto"/>
-              <w:jc w:val="left"/>
-            </w:pPr>
-            <w:r/>
-            <w:r>
-              <w:t>729.50</w:t>
-            </w:r>
-          </w:p>
-        </w:tc>
-        <w:tc>
-          <w:tcPr>
-            <w:tcW w:type="dxa" w:w="1152"/>
-            <w:shd w:fill="F8FAFC"/>
-            <w:tcMar>
-              <w:top w:w="100" w:type="dxa"/>
-              <w:bottom w:w="100" w:type="dxa"/>
-              <w:left w:w="120" w:type="dxa"/>
-              <w:right w:w="120" w:type="dxa"/>
-            </w:tcMar>
-            <w:tcBorders>
-              <w:top w:val="single" w:sz="4" w:space="0" w:color="CCCCCC"/>
-              <w:bottom w:val="single" w:sz="4" w:space="0" w:color="CCCCCC"/>
-              <w:left w:val="single" w:sz="4" w:space="0" w:color="CCCCCC"/>
-              <w:right w:val="single" w:sz="4" w:space="0" w:color="CCCCCC"/>
-            </w:tcBorders>
-          </w:tcPr>
-          <w:p>
-            <w:pPr>
-              <w:spacing w:before="60" w:after="60" w:line="252" w:lineRule="auto"/>
-              <w:jc w:val="left"/>
-            </w:pPr>
-            <w:r/>
-            <w:r>
-              <w:t>711.50</w:t>
-            </w:r>
-          </w:p>
-        </w:tc>
-        <w:tc>
-          <w:tcPr>
-            <w:tcW w:type="dxa" w:w="1728"/>
-            <w:shd w:fill="F8FAFC"/>
-            <w:tcMar>
-              <w:top w:w="100" w:type="dxa"/>
-              <w:bottom w:w="100" w:type="dxa"/>
-              <w:left w:w="120" w:type="dxa"/>
-              <w:right w:w="120" w:type="dxa"/>
-            </w:tcMar>
-            <w:tcBorders>
-              <w:top w:val="single" w:sz="4" w:space="0" w:color="CCCCCC"/>
-              <w:bottom w:val="single" w:sz="4" w:space="0" w:color="CCCCCC"/>
-              <w:left w:val="single" w:sz="4" w:space="0" w:color="CCCCCC"/>
-              <w:right w:val="single" w:sz="4" w:space="0" w:color="CCCCCC"/>
-            </w:tcBorders>
-          </w:tcPr>
-          <w:p>
-            <w:pPr>
-              <w:spacing w:before="60" w:after="60" w:line="252" w:lineRule="auto"/>
-              <w:jc w:val="left"/>
-            </w:pPr>
-            <w:r/>
-            <w:r>
-              <w:rPr>
-                <w:b/>
-              </w:rPr>
-              <w:t>719.50</w:t>
-            </w:r>
-          </w:p>
-        </w:tc>
-        <w:tc>
-          <w:tcPr>
-            <w:tcW w:type="dxa" w:w="3456"/>
-            <w:shd w:fill="F8FAFC"/>
-            <w:tcMar>
-              <w:top w:w="100" w:type="dxa"/>
-              <w:bottom w:w="100" w:type="dxa"/>
-              <w:left w:w="120" w:type="dxa"/>
-              <w:right w:w="120" w:type="dxa"/>
-            </w:tcMar>
-            <w:tcBorders>
-              <w:top w:val="single" w:sz="4" w:space="0" w:color="CCCCCC"/>
-              <w:bottom w:val="single" w:sz="4" w:space="0" w:color="CCCCCC"/>
-              <w:left w:val="single" w:sz="4" w:space="0" w:color="CCCCCC"/>
-              <w:right w:val="single" w:sz="4" w:space="0" w:color="CCCCCC"/>
-            </w:tcBorders>
-          </w:tcPr>
-          <w:p>
-            <w:pPr>
-              <w:spacing w:before="60" w:after="60" w:line="252" w:lineRule="auto"/>
-              <w:jc w:val="left"/>
-            </w:pPr>
-            <w:r/>
-            <w:r>
-              <w:rPr>
-                <w:b/>
-              </w:rPr>
-              <w:t>+0.75</w:t>
-            </w:r>
-          </w:p>
-        </w:tc>
-        <w:tc>
-          <w:tcPr>
-            <w:tcW w:type="dxa" w:w="1440"/>
-            <w:shd w:fill="F8FAFC"/>
-            <w:tcMar>
-              <w:top w:w="100" w:type="dxa"/>
-              <w:bottom w:w="100" w:type="dxa"/>
-              <w:left w:w="120" w:type="dxa"/>
-              <w:right w:w="120" w:type="dxa"/>
-            </w:tcMar>
-            <w:tcBorders>
-              <w:top w:val="single" w:sz="4" w:space="0" w:color="CCCCCC"/>
-              <w:bottom w:val="single" w:sz="4" w:space="0" w:color="CCCCCC"/>
-              <w:left w:val="single" w:sz="4" w:space="0" w:color="CCCCCC"/>
-              <w:right w:val="single" w:sz="4" w:space="0" w:color="CCCCCC"/>
-            </w:tcBorders>
-          </w:tcPr>
-          <w:p>
-            <w:pPr>
-              <w:spacing w:before="60" w:after="60" w:line="252" w:lineRule="auto"/>
-              <w:jc w:val="left"/>
-            </w:pPr>
-            <w:r/>
-            <w:r>
-              <w:t>BULL</w:t>
-            </w:r>
-          </w:p>
-        </w:tc>
-      </w:tr>
-      <w:tr>
-        <w:tc>
-          <w:tcPr>
-            <w:tcW w:type="dxa" w:w="1584"/>
-            <w:shd w:fill="FFFFFF"/>
-            <w:tcMar>
-              <w:top w:w="100" w:type="dxa"/>
-              <w:bottom w:w="100" w:type="dxa"/>
-              <w:left w:w="120" w:type="dxa"/>
-              <w:right w:w="120" w:type="dxa"/>
-            </w:tcMar>
-            <w:tcBorders>
-              <w:top w:val="single" w:sz="4" w:space="0" w:color="CCCCCC"/>
-              <w:bottom w:val="single" w:sz="4" w:space="0" w:color="CCCCCC"/>
-              <w:left w:val="single" w:sz="4" w:space="0" w:color="CCCCCC"/>
-              <w:right w:val="single" w:sz="4" w:space="0" w:color="CCCCCC"/>
-            </w:tcBorders>
-          </w:tcPr>
-          <w:p>
-            <w:pPr>
-              <w:spacing w:before="60" w:after="60" w:line="252" w:lineRule="auto"/>
-              <w:jc w:val="left"/>
-            </w:pPr>
-            <w:r/>
-            <w:r>
-              <w:rPr>
-                <w:b/>
-              </w:rPr>
-              <w:t>Thu 20/08</w:t>
-            </w:r>
-          </w:p>
-        </w:tc>
-        <w:tc>
-          <w:tcPr>
-            <w:tcW w:type="dxa" w:w="864"/>
-            <w:shd w:fill="FFFFFF"/>
-            <w:tcMar>
-              <w:top w:w="100" w:type="dxa"/>
-              <w:bottom w:w="100" w:type="dxa"/>
-              <w:left w:w="120" w:type="dxa"/>
-              <w:right w:w="120" w:type="dxa"/>
-            </w:tcMar>
-            <w:tcBorders>
-              <w:top w:val="single" w:sz="4" w:space="0" w:color="CCCCCC"/>
-              <w:bottom w:val="single" w:sz="4" w:space="0" w:color="CCCCCC"/>
-              <w:left w:val="single" w:sz="4" w:space="0" w:color="CCCCCC"/>
-              <w:right w:val="single" w:sz="4" w:space="0" w:color="CCCCCC"/>
-            </w:tcBorders>
-          </w:tcPr>
-          <w:p>
-            <w:pPr>
-              <w:spacing w:before="60" w:after="60" w:line="252" w:lineRule="auto"/>
-              <w:jc w:val="left"/>
-            </w:pPr>
-            <w:r/>
-            <w:r>
-              <w:t>Pre-NY 19-21</w:t>
-            </w:r>
-          </w:p>
-        </w:tc>
-        <w:tc>
-          <w:tcPr>
-            <w:tcW w:type="dxa" w:w="1440"/>
-            <w:shd w:fill="FFFFFF"/>
-            <w:tcMar>
-              <w:top w:w="100" w:type="dxa"/>
-              <w:bottom w:w="100" w:type="dxa"/>
-              <w:left w:w="120" w:type="dxa"/>
-              <w:right w:w="120" w:type="dxa"/>
-            </w:tcMar>
-            <w:tcBorders>
-              <w:top w:val="single" w:sz="4" w:space="0" w:color="CCCCCC"/>
-              <w:bottom w:val="single" w:sz="4" w:space="0" w:color="CCCCCC"/>
-              <w:left w:val="single" w:sz="4" w:space="0" w:color="CCCCCC"/>
-              <w:right w:val="single" w:sz="4" w:space="0" w:color="CCCCCC"/>
-            </w:tcBorders>
-          </w:tcPr>
-          <w:p>
-            <w:pPr>
-              <w:spacing w:before="60" w:after="60" w:line="252" w:lineRule="auto"/>
-              <w:jc w:val="left"/>
-            </w:pPr>
-            <w:r/>
-            <w:r>
-              <w:t>719.50</w:t>
-            </w:r>
-          </w:p>
-        </w:tc>
-        <w:tc>
-          <w:tcPr>
-            <w:tcW w:type="dxa" w:w="2016"/>
-            <w:shd w:fill="FFFFFF"/>
-            <w:tcMar>
-              <w:top w:w="100" w:type="dxa"/>
-              <w:bottom w:w="100" w:type="dxa"/>
-              <w:left w:w="120" w:type="dxa"/>
-              <w:right w:w="120" w:type="dxa"/>
-            </w:tcMar>
-            <w:tcBorders>
-              <w:top w:val="single" w:sz="4" w:space="0" w:color="CCCCCC"/>
-              <w:bottom w:val="single" w:sz="4" w:space="0" w:color="CCCCCC"/>
-              <w:left w:val="single" w:sz="4" w:space="0" w:color="CCCCCC"/>
-              <w:right w:val="single" w:sz="4" w:space="0" w:color="CCCCCC"/>
-            </w:tcBorders>
-          </w:tcPr>
-          <w:p>
-            <w:pPr>
-              <w:spacing w:before="60" w:after="60" w:line="252" w:lineRule="auto"/>
-              <w:jc w:val="left"/>
-            </w:pPr>
-            <w:r/>
-            <w:r>
-              <w:t>726.00</w:t>
-            </w:r>
-          </w:p>
-        </w:tc>
-        <w:tc>
-          <w:tcPr>
-            <w:tcW w:type="dxa" w:w="1152"/>
-            <w:shd w:fill="FFFFFF"/>
-            <w:tcMar>
-              <w:top w:w="100" w:type="dxa"/>
-              <w:bottom w:w="100" w:type="dxa"/>
-              <w:left w:w="120" w:type="dxa"/>
-              <w:right w:w="120" w:type="dxa"/>
-            </w:tcMar>
-            <w:tcBorders>
-              <w:top w:val="single" w:sz="4" w:space="0" w:color="CCCCCC"/>
-              <w:bottom w:val="single" w:sz="4" w:space="0" w:color="CCCCCC"/>
-              <w:left w:val="single" w:sz="4" w:space="0" w:color="CCCCCC"/>
-              <w:right w:val="single" w:sz="4" w:space="0" w:color="CCCCCC"/>
-            </w:tcBorders>
-          </w:tcPr>
-          <w:p>
-            <w:pPr>
-              <w:spacing w:before="60" w:after="60" w:line="252" w:lineRule="auto"/>
-              <w:jc w:val="left"/>
-            </w:pPr>
-            <w:r/>
-            <w:r>
-              <w:t>711.00</w:t>
-            </w:r>
-          </w:p>
-        </w:tc>
-        <w:tc>
-          <w:tcPr>
-            <w:tcW w:type="dxa" w:w="1728"/>
-            <w:shd w:fill="FFFFFF"/>
-            <w:tcMar>
-              <w:top w:w="100" w:type="dxa"/>
-              <w:bottom w:w="100" w:type="dxa"/>
-              <w:left w:w="120" w:type="dxa"/>
-              <w:right w:w="120" w:type="dxa"/>
-            </w:tcMar>
-            <w:tcBorders>
-              <w:top w:val="single" w:sz="4" w:space="0" w:color="CCCCCC"/>
-              <w:bottom w:val="single" w:sz="4" w:space="0" w:color="CCCCCC"/>
-              <w:left w:val="single" w:sz="4" w:space="0" w:color="CCCCCC"/>
-              <w:right w:val="single" w:sz="4" w:space="0" w:color="CCCCCC"/>
-            </w:tcBorders>
-          </w:tcPr>
-          <w:p>
-            <w:pPr>
-              <w:spacing w:before="60" w:after="60" w:line="252" w:lineRule="auto"/>
-              <w:jc w:val="left"/>
-            </w:pPr>
-            <w:r/>
-            <w:r>
-              <w:rPr>
-                <w:b/>
-              </w:rPr>
-              <w:t>720.00</w:t>
-            </w:r>
-          </w:p>
-        </w:tc>
-        <w:tc>
-          <w:tcPr>
-            <w:tcW w:type="dxa" w:w="3456"/>
-            <w:shd w:fill="FFFFFF"/>
-            <w:tcMar>
-              <w:top w:w="100" w:type="dxa"/>
-              <w:bottom w:w="100" w:type="dxa"/>
-              <w:left w:w="120" w:type="dxa"/>
-              <w:right w:w="120" w:type="dxa"/>
-            </w:tcMar>
-            <w:tcBorders>
-              <w:top w:val="single" w:sz="4" w:space="0" w:color="CCCCCC"/>
-              <w:bottom w:val="single" w:sz="4" w:space="0" w:color="CCCCCC"/>
-              <w:left w:val="single" w:sz="4" w:space="0" w:color="CCCCCC"/>
-              <w:right w:val="single" w:sz="4" w:space="0" w:color="CCCCCC"/>
-            </w:tcBorders>
-          </w:tcPr>
-          <w:p>
-            <w:pPr>
-              <w:spacing w:before="60" w:after="60" w:line="252" w:lineRule="auto"/>
-              <w:jc w:val="left"/>
-            </w:pPr>
-            <w:r/>
-            <w:r>
-              <w:rPr>
-                <w:b/>
-              </w:rPr>
-              <w:t>+0.50</w:t>
-            </w:r>
-          </w:p>
-        </w:tc>
-        <w:tc>
-          <w:tcPr>
-            <w:tcW w:type="dxa" w:w="1440"/>
-            <w:shd w:fill="FFFFFF"/>
-            <w:tcMar>
-              <w:top w:w="100" w:type="dxa"/>
-              <w:bottom w:w="100" w:type="dxa"/>
-              <w:left w:w="120" w:type="dxa"/>
-              <w:right w:w="120" w:type="dxa"/>
-            </w:tcMar>
-            <w:tcBorders>
-              <w:top w:val="single" w:sz="4" w:space="0" w:color="CCCCCC"/>
-              <w:bottom w:val="single" w:sz="4" w:space="0" w:color="CCCCCC"/>
-              <w:left w:val="single" w:sz="4" w:space="0" w:color="CCCCCC"/>
-              <w:right w:val="single" w:sz="4" w:space="0" w:color="CCCCCC"/>
-            </w:tcBorders>
-          </w:tcPr>
-          <w:p>
-            <w:pPr>
-              <w:spacing w:before="60" w:after="60" w:line="252" w:lineRule="auto"/>
-              <w:jc w:val="left"/>
-            </w:pPr>
-            <w:r/>
-            <w:r>
-              <w:t>BULL</w:t>
-            </w:r>
-          </w:p>
-        </w:tc>
-      </w:tr>
-      <w:tr>
-        <w:tc>
-          <w:tcPr>
-            <w:tcW w:type="dxa" w:w="1584"/>
-            <w:shd w:fill="F8FAFC"/>
-            <w:tcMar>
-              <w:top w:w="100" w:type="dxa"/>
-              <w:bottom w:w="100" w:type="dxa"/>
-              <w:left w:w="120" w:type="dxa"/>
-              <w:right w:w="120" w:type="dxa"/>
-            </w:tcMar>
-            <w:tcBorders>
-              <w:top w:val="single" w:sz="4" w:space="0" w:color="CCCCCC"/>
-              <w:bottom w:val="single" w:sz="4" w:space="0" w:color="CCCCCC"/>
-              <w:left w:val="single" w:sz="4" w:space="0" w:color="CCCCCC"/>
-              <w:right w:val="single" w:sz="4" w:space="0" w:color="CCCCCC"/>
-            </w:tcBorders>
-          </w:tcPr>
-          <w:p>
-            <w:pPr>
-              <w:spacing w:before="60" w:after="60" w:line="252" w:lineRule="auto"/>
-              <w:jc w:val="left"/>
-            </w:pPr>
-            <w:r/>
-            <w:r>
-              <w:rPr>
-                <w:b/>
-              </w:rPr>
-              <w:t>Thu 20/08</w:t>
-            </w:r>
-          </w:p>
-        </w:tc>
-        <w:tc>
-          <w:tcPr>
-            <w:tcW w:type="dxa" w:w="864"/>
-            <w:shd w:fill="F8FAFC"/>
-            <w:tcMar>
-              <w:top w:w="100" w:type="dxa"/>
-              <w:bottom w:w="100" w:type="dxa"/>
-              <w:left w:w="120" w:type="dxa"/>
-              <w:right w:w="120" w:type="dxa"/>
-            </w:tcMar>
-            <w:tcBorders>
-              <w:top w:val="single" w:sz="4" w:space="0" w:color="CCCCCC"/>
-              <w:bottom w:val="single" w:sz="4" w:space="0" w:color="CCCCCC"/>
-              <w:left w:val="single" w:sz="4" w:space="0" w:color="CCCCCC"/>
-              <w:right w:val="single" w:sz="4" w:space="0" w:color="CCCCCC"/>
-            </w:tcBorders>
-          </w:tcPr>
-          <w:p>
-            <w:pPr>
-              <w:spacing w:before="60" w:after="60" w:line="252" w:lineRule="auto"/>
-              <w:jc w:val="left"/>
-            </w:pPr>
-            <w:r/>
-            <w:r>
-              <w:t>NY Open 21-23</w:t>
-            </w:r>
-          </w:p>
-        </w:tc>
-        <w:tc>
-          <w:tcPr>
-            <w:tcW w:type="dxa" w:w="1440"/>
-            <w:shd w:fill="F8FAFC"/>
-            <w:tcMar>
-              <w:top w:w="100" w:type="dxa"/>
-              <w:bottom w:w="100" w:type="dxa"/>
-              <w:left w:w="120" w:type="dxa"/>
-              <w:right w:w="120" w:type="dxa"/>
-            </w:tcMar>
-            <w:tcBorders>
-              <w:top w:val="single" w:sz="4" w:space="0" w:color="CCCCCC"/>
-              <w:bottom w:val="single" w:sz="4" w:space="0" w:color="CCCCCC"/>
-              <w:left w:val="single" w:sz="4" w:space="0" w:color="CCCCCC"/>
-              <w:right w:val="single" w:sz="4" w:space="0" w:color="CCCCCC"/>
-            </w:tcBorders>
-          </w:tcPr>
-          <w:p>
-            <w:pPr>
-              <w:spacing w:before="60" w:after="60" w:line="252" w:lineRule="auto"/>
-              <w:jc w:val="left"/>
-            </w:pPr>
-            <w:r/>
-            <w:r>
-              <w:t>720.00</w:t>
-            </w:r>
-          </w:p>
-        </w:tc>
-        <w:tc>
-          <w:tcPr>
-            <w:tcW w:type="dxa" w:w="2016"/>
-            <w:shd w:fill="F8FAFC"/>
-            <w:tcMar>
-              <w:top w:w="100" w:type="dxa"/>
-              <w:bottom w:w="100" w:type="dxa"/>
-              <w:left w:w="120" w:type="dxa"/>
-              <w:right w:w="120" w:type="dxa"/>
-            </w:tcMar>
-            <w:tcBorders>
-              <w:top w:val="single" w:sz="4" w:space="0" w:color="CCCCCC"/>
-              <w:bottom w:val="single" w:sz="4" w:space="0" w:color="CCCCCC"/>
-              <w:left w:val="single" w:sz="4" w:space="0" w:color="CCCCCC"/>
-              <w:right w:val="single" w:sz="4" w:space="0" w:color="CCCCCC"/>
-            </w:tcBorders>
-          </w:tcPr>
-          <w:p>
-            <w:pPr>
-              <w:spacing w:before="60" w:after="60" w:line="252" w:lineRule="auto"/>
-              <w:jc w:val="left"/>
-            </w:pPr>
-            <w:r/>
-            <w:r>
-              <w:t>731.00</w:t>
-            </w:r>
-          </w:p>
-        </w:tc>
-        <w:tc>
-          <w:tcPr>
-            <w:tcW w:type="dxa" w:w="1152"/>
-            <w:shd w:fill="F8FAFC"/>
-            <w:tcMar>
-              <w:top w:w="100" w:type="dxa"/>
-              <w:bottom w:w="100" w:type="dxa"/>
-              <w:left w:w="120" w:type="dxa"/>
-              <w:right w:w="120" w:type="dxa"/>
-            </w:tcMar>
-            <w:tcBorders>
-              <w:top w:val="single" w:sz="4" w:space="0" w:color="CCCCCC"/>
-              <w:bottom w:val="single" w:sz="4" w:space="0" w:color="CCCCCC"/>
-              <w:left w:val="single" w:sz="4" w:space="0" w:color="CCCCCC"/>
-              <w:right w:val="single" w:sz="4" w:space="0" w:color="CCCCCC"/>
-            </w:tcBorders>
-          </w:tcPr>
-          <w:p>
-            <w:pPr>
-              <w:spacing w:before="60" w:after="60" w:line="252" w:lineRule="auto"/>
-              <w:jc w:val="left"/>
-            </w:pPr>
-            <w:r/>
-            <w:r>
-              <w:t>708.25</w:t>
-            </w:r>
-          </w:p>
-        </w:tc>
-        <w:tc>
-          <w:tcPr>
-            <w:tcW w:type="dxa" w:w="1728"/>
-            <w:shd w:fill="F8FAFC"/>
             <w:tcMar>
               <w:top w:w="100" w:type="dxa"/>
               <w:bottom w:w="100" w:type="dxa"/>
@@ -29586,1651 +31231,6 @@
                 <w:b/>
               </w:rPr>
               <w:t>723.50</w:t>
-            </w:r>
-          </w:p>
-        </w:tc>
-        <w:tc>
-          <w:tcPr>
-            <w:tcW w:type="dxa" w:w="3456"/>
-            <w:shd w:fill="F8FAFC"/>
-            <w:tcMar>
-              <w:top w:w="100" w:type="dxa"/>
-              <w:bottom w:w="100" w:type="dxa"/>
-              <w:left w:w="120" w:type="dxa"/>
-              <w:right w:w="120" w:type="dxa"/>
-            </w:tcMar>
-            <w:tcBorders>
-              <w:top w:val="single" w:sz="4" w:space="0" w:color="CCCCCC"/>
-              <w:bottom w:val="single" w:sz="4" w:space="0" w:color="CCCCCC"/>
-              <w:left w:val="single" w:sz="4" w:space="0" w:color="CCCCCC"/>
-              <w:right w:val="single" w:sz="4" w:space="0" w:color="CCCCCC"/>
-            </w:tcBorders>
-          </w:tcPr>
-          <w:p>
-            <w:pPr>
-              <w:spacing w:before="60" w:after="60" w:line="252" w:lineRule="auto"/>
-              <w:jc w:val="left"/>
-            </w:pPr>
-            <w:r/>
-            <w:r>
-              <w:rPr>
-                <w:b/>
-              </w:rPr>
-              <w:t>+3.50</w:t>
-            </w:r>
-          </w:p>
-        </w:tc>
-        <w:tc>
-          <w:tcPr>
-            <w:tcW w:type="dxa" w:w="1440"/>
-            <w:shd w:fill="F8FAFC"/>
-            <w:tcMar>
-              <w:top w:w="100" w:type="dxa"/>
-              <w:bottom w:w="100" w:type="dxa"/>
-              <w:left w:w="120" w:type="dxa"/>
-              <w:right w:w="120" w:type="dxa"/>
-            </w:tcMar>
-            <w:tcBorders>
-              <w:top w:val="single" w:sz="4" w:space="0" w:color="CCCCCC"/>
-              <w:bottom w:val="single" w:sz="4" w:space="0" w:color="CCCCCC"/>
-              <w:left w:val="single" w:sz="4" w:space="0" w:color="CCCCCC"/>
-              <w:right w:val="single" w:sz="4" w:space="0" w:color="CCCCCC"/>
-            </w:tcBorders>
-          </w:tcPr>
-          <w:p>
-            <w:pPr>
-              <w:spacing w:before="60" w:after="60" w:line="252" w:lineRule="auto"/>
-              <w:jc w:val="left"/>
-            </w:pPr>
-            <w:r/>
-            <w:r>
-              <w:t>BULL</w:t>
-            </w:r>
-          </w:p>
-        </w:tc>
-      </w:tr>
-      <w:tr>
-        <w:tc>
-          <w:tcPr>
-            <w:tcW w:type="dxa" w:w="1584"/>
-            <w:shd w:fill="FFFFFF"/>
-            <w:tcMar>
-              <w:top w:w="100" w:type="dxa"/>
-              <w:bottom w:w="100" w:type="dxa"/>
-              <w:left w:w="120" w:type="dxa"/>
-              <w:right w:w="120" w:type="dxa"/>
-            </w:tcMar>
-            <w:tcBorders>
-              <w:top w:val="single" w:sz="4" w:space="0" w:color="CCCCCC"/>
-              <w:bottom w:val="single" w:sz="4" w:space="0" w:color="CCCCCC"/>
-              <w:left w:val="single" w:sz="4" w:space="0" w:color="CCCCCC"/>
-              <w:right w:val="single" w:sz="4" w:space="0" w:color="CCCCCC"/>
-            </w:tcBorders>
-          </w:tcPr>
-          <w:p>
-            <w:pPr>
-              <w:spacing w:before="60" w:after="60" w:line="252" w:lineRule="auto"/>
-              <w:jc w:val="left"/>
-            </w:pPr>
-            <w:r/>
-            <w:r>
-              <w:rPr>
-                <w:b/>
-              </w:rPr>
-              <w:t>Thu 20/08</w:t>
-            </w:r>
-          </w:p>
-        </w:tc>
-        <w:tc>
-          <w:tcPr>
-            <w:tcW w:type="dxa" w:w="864"/>
-            <w:shd w:fill="FFFFFF"/>
-            <w:tcMar>
-              <w:top w:w="100" w:type="dxa"/>
-              <w:bottom w:w="100" w:type="dxa"/>
-              <w:left w:w="120" w:type="dxa"/>
-              <w:right w:w="120" w:type="dxa"/>
-            </w:tcMar>
-            <w:tcBorders>
-              <w:top w:val="single" w:sz="4" w:space="0" w:color="CCCCCC"/>
-              <w:bottom w:val="single" w:sz="4" w:space="0" w:color="CCCCCC"/>
-              <w:left w:val="single" w:sz="4" w:space="0" w:color="CCCCCC"/>
-              <w:right w:val="single" w:sz="4" w:space="0" w:color="CCCCCC"/>
-            </w:tcBorders>
-          </w:tcPr>
-          <w:p>
-            <w:pPr>
-              <w:spacing w:before="60" w:after="60" w:line="252" w:lineRule="auto"/>
-              <w:jc w:val="left"/>
-            </w:pPr>
-            <w:r/>
-            <w:r>
-              <w:t>NY Close 23-01</w:t>
-            </w:r>
-          </w:p>
-        </w:tc>
-        <w:tc>
-          <w:tcPr>
-            <w:tcW w:type="dxa" w:w="1440"/>
-            <w:shd w:fill="FFFFFF"/>
-            <w:tcMar>
-              <w:top w:w="100" w:type="dxa"/>
-              <w:bottom w:w="100" w:type="dxa"/>
-              <w:left w:w="120" w:type="dxa"/>
-              <w:right w:w="120" w:type="dxa"/>
-            </w:tcMar>
-            <w:tcBorders>
-              <w:top w:val="single" w:sz="4" w:space="0" w:color="CCCCCC"/>
-              <w:bottom w:val="single" w:sz="4" w:space="0" w:color="CCCCCC"/>
-              <w:left w:val="single" w:sz="4" w:space="0" w:color="CCCCCC"/>
-              <w:right w:val="single" w:sz="4" w:space="0" w:color="CCCCCC"/>
-            </w:tcBorders>
-          </w:tcPr>
-          <w:p>
-            <w:pPr>
-              <w:spacing w:before="60" w:after="60" w:line="252" w:lineRule="auto"/>
-              <w:jc w:val="left"/>
-            </w:pPr>
-            <w:r/>
-            <w:r>
-              <w:t>723.50</w:t>
-            </w:r>
-          </w:p>
-        </w:tc>
-        <w:tc>
-          <w:tcPr>
-            <w:tcW w:type="dxa" w:w="2016"/>
-            <w:shd w:fill="FFFFFF"/>
-            <w:tcMar>
-              <w:top w:w="100" w:type="dxa"/>
-              <w:bottom w:w="100" w:type="dxa"/>
-              <w:left w:w="120" w:type="dxa"/>
-              <w:right w:w="120" w:type="dxa"/>
-            </w:tcMar>
-            <w:tcBorders>
-              <w:top w:val="single" w:sz="4" w:space="0" w:color="CCCCCC"/>
-              <w:bottom w:val="single" w:sz="4" w:space="0" w:color="CCCCCC"/>
-              <w:left w:val="single" w:sz="4" w:space="0" w:color="CCCCCC"/>
-              <w:right w:val="single" w:sz="4" w:space="0" w:color="CCCCCC"/>
-            </w:tcBorders>
-          </w:tcPr>
-          <w:p>
-            <w:pPr>
-              <w:spacing w:before="60" w:after="60" w:line="252" w:lineRule="auto"/>
-              <w:jc w:val="left"/>
-            </w:pPr>
-            <w:r/>
-            <w:r>
-              <w:t>729.00</w:t>
-            </w:r>
-          </w:p>
-        </w:tc>
-        <w:tc>
-          <w:tcPr>
-            <w:tcW w:type="dxa" w:w="1152"/>
-            <w:shd w:fill="FFFFFF"/>
-            <w:tcMar>
-              <w:top w:w="100" w:type="dxa"/>
-              <w:bottom w:w="100" w:type="dxa"/>
-              <w:left w:w="120" w:type="dxa"/>
-              <w:right w:w="120" w:type="dxa"/>
-            </w:tcMar>
-            <w:tcBorders>
-              <w:top w:val="single" w:sz="4" w:space="0" w:color="CCCCCC"/>
-              <w:bottom w:val="single" w:sz="4" w:space="0" w:color="CCCCCC"/>
-              <w:left w:val="single" w:sz="4" w:space="0" w:color="CCCCCC"/>
-              <w:right w:val="single" w:sz="4" w:space="0" w:color="CCCCCC"/>
-            </w:tcBorders>
-          </w:tcPr>
-          <w:p>
-            <w:pPr>
-              <w:spacing w:before="60" w:after="60" w:line="252" w:lineRule="auto"/>
-              <w:jc w:val="left"/>
-            </w:pPr>
-            <w:r/>
-            <w:r>
-              <w:t>715.75</w:t>
-            </w:r>
-          </w:p>
-        </w:tc>
-        <w:tc>
-          <w:tcPr>
-            <w:tcW w:type="dxa" w:w="1728"/>
-            <w:shd w:fill="FFFFFF"/>
-            <w:tcMar>
-              <w:top w:w="100" w:type="dxa"/>
-              <w:bottom w:w="100" w:type="dxa"/>
-              <w:left w:w="120" w:type="dxa"/>
-              <w:right w:w="120" w:type="dxa"/>
-            </w:tcMar>
-            <w:tcBorders>
-              <w:top w:val="single" w:sz="4" w:space="0" w:color="CCCCCC"/>
-              <w:bottom w:val="single" w:sz="4" w:space="0" w:color="CCCCCC"/>
-              <w:left w:val="single" w:sz="4" w:space="0" w:color="CCCCCC"/>
-              <w:right w:val="single" w:sz="4" w:space="0" w:color="CCCCCC"/>
-            </w:tcBorders>
-          </w:tcPr>
-          <w:p>
-            <w:pPr>
-              <w:spacing w:before="60" w:after="60" w:line="252" w:lineRule="auto"/>
-              <w:jc w:val="left"/>
-            </w:pPr>
-            <w:r/>
-            <w:r>
-              <w:rPr>
-                <w:b/>
-              </w:rPr>
-              <w:t>724.25</w:t>
-            </w:r>
-          </w:p>
-        </w:tc>
-        <w:tc>
-          <w:tcPr>
-            <w:tcW w:type="dxa" w:w="3456"/>
-            <w:shd w:fill="FFFFFF"/>
-            <w:tcMar>
-              <w:top w:w="100" w:type="dxa"/>
-              <w:bottom w:w="100" w:type="dxa"/>
-              <w:left w:w="120" w:type="dxa"/>
-              <w:right w:w="120" w:type="dxa"/>
-            </w:tcMar>
-            <w:tcBorders>
-              <w:top w:val="single" w:sz="4" w:space="0" w:color="CCCCCC"/>
-              <w:bottom w:val="single" w:sz="4" w:space="0" w:color="CCCCCC"/>
-              <w:left w:val="single" w:sz="4" w:space="0" w:color="CCCCCC"/>
-              <w:right w:val="single" w:sz="4" w:space="0" w:color="CCCCCC"/>
-            </w:tcBorders>
-          </w:tcPr>
-          <w:p>
-            <w:pPr>
-              <w:spacing w:before="60" w:after="60" w:line="252" w:lineRule="auto"/>
-              <w:jc w:val="left"/>
-            </w:pPr>
-            <w:r/>
-            <w:r>
-              <w:rPr>
-                <w:b/>
-              </w:rPr>
-              <w:t>+0.75</w:t>
-            </w:r>
-          </w:p>
-        </w:tc>
-        <w:tc>
-          <w:tcPr>
-            <w:tcW w:type="dxa" w:w="1440"/>
-            <w:shd w:fill="FFFFFF"/>
-            <w:tcMar>
-              <w:top w:w="100" w:type="dxa"/>
-              <w:bottom w:w="100" w:type="dxa"/>
-              <w:left w:w="120" w:type="dxa"/>
-              <w:right w:w="120" w:type="dxa"/>
-            </w:tcMar>
-            <w:tcBorders>
-              <w:top w:val="single" w:sz="4" w:space="0" w:color="CCCCCC"/>
-              <w:bottom w:val="single" w:sz="4" w:space="0" w:color="CCCCCC"/>
-              <w:left w:val="single" w:sz="4" w:space="0" w:color="CCCCCC"/>
-              <w:right w:val="single" w:sz="4" w:space="0" w:color="CCCCCC"/>
-            </w:tcBorders>
-          </w:tcPr>
-          <w:p>
-            <w:pPr>
-              <w:spacing w:before="60" w:after="60" w:line="252" w:lineRule="auto"/>
-              <w:jc w:val="left"/>
-            </w:pPr>
-            <w:r/>
-            <w:r>
-              <w:t>BULL</w:t>
-            </w:r>
-          </w:p>
-        </w:tc>
-      </w:tr>
-      <w:tr>
-        <w:tc>
-          <w:tcPr>
-            <w:tcW w:type="dxa" w:w="1584"/>
-            <w:shd w:fill="F8FAFC"/>
-            <w:tcMar>
-              <w:top w:w="100" w:type="dxa"/>
-              <w:bottom w:w="100" w:type="dxa"/>
-              <w:left w:w="120" w:type="dxa"/>
-              <w:right w:w="120" w:type="dxa"/>
-            </w:tcMar>
-            <w:tcBorders>
-              <w:top w:val="single" w:sz="4" w:space="0" w:color="CCCCCC"/>
-              <w:bottom w:val="single" w:sz="4" w:space="0" w:color="CCCCCC"/>
-              <w:left w:val="single" w:sz="4" w:space="0" w:color="CCCCCC"/>
-              <w:right w:val="single" w:sz="4" w:space="0" w:color="CCCCCC"/>
-            </w:tcBorders>
-          </w:tcPr>
-          <w:p>
-            <w:pPr>
-              <w:spacing w:before="60" w:after="60" w:line="252" w:lineRule="auto"/>
-              <w:jc w:val="left"/>
-            </w:pPr>
-            <w:r/>
-            <w:r>
-              <w:rPr>
-                <w:b/>
-              </w:rPr>
-              <w:t>Fri 21/08</w:t>
-            </w:r>
-          </w:p>
-        </w:tc>
-        <w:tc>
-          <w:tcPr>
-            <w:tcW w:type="dxa" w:w="864"/>
-            <w:shd w:fill="F8FAFC"/>
-            <w:tcMar>
-              <w:top w:w="100" w:type="dxa"/>
-              <w:bottom w:w="100" w:type="dxa"/>
-              <w:left w:w="120" w:type="dxa"/>
-              <w:right w:w="120" w:type="dxa"/>
-            </w:tcMar>
-            <w:tcBorders>
-              <w:top w:val="single" w:sz="4" w:space="0" w:color="CCCCCC"/>
-              <w:bottom w:val="single" w:sz="4" w:space="0" w:color="CCCCCC"/>
-              <w:left w:val="single" w:sz="4" w:space="0" w:color="CCCCCC"/>
-              <w:right w:val="single" w:sz="4" w:space="0" w:color="CCCCCC"/>
-            </w:tcBorders>
-          </w:tcPr>
-          <w:p>
-            <w:pPr>
-              <w:spacing w:before="60" w:after="60" w:line="252" w:lineRule="auto"/>
-              <w:jc w:val="left"/>
-            </w:pPr>
-            <w:r/>
-            <w:r>
-              <w:t>Asia 07-11</w:t>
-            </w:r>
-          </w:p>
-        </w:tc>
-        <w:tc>
-          <w:tcPr>
-            <w:tcW w:type="dxa" w:w="1440"/>
-            <w:shd w:fill="F8FAFC"/>
-            <w:tcMar>
-              <w:top w:w="100" w:type="dxa"/>
-              <w:bottom w:w="100" w:type="dxa"/>
-              <w:left w:w="120" w:type="dxa"/>
-              <w:right w:w="120" w:type="dxa"/>
-            </w:tcMar>
-            <w:tcBorders>
-              <w:top w:val="single" w:sz="4" w:space="0" w:color="CCCCCC"/>
-              <w:bottom w:val="single" w:sz="4" w:space="0" w:color="CCCCCC"/>
-              <w:left w:val="single" w:sz="4" w:space="0" w:color="CCCCCC"/>
-              <w:right w:val="single" w:sz="4" w:space="0" w:color="CCCCCC"/>
-            </w:tcBorders>
-          </w:tcPr>
-          <w:p>
-            <w:pPr>
-              <w:spacing w:before="60" w:after="60" w:line="252" w:lineRule="auto"/>
-              <w:jc w:val="left"/>
-            </w:pPr>
-            <w:r/>
-            <w:r>
-              <w:t>724.25</w:t>
-            </w:r>
-          </w:p>
-        </w:tc>
-        <w:tc>
-          <w:tcPr>
-            <w:tcW w:type="dxa" w:w="2016"/>
-            <w:shd w:fill="F8FAFC"/>
-            <w:tcMar>
-              <w:top w:w="100" w:type="dxa"/>
-              <w:bottom w:w="100" w:type="dxa"/>
-              <w:left w:w="120" w:type="dxa"/>
-              <w:right w:w="120" w:type="dxa"/>
-            </w:tcMar>
-            <w:tcBorders>
-              <w:top w:val="single" w:sz="4" w:space="0" w:color="CCCCCC"/>
-              <w:bottom w:val="single" w:sz="4" w:space="0" w:color="CCCCCC"/>
-              <w:left w:val="single" w:sz="4" w:space="0" w:color="CCCCCC"/>
-              <w:right w:val="single" w:sz="4" w:space="0" w:color="CCCCCC"/>
-            </w:tcBorders>
-          </w:tcPr>
-          <w:p>
-            <w:pPr>
-              <w:spacing w:before="60" w:after="60" w:line="252" w:lineRule="auto"/>
-              <w:jc w:val="left"/>
-            </w:pPr>
-            <w:r/>
-            <w:r>
-              <w:t>733.50</w:t>
-            </w:r>
-          </w:p>
-        </w:tc>
-        <w:tc>
-          <w:tcPr>
-            <w:tcW w:type="dxa" w:w="1152"/>
-            <w:shd w:fill="F8FAFC"/>
-            <w:tcMar>
-              <w:top w:w="100" w:type="dxa"/>
-              <w:bottom w:w="100" w:type="dxa"/>
-              <w:left w:w="120" w:type="dxa"/>
-              <w:right w:w="120" w:type="dxa"/>
-            </w:tcMar>
-            <w:tcBorders>
-              <w:top w:val="single" w:sz="4" w:space="0" w:color="CCCCCC"/>
-              <w:bottom w:val="single" w:sz="4" w:space="0" w:color="CCCCCC"/>
-              <w:left w:val="single" w:sz="4" w:space="0" w:color="CCCCCC"/>
-              <w:right w:val="single" w:sz="4" w:space="0" w:color="CCCCCC"/>
-            </w:tcBorders>
-          </w:tcPr>
-          <w:p>
-            <w:pPr>
-              <w:spacing w:before="60" w:after="60" w:line="252" w:lineRule="auto"/>
-              <w:jc w:val="left"/>
-            </w:pPr>
-            <w:r/>
-            <w:r>
-              <w:t>717.75</w:t>
-            </w:r>
-          </w:p>
-        </w:tc>
-        <w:tc>
-          <w:tcPr>
-            <w:tcW w:type="dxa" w:w="1728"/>
-            <w:shd w:fill="F8FAFC"/>
-            <w:tcMar>
-              <w:top w:w="100" w:type="dxa"/>
-              <w:bottom w:w="100" w:type="dxa"/>
-              <w:left w:w="120" w:type="dxa"/>
-              <w:right w:w="120" w:type="dxa"/>
-            </w:tcMar>
-            <w:tcBorders>
-              <w:top w:val="single" w:sz="4" w:space="0" w:color="CCCCCC"/>
-              <w:bottom w:val="single" w:sz="4" w:space="0" w:color="CCCCCC"/>
-              <w:left w:val="single" w:sz="4" w:space="0" w:color="CCCCCC"/>
-              <w:right w:val="single" w:sz="4" w:space="0" w:color="CCCCCC"/>
-            </w:tcBorders>
-          </w:tcPr>
-          <w:p>
-            <w:pPr>
-              <w:spacing w:before="60" w:after="60" w:line="252" w:lineRule="auto"/>
-              <w:jc w:val="left"/>
-            </w:pPr>
-            <w:r/>
-            <w:r>
-              <w:rPr>
-                <w:b/>
-              </w:rPr>
-              <w:t>723.50</w:t>
-            </w:r>
-          </w:p>
-        </w:tc>
-        <w:tc>
-          <w:tcPr>
-            <w:tcW w:type="dxa" w:w="3456"/>
-            <w:shd w:fill="F8FAFC"/>
-            <w:tcMar>
-              <w:top w:w="100" w:type="dxa"/>
-              <w:bottom w:w="100" w:type="dxa"/>
-              <w:left w:w="120" w:type="dxa"/>
-              <w:right w:w="120" w:type="dxa"/>
-            </w:tcMar>
-            <w:tcBorders>
-              <w:top w:val="single" w:sz="4" w:space="0" w:color="CCCCCC"/>
-              <w:bottom w:val="single" w:sz="4" w:space="0" w:color="CCCCCC"/>
-              <w:left w:val="single" w:sz="4" w:space="0" w:color="CCCCCC"/>
-              <w:right w:val="single" w:sz="4" w:space="0" w:color="CCCCCC"/>
-            </w:tcBorders>
-          </w:tcPr>
-          <w:p>
-            <w:pPr>
-              <w:spacing w:before="60" w:after="60" w:line="252" w:lineRule="auto"/>
-              <w:jc w:val="left"/>
-            </w:pPr>
-            <w:r/>
-            <w:r>
-              <w:rPr>
-                <w:b/>
-              </w:rPr>
-              <w:t>-0.75</w:t>
-            </w:r>
-          </w:p>
-        </w:tc>
-        <w:tc>
-          <w:tcPr>
-            <w:tcW w:type="dxa" w:w="1440"/>
-            <w:shd w:fill="F8FAFC"/>
-            <w:tcMar>
-              <w:top w:w="100" w:type="dxa"/>
-              <w:bottom w:w="100" w:type="dxa"/>
-              <w:left w:w="120" w:type="dxa"/>
-              <w:right w:w="120" w:type="dxa"/>
-            </w:tcMar>
-            <w:tcBorders>
-              <w:top w:val="single" w:sz="4" w:space="0" w:color="CCCCCC"/>
-              <w:bottom w:val="single" w:sz="4" w:space="0" w:color="CCCCCC"/>
-              <w:left w:val="single" w:sz="4" w:space="0" w:color="CCCCCC"/>
-              <w:right w:val="single" w:sz="4" w:space="0" w:color="CCCCCC"/>
-            </w:tcBorders>
-          </w:tcPr>
-          <w:p>
-            <w:pPr>
-              <w:spacing w:before="60" w:after="60" w:line="252" w:lineRule="auto"/>
-              <w:jc w:val="left"/>
-            </w:pPr>
-            <w:r/>
-            <w:r>
-              <w:t>BEAR</w:t>
-            </w:r>
-          </w:p>
-        </w:tc>
-      </w:tr>
-      <w:tr>
-        <w:tc>
-          <w:tcPr>
-            <w:tcW w:type="dxa" w:w="1584"/>
-            <w:shd w:fill="FFFFFF"/>
-            <w:tcMar>
-              <w:top w:w="100" w:type="dxa"/>
-              <w:bottom w:w="100" w:type="dxa"/>
-              <w:left w:w="120" w:type="dxa"/>
-              <w:right w:w="120" w:type="dxa"/>
-            </w:tcMar>
-            <w:tcBorders>
-              <w:top w:val="single" w:sz="4" w:space="0" w:color="CCCCCC"/>
-              <w:bottom w:val="single" w:sz="4" w:space="0" w:color="CCCCCC"/>
-              <w:left w:val="single" w:sz="4" w:space="0" w:color="CCCCCC"/>
-              <w:right w:val="single" w:sz="4" w:space="0" w:color="CCCCCC"/>
-            </w:tcBorders>
-          </w:tcPr>
-          <w:p>
-            <w:pPr>
-              <w:spacing w:before="60" w:after="60" w:line="252" w:lineRule="auto"/>
-              <w:jc w:val="left"/>
-            </w:pPr>
-            <w:r/>
-            <w:r>
-              <w:rPr>
-                <w:b/>
-              </w:rPr>
-              <w:t>Fri 21/08</w:t>
-            </w:r>
-          </w:p>
-        </w:tc>
-        <w:tc>
-          <w:tcPr>
-            <w:tcW w:type="dxa" w:w="864"/>
-            <w:shd w:fill="FFFFFF"/>
-            <w:tcMar>
-              <w:top w:w="100" w:type="dxa"/>
-              <w:bottom w:w="100" w:type="dxa"/>
-              <w:left w:w="120" w:type="dxa"/>
-              <w:right w:w="120" w:type="dxa"/>
-            </w:tcMar>
-            <w:tcBorders>
-              <w:top w:val="single" w:sz="4" w:space="0" w:color="CCCCCC"/>
-              <w:bottom w:val="single" w:sz="4" w:space="0" w:color="CCCCCC"/>
-              <w:left w:val="single" w:sz="4" w:space="0" w:color="CCCCCC"/>
-              <w:right w:val="single" w:sz="4" w:space="0" w:color="CCCCCC"/>
-            </w:tcBorders>
-          </w:tcPr>
-          <w:p>
-            <w:pPr>
-              <w:spacing w:before="60" w:after="60" w:line="252" w:lineRule="auto"/>
-              <w:jc w:val="left"/>
-            </w:pPr>
-            <w:r/>
-            <w:r>
-              <w:t>Asia 11-15</w:t>
-            </w:r>
-          </w:p>
-        </w:tc>
-        <w:tc>
-          <w:tcPr>
-            <w:tcW w:type="dxa" w:w="1440"/>
-            <w:shd w:fill="FFFFFF"/>
-            <w:tcMar>
-              <w:top w:w="100" w:type="dxa"/>
-              <w:bottom w:w="100" w:type="dxa"/>
-              <w:left w:w="120" w:type="dxa"/>
-              <w:right w:w="120" w:type="dxa"/>
-            </w:tcMar>
-            <w:tcBorders>
-              <w:top w:val="single" w:sz="4" w:space="0" w:color="CCCCCC"/>
-              <w:bottom w:val="single" w:sz="4" w:space="0" w:color="CCCCCC"/>
-              <w:left w:val="single" w:sz="4" w:space="0" w:color="CCCCCC"/>
-              <w:right w:val="single" w:sz="4" w:space="0" w:color="CCCCCC"/>
-            </w:tcBorders>
-          </w:tcPr>
-          <w:p>
-            <w:pPr>
-              <w:spacing w:before="60" w:after="60" w:line="252" w:lineRule="auto"/>
-              <w:jc w:val="left"/>
-            </w:pPr>
-            <w:r/>
-            <w:r>
-              <w:t>723.50</w:t>
-            </w:r>
-          </w:p>
-        </w:tc>
-        <w:tc>
-          <w:tcPr>
-            <w:tcW w:type="dxa" w:w="2016"/>
-            <w:shd w:fill="FFFFFF"/>
-            <w:tcMar>
-              <w:top w:w="100" w:type="dxa"/>
-              <w:bottom w:w="100" w:type="dxa"/>
-              <w:left w:w="120" w:type="dxa"/>
-              <w:right w:w="120" w:type="dxa"/>
-            </w:tcMar>
-            <w:tcBorders>
-              <w:top w:val="single" w:sz="4" w:space="0" w:color="CCCCCC"/>
-              <w:bottom w:val="single" w:sz="4" w:space="0" w:color="CCCCCC"/>
-              <w:left w:val="single" w:sz="4" w:space="0" w:color="CCCCCC"/>
-              <w:right w:val="single" w:sz="4" w:space="0" w:color="CCCCCC"/>
-            </w:tcBorders>
-          </w:tcPr>
-          <w:p>
-            <w:pPr>
-              <w:spacing w:before="60" w:after="60" w:line="252" w:lineRule="auto"/>
-              <w:jc w:val="left"/>
-            </w:pPr>
-            <w:r/>
-            <w:r>
-              <w:t>731.00</w:t>
-            </w:r>
-          </w:p>
-        </w:tc>
-        <w:tc>
-          <w:tcPr>
-            <w:tcW w:type="dxa" w:w="1152"/>
-            <w:shd w:fill="FFFFFF"/>
-            <w:tcMar>
-              <w:top w:w="100" w:type="dxa"/>
-              <w:bottom w:w="100" w:type="dxa"/>
-              <w:left w:w="120" w:type="dxa"/>
-              <w:right w:w="120" w:type="dxa"/>
-            </w:tcMar>
-            <w:tcBorders>
-              <w:top w:val="single" w:sz="4" w:space="0" w:color="CCCCCC"/>
-              <w:bottom w:val="single" w:sz="4" w:space="0" w:color="CCCCCC"/>
-              <w:left w:val="single" w:sz="4" w:space="0" w:color="CCCCCC"/>
-              <w:right w:val="single" w:sz="4" w:space="0" w:color="CCCCCC"/>
-            </w:tcBorders>
-          </w:tcPr>
-          <w:p>
-            <w:pPr>
-              <w:spacing w:before="60" w:after="60" w:line="252" w:lineRule="auto"/>
-              <w:jc w:val="left"/>
-            </w:pPr>
-            <w:r/>
-            <w:r>
-              <w:t>717.50</w:t>
-            </w:r>
-          </w:p>
-        </w:tc>
-        <w:tc>
-          <w:tcPr>
-            <w:tcW w:type="dxa" w:w="1728"/>
-            <w:shd w:fill="FFFFFF"/>
-            <w:tcMar>
-              <w:top w:w="100" w:type="dxa"/>
-              <w:bottom w:w="100" w:type="dxa"/>
-              <w:left w:w="120" w:type="dxa"/>
-              <w:right w:w="120" w:type="dxa"/>
-            </w:tcMar>
-            <w:tcBorders>
-              <w:top w:val="single" w:sz="4" w:space="0" w:color="CCCCCC"/>
-              <w:bottom w:val="single" w:sz="4" w:space="0" w:color="CCCCCC"/>
-              <w:left w:val="single" w:sz="4" w:space="0" w:color="CCCCCC"/>
-              <w:right w:val="single" w:sz="4" w:space="0" w:color="CCCCCC"/>
-            </w:tcBorders>
-          </w:tcPr>
-          <w:p>
-            <w:pPr>
-              <w:spacing w:before="60" w:after="60" w:line="252" w:lineRule="auto"/>
-              <w:jc w:val="left"/>
-            </w:pPr>
-            <w:r/>
-            <w:r>
-              <w:rPr>
-                <w:b/>
-              </w:rPr>
-              <w:t>722.50</w:t>
-            </w:r>
-          </w:p>
-        </w:tc>
-        <w:tc>
-          <w:tcPr>
-            <w:tcW w:type="dxa" w:w="3456"/>
-            <w:shd w:fill="FFFFFF"/>
-            <w:tcMar>
-              <w:top w:w="100" w:type="dxa"/>
-              <w:bottom w:w="100" w:type="dxa"/>
-              <w:left w:w="120" w:type="dxa"/>
-              <w:right w:w="120" w:type="dxa"/>
-            </w:tcMar>
-            <w:tcBorders>
-              <w:top w:val="single" w:sz="4" w:space="0" w:color="CCCCCC"/>
-              <w:bottom w:val="single" w:sz="4" w:space="0" w:color="CCCCCC"/>
-              <w:left w:val="single" w:sz="4" w:space="0" w:color="CCCCCC"/>
-              <w:right w:val="single" w:sz="4" w:space="0" w:color="CCCCCC"/>
-            </w:tcBorders>
-          </w:tcPr>
-          <w:p>
-            <w:pPr>
-              <w:spacing w:before="60" w:after="60" w:line="252" w:lineRule="auto"/>
-              <w:jc w:val="left"/>
-            </w:pPr>
-            <w:r/>
-            <w:r>
-              <w:rPr>
-                <w:b/>
-              </w:rPr>
-              <w:t>-1.00</w:t>
-            </w:r>
-          </w:p>
-        </w:tc>
-        <w:tc>
-          <w:tcPr>
-            <w:tcW w:type="dxa" w:w="1440"/>
-            <w:shd w:fill="FFFFFF"/>
-            <w:tcMar>
-              <w:top w:w="100" w:type="dxa"/>
-              <w:bottom w:w="100" w:type="dxa"/>
-              <w:left w:w="120" w:type="dxa"/>
-              <w:right w:w="120" w:type="dxa"/>
-            </w:tcMar>
-            <w:tcBorders>
-              <w:top w:val="single" w:sz="4" w:space="0" w:color="CCCCCC"/>
-              <w:bottom w:val="single" w:sz="4" w:space="0" w:color="CCCCCC"/>
-              <w:left w:val="single" w:sz="4" w:space="0" w:color="CCCCCC"/>
-              <w:right w:val="single" w:sz="4" w:space="0" w:color="CCCCCC"/>
-            </w:tcBorders>
-          </w:tcPr>
-          <w:p>
-            <w:pPr>
-              <w:spacing w:before="60" w:after="60" w:line="252" w:lineRule="auto"/>
-              <w:jc w:val="left"/>
-            </w:pPr>
-            <w:r/>
-            <w:r>
-              <w:t>BEAR</w:t>
-            </w:r>
-          </w:p>
-        </w:tc>
-      </w:tr>
-      <w:tr>
-        <w:tc>
-          <w:tcPr>
-            <w:tcW w:type="dxa" w:w="1584"/>
-            <w:shd w:fill="F8FAFC"/>
-            <w:tcMar>
-              <w:top w:w="100" w:type="dxa"/>
-              <w:bottom w:w="100" w:type="dxa"/>
-              <w:left w:w="120" w:type="dxa"/>
-              <w:right w:w="120" w:type="dxa"/>
-            </w:tcMar>
-            <w:tcBorders>
-              <w:top w:val="single" w:sz="4" w:space="0" w:color="CCCCCC"/>
-              <w:bottom w:val="single" w:sz="4" w:space="0" w:color="CCCCCC"/>
-              <w:left w:val="single" w:sz="4" w:space="0" w:color="CCCCCC"/>
-              <w:right w:val="single" w:sz="4" w:space="0" w:color="CCCCCC"/>
-            </w:tcBorders>
-          </w:tcPr>
-          <w:p>
-            <w:pPr>
-              <w:spacing w:before="60" w:after="60" w:line="252" w:lineRule="auto"/>
-              <w:jc w:val="left"/>
-            </w:pPr>
-            <w:r/>
-            <w:r>
-              <w:rPr>
-                <w:b/>
-              </w:rPr>
-              <w:t>Fri 21/08</w:t>
-            </w:r>
-          </w:p>
-        </w:tc>
-        <w:tc>
-          <w:tcPr>
-            <w:tcW w:type="dxa" w:w="864"/>
-            <w:shd w:fill="F8FAFC"/>
-            <w:tcMar>
-              <w:top w:w="100" w:type="dxa"/>
-              <w:bottom w:w="100" w:type="dxa"/>
-              <w:left w:w="120" w:type="dxa"/>
-              <w:right w:w="120" w:type="dxa"/>
-            </w:tcMar>
-            <w:tcBorders>
-              <w:top w:val="single" w:sz="4" w:space="0" w:color="CCCCCC"/>
-              <w:bottom w:val="single" w:sz="4" w:space="0" w:color="CCCCCC"/>
-              <w:left w:val="single" w:sz="4" w:space="0" w:color="CCCCCC"/>
-              <w:right w:val="single" w:sz="4" w:space="0" w:color="CCCCCC"/>
-            </w:tcBorders>
-          </w:tcPr>
-          <w:p>
-            <w:pPr>
-              <w:spacing w:before="60" w:after="60" w:line="252" w:lineRule="auto"/>
-              <w:jc w:val="left"/>
-            </w:pPr>
-            <w:r/>
-            <w:r>
-              <w:t>London 15-19</w:t>
-            </w:r>
-          </w:p>
-        </w:tc>
-        <w:tc>
-          <w:tcPr>
-            <w:tcW w:type="dxa" w:w="1440"/>
-            <w:shd w:fill="F8FAFC"/>
-            <w:tcMar>
-              <w:top w:w="100" w:type="dxa"/>
-              <w:bottom w:w="100" w:type="dxa"/>
-              <w:left w:w="120" w:type="dxa"/>
-              <w:right w:w="120" w:type="dxa"/>
-            </w:tcMar>
-            <w:tcBorders>
-              <w:top w:val="single" w:sz="4" w:space="0" w:color="CCCCCC"/>
-              <w:bottom w:val="single" w:sz="4" w:space="0" w:color="CCCCCC"/>
-              <w:left w:val="single" w:sz="4" w:space="0" w:color="CCCCCC"/>
-              <w:right w:val="single" w:sz="4" w:space="0" w:color="CCCCCC"/>
-            </w:tcBorders>
-          </w:tcPr>
-          <w:p>
-            <w:pPr>
-              <w:spacing w:before="60" w:after="60" w:line="252" w:lineRule="auto"/>
-              <w:jc w:val="left"/>
-            </w:pPr>
-            <w:r/>
-            <w:r>
-              <w:t>722.50</w:t>
-            </w:r>
-          </w:p>
-        </w:tc>
-        <w:tc>
-          <w:tcPr>
-            <w:tcW w:type="dxa" w:w="2016"/>
-            <w:shd w:fill="F8FAFC"/>
-            <w:tcMar>
-              <w:top w:w="100" w:type="dxa"/>
-              <w:bottom w:w="100" w:type="dxa"/>
-              <w:left w:w="120" w:type="dxa"/>
-              <w:right w:w="120" w:type="dxa"/>
-            </w:tcMar>
-            <w:tcBorders>
-              <w:top w:val="single" w:sz="4" w:space="0" w:color="CCCCCC"/>
-              <w:bottom w:val="single" w:sz="4" w:space="0" w:color="CCCCCC"/>
-              <w:left w:val="single" w:sz="4" w:space="0" w:color="CCCCCC"/>
-              <w:right w:val="single" w:sz="4" w:space="0" w:color="CCCCCC"/>
-            </w:tcBorders>
-          </w:tcPr>
-          <w:p>
-            <w:pPr>
-              <w:spacing w:before="60" w:after="60" w:line="252" w:lineRule="auto"/>
-              <w:jc w:val="left"/>
-            </w:pPr>
-            <w:r/>
-            <w:r>
-              <w:t>729.50</w:t>
-            </w:r>
-          </w:p>
-        </w:tc>
-        <w:tc>
-          <w:tcPr>
-            <w:tcW w:type="dxa" w:w="1152"/>
-            <w:shd w:fill="F8FAFC"/>
-            <w:tcMar>
-              <w:top w:w="100" w:type="dxa"/>
-              <w:bottom w:w="100" w:type="dxa"/>
-              <w:left w:w="120" w:type="dxa"/>
-              <w:right w:w="120" w:type="dxa"/>
-            </w:tcMar>
-            <w:tcBorders>
-              <w:top w:val="single" w:sz="4" w:space="0" w:color="CCCCCC"/>
-              <w:bottom w:val="single" w:sz="4" w:space="0" w:color="CCCCCC"/>
-              <w:left w:val="single" w:sz="4" w:space="0" w:color="CCCCCC"/>
-              <w:right w:val="single" w:sz="4" w:space="0" w:color="CCCCCC"/>
-            </w:tcBorders>
-          </w:tcPr>
-          <w:p>
-            <w:pPr>
-              <w:spacing w:before="60" w:after="60" w:line="252" w:lineRule="auto"/>
-              <w:jc w:val="left"/>
-            </w:pPr>
-            <w:r/>
-            <w:r>
-              <w:t>709.00</w:t>
-            </w:r>
-          </w:p>
-        </w:tc>
-        <w:tc>
-          <w:tcPr>
-            <w:tcW w:type="dxa" w:w="1728"/>
-            <w:shd w:fill="F8FAFC"/>
-            <w:tcMar>
-              <w:top w:w="100" w:type="dxa"/>
-              <w:bottom w:w="100" w:type="dxa"/>
-              <w:left w:w="120" w:type="dxa"/>
-              <w:right w:w="120" w:type="dxa"/>
-            </w:tcMar>
-            <w:tcBorders>
-              <w:top w:val="single" w:sz="4" w:space="0" w:color="CCCCCC"/>
-              <w:bottom w:val="single" w:sz="4" w:space="0" w:color="CCCCCC"/>
-              <w:left w:val="single" w:sz="4" w:space="0" w:color="CCCCCC"/>
-              <w:right w:val="single" w:sz="4" w:space="0" w:color="CCCCCC"/>
-            </w:tcBorders>
-          </w:tcPr>
-          <w:p>
-            <w:pPr>
-              <w:spacing w:before="60" w:after="60" w:line="252" w:lineRule="auto"/>
-              <w:jc w:val="left"/>
-            </w:pPr>
-            <w:r/>
-            <w:r>
-              <w:rPr>
-                <w:b/>
-              </w:rPr>
-              <w:t>723.25</w:t>
-            </w:r>
-          </w:p>
-        </w:tc>
-        <w:tc>
-          <w:tcPr>
-            <w:tcW w:type="dxa" w:w="3456"/>
-            <w:shd w:fill="F8FAFC"/>
-            <w:tcMar>
-              <w:top w:w="100" w:type="dxa"/>
-              <w:bottom w:w="100" w:type="dxa"/>
-              <w:left w:w="120" w:type="dxa"/>
-              <w:right w:w="120" w:type="dxa"/>
-            </w:tcMar>
-            <w:tcBorders>
-              <w:top w:val="single" w:sz="4" w:space="0" w:color="CCCCCC"/>
-              <w:bottom w:val="single" w:sz="4" w:space="0" w:color="CCCCCC"/>
-              <w:left w:val="single" w:sz="4" w:space="0" w:color="CCCCCC"/>
-              <w:right w:val="single" w:sz="4" w:space="0" w:color="CCCCCC"/>
-            </w:tcBorders>
-          </w:tcPr>
-          <w:p>
-            <w:pPr>
-              <w:spacing w:before="60" w:after="60" w:line="252" w:lineRule="auto"/>
-              <w:jc w:val="left"/>
-            </w:pPr>
-            <w:r/>
-            <w:r>
-              <w:rPr>
-                <w:b/>
-              </w:rPr>
-              <w:t>+0.75</w:t>
-            </w:r>
-          </w:p>
-        </w:tc>
-        <w:tc>
-          <w:tcPr>
-            <w:tcW w:type="dxa" w:w="1440"/>
-            <w:shd w:fill="F8FAFC"/>
-            <w:tcMar>
-              <w:top w:w="100" w:type="dxa"/>
-              <w:bottom w:w="100" w:type="dxa"/>
-              <w:left w:w="120" w:type="dxa"/>
-              <w:right w:w="120" w:type="dxa"/>
-            </w:tcMar>
-            <w:tcBorders>
-              <w:top w:val="single" w:sz="4" w:space="0" w:color="CCCCCC"/>
-              <w:bottom w:val="single" w:sz="4" w:space="0" w:color="CCCCCC"/>
-              <w:left w:val="single" w:sz="4" w:space="0" w:color="CCCCCC"/>
-              <w:right w:val="single" w:sz="4" w:space="0" w:color="CCCCCC"/>
-            </w:tcBorders>
-          </w:tcPr>
-          <w:p>
-            <w:pPr>
-              <w:spacing w:before="60" w:after="60" w:line="252" w:lineRule="auto"/>
-              <w:jc w:val="left"/>
-            </w:pPr>
-            <w:r/>
-            <w:r>
-              <w:t>BULL</w:t>
-            </w:r>
-          </w:p>
-        </w:tc>
-      </w:tr>
-      <w:tr>
-        <w:tc>
-          <w:tcPr>
-            <w:tcW w:type="dxa" w:w="1584"/>
-            <w:shd w:fill="FFFFFF"/>
-            <w:tcMar>
-              <w:top w:w="100" w:type="dxa"/>
-              <w:bottom w:w="100" w:type="dxa"/>
-              <w:left w:w="120" w:type="dxa"/>
-              <w:right w:w="120" w:type="dxa"/>
-            </w:tcMar>
-            <w:tcBorders>
-              <w:top w:val="single" w:sz="4" w:space="0" w:color="CCCCCC"/>
-              <w:bottom w:val="single" w:sz="4" w:space="0" w:color="CCCCCC"/>
-              <w:left w:val="single" w:sz="4" w:space="0" w:color="CCCCCC"/>
-              <w:right w:val="single" w:sz="4" w:space="0" w:color="CCCCCC"/>
-            </w:tcBorders>
-          </w:tcPr>
-          <w:p>
-            <w:pPr>
-              <w:spacing w:before="60" w:after="60" w:line="252" w:lineRule="auto"/>
-              <w:jc w:val="left"/>
-            </w:pPr>
-            <w:r/>
-            <w:r>
-              <w:rPr>
-                <w:b/>
-              </w:rPr>
-              <w:t>Fri 21/08</w:t>
-            </w:r>
-          </w:p>
-        </w:tc>
-        <w:tc>
-          <w:tcPr>
-            <w:tcW w:type="dxa" w:w="864"/>
-            <w:shd w:fill="FFFFFF"/>
-            <w:tcMar>
-              <w:top w:w="100" w:type="dxa"/>
-              <w:bottom w:w="100" w:type="dxa"/>
-              <w:left w:w="120" w:type="dxa"/>
-              <w:right w:w="120" w:type="dxa"/>
-            </w:tcMar>
-            <w:tcBorders>
-              <w:top w:val="single" w:sz="4" w:space="0" w:color="CCCCCC"/>
-              <w:bottom w:val="single" w:sz="4" w:space="0" w:color="CCCCCC"/>
-              <w:left w:val="single" w:sz="4" w:space="0" w:color="CCCCCC"/>
-              <w:right w:val="single" w:sz="4" w:space="0" w:color="CCCCCC"/>
-            </w:tcBorders>
-          </w:tcPr>
-          <w:p>
-            <w:pPr>
-              <w:spacing w:before="60" w:after="60" w:line="252" w:lineRule="auto"/>
-              <w:jc w:val="left"/>
-            </w:pPr>
-            <w:r/>
-            <w:r>
-              <w:t>Pre-NY 19-21</w:t>
-            </w:r>
-          </w:p>
-        </w:tc>
-        <w:tc>
-          <w:tcPr>
-            <w:tcW w:type="dxa" w:w="1440"/>
-            <w:shd w:fill="FFFFFF"/>
-            <w:tcMar>
-              <w:top w:w="100" w:type="dxa"/>
-              <w:bottom w:w="100" w:type="dxa"/>
-              <w:left w:w="120" w:type="dxa"/>
-              <w:right w:w="120" w:type="dxa"/>
-            </w:tcMar>
-            <w:tcBorders>
-              <w:top w:val="single" w:sz="4" w:space="0" w:color="CCCCCC"/>
-              <w:bottom w:val="single" w:sz="4" w:space="0" w:color="CCCCCC"/>
-              <w:left w:val="single" w:sz="4" w:space="0" w:color="CCCCCC"/>
-              <w:right w:val="single" w:sz="4" w:space="0" w:color="CCCCCC"/>
-            </w:tcBorders>
-          </w:tcPr>
-          <w:p>
-            <w:pPr>
-              <w:spacing w:before="60" w:after="60" w:line="252" w:lineRule="auto"/>
-              <w:jc w:val="left"/>
-            </w:pPr>
-            <w:r/>
-            <w:r>
-              <w:t>723.25</w:t>
-            </w:r>
-          </w:p>
-        </w:tc>
-        <w:tc>
-          <w:tcPr>
-            <w:tcW w:type="dxa" w:w="2016"/>
-            <w:shd w:fill="FFFFFF"/>
-            <w:tcMar>
-              <w:top w:w="100" w:type="dxa"/>
-              <w:bottom w:w="100" w:type="dxa"/>
-              <w:left w:w="120" w:type="dxa"/>
-              <w:right w:w="120" w:type="dxa"/>
-            </w:tcMar>
-            <w:tcBorders>
-              <w:top w:val="single" w:sz="4" w:space="0" w:color="CCCCCC"/>
-              <w:bottom w:val="single" w:sz="4" w:space="0" w:color="CCCCCC"/>
-              <w:left w:val="single" w:sz="4" w:space="0" w:color="CCCCCC"/>
-              <w:right w:val="single" w:sz="4" w:space="0" w:color="CCCCCC"/>
-            </w:tcBorders>
-          </w:tcPr>
-          <w:p>
-            <w:pPr>
-              <w:spacing w:before="60" w:after="60" w:line="252" w:lineRule="auto"/>
-              <w:jc w:val="left"/>
-            </w:pPr>
-            <w:r/>
-            <w:r>
-              <w:t>732.50</w:t>
-            </w:r>
-          </w:p>
-        </w:tc>
-        <w:tc>
-          <w:tcPr>
-            <w:tcW w:type="dxa" w:w="1152"/>
-            <w:shd w:fill="FFFFFF"/>
-            <w:tcMar>
-              <w:top w:w="100" w:type="dxa"/>
-              <w:bottom w:w="100" w:type="dxa"/>
-              <w:left w:w="120" w:type="dxa"/>
-              <w:right w:w="120" w:type="dxa"/>
-            </w:tcMar>
-            <w:tcBorders>
-              <w:top w:val="single" w:sz="4" w:space="0" w:color="CCCCCC"/>
-              <w:bottom w:val="single" w:sz="4" w:space="0" w:color="CCCCCC"/>
-              <w:left w:val="single" w:sz="4" w:space="0" w:color="CCCCCC"/>
-              <w:right w:val="single" w:sz="4" w:space="0" w:color="CCCCCC"/>
-            </w:tcBorders>
-          </w:tcPr>
-          <w:p>
-            <w:pPr>
-              <w:spacing w:before="60" w:after="60" w:line="252" w:lineRule="auto"/>
-              <w:jc w:val="left"/>
-            </w:pPr>
-            <w:r/>
-            <w:r>
-              <w:t>716.00</w:t>
-            </w:r>
-          </w:p>
-        </w:tc>
-        <w:tc>
-          <w:tcPr>
-            <w:tcW w:type="dxa" w:w="1728"/>
-            <w:shd w:fill="FFFFFF"/>
-            <w:tcMar>
-              <w:top w:w="100" w:type="dxa"/>
-              <w:bottom w:w="100" w:type="dxa"/>
-              <w:left w:w="120" w:type="dxa"/>
-              <w:right w:w="120" w:type="dxa"/>
-            </w:tcMar>
-            <w:tcBorders>
-              <w:top w:val="single" w:sz="4" w:space="0" w:color="CCCCCC"/>
-              <w:bottom w:val="single" w:sz="4" w:space="0" w:color="CCCCCC"/>
-              <w:left w:val="single" w:sz="4" w:space="0" w:color="CCCCCC"/>
-              <w:right w:val="single" w:sz="4" w:space="0" w:color="CCCCCC"/>
-            </w:tcBorders>
-          </w:tcPr>
-          <w:p>
-            <w:pPr>
-              <w:spacing w:before="60" w:after="60" w:line="252" w:lineRule="auto"/>
-              <w:jc w:val="left"/>
-            </w:pPr>
-            <w:r/>
-            <w:r>
-              <w:rPr>
-                <w:b/>
-              </w:rPr>
-              <w:t>723.00</w:t>
-            </w:r>
-          </w:p>
-        </w:tc>
-        <w:tc>
-          <w:tcPr>
-            <w:tcW w:type="dxa" w:w="3456"/>
-            <w:shd w:fill="FFFFFF"/>
-            <w:tcMar>
-              <w:top w:w="100" w:type="dxa"/>
-              <w:bottom w:w="100" w:type="dxa"/>
-              <w:left w:w="120" w:type="dxa"/>
-              <w:right w:w="120" w:type="dxa"/>
-            </w:tcMar>
-            <w:tcBorders>
-              <w:top w:val="single" w:sz="4" w:space="0" w:color="CCCCCC"/>
-              <w:bottom w:val="single" w:sz="4" w:space="0" w:color="CCCCCC"/>
-              <w:left w:val="single" w:sz="4" w:space="0" w:color="CCCCCC"/>
-              <w:right w:val="single" w:sz="4" w:space="0" w:color="CCCCCC"/>
-            </w:tcBorders>
-          </w:tcPr>
-          <w:p>
-            <w:pPr>
-              <w:spacing w:before="60" w:after="60" w:line="252" w:lineRule="auto"/>
-              <w:jc w:val="left"/>
-            </w:pPr>
-            <w:r/>
-            <w:r>
-              <w:rPr>
-                <w:b/>
-              </w:rPr>
-              <w:t>-0.25</w:t>
-            </w:r>
-          </w:p>
-        </w:tc>
-        <w:tc>
-          <w:tcPr>
-            <w:tcW w:type="dxa" w:w="1440"/>
-            <w:shd w:fill="FFFFFF"/>
-            <w:tcMar>
-              <w:top w:w="100" w:type="dxa"/>
-              <w:bottom w:w="100" w:type="dxa"/>
-              <w:left w:w="120" w:type="dxa"/>
-              <w:right w:w="120" w:type="dxa"/>
-            </w:tcMar>
-            <w:tcBorders>
-              <w:top w:val="single" w:sz="4" w:space="0" w:color="CCCCCC"/>
-              <w:bottom w:val="single" w:sz="4" w:space="0" w:color="CCCCCC"/>
-              <w:left w:val="single" w:sz="4" w:space="0" w:color="CCCCCC"/>
-              <w:right w:val="single" w:sz="4" w:space="0" w:color="CCCCCC"/>
-            </w:tcBorders>
-          </w:tcPr>
-          <w:p>
-            <w:pPr>
-              <w:spacing w:before="60" w:after="60" w:line="252" w:lineRule="auto"/>
-              <w:jc w:val="left"/>
-            </w:pPr>
-            <w:r/>
-            <w:r>
-              <w:t>BEAR</w:t>
-            </w:r>
-          </w:p>
-        </w:tc>
-      </w:tr>
-      <w:tr>
-        <w:tc>
-          <w:tcPr>
-            <w:tcW w:type="dxa" w:w="1584"/>
-            <w:shd w:fill="F8FAFC"/>
-            <w:tcMar>
-              <w:top w:w="100" w:type="dxa"/>
-              <w:bottom w:w="100" w:type="dxa"/>
-              <w:left w:w="120" w:type="dxa"/>
-              <w:right w:w="120" w:type="dxa"/>
-            </w:tcMar>
-            <w:tcBorders>
-              <w:top w:val="single" w:sz="4" w:space="0" w:color="CCCCCC"/>
-              <w:bottom w:val="single" w:sz="4" w:space="0" w:color="CCCCCC"/>
-              <w:left w:val="single" w:sz="4" w:space="0" w:color="CCCCCC"/>
-              <w:right w:val="single" w:sz="4" w:space="0" w:color="CCCCCC"/>
-            </w:tcBorders>
-          </w:tcPr>
-          <w:p>
-            <w:pPr>
-              <w:spacing w:before="60" w:after="60" w:line="252" w:lineRule="auto"/>
-              <w:jc w:val="left"/>
-            </w:pPr>
-            <w:r/>
-            <w:r>
-              <w:rPr>
-                <w:b/>
-              </w:rPr>
-              <w:t>Fri 21/08</w:t>
-            </w:r>
-          </w:p>
-        </w:tc>
-        <w:tc>
-          <w:tcPr>
-            <w:tcW w:type="dxa" w:w="864"/>
-            <w:shd w:fill="F8FAFC"/>
-            <w:tcMar>
-              <w:top w:w="100" w:type="dxa"/>
-              <w:bottom w:w="100" w:type="dxa"/>
-              <w:left w:w="120" w:type="dxa"/>
-              <w:right w:w="120" w:type="dxa"/>
-            </w:tcMar>
-            <w:tcBorders>
-              <w:top w:val="single" w:sz="4" w:space="0" w:color="CCCCCC"/>
-              <w:bottom w:val="single" w:sz="4" w:space="0" w:color="CCCCCC"/>
-              <w:left w:val="single" w:sz="4" w:space="0" w:color="CCCCCC"/>
-              <w:right w:val="single" w:sz="4" w:space="0" w:color="CCCCCC"/>
-            </w:tcBorders>
-          </w:tcPr>
-          <w:p>
-            <w:pPr>
-              <w:spacing w:before="60" w:after="60" w:line="252" w:lineRule="auto"/>
-              <w:jc w:val="left"/>
-            </w:pPr>
-            <w:r/>
-            <w:r>
-              <w:t>NY Open 21-23</w:t>
-            </w:r>
-          </w:p>
-        </w:tc>
-        <w:tc>
-          <w:tcPr>
-            <w:tcW w:type="dxa" w:w="1440"/>
-            <w:shd w:fill="F8FAFC"/>
-            <w:tcMar>
-              <w:top w:w="100" w:type="dxa"/>
-              <w:bottom w:w="100" w:type="dxa"/>
-              <w:left w:w="120" w:type="dxa"/>
-              <w:right w:w="120" w:type="dxa"/>
-            </w:tcMar>
-            <w:tcBorders>
-              <w:top w:val="single" w:sz="4" w:space="0" w:color="CCCCCC"/>
-              <w:bottom w:val="single" w:sz="4" w:space="0" w:color="CCCCCC"/>
-              <w:left w:val="single" w:sz="4" w:space="0" w:color="CCCCCC"/>
-              <w:right w:val="single" w:sz="4" w:space="0" w:color="CCCCCC"/>
-            </w:tcBorders>
-          </w:tcPr>
-          <w:p>
-            <w:pPr>
-              <w:spacing w:before="60" w:after="60" w:line="252" w:lineRule="auto"/>
-              <w:jc w:val="left"/>
-            </w:pPr>
-            <w:r/>
-            <w:r>
-              <w:t>723.00</w:t>
-            </w:r>
-          </w:p>
-        </w:tc>
-        <w:tc>
-          <w:tcPr>
-            <w:tcW w:type="dxa" w:w="2016"/>
-            <w:shd w:fill="F8FAFC"/>
-            <w:tcMar>
-              <w:top w:w="100" w:type="dxa"/>
-              <w:bottom w:w="100" w:type="dxa"/>
-              <w:left w:w="120" w:type="dxa"/>
-              <w:right w:w="120" w:type="dxa"/>
-            </w:tcMar>
-            <w:tcBorders>
-              <w:top w:val="single" w:sz="4" w:space="0" w:color="CCCCCC"/>
-              <w:bottom w:val="single" w:sz="4" w:space="0" w:color="CCCCCC"/>
-              <w:left w:val="single" w:sz="4" w:space="0" w:color="CCCCCC"/>
-              <w:right w:val="single" w:sz="4" w:space="0" w:color="CCCCCC"/>
-            </w:tcBorders>
-          </w:tcPr>
-          <w:p>
-            <w:pPr>
-              <w:spacing w:before="60" w:after="60" w:line="252" w:lineRule="auto"/>
-              <w:jc w:val="left"/>
-            </w:pPr>
-            <w:r/>
-            <w:r>
-              <w:t>731.50</w:t>
-            </w:r>
-          </w:p>
-        </w:tc>
-        <w:tc>
-          <w:tcPr>
-            <w:tcW w:type="dxa" w:w="1152"/>
-            <w:shd w:fill="F8FAFC"/>
-            <w:tcMar>
-              <w:top w:w="100" w:type="dxa"/>
-              <w:bottom w:w="100" w:type="dxa"/>
-              <w:left w:w="120" w:type="dxa"/>
-              <w:right w:w="120" w:type="dxa"/>
-            </w:tcMar>
-            <w:tcBorders>
-              <w:top w:val="single" w:sz="4" w:space="0" w:color="CCCCCC"/>
-              <w:bottom w:val="single" w:sz="4" w:space="0" w:color="CCCCCC"/>
-              <w:left w:val="single" w:sz="4" w:space="0" w:color="CCCCCC"/>
-              <w:right w:val="single" w:sz="4" w:space="0" w:color="CCCCCC"/>
-            </w:tcBorders>
-          </w:tcPr>
-          <w:p>
-            <w:pPr>
-              <w:spacing w:before="60" w:after="60" w:line="252" w:lineRule="auto"/>
-              <w:jc w:val="left"/>
-            </w:pPr>
-            <w:r/>
-            <w:r>
-              <w:t>709.00</w:t>
-            </w:r>
-          </w:p>
-        </w:tc>
-        <w:tc>
-          <w:tcPr>
-            <w:tcW w:type="dxa" w:w="1728"/>
-            <w:shd w:fill="F8FAFC"/>
-            <w:tcMar>
-              <w:top w:w="100" w:type="dxa"/>
-              <w:bottom w:w="100" w:type="dxa"/>
-              <w:left w:w="120" w:type="dxa"/>
-              <w:right w:w="120" w:type="dxa"/>
-            </w:tcMar>
-            <w:tcBorders>
-              <w:top w:val="single" w:sz="4" w:space="0" w:color="CCCCCC"/>
-              <w:bottom w:val="single" w:sz="4" w:space="0" w:color="CCCCCC"/>
-              <w:left w:val="single" w:sz="4" w:space="0" w:color="CCCCCC"/>
-              <w:right w:val="single" w:sz="4" w:space="0" w:color="CCCCCC"/>
-            </w:tcBorders>
-          </w:tcPr>
-          <w:p>
-            <w:pPr>
-              <w:spacing w:before="60" w:after="60" w:line="252" w:lineRule="auto"/>
-              <w:jc w:val="left"/>
-            </w:pPr>
-            <w:r/>
-            <w:r>
-              <w:rPr>
-                <w:b/>
-              </w:rPr>
-              <w:t>724.75</w:t>
-            </w:r>
-          </w:p>
-        </w:tc>
-        <w:tc>
-          <w:tcPr>
-            <w:tcW w:type="dxa" w:w="3456"/>
-            <w:shd w:fill="F8FAFC"/>
-            <w:tcMar>
-              <w:top w:w="100" w:type="dxa"/>
-              <w:bottom w:w="100" w:type="dxa"/>
-              <w:left w:w="120" w:type="dxa"/>
-              <w:right w:w="120" w:type="dxa"/>
-            </w:tcMar>
-            <w:tcBorders>
-              <w:top w:val="single" w:sz="4" w:space="0" w:color="CCCCCC"/>
-              <w:bottom w:val="single" w:sz="4" w:space="0" w:color="CCCCCC"/>
-              <w:left w:val="single" w:sz="4" w:space="0" w:color="CCCCCC"/>
-              <w:right w:val="single" w:sz="4" w:space="0" w:color="CCCCCC"/>
-            </w:tcBorders>
-          </w:tcPr>
-          <w:p>
-            <w:pPr>
-              <w:spacing w:before="60" w:after="60" w:line="252" w:lineRule="auto"/>
-              <w:jc w:val="left"/>
-            </w:pPr>
-            <w:r/>
-            <w:r>
-              <w:rPr>
-                <w:b/>
-              </w:rPr>
-              <w:t>+1.75</w:t>
-            </w:r>
-          </w:p>
-        </w:tc>
-        <w:tc>
-          <w:tcPr>
-            <w:tcW w:type="dxa" w:w="1440"/>
-            <w:shd w:fill="F8FAFC"/>
-            <w:tcMar>
-              <w:top w:w="100" w:type="dxa"/>
-              <w:bottom w:w="100" w:type="dxa"/>
-              <w:left w:w="120" w:type="dxa"/>
-              <w:right w:w="120" w:type="dxa"/>
-            </w:tcMar>
-            <w:tcBorders>
-              <w:top w:val="single" w:sz="4" w:space="0" w:color="CCCCCC"/>
-              <w:bottom w:val="single" w:sz="4" w:space="0" w:color="CCCCCC"/>
-              <w:left w:val="single" w:sz="4" w:space="0" w:color="CCCCCC"/>
-              <w:right w:val="single" w:sz="4" w:space="0" w:color="CCCCCC"/>
-            </w:tcBorders>
-          </w:tcPr>
-          <w:p>
-            <w:pPr>
-              <w:spacing w:before="60" w:after="60" w:line="252" w:lineRule="auto"/>
-              <w:jc w:val="left"/>
-            </w:pPr>
-            <w:r/>
-            <w:r>
-              <w:t>BULL</w:t>
-            </w:r>
-          </w:p>
-        </w:tc>
-      </w:tr>
-      <w:tr>
-        <w:tc>
-          <w:tcPr>
-            <w:tcW w:type="dxa" w:w="1584"/>
-            <w:shd w:fill="FFFFFF"/>
-            <w:tcMar>
-              <w:top w:w="100" w:type="dxa"/>
-              <w:bottom w:w="100" w:type="dxa"/>
-              <w:left w:w="120" w:type="dxa"/>
-              <w:right w:w="120" w:type="dxa"/>
-            </w:tcMar>
-            <w:tcBorders>
-              <w:top w:val="single" w:sz="4" w:space="0" w:color="CCCCCC"/>
-              <w:bottom w:val="single" w:sz="4" w:space="0" w:color="CCCCCC"/>
-              <w:left w:val="single" w:sz="4" w:space="0" w:color="CCCCCC"/>
-              <w:right w:val="single" w:sz="4" w:space="0" w:color="CCCCCC"/>
-            </w:tcBorders>
-          </w:tcPr>
-          <w:p>
-            <w:pPr>
-              <w:spacing w:before="60" w:after="60" w:line="252" w:lineRule="auto"/>
-              <w:jc w:val="left"/>
-            </w:pPr>
-            <w:r/>
-            <w:r>
-              <w:rPr>
-                <w:b/>
-              </w:rPr>
-              <w:t>Fri 21/08</w:t>
-            </w:r>
-          </w:p>
-        </w:tc>
-        <w:tc>
-          <w:tcPr>
-            <w:tcW w:type="dxa" w:w="864"/>
-            <w:shd w:fill="FFFFFF"/>
-            <w:tcMar>
-              <w:top w:w="100" w:type="dxa"/>
-              <w:bottom w:w="100" w:type="dxa"/>
-              <w:left w:w="120" w:type="dxa"/>
-              <w:right w:w="120" w:type="dxa"/>
-            </w:tcMar>
-            <w:tcBorders>
-              <w:top w:val="single" w:sz="4" w:space="0" w:color="CCCCCC"/>
-              <w:bottom w:val="single" w:sz="4" w:space="0" w:color="CCCCCC"/>
-              <w:left w:val="single" w:sz="4" w:space="0" w:color="CCCCCC"/>
-              <w:right w:val="single" w:sz="4" w:space="0" w:color="CCCCCC"/>
-            </w:tcBorders>
-          </w:tcPr>
-          <w:p>
-            <w:pPr>
-              <w:spacing w:before="60" w:after="60" w:line="252" w:lineRule="auto"/>
-              <w:jc w:val="left"/>
-            </w:pPr>
-            <w:r/>
-            <w:r>
-              <w:t>NY Close 23-01</w:t>
-            </w:r>
-          </w:p>
-        </w:tc>
-        <w:tc>
-          <w:tcPr>
-            <w:tcW w:type="dxa" w:w="1440"/>
-            <w:shd w:fill="FFFFFF"/>
-            <w:tcMar>
-              <w:top w:w="100" w:type="dxa"/>
-              <w:bottom w:w="100" w:type="dxa"/>
-              <w:left w:w="120" w:type="dxa"/>
-              <w:right w:w="120" w:type="dxa"/>
-            </w:tcMar>
-            <w:tcBorders>
-              <w:top w:val="single" w:sz="4" w:space="0" w:color="CCCCCC"/>
-              <w:bottom w:val="single" w:sz="4" w:space="0" w:color="CCCCCC"/>
-              <w:left w:val="single" w:sz="4" w:space="0" w:color="CCCCCC"/>
-              <w:right w:val="single" w:sz="4" w:space="0" w:color="CCCCCC"/>
-            </w:tcBorders>
-          </w:tcPr>
-          <w:p>
-            <w:pPr>
-              <w:spacing w:before="60" w:after="60" w:line="252" w:lineRule="auto"/>
-              <w:jc w:val="left"/>
-            </w:pPr>
-            <w:r/>
-            <w:r>
-              <w:t>724.75</w:t>
-            </w:r>
-          </w:p>
-        </w:tc>
-        <w:tc>
-          <w:tcPr>
-            <w:tcW w:type="dxa" w:w="2016"/>
-            <w:shd w:fill="FFFFFF"/>
-            <w:tcMar>
-              <w:top w:w="100" w:type="dxa"/>
-              <w:bottom w:w="100" w:type="dxa"/>
-              <w:left w:w="120" w:type="dxa"/>
-              <w:right w:w="120" w:type="dxa"/>
-            </w:tcMar>
-            <w:tcBorders>
-              <w:top w:val="single" w:sz="4" w:space="0" w:color="CCCCCC"/>
-              <w:bottom w:val="single" w:sz="4" w:space="0" w:color="CCCCCC"/>
-              <w:left w:val="single" w:sz="4" w:space="0" w:color="CCCCCC"/>
-              <w:right w:val="single" w:sz="4" w:space="0" w:color="CCCCCC"/>
-            </w:tcBorders>
-          </w:tcPr>
-          <w:p>
-            <w:pPr>
-              <w:spacing w:before="60" w:after="60" w:line="252" w:lineRule="auto"/>
-              <w:jc w:val="left"/>
-            </w:pPr>
-            <w:r/>
-            <w:r>
-              <w:t>731.00</w:t>
-            </w:r>
-          </w:p>
-        </w:tc>
-        <w:tc>
-          <w:tcPr>
-            <w:tcW w:type="dxa" w:w="1152"/>
-            <w:shd w:fill="FFFFFF"/>
-            <w:tcMar>
-              <w:top w:w="100" w:type="dxa"/>
-              <w:bottom w:w="100" w:type="dxa"/>
-              <w:left w:w="120" w:type="dxa"/>
-              <w:right w:w="120" w:type="dxa"/>
-            </w:tcMar>
-            <w:tcBorders>
-              <w:top w:val="single" w:sz="4" w:space="0" w:color="CCCCCC"/>
-              <w:bottom w:val="single" w:sz="4" w:space="0" w:color="CCCCCC"/>
-              <w:left w:val="single" w:sz="4" w:space="0" w:color="CCCCCC"/>
-              <w:right w:val="single" w:sz="4" w:space="0" w:color="CCCCCC"/>
-            </w:tcBorders>
-          </w:tcPr>
-          <w:p>
-            <w:pPr>
-              <w:spacing w:before="60" w:after="60" w:line="252" w:lineRule="auto"/>
-              <w:jc w:val="left"/>
-            </w:pPr>
-            <w:r/>
-            <w:r>
-              <w:t>718.25</w:t>
-            </w:r>
-          </w:p>
-        </w:tc>
-        <w:tc>
-          <w:tcPr>
-            <w:tcW w:type="dxa" w:w="1728"/>
-            <w:shd w:fill="FFFFFF"/>
-            <w:tcMar>
-              <w:top w:w="100" w:type="dxa"/>
-              <w:bottom w:w="100" w:type="dxa"/>
-              <w:left w:w="120" w:type="dxa"/>
-              <w:right w:w="120" w:type="dxa"/>
-            </w:tcMar>
-            <w:tcBorders>
-              <w:top w:val="single" w:sz="4" w:space="0" w:color="CCCCCC"/>
-              <w:bottom w:val="single" w:sz="4" w:space="0" w:color="CCCCCC"/>
-              <w:left w:val="single" w:sz="4" w:space="0" w:color="CCCCCC"/>
-              <w:right w:val="single" w:sz="4" w:space="0" w:color="CCCCCC"/>
-            </w:tcBorders>
-          </w:tcPr>
-          <w:p>
-            <w:pPr>
-              <w:spacing w:before="60" w:after="60" w:line="252" w:lineRule="auto"/>
-              <w:jc w:val="left"/>
-            </w:pPr>
-            <w:r/>
-            <w:r>
-              <w:rPr>
-                <w:b/>
-              </w:rPr>
-              <w:t>724.00</w:t>
             </w:r>
           </w:p>
         </w:tc>

--- a/Daily Reports/20_08_2026-CBOT Reports.docx
+++ b/Daily Reports/20_08_2026-CBOT Reports.docx
@@ -104,7 +104,7 @@
           <w:color w:val="5C768D"/>
           <w:sz w:val="19"/>
         </w:rPr>
-        <w:t>Cập nhật tự động qua `macro_tracker.py` vào lúc 18:49 ICT ngày 20/08/2026</w:t>
+        <w:t>Cập nhật tự động qua `macro_tracker.py` vào lúc 19:00 ICT ngày 20/08/2026</w:t>
       </w:r>
     </w:p>
     <w:tbl>
@@ -313,7 +313,7 @@
               <w:rPr>
                 <w:b/>
               </w:rPr>
-              <w:t>94.32 / thùng</w:t>
+              <w:t>94.36 / thùng</w:t>
             </w:r>
           </w:p>
         </w:tc>
@@ -344,7 +344,7 @@
               <w:rPr>
                 <w:b/>
               </w:rPr>
-              <w:t>+2.95%</w:t>
+              <w:t>+2.99%</w:t>
             </w:r>
           </w:p>
         </w:tc>
@@ -442,7 +442,7 @@
               <w:rPr>
                 <w:b/>
               </w:rPr>
-              <w:t>98.70</w:t>
+              <w:t>98.77</w:t>
             </w:r>
           </w:p>
         </w:tc>
@@ -473,7 +473,7 @@
               <w:rPr>
                 <w:b/>
               </w:rPr>
-              <w:t>-0.13%</w:t>
+              <w:t>-0.06%</w:t>
             </w:r>
           </w:p>
         </w:tc>
@@ -1218,7 +1218,7 @@
         <w:rPr>
           <w:b/>
         </w:rPr>
-        <w:t>`94.32` (+2.95%)</w:t>
+        <w:t>`94.36` (+2.99%)</w:t>
       </w:r>
       <w:r>
         <w:t xml:space="preserve"> | DXY: </w:t>
@@ -1227,7 +1227,7 @@
         <w:rPr>
           <w:b/>
         </w:rPr>
-        <w:t>`98.70` (-0.13%)</w:t>
+        <w:t>`98.77` (-0.06%)</w:t>
       </w:r>
       <w:r>
         <w:t xml:space="preserve"> | Lúa mì CBOT: </w:t>
@@ -1236,7 +1236,7 @@
         <w:rPr>
           <w:b/>
         </w:rPr>
-        <w:t>`703.25` (+3.38%)</w:t>
+        <w:t>`703.25` (+3.42%)</w:t>
       </w:r>
       <w:r>
         <w:t>.</w:t>
@@ -1306,7 +1306,7 @@
           <w:color w:val="5C768D"/>
           <w:sz w:val="19"/>
         </w:rPr>
-        <w:t>Cập nhật tự động lúc 18:49 ICT ngày 20/08/2026 — Nguồn: NOAA, USDA, BOM Australia</w:t>
+        <w:t>Cập nhật tự động lúc 19:00 ICT ngày 20/08/2026 — Nguồn: NOAA, USDA, BOM Australia</w:t>
       </w:r>
     </w:p>
     <w:p>
@@ -3574,7 +3574,7 @@
               <w:rPr>
                 <w:b/>
               </w:rPr>
-              <w:t>502.25</w:t>
+              <w:t>502.50</w:t>
             </w:r>
           </w:p>
         </w:tc>
@@ -3605,7 +3605,7 @@
               <w:rPr>
                 <w:b/>
               </w:rPr>
-              <w:t>502.36 (+0.11)</w:t>
+              <w:t>502.49 (-0.01)</w:t>
             </w:r>
           </w:p>
         </w:tc>
@@ -3633,7 +3633,7 @@
             </w:pPr>
             <w:r/>
             <w:r>
-              <w:t>Bullish (498.82 &gt; 493.99)</w:t>
+              <w:t>Bullish (498.84 &gt; 494.00)</w:t>
             </w:r>
           </w:p>
         </w:tc>
@@ -3853,7 +3853,7 @@
               <w:rPr>
                 <w:b/>
               </w:rPr>
-              <w:t>704.32 (+1.07)</w:t>
+              <w:t>704.29 (+1.04)</w:t>
             </w:r>
           </w:p>
         </w:tc>
@@ -4347,7 +4347,7 @@
                 <w:b/>
                 <w:color w:val="15803D"/>
               </w:rPr>
-              <w:t>490.50 - 498.82 cents (Canh mua vùng hỗ trợ)</w:t>
+              <w:t>490.50 - 498.84 cents (Canh mua vùng hỗ trợ)</w:t>
             </w:r>
           </w:p>
         </w:tc>
@@ -11599,7 +11599,7 @@
         <w:t>Giá Chốt Phiên (Close):</w:t>
       </w:r>
       <w:r>
-        <w:t xml:space="preserve"> 502.25 cents | </w:t>
+        <w:t xml:space="preserve"> 502.50 cents | </w:t>
       </w:r>
       <w:r>
         <w:rPr>
@@ -11614,10 +11614,10 @@
         <w:rPr>
           <w:b/>
         </w:rPr>
-        <w:t>`502.36 cents`</w:t>
+        <w:t>`502.49 cents`</w:t>
       </w:r>
       <w:r>
-        <w:t xml:space="preserve"> (+0.11).</w:t>
+        <w:t xml:space="preserve"> (-0.01).</w:t>
       </w:r>
     </w:p>
     <w:p>
@@ -11638,7 +11638,7 @@
         <w:rPr>
           <w:b/>
         </w:rPr>
-        <w:t>`95,091`</w:t>
+        <w:t>`96,399`</w:t>
       </w:r>
       <w:r>
         <w:t xml:space="preserve"> (Chênh lệch: </w:t>
@@ -11647,7 +11647,7 @@
         <w:rPr>
           <w:b/>
         </w:rPr>
-        <w:t>`-124,987`</w:t>
+        <w:t>`-123,679`</w:t>
       </w:r>
       <w:r>
         <w:t xml:space="preserve">) | OI: </w:t>
@@ -11689,7 +11689,7 @@
         <w:rPr>
           <w:b/>
         </w:rPr>
-        <w:t>`Không phát hiện mô hình nến đặc biệt`</w:t>
+        <w:t>`Bullish Engulfing (Nhấn chìm tăng trưởng)`</w:t>
       </w:r>
     </w:p>
     <w:p>
@@ -11732,10 +11732,10 @@
         <w:rPr>
           <w:b/>
         </w:rPr>
-        <w:t>TÍCH LŨY TÍCH CỰC (Accumulation):</w:t>
+        <w:t>TĂNG MẠNH MẼ (Strong Bullish Confirmation):</w:t>
       </w:r>
       <w:r>
-        <w:t xml:space="preserve"> Nến đi ngang nhưng dòng tiền âm thầm gia tăng (OI tăng), báo hiệu chuẩn bị có nhịp bứt phá tăng.</w:t>
+        <w:t xml:space="preserve"> Mô hình nến tăng được củng cố bởi dòng tiền gia tăng tích cực, hỗ trợ lực mua lên bền vững.</w:t>
       </w:r>
     </w:p>
     <w:p>
@@ -11981,7 +11981,7 @@
               <w:rPr>
                 <w:b/>
               </w:rPr>
-              <w:t>94.32</w:t>
+              <w:t>94.36</w:t>
             </w:r>
           </w:p>
         </w:tc>
@@ -12012,7 +12012,7 @@
               <w:rPr>
                 <w:b/>
               </w:rPr>
-              <w:t>+2.95%</w:t>
+              <w:t>+2.99%</w:t>
             </w:r>
           </w:p>
         </w:tc>
@@ -12104,7 +12104,7 @@
               <w:rPr>
                 <w:b/>
               </w:rPr>
-              <w:t>98.70</w:t>
+              <w:t>98.77</w:t>
             </w:r>
           </w:p>
         </w:tc>
@@ -12135,7 +12135,7 @@
               <w:rPr>
                 <w:b/>
               </w:rPr>
-              <w:t>-0.13%</w:t>
+              <w:t>-0.06%</w:t>
             </w:r>
           </w:p>
         </w:tc>
@@ -12739,7 +12739,7 @@
         <w:t xml:space="preserve"> EMA_21 </w:t>
       </w:r>
       <w:r>
-        <w:t xml:space="preserve"> (498.82) &gt; </w:t>
+        <w:t xml:space="preserve"> (498.84) &gt; </w:t>
       </w:r>
       <w:r>
         <w:rPr>
@@ -12750,7 +12750,7 @@
         <w:t xml:space="preserve"> EMA_50 </w:t>
       </w:r>
       <w:r>
-        <w:t xml:space="preserve"> (493.99).</w:t>
+        <w:t xml:space="preserve"> (494.00).</w:t>
       </w:r>
     </w:p>
     <w:p>
@@ -12771,7 +12771,7 @@
         <w:rPr>
           <w:b/>
         </w:rPr>
-        <w:t>`76.67`</w:t>
+        <w:t>`77.28`</w:t>
       </w:r>
       <w:r>
         <w:t xml:space="preserve"> | ATR (14) = </w:t>
@@ -13574,7 +13574,7 @@
           <w:b/>
           <w:color w:val="15803D"/>
         </w:rPr>
-        <w:t>`490.50 - 498.82 cents (Canh mua vùng hỗ trợ)`</w:t>
+        <w:t>`490.50 - 498.84 cents (Canh mua vùng hỗ trợ)`</w:t>
       </w:r>
       <w:r>
         <w:t xml:space="preserve"> | SL: </w:t>
@@ -14156,7 +14156,7 @@
             </w:pPr>
             <w:r/>
             <w:r>
-              <w:t>502.25</w:t>
+              <w:t>502.50</w:t>
             </w:r>
           </w:p>
         </w:tc>
@@ -14184,7 +14184,7 @@
             </w:pPr>
             <w:r/>
             <w:r>
-              <w:t>506.00</w:t>
+              <w:t>506.25</w:t>
             </w:r>
           </w:p>
         </w:tc>
@@ -14212,7 +14212,7 @@
             </w:pPr>
             <w:r/>
             <w:r>
-              <w:t>499.00</w:t>
+              <w:t>499.25</w:t>
             </w:r>
           </w:p>
         </w:tc>
@@ -14243,7 +14243,7 @@
               <w:rPr>
                 <w:b/>
               </w:rPr>
-              <w:t>502.50</w:t>
+              <w:t>502.75</w:t>
             </w:r>
           </w:p>
         </w:tc>
@@ -14391,7 +14391,7 @@
             </w:pPr>
             <w:r/>
             <w:r>
-              <w:t>502.50</w:t>
+              <w:t>502.75</w:t>
             </w:r>
           </w:p>
         </w:tc>
@@ -14419,7 +14419,7 @@
             </w:pPr>
             <w:r/>
             <w:r>
-              <w:t>505.25</w:t>
+              <w:t>505.50</w:t>
             </w:r>
           </w:p>
         </w:tc>
@@ -14447,7 +14447,7 @@
             </w:pPr>
             <w:r/>
             <w:r>
-              <w:t>498.75</w:t>
+              <w:t>499.00</w:t>
             </w:r>
           </w:p>
         </w:tc>
@@ -14478,7 +14478,7 @@
               <w:rPr>
                 <w:b/>
               </w:rPr>
-              <w:t>502.00</w:t>
+              <w:t>502.25</w:t>
             </w:r>
           </w:p>
         </w:tc>
@@ -14626,7 +14626,7 @@
             </w:pPr>
             <w:r/>
             <w:r>
-              <w:t>502.00</w:t>
+              <w:t>502.25</w:t>
             </w:r>
           </w:p>
         </w:tc>
@@ -14654,7 +14654,7 @@
             </w:pPr>
             <w:r/>
             <w:r>
-              <w:t>505.00</w:t>
+              <w:t>505.25</w:t>
             </w:r>
           </w:p>
         </w:tc>
@@ -14682,7 +14682,7 @@
             </w:pPr>
             <w:r/>
             <w:r>
-              <w:t>498.00</w:t>
+              <w:t>498.25</w:t>
             </w:r>
           </w:p>
         </w:tc>
@@ -14713,7 +14713,7 @@
               <w:rPr>
                 <w:b/>
               </w:rPr>
-              <w:t>502.75</w:t>
+              <w:t>503.00</w:t>
             </w:r>
           </w:p>
         </w:tc>
@@ -14861,7 +14861,7 @@
             </w:pPr>
             <w:r/>
             <w:r>
-              <w:t>502.75</w:t>
+              <w:t>503.00</w:t>
             </w:r>
           </w:p>
         </w:tc>
@@ -14889,7 +14889,7 @@
             </w:pPr>
             <w:r/>
             <w:r>
-              <w:t>507.25</w:t>
+              <w:t>507.50</w:t>
             </w:r>
           </w:p>
         </w:tc>
@@ -14917,7 +14917,7 @@
             </w:pPr>
             <w:r/>
             <w:r>
-              <w:t>497.75</w:t>
+              <w:t>498.00</w:t>
             </w:r>
           </w:p>
         </w:tc>
@@ -14948,7 +14948,7 @@
               <w:rPr>
                 <w:b/>
               </w:rPr>
-              <w:t>503.50</w:t>
+              <w:t>503.75</w:t>
             </w:r>
           </w:p>
         </w:tc>
@@ -15096,7 +15096,7 @@
             </w:pPr>
             <w:r/>
             <w:r>
-              <w:t>503.50</w:t>
+              <w:t>503.75</w:t>
             </w:r>
           </w:p>
         </w:tc>
@@ -15124,7 +15124,7 @@
             </w:pPr>
             <w:r/>
             <w:r>
-              <w:t>509.00</w:t>
+              <w:t>509.25</w:t>
             </w:r>
           </w:p>
         </w:tc>
@@ -15152,7 +15152,7 @@
             </w:pPr>
             <w:r/>
             <w:r>
-              <w:t>497.25</w:t>
+              <w:t>497.50</w:t>
             </w:r>
           </w:p>
         </w:tc>
@@ -15183,7 +15183,7 @@
               <w:rPr>
                 <w:b/>
               </w:rPr>
-              <w:t>505.75</w:t>
+              <w:t>506.00</w:t>
             </w:r>
           </w:p>
         </w:tc>
@@ -15331,7 +15331,7 @@
             </w:pPr>
             <w:r/>
             <w:r>
-              <w:t>505.75</w:t>
+              <w:t>506.00</w:t>
             </w:r>
           </w:p>
         </w:tc>
@@ -15359,7 +15359,7 @@
             </w:pPr>
             <w:r/>
             <w:r>
-              <w:t>508.75</w:t>
+              <w:t>509.00</w:t>
             </w:r>
           </w:p>
         </w:tc>
@@ -15387,7 +15387,7 @@
             </w:pPr>
             <w:r/>
             <w:r>
-              <w:t>501.50</w:t>
+              <w:t>501.75</w:t>
             </w:r>
           </w:p>
         </w:tc>
@@ -15418,7 +15418,7 @@
               <w:rPr>
                 <w:b/>
               </w:rPr>
-              <w:t>506.00</w:t>
+              <w:t>506.25</w:t>
             </w:r>
           </w:p>
         </w:tc>
@@ -15566,7 +15566,7 @@
             </w:pPr>
             <w:r/>
             <w:r>
-              <w:t>506.00</w:t>
+              <w:t>506.25</w:t>
             </w:r>
           </w:p>
         </w:tc>
@@ -15594,7 +15594,7 @@
             </w:pPr>
             <w:r/>
             <w:r>
-              <w:t>509.25</w:t>
+              <w:t>509.50</w:t>
             </w:r>
           </w:p>
         </w:tc>
@@ -15622,7 +15622,7 @@
             </w:pPr>
             <w:r/>
             <w:r>
-              <w:t>499.50</w:t>
+              <w:t>499.75</w:t>
             </w:r>
           </w:p>
         </w:tc>
@@ -15653,7 +15653,7 @@
               <w:rPr>
                 <w:b/>
               </w:rPr>
-              <w:t>506.75</w:t>
+              <w:t>507.00</w:t>
             </w:r>
           </w:p>
         </w:tc>
@@ -15801,7 +15801,7 @@
             </w:pPr>
             <w:r/>
             <w:r>
-              <w:t>506.75</w:t>
+              <w:t>507.00</w:t>
             </w:r>
           </w:p>
         </w:tc>
@@ -15829,7 +15829,7 @@
             </w:pPr>
             <w:r/>
             <w:r>
-              <w:t>509.75</w:t>
+              <w:t>510.00</w:t>
             </w:r>
           </w:p>
         </w:tc>
@@ -15857,7 +15857,7 @@
             </w:pPr>
             <w:r/>
             <w:r>
-              <w:t>502.25</w:t>
+              <w:t>502.50</w:t>
             </w:r>
           </w:p>
         </w:tc>
@@ -15888,7 +15888,7 @@
               <w:rPr>
                 <w:b/>
               </w:rPr>
-              <w:t>506.25</w:t>
+              <w:t>506.50</w:t>
             </w:r>
           </w:p>
         </w:tc>
@@ -16036,7 +16036,7 @@
             </w:pPr>
             <w:r/>
             <w:r>
-              <w:t>506.25</w:t>
+              <w:t>506.50</w:t>
             </w:r>
           </w:p>
         </w:tc>
@@ -16064,7 +16064,7 @@
             </w:pPr>
             <w:r/>
             <w:r>
-              <w:t>510.25</w:t>
+              <w:t>510.50</w:t>
             </w:r>
           </w:p>
         </w:tc>
@@ -16092,7 +16092,7 @@
             </w:pPr>
             <w:r/>
             <w:r>
-              <w:t>500.50</w:t>
+              <w:t>500.75</w:t>
             </w:r>
           </w:p>
         </w:tc>
@@ -16123,7 +16123,7 @@
               <w:rPr>
                 <w:b/>
               </w:rPr>
-              <w:t>506.75</w:t>
+              <w:t>507.00</w:t>
             </w:r>
           </w:p>
         </w:tc>
@@ -16271,7 +16271,7 @@
             </w:pPr>
             <w:r/>
             <w:r>
-              <w:t>506.75</w:t>
+              <w:t>507.00</w:t>
             </w:r>
           </w:p>
         </w:tc>
@@ -16299,7 +16299,7 @@
             </w:pPr>
             <w:r/>
             <w:r>
-              <w:t>509.25</w:t>
+              <w:t>509.50</w:t>
             </w:r>
           </w:p>
         </w:tc>
@@ -16327,7 +16327,7 @@
             </w:pPr>
             <w:r/>
             <w:r>
-              <w:t>503.50</w:t>
+              <w:t>503.75</w:t>
             </w:r>
           </w:p>
         </w:tc>
@@ -16358,7 +16358,7 @@
               <w:rPr>
                 <w:b/>
               </w:rPr>
-              <w:t>507.25</w:t>
+              <w:t>507.50</w:t>
             </w:r>
           </w:p>
         </w:tc>
@@ -16506,7 +16506,7 @@
             </w:pPr>
             <w:r/>
             <w:r>
-              <w:t>507.25</w:t>
+              <w:t>507.50</w:t>
             </w:r>
           </w:p>
         </w:tc>
@@ -16534,7 +16534,7 @@
             </w:pPr>
             <w:r/>
             <w:r>
-              <w:t>510.75</w:t>
+              <w:t>511.00</w:t>
             </w:r>
           </w:p>
         </w:tc>
@@ -16562,7 +16562,947 @@
             </w:pPr>
             <w:r/>
             <w:r>
-              <w:t>501.25</w:t>
+              <w:t>501.50</w:t>
+            </w:r>
+          </w:p>
+        </w:tc>
+        <w:tc>
+          <w:tcPr>
+            <w:tcW w:type="dxa" w:w="1728"/>
+            <w:shd w:fill="F8FAFC"/>
+            <w:tcMar>
+              <w:top w:w="100" w:type="dxa"/>
+              <w:bottom w:w="100" w:type="dxa"/>
+              <w:left w:w="120" w:type="dxa"/>
+              <w:right w:w="120" w:type="dxa"/>
+            </w:tcMar>
+            <w:tcBorders>
+              <w:top w:val="single" w:sz="4" w:space="0" w:color="CCCCCC"/>
+              <w:bottom w:val="single" w:sz="4" w:space="0" w:color="CCCCCC"/>
+              <w:left w:val="single" w:sz="4" w:space="0" w:color="CCCCCC"/>
+              <w:right w:val="single" w:sz="4" w:space="0" w:color="CCCCCC"/>
+            </w:tcBorders>
+          </w:tcPr>
+          <w:p>
+            <w:pPr>
+              <w:spacing w:before="60" w:after="60" w:line="252" w:lineRule="auto"/>
+              <w:jc w:val="left"/>
+            </w:pPr>
+            <w:r/>
+            <w:r>
+              <w:rPr>
+                <w:b/>
+              </w:rPr>
+              <w:t>508.50</w:t>
+            </w:r>
+          </w:p>
+        </w:tc>
+        <w:tc>
+          <w:tcPr>
+            <w:tcW w:type="dxa" w:w="3456"/>
+            <w:shd w:fill="F8FAFC"/>
+            <w:tcMar>
+              <w:top w:w="100" w:type="dxa"/>
+              <w:bottom w:w="100" w:type="dxa"/>
+              <w:left w:w="120" w:type="dxa"/>
+              <w:right w:w="120" w:type="dxa"/>
+            </w:tcMar>
+            <w:tcBorders>
+              <w:top w:val="single" w:sz="4" w:space="0" w:color="CCCCCC"/>
+              <w:bottom w:val="single" w:sz="4" w:space="0" w:color="CCCCCC"/>
+              <w:left w:val="single" w:sz="4" w:space="0" w:color="CCCCCC"/>
+              <w:right w:val="single" w:sz="4" w:space="0" w:color="CCCCCC"/>
+            </w:tcBorders>
+          </w:tcPr>
+          <w:p>
+            <w:pPr>
+              <w:spacing w:before="60" w:after="60" w:line="252" w:lineRule="auto"/>
+              <w:jc w:val="left"/>
+            </w:pPr>
+            <w:r/>
+            <w:r>
+              <w:rPr>
+                <w:b/>
+              </w:rPr>
+              <w:t>+1.00</w:t>
+            </w:r>
+          </w:p>
+        </w:tc>
+        <w:tc>
+          <w:tcPr>
+            <w:tcW w:type="dxa" w:w="1440"/>
+            <w:shd w:fill="F8FAFC"/>
+            <w:tcMar>
+              <w:top w:w="100" w:type="dxa"/>
+              <w:bottom w:w="100" w:type="dxa"/>
+              <w:left w:w="120" w:type="dxa"/>
+              <w:right w:w="120" w:type="dxa"/>
+            </w:tcMar>
+            <w:tcBorders>
+              <w:top w:val="single" w:sz="4" w:space="0" w:color="CCCCCC"/>
+              <w:bottom w:val="single" w:sz="4" w:space="0" w:color="CCCCCC"/>
+              <w:left w:val="single" w:sz="4" w:space="0" w:color="CCCCCC"/>
+              <w:right w:val="single" w:sz="4" w:space="0" w:color="CCCCCC"/>
+            </w:tcBorders>
+          </w:tcPr>
+          <w:p>
+            <w:pPr>
+              <w:spacing w:before="60" w:after="60" w:line="252" w:lineRule="auto"/>
+              <w:jc w:val="left"/>
+            </w:pPr>
+            <w:r/>
+            <w:r>
+              <w:t>BULL</w:t>
+            </w:r>
+          </w:p>
+        </w:tc>
+      </w:tr>
+      <w:tr>
+        <w:tc>
+          <w:tcPr>
+            <w:tcW w:type="dxa" w:w="1584"/>
+            <w:shd w:fill="FFFFFF"/>
+            <w:tcMar>
+              <w:top w:w="100" w:type="dxa"/>
+              <w:bottom w:w="100" w:type="dxa"/>
+              <w:left w:w="120" w:type="dxa"/>
+              <w:right w:w="120" w:type="dxa"/>
+            </w:tcMar>
+            <w:tcBorders>
+              <w:top w:val="single" w:sz="4" w:space="0" w:color="CCCCCC"/>
+              <w:bottom w:val="single" w:sz="4" w:space="0" w:color="CCCCCC"/>
+              <w:left w:val="single" w:sz="4" w:space="0" w:color="CCCCCC"/>
+              <w:right w:val="single" w:sz="4" w:space="0" w:color="CCCCCC"/>
+            </w:tcBorders>
+          </w:tcPr>
+          <w:p>
+            <w:pPr>
+              <w:spacing w:before="60" w:after="60" w:line="252" w:lineRule="auto"/>
+              <w:jc w:val="left"/>
+            </w:pPr>
+            <w:r/>
+            <w:r>
+              <w:rPr>
+                <w:b/>
+              </w:rPr>
+              <w:t>Tue 18/08</w:t>
+            </w:r>
+          </w:p>
+        </w:tc>
+        <w:tc>
+          <w:tcPr>
+            <w:tcW w:type="dxa" w:w="864"/>
+            <w:shd w:fill="FFFFFF"/>
+            <w:tcMar>
+              <w:top w:w="100" w:type="dxa"/>
+              <w:bottom w:w="100" w:type="dxa"/>
+              <w:left w:w="120" w:type="dxa"/>
+              <w:right w:w="120" w:type="dxa"/>
+            </w:tcMar>
+            <w:tcBorders>
+              <w:top w:val="single" w:sz="4" w:space="0" w:color="CCCCCC"/>
+              <w:bottom w:val="single" w:sz="4" w:space="0" w:color="CCCCCC"/>
+              <w:left w:val="single" w:sz="4" w:space="0" w:color="CCCCCC"/>
+              <w:right w:val="single" w:sz="4" w:space="0" w:color="CCCCCC"/>
+            </w:tcBorders>
+          </w:tcPr>
+          <w:p>
+            <w:pPr>
+              <w:spacing w:before="60" w:after="60" w:line="252" w:lineRule="auto"/>
+              <w:jc w:val="left"/>
+            </w:pPr>
+            <w:r/>
+            <w:r>
+              <w:t>NY Close 23-01</w:t>
+            </w:r>
+          </w:p>
+        </w:tc>
+        <w:tc>
+          <w:tcPr>
+            <w:tcW w:type="dxa" w:w="1440"/>
+            <w:shd w:fill="FFFFFF"/>
+            <w:tcMar>
+              <w:top w:w="100" w:type="dxa"/>
+              <w:bottom w:w="100" w:type="dxa"/>
+              <w:left w:w="120" w:type="dxa"/>
+              <w:right w:w="120" w:type="dxa"/>
+            </w:tcMar>
+            <w:tcBorders>
+              <w:top w:val="single" w:sz="4" w:space="0" w:color="CCCCCC"/>
+              <w:bottom w:val="single" w:sz="4" w:space="0" w:color="CCCCCC"/>
+              <w:left w:val="single" w:sz="4" w:space="0" w:color="CCCCCC"/>
+              <w:right w:val="single" w:sz="4" w:space="0" w:color="CCCCCC"/>
+            </w:tcBorders>
+          </w:tcPr>
+          <w:p>
+            <w:pPr>
+              <w:spacing w:before="60" w:after="60" w:line="252" w:lineRule="auto"/>
+              <w:jc w:val="left"/>
+            </w:pPr>
+            <w:r/>
+            <w:r>
+              <w:t>508.50</w:t>
+            </w:r>
+          </w:p>
+        </w:tc>
+        <w:tc>
+          <w:tcPr>
+            <w:tcW w:type="dxa" w:w="2016"/>
+            <w:shd w:fill="FFFFFF"/>
+            <w:tcMar>
+              <w:top w:w="100" w:type="dxa"/>
+              <w:bottom w:w="100" w:type="dxa"/>
+              <w:left w:w="120" w:type="dxa"/>
+              <w:right w:w="120" w:type="dxa"/>
+            </w:tcMar>
+            <w:tcBorders>
+              <w:top w:val="single" w:sz="4" w:space="0" w:color="CCCCCC"/>
+              <w:bottom w:val="single" w:sz="4" w:space="0" w:color="CCCCCC"/>
+              <w:left w:val="single" w:sz="4" w:space="0" w:color="CCCCCC"/>
+              <w:right w:val="single" w:sz="4" w:space="0" w:color="CCCCCC"/>
+            </w:tcBorders>
+          </w:tcPr>
+          <w:p>
+            <w:pPr>
+              <w:spacing w:before="60" w:after="60" w:line="252" w:lineRule="auto"/>
+              <w:jc w:val="left"/>
+            </w:pPr>
+            <w:r/>
+            <w:r>
+              <w:t>511.25</w:t>
+            </w:r>
+          </w:p>
+        </w:tc>
+        <w:tc>
+          <w:tcPr>
+            <w:tcW w:type="dxa" w:w="1152"/>
+            <w:shd w:fill="FFFFFF"/>
+            <w:tcMar>
+              <w:top w:w="100" w:type="dxa"/>
+              <w:bottom w:w="100" w:type="dxa"/>
+              <w:left w:w="120" w:type="dxa"/>
+              <w:right w:w="120" w:type="dxa"/>
+            </w:tcMar>
+            <w:tcBorders>
+              <w:top w:val="single" w:sz="4" w:space="0" w:color="CCCCCC"/>
+              <w:bottom w:val="single" w:sz="4" w:space="0" w:color="CCCCCC"/>
+              <w:left w:val="single" w:sz="4" w:space="0" w:color="CCCCCC"/>
+              <w:right w:val="single" w:sz="4" w:space="0" w:color="CCCCCC"/>
+            </w:tcBorders>
+          </w:tcPr>
+          <w:p>
+            <w:pPr>
+              <w:spacing w:before="60" w:after="60" w:line="252" w:lineRule="auto"/>
+              <w:jc w:val="left"/>
+            </w:pPr>
+            <w:r/>
+            <w:r>
+              <w:t>506.00</w:t>
+            </w:r>
+          </w:p>
+        </w:tc>
+        <w:tc>
+          <w:tcPr>
+            <w:tcW w:type="dxa" w:w="1728"/>
+            <w:shd w:fill="FFFFFF"/>
+            <w:tcMar>
+              <w:top w:w="100" w:type="dxa"/>
+              <w:bottom w:w="100" w:type="dxa"/>
+              <w:left w:w="120" w:type="dxa"/>
+              <w:right w:w="120" w:type="dxa"/>
+            </w:tcMar>
+            <w:tcBorders>
+              <w:top w:val="single" w:sz="4" w:space="0" w:color="CCCCCC"/>
+              <w:bottom w:val="single" w:sz="4" w:space="0" w:color="CCCCCC"/>
+              <w:left w:val="single" w:sz="4" w:space="0" w:color="CCCCCC"/>
+              <w:right w:val="single" w:sz="4" w:space="0" w:color="CCCCCC"/>
+            </w:tcBorders>
+          </w:tcPr>
+          <w:p>
+            <w:pPr>
+              <w:spacing w:before="60" w:after="60" w:line="252" w:lineRule="auto"/>
+              <w:jc w:val="left"/>
+            </w:pPr>
+            <w:r/>
+            <w:r>
+              <w:rPr>
+                <w:b/>
+              </w:rPr>
+              <w:t>508.50</w:t>
+            </w:r>
+          </w:p>
+        </w:tc>
+        <w:tc>
+          <w:tcPr>
+            <w:tcW w:type="dxa" w:w="3456"/>
+            <w:shd w:fill="FFFFFF"/>
+            <w:tcMar>
+              <w:top w:w="100" w:type="dxa"/>
+              <w:bottom w:w="100" w:type="dxa"/>
+              <w:left w:w="120" w:type="dxa"/>
+              <w:right w:w="120" w:type="dxa"/>
+            </w:tcMar>
+            <w:tcBorders>
+              <w:top w:val="single" w:sz="4" w:space="0" w:color="CCCCCC"/>
+              <w:bottom w:val="single" w:sz="4" w:space="0" w:color="CCCCCC"/>
+              <w:left w:val="single" w:sz="4" w:space="0" w:color="CCCCCC"/>
+              <w:right w:val="single" w:sz="4" w:space="0" w:color="CCCCCC"/>
+            </w:tcBorders>
+          </w:tcPr>
+          <w:p>
+            <w:pPr>
+              <w:spacing w:before="60" w:after="60" w:line="252" w:lineRule="auto"/>
+              <w:jc w:val="left"/>
+            </w:pPr>
+            <w:r/>
+            <w:r>
+              <w:rPr>
+                <w:b/>
+              </w:rPr>
+              <w:t>+0.00</w:t>
+            </w:r>
+          </w:p>
+        </w:tc>
+        <w:tc>
+          <w:tcPr>
+            <w:tcW w:type="dxa" w:w="1440"/>
+            <w:shd w:fill="FFFFFF"/>
+            <w:tcMar>
+              <w:top w:w="100" w:type="dxa"/>
+              <w:bottom w:w="100" w:type="dxa"/>
+              <w:left w:w="120" w:type="dxa"/>
+              <w:right w:w="120" w:type="dxa"/>
+            </w:tcMar>
+            <w:tcBorders>
+              <w:top w:val="single" w:sz="4" w:space="0" w:color="CCCCCC"/>
+              <w:bottom w:val="single" w:sz="4" w:space="0" w:color="CCCCCC"/>
+              <w:left w:val="single" w:sz="4" w:space="0" w:color="CCCCCC"/>
+              <w:right w:val="single" w:sz="4" w:space="0" w:color="CCCCCC"/>
+            </w:tcBorders>
+          </w:tcPr>
+          <w:p>
+            <w:pPr>
+              <w:spacing w:before="60" w:after="60" w:line="252" w:lineRule="auto"/>
+              <w:jc w:val="left"/>
+            </w:pPr>
+            <w:r/>
+            <w:r>
+              <w:t>BULL</w:t>
+            </w:r>
+          </w:p>
+        </w:tc>
+      </w:tr>
+      <w:tr>
+        <w:tc>
+          <w:tcPr>
+            <w:tcW w:type="dxa" w:w="1584"/>
+            <w:shd w:fill="F8FAFC"/>
+            <w:tcMar>
+              <w:top w:w="100" w:type="dxa"/>
+              <w:bottom w:w="100" w:type="dxa"/>
+              <w:left w:w="120" w:type="dxa"/>
+              <w:right w:w="120" w:type="dxa"/>
+            </w:tcMar>
+            <w:tcBorders>
+              <w:top w:val="single" w:sz="4" w:space="0" w:color="CCCCCC"/>
+              <w:bottom w:val="single" w:sz="4" w:space="0" w:color="CCCCCC"/>
+              <w:left w:val="single" w:sz="4" w:space="0" w:color="CCCCCC"/>
+              <w:right w:val="single" w:sz="4" w:space="0" w:color="CCCCCC"/>
+            </w:tcBorders>
+          </w:tcPr>
+          <w:p>
+            <w:pPr>
+              <w:spacing w:before="60" w:after="60" w:line="252" w:lineRule="auto"/>
+              <w:jc w:val="left"/>
+            </w:pPr>
+            <w:r/>
+            <w:r>
+              <w:rPr>
+                <w:b/>
+              </w:rPr>
+              <w:t>Wed 19/08</w:t>
+            </w:r>
+          </w:p>
+        </w:tc>
+        <w:tc>
+          <w:tcPr>
+            <w:tcW w:type="dxa" w:w="864"/>
+            <w:shd w:fill="F8FAFC"/>
+            <w:tcMar>
+              <w:top w:w="100" w:type="dxa"/>
+              <w:bottom w:w="100" w:type="dxa"/>
+              <w:left w:w="120" w:type="dxa"/>
+              <w:right w:w="120" w:type="dxa"/>
+            </w:tcMar>
+            <w:tcBorders>
+              <w:top w:val="single" w:sz="4" w:space="0" w:color="CCCCCC"/>
+              <w:bottom w:val="single" w:sz="4" w:space="0" w:color="CCCCCC"/>
+              <w:left w:val="single" w:sz="4" w:space="0" w:color="CCCCCC"/>
+              <w:right w:val="single" w:sz="4" w:space="0" w:color="CCCCCC"/>
+            </w:tcBorders>
+          </w:tcPr>
+          <w:p>
+            <w:pPr>
+              <w:spacing w:before="60" w:after="60" w:line="252" w:lineRule="auto"/>
+              <w:jc w:val="left"/>
+            </w:pPr>
+            <w:r/>
+            <w:r>
+              <w:t>Asia 07-11</w:t>
+            </w:r>
+          </w:p>
+        </w:tc>
+        <w:tc>
+          <w:tcPr>
+            <w:tcW w:type="dxa" w:w="1440"/>
+            <w:shd w:fill="F8FAFC"/>
+            <w:tcMar>
+              <w:top w:w="100" w:type="dxa"/>
+              <w:bottom w:w="100" w:type="dxa"/>
+              <w:left w:w="120" w:type="dxa"/>
+              <w:right w:w="120" w:type="dxa"/>
+            </w:tcMar>
+            <w:tcBorders>
+              <w:top w:val="single" w:sz="4" w:space="0" w:color="CCCCCC"/>
+              <w:bottom w:val="single" w:sz="4" w:space="0" w:color="CCCCCC"/>
+              <w:left w:val="single" w:sz="4" w:space="0" w:color="CCCCCC"/>
+              <w:right w:val="single" w:sz="4" w:space="0" w:color="CCCCCC"/>
+            </w:tcBorders>
+          </w:tcPr>
+          <w:p>
+            <w:pPr>
+              <w:spacing w:before="60" w:after="60" w:line="252" w:lineRule="auto"/>
+              <w:jc w:val="left"/>
+            </w:pPr>
+            <w:r/>
+            <w:r>
+              <w:t>508.50</w:t>
+            </w:r>
+          </w:p>
+        </w:tc>
+        <w:tc>
+          <w:tcPr>
+            <w:tcW w:type="dxa" w:w="2016"/>
+            <w:shd w:fill="F8FAFC"/>
+            <w:tcMar>
+              <w:top w:w="100" w:type="dxa"/>
+              <w:bottom w:w="100" w:type="dxa"/>
+              <w:left w:w="120" w:type="dxa"/>
+              <w:right w:w="120" w:type="dxa"/>
+            </w:tcMar>
+            <w:tcBorders>
+              <w:top w:val="single" w:sz="4" w:space="0" w:color="CCCCCC"/>
+              <w:bottom w:val="single" w:sz="4" w:space="0" w:color="CCCCCC"/>
+              <w:left w:val="single" w:sz="4" w:space="0" w:color="CCCCCC"/>
+              <w:right w:val="single" w:sz="4" w:space="0" w:color="CCCCCC"/>
+            </w:tcBorders>
+          </w:tcPr>
+          <w:p>
+            <w:pPr>
+              <w:spacing w:before="60" w:after="60" w:line="252" w:lineRule="auto"/>
+              <w:jc w:val="left"/>
+            </w:pPr>
+            <w:r/>
+            <w:r>
+              <w:t>511.25</w:t>
+            </w:r>
+          </w:p>
+        </w:tc>
+        <w:tc>
+          <w:tcPr>
+            <w:tcW w:type="dxa" w:w="1152"/>
+            <w:shd w:fill="F8FAFC"/>
+            <w:tcMar>
+              <w:top w:w="100" w:type="dxa"/>
+              <w:bottom w:w="100" w:type="dxa"/>
+              <w:left w:w="120" w:type="dxa"/>
+              <w:right w:w="120" w:type="dxa"/>
+            </w:tcMar>
+            <w:tcBorders>
+              <w:top w:val="single" w:sz="4" w:space="0" w:color="CCCCCC"/>
+              <w:bottom w:val="single" w:sz="4" w:space="0" w:color="CCCCCC"/>
+              <w:left w:val="single" w:sz="4" w:space="0" w:color="CCCCCC"/>
+              <w:right w:val="single" w:sz="4" w:space="0" w:color="CCCCCC"/>
+            </w:tcBorders>
+          </w:tcPr>
+          <w:p>
+            <w:pPr>
+              <w:spacing w:before="60" w:after="60" w:line="252" w:lineRule="auto"/>
+              <w:jc w:val="left"/>
+            </w:pPr>
+            <w:r/>
+            <w:r>
+              <w:t>506.00</w:t>
+            </w:r>
+          </w:p>
+        </w:tc>
+        <w:tc>
+          <w:tcPr>
+            <w:tcW w:type="dxa" w:w="1728"/>
+            <w:shd w:fill="F8FAFC"/>
+            <w:tcMar>
+              <w:top w:w="100" w:type="dxa"/>
+              <w:bottom w:w="100" w:type="dxa"/>
+              <w:left w:w="120" w:type="dxa"/>
+              <w:right w:w="120" w:type="dxa"/>
+            </w:tcMar>
+            <w:tcBorders>
+              <w:top w:val="single" w:sz="4" w:space="0" w:color="CCCCCC"/>
+              <w:bottom w:val="single" w:sz="4" w:space="0" w:color="CCCCCC"/>
+              <w:left w:val="single" w:sz="4" w:space="0" w:color="CCCCCC"/>
+              <w:right w:val="single" w:sz="4" w:space="0" w:color="CCCCCC"/>
+            </w:tcBorders>
+          </w:tcPr>
+          <w:p>
+            <w:pPr>
+              <w:spacing w:before="60" w:after="60" w:line="252" w:lineRule="auto"/>
+              <w:jc w:val="left"/>
+            </w:pPr>
+            <w:r/>
+            <w:r>
+              <w:rPr>
+                <w:b/>
+              </w:rPr>
+              <w:t>508.00</w:t>
+            </w:r>
+          </w:p>
+        </w:tc>
+        <w:tc>
+          <w:tcPr>
+            <w:tcW w:type="dxa" w:w="3456"/>
+            <w:shd w:fill="F8FAFC"/>
+            <w:tcMar>
+              <w:top w:w="100" w:type="dxa"/>
+              <w:bottom w:w="100" w:type="dxa"/>
+              <w:left w:w="120" w:type="dxa"/>
+              <w:right w:w="120" w:type="dxa"/>
+            </w:tcMar>
+            <w:tcBorders>
+              <w:top w:val="single" w:sz="4" w:space="0" w:color="CCCCCC"/>
+              <w:bottom w:val="single" w:sz="4" w:space="0" w:color="CCCCCC"/>
+              <w:left w:val="single" w:sz="4" w:space="0" w:color="CCCCCC"/>
+              <w:right w:val="single" w:sz="4" w:space="0" w:color="CCCCCC"/>
+            </w:tcBorders>
+          </w:tcPr>
+          <w:p>
+            <w:pPr>
+              <w:spacing w:before="60" w:after="60" w:line="252" w:lineRule="auto"/>
+              <w:jc w:val="left"/>
+            </w:pPr>
+            <w:r/>
+            <w:r>
+              <w:rPr>
+                <w:b/>
+              </w:rPr>
+              <w:t>-0.50</w:t>
+            </w:r>
+          </w:p>
+        </w:tc>
+        <w:tc>
+          <w:tcPr>
+            <w:tcW w:type="dxa" w:w="1440"/>
+            <w:shd w:fill="F8FAFC"/>
+            <w:tcMar>
+              <w:top w:w="100" w:type="dxa"/>
+              <w:bottom w:w="100" w:type="dxa"/>
+              <w:left w:w="120" w:type="dxa"/>
+              <w:right w:w="120" w:type="dxa"/>
+            </w:tcMar>
+            <w:tcBorders>
+              <w:top w:val="single" w:sz="4" w:space="0" w:color="CCCCCC"/>
+              <w:bottom w:val="single" w:sz="4" w:space="0" w:color="CCCCCC"/>
+              <w:left w:val="single" w:sz="4" w:space="0" w:color="CCCCCC"/>
+              <w:right w:val="single" w:sz="4" w:space="0" w:color="CCCCCC"/>
+            </w:tcBorders>
+          </w:tcPr>
+          <w:p>
+            <w:pPr>
+              <w:spacing w:before="60" w:after="60" w:line="252" w:lineRule="auto"/>
+              <w:jc w:val="left"/>
+            </w:pPr>
+            <w:r/>
+            <w:r>
+              <w:t>BEAR</w:t>
+            </w:r>
+          </w:p>
+        </w:tc>
+      </w:tr>
+      <w:tr>
+        <w:tc>
+          <w:tcPr>
+            <w:tcW w:type="dxa" w:w="1584"/>
+            <w:shd w:fill="FFFFFF"/>
+            <w:tcMar>
+              <w:top w:w="100" w:type="dxa"/>
+              <w:bottom w:w="100" w:type="dxa"/>
+              <w:left w:w="120" w:type="dxa"/>
+              <w:right w:w="120" w:type="dxa"/>
+            </w:tcMar>
+            <w:tcBorders>
+              <w:top w:val="single" w:sz="4" w:space="0" w:color="CCCCCC"/>
+              <w:bottom w:val="single" w:sz="4" w:space="0" w:color="CCCCCC"/>
+              <w:left w:val="single" w:sz="4" w:space="0" w:color="CCCCCC"/>
+              <w:right w:val="single" w:sz="4" w:space="0" w:color="CCCCCC"/>
+            </w:tcBorders>
+          </w:tcPr>
+          <w:p>
+            <w:pPr>
+              <w:spacing w:before="60" w:after="60" w:line="252" w:lineRule="auto"/>
+              <w:jc w:val="left"/>
+            </w:pPr>
+            <w:r/>
+            <w:r>
+              <w:rPr>
+                <w:b/>
+              </w:rPr>
+              <w:t>Wed 19/08</w:t>
+            </w:r>
+          </w:p>
+        </w:tc>
+        <w:tc>
+          <w:tcPr>
+            <w:tcW w:type="dxa" w:w="864"/>
+            <w:shd w:fill="FFFFFF"/>
+            <w:tcMar>
+              <w:top w:w="100" w:type="dxa"/>
+              <w:bottom w:w="100" w:type="dxa"/>
+              <w:left w:w="120" w:type="dxa"/>
+              <w:right w:w="120" w:type="dxa"/>
+            </w:tcMar>
+            <w:tcBorders>
+              <w:top w:val="single" w:sz="4" w:space="0" w:color="CCCCCC"/>
+              <w:bottom w:val="single" w:sz="4" w:space="0" w:color="CCCCCC"/>
+              <w:left w:val="single" w:sz="4" w:space="0" w:color="CCCCCC"/>
+              <w:right w:val="single" w:sz="4" w:space="0" w:color="CCCCCC"/>
+            </w:tcBorders>
+          </w:tcPr>
+          <w:p>
+            <w:pPr>
+              <w:spacing w:before="60" w:after="60" w:line="252" w:lineRule="auto"/>
+              <w:jc w:val="left"/>
+            </w:pPr>
+            <w:r/>
+            <w:r>
+              <w:t>Asia 11-15</w:t>
+            </w:r>
+          </w:p>
+        </w:tc>
+        <w:tc>
+          <w:tcPr>
+            <w:tcW w:type="dxa" w:w="1440"/>
+            <w:shd w:fill="FFFFFF"/>
+            <w:tcMar>
+              <w:top w:w="100" w:type="dxa"/>
+              <w:bottom w:w="100" w:type="dxa"/>
+              <w:left w:w="120" w:type="dxa"/>
+              <w:right w:w="120" w:type="dxa"/>
+            </w:tcMar>
+            <w:tcBorders>
+              <w:top w:val="single" w:sz="4" w:space="0" w:color="CCCCCC"/>
+              <w:bottom w:val="single" w:sz="4" w:space="0" w:color="CCCCCC"/>
+              <w:left w:val="single" w:sz="4" w:space="0" w:color="CCCCCC"/>
+              <w:right w:val="single" w:sz="4" w:space="0" w:color="CCCCCC"/>
+            </w:tcBorders>
+          </w:tcPr>
+          <w:p>
+            <w:pPr>
+              <w:spacing w:before="60" w:after="60" w:line="252" w:lineRule="auto"/>
+              <w:jc w:val="left"/>
+            </w:pPr>
+            <w:r/>
+            <w:r>
+              <w:t>508.00</w:t>
+            </w:r>
+          </w:p>
+        </w:tc>
+        <w:tc>
+          <w:tcPr>
+            <w:tcW w:type="dxa" w:w="2016"/>
+            <w:shd w:fill="FFFFFF"/>
+            <w:tcMar>
+              <w:top w:w="100" w:type="dxa"/>
+              <w:bottom w:w="100" w:type="dxa"/>
+              <w:left w:w="120" w:type="dxa"/>
+              <w:right w:w="120" w:type="dxa"/>
+            </w:tcMar>
+            <w:tcBorders>
+              <w:top w:val="single" w:sz="4" w:space="0" w:color="CCCCCC"/>
+              <w:bottom w:val="single" w:sz="4" w:space="0" w:color="CCCCCC"/>
+              <w:left w:val="single" w:sz="4" w:space="0" w:color="CCCCCC"/>
+              <w:right w:val="single" w:sz="4" w:space="0" w:color="CCCCCC"/>
+            </w:tcBorders>
+          </w:tcPr>
+          <w:p>
+            <w:pPr>
+              <w:spacing w:before="60" w:after="60" w:line="252" w:lineRule="auto"/>
+              <w:jc w:val="left"/>
+            </w:pPr>
+            <w:r/>
+            <w:r>
+              <w:t>511.00</w:t>
+            </w:r>
+          </w:p>
+        </w:tc>
+        <w:tc>
+          <w:tcPr>
+            <w:tcW w:type="dxa" w:w="1152"/>
+            <w:shd w:fill="FFFFFF"/>
+            <w:tcMar>
+              <w:top w:w="100" w:type="dxa"/>
+              <w:bottom w:w="100" w:type="dxa"/>
+              <w:left w:w="120" w:type="dxa"/>
+              <w:right w:w="120" w:type="dxa"/>
+            </w:tcMar>
+            <w:tcBorders>
+              <w:top w:val="single" w:sz="4" w:space="0" w:color="CCCCCC"/>
+              <w:bottom w:val="single" w:sz="4" w:space="0" w:color="CCCCCC"/>
+              <w:left w:val="single" w:sz="4" w:space="0" w:color="CCCCCC"/>
+              <w:right w:val="single" w:sz="4" w:space="0" w:color="CCCCCC"/>
+            </w:tcBorders>
+          </w:tcPr>
+          <w:p>
+            <w:pPr>
+              <w:spacing w:before="60" w:after="60" w:line="252" w:lineRule="auto"/>
+              <w:jc w:val="left"/>
+            </w:pPr>
+            <w:r/>
+            <w:r>
+              <w:t>504.75</w:t>
+            </w:r>
+          </w:p>
+        </w:tc>
+        <w:tc>
+          <w:tcPr>
+            <w:tcW w:type="dxa" w:w="1728"/>
+            <w:shd w:fill="FFFFFF"/>
+            <w:tcMar>
+              <w:top w:w="100" w:type="dxa"/>
+              <w:bottom w:w="100" w:type="dxa"/>
+              <w:left w:w="120" w:type="dxa"/>
+              <w:right w:w="120" w:type="dxa"/>
+            </w:tcMar>
+            <w:tcBorders>
+              <w:top w:val="single" w:sz="4" w:space="0" w:color="CCCCCC"/>
+              <w:bottom w:val="single" w:sz="4" w:space="0" w:color="CCCCCC"/>
+              <w:left w:val="single" w:sz="4" w:space="0" w:color="CCCCCC"/>
+              <w:right w:val="single" w:sz="4" w:space="0" w:color="CCCCCC"/>
+            </w:tcBorders>
+          </w:tcPr>
+          <w:p>
+            <w:pPr>
+              <w:spacing w:before="60" w:after="60" w:line="252" w:lineRule="auto"/>
+              <w:jc w:val="left"/>
+            </w:pPr>
+            <w:r/>
+            <w:r>
+              <w:rPr>
+                <w:b/>
+              </w:rPr>
+              <w:t>507.75</w:t>
+            </w:r>
+          </w:p>
+        </w:tc>
+        <w:tc>
+          <w:tcPr>
+            <w:tcW w:type="dxa" w:w="3456"/>
+            <w:shd w:fill="FFFFFF"/>
+            <w:tcMar>
+              <w:top w:w="100" w:type="dxa"/>
+              <w:bottom w:w="100" w:type="dxa"/>
+              <w:left w:w="120" w:type="dxa"/>
+              <w:right w:w="120" w:type="dxa"/>
+            </w:tcMar>
+            <w:tcBorders>
+              <w:top w:val="single" w:sz="4" w:space="0" w:color="CCCCCC"/>
+              <w:bottom w:val="single" w:sz="4" w:space="0" w:color="CCCCCC"/>
+              <w:left w:val="single" w:sz="4" w:space="0" w:color="CCCCCC"/>
+              <w:right w:val="single" w:sz="4" w:space="0" w:color="CCCCCC"/>
+            </w:tcBorders>
+          </w:tcPr>
+          <w:p>
+            <w:pPr>
+              <w:spacing w:before="60" w:after="60" w:line="252" w:lineRule="auto"/>
+              <w:jc w:val="left"/>
+            </w:pPr>
+            <w:r/>
+            <w:r>
+              <w:rPr>
+                <w:b/>
+              </w:rPr>
+              <w:t>-0.25</w:t>
+            </w:r>
+          </w:p>
+        </w:tc>
+        <w:tc>
+          <w:tcPr>
+            <w:tcW w:type="dxa" w:w="1440"/>
+            <w:shd w:fill="FFFFFF"/>
+            <w:tcMar>
+              <w:top w:w="100" w:type="dxa"/>
+              <w:bottom w:w="100" w:type="dxa"/>
+              <w:left w:w="120" w:type="dxa"/>
+              <w:right w:w="120" w:type="dxa"/>
+            </w:tcMar>
+            <w:tcBorders>
+              <w:top w:val="single" w:sz="4" w:space="0" w:color="CCCCCC"/>
+              <w:bottom w:val="single" w:sz="4" w:space="0" w:color="CCCCCC"/>
+              <w:left w:val="single" w:sz="4" w:space="0" w:color="CCCCCC"/>
+              <w:right w:val="single" w:sz="4" w:space="0" w:color="CCCCCC"/>
+            </w:tcBorders>
+          </w:tcPr>
+          <w:p>
+            <w:pPr>
+              <w:spacing w:before="60" w:after="60" w:line="252" w:lineRule="auto"/>
+              <w:jc w:val="left"/>
+            </w:pPr>
+            <w:r/>
+            <w:r>
+              <w:t>BEAR</w:t>
+            </w:r>
+          </w:p>
+        </w:tc>
+      </w:tr>
+      <w:tr>
+        <w:tc>
+          <w:tcPr>
+            <w:tcW w:type="dxa" w:w="1584"/>
+            <w:shd w:fill="F8FAFC"/>
+            <w:tcMar>
+              <w:top w:w="100" w:type="dxa"/>
+              <w:bottom w:w="100" w:type="dxa"/>
+              <w:left w:w="120" w:type="dxa"/>
+              <w:right w:w="120" w:type="dxa"/>
+            </w:tcMar>
+            <w:tcBorders>
+              <w:top w:val="single" w:sz="4" w:space="0" w:color="CCCCCC"/>
+              <w:bottom w:val="single" w:sz="4" w:space="0" w:color="CCCCCC"/>
+              <w:left w:val="single" w:sz="4" w:space="0" w:color="CCCCCC"/>
+              <w:right w:val="single" w:sz="4" w:space="0" w:color="CCCCCC"/>
+            </w:tcBorders>
+          </w:tcPr>
+          <w:p>
+            <w:pPr>
+              <w:spacing w:before="60" w:after="60" w:line="252" w:lineRule="auto"/>
+              <w:jc w:val="left"/>
+            </w:pPr>
+            <w:r/>
+            <w:r>
+              <w:rPr>
+                <w:b/>
+              </w:rPr>
+              <w:t>Wed 19/08</w:t>
+            </w:r>
+          </w:p>
+        </w:tc>
+        <w:tc>
+          <w:tcPr>
+            <w:tcW w:type="dxa" w:w="864"/>
+            <w:shd w:fill="F8FAFC"/>
+            <w:tcMar>
+              <w:top w:w="100" w:type="dxa"/>
+              <w:bottom w:w="100" w:type="dxa"/>
+              <w:left w:w="120" w:type="dxa"/>
+              <w:right w:w="120" w:type="dxa"/>
+            </w:tcMar>
+            <w:tcBorders>
+              <w:top w:val="single" w:sz="4" w:space="0" w:color="CCCCCC"/>
+              <w:bottom w:val="single" w:sz="4" w:space="0" w:color="CCCCCC"/>
+              <w:left w:val="single" w:sz="4" w:space="0" w:color="CCCCCC"/>
+              <w:right w:val="single" w:sz="4" w:space="0" w:color="CCCCCC"/>
+            </w:tcBorders>
+          </w:tcPr>
+          <w:p>
+            <w:pPr>
+              <w:spacing w:before="60" w:after="60" w:line="252" w:lineRule="auto"/>
+              <w:jc w:val="left"/>
+            </w:pPr>
+            <w:r/>
+            <w:r>
+              <w:t>London 15-19</w:t>
+            </w:r>
+          </w:p>
+        </w:tc>
+        <w:tc>
+          <w:tcPr>
+            <w:tcW w:type="dxa" w:w="1440"/>
+            <w:shd w:fill="F8FAFC"/>
+            <w:tcMar>
+              <w:top w:w="100" w:type="dxa"/>
+              <w:bottom w:w="100" w:type="dxa"/>
+              <w:left w:w="120" w:type="dxa"/>
+              <w:right w:w="120" w:type="dxa"/>
+            </w:tcMar>
+            <w:tcBorders>
+              <w:top w:val="single" w:sz="4" w:space="0" w:color="CCCCCC"/>
+              <w:bottom w:val="single" w:sz="4" w:space="0" w:color="CCCCCC"/>
+              <w:left w:val="single" w:sz="4" w:space="0" w:color="CCCCCC"/>
+              <w:right w:val="single" w:sz="4" w:space="0" w:color="CCCCCC"/>
+            </w:tcBorders>
+          </w:tcPr>
+          <w:p>
+            <w:pPr>
+              <w:spacing w:before="60" w:after="60" w:line="252" w:lineRule="auto"/>
+              <w:jc w:val="left"/>
+            </w:pPr>
+            <w:r/>
+            <w:r>
+              <w:t>507.75</w:t>
+            </w:r>
+          </w:p>
+        </w:tc>
+        <w:tc>
+          <w:tcPr>
+            <w:tcW w:type="dxa" w:w="2016"/>
+            <w:shd w:fill="F8FAFC"/>
+            <w:tcMar>
+              <w:top w:w="100" w:type="dxa"/>
+              <w:bottom w:w="100" w:type="dxa"/>
+              <w:left w:w="120" w:type="dxa"/>
+              <w:right w:w="120" w:type="dxa"/>
+            </w:tcMar>
+            <w:tcBorders>
+              <w:top w:val="single" w:sz="4" w:space="0" w:color="CCCCCC"/>
+              <w:bottom w:val="single" w:sz="4" w:space="0" w:color="CCCCCC"/>
+              <w:left w:val="single" w:sz="4" w:space="0" w:color="CCCCCC"/>
+              <w:right w:val="single" w:sz="4" w:space="0" w:color="CCCCCC"/>
+            </w:tcBorders>
+          </w:tcPr>
+          <w:p>
+            <w:pPr>
+              <w:spacing w:before="60" w:after="60" w:line="252" w:lineRule="auto"/>
+              <w:jc w:val="left"/>
+            </w:pPr>
+            <w:r/>
+            <w:r>
+              <w:t>511.75</w:t>
+            </w:r>
+          </w:p>
+        </w:tc>
+        <w:tc>
+          <w:tcPr>
+            <w:tcW w:type="dxa" w:w="1152"/>
+            <w:shd w:fill="F8FAFC"/>
+            <w:tcMar>
+              <w:top w:w="100" w:type="dxa"/>
+              <w:bottom w:w="100" w:type="dxa"/>
+              <w:left w:w="120" w:type="dxa"/>
+              <w:right w:w="120" w:type="dxa"/>
+            </w:tcMar>
+            <w:tcBorders>
+              <w:top w:val="single" w:sz="4" w:space="0" w:color="CCCCCC"/>
+              <w:bottom w:val="single" w:sz="4" w:space="0" w:color="CCCCCC"/>
+              <w:left w:val="single" w:sz="4" w:space="0" w:color="CCCCCC"/>
+              <w:right w:val="single" w:sz="4" w:space="0" w:color="CCCCCC"/>
+            </w:tcBorders>
+          </w:tcPr>
+          <w:p>
+            <w:pPr>
+              <w:spacing w:before="60" w:after="60" w:line="252" w:lineRule="auto"/>
+              <w:jc w:val="left"/>
+            </w:pPr>
+            <w:r/>
+            <w:r>
+              <w:t>502.50</w:t>
             </w:r>
           </w:p>
         </w:tc>
@@ -16624,7 +17564,7 @@
               <w:rPr>
                 <w:b/>
               </w:rPr>
-              <w:t>+1.00</w:t>
+              <w:t>+0.50</w:t>
             </w:r>
           </w:p>
         </w:tc>
@@ -16685,7 +17625,7 @@
               <w:rPr>
                 <w:b/>
               </w:rPr>
-              <w:t>Tue 18/08</w:t>
+              <w:t>Wed 19/08</w:t>
             </w:r>
           </w:p>
         </w:tc>
@@ -16713,7 +17653,7 @@
             </w:pPr>
             <w:r/>
             <w:r>
-              <w:t>NY Close 23-01</w:t>
+              <w:t>Pre-NY 19-21</w:t>
             </w:r>
           </w:p>
         </w:tc>
@@ -16769,7 +17709,7 @@
             </w:pPr>
             <w:r/>
             <w:r>
-              <w:t>511.00</w:t>
+              <w:t>513.00</w:t>
             </w:r>
           </w:p>
         </w:tc>
@@ -16797,7 +17737,7 @@
             </w:pPr>
             <w:r/>
             <w:r>
-              <w:t>505.75</w:t>
+              <w:t>501.25</w:t>
             </w:r>
           </w:p>
         </w:tc>
@@ -16828,7 +17768,1887 @@
               <w:rPr>
                 <w:b/>
               </w:rPr>
-              <w:t>508.25</w:t>
+              <w:t>510.25</w:t>
+            </w:r>
+          </w:p>
+        </w:tc>
+        <w:tc>
+          <w:tcPr>
+            <w:tcW w:type="dxa" w:w="3456"/>
+            <w:shd w:fill="FFFFFF"/>
+            <w:tcMar>
+              <w:top w:w="100" w:type="dxa"/>
+              <w:bottom w:w="100" w:type="dxa"/>
+              <w:left w:w="120" w:type="dxa"/>
+              <w:right w:w="120" w:type="dxa"/>
+            </w:tcMar>
+            <w:tcBorders>
+              <w:top w:val="single" w:sz="4" w:space="0" w:color="CCCCCC"/>
+              <w:bottom w:val="single" w:sz="4" w:space="0" w:color="CCCCCC"/>
+              <w:left w:val="single" w:sz="4" w:space="0" w:color="CCCCCC"/>
+              <w:right w:val="single" w:sz="4" w:space="0" w:color="CCCCCC"/>
+            </w:tcBorders>
+          </w:tcPr>
+          <w:p>
+            <w:pPr>
+              <w:spacing w:before="60" w:after="60" w:line="252" w:lineRule="auto"/>
+              <w:jc w:val="left"/>
+            </w:pPr>
+            <w:r/>
+            <w:r>
+              <w:rPr>
+                <w:b/>
+              </w:rPr>
+              <w:t>+2.00</w:t>
+            </w:r>
+          </w:p>
+        </w:tc>
+        <w:tc>
+          <w:tcPr>
+            <w:tcW w:type="dxa" w:w="1440"/>
+            <w:shd w:fill="FFFFFF"/>
+            <w:tcMar>
+              <w:top w:w="100" w:type="dxa"/>
+              <w:bottom w:w="100" w:type="dxa"/>
+              <w:left w:w="120" w:type="dxa"/>
+              <w:right w:w="120" w:type="dxa"/>
+            </w:tcMar>
+            <w:tcBorders>
+              <w:top w:val="single" w:sz="4" w:space="0" w:color="CCCCCC"/>
+              <w:bottom w:val="single" w:sz="4" w:space="0" w:color="CCCCCC"/>
+              <w:left w:val="single" w:sz="4" w:space="0" w:color="CCCCCC"/>
+              <w:right w:val="single" w:sz="4" w:space="0" w:color="CCCCCC"/>
+            </w:tcBorders>
+          </w:tcPr>
+          <w:p>
+            <w:pPr>
+              <w:spacing w:before="60" w:after="60" w:line="252" w:lineRule="auto"/>
+              <w:jc w:val="left"/>
+            </w:pPr>
+            <w:r/>
+            <w:r>
+              <w:t>BULL</w:t>
+            </w:r>
+          </w:p>
+        </w:tc>
+      </w:tr>
+      <w:tr>
+        <w:tc>
+          <w:tcPr>
+            <w:tcW w:type="dxa" w:w="1584"/>
+            <w:shd w:fill="F8FAFC"/>
+            <w:tcMar>
+              <w:top w:w="100" w:type="dxa"/>
+              <w:bottom w:w="100" w:type="dxa"/>
+              <w:left w:w="120" w:type="dxa"/>
+              <w:right w:w="120" w:type="dxa"/>
+            </w:tcMar>
+            <w:tcBorders>
+              <w:top w:val="single" w:sz="4" w:space="0" w:color="CCCCCC"/>
+              <w:bottom w:val="single" w:sz="4" w:space="0" w:color="CCCCCC"/>
+              <w:left w:val="single" w:sz="4" w:space="0" w:color="CCCCCC"/>
+              <w:right w:val="single" w:sz="4" w:space="0" w:color="CCCCCC"/>
+            </w:tcBorders>
+          </w:tcPr>
+          <w:p>
+            <w:pPr>
+              <w:spacing w:before="60" w:after="60" w:line="252" w:lineRule="auto"/>
+              <w:jc w:val="left"/>
+            </w:pPr>
+            <w:r/>
+            <w:r>
+              <w:rPr>
+                <w:b/>
+              </w:rPr>
+              <w:t>Wed 19/08</w:t>
+            </w:r>
+          </w:p>
+        </w:tc>
+        <w:tc>
+          <w:tcPr>
+            <w:tcW w:type="dxa" w:w="864"/>
+            <w:shd w:fill="F8FAFC"/>
+            <w:tcMar>
+              <w:top w:w="100" w:type="dxa"/>
+              <w:bottom w:w="100" w:type="dxa"/>
+              <w:left w:w="120" w:type="dxa"/>
+              <w:right w:w="120" w:type="dxa"/>
+            </w:tcMar>
+            <w:tcBorders>
+              <w:top w:val="single" w:sz="4" w:space="0" w:color="CCCCCC"/>
+              <w:bottom w:val="single" w:sz="4" w:space="0" w:color="CCCCCC"/>
+              <w:left w:val="single" w:sz="4" w:space="0" w:color="CCCCCC"/>
+              <w:right w:val="single" w:sz="4" w:space="0" w:color="CCCCCC"/>
+            </w:tcBorders>
+          </w:tcPr>
+          <w:p>
+            <w:pPr>
+              <w:spacing w:before="60" w:after="60" w:line="252" w:lineRule="auto"/>
+              <w:jc w:val="left"/>
+            </w:pPr>
+            <w:r/>
+            <w:r>
+              <w:t>NY Open 21-23</w:t>
+            </w:r>
+          </w:p>
+        </w:tc>
+        <w:tc>
+          <w:tcPr>
+            <w:tcW w:type="dxa" w:w="1440"/>
+            <w:shd w:fill="F8FAFC"/>
+            <w:tcMar>
+              <w:top w:w="100" w:type="dxa"/>
+              <w:bottom w:w="100" w:type="dxa"/>
+              <w:left w:w="120" w:type="dxa"/>
+              <w:right w:w="120" w:type="dxa"/>
+            </w:tcMar>
+            <w:tcBorders>
+              <w:top w:val="single" w:sz="4" w:space="0" w:color="CCCCCC"/>
+              <w:bottom w:val="single" w:sz="4" w:space="0" w:color="CCCCCC"/>
+              <w:left w:val="single" w:sz="4" w:space="0" w:color="CCCCCC"/>
+              <w:right w:val="single" w:sz="4" w:space="0" w:color="CCCCCC"/>
+            </w:tcBorders>
+          </w:tcPr>
+          <w:p>
+            <w:pPr>
+              <w:spacing w:before="60" w:after="60" w:line="252" w:lineRule="auto"/>
+              <w:jc w:val="left"/>
+            </w:pPr>
+            <w:r/>
+            <w:r>
+              <w:t>510.25</w:t>
+            </w:r>
+          </w:p>
+        </w:tc>
+        <w:tc>
+          <w:tcPr>
+            <w:tcW w:type="dxa" w:w="2016"/>
+            <w:shd w:fill="F8FAFC"/>
+            <w:tcMar>
+              <w:top w:w="100" w:type="dxa"/>
+              <w:bottom w:w="100" w:type="dxa"/>
+              <w:left w:w="120" w:type="dxa"/>
+              <w:right w:w="120" w:type="dxa"/>
+            </w:tcMar>
+            <w:tcBorders>
+              <w:top w:val="single" w:sz="4" w:space="0" w:color="CCCCCC"/>
+              <w:bottom w:val="single" w:sz="4" w:space="0" w:color="CCCCCC"/>
+              <w:left w:val="single" w:sz="4" w:space="0" w:color="CCCCCC"/>
+              <w:right w:val="single" w:sz="4" w:space="0" w:color="CCCCCC"/>
+            </w:tcBorders>
+          </w:tcPr>
+          <w:p>
+            <w:pPr>
+              <w:spacing w:before="60" w:after="60" w:line="252" w:lineRule="auto"/>
+              <w:jc w:val="left"/>
+            </w:pPr>
+            <w:r/>
+            <w:r>
+              <w:t>518.25</w:t>
+            </w:r>
+          </w:p>
+        </w:tc>
+        <w:tc>
+          <w:tcPr>
+            <w:tcW w:type="dxa" w:w="1152"/>
+            <w:shd w:fill="F8FAFC"/>
+            <w:tcMar>
+              <w:top w:w="100" w:type="dxa"/>
+              <w:bottom w:w="100" w:type="dxa"/>
+              <w:left w:w="120" w:type="dxa"/>
+              <w:right w:w="120" w:type="dxa"/>
+            </w:tcMar>
+            <w:tcBorders>
+              <w:top w:val="single" w:sz="4" w:space="0" w:color="CCCCCC"/>
+              <w:bottom w:val="single" w:sz="4" w:space="0" w:color="CCCCCC"/>
+              <w:left w:val="single" w:sz="4" w:space="0" w:color="CCCCCC"/>
+              <w:right w:val="single" w:sz="4" w:space="0" w:color="CCCCCC"/>
+            </w:tcBorders>
+          </w:tcPr>
+          <w:p>
+            <w:pPr>
+              <w:spacing w:before="60" w:after="60" w:line="252" w:lineRule="auto"/>
+              <w:jc w:val="left"/>
+            </w:pPr>
+            <w:r/>
+            <w:r>
+              <w:t>503.25</w:t>
+            </w:r>
+          </w:p>
+        </w:tc>
+        <w:tc>
+          <w:tcPr>
+            <w:tcW w:type="dxa" w:w="1728"/>
+            <w:shd w:fill="F8FAFC"/>
+            <w:tcMar>
+              <w:top w:w="100" w:type="dxa"/>
+              <w:bottom w:w="100" w:type="dxa"/>
+              <w:left w:w="120" w:type="dxa"/>
+              <w:right w:w="120" w:type="dxa"/>
+            </w:tcMar>
+            <w:tcBorders>
+              <w:top w:val="single" w:sz="4" w:space="0" w:color="CCCCCC"/>
+              <w:bottom w:val="single" w:sz="4" w:space="0" w:color="CCCCCC"/>
+              <w:left w:val="single" w:sz="4" w:space="0" w:color="CCCCCC"/>
+              <w:right w:val="single" w:sz="4" w:space="0" w:color="CCCCCC"/>
+            </w:tcBorders>
+          </w:tcPr>
+          <w:p>
+            <w:pPr>
+              <w:spacing w:before="60" w:after="60" w:line="252" w:lineRule="auto"/>
+              <w:jc w:val="left"/>
+            </w:pPr>
+            <w:r/>
+            <w:r>
+              <w:rPr>
+                <w:b/>
+              </w:rPr>
+              <w:t>511.75</w:t>
+            </w:r>
+          </w:p>
+        </w:tc>
+        <w:tc>
+          <w:tcPr>
+            <w:tcW w:type="dxa" w:w="3456"/>
+            <w:shd w:fill="F8FAFC"/>
+            <w:tcMar>
+              <w:top w:w="100" w:type="dxa"/>
+              <w:bottom w:w="100" w:type="dxa"/>
+              <w:left w:w="120" w:type="dxa"/>
+              <w:right w:w="120" w:type="dxa"/>
+            </w:tcMar>
+            <w:tcBorders>
+              <w:top w:val="single" w:sz="4" w:space="0" w:color="CCCCCC"/>
+              <w:bottom w:val="single" w:sz="4" w:space="0" w:color="CCCCCC"/>
+              <w:left w:val="single" w:sz="4" w:space="0" w:color="CCCCCC"/>
+              <w:right w:val="single" w:sz="4" w:space="0" w:color="CCCCCC"/>
+            </w:tcBorders>
+          </w:tcPr>
+          <w:p>
+            <w:pPr>
+              <w:spacing w:before="60" w:after="60" w:line="252" w:lineRule="auto"/>
+              <w:jc w:val="left"/>
+            </w:pPr>
+            <w:r/>
+            <w:r>
+              <w:rPr>
+                <w:b/>
+              </w:rPr>
+              <w:t>+1.50</w:t>
+            </w:r>
+          </w:p>
+        </w:tc>
+        <w:tc>
+          <w:tcPr>
+            <w:tcW w:type="dxa" w:w="1440"/>
+            <w:shd w:fill="F8FAFC"/>
+            <w:tcMar>
+              <w:top w:w="100" w:type="dxa"/>
+              <w:bottom w:w="100" w:type="dxa"/>
+              <w:left w:w="120" w:type="dxa"/>
+              <w:right w:w="120" w:type="dxa"/>
+            </w:tcMar>
+            <w:tcBorders>
+              <w:top w:val="single" w:sz="4" w:space="0" w:color="CCCCCC"/>
+              <w:bottom w:val="single" w:sz="4" w:space="0" w:color="CCCCCC"/>
+              <w:left w:val="single" w:sz="4" w:space="0" w:color="CCCCCC"/>
+              <w:right w:val="single" w:sz="4" w:space="0" w:color="CCCCCC"/>
+            </w:tcBorders>
+          </w:tcPr>
+          <w:p>
+            <w:pPr>
+              <w:spacing w:before="60" w:after="60" w:line="252" w:lineRule="auto"/>
+              <w:jc w:val="left"/>
+            </w:pPr>
+            <w:r/>
+            <w:r>
+              <w:t>BULL</w:t>
+            </w:r>
+          </w:p>
+        </w:tc>
+      </w:tr>
+      <w:tr>
+        <w:tc>
+          <w:tcPr>
+            <w:tcW w:type="dxa" w:w="1584"/>
+            <w:shd w:fill="FFFFFF"/>
+            <w:tcMar>
+              <w:top w:w="100" w:type="dxa"/>
+              <w:bottom w:w="100" w:type="dxa"/>
+              <w:left w:w="120" w:type="dxa"/>
+              <w:right w:w="120" w:type="dxa"/>
+            </w:tcMar>
+            <w:tcBorders>
+              <w:top w:val="single" w:sz="4" w:space="0" w:color="CCCCCC"/>
+              <w:bottom w:val="single" w:sz="4" w:space="0" w:color="CCCCCC"/>
+              <w:left w:val="single" w:sz="4" w:space="0" w:color="CCCCCC"/>
+              <w:right w:val="single" w:sz="4" w:space="0" w:color="CCCCCC"/>
+            </w:tcBorders>
+          </w:tcPr>
+          <w:p>
+            <w:pPr>
+              <w:spacing w:before="60" w:after="60" w:line="252" w:lineRule="auto"/>
+              <w:jc w:val="left"/>
+            </w:pPr>
+            <w:r/>
+            <w:r>
+              <w:rPr>
+                <w:b/>
+              </w:rPr>
+              <w:t>Wed 19/08</w:t>
+            </w:r>
+          </w:p>
+        </w:tc>
+        <w:tc>
+          <w:tcPr>
+            <w:tcW w:type="dxa" w:w="864"/>
+            <w:shd w:fill="FFFFFF"/>
+            <w:tcMar>
+              <w:top w:w="100" w:type="dxa"/>
+              <w:bottom w:w="100" w:type="dxa"/>
+              <w:left w:w="120" w:type="dxa"/>
+              <w:right w:w="120" w:type="dxa"/>
+            </w:tcMar>
+            <w:tcBorders>
+              <w:top w:val="single" w:sz="4" w:space="0" w:color="CCCCCC"/>
+              <w:bottom w:val="single" w:sz="4" w:space="0" w:color="CCCCCC"/>
+              <w:left w:val="single" w:sz="4" w:space="0" w:color="CCCCCC"/>
+              <w:right w:val="single" w:sz="4" w:space="0" w:color="CCCCCC"/>
+            </w:tcBorders>
+          </w:tcPr>
+          <w:p>
+            <w:pPr>
+              <w:spacing w:before="60" w:after="60" w:line="252" w:lineRule="auto"/>
+              <w:jc w:val="left"/>
+            </w:pPr>
+            <w:r/>
+            <w:r>
+              <w:t>NY Close 23-01</w:t>
+            </w:r>
+          </w:p>
+        </w:tc>
+        <w:tc>
+          <w:tcPr>
+            <w:tcW w:type="dxa" w:w="1440"/>
+            <w:shd w:fill="FFFFFF"/>
+            <w:tcMar>
+              <w:top w:w="100" w:type="dxa"/>
+              <w:bottom w:w="100" w:type="dxa"/>
+              <w:left w:w="120" w:type="dxa"/>
+              <w:right w:w="120" w:type="dxa"/>
+            </w:tcMar>
+            <w:tcBorders>
+              <w:top w:val="single" w:sz="4" w:space="0" w:color="CCCCCC"/>
+              <w:bottom w:val="single" w:sz="4" w:space="0" w:color="CCCCCC"/>
+              <w:left w:val="single" w:sz="4" w:space="0" w:color="CCCCCC"/>
+              <w:right w:val="single" w:sz="4" w:space="0" w:color="CCCCCC"/>
+            </w:tcBorders>
+          </w:tcPr>
+          <w:p>
+            <w:pPr>
+              <w:spacing w:before="60" w:after="60" w:line="252" w:lineRule="auto"/>
+              <w:jc w:val="left"/>
+            </w:pPr>
+            <w:r/>
+            <w:r>
+              <w:t>511.75</w:t>
+            </w:r>
+          </w:p>
+        </w:tc>
+        <w:tc>
+          <w:tcPr>
+            <w:tcW w:type="dxa" w:w="2016"/>
+            <w:shd w:fill="FFFFFF"/>
+            <w:tcMar>
+              <w:top w:w="100" w:type="dxa"/>
+              <w:bottom w:w="100" w:type="dxa"/>
+              <w:left w:w="120" w:type="dxa"/>
+              <w:right w:w="120" w:type="dxa"/>
+            </w:tcMar>
+            <w:tcBorders>
+              <w:top w:val="single" w:sz="4" w:space="0" w:color="CCCCCC"/>
+              <w:bottom w:val="single" w:sz="4" w:space="0" w:color="CCCCCC"/>
+              <w:left w:val="single" w:sz="4" w:space="0" w:color="CCCCCC"/>
+              <w:right w:val="single" w:sz="4" w:space="0" w:color="CCCCCC"/>
+            </w:tcBorders>
+          </w:tcPr>
+          <w:p>
+            <w:pPr>
+              <w:spacing w:before="60" w:after="60" w:line="252" w:lineRule="auto"/>
+              <w:jc w:val="left"/>
+            </w:pPr>
+            <w:r/>
+            <w:r>
+              <w:t>516.25</w:t>
+            </w:r>
+          </w:p>
+        </w:tc>
+        <w:tc>
+          <w:tcPr>
+            <w:tcW w:type="dxa" w:w="1152"/>
+            <w:shd w:fill="FFFFFF"/>
+            <w:tcMar>
+              <w:top w:w="100" w:type="dxa"/>
+              <w:bottom w:w="100" w:type="dxa"/>
+              <w:left w:w="120" w:type="dxa"/>
+              <w:right w:w="120" w:type="dxa"/>
+            </w:tcMar>
+            <w:tcBorders>
+              <w:top w:val="single" w:sz="4" w:space="0" w:color="CCCCCC"/>
+              <w:bottom w:val="single" w:sz="4" w:space="0" w:color="CCCCCC"/>
+              <w:left w:val="single" w:sz="4" w:space="0" w:color="CCCCCC"/>
+              <w:right w:val="single" w:sz="4" w:space="0" w:color="CCCCCC"/>
+            </w:tcBorders>
+          </w:tcPr>
+          <w:p>
+            <w:pPr>
+              <w:spacing w:before="60" w:after="60" w:line="252" w:lineRule="auto"/>
+              <w:jc w:val="left"/>
+            </w:pPr>
+            <w:r/>
+            <w:r>
+              <w:t>507.50</w:t>
+            </w:r>
+          </w:p>
+        </w:tc>
+        <w:tc>
+          <w:tcPr>
+            <w:tcW w:type="dxa" w:w="1728"/>
+            <w:shd w:fill="FFFFFF"/>
+            <w:tcMar>
+              <w:top w:w="100" w:type="dxa"/>
+              <w:bottom w:w="100" w:type="dxa"/>
+              <w:left w:w="120" w:type="dxa"/>
+              <w:right w:w="120" w:type="dxa"/>
+            </w:tcMar>
+            <w:tcBorders>
+              <w:top w:val="single" w:sz="4" w:space="0" w:color="CCCCCC"/>
+              <w:bottom w:val="single" w:sz="4" w:space="0" w:color="CCCCCC"/>
+              <w:left w:val="single" w:sz="4" w:space="0" w:color="CCCCCC"/>
+              <w:right w:val="single" w:sz="4" w:space="0" w:color="CCCCCC"/>
+            </w:tcBorders>
+          </w:tcPr>
+          <w:p>
+            <w:pPr>
+              <w:spacing w:before="60" w:after="60" w:line="252" w:lineRule="auto"/>
+              <w:jc w:val="left"/>
+            </w:pPr>
+            <w:r/>
+            <w:r>
+              <w:rPr>
+                <w:b/>
+              </w:rPr>
+              <w:t>511.25</w:t>
+            </w:r>
+          </w:p>
+        </w:tc>
+        <w:tc>
+          <w:tcPr>
+            <w:tcW w:type="dxa" w:w="3456"/>
+            <w:shd w:fill="FFFFFF"/>
+            <w:tcMar>
+              <w:top w:w="100" w:type="dxa"/>
+              <w:bottom w:w="100" w:type="dxa"/>
+              <w:left w:w="120" w:type="dxa"/>
+              <w:right w:w="120" w:type="dxa"/>
+            </w:tcMar>
+            <w:tcBorders>
+              <w:top w:val="single" w:sz="4" w:space="0" w:color="CCCCCC"/>
+              <w:bottom w:val="single" w:sz="4" w:space="0" w:color="CCCCCC"/>
+              <w:left w:val="single" w:sz="4" w:space="0" w:color="CCCCCC"/>
+              <w:right w:val="single" w:sz="4" w:space="0" w:color="CCCCCC"/>
+            </w:tcBorders>
+          </w:tcPr>
+          <w:p>
+            <w:pPr>
+              <w:spacing w:before="60" w:after="60" w:line="252" w:lineRule="auto"/>
+              <w:jc w:val="left"/>
+            </w:pPr>
+            <w:r/>
+            <w:r>
+              <w:rPr>
+                <w:b/>
+              </w:rPr>
+              <w:t>-0.50</w:t>
+            </w:r>
+          </w:p>
+        </w:tc>
+        <w:tc>
+          <w:tcPr>
+            <w:tcW w:type="dxa" w:w="1440"/>
+            <w:shd w:fill="FFFFFF"/>
+            <w:tcMar>
+              <w:top w:w="100" w:type="dxa"/>
+              <w:bottom w:w="100" w:type="dxa"/>
+              <w:left w:w="120" w:type="dxa"/>
+              <w:right w:w="120" w:type="dxa"/>
+            </w:tcMar>
+            <w:tcBorders>
+              <w:top w:val="single" w:sz="4" w:space="0" w:color="CCCCCC"/>
+              <w:bottom w:val="single" w:sz="4" w:space="0" w:color="CCCCCC"/>
+              <w:left w:val="single" w:sz="4" w:space="0" w:color="CCCCCC"/>
+              <w:right w:val="single" w:sz="4" w:space="0" w:color="CCCCCC"/>
+            </w:tcBorders>
+          </w:tcPr>
+          <w:p>
+            <w:pPr>
+              <w:spacing w:before="60" w:after="60" w:line="252" w:lineRule="auto"/>
+              <w:jc w:val="left"/>
+            </w:pPr>
+            <w:r/>
+            <w:r>
+              <w:t>BEAR</w:t>
+            </w:r>
+          </w:p>
+        </w:tc>
+      </w:tr>
+      <w:tr>
+        <w:tc>
+          <w:tcPr>
+            <w:tcW w:type="dxa" w:w="1584"/>
+            <w:shd w:fill="F8FAFC"/>
+            <w:tcMar>
+              <w:top w:w="100" w:type="dxa"/>
+              <w:bottom w:w="100" w:type="dxa"/>
+              <w:left w:w="120" w:type="dxa"/>
+              <w:right w:w="120" w:type="dxa"/>
+            </w:tcMar>
+            <w:tcBorders>
+              <w:top w:val="single" w:sz="4" w:space="0" w:color="CCCCCC"/>
+              <w:bottom w:val="single" w:sz="4" w:space="0" w:color="CCCCCC"/>
+              <w:left w:val="single" w:sz="4" w:space="0" w:color="CCCCCC"/>
+              <w:right w:val="single" w:sz="4" w:space="0" w:color="CCCCCC"/>
+            </w:tcBorders>
+          </w:tcPr>
+          <w:p>
+            <w:pPr>
+              <w:spacing w:before="60" w:after="60" w:line="252" w:lineRule="auto"/>
+              <w:jc w:val="left"/>
+            </w:pPr>
+            <w:r/>
+            <w:r>
+              <w:rPr>
+                <w:b/>
+              </w:rPr>
+              <w:t>Thu 20/08</w:t>
+            </w:r>
+          </w:p>
+        </w:tc>
+        <w:tc>
+          <w:tcPr>
+            <w:tcW w:type="dxa" w:w="864"/>
+            <w:shd w:fill="F8FAFC"/>
+            <w:tcMar>
+              <w:top w:w="100" w:type="dxa"/>
+              <w:bottom w:w="100" w:type="dxa"/>
+              <w:left w:w="120" w:type="dxa"/>
+              <w:right w:w="120" w:type="dxa"/>
+            </w:tcMar>
+            <w:tcBorders>
+              <w:top w:val="single" w:sz="4" w:space="0" w:color="CCCCCC"/>
+              <w:bottom w:val="single" w:sz="4" w:space="0" w:color="CCCCCC"/>
+              <w:left w:val="single" w:sz="4" w:space="0" w:color="CCCCCC"/>
+              <w:right w:val="single" w:sz="4" w:space="0" w:color="CCCCCC"/>
+            </w:tcBorders>
+          </w:tcPr>
+          <w:p>
+            <w:pPr>
+              <w:spacing w:before="60" w:after="60" w:line="252" w:lineRule="auto"/>
+              <w:jc w:val="left"/>
+            </w:pPr>
+            <w:r/>
+            <w:r>
+              <w:t>Asia 07-11</w:t>
+            </w:r>
+          </w:p>
+        </w:tc>
+        <w:tc>
+          <w:tcPr>
+            <w:tcW w:type="dxa" w:w="1440"/>
+            <w:shd w:fill="F8FAFC"/>
+            <w:tcMar>
+              <w:top w:w="100" w:type="dxa"/>
+              <w:bottom w:w="100" w:type="dxa"/>
+              <w:left w:w="120" w:type="dxa"/>
+              <w:right w:w="120" w:type="dxa"/>
+            </w:tcMar>
+            <w:tcBorders>
+              <w:top w:val="single" w:sz="4" w:space="0" w:color="CCCCCC"/>
+              <w:bottom w:val="single" w:sz="4" w:space="0" w:color="CCCCCC"/>
+              <w:left w:val="single" w:sz="4" w:space="0" w:color="CCCCCC"/>
+              <w:right w:val="single" w:sz="4" w:space="0" w:color="CCCCCC"/>
+            </w:tcBorders>
+          </w:tcPr>
+          <w:p>
+            <w:pPr>
+              <w:spacing w:before="60" w:after="60" w:line="252" w:lineRule="auto"/>
+              <w:jc w:val="left"/>
+            </w:pPr>
+            <w:r/>
+            <w:r>
+              <w:t>511.25</w:t>
+            </w:r>
+          </w:p>
+        </w:tc>
+        <w:tc>
+          <w:tcPr>
+            <w:tcW w:type="dxa" w:w="2016"/>
+            <w:shd w:fill="F8FAFC"/>
+            <w:tcMar>
+              <w:top w:w="100" w:type="dxa"/>
+              <w:bottom w:w="100" w:type="dxa"/>
+              <w:left w:w="120" w:type="dxa"/>
+              <w:right w:w="120" w:type="dxa"/>
+            </w:tcMar>
+            <w:tcBorders>
+              <w:top w:val="single" w:sz="4" w:space="0" w:color="CCCCCC"/>
+              <w:bottom w:val="single" w:sz="4" w:space="0" w:color="CCCCCC"/>
+              <w:left w:val="single" w:sz="4" w:space="0" w:color="CCCCCC"/>
+              <w:right w:val="single" w:sz="4" w:space="0" w:color="CCCCCC"/>
+            </w:tcBorders>
+          </w:tcPr>
+          <w:p>
+            <w:pPr>
+              <w:spacing w:before="60" w:after="60" w:line="252" w:lineRule="auto"/>
+              <w:jc w:val="left"/>
+            </w:pPr>
+            <w:r/>
+            <w:r>
+              <w:t>513.50</w:t>
+            </w:r>
+          </w:p>
+        </w:tc>
+        <w:tc>
+          <w:tcPr>
+            <w:tcW w:type="dxa" w:w="1152"/>
+            <w:shd w:fill="F8FAFC"/>
+            <w:tcMar>
+              <w:top w:w="100" w:type="dxa"/>
+              <w:bottom w:w="100" w:type="dxa"/>
+              <w:left w:w="120" w:type="dxa"/>
+              <w:right w:w="120" w:type="dxa"/>
+            </w:tcMar>
+            <w:tcBorders>
+              <w:top w:val="single" w:sz="4" w:space="0" w:color="CCCCCC"/>
+              <w:bottom w:val="single" w:sz="4" w:space="0" w:color="CCCCCC"/>
+              <w:left w:val="single" w:sz="4" w:space="0" w:color="CCCCCC"/>
+              <w:right w:val="single" w:sz="4" w:space="0" w:color="CCCCCC"/>
+            </w:tcBorders>
+          </w:tcPr>
+          <w:p>
+            <w:pPr>
+              <w:spacing w:before="60" w:after="60" w:line="252" w:lineRule="auto"/>
+              <w:jc w:val="left"/>
+            </w:pPr>
+            <w:r/>
+            <w:r>
+              <w:t>508.50</w:t>
+            </w:r>
+          </w:p>
+        </w:tc>
+        <w:tc>
+          <w:tcPr>
+            <w:tcW w:type="dxa" w:w="1728"/>
+            <w:shd w:fill="F8FAFC"/>
+            <w:tcMar>
+              <w:top w:w="100" w:type="dxa"/>
+              <w:bottom w:w="100" w:type="dxa"/>
+              <w:left w:w="120" w:type="dxa"/>
+              <w:right w:w="120" w:type="dxa"/>
+            </w:tcMar>
+            <w:tcBorders>
+              <w:top w:val="single" w:sz="4" w:space="0" w:color="CCCCCC"/>
+              <w:bottom w:val="single" w:sz="4" w:space="0" w:color="CCCCCC"/>
+              <w:left w:val="single" w:sz="4" w:space="0" w:color="CCCCCC"/>
+              <w:right w:val="single" w:sz="4" w:space="0" w:color="CCCCCC"/>
+            </w:tcBorders>
+          </w:tcPr>
+          <w:p>
+            <w:pPr>
+              <w:spacing w:before="60" w:after="60" w:line="252" w:lineRule="auto"/>
+              <w:jc w:val="left"/>
+            </w:pPr>
+            <w:r/>
+            <w:r>
+              <w:rPr>
+                <w:b/>
+              </w:rPr>
+              <w:t>511.00</w:t>
+            </w:r>
+          </w:p>
+        </w:tc>
+        <w:tc>
+          <w:tcPr>
+            <w:tcW w:type="dxa" w:w="3456"/>
+            <w:shd w:fill="F8FAFC"/>
+            <w:tcMar>
+              <w:top w:w="100" w:type="dxa"/>
+              <w:bottom w:w="100" w:type="dxa"/>
+              <w:left w:w="120" w:type="dxa"/>
+              <w:right w:w="120" w:type="dxa"/>
+            </w:tcMar>
+            <w:tcBorders>
+              <w:top w:val="single" w:sz="4" w:space="0" w:color="CCCCCC"/>
+              <w:bottom w:val="single" w:sz="4" w:space="0" w:color="CCCCCC"/>
+              <w:left w:val="single" w:sz="4" w:space="0" w:color="CCCCCC"/>
+              <w:right w:val="single" w:sz="4" w:space="0" w:color="CCCCCC"/>
+            </w:tcBorders>
+          </w:tcPr>
+          <w:p>
+            <w:pPr>
+              <w:spacing w:before="60" w:after="60" w:line="252" w:lineRule="auto"/>
+              <w:jc w:val="left"/>
+            </w:pPr>
+            <w:r/>
+            <w:r>
+              <w:rPr>
+                <w:b/>
+              </w:rPr>
+              <w:t>-0.25</w:t>
+            </w:r>
+          </w:p>
+        </w:tc>
+        <w:tc>
+          <w:tcPr>
+            <w:tcW w:type="dxa" w:w="1440"/>
+            <w:shd w:fill="F8FAFC"/>
+            <w:tcMar>
+              <w:top w:w="100" w:type="dxa"/>
+              <w:bottom w:w="100" w:type="dxa"/>
+              <w:left w:w="120" w:type="dxa"/>
+              <w:right w:w="120" w:type="dxa"/>
+            </w:tcMar>
+            <w:tcBorders>
+              <w:top w:val="single" w:sz="4" w:space="0" w:color="CCCCCC"/>
+              <w:bottom w:val="single" w:sz="4" w:space="0" w:color="CCCCCC"/>
+              <w:left w:val="single" w:sz="4" w:space="0" w:color="CCCCCC"/>
+              <w:right w:val="single" w:sz="4" w:space="0" w:color="CCCCCC"/>
+            </w:tcBorders>
+          </w:tcPr>
+          <w:p>
+            <w:pPr>
+              <w:spacing w:before="60" w:after="60" w:line="252" w:lineRule="auto"/>
+              <w:jc w:val="left"/>
+            </w:pPr>
+            <w:r/>
+            <w:r>
+              <w:t>BEAR</w:t>
+            </w:r>
+          </w:p>
+        </w:tc>
+      </w:tr>
+      <w:tr>
+        <w:tc>
+          <w:tcPr>
+            <w:tcW w:type="dxa" w:w="1584"/>
+            <w:shd w:fill="FFFFFF"/>
+            <w:tcMar>
+              <w:top w:w="100" w:type="dxa"/>
+              <w:bottom w:w="100" w:type="dxa"/>
+              <w:left w:w="120" w:type="dxa"/>
+              <w:right w:w="120" w:type="dxa"/>
+            </w:tcMar>
+            <w:tcBorders>
+              <w:top w:val="single" w:sz="4" w:space="0" w:color="CCCCCC"/>
+              <w:bottom w:val="single" w:sz="4" w:space="0" w:color="CCCCCC"/>
+              <w:left w:val="single" w:sz="4" w:space="0" w:color="CCCCCC"/>
+              <w:right w:val="single" w:sz="4" w:space="0" w:color="CCCCCC"/>
+            </w:tcBorders>
+          </w:tcPr>
+          <w:p>
+            <w:pPr>
+              <w:spacing w:before="60" w:after="60" w:line="252" w:lineRule="auto"/>
+              <w:jc w:val="left"/>
+            </w:pPr>
+            <w:r/>
+            <w:r>
+              <w:rPr>
+                <w:b/>
+              </w:rPr>
+              <w:t>Thu 20/08</w:t>
+            </w:r>
+          </w:p>
+        </w:tc>
+        <w:tc>
+          <w:tcPr>
+            <w:tcW w:type="dxa" w:w="864"/>
+            <w:shd w:fill="FFFFFF"/>
+            <w:tcMar>
+              <w:top w:w="100" w:type="dxa"/>
+              <w:bottom w:w="100" w:type="dxa"/>
+              <w:left w:w="120" w:type="dxa"/>
+              <w:right w:w="120" w:type="dxa"/>
+            </w:tcMar>
+            <w:tcBorders>
+              <w:top w:val="single" w:sz="4" w:space="0" w:color="CCCCCC"/>
+              <w:bottom w:val="single" w:sz="4" w:space="0" w:color="CCCCCC"/>
+              <w:left w:val="single" w:sz="4" w:space="0" w:color="CCCCCC"/>
+              <w:right w:val="single" w:sz="4" w:space="0" w:color="CCCCCC"/>
+            </w:tcBorders>
+          </w:tcPr>
+          <w:p>
+            <w:pPr>
+              <w:spacing w:before="60" w:after="60" w:line="252" w:lineRule="auto"/>
+              <w:jc w:val="left"/>
+            </w:pPr>
+            <w:r/>
+            <w:r>
+              <w:t>Asia 11-15</w:t>
+            </w:r>
+          </w:p>
+        </w:tc>
+        <w:tc>
+          <w:tcPr>
+            <w:tcW w:type="dxa" w:w="1440"/>
+            <w:shd w:fill="FFFFFF"/>
+            <w:tcMar>
+              <w:top w:w="100" w:type="dxa"/>
+              <w:bottom w:w="100" w:type="dxa"/>
+              <w:left w:w="120" w:type="dxa"/>
+              <w:right w:w="120" w:type="dxa"/>
+            </w:tcMar>
+            <w:tcBorders>
+              <w:top w:val="single" w:sz="4" w:space="0" w:color="CCCCCC"/>
+              <w:bottom w:val="single" w:sz="4" w:space="0" w:color="CCCCCC"/>
+              <w:left w:val="single" w:sz="4" w:space="0" w:color="CCCCCC"/>
+              <w:right w:val="single" w:sz="4" w:space="0" w:color="CCCCCC"/>
+            </w:tcBorders>
+          </w:tcPr>
+          <w:p>
+            <w:pPr>
+              <w:spacing w:before="60" w:after="60" w:line="252" w:lineRule="auto"/>
+              <w:jc w:val="left"/>
+            </w:pPr>
+            <w:r/>
+            <w:r>
+              <w:t>511.00</w:t>
+            </w:r>
+          </w:p>
+        </w:tc>
+        <w:tc>
+          <w:tcPr>
+            <w:tcW w:type="dxa" w:w="2016"/>
+            <w:shd w:fill="FFFFFF"/>
+            <w:tcMar>
+              <w:top w:w="100" w:type="dxa"/>
+              <w:bottom w:w="100" w:type="dxa"/>
+              <w:left w:w="120" w:type="dxa"/>
+              <w:right w:w="120" w:type="dxa"/>
+            </w:tcMar>
+            <w:tcBorders>
+              <w:top w:val="single" w:sz="4" w:space="0" w:color="CCCCCC"/>
+              <w:bottom w:val="single" w:sz="4" w:space="0" w:color="CCCCCC"/>
+              <w:left w:val="single" w:sz="4" w:space="0" w:color="CCCCCC"/>
+              <w:right w:val="single" w:sz="4" w:space="0" w:color="CCCCCC"/>
+            </w:tcBorders>
+          </w:tcPr>
+          <w:p>
+            <w:pPr>
+              <w:spacing w:before="60" w:after="60" w:line="252" w:lineRule="auto"/>
+              <w:jc w:val="left"/>
+            </w:pPr>
+            <w:r/>
+            <w:r>
+              <w:t>513.00</w:t>
+            </w:r>
+          </w:p>
+        </w:tc>
+        <w:tc>
+          <w:tcPr>
+            <w:tcW w:type="dxa" w:w="1152"/>
+            <w:shd w:fill="FFFFFF"/>
+            <w:tcMar>
+              <w:top w:w="100" w:type="dxa"/>
+              <w:bottom w:w="100" w:type="dxa"/>
+              <w:left w:w="120" w:type="dxa"/>
+              <w:right w:w="120" w:type="dxa"/>
+            </w:tcMar>
+            <w:tcBorders>
+              <w:top w:val="single" w:sz="4" w:space="0" w:color="CCCCCC"/>
+              <w:bottom w:val="single" w:sz="4" w:space="0" w:color="CCCCCC"/>
+              <w:left w:val="single" w:sz="4" w:space="0" w:color="CCCCCC"/>
+              <w:right w:val="single" w:sz="4" w:space="0" w:color="CCCCCC"/>
+            </w:tcBorders>
+          </w:tcPr>
+          <w:p>
+            <w:pPr>
+              <w:spacing w:before="60" w:after="60" w:line="252" w:lineRule="auto"/>
+              <w:jc w:val="left"/>
+            </w:pPr>
+            <w:r/>
+            <w:r>
+              <w:t>506.50</w:t>
+            </w:r>
+          </w:p>
+        </w:tc>
+        <w:tc>
+          <w:tcPr>
+            <w:tcW w:type="dxa" w:w="1728"/>
+            <w:shd w:fill="FFFFFF"/>
+            <w:tcMar>
+              <w:top w:w="100" w:type="dxa"/>
+              <w:bottom w:w="100" w:type="dxa"/>
+              <w:left w:w="120" w:type="dxa"/>
+              <w:right w:w="120" w:type="dxa"/>
+            </w:tcMar>
+            <w:tcBorders>
+              <w:top w:val="single" w:sz="4" w:space="0" w:color="CCCCCC"/>
+              <w:bottom w:val="single" w:sz="4" w:space="0" w:color="CCCCCC"/>
+              <w:left w:val="single" w:sz="4" w:space="0" w:color="CCCCCC"/>
+              <w:right w:val="single" w:sz="4" w:space="0" w:color="CCCCCC"/>
+            </w:tcBorders>
+          </w:tcPr>
+          <w:p>
+            <w:pPr>
+              <w:spacing w:before="60" w:after="60" w:line="252" w:lineRule="auto"/>
+              <w:jc w:val="left"/>
+            </w:pPr>
+            <w:r/>
+            <w:r>
+              <w:rPr>
+                <w:b/>
+              </w:rPr>
+              <w:t>511.25</w:t>
+            </w:r>
+          </w:p>
+        </w:tc>
+        <w:tc>
+          <w:tcPr>
+            <w:tcW w:type="dxa" w:w="3456"/>
+            <w:shd w:fill="FFFFFF"/>
+            <w:tcMar>
+              <w:top w:w="100" w:type="dxa"/>
+              <w:bottom w:w="100" w:type="dxa"/>
+              <w:left w:w="120" w:type="dxa"/>
+              <w:right w:w="120" w:type="dxa"/>
+            </w:tcMar>
+            <w:tcBorders>
+              <w:top w:val="single" w:sz="4" w:space="0" w:color="CCCCCC"/>
+              <w:bottom w:val="single" w:sz="4" w:space="0" w:color="CCCCCC"/>
+              <w:left w:val="single" w:sz="4" w:space="0" w:color="CCCCCC"/>
+              <w:right w:val="single" w:sz="4" w:space="0" w:color="CCCCCC"/>
+            </w:tcBorders>
+          </w:tcPr>
+          <w:p>
+            <w:pPr>
+              <w:spacing w:before="60" w:after="60" w:line="252" w:lineRule="auto"/>
+              <w:jc w:val="left"/>
+            </w:pPr>
+            <w:r/>
+            <w:r>
+              <w:rPr>
+                <w:b/>
+              </w:rPr>
+              <w:t>+0.25</w:t>
+            </w:r>
+          </w:p>
+        </w:tc>
+        <w:tc>
+          <w:tcPr>
+            <w:tcW w:type="dxa" w:w="1440"/>
+            <w:shd w:fill="FFFFFF"/>
+            <w:tcMar>
+              <w:top w:w="100" w:type="dxa"/>
+              <w:bottom w:w="100" w:type="dxa"/>
+              <w:left w:w="120" w:type="dxa"/>
+              <w:right w:w="120" w:type="dxa"/>
+            </w:tcMar>
+            <w:tcBorders>
+              <w:top w:val="single" w:sz="4" w:space="0" w:color="CCCCCC"/>
+              <w:bottom w:val="single" w:sz="4" w:space="0" w:color="CCCCCC"/>
+              <w:left w:val="single" w:sz="4" w:space="0" w:color="CCCCCC"/>
+              <w:right w:val="single" w:sz="4" w:space="0" w:color="CCCCCC"/>
+            </w:tcBorders>
+          </w:tcPr>
+          <w:p>
+            <w:pPr>
+              <w:spacing w:before="60" w:after="60" w:line="252" w:lineRule="auto"/>
+              <w:jc w:val="left"/>
+            </w:pPr>
+            <w:r/>
+            <w:r>
+              <w:t>BULL</w:t>
+            </w:r>
+          </w:p>
+        </w:tc>
+      </w:tr>
+      <w:tr>
+        <w:tc>
+          <w:tcPr>
+            <w:tcW w:type="dxa" w:w="1584"/>
+            <w:shd w:fill="F8FAFC"/>
+            <w:tcMar>
+              <w:top w:w="100" w:type="dxa"/>
+              <w:bottom w:w="100" w:type="dxa"/>
+              <w:left w:w="120" w:type="dxa"/>
+              <w:right w:w="120" w:type="dxa"/>
+            </w:tcMar>
+            <w:tcBorders>
+              <w:top w:val="single" w:sz="4" w:space="0" w:color="CCCCCC"/>
+              <w:bottom w:val="single" w:sz="4" w:space="0" w:color="CCCCCC"/>
+              <w:left w:val="single" w:sz="4" w:space="0" w:color="CCCCCC"/>
+              <w:right w:val="single" w:sz="4" w:space="0" w:color="CCCCCC"/>
+            </w:tcBorders>
+          </w:tcPr>
+          <w:p>
+            <w:pPr>
+              <w:spacing w:before="60" w:after="60" w:line="252" w:lineRule="auto"/>
+              <w:jc w:val="left"/>
+            </w:pPr>
+            <w:r/>
+            <w:r>
+              <w:rPr>
+                <w:b/>
+              </w:rPr>
+              <w:t>Thu 20/08</w:t>
+            </w:r>
+          </w:p>
+        </w:tc>
+        <w:tc>
+          <w:tcPr>
+            <w:tcW w:type="dxa" w:w="864"/>
+            <w:shd w:fill="F8FAFC"/>
+            <w:tcMar>
+              <w:top w:w="100" w:type="dxa"/>
+              <w:bottom w:w="100" w:type="dxa"/>
+              <w:left w:w="120" w:type="dxa"/>
+              <w:right w:w="120" w:type="dxa"/>
+            </w:tcMar>
+            <w:tcBorders>
+              <w:top w:val="single" w:sz="4" w:space="0" w:color="CCCCCC"/>
+              <w:bottom w:val="single" w:sz="4" w:space="0" w:color="CCCCCC"/>
+              <w:left w:val="single" w:sz="4" w:space="0" w:color="CCCCCC"/>
+              <w:right w:val="single" w:sz="4" w:space="0" w:color="CCCCCC"/>
+            </w:tcBorders>
+          </w:tcPr>
+          <w:p>
+            <w:pPr>
+              <w:spacing w:before="60" w:after="60" w:line="252" w:lineRule="auto"/>
+              <w:jc w:val="left"/>
+            </w:pPr>
+            <w:r/>
+            <w:r>
+              <w:t>London 15-19</w:t>
+            </w:r>
+          </w:p>
+        </w:tc>
+        <w:tc>
+          <w:tcPr>
+            <w:tcW w:type="dxa" w:w="1440"/>
+            <w:shd w:fill="F8FAFC"/>
+            <w:tcMar>
+              <w:top w:w="100" w:type="dxa"/>
+              <w:bottom w:w="100" w:type="dxa"/>
+              <w:left w:w="120" w:type="dxa"/>
+              <w:right w:w="120" w:type="dxa"/>
+            </w:tcMar>
+            <w:tcBorders>
+              <w:top w:val="single" w:sz="4" w:space="0" w:color="CCCCCC"/>
+              <w:bottom w:val="single" w:sz="4" w:space="0" w:color="CCCCCC"/>
+              <w:left w:val="single" w:sz="4" w:space="0" w:color="CCCCCC"/>
+              <w:right w:val="single" w:sz="4" w:space="0" w:color="CCCCCC"/>
+            </w:tcBorders>
+          </w:tcPr>
+          <w:p>
+            <w:pPr>
+              <w:spacing w:before="60" w:after="60" w:line="252" w:lineRule="auto"/>
+              <w:jc w:val="left"/>
+            </w:pPr>
+            <w:r/>
+            <w:r>
+              <w:t>511.25</w:t>
+            </w:r>
+          </w:p>
+        </w:tc>
+        <w:tc>
+          <w:tcPr>
+            <w:tcW w:type="dxa" w:w="2016"/>
+            <w:shd w:fill="F8FAFC"/>
+            <w:tcMar>
+              <w:top w:w="100" w:type="dxa"/>
+              <w:bottom w:w="100" w:type="dxa"/>
+              <w:left w:w="120" w:type="dxa"/>
+              <w:right w:w="120" w:type="dxa"/>
+            </w:tcMar>
+            <w:tcBorders>
+              <w:top w:val="single" w:sz="4" w:space="0" w:color="CCCCCC"/>
+              <w:bottom w:val="single" w:sz="4" w:space="0" w:color="CCCCCC"/>
+              <w:left w:val="single" w:sz="4" w:space="0" w:color="CCCCCC"/>
+              <w:right w:val="single" w:sz="4" w:space="0" w:color="CCCCCC"/>
+            </w:tcBorders>
+          </w:tcPr>
+          <w:p>
+            <w:pPr>
+              <w:spacing w:before="60" w:after="60" w:line="252" w:lineRule="auto"/>
+              <w:jc w:val="left"/>
+            </w:pPr>
+            <w:r/>
+            <w:r>
+              <w:t>515.00</w:t>
+            </w:r>
+          </w:p>
+        </w:tc>
+        <w:tc>
+          <w:tcPr>
+            <w:tcW w:type="dxa" w:w="1152"/>
+            <w:shd w:fill="F8FAFC"/>
+            <w:tcMar>
+              <w:top w:w="100" w:type="dxa"/>
+              <w:bottom w:w="100" w:type="dxa"/>
+              <w:left w:w="120" w:type="dxa"/>
+              <w:right w:w="120" w:type="dxa"/>
+            </w:tcMar>
+            <w:tcBorders>
+              <w:top w:val="single" w:sz="4" w:space="0" w:color="CCCCCC"/>
+              <w:bottom w:val="single" w:sz="4" w:space="0" w:color="CCCCCC"/>
+              <w:left w:val="single" w:sz="4" w:space="0" w:color="CCCCCC"/>
+              <w:right w:val="single" w:sz="4" w:space="0" w:color="CCCCCC"/>
+            </w:tcBorders>
+          </w:tcPr>
+          <w:p>
+            <w:pPr>
+              <w:spacing w:before="60" w:after="60" w:line="252" w:lineRule="auto"/>
+              <w:jc w:val="left"/>
+            </w:pPr>
+            <w:r/>
+            <w:r>
+              <w:t>508.50</w:t>
+            </w:r>
+          </w:p>
+        </w:tc>
+        <w:tc>
+          <w:tcPr>
+            <w:tcW w:type="dxa" w:w="1728"/>
+            <w:shd w:fill="F8FAFC"/>
+            <w:tcMar>
+              <w:top w:w="100" w:type="dxa"/>
+              <w:bottom w:w="100" w:type="dxa"/>
+              <w:left w:w="120" w:type="dxa"/>
+              <w:right w:w="120" w:type="dxa"/>
+            </w:tcMar>
+            <w:tcBorders>
+              <w:top w:val="single" w:sz="4" w:space="0" w:color="CCCCCC"/>
+              <w:bottom w:val="single" w:sz="4" w:space="0" w:color="CCCCCC"/>
+              <w:left w:val="single" w:sz="4" w:space="0" w:color="CCCCCC"/>
+              <w:right w:val="single" w:sz="4" w:space="0" w:color="CCCCCC"/>
+            </w:tcBorders>
+          </w:tcPr>
+          <w:p>
+            <w:pPr>
+              <w:spacing w:before="60" w:after="60" w:line="252" w:lineRule="auto"/>
+              <w:jc w:val="left"/>
+            </w:pPr>
+            <w:r/>
+            <w:r>
+              <w:rPr>
+                <w:b/>
+              </w:rPr>
+              <w:t>511.75</w:t>
+            </w:r>
+          </w:p>
+        </w:tc>
+        <w:tc>
+          <w:tcPr>
+            <w:tcW w:type="dxa" w:w="3456"/>
+            <w:shd w:fill="F8FAFC"/>
+            <w:tcMar>
+              <w:top w:w="100" w:type="dxa"/>
+              <w:bottom w:w="100" w:type="dxa"/>
+              <w:left w:w="120" w:type="dxa"/>
+              <w:right w:w="120" w:type="dxa"/>
+            </w:tcMar>
+            <w:tcBorders>
+              <w:top w:val="single" w:sz="4" w:space="0" w:color="CCCCCC"/>
+              <w:bottom w:val="single" w:sz="4" w:space="0" w:color="CCCCCC"/>
+              <w:left w:val="single" w:sz="4" w:space="0" w:color="CCCCCC"/>
+              <w:right w:val="single" w:sz="4" w:space="0" w:color="CCCCCC"/>
+            </w:tcBorders>
+          </w:tcPr>
+          <w:p>
+            <w:pPr>
+              <w:spacing w:before="60" w:after="60" w:line="252" w:lineRule="auto"/>
+              <w:jc w:val="left"/>
+            </w:pPr>
+            <w:r/>
+            <w:r>
+              <w:rPr>
+                <w:b/>
+              </w:rPr>
+              <w:t>+0.50</w:t>
+            </w:r>
+          </w:p>
+        </w:tc>
+        <w:tc>
+          <w:tcPr>
+            <w:tcW w:type="dxa" w:w="1440"/>
+            <w:shd w:fill="F8FAFC"/>
+            <w:tcMar>
+              <w:top w:w="100" w:type="dxa"/>
+              <w:bottom w:w="100" w:type="dxa"/>
+              <w:left w:w="120" w:type="dxa"/>
+              <w:right w:w="120" w:type="dxa"/>
+            </w:tcMar>
+            <w:tcBorders>
+              <w:top w:val="single" w:sz="4" w:space="0" w:color="CCCCCC"/>
+              <w:bottom w:val="single" w:sz="4" w:space="0" w:color="CCCCCC"/>
+              <w:left w:val="single" w:sz="4" w:space="0" w:color="CCCCCC"/>
+              <w:right w:val="single" w:sz="4" w:space="0" w:color="CCCCCC"/>
+            </w:tcBorders>
+          </w:tcPr>
+          <w:p>
+            <w:pPr>
+              <w:spacing w:before="60" w:after="60" w:line="252" w:lineRule="auto"/>
+              <w:jc w:val="left"/>
+            </w:pPr>
+            <w:r/>
+            <w:r>
+              <w:t>BULL</w:t>
+            </w:r>
+          </w:p>
+        </w:tc>
+      </w:tr>
+      <w:tr>
+        <w:tc>
+          <w:tcPr>
+            <w:tcW w:type="dxa" w:w="1584"/>
+            <w:shd w:fill="FFFFFF"/>
+            <w:tcMar>
+              <w:top w:w="100" w:type="dxa"/>
+              <w:bottom w:w="100" w:type="dxa"/>
+              <w:left w:w="120" w:type="dxa"/>
+              <w:right w:w="120" w:type="dxa"/>
+            </w:tcMar>
+            <w:tcBorders>
+              <w:top w:val="single" w:sz="4" w:space="0" w:color="CCCCCC"/>
+              <w:bottom w:val="single" w:sz="4" w:space="0" w:color="CCCCCC"/>
+              <w:left w:val="single" w:sz="4" w:space="0" w:color="CCCCCC"/>
+              <w:right w:val="single" w:sz="4" w:space="0" w:color="CCCCCC"/>
+            </w:tcBorders>
+          </w:tcPr>
+          <w:p>
+            <w:pPr>
+              <w:spacing w:before="60" w:after="60" w:line="252" w:lineRule="auto"/>
+              <w:jc w:val="left"/>
+            </w:pPr>
+            <w:r/>
+            <w:r>
+              <w:rPr>
+                <w:b/>
+              </w:rPr>
+              <w:t>Thu 20/08</w:t>
+            </w:r>
+          </w:p>
+        </w:tc>
+        <w:tc>
+          <w:tcPr>
+            <w:tcW w:type="dxa" w:w="864"/>
+            <w:shd w:fill="FFFFFF"/>
+            <w:tcMar>
+              <w:top w:w="100" w:type="dxa"/>
+              <w:bottom w:w="100" w:type="dxa"/>
+              <w:left w:w="120" w:type="dxa"/>
+              <w:right w:w="120" w:type="dxa"/>
+            </w:tcMar>
+            <w:tcBorders>
+              <w:top w:val="single" w:sz="4" w:space="0" w:color="CCCCCC"/>
+              <w:bottom w:val="single" w:sz="4" w:space="0" w:color="CCCCCC"/>
+              <w:left w:val="single" w:sz="4" w:space="0" w:color="CCCCCC"/>
+              <w:right w:val="single" w:sz="4" w:space="0" w:color="CCCCCC"/>
+            </w:tcBorders>
+          </w:tcPr>
+          <w:p>
+            <w:pPr>
+              <w:spacing w:before="60" w:after="60" w:line="252" w:lineRule="auto"/>
+              <w:jc w:val="left"/>
+            </w:pPr>
+            <w:r/>
+            <w:r>
+              <w:t>Pre-NY 19-21</w:t>
+            </w:r>
+          </w:p>
+        </w:tc>
+        <w:tc>
+          <w:tcPr>
+            <w:tcW w:type="dxa" w:w="1440"/>
+            <w:shd w:fill="FFFFFF"/>
+            <w:tcMar>
+              <w:top w:w="100" w:type="dxa"/>
+              <w:bottom w:w="100" w:type="dxa"/>
+              <w:left w:w="120" w:type="dxa"/>
+              <w:right w:w="120" w:type="dxa"/>
+            </w:tcMar>
+            <w:tcBorders>
+              <w:top w:val="single" w:sz="4" w:space="0" w:color="CCCCCC"/>
+              <w:bottom w:val="single" w:sz="4" w:space="0" w:color="CCCCCC"/>
+              <w:left w:val="single" w:sz="4" w:space="0" w:color="CCCCCC"/>
+              <w:right w:val="single" w:sz="4" w:space="0" w:color="CCCCCC"/>
+            </w:tcBorders>
+          </w:tcPr>
+          <w:p>
+            <w:pPr>
+              <w:spacing w:before="60" w:after="60" w:line="252" w:lineRule="auto"/>
+              <w:jc w:val="left"/>
+            </w:pPr>
+            <w:r/>
+            <w:r>
+              <w:t>511.75</w:t>
+            </w:r>
+          </w:p>
+        </w:tc>
+        <w:tc>
+          <w:tcPr>
+            <w:tcW w:type="dxa" w:w="2016"/>
+            <w:shd w:fill="FFFFFF"/>
+            <w:tcMar>
+              <w:top w:w="100" w:type="dxa"/>
+              <w:bottom w:w="100" w:type="dxa"/>
+              <w:left w:w="120" w:type="dxa"/>
+              <w:right w:w="120" w:type="dxa"/>
+            </w:tcMar>
+            <w:tcBorders>
+              <w:top w:val="single" w:sz="4" w:space="0" w:color="CCCCCC"/>
+              <w:bottom w:val="single" w:sz="4" w:space="0" w:color="CCCCCC"/>
+              <w:left w:val="single" w:sz="4" w:space="0" w:color="CCCCCC"/>
+              <w:right w:val="single" w:sz="4" w:space="0" w:color="CCCCCC"/>
+            </w:tcBorders>
+          </w:tcPr>
+          <w:p>
+            <w:pPr>
+              <w:spacing w:before="60" w:after="60" w:line="252" w:lineRule="auto"/>
+              <w:jc w:val="left"/>
+            </w:pPr>
+            <w:r/>
+            <w:r>
+              <w:t>514.75</w:t>
+            </w:r>
+          </w:p>
+        </w:tc>
+        <w:tc>
+          <w:tcPr>
+            <w:tcW w:type="dxa" w:w="1152"/>
+            <w:shd w:fill="FFFFFF"/>
+            <w:tcMar>
+              <w:top w:w="100" w:type="dxa"/>
+              <w:bottom w:w="100" w:type="dxa"/>
+              <w:left w:w="120" w:type="dxa"/>
+              <w:right w:w="120" w:type="dxa"/>
+            </w:tcMar>
+            <w:tcBorders>
+              <w:top w:val="single" w:sz="4" w:space="0" w:color="CCCCCC"/>
+              <w:bottom w:val="single" w:sz="4" w:space="0" w:color="CCCCCC"/>
+              <w:left w:val="single" w:sz="4" w:space="0" w:color="CCCCCC"/>
+              <w:right w:val="single" w:sz="4" w:space="0" w:color="CCCCCC"/>
+            </w:tcBorders>
+          </w:tcPr>
+          <w:p>
+            <w:pPr>
+              <w:spacing w:before="60" w:after="60" w:line="252" w:lineRule="auto"/>
+              <w:jc w:val="left"/>
+            </w:pPr>
+            <w:r/>
+            <w:r>
+              <w:t>507.25</w:t>
+            </w:r>
+          </w:p>
+        </w:tc>
+        <w:tc>
+          <w:tcPr>
+            <w:tcW w:type="dxa" w:w="1728"/>
+            <w:shd w:fill="FFFFFF"/>
+            <w:tcMar>
+              <w:top w:w="100" w:type="dxa"/>
+              <w:bottom w:w="100" w:type="dxa"/>
+              <w:left w:w="120" w:type="dxa"/>
+              <w:right w:w="120" w:type="dxa"/>
+            </w:tcMar>
+            <w:tcBorders>
+              <w:top w:val="single" w:sz="4" w:space="0" w:color="CCCCCC"/>
+              <w:bottom w:val="single" w:sz="4" w:space="0" w:color="CCCCCC"/>
+              <w:left w:val="single" w:sz="4" w:space="0" w:color="CCCCCC"/>
+              <w:right w:val="single" w:sz="4" w:space="0" w:color="CCCCCC"/>
+            </w:tcBorders>
+          </w:tcPr>
+          <w:p>
+            <w:pPr>
+              <w:spacing w:before="60" w:after="60" w:line="252" w:lineRule="auto"/>
+              <w:jc w:val="left"/>
+            </w:pPr>
+            <w:r/>
+            <w:r>
+              <w:rPr>
+                <w:b/>
+              </w:rPr>
+              <w:t>512.00</w:t>
+            </w:r>
+          </w:p>
+        </w:tc>
+        <w:tc>
+          <w:tcPr>
+            <w:tcW w:type="dxa" w:w="3456"/>
+            <w:shd w:fill="FFFFFF"/>
+            <w:tcMar>
+              <w:top w:w="100" w:type="dxa"/>
+              <w:bottom w:w="100" w:type="dxa"/>
+              <w:left w:w="120" w:type="dxa"/>
+              <w:right w:w="120" w:type="dxa"/>
+            </w:tcMar>
+            <w:tcBorders>
+              <w:top w:val="single" w:sz="4" w:space="0" w:color="CCCCCC"/>
+              <w:bottom w:val="single" w:sz="4" w:space="0" w:color="CCCCCC"/>
+              <w:left w:val="single" w:sz="4" w:space="0" w:color="CCCCCC"/>
+              <w:right w:val="single" w:sz="4" w:space="0" w:color="CCCCCC"/>
+            </w:tcBorders>
+          </w:tcPr>
+          <w:p>
+            <w:pPr>
+              <w:spacing w:before="60" w:after="60" w:line="252" w:lineRule="auto"/>
+              <w:jc w:val="left"/>
+            </w:pPr>
+            <w:r/>
+            <w:r>
+              <w:rPr>
+                <w:b/>
+              </w:rPr>
+              <w:t>+0.25</w:t>
+            </w:r>
+          </w:p>
+        </w:tc>
+        <w:tc>
+          <w:tcPr>
+            <w:tcW w:type="dxa" w:w="1440"/>
+            <w:shd w:fill="FFFFFF"/>
+            <w:tcMar>
+              <w:top w:w="100" w:type="dxa"/>
+              <w:bottom w:w="100" w:type="dxa"/>
+              <w:left w:w="120" w:type="dxa"/>
+              <w:right w:w="120" w:type="dxa"/>
+            </w:tcMar>
+            <w:tcBorders>
+              <w:top w:val="single" w:sz="4" w:space="0" w:color="CCCCCC"/>
+              <w:bottom w:val="single" w:sz="4" w:space="0" w:color="CCCCCC"/>
+              <w:left w:val="single" w:sz="4" w:space="0" w:color="CCCCCC"/>
+              <w:right w:val="single" w:sz="4" w:space="0" w:color="CCCCCC"/>
+            </w:tcBorders>
+          </w:tcPr>
+          <w:p>
+            <w:pPr>
+              <w:spacing w:before="60" w:after="60" w:line="252" w:lineRule="auto"/>
+              <w:jc w:val="left"/>
+            </w:pPr>
+            <w:r/>
+            <w:r>
+              <w:t>BULL</w:t>
+            </w:r>
+          </w:p>
+        </w:tc>
+      </w:tr>
+      <w:tr>
+        <w:tc>
+          <w:tcPr>
+            <w:tcW w:type="dxa" w:w="1584"/>
+            <w:shd w:fill="F8FAFC"/>
+            <w:tcMar>
+              <w:top w:w="100" w:type="dxa"/>
+              <w:bottom w:w="100" w:type="dxa"/>
+              <w:left w:w="120" w:type="dxa"/>
+              <w:right w:w="120" w:type="dxa"/>
+            </w:tcMar>
+            <w:tcBorders>
+              <w:top w:val="single" w:sz="4" w:space="0" w:color="CCCCCC"/>
+              <w:bottom w:val="single" w:sz="4" w:space="0" w:color="CCCCCC"/>
+              <w:left w:val="single" w:sz="4" w:space="0" w:color="CCCCCC"/>
+              <w:right w:val="single" w:sz="4" w:space="0" w:color="CCCCCC"/>
+            </w:tcBorders>
+          </w:tcPr>
+          <w:p>
+            <w:pPr>
+              <w:spacing w:before="60" w:after="60" w:line="252" w:lineRule="auto"/>
+              <w:jc w:val="left"/>
+            </w:pPr>
+            <w:r/>
+            <w:r>
+              <w:rPr>
+                <w:b/>
+              </w:rPr>
+              <w:t>Thu 20/08</w:t>
+            </w:r>
+          </w:p>
+        </w:tc>
+        <w:tc>
+          <w:tcPr>
+            <w:tcW w:type="dxa" w:w="864"/>
+            <w:shd w:fill="F8FAFC"/>
+            <w:tcMar>
+              <w:top w:w="100" w:type="dxa"/>
+              <w:bottom w:w="100" w:type="dxa"/>
+              <w:left w:w="120" w:type="dxa"/>
+              <w:right w:w="120" w:type="dxa"/>
+            </w:tcMar>
+            <w:tcBorders>
+              <w:top w:val="single" w:sz="4" w:space="0" w:color="CCCCCC"/>
+              <w:bottom w:val="single" w:sz="4" w:space="0" w:color="CCCCCC"/>
+              <w:left w:val="single" w:sz="4" w:space="0" w:color="CCCCCC"/>
+              <w:right w:val="single" w:sz="4" w:space="0" w:color="CCCCCC"/>
+            </w:tcBorders>
+          </w:tcPr>
+          <w:p>
+            <w:pPr>
+              <w:spacing w:before="60" w:after="60" w:line="252" w:lineRule="auto"/>
+              <w:jc w:val="left"/>
+            </w:pPr>
+            <w:r/>
+            <w:r>
+              <w:t>NY Open 21-23</w:t>
+            </w:r>
+          </w:p>
+        </w:tc>
+        <w:tc>
+          <w:tcPr>
+            <w:tcW w:type="dxa" w:w="1440"/>
+            <w:shd w:fill="F8FAFC"/>
+            <w:tcMar>
+              <w:top w:w="100" w:type="dxa"/>
+              <w:bottom w:w="100" w:type="dxa"/>
+              <w:left w:w="120" w:type="dxa"/>
+              <w:right w:w="120" w:type="dxa"/>
+            </w:tcMar>
+            <w:tcBorders>
+              <w:top w:val="single" w:sz="4" w:space="0" w:color="CCCCCC"/>
+              <w:bottom w:val="single" w:sz="4" w:space="0" w:color="CCCCCC"/>
+              <w:left w:val="single" w:sz="4" w:space="0" w:color="CCCCCC"/>
+              <w:right w:val="single" w:sz="4" w:space="0" w:color="CCCCCC"/>
+            </w:tcBorders>
+          </w:tcPr>
+          <w:p>
+            <w:pPr>
+              <w:spacing w:before="60" w:after="60" w:line="252" w:lineRule="auto"/>
+              <w:jc w:val="left"/>
+            </w:pPr>
+            <w:r/>
+            <w:r>
+              <w:t>512.00</w:t>
+            </w:r>
+          </w:p>
+        </w:tc>
+        <w:tc>
+          <w:tcPr>
+            <w:tcW w:type="dxa" w:w="2016"/>
+            <w:shd w:fill="F8FAFC"/>
+            <w:tcMar>
+              <w:top w:w="100" w:type="dxa"/>
+              <w:bottom w:w="100" w:type="dxa"/>
+              <w:left w:w="120" w:type="dxa"/>
+              <w:right w:w="120" w:type="dxa"/>
+            </w:tcMar>
+            <w:tcBorders>
+              <w:top w:val="single" w:sz="4" w:space="0" w:color="CCCCCC"/>
+              <w:bottom w:val="single" w:sz="4" w:space="0" w:color="CCCCCC"/>
+              <w:left w:val="single" w:sz="4" w:space="0" w:color="CCCCCC"/>
+              <w:right w:val="single" w:sz="4" w:space="0" w:color="CCCCCC"/>
+            </w:tcBorders>
+          </w:tcPr>
+          <w:p>
+            <w:pPr>
+              <w:spacing w:before="60" w:after="60" w:line="252" w:lineRule="auto"/>
+              <w:jc w:val="left"/>
+            </w:pPr>
+            <w:r/>
+            <w:r>
+              <w:t>516.25</w:t>
+            </w:r>
+          </w:p>
+        </w:tc>
+        <w:tc>
+          <w:tcPr>
+            <w:tcW w:type="dxa" w:w="1152"/>
+            <w:shd w:fill="F8FAFC"/>
+            <w:tcMar>
+              <w:top w:w="100" w:type="dxa"/>
+              <w:bottom w:w="100" w:type="dxa"/>
+              <w:left w:w="120" w:type="dxa"/>
+              <w:right w:w="120" w:type="dxa"/>
+            </w:tcMar>
+            <w:tcBorders>
+              <w:top w:val="single" w:sz="4" w:space="0" w:color="CCCCCC"/>
+              <w:bottom w:val="single" w:sz="4" w:space="0" w:color="CCCCCC"/>
+              <w:left w:val="single" w:sz="4" w:space="0" w:color="CCCCCC"/>
+              <w:right w:val="single" w:sz="4" w:space="0" w:color="CCCCCC"/>
+            </w:tcBorders>
+          </w:tcPr>
+          <w:p>
+            <w:pPr>
+              <w:spacing w:before="60" w:after="60" w:line="252" w:lineRule="auto"/>
+              <w:jc w:val="left"/>
+            </w:pPr>
+            <w:r/>
+            <w:r>
+              <w:t>508.75</w:t>
+            </w:r>
+          </w:p>
+        </w:tc>
+        <w:tc>
+          <w:tcPr>
+            <w:tcW w:type="dxa" w:w="1728"/>
+            <w:shd w:fill="F8FAFC"/>
+            <w:tcMar>
+              <w:top w:w="100" w:type="dxa"/>
+              <w:bottom w:w="100" w:type="dxa"/>
+              <w:left w:w="120" w:type="dxa"/>
+              <w:right w:w="120" w:type="dxa"/>
+            </w:tcMar>
+            <w:tcBorders>
+              <w:top w:val="single" w:sz="4" w:space="0" w:color="CCCCCC"/>
+              <w:bottom w:val="single" w:sz="4" w:space="0" w:color="CCCCCC"/>
+              <w:left w:val="single" w:sz="4" w:space="0" w:color="CCCCCC"/>
+              <w:right w:val="single" w:sz="4" w:space="0" w:color="CCCCCC"/>
+            </w:tcBorders>
+          </w:tcPr>
+          <w:p>
+            <w:pPr>
+              <w:spacing w:before="60" w:after="60" w:line="252" w:lineRule="auto"/>
+              <w:jc w:val="left"/>
+            </w:pPr>
+            <w:r/>
+            <w:r>
+              <w:rPr>
+                <w:b/>
+              </w:rPr>
+              <w:t>512.75</w:t>
+            </w:r>
+          </w:p>
+        </w:tc>
+        <w:tc>
+          <w:tcPr>
+            <w:tcW w:type="dxa" w:w="3456"/>
+            <w:shd w:fill="F8FAFC"/>
+            <w:tcMar>
+              <w:top w:w="100" w:type="dxa"/>
+              <w:bottom w:w="100" w:type="dxa"/>
+              <w:left w:w="120" w:type="dxa"/>
+              <w:right w:w="120" w:type="dxa"/>
+            </w:tcMar>
+            <w:tcBorders>
+              <w:top w:val="single" w:sz="4" w:space="0" w:color="CCCCCC"/>
+              <w:bottom w:val="single" w:sz="4" w:space="0" w:color="CCCCCC"/>
+              <w:left w:val="single" w:sz="4" w:space="0" w:color="CCCCCC"/>
+              <w:right w:val="single" w:sz="4" w:space="0" w:color="CCCCCC"/>
+            </w:tcBorders>
+          </w:tcPr>
+          <w:p>
+            <w:pPr>
+              <w:spacing w:before="60" w:after="60" w:line="252" w:lineRule="auto"/>
+              <w:jc w:val="left"/>
+            </w:pPr>
+            <w:r/>
+            <w:r>
+              <w:rPr>
+                <w:b/>
+              </w:rPr>
+              <w:t>+0.75</w:t>
+            </w:r>
+          </w:p>
+        </w:tc>
+        <w:tc>
+          <w:tcPr>
+            <w:tcW w:type="dxa" w:w="1440"/>
+            <w:shd w:fill="F8FAFC"/>
+            <w:tcMar>
+              <w:top w:w="100" w:type="dxa"/>
+              <w:bottom w:w="100" w:type="dxa"/>
+              <w:left w:w="120" w:type="dxa"/>
+              <w:right w:w="120" w:type="dxa"/>
+            </w:tcMar>
+            <w:tcBorders>
+              <w:top w:val="single" w:sz="4" w:space="0" w:color="CCCCCC"/>
+              <w:bottom w:val="single" w:sz="4" w:space="0" w:color="CCCCCC"/>
+              <w:left w:val="single" w:sz="4" w:space="0" w:color="CCCCCC"/>
+              <w:right w:val="single" w:sz="4" w:space="0" w:color="CCCCCC"/>
+            </w:tcBorders>
+          </w:tcPr>
+          <w:p>
+            <w:pPr>
+              <w:spacing w:before="60" w:after="60" w:line="252" w:lineRule="auto"/>
+              <w:jc w:val="left"/>
+            </w:pPr>
+            <w:r/>
+            <w:r>
+              <w:t>BULL</w:t>
+            </w:r>
+          </w:p>
+        </w:tc>
+      </w:tr>
+      <w:tr>
+        <w:tc>
+          <w:tcPr>
+            <w:tcW w:type="dxa" w:w="1584"/>
+            <w:shd w:fill="FFFFFF"/>
+            <w:tcMar>
+              <w:top w:w="100" w:type="dxa"/>
+              <w:bottom w:w="100" w:type="dxa"/>
+              <w:left w:w="120" w:type="dxa"/>
+              <w:right w:w="120" w:type="dxa"/>
+            </w:tcMar>
+            <w:tcBorders>
+              <w:top w:val="single" w:sz="4" w:space="0" w:color="CCCCCC"/>
+              <w:bottom w:val="single" w:sz="4" w:space="0" w:color="CCCCCC"/>
+              <w:left w:val="single" w:sz="4" w:space="0" w:color="CCCCCC"/>
+              <w:right w:val="single" w:sz="4" w:space="0" w:color="CCCCCC"/>
+            </w:tcBorders>
+          </w:tcPr>
+          <w:p>
+            <w:pPr>
+              <w:spacing w:before="60" w:after="60" w:line="252" w:lineRule="auto"/>
+              <w:jc w:val="left"/>
+            </w:pPr>
+            <w:r/>
+            <w:r>
+              <w:rPr>
+                <w:b/>
+              </w:rPr>
+              <w:t>Thu 20/08</w:t>
+            </w:r>
+          </w:p>
+        </w:tc>
+        <w:tc>
+          <w:tcPr>
+            <w:tcW w:type="dxa" w:w="864"/>
+            <w:shd w:fill="FFFFFF"/>
+            <w:tcMar>
+              <w:top w:w="100" w:type="dxa"/>
+              <w:bottom w:w="100" w:type="dxa"/>
+              <w:left w:w="120" w:type="dxa"/>
+              <w:right w:w="120" w:type="dxa"/>
+            </w:tcMar>
+            <w:tcBorders>
+              <w:top w:val="single" w:sz="4" w:space="0" w:color="CCCCCC"/>
+              <w:bottom w:val="single" w:sz="4" w:space="0" w:color="CCCCCC"/>
+              <w:left w:val="single" w:sz="4" w:space="0" w:color="CCCCCC"/>
+              <w:right w:val="single" w:sz="4" w:space="0" w:color="CCCCCC"/>
+            </w:tcBorders>
+          </w:tcPr>
+          <w:p>
+            <w:pPr>
+              <w:spacing w:before="60" w:after="60" w:line="252" w:lineRule="auto"/>
+              <w:jc w:val="left"/>
+            </w:pPr>
+            <w:r/>
+            <w:r>
+              <w:t>NY Close 23-01</w:t>
+            </w:r>
+          </w:p>
+        </w:tc>
+        <w:tc>
+          <w:tcPr>
+            <w:tcW w:type="dxa" w:w="1440"/>
+            <w:shd w:fill="FFFFFF"/>
+            <w:tcMar>
+              <w:top w:w="100" w:type="dxa"/>
+              <w:bottom w:w="100" w:type="dxa"/>
+              <w:left w:w="120" w:type="dxa"/>
+              <w:right w:w="120" w:type="dxa"/>
+            </w:tcMar>
+            <w:tcBorders>
+              <w:top w:val="single" w:sz="4" w:space="0" w:color="CCCCCC"/>
+              <w:bottom w:val="single" w:sz="4" w:space="0" w:color="CCCCCC"/>
+              <w:left w:val="single" w:sz="4" w:space="0" w:color="CCCCCC"/>
+              <w:right w:val="single" w:sz="4" w:space="0" w:color="CCCCCC"/>
+            </w:tcBorders>
+          </w:tcPr>
+          <w:p>
+            <w:pPr>
+              <w:spacing w:before="60" w:after="60" w:line="252" w:lineRule="auto"/>
+              <w:jc w:val="left"/>
+            </w:pPr>
+            <w:r/>
+            <w:r>
+              <w:t>512.75</w:t>
+            </w:r>
+          </w:p>
+        </w:tc>
+        <w:tc>
+          <w:tcPr>
+            <w:tcW w:type="dxa" w:w="2016"/>
+            <w:shd w:fill="FFFFFF"/>
+            <w:tcMar>
+              <w:top w:w="100" w:type="dxa"/>
+              <w:bottom w:w="100" w:type="dxa"/>
+              <w:left w:w="120" w:type="dxa"/>
+              <w:right w:w="120" w:type="dxa"/>
+            </w:tcMar>
+            <w:tcBorders>
+              <w:top w:val="single" w:sz="4" w:space="0" w:color="CCCCCC"/>
+              <w:bottom w:val="single" w:sz="4" w:space="0" w:color="CCCCCC"/>
+              <w:left w:val="single" w:sz="4" w:space="0" w:color="CCCCCC"/>
+              <w:right w:val="single" w:sz="4" w:space="0" w:color="CCCCCC"/>
+            </w:tcBorders>
+          </w:tcPr>
+          <w:p>
+            <w:pPr>
+              <w:spacing w:before="60" w:after="60" w:line="252" w:lineRule="auto"/>
+              <w:jc w:val="left"/>
+            </w:pPr>
+            <w:r/>
+            <w:r>
+              <w:t>516.25</w:t>
+            </w:r>
+          </w:p>
+        </w:tc>
+        <w:tc>
+          <w:tcPr>
+            <w:tcW w:type="dxa" w:w="1152"/>
+            <w:shd w:fill="FFFFFF"/>
+            <w:tcMar>
+              <w:top w:w="100" w:type="dxa"/>
+              <w:bottom w:w="100" w:type="dxa"/>
+              <w:left w:w="120" w:type="dxa"/>
+              <w:right w:w="120" w:type="dxa"/>
+            </w:tcMar>
+            <w:tcBorders>
+              <w:top w:val="single" w:sz="4" w:space="0" w:color="CCCCCC"/>
+              <w:bottom w:val="single" w:sz="4" w:space="0" w:color="CCCCCC"/>
+              <w:left w:val="single" w:sz="4" w:space="0" w:color="CCCCCC"/>
+              <w:right w:val="single" w:sz="4" w:space="0" w:color="CCCCCC"/>
+            </w:tcBorders>
+          </w:tcPr>
+          <w:p>
+            <w:pPr>
+              <w:spacing w:before="60" w:after="60" w:line="252" w:lineRule="auto"/>
+              <w:jc w:val="left"/>
+            </w:pPr>
+            <w:r/>
+            <w:r>
+              <w:t>510.50</w:t>
+            </w:r>
+          </w:p>
+        </w:tc>
+        <w:tc>
+          <w:tcPr>
+            <w:tcW w:type="dxa" w:w="1728"/>
+            <w:shd w:fill="FFFFFF"/>
+            <w:tcMar>
+              <w:top w:w="100" w:type="dxa"/>
+              <w:bottom w:w="100" w:type="dxa"/>
+              <w:left w:w="120" w:type="dxa"/>
+              <w:right w:w="120" w:type="dxa"/>
+            </w:tcMar>
+            <w:tcBorders>
+              <w:top w:val="single" w:sz="4" w:space="0" w:color="CCCCCC"/>
+              <w:bottom w:val="single" w:sz="4" w:space="0" w:color="CCCCCC"/>
+              <w:left w:val="single" w:sz="4" w:space="0" w:color="CCCCCC"/>
+              <w:right w:val="single" w:sz="4" w:space="0" w:color="CCCCCC"/>
+            </w:tcBorders>
+          </w:tcPr>
+          <w:p>
+            <w:pPr>
+              <w:spacing w:before="60" w:after="60" w:line="252" w:lineRule="auto"/>
+              <w:jc w:val="left"/>
+            </w:pPr>
+            <w:r/>
+            <w:r>
+              <w:rPr>
+                <w:b/>
+              </w:rPr>
+              <w:t>512.75</w:t>
             </w:r>
           </w:p>
         </w:tc>
@@ -16920,7 +19740,7 @@
               <w:rPr>
                 <w:b/>
               </w:rPr>
-              <w:t>Wed 19/08</w:t>
+              <w:t>Fri 21/08</w:t>
             </w:r>
           </w:p>
         </w:tc>
@@ -16976,7 +19796,7 @@
             </w:pPr>
             <w:r/>
             <w:r>
-              <w:t>508.25</w:t>
+              <w:t>512.75</w:t>
             </w:r>
           </w:p>
         </w:tc>
@@ -17004,7 +19824,7 @@
             </w:pPr>
             <w:r/>
             <w:r>
-              <w:t>511.00</w:t>
+              <w:t>516.50</w:t>
             </w:r>
           </w:p>
         </w:tc>
@@ -17032,7 +19852,7 @@
             </w:pPr>
             <w:r/>
             <w:r>
-              <w:t>505.75</w:t>
+              <w:t>509.25</w:t>
             </w:r>
           </w:p>
         </w:tc>
@@ -17063,7 +19883,7 @@
               <w:rPr>
                 <w:b/>
               </w:rPr>
-              <w:t>507.75</w:t>
+              <w:t>512.50</w:t>
             </w:r>
           </w:p>
         </w:tc>
@@ -17071,241 +19891,6 @@
           <w:tcPr>
             <w:tcW w:type="dxa" w:w="3456"/>
             <w:shd w:fill="F8FAFC"/>
-            <w:tcMar>
-              <w:top w:w="100" w:type="dxa"/>
-              <w:bottom w:w="100" w:type="dxa"/>
-              <w:left w:w="120" w:type="dxa"/>
-              <w:right w:w="120" w:type="dxa"/>
-            </w:tcMar>
-            <w:tcBorders>
-              <w:top w:val="single" w:sz="4" w:space="0" w:color="CCCCCC"/>
-              <w:bottom w:val="single" w:sz="4" w:space="0" w:color="CCCCCC"/>
-              <w:left w:val="single" w:sz="4" w:space="0" w:color="CCCCCC"/>
-              <w:right w:val="single" w:sz="4" w:space="0" w:color="CCCCCC"/>
-            </w:tcBorders>
-          </w:tcPr>
-          <w:p>
-            <w:pPr>
-              <w:spacing w:before="60" w:after="60" w:line="252" w:lineRule="auto"/>
-              <w:jc w:val="left"/>
-            </w:pPr>
-            <w:r/>
-            <w:r>
-              <w:rPr>
-                <w:b/>
-              </w:rPr>
-              <w:t>-0.50</w:t>
-            </w:r>
-          </w:p>
-        </w:tc>
-        <w:tc>
-          <w:tcPr>
-            <w:tcW w:type="dxa" w:w="1440"/>
-            <w:shd w:fill="F8FAFC"/>
-            <w:tcMar>
-              <w:top w:w="100" w:type="dxa"/>
-              <w:bottom w:w="100" w:type="dxa"/>
-              <w:left w:w="120" w:type="dxa"/>
-              <w:right w:w="120" w:type="dxa"/>
-            </w:tcMar>
-            <w:tcBorders>
-              <w:top w:val="single" w:sz="4" w:space="0" w:color="CCCCCC"/>
-              <w:bottom w:val="single" w:sz="4" w:space="0" w:color="CCCCCC"/>
-              <w:left w:val="single" w:sz="4" w:space="0" w:color="CCCCCC"/>
-              <w:right w:val="single" w:sz="4" w:space="0" w:color="CCCCCC"/>
-            </w:tcBorders>
-          </w:tcPr>
-          <w:p>
-            <w:pPr>
-              <w:spacing w:before="60" w:after="60" w:line="252" w:lineRule="auto"/>
-              <w:jc w:val="left"/>
-            </w:pPr>
-            <w:r/>
-            <w:r>
-              <w:t>BEAR</w:t>
-            </w:r>
-          </w:p>
-        </w:tc>
-      </w:tr>
-      <w:tr>
-        <w:tc>
-          <w:tcPr>
-            <w:tcW w:type="dxa" w:w="1584"/>
-            <w:shd w:fill="FFFFFF"/>
-            <w:tcMar>
-              <w:top w:w="100" w:type="dxa"/>
-              <w:bottom w:w="100" w:type="dxa"/>
-              <w:left w:w="120" w:type="dxa"/>
-              <w:right w:w="120" w:type="dxa"/>
-            </w:tcMar>
-            <w:tcBorders>
-              <w:top w:val="single" w:sz="4" w:space="0" w:color="CCCCCC"/>
-              <w:bottom w:val="single" w:sz="4" w:space="0" w:color="CCCCCC"/>
-              <w:left w:val="single" w:sz="4" w:space="0" w:color="CCCCCC"/>
-              <w:right w:val="single" w:sz="4" w:space="0" w:color="CCCCCC"/>
-            </w:tcBorders>
-          </w:tcPr>
-          <w:p>
-            <w:pPr>
-              <w:spacing w:before="60" w:after="60" w:line="252" w:lineRule="auto"/>
-              <w:jc w:val="left"/>
-            </w:pPr>
-            <w:r/>
-            <w:r>
-              <w:rPr>
-                <w:b/>
-              </w:rPr>
-              <w:t>Wed 19/08</w:t>
-            </w:r>
-          </w:p>
-        </w:tc>
-        <w:tc>
-          <w:tcPr>
-            <w:tcW w:type="dxa" w:w="864"/>
-            <w:shd w:fill="FFFFFF"/>
-            <w:tcMar>
-              <w:top w:w="100" w:type="dxa"/>
-              <w:bottom w:w="100" w:type="dxa"/>
-              <w:left w:w="120" w:type="dxa"/>
-              <w:right w:w="120" w:type="dxa"/>
-            </w:tcMar>
-            <w:tcBorders>
-              <w:top w:val="single" w:sz="4" w:space="0" w:color="CCCCCC"/>
-              <w:bottom w:val="single" w:sz="4" w:space="0" w:color="CCCCCC"/>
-              <w:left w:val="single" w:sz="4" w:space="0" w:color="CCCCCC"/>
-              <w:right w:val="single" w:sz="4" w:space="0" w:color="CCCCCC"/>
-            </w:tcBorders>
-          </w:tcPr>
-          <w:p>
-            <w:pPr>
-              <w:spacing w:before="60" w:after="60" w:line="252" w:lineRule="auto"/>
-              <w:jc w:val="left"/>
-            </w:pPr>
-            <w:r/>
-            <w:r>
-              <w:t>Asia 11-15</w:t>
-            </w:r>
-          </w:p>
-        </w:tc>
-        <w:tc>
-          <w:tcPr>
-            <w:tcW w:type="dxa" w:w="1440"/>
-            <w:shd w:fill="FFFFFF"/>
-            <w:tcMar>
-              <w:top w:w="100" w:type="dxa"/>
-              <w:bottom w:w="100" w:type="dxa"/>
-              <w:left w:w="120" w:type="dxa"/>
-              <w:right w:w="120" w:type="dxa"/>
-            </w:tcMar>
-            <w:tcBorders>
-              <w:top w:val="single" w:sz="4" w:space="0" w:color="CCCCCC"/>
-              <w:bottom w:val="single" w:sz="4" w:space="0" w:color="CCCCCC"/>
-              <w:left w:val="single" w:sz="4" w:space="0" w:color="CCCCCC"/>
-              <w:right w:val="single" w:sz="4" w:space="0" w:color="CCCCCC"/>
-            </w:tcBorders>
-          </w:tcPr>
-          <w:p>
-            <w:pPr>
-              <w:spacing w:before="60" w:after="60" w:line="252" w:lineRule="auto"/>
-              <w:jc w:val="left"/>
-            </w:pPr>
-            <w:r/>
-            <w:r>
-              <w:t>507.75</w:t>
-            </w:r>
-          </w:p>
-        </w:tc>
-        <w:tc>
-          <w:tcPr>
-            <w:tcW w:type="dxa" w:w="2016"/>
-            <w:shd w:fill="FFFFFF"/>
-            <w:tcMar>
-              <w:top w:w="100" w:type="dxa"/>
-              <w:bottom w:w="100" w:type="dxa"/>
-              <w:left w:w="120" w:type="dxa"/>
-              <w:right w:w="120" w:type="dxa"/>
-            </w:tcMar>
-            <w:tcBorders>
-              <w:top w:val="single" w:sz="4" w:space="0" w:color="CCCCCC"/>
-              <w:bottom w:val="single" w:sz="4" w:space="0" w:color="CCCCCC"/>
-              <w:left w:val="single" w:sz="4" w:space="0" w:color="CCCCCC"/>
-              <w:right w:val="single" w:sz="4" w:space="0" w:color="CCCCCC"/>
-            </w:tcBorders>
-          </w:tcPr>
-          <w:p>
-            <w:pPr>
-              <w:spacing w:before="60" w:after="60" w:line="252" w:lineRule="auto"/>
-              <w:jc w:val="left"/>
-            </w:pPr>
-            <w:r/>
-            <w:r>
-              <w:t>510.75</w:t>
-            </w:r>
-          </w:p>
-        </w:tc>
-        <w:tc>
-          <w:tcPr>
-            <w:tcW w:type="dxa" w:w="1152"/>
-            <w:shd w:fill="FFFFFF"/>
-            <w:tcMar>
-              <w:top w:w="100" w:type="dxa"/>
-              <w:bottom w:w="100" w:type="dxa"/>
-              <w:left w:w="120" w:type="dxa"/>
-              <w:right w:w="120" w:type="dxa"/>
-            </w:tcMar>
-            <w:tcBorders>
-              <w:top w:val="single" w:sz="4" w:space="0" w:color="CCCCCC"/>
-              <w:bottom w:val="single" w:sz="4" w:space="0" w:color="CCCCCC"/>
-              <w:left w:val="single" w:sz="4" w:space="0" w:color="CCCCCC"/>
-              <w:right w:val="single" w:sz="4" w:space="0" w:color="CCCCCC"/>
-            </w:tcBorders>
-          </w:tcPr>
-          <w:p>
-            <w:pPr>
-              <w:spacing w:before="60" w:after="60" w:line="252" w:lineRule="auto"/>
-              <w:jc w:val="left"/>
-            </w:pPr>
-            <w:r/>
-            <w:r>
-              <w:t>504.50</w:t>
-            </w:r>
-          </w:p>
-        </w:tc>
-        <w:tc>
-          <w:tcPr>
-            <w:tcW w:type="dxa" w:w="1728"/>
-            <w:shd w:fill="FFFFFF"/>
-            <w:tcMar>
-              <w:top w:w="100" w:type="dxa"/>
-              <w:bottom w:w="100" w:type="dxa"/>
-              <w:left w:w="120" w:type="dxa"/>
-              <w:right w:w="120" w:type="dxa"/>
-            </w:tcMar>
-            <w:tcBorders>
-              <w:top w:val="single" w:sz="4" w:space="0" w:color="CCCCCC"/>
-              <w:bottom w:val="single" w:sz="4" w:space="0" w:color="CCCCCC"/>
-              <w:left w:val="single" w:sz="4" w:space="0" w:color="CCCCCC"/>
-              <w:right w:val="single" w:sz="4" w:space="0" w:color="CCCCCC"/>
-            </w:tcBorders>
-          </w:tcPr>
-          <w:p>
-            <w:pPr>
-              <w:spacing w:before="60" w:after="60" w:line="252" w:lineRule="auto"/>
-              <w:jc w:val="left"/>
-            </w:pPr>
-            <w:r/>
-            <w:r>
-              <w:rPr>
-                <w:b/>
-              </w:rPr>
-              <w:t>507.50</w:t>
-            </w:r>
-          </w:p>
-        </w:tc>
-        <w:tc>
-          <w:tcPr>
-            <w:tcW w:type="dxa" w:w="3456"/>
-            <w:shd w:fill="FFFFFF"/>
             <w:tcMar>
               <w:top w:w="100" w:type="dxa"/>
               <w:bottom w:w="100" w:type="dxa"/>
@@ -17336,7 +19921,7 @@
         <w:tc>
           <w:tcPr>
             <w:tcW w:type="dxa" w:w="1440"/>
-            <w:shd w:fill="FFFFFF"/>
+            <w:shd w:fill="F8FAFC"/>
             <w:tcMar>
               <w:top w:w="100" w:type="dxa"/>
               <w:bottom w:w="100" w:type="dxa"/>
@@ -17366,7 +19951,7 @@
         <w:tc>
           <w:tcPr>
             <w:tcW w:type="dxa" w:w="1584"/>
-            <w:shd w:fill="F8FAFC"/>
+            <w:shd w:fill="FFFFFF"/>
             <w:tcMar>
               <w:top w:w="100" w:type="dxa"/>
               <w:bottom w:w="100" w:type="dxa"/>
@@ -17390,126 +19975,126 @@
               <w:rPr>
                 <w:b/>
               </w:rPr>
-              <w:t>Wed 19/08</w:t>
+              <w:t>Fri 21/08</w:t>
             </w:r>
           </w:p>
         </w:tc>
         <w:tc>
           <w:tcPr>
             <w:tcW w:type="dxa" w:w="864"/>
-            <w:shd w:fill="F8FAFC"/>
-            <w:tcMar>
-              <w:top w:w="100" w:type="dxa"/>
-              <w:bottom w:w="100" w:type="dxa"/>
-              <w:left w:w="120" w:type="dxa"/>
-              <w:right w:w="120" w:type="dxa"/>
-            </w:tcMar>
-            <w:tcBorders>
-              <w:top w:val="single" w:sz="4" w:space="0" w:color="CCCCCC"/>
-              <w:bottom w:val="single" w:sz="4" w:space="0" w:color="CCCCCC"/>
-              <w:left w:val="single" w:sz="4" w:space="0" w:color="CCCCCC"/>
-              <w:right w:val="single" w:sz="4" w:space="0" w:color="CCCCCC"/>
-            </w:tcBorders>
-          </w:tcPr>
-          <w:p>
-            <w:pPr>
-              <w:spacing w:before="60" w:after="60" w:line="252" w:lineRule="auto"/>
-              <w:jc w:val="left"/>
-            </w:pPr>
-            <w:r/>
-            <w:r>
-              <w:t>London 15-19</w:t>
+            <w:shd w:fill="FFFFFF"/>
+            <w:tcMar>
+              <w:top w:w="100" w:type="dxa"/>
+              <w:bottom w:w="100" w:type="dxa"/>
+              <w:left w:w="120" w:type="dxa"/>
+              <w:right w:w="120" w:type="dxa"/>
+            </w:tcMar>
+            <w:tcBorders>
+              <w:top w:val="single" w:sz="4" w:space="0" w:color="CCCCCC"/>
+              <w:bottom w:val="single" w:sz="4" w:space="0" w:color="CCCCCC"/>
+              <w:left w:val="single" w:sz="4" w:space="0" w:color="CCCCCC"/>
+              <w:right w:val="single" w:sz="4" w:space="0" w:color="CCCCCC"/>
+            </w:tcBorders>
+          </w:tcPr>
+          <w:p>
+            <w:pPr>
+              <w:spacing w:before="60" w:after="60" w:line="252" w:lineRule="auto"/>
+              <w:jc w:val="left"/>
+            </w:pPr>
+            <w:r/>
+            <w:r>
+              <w:t>Asia 11-15</w:t>
             </w:r>
           </w:p>
         </w:tc>
         <w:tc>
           <w:tcPr>
             <w:tcW w:type="dxa" w:w="1440"/>
-            <w:shd w:fill="F8FAFC"/>
-            <w:tcMar>
-              <w:top w:w="100" w:type="dxa"/>
-              <w:bottom w:w="100" w:type="dxa"/>
-              <w:left w:w="120" w:type="dxa"/>
-              <w:right w:w="120" w:type="dxa"/>
-            </w:tcMar>
-            <w:tcBorders>
-              <w:top w:val="single" w:sz="4" w:space="0" w:color="CCCCCC"/>
-              <w:bottom w:val="single" w:sz="4" w:space="0" w:color="CCCCCC"/>
-              <w:left w:val="single" w:sz="4" w:space="0" w:color="CCCCCC"/>
-              <w:right w:val="single" w:sz="4" w:space="0" w:color="CCCCCC"/>
-            </w:tcBorders>
-          </w:tcPr>
-          <w:p>
-            <w:pPr>
-              <w:spacing w:before="60" w:after="60" w:line="252" w:lineRule="auto"/>
-              <w:jc w:val="left"/>
-            </w:pPr>
-            <w:r/>
-            <w:r>
-              <w:t>507.50</w:t>
+            <w:shd w:fill="FFFFFF"/>
+            <w:tcMar>
+              <w:top w:w="100" w:type="dxa"/>
+              <w:bottom w:w="100" w:type="dxa"/>
+              <w:left w:w="120" w:type="dxa"/>
+              <w:right w:w="120" w:type="dxa"/>
+            </w:tcMar>
+            <w:tcBorders>
+              <w:top w:val="single" w:sz="4" w:space="0" w:color="CCCCCC"/>
+              <w:bottom w:val="single" w:sz="4" w:space="0" w:color="CCCCCC"/>
+              <w:left w:val="single" w:sz="4" w:space="0" w:color="CCCCCC"/>
+              <w:right w:val="single" w:sz="4" w:space="0" w:color="CCCCCC"/>
+            </w:tcBorders>
+          </w:tcPr>
+          <w:p>
+            <w:pPr>
+              <w:spacing w:before="60" w:after="60" w:line="252" w:lineRule="auto"/>
+              <w:jc w:val="left"/>
+            </w:pPr>
+            <w:r/>
+            <w:r>
+              <w:t>512.50</w:t>
             </w:r>
           </w:p>
         </w:tc>
         <w:tc>
           <w:tcPr>
             <w:tcW w:type="dxa" w:w="2016"/>
-            <w:shd w:fill="F8FAFC"/>
-            <w:tcMar>
-              <w:top w:w="100" w:type="dxa"/>
-              <w:bottom w:w="100" w:type="dxa"/>
-              <w:left w:w="120" w:type="dxa"/>
-              <w:right w:w="120" w:type="dxa"/>
-            </w:tcMar>
-            <w:tcBorders>
-              <w:top w:val="single" w:sz="4" w:space="0" w:color="CCCCCC"/>
-              <w:bottom w:val="single" w:sz="4" w:space="0" w:color="CCCCCC"/>
-              <w:left w:val="single" w:sz="4" w:space="0" w:color="CCCCCC"/>
-              <w:right w:val="single" w:sz="4" w:space="0" w:color="CCCCCC"/>
-            </w:tcBorders>
-          </w:tcPr>
-          <w:p>
-            <w:pPr>
-              <w:spacing w:before="60" w:after="60" w:line="252" w:lineRule="auto"/>
-              <w:jc w:val="left"/>
-            </w:pPr>
-            <w:r/>
-            <w:r>
-              <w:t>511.50</w:t>
+            <w:shd w:fill="FFFFFF"/>
+            <w:tcMar>
+              <w:top w:w="100" w:type="dxa"/>
+              <w:bottom w:w="100" w:type="dxa"/>
+              <w:left w:w="120" w:type="dxa"/>
+              <w:right w:w="120" w:type="dxa"/>
+            </w:tcMar>
+            <w:tcBorders>
+              <w:top w:val="single" w:sz="4" w:space="0" w:color="CCCCCC"/>
+              <w:bottom w:val="single" w:sz="4" w:space="0" w:color="CCCCCC"/>
+              <w:left w:val="single" w:sz="4" w:space="0" w:color="CCCCCC"/>
+              <w:right w:val="single" w:sz="4" w:space="0" w:color="CCCCCC"/>
+            </w:tcBorders>
+          </w:tcPr>
+          <w:p>
+            <w:pPr>
+              <w:spacing w:before="60" w:after="60" w:line="252" w:lineRule="auto"/>
+              <w:jc w:val="left"/>
+            </w:pPr>
+            <w:r/>
+            <w:r>
+              <w:t>516.00</w:t>
             </w:r>
           </w:p>
         </w:tc>
         <w:tc>
           <w:tcPr>
             <w:tcW w:type="dxa" w:w="1152"/>
-            <w:shd w:fill="F8FAFC"/>
-            <w:tcMar>
-              <w:top w:w="100" w:type="dxa"/>
-              <w:bottom w:w="100" w:type="dxa"/>
-              <w:left w:w="120" w:type="dxa"/>
-              <w:right w:w="120" w:type="dxa"/>
-            </w:tcMar>
-            <w:tcBorders>
-              <w:top w:val="single" w:sz="4" w:space="0" w:color="CCCCCC"/>
-              <w:bottom w:val="single" w:sz="4" w:space="0" w:color="CCCCCC"/>
-              <w:left w:val="single" w:sz="4" w:space="0" w:color="CCCCCC"/>
-              <w:right w:val="single" w:sz="4" w:space="0" w:color="CCCCCC"/>
-            </w:tcBorders>
-          </w:tcPr>
-          <w:p>
-            <w:pPr>
-              <w:spacing w:before="60" w:after="60" w:line="252" w:lineRule="auto"/>
-              <w:jc w:val="left"/>
-            </w:pPr>
-            <w:r/>
-            <w:r>
-              <w:t>502.25</w:t>
+            <w:shd w:fill="FFFFFF"/>
+            <w:tcMar>
+              <w:top w:w="100" w:type="dxa"/>
+              <w:bottom w:w="100" w:type="dxa"/>
+              <w:left w:w="120" w:type="dxa"/>
+              <w:right w:w="120" w:type="dxa"/>
+            </w:tcMar>
+            <w:tcBorders>
+              <w:top w:val="single" w:sz="4" w:space="0" w:color="CCCCCC"/>
+              <w:bottom w:val="single" w:sz="4" w:space="0" w:color="CCCCCC"/>
+              <w:left w:val="single" w:sz="4" w:space="0" w:color="CCCCCC"/>
+              <w:right w:val="single" w:sz="4" w:space="0" w:color="CCCCCC"/>
+            </w:tcBorders>
+          </w:tcPr>
+          <w:p>
+            <w:pPr>
+              <w:spacing w:before="60" w:after="60" w:line="252" w:lineRule="auto"/>
+              <w:jc w:val="left"/>
+            </w:pPr>
+            <w:r/>
+            <w:r>
+              <w:t>509.25</w:t>
             </w:r>
           </w:p>
         </w:tc>
         <w:tc>
           <w:tcPr>
             <w:tcW w:type="dxa" w:w="1728"/>
-            <w:shd w:fill="F8FAFC"/>
+            <w:shd w:fill="FFFFFF"/>
             <w:tcMar>
               <w:top w:w="100" w:type="dxa"/>
               <w:bottom w:w="100" w:type="dxa"/>
@@ -17533,7 +20118,712 @@
               <w:rPr>
                 <w:b/>
               </w:rPr>
-              <w:t>508.00</w:t>
+              <w:t>512.25</w:t>
+            </w:r>
+          </w:p>
+        </w:tc>
+        <w:tc>
+          <w:tcPr>
+            <w:tcW w:type="dxa" w:w="3456"/>
+            <w:shd w:fill="FFFFFF"/>
+            <w:tcMar>
+              <w:top w:w="100" w:type="dxa"/>
+              <w:bottom w:w="100" w:type="dxa"/>
+              <w:left w:w="120" w:type="dxa"/>
+              <w:right w:w="120" w:type="dxa"/>
+            </w:tcMar>
+            <w:tcBorders>
+              <w:top w:val="single" w:sz="4" w:space="0" w:color="CCCCCC"/>
+              <w:bottom w:val="single" w:sz="4" w:space="0" w:color="CCCCCC"/>
+              <w:left w:val="single" w:sz="4" w:space="0" w:color="CCCCCC"/>
+              <w:right w:val="single" w:sz="4" w:space="0" w:color="CCCCCC"/>
+            </w:tcBorders>
+          </w:tcPr>
+          <w:p>
+            <w:pPr>
+              <w:spacing w:before="60" w:after="60" w:line="252" w:lineRule="auto"/>
+              <w:jc w:val="left"/>
+            </w:pPr>
+            <w:r/>
+            <w:r>
+              <w:rPr>
+                <w:b/>
+              </w:rPr>
+              <w:t>-0.25</w:t>
+            </w:r>
+          </w:p>
+        </w:tc>
+        <w:tc>
+          <w:tcPr>
+            <w:tcW w:type="dxa" w:w="1440"/>
+            <w:shd w:fill="FFFFFF"/>
+            <w:tcMar>
+              <w:top w:w="100" w:type="dxa"/>
+              <w:bottom w:w="100" w:type="dxa"/>
+              <w:left w:w="120" w:type="dxa"/>
+              <w:right w:w="120" w:type="dxa"/>
+            </w:tcMar>
+            <w:tcBorders>
+              <w:top w:val="single" w:sz="4" w:space="0" w:color="CCCCCC"/>
+              <w:bottom w:val="single" w:sz="4" w:space="0" w:color="CCCCCC"/>
+              <w:left w:val="single" w:sz="4" w:space="0" w:color="CCCCCC"/>
+              <w:right w:val="single" w:sz="4" w:space="0" w:color="CCCCCC"/>
+            </w:tcBorders>
+          </w:tcPr>
+          <w:p>
+            <w:pPr>
+              <w:spacing w:before="60" w:after="60" w:line="252" w:lineRule="auto"/>
+              <w:jc w:val="left"/>
+            </w:pPr>
+            <w:r/>
+            <w:r>
+              <w:t>BEAR</w:t>
+            </w:r>
+          </w:p>
+        </w:tc>
+      </w:tr>
+      <w:tr>
+        <w:tc>
+          <w:tcPr>
+            <w:tcW w:type="dxa" w:w="1584"/>
+            <w:shd w:fill="F8FAFC"/>
+            <w:tcMar>
+              <w:top w:w="100" w:type="dxa"/>
+              <w:bottom w:w="100" w:type="dxa"/>
+              <w:left w:w="120" w:type="dxa"/>
+              <w:right w:w="120" w:type="dxa"/>
+            </w:tcMar>
+            <w:tcBorders>
+              <w:top w:val="single" w:sz="4" w:space="0" w:color="CCCCCC"/>
+              <w:bottom w:val="single" w:sz="4" w:space="0" w:color="CCCCCC"/>
+              <w:left w:val="single" w:sz="4" w:space="0" w:color="CCCCCC"/>
+              <w:right w:val="single" w:sz="4" w:space="0" w:color="CCCCCC"/>
+            </w:tcBorders>
+          </w:tcPr>
+          <w:p>
+            <w:pPr>
+              <w:spacing w:before="60" w:after="60" w:line="252" w:lineRule="auto"/>
+              <w:jc w:val="left"/>
+            </w:pPr>
+            <w:r/>
+            <w:r>
+              <w:rPr>
+                <w:b/>
+              </w:rPr>
+              <w:t>Fri 21/08</w:t>
+            </w:r>
+          </w:p>
+        </w:tc>
+        <w:tc>
+          <w:tcPr>
+            <w:tcW w:type="dxa" w:w="864"/>
+            <w:shd w:fill="F8FAFC"/>
+            <w:tcMar>
+              <w:top w:w="100" w:type="dxa"/>
+              <w:bottom w:w="100" w:type="dxa"/>
+              <w:left w:w="120" w:type="dxa"/>
+              <w:right w:w="120" w:type="dxa"/>
+            </w:tcMar>
+            <w:tcBorders>
+              <w:top w:val="single" w:sz="4" w:space="0" w:color="CCCCCC"/>
+              <w:bottom w:val="single" w:sz="4" w:space="0" w:color="CCCCCC"/>
+              <w:left w:val="single" w:sz="4" w:space="0" w:color="CCCCCC"/>
+              <w:right w:val="single" w:sz="4" w:space="0" w:color="CCCCCC"/>
+            </w:tcBorders>
+          </w:tcPr>
+          <w:p>
+            <w:pPr>
+              <w:spacing w:before="60" w:after="60" w:line="252" w:lineRule="auto"/>
+              <w:jc w:val="left"/>
+            </w:pPr>
+            <w:r/>
+            <w:r>
+              <w:t>London 15-19</w:t>
+            </w:r>
+          </w:p>
+        </w:tc>
+        <w:tc>
+          <w:tcPr>
+            <w:tcW w:type="dxa" w:w="1440"/>
+            <w:shd w:fill="F8FAFC"/>
+            <w:tcMar>
+              <w:top w:w="100" w:type="dxa"/>
+              <w:bottom w:w="100" w:type="dxa"/>
+              <w:left w:w="120" w:type="dxa"/>
+              <w:right w:w="120" w:type="dxa"/>
+            </w:tcMar>
+            <w:tcBorders>
+              <w:top w:val="single" w:sz="4" w:space="0" w:color="CCCCCC"/>
+              <w:bottom w:val="single" w:sz="4" w:space="0" w:color="CCCCCC"/>
+              <w:left w:val="single" w:sz="4" w:space="0" w:color="CCCCCC"/>
+              <w:right w:val="single" w:sz="4" w:space="0" w:color="CCCCCC"/>
+            </w:tcBorders>
+          </w:tcPr>
+          <w:p>
+            <w:pPr>
+              <w:spacing w:before="60" w:after="60" w:line="252" w:lineRule="auto"/>
+              <w:jc w:val="left"/>
+            </w:pPr>
+            <w:r/>
+            <w:r>
+              <w:t>512.25</w:t>
+            </w:r>
+          </w:p>
+        </w:tc>
+        <w:tc>
+          <w:tcPr>
+            <w:tcW w:type="dxa" w:w="2016"/>
+            <w:shd w:fill="F8FAFC"/>
+            <w:tcMar>
+              <w:top w:w="100" w:type="dxa"/>
+              <w:bottom w:w="100" w:type="dxa"/>
+              <w:left w:w="120" w:type="dxa"/>
+              <w:right w:w="120" w:type="dxa"/>
+            </w:tcMar>
+            <w:tcBorders>
+              <w:top w:val="single" w:sz="4" w:space="0" w:color="CCCCCC"/>
+              <w:bottom w:val="single" w:sz="4" w:space="0" w:color="CCCCCC"/>
+              <w:left w:val="single" w:sz="4" w:space="0" w:color="CCCCCC"/>
+              <w:right w:val="single" w:sz="4" w:space="0" w:color="CCCCCC"/>
+            </w:tcBorders>
+          </w:tcPr>
+          <w:p>
+            <w:pPr>
+              <w:spacing w:before="60" w:after="60" w:line="252" w:lineRule="auto"/>
+              <w:jc w:val="left"/>
+            </w:pPr>
+            <w:r/>
+            <w:r>
+              <w:t>515.25</w:t>
+            </w:r>
+          </w:p>
+        </w:tc>
+        <w:tc>
+          <w:tcPr>
+            <w:tcW w:type="dxa" w:w="1152"/>
+            <w:shd w:fill="F8FAFC"/>
+            <w:tcMar>
+              <w:top w:w="100" w:type="dxa"/>
+              <w:bottom w:w="100" w:type="dxa"/>
+              <w:left w:w="120" w:type="dxa"/>
+              <w:right w:w="120" w:type="dxa"/>
+            </w:tcMar>
+            <w:tcBorders>
+              <w:top w:val="single" w:sz="4" w:space="0" w:color="CCCCCC"/>
+              <w:bottom w:val="single" w:sz="4" w:space="0" w:color="CCCCCC"/>
+              <w:left w:val="single" w:sz="4" w:space="0" w:color="CCCCCC"/>
+              <w:right w:val="single" w:sz="4" w:space="0" w:color="CCCCCC"/>
+            </w:tcBorders>
+          </w:tcPr>
+          <w:p>
+            <w:pPr>
+              <w:spacing w:before="60" w:after="60" w:line="252" w:lineRule="auto"/>
+              <w:jc w:val="left"/>
+            </w:pPr>
+            <w:r/>
+            <w:r>
+              <w:t>509.50</w:t>
+            </w:r>
+          </w:p>
+        </w:tc>
+        <w:tc>
+          <w:tcPr>
+            <w:tcW w:type="dxa" w:w="1728"/>
+            <w:shd w:fill="F8FAFC"/>
+            <w:tcMar>
+              <w:top w:w="100" w:type="dxa"/>
+              <w:bottom w:w="100" w:type="dxa"/>
+              <w:left w:w="120" w:type="dxa"/>
+              <w:right w:w="120" w:type="dxa"/>
+            </w:tcMar>
+            <w:tcBorders>
+              <w:top w:val="single" w:sz="4" w:space="0" w:color="CCCCCC"/>
+              <w:bottom w:val="single" w:sz="4" w:space="0" w:color="CCCCCC"/>
+              <w:left w:val="single" w:sz="4" w:space="0" w:color="CCCCCC"/>
+              <w:right w:val="single" w:sz="4" w:space="0" w:color="CCCCCC"/>
+            </w:tcBorders>
+          </w:tcPr>
+          <w:p>
+            <w:pPr>
+              <w:spacing w:before="60" w:after="60" w:line="252" w:lineRule="auto"/>
+              <w:jc w:val="left"/>
+            </w:pPr>
+            <w:r/>
+            <w:r>
+              <w:rPr>
+                <w:b/>
+              </w:rPr>
+              <w:t>512.50</w:t>
+            </w:r>
+          </w:p>
+        </w:tc>
+        <w:tc>
+          <w:tcPr>
+            <w:tcW w:type="dxa" w:w="3456"/>
+            <w:shd w:fill="F8FAFC"/>
+            <w:tcMar>
+              <w:top w:w="100" w:type="dxa"/>
+              <w:bottom w:w="100" w:type="dxa"/>
+              <w:left w:w="120" w:type="dxa"/>
+              <w:right w:w="120" w:type="dxa"/>
+            </w:tcMar>
+            <w:tcBorders>
+              <w:top w:val="single" w:sz="4" w:space="0" w:color="CCCCCC"/>
+              <w:bottom w:val="single" w:sz="4" w:space="0" w:color="CCCCCC"/>
+              <w:left w:val="single" w:sz="4" w:space="0" w:color="CCCCCC"/>
+              <w:right w:val="single" w:sz="4" w:space="0" w:color="CCCCCC"/>
+            </w:tcBorders>
+          </w:tcPr>
+          <w:p>
+            <w:pPr>
+              <w:spacing w:before="60" w:after="60" w:line="252" w:lineRule="auto"/>
+              <w:jc w:val="left"/>
+            </w:pPr>
+            <w:r/>
+            <w:r>
+              <w:rPr>
+                <w:b/>
+              </w:rPr>
+              <w:t>+0.25</w:t>
+            </w:r>
+          </w:p>
+        </w:tc>
+        <w:tc>
+          <w:tcPr>
+            <w:tcW w:type="dxa" w:w="1440"/>
+            <w:shd w:fill="F8FAFC"/>
+            <w:tcMar>
+              <w:top w:w="100" w:type="dxa"/>
+              <w:bottom w:w="100" w:type="dxa"/>
+              <w:left w:w="120" w:type="dxa"/>
+              <w:right w:w="120" w:type="dxa"/>
+            </w:tcMar>
+            <w:tcBorders>
+              <w:top w:val="single" w:sz="4" w:space="0" w:color="CCCCCC"/>
+              <w:bottom w:val="single" w:sz="4" w:space="0" w:color="CCCCCC"/>
+              <w:left w:val="single" w:sz="4" w:space="0" w:color="CCCCCC"/>
+              <w:right w:val="single" w:sz="4" w:space="0" w:color="CCCCCC"/>
+            </w:tcBorders>
+          </w:tcPr>
+          <w:p>
+            <w:pPr>
+              <w:spacing w:before="60" w:after="60" w:line="252" w:lineRule="auto"/>
+              <w:jc w:val="left"/>
+            </w:pPr>
+            <w:r/>
+            <w:r>
+              <w:t>BULL</w:t>
+            </w:r>
+          </w:p>
+        </w:tc>
+      </w:tr>
+      <w:tr>
+        <w:tc>
+          <w:tcPr>
+            <w:tcW w:type="dxa" w:w="1584"/>
+            <w:shd w:fill="FFFFFF"/>
+            <w:tcMar>
+              <w:top w:w="100" w:type="dxa"/>
+              <w:bottom w:w="100" w:type="dxa"/>
+              <w:left w:w="120" w:type="dxa"/>
+              <w:right w:w="120" w:type="dxa"/>
+            </w:tcMar>
+            <w:tcBorders>
+              <w:top w:val="single" w:sz="4" w:space="0" w:color="CCCCCC"/>
+              <w:bottom w:val="single" w:sz="4" w:space="0" w:color="CCCCCC"/>
+              <w:left w:val="single" w:sz="4" w:space="0" w:color="CCCCCC"/>
+              <w:right w:val="single" w:sz="4" w:space="0" w:color="CCCCCC"/>
+            </w:tcBorders>
+          </w:tcPr>
+          <w:p>
+            <w:pPr>
+              <w:spacing w:before="60" w:after="60" w:line="252" w:lineRule="auto"/>
+              <w:jc w:val="left"/>
+            </w:pPr>
+            <w:r/>
+            <w:r>
+              <w:rPr>
+                <w:b/>
+              </w:rPr>
+              <w:t>Fri 21/08</w:t>
+            </w:r>
+          </w:p>
+        </w:tc>
+        <w:tc>
+          <w:tcPr>
+            <w:tcW w:type="dxa" w:w="864"/>
+            <w:shd w:fill="FFFFFF"/>
+            <w:tcMar>
+              <w:top w:w="100" w:type="dxa"/>
+              <w:bottom w:w="100" w:type="dxa"/>
+              <w:left w:w="120" w:type="dxa"/>
+              <w:right w:w="120" w:type="dxa"/>
+            </w:tcMar>
+            <w:tcBorders>
+              <w:top w:val="single" w:sz="4" w:space="0" w:color="CCCCCC"/>
+              <w:bottom w:val="single" w:sz="4" w:space="0" w:color="CCCCCC"/>
+              <w:left w:val="single" w:sz="4" w:space="0" w:color="CCCCCC"/>
+              <w:right w:val="single" w:sz="4" w:space="0" w:color="CCCCCC"/>
+            </w:tcBorders>
+          </w:tcPr>
+          <w:p>
+            <w:pPr>
+              <w:spacing w:before="60" w:after="60" w:line="252" w:lineRule="auto"/>
+              <w:jc w:val="left"/>
+            </w:pPr>
+            <w:r/>
+            <w:r>
+              <w:t>Pre-NY 19-21</w:t>
+            </w:r>
+          </w:p>
+        </w:tc>
+        <w:tc>
+          <w:tcPr>
+            <w:tcW w:type="dxa" w:w="1440"/>
+            <w:shd w:fill="FFFFFF"/>
+            <w:tcMar>
+              <w:top w:w="100" w:type="dxa"/>
+              <w:bottom w:w="100" w:type="dxa"/>
+              <w:left w:w="120" w:type="dxa"/>
+              <w:right w:w="120" w:type="dxa"/>
+            </w:tcMar>
+            <w:tcBorders>
+              <w:top w:val="single" w:sz="4" w:space="0" w:color="CCCCCC"/>
+              <w:bottom w:val="single" w:sz="4" w:space="0" w:color="CCCCCC"/>
+              <w:left w:val="single" w:sz="4" w:space="0" w:color="CCCCCC"/>
+              <w:right w:val="single" w:sz="4" w:space="0" w:color="CCCCCC"/>
+            </w:tcBorders>
+          </w:tcPr>
+          <w:p>
+            <w:pPr>
+              <w:spacing w:before="60" w:after="60" w:line="252" w:lineRule="auto"/>
+              <w:jc w:val="left"/>
+            </w:pPr>
+            <w:r/>
+            <w:r>
+              <w:t>512.50</w:t>
+            </w:r>
+          </w:p>
+        </w:tc>
+        <w:tc>
+          <w:tcPr>
+            <w:tcW w:type="dxa" w:w="2016"/>
+            <w:shd w:fill="FFFFFF"/>
+            <w:tcMar>
+              <w:top w:w="100" w:type="dxa"/>
+              <w:bottom w:w="100" w:type="dxa"/>
+              <w:left w:w="120" w:type="dxa"/>
+              <w:right w:w="120" w:type="dxa"/>
+            </w:tcMar>
+            <w:tcBorders>
+              <w:top w:val="single" w:sz="4" w:space="0" w:color="CCCCCC"/>
+              <w:bottom w:val="single" w:sz="4" w:space="0" w:color="CCCCCC"/>
+              <w:left w:val="single" w:sz="4" w:space="0" w:color="CCCCCC"/>
+              <w:right w:val="single" w:sz="4" w:space="0" w:color="CCCCCC"/>
+            </w:tcBorders>
+          </w:tcPr>
+          <w:p>
+            <w:pPr>
+              <w:spacing w:before="60" w:after="60" w:line="252" w:lineRule="auto"/>
+              <w:jc w:val="left"/>
+            </w:pPr>
+            <w:r/>
+            <w:r>
+              <w:t>515.50</w:t>
+            </w:r>
+          </w:p>
+        </w:tc>
+        <w:tc>
+          <w:tcPr>
+            <w:tcW w:type="dxa" w:w="1152"/>
+            <w:shd w:fill="FFFFFF"/>
+            <w:tcMar>
+              <w:top w:w="100" w:type="dxa"/>
+              <w:bottom w:w="100" w:type="dxa"/>
+              <w:left w:w="120" w:type="dxa"/>
+              <w:right w:w="120" w:type="dxa"/>
+            </w:tcMar>
+            <w:tcBorders>
+              <w:top w:val="single" w:sz="4" w:space="0" w:color="CCCCCC"/>
+              <w:bottom w:val="single" w:sz="4" w:space="0" w:color="CCCCCC"/>
+              <w:left w:val="single" w:sz="4" w:space="0" w:color="CCCCCC"/>
+              <w:right w:val="single" w:sz="4" w:space="0" w:color="CCCCCC"/>
+            </w:tcBorders>
+          </w:tcPr>
+          <w:p>
+            <w:pPr>
+              <w:spacing w:before="60" w:after="60" w:line="252" w:lineRule="auto"/>
+              <w:jc w:val="left"/>
+            </w:pPr>
+            <w:r/>
+            <w:r>
+              <w:t>509.75</w:t>
+            </w:r>
+          </w:p>
+        </w:tc>
+        <w:tc>
+          <w:tcPr>
+            <w:tcW w:type="dxa" w:w="1728"/>
+            <w:shd w:fill="FFFFFF"/>
+            <w:tcMar>
+              <w:top w:w="100" w:type="dxa"/>
+              <w:bottom w:w="100" w:type="dxa"/>
+              <w:left w:w="120" w:type="dxa"/>
+              <w:right w:w="120" w:type="dxa"/>
+            </w:tcMar>
+            <w:tcBorders>
+              <w:top w:val="single" w:sz="4" w:space="0" w:color="CCCCCC"/>
+              <w:bottom w:val="single" w:sz="4" w:space="0" w:color="CCCCCC"/>
+              <w:left w:val="single" w:sz="4" w:space="0" w:color="CCCCCC"/>
+              <w:right w:val="single" w:sz="4" w:space="0" w:color="CCCCCC"/>
+            </w:tcBorders>
+          </w:tcPr>
+          <w:p>
+            <w:pPr>
+              <w:spacing w:before="60" w:after="60" w:line="252" w:lineRule="auto"/>
+              <w:jc w:val="left"/>
+            </w:pPr>
+            <w:r/>
+            <w:r>
+              <w:rPr>
+                <w:b/>
+              </w:rPr>
+              <w:t>512.50</w:t>
+            </w:r>
+          </w:p>
+        </w:tc>
+        <w:tc>
+          <w:tcPr>
+            <w:tcW w:type="dxa" w:w="3456"/>
+            <w:shd w:fill="FFFFFF"/>
+            <w:tcMar>
+              <w:top w:w="100" w:type="dxa"/>
+              <w:bottom w:w="100" w:type="dxa"/>
+              <w:left w:w="120" w:type="dxa"/>
+              <w:right w:w="120" w:type="dxa"/>
+            </w:tcMar>
+            <w:tcBorders>
+              <w:top w:val="single" w:sz="4" w:space="0" w:color="CCCCCC"/>
+              <w:bottom w:val="single" w:sz="4" w:space="0" w:color="CCCCCC"/>
+              <w:left w:val="single" w:sz="4" w:space="0" w:color="CCCCCC"/>
+              <w:right w:val="single" w:sz="4" w:space="0" w:color="CCCCCC"/>
+            </w:tcBorders>
+          </w:tcPr>
+          <w:p>
+            <w:pPr>
+              <w:spacing w:before="60" w:after="60" w:line="252" w:lineRule="auto"/>
+              <w:jc w:val="left"/>
+            </w:pPr>
+            <w:r/>
+            <w:r>
+              <w:rPr>
+                <w:b/>
+              </w:rPr>
+              <w:t>+0.00</w:t>
+            </w:r>
+          </w:p>
+        </w:tc>
+        <w:tc>
+          <w:tcPr>
+            <w:tcW w:type="dxa" w:w="1440"/>
+            <w:shd w:fill="FFFFFF"/>
+            <w:tcMar>
+              <w:top w:w="100" w:type="dxa"/>
+              <w:bottom w:w="100" w:type="dxa"/>
+              <w:left w:w="120" w:type="dxa"/>
+              <w:right w:w="120" w:type="dxa"/>
+            </w:tcMar>
+            <w:tcBorders>
+              <w:top w:val="single" w:sz="4" w:space="0" w:color="CCCCCC"/>
+              <w:bottom w:val="single" w:sz="4" w:space="0" w:color="CCCCCC"/>
+              <w:left w:val="single" w:sz="4" w:space="0" w:color="CCCCCC"/>
+              <w:right w:val="single" w:sz="4" w:space="0" w:color="CCCCCC"/>
+            </w:tcBorders>
+          </w:tcPr>
+          <w:p>
+            <w:pPr>
+              <w:spacing w:before="60" w:after="60" w:line="252" w:lineRule="auto"/>
+              <w:jc w:val="left"/>
+            </w:pPr>
+            <w:r/>
+            <w:r>
+              <w:t>BEAR</w:t>
+            </w:r>
+          </w:p>
+        </w:tc>
+      </w:tr>
+      <w:tr>
+        <w:tc>
+          <w:tcPr>
+            <w:tcW w:type="dxa" w:w="1584"/>
+            <w:shd w:fill="F8FAFC"/>
+            <w:tcMar>
+              <w:top w:w="100" w:type="dxa"/>
+              <w:bottom w:w="100" w:type="dxa"/>
+              <w:left w:w="120" w:type="dxa"/>
+              <w:right w:w="120" w:type="dxa"/>
+            </w:tcMar>
+            <w:tcBorders>
+              <w:top w:val="single" w:sz="4" w:space="0" w:color="CCCCCC"/>
+              <w:bottom w:val="single" w:sz="4" w:space="0" w:color="CCCCCC"/>
+              <w:left w:val="single" w:sz="4" w:space="0" w:color="CCCCCC"/>
+              <w:right w:val="single" w:sz="4" w:space="0" w:color="CCCCCC"/>
+            </w:tcBorders>
+          </w:tcPr>
+          <w:p>
+            <w:pPr>
+              <w:spacing w:before="60" w:after="60" w:line="252" w:lineRule="auto"/>
+              <w:jc w:val="left"/>
+            </w:pPr>
+            <w:r/>
+            <w:r>
+              <w:rPr>
+                <w:b/>
+              </w:rPr>
+              <w:t>Fri 21/08</w:t>
+            </w:r>
+          </w:p>
+        </w:tc>
+        <w:tc>
+          <w:tcPr>
+            <w:tcW w:type="dxa" w:w="864"/>
+            <w:shd w:fill="F8FAFC"/>
+            <w:tcMar>
+              <w:top w:w="100" w:type="dxa"/>
+              <w:bottom w:w="100" w:type="dxa"/>
+              <w:left w:w="120" w:type="dxa"/>
+              <w:right w:w="120" w:type="dxa"/>
+            </w:tcMar>
+            <w:tcBorders>
+              <w:top w:val="single" w:sz="4" w:space="0" w:color="CCCCCC"/>
+              <w:bottom w:val="single" w:sz="4" w:space="0" w:color="CCCCCC"/>
+              <w:left w:val="single" w:sz="4" w:space="0" w:color="CCCCCC"/>
+              <w:right w:val="single" w:sz="4" w:space="0" w:color="CCCCCC"/>
+            </w:tcBorders>
+          </w:tcPr>
+          <w:p>
+            <w:pPr>
+              <w:spacing w:before="60" w:after="60" w:line="252" w:lineRule="auto"/>
+              <w:jc w:val="left"/>
+            </w:pPr>
+            <w:r/>
+            <w:r>
+              <w:t>NY Open 21-23</w:t>
+            </w:r>
+          </w:p>
+        </w:tc>
+        <w:tc>
+          <w:tcPr>
+            <w:tcW w:type="dxa" w:w="1440"/>
+            <w:shd w:fill="F8FAFC"/>
+            <w:tcMar>
+              <w:top w:w="100" w:type="dxa"/>
+              <w:bottom w:w="100" w:type="dxa"/>
+              <w:left w:w="120" w:type="dxa"/>
+              <w:right w:w="120" w:type="dxa"/>
+            </w:tcMar>
+            <w:tcBorders>
+              <w:top w:val="single" w:sz="4" w:space="0" w:color="CCCCCC"/>
+              <w:bottom w:val="single" w:sz="4" w:space="0" w:color="CCCCCC"/>
+              <w:left w:val="single" w:sz="4" w:space="0" w:color="CCCCCC"/>
+              <w:right w:val="single" w:sz="4" w:space="0" w:color="CCCCCC"/>
+            </w:tcBorders>
+          </w:tcPr>
+          <w:p>
+            <w:pPr>
+              <w:spacing w:before="60" w:after="60" w:line="252" w:lineRule="auto"/>
+              <w:jc w:val="left"/>
+            </w:pPr>
+            <w:r/>
+            <w:r>
+              <w:t>512.50</w:t>
+            </w:r>
+          </w:p>
+        </w:tc>
+        <w:tc>
+          <w:tcPr>
+            <w:tcW w:type="dxa" w:w="2016"/>
+            <w:shd w:fill="F8FAFC"/>
+            <w:tcMar>
+              <w:top w:w="100" w:type="dxa"/>
+              <w:bottom w:w="100" w:type="dxa"/>
+              <w:left w:w="120" w:type="dxa"/>
+              <w:right w:w="120" w:type="dxa"/>
+            </w:tcMar>
+            <w:tcBorders>
+              <w:top w:val="single" w:sz="4" w:space="0" w:color="CCCCCC"/>
+              <w:bottom w:val="single" w:sz="4" w:space="0" w:color="CCCCCC"/>
+              <w:left w:val="single" w:sz="4" w:space="0" w:color="CCCCCC"/>
+              <w:right w:val="single" w:sz="4" w:space="0" w:color="CCCCCC"/>
+            </w:tcBorders>
+          </w:tcPr>
+          <w:p>
+            <w:pPr>
+              <w:spacing w:before="60" w:after="60" w:line="252" w:lineRule="auto"/>
+              <w:jc w:val="left"/>
+            </w:pPr>
+            <w:r/>
+            <w:r>
+              <w:t>516.50</w:t>
+            </w:r>
+          </w:p>
+        </w:tc>
+        <w:tc>
+          <w:tcPr>
+            <w:tcW w:type="dxa" w:w="1152"/>
+            <w:shd w:fill="F8FAFC"/>
+            <w:tcMar>
+              <w:top w:w="100" w:type="dxa"/>
+              <w:bottom w:w="100" w:type="dxa"/>
+              <w:left w:w="120" w:type="dxa"/>
+              <w:right w:w="120" w:type="dxa"/>
+            </w:tcMar>
+            <w:tcBorders>
+              <w:top w:val="single" w:sz="4" w:space="0" w:color="CCCCCC"/>
+              <w:bottom w:val="single" w:sz="4" w:space="0" w:color="CCCCCC"/>
+              <w:left w:val="single" w:sz="4" w:space="0" w:color="CCCCCC"/>
+              <w:right w:val="single" w:sz="4" w:space="0" w:color="CCCCCC"/>
+            </w:tcBorders>
+          </w:tcPr>
+          <w:p>
+            <w:pPr>
+              <w:spacing w:before="60" w:after="60" w:line="252" w:lineRule="auto"/>
+              <w:jc w:val="left"/>
+            </w:pPr>
+            <w:r/>
+            <w:r>
+              <w:t>509.00</w:t>
+            </w:r>
+          </w:p>
+        </w:tc>
+        <w:tc>
+          <w:tcPr>
+            <w:tcW w:type="dxa" w:w="1728"/>
+            <w:shd w:fill="F8FAFC"/>
+            <w:tcMar>
+              <w:top w:w="100" w:type="dxa"/>
+              <w:bottom w:w="100" w:type="dxa"/>
+              <w:left w:w="120" w:type="dxa"/>
+              <w:right w:w="120" w:type="dxa"/>
+            </w:tcMar>
+            <w:tcBorders>
+              <w:top w:val="single" w:sz="4" w:space="0" w:color="CCCCCC"/>
+              <w:bottom w:val="single" w:sz="4" w:space="0" w:color="CCCCCC"/>
+              <w:left w:val="single" w:sz="4" w:space="0" w:color="CCCCCC"/>
+              <w:right w:val="single" w:sz="4" w:space="0" w:color="CCCCCC"/>
+            </w:tcBorders>
+          </w:tcPr>
+          <w:p>
+            <w:pPr>
+              <w:spacing w:before="60" w:after="60" w:line="252" w:lineRule="auto"/>
+              <w:jc w:val="left"/>
+            </w:pPr>
+            <w:r/>
+            <w:r>
+              <w:rPr>
+                <w:b/>
+              </w:rPr>
+              <w:t>513.00</w:t>
             </w:r>
           </w:p>
         </w:tc>
@@ -17625,7 +20915,7 @@
               <w:rPr>
                 <w:b/>
               </w:rPr>
-              <w:t>Wed 19/08</w:t>
+              <w:t>Fri 21/08</w:t>
             </w:r>
           </w:p>
         </w:tc>
@@ -17653,7 +20943,7 @@
             </w:pPr>
             <w:r/>
             <w:r>
-              <w:t>Pre-NY 19-21</w:t>
+              <w:t>NY Close 23-01</w:t>
             </w:r>
           </w:p>
         </w:tc>
@@ -17681,7 +20971,7 @@
             </w:pPr>
             <w:r/>
             <w:r>
-              <w:t>508.00</w:t>
+              <w:t>513.00</w:t>
             </w:r>
           </w:p>
         </w:tc>
@@ -17709,7 +20999,7 @@
             </w:pPr>
             <w:r/>
             <w:r>
-              <w:t>512.75</w:t>
+              <w:t>517.00</w:t>
             </w:r>
           </w:p>
         </w:tc>
@@ -17737,7 +21027,7 @@
             </w:pPr>
             <w:r/>
             <w:r>
-              <w:t>501.00</w:t>
+              <w:t>511.25</w:t>
             </w:r>
           </w:p>
         </w:tc>
@@ -17745,3061 +21035,6 @@
           <w:tcPr>
             <w:tcW w:type="dxa" w:w="1728"/>
             <w:shd w:fill="FFFFFF"/>
-            <w:tcMar>
-              <w:top w:w="100" w:type="dxa"/>
-              <w:bottom w:w="100" w:type="dxa"/>
-              <w:left w:w="120" w:type="dxa"/>
-              <w:right w:w="120" w:type="dxa"/>
-            </w:tcMar>
-            <w:tcBorders>
-              <w:top w:val="single" w:sz="4" w:space="0" w:color="CCCCCC"/>
-              <w:bottom w:val="single" w:sz="4" w:space="0" w:color="CCCCCC"/>
-              <w:left w:val="single" w:sz="4" w:space="0" w:color="CCCCCC"/>
-              <w:right w:val="single" w:sz="4" w:space="0" w:color="CCCCCC"/>
-            </w:tcBorders>
-          </w:tcPr>
-          <w:p>
-            <w:pPr>
-              <w:spacing w:before="60" w:after="60" w:line="252" w:lineRule="auto"/>
-              <w:jc w:val="left"/>
-            </w:pPr>
-            <w:r/>
-            <w:r>
-              <w:rPr>
-                <w:b/>
-              </w:rPr>
-              <w:t>510.00</w:t>
-            </w:r>
-          </w:p>
-        </w:tc>
-        <w:tc>
-          <w:tcPr>
-            <w:tcW w:type="dxa" w:w="3456"/>
-            <w:shd w:fill="FFFFFF"/>
-            <w:tcMar>
-              <w:top w:w="100" w:type="dxa"/>
-              <w:bottom w:w="100" w:type="dxa"/>
-              <w:left w:w="120" w:type="dxa"/>
-              <w:right w:w="120" w:type="dxa"/>
-            </w:tcMar>
-            <w:tcBorders>
-              <w:top w:val="single" w:sz="4" w:space="0" w:color="CCCCCC"/>
-              <w:bottom w:val="single" w:sz="4" w:space="0" w:color="CCCCCC"/>
-              <w:left w:val="single" w:sz="4" w:space="0" w:color="CCCCCC"/>
-              <w:right w:val="single" w:sz="4" w:space="0" w:color="CCCCCC"/>
-            </w:tcBorders>
-          </w:tcPr>
-          <w:p>
-            <w:pPr>
-              <w:spacing w:before="60" w:after="60" w:line="252" w:lineRule="auto"/>
-              <w:jc w:val="left"/>
-            </w:pPr>
-            <w:r/>
-            <w:r>
-              <w:rPr>
-                <w:b/>
-              </w:rPr>
-              <w:t>+2.00</w:t>
-            </w:r>
-          </w:p>
-        </w:tc>
-        <w:tc>
-          <w:tcPr>
-            <w:tcW w:type="dxa" w:w="1440"/>
-            <w:shd w:fill="FFFFFF"/>
-            <w:tcMar>
-              <w:top w:w="100" w:type="dxa"/>
-              <w:bottom w:w="100" w:type="dxa"/>
-              <w:left w:w="120" w:type="dxa"/>
-              <w:right w:w="120" w:type="dxa"/>
-            </w:tcMar>
-            <w:tcBorders>
-              <w:top w:val="single" w:sz="4" w:space="0" w:color="CCCCCC"/>
-              <w:bottom w:val="single" w:sz="4" w:space="0" w:color="CCCCCC"/>
-              <w:left w:val="single" w:sz="4" w:space="0" w:color="CCCCCC"/>
-              <w:right w:val="single" w:sz="4" w:space="0" w:color="CCCCCC"/>
-            </w:tcBorders>
-          </w:tcPr>
-          <w:p>
-            <w:pPr>
-              <w:spacing w:before="60" w:after="60" w:line="252" w:lineRule="auto"/>
-              <w:jc w:val="left"/>
-            </w:pPr>
-            <w:r/>
-            <w:r>
-              <w:t>BULL</w:t>
-            </w:r>
-          </w:p>
-        </w:tc>
-      </w:tr>
-      <w:tr>
-        <w:tc>
-          <w:tcPr>
-            <w:tcW w:type="dxa" w:w="1584"/>
-            <w:shd w:fill="F8FAFC"/>
-            <w:tcMar>
-              <w:top w:w="100" w:type="dxa"/>
-              <w:bottom w:w="100" w:type="dxa"/>
-              <w:left w:w="120" w:type="dxa"/>
-              <w:right w:w="120" w:type="dxa"/>
-            </w:tcMar>
-            <w:tcBorders>
-              <w:top w:val="single" w:sz="4" w:space="0" w:color="CCCCCC"/>
-              <w:bottom w:val="single" w:sz="4" w:space="0" w:color="CCCCCC"/>
-              <w:left w:val="single" w:sz="4" w:space="0" w:color="CCCCCC"/>
-              <w:right w:val="single" w:sz="4" w:space="0" w:color="CCCCCC"/>
-            </w:tcBorders>
-          </w:tcPr>
-          <w:p>
-            <w:pPr>
-              <w:spacing w:before="60" w:after="60" w:line="252" w:lineRule="auto"/>
-              <w:jc w:val="left"/>
-            </w:pPr>
-            <w:r/>
-            <w:r>
-              <w:rPr>
-                <w:b/>
-              </w:rPr>
-              <w:t>Wed 19/08</w:t>
-            </w:r>
-          </w:p>
-        </w:tc>
-        <w:tc>
-          <w:tcPr>
-            <w:tcW w:type="dxa" w:w="864"/>
-            <w:shd w:fill="F8FAFC"/>
-            <w:tcMar>
-              <w:top w:w="100" w:type="dxa"/>
-              <w:bottom w:w="100" w:type="dxa"/>
-              <w:left w:w="120" w:type="dxa"/>
-              <w:right w:w="120" w:type="dxa"/>
-            </w:tcMar>
-            <w:tcBorders>
-              <w:top w:val="single" w:sz="4" w:space="0" w:color="CCCCCC"/>
-              <w:bottom w:val="single" w:sz="4" w:space="0" w:color="CCCCCC"/>
-              <w:left w:val="single" w:sz="4" w:space="0" w:color="CCCCCC"/>
-              <w:right w:val="single" w:sz="4" w:space="0" w:color="CCCCCC"/>
-            </w:tcBorders>
-          </w:tcPr>
-          <w:p>
-            <w:pPr>
-              <w:spacing w:before="60" w:after="60" w:line="252" w:lineRule="auto"/>
-              <w:jc w:val="left"/>
-            </w:pPr>
-            <w:r/>
-            <w:r>
-              <w:t>NY Open 21-23</w:t>
-            </w:r>
-          </w:p>
-        </w:tc>
-        <w:tc>
-          <w:tcPr>
-            <w:tcW w:type="dxa" w:w="1440"/>
-            <w:shd w:fill="F8FAFC"/>
-            <w:tcMar>
-              <w:top w:w="100" w:type="dxa"/>
-              <w:bottom w:w="100" w:type="dxa"/>
-              <w:left w:w="120" w:type="dxa"/>
-              <w:right w:w="120" w:type="dxa"/>
-            </w:tcMar>
-            <w:tcBorders>
-              <w:top w:val="single" w:sz="4" w:space="0" w:color="CCCCCC"/>
-              <w:bottom w:val="single" w:sz="4" w:space="0" w:color="CCCCCC"/>
-              <w:left w:val="single" w:sz="4" w:space="0" w:color="CCCCCC"/>
-              <w:right w:val="single" w:sz="4" w:space="0" w:color="CCCCCC"/>
-            </w:tcBorders>
-          </w:tcPr>
-          <w:p>
-            <w:pPr>
-              <w:spacing w:before="60" w:after="60" w:line="252" w:lineRule="auto"/>
-              <w:jc w:val="left"/>
-            </w:pPr>
-            <w:r/>
-            <w:r>
-              <w:t>510.00</w:t>
-            </w:r>
-          </w:p>
-        </w:tc>
-        <w:tc>
-          <w:tcPr>
-            <w:tcW w:type="dxa" w:w="2016"/>
-            <w:shd w:fill="F8FAFC"/>
-            <w:tcMar>
-              <w:top w:w="100" w:type="dxa"/>
-              <w:bottom w:w="100" w:type="dxa"/>
-              <w:left w:w="120" w:type="dxa"/>
-              <w:right w:w="120" w:type="dxa"/>
-            </w:tcMar>
-            <w:tcBorders>
-              <w:top w:val="single" w:sz="4" w:space="0" w:color="CCCCCC"/>
-              <w:bottom w:val="single" w:sz="4" w:space="0" w:color="CCCCCC"/>
-              <w:left w:val="single" w:sz="4" w:space="0" w:color="CCCCCC"/>
-              <w:right w:val="single" w:sz="4" w:space="0" w:color="CCCCCC"/>
-            </w:tcBorders>
-          </w:tcPr>
-          <w:p>
-            <w:pPr>
-              <w:spacing w:before="60" w:after="60" w:line="252" w:lineRule="auto"/>
-              <w:jc w:val="left"/>
-            </w:pPr>
-            <w:r/>
-            <w:r>
-              <w:t>518.00</w:t>
-            </w:r>
-          </w:p>
-        </w:tc>
-        <w:tc>
-          <w:tcPr>
-            <w:tcW w:type="dxa" w:w="1152"/>
-            <w:shd w:fill="F8FAFC"/>
-            <w:tcMar>
-              <w:top w:w="100" w:type="dxa"/>
-              <w:bottom w:w="100" w:type="dxa"/>
-              <w:left w:w="120" w:type="dxa"/>
-              <w:right w:w="120" w:type="dxa"/>
-            </w:tcMar>
-            <w:tcBorders>
-              <w:top w:val="single" w:sz="4" w:space="0" w:color="CCCCCC"/>
-              <w:bottom w:val="single" w:sz="4" w:space="0" w:color="CCCCCC"/>
-              <w:left w:val="single" w:sz="4" w:space="0" w:color="CCCCCC"/>
-              <w:right w:val="single" w:sz="4" w:space="0" w:color="CCCCCC"/>
-            </w:tcBorders>
-          </w:tcPr>
-          <w:p>
-            <w:pPr>
-              <w:spacing w:before="60" w:after="60" w:line="252" w:lineRule="auto"/>
-              <w:jc w:val="left"/>
-            </w:pPr>
-            <w:r/>
-            <w:r>
-              <w:t>503.00</w:t>
-            </w:r>
-          </w:p>
-        </w:tc>
-        <w:tc>
-          <w:tcPr>
-            <w:tcW w:type="dxa" w:w="1728"/>
-            <w:shd w:fill="F8FAFC"/>
-            <w:tcMar>
-              <w:top w:w="100" w:type="dxa"/>
-              <w:bottom w:w="100" w:type="dxa"/>
-              <w:left w:w="120" w:type="dxa"/>
-              <w:right w:w="120" w:type="dxa"/>
-            </w:tcMar>
-            <w:tcBorders>
-              <w:top w:val="single" w:sz="4" w:space="0" w:color="CCCCCC"/>
-              <w:bottom w:val="single" w:sz="4" w:space="0" w:color="CCCCCC"/>
-              <w:left w:val="single" w:sz="4" w:space="0" w:color="CCCCCC"/>
-              <w:right w:val="single" w:sz="4" w:space="0" w:color="CCCCCC"/>
-            </w:tcBorders>
-          </w:tcPr>
-          <w:p>
-            <w:pPr>
-              <w:spacing w:before="60" w:after="60" w:line="252" w:lineRule="auto"/>
-              <w:jc w:val="left"/>
-            </w:pPr>
-            <w:r/>
-            <w:r>
-              <w:rPr>
-                <w:b/>
-              </w:rPr>
-              <w:t>511.50</w:t>
-            </w:r>
-          </w:p>
-        </w:tc>
-        <w:tc>
-          <w:tcPr>
-            <w:tcW w:type="dxa" w:w="3456"/>
-            <w:shd w:fill="F8FAFC"/>
-            <w:tcMar>
-              <w:top w:w="100" w:type="dxa"/>
-              <w:bottom w:w="100" w:type="dxa"/>
-              <w:left w:w="120" w:type="dxa"/>
-              <w:right w:w="120" w:type="dxa"/>
-            </w:tcMar>
-            <w:tcBorders>
-              <w:top w:val="single" w:sz="4" w:space="0" w:color="CCCCCC"/>
-              <w:bottom w:val="single" w:sz="4" w:space="0" w:color="CCCCCC"/>
-              <w:left w:val="single" w:sz="4" w:space="0" w:color="CCCCCC"/>
-              <w:right w:val="single" w:sz="4" w:space="0" w:color="CCCCCC"/>
-            </w:tcBorders>
-          </w:tcPr>
-          <w:p>
-            <w:pPr>
-              <w:spacing w:before="60" w:after="60" w:line="252" w:lineRule="auto"/>
-              <w:jc w:val="left"/>
-            </w:pPr>
-            <w:r/>
-            <w:r>
-              <w:rPr>
-                <w:b/>
-              </w:rPr>
-              <w:t>+1.50</w:t>
-            </w:r>
-          </w:p>
-        </w:tc>
-        <w:tc>
-          <w:tcPr>
-            <w:tcW w:type="dxa" w:w="1440"/>
-            <w:shd w:fill="F8FAFC"/>
-            <w:tcMar>
-              <w:top w:w="100" w:type="dxa"/>
-              <w:bottom w:w="100" w:type="dxa"/>
-              <w:left w:w="120" w:type="dxa"/>
-              <w:right w:w="120" w:type="dxa"/>
-            </w:tcMar>
-            <w:tcBorders>
-              <w:top w:val="single" w:sz="4" w:space="0" w:color="CCCCCC"/>
-              <w:bottom w:val="single" w:sz="4" w:space="0" w:color="CCCCCC"/>
-              <w:left w:val="single" w:sz="4" w:space="0" w:color="CCCCCC"/>
-              <w:right w:val="single" w:sz="4" w:space="0" w:color="CCCCCC"/>
-            </w:tcBorders>
-          </w:tcPr>
-          <w:p>
-            <w:pPr>
-              <w:spacing w:before="60" w:after="60" w:line="252" w:lineRule="auto"/>
-              <w:jc w:val="left"/>
-            </w:pPr>
-            <w:r/>
-            <w:r>
-              <w:t>BULL</w:t>
-            </w:r>
-          </w:p>
-        </w:tc>
-      </w:tr>
-      <w:tr>
-        <w:tc>
-          <w:tcPr>
-            <w:tcW w:type="dxa" w:w="1584"/>
-            <w:shd w:fill="FFFFFF"/>
-            <w:tcMar>
-              <w:top w:w="100" w:type="dxa"/>
-              <w:bottom w:w="100" w:type="dxa"/>
-              <w:left w:w="120" w:type="dxa"/>
-              <w:right w:w="120" w:type="dxa"/>
-            </w:tcMar>
-            <w:tcBorders>
-              <w:top w:val="single" w:sz="4" w:space="0" w:color="CCCCCC"/>
-              <w:bottom w:val="single" w:sz="4" w:space="0" w:color="CCCCCC"/>
-              <w:left w:val="single" w:sz="4" w:space="0" w:color="CCCCCC"/>
-              <w:right w:val="single" w:sz="4" w:space="0" w:color="CCCCCC"/>
-            </w:tcBorders>
-          </w:tcPr>
-          <w:p>
-            <w:pPr>
-              <w:spacing w:before="60" w:after="60" w:line="252" w:lineRule="auto"/>
-              <w:jc w:val="left"/>
-            </w:pPr>
-            <w:r/>
-            <w:r>
-              <w:rPr>
-                <w:b/>
-              </w:rPr>
-              <w:t>Wed 19/08</w:t>
-            </w:r>
-          </w:p>
-        </w:tc>
-        <w:tc>
-          <w:tcPr>
-            <w:tcW w:type="dxa" w:w="864"/>
-            <w:shd w:fill="FFFFFF"/>
-            <w:tcMar>
-              <w:top w:w="100" w:type="dxa"/>
-              <w:bottom w:w="100" w:type="dxa"/>
-              <w:left w:w="120" w:type="dxa"/>
-              <w:right w:w="120" w:type="dxa"/>
-            </w:tcMar>
-            <w:tcBorders>
-              <w:top w:val="single" w:sz="4" w:space="0" w:color="CCCCCC"/>
-              <w:bottom w:val="single" w:sz="4" w:space="0" w:color="CCCCCC"/>
-              <w:left w:val="single" w:sz="4" w:space="0" w:color="CCCCCC"/>
-              <w:right w:val="single" w:sz="4" w:space="0" w:color="CCCCCC"/>
-            </w:tcBorders>
-          </w:tcPr>
-          <w:p>
-            <w:pPr>
-              <w:spacing w:before="60" w:after="60" w:line="252" w:lineRule="auto"/>
-              <w:jc w:val="left"/>
-            </w:pPr>
-            <w:r/>
-            <w:r>
-              <w:t>NY Close 23-01</w:t>
-            </w:r>
-          </w:p>
-        </w:tc>
-        <w:tc>
-          <w:tcPr>
-            <w:tcW w:type="dxa" w:w="1440"/>
-            <w:shd w:fill="FFFFFF"/>
-            <w:tcMar>
-              <w:top w:w="100" w:type="dxa"/>
-              <w:bottom w:w="100" w:type="dxa"/>
-              <w:left w:w="120" w:type="dxa"/>
-              <w:right w:w="120" w:type="dxa"/>
-            </w:tcMar>
-            <w:tcBorders>
-              <w:top w:val="single" w:sz="4" w:space="0" w:color="CCCCCC"/>
-              <w:bottom w:val="single" w:sz="4" w:space="0" w:color="CCCCCC"/>
-              <w:left w:val="single" w:sz="4" w:space="0" w:color="CCCCCC"/>
-              <w:right w:val="single" w:sz="4" w:space="0" w:color="CCCCCC"/>
-            </w:tcBorders>
-          </w:tcPr>
-          <w:p>
-            <w:pPr>
-              <w:spacing w:before="60" w:after="60" w:line="252" w:lineRule="auto"/>
-              <w:jc w:val="left"/>
-            </w:pPr>
-            <w:r/>
-            <w:r>
-              <w:t>511.50</w:t>
-            </w:r>
-          </w:p>
-        </w:tc>
-        <w:tc>
-          <w:tcPr>
-            <w:tcW w:type="dxa" w:w="2016"/>
-            <w:shd w:fill="FFFFFF"/>
-            <w:tcMar>
-              <w:top w:w="100" w:type="dxa"/>
-              <w:bottom w:w="100" w:type="dxa"/>
-              <w:left w:w="120" w:type="dxa"/>
-              <w:right w:w="120" w:type="dxa"/>
-            </w:tcMar>
-            <w:tcBorders>
-              <w:top w:val="single" w:sz="4" w:space="0" w:color="CCCCCC"/>
-              <w:bottom w:val="single" w:sz="4" w:space="0" w:color="CCCCCC"/>
-              <w:left w:val="single" w:sz="4" w:space="0" w:color="CCCCCC"/>
-              <w:right w:val="single" w:sz="4" w:space="0" w:color="CCCCCC"/>
-            </w:tcBorders>
-          </w:tcPr>
-          <w:p>
-            <w:pPr>
-              <w:spacing w:before="60" w:after="60" w:line="252" w:lineRule="auto"/>
-              <w:jc w:val="left"/>
-            </w:pPr>
-            <w:r/>
-            <w:r>
-              <w:t>516.00</w:t>
-            </w:r>
-          </w:p>
-        </w:tc>
-        <w:tc>
-          <w:tcPr>
-            <w:tcW w:type="dxa" w:w="1152"/>
-            <w:shd w:fill="FFFFFF"/>
-            <w:tcMar>
-              <w:top w:w="100" w:type="dxa"/>
-              <w:bottom w:w="100" w:type="dxa"/>
-              <w:left w:w="120" w:type="dxa"/>
-              <w:right w:w="120" w:type="dxa"/>
-            </w:tcMar>
-            <w:tcBorders>
-              <w:top w:val="single" w:sz="4" w:space="0" w:color="CCCCCC"/>
-              <w:bottom w:val="single" w:sz="4" w:space="0" w:color="CCCCCC"/>
-              <w:left w:val="single" w:sz="4" w:space="0" w:color="CCCCCC"/>
-              <w:right w:val="single" w:sz="4" w:space="0" w:color="CCCCCC"/>
-            </w:tcBorders>
-          </w:tcPr>
-          <w:p>
-            <w:pPr>
-              <w:spacing w:before="60" w:after="60" w:line="252" w:lineRule="auto"/>
-              <w:jc w:val="left"/>
-            </w:pPr>
-            <w:r/>
-            <w:r>
-              <w:t>507.25</w:t>
-            </w:r>
-          </w:p>
-        </w:tc>
-        <w:tc>
-          <w:tcPr>
-            <w:tcW w:type="dxa" w:w="1728"/>
-            <w:shd w:fill="FFFFFF"/>
-            <w:tcMar>
-              <w:top w:w="100" w:type="dxa"/>
-              <w:bottom w:w="100" w:type="dxa"/>
-              <w:left w:w="120" w:type="dxa"/>
-              <w:right w:w="120" w:type="dxa"/>
-            </w:tcMar>
-            <w:tcBorders>
-              <w:top w:val="single" w:sz="4" w:space="0" w:color="CCCCCC"/>
-              <w:bottom w:val="single" w:sz="4" w:space="0" w:color="CCCCCC"/>
-              <w:left w:val="single" w:sz="4" w:space="0" w:color="CCCCCC"/>
-              <w:right w:val="single" w:sz="4" w:space="0" w:color="CCCCCC"/>
-            </w:tcBorders>
-          </w:tcPr>
-          <w:p>
-            <w:pPr>
-              <w:spacing w:before="60" w:after="60" w:line="252" w:lineRule="auto"/>
-              <w:jc w:val="left"/>
-            </w:pPr>
-            <w:r/>
-            <w:r>
-              <w:rPr>
-                <w:b/>
-              </w:rPr>
-              <w:t>511.00</w:t>
-            </w:r>
-          </w:p>
-        </w:tc>
-        <w:tc>
-          <w:tcPr>
-            <w:tcW w:type="dxa" w:w="3456"/>
-            <w:shd w:fill="FFFFFF"/>
-            <w:tcMar>
-              <w:top w:w="100" w:type="dxa"/>
-              <w:bottom w:w="100" w:type="dxa"/>
-              <w:left w:w="120" w:type="dxa"/>
-              <w:right w:w="120" w:type="dxa"/>
-            </w:tcMar>
-            <w:tcBorders>
-              <w:top w:val="single" w:sz="4" w:space="0" w:color="CCCCCC"/>
-              <w:bottom w:val="single" w:sz="4" w:space="0" w:color="CCCCCC"/>
-              <w:left w:val="single" w:sz="4" w:space="0" w:color="CCCCCC"/>
-              <w:right w:val="single" w:sz="4" w:space="0" w:color="CCCCCC"/>
-            </w:tcBorders>
-          </w:tcPr>
-          <w:p>
-            <w:pPr>
-              <w:spacing w:before="60" w:after="60" w:line="252" w:lineRule="auto"/>
-              <w:jc w:val="left"/>
-            </w:pPr>
-            <w:r/>
-            <w:r>
-              <w:rPr>
-                <w:b/>
-              </w:rPr>
-              <w:t>-0.50</w:t>
-            </w:r>
-          </w:p>
-        </w:tc>
-        <w:tc>
-          <w:tcPr>
-            <w:tcW w:type="dxa" w:w="1440"/>
-            <w:shd w:fill="FFFFFF"/>
-            <w:tcMar>
-              <w:top w:w="100" w:type="dxa"/>
-              <w:bottom w:w="100" w:type="dxa"/>
-              <w:left w:w="120" w:type="dxa"/>
-              <w:right w:w="120" w:type="dxa"/>
-            </w:tcMar>
-            <w:tcBorders>
-              <w:top w:val="single" w:sz="4" w:space="0" w:color="CCCCCC"/>
-              <w:bottom w:val="single" w:sz="4" w:space="0" w:color="CCCCCC"/>
-              <w:left w:val="single" w:sz="4" w:space="0" w:color="CCCCCC"/>
-              <w:right w:val="single" w:sz="4" w:space="0" w:color="CCCCCC"/>
-            </w:tcBorders>
-          </w:tcPr>
-          <w:p>
-            <w:pPr>
-              <w:spacing w:before="60" w:after="60" w:line="252" w:lineRule="auto"/>
-              <w:jc w:val="left"/>
-            </w:pPr>
-            <w:r/>
-            <w:r>
-              <w:t>BEAR</w:t>
-            </w:r>
-          </w:p>
-        </w:tc>
-      </w:tr>
-      <w:tr>
-        <w:tc>
-          <w:tcPr>
-            <w:tcW w:type="dxa" w:w="1584"/>
-            <w:shd w:fill="F8FAFC"/>
-            <w:tcMar>
-              <w:top w:w="100" w:type="dxa"/>
-              <w:bottom w:w="100" w:type="dxa"/>
-              <w:left w:w="120" w:type="dxa"/>
-              <w:right w:w="120" w:type="dxa"/>
-            </w:tcMar>
-            <w:tcBorders>
-              <w:top w:val="single" w:sz="4" w:space="0" w:color="CCCCCC"/>
-              <w:bottom w:val="single" w:sz="4" w:space="0" w:color="CCCCCC"/>
-              <w:left w:val="single" w:sz="4" w:space="0" w:color="CCCCCC"/>
-              <w:right w:val="single" w:sz="4" w:space="0" w:color="CCCCCC"/>
-            </w:tcBorders>
-          </w:tcPr>
-          <w:p>
-            <w:pPr>
-              <w:spacing w:before="60" w:after="60" w:line="252" w:lineRule="auto"/>
-              <w:jc w:val="left"/>
-            </w:pPr>
-            <w:r/>
-            <w:r>
-              <w:rPr>
-                <w:b/>
-              </w:rPr>
-              <w:t>Thu 20/08</w:t>
-            </w:r>
-          </w:p>
-        </w:tc>
-        <w:tc>
-          <w:tcPr>
-            <w:tcW w:type="dxa" w:w="864"/>
-            <w:shd w:fill="F8FAFC"/>
-            <w:tcMar>
-              <w:top w:w="100" w:type="dxa"/>
-              <w:bottom w:w="100" w:type="dxa"/>
-              <w:left w:w="120" w:type="dxa"/>
-              <w:right w:w="120" w:type="dxa"/>
-            </w:tcMar>
-            <w:tcBorders>
-              <w:top w:val="single" w:sz="4" w:space="0" w:color="CCCCCC"/>
-              <w:bottom w:val="single" w:sz="4" w:space="0" w:color="CCCCCC"/>
-              <w:left w:val="single" w:sz="4" w:space="0" w:color="CCCCCC"/>
-              <w:right w:val="single" w:sz="4" w:space="0" w:color="CCCCCC"/>
-            </w:tcBorders>
-          </w:tcPr>
-          <w:p>
-            <w:pPr>
-              <w:spacing w:before="60" w:after="60" w:line="252" w:lineRule="auto"/>
-              <w:jc w:val="left"/>
-            </w:pPr>
-            <w:r/>
-            <w:r>
-              <w:t>Asia 07-11</w:t>
-            </w:r>
-          </w:p>
-        </w:tc>
-        <w:tc>
-          <w:tcPr>
-            <w:tcW w:type="dxa" w:w="1440"/>
-            <w:shd w:fill="F8FAFC"/>
-            <w:tcMar>
-              <w:top w:w="100" w:type="dxa"/>
-              <w:bottom w:w="100" w:type="dxa"/>
-              <w:left w:w="120" w:type="dxa"/>
-              <w:right w:w="120" w:type="dxa"/>
-            </w:tcMar>
-            <w:tcBorders>
-              <w:top w:val="single" w:sz="4" w:space="0" w:color="CCCCCC"/>
-              <w:bottom w:val="single" w:sz="4" w:space="0" w:color="CCCCCC"/>
-              <w:left w:val="single" w:sz="4" w:space="0" w:color="CCCCCC"/>
-              <w:right w:val="single" w:sz="4" w:space="0" w:color="CCCCCC"/>
-            </w:tcBorders>
-          </w:tcPr>
-          <w:p>
-            <w:pPr>
-              <w:spacing w:before="60" w:after="60" w:line="252" w:lineRule="auto"/>
-              <w:jc w:val="left"/>
-            </w:pPr>
-            <w:r/>
-            <w:r>
-              <w:t>511.00</w:t>
-            </w:r>
-          </w:p>
-        </w:tc>
-        <w:tc>
-          <w:tcPr>
-            <w:tcW w:type="dxa" w:w="2016"/>
-            <w:shd w:fill="F8FAFC"/>
-            <w:tcMar>
-              <w:top w:w="100" w:type="dxa"/>
-              <w:bottom w:w="100" w:type="dxa"/>
-              <w:left w:w="120" w:type="dxa"/>
-              <w:right w:w="120" w:type="dxa"/>
-            </w:tcMar>
-            <w:tcBorders>
-              <w:top w:val="single" w:sz="4" w:space="0" w:color="CCCCCC"/>
-              <w:bottom w:val="single" w:sz="4" w:space="0" w:color="CCCCCC"/>
-              <w:left w:val="single" w:sz="4" w:space="0" w:color="CCCCCC"/>
-              <w:right w:val="single" w:sz="4" w:space="0" w:color="CCCCCC"/>
-            </w:tcBorders>
-          </w:tcPr>
-          <w:p>
-            <w:pPr>
-              <w:spacing w:before="60" w:after="60" w:line="252" w:lineRule="auto"/>
-              <w:jc w:val="left"/>
-            </w:pPr>
-            <w:r/>
-            <w:r>
-              <w:t>513.25</w:t>
-            </w:r>
-          </w:p>
-        </w:tc>
-        <w:tc>
-          <w:tcPr>
-            <w:tcW w:type="dxa" w:w="1152"/>
-            <w:shd w:fill="F8FAFC"/>
-            <w:tcMar>
-              <w:top w:w="100" w:type="dxa"/>
-              <w:bottom w:w="100" w:type="dxa"/>
-              <w:left w:w="120" w:type="dxa"/>
-              <w:right w:w="120" w:type="dxa"/>
-            </w:tcMar>
-            <w:tcBorders>
-              <w:top w:val="single" w:sz="4" w:space="0" w:color="CCCCCC"/>
-              <w:bottom w:val="single" w:sz="4" w:space="0" w:color="CCCCCC"/>
-              <w:left w:val="single" w:sz="4" w:space="0" w:color="CCCCCC"/>
-              <w:right w:val="single" w:sz="4" w:space="0" w:color="CCCCCC"/>
-            </w:tcBorders>
-          </w:tcPr>
-          <w:p>
-            <w:pPr>
-              <w:spacing w:before="60" w:after="60" w:line="252" w:lineRule="auto"/>
-              <w:jc w:val="left"/>
-            </w:pPr>
-            <w:r/>
-            <w:r>
-              <w:t>508.25</w:t>
-            </w:r>
-          </w:p>
-        </w:tc>
-        <w:tc>
-          <w:tcPr>
-            <w:tcW w:type="dxa" w:w="1728"/>
-            <w:shd w:fill="F8FAFC"/>
-            <w:tcMar>
-              <w:top w:w="100" w:type="dxa"/>
-              <w:bottom w:w="100" w:type="dxa"/>
-              <w:left w:w="120" w:type="dxa"/>
-              <w:right w:w="120" w:type="dxa"/>
-            </w:tcMar>
-            <w:tcBorders>
-              <w:top w:val="single" w:sz="4" w:space="0" w:color="CCCCCC"/>
-              <w:bottom w:val="single" w:sz="4" w:space="0" w:color="CCCCCC"/>
-              <w:left w:val="single" w:sz="4" w:space="0" w:color="CCCCCC"/>
-              <w:right w:val="single" w:sz="4" w:space="0" w:color="CCCCCC"/>
-            </w:tcBorders>
-          </w:tcPr>
-          <w:p>
-            <w:pPr>
-              <w:spacing w:before="60" w:after="60" w:line="252" w:lineRule="auto"/>
-              <w:jc w:val="left"/>
-            </w:pPr>
-            <w:r/>
-            <w:r>
-              <w:rPr>
-                <w:b/>
-              </w:rPr>
-              <w:t>510.75</w:t>
-            </w:r>
-          </w:p>
-        </w:tc>
-        <w:tc>
-          <w:tcPr>
-            <w:tcW w:type="dxa" w:w="3456"/>
-            <w:shd w:fill="F8FAFC"/>
-            <w:tcMar>
-              <w:top w:w="100" w:type="dxa"/>
-              <w:bottom w:w="100" w:type="dxa"/>
-              <w:left w:w="120" w:type="dxa"/>
-              <w:right w:w="120" w:type="dxa"/>
-            </w:tcMar>
-            <w:tcBorders>
-              <w:top w:val="single" w:sz="4" w:space="0" w:color="CCCCCC"/>
-              <w:bottom w:val="single" w:sz="4" w:space="0" w:color="CCCCCC"/>
-              <w:left w:val="single" w:sz="4" w:space="0" w:color="CCCCCC"/>
-              <w:right w:val="single" w:sz="4" w:space="0" w:color="CCCCCC"/>
-            </w:tcBorders>
-          </w:tcPr>
-          <w:p>
-            <w:pPr>
-              <w:spacing w:before="60" w:after="60" w:line="252" w:lineRule="auto"/>
-              <w:jc w:val="left"/>
-            </w:pPr>
-            <w:r/>
-            <w:r>
-              <w:rPr>
-                <w:b/>
-              </w:rPr>
-              <w:t>-0.25</w:t>
-            </w:r>
-          </w:p>
-        </w:tc>
-        <w:tc>
-          <w:tcPr>
-            <w:tcW w:type="dxa" w:w="1440"/>
-            <w:shd w:fill="F8FAFC"/>
-            <w:tcMar>
-              <w:top w:w="100" w:type="dxa"/>
-              <w:bottom w:w="100" w:type="dxa"/>
-              <w:left w:w="120" w:type="dxa"/>
-              <w:right w:w="120" w:type="dxa"/>
-            </w:tcMar>
-            <w:tcBorders>
-              <w:top w:val="single" w:sz="4" w:space="0" w:color="CCCCCC"/>
-              <w:bottom w:val="single" w:sz="4" w:space="0" w:color="CCCCCC"/>
-              <w:left w:val="single" w:sz="4" w:space="0" w:color="CCCCCC"/>
-              <w:right w:val="single" w:sz="4" w:space="0" w:color="CCCCCC"/>
-            </w:tcBorders>
-          </w:tcPr>
-          <w:p>
-            <w:pPr>
-              <w:spacing w:before="60" w:after="60" w:line="252" w:lineRule="auto"/>
-              <w:jc w:val="left"/>
-            </w:pPr>
-            <w:r/>
-            <w:r>
-              <w:t>BEAR</w:t>
-            </w:r>
-          </w:p>
-        </w:tc>
-      </w:tr>
-      <w:tr>
-        <w:tc>
-          <w:tcPr>
-            <w:tcW w:type="dxa" w:w="1584"/>
-            <w:shd w:fill="FFFFFF"/>
-            <w:tcMar>
-              <w:top w:w="100" w:type="dxa"/>
-              <w:bottom w:w="100" w:type="dxa"/>
-              <w:left w:w="120" w:type="dxa"/>
-              <w:right w:w="120" w:type="dxa"/>
-            </w:tcMar>
-            <w:tcBorders>
-              <w:top w:val="single" w:sz="4" w:space="0" w:color="CCCCCC"/>
-              <w:bottom w:val="single" w:sz="4" w:space="0" w:color="CCCCCC"/>
-              <w:left w:val="single" w:sz="4" w:space="0" w:color="CCCCCC"/>
-              <w:right w:val="single" w:sz="4" w:space="0" w:color="CCCCCC"/>
-            </w:tcBorders>
-          </w:tcPr>
-          <w:p>
-            <w:pPr>
-              <w:spacing w:before="60" w:after="60" w:line="252" w:lineRule="auto"/>
-              <w:jc w:val="left"/>
-            </w:pPr>
-            <w:r/>
-            <w:r>
-              <w:rPr>
-                <w:b/>
-              </w:rPr>
-              <w:t>Thu 20/08</w:t>
-            </w:r>
-          </w:p>
-        </w:tc>
-        <w:tc>
-          <w:tcPr>
-            <w:tcW w:type="dxa" w:w="864"/>
-            <w:shd w:fill="FFFFFF"/>
-            <w:tcMar>
-              <w:top w:w="100" w:type="dxa"/>
-              <w:bottom w:w="100" w:type="dxa"/>
-              <w:left w:w="120" w:type="dxa"/>
-              <w:right w:w="120" w:type="dxa"/>
-            </w:tcMar>
-            <w:tcBorders>
-              <w:top w:val="single" w:sz="4" w:space="0" w:color="CCCCCC"/>
-              <w:bottom w:val="single" w:sz="4" w:space="0" w:color="CCCCCC"/>
-              <w:left w:val="single" w:sz="4" w:space="0" w:color="CCCCCC"/>
-              <w:right w:val="single" w:sz="4" w:space="0" w:color="CCCCCC"/>
-            </w:tcBorders>
-          </w:tcPr>
-          <w:p>
-            <w:pPr>
-              <w:spacing w:before="60" w:after="60" w:line="252" w:lineRule="auto"/>
-              <w:jc w:val="left"/>
-            </w:pPr>
-            <w:r/>
-            <w:r>
-              <w:t>Asia 11-15</w:t>
-            </w:r>
-          </w:p>
-        </w:tc>
-        <w:tc>
-          <w:tcPr>
-            <w:tcW w:type="dxa" w:w="1440"/>
-            <w:shd w:fill="FFFFFF"/>
-            <w:tcMar>
-              <w:top w:w="100" w:type="dxa"/>
-              <w:bottom w:w="100" w:type="dxa"/>
-              <w:left w:w="120" w:type="dxa"/>
-              <w:right w:w="120" w:type="dxa"/>
-            </w:tcMar>
-            <w:tcBorders>
-              <w:top w:val="single" w:sz="4" w:space="0" w:color="CCCCCC"/>
-              <w:bottom w:val="single" w:sz="4" w:space="0" w:color="CCCCCC"/>
-              <w:left w:val="single" w:sz="4" w:space="0" w:color="CCCCCC"/>
-              <w:right w:val="single" w:sz="4" w:space="0" w:color="CCCCCC"/>
-            </w:tcBorders>
-          </w:tcPr>
-          <w:p>
-            <w:pPr>
-              <w:spacing w:before="60" w:after="60" w:line="252" w:lineRule="auto"/>
-              <w:jc w:val="left"/>
-            </w:pPr>
-            <w:r/>
-            <w:r>
-              <w:t>510.75</w:t>
-            </w:r>
-          </w:p>
-        </w:tc>
-        <w:tc>
-          <w:tcPr>
-            <w:tcW w:type="dxa" w:w="2016"/>
-            <w:shd w:fill="FFFFFF"/>
-            <w:tcMar>
-              <w:top w:w="100" w:type="dxa"/>
-              <w:bottom w:w="100" w:type="dxa"/>
-              <w:left w:w="120" w:type="dxa"/>
-              <w:right w:w="120" w:type="dxa"/>
-            </w:tcMar>
-            <w:tcBorders>
-              <w:top w:val="single" w:sz="4" w:space="0" w:color="CCCCCC"/>
-              <w:bottom w:val="single" w:sz="4" w:space="0" w:color="CCCCCC"/>
-              <w:left w:val="single" w:sz="4" w:space="0" w:color="CCCCCC"/>
-              <w:right w:val="single" w:sz="4" w:space="0" w:color="CCCCCC"/>
-            </w:tcBorders>
-          </w:tcPr>
-          <w:p>
-            <w:pPr>
-              <w:spacing w:before="60" w:after="60" w:line="252" w:lineRule="auto"/>
-              <w:jc w:val="left"/>
-            </w:pPr>
-            <w:r/>
-            <w:r>
-              <w:t>512.75</w:t>
-            </w:r>
-          </w:p>
-        </w:tc>
-        <w:tc>
-          <w:tcPr>
-            <w:tcW w:type="dxa" w:w="1152"/>
-            <w:shd w:fill="FFFFFF"/>
-            <w:tcMar>
-              <w:top w:w="100" w:type="dxa"/>
-              <w:bottom w:w="100" w:type="dxa"/>
-              <w:left w:w="120" w:type="dxa"/>
-              <w:right w:w="120" w:type="dxa"/>
-            </w:tcMar>
-            <w:tcBorders>
-              <w:top w:val="single" w:sz="4" w:space="0" w:color="CCCCCC"/>
-              <w:bottom w:val="single" w:sz="4" w:space="0" w:color="CCCCCC"/>
-              <w:left w:val="single" w:sz="4" w:space="0" w:color="CCCCCC"/>
-              <w:right w:val="single" w:sz="4" w:space="0" w:color="CCCCCC"/>
-            </w:tcBorders>
-          </w:tcPr>
-          <w:p>
-            <w:pPr>
-              <w:spacing w:before="60" w:after="60" w:line="252" w:lineRule="auto"/>
-              <w:jc w:val="left"/>
-            </w:pPr>
-            <w:r/>
-            <w:r>
-              <w:t>506.25</w:t>
-            </w:r>
-          </w:p>
-        </w:tc>
-        <w:tc>
-          <w:tcPr>
-            <w:tcW w:type="dxa" w:w="1728"/>
-            <w:shd w:fill="FFFFFF"/>
-            <w:tcMar>
-              <w:top w:w="100" w:type="dxa"/>
-              <w:bottom w:w="100" w:type="dxa"/>
-              <w:left w:w="120" w:type="dxa"/>
-              <w:right w:w="120" w:type="dxa"/>
-            </w:tcMar>
-            <w:tcBorders>
-              <w:top w:val="single" w:sz="4" w:space="0" w:color="CCCCCC"/>
-              <w:bottom w:val="single" w:sz="4" w:space="0" w:color="CCCCCC"/>
-              <w:left w:val="single" w:sz="4" w:space="0" w:color="CCCCCC"/>
-              <w:right w:val="single" w:sz="4" w:space="0" w:color="CCCCCC"/>
-            </w:tcBorders>
-          </w:tcPr>
-          <w:p>
-            <w:pPr>
-              <w:spacing w:before="60" w:after="60" w:line="252" w:lineRule="auto"/>
-              <w:jc w:val="left"/>
-            </w:pPr>
-            <w:r/>
-            <w:r>
-              <w:rPr>
-                <w:b/>
-              </w:rPr>
-              <w:t>511.00</w:t>
-            </w:r>
-          </w:p>
-        </w:tc>
-        <w:tc>
-          <w:tcPr>
-            <w:tcW w:type="dxa" w:w="3456"/>
-            <w:shd w:fill="FFFFFF"/>
-            <w:tcMar>
-              <w:top w:w="100" w:type="dxa"/>
-              <w:bottom w:w="100" w:type="dxa"/>
-              <w:left w:w="120" w:type="dxa"/>
-              <w:right w:w="120" w:type="dxa"/>
-            </w:tcMar>
-            <w:tcBorders>
-              <w:top w:val="single" w:sz="4" w:space="0" w:color="CCCCCC"/>
-              <w:bottom w:val="single" w:sz="4" w:space="0" w:color="CCCCCC"/>
-              <w:left w:val="single" w:sz="4" w:space="0" w:color="CCCCCC"/>
-              <w:right w:val="single" w:sz="4" w:space="0" w:color="CCCCCC"/>
-            </w:tcBorders>
-          </w:tcPr>
-          <w:p>
-            <w:pPr>
-              <w:spacing w:before="60" w:after="60" w:line="252" w:lineRule="auto"/>
-              <w:jc w:val="left"/>
-            </w:pPr>
-            <w:r/>
-            <w:r>
-              <w:rPr>
-                <w:b/>
-              </w:rPr>
-              <w:t>+0.25</w:t>
-            </w:r>
-          </w:p>
-        </w:tc>
-        <w:tc>
-          <w:tcPr>
-            <w:tcW w:type="dxa" w:w="1440"/>
-            <w:shd w:fill="FFFFFF"/>
-            <w:tcMar>
-              <w:top w:w="100" w:type="dxa"/>
-              <w:bottom w:w="100" w:type="dxa"/>
-              <w:left w:w="120" w:type="dxa"/>
-              <w:right w:w="120" w:type="dxa"/>
-            </w:tcMar>
-            <w:tcBorders>
-              <w:top w:val="single" w:sz="4" w:space="0" w:color="CCCCCC"/>
-              <w:bottom w:val="single" w:sz="4" w:space="0" w:color="CCCCCC"/>
-              <w:left w:val="single" w:sz="4" w:space="0" w:color="CCCCCC"/>
-              <w:right w:val="single" w:sz="4" w:space="0" w:color="CCCCCC"/>
-            </w:tcBorders>
-          </w:tcPr>
-          <w:p>
-            <w:pPr>
-              <w:spacing w:before="60" w:after="60" w:line="252" w:lineRule="auto"/>
-              <w:jc w:val="left"/>
-            </w:pPr>
-            <w:r/>
-            <w:r>
-              <w:t>BULL</w:t>
-            </w:r>
-          </w:p>
-        </w:tc>
-      </w:tr>
-      <w:tr>
-        <w:tc>
-          <w:tcPr>
-            <w:tcW w:type="dxa" w:w="1584"/>
-            <w:shd w:fill="F8FAFC"/>
-            <w:tcMar>
-              <w:top w:w="100" w:type="dxa"/>
-              <w:bottom w:w="100" w:type="dxa"/>
-              <w:left w:w="120" w:type="dxa"/>
-              <w:right w:w="120" w:type="dxa"/>
-            </w:tcMar>
-            <w:tcBorders>
-              <w:top w:val="single" w:sz="4" w:space="0" w:color="CCCCCC"/>
-              <w:bottom w:val="single" w:sz="4" w:space="0" w:color="CCCCCC"/>
-              <w:left w:val="single" w:sz="4" w:space="0" w:color="CCCCCC"/>
-              <w:right w:val="single" w:sz="4" w:space="0" w:color="CCCCCC"/>
-            </w:tcBorders>
-          </w:tcPr>
-          <w:p>
-            <w:pPr>
-              <w:spacing w:before="60" w:after="60" w:line="252" w:lineRule="auto"/>
-              <w:jc w:val="left"/>
-            </w:pPr>
-            <w:r/>
-            <w:r>
-              <w:rPr>
-                <w:b/>
-              </w:rPr>
-              <w:t>Thu 20/08</w:t>
-            </w:r>
-          </w:p>
-        </w:tc>
-        <w:tc>
-          <w:tcPr>
-            <w:tcW w:type="dxa" w:w="864"/>
-            <w:shd w:fill="F8FAFC"/>
-            <w:tcMar>
-              <w:top w:w="100" w:type="dxa"/>
-              <w:bottom w:w="100" w:type="dxa"/>
-              <w:left w:w="120" w:type="dxa"/>
-              <w:right w:w="120" w:type="dxa"/>
-            </w:tcMar>
-            <w:tcBorders>
-              <w:top w:val="single" w:sz="4" w:space="0" w:color="CCCCCC"/>
-              <w:bottom w:val="single" w:sz="4" w:space="0" w:color="CCCCCC"/>
-              <w:left w:val="single" w:sz="4" w:space="0" w:color="CCCCCC"/>
-              <w:right w:val="single" w:sz="4" w:space="0" w:color="CCCCCC"/>
-            </w:tcBorders>
-          </w:tcPr>
-          <w:p>
-            <w:pPr>
-              <w:spacing w:before="60" w:after="60" w:line="252" w:lineRule="auto"/>
-              <w:jc w:val="left"/>
-            </w:pPr>
-            <w:r/>
-            <w:r>
-              <w:t>London 15-19</w:t>
-            </w:r>
-          </w:p>
-        </w:tc>
-        <w:tc>
-          <w:tcPr>
-            <w:tcW w:type="dxa" w:w="1440"/>
-            <w:shd w:fill="F8FAFC"/>
-            <w:tcMar>
-              <w:top w:w="100" w:type="dxa"/>
-              <w:bottom w:w="100" w:type="dxa"/>
-              <w:left w:w="120" w:type="dxa"/>
-              <w:right w:w="120" w:type="dxa"/>
-            </w:tcMar>
-            <w:tcBorders>
-              <w:top w:val="single" w:sz="4" w:space="0" w:color="CCCCCC"/>
-              <w:bottom w:val="single" w:sz="4" w:space="0" w:color="CCCCCC"/>
-              <w:left w:val="single" w:sz="4" w:space="0" w:color="CCCCCC"/>
-              <w:right w:val="single" w:sz="4" w:space="0" w:color="CCCCCC"/>
-            </w:tcBorders>
-          </w:tcPr>
-          <w:p>
-            <w:pPr>
-              <w:spacing w:before="60" w:after="60" w:line="252" w:lineRule="auto"/>
-              <w:jc w:val="left"/>
-            </w:pPr>
-            <w:r/>
-            <w:r>
-              <w:t>511.00</w:t>
-            </w:r>
-          </w:p>
-        </w:tc>
-        <w:tc>
-          <w:tcPr>
-            <w:tcW w:type="dxa" w:w="2016"/>
-            <w:shd w:fill="F8FAFC"/>
-            <w:tcMar>
-              <w:top w:w="100" w:type="dxa"/>
-              <w:bottom w:w="100" w:type="dxa"/>
-              <w:left w:w="120" w:type="dxa"/>
-              <w:right w:w="120" w:type="dxa"/>
-            </w:tcMar>
-            <w:tcBorders>
-              <w:top w:val="single" w:sz="4" w:space="0" w:color="CCCCCC"/>
-              <w:bottom w:val="single" w:sz="4" w:space="0" w:color="CCCCCC"/>
-              <w:left w:val="single" w:sz="4" w:space="0" w:color="CCCCCC"/>
-              <w:right w:val="single" w:sz="4" w:space="0" w:color="CCCCCC"/>
-            </w:tcBorders>
-          </w:tcPr>
-          <w:p>
-            <w:pPr>
-              <w:spacing w:before="60" w:after="60" w:line="252" w:lineRule="auto"/>
-              <w:jc w:val="left"/>
-            </w:pPr>
-            <w:r/>
-            <w:r>
-              <w:t>514.75</w:t>
-            </w:r>
-          </w:p>
-        </w:tc>
-        <w:tc>
-          <w:tcPr>
-            <w:tcW w:type="dxa" w:w="1152"/>
-            <w:shd w:fill="F8FAFC"/>
-            <w:tcMar>
-              <w:top w:w="100" w:type="dxa"/>
-              <w:bottom w:w="100" w:type="dxa"/>
-              <w:left w:w="120" w:type="dxa"/>
-              <w:right w:w="120" w:type="dxa"/>
-            </w:tcMar>
-            <w:tcBorders>
-              <w:top w:val="single" w:sz="4" w:space="0" w:color="CCCCCC"/>
-              <w:bottom w:val="single" w:sz="4" w:space="0" w:color="CCCCCC"/>
-              <w:left w:val="single" w:sz="4" w:space="0" w:color="CCCCCC"/>
-              <w:right w:val="single" w:sz="4" w:space="0" w:color="CCCCCC"/>
-            </w:tcBorders>
-          </w:tcPr>
-          <w:p>
-            <w:pPr>
-              <w:spacing w:before="60" w:after="60" w:line="252" w:lineRule="auto"/>
-              <w:jc w:val="left"/>
-            </w:pPr>
-            <w:r/>
-            <w:r>
-              <w:t>508.25</w:t>
-            </w:r>
-          </w:p>
-        </w:tc>
-        <w:tc>
-          <w:tcPr>
-            <w:tcW w:type="dxa" w:w="1728"/>
-            <w:shd w:fill="F8FAFC"/>
-            <w:tcMar>
-              <w:top w:w="100" w:type="dxa"/>
-              <w:bottom w:w="100" w:type="dxa"/>
-              <w:left w:w="120" w:type="dxa"/>
-              <w:right w:w="120" w:type="dxa"/>
-            </w:tcMar>
-            <w:tcBorders>
-              <w:top w:val="single" w:sz="4" w:space="0" w:color="CCCCCC"/>
-              <w:bottom w:val="single" w:sz="4" w:space="0" w:color="CCCCCC"/>
-              <w:left w:val="single" w:sz="4" w:space="0" w:color="CCCCCC"/>
-              <w:right w:val="single" w:sz="4" w:space="0" w:color="CCCCCC"/>
-            </w:tcBorders>
-          </w:tcPr>
-          <w:p>
-            <w:pPr>
-              <w:spacing w:before="60" w:after="60" w:line="252" w:lineRule="auto"/>
-              <w:jc w:val="left"/>
-            </w:pPr>
-            <w:r/>
-            <w:r>
-              <w:rPr>
-                <w:b/>
-              </w:rPr>
-              <w:t>511.50</w:t>
-            </w:r>
-          </w:p>
-        </w:tc>
-        <w:tc>
-          <w:tcPr>
-            <w:tcW w:type="dxa" w:w="3456"/>
-            <w:shd w:fill="F8FAFC"/>
-            <w:tcMar>
-              <w:top w:w="100" w:type="dxa"/>
-              <w:bottom w:w="100" w:type="dxa"/>
-              <w:left w:w="120" w:type="dxa"/>
-              <w:right w:w="120" w:type="dxa"/>
-            </w:tcMar>
-            <w:tcBorders>
-              <w:top w:val="single" w:sz="4" w:space="0" w:color="CCCCCC"/>
-              <w:bottom w:val="single" w:sz="4" w:space="0" w:color="CCCCCC"/>
-              <w:left w:val="single" w:sz="4" w:space="0" w:color="CCCCCC"/>
-              <w:right w:val="single" w:sz="4" w:space="0" w:color="CCCCCC"/>
-            </w:tcBorders>
-          </w:tcPr>
-          <w:p>
-            <w:pPr>
-              <w:spacing w:before="60" w:after="60" w:line="252" w:lineRule="auto"/>
-              <w:jc w:val="left"/>
-            </w:pPr>
-            <w:r/>
-            <w:r>
-              <w:rPr>
-                <w:b/>
-              </w:rPr>
-              <w:t>+0.50</w:t>
-            </w:r>
-          </w:p>
-        </w:tc>
-        <w:tc>
-          <w:tcPr>
-            <w:tcW w:type="dxa" w:w="1440"/>
-            <w:shd w:fill="F8FAFC"/>
-            <w:tcMar>
-              <w:top w:w="100" w:type="dxa"/>
-              <w:bottom w:w="100" w:type="dxa"/>
-              <w:left w:w="120" w:type="dxa"/>
-              <w:right w:w="120" w:type="dxa"/>
-            </w:tcMar>
-            <w:tcBorders>
-              <w:top w:val="single" w:sz="4" w:space="0" w:color="CCCCCC"/>
-              <w:bottom w:val="single" w:sz="4" w:space="0" w:color="CCCCCC"/>
-              <w:left w:val="single" w:sz="4" w:space="0" w:color="CCCCCC"/>
-              <w:right w:val="single" w:sz="4" w:space="0" w:color="CCCCCC"/>
-            </w:tcBorders>
-          </w:tcPr>
-          <w:p>
-            <w:pPr>
-              <w:spacing w:before="60" w:after="60" w:line="252" w:lineRule="auto"/>
-              <w:jc w:val="left"/>
-            </w:pPr>
-            <w:r/>
-            <w:r>
-              <w:t>BULL</w:t>
-            </w:r>
-          </w:p>
-        </w:tc>
-      </w:tr>
-      <w:tr>
-        <w:tc>
-          <w:tcPr>
-            <w:tcW w:type="dxa" w:w="1584"/>
-            <w:shd w:fill="FFFFFF"/>
-            <w:tcMar>
-              <w:top w:w="100" w:type="dxa"/>
-              <w:bottom w:w="100" w:type="dxa"/>
-              <w:left w:w="120" w:type="dxa"/>
-              <w:right w:w="120" w:type="dxa"/>
-            </w:tcMar>
-            <w:tcBorders>
-              <w:top w:val="single" w:sz="4" w:space="0" w:color="CCCCCC"/>
-              <w:bottom w:val="single" w:sz="4" w:space="0" w:color="CCCCCC"/>
-              <w:left w:val="single" w:sz="4" w:space="0" w:color="CCCCCC"/>
-              <w:right w:val="single" w:sz="4" w:space="0" w:color="CCCCCC"/>
-            </w:tcBorders>
-          </w:tcPr>
-          <w:p>
-            <w:pPr>
-              <w:spacing w:before="60" w:after="60" w:line="252" w:lineRule="auto"/>
-              <w:jc w:val="left"/>
-            </w:pPr>
-            <w:r/>
-            <w:r>
-              <w:rPr>
-                <w:b/>
-              </w:rPr>
-              <w:t>Thu 20/08</w:t>
-            </w:r>
-          </w:p>
-        </w:tc>
-        <w:tc>
-          <w:tcPr>
-            <w:tcW w:type="dxa" w:w="864"/>
-            <w:shd w:fill="FFFFFF"/>
-            <w:tcMar>
-              <w:top w:w="100" w:type="dxa"/>
-              <w:bottom w:w="100" w:type="dxa"/>
-              <w:left w:w="120" w:type="dxa"/>
-              <w:right w:w="120" w:type="dxa"/>
-            </w:tcMar>
-            <w:tcBorders>
-              <w:top w:val="single" w:sz="4" w:space="0" w:color="CCCCCC"/>
-              <w:bottom w:val="single" w:sz="4" w:space="0" w:color="CCCCCC"/>
-              <w:left w:val="single" w:sz="4" w:space="0" w:color="CCCCCC"/>
-              <w:right w:val="single" w:sz="4" w:space="0" w:color="CCCCCC"/>
-            </w:tcBorders>
-          </w:tcPr>
-          <w:p>
-            <w:pPr>
-              <w:spacing w:before="60" w:after="60" w:line="252" w:lineRule="auto"/>
-              <w:jc w:val="left"/>
-            </w:pPr>
-            <w:r/>
-            <w:r>
-              <w:t>Pre-NY 19-21</w:t>
-            </w:r>
-          </w:p>
-        </w:tc>
-        <w:tc>
-          <w:tcPr>
-            <w:tcW w:type="dxa" w:w="1440"/>
-            <w:shd w:fill="FFFFFF"/>
-            <w:tcMar>
-              <w:top w:w="100" w:type="dxa"/>
-              <w:bottom w:w="100" w:type="dxa"/>
-              <w:left w:w="120" w:type="dxa"/>
-              <w:right w:w="120" w:type="dxa"/>
-            </w:tcMar>
-            <w:tcBorders>
-              <w:top w:val="single" w:sz="4" w:space="0" w:color="CCCCCC"/>
-              <w:bottom w:val="single" w:sz="4" w:space="0" w:color="CCCCCC"/>
-              <w:left w:val="single" w:sz="4" w:space="0" w:color="CCCCCC"/>
-              <w:right w:val="single" w:sz="4" w:space="0" w:color="CCCCCC"/>
-            </w:tcBorders>
-          </w:tcPr>
-          <w:p>
-            <w:pPr>
-              <w:spacing w:before="60" w:after="60" w:line="252" w:lineRule="auto"/>
-              <w:jc w:val="left"/>
-            </w:pPr>
-            <w:r/>
-            <w:r>
-              <w:t>511.50</w:t>
-            </w:r>
-          </w:p>
-        </w:tc>
-        <w:tc>
-          <w:tcPr>
-            <w:tcW w:type="dxa" w:w="2016"/>
-            <w:shd w:fill="FFFFFF"/>
-            <w:tcMar>
-              <w:top w:w="100" w:type="dxa"/>
-              <w:bottom w:w="100" w:type="dxa"/>
-              <w:left w:w="120" w:type="dxa"/>
-              <w:right w:w="120" w:type="dxa"/>
-            </w:tcMar>
-            <w:tcBorders>
-              <w:top w:val="single" w:sz="4" w:space="0" w:color="CCCCCC"/>
-              <w:bottom w:val="single" w:sz="4" w:space="0" w:color="CCCCCC"/>
-              <w:left w:val="single" w:sz="4" w:space="0" w:color="CCCCCC"/>
-              <w:right w:val="single" w:sz="4" w:space="0" w:color="CCCCCC"/>
-            </w:tcBorders>
-          </w:tcPr>
-          <w:p>
-            <w:pPr>
-              <w:spacing w:before="60" w:after="60" w:line="252" w:lineRule="auto"/>
-              <w:jc w:val="left"/>
-            </w:pPr>
-            <w:r/>
-            <w:r>
-              <w:t>514.50</w:t>
-            </w:r>
-          </w:p>
-        </w:tc>
-        <w:tc>
-          <w:tcPr>
-            <w:tcW w:type="dxa" w:w="1152"/>
-            <w:shd w:fill="FFFFFF"/>
-            <w:tcMar>
-              <w:top w:w="100" w:type="dxa"/>
-              <w:bottom w:w="100" w:type="dxa"/>
-              <w:left w:w="120" w:type="dxa"/>
-              <w:right w:w="120" w:type="dxa"/>
-            </w:tcMar>
-            <w:tcBorders>
-              <w:top w:val="single" w:sz="4" w:space="0" w:color="CCCCCC"/>
-              <w:bottom w:val="single" w:sz="4" w:space="0" w:color="CCCCCC"/>
-              <w:left w:val="single" w:sz="4" w:space="0" w:color="CCCCCC"/>
-              <w:right w:val="single" w:sz="4" w:space="0" w:color="CCCCCC"/>
-            </w:tcBorders>
-          </w:tcPr>
-          <w:p>
-            <w:pPr>
-              <w:spacing w:before="60" w:after="60" w:line="252" w:lineRule="auto"/>
-              <w:jc w:val="left"/>
-            </w:pPr>
-            <w:r/>
-            <w:r>
-              <w:t>507.00</w:t>
-            </w:r>
-          </w:p>
-        </w:tc>
-        <w:tc>
-          <w:tcPr>
-            <w:tcW w:type="dxa" w:w="1728"/>
-            <w:shd w:fill="FFFFFF"/>
-            <w:tcMar>
-              <w:top w:w="100" w:type="dxa"/>
-              <w:bottom w:w="100" w:type="dxa"/>
-              <w:left w:w="120" w:type="dxa"/>
-              <w:right w:w="120" w:type="dxa"/>
-            </w:tcMar>
-            <w:tcBorders>
-              <w:top w:val="single" w:sz="4" w:space="0" w:color="CCCCCC"/>
-              <w:bottom w:val="single" w:sz="4" w:space="0" w:color="CCCCCC"/>
-              <w:left w:val="single" w:sz="4" w:space="0" w:color="CCCCCC"/>
-              <w:right w:val="single" w:sz="4" w:space="0" w:color="CCCCCC"/>
-            </w:tcBorders>
-          </w:tcPr>
-          <w:p>
-            <w:pPr>
-              <w:spacing w:before="60" w:after="60" w:line="252" w:lineRule="auto"/>
-              <w:jc w:val="left"/>
-            </w:pPr>
-            <w:r/>
-            <w:r>
-              <w:rPr>
-                <w:b/>
-              </w:rPr>
-              <w:t>511.75</w:t>
-            </w:r>
-          </w:p>
-        </w:tc>
-        <w:tc>
-          <w:tcPr>
-            <w:tcW w:type="dxa" w:w="3456"/>
-            <w:shd w:fill="FFFFFF"/>
-            <w:tcMar>
-              <w:top w:w="100" w:type="dxa"/>
-              <w:bottom w:w="100" w:type="dxa"/>
-              <w:left w:w="120" w:type="dxa"/>
-              <w:right w:w="120" w:type="dxa"/>
-            </w:tcMar>
-            <w:tcBorders>
-              <w:top w:val="single" w:sz="4" w:space="0" w:color="CCCCCC"/>
-              <w:bottom w:val="single" w:sz="4" w:space="0" w:color="CCCCCC"/>
-              <w:left w:val="single" w:sz="4" w:space="0" w:color="CCCCCC"/>
-              <w:right w:val="single" w:sz="4" w:space="0" w:color="CCCCCC"/>
-            </w:tcBorders>
-          </w:tcPr>
-          <w:p>
-            <w:pPr>
-              <w:spacing w:before="60" w:after="60" w:line="252" w:lineRule="auto"/>
-              <w:jc w:val="left"/>
-            </w:pPr>
-            <w:r/>
-            <w:r>
-              <w:rPr>
-                <w:b/>
-              </w:rPr>
-              <w:t>+0.25</w:t>
-            </w:r>
-          </w:p>
-        </w:tc>
-        <w:tc>
-          <w:tcPr>
-            <w:tcW w:type="dxa" w:w="1440"/>
-            <w:shd w:fill="FFFFFF"/>
-            <w:tcMar>
-              <w:top w:w="100" w:type="dxa"/>
-              <w:bottom w:w="100" w:type="dxa"/>
-              <w:left w:w="120" w:type="dxa"/>
-              <w:right w:w="120" w:type="dxa"/>
-            </w:tcMar>
-            <w:tcBorders>
-              <w:top w:val="single" w:sz="4" w:space="0" w:color="CCCCCC"/>
-              <w:bottom w:val="single" w:sz="4" w:space="0" w:color="CCCCCC"/>
-              <w:left w:val="single" w:sz="4" w:space="0" w:color="CCCCCC"/>
-              <w:right w:val="single" w:sz="4" w:space="0" w:color="CCCCCC"/>
-            </w:tcBorders>
-          </w:tcPr>
-          <w:p>
-            <w:pPr>
-              <w:spacing w:before="60" w:after="60" w:line="252" w:lineRule="auto"/>
-              <w:jc w:val="left"/>
-            </w:pPr>
-            <w:r/>
-            <w:r>
-              <w:t>BULL</w:t>
-            </w:r>
-          </w:p>
-        </w:tc>
-      </w:tr>
-      <w:tr>
-        <w:tc>
-          <w:tcPr>
-            <w:tcW w:type="dxa" w:w="1584"/>
-            <w:shd w:fill="F8FAFC"/>
-            <w:tcMar>
-              <w:top w:w="100" w:type="dxa"/>
-              <w:bottom w:w="100" w:type="dxa"/>
-              <w:left w:w="120" w:type="dxa"/>
-              <w:right w:w="120" w:type="dxa"/>
-            </w:tcMar>
-            <w:tcBorders>
-              <w:top w:val="single" w:sz="4" w:space="0" w:color="CCCCCC"/>
-              <w:bottom w:val="single" w:sz="4" w:space="0" w:color="CCCCCC"/>
-              <w:left w:val="single" w:sz="4" w:space="0" w:color="CCCCCC"/>
-              <w:right w:val="single" w:sz="4" w:space="0" w:color="CCCCCC"/>
-            </w:tcBorders>
-          </w:tcPr>
-          <w:p>
-            <w:pPr>
-              <w:spacing w:before="60" w:after="60" w:line="252" w:lineRule="auto"/>
-              <w:jc w:val="left"/>
-            </w:pPr>
-            <w:r/>
-            <w:r>
-              <w:rPr>
-                <w:b/>
-              </w:rPr>
-              <w:t>Thu 20/08</w:t>
-            </w:r>
-          </w:p>
-        </w:tc>
-        <w:tc>
-          <w:tcPr>
-            <w:tcW w:type="dxa" w:w="864"/>
-            <w:shd w:fill="F8FAFC"/>
-            <w:tcMar>
-              <w:top w:w="100" w:type="dxa"/>
-              <w:bottom w:w="100" w:type="dxa"/>
-              <w:left w:w="120" w:type="dxa"/>
-              <w:right w:w="120" w:type="dxa"/>
-            </w:tcMar>
-            <w:tcBorders>
-              <w:top w:val="single" w:sz="4" w:space="0" w:color="CCCCCC"/>
-              <w:bottom w:val="single" w:sz="4" w:space="0" w:color="CCCCCC"/>
-              <w:left w:val="single" w:sz="4" w:space="0" w:color="CCCCCC"/>
-              <w:right w:val="single" w:sz="4" w:space="0" w:color="CCCCCC"/>
-            </w:tcBorders>
-          </w:tcPr>
-          <w:p>
-            <w:pPr>
-              <w:spacing w:before="60" w:after="60" w:line="252" w:lineRule="auto"/>
-              <w:jc w:val="left"/>
-            </w:pPr>
-            <w:r/>
-            <w:r>
-              <w:t>NY Open 21-23</w:t>
-            </w:r>
-          </w:p>
-        </w:tc>
-        <w:tc>
-          <w:tcPr>
-            <w:tcW w:type="dxa" w:w="1440"/>
-            <w:shd w:fill="F8FAFC"/>
-            <w:tcMar>
-              <w:top w:w="100" w:type="dxa"/>
-              <w:bottom w:w="100" w:type="dxa"/>
-              <w:left w:w="120" w:type="dxa"/>
-              <w:right w:w="120" w:type="dxa"/>
-            </w:tcMar>
-            <w:tcBorders>
-              <w:top w:val="single" w:sz="4" w:space="0" w:color="CCCCCC"/>
-              <w:bottom w:val="single" w:sz="4" w:space="0" w:color="CCCCCC"/>
-              <w:left w:val="single" w:sz="4" w:space="0" w:color="CCCCCC"/>
-              <w:right w:val="single" w:sz="4" w:space="0" w:color="CCCCCC"/>
-            </w:tcBorders>
-          </w:tcPr>
-          <w:p>
-            <w:pPr>
-              <w:spacing w:before="60" w:after="60" w:line="252" w:lineRule="auto"/>
-              <w:jc w:val="left"/>
-            </w:pPr>
-            <w:r/>
-            <w:r>
-              <w:t>511.75</w:t>
-            </w:r>
-          </w:p>
-        </w:tc>
-        <w:tc>
-          <w:tcPr>
-            <w:tcW w:type="dxa" w:w="2016"/>
-            <w:shd w:fill="F8FAFC"/>
-            <w:tcMar>
-              <w:top w:w="100" w:type="dxa"/>
-              <w:bottom w:w="100" w:type="dxa"/>
-              <w:left w:w="120" w:type="dxa"/>
-              <w:right w:w="120" w:type="dxa"/>
-            </w:tcMar>
-            <w:tcBorders>
-              <w:top w:val="single" w:sz="4" w:space="0" w:color="CCCCCC"/>
-              <w:bottom w:val="single" w:sz="4" w:space="0" w:color="CCCCCC"/>
-              <w:left w:val="single" w:sz="4" w:space="0" w:color="CCCCCC"/>
-              <w:right w:val="single" w:sz="4" w:space="0" w:color="CCCCCC"/>
-            </w:tcBorders>
-          </w:tcPr>
-          <w:p>
-            <w:pPr>
-              <w:spacing w:before="60" w:after="60" w:line="252" w:lineRule="auto"/>
-              <w:jc w:val="left"/>
-            </w:pPr>
-            <w:r/>
-            <w:r>
-              <w:t>516.00</w:t>
-            </w:r>
-          </w:p>
-        </w:tc>
-        <w:tc>
-          <w:tcPr>
-            <w:tcW w:type="dxa" w:w="1152"/>
-            <w:shd w:fill="F8FAFC"/>
-            <w:tcMar>
-              <w:top w:w="100" w:type="dxa"/>
-              <w:bottom w:w="100" w:type="dxa"/>
-              <w:left w:w="120" w:type="dxa"/>
-              <w:right w:w="120" w:type="dxa"/>
-            </w:tcMar>
-            <w:tcBorders>
-              <w:top w:val="single" w:sz="4" w:space="0" w:color="CCCCCC"/>
-              <w:bottom w:val="single" w:sz="4" w:space="0" w:color="CCCCCC"/>
-              <w:left w:val="single" w:sz="4" w:space="0" w:color="CCCCCC"/>
-              <w:right w:val="single" w:sz="4" w:space="0" w:color="CCCCCC"/>
-            </w:tcBorders>
-          </w:tcPr>
-          <w:p>
-            <w:pPr>
-              <w:spacing w:before="60" w:after="60" w:line="252" w:lineRule="auto"/>
-              <w:jc w:val="left"/>
-            </w:pPr>
-            <w:r/>
-            <w:r>
-              <w:t>508.50</w:t>
-            </w:r>
-          </w:p>
-        </w:tc>
-        <w:tc>
-          <w:tcPr>
-            <w:tcW w:type="dxa" w:w="1728"/>
-            <w:shd w:fill="F8FAFC"/>
-            <w:tcMar>
-              <w:top w:w="100" w:type="dxa"/>
-              <w:bottom w:w="100" w:type="dxa"/>
-              <w:left w:w="120" w:type="dxa"/>
-              <w:right w:w="120" w:type="dxa"/>
-            </w:tcMar>
-            <w:tcBorders>
-              <w:top w:val="single" w:sz="4" w:space="0" w:color="CCCCCC"/>
-              <w:bottom w:val="single" w:sz="4" w:space="0" w:color="CCCCCC"/>
-              <w:left w:val="single" w:sz="4" w:space="0" w:color="CCCCCC"/>
-              <w:right w:val="single" w:sz="4" w:space="0" w:color="CCCCCC"/>
-            </w:tcBorders>
-          </w:tcPr>
-          <w:p>
-            <w:pPr>
-              <w:spacing w:before="60" w:after="60" w:line="252" w:lineRule="auto"/>
-              <w:jc w:val="left"/>
-            </w:pPr>
-            <w:r/>
-            <w:r>
-              <w:rPr>
-                <w:b/>
-              </w:rPr>
-              <w:t>512.50</w:t>
-            </w:r>
-          </w:p>
-        </w:tc>
-        <w:tc>
-          <w:tcPr>
-            <w:tcW w:type="dxa" w:w="3456"/>
-            <w:shd w:fill="F8FAFC"/>
-            <w:tcMar>
-              <w:top w:w="100" w:type="dxa"/>
-              <w:bottom w:w="100" w:type="dxa"/>
-              <w:left w:w="120" w:type="dxa"/>
-              <w:right w:w="120" w:type="dxa"/>
-            </w:tcMar>
-            <w:tcBorders>
-              <w:top w:val="single" w:sz="4" w:space="0" w:color="CCCCCC"/>
-              <w:bottom w:val="single" w:sz="4" w:space="0" w:color="CCCCCC"/>
-              <w:left w:val="single" w:sz="4" w:space="0" w:color="CCCCCC"/>
-              <w:right w:val="single" w:sz="4" w:space="0" w:color="CCCCCC"/>
-            </w:tcBorders>
-          </w:tcPr>
-          <w:p>
-            <w:pPr>
-              <w:spacing w:before="60" w:after="60" w:line="252" w:lineRule="auto"/>
-              <w:jc w:val="left"/>
-            </w:pPr>
-            <w:r/>
-            <w:r>
-              <w:rPr>
-                <w:b/>
-              </w:rPr>
-              <w:t>+0.75</w:t>
-            </w:r>
-          </w:p>
-        </w:tc>
-        <w:tc>
-          <w:tcPr>
-            <w:tcW w:type="dxa" w:w="1440"/>
-            <w:shd w:fill="F8FAFC"/>
-            <w:tcMar>
-              <w:top w:w="100" w:type="dxa"/>
-              <w:bottom w:w="100" w:type="dxa"/>
-              <w:left w:w="120" w:type="dxa"/>
-              <w:right w:w="120" w:type="dxa"/>
-            </w:tcMar>
-            <w:tcBorders>
-              <w:top w:val="single" w:sz="4" w:space="0" w:color="CCCCCC"/>
-              <w:bottom w:val="single" w:sz="4" w:space="0" w:color="CCCCCC"/>
-              <w:left w:val="single" w:sz="4" w:space="0" w:color="CCCCCC"/>
-              <w:right w:val="single" w:sz="4" w:space="0" w:color="CCCCCC"/>
-            </w:tcBorders>
-          </w:tcPr>
-          <w:p>
-            <w:pPr>
-              <w:spacing w:before="60" w:after="60" w:line="252" w:lineRule="auto"/>
-              <w:jc w:val="left"/>
-            </w:pPr>
-            <w:r/>
-            <w:r>
-              <w:t>BULL</w:t>
-            </w:r>
-          </w:p>
-        </w:tc>
-      </w:tr>
-      <w:tr>
-        <w:tc>
-          <w:tcPr>
-            <w:tcW w:type="dxa" w:w="1584"/>
-            <w:shd w:fill="FFFFFF"/>
-            <w:tcMar>
-              <w:top w:w="100" w:type="dxa"/>
-              <w:bottom w:w="100" w:type="dxa"/>
-              <w:left w:w="120" w:type="dxa"/>
-              <w:right w:w="120" w:type="dxa"/>
-            </w:tcMar>
-            <w:tcBorders>
-              <w:top w:val="single" w:sz="4" w:space="0" w:color="CCCCCC"/>
-              <w:bottom w:val="single" w:sz="4" w:space="0" w:color="CCCCCC"/>
-              <w:left w:val="single" w:sz="4" w:space="0" w:color="CCCCCC"/>
-              <w:right w:val="single" w:sz="4" w:space="0" w:color="CCCCCC"/>
-            </w:tcBorders>
-          </w:tcPr>
-          <w:p>
-            <w:pPr>
-              <w:spacing w:before="60" w:after="60" w:line="252" w:lineRule="auto"/>
-              <w:jc w:val="left"/>
-            </w:pPr>
-            <w:r/>
-            <w:r>
-              <w:rPr>
-                <w:b/>
-              </w:rPr>
-              <w:t>Thu 20/08</w:t>
-            </w:r>
-          </w:p>
-        </w:tc>
-        <w:tc>
-          <w:tcPr>
-            <w:tcW w:type="dxa" w:w="864"/>
-            <w:shd w:fill="FFFFFF"/>
-            <w:tcMar>
-              <w:top w:w="100" w:type="dxa"/>
-              <w:bottom w:w="100" w:type="dxa"/>
-              <w:left w:w="120" w:type="dxa"/>
-              <w:right w:w="120" w:type="dxa"/>
-            </w:tcMar>
-            <w:tcBorders>
-              <w:top w:val="single" w:sz="4" w:space="0" w:color="CCCCCC"/>
-              <w:bottom w:val="single" w:sz="4" w:space="0" w:color="CCCCCC"/>
-              <w:left w:val="single" w:sz="4" w:space="0" w:color="CCCCCC"/>
-              <w:right w:val="single" w:sz="4" w:space="0" w:color="CCCCCC"/>
-            </w:tcBorders>
-          </w:tcPr>
-          <w:p>
-            <w:pPr>
-              <w:spacing w:before="60" w:after="60" w:line="252" w:lineRule="auto"/>
-              <w:jc w:val="left"/>
-            </w:pPr>
-            <w:r/>
-            <w:r>
-              <w:t>NY Close 23-01</w:t>
-            </w:r>
-          </w:p>
-        </w:tc>
-        <w:tc>
-          <w:tcPr>
-            <w:tcW w:type="dxa" w:w="1440"/>
-            <w:shd w:fill="FFFFFF"/>
-            <w:tcMar>
-              <w:top w:w="100" w:type="dxa"/>
-              <w:bottom w:w="100" w:type="dxa"/>
-              <w:left w:w="120" w:type="dxa"/>
-              <w:right w:w="120" w:type="dxa"/>
-            </w:tcMar>
-            <w:tcBorders>
-              <w:top w:val="single" w:sz="4" w:space="0" w:color="CCCCCC"/>
-              <w:bottom w:val="single" w:sz="4" w:space="0" w:color="CCCCCC"/>
-              <w:left w:val="single" w:sz="4" w:space="0" w:color="CCCCCC"/>
-              <w:right w:val="single" w:sz="4" w:space="0" w:color="CCCCCC"/>
-            </w:tcBorders>
-          </w:tcPr>
-          <w:p>
-            <w:pPr>
-              <w:spacing w:before="60" w:after="60" w:line="252" w:lineRule="auto"/>
-              <w:jc w:val="left"/>
-            </w:pPr>
-            <w:r/>
-            <w:r>
-              <w:t>512.50</w:t>
-            </w:r>
-          </w:p>
-        </w:tc>
-        <w:tc>
-          <w:tcPr>
-            <w:tcW w:type="dxa" w:w="2016"/>
-            <w:shd w:fill="FFFFFF"/>
-            <w:tcMar>
-              <w:top w:w="100" w:type="dxa"/>
-              <w:bottom w:w="100" w:type="dxa"/>
-              <w:left w:w="120" w:type="dxa"/>
-              <w:right w:w="120" w:type="dxa"/>
-            </w:tcMar>
-            <w:tcBorders>
-              <w:top w:val="single" w:sz="4" w:space="0" w:color="CCCCCC"/>
-              <w:bottom w:val="single" w:sz="4" w:space="0" w:color="CCCCCC"/>
-              <w:left w:val="single" w:sz="4" w:space="0" w:color="CCCCCC"/>
-              <w:right w:val="single" w:sz="4" w:space="0" w:color="CCCCCC"/>
-            </w:tcBorders>
-          </w:tcPr>
-          <w:p>
-            <w:pPr>
-              <w:spacing w:before="60" w:after="60" w:line="252" w:lineRule="auto"/>
-              <w:jc w:val="left"/>
-            </w:pPr>
-            <w:r/>
-            <w:r>
-              <w:t>516.00</w:t>
-            </w:r>
-          </w:p>
-        </w:tc>
-        <w:tc>
-          <w:tcPr>
-            <w:tcW w:type="dxa" w:w="1152"/>
-            <w:shd w:fill="FFFFFF"/>
-            <w:tcMar>
-              <w:top w:w="100" w:type="dxa"/>
-              <w:bottom w:w="100" w:type="dxa"/>
-              <w:left w:w="120" w:type="dxa"/>
-              <w:right w:w="120" w:type="dxa"/>
-            </w:tcMar>
-            <w:tcBorders>
-              <w:top w:val="single" w:sz="4" w:space="0" w:color="CCCCCC"/>
-              <w:bottom w:val="single" w:sz="4" w:space="0" w:color="CCCCCC"/>
-              <w:left w:val="single" w:sz="4" w:space="0" w:color="CCCCCC"/>
-              <w:right w:val="single" w:sz="4" w:space="0" w:color="CCCCCC"/>
-            </w:tcBorders>
-          </w:tcPr>
-          <w:p>
-            <w:pPr>
-              <w:spacing w:before="60" w:after="60" w:line="252" w:lineRule="auto"/>
-              <w:jc w:val="left"/>
-            </w:pPr>
-            <w:r/>
-            <w:r>
-              <w:t>510.25</w:t>
-            </w:r>
-          </w:p>
-        </w:tc>
-        <w:tc>
-          <w:tcPr>
-            <w:tcW w:type="dxa" w:w="1728"/>
-            <w:shd w:fill="FFFFFF"/>
-            <w:tcMar>
-              <w:top w:w="100" w:type="dxa"/>
-              <w:bottom w:w="100" w:type="dxa"/>
-              <w:left w:w="120" w:type="dxa"/>
-              <w:right w:w="120" w:type="dxa"/>
-            </w:tcMar>
-            <w:tcBorders>
-              <w:top w:val="single" w:sz="4" w:space="0" w:color="CCCCCC"/>
-              <w:bottom w:val="single" w:sz="4" w:space="0" w:color="CCCCCC"/>
-              <w:left w:val="single" w:sz="4" w:space="0" w:color="CCCCCC"/>
-              <w:right w:val="single" w:sz="4" w:space="0" w:color="CCCCCC"/>
-            </w:tcBorders>
-          </w:tcPr>
-          <w:p>
-            <w:pPr>
-              <w:spacing w:before="60" w:after="60" w:line="252" w:lineRule="auto"/>
-              <w:jc w:val="left"/>
-            </w:pPr>
-            <w:r/>
-            <w:r>
-              <w:rPr>
-                <w:b/>
-              </w:rPr>
-              <w:t>512.50</w:t>
-            </w:r>
-          </w:p>
-        </w:tc>
-        <w:tc>
-          <w:tcPr>
-            <w:tcW w:type="dxa" w:w="3456"/>
-            <w:shd w:fill="FFFFFF"/>
-            <w:tcMar>
-              <w:top w:w="100" w:type="dxa"/>
-              <w:bottom w:w="100" w:type="dxa"/>
-              <w:left w:w="120" w:type="dxa"/>
-              <w:right w:w="120" w:type="dxa"/>
-            </w:tcMar>
-            <w:tcBorders>
-              <w:top w:val="single" w:sz="4" w:space="0" w:color="CCCCCC"/>
-              <w:bottom w:val="single" w:sz="4" w:space="0" w:color="CCCCCC"/>
-              <w:left w:val="single" w:sz="4" w:space="0" w:color="CCCCCC"/>
-              <w:right w:val="single" w:sz="4" w:space="0" w:color="CCCCCC"/>
-            </w:tcBorders>
-          </w:tcPr>
-          <w:p>
-            <w:pPr>
-              <w:spacing w:before="60" w:after="60" w:line="252" w:lineRule="auto"/>
-              <w:jc w:val="left"/>
-            </w:pPr>
-            <w:r/>
-            <w:r>
-              <w:rPr>
-                <w:b/>
-              </w:rPr>
-              <w:t>+0.00</w:t>
-            </w:r>
-          </w:p>
-        </w:tc>
-        <w:tc>
-          <w:tcPr>
-            <w:tcW w:type="dxa" w:w="1440"/>
-            <w:shd w:fill="FFFFFF"/>
-            <w:tcMar>
-              <w:top w:w="100" w:type="dxa"/>
-              <w:bottom w:w="100" w:type="dxa"/>
-              <w:left w:w="120" w:type="dxa"/>
-              <w:right w:w="120" w:type="dxa"/>
-            </w:tcMar>
-            <w:tcBorders>
-              <w:top w:val="single" w:sz="4" w:space="0" w:color="CCCCCC"/>
-              <w:bottom w:val="single" w:sz="4" w:space="0" w:color="CCCCCC"/>
-              <w:left w:val="single" w:sz="4" w:space="0" w:color="CCCCCC"/>
-              <w:right w:val="single" w:sz="4" w:space="0" w:color="CCCCCC"/>
-            </w:tcBorders>
-          </w:tcPr>
-          <w:p>
-            <w:pPr>
-              <w:spacing w:before="60" w:after="60" w:line="252" w:lineRule="auto"/>
-              <w:jc w:val="left"/>
-            </w:pPr>
-            <w:r/>
-            <w:r>
-              <w:t>BULL</w:t>
-            </w:r>
-          </w:p>
-        </w:tc>
-      </w:tr>
-      <w:tr>
-        <w:tc>
-          <w:tcPr>
-            <w:tcW w:type="dxa" w:w="1584"/>
-            <w:shd w:fill="F8FAFC"/>
-            <w:tcMar>
-              <w:top w:w="100" w:type="dxa"/>
-              <w:bottom w:w="100" w:type="dxa"/>
-              <w:left w:w="120" w:type="dxa"/>
-              <w:right w:w="120" w:type="dxa"/>
-            </w:tcMar>
-            <w:tcBorders>
-              <w:top w:val="single" w:sz="4" w:space="0" w:color="CCCCCC"/>
-              <w:bottom w:val="single" w:sz="4" w:space="0" w:color="CCCCCC"/>
-              <w:left w:val="single" w:sz="4" w:space="0" w:color="CCCCCC"/>
-              <w:right w:val="single" w:sz="4" w:space="0" w:color="CCCCCC"/>
-            </w:tcBorders>
-          </w:tcPr>
-          <w:p>
-            <w:pPr>
-              <w:spacing w:before="60" w:after="60" w:line="252" w:lineRule="auto"/>
-              <w:jc w:val="left"/>
-            </w:pPr>
-            <w:r/>
-            <w:r>
-              <w:rPr>
-                <w:b/>
-              </w:rPr>
-              <w:t>Fri 21/08</w:t>
-            </w:r>
-          </w:p>
-        </w:tc>
-        <w:tc>
-          <w:tcPr>
-            <w:tcW w:type="dxa" w:w="864"/>
-            <w:shd w:fill="F8FAFC"/>
-            <w:tcMar>
-              <w:top w:w="100" w:type="dxa"/>
-              <w:bottom w:w="100" w:type="dxa"/>
-              <w:left w:w="120" w:type="dxa"/>
-              <w:right w:w="120" w:type="dxa"/>
-            </w:tcMar>
-            <w:tcBorders>
-              <w:top w:val="single" w:sz="4" w:space="0" w:color="CCCCCC"/>
-              <w:bottom w:val="single" w:sz="4" w:space="0" w:color="CCCCCC"/>
-              <w:left w:val="single" w:sz="4" w:space="0" w:color="CCCCCC"/>
-              <w:right w:val="single" w:sz="4" w:space="0" w:color="CCCCCC"/>
-            </w:tcBorders>
-          </w:tcPr>
-          <w:p>
-            <w:pPr>
-              <w:spacing w:before="60" w:after="60" w:line="252" w:lineRule="auto"/>
-              <w:jc w:val="left"/>
-            </w:pPr>
-            <w:r/>
-            <w:r>
-              <w:t>Asia 07-11</w:t>
-            </w:r>
-          </w:p>
-        </w:tc>
-        <w:tc>
-          <w:tcPr>
-            <w:tcW w:type="dxa" w:w="1440"/>
-            <w:shd w:fill="F8FAFC"/>
-            <w:tcMar>
-              <w:top w:w="100" w:type="dxa"/>
-              <w:bottom w:w="100" w:type="dxa"/>
-              <w:left w:w="120" w:type="dxa"/>
-              <w:right w:w="120" w:type="dxa"/>
-            </w:tcMar>
-            <w:tcBorders>
-              <w:top w:val="single" w:sz="4" w:space="0" w:color="CCCCCC"/>
-              <w:bottom w:val="single" w:sz="4" w:space="0" w:color="CCCCCC"/>
-              <w:left w:val="single" w:sz="4" w:space="0" w:color="CCCCCC"/>
-              <w:right w:val="single" w:sz="4" w:space="0" w:color="CCCCCC"/>
-            </w:tcBorders>
-          </w:tcPr>
-          <w:p>
-            <w:pPr>
-              <w:spacing w:before="60" w:after="60" w:line="252" w:lineRule="auto"/>
-              <w:jc w:val="left"/>
-            </w:pPr>
-            <w:r/>
-            <w:r>
-              <w:t>512.50</w:t>
-            </w:r>
-          </w:p>
-        </w:tc>
-        <w:tc>
-          <w:tcPr>
-            <w:tcW w:type="dxa" w:w="2016"/>
-            <w:shd w:fill="F8FAFC"/>
-            <w:tcMar>
-              <w:top w:w="100" w:type="dxa"/>
-              <w:bottom w:w="100" w:type="dxa"/>
-              <w:left w:w="120" w:type="dxa"/>
-              <w:right w:w="120" w:type="dxa"/>
-            </w:tcMar>
-            <w:tcBorders>
-              <w:top w:val="single" w:sz="4" w:space="0" w:color="CCCCCC"/>
-              <w:bottom w:val="single" w:sz="4" w:space="0" w:color="CCCCCC"/>
-              <w:left w:val="single" w:sz="4" w:space="0" w:color="CCCCCC"/>
-              <w:right w:val="single" w:sz="4" w:space="0" w:color="CCCCCC"/>
-            </w:tcBorders>
-          </w:tcPr>
-          <w:p>
-            <w:pPr>
-              <w:spacing w:before="60" w:after="60" w:line="252" w:lineRule="auto"/>
-              <w:jc w:val="left"/>
-            </w:pPr>
-            <w:r/>
-            <w:r>
-              <w:t>516.25</w:t>
-            </w:r>
-          </w:p>
-        </w:tc>
-        <w:tc>
-          <w:tcPr>
-            <w:tcW w:type="dxa" w:w="1152"/>
-            <w:shd w:fill="F8FAFC"/>
-            <w:tcMar>
-              <w:top w:w="100" w:type="dxa"/>
-              <w:bottom w:w="100" w:type="dxa"/>
-              <w:left w:w="120" w:type="dxa"/>
-              <w:right w:w="120" w:type="dxa"/>
-            </w:tcMar>
-            <w:tcBorders>
-              <w:top w:val="single" w:sz="4" w:space="0" w:color="CCCCCC"/>
-              <w:bottom w:val="single" w:sz="4" w:space="0" w:color="CCCCCC"/>
-              <w:left w:val="single" w:sz="4" w:space="0" w:color="CCCCCC"/>
-              <w:right w:val="single" w:sz="4" w:space="0" w:color="CCCCCC"/>
-            </w:tcBorders>
-          </w:tcPr>
-          <w:p>
-            <w:pPr>
-              <w:spacing w:before="60" w:after="60" w:line="252" w:lineRule="auto"/>
-              <w:jc w:val="left"/>
-            </w:pPr>
-            <w:r/>
-            <w:r>
-              <w:t>509.00</w:t>
-            </w:r>
-          </w:p>
-        </w:tc>
-        <w:tc>
-          <w:tcPr>
-            <w:tcW w:type="dxa" w:w="1728"/>
-            <w:shd w:fill="F8FAFC"/>
-            <w:tcMar>
-              <w:top w:w="100" w:type="dxa"/>
-              <w:bottom w:w="100" w:type="dxa"/>
-              <w:left w:w="120" w:type="dxa"/>
-              <w:right w:w="120" w:type="dxa"/>
-            </w:tcMar>
-            <w:tcBorders>
-              <w:top w:val="single" w:sz="4" w:space="0" w:color="CCCCCC"/>
-              <w:bottom w:val="single" w:sz="4" w:space="0" w:color="CCCCCC"/>
-              <w:left w:val="single" w:sz="4" w:space="0" w:color="CCCCCC"/>
-              <w:right w:val="single" w:sz="4" w:space="0" w:color="CCCCCC"/>
-            </w:tcBorders>
-          </w:tcPr>
-          <w:p>
-            <w:pPr>
-              <w:spacing w:before="60" w:after="60" w:line="252" w:lineRule="auto"/>
-              <w:jc w:val="left"/>
-            </w:pPr>
-            <w:r/>
-            <w:r>
-              <w:rPr>
-                <w:b/>
-              </w:rPr>
-              <w:t>512.25</w:t>
-            </w:r>
-          </w:p>
-        </w:tc>
-        <w:tc>
-          <w:tcPr>
-            <w:tcW w:type="dxa" w:w="3456"/>
-            <w:shd w:fill="F8FAFC"/>
-            <w:tcMar>
-              <w:top w:w="100" w:type="dxa"/>
-              <w:bottom w:w="100" w:type="dxa"/>
-              <w:left w:w="120" w:type="dxa"/>
-              <w:right w:w="120" w:type="dxa"/>
-            </w:tcMar>
-            <w:tcBorders>
-              <w:top w:val="single" w:sz="4" w:space="0" w:color="CCCCCC"/>
-              <w:bottom w:val="single" w:sz="4" w:space="0" w:color="CCCCCC"/>
-              <w:left w:val="single" w:sz="4" w:space="0" w:color="CCCCCC"/>
-              <w:right w:val="single" w:sz="4" w:space="0" w:color="CCCCCC"/>
-            </w:tcBorders>
-          </w:tcPr>
-          <w:p>
-            <w:pPr>
-              <w:spacing w:before="60" w:after="60" w:line="252" w:lineRule="auto"/>
-              <w:jc w:val="left"/>
-            </w:pPr>
-            <w:r/>
-            <w:r>
-              <w:rPr>
-                <w:b/>
-              </w:rPr>
-              <w:t>-0.25</w:t>
-            </w:r>
-          </w:p>
-        </w:tc>
-        <w:tc>
-          <w:tcPr>
-            <w:tcW w:type="dxa" w:w="1440"/>
-            <w:shd w:fill="F8FAFC"/>
-            <w:tcMar>
-              <w:top w:w="100" w:type="dxa"/>
-              <w:bottom w:w="100" w:type="dxa"/>
-              <w:left w:w="120" w:type="dxa"/>
-              <w:right w:w="120" w:type="dxa"/>
-            </w:tcMar>
-            <w:tcBorders>
-              <w:top w:val="single" w:sz="4" w:space="0" w:color="CCCCCC"/>
-              <w:bottom w:val="single" w:sz="4" w:space="0" w:color="CCCCCC"/>
-              <w:left w:val="single" w:sz="4" w:space="0" w:color="CCCCCC"/>
-              <w:right w:val="single" w:sz="4" w:space="0" w:color="CCCCCC"/>
-            </w:tcBorders>
-          </w:tcPr>
-          <w:p>
-            <w:pPr>
-              <w:spacing w:before="60" w:after="60" w:line="252" w:lineRule="auto"/>
-              <w:jc w:val="left"/>
-            </w:pPr>
-            <w:r/>
-            <w:r>
-              <w:t>BEAR</w:t>
-            </w:r>
-          </w:p>
-        </w:tc>
-      </w:tr>
-      <w:tr>
-        <w:tc>
-          <w:tcPr>
-            <w:tcW w:type="dxa" w:w="1584"/>
-            <w:shd w:fill="FFFFFF"/>
-            <w:tcMar>
-              <w:top w:w="100" w:type="dxa"/>
-              <w:bottom w:w="100" w:type="dxa"/>
-              <w:left w:w="120" w:type="dxa"/>
-              <w:right w:w="120" w:type="dxa"/>
-            </w:tcMar>
-            <w:tcBorders>
-              <w:top w:val="single" w:sz="4" w:space="0" w:color="CCCCCC"/>
-              <w:bottom w:val="single" w:sz="4" w:space="0" w:color="CCCCCC"/>
-              <w:left w:val="single" w:sz="4" w:space="0" w:color="CCCCCC"/>
-              <w:right w:val="single" w:sz="4" w:space="0" w:color="CCCCCC"/>
-            </w:tcBorders>
-          </w:tcPr>
-          <w:p>
-            <w:pPr>
-              <w:spacing w:before="60" w:after="60" w:line="252" w:lineRule="auto"/>
-              <w:jc w:val="left"/>
-            </w:pPr>
-            <w:r/>
-            <w:r>
-              <w:rPr>
-                <w:b/>
-              </w:rPr>
-              <w:t>Fri 21/08</w:t>
-            </w:r>
-          </w:p>
-        </w:tc>
-        <w:tc>
-          <w:tcPr>
-            <w:tcW w:type="dxa" w:w="864"/>
-            <w:shd w:fill="FFFFFF"/>
-            <w:tcMar>
-              <w:top w:w="100" w:type="dxa"/>
-              <w:bottom w:w="100" w:type="dxa"/>
-              <w:left w:w="120" w:type="dxa"/>
-              <w:right w:w="120" w:type="dxa"/>
-            </w:tcMar>
-            <w:tcBorders>
-              <w:top w:val="single" w:sz="4" w:space="0" w:color="CCCCCC"/>
-              <w:bottom w:val="single" w:sz="4" w:space="0" w:color="CCCCCC"/>
-              <w:left w:val="single" w:sz="4" w:space="0" w:color="CCCCCC"/>
-              <w:right w:val="single" w:sz="4" w:space="0" w:color="CCCCCC"/>
-            </w:tcBorders>
-          </w:tcPr>
-          <w:p>
-            <w:pPr>
-              <w:spacing w:before="60" w:after="60" w:line="252" w:lineRule="auto"/>
-              <w:jc w:val="left"/>
-            </w:pPr>
-            <w:r/>
-            <w:r>
-              <w:t>Asia 11-15</w:t>
-            </w:r>
-          </w:p>
-        </w:tc>
-        <w:tc>
-          <w:tcPr>
-            <w:tcW w:type="dxa" w:w="1440"/>
-            <w:shd w:fill="FFFFFF"/>
-            <w:tcMar>
-              <w:top w:w="100" w:type="dxa"/>
-              <w:bottom w:w="100" w:type="dxa"/>
-              <w:left w:w="120" w:type="dxa"/>
-              <w:right w:w="120" w:type="dxa"/>
-            </w:tcMar>
-            <w:tcBorders>
-              <w:top w:val="single" w:sz="4" w:space="0" w:color="CCCCCC"/>
-              <w:bottom w:val="single" w:sz="4" w:space="0" w:color="CCCCCC"/>
-              <w:left w:val="single" w:sz="4" w:space="0" w:color="CCCCCC"/>
-              <w:right w:val="single" w:sz="4" w:space="0" w:color="CCCCCC"/>
-            </w:tcBorders>
-          </w:tcPr>
-          <w:p>
-            <w:pPr>
-              <w:spacing w:before="60" w:after="60" w:line="252" w:lineRule="auto"/>
-              <w:jc w:val="left"/>
-            </w:pPr>
-            <w:r/>
-            <w:r>
-              <w:t>512.25</w:t>
-            </w:r>
-          </w:p>
-        </w:tc>
-        <w:tc>
-          <w:tcPr>
-            <w:tcW w:type="dxa" w:w="2016"/>
-            <w:shd w:fill="FFFFFF"/>
-            <w:tcMar>
-              <w:top w:w="100" w:type="dxa"/>
-              <w:bottom w:w="100" w:type="dxa"/>
-              <w:left w:w="120" w:type="dxa"/>
-              <w:right w:w="120" w:type="dxa"/>
-            </w:tcMar>
-            <w:tcBorders>
-              <w:top w:val="single" w:sz="4" w:space="0" w:color="CCCCCC"/>
-              <w:bottom w:val="single" w:sz="4" w:space="0" w:color="CCCCCC"/>
-              <w:left w:val="single" w:sz="4" w:space="0" w:color="CCCCCC"/>
-              <w:right w:val="single" w:sz="4" w:space="0" w:color="CCCCCC"/>
-            </w:tcBorders>
-          </w:tcPr>
-          <w:p>
-            <w:pPr>
-              <w:spacing w:before="60" w:after="60" w:line="252" w:lineRule="auto"/>
-              <w:jc w:val="left"/>
-            </w:pPr>
-            <w:r/>
-            <w:r>
-              <w:t>515.75</w:t>
-            </w:r>
-          </w:p>
-        </w:tc>
-        <w:tc>
-          <w:tcPr>
-            <w:tcW w:type="dxa" w:w="1152"/>
-            <w:shd w:fill="FFFFFF"/>
-            <w:tcMar>
-              <w:top w:w="100" w:type="dxa"/>
-              <w:bottom w:w="100" w:type="dxa"/>
-              <w:left w:w="120" w:type="dxa"/>
-              <w:right w:w="120" w:type="dxa"/>
-            </w:tcMar>
-            <w:tcBorders>
-              <w:top w:val="single" w:sz="4" w:space="0" w:color="CCCCCC"/>
-              <w:bottom w:val="single" w:sz="4" w:space="0" w:color="CCCCCC"/>
-              <w:left w:val="single" w:sz="4" w:space="0" w:color="CCCCCC"/>
-              <w:right w:val="single" w:sz="4" w:space="0" w:color="CCCCCC"/>
-            </w:tcBorders>
-          </w:tcPr>
-          <w:p>
-            <w:pPr>
-              <w:spacing w:before="60" w:after="60" w:line="252" w:lineRule="auto"/>
-              <w:jc w:val="left"/>
-            </w:pPr>
-            <w:r/>
-            <w:r>
-              <w:t>509.00</w:t>
-            </w:r>
-          </w:p>
-        </w:tc>
-        <w:tc>
-          <w:tcPr>
-            <w:tcW w:type="dxa" w:w="1728"/>
-            <w:shd w:fill="FFFFFF"/>
-            <w:tcMar>
-              <w:top w:w="100" w:type="dxa"/>
-              <w:bottom w:w="100" w:type="dxa"/>
-              <w:left w:w="120" w:type="dxa"/>
-              <w:right w:w="120" w:type="dxa"/>
-            </w:tcMar>
-            <w:tcBorders>
-              <w:top w:val="single" w:sz="4" w:space="0" w:color="CCCCCC"/>
-              <w:bottom w:val="single" w:sz="4" w:space="0" w:color="CCCCCC"/>
-              <w:left w:val="single" w:sz="4" w:space="0" w:color="CCCCCC"/>
-              <w:right w:val="single" w:sz="4" w:space="0" w:color="CCCCCC"/>
-            </w:tcBorders>
-          </w:tcPr>
-          <w:p>
-            <w:pPr>
-              <w:spacing w:before="60" w:after="60" w:line="252" w:lineRule="auto"/>
-              <w:jc w:val="left"/>
-            </w:pPr>
-            <w:r/>
-            <w:r>
-              <w:rPr>
-                <w:b/>
-              </w:rPr>
-              <w:t>512.00</w:t>
-            </w:r>
-          </w:p>
-        </w:tc>
-        <w:tc>
-          <w:tcPr>
-            <w:tcW w:type="dxa" w:w="3456"/>
-            <w:shd w:fill="FFFFFF"/>
-            <w:tcMar>
-              <w:top w:w="100" w:type="dxa"/>
-              <w:bottom w:w="100" w:type="dxa"/>
-              <w:left w:w="120" w:type="dxa"/>
-              <w:right w:w="120" w:type="dxa"/>
-            </w:tcMar>
-            <w:tcBorders>
-              <w:top w:val="single" w:sz="4" w:space="0" w:color="CCCCCC"/>
-              <w:bottom w:val="single" w:sz="4" w:space="0" w:color="CCCCCC"/>
-              <w:left w:val="single" w:sz="4" w:space="0" w:color="CCCCCC"/>
-              <w:right w:val="single" w:sz="4" w:space="0" w:color="CCCCCC"/>
-            </w:tcBorders>
-          </w:tcPr>
-          <w:p>
-            <w:pPr>
-              <w:spacing w:before="60" w:after="60" w:line="252" w:lineRule="auto"/>
-              <w:jc w:val="left"/>
-            </w:pPr>
-            <w:r/>
-            <w:r>
-              <w:rPr>
-                <w:b/>
-              </w:rPr>
-              <w:t>-0.25</w:t>
-            </w:r>
-          </w:p>
-        </w:tc>
-        <w:tc>
-          <w:tcPr>
-            <w:tcW w:type="dxa" w:w="1440"/>
-            <w:shd w:fill="FFFFFF"/>
-            <w:tcMar>
-              <w:top w:w="100" w:type="dxa"/>
-              <w:bottom w:w="100" w:type="dxa"/>
-              <w:left w:w="120" w:type="dxa"/>
-              <w:right w:w="120" w:type="dxa"/>
-            </w:tcMar>
-            <w:tcBorders>
-              <w:top w:val="single" w:sz="4" w:space="0" w:color="CCCCCC"/>
-              <w:bottom w:val="single" w:sz="4" w:space="0" w:color="CCCCCC"/>
-              <w:left w:val="single" w:sz="4" w:space="0" w:color="CCCCCC"/>
-              <w:right w:val="single" w:sz="4" w:space="0" w:color="CCCCCC"/>
-            </w:tcBorders>
-          </w:tcPr>
-          <w:p>
-            <w:pPr>
-              <w:spacing w:before="60" w:after="60" w:line="252" w:lineRule="auto"/>
-              <w:jc w:val="left"/>
-            </w:pPr>
-            <w:r/>
-            <w:r>
-              <w:t>BEAR</w:t>
-            </w:r>
-          </w:p>
-        </w:tc>
-      </w:tr>
-      <w:tr>
-        <w:tc>
-          <w:tcPr>
-            <w:tcW w:type="dxa" w:w="1584"/>
-            <w:shd w:fill="F8FAFC"/>
-            <w:tcMar>
-              <w:top w:w="100" w:type="dxa"/>
-              <w:bottom w:w="100" w:type="dxa"/>
-              <w:left w:w="120" w:type="dxa"/>
-              <w:right w:w="120" w:type="dxa"/>
-            </w:tcMar>
-            <w:tcBorders>
-              <w:top w:val="single" w:sz="4" w:space="0" w:color="CCCCCC"/>
-              <w:bottom w:val="single" w:sz="4" w:space="0" w:color="CCCCCC"/>
-              <w:left w:val="single" w:sz="4" w:space="0" w:color="CCCCCC"/>
-              <w:right w:val="single" w:sz="4" w:space="0" w:color="CCCCCC"/>
-            </w:tcBorders>
-          </w:tcPr>
-          <w:p>
-            <w:pPr>
-              <w:spacing w:before="60" w:after="60" w:line="252" w:lineRule="auto"/>
-              <w:jc w:val="left"/>
-            </w:pPr>
-            <w:r/>
-            <w:r>
-              <w:rPr>
-                <w:b/>
-              </w:rPr>
-              <w:t>Fri 21/08</w:t>
-            </w:r>
-          </w:p>
-        </w:tc>
-        <w:tc>
-          <w:tcPr>
-            <w:tcW w:type="dxa" w:w="864"/>
-            <w:shd w:fill="F8FAFC"/>
-            <w:tcMar>
-              <w:top w:w="100" w:type="dxa"/>
-              <w:bottom w:w="100" w:type="dxa"/>
-              <w:left w:w="120" w:type="dxa"/>
-              <w:right w:w="120" w:type="dxa"/>
-            </w:tcMar>
-            <w:tcBorders>
-              <w:top w:val="single" w:sz="4" w:space="0" w:color="CCCCCC"/>
-              <w:bottom w:val="single" w:sz="4" w:space="0" w:color="CCCCCC"/>
-              <w:left w:val="single" w:sz="4" w:space="0" w:color="CCCCCC"/>
-              <w:right w:val="single" w:sz="4" w:space="0" w:color="CCCCCC"/>
-            </w:tcBorders>
-          </w:tcPr>
-          <w:p>
-            <w:pPr>
-              <w:spacing w:before="60" w:after="60" w:line="252" w:lineRule="auto"/>
-              <w:jc w:val="left"/>
-            </w:pPr>
-            <w:r/>
-            <w:r>
-              <w:t>London 15-19</w:t>
-            </w:r>
-          </w:p>
-        </w:tc>
-        <w:tc>
-          <w:tcPr>
-            <w:tcW w:type="dxa" w:w="1440"/>
-            <w:shd w:fill="F8FAFC"/>
-            <w:tcMar>
-              <w:top w:w="100" w:type="dxa"/>
-              <w:bottom w:w="100" w:type="dxa"/>
-              <w:left w:w="120" w:type="dxa"/>
-              <w:right w:w="120" w:type="dxa"/>
-            </w:tcMar>
-            <w:tcBorders>
-              <w:top w:val="single" w:sz="4" w:space="0" w:color="CCCCCC"/>
-              <w:bottom w:val="single" w:sz="4" w:space="0" w:color="CCCCCC"/>
-              <w:left w:val="single" w:sz="4" w:space="0" w:color="CCCCCC"/>
-              <w:right w:val="single" w:sz="4" w:space="0" w:color="CCCCCC"/>
-            </w:tcBorders>
-          </w:tcPr>
-          <w:p>
-            <w:pPr>
-              <w:spacing w:before="60" w:after="60" w:line="252" w:lineRule="auto"/>
-              <w:jc w:val="left"/>
-            </w:pPr>
-            <w:r/>
-            <w:r>
-              <w:t>512.00</w:t>
-            </w:r>
-          </w:p>
-        </w:tc>
-        <w:tc>
-          <w:tcPr>
-            <w:tcW w:type="dxa" w:w="2016"/>
-            <w:shd w:fill="F8FAFC"/>
-            <w:tcMar>
-              <w:top w:w="100" w:type="dxa"/>
-              <w:bottom w:w="100" w:type="dxa"/>
-              <w:left w:w="120" w:type="dxa"/>
-              <w:right w:w="120" w:type="dxa"/>
-            </w:tcMar>
-            <w:tcBorders>
-              <w:top w:val="single" w:sz="4" w:space="0" w:color="CCCCCC"/>
-              <w:bottom w:val="single" w:sz="4" w:space="0" w:color="CCCCCC"/>
-              <w:left w:val="single" w:sz="4" w:space="0" w:color="CCCCCC"/>
-              <w:right w:val="single" w:sz="4" w:space="0" w:color="CCCCCC"/>
-            </w:tcBorders>
-          </w:tcPr>
-          <w:p>
-            <w:pPr>
-              <w:spacing w:before="60" w:after="60" w:line="252" w:lineRule="auto"/>
-              <w:jc w:val="left"/>
-            </w:pPr>
-            <w:r/>
-            <w:r>
-              <w:t>515.00</w:t>
-            </w:r>
-          </w:p>
-        </w:tc>
-        <w:tc>
-          <w:tcPr>
-            <w:tcW w:type="dxa" w:w="1152"/>
-            <w:shd w:fill="F8FAFC"/>
-            <w:tcMar>
-              <w:top w:w="100" w:type="dxa"/>
-              <w:bottom w:w="100" w:type="dxa"/>
-              <w:left w:w="120" w:type="dxa"/>
-              <w:right w:w="120" w:type="dxa"/>
-            </w:tcMar>
-            <w:tcBorders>
-              <w:top w:val="single" w:sz="4" w:space="0" w:color="CCCCCC"/>
-              <w:bottom w:val="single" w:sz="4" w:space="0" w:color="CCCCCC"/>
-              <w:left w:val="single" w:sz="4" w:space="0" w:color="CCCCCC"/>
-              <w:right w:val="single" w:sz="4" w:space="0" w:color="CCCCCC"/>
-            </w:tcBorders>
-          </w:tcPr>
-          <w:p>
-            <w:pPr>
-              <w:spacing w:before="60" w:after="60" w:line="252" w:lineRule="auto"/>
-              <w:jc w:val="left"/>
-            </w:pPr>
-            <w:r/>
-            <w:r>
-              <w:t>509.25</w:t>
-            </w:r>
-          </w:p>
-        </w:tc>
-        <w:tc>
-          <w:tcPr>
-            <w:tcW w:type="dxa" w:w="1728"/>
-            <w:shd w:fill="F8FAFC"/>
-            <w:tcMar>
-              <w:top w:w="100" w:type="dxa"/>
-              <w:bottom w:w="100" w:type="dxa"/>
-              <w:left w:w="120" w:type="dxa"/>
-              <w:right w:w="120" w:type="dxa"/>
-            </w:tcMar>
-            <w:tcBorders>
-              <w:top w:val="single" w:sz="4" w:space="0" w:color="CCCCCC"/>
-              <w:bottom w:val="single" w:sz="4" w:space="0" w:color="CCCCCC"/>
-              <w:left w:val="single" w:sz="4" w:space="0" w:color="CCCCCC"/>
-              <w:right w:val="single" w:sz="4" w:space="0" w:color="CCCCCC"/>
-            </w:tcBorders>
-          </w:tcPr>
-          <w:p>
-            <w:pPr>
-              <w:spacing w:before="60" w:after="60" w:line="252" w:lineRule="auto"/>
-              <w:jc w:val="left"/>
-            </w:pPr>
-            <w:r/>
-            <w:r>
-              <w:rPr>
-                <w:b/>
-              </w:rPr>
-              <w:t>512.25</w:t>
-            </w:r>
-          </w:p>
-        </w:tc>
-        <w:tc>
-          <w:tcPr>
-            <w:tcW w:type="dxa" w:w="3456"/>
-            <w:shd w:fill="F8FAFC"/>
-            <w:tcMar>
-              <w:top w:w="100" w:type="dxa"/>
-              <w:bottom w:w="100" w:type="dxa"/>
-              <w:left w:w="120" w:type="dxa"/>
-              <w:right w:w="120" w:type="dxa"/>
-            </w:tcMar>
-            <w:tcBorders>
-              <w:top w:val="single" w:sz="4" w:space="0" w:color="CCCCCC"/>
-              <w:bottom w:val="single" w:sz="4" w:space="0" w:color="CCCCCC"/>
-              <w:left w:val="single" w:sz="4" w:space="0" w:color="CCCCCC"/>
-              <w:right w:val="single" w:sz="4" w:space="0" w:color="CCCCCC"/>
-            </w:tcBorders>
-          </w:tcPr>
-          <w:p>
-            <w:pPr>
-              <w:spacing w:before="60" w:after="60" w:line="252" w:lineRule="auto"/>
-              <w:jc w:val="left"/>
-            </w:pPr>
-            <w:r/>
-            <w:r>
-              <w:rPr>
-                <w:b/>
-              </w:rPr>
-              <w:t>+0.25</w:t>
-            </w:r>
-          </w:p>
-        </w:tc>
-        <w:tc>
-          <w:tcPr>
-            <w:tcW w:type="dxa" w:w="1440"/>
-            <w:shd w:fill="F8FAFC"/>
-            <w:tcMar>
-              <w:top w:w="100" w:type="dxa"/>
-              <w:bottom w:w="100" w:type="dxa"/>
-              <w:left w:w="120" w:type="dxa"/>
-              <w:right w:w="120" w:type="dxa"/>
-            </w:tcMar>
-            <w:tcBorders>
-              <w:top w:val="single" w:sz="4" w:space="0" w:color="CCCCCC"/>
-              <w:bottom w:val="single" w:sz="4" w:space="0" w:color="CCCCCC"/>
-              <w:left w:val="single" w:sz="4" w:space="0" w:color="CCCCCC"/>
-              <w:right w:val="single" w:sz="4" w:space="0" w:color="CCCCCC"/>
-            </w:tcBorders>
-          </w:tcPr>
-          <w:p>
-            <w:pPr>
-              <w:spacing w:before="60" w:after="60" w:line="252" w:lineRule="auto"/>
-              <w:jc w:val="left"/>
-            </w:pPr>
-            <w:r/>
-            <w:r>
-              <w:t>BULL</w:t>
-            </w:r>
-          </w:p>
-        </w:tc>
-      </w:tr>
-      <w:tr>
-        <w:tc>
-          <w:tcPr>
-            <w:tcW w:type="dxa" w:w="1584"/>
-            <w:shd w:fill="FFFFFF"/>
-            <w:tcMar>
-              <w:top w:w="100" w:type="dxa"/>
-              <w:bottom w:w="100" w:type="dxa"/>
-              <w:left w:w="120" w:type="dxa"/>
-              <w:right w:w="120" w:type="dxa"/>
-            </w:tcMar>
-            <w:tcBorders>
-              <w:top w:val="single" w:sz="4" w:space="0" w:color="CCCCCC"/>
-              <w:bottom w:val="single" w:sz="4" w:space="0" w:color="CCCCCC"/>
-              <w:left w:val="single" w:sz="4" w:space="0" w:color="CCCCCC"/>
-              <w:right w:val="single" w:sz="4" w:space="0" w:color="CCCCCC"/>
-            </w:tcBorders>
-          </w:tcPr>
-          <w:p>
-            <w:pPr>
-              <w:spacing w:before="60" w:after="60" w:line="252" w:lineRule="auto"/>
-              <w:jc w:val="left"/>
-            </w:pPr>
-            <w:r/>
-            <w:r>
-              <w:rPr>
-                <w:b/>
-              </w:rPr>
-              <w:t>Fri 21/08</w:t>
-            </w:r>
-          </w:p>
-        </w:tc>
-        <w:tc>
-          <w:tcPr>
-            <w:tcW w:type="dxa" w:w="864"/>
-            <w:shd w:fill="FFFFFF"/>
-            <w:tcMar>
-              <w:top w:w="100" w:type="dxa"/>
-              <w:bottom w:w="100" w:type="dxa"/>
-              <w:left w:w="120" w:type="dxa"/>
-              <w:right w:w="120" w:type="dxa"/>
-            </w:tcMar>
-            <w:tcBorders>
-              <w:top w:val="single" w:sz="4" w:space="0" w:color="CCCCCC"/>
-              <w:bottom w:val="single" w:sz="4" w:space="0" w:color="CCCCCC"/>
-              <w:left w:val="single" w:sz="4" w:space="0" w:color="CCCCCC"/>
-              <w:right w:val="single" w:sz="4" w:space="0" w:color="CCCCCC"/>
-            </w:tcBorders>
-          </w:tcPr>
-          <w:p>
-            <w:pPr>
-              <w:spacing w:before="60" w:after="60" w:line="252" w:lineRule="auto"/>
-              <w:jc w:val="left"/>
-            </w:pPr>
-            <w:r/>
-            <w:r>
-              <w:t>Pre-NY 19-21</w:t>
-            </w:r>
-          </w:p>
-        </w:tc>
-        <w:tc>
-          <w:tcPr>
-            <w:tcW w:type="dxa" w:w="1440"/>
-            <w:shd w:fill="FFFFFF"/>
-            <w:tcMar>
-              <w:top w:w="100" w:type="dxa"/>
-              <w:bottom w:w="100" w:type="dxa"/>
-              <w:left w:w="120" w:type="dxa"/>
-              <w:right w:w="120" w:type="dxa"/>
-            </w:tcMar>
-            <w:tcBorders>
-              <w:top w:val="single" w:sz="4" w:space="0" w:color="CCCCCC"/>
-              <w:bottom w:val="single" w:sz="4" w:space="0" w:color="CCCCCC"/>
-              <w:left w:val="single" w:sz="4" w:space="0" w:color="CCCCCC"/>
-              <w:right w:val="single" w:sz="4" w:space="0" w:color="CCCCCC"/>
-            </w:tcBorders>
-          </w:tcPr>
-          <w:p>
-            <w:pPr>
-              <w:spacing w:before="60" w:after="60" w:line="252" w:lineRule="auto"/>
-              <w:jc w:val="left"/>
-            </w:pPr>
-            <w:r/>
-            <w:r>
-              <w:t>512.25</w:t>
-            </w:r>
-          </w:p>
-        </w:tc>
-        <w:tc>
-          <w:tcPr>
-            <w:tcW w:type="dxa" w:w="2016"/>
-            <w:shd w:fill="FFFFFF"/>
-            <w:tcMar>
-              <w:top w:w="100" w:type="dxa"/>
-              <w:bottom w:w="100" w:type="dxa"/>
-              <w:left w:w="120" w:type="dxa"/>
-              <w:right w:w="120" w:type="dxa"/>
-            </w:tcMar>
-            <w:tcBorders>
-              <w:top w:val="single" w:sz="4" w:space="0" w:color="CCCCCC"/>
-              <w:bottom w:val="single" w:sz="4" w:space="0" w:color="CCCCCC"/>
-              <w:left w:val="single" w:sz="4" w:space="0" w:color="CCCCCC"/>
-              <w:right w:val="single" w:sz="4" w:space="0" w:color="CCCCCC"/>
-            </w:tcBorders>
-          </w:tcPr>
-          <w:p>
-            <w:pPr>
-              <w:spacing w:before="60" w:after="60" w:line="252" w:lineRule="auto"/>
-              <w:jc w:val="left"/>
-            </w:pPr>
-            <w:r/>
-            <w:r>
-              <w:t>515.25</w:t>
-            </w:r>
-          </w:p>
-        </w:tc>
-        <w:tc>
-          <w:tcPr>
-            <w:tcW w:type="dxa" w:w="1152"/>
-            <w:shd w:fill="FFFFFF"/>
-            <w:tcMar>
-              <w:top w:w="100" w:type="dxa"/>
-              <w:bottom w:w="100" w:type="dxa"/>
-              <w:left w:w="120" w:type="dxa"/>
-              <w:right w:w="120" w:type="dxa"/>
-            </w:tcMar>
-            <w:tcBorders>
-              <w:top w:val="single" w:sz="4" w:space="0" w:color="CCCCCC"/>
-              <w:bottom w:val="single" w:sz="4" w:space="0" w:color="CCCCCC"/>
-              <w:left w:val="single" w:sz="4" w:space="0" w:color="CCCCCC"/>
-              <w:right w:val="single" w:sz="4" w:space="0" w:color="CCCCCC"/>
-            </w:tcBorders>
-          </w:tcPr>
-          <w:p>
-            <w:pPr>
-              <w:spacing w:before="60" w:after="60" w:line="252" w:lineRule="auto"/>
-              <w:jc w:val="left"/>
-            </w:pPr>
-            <w:r/>
-            <w:r>
-              <w:t>509.50</w:t>
-            </w:r>
-          </w:p>
-        </w:tc>
-        <w:tc>
-          <w:tcPr>
-            <w:tcW w:type="dxa" w:w="1728"/>
-            <w:shd w:fill="FFFFFF"/>
-            <w:tcMar>
-              <w:top w:w="100" w:type="dxa"/>
-              <w:bottom w:w="100" w:type="dxa"/>
-              <w:left w:w="120" w:type="dxa"/>
-              <w:right w:w="120" w:type="dxa"/>
-            </w:tcMar>
-            <w:tcBorders>
-              <w:top w:val="single" w:sz="4" w:space="0" w:color="CCCCCC"/>
-              <w:bottom w:val="single" w:sz="4" w:space="0" w:color="CCCCCC"/>
-              <w:left w:val="single" w:sz="4" w:space="0" w:color="CCCCCC"/>
-              <w:right w:val="single" w:sz="4" w:space="0" w:color="CCCCCC"/>
-            </w:tcBorders>
-          </w:tcPr>
-          <w:p>
-            <w:pPr>
-              <w:spacing w:before="60" w:after="60" w:line="252" w:lineRule="auto"/>
-              <w:jc w:val="left"/>
-            </w:pPr>
-            <w:r/>
-            <w:r>
-              <w:rPr>
-                <w:b/>
-              </w:rPr>
-              <w:t>512.25</w:t>
-            </w:r>
-          </w:p>
-        </w:tc>
-        <w:tc>
-          <w:tcPr>
-            <w:tcW w:type="dxa" w:w="3456"/>
-            <w:shd w:fill="FFFFFF"/>
-            <w:tcMar>
-              <w:top w:w="100" w:type="dxa"/>
-              <w:bottom w:w="100" w:type="dxa"/>
-              <w:left w:w="120" w:type="dxa"/>
-              <w:right w:w="120" w:type="dxa"/>
-            </w:tcMar>
-            <w:tcBorders>
-              <w:top w:val="single" w:sz="4" w:space="0" w:color="CCCCCC"/>
-              <w:bottom w:val="single" w:sz="4" w:space="0" w:color="CCCCCC"/>
-              <w:left w:val="single" w:sz="4" w:space="0" w:color="CCCCCC"/>
-              <w:right w:val="single" w:sz="4" w:space="0" w:color="CCCCCC"/>
-            </w:tcBorders>
-          </w:tcPr>
-          <w:p>
-            <w:pPr>
-              <w:spacing w:before="60" w:after="60" w:line="252" w:lineRule="auto"/>
-              <w:jc w:val="left"/>
-            </w:pPr>
-            <w:r/>
-            <w:r>
-              <w:rPr>
-                <w:b/>
-              </w:rPr>
-              <w:t>+0.00</w:t>
-            </w:r>
-          </w:p>
-        </w:tc>
-        <w:tc>
-          <w:tcPr>
-            <w:tcW w:type="dxa" w:w="1440"/>
-            <w:shd w:fill="FFFFFF"/>
-            <w:tcMar>
-              <w:top w:w="100" w:type="dxa"/>
-              <w:bottom w:w="100" w:type="dxa"/>
-              <w:left w:w="120" w:type="dxa"/>
-              <w:right w:w="120" w:type="dxa"/>
-            </w:tcMar>
-            <w:tcBorders>
-              <w:top w:val="single" w:sz="4" w:space="0" w:color="CCCCCC"/>
-              <w:bottom w:val="single" w:sz="4" w:space="0" w:color="CCCCCC"/>
-              <w:left w:val="single" w:sz="4" w:space="0" w:color="CCCCCC"/>
-              <w:right w:val="single" w:sz="4" w:space="0" w:color="CCCCCC"/>
-            </w:tcBorders>
-          </w:tcPr>
-          <w:p>
-            <w:pPr>
-              <w:spacing w:before="60" w:after="60" w:line="252" w:lineRule="auto"/>
-              <w:jc w:val="left"/>
-            </w:pPr>
-            <w:r/>
-            <w:r>
-              <w:t>BEAR</w:t>
-            </w:r>
-          </w:p>
-        </w:tc>
-      </w:tr>
-      <w:tr>
-        <w:tc>
-          <w:tcPr>
-            <w:tcW w:type="dxa" w:w="1584"/>
-            <w:shd w:fill="F8FAFC"/>
-            <w:tcMar>
-              <w:top w:w="100" w:type="dxa"/>
-              <w:bottom w:w="100" w:type="dxa"/>
-              <w:left w:w="120" w:type="dxa"/>
-              <w:right w:w="120" w:type="dxa"/>
-            </w:tcMar>
-            <w:tcBorders>
-              <w:top w:val="single" w:sz="4" w:space="0" w:color="CCCCCC"/>
-              <w:bottom w:val="single" w:sz="4" w:space="0" w:color="CCCCCC"/>
-              <w:left w:val="single" w:sz="4" w:space="0" w:color="CCCCCC"/>
-              <w:right w:val="single" w:sz="4" w:space="0" w:color="CCCCCC"/>
-            </w:tcBorders>
-          </w:tcPr>
-          <w:p>
-            <w:pPr>
-              <w:spacing w:before="60" w:after="60" w:line="252" w:lineRule="auto"/>
-              <w:jc w:val="left"/>
-            </w:pPr>
-            <w:r/>
-            <w:r>
-              <w:rPr>
-                <w:b/>
-              </w:rPr>
-              <w:t>Fri 21/08</w:t>
-            </w:r>
-          </w:p>
-        </w:tc>
-        <w:tc>
-          <w:tcPr>
-            <w:tcW w:type="dxa" w:w="864"/>
-            <w:shd w:fill="F8FAFC"/>
-            <w:tcMar>
-              <w:top w:w="100" w:type="dxa"/>
-              <w:bottom w:w="100" w:type="dxa"/>
-              <w:left w:w="120" w:type="dxa"/>
-              <w:right w:w="120" w:type="dxa"/>
-            </w:tcMar>
-            <w:tcBorders>
-              <w:top w:val="single" w:sz="4" w:space="0" w:color="CCCCCC"/>
-              <w:bottom w:val="single" w:sz="4" w:space="0" w:color="CCCCCC"/>
-              <w:left w:val="single" w:sz="4" w:space="0" w:color="CCCCCC"/>
-              <w:right w:val="single" w:sz="4" w:space="0" w:color="CCCCCC"/>
-            </w:tcBorders>
-          </w:tcPr>
-          <w:p>
-            <w:pPr>
-              <w:spacing w:before="60" w:after="60" w:line="252" w:lineRule="auto"/>
-              <w:jc w:val="left"/>
-            </w:pPr>
-            <w:r/>
-            <w:r>
-              <w:t>NY Open 21-23</w:t>
-            </w:r>
-          </w:p>
-        </w:tc>
-        <w:tc>
-          <w:tcPr>
-            <w:tcW w:type="dxa" w:w="1440"/>
-            <w:shd w:fill="F8FAFC"/>
-            <w:tcMar>
-              <w:top w:w="100" w:type="dxa"/>
-              <w:bottom w:w="100" w:type="dxa"/>
-              <w:left w:w="120" w:type="dxa"/>
-              <w:right w:w="120" w:type="dxa"/>
-            </w:tcMar>
-            <w:tcBorders>
-              <w:top w:val="single" w:sz="4" w:space="0" w:color="CCCCCC"/>
-              <w:bottom w:val="single" w:sz="4" w:space="0" w:color="CCCCCC"/>
-              <w:left w:val="single" w:sz="4" w:space="0" w:color="CCCCCC"/>
-              <w:right w:val="single" w:sz="4" w:space="0" w:color="CCCCCC"/>
-            </w:tcBorders>
-          </w:tcPr>
-          <w:p>
-            <w:pPr>
-              <w:spacing w:before="60" w:after="60" w:line="252" w:lineRule="auto"/>
-              <w:jc w:val="left"/>
-            </w:pPr>
-            <w:r/>
-            <w:r>
-              <w:t>512.25</w:t>
-            </w:r>
-          </w:p>
-        </w:tc>
-        <w:tc>
-          <w:tcPr>
-            <w:tcW w:type="dxa" w:w="2016"/>
-            <w:shd w:fill="F8FAFC"/>
-            <w:tcMar>
-              <w:top w:w="100" w:type="dxa"/>
-              <w:bottom w:w="100" w:type="dxa"/>
-              <w:left w:w="120" w:type="dxa"/>
-              <w:right w:w="120" w:type="dxa"/>
-            </w:tcMar>
-            <w:tcBorders>
-              <w:top w:val="single" w:sz="4" w:space="0" w:color="CCCCCC"/>
-              <w:bottom w:val="single" w:sz="4" w:space="0" w:color="CCCCCC"/>
-              <w:left w:val="single" w:sz="4" w:space="0" w:color="CCCCCC"/>
-              <w:right w:val="single" w:sz="4" w:space="0" w:color="CCCCCC"/>
-            </w:tcBorders>
-          </w:tcPr>
-          <w:p>
-            <w:pPr>
-              <w:spacing w:before="60" w:after="60" w:line="252" w:lineRule="auto"/>
-              <w:jc w:val="left"/>
-            </w:pPr>
-            <w:r/>
-            <w:r>
-              <w:t>516.25</w:t>
-            </w:r>
-          </w:p>
-        </w:tc>
-        <w:tc>
-          <w:tcPr>
-            <w:tcW w:type="dxa" w:w="1152"/>
-            <w:shd w:fill="F8FAFC"/>
-            <w:tcMar>
-              <w:top w:w="100" w:type="dxa"/>
-              <w:bottom w:w="100" w:type="dxa"/>
-              <w:left w:w="120" w:type="dxa"/>
-              <w:right w:w="120" w:type="dxa"/>
-            </w:tcMar>
-            <w:tcBorders>
-              <w:top w:val="single" w:sz="4" w:space="0" w:color="CCCCCC"/>
-              <w:bottom w:val="single" w:sz="4" w:space="0" w:color="CCCCCC"/>
-              <w:left w:val="single" w:sz="4" w:space="0" w:color="CCCCCC"/>
-              <w:right w:val="single" w:sz="4" w:space="0" w:color="CCCCCC"/>
-            </w:tcBorders>
-          </w:tcPr>
-          <w:p>
-            <w:pPr>
-              <w:spacing w:before="60" w:after="60" w:line="252" w:lineRule="auto"/>
-              <w:jc w:val="left"/>
-            </w:pPr>
-            <w:r/>
-            <w:r>
-              <w:t>508.75</w:t>
-            </w:r>
-          </w:p>
-        </w:tc>
-        <w:tc>
-          <w:tcPr>
-            <w:tcW w:type="dxa" w:w="1728"/>
-            <w:shd w:fill="F8FAFC"/>
             <w:tcMar>
               <w:top w:w="100" w:type="dxa"/>
               <w:bottom w:w="100" w:type="dxa"/>
@@ -20824,241 +21059,6 @@
                 <w:b/>
               </w:rPr>
               <w:t>512.75</w:t>
-            </w:r>
-          </w:p>
-        </w:tc>
-        <w:tc>
-          <w:tcPr>
-            <w:tcW w:type="dxa" w:w="3456"/>
-            <w:shd w:fill="F8FAFC"/>
-            <w:tcMar>
-              <w:top w:w="100" w:type="dxa"/>
-              <w:bottom w:w="100" w:type="dxa"/>
-              <w:left w:w="120" w:type="dxa"/>
-              <w:right w:w="120" w:type="dxa"/>
-            </w:tcMar>
-            <w:tcBorders>
-              <w:top w:val="single" w:sz="4" w:space="0" w:color="CCCCCC"/>
-              <w:bottom w:val="single" w:sz="4" w:space="0" w:color="CCCCCC"/>
-              <w:left w:val="single" w:sz="4" w:space="0" w:color="CCCCCC"/>
-              <w:right w:val="single" w:sz="4" w:space="0" w:color="CCCCCC"/>
-            </w:tcBorders>
-          </w:tcPr>
-          <w:p>
-            <w:pPr>
-              <w:spacing w:before="60" w:after="60" w:line="252" w:lineRule="auto"/>
-              <w:jc w:val="left"/>
-            </w:pPr>
-            <w:r/>
-            <w:r>
-              <w:rPr>
-                <w:b/>
-              </w:rPr>
-              <w:t>+0.50</w:t>
-            </w:r>
-          </w:p>
-        </w:tc>
-        <w:tc>
-          <w:tcPr>
-            <w:tcW w:type="dxa" w:w="1440"/>
-            <w:shd w:fill="F8FAFC"/>
-            <w:tcMar>
-              <w:top w:w="100" w:type="dxa"/>
-              <w:bottom w:w="100" w:type="dxa"/>
-              <w:left w:w="120" w:type="dxa"/>
-              <w:right w:w="120" w:type="dxa"/>
-            </w:tcMar>
-            <w:tcBorders>
-              <w:top w:val="single" w:sz="4" w:space="0" w:color="CCCCCC"/>
-              <w:bottom w:val="single" w:sz="4" w:space="0" w:color="CCCCCC"/>
-              <w:left w:val="single" w:sz="4" w:space="0" w:color="CCCCCC"/>
-              <w:right w:val="single" w:sz="4" w:space="0" w:color="CCCCCC"/>
-            </w:tcBorders>
-          </w:tcPr>
-          <w:p>
-            <w:pPr>
-              <w:spacing w:before="60" w:after="60" w:line="252" w:lineRule="auto"/>
-              <w:jc w:val="left"/>
-            </w:pPr>
-            <w:r/>
-            <w:r>
-              <w:t>BULL</w:t>
-            </w:r>
-          </w:p>
-        </w:tc>
-      </w:tr>
-      <w:tr>
-        <w:tc>
-          <w:tcPr>
-            <w:tcW w:type="dxa" w:w="1584"/>
-            <w:shd w:fill="FFFFFF"/>
-            <w:tcMar>
-              <w:top w:w="100" w:type="dxa"/>
-              <w:bottom w:w="100" w:type="dxa"/>
-              <w:left w:w="120" w:type="dxa"/>
-              <w:right w:w="120" w:type="dxa"/>
-            </w:tcMar>
-            <w:tcBorders>
-              <w:top w:val="single" w:sz="4" w:space="0" w:color="CCCCCC"/>
-              <w:bottom w:val="single" w:sz="4" w:space="0" w:color="CCCCCC"/>
-              <w:left w:val="single" w:sz="4" w:space="0" w:color="CCCCCC"/>
-              <w:right w:val="single" w:sz="4" w:space="0" w:color="CCCCCC"/>
-            </w:tcBorders>
-          </w:tcPr>
-          <w:p>
-            <w:pPr>
-              <w:spacing w:before="60" w:after="60" w:line="252" w:lineRule="auto"/>
-              <w:jc w:val="left"/>
-            </w:pPr>
-            <w:r/>
-            <w:r>
-              <w:rPr>
-                <w:b/>
-              </w:rPr>
-              <w:t>Fri 21/08</w:t>
-            </w:r>
-          </w:p>
-        </w:tc>
-        <w:tc>
-          <w:tcPr>
-            <w:tcW w:type="dxa" w:w="864"/>
-            <w:shd w:fill="FFFFFF"/>
-            <w:tcMar>
-              <w:top w:w="100" w:type="dxa"/>
-              <w:bottom w:w="100" w:type="dxa"/>
-              <w:left w:w="120" w:type="dxa"/>
-              <w:right w:w="120" w:type="dxa"/>
-            </w:tcMar>
-            <w:tcBorders>
-              <w:top w:val="single" w:sz="4" w:space="0" w:color="CCCCCC"/>
-              <w:bottom w:val="single" w:sz="4" w:space="0" w:color="CCCCCC"/>
-              <w:left w:val="single" w:sz="4" w:space="0" w:color="CCCCCC"/>
-              <w:right w:val="single" w:sz="4" w:space="0" w:color="CCCCCC"/>
-            </w:tcBorders>
-          </w:tcPr>
-          <w:p>
-            <w:pPr>
-              <w:spacing w:before="60" w:after="60" w:line="252" w:lineRule="auto"/>
-              <w:jc w:val="left"/>
-            </w:pPr>
-            <w:r/>
-            <w:r>
-              <w:t>NY Close 23-01</w:t>
-            </w:r>
-          </w:p>
-        </w:tc>
-        <w:tc>
-          <w:tcPr>
-            <w:tcW w:type="dxa" w:w="1440"/>
-            <w:shd w:fill="FFFFFF"/>
-            <w:tcMar>
-              <w:top w:w="100" w:type="dxa"/>
-              <w:bottom w:w="100" w:type="dxa"/>
-              <w:left w:w="120" w:type="dxa"/>
-              <w:right w:w="120" w:type="dxa"/>
-            </w:tcMar>
-            <w:tcBorders>
-              <w:top w:val="single" w:sz="4" w:space="0" w:color="CCCCCC"/>
-              <w:bottom w:val="single" w:sz="4" w:space="0" w:color="CCCCCC"/>
-              <w:left w:val="single" w:sz="4" w:space="0" w:color="CCCCCC"/>
-              <w:right w:val="single" w:sz="4" w:space="0" w:color="CCCCCC"/>
-            </w:tcBorders>
-          </w:tcPr>
-          <w:p>
-            <w:pPr>
-              <w:spacing w:before="60" w:after="60" w:line="252" w:lineRule="auto"/>
-              <w:jc w:val="left"/>
-            </w:pPr>
-            <w:r/>
-            <w:r>
-              <w:t>512.75</w:t>
-            </w:r>
-          </w:p>
-        </w:tc>
-        <w:tc>
-          <w:tcPr>
-            <w:tcW w:type="dxa" w:w="2016"/>
-            <w:shd w:fill="FFFFFF"/>
-            <w:tcMar>
-              <w:top w:w="100" w:type="dxa"/>
-              <w:bottom w:w="100" w:type="dxa"/>
-              <w:left w:w="120" w:type="dxa"/>
-              <w:right w:w="120" w:type="dxa"/>
-            </w:tcMar>
-            <w:tcBorders>
-              <w:top w:val="single" w:sz="4" w:space="0" w:color="CCCCCC"/>
-              <w:bottom w:val="single" w:sz="4" w:space="0" w:color="CCCCCC"/>
-              <w:left w:val="single" w:sz="4" w:space="0" w:color="CCCCCC"/>
-              <w:right w:val="single" w:sz="4" w:space="0" w:color="CCCCCC"/>
-            </w:tcBorders>
-          </w:tcPr>
-          <w:p>
-            <w:pPr>
-              <w:spacing w:before="60" w:after="60" w:line="252" w:lineRule="auto"/>
-              <w:jc w:val="left"/>
-            </w:pPr>
-            <w:r/>
-            <w:r>
-              <w:t>516.75</w:t>
-            </w:r>
-          </w:p>
-        </w:tc>
-        <w:tc>
-          <w:tcPr>
-            <w:tcW w:type="dxa" w:w="1152"/>
-            <w:shd w:fill="FFFFFF"/>
-            <w:tcMar>
-              <w:top w:w="100" w:type="dxa"/>
-              <w:bottom w:w="100" w:type="dxa"/>
-              <w:left w:w="120" w:type="dxa"/>
-              <w:right w:w="120" w:type="dxa"/>
-            </w:tcMar>
-            <w:tcBorders>
-              <w:top w:val="single" w:sz="4" w:space="0" w:color="CCCCCC"/>
-              <w:bottom w:val="single" w:sz="4" w:space="0" w:color="CCCCCC"/>
-              <w:left w:val="single" w:sz="4" w:space="0" w:color="CCCCCC"/>
-              <w:right w:val="single" w:sz="4" w:space="0" w:color="CCCCCC"/>
-            </w:tcBorders>
-          </w:tcPr>
-          <w:p>
-            <w:pPr>
-              <w:spacing w:before="60" w:after="60" w:line="252" w:lineRule="auto"/>
-              <w:jc w:val="left"/>
-            </w:pPr>
-            <w:r/>
-            <w:r>
-              <w:t>511.00</w:t>
-            </w:r>
-          </w:p>
-        </w:tc>
-        <w:tc>
-          <w:tcPr>
-            <w:tcW w:type="dxa" w:w="1728"/>
-            <w:shd w:fill="FFFFFF"/>
-            <w:tcMar>
-              <w:top w:w="100" w:type="dxa"/>
-              <w:bottom w:w="100" w:type="dxa"/>
-              <w:left w:w="120" w:type="dxa"/>
-              <w:right w:w="120" w:type="dxa"/>
-            </w:tcMar>
-            <w:tcBorders>
-              <w:top w:val="single" w:sz="4" w:space="0" w:color="CCCCCC"/>
-              <w:bottom w:val="single" w:sz="4" w:space="0" w:color="CCCCCC"/>
-              <w:left w:val="single" w:sz="4" w:space="0" w:color="CCCCCC"/>
-              <w:right w:val="single" w:sz="4" w:space="0" w:color="CCCCCC"/>
-            </w:tcBorders>
-          </w:tcPr>
-          <w:p>
-            <w:pPr>
-              <w:spacing w:before="60" w:after="60" w:line="252" w:lineRule="auto"/>
-              <w:jc w:val="left"/>
-            </w:pPr>
-            <w:r/>
-            <w:r>
-              <w:rPr>
-                <w:b/>
-              </w:rPr>
-              <w:t>512.50</w:t>
             </w:r>
           </w:p>
         </w:tc>
@@ -21796,10 +21796,10 @@
         <w:rPr>
           <w:b/>
         </w:rPr>
-        <w:t>`704.32 cents`</w:t>
+        <w:t>`704.29 cents`</w:t>
       </w:r>
       <w:r>
-        <w:t xml:space="preserve"> (+1.07).</w:t>
+        <w:t xml:space="preserve"> (+1.04).</w:t>
       </w:r>
     </w:p>
     <w:p>
@@ -21820,7 +21820,7 @@
         <w:rPr>
           <w:b/>
         </w:rPr>
-        <w:t>`15,356`</w:t>
+        <w:t>`15,477`</w:t>
       </w:r>
       <w:r>
         <w:t xml:space="preserve"> (Chênh lệch: </w:t>
@@ -21829,7 +21829,7 @@
         <w:rPr>
           <w:b/>
         </w:rPr>
-        <w:t>`-79,282`</w:t>
+        <w:t>`-79,161`</w:t>
       </w:r>
       <w:r>
         <w:t xml:space="preserve">) | OI: </w:t>
@@ -22163,7 +22163,7 @@
               <w:rPr>
                 <w:b/>
               </w:rPr>
-              <w:t>94.32</w:t>
+              <w:t>94.36</w:t>
             </w:r>
           </w:p>
         </w:tc>
@@ -22194,7 +22194,7 @@
               <w:rPr>
                 <w:b/>
               </w:rPr>
-              <w:t>+2.95%</w:t>
+              <w:t>+2.99%</w:t>
             </w:r>
           </w:p>
         </w:tc>
@@ -22286,7 +22286,7 @@
               <w:rPr>
                 <w:b/>
               </w:rPr>
-              <w:t>98.70</w:t>
+              <w:t>98.77</w:t>
             </w:r>
           </w:p>
         </w:tc>
@@ -22317,7 +22317,7 @@
               <w:rPr>
                 <w:b/>
               </w:rPr>
-              <w:t>-0.13%</w:t>
+              <w:t>-0.06%</w:t>
             </w:r>
           </w:p>
         </w:tc>

--- a/Daily Reports/20_08_2026-CBOT Reports.docx
+++ b/Daily Reports/20_08_2026-CBOT Reports.docx
@@ -104,7 +104,7 @@
           <w:color w:val="5C768D"/>
           <w:sz w:val="19"/>
         </w:rPr>
-        <w:t>Cập nhật tự động qua `macro_tracker.py` vào lúc 19:00 ICT ngày 20/08/2026</w:t>
+        <w:t>Cập nhật tự động qua `macro_tracker.py` vào lúc 20:18 ICT ngày 20/08/2026</w:t>
       </w:r>
     </w:p>
     <w:tbl>
@@ -313,7 +313,7 @@
               <w:rPr>
                 <w:b/>
               </w:rPr>
-              <w:t>94.36 / thùng</w:t>
+              <w:t>93.65 / thùng</w:t>
             </w:r>
           </w:p>
         </w:tc>
@@ -344,7 +344,7 @@
               <w:rPr>
                 <w:b/>
               </w:rPr>
-              <w:t>+2.99%</w:t>
+              <w:t>+2.22%</w:t>
             </w:r>
           </w:p>
         </w:tc>
@@ -442,7 +442,7 @@
               <w:rPr>
                 <w:b/>
               </w:rPr>
-              <w:t>98.77</w:t>
+              <w:t>98.70</w:t>
             </w:r>
           </w:p>
         </w:tc>
@@ -473,7 +473,7 @@
               <w:rPr>
                 <w:b/>
               </w:rPr>
-              <w:t>-0.06%</w:t>
+              <w:t>-0.13%</w:t>
             </w:r>
           </w:p>
         </w:tc>
@@ -1218,7 +1218,7 @@
         <w:rPr>
           <w:b/>
         </w:rPr>
-        <w:t>`94.36` (+2.99%)</w:t>
+        <w:t>`93.65` (+2.22%)</w:t>
       </w:r>
       <w:r>
         <w:t xml:space="preserve"> | DXY: </w:t>
@@ -1227,7 +1227,7 @@
         <w:rPr>
           <w:b/>
         </w:rPr>
-        <w:t>`98.77` (-0.06%)</w:t>
+        <w:t>`98.70` (-0.13%)</w:t>
       </w:r>
       <w:r>
         <w:t xml:space="preserve"> | Lúa mì CBOT: </w:t>
@@ -1236,7 +1236,7 @@
         <w:rPr>
           <w:b/>
         </w:rPr>
-        <w:t>`703.25` (+3.42%)</w:t>
+        <w:t>`703.50` (+3.42%)</w:t>
       </w:r>
       <w:r>
         <w:t>.</w:t>
@@ -1306,7 +1306,7 @@
           <w:color w:val="5C768D"/>
           <w:sz w:val="19"/>
         </w:rPr>
-        <w:t>Cập nhật tự động lúc 19:00 ICT ngày 20/08/2026 — Nguồn: NOAA, USDA, BOM Australia</w:t>
+        <w:t>Cập nhật tự động lúc 20:18 ICT ngày 20/08/2026 — Nguồn: NOAA, USDA, BOM Australia</w:t>
       </w:r>
     </w:p>
     <w:p>
@@ -3574,7 +3574,7 @@
               <w:rPr>
                 <w:b/>
               </w:rPr>
-              <w:t>502.50</w:t>
+              <w:t>503.75</w:t>
             </w:r>
           </w:p>
         </w:tc>
@@ -3605,7 +3605,7 @@
               <w:rPr>
                 <w:b/>
               </w:rPr>
-              <w:t>502.49 (-0.01)</w:t>
+              <w:t>503.17 (-0.58)</w:t>
             </w:r>
           </w:p>
         </w:tc>
@@ -3633,7 +3633,7 @@
             </w:pPr>
             <w:r/>
             <w:r>
-              <w:t>Bullish (498.84 &gt; 494.00)</w:t>
+              <w:t>Bullish (499.33 &gt; 494.40)</w:t>
             </w:r>
           </w:p>
         </w:tc>
@@ -3661,7 +3661,7 @@
             </w:pPr>
             <w:r/>
             <w:r>
-              <w:t>0.75 cents</w:t>
+              <w:t>1.75 cents</w:t>
             </w:r>
           </w:p>
         </w:tc>
@@ -3822,7 +3822,7 @@
               <w:rPr>
                 <w:b/>
               </w:rPr>
-              <w:t>703.25</w:t>
+              <w:t>703.50</w:t>
             </w:r>
           </w:p>
         </w:tc>
@@ -3853,7 +3853,7 @@
               <w:rPr>
                 <w:b/>
               </w:rPr>
-              <w:t>704.29 (+1.04)</w:t>
+              <w:t>704.37 (+0.87)</w:t>
             </w:r>
           </w:p>
         </w:tc>
@@ -3881,7 +3881,7 @@
             </w:pPr>
             <w:r/>
             <w:r>
-              <w:t>Bullish (696.70 &gt; 691.62)</w:t>
+              <w:t>Bullish (697.38 &gt; 692.12)</w:t>
             </w:r>
           </w:p>
         </w:tc>
@@ -4347,7 +4347,7 @@
                 <w:b/>
                 <w:color w:val="15803D"/>
               </w:rPr>
-              <w:t>490.50 - 498.84 cents (Canh mua vùng hỗ trợ)</w:t>
+              <w:t>490.50 - 499.33 cents (Canh mua vùng hỗ trợ)</w:t>
             </w:r>
           </w:p>
         </w:tc>
@@ -4378,7 +4378,7 @@
               <w:rPr>
                 <w:b/>
               </w:rPr>
-              <w:t>454.78 cents (Dưới cản S2 + 1.5x ATR)</w:t>
+              <w:t>454.63 cents (Dưới cản S2 + 1.5x ATR)</w:t>
             </w:r>
           </w:p>
         </w:tc>
@@ -4414,7 +4414,7 @@
                 <w:color w:val="D97706"/>
                 <w:sz w:val="19"/>
               </w:rPr>
-              <w:t xml:space="preserve"> 502.93 cents </w:t>
+              <w:t xml:space="preserve"> 503.63 cents </w:t>
             </w:r>
             <w:r>
               <w:t xml:space="preserve"> / TP2: </w:t>
@@ -4425,7 +4425,7 @@
                 <w:color w:val="D97706"/>
                 <w:sz w:val="19"/>
               </w:rPr>
-              <w:t xml:space="preserve"> 503.75 cents </w:t>
+              <w:t xml:space="preserve"> 504.50 cents </w:t>
             </w:r>
           </w:p>
         </w:tc>
@@ -4590,7 +4590,7 @@
               <w:rPr>
                 <w:b/>
               </w:rPr>
-              <w:t>471.59 cents (Chống quét SL tuyệt đối)</w:t>
+              <w:t>471.52 cents (Chống quét SL tuyệt đối)</w:t>
             </w:r>
           </w:p>
         </w:tc>
@@ -4621,7 +4621,7 @@
               <w:rPr>
                 <w:b/>
               </w:rPr>
-              <w:t>518.00 cents (Ăn trọn biên độ ngô ~10.5 giá)</w:t>
+              <w:t>518.50 cents (Ăn trọn biên độ ngô ~10.5 giá)</w:t>
             </w:r>
           </w:p>
         </w:tc>
@@ -4752,7 +4752,7 @@
               <w:rPr>
                 <w:b/>
               </w:rPr>
-              <w:t>518.29 - 519.79 cents</w:t>
+              <w:t>518.76 - 520.26 cents</w:t>
             </w:r>
           </w:p>
         </w:tc>
@@ -4783,7 +4783,7 @@
               <w:rPr>
                 <w:b/>
               </w:rPr>
-              <w:t>519.71 cents</w:t>
+              <w:t>520.24 cents</w:t>
             </w:r>
           </w:p>
         </w:tc>
@@ -4945,7 +4945,7 @@
               <w:rPr>
                 <w:b/>
               </w:rPr>
-              <w:t>450.65 - 457.25 cents</w:t>
+              <w:t>450.25 - 457.25 cents</w:t>
             </w:r>
           </w:p>
         </w:tc>
@@ -5126,7 +5126,7 @@
                 <w:b/>
                 <w:color w:val="B91C1C"/>
               </w:rPr>
-              <w:t>696.70 - 691.62 cents (Canh bán hồi kỹ thuật H1)</w:t>
+              <w:t>697.38 - 692.12 cents (Canh bán hồi kỹ thuật H1)</w:t>
             </w:r>
           </w:p>
         </w:tc>
@@ -5157,7 +5157,7 @@
               <w:rPr>
                 <w:b/>
               </w:rPr>
-              <w:t>733.83 cents (Trên kháng cự R2 + 1.5x ATR)</w:t>
+              <w:t>733.74 cents (Trên kháng cự R2 + 1.5x ATR)</w:t>
             </w:r>
           </w:p>
         </w:tc>
@@ -5366,7 +5366,7 @@
               <w:rPr>
                 <w:b/>
               </w:rPr>
-              <w:t>659.14 cents</w:t>
+              <w:t>659.22 cents</w:t>
             </w:r>
           </w:p>
         </w:tc>
@@ -5559,7 +5559,7 @@
               <w:rPr>
                 <w:b/>
               </w:rPr>
-              <w:t>726.86 cents</w:t>
+              <w:t>726.78 cents</w:t>
             </w:r>
           </w:p>
         </w:tc>
@@ -5721,7 +5721,7 @@
               <w:rPr>
                 <w:b/>
               </w:rPr>
-              <w:t>630.36 - 645.25 cents</w:t>
+              <w:t>630.62 - 645.25 cents</w:t>
             </w:r>
           </w:p>
         </w:tc>
@@ -11599,7 +11599,7 @@
         <w:t>Giá Chốt Phiên (Close):</w:t>
       </w:r>
       <w:r>
-        <w:t xml:space="preserve"> 502.50 cents | </w:t>
+        <w:t xml:space="preserve"> 503.75 cents | </w:t>
       </w:r>
       <w:r>
         <w:rPr>
@@ -11614,10 +11614,10 @@
         <w:rPr>
           <w:b/>
         </w:rPr>
-        <w:t>`502.49 cents`</w:t>
+        <w:t>`503.17 cents`</w:t>
       </w:r>
       <w:r>
-        <w:t xml:space="preserve"> (-0.01).</w:t>
+        <w:t xml:space="preserve"> (-0.58).</w:t>
       </w:r>
     </w:p>
     <w:p>
@@ -11638,7 +11638,7 @@
         <w:rPr>
           <w:b/>
         </w:rPr>
-        <w:t>`96,399`</w:t>
+        <w:t>`108,691`</w:t>
       </w:r>
       <w:r>
         <w:t xml:space="preserve"> (Chênh lệch: </w:t>
@@ -11647,7 +11647,7 @@
         <w:rPr>
           <w:b/>
         </w:rPr>
-        <w:t>`-123,679`</w:t>
+        <w:t>`-111,387`</w:t>
       </w:r>
       <w:r>
         <w:t xml:space="preserve">) | OI: </w:t>
@@ -11689,7 +11689,7 @@
         <w:rPr>
           <w:b/>
         </w:rPr>
-        <w:t>`Bullish Engulfing (Nhấn chìm tăng trưởng)`</w:t>
+        <w:t>`Không phát hiện mô hình nến đặc biệt`</w:t>
       </w:r>
     </w:p>
     <w:p>
@@ -11732,10 +11732,10 @@
         <w:rPr>
           <w:b/>
         </w:rPr>
-        <w:t>TĂNG MẠNH MẼ (Strong Bullish Confirmation):</w:t>
+        <w:t>TÍCH LŨY TÍCH CỰC (Accumulation):</w:t>
       </w:r>
       <w:r>
-        <w:t xml:space="preserve"> Mô hình nến tăng được củng cố bởi dòng tiền gia tăng tích cực, hỗ trợ lực mua lên bền vững.</w:t>
+        <w:t xml:space="preserve"> Nến đi ngang nhưng dòng tiền âm thầm gia tăng (OI tăng), báo hiệu chuẩn bị có nhịp bứt phá tăng.</w:t>
       </w:r>
     </w:p>
     <w:p>
@@ -11981,7 +11981,7 @@
               <w:rPr>
                 <w:b/>
               </w:rPr>
-              <w:t>94.36</w:t>
+              <w:t>93.65</w:t>
             </w:r>
           </w:p>
         </w:tc>
@@ -12012,7 +12012,7 @@
               <w:rPr>
                 <w:b/>
               </w:rPr>
-              <w:t>+2.99%</w:t>
+              <w:t>+2.22%</w:t>
             </w:r>
           </w:p>
         </w:tc>
@@ -12104,7 +12104,7 @@
               <w:rPr>
                 <w:b/>
               </w:rPr>
-              <w:t>98.77</w:t>
+              <w:t>98.70</w:t>
             </w:r>
           </w:p>
         </w:tc>
@@ -12135,7 +12135,7 @@
               <w:rPr>
                 <w:b/>
               </w:rPr>
-              <w:t>-0.06%</w:t>
+              <w:t>-0.13%</w:t>
             </w:r>
           </w:p>
         </w:tc>
@@ -12739,7 +12739,7 @@
         <w:t xml:space="preserve"> EMA_21 </w:t>
       </w:r>
       <w:r>
-        <w:t xml:space="preserve"> (498.84) &gt; </w:t>
+        <w:t xml:space="preserve"> (499.33) &gt; </w:t>
       </w:r>
       <w:r>
         <w:rPr>
@@ -12750,7 +12750,7 @@
         <w:t xml:space="preserve"> EMA_50 </w:t>
       </w:r>
       <w:r>
-        <w:t xml:space="preserve"> (494.00).</w:t>
+        <w:t xml:space="preserve"> (494.40).</w:t>
       </w:r>
     </w:p>
     <w:p>
@@ -12771,7 +12771,7 @@
         <w:rPr>
           <w:b/>
         </w:rPr>
-        <w:t>`77.28`</w:t>
+        <w:t>`80.02`</w:t>
       </w:r>
       <w:r>
         <w:t xml:space="preserve"> | ATR (14) = </w:t>
@@ -12780,7 +12780,7 @@
         <w:rPr>
           <w:b/>
         </w:rPr>
-        <w:t>`1.65`</w:t>
+        <w:t>`1.75`</w:t>
       </w:r>
       <w:r>
         <w:t xml:space="preserve"> cents | Volatility = </w:t>
@@ -12789,7 +12789,7 @@
         <w:rPr>
           <w:b/>
         </w:rPr>
-        <w:t>`0.75 cents`</w:t>
+        <w:t>`1.75 cents`</w:t>
       </w:r>
       <w:r>
         <w:t>.</w:t>
@@ -12831,7 +12831,7 @@
         <w:rPr>
           <w:b/>
         </w:rPr>
-        <w:t>`502.93`</w:t>
+        <w:t>`503.63`</w:t>
       </w:r>
       <w:r>
         <w:t xml:space="preserve"> | R2: </w:t>
@@ -12840,7 +12840,7 @@
         <w:rPr>
           <w:b/>
         </w:rPr>
-        <w:t>`503.75`</w:t>
+        <w:t>`504.50`</w:t>
       </w:r>
     </w:p>
     <w:p>
@@ -13574,7 +13574,7 @@
           <w:b/>
           <w:color w:val="15803D"/>
         </w:rPr>
-        <w:t>`490.50 - 498.84 cents (Canh mua vùng hỗ trợ)`</w:t>
+        <w:t>`490.50 - 499.33 cents (Canh mua vùng hỗ trợ)`</w:t>
       </w:r>
       <w:r>
         <w:t xml:space="preserve"> | SL: </w:t>
@@ -13583,7 +13583,7 @@
         <w:rPr>
           <w:b/>
         </w:rPr>
-        <w:t>`454.78 cents (Dưới cản S2 + 1.5x ATR)`</w:t>
+        <w:t>`454.63 cents (Dưới cản S2 + 1.5x ATR)`</w:t>
       </w:r>
       <w:r>
         <w:t xml:space="preserve"> | TP: </w:t>
@@ -13594,7 +13594,7 @@
           <w:color w:val="D97706"/>
           <w:sz w:val="19"/>
         </w:rPr>
-        <w:t xml:space="preserve"> 502.93 cents </w:t>
+        <w:t xml:space="preserve"> 503.63 cents </w:t>
       </w:r>
       <w:r>
         <w:t xml:space="preserve"> / </w:t>
@@ -13605,7 +13605,7 @@
           <w:color w:val="D97706"/>
           <w:sz w:val="19"/>
         </w:rPr>
-        <w:t xml:space="preserve"> 503.75 cents </w:t>
+        <w:t xml:space="preserve"> 504.50 cents </w:t>
       </w:r>
       <w:r>
         <w:t>.</w:t>
@@ -13654,7 +13654,7 @@
         <w:rPr>
           <w:b/>
         </w:rPr>
-        <w:t>`471.59 cents (Chống quét SL tuyệt đối)`</w:t>
+        <w:t>`471.52 cents (Chống quét SL tuyệt đối)`</w:t>
       </w:r>
       <w:r>
         <w:t xml:space="preserve"> | TP: </w:t>
@@ -13663,7 +13663,7 @@
         <w:rPr>
           <w:b/>
         </w:rPr>
-        <w:t>`518.00 cents (Ăn trọn biên độ ngô ~10.5 giá)`</w:t>
+        <w:t>`518.50 cents (Ăn trọn biên độ ngô ~10.5 giá)`</w:t>
       </w:r>
       <w:r>
         <w:t>.</w:t>
@@ -13691,7 +13691,7 @@
         <w:rPr>
           <w:b/>
         </w:rPr>
-        <w:t>`518.29 - 519.79 cents`</w:t>
+        <w:t>`518.76 - 520.26 cents`</w:t>
       </w:r>
       <w:r>
         <w:t xml:space="preserve"> | SL: </w:t>
@@ -13700,7 +13700,7 @@
         <w:rPr>
           <w:b/>
         </w:rPr>
-        <w:t>`519.71 cents`</w:t>
+        <w:t>`520.24 cents`</w:t>
       </w:r>
       <w:r>
         <w:t xml:space="preserve"> | TP: </w:t>
@@ -13749,7 +13749,7 @@
         <w:rPr>
           <w:b/>
         </w:rPr>
-        <w:t>`450.65 - 457.25 cents`</w:t>
+        <w:t>`450.25 - 457.25 cents`</w:t>
       </w:r>
     </w:p>
     <w:p>
@@ -14156,7 +14156,7 @@
             </w:pPr>
             <w:r/>
             <w:r>
-              <w:t>502.50</w:t>
+              <w:t>503.75</w:t>
             </w:r>
           </w:p>
         </w:tc>
@@ -14184,7 +14184,7 @@
             </w:pPr>
             <w:r/>
             <w:r>
-              <w:t>506.25</w:t>
+              <w:t>507.50</w:t>
             </w:r>
           </w:p>
         </w:tc>
@@ -14212,7 +14212,7 @@
             </w:pPr>
             <w:r/>
             <w:r>
-              <w:t>499.25</w:t>
+              <w:t>500.50</w:t>
             </w:r>
           </w:p>
         </w:tc>
@@ -14243,7 +14243,7 @@
               <w:rPr>
                 <w:b/>
               </w:rPr>
-              <w:t>502.75</w:t>
+              <w:t>504.00</w:t>
             </w:r>
           </w:p>
         </w:tc>
@@ -14391,7 +14391,7 @@
             </w:pPr>
             <w:r/>
             <w:r>
-              <w:t>502.75</w:t>
+              <w:t>504.00</w:t>
             </w:r>
           </w:p>
         </w:tc>
@@ -14419,7 +14419,7 @@
             </w:pPr>
             <w:r/>
             <w:r>
-              <w:t>505.50</w:t>
+              <w:t>506.75</w:t>
             </w:r>
           </w:p>
         </w:tc>
@@ -14447,7 +14447,7 @@
             </w:pPr>
             <w:r/>
             <w:r>
-              <w:t>499.00</w:t>
+              <w:t>500.25</w:t>
             </w:r>
           </w:p>
         </w:tc>
@@ -14478,7 +14478,7 @@
               <w:rPr>
                 <w:b/>
               </w:rPr>
-              <w:t>502.25</w:t>
+              <w:t>503.50</w:t>
             </w:r>
           </w:p>
         </w:tc>
@@ -14626,7 +14626,7 @@
             </w:pPr>
             <w:r/>
             <w:r>
-              <w:t>502.25</w:t>
+              <w:t>503.50</w:t>
             </w:r>
           </w:p>
         </w:tc>
@@ -14654,7 +14654,7 @@
             </w:pPr>
             <w:r/>
             <w:r>
-              <w:t>505.25</w:t>
+              <w:t>506.50</w:t>
             </w:r>
           </w:p>
         </w:tc>
@@ -14682,7 +14682,7 @@
             </w:pPr>
             <w:r/>
             <w:r>
-              <w:t>498.25</w:t>
+              <w:t>499.50</w:t>
             </w:r>
           </w:p>
         </w:tc>
@@ -14713,7 +14713,7 @@
               <w:rPr>
                 <w:b/>
               </w:rPr>
-              <w:t>503.00</w:t>
+              <w:t>504.25</w:t>
             </w:r>
           </w:p>
         </w:tc>
@@ -14861,7 +14861,7 @@
             </w:pPr>
             <w:r/>
             <w:r>
-              <w:t>503.00</w:t>
+              <w:t>504.25</w:t>
             </w:r>
           </w:p>
         </w:tc>
@@ -14889,7 +14889,7 @@
             </w:pPr>
             <w:r/>
             <w:r>
-              <w:t>507.50</w:t>
+              <w:t>508.75</w:t>
             </w:r>
           </w:p>
         </w:tc>
@@ -14917,7 +14917,7 @@
             </w:pPr>
             <w:r/>
             <w:r>
-              <w:t>498.00</w:t>
+              <w:t>499.25</w:t>
             </w:r>
           </w:p>
         </w:tc>
@@ -14948,7 +14948,7 @@
               <w:rPr>
                 <w:b/>
               </w:rPr>
-              <w:t>503.75</w:t>
+              <w:t>505.00</w:t>
             </w:r>
           </w:p>
         </w:tc>
@@ -15096,7 +15096,7 @@
             </w:pPr>
             <w:r/>
             <w:r>
-              <w:t>503.75</w:t>
+              <w:t>505.00</w:t>
             </w:r>
           </w:p>
         </w:tc>
@@ -15124,7 +15124,7 @@
             </w:pPr>
             <w:r/>
             <w:r>
-              <w:t>509.25</w:t>
+              <w:t>510.50</w:t>
             </w:r>
           </w:p>
         </w:tc>
@@ -15152,7 +15152,7 @@
             </w:pPr>
             <w:r/>
             <w:r>
-              <w:t>497.50</w:t>
+              <w:t>498.75</w:t>
             </w:r>
           </w:p>
         </w:tc>
@@ -15183,7 +15183,7 @@
               <w:rPr>
                 <w:b/>
               </w:rPr>
-              <w:t>506.00</w:t>
+              <w:t>507.25</w:t>
             </w:r>
           </w:p>
         </w:tc>
@@ -15331,7 +15331,7 @@
             </w:pPr>
             <w:r/>
             <w:r>
-              <w:t>506.00</w:t>
+              <w:t>507.25</w:t>
             </w:r>
           </w:p>
         </w:tc>
@@ -15359,7 +15359,7 @@
             </w:pPr>
             <w:r/>
             <w:r>
-              <w:t>509.00</w:t>
+              <w:t>510.25</w:t>
             </w:r>
           </w:p>
         </w:tc>
@@ -15387,7 +15387,7 @@
             </w:pPr>
             <w:r/>
             <w:r>
-              <w:t>501.75</w:t>
+              <w:t>503.00</w:t>
             </w:r>
           </w:p>
         </w:tc>
@@ -15418,7 +15418,7 @@
               <w:rPr>
                 <w:b/>
               </w:rPr>
-              <w:t>506.25</w:t>
+              <w:t>507.50</w:t>
             </w:r>
           </w:p>
         </w:tc>
@@ -15566,7 +15566,7 @@
             </w:pPr>
             <w:r/>
             <w:r>
-              <w:t>506.25</w:t>
+              <w:t>507.50</w:t>
             </w:r>
           </w:p>
         </w:tc>
@@ -15594,7 +15594,7 @@
             </w:pPr>
             <w:r/>
             <w:r>
-              <w:t>509.50</w:t>
+              <w:t>510.75</w:t>
             </w:r>
           </w:p>
         </w:tc>
@@ -15622,7 +15622,7 @@
             </w:pPr>
             <w:r/>
             <w:r>
-              <w:t>499.75</w:t>
+              <w:t>501.00</w:t>
             </w:r>
           </w:p>
         </w:tc>
@@ -15653,7 +15653,7 @@
               <w:rPr>
                 <w:b/>
               </w:rPr>
-              <w:t>507.00</w:t>
+              <w:t>508.25</w:t>
             </w:r>
           </w:p>
         </w:tc>
@@ -15801,7 +15801,7 @@
             </w:pPr>
             <w:r/>
             <w:r>
-              <w:t>507.00</w:t>
+              <w:t>508.25</w:t>
             </w:r>
           </w:p>
         </w:tc>
@@ -15829,7 +15829,7 @@
             </w:pPr>
             <w:r/>
             <w:r>
-              <w:t>510.00</w:t>
+              <w:t>511.25</w:t>
             </w:r>
           </w:p>
         </w:tc>
@@ -15857,7 +15857,7 @@
             </w:pPr>
             <w:r/>
             <w:r>
-              <w:t>502.50</w:t>
+              <w:t>503.75</w:t>
             </w:r>
           </w:p>
         </w:tc>
@@ -15888,7 +15888,7 @@
               <w:rPr>
                 <w:b/>
               </w:rPr>
-              <w:t>506.50</w:t>
+              <w:t>507.75</w:t>
             </w:r>
           </w:p>
         </w:tc>
@@ -16036,7 +16036,7 @@
             </w:pPr>
             <w:r/>
             <w:r>
-              <w:t>506.50</w:t>
+              <w:t>507.75</w:t>
             </w:r>
           </w:p>
         </w:tc>
@@ -16064,7 +16064,7 @@
             </w:pPr>
             <w:r/>
             <w:r>
-              <w:t>510.50</w:t>
+              <w:t>511.75</w:t>
             </w:r>
           </w:p>
         </w:tc>
@@ -16092,7 +16092,7 @@
             </w:pPr>
             <w:r/>
             <w:r>
-              <w:t>500.75</w:t>
+              <w:t>502.00</w:t>
             </w:r>
           </w:p>
         </w:tc>
@@ -16123,7 +16123,7 @@
               <w:rPr>
                 <w:b/>
               </w:rPr>
-              <w:t>507.00</w:t>
+              <w:t>508.25</w:t>
             </w:r>
           </w:p>
         </w:tc>
@@ -16271,7 +16271,7 @@
             </w:pPr>
             <w:r/>
             <w:r>
-              <w:t>507.00</w:t>
+              <w:t>508.25</w:t>
             </w:r>
           </w:p>
         </w:tc>
@@ -16299,7 +16299,7 @@
             </w:pPr>
             <w:r/>
             <w:r>
-              <w:t>509.50</w:t>
+              <w:t>510.75</w:t>
             </w:r>
           </w:p>
         </w:tc>
@@ -16327,7 +16327,7 @@
             </w:pPr>
             <w:r/>
             <w:r>
-              <w:t>503.75</w:t>
+              <w:t>505.00</w:t>
             </w:r>
           </w:p>
         </w:tc>
@@ -16358,7 +16358,7 @@
               <w:rPr>
                 <w:b/>
               </w:rPr>
-              <w:t>507.50</w:t>
+              <w:t>508.75</w:t>
             </w:r>
           </w:p>
         </w:tc>
@@ -16506,7 +16506,7 @@
             </w:pPr>
             <w:r/>
             <w:r>
-              <w:t>507.50</w:t>
+              <w:t>508.75</w:t>
             </w:r>
           </w:p>
         </w:tc>
@@ -16534,7 +16534,7 @@
             </w:pPr>
             <w:r/>
             <w:r>
-              <w:t>511.00</w:t>
+              <w:t>512.25</w:t>
             </w:r>
           </w:p>
         </w:tc>
@@ -16562,7 +16562,7 @@
             </w:pPr>
             <w:r/>
             <w:r>
-              <w:t>501.50</w:t>
+              <w:t>502.75</w:t>
             </w:r>
           </w:p>
         </w:tc>
@@ -16593,7 +16593,7 @@
               <w:rPr>
                 <w:b/>
               </w:rPr>
-              <w:t>508.50</w:t>
+              <w:t>509.75</w:t>
             </w:r>
           </w:p>
         </w:tc>
@@ -16741,7 +16741,7 @@
             </w:pPr>
             <w:r/>
             <w:r>
-              <w:t>508.50</w:t>
+              <w:t>509.75</w:t>
             </w:r>
           </w:p>
         </w:tc>
@@ -16769,7 +16769,7 @@
             </w:pPr>
             <w:r/>
             <w:r>
-              <w:t>511.25</w:t>
+              <w:t>512.50</w:t>
             </w:r>
           </w:p>
         </w:tc>
@@ -16797,7 +16797,7 @@
             </w:pPr>
             <w:r/>
             <w:r>
-              <w:t>506.00</w:t>
+              <w:t>507.25</w:t>
             </w:r>
           </w:p>
         </w:tc>
@@ -16828,7 +16828,7 @@
               <w:rPr>
                 <w:b/>
               </w:rPr>
-              <w:t>508.50</w:t>
+              <w:t>509.75</w:t>
             </w:r>
           </w:p>
         </w:tc>
@@ -16976,7 +16976,7 @@
             </w:pPr>
             <w:r/>
             <w:r>
-              <w:t>508.50</w:t>
+              <w:t>509.75</w:t>
             </w:r>
           </w:p>
         </w:tc>
@@ -17004,7 +17004,7 @@
             </w:pPr>
             <w:r/>
             <w:r>
-              <w:t>511.25</w:t>
+              <w:t>512.50</w:t>
             </w:r>
           </w:p>
         </w:tc>
@@ -17032,7 +17032,7 @@
             </w:pPr>
             <w:r/>
             <w:r>
-              <w:t>506.00</w:t>
+              <w:t>507.25</w:t>
             </w:r>
           </w:p>
         </w:tc>
@@ -17063,7 +17063,7 @@
               <w:rPr>
                 <w:b/>
               </w:rPr>
-              <w:t>508.00</w:t>
+              <w:t>509.25</w:t>
             </w:r>
           </w:p>
         </w:tc>
@@ -17211,7 +17211,7 @@
             </w:pPr>
             <w:r/>
             <w:r>
-              <w:t>508.00</w:t>
+              <w:t>509.25</w:t>
             </w:r>
           </w:p>
         </w:tc>
@@ -17239,7 +17239,7 @@
             </w:pPr>
             <w:r/>
             <w:r>
-              <w:t>511.00</w:t>
+              <w:t>512.25</w:t>
             </w:r>
           </w:p>
         </w:tc>
@@ -17267,7 +17267,7 @@
             </w:pPr>
             <w:r/>
             <w:r>
-              <w:t>504.75</w:t>
+              <w:t>506.00</w:t>
             </w:r>
           </w:p>
         </w:tc>
@@ -17298,7 +17298,7 @@
               <w:rPr>
                 <w:b/>
               </w:rPr>
-              <w:t>507.75</w:t>
+              <w:t>509.00</w:t>
             </w:r>
           </w:p>
         </w:tc>
@@ -17446,7 +17446,7 @@
             </w:pPr>
             <w:r/>
             <w:r>
-              <w:t>507.75</w:t>
+              <w:t>509.00</w:t>
             </w:r>
           </w:p>
         </w:tc>
@@ -17474,7 +17474,7 @@
             </w:pPr>
             <w:r/>
             <w:r>
-              <w:t>511.75</w:t>
+              <w:t>513.00</w:t>
             </w:r>
           </w:p>
         </w:tc>
@@ -17502,7 +17502,7 @@
             </w:pPr>
             <w:r/>
             <w:r>
-              <w:t>502.50</w:t>
+              <w:t>503.75</w:t>
             </w:r>
           </w:p>
         </w:tc>
@@ -17533,7 +17533,7 @@
               <w:rPr>
                 <w:b/>
               </w:rPr>
-              <w:t>508.25</w:t>
+              <w:t>509.50</w:t>
             </w:r>
           </w:p>
         </w:tc>
@@ -17681,7 +17681,7 @@
             </w:pPr>
             <w:r/>
             <w:r>
-              <w:t>508.25</w:t>
+              <w:t>509.50</w:t>
             </w:r>
           </w:p>
         </w:tc>
@@ -17709,7 +17709,7 @@
             </w:pPr>
             <w:r/>
             <w:r>
-              <w:t>513.00</w:t>
+              <w:t>514.25</w:t>
             </w:r>
           </w:p>
         </w:tc>
@@ -17737,7 +17737,7 @@
             </w:pPr>
             <w:r/>
             <w:r>
-              <w:t>501.25</w:t>
+              <w:t>502.50</w:t>
             </w:r>
           </w:p>
         </w:tc>
@@ -17768,7 +17768,7 @@
               <w:rPr>
                 <w:b/>
               </w:rPr>
-              <w:t>510.25</w:t>
+              <w:t>511.50</w:t>
             </w:r>
           </w:p>
         </w:tc>
@@ -17916,7 +17916,7 @@
             </w:pPr>
             <w:r/>
             <w:r>
-              <w:t>510.25</w:t>
+              <w:t>511.50</w:t>
             </w:r>
           </w:p>
         </w:tc>
@@ -17944,7 +17944,7 @@
             </w:pPr>
             <w:r/>
             <w:r>
-              <w:t>518.25</w:t>
+              <w:t>519.50</w:t>
             </w:r>
           </w:p>
         </w:tc>
@@ -17972,7 +17972,7 @@
             </w:pPr>
             <w:r/>
             <w:r>
-              <w:t>503.25</w:t>
+              <w:t>504.50</w:t>
             </w:r>
           </w:p>
         </w:tc>
@@ -18003,7 +18003,7 @@
               <w:rPr>
                 <w:b/>
               </w:rPr>
-              <w:t>511.75</w:t>
+              <w:t>513.00</w:t>
             </w:r>
           </w:p>
         </w:tc>
@@ -18151,7 +18151,7 @@
             </w:pPr>
             <w:r/>
             <w:r>
-              <w:t>511.75</w:t>
+              <w:t>513.00</w:t>
             </w:r>
           </w:p>
         </w:tc>
@@ -18179,7 +18179,7 @@
             </w:pPr>
             <w:r/>
             <w:r>
-              <w:t>516.25</w:t>
+              <w:t>517.50</w:t>
             </w:r>
           </w:p>
         </w:tc>
@@ -18207,7 +18207,7 @@
             </w:pPr>
             <w:r/>
             <w:r>
-              <w:t>507.50</w:t>
+              <w:t>508.75</w:t>
             </w:r>
           </w:p>
         </w:tc>
@@ -18238,7 +18238,7 @@
               <w:rPr>
                 <w:b/>
               </w:rPr>
-              <w:t>511.25</w:t>
+              <w:t>512.50</w:t>
             </w:r>
           </w:p>
         </w:tc>
@@ -18386,7 +18386,7 @@
             </w:pPr>
             <w:r/>
             <w:r>
-              <w:t>511.25</w:t>
+              <w:t>512.50</w:t>
             </w:r>
           </w:p>
         </w:tc>
@@ -18414,7 +18414,7 @@
             </w:pPr>
             <w:r/>
             <w:r>
-              <w:t>513.50</w:t>
+              <w:t>514.75</w:t>
             </w:r>
           </w:p>
         </w:tc>
@@ -18442,7 +18442,7 @@
             </w:pPr>
             <w:r/>
             <w:r>
-              <w:t>508.50</w:t>
+              <w:t>509.75</w:t>
             </w:r>
           </w:p>
         </w:tc>
@@ -18473,7 +18473,7 @@
               <w:rPr>
                 <w:b/>
               </w:rPr>
-              <w:t>511.00</w:t>
+              <w:t>512.25</w:t>
             </w:r>
           </w:p>
         </w:tc>
@@ -18621,7 +18621,7 @@
             </w:pPr>
             <w:r/>
             <w:r>
-              <w:t>511.00</w:t>
+              <w:t>512.25</w:t>
             </w:r>
           </w:p>
         </w:tc>
@@ -18649,7 +18649,7 @@
             </w:pPr>
             <w:r/>
             <w:r>
-              <w:t>513.00</w:t>
+              <w:t>514.25</w:t>
             </w:r>
           </w:p>
         </w:tc>
@@ -18677,7 +18677,7 @@
             </w:pPr>
             <w:r/>
             <w:r>
-              <w:t>506.50</w:t>
+              <w:t>507.75</w:t>
             </w:r>
           </w:p>
         </w:tc>
@@ -18708,7 +18708,7 @@
               <w:rPr>
                 <w:b/>
               </w:rPr>
-              <w:t>511.25</w:t>
+              <w:t>512.50</w:t>
             </w:r>
           </w:p>
         </w:tc>
@@ -18856,7 +18856,7 @@
             </w:pPr>
             <w:r/>
             <w:r>
-              <w:t>511.25</w:t>
+              <w:t>512.50</w:t>
             </w:r>
           </w:p>
         </w:tc>
@@ -18884,7 +18884,7 @@
             </w:pPr>
             <w:r/>
             <w:r>
-              <w:t>515.00</w:t>
+              <w:t>516.25</w:t>
             </w:r>
           </w:p>
         </w:tc>
@@ -18912,7 +18912,7 @@
             </w:pPr>
             <w:r/>
             <w:r>
-              <w:t>508.50</w:t>
+              <w:t>509.75</w:t>
             </w:r>
           </w:p>
         </w:tc>
@@ -18943,7 +18943,7 @@
               <w:rPr>
                 <w:b/>
               </w:rPr>
-              <w:t>511.75</w:t>
+              <w:t>513.00</w:t>
             </w:r>
           </w:p>
         </w:tc>
@@ -19091,7 +19091,7 @@
             </w:pPr>
             <w:r/>
             <w:r>
-              <w:t>511.75</w:t>
+              <w:t>513.00</w:t>
             </w:r>
           </w:p>
         </w:tc>
@@ -19119,7 +19119,7 @@
             </w:pPr>
             <w:r/>
             <w:r>
-              <w:t>514.75</w:t>
+              <w:t>516.00</w:t>
             </w:r>
           </w:p>
         </w:tc>
@@ -19147,7 +19147,7 @@
             </w:pPr>
             <w:r/>
             <w:r>
-              <w:t>507.25</w:t>
+              <w:t>508.50</w:t>
             </w:r>
           </w:p>
         </w:tc>
@@ -19178,7 +19178,7 @@
               <w:rPr>
                 <w:b/>
               </w:rPr>
-              <w:t>512.00</w:t>
+              <w:t>513.25</w:t>
             </w:r>
           </w:p>
         </w:tc>
@@ -19326,7 +19326,7 @@
             </w:pPr>
             <w:r/>
             <w:r>
-              <w:t>512.00</w:t>
+              <w:t>513.25</w:t>
             </w:r>
           </w:p>
         </w:tc>
@@ -19354,7 +19354,7 @@
             </w:pPr>
             <w:r/>
             <w:r>
-              <w:t>516.25</w:t>
+              <w:t>517.50</w:t>
             </w:r>
           </w:p>
         </w:tc>
@@ -19382,7 +19382,7 @@
             </w:pPr>
             <w:r/>
             <w:r>
-              <w:t>508.75</w:t>
+              <w:t>510.00</w:t>
             </w:r>
           </w:p>
         </w:tc>
@@ -19413,7 +19413,7 @@
               <w:rPr>
                 <w:b/>
               </w:rPr>
-              <w:t>512.75</w:t>
+              <w:t>514.00</w:t>
             </w:r>
           </w:p>
         </w:tc>
@@ -19561,7 +19561,7 @@
             </w:pPr>
             <w:r/>
             <w:r>
-              <w:t>512.75</w:t>
+              <w:t>514.00</w:t>
             </w:r>
           </w:p>
         </w:tc>
@@ -19589,7 +19589,7 @@
             </w:pPr>
             <w:r/>
             <w:r>
-              <w:t>516.25</w:t>
+              <w:t>517.50</w:t>
             </w:r>
           </w:p>
         </w:tc>
@@ -19617,7 +19617,7 @@
             </w:pPr>
             <w:r/>
             <w:r>
-              <w:t>510.50</w:t>
+              <w:t>511.75</w:t>
             </w:r>
           </w:p>
         </w:tc>
@@ -19648,7 +19648,7 @@
               <w:rPr>
                 <w:b/>
               </w:rPr>
-              <w:t>512.75</w:t>
+              <w:t>514.00</w:t>
             </w:r>
           </w:p>
         </w:tc>
@@ -19796,7 +19796,7 @@
             </w:pPr>
             <w:r/>
             <w:r>
-              <w:t>512.75</w:t>
+              <w:t>514.00</w:t>
             </w:r>
           </w:p>
         </w:tc>
@@ -19824,7 +19824,7 @@
             </w:pPr>
             <w:r/>
             <w:r>
-              <w:t>516.50</w:t>
+              <w:t>517.75</w:t>
             </w:r>
           </w:p>
         </w:tc>
@@ -19852,7 +19852,7 @@
             </w:pPr>
             <w:r/>
             <w:r>
-              <w:t>509.25</w:t>
+              <w:t>510.50</w:t>
             </w:r>
           </w:p>
         </w:tc>
@@ -19883,7 +19883,7 @@
               <w:rPr>
                 <w:b/>
               </w:rPr>
-              <w:t>512.50</w:t>
+              <w:t>513.75</w:t>
             </w:r>
           </w:p>
         </w:tc>
@@ -20031,7 +20031,7 @@
             </w:pPr>
             <w:r/>
             <w:r>
-              <w:t>512.50</w:t>
+              <w:t>513.75</w:t>
             </w:r>
           </w:p>
         </w:tc>
@@ -20059,7 +20059,7 @@
             </w:pPr>
             <w:r/>
             <w:r>
-              <w:t>516.00</w:t>
+              <w:t>517.25</w:t>
             </w:r>
           </w:p>
         </w:tc>
@@ -20087,7 +20087,7 @@
             </w:pPr>
             <w:r/>
             <w:r>
-              <w:t>509.25</w:t>
+              <w:t>510.50</w:t>
             </w:r>
           </w:p>
         </w:tc>
@@ -20118,7 +20118,7 @@
               <w:rPr>
                 <w:b/>
               </w:rPr>
-              <w:t>512.25</w:t>
+              <w:t>513.50</w:t>
             </w:r>
           </w:p>
         </w:tc>
@@ -20266,7 +20266,7 @@
             </w:pPr>
             <w:r/>
             <w:r>
-              <w:t>512.25</w:t>
+              <w:t>513.50</w:t>
             </w:r>
           </w:p>
         </w:tc>
@@ -20294,7 +20294,7 @@
             </w:pPr>
             <w:r/>
             <w:r>
-              <w:t>515.25</w:t>
+              <w:t>516.50</w:t>
             </w:r>
           </w:p>
         </w:tc>
@@ -20322,7 +20322,7 @@
             </w:pPr>
             <w:r/>
             <w:r>
-              <w:t>509.50</w:t>
+              <w:t>510.75</w:t>
             </w:r>
           </w:p>
         </w:tc>
@@ -20353,7 +20353,7 @@
               <w:rPr>
                 <w:b/>
               </w:rPr>
-              <w:t>512.50</w:t>
+              <w:t>513.75</w:t>
             </w:r>
           </w:p>
         </w:tc>
@@ -20501,7 +20501,7 @@
             </w:pPr>
             <w:r/>
             <w:r>
-              <w:t>512.50</w:t>
+              <w:t>513.75</w:t>
             </w:r>
           </w:p>
         </w:tc>
@@ -20529,7 +20529,7 @@
             </w:pPr>
             <w:r/>
             <w:r>
-              <w:t>515.50</w:t>
+              <w:t>516.75</w:t>
             </w:r>
           </w:p>
         </w:tc>
@@ -20557,7 +20557,7 @@
             </w:pPr>
             <w:r/>
             <w:r>
-              <w:t>509.75</w:t>
+              <w:t>511.00</w:t>
             </w:r>
           </w:p>
         </w:tc>
@@ -20588,7 +20588,7 @@
               <w:rPr>
                 <w:b/>
               </w:rPr>
-              <w:t>512.50</w:t>
+              <w:t>513.75</w:t>
             </w:r>
           </w:p>
         </w:tc>
@@ -20736,7 +20736,7 @@
             </w:pPr>
             <w:r/>
             <w:r>
-              <w:t>512.50</w:t>
+              <w:t>513.75</w:t>
             </w:r>
           </w:p>
         </w:tc>
@@ -20764,7 +20764,7 @@
             </w:pPr>
             <w:r/>
             <w:r>
-              <w:t>516.50</w:t>
+              <w:t>517.75</w:t>
             </w:r>
           </w:p>
         </w:tc>
@@ -20792,7 +20792,7 @@
             </w:pPr>
             <w:r/>
             <w:r>
-              <w:t>509.00</w:t>
+              <w:t>510.25</w:t>
             </w:r>
           </w:p>
         </w:tc>
@@ -20823,7 +20823,7 @@
               <w:rPr>
                 <w:b/>
               </w:rPr>
-              <w:t>513.00</w:t>
+              <w:t>514.25</w:t>
             </w:r>
           </w:p>
         </w:tc>
@@ -20971,7 +20971,7 @@
             </w:pPr>
             <w:r/>
             <w:r>
-              <w:t>513.00</w:t>
+              <w:t>514.25</w:t>
             </w:r>
           </w:p>
         </w:tc>
@@ -20999,7 +20999,7 @@
             </w:pPr>
             <w:r/>
             <w:r>
-              <w:t>517.00</w:t>
+              <w:t>518.25</w:t>
             </w:r>
           </w:p>
         </w:tc>
@@ -21027,7 +21027,7 @@
             </w:pPr>
             <w:r/>
             <w:r>
-              <w:t>511.25</w:t>
+              <w:t>512.50</w:t>
             </w:r>
           </w:p>
         </w:tc>
@@ -21058,7 +21058,7 @@
               <w:rPr>
                 <w:b/>
               </w:rPr>
-              <w:t>512.75</w:t>
+              <w:t>514.00</w:t>
             </w:r>
           </w:p>
         </w:tc>
@@ -21781,7 +21781,7 @@
         <w:t>Giá Chốt Phiên (Close):</w:t>
       </w:r>
       <w:r>
-        <w:t xml:space="preserve"> 703.25 cents | </w:t>
+        <w:t xml:space="preserve"> 703.50 cents | </w:t>
       </w:r>
       <w:r>
         <w:rPr>
@@ -21796,10 +21796,10 @@
         <w:rPr>
           <w:b/>
         </w:rPr>
-        <w:t>`704.29 cents`</w:t>
+        <w:t>`704.37 cents`</w:t>
       </w:r>
       <w:r>
-        <w:t xml:space="preserve"> (+1.04).</w:t>
+        <w:t xml:space="preserve"> (+0.87).</w:t>
       </w:r>
     </w:p>
     <w:p>
@@ -21820,7 +21820,7 @@
         <w:rPr>
           <w:b/>
         </w:rPr>
-        <w:t>`15,477`</w:t>
+        <w:t>`18,077`</w:t>
       </w:r>
       <w:r>
         <w:t xml:space="preserve"> (Chênh lệch: </w:t>
@@ -21829,7 +21829,7 @@
         <w:rPr>
           <w:b/>
         </w:rPr>
-        <w:t>`-79,161`</w:t>
+        <w:t>`-76,561`</w:t>
       </w:r>
       <w:r>
         <w:t xml:space="preserve">) | OI: </w:t>
@@ -21871,7 +21871,7 @@
         <w:rPr>
           <w:b/>
         </w:rPr>
-        <w:t>`Không phát hiện mô hình nến đặc biệt`</w:t>
+        <w:t>`Bearish Engulfing (Nhấn chìm giảm thiểu)`</w:t>
       </w:r>
     </w:p>
     <w:p>
@@ -21914,10 +21914,10 @@
         <w:rPr>
           <w:b/>
         </w:rPr>
-        <w:t>TÍCH LŨY TÍCH CỰC (Accumulation):</w:t>
+        <w:t>TĂNG MẠNH MẼ (Strong Bullish Confirmation):</w:t>
       </w:r>
       <w:r>
-        <w:t xml:space="preserve"> Nến đi ngang nhưng dòng tiền âm thầm gia tăng (OI tăng), báo hiệu chuẩn bị có nhịp bứt phá tăng.</w:t>
+        <w:t xml:space="preserve"> Mô hình nến tăng được củng cố bởi dòng tiền gia tăng tích cực, hỗ trợ lực mua lên bền vững.</w:t>
       </w:r>
     </w:p>
     <w:p>
@@ -22163,7 +22163,7 @@
               <w:rPr>
                 <w:b/>
               </w:rPr>
-              <w:t>94.36</w:t>
+              <w:t>93.65</w:t>
             </w:r>
           </w:p>
         </w:tc>
@@ -22194,7 +22194,7 @@
               <w:rPr>
                 <w:b/>
               </w:rPr>
-              <w:t>+2.99%</w:t>
+              <w:t>+2.22%</w:t>
             </w:r>
           </w:p>
         </w:tc>
@@ -22286,7 +22286,7 @@
               <w:rPr>
                 <w:b/>
               </w:rPr>
-              <w:t>98.77</w:t>
+              <w:t>98.70</w:t>
             </w:r>
           </w:p>
         </w:tc>
@@ -22317,7 +22317,7 @@
               <w:rPr>
                 <w:b/>
               </w:rPr>
-              <w:t>-0.06%</w:t>
+              <w:t>-0.13%</w:t>
             </w:r>
           </w:p>
         </w:tc>
@@ -22921,7 +22921,7 @@
         <w:t xml:space="preserve"> EMA_21 </w:t>
       </w:r>
       <w:r>
-        <w:t xml:space="preserve"> (696.70) &gt; </w:t>
+        <w:t xml:space="preserve"> (697.38) &gt; </w:t>
       </w:r>
       <w:r>
         <w:rPr>
@@ -22932,7 +22932,7 @@
         <w:t xml:space="preserve"> EMA_50 </w:t>
       </w:r>
       <w:r>
-        <w:t xml:space="preserve"> (691.62).</w:t>
+        <w:t xml:space="preserve"> (692.12).</w:t>
       </w:r>
     </w:p>
     <w:p>
@@ -22953,7 +22953,7 @@
         <w:rPr>
           <w:b/>
         </w:rPr>
-        <w:t>`69.04`</w:t>
+        <w:t>`69.69`</w:t>
       </w:r>
       <w:r>
         <w:t xml:space="preserve"> | ATR (14) = </w:t>
@@ -22962,7 +22962,7 @@
         <w:rPr>
           <w:b/>
         </w:rPr>
-        <w:t>`3.72`</w:t>
+        <w:t>`3.66`</w:t>
       </w:r>
       <w:r>
         <w:t xml:space="preserve"> cents | Volatility = </w:t>
@@ -23746,7 +23746,7 @@
           <w:b/>
           <w:color w:val="B91C1C"/>
         </w:rPr>
-        <w:t>`696.70 - 691.62 cents (Canh bán hồi kỹ thuật H1)`</w:t>
+        <w:t>`697.38 - 692.12 cents (Canh bán hồi kỹ thuật H1)`</w:t>
       </w:r>
       <w:r>
         <w:t xml:space="preserve"> | SL: </w:t>
@@ -23755,7 +23755,7 @@
         <w:rPr>
           <w:b/>
         </w:rPr>
-        <w:t>`733.83 cents (Trên kháng cự R2 + 1.5x ATR)`</w:t>
+        <w:t>`733.74 cents (Trên kháng cự R2 + 1.5x ATR)`</w:t>
       </w:r>
       <w:r>
         <w:t xml:space="preserve"> | TP: </w:t>
@@ -23826,7 +23826,7 @@
         <w:rPr>
           <w:b/>
         </w:rPr>
-        <w:t>`659.14 cents`</w:t>
+        <w:t>`659.22 cents`</w:t>
       </w:r>
       <w:r>
         <w:t xml:space="preserve"> | TP: </w:t>
@@ -23872,7 +23872,7 @@
         <w:rPr>
           <w:b/>
         </w:rPr>
-        <w:t>`726.86 cents`</w:t>
+        <w:t>`726.78 cents`</w:t>
       </w:r>
       <w:r>
         <w:t xml:space="preserve"> | TP: </w:t>
@@ -23921,7 +23921,7 @@
         <w:rPr>
           <w:b/>
         </w:rPr>
-        <w:t>`630.36 - 645.25 cents`</w:t>
+        <w:t>`630.62 - 645.25 cents`</w:t>
       </w:r>
     </w:p>
     <w:p>
@@ -24328,7 +24328,7 @@
             </w:pPr>
             <w:r/>
             <w:r>
-              <w:t>703.25</w:t>
+              <w:t>703.50</w:t>
             </w:r>
           </w:p>
         </w:tc>
@@ -24356,7 +24356,7 @@
             </w:pPr>
             <w:r/>
             <w:r>
-              <w:t>714.50</w:t>
+              <w:t>714.75</w:t>
             </w:r>
           </w:p>
         </w:tc>
@@ -24384,7 +24384,7 @@
             </w:pPr>
             <w:r/>
             <w:r>
-              <w:t>697.75</w:t>
+              <w:t>698.00</w:t>
             </w:r>
           </w:p>
         </w:tc>
@@ -24415,7 +24415,7 @@
               <w:rPr>
                 <w:b/>
               </w:rPr>
-              <w:t>702.50</w:t>
+              <w:t>702.75</w:t>
             </w:r>
           </w:p>
         </w:tc>
@@ -24563,7 +24563,7 @@
             </w:pPr>
             <w:r/>
             <w:r>
-              <w:t>702.50</w:t>
+              <w:t>702.75</w:t>
             </w:r>
           </w:p>
         </w:tc>
@@ -24591,7 +24591,7 @@
             </w:pPr>
             <w:r/>
             <w:r>
-              <w:t>710.00</w:t>
+              <w:t>710.25</w:t>
             </w:r>
           </w:p>
         </w:tc>
@@ -24619,7 +24619,7 @@
             </w:pPr>
             <w:r/>
             <w:r>
-              <w:t>696.50</w:t>
+              <w:t>696.75</w:t>
             </w:r>
           </w:p>
         </w:tc>
@@ -24650,7 +24650,7 @@
               <w:rPr>
                 <w:b/>
               </w:rPr>
-              <w:t>702.00</w:t>
+              <w:t>702.25</w:t>
             </w:r>
           </w:p>
         </w:tc>
@@ -24798,7 +24798,7 @@
             </w:pPr>
             <w:r/>
             <w:r>
-              <w:t>702.00</w:t>
+              <w:t>702.25</w:t>
             </w:r>
           </w:p>
         </w:tc>
@@ -24826,7 +24826,7 @@
             </w:pPr>
             <w:r/>
             <w:r>
-              <w:t>715.75</w:t>
+              <w:t>716.00</w:t>
             </w:r>
           </w:p>
         </w:tc>
@@ -24854,7 +24854,7 @@
             </w:pPr>
             <w:r/>
             <w:r>
-              <w:t>687.25</w:t>
+              <w:t>687.50</w:t>
             </w:r>
           </w:p>
         </w:tc>
@@ -24885,7 +24885,7 @@
               <w:rPr>
                 <w:b/>
               </w:rPr>
-              <w:t>704.00</w:t>
+              <w:t>704.25</w:t>
             </w:r>
           </w:p>
         </w:tc>
@@ -25033,7 +25033,7 @@
             </w:pPr>
             <w:r/>
             <w:r>
-              <w:t>704.00</w:t>
+              <w:t>704.25</w:t>
             </w:r>
           </w:p>
         </w:tc>
@@ -25061,7 +25061,7 @@
             </w:pPr>
             <w:r/>
             <w:r>
-              <w:t>717.25</w:t>
+              <w:t>717.50</w:t>
             </w:r>
           </w:p>
         </w:tc>
@@ -25089,7 +25089,7 @@
             </w:pPr>
             <w:r/>
             <w:r>
-              <w:t>695.75</w:t>
+              <w:t>696.00</w:t>
             </w:r>
           </w:p>
         </w:tc>
@@ -25120,7 +25120,7 @@
               <w:rPr>
                 <w:b/>
               </w:rPr>
-              <w:t>705.25</w:t>
+              <w:t>705.50</w:t>
             </w:r>
           </w:p>
         </w:tc>
@@ -25268,7 +25268,7 @@
             </w:pPr>
             <w:r/>
             <w:r>
-              <w:t>705.25</w:t>
+              <w:t>705.50</w:t>
             </w:r>
           </w:p>
         </w:tc>
@@ -25296,7 +25296,7 @@
             </w:pPr>
             <w:r/>
             <w:r>
-              <w:t>721.75</w:t>
+              <w:t>722.00</w:t>
             </w:r>
           </w:p>
         </w:tc>
@@ -25324,7 +25324,7 @@
             </w:pPr>
             <w:r/>
             <w:r>
-              <w:t>694.75</w:t>
+              <w:t>695.00</w:t>
             </w:r>
           </w:p>
         </w:tc>
@@ -25355,7 +25355,7 @@
               <w:rPr>
                 <w:b/>
               </w:rPr>
-              <w:t>709.75</w:t>
+              <w:t>710.00</w:t>
             </w:r>
           </w:p>
         </w:tc>
@@ -25503,7 +25503,7 @@
             </w:pPr>
             <w:r/>
             <w:r>
-              <w:t>709.75</w:t>
+              <w:t>710.00</w:t>
             </w:r>
           </w:p>
         </w:tc>
@@ -25531,7 +25531,7 @@
             </w:pPr>
             <w:r/>
             <w:r>
-              <w:t>717.50</w:t>
+              <w:t>717.75</w:t>
             </w:r>
           </w:p>
         </w:tc>
@@ -25559,7 +25559,7 @@
             </w:pPr>
             <w:r/>
             <w:r>
-              <w:t>698.75</w:t>
+              <w:t>699.00</w:t>
             </w:r>
           </w:p>
         </w:tc>
@@ -25590,7 +25590,7 @@
               <w:rPr>
                 <w:b/>
               </w:rPr>
-              <w:t>711.00</w:t>
+              <w:t>711.25</w:t>
             </w:r>
           </w:p>
         </w:tc>
@@ -25738,7 +25738,7 @@
             </w:pPr>
             <w:r/>
             <w:r>
-              <w:t>711.00</w:t>
+              <w:t>711.25</w:t>
             </w:r>
           </w:p>
         </w:tc>
@@ -25766,7 +25766,7 @@
             </w:pPr>
             <w:r/>
             <w:r>
-              <w:t>719.25</w:t>
+              <w:t>719.50</w:t>
             </w:r>
           </w:p>
         </w:tc>
@@ -25794,7 +25794,7 @@
             </w:pPr>
             <w:r/>
             <w:r>
-              <w:t>700.50</w:t>
+              <w:t>700.75</w:t>
             </w:r>
           </w:p>
         </w:tc>
@@ -25825,7 +25825,7 @@
               <w:rPr>
                 <w:b/>
               </w:rPr>
-              <w:t>712.75</w:t>
+              <w:t>713.00</w:t>
             </w:r>
           </w:p>
         </w:tc>
@@ -25973,7 +25973,7 @@
             </w:pPr>
             <w:r/>
             <w:r>
-              <w:t>712.75</w:t>
+              <w:t>713.00</w:t>
             </w:r>
           </w:p>
         </w:tc>
@@ -26001,7 +26001,7 @@
             </w:pPr>
             <w:r/>
             <w:r>
-              <w:t>725.00</w:t>
+              <w:t>725.25</w:t>
             </w:r>
           </w:p>
         </w:tc>
@@ -26029,7 +26029,7 @@
             </w:pPr>
             <w:r/>
             <w:r>
-              <w:t>703.00</w:t>
+              <w:t>703.25</w:t>
             </w:r>
           </w:p>
         </w:tc>
@@ -26060,7 +26060,7 @@
               <w:rPr>
                 <w:b/>
               </w:rPr>
-              <w:t>711.75</w:t>
+              <w:t>712.00</w:t>
             </w:r>
           </w:p>
         </w:tc>
@@ -26208,7 +26208,7 @@
             </w:pPr>
             <w:r/>
             <w:r>
-              <w:t>711.75</w:t>
+              <w:t>712.00</w:t>
             </w:r>
           </w:p>
         </w:tc>
@@ -26236,7 +26236,7 @@
             </w:pPr>
             <w:r/>
             <w:r>
-              <w:t>722.25</w:t>
+              <w:t>722.50</w:t>
             </w:r>
           </w:p>
         </w:tc>
@@ -26264,7 +26264,7 @@
             </w:pPr>
             <w:r/>
             <w:r>
-              <w:t>697.00</w:t>
+              <w:t>697.25</w:t>
             </w:r>
           </w:p>
         </w:tc>
@@ -26295,7 +26295,7 @@
               <w:rPr>
                 <w:b/>
               </w:rPr>
-              <w:t>714.00</w:t>
+              <w:t>714.25</w:t>
             </w:r>
           </w:p>
         </w:tc>
@@ -26443,7 +26443,7 @@
             </w:pPr>
             <w:r/>
             <w:r>
-              <w:t>714.00</w:t>
+              <w:t>714.25</w:t>
             </w:r>
           </w:p>
         </w:tc>
@@ -26471,7 +26471,7 @@
             </w:pPr>
             <w:r/>
             <w:r>
-              <w:t>724.50</w:t>
+              <w:t>724.75</w:t>
             </w:r>
           </w:p>
         </w:tc>
@@ -26499,7 +26499,7 @@
             </w:pPr>
             <w:r/>
             <w:r>
-              <w:t>707.75</w:t>
+              <w:t>708.00</w:t>
             </w:r>
           </w:p>
         </w:tc>
@@ -26530,7 +26530,7 @@
               <w:rPr>
                 <w:b/>
               </w:rPr>
-              <w:t>714.75</w:t>
+              <w:t>715.00</w:t>
             </w:r>
           </w:p>
         </w:tc>
@@ -26678,7 +26678,7 @@
             </w:pPr>
             <w:r/>
             <w:r>
-              <w:t>714.75</w:t>
+              <w:t>715.00</w:t>
             </w:r>
           </w:p>
         </w:tc>
@@ -26706,7 +26706,7 @@
             </w:pPr>
             <w:r/>
             <w:r>
-              <w:t>729.00</w:t>
+              <w:t>729.25</w:t>
             </w:r>
           </w:p>
         </w:tc>
@@ -26734,7 +26734,7 @@
             </w:pPr>
             <w:r/>
             <w:r>
-              <w:t>700.00</w:t>
+              <w:t>700.25</w:t>
             </w:r>
           </w:p>
         </w:tc>
@@ -26765,7 +26765,7 @@
               <w:rPr>
                 <w:b/>
               </w:rPr>
-              <w:t>716.75</w:t>
+              <w:t>717.00</w:t>
             </w:r>
           </w:p>
         </w:tc>
@@ -26913,7 +26913,7 @@
             </w:pPr>
             <w:r/>
             <w:r>
-              <w:t>716.75</w:t>
+              <w:t>717.00</w:t>
             </w:r>
           </w:p>
         </w:tc>
@@ -26941,7 +26941,7 @@
             </w:pPr>
             <w:r/>
             <w:r>
-              <w:t>723.25</w:t>
+              <w:t>723.50</w:t>
             </w:r>
           </w:p>
         </w:tc>
@@ -26969,7 +26969,477 @@
             </w:pPr>
             <w:r/>
             <w:r>
-              <w:t>710.00</w:t>
+              <w:t>710.25</w:t>
+            </w:r>
+          </w:p>
+        </w:tc>
+        <w:tc>
+          <w:tcPr>
+            <w:tcW w:type="dxa" w:w="1728"/>
+            <w:shd w:fill="FFFFFF"/>
+            <w:tcMar>
+              <w:top w:w="100" w:type="dxa"/>
+              <w:bottom w:w="100" w:type="dxa"/>
+              <w:left w:w="120" w:type="dxa"/>
+              <w:right w:w="120" w:type="dxa"/>
+            </w:tcMar>
+            <w:tcBorders>
+              <w:top w:val="single" w:sz="4" w:space="0" w:color="CCCCCC"/>
+              <w:bottom w:val="single" w:sz="4" w:space="0" w:color="CCCCCC"/>
+              <w:left w:val="single" w:sz="4" w:space="0" w:color="CCCCCC"/>
+              <w:right w:val="single" w:sz="4" w:space="0" w:color="CCCCCC"/>
+            </w:tcBorders>
+          </w:tcPr>
+          <w:p>
+            <w:pPr>
+              <w:spacing w:before="60" w:after="60" w:line="252" w:lineRule="auto"/>
+              <w:jc w:val="left"/>
+            </w:pPr>
+            <w:r/>
+            <w:r>
+              <w:rPr>
+                <w:b/>
+              </w:rPr>
+              <w:t>717.25</w:t>
+            </w:r>
+          </w:p>
+        </w:tc>
+        <w:tc>
+          <w:tcPr>
+            <w:tcW w:type="dxa" w:w="3456"/>
+            <w:shd w:fill="FFFFFF"/>
+            <w:tcMar>
+              <w:top w:w="100" w:type="dxa"/>
+              <w:bottom w:w="100" w:type="dxa"/>
+              <w:left w:w="120" w:type="dxa"/>
+              <w:right w:w="120" w:type="dxa"/>
+            </w:tcMar>
+            <w:tcBorders>
+              <w:top w:val="single" w:sz="4" w:space="0" w:color="CCCCCC"/>
+              <w:bottom w:val="single" w:sz="4" w:space="0" w:color="CCCCCC"/>
+              <w:left w:val="single" w:sz="4" w:space="0" w:color="CCCCCC"/>
+              <w:right w:val="single" w:sz="4" w:space="0" w:color="CCCCCC"/>
+            </w:tcBorders>
+          </w:tcPr>
+          <w:p>
+            <w:pPr>
+              <w:spacing w:before="60" w:after="60" w:line="252" w:lineRule="auto"/>
+              <w:jc w:val="left"/>
+            </w:pPr>
+            <w:r/>
+            <w:r>
+              <w:rPr>
+                <w:b/>
+              </w:rPr>
+              <w:t>+0.25</w:t>
+            </w:r>
+          </w:p>
+        </w:tc>
+        <w:tc>
+          <w:tcPr>
+            <w:tcW w:type="dxa" w:w="1440"/>
+            <w:shd w:fill="FFFFFF"/>
+            <w:tcMar>
+              <w:top w:w="100" w:type="dxa"/>
+              <w:bottom w:w="100" w:type="dxa"/>
+              <w:left w:w="120" w:type="dxa"/>
+              <w:right w:w="120" w:type="dxa"/>
+            </w:tcMar>
+            <w:tcBorders>
+              <w:top w:val="single" w:sz="4" w:space="0" w:color="CCCCCC"/>
+              <w:bottom w:val="single" w:sz="4" w:space="0" w:color="CCCCCC"/>
+              <w:left w:val="single" w:sz="4" w:space="0" w:color="CCCCCC"/>
+              <w:right w:val="single" w:sz="4" w:space="0" w:color="CCCCCC"/>
+            </w:tcBorders>
+          </w:tcPr>
+          <w:p>
+            <w:pPr>
+              <w:spacing w:before="60" w:after="60" w:line="252" w:lineRule="auto"/>
+              <w:jc w:val="left"/>
+            </w:pPr>
+            <w:r/>
+            <w:r>
+              <w:t>BULL</w:t>
+            </w:r>
+          </w:p>
+        </w:tc>
+      </w:tr>
+      <w:tr>
+        <w:tc>
+          <w:tcPr>
+            <w:tcW w:type="dxa" w:w="1584"/>
+            <w:shd w:fill="F8FAFC"/>
+            <w:tcMar>
+              <w:top w:w="100" w:type="dxa"/>
+              <w:bottom w:w="100" w:type="dxa"/>
+              <w:left w:w="120" w:type="dxa"/>
+              <w:right w:w="120" w:type="dxa"/>
+            </w:tcMar>
+            <w:tcBorders>
+              <w:top w:val="single" w:sz="4" w:space="0" w:color="CCCCCC"/>
+              <w:bottom w:val="single" w:sz="4" w:space="0" w:color="CCCCCC"/>
+              <w:left w:val="single" w:sz="4" w:space="0" w:color="CCCCCC"/>
+              <w:right w:val="single" w:sz="4" w:space="0" w:color="CCCCCC"/>
+            </w:tcBorders>
+          </w:tcPr>
+          <w:p>
+            <w:pPr>
+              <w:spacing w:before="60" w:after="60" w:line="252" w:lineRule="auto"/>
+              <w:jc w:val="left"/>
+            </w:pPr>
+            <w:r/>
+            <w:r>
+              <w:rPr>
+                <w:b/>
+              </w:rPr>
+              <w:t>Wed 19/08</w:t>
+            </w:r>
+          </w:p>
+        </w:tc>
+        <w:tc>
+          <w:tcPr>
+            <w:tcW w:type="dxa" w:w="864"/>
+            <w:shd w:fill="F8FAFC"/>
+            <w:tcMar>
+              <w:top w:w="100" w:type="dxa"/>
+              <w:bottom w:w="100" w:type="dxa"/>
+              <w:left w:w="120" w:type="dxa"/>
+              <w:right w:w="120" w:type="dxa"/>
+            </w:tcMar>
+            <w:tcBorders>
+              <w:top w:val="single" w:sz="4" w:space="0" w:color="CCCCCC"/>
+              <w:bottom w:val="single" w:sz="4" w:space="0" w:color="CCCCCC"/>
+              <w:left w:val="single" w:sz="4" w:space="0" w:color="CCCCCC"/>
+              <w:right w:val="single" w:sz="4" w:space="0" w:color="CCCCCC"/>
+            </w:tcBorders>
+          </w:tcPr>
+          <w:p>
+            <w:pPr>
+              <w:spacing w:before="60" w:after="60" w:line="252" w:lineRule="auto"/>
+              <w:jc w:val="left"/>
+            </w:pPr>
+            <w:r/>
+            <w:r>
+              <w:t>Asia 07-11</w:t>
+            </w:r>
+          </w:p>
+        </w:tc>
+        <w:tc>
+          <w:tcPr>
+            <w:tcW w:type="dxa" w:w="1440"/>
+            <w:shd w:fill="F8FAFC"/>
+            <w:tcMar>
+              <w:top w:w="100" w:type="dxa"/>
+              <w:bottom w:w="100" w:type="dxa"/>
+              <w:left w:w="120" w:type="dxa"/>
+              <w:right w:w="120" w:type="dxa"/>
+            </w:tcMar>
+            <w:tcBorders>
+              <w:top w:val="single" w:sz="4" w:space="0" w:color="CCCCCC"/>
+              <w:bottom w:val="single" w:sz="4" w:space="0" w:color="CCCCCC"/>
+              <w:left w:val="single" w:sz="4" w:space="0" w:color="CCCCCC"/>
+              <w:right w:val="single" w:sz="4" w:space="0" w:color="CCCCCC"/>
+            </w:tcBorders>
+          </w:tcPr>
+          <w:p>
+            <w:pPr>
+              <w:spacing w:before="60" w:after="60" w:line="252" w:lineRule="auto"/>
+              <w:jc w:val="left"/>
+            </w:pPr>
+            <w:r/>
+            <w:r>
+              <w:t>717.25</w:t>
+            </w:r>
+          </w:p>
+        </w:tc>
+        <w:tc>
+          <w:tcPr>
+            <w:tcW w:type="dxa" w:w="2016"/>
+            <w:shd w:fill="F8FAFC"/>
+            <w:tcMar>
+              <w:top w:w="100" w:type="dxa"/>
+              <w:bottom w:w="100" w:type="dxa"/>
+              <w:left w:w="120" w:type="dxa"/>
+              <w:right w:w="120" w:type="dxa"/>
+            </w:tcMar>
+            <w:tcBorders>
+              <w:top w:val="single" w:sz="4" w:space="0" w:color="CCCCCC"/>
+              <w:bottom w:val="single" w:sz="4" w:space="0" w:color="CCCCCC"/>
+              <w:left w:val="single" w:sz="4" w:space="0" w:color="CCCCCC"/>
+              <w:right w:val="single" w:sz="4" w:space="0" w:color="CCCCCC"/>
+            </w:tcBorders>
+          </w:tcPr>
+          <w:p>
+            <w:pPr>
+              <w:spacing w:before="60" w:after="60" w:line="252" w:lineRule="auto"/>
+              <w:jc w:val="left"/>
+            </w:pPr>
+            <w:r/>
+            <w:r>
+              <w:t>727.50</w:t>
+            </w:r>
+          </w:p>
+        </w:tc>
+        <w:tc>
+          <w:tcPr>
+            <w:tcW w:type="dxa" w:w="1152"/>
+            <w:shd w:fill="F8FAFC"/>
+            <w:tcMar>
+              <w:top w:w="100" w:type="dxa"/>
+              <w:bottom w:w="100" w:type="dxa"/>
+              <w:left w:w="120" w:type="dxa"/>
+              <w:right w:w="120" w:type="dxa"/>
+            </w:tcMar>
+            <w:tcBorders>
+              <w:top w:val="single" w:sz="4" w:space="0" w:color="CCCCCC"/>
+              <w:bottom w:val="single" w:sz="4" w:space="0" w:color="CCCCCC"/>
+              <w:left w:val="single" w:sz="4" w:space="0" w:color="CCCCCC"/>
+              <w:right w:val="single" w:sz="4" w:space="0" w:color="CCCCCC"/>
+            </w:tcBorders>
+          </w:tcPr>
+          <w:p>
+            <w:pPr>
+              <w:spacing w:before="60" w:after="60" w:line="252" w:lineRule="auto"/>
+              <w:jc w:val="left"/>
+            </w:pPr>
+            <w:r/>
+            <w:r>
+              <w:t>709.25</w:t>
+            </w:r>
+          </w:p>
+        </w:tc>
+        <w:tc>
+          <w:tcPr>
+            <w:tcW w:type="dxa" w:w="1728"/>
+            <w:shd w:fill="F8FAFC"/>
+            <w:tcMar>
+              <w:top w:w="100" w:type="dxa"/>
+              <w:bottom w:w="100" w:type="dxa"/>
+              <w:left w:w="120" w:type="dxa"/>
+              <w:right w:w="120" w:type="dxa"/>
+            </w:tcMar>
+            <w:tcBorders>
+              <w:top w:val="single" w:sz="4" w:space="0" w:color="CCCCCC"/>
+              <w:bottom w:val="single" w:sz="4" w:space="0" w:color="CCCCCC"/>
+              <w:left w:val="single" w:sz="4" w:space="0" w:color="CCCCCC"/>
+              <w:right w:val="single" w:sz="4" w:space="0" w:color="CCCCCC"/>
+            </w:tcBorders>
+          </w:tcPr>
+          <w:p>
+            <w:pPr>
+              <w:spacing w:before="60" w:after="60" w:line="252" w:lineRule="auto"/>
+              <w:jc w:val="left"/>
+            </w:pPr>
+            <w:r/>
+            <w:r>
+              <w:rPr>
+                <w:b/>
+              </w:rPr>
+              <w:t>717.75</w:t>
+            </w:r>
+          </w:p>
+        </w:tc>
+        <w:tc>
+          <w:tcPr>
+            <w:tcW w:type="dxa" w:w="3456"/>
+            <w:shd w:fill="F8FAFC"/>
+            <w:tcMar>
+              <w:top w:w="100" w:type="dxa"/>
+              <w:bottom w:w="100" w:type="dxa"/>
+              <w:left w:w="120" w:type="dxa"/>
+              <w:right w:w="120" w:type="dxa"/>
+            </w:tcMar>
+            <w:tcBorders>
+              <w:top w:val="single" w:sz="4" w:space="0" w:color="CCCCCC"/>
+              <w:bottom w:val="single" w:sz="4" w:space="0" w:color="CCCCCC"/>
+              <w:left w:val="single" w:sz="4" w:space="0" w:color="CCCCCC"/>
+              <w:right w:val="single" w:sz="4" w:space="0" w:color="CCCCCC"/>
+            </w:tcBorders>
+          </w:tcPr>
+          <w:p>
+            <w:pPr>
+              <w:spacing w:before="60" w:after="60" w:line="252" w:lineRule="auto"/>
+              <w:jc w:val="left"/>
+            </w:pPr>
+            <w:r/>
+            <w:r>
+              <w:rPr>
+                <w:b/>
+              </w:rPr>
+              <w:t>+0.50</w:t>
+            </w:r>
+          </w:p>
+        </w:tc>
+        <w:tc>
+          <w:tcPr>
+            <w:tcW w:type="dxa" w:w="1440"/>
+            <w:shd w:fill="F8FAFC"/>
+            <w:tcMar>
+              <w:top w:w="100" w:type="dxa"/>
+              <w:bottom w:w="100" w:type="dxa"/>
+              <w:left w:w="120" w:type="dxa"/>
+              <w:right w:w="120" w:type="dxa"/>
+            </w:tcMar>
+            <w:tcBorders>
+              <w:top w:val="single" w:sz="4" w:space="0" w:color="CCCCCC"/>
+              <w:bottom w:val="single" w:sz="4" w:space="0" w:color="CCCCCC"/>
+              <w:left w:val="single" w:sz="4" w:space="0" w:color="CCCCCC"/>
+              <w:right w:val="single" w:sz="4" w:space="0" w:color="CCCCCC"/>
+            </w:tcBorders>
+          </w:tcPr>
+          <w:p>
+            <w:pPr>
+              <w:spacing w:before="60" w:after="60" w:line="252" w:lineRule="auto"/>
+              <w:jc w:val="left"/>
+            </w:pPr>
+            <w:r/>
+            <w:r>
+              <w:t>BULL</w:t>
+            </w:r>
+          </w:p>
+        </w:tc>
+      </w:tr>
+      <w:tr>
+        <w:tc>
+          <w:tcPr>
+            <w:tcW w:type="dxa" w:w="1584"/>
+            <w:shd w:fill="FFFFFF"/>
+            <w:tcMar>
+              <w:top w:w="100" w:type="dxa"/>
+              <w:bottom w:w="100" w:type="dxa"/>
+              <w:left w:w="120" w:type="dxa"/>
+              <w:right w:w="120" w:type="dxa"/>
+            </w:tcMar>
+            <w:tcBorders>
+              <w:top w:val="single" w:sz="4" w:space="0" w:color="CCCCCC"/>
+              <w:bottom w:val="single" w:sz="4" w:space="0" w:color="CCCCCC"/>
+              <w:left w:val="single" w:sz="4" w:space="0" w:color="CCCCCC"/>
+              <w:right w:val="single" w:sz="4" w:space="0" w:color="CCCCCC"/>
+            </w:tcBorders>
+          </w:tcPr>
+          <w:p>
+            <w:pPr>
+              <w:spacing w:before="60" w:after="60" w:line="252" w:lineRule="auto"/>
+              <w:jc w:val="left"/>
+            </w:pPr>
+            <w:r/>
+            <w:r>
+              <w:rPr>
+                <w:b/>
+              </w:rPr>
+              <w:t>Wed 19/08</w:t>
+            </w:r>
+          </w:p>
+        </w:tc>
+        <w:tc>
+          <w:tcPr>
+            <w:tcW w:type="dxa" w:w="864"/>
+            <w:shd w:fill="FFFFFF"/>
+            <w:tcMar>
+              <w:top w:w="100" w:type="dxa"/>
+              <w:bottom w:w="100" w:type="dxa"/>
+              <w:left w:w="120" w:type="dxa"/>
+              <w:right w:w="120" w:type="dxa"/>
+            </w:tcMar>
+            <w:tcBorders>
+              <w:top w:val="single" w:sz="4" w:space="0" w:color="CCCCCC"/>
+              <w:bottom w:val="single" w:sz="4" w:space="0" w:color="CCCCCC"/>
+              <w:left w:val="single" w:sz="4" w:space="0" w:color="CCCCCC"/>
+              <w:right w:val="single" w:sz="4" w:space="0" w:color="CCCCCC"/>
+            </w:tcBorders>
+          </w:tcPr>
+          <w:p>
+            <w:pPr>
+              <w:spacing w:before="60" w:after="60" w:line="252" w:lineRule="auto"/>
+              <w:jc w:val="left"/>
+            </w:pPr>
+            <w:r/>
+            <w:r>
+              <w:t>Asia 11-15</w:t>
+            </w:r>
+          </w:p>
+        </w:tc>
+        <w:tc>
+          <w:tcPr>
+            <w:tcW w:type="dxa" w:w="1440"/>
+            <w:shd w:fill="FFFFFF"/>
+            <w:tcMar>
+              <w:top w:w="100" w:type="dxa"/>
+              <w:bottom w:w="100" w:type="dxa"/>
+              <w:left w:w="120" w:type="dxa"/>
+              <w:right w:w="120" w:type="dxa"/>
+            </w:tcMar>
+            <w:tcBorders>
+              <w:top w:val="single" w:sz="4" w:space="0" w:color="CCCCCC"/>
+              <w:bottom w:val="single" w:sz="4" w:space="0" w:color="CCCCCC"/>
+              <w:left w:val="single" w:sz="4" w:space="0" w:color="CCCCCC"/>
+              <w:right w:val="single" w:sz="4" w:space="0" w:color="CCCCCC"/>
+            </w:tcBorders>
+          </w:tcPr>
+          <w:p>
+            <w:pPr>
+              <w:spacing w:before="60" w:after="60" w:line="252" w:lineRule="auto"/>
+              <w:jc w:val="left"/>
+            </w:pPr>
+            <w:r/>
+            <w:r>
+              <w:t>717.75</w:t>
+            </w:r>
+          </w:p>
+        </w:tc>
+        <w:tc>
+          <w:tcPr>
+            <w:tcW w:type="dxa" w:w="2016"/>
+            <w:shd w:fill="FFFFFF"/>
+            <w:tcMar>
+              <w:top w:w="100" w:type="dxa"/>
+              <w:bottom w:w="100" w:type="dxa"/>
+              <w:left w:w="120" w:type="dxa"/>
+              <w:right w:w="120" w:type="dxa"/>
+            </w:tcMar>
+            <w:tcBorders>
+              <w:top w:val="single" w:sz="4" w:space="0" w:color="CCCCCC"/>
+              <w:bottom w:val="single" w:sz="4" w:space="0" w:color="CCCCCC"/>
+              <w:left w:val="single" w:sz="4" w:space="0" w:color="CCCCCC"/>
+              <w:right w:val="single" w:sz="4" w:space="0" w:color="CCCCCC"/>
+            </w:tcBorders>
+          </w:tcPr>
+          <w:p>
+            <w:pPr>
+              <w:spacing w:before="60" w:after="60" w:line="252" w:lineRule="auto"/>
+              <w:jc w:val="left"/>
+            </w:pPr>
+            <w:r/>
+            <w:r>
+              <w:t>724.75</w:t>
+            </w:r>
+          </w:p>
+        </w:tc>
+        <w:tc>
+          <w:tcPr>
+            <w:tcW w:type="dxa" w:w="1152"/>
+            <w:shd w:fill="FFFFFF"/>
+            <w:tcMar>
+              <w:top w:w="100" w:type="dxa"/>
+              <w:bottom w:w="100" w:type="dxa"/>
+              <w:left w:w="120" w:type="dxa"/>
+              <w:right w:w="120" w:type="dxa"/>
+            </w:tcMar>
+            <w:tcBorders>
+              <w:top w:val="single" w:sz="4" w:space="0" w:color="CCCCCC"/>
+              <w:bottom w:val="single" w:sz="4" w:space="0" w:color="CCCCCC"/>
+              <w:left w:val="single" w:sz="4" w:space="0" w:color="CCCCCC"/>
+              <w:right w:val="single" w:sz="4" w:space="0" w:color="CCCCCC"/>
+            </w:tcBorders>
+          </w:tcPr>
+          <w:p>
+            <w:pPr>
+              <w:spacing w:before="60" w:after="60" w:line="252" w:lineRule="auto"/>
+              <w:jc w:val="left"/>
+            </w:pPr>
+            <w:r/>
+            <w:r>
+              <w:t>711.75</w:t>
             </w:r>
           </w:p>
         </w:tc>
@@ -27031,7 +27501,7 @@
               <w:rPr>
                 <w:b/>
               </w:rPr>
-              <w:t>+0.25</w:t>
+              <w:t>-0.75</w:t>
             </w:r>
           </w:p>
         </w:tc>
@@ -27059,7 +27529,7 @@
             </w:pPr>
             <w:r/>
             <w:r>
-              <w:t>BULL</w:t>
+              <w:t>BEAR</w:t>
             </w:r>
           </w:p>
         </w:tc>
@@ -27120,7 +27590,7 @@
             </w:pPr>
             <w:r/>
             <w:r>
-              <w:t>Asia 07-11</w:t>
+              <w:t>London 15-19</w:t>
             </w:r>
           </w:p>
         </w:tc>
@@ -27176,7 +27646,7 @@
             </w:pPr>
             <w:r/>
             <w:r>
-              <w:t>727.25</w:t>
+              <w:t>730.50</w:t>
             </w:r>
           </w:p>
         </w:tc>
@@ -27204,7 +27674,7 @@
             </w:pPr>
             <w:r/>
             <w:r>
-              <w:t>709.00</w:t>
+              <w:t>704.00</w:t>
             </w:r>
           </w:p>
         </w:tc>
@@ -27235,7 +27705,7 @@
               <w:rPr>
                 <w:b/>
               </w:rPr>
-              <w:t>717.50</w:t>
+              <w:t>718.75</w:t>
             </w:r>
           </w:p>
         </w:tc>
@@ -27243,6 +27713,241 @@
           <w:tcPr>
             <w:tcW w:type="dxa" w:w="3456"/>
             <w:shd w:fill="F8FAFC"/>
+            <w:tcMar>
+              <w:top w:w="100" w:type="dxa"/>
+              <w:bottom w:w="100" w:type="dxa"/>
+              <w:left w:w="120" w:type="dxa"/>
+              <w:right w:w="120" w:type="dxa"/>
+            </w:tcMar>
+            <w:tcBorders>
+              <w:top w:val="single" w:sz="4" w:space="0" w:color="CCCCCC"/>
+              <w:bottom w:val="single" w:sz="4" w:space="0" w:color="CCCCCC"/>
+              <w:left w:val="single" w:sz="4" w:space="0" w:color="CCCCCC"/>
+              <w:right w:val="single" w:sz="4" w:space="0" w:color="CCCCCC"/>
+            </w:tcBorders>
+          </w:tcPr>
+          <w:p>
+            <w:pPr>
+              <w:spacing w:before="60" w:after="60" w:line="252" w:lineRule="auto"/>
+              <w:jc w:val="left"/>
+            </w:pPr>
+            <w:r/>
+            <w:r>
+              <w:rPr>
+                <w:b/>
+              </w:rPr>
+              <w:t>+1.75</w:t>
+            </w:r>
+          </w:p>
+        </w:tc>
+        <w:tc>
+          <w:tcPr>
+            <w:tcW w:type="dxa" w:w="1440"/>
+            <w:shd w:fill="F8FAFC"/>
+            <w:tcMar>
+              <w:top w:w="100" w:type="dxa"/>
+              <w:bottom w:w="100" w:type="dxa"/>
+              <w:left w:w="120" w:type="dxa"/>
+              <w:right w:w="120" w:type="dxa"/>
+            </w:tcMar>
+            <w:tcBorders>
+              <w:top w:val="single" w:sz="4" w:space="0" w:color="CCCCCC"/>
+              <w:bottom w:val="single" w:sz="4" w:space="0" w:color="CCCCCC"/>
+              <w:left w:val="single" w:sz="4" w:space="0" w:color="CCCCCC"/>
+              <w:right w:val="single" w:sz="4" w:space="0" w:color="CCCCCC"/>
+            </w:tcBorders>
+          </w:tcPr>
+          <w:p>
+            <w:pPr>
+              <w:spacing w:before="60" w:after="60" w:line="252" w:lineRule="auto"/>
+              <w:jc w:val="left"/>
+            </w:pPr>
+            <w:r/>
+            <w:r>
+              <w:t>BULL</w:t>
+            </w:r>
+          </w:p>
+        </w:tc>
+      </w:tr>
+      <w:tr>
+        <w:tc>
+          <w:tcPr>
+            <w:tcW w:type="dxa" w:w="1584"/>
+            <w:shd w:fill="FFFFFF"/>
+            <w:tcMar>
+              <w:top w:w="100" w:type="dxa"/>
+              <w:bottom w:w="100" w:type="dxa"/>
+              <w:left w:w="120" w:type="dxa"/>
+              <w:right w:w="120" w:type="dxa"/>
+            </w:tcMar>
+            <w:tcBorders>
+              <w:top w:val="single" w:sz="4" w:space="0" w:color="CCCCCC"/>
+              <w:bottom w:val="single" w:sz="4" w:space="0" w:color="CCCCCC"/>
+              <w:left w:val="single" w:sz="4" w:space="0" w:color="CCCCCC"/>
+              <w:right w:val="single" w:sz="4" w:space="0" w:color="CCCCCC"/>
+            </w:tcBorders>
+          </w:tcPr>
+          <w:p>
+            <w:pPr>
+              <w:spacing w:before="60" w:after="60" w:line="252" w:lineRule="auto"/>
+              <w:jc w:val="left"/>
+            </w:pPr>
+            <w:r/>
+            <w:r>
+              <w:rPr>
+                <w:b/>
+              </w:rPr>
+              <w:t>Wed 19/08</w:t>
+            </w:r>
+          </w:p>
+        </w:tc>
+        <w:tc>
+          <w:tcPr>
+            <w:tcW w:type="dxa" w:w="864"/>
+            <w:shd w:fill="FFFFFF"/>
+            <w:tcMar>
+              <w:top w:w="100" w:type="dxa"/>
+              <w:bottom w:w="100" w:type="dxa"/>
+              <w:left w:w="120" w:type="dxa"/>
+              <w:right w:w="120" w:type="dxa"/>
+            </w:tcMar>
+            <w:tcBorders>
+              <w:top w:val="single" w:sz="4" w:space="0" w:color="CCCCCC"/>
+              <w:bottom w:val="single" w:sz="4" w:space="0" w:color="CCCCCC"/>
+              <w:left w:val="single" w:sz="4" w:space="0" w:color="CCCCCC"/>
+              <w:right w:val="single" w:sz="4" w:space="0" w:color="CCCCCC"/>
+            </w:tcBorders>
+          </w:tcPr>
+          <w:p>
+            <w:pPr>
+              <w:spacing w:before="60" w:after="60" w:line="252" w:lineRule="auto"/>
+              <w:jc w:val="left"/>
+            </w:pPr>
+            <w:r/>
+            <w:r>
+              <w:t>Pre-NY 19-21</w:t>
+            </w:r>
+          </w:p>
+        </w:tc>
+        <w:tc>
+          <w:tcPr>
+            <w:tcW w:type="dxa" w:w="1440"/>
+            <w:shd w:fill="FFFFFF"/>
+            <w:tcMar>
+              <w:top w:w="100" w:type="dxa"/>
+              <w:bottom w:w="100" w:type="dxa"/>
+              <w:left w:w="120" w:type="dxa"/>
+              <w:right w:w="120" w:type="dxa"/>
+            </w:tcMar>
+            <w:tcBorders>
+              <w:top w:val="single" w:sz="4" w:space="0" w:color="CCCCCC"/>
+              <w:bottom w:val="single" w:sz="4" w:space="0" w:color="CCCCCC"/>
+              <w:left w:val="single" w:sz="4" w:space="0" w:color="CCCCCC"/>
+              <w:right w:val="single" w:sz="4" w:space="0" w:color="CCCCCC"/>
+            </w:tcBorders>
+          </w:tcPr>
+          <w:p>
+            <w:pPr>
+              <w:spacing w:before="60" w:after="60" w:line="252" w:lineRule="auto"/>
+              <w:jc w:val="left"/>
+            </w:pPr>
+            <w:r/>
+            <w:r>
+              <w:t>718.75</w:t>
+            </w:r>
+          </w:p>
+        </w:tc>
+        <w:tc>
+          <w:tcPr>
+            <w:tcW w:type="dxa" w:w="2016"/>
+            <w:shd w:fill="FFFFFF"/>
+            <w:tcMar>
+              <w:top w:w="100" w:type="dxa"/>
+              <w:bottom w:w="100" w:type="dxa"/>
+              <w:left w:w="120" w:type="dxa"/>
+              <w:right w:w="120" w:type="dxa"/>
+            </w:tcMar>
+            <w:tcBorders>
+              <w:top w:val="single" w:sz="4" w:space="0" w:color="CCCCCC"/>
+              <w:bottom w:val="single" w:sz="4" w:space="0" w:color="CCCCCC"/>
+              <w:left w:val="single" w:sz="4" w:space="0" w:color="CCCCCC"/>
+              <w:right w:val="single" w:sz="4" w:space="0" w:color="CCCCCC"/>
+            </w:tcBorders>
+          </w:tcPr>
+          <w:p>
+            <w:pPr>
+              <w:spacing w:before="60" w:after="60" w:line="252" w:lineRule="auto"/>
+              <w:jc w:val="left"/>
+            </w:pPr>
+            <w:r/>
+            <w:r>
+              <w:t>728.00</w:t>
+            </w:r>
+          </w:p>
+        </w:tc>
+        <w:tc>
+          <w:tcPr>
+            <w:tcW w:type="dxa" w:w="1152"/>
+            <w:shd w:fill="FFFFFF"/>
+            <w:tcMar>
+              <w:top w:w="100" w:type="dxa"/>
+              <w:bottom w:w="100" w:type="dxa"/>
+              <w:left w:w="120" w:type="dxa"/>
+              <w:right w:w="120" w:type="dxa"/>
+            </w:tcMar>
+            <w:tcBorders>
+              <w:top w:val="single" w:sz="4" w:space="0" w:color="CCCCCC"/>
+              <w:bottom w:val="single" w:sz="4" w:space="0" w:color="CCCCCC"/>
+              <w:left w:val="single" w:sz="4" w:space="0" w:color="CCCCCC"/>
+              <w:right w:val="single" w:sz="4" w:space="0" w:color="CCCCCC"/>
+            </w:tcBorders>
+          </w:tcPr>
+          <w:p>
+            <w:pPr>
+              <w:spacing w:before="60" w:after="60" w:line="252" w:lineRule="auto"/>
+              <w:jc w:val="left"/>
+            </w:pPr>
+            <w:r/>
+            <w:r>
+              <w:t>708.00</w:t>
+            </w:r>
+          </w:p>
+        </w:tc>
+        <w:tc>
+          <w:tcPr>
+            <w:tcW w:type="dxa" w:w="1728"/>
+            <w:shd w:fill="FFFFFF"/>
+            <w:tcMar>
+              <w:top w:w="100" w:type="dxa"/>
+              <w:bottom w:w="100" w:type="dxa"/>
+              <w:left w:w="120" w:type="dxa"/>
+              <w:right w:w="120" w:type="dxa"/>
+            </w:tcMar>
+            <w:tcBorders>
+              <w:top w:val="single" w:sz="4" w:space="0" w:color="CCCCCC"/>
+              <w:bottom w:val="single" w:sz="4" w:space="0" w:color="CCCCCC"/>
+              <w:left w:val="single" w:sz="4" w:space="0" w:color="CCCCCC"/>
+              <w:right w:val="single" w:sz="4" w:space="0" w:color="CCCCCC"/>
+            </w:tcBorders>
+          </w:tcPr>
+          <w:p>
+            <w:pPr>
+              <w:spacing w:before="60" w:after="60" w:line="252" w:lineRule="auto"/>
+              <w:jc w:val="left"/>
+            </w:pPr>
+            <w:r/>
+            <w:r>
+              <w:rPr>
+                <w:b/>
+              </w:rPr>
+              <w:t>719.25</w:t>
+            </w:r>
+          </w:p>
+        </w:tc>
+        <w:tc>
+          <w:tcPr>
+            <w:tcW w:type="dxa" w:w="3456"/>
+            <w:shd w:fill="FFFFFF"/>
             <w:tcMar>
               <w:top w:w="100" w:type="dxa"/>
               <w:bottom w:w="100" w:type="dxa"/>
@@ -27273,7 +27978,7 @@
         <w:tc>
           <w:tcPr>
             <w:tcW w:type="dxa" w:w="1440"/>
-            <w:shd w:fill="F8FAFC"/>
+            <w:shd w:fill="FFFFFF"/>
             <w:tcMar>
               <w:top w:w="100" w:type="dxa"/>
               <w:bottom w:w="100" w:type="dxa"/>
@@ -27303,7 +28008,7 @@
         <w:tc>
           <w:tcPr>
             <w:tcW w:type="dxa" w:w="1584"/>
-            <w:shd w:fill="FFFFFF"/>
+            <w:shd w:fill="F8FAFC"/>
             <w:tcMar>
               <w:top w:w="100" w:type="dxa"/>
               <w:bottom w:w="100" w:type="dxa"/>
@@ -27334,119 +28039,119 @@
         <w:tc>
           <w:tcPr>
             <w:tcW w:type="dxa" w:w="864"/>
-            <w:shd w:fill="FFFFFF"/>
-            <w:tcMar>
-              <w:top w:w="100" w:type="dxa"/>
-              <w:bottom w:w="100" w:type="dxa"/>
-              <w:left w:w="120" w:type="dxa"/>
-              <w:right w:w="120" w:type="dxa"/>
-            </w:tcMar>
-            <w:tcBorders>
-              <w:top w:val="single" w:sz="4" w:space="0" w:color="CCCCCC"/>
-              <w:bottom w:val="single" w:sz="4" w:space="0" w:color="CCCCCC"/>
-              <w:left w:val="single" w:sz="4" w:space="0" w:color="CCCCCC"/>
-              <w:right w:val="single" w:sz="4" w:space="0" w:color="CCCCCC"/>
-            </w:tcBorders>
-          </w:tcPr>
-          <w:p>
-            <w:pPr>
-              <w:spacing w:before="60" w:after="60" w:line="252" w:lineRule="auto"/>
-              <w:jc w:val="left"/>
-            </w:pPr>
-            <w:r/>
-            <w:r>
-              <w:t>Asia 11-15</w:t>
+            <w:shd w:fill="F8FAFC"/>
+            <w:tcMar>
+              <w:top w:w="100" w:type="dxa"/>
+              <w:bottom w:w="100" w:type="dxa"/>
+              <w:left w:w="120" w:type="dxa"/>
+              <w:right w:w="120" w:type="dxa"/>
+            </w:tcMar>
+            <w:tcBorders>
+              <w:top w:val="single" w:sz="4" w:space="0" w:color="CCCCCC"/>
+              <w:bottom w:val="single" w:sz="4" w:space="0" w:color="CCCCCC"/>
+              <w:left w:val="single" w:sz="4" w:space="0" w:color="CCCCCC"/>
+              <w:right w:val="single" w:sz="4" w:space="0" w:color="CCCCCC"/>
+            </w:tcBorders>
+          </w:tcPr>
+          <w:p>
+            <w:pPr>
+              <w:spacing w:before="60" w:after="60" w:line="252" w:lineRule="auto"/>
+              <w:jc w:val="left"/>
+            </w:pPr>
+            <w:r/>
+            <w:r>
+              <w:t>NY Open 21-23</w:t>
             </w:r>
           </w:p>
         </w:tc>
         <w:tc>
           <w:tcPr>
             <w:tcW w:type="dxa" w:w="1440"/>
-            <w:shd w:fill="FFFFFF"/>
-            <w:tcMar>
-              <w:top w:w="100" w:type="dxa"/>
-              <w:bottom w:w="100" w:type="dxa"/>
-              <w:left w:w="120" w:type="dxa"/>
-              <w:right w:w="120" w:type="dxa"/>
-            </w:tcMar>
-            <w:tcBorders>
-              <w:top w:val="single" w:sz="4" w:space="0" w:color="CCCCCC"/>
-              <w:bottom w:val="single" w:sz="4" w:space="0" w:color="CCCCCC"/>
-              <w:left w:val="single" w:sz="4" w:space="0" w:color="CCCCCC"/>
-              <w:right w:val="single" w:sz="4" w:space="0" w:color="CCCCCC"/>
-            </w:tcBorders>
-          </w:tcPr>
-          <w:p>
-            <w:pPr>
-              <w:spacing w:before="60" w:after="60" w:line="252" w:lineRule="auto"/>
-              <w:jc w:val="left"/>
-            </w:pPr>
-            <w:r/>
-            <w:r>
-              <w:t>717.50</w:t>
+            <w:shd w:fill="F8FAFC"/>
+            <w:tcMar>
+              <w:top w:w="100" w:type="dxa"/>
+              <w:bottom w:w="100" w:type="dxa"/>
+              <w:left w:w="120" w:type="dxa"/>
+              <w:right w:w="120" w:type="dxa"/>
+            </w:tcMar>
+            <w:tcBorders>
+              <w:top w:val="single" w:sz="4" w:space="0" w:color="CCCCCC"/>
+              <w:bottom w:val="single" w:sz="4" w:space="0" w:color="CCCCCC"/>
+              <w:left w:val="single" w:sz="4" w:space="0" w:color="CCCCCC"/>
+              <w:right w:val="single" w:sz="4" w:space="0" w:color="CCCCCC"/>
+            </w:tcBorders>
+          </w:tcPr>
+          <w:p>
+            <w:pPr>
+              <w:spacing w:before="60" w:after="60" w:line="252" w:lineRule="auto"/>
+              <w:jc w:val="left"/>
+            </w:pPr>
+            <w:r/>
+            <w:r>
+              <w:t>719.25</w:t>
             </w:r>
           </w:p>
         </w:tc>
         <w:tc>
           <w:tcPr>
             <w:tcW w:type="dxa" w:w="2016"/>
-            <w:shd w:fill="FFFFFF"/>
-            <w:tcMar>
-              <w:top w:w="100" w:type="dxa"/>
-              <w:bottom w:w="100" w:type="dxa"/>
-              <w:left w:w="120" w:type="dxa"/>
-              <w:right w:w="120" w:type="dxa"/>
-            </w:tcMar>
-            <w:tcBorders>
-              <w:top w:val="single" w:sz="4" w:space="0" w:color="CCCCCC"/>
-              <w:bottom w:val="single" w:sz="4" w:space="0" w:color="CCCCCC"/>
-              <w:left w:val="single" w:sz="4" w:space="0" w:color="CCCCCC"/>
-              <w:right w:val="single" w:sz="4" w:space="0" w:color="CCCCCC"/>
-            </w:tcBorders>
-          </w:tcPr>
-          <w:p>
-            <w:pPr>
-              <w:spacing w:before="60" w:after="60" w:line="252" w:lineRule="auto"/>
-              <w:jc w:val="left"/>
-            </w:pPr>
-            <w:r/>
-            <w:r>
-              <w:t>724.50</w:t>
+            <w:shd w:fill="F8FAFC"/>
+            <w:tcMar>
+              <w:top w:w="100" w:type="dxa"/>
+              <w:bottom w:w="100" w:type="dxa"/>
+              <w:left w:w="120" w:type="dxa"/>
+              <w:right w:w="120" w:type="dxa"/>
+            </w:tcMar>
+            <w:tcBorders>
+              <w:top w:val="single" w:sz="4" w:space="0" w:color="CCCCCC"/>
+              <w:bottom w:val="single" w:sz="4" w:space="0" w:color="CCCCCC"/>
+              <w:left w:val="single" w:sz="4" w:space="0" w:color="CCCCCC"/>
+              <w:right w:val="single" w:sz="4" w:space="0" w:color="CCCCCC"/>
+            </w:tcBorders>
+          </w:tcPr>
+          <w:p>
+            <w:pPr>
+              <w:spacing w:before="60" w:after="60" w:line="252" w:lineRule="auto"/>
+              <w:jc w:val="left"/>
+            </w:pPr>
+            <w:r/>
+            <w:r>
+              <w:t>731.50</w:t>
             </w:r>
           </w:p>
         </w:tc>
         <w:tc>
           <w:tcPr>
             <w:tcW w:type="dxa" w:w="1152"/>
-            <w:shd w:fill="FFFFFF"/>
-            <w:tcMar>
-              <w:top w:w="100" w:type="dxa"/>
-              <w:bottom w:w="100" w:type="dxa"/>
-              <w:left w:w="120" w:type="dxa"/>
-              <w:right w:w="120" w:type="dxa"/>
-            </w:tcMar>
-            <w:tcBorders>
-              <w:top w:val="single" w:sz="4" w:space="0" w:color="CCCCCC"/>
-              <w:bottom w:val="single" w:sz="4" w:space="0" w:color="CCCCCC"/>
-              <w:left w:val="single" w:sz="4" w:space="0" w:color="CCCCCC"/>
-              <w:right w:val="single" w:sz="4" w:space="0" w:color="CCCCCC"/>
-            </w:tcBorders>
-          </w:tcPr>
-          <w:p>
-            <w:pPr>
-              <w:spacing w:before="60" w:after="60" w:line="252" w:lineRule="auto"/>
-              <w:jc w:val="left"/>
-            </w:pPr>
-            <w:r/>
-            <w:r>
-              <w:t>711.50</w:t>
+            <w:shd w:fill="F8FAFC"/>
+            <w:tcMar>
+              <w:top w:w="100" w:type="dxa"/>
+              <w:bottom w:w="100" w:type="dxa"/>
+              <w:left w:w="120" w:type="dxa"/>
+              <w:right w:w="120" w:type="dxa"/>
+            </w:tcMar>
+            <w:tcBorders>
+              <w:top w:val="single" w:sz="4" w:space="0" w:color="CCCCCC"/>
+              <w:bottom w:val="single" w:sz="4" w:space="0" w:color="CCCCCC"/>
+              <w:left w:val="single" w:sz="4" w:space="0" w:color="CCCCCC"/>
+              <w:right w:val="single" w:sz="4" w:space="0" w:color="CCCCCC"/>
+            </w:tcBorders>
+          </w:tcPr>
+          <w:p>
+            <w:pPr>
+              <w:spacing w:before="60" w:after="60" w:line="252" w:lineRule="auto"/>
+              <w:jc w:val="left"/>
+            </w:pPr>
+            <w:r/>
+            <w:r>
+              <w:t>705.00</w:t>
             </w:r>
           </w:p>
         </w:tc>
         <w:tc>
           <w:tcPr>
             <w:tcW w:type="dxa" w:w="1728"/>
-            <w:shd w:fill="FFFFFF"/>
+            <w:shd w:fill="F8FAFC"/>
             <w:tcMar>
               <w:top w:w="100" w:type="dxa"/>
               <w:bottom w:w="100" w:type="dxa"/>
@@ -27470,7 +28175,242 @@
               <w:rPr>
                 <w:b/>
               </w:rPr>
-              <w:t>716.75</w:t>
+              <w:t>717.75</w:t>
+            </w:r>
+          </w:p>
+        </w:tc>
+        <w:tc>
+          <w:tcPr>
+            <w:tcW w:type="dxa" w:w="3456"/>
+            <w:shd w:fill="F8FAFC"/>
+            <w:tcMar>
+              <w:top w:w="100" w:type="dxa"/>
+              <w:bottom w:w="100" w:type="dxa"/>
+              <w:left w:w="120" w:type="dxa"/>
+              <w:right w:w="120" w:type="dxa"/>
+            </w:tcMar>
+            <w:tcBorders>
+              <w:top w:val="single" w:sz="4" w:space="0" w:color="CCCCCC"/>
+              <w:bottom w:val="single" w:sz="4" w:space="0" w:color="CCCCCC"/>
+              <w:left w:val="single" w:sz="4" w:space="0" w:color="CCCCCC"/>
+              <w:right w:val="single" w:sz="4" w:space="0" w:color="CCCCCC"/>
+            </w:tcBorders>
+          </w:tcPr>
+          <w:p>
+            <w:pPr>
+              <w:spacing w:before="60" w:after="60" w:line="252" w:lineRule="auto"/>
+              <w:jc w:val="left"/>
+            </w:pPr>
+            <w:r/>
+            <w:r>
+              <w:rPr>
+                <w:b/>
+              </w:rPr>
+              <w:t>-1.50</w:t>
+            </w:r>
+          </w:p>
+        </w:tc>
+        <w:tc>
+          <w:tcPr>
+            <w:tcW w:type="dxa" w:w="1440"/>
+            <w:shd w:fill="F8FAFC"/>
+            <w:tcMar>
+              <w:top w:w="100" w:type="dxa"/>
+              <w:bottom w:w="100" w:type="dxa"/>
+              <w:left w:w="120" w:type="dxa"/>
+              <w:right w:w="120" w:type="dxa"/>
+            </w:tcMar>
+            <w:tcBorders>
+              <w:top w:val="single" w:sz="4" w:space="0" w:color="CCCCCC"/>
+              <w:bottom w:val="single" w:sz="4" w:space="0" w:color="CCCCCC"/>
+              <w:left w:val="single" w:sz="4" w:space="0" w:color="CCCCCC"/>
+              <w:right w:val="single" w:sz="4" w:space="0" w:color="CCCCCC"/>
+            </w:tcBorders>
+          </w:tcPr>
+          <w:p>
+            <w:pPr>
+              <w:spacing w:before="60" w:after="60" w:line="252" w:lineRule="auto"/>
+              <w:jc w:val="left"/>
+            </w:pPr>
+            <w:r/>
+            <w:r>
+              <w:t>BEAR</w:t>
+            </w:r>
+          </w:p>
+        </w:tc>
+      </w:tr>
+      <w:tr>
+        <w:tc>
+          <w:tcPr>
+            <w:tcW w:type="dxa" w:w="1584"/>
+            <w:shd w:fill="FFFFFF"/>
+            <w:tcMar>
+              <w:top w:w="100" w:type="dxa"/>
+              <w:bottom w:w="100" w:type="dxa"/>
+              <w:left w:w="120" w:type="dxa"/>
+              <w:right w:w="120" w:type="dxa"/>
+            </w:tcMar>
+            <w:tcBorders>
+              <w:top w:val="single" w:sz="4" w:space="0" w:color="CCCCCC"/>
+              <w:bottom w:val="single" w:sz="4" w:space="0" w:color="CCCCCC"/>
+              <w:left w:val="single" w:sz="4" w:space="0" w:color="CCCCCC"/>
+              <w:right w:val="single" w:sz="4" w:space="0" w:color="CCCCCC"/>
+            </w:tcBorders>
+          </w:tcPr>
+          <w:p>
+            <w:pPr>
+              <w:spacing w:before="60" w:after="60" w:line="252" w:lineRule="auto"/>
+              <w:jc w:val="left"/>
+            </w:pPr>
+            <w:r/>
+            <w:r>
+              <w:rPr>
+                <w:b/>
+              </w:rPr>
+              <w:t>Wed 19/08</w:t>
+            </w:r>
+          </w:p>
+        </w:tc>
+        <w:tc>
+          <w:tcPr>
+            <w:tcW w:type="dxa" w:w="864"/>
+            <w:shd w:fill="FFFFFF"/>
+            <w:tcMar>
+              <w:top w:w="100" w:type="dxa"/>
+              <w:bottom w:w="100" w:type="dxa"/>
+              <w:left w:w="120" w:type="dxa"/>
+              <w:right w:w="120" w:type="dxa"/>
+            </w:tcMar>
+            <w:tcBorders>
+              <w:top w:val="single" w:sz="4" w:space="0" w:color="CCCCCC"/>
+              <w:bottom w:val="single" w:sz="4" w:space="0" w:color="CCCCCC"/>
+              <w:left w:val="single" w:sz="4" w:space="0" w:color="CCCCCC"/>
+              <w:right w:val="single" w:sz="4" w:space="0" w:color="CCCCCC"/>
+            </w:tcBorders>
+          </w:tcPr>
+          <w:p>
+            <w:pPr>
+              <w:spacing w:before="60" w:after="60" w:line="252" w:lineRule="auto"/>
+              <w:jc w:val="left"/>
+            </w:pPr>
+            <w:r/>
+            <w:r>
+              <w:t>NY Close 23-01</w:t>
+            </w:r>
+          </w:p>
+        </w:tc>
+        <w:tc>
+          <w:tcPr>
+            <w:tcW w:type="dxa" w:w="1440"/>
+            <w:shd w:fill="FFFFFF"/>
+            <w:tcMar>
+              <w:top w:w="100" w:type="dxa"/>
+              <w:bottom w:w="100" w:type="dxa"/>
+              <w:left w:w="120" w:type="dxa"/>
+              <w:right w:w="120" w:type="dxa"/>
+            </w:tcMar>
+            <w:tcBorders>
+              <w:top w:val="single" w:sz="4" w:space="0" w:color="CCCCCC"/>
+              <w:bottom w:val="single" w:sz="4" w:space="0" w:color="CCCCCC"/>
+              <w:left w:val="single" w:sz="4" w:space="0" w:color="CCCCCC"/>
+              <w:right w:val="single" w:sz="4" w:space="0" w:color="CCCCCC"/>
+            </w:tcBorders>
+          </w:tcPr>
+          <w:p>
+            <w:pPr>
+              <w:spacing w:before="60" w:after="60" w:line="252" w:lineRule="auto"/>
+              <w:jc w:val="left"/>
+            </w:pPr>
+            <w:r/>
+            <w:r>
+              <w:t>717.75</w:t>
+            </w:r>
+          </w:p>
+        </w:tc>
+        <w:tc>
+          <w:tcPr>
+            <w:tcW w:type="dxa" w:w="2016"/>
+            <w:shd w:fill="FFFFFF"/>
+            <w:tcMar>
+              <w:top w:w="100" w:type="dxa"/>
+              <w:bottom w:w="100" w:type="dxa"/>
+              <w:left w:w="120" w:type="dxa"/>
+              <w:right w:w="120" w:type="dxa"/>
+            </w:tcMar>
+            <w:tcBorders>
+              <w:top w:val="single" w:sz="4" w:space="0" w:color="CCCCCC"/>
+              <w:bottom w:val="single" w:sz="4" w:space="0" w:color="CCCCCC"/>
+              <w:left w:val="single" w:sz="4" w:space="0" w:color="CCCCCC"/>
+              <w:right w:val="single" w:sz="4" w:space="0" w:color="CCCCCC"/>
+            </w:tcBorders>
+          </w:tcPr>
+          <w:p>
+            <w:pPr>
+              <w:spacing w:before="60" w:after="60" w:line="252" w:lineRule="auto"/>
+              <w:jc w:val="left"/>
+            </w:pPr>
+            <w:r/>
+            <w:r>
+              <w:t>724.75</w:t>
+            </w:r>
+          </w:p>
+        </w:tc>
+        <w:tc>
+          <w:tcPr>
+            <w:tcW w:type="dxa" w:w="1152"/>
+            <w:shd w:fill="FFFFFF"/>
+            <w:tcMar>
+              <w:top w:w="100" w:type="dxa"/>
+              <w:bottom w:w="100" w:type="dxa"/>
+              <w:left w:w="120" w:type="dxa"/>
+              <w:right w:w="120" w:type="dxa"/>
+            </w:tcMar>
+            <w:tcBorders>
+              <w:top w:val="single" w:sz="4" w:space="0" w:color="CCCCCC"/>
+              <w:bottom w:val="single" w:sz="4" w:space="0" w:color="CCCCCC"/>
+              <w:left w:val="single" w:sz="4" w:space="0" w:color="CCCCCC"/>
+              <w:right w:val="single" w:sz="4" w:space="0" w:color="CCCCCC"/>
+            </w:tcBorders>
+          </w:tcPr>
+          <w:p>
+            <w:pPr>
+              <w:spacing w:before="60" w:after="60" w:line="252" w:lineRule="auto"/>
+              <w:jc w:val="left"/>
+            </w:pPr>
+            <w:r/>
+            <w:r>
+              <w:t>708.25</w:t>
+            </w:r>
+          </w:p>
+        </w:tc>
+        <w:tc>
+          <w:tcPr>
+            <w:tcW w:type="dxa" w:w="1728"/>
+            <w:shd w:fill="FFFFFF"/>
+            <w:tcMar>
+              <w:top w:w="100" w:type="dxa"/>
+              <w:bottom w:w="100" w:type="dxa"/>
+              <w:left w:w="120" w:type="dxa"/>
+              <w:right w:w="120" w:type="dxa"/>
+            </w:tcMar>
+            <w:tcBorders>
+              <w:top w:val="single" w:sz="4" w:space="0" w:color="CCCCCC"/>
+              <w:bottom w:val="single" w:sz="4" w:space="0" w:color="CCCCCC"/>
+              <w:left w:val="single" w:sz="4" w:space="0" w:color="CCCCCC"/>
+              <w:right w:val="single" w:sz="4" w:space="0" w:color="CCCCCC"/>
+            </w:tcBorders>
+          </w:tcPr>
+          <w:p>
+            <w:pPr>
+              <w:spacing w:before="60" w:after="60" w:line="252" w:lineRule="auto"/>
+              <w:jc w:val="left"/>
+            </w:pPr>
+            <w:r/>
+            <w:r>
+              <w:rPr>
+                <w:b/>
+              </w:rPr>
+              <w:t>718.25</w:t>
             </w:r>
           </w:p>
         </w:tc>
@@ -27478,6 +28418,1651 @@
           <w:tcPr>
             <w:tcW w:type="dxa" w:w="3456"/>
             <w:shd w:fill="FFFFFF"/>
+            <w:tcMar>
+              <w:top w:w="100" w:type="dxa"/>
+              <w:bottom w:w="100" w:type="dxa"/>
+              <w:left w:w="120" w:type="dxa"/>
+              <w:right w:w="120" w:type="dxa"/>
+            </w:tcMar>
+            <w:tcBorders>
+              <w:top w:val="single" w:sz="4" w:space="0" w:color="CCCCCC"/>
+              <w:bottom w:val="single" w:sz="4" w:space="0" w:color="CCCCCC"/>
+              <w:left w:val="single" w:sz="4" w:space="0" w:color="CCCCCC"/>
+              <w:right w:val="single" w:sz="4" w:space="0" w:color="CCCCCC"/>
+            </w:tcBorders>
+          </w:tcPr>
+          <w:p>
+            <w:pPr>
+              <w:spacing w:before="60" w:after="60" w:line="252" w:lineRule="auto"/>
+              <w:jc w:val="left"/>
+            </w:pPr>
+            <w:r/>
+            <w:r>
+              <w:rPr>
+                <w:b/>
+              </w:rPr>
+              <w:t>+0.50</w:t>
+            </w:r>
+          </w:p>
+        </w:tc>
+        <w:tc>
+          <w:tcPr>
+            <w:tcW w:type="dxa" w:w="1440"/>
+            <w:shd w:fill="FFFFFF"/>
+            <w:tcMar>
+              <w:top w:w="100" w:type="dxa"/>
+              <w:bottom w:w="100" w:type="dxa"/>
+              <w:left w:w="120" w:type="dxa"/>
+              <w:right w:w="120" w:type="dxa"/>
+            </w:tcMar>
+            <w:tcBorders>
+              <w:top w:val="single" w:sz="4" w:space="0" w:color="CCCCCC"/>
+              <w:bottom w:val="single" w:sz="4" w:space="0" w:color="CCCCCC"/>
+              <w:left w:val="single" w:sz="4" w:space="0" w:color="CCCCCC"/>
+              <w:right w:val="single" w:sz="4" w:space="0" w:color="CCCCCC"/>
+            </w:tcBorders>
+          </w:tcPr>
+          <w:p>
+            <w:pPr>
+              <w:spacing w:before="60" w:after="60" w:line="252" w:lineRule="auto"/>
+              <w:jc w:val="left"/>
+            </w:pPr>
+            <w:r/>
+            <w:r>
+              <w:t>BULL</w:t>
+            </w:r>
+          </w:p>
+        </w:tc>
+      </w:tr>
+      <w:tr>
+        <w:tc>
+          <w:tcPr>
+            <w:tcW w:type="dxa" w:w="1584"/>
+            <w:shd w:fill="F8FAFC"/>
+            <w:tcMar>
+              <w:top w:w="100" w:type="dxa"/>
+              <w:bottom w:w="100" w:type="dxa"/>
+              <w:left w:w="120" w:type="dxa"/>
+              <w:right w:w="120" w:type="dxa"/>
+            </w:tcMar>
+            <w:tcBorders>
+              <w:top w:val="single" w:sz="4" w:space="0" w:color="CCCCCC"/>
+              <w:bottom w:val="single" w:sz="4" w:space="0" w:color="CCCCCC"/>
+              <w:left w:val="single" w:sz="4" w:space="0" w:color="CCCCCC"/>
+              <w:right w:val="single" w:sz="4" w:space="0" w:color="CCCCCC"/>
+            </w:tcBorders>
+          </w:tcPr>
+          <w:p>
+            <w:pPr>
+              <w:spacing w:before="60" w:after="60" w:line="252" w:lineRule="auto"/>
+              <w:jc w:val="left"/>
+            </w:pPr>
+            <w:r/>
+            <w:r>
+              <w:rPr>
+                <w:b/>
+              </w:rPr>
+              <w:t>Thu 20/08</w:t>
+            </w:r>
+          </w:p>
+        </w:tc>
+        <w:tc>
+          <w:tcPr>
+            <w:tcW w:type="dxa" w:w="864"/>
+            <w:shd w:fill="F8FAFC"/>
+            <w:tcMar>
+              <w:top w:w="100" w:type="dxa"/>
+              <w:bottom w:w="100" w:type="dxa"/>
+              <w:left w:w="120" w:type="dxa"/>
+              <w:right w:w="120" w:type="dxa"/>
+            </w:tcMar>
+            <w:tcBorders>
+              <w:top w:val="single" w:sz="4" w:space="0" w:color="CCCCCC"/>
+              <w:bottom w:val="single" w:sz="4" w:space="0" w:color="CCCCCC"/>
+              <w:left w:val="single" w:sz="4" w:space="0" w:color="CCCCCC"/>
+              <w:right w:val="single" w:sz="4" w:space="0" w:color="CCCCCC"/>
+            </w:tcBorders>
+          </w:tcPr>
+          <w:p>
+            <w:pPr>
+              <w:spacing w:before="60" w:after="60" w:line="252" w:lineRule="auto"/>
+              <w:jc w:val="left"/>
+            </w:pPr>
+            <w:r/>
+            <w:r>
+              <w:t>Asia 07-11</w:t>
+            </w:r>
+          </w:p>
+        </w:tc>
+        <w:tc>
+          <w:tcPr>
+            <w:tcW w:type="dxa" w:w="1440"/>
+            <w:shd w:fill="F8FAFC"/>
+            <w:tcMar>
+              <w:top w:w="100" w:type="dxa"/>
+              <w:bottom w:w="100" w:type="dxa"/>
+              <w:left w:w="120" w:type="dxa"/>
+              <w:right w:w="120" w:type="dxa"/>
+            </w:tcMar>
+            <w:tcBorders>
+              <w:top w:val="single" w:sz="4" w:space="0" w:color="CCCCCC"/>
+              <w:bottom w:val="single" w:sz="4" w:space="0" w:color="CCCCCC"/>
+              <w:left w:val="single" w:sz="4" w:space="0" w:color="CCCCCC"/>
+              <w:right w:val="single" w:sz="4" w:space="0" w:color="CCCCCC"/>
+            </w:tcBorders>
+          </w:tcPr>
+          <w:p>
+            <w:pPr>
+              <w:spacing w:before="60" w:after="60" w:line="252" w:lineRule="auto"/>
+              <w:jc w:val="left"/>
+            </w:pPr>
+            <w:r/>
+            <w:r>
+              <w:t>718.25</w:t>
+            </w:r>
+          </w:p>
+        </w:tc>
+        <w:tc>
+          <w:tcPr>
+            <w:tcW w:type="dxa" w:w="2016"/>
+            <w:shd w:fill="F8FAFC"/>
+            <w:tcMar>
+              <w:top w:w="100" w:type="dxa"/>
+              <w:bottom w:w="100" w:type="dxa"/>
+              <w:left w:w="120" w:type="dxa"/>
+              <w:right w:w="120" w:type="dxa"/>
+            </w:tcMar>
+            <w:tcBorders>
+              <w:top w:val="single" w:sz="4" w:space="0" w:color="CCCCCC"/>
+              <w:bottom w:val="single" w:sz="4" w:space="0" w:color="CCCCCC"/>
+              <w:left w:val="single" w:sz="4" w:space="0" w:color="CCCCCC"/>
+              <w:right w:val="single" w:sz="4" w:space="0" w:color="CCCCCC"/>
+            </w:tcBorders>
+          </w:tcPr>
+          <w:p>
+            <w:pPr>
+              <w:spacing w:before="60" w:after="60" w:line="252" w:lineRule="auto"/>
+              <w:jc w:val="left"/>
+            </w:pPr>
+            <w:r/>
+            <w:r>
+              <w:t>728.75</w:t>
+            </w:r>
+          </w:p>
+        </w:tc>
+        <w:tc>
+          <w:tcPr>
+            <w:tcW w:type="dxa" w:w="1152"/>
+            <w:shd w:fill="F8FAFC"/>
+            <w:tcMar>
+              <w:top w:w="100" w:type="dxa"/>
+              <w:bottom w:w="100" w:type="dxa"/>
+              <w:left w:w="120" w:type="dxa"/>
+              <w:right w:w="120" w:type="dxa"/>
+            </w:tcMar>
+            <w:tcBorders>
+              <w:top w:val="single" w:sz="4" w:space="0" w:color="CCCCCC"/>
+              <w:bottom w:val="single" w:sz="4" w:space="0" w:color="CCCCCC"/>
+              <w:left w:val="single" w:sz="4" w:space="0" w:color="CCCCCC"/>
+              <w:right w:val="single" w:sz="4" w:space="0" w:color="CCCCCC"/>
+            </w:tcBorders>
+          </w:tcPr>
+          <w:p>
+            <w:pPr>
+              <w:spacing w:before="60" w:after="60" w:line="252" w:lineRule="auto"/>
+              <w:jc w:val="left"/>
+            </w:pPr>
+            <w:r/>
+            <w:r>
+              <w:t>711.00</w:t>
+            </w:r>
+          </w:p>
+        </w:tc>
+        <w:tc>
+          <w:tcPr>
+            <w:tcW w:type="dxa" w:w="1728"/>
+            <w:shd w:fill="F8FAFC"/>
+            <w:tcMar>
+              <w:top w:w="100" w:type="dxa"/>
+              <w:bottom w:w="100" w:type="dxa"/>
+              <w:left w:w="120" w:type="dxa"/>
+              <w:right w:w="120" w:type="dxa"/>
+            </w:tcMar>
+            <w:tcBorders>
+              <w:top w:val="single" w:sz="4" w:space="0" w:color="CCCCCC"/>
+              <w:bottom w:val="single" w:sz="4" w:space="0" w:color="CCCCCC"/>
+              <w:left w:val="single" w:sz="4" w:space="0" w:color="CCCCCC"/>
+              <w:right w:val="single" w:sz="4" w:space="0" w:color="CCCCCC"/>
+            </w:tcBorders>
+          </w:tcPr>
+          <w:p>
+            <w:pPr>
+              <w:spacing w:before="60" w:after="60" w:line="252" w:lineRule="auto"/>
+              <w:jc w:val="left"/>
+            </w:pPr>
+            <w:r/>
+            <w:r>
+              <w:rPr>
+                <w:b/>
+              </w:rPr>
+              <w:t>718.00</w:t>
+            </w:r>
+          </w:p>
+        </w:tc>
+        <w:tc>
+          <w:tcPr>
+            <w:tcW w:type="dxa" w:w="3456"/>
+            <w:shd w:fill="F8FAFC"/>
+            <w:tcMar>
+              <w:top w:w="100" w:type="dxa"/>
+              <w:bottom w:w="100" w:type="dxa"/>
+              <w:left w:w="120" w:type="dxa"/>
+              <w:right w:w="120" w:type="dxa"/>
+            </w:tcMar>
+            <w:tcBorders>
+              <w:top w:val="single" w:sz="4" w:space="0" w:color="CCCCCC"/>
+              <w:bottom w:val="single" w:sz="4" w:space="0" w:color="CCCCCC"/>
+              <w:left w:val="single" w:sz="4" w:space="0" w:color="CCCCCC"/>
+              <w:right w:val="single" w:sz="4" w:space="0" w:color="CCCCCC"/>
+            </w:tcBorders>
+          </w:tcPr>
+          <w:p>
+            <w:pPr>
+              <w:spacing w:before="60" w:after="60" w:line="252" w:lineRule="auto"/>
+              <w:jc w:val="left"/>
+            </w:pPr>
+            <w:r/>
+            <w:r>
+              <w:rPr>
+                <w:b/>
+              </w:rPr>
+              <w:t>-0.25</w:t>
+            </w:r>
+          </w:p>
+        </w:tc>
+        <w:tc>
+          <w:tcPr>
+            <w:tcW w:type="dxa" w:w="1440"/>
+            <w:shd w:fill="F8FAFC"/>
+            <w:tcMar>
+              <w:top w:w="100" w:type="dxa"/>
+              <w:bottom w:w="100" w:type="dxa"/>
+              <w:left w:w="120" w:type="dxa"/>
+              <w:right w:w="120" w:type="dxa"/>
+            </w:tcMar>
+            <w:tcBorders>
+              <w:top w:val="single" w:sz="4" w:space="0" w:color="CCCCCC"/>
+              <w:bottom w:val="single" w:sz="4" w:space="0" w:color="CCCCCC"/>
+              <w:left w:val="single" w:sz="4" w:space="0" w:color="CCCCCC"/>
+              <w:right w:val="single" w:sz="4" w:space="0" w:color="CCCCCC"/>
+            </w:tcBorders>
+          </w:tcPr>
+          <w:p>
+            <w:pPr>
+              <w:spacing w:before="60" w:after="60" w:line="252" w:lineRule="auto"/>
+              <w:jc w:val="left"/>
+            </w:pPr>
+            <w:r/>
+            <w:r>
+              <w:t>BEAR</w:t>
+            </w:r>
+          </w:p>
+        </w:tc>
+      </w:tr>
+      <w:tr>
+        <w:tc>
+          <w:tcPr>
+            <w:tcW w:type="dxa" w:w="1584"/>
+            <w:shd w:fill="FFFFFF"/>
+            <w:tcMar>
+              <w:top w:w="100" w:type="dxa"/>
+              <w:bottom w:w="100" w:type="dxa"/>
+              <w:left w:w="120" w:type="dxa"/>
+              <w:right w:w="120" w:type="dxa"/>
+            </w:tcMar>
+            <w:tcBorders>
+              <w:top w:val="single" w:sz="4" w:space="0" w:color="CCCCCC"/>
+              <w:bottom w:val="single" w:sz="4" w:space="0" w:color="CCCCCC"/>
+              <w:left w:val="single" w:sz="4" w:space="0" w:color="CCCCCC"/>
+              <w:right w:val="single" w:sz="4" w:space="0" w:color="CCCCCC"/>
+            </w:tcBorders>
+          </w:tcPr>
+          <w:p>
+            <w:pPr>
+              <w:spacing w:before="60" w:after="60" w:line="252" w:lineRule="auto"/>
+              <w:jc w:val="left"/>
+            </w:pPr>
+            <w:r/>
+            <w:r>
+              <w:rPr>
+                <w:b/>
+              </w:rPr>
+              <w:t>Thu 20/08</w:t>
+            </w:r>
+          </w:p>
+        </w:tc>
+        <w:tc>
+          <w:tcPr>
+            <w:tcW w:type="dxa" w:w="864"/>
+            <w:shd w:fill="FFFFFF"/>
+            <w:tcMar>
+              <w:top w:w="100" w:type="dxa"/>
+              <w:bottom w:w="100" w:type="dxa"/>
+              <w:left w:w="120" w:type="dxa"/>
+              <w:right w:w="120" w:type="dxa"/>
+            </w:tcMar>
+            <w:tcBorders>
+              <w:top w:val="single" w:sz="4" w:space="0" w:color="CCCCCC"/>
+              <w:bottom w:val="single" w:sz="4" w:space="0" w:color="CCCCCC"/>
+              <w:left w:val="single" w:sz="4" w:space="0" w:color="CCCCCC"/>
+              <w:right w:val="single" w:sz="4" w:space="0" w:color="CCCCCC"/>
+            </w:tcBorders>
+          </w:tcPr>
+          <w:p>
+            <w:pPr>
+              <w:spacing w:before="60" w:after="60" w:line="252" w:lineRule="auto"/>
+              <w:jc w:val="left"/>
+            </w:pPr>
+            <w:r/>
+            <w:r>
+              <w:t>Asia 11-15</w:t>
+            </w:r>
+          </w:p>
+        </w:tc>
+        <w:tc>
+          <w:tcPr>
+            <w:tcW w:type="dxa" w:w="1440"/>
+            <w:shd w:fill="FFFFFF"/>
+            <w:tcMar>
+              <w:top w:w="100" w:type="dxa"/>
+              <w:bottom w:w="100" w:type="dxa"/>
+              <w:left w:w="120" w:type="dxa"/>
+              <w:right w:w="120" w:type="dxa"/>
+            </w:tcMar>
+            <w:tcBorders>
+              <w:top w:val="single" w:sz="4" w:space="0" w:color="CCCCCC"/>
+              <w:bottom w:val="single" w:sz="4" w:space="0" w:color="CCCCCC"/>
+              <w:left w:val="single" w:sz="4" w:space="0" w:color="CCCCCC"/>
+              <w:right w:val="single" w:sz="4" w:space="0" w:color="CCCCCC"/>
+            </w:tcBorders>
+          </w:tcPr>
+          <w:p>
+            <w:pPr>
+              <w:spacing w:before="60" w:after="60" w:line="252" w:lineRule="auto"/>
+              <w:jc w:val="left"/>
+            </w:pPr>
+            <w:r/>
+            <w:r>
+              <w:t>718.00</w:t>
+            </w:r>
+          </w:p>
+        </w:tc>
+        <w:tc>
+          <w:tcPr>
+            <w:tcW w:type="dxa" w:w="2016"/>
+            <w:shd w:fill="FFFFFF"/>
+            <w:tcMar>
+              <w:top w:w="100" w:type="dxa"/>
+              <w:bottom w:w="100" w:type="dxa"/>
+              <w:left w:w="120" w:type="dxa"/>
+              <w:right w:w="120" w:type="dxa"/>
+            </w:tcMar>
+            <w:tcBorders>
+              <w:top w:val="single" w:sz="4" w:space="0" w:color="CCCCCC"/>
+              <w:bottom w:val="single" w:sz="4" w:space="0" w:color="CCCCCC"/>
+              <w:left w:val="single" w:sz="4" w:space="0" w:color="CCCCCC"/>
+              <w:right w:val="single" w:sz="4" w:space="0" w:color="CCCCCC"/>
+            </w:tcBorders>
+          </w:tcPr>
+          <w:p>
+            <w:pPr>
+              <w:spacing w:before="60" w:after="60" w:line="252" w:lineRule="auto"/>
+              <w:jc w:val="left"/>
+            </w:pPr>
+            <w:r/>
+            <w:r>
+              <w:t>727.75</w:t>
+            </w:r>
+          </w:p>
+        </w:tc>
+        <w:tc>
+          <w:tcPr>
+            <w:tcW w:type="dxa" w:w="1152"/>
+            <w:shd w:fill="FFFFFF"/>
+            <w:tcMar>
+              <w:top w:w="100" w:type="dxa"/>
+              <w:bottom w:w="100" w:type="dxa"/>
+              <w:left w:w="120" w:type="dxa"/>
+              <w:right w:w="120" w:type="dxa"/>
+            </w:tcMar>
+            <w:tcBorders>
+              <w:top w:val="single" w:sz="4" w:space="0" w:color="CCCCCC"/>
+              <w:bottom w:val="single" w:sz="4" w:space="0" w:color="CCCCCC"/>
+              <w:left w:val="single" w:sz="4" w:space="0" w:color="CCCCCC"/>
+              <w:right w:val="single" w:sz="4" w:space="0" w:color="CCCCCC"/>
+            </w:tcBorders>
+          </w:tcPr>
+          <w:p>
+            <w:pPr>
+              <w:spacing w:before="60" w:after="60" w:line="252" w:lineRule="auto"/>
+              <w:jc w:val="left"/>
+            </w:pPr>
+            <w:r/>
+            <w:r>
+              <w:t>708.25</w:t>
+            </w:r>
+          </w:p>
+        </w:tc>
+        <w:tc>
+          <w:tcPr>
+            <w:tcW w:type="dxa" w:w="1728"/>
+            <w:shd w:fill="FFFFFF"/>
+            <w:tcMar>
+              <w:top w:w="100" w:type="dxa"/>
+              <w:bottom w:w="100" w:type="dxa"/>
+              <w:left w:w="120" w:type="dxa"/>
+              <w:right w:w="120" w:type="dxa"/>
+            </w:tcMar>
+            <w:tcBorders>
+              <w:top w:val="single" w:sz="4" w:space="0" w:color="CCCCCC"/>
+              <w:bottom w:val="single" w:sz="4" w:space="0" w:color="CCCCCC"/>
+              <w:left w:val="single" w:sz="4" w:space="0" w:color="CCCCCC"/>
+              <w:right w:val="single" w:sz="4" w:space="0" w:color="CCCCCC"/>
+            </w:tcBorders>
+          </w:tcPr>
+          <w:p>
+            <w:pPr>
+              <w:spacing w:before="60" w:after="60" w:line="252" w:lineRule="auto"/>
+              <w:jc w:val="left"/>
+            </w:pPr>
+            <w:r/>
+            <w:r>
+              <w:rPr>
+                <w:b/>
+              </w:rPr>
+              <w:t>718.50</w:t>
+            </w:r>
+          </w:p>
+        </w:tc>
+        <w:tc>
+          <w:tcPr>
+            <w:tcW w:type="dxa" w:w="3456"/>
+            <w:shd w:fill="FFFFFF"/>
+            <w:tcMar>
+              <w:top w:w="100" w:type="dxa"/>
+              <w:bottom w:w="100" w:type="dxa"/>
+              <w:left w:w="120" w:type="dxa"/>
+              <w:right w:w="120" w:type="dxa"/>
+            </w:tcMar>
+            <w:tcBorders>
+              <w:top w:val="single" w:sz="4" w:space="0" w:color="CCCCCC"/>
+              <w:bottom w:val="single" w:sz="4" w:space="0" w:color="CCCCCC"/>
+              <w:left w:val="single" w:sz="4" w:space="0" w:color="CCCCCC"/>
+              <w:right w:val="single" w:sz="4" w:space="0" w:color="CCCCCC"/>
+            </w:tcBorders>
+          </w:tcPr>
+          <w:p>
+            <w:pPr>
+              <w:spacing w:before="60" w:after="60" w:line="252" w:lineRule="auto"/>
+              <w:jc w:val="left"/>
+            </w:pPr>
+            <w:r/>
+            <w:r>
+              <w:rPr>
+                <w:b/>
+              </w:rPr>
+              <w:t>+0.50</w:t>
+            </w:r>
+          </w:p>
+        </w:tc>
+        <w:tc>
+          <w:tcPr>
+            <w:tcW w:type="dxa" w:w="1440"/>
+            <w:shd w:fill="FFFFFF"/>
+            <w:tcMar>
+              <w:top w:w="100" w:type="dxa"/>
+              <w:bottom w:w="100" w:type="dxa"/>
+              <w:left w:w="120" w:type="dxa"/>
+              <w:right w:w="120" w:type="dxa"/>
+            </w:tcMar>
+            <w:tcBorders>
+              <w:top w:val="single" w:sz="4" w:space="0" w:color="CCCCCC"/>
+              <w:bottom w:val="single" w:sz="4" w:space="0" w:color="CCCCCC"/>
+              <w:left w:val="single" w:sz="4" w:space="0" w:color="CCCCCC"/>
+              <w:right w:val="single" w:sz="4" w:space="0" w:color="CCCCCC"/>
+            </w:tcBorders>
+          </w:tcPr>
+          <w:p>
+            <w:pPr>
+              <w:spacing w:before="60" w:after="60" w:line="252" w:lineRule="auto"/>
+              <w:jc w:val="left"/>
+            </w:pPr>
+            <w:r/>
+            <w:r>
+              <w:t>BULL</w:t>
+            </w:r>
+          </w:p>
+        </w:tc>
+      </w:tr>
+      <w:tr>
+        <w:tc>
+          <w:tcPr>
+            <w:tcW w:type="dxa" w:w="1584"/>
+            <w:shd w:fill="F8FAFC"/>
+            <w:tcMar>
+              <w:top w:w="100" w:type="dxa"/>
+              <w:bottom w:w="100" w:type="dxa"/>
+              <w:left w:w="120" w:type="dxa"/>
+              <w:right w:w="120" w:type="dxa"/>
+            </w:tcMar>
+            <w:tcBorders>
+              <w:top w:val="single" w:sz="4" w:space="0" w:color="CCCCCC"/>
+              <w:bottom w:val="single" w:sz="4" w:space="0" w:color="CCCCCC"/>
+              <w:left w:val="single" w:sz="4" w:space="0" w:color="CCCCCC"/>
+              <w:right w:val="single" w:sz="4" w:space="0" w:color="CCCCCC"/>
+            </w:tcBorders>
+          </w:tcPr>
+          <w:p>
+            <w:pPr>
+              <w:spacing w:before="60" w:after="60" w:line="252" w:lineRule="auto"/>
+              <w:jc w:val="left"/>
+            </w:pPr>
+            <w:r/>
+            <w:r>
+              <w:rPr>
+                <w:b/>
+              </w:rPr>
+              <w:t>Thu 20/08</w:t>
+            </w:r>
+          </w:p>
+        </w:tc>
+        <w:tc>
+          <w:tcPr>
+            <w:tcW w:type="dxa" w:w="864"/>
+            <w:shd w:fill="F8FAFC"/>
+            <w:tcMar>
+              <w:top w:w="100" w:type="dxa"/>
+              <w:bottom w:w="100" w:type="dxa"/>
+              <w:left w:w="120" w:type="dxa"/>
+              <w:right w:w="120" w:type="dxa"/>
+            </w:tcMar>
+            <w:tcBorders>
+              <w:top w:val="single" w:sz="4" w:space="0" w:color="CCCCCC"/>
+              <w:bottom w:val="single" w:sz="4" w:space="0" w:color="CCCCCC"/>
+              <w:left w:val="single" w:sz="4" w:space="0" w:color="CCCCCC"/>
+              <w:right w:val="single" w:sz="4" w:space="0" w:color="CCCCCC"/>
+            </w:tcBorders>
+          </w:tcPr>
+          <w:p>
+            <w:pPr>
+              <w:spacing w:before="60" w:after="60" w:line="252" w:lineRule="auto"/>
+              <w:jc w:val="left"/>
+            </w:pPr>
+            <w:r/>
+            <w:r>
+              <w:t>London 15-19</w:t>
+            </w:r>
+          </w:p>
+        </w:tc>
+        <w:tc>
+          <w:tcPr>
+            <w:tcW w:type="dxa" w:w="1440"/>
+            <w:shd w:fill="F8FAFC"/>
+            <w:tcMar>
+              <w:top w:w="100" w:type="dxa"/>
+              <w:bottom w:w="100" w:type="dxa"/>
+              <w:left w:w="120" w:type="dxa"/>
+              <w:right w:w="120" w:type="dxa"/>
+            </w:tcMar>
+            <w:tcBorders>
+              <w:top w:val="single" w:sz="4" w:space="0" w:color="CCCCCC"/>
+              <w:bottom w:val="single" w:sz="4" w:space="0" w:color="CCCCCC"/>
+              <w:left w:val="single" w:sz="4" w:space="0" w:color="CCCCCC"/>
+              <w:right w:val="single" w:sz="4" w:space="0" w:color="CCCCCC"/>
+            </w:tcBorders>
+          </w:tcPr>
+          <w:p>
+            <w:pPr>
+              <w:spacing w:before="60" w:after="60" w:line="252" w:lineRule="auto"/>
+              <w:jc w:val="left"/>
+            </w:pPr>
+            <w:r/>
+            <w:r>
+              <w:t>718.50</w:t>
+            </w:r>
+          </w:p>
+        </w:tc>
+        <w:tc>
+          <w:tcPr>
+            <w:tcW w:type="dxa" w:w="2016"/>
+            <w:shd w:fill="F8FAFC"/>
+            <w:tcMar>
+              <w:top w:w="100" w:type="dxa"/>
+              <w:bottom w:w="100" w:type="dxa"/>
+              <w:left w:w="120" w:type="dxa"/>
+              <w:right w:w="120" w:type="dxa"/>
+            </w:tcMar>
+            <w:tcBorders>
+              <w:top w:val="single" w:sz="4" w:space="0" w:color="CCCCCC"/>
+              <w:bottom w:val="single" w:sz="4" w:space="0" w:color="CCCCCC"/>
+              <w:left w:val="single" w:sz="4" w:space="0" w:color="CCCCCC"/>
+              <w:right w:val="single" w:sz="4" w:space="0" w:color="CCCCCC"/>
+            </w:tcBorders>
+          </w:tcPr>
+          <w:p>
+            <w:pPr>
+              <w:spacing w:before="60" w:after="60" w:line="252" w:lineRule="auto"/>
+              <w:jc w:val="left"/>
+            </w:pPr>
+            <w:r/>
+            <w:r>
+              <w:t>729.25</w:t>
+            </w:r>
+          </w:p>
+        </w:tc>
+        <w:tc>
+          <w:tcPr>
+            <w:tcW w:type="dxa" w:w="1152"/>
+            <w:shd w:fill="F8FAFC"/>
+            <w:tcMar>
+              <w:top w:w="100" w:type="dxa"/>
+              <w:bottom w:w="100" w:type="dxa"/>
+              <w:left w:w="120" w:type="dxa"/>
+              <w:right w:w="120" w:type="dxa"/>
+            </w:tcMar>
+            <w:tcBorders>
+              <w:top w:val="single" w:sz="4" w:space="0" w:color="CCCCCC"/>
+              <w:bottom w:val="single" w:sz="4" w:space="0" w:color="CCCCCC"/>
+              <w:left w:val="single" w:sz="4" w:space="0" w:color="CCCCCC"/>
+              <w:right w:val="single" w:sz="4" w:space="0" w:color="CCCCCC"/>
+            </w:tcBorders>
+          </w:tcPr>
+          <w:p>
+            <w:pPr>
+              <w:spacing w:before="60" w:after="60" w:line="252" w:lineRule="auto"/>
+              <w:jc w:val="left"/>
+            </w:pPr>
+            <w:r/>
+            <w:r>
+              <w:t>711.25</w:t>
+            </w:r>
+          </w:p>
+        </w:tc>
+        <w:tc>
+          <w:tcPr>
+            <w:tcW w:type="dxa" w:w="1728"/>
+            <w:shd w:fill="F8FAFC"/>
+            <w:tcMar>
+              <w:top w:w="100" w:type="dxa"/>
+              <w:bottom w:w="100" w:type="dxa"/>
+              <w:left w:w="120" w:type="dxa"/>
+              <w:right w:w="120" w:type="dxa"/>
+            </w:tcMar>
+            <w:tcBorders>
+              <w:top w:val="single" w:sz="4" w:space="0" w:color="CCCCCC"/>
+              <w:bottom w:val="single" w:sz="4" w:space="0" w:color="CCCCCC"/>
+              <w:left w:val="single" w:sz="4" w:space="0" w:color="CCCCCC"/>
+              <w:right w:val="single" w:sz="4" w:space="0" w:color="CCCCCC"/>
+            </w:tcBorders>
+          </w:tcPr>
+          <w:p>
+            <w:pPr>
+              <w:spacing w:before="60" w:after="60" w:line="252" w:lineRule="auto"/>
+              <w:jc w:val="left"/>
+            </w:pPr>
+            <w:r/>
+            <w:r>
+              <w:rPr>
+                <w:b/>
+              </w:rPr>
+              <w:t>719.25</w:t>
+            </w:r>
+          </w:p>
+        </w:tc>
+        <w:tc>
+          <w:tcPr>
+            <w:tcW w:type="dxa" w:w="3456"/>
+            <w:shd w:fill="F8FAFC"/>
+            <w:tcMar>
+              <w:top w:w="100" w:type="dxa"/>
+              <w:bottom w:w="100" w:type="dxa"/>
+              <w:left w:w="120" w:type="dxa"/>
+              <w:right w:w="120" w:type="dxa"/>
+            </w:tcMar>
+            <w:tcBorders>
+              <w:top w:val="single" w:sz="4" w:space="0" w:color="CCCCCC"/>
+              <w:bottom w:val="single" w:sz="4" w:space="0" w:color="CCCCCC"/>
+              <w:left w:val="single" w:sz="4" w:space="0" w:color="CCCCCC"/>
+              <w:right w:val="single" w:sz="4" w:space="0" w:color="CCCCCC"/>
+            </w:tcBorders>
+          </w:tcPr>
+          <w:p>
+            <w:pPr>
+              <w:spacing w:before="60" w:after="60" w:line="252" w:lineRule="auto"/>
+              <w:jc w:val="left"/>
+            </w:pPr>
+            <w:r/>
+            <w:r>
+              <w:rPr>
+                <w:b/>
+              </w:rPr>
+              <w:t>+0.75</w:t>
+            </w:r>
+          </w:p>
+        </w:tc>
+        <w:tc>
+          <w:tcPr>
+            <w:tcW w:type="dxa" w:w="1440"/>
+            <w:shd w:fill="F8FAFC"/>
+            <w:tcMar>
+              <w:top w:w="100" w:type="dxa"/>
+              <w:bottom w:w="100" w:type="dxa"/>
+              <w:left w:w="120" w:type="dxa"/>
+              <w:right w:w="120" w:type="dxa"/>
+            </w:tcMar>
+            <w:tcBorders>
+              <w:top w:val="single" w:sz="4" w:space="0" w:color="CCCCCC"/>
+              <w:bottom w:val="single" w:sz="4" w:space="0" w:color="CCCCCC"/>
+              <w:left w:val="single" w:sz="4" w:space="0" w:color="CCCCCC"/>
+              <w:right w:val="single" w:sz="4" w:space="0" w:color="CCCCCC"/>
+            </w:tcBorders>
+          </w:tcPr>
+          <w:p>
+            <w:pPr>
+              <w:spacing w:before="60" w:after="60" w:line="252" w:lineRule="auto"/>
+              <w:jc w:val="left"/>
+            </w:pPr>
+            <w:r/>
+            <w:r>
+              <w:t>BULL</w:t>
+            </w:r>
+          </w:p>
+        </w:tc>
+      </w:tr>
+      <w:tr>
+        <w:tc>
+          <w:tcPr>
+            <w:tcW w:type="dxa" w:w="1584"/>
+            <w:shd w:fill="FFFFFF"/>
+            <w:tcMar>
+              <w:top w:w="100" w:type="dxa"/>
+              <w:bottom w:w="100" w:type="dxa"/>
+              <w:left w:w="120" w:type="dxa"/>
+              <w:right w:w="120" w:type="dxa"/>
+            </w:tcMar>
+            <w:tcBorders>
+              <w:top w:val="single" w:sz="4" w:space="0" w:color="CCCCCC"/>
+              <w:bottom w:val="single" w:sz="4" w:space="0" w:color="CCCCCC"/>
+              <w:left w:val="single" w:sz="4" w:space="0" w:color="CCCCCC"/>
+              <w:right w:val="single" w:sz="4" w:space="0" w:color="CCCCCC"/>
+            </w:tcBorders>
+          </w:tcPr>
+          <w:p>
+            <w:pPr>
+              <w:spacing w:before="60" w:after="60" w:line="252" w:lineRule="auto"/>
+              <w:jc w:val="left"/>
+            </w:pPr>
+            <w:r/>
+            <w:r>
+              <w:rPr>
+                <w:b/>
+              </w:rPr>
+              <w:t>Thu 20/08</w:t>
+            </w:r>
+          </w:p>
+        </w:tc>
+        <w:tc>
+          <w:tcPr>
+            <w:tcW w:type="dxa" w:w="864"/>
+            <w:shd w:fill="FFFFFF"/>
+            <w:tcMar>
+              <w:top w:w="100" w:type="dxa"/>
+              <w:bottom w:w="100" w:type="dxa"/>
+              <w:left w:w="120" w:type="dxa"/>
+              <w:right w:w="120" w:type="dxa"/>
+            </w:tcMar>
+            <w:tcBorders>
+              <w:top w:val="single" w:sz="4" w:space="0" w:color="CCCCCC"/>
+              <w:bottom w:val="single" w:sz="4" w:space="0" w:color="CCCCCC"/>
+              <w:left w:val="single" w:sz="4" w:space="0" w:color="CCCCCC"/>
+              <w:right w:val="single" w:sz="4" w:space="0" w:color="CCCCCC"/>
+            </w:tcBorders>
+          </w:tcPr>
+          <w:p>
+            <w:pPr>
+              <w:spacing w:before="60" w:after="60" w:line="252" w:lineRule="auto"/>
+              <w:jc w:val="left"/>
+            </w:pPr>
+            <w:r/>
+            <w:r>
+              <w:t>Pre-NY 19-21</w:t>
+            </w:r>
+          </w:p>
+        </w:tc>
+        <w:tc>
+          <w:tcPr>
+            <w:tcW w:type="dxa" w:w="1440"/>
+            <w:shd w:fill="FFFFFF"/>
+            <w:tcMar>
+              <w:top w:w="100" w:type="dxa"/>
+              <w:bottom w:w="100" w:type="dxa"/>
+              <w:left w:w="120" w:type="dxa"/>
+              <w:right w:w="120" w:type="dxa"/>
+            </w:tcMar>
+            <w:tcBorders>
+              <w:top w:val="single" w:sz="4" w:space="0" w:color="CCCCCC"/>
+              <w:bottom w:val="single" w:sz="4" w:space="0" w:color="CCCCCC"/>
+              <w:left w:val="single" w:sz="4" w:space="0" w:color="CCCCCC"/>
+              <w:right w:val="single" w:sz="4" w:space="0" w:color="CCCCCC"/>
+            </w:tcBorders>
+          </w:tcPr>
+          <w:p>
+            <w:pPr>
+              <w:spacing w:before="60" w:after="60" w:line="252" w:lineRule="auto"/>
+              <w:jc w:val="left"/>
+            </w:pPr>
+            <w:r/>
+            <w:r>
+              <w:t>719.25</w:t>
+            </w:r>
+          </w:p>
+        </w:tc>
+        <w:tc>
+          <w:tcPr>
+            <w:tcW w:type="dxa" w:w="2016"/>
+            <w:shd w:fill="FFFFFF"/>
+            <w:tcMar>
+              <w:top w:w="100" w:type="dxa"/>
+              <w:bottom w:w="100" w:type="dxa"/>
+              <w:left w:w="120" w:type="dxa"/>
+              <w:right w:w="120" w:type="dxa"/>
+            </w:tcMar>
+            <w:tcBorders>
+              <w:top w:val="single" w:sz="4" w:space="0" w:color="CCCCCC"/>
+              <w:bottom w:val="single" w:sz="4" w:space="0" w:color="CCCCCC"/>
+              <w:left w:val="single" w:sz="4" w:space="0" w:color="CCCCCC"/>
+              <w:right w:val="single" w:sz="4" w:space="0" w:color="CCCCCC"/>
+            </w:tcBorders>
+          </w:tcPr>
+          <w:p>
+            <w:pPr>
+              <w:spacing w:before="60" w:after="60" w:line="252" w:lineRule="auto"/>
+              <w:jc w:val="left"/>
+            </w:pPr>
+            <w:r/>
+            <w:r>
+              <w:t>725.75</w:t>
+            </w:r>
+          </w:p>
+        </w:tc>
+        <w:tc>
+          <w:tcPr>
+            <w:tcW w:type="dxa" w:w="1152"/>
+            <w:shd w:fill="FFFFFF"/>
+            <w:tcMar>
+              <w:top w:w="100" w:type="dxa"/>
+              <w:bottom w:w="100" w:type="dxa"/>
+              <w:left w:w="120" w:type="dxa"/>
+              <w:right w:w="120" w:type="dxa"/>
+            </w:tcMar>
+            <w:tcBorders>
+              <w:top w:val="single" w:sz="4" w:space="0" w:color="CCCCCC"/>
+              <w:bottom w:val="single" w:sz="4" w:space="0" w:color="CCCCCC"/>
+              <w:left w:val="single" w:sz="4" w:space="0" w:color="CCCCCC"/>
+              <w:right w:val="single" w:sz="4" w:space="0" w:color="CCCCCC"/>
+            </w:tcBorders>
+          </w:tcPr>
+          <w:p>
+            <w:pPr>
+              <w:spacing w:before="60" w:after="60" w:line="252" w:lineRule="auto"/>
+              <w:jc w:val="left"/>
+            </w:pPr>
+            <w:r/>
+            <w:r>
+              <w:t>710.75</w:t>
+            </w:r>
+          </w:p>
+        </w:tc>
+        <w:tc>
+          <w:tcPr>
+            <w:tcW w:type="dxa" w:w="1728"/>
+            <w:shd w:fill="FFFFFF"/>
+            <w:tcMar>
+              <w:top w:w="100" w:type="dxa"/>
+              <w:bottom w:w="100" w:type="dxa"/>
+              <w:left w:w="120" w:type="dxa"/>
+              <w:right w:w="120" w:type="dxa"/>
+            </w:tcMar>
+            <w:tcBorders>
+              <w:top w:val="single" w:sz="4" w:space="0" w:color="CCCCCC"/>
+              <w:bottom w:val="single" w:sz="4" w:space="0" w:color="CCCCCC"/>
+              <w:left w:val="single" w:sz="4" w:space="0" w:color="CCCCCC"/>
+              <w:right w:val="single" w:sz="4" w:space="0" w:color="CCCCCC"/>
+            </w:tcBorders>
+          </w:tcPr>
+          <w:p>
+            <w:pPr>
+              <w:spacing w:before="60" w:after="60" w:line="252" w:lineRule="auto"/>
+              <w:jc w:val="left"/>
+            </w:pPr>
+            <w:r/>
+            <w:r>
+              <w:rPr>
+                <w:b/>
+              </w:rPr>
+              <w:t>719.75</w:t>
+            </w:r>
+          </w:p>
+        </w:tc>
+        <w:tc>
+          <w:tcPr>
+            <w:tcW w:type="dxa" w:w="3456"/>
+            <w:shd w:fill="FFFFFF"/>
+            <w:tcMar>
+              <w:top w:w="100" w:type="dxa"/>
+              <w:bottom w:w="100" w:type="dxa"/>
+              <w:left w:w="120" w:type="dxa"/>
+              <w:right w:w="120" w:type="dxa"/>
+            </w:tcMar>
+            <w:tcBorders>
+              <w:top w:val="single" w:sz="4" w:space="0" w:color="CCCCCC"/>
+              <w:bottom w:val="single" w:sz="4" w:space="0" w:color="CCCCCC"/>
+              <w:left w:val="single" w:sz="4" w:space="0" w:color="CCCCCC"/>
+              <w:right w:val="single" w:sz="4" w:space="0" w:color="CCCCCC"/>
+            </w:tcBorders>
+          </w:tcPr>
+          <w:p>
+            <w:pPr>
+              <w:spacing w:before="60" w:after="60" w:line="252" w:lineRule="auto"/>
+              <w:jc w:val="left"/>
+            </w:pPr>
+            <w:r/>
+            <w:r>
+              <w:rPr>
+                <w:b/>
+              </w:rPr>
+              <w:t>+0.50</w:t>
+            </w:r>
+          </w:p>
+        </w:tc>
+        <w:tc>
+          <w:tcPr>
+            <w:tcW w:type="dxa" w:w="1440"/>
+            <w:shd w:fill="FFFFFF"/>
+            <w:tcMar>
+              <w:top w:w="100" w:type="dxa"/>
+              <w:bottom w:w="100" w:type="dxa"/>
+              <w:left w:w="120" w:type="dxa"/>
+              <w:right w:w="120" w:type="dxa"/>
+            </w:tcMar>
+            <w:tcBorders>
+              <w:top w:val="single" w:sz="4" w:space="0" w:color="CCCCCC"/>
+              <w:bottom w:val="single" w:sz="4" w:space="0" w:color="CCCCCC"/>
+              <w:left w:val="single" w:sz="4" w:space="0" w:color="CCCCCC"/>
+              <w:right w:val="single" w:sz="4" w:space="0" w:color="CCCCCC"/>
+            </w:tcBorders>
+          </w:tcPr>
+          <w:p>
+            <w:pPr>
+              <w:spacing w:before="60" w:after="60" w:line="252" w:lineRule="auto"/>
+              <w:jc w:val="left"/>
+            </w:pPr>
+            <w:r/>
+            <w:r>
+              <w:t>BULL</w:t>
+            </w:r>
+          </w:p>
+        </w:tc>
+      </w:tr>
+      <w:tr>
+        <w:tc>
+          <w:tcPr>
+            <w:tcW w:type="dxa" w:w="1584"/>
+            <w:shd w:fill="F8FAFC"/>
+            <w:tcMar>
+              <w:top w:w="100" w:type="dxa"/>
+              <w:bottom w:w="100" w:type="dxa"/>
+              <w:left w:w="120" w:type="dxa"/>
+              <w:right w:w="120" w:type="dxa"/>
+            </w:tcMar>
+            <w:tcBorders>
+              <w:top w:val="single" w:sz="4" w:space="0" w:color="CCCCCC"/>
+              <w:bottom w:val="single" w:sz="4" w:space="0" w:color="CCCCCC"/>
+              <w:left w:val="single" w:sz="4" w:space="0" w:color="CCCCCC"/>
+              <w:right w:val="single" w:sz="4" w:space="0" w:color="CCCCCC"/>
+            </w:tcBorders>
+          </w:tcPr>
+          <w:p>
+            <w:pPr>
+              <w:spacing w:before="60" w:after="60" w:line="252" w:lineRule="auto"/>
+              <w:jc w:val="left"/>
+            </w:pPr>
+            <w:r/>
+            <w:r>
+              <w:rPr>
+                <w:b/>
+              </w:rPr>
+              <w:t>Thu 20/08</w:t>
+            </w:r>
+          </w:p>
+        </w:tc>
+        <w:tc>
+          <w:tcPr>
+            <w:tcW w:type="dxa" w:w="864"/>
+            <w:shd w:fill="F8FAFC"/>
+            <w:tcMar>
+              <w:top w:w="100" w:type="dxa"/>
+              <w:bottom w:w="100" w:type="dxa"/>
+              <w:left w:w="120" w:type="dxa"/>
+              <w:right w:w="120" w:type="dxa"/>
+            </w:tcMar>
+            <w:tcBorders>
+              <w:top w:val="single" w:sz="4" w:space="0" w:color="CCCCCC"/>
+              <w:bottom w:val="single" w:sz="4" w:space="0" w:color="CCCCCC"/>
+              <w:left w:val="single" w:sz="4" w:space="0" w:color="CCCCCC"/>
+              <w:right w:val="single" w:sz="4" w:space="0" w:color="CCCCCC"/>
+            </w:tcBorders>
+          </w:tcPr>
+          <w:p>
+            <w:pPr>
+              <w:spacing w:before="60" w:after="60" w:line="252" w:lineRule="auto"/>
+              <w:jc w:val="left"/>
+            </w:pPr>
+            <w:r/>
+            <w:r>
+              <w:t>NY Open 21-23</w:t>
+            </w:r>
+          </w:p>
+        </w:tc>
+        <w:tc>
+          <w:tcPr>
+            <w:tcW w:type="dxa" w:w="1440"/>
+            <w:shd w:fill="F8FAFC"/>
+            <w:tcMar>
+              <w:top w:w="100" w:type="dxa"/>
+              <w:bottom w:w="100" w:type="dxa"/>
+              <w:left w:w="120" w:type="dxa"/>
+              <w:right w:w="120" w:type="dxa"/>
+            </w:tcMar>
+            <w:tcBorders>
+              <w:top w:val="single" w:sz="4" w:space="0" w:color="CCCCCC"/>
+              <w:bottom w:val="single" w:sz="4" w:space="0" w:color="CCCCCC"/>
+              <w:left w:val="single" w:sz="4" w:space="0" w:color="CCCCCC"/>
+              <w:right w:val="single" w:sz="4" w:space="0" w:color="CCCCCC"/>
+            </w:tcBorders>
+          </w:tcPr>
+          <w:p>
+            <w:pPr>
+              <w:spacing w:before="60" w:after="60" w:line="252" w:lineRule="auto"/>
+              <w:jc w:val="left"/>
+            </w:pPr>
+            <w:r/>
+            <w:r>
+              <w:t>719.75</w:t>
+            </w:r>
+          </w:p>
+        </w:tc>
+        <w:tc>
+          <w:tcPr>
+            <w:tcW w:type="dxa" w:w="2016"/>
+            <w:shd w:fill="F8FAFC"/>
+            <w:tcMar>
+              <w:top w:w="100" w:type="dxa"/>
+              <w:bottom w:w="100" w:type="dxa"/>
+              <w:left w:w="120" w:type="dxa"/>
+              <w:right w:w="120" w:type="dxa"/>
+            </w:tcMar>
+            <w:tcBorders>
+              <w:top w:val="single" w:sz="4" w:space="0" w:color="CCCCCC"/>
+              <w:bottom w:val="single" w:sz="4" w:space="0" w:color="CCCCCC"/>
+              <w:left w:val="single" w:sz="4" w:space="0" w:color="CCCCCC"/>
+              <w:right w:val="single" w:sz="4" w:space="0" w:color="CCCCCC"/>
+            </w:tcBorders>
+          </w:tcPr>
+          <w:p>
+            <w:pPr>
+              <w:spacing w:before="60" w:after="60" w:line="252" w:lineRule="auto"/>
+              <w:jc w:val="left"/>
+            </w:pPr>
+            <w:r/>
+            <w:r>
+              <w:t>730.75</w:t>
+            </w:r>
+          </w:p>
+        </w:tc>
+        <w:tc>
+          <w:tcPr>
+            <w:tcW w:type="dxa" w:w="1152"/>
+            <w:shd w:fill="F8FAFC"/>
+            <w:tcMar>
+              <w:top w:w="100" w:type="dxa"/>
+              <w:bottom w:w="100" w:type="dxa"/>
+              <w:left w:w="120" w:type="dxa"/>
+              <w:right w:w="120" w:type="dxa"/>
+            </w:tcMar>
+            <w:tcBorders>
+              <w:top w:val="single" w:sz="4" w:space="0" w:color="CCCCCC"/>
+              <w:bottom w:val="single" w:sz="4" w:space="0" w:color="CCCCCC"/>
+              <w:left w:val="single" w:sz="4" w:space="0" w:color="CCCCCC"/>
+              <w:right w:val="single" w:sz="4" w:space="0" w:color="CCCCCC"/>
+            </w:tcBorders>
+          </w:tcPr>
+          <w:p>
+            <w:pPr>
+              <w:spacing w:before="60" w:after="60" w:line="252" w:lineRule="auto"/>
+              <w:jc w:val="left"/>
+            </w:pPr>
+            <w:r/>
+            <w:r>
+              <w:t>708.00</w:t>
+            </w:r>
+          </w:p>
+        </w:tc>
+        <w:tc>
+          <w:tcPr>
+            <w:tcW w:type="dxa" w:w="1728"/>
+            <w:shd w:fill="F8FAFC"/>
+            <w:tcMar>
+              <w:top w:w="100" w:type="dxa"/>
+              <w:bottom w:w="100" w:type="dxa"/>
+              <w:left w:w="120" w:type="dxa"/>
+              <w:right w:w="120" w:type="dxa"/>
+            </w:tcMar>
+            <w:tcBorders>
+              <w:top w:val="single" w:sz="4" w:space="0" w:color="CCCCCC"/>
+              <w:bottom w:val="single" w:sz="4" w:space="0" w:color="CCCCCC"/>
+              <w:left w:val="single" w:sz="4" w:space="0" w:color="CCCCCC"/>
+              <w:right w:val="single" w:sz="4" w:space="0" w:color="CCCCCC"/>
+            </w:tcBorders>
+          </w:tcPr>
+          <w:p>
+            <w:pPr>
+              <w:spacing w:before="60" w:after="60" w:line="252" w:lineRule="auto"/>
+              <w:jc w:val="left"/>
+            </w:pPr>
+            <w:r/>
+            <w:r>
+              <w:rPr>
+                <w:b/>
+              </w:rPr>
+              <w:t>723.25</w:t>
+            </w:r>
+          </w:p>
+        </w:tc>
+        <w:tc>
+          <w:tcPr>
+            <w:tcW w:type="dxa" w:w="3456"/>
+            <w:shd w:fill="F8FAFC"/>
+            <w:tcMar>
+              <w:top w:w="100" w:type="dxa"/>
+              <w:bottom w:w="100" w:type="dxa"/>
+              <w:left w:w="120" w:type="dxa"/>
+              <w:right w:w="120" w:type="dxa"/>
+            </w:tcMar>
+            <w:tcBorders>
+              <w:top w:val="single" w:sz="4" w:space="0" w:color="CCCCCC"/>
+              <w:bottom w:val="single" w:sz="4" w:space="0" w:color="CCCCCC"/>
+              <w:left w:val="single" w:sz="4" w:space="0" w:color="CCCCCC"/>
+              <w:right w:val="single" w:sz="4" w:space="0" w:color="CCCCCC"/>
+            </w:tcBorders>
+          </w:tcPr>
+          <w:p>
+            <w:pPr>
+              <w:spacing w:before="60" w:after="60" w:line="252" w:lineRule="auto"/>
+              <w:jc w:val="left"/>
+            </w:pPr>
+            <w:r/>
+            <w:r>
+              <w:rPr>
+                <w:b/>
+              </w:rPr>
+              <w:t>+3.50</w:t>
+            </w:r>
+          </w:p>
+        </w:tc>
+        <w:tc>
+          <w:tcPr>
+            <w:tcW w:type="dxa" w:w="1440"/>
+            <w:shd w:fill="F8FAFC"/>
+            <w:tcMar>
+              <w:top w:w="100" w:type="dxa"/>
+              <w:bottom w:w="100" w:type="dxa"/>
+              <w:left w:w="120" w:type="dxa"/>
+              <w:right w:w="120" w:type="dxa"/>
+            </w:tcMar>
+            <w:tcBorders>
+              <w:top w:val="single" w:sz="4" w:space="0" w:color="CCCCCC"/>
+              <w:bottom w:val="single" w:sz="4" w:space="0" w:color="CCCCCC"/>
+              <w:left w:val="single" w:sz="4" w:space="0" w:color="CCCCCC"/>
+              <w:right w:val="single" w:sz="4" w:space="0" w:color="CCCCCC"/>
+            </w:tcBorders>
+          </w:tcPr>
+          <w:p>
+            <w:pPr>
+              <w:spacing w:before="60" w:after="60" w:line="252" w:lineRule="auto"/>
+              <w:jc w:val="left"/>
+            </w:pPr>
+            <w:r/>
+            <w:r>
+              <w:t>BULL</w:t>
+            </w:r>
+          </w:p>
+        </w:tc>
+      </w:tr>
+      <w:tr>
+        <w:tc>
+          <w:tcPr>
+            <w:tcW w:type="dxa" w:w="1584"/>
+            <w:shd w:fill="FFFFFF"/>
+            <w:tcMar>
+              <w:top w:w="100" w:type="dxa"/>
+              <w:bottom w:w="100" w:type="dxa"/>
+              <w:left w:w="120" w:type="dxa"/>
+              <w:right w:w="120" w:type="dxa"/>
+            </w:tcMar>
+            <w:tcBorders>
+              <w:top w:val="single" w:sz="4" w:space="0" w:color="CCCCCC"/>
+              <w:bottom w:val="single" w:sz="4" w:space="0" w:color="CCCCCC"/>
+              <w:left w:val="single" w:sz="4" w:space="0" w:color="CCCCCC"/>
+              <w:right w:val="single" w:sz="4" w:space="0" w:color="CCCCCC"/>
+            </w:tcBorders>
+          </w:tcPr>
+          <w:p>
+            <w:pPr>
+              <w:spacing w:before="60" w:after="60" w:line="252" w:lineRule="auto"/>
+              <w:jc w:val="left"/>
+            </w:pPr>
+            <w:r/>
+            <w:r>
+              <w:rPr>
+                <w:b/>
+              </w:rPr>
+              <w:t>Thu 20/08</w:t>
+            </w:r>
+          </w:p>
+        </w:tc>
+        <w:tc>
+          <w:tcPr>
+            <w:tcW w:type="dxa" w:w="864"/>
+            <w:shd w:fill="FFFFFF"/>
+            <w:tcMar>
+              <w:top w:w="100" w:type="dxa"/>
+              <w:bottom w:w="100" w:type="dxa"/>
+              <w:left w:w="120" w:type="dxa"/>
+              <w:right w:w="120" w:type="dxa"/>
+            </w:tcMar>
+            <w:tcBorders>
+              <w:top w:val="single" w:sz="4" w:space="0" w:color="CCCCCC"/>
+              <w:bottom w:val="single" w:sz="4" w:space="0" w:color="CCCCCC"/>
+              <w:left w:val="single" w:sz="4" w:space="0" w:color="CCCCCC"/>
+              <w:right w:val="single" w:sz="4" w:space="0" w:color="CCCCCC"/>
+            </w:tcBorders>
+          </w:tcPr>
+          <w:p>
+            <w:pPr>
+              <w:spacing w:before="60" w:after="60" w:line="252" w:lineRule="auto"/>
+              <w:jc w:val="left"/>
+            </w:pPr>
+            <w:r/>
+            <w:r>
+              <w:t>NY Close 23-01</w:t>
+            </w:r>
+          </w:p>
+        </w:tc>
+        <w:tc>
+          <w:tcPr>
+            <w:tcW w:type="dxa" w:w="1440"/>
+            <w:shd w:fill="FFFFFF"/>
+            <w:tcMar>
+              <w:top w:w="100" w:type="dxa"/>
+              <w:bottom w:w="100" w:type="dxa"/>
+              <w:left w:w="120" w:type="dxa"/>
+              <w:right w:w="120" w:type="dxa"/>
+            </w:tcMar>
+            <w:tcBorders>
+              <w:top w:val="single" w:sz="4" w:space="0" w:color="CCCCCC"/>
+              <w:bottom w:val="single" w:sz="4" w:space="0" w:color="CCCCCC"/>
+              <w:left w:val="single" w:sz="4" w:space="0" w:color="CCCCCC"/>
+              <w:right w:val="single" w:sz="4" w:space="0" w:color="CCCCCC"/>
+            </w:tcBorders>
+          </w:tcPr>
+          <w:p>
+            <w:pPr>
+              <w:spacing w:before="60" w:after="60" w:line="252" w:lineRule="auto"/>
+              <w:jc w:val="left"/>
+            </w:pPr>
+            <w:r/>
+            <w:r>
+              <w:t>723.25</w:t>
+            </w:r>
+          </w:p>
+        </w:tc>
+        <w:tc>
+          <w:tcPr>
+            <w:tcW w:type="dxa" w:w="2016"/>
+            <w:shd w:fill="FFFFFF"/>
+            <w:tcMar>
+              <w:top w:w="100" w:type="dxa"/>
+              <w:bottom w:w="100" w:type="dxa"/>
+              <w:left w:w="120" w:type="dxa"/>
+              <w:right w:w="120" w:type="dxa"/>
+            </w:tcMar>
+            <w:tcBorders>
+              <w:top w:val="single" w:sz="4" w:space="0" w:color="CCCCCC"/>
+              <w:bottom w:val="single" w:sz="4" w:space="0" w:color="CCCCCC"/>
+              <w:left w:val="single" w:sz="4" w:space="0" w:color="CCCCCC"/>
+              <w:right w:val="single" w:sz="4" w:space="0" w:color="CCCCCC"/>
+            </w:tcBorders>
+          </w:tcPr>
+          <w:p>
+            <w:pPr>
+              <w:spacing w:before="60" w:after="60" w:line="252" w:lineRule="auto"/>
+              <w:jc w:val="left"/>
+            </w:pPr>
+            <w:r/>
+            <w:r>
+              <w:t>728.75</w:t>
+            </w:r>
+          </w:p>
+        </w:tc>
+        <w:tc>
+          <w:tcPr>
+            <w:tcW w:type="dxa" w:w="1152"/>
+            <w:shd w:fill="FFFFFF"/>
+            <w:tcMar>
+              <w:top w:w="100" w:type="dxa"/>
+              <w:bottom w:w="100" w:type="dxa"/>
+              <w:left w:w="120" w:type="dxa"/>
+              <w:right w:w="120" w:type="dxa"/>
+            </w:tcMar>
+            <w:tcBorders>
+              <w:top w:val="single" w:sz="4" w:space="0" w:color="CCCCCC"/>
+              <w:bottom w:val="single" w:sz="4" w:space="0" w:color="CCCCCC"/>
+              <w:left w:val="single" w:sz="4" w:space="0" w:color="CCCCCC"/>
+              <w:right w:val="single" w:sz="4" w:space="0" w:color="CCCCCC"/>
+            </w:tcBorders>
+          </w:tcPr>
+          <w:p>
+            <w:pPr>
+              <w:spacing w:before="60" w:after="60" w:line="252" w:lineRule="auto"/>
+              <w:jc w:val="left"/>
+            </w:pPr>
+            <w:r/>
+            <w:r>
+              <w:t>715.50</w:t>
+            </w:r>
+          </w:p>
+        </w:tc>
+        <w:tc>
+          <w:tcPr>
+            <w:tcW w:type="dxa" w:w="1728"/>
+            <w:shd w:fill="FFFFFF"/>
+            <w:tcMar>
+              <w:top w:w="100" w:type="dxa"/>
+              <w:bottom w:w="100" w:type="dxa"/>
+              <w:left w:w="120" w:type="dxa"/>
+              <w:right w:w="120" w:type="dxa"/>
+            </w:tcMar>
+            <w:tcBorders>
+              <w:top w:val="single" w:sz="4" w:space="0" w:color="CCCCCC"/>
+              <w:bottom w:val="single" w:sz="4" w:space="0" w:color="CCCCCC"/>
+              <w:left w:val="single" w:sz="4" w:space="0" w:color="CCCCCC"/>
+              <w:right w:val="single" w:sz="4" w:space="0" w:color="CCCCCC"/>
+            </w:tcBorders>
+          </w:tcPr>
+          <w:p>
+            <w:pPr>
+              <w:spacing w:before="60" w:after="60" w:line="252" w:lineRule="auto"/>
+              <w:jc w:val="left"/>
+            </w:pPr>
+            <w:r/>
+            <w:r>
+              <w:rPr>
+                <w:b/>
+              </w:rPr>
+              <w:t>724.00</w:t>
+            </w:r>
+          </w:p>
+        </w:tc>
+        <w:tc>
+          <w:tcPr>
+            <w:tcW w:type="dxa" w:w="3456"/>
+            <w:shd w:fill="FFFFFF"/>
+            <w:tcMar>
+              <w:top w:w="100" w:type="dxa"/>
+              <w:bottom w:w="100" w:type="dxa"/>
+              <w:left w:w="120" w:type="dxa"/>
+              <w:right w:w="120" w:type="dxa"/>
+            </w:tcMar>
+            <w:tcBorders>
+              <w:top w:val="single" w:sz="4" w:space="0" w:color="CCCCCC"/>
+              <w:bottom w:val="single" w:sz="4" w:space="0" w:color="CCCCCC"/>
+              <w:left w:val="single" w:sz="4" w:space="0" w:color="CCCCCC"/>
+              <w:right w:val="single" w:sz="4" w:space="0" w:color="CCCCCC"/>
+            </w:tcBorders>
+          </w:tcPr>
+          <w:p>
+            <w:pPr>
+              <w:spacing w:before="60" w:after="60" w:line="252" w:lineRule="auto"/>
+              <w:jc w:val="left"/>
+            </w:pPr>
+            <w:r/>
+            <w:r>
+              <w:rPr>
+                <w:b/>
+              </w:rPr>
+              <w:t>+0.75</w:t>
+            </w:r>
+          </w:p>
+        </w:tc>
+        <w:tc>
+          <w:tcPr>
+            <w:tcW w:type="dxa" w:w="1440"/>
+            <w:shd w:fill="FFFFFF"/>
+            <w:tcMar>
+              <w:top w:w="100" w:type="dxa"/>
+              <w:bottom w:w="100" w:type="dxa"/>
+              <w:left w:w="120" w:type="dxa"/>
+              <w:right w:w="120" w:type="dxa"/>
+            </w:tcMar>
+            <w:tcBorders>
+              <w:top w:val="single" w:sz="4" w:space="0" w:color="CCCCCC"/>
+              <w:bottom w:val="single" w:sz="4" w:space="0" w:color="CCCCCC"/>
+              <w:left w:val="single" w:sz="4" w:space="0" w:color="CCCCCC"/>
+              <w:right w:val="single" w:sz="4" w:space="0" w:color="CCCCCC"/>
+            </w:tcBorders>
+          </w:tcPr>
+          <w:p>
+            <w:pPr>
+              <w:spacing w:before="60" w:after="60" w:line="252" w:lineRule="auto"/>
+              <w:jc w:val="left"/>
+            </w:pPr>
+            <w:r/>
+            <w:r>
+              <w:t>BULL</w:t>
+            </w:r>
+          </w:p>
+        </w:tc>
+      </w:tr>
+      <w:tr>
+        <w:tc>
+          <w:tcPr>
+            <w:tcW w:type="dxa" w:w="1584"/>
+            <w:shd w:fill="F8FAFC"/>
+            <w:tcMar>
+              <w:top w:w="100" w:type="dxa"/>
+              <w:bottom w:w="100" w:type="dxa"/>
+              <w:left w:w="120" w:type="dxa"/>
+              <w:right w:w="120" w:type="dxa"/>
+            </w:tcMar>
+            <w:tcBorders>
+              <w:top w:val="single" w:sz="4" w:space="0" w:color="CCCCCC"/>
+              <w:bottom w:val="single" w:sz="4" w:space="0" w:color="CCCCCC"/>
+              <w:left w:val="single" w:sz="4" w:space="0" w:color="CCCCCC"/>
+              <w:right w:val="single" w:sz="4" w:space="0" w:color="CCCCCC"/>
+            </w:tcBorders>
+          </w:tcPr>
+          <w:p>
+            <w:pPr>
+              <w:spacing w:before="60" w:after="60" w:line="252" w:lineRule="auto"/>
+              <w:jc w:val="left"/>
+            </w:pPr>
+            <w:r/>
+            <w:r>
+              <w:rPr>
+                <w:b/>
+              </w:rPr>
+              <w:t>Fri 21/08</w:t>
+            </w:r>
+          </w:p>
+        </w:tc>
+        <w:tc>
+          <w:tcPr>
+            <w:tcW w:type="dxa" w:w="864"/>
+            <w:shd w:fill="F8FAFC"/>
+            <w:tcMar>
+              <w:top w:w="100" w:type="dxa"/>
+              <w:bottom w:w="100" w:type="dxa"/>
+              <w:left w:w="120" w:type="dxa"/>
+              <w:right w:w="120" w:type="dxa"/>
+            </w:tcMar>
+            <w:tcBorders>
+              <w:top w:val="single" w:sz="4" w:space="0" w:color="CCCCCC"/>
+              <w:bottom w:val="single" w:sz="4" w:space="0" w:color="CCCCCC"/>
+              <w:left w:val="single" w:sz="4" w:space="0" w:color="CCCCCC"/>
+              <w:right w:val="single" w:sz="4" w:space="0" w:color="CCCCCC"/>
+            </w:tcBorders>
+          </w:tcPr>
+          <w:p>
+            <w:pPr>
+              <w:spacing w:before="60" w:after="60" w:line="252" w:lineRule="auto"/>
+              <w:jc w:val="left"/>
+            </w:pPr>
+            <w:r/>
+            <w:r>
+              <w:t>Asia 07-11</w:t>
+            </w:r>
+          </w:p>
+        </w:tc>
+        <w:tc>
+          <w:tcPr>
+            <w:tcW w:type="dxa" w:w="1440"/>
+            <w:shd w:fill="F8FAFC"/>
+            <w:tcMar>
+              <w:top w:w="100" w:type="dxa"/>
+              <w:bottom w:w="100" w:type="dxa"/>
+              <w:left w:w="120" w:type="dxa"/>
+              <w:right w:w="120" w:type="dxa"/>
+            </w:tcMar>
+            <w:tcBorders>
+              <w:top w:val="single" w:sz="4" w:space="0" w:color="CCCCCC"/>
+              <w:bottom w:val="single" w:sz="4" w:space="0" w:color="CCCCCC"/>
+              <w:left w:val="single" w:sz="4" w:space="0" w:color="CCCCCC"/>
+              <w:right w:val="single" w:sz="4" w:space="0" w:color="CCCCCC"/>
+            </w:tcBorders>
+          </w:tcPr>
+          <w:p>
+            <w:pPr>
+              <w:spacing w:before="60" w:after="60" w:line="252" w:lineRule="auto"/>
+              <w:jc w:val="left"/>
+            </w:pPr>
+            <w:r/>
+            <w:r>
+              <w:t>724.00</w:t>
+            </w:r>
+          </w:p>
+        </w:tc>
+        <w:tc>
+          <w:tcPr>
+            <w:tcW w:type="dxa" w:w="2016"/>
+            <w:shd w:fill="F8FAFC"/>
+            <w:tcMar>
+              <w:top w:w="100" w:type="dxa"/>
+              <w:bottom w:w="100" w:type="dxa"/>
+              <w:left w:w="120" w:type="dxa"/>
+              <w:right w:w="120" w:type="dxa"/>
+            </w:tcMar>
+            <w:tcBorders>
+              <w:top w:val="single" w:sz="4" w:space="0" w:color="CCCCCC"/>
+              <w:bottom w:val="single" w:sz="4" w:space="0" w:color="CCCCCC"/>
+              <w:left w:val="single" w:sz="4" w:space="0" w:color="CCCCCC"/>
+              <w:right w:val="single" w:sz="4" w:space="0" w:color="CCCCCC"/>
+            </w:tcBorders>
+          </w:tcPr>
+          <w:p>
+            <w:pPr>
+              <w:spacing w:before="60" w:after="60" w:line="252" w:lineRule="auto"/>
+              <w:jc w:val="left"/>
+            </w:pPr>
+            <w:r/>
+            <w:r>
+              <w:t>733.25</w:t>
+            </w:r>
+          </w:p>
+        </w:tc>
+        <w:tc>
+          <w:tcPr>
+            <w:tcW w:type="dxa" w:w="1152"/>
+            <w:shd w:fill="F8FAFC"/>
+            <w:tcMar>
+              <w:top w:w="100" w:type="dxa"/>
+              <w:bottom w:w="100" w:type="dxa"/>
+              <w:left w:w="120" w:type="dxa"/>
+              <w:right w:w="120" w:type="dxa"/>
+            </w:tcMar>
+            <w:tcBorders>
+              <w:top w:val="single" w:sz="4" w:space="0" w:color="CCCCCC"/>
+              <w:bottom w:val="single" w:sz="4" w:space="0" w:color="CCCCCC"/>
+              <w:left w:val="single" w:sz="4" w:space="0" w:color="CCCCCC"/>
+              <w:right w:val="single" w:sz="4" w:space="0" w:color="CCCCCC"/>
+            </w:tcBorders>
+          </w:tcPr>
+          <w:p>
+            <w:pPr>
+              <w:spacing w:before="60" w:after="60" w:line="252" w:lineRule="auto"/>
+              <w:jc w:val="left"/>
+            </w:pPr>
+            <w:r/>
+            <w:r>
+              <w:t>717.50</w:t>
+            </w:r>
+          </w:p>
+        </w:tc>
+        <w:tc>
+          <w:tcPr>
+            <w:tcW w:type="dxa" w:w="1728"/>
+            <w:shd w:fill="F8FAFC"/>
+            <w:tcMar>
+              <w:top w:w="100" w:type="dxa"/>
+              <w:bottom w:w="100" w:type="dxa"/>
+              <w:left w:w="120" w:type="dxa"/>
+              <w:right w:w="120" w:type="dxa"/>
+            </w:tcMar>
+            <w:tcBorders>
+              <w:top w:val="single" w:sz="4" w:space="0" w:color="CCCCCC"/>
+              <w:bottom w:val="single" w:sz="4" w:space="0" w:color="CCCCCC"/>
+              <w:left w:val="single" w:sz="4" w:space="0" w:color="CCCCCC"/>
+              <w:right w:val="single" w:sz="4" w:space="0" w:color="CCCCCC"/>
+            </w:tcBorders>
+          </w:tcPr>
+          <w:p>
+            <w:pPr>
+              <w:spacing w:before="60" w:after="60" w:line="252" w:lineRule="auto"/>
+              <w:jc w:val="left"/>
+            </w:pPr>
+            <w:r/>
+            <w:r>
+              <w:rPr>
+                <w:b/>
+              </w:rPr>
+              <w:t>723.25</w:t>
+            </w:r>
+          </w:p>
+        </w:tc>
+        <w:tc>
+          <w:tcPr>
+            <w:tcW w:type="dxa" w:w="3456"/>
+            <w:shd w:fill="F8FAFC"/>
             <w:tcMar>
               <w:top w:w="100" w:type="dxa"/>
               <w:bottom w:w="100" w:type="dxa"/>
@@ -27508,7 +30093,7 @@
         <w:tc>
           <w:tcPr>
             <w:tcW w:type="dxa" w:w="1440"/>
-            <w:shd w:fill="FFFFFF"/>
+            <w:shd w:fill="F8FAFC"/>
             <w:tcMar>
               <w:top w:w="100" w:type="dxa"/>
               <w:bottom w:w="100" w:type="dxa"/>
@@ -27538,7 +30123,7 @@
         <w:tc>
           <w:tcPr>
             <w:tcW w:type="dxa" w:w="1584"/>
-            <w:shd w:fill="F8FAFC"/>
+            <w:shd w:fill="FFFFFF"/>
             <w:tcMar>
               <w:top w:w="100" w:type="dxa"/>
               <w:bottom w:w="100" w:type="dxa"/>
@@ -27562,126 +30147,126 @@
               <w:rPr>
                 <w:b/>
               </w:rPr>
-              <w:t>Wed 19/08</w:t>
+              <w:t>Fri 21/08</w:t>
             </w:r>
           </w:p>
         </w:tc>
         <w:tc>
           <w:tcPr>
             <w:tcW w:type="dxa" w:w="864"/>
-            <w:shd w:fill="F8FAFC"/>
-            <w:tcMar>
-              <w:top w:w="100" w:type="dxa"/>
-              <w:bottom w:w="100" w:type="dxa"/>
-              <w:left w:w="120" w:type="dxa"/>
-              <w:right w:w="120" w:type="dxa"/>
-            </w:tcMar>
-            <w:tcBorders>
-              <w:top w:val="single" w:sz="4" w:space="0" w:color="CCCCCC"/>
-              <w:bottom w:val="single" w:sz="4" w:space="0" w:color="CCCCCC"/>
-              <w:left w:val="single" w:sz="4" w:space="0" w:color="CCCCCC"/>
-              <w:right w:val="single" w:sz="4" w:space="0" w:color="CCCCCC"/>
-            </w:tcBorders>
-          </w:tcPr>
-          <w:p>
-            <w:pPr>
-              <w:spacing w:before="60" w:after="60" w:line="252" w:lineRule="auto"/>
-              <w:jc w:val="left"/>
-            </w:pPr>
-            <w:r/>
-            <w:r>
-              <w:t>London 15-19</w:t>
+            <w:shd w:fill="FFFFFF"/>
+            <w:tcMar>
+              <w:top w:w="100" w:type="dxa"/>
+              <w:bottom w:w="100" w:type="dxa"/>
+              <w:left w:w="120" w:type="dxa"/>
+              <w:right w:w="120" w:type="dxa"/>
+            </w:tcMar>
+            <w:tcBorders>
+              <w:top w:val="single" w:sz="4" w:space="0" w:color="CCCCCC"/>
+              <w:bottom w:val="single" w:sz="4" w:space="0" w:color="CCCCCC"/>
+              <w:left w:val="single" w:sz="4" w:space="0" w:color="CCCCCC"/>
+              <w:right w:val="single" w:sz="4" w:space="0" w:color="CCCCCC"/>
+            </w:tcBorders>
+          </w:tcPr>
+          <w:p>
+            <w:pPr>
+              <w:spacing w:before="60" w:after="60" w:line="252" w:lineRule="auto"/>
+              <w:jc w:val="left"/>
+            </w:pPr>
+            <w:r/>
+            <w:r>
+              <w:t>Asia 11-15</w:t>
             </w:r>
           </w:p>
         </w:tc>
         <w:tc>
           <w:tcPr>
             <w:tcW w:type="dxa" w:w="1440"/>
-            <w:shd w:fill="F8FAFC"/>
-            <w:tcMar>
-              <w:top w:w="100" w:type="dxa"/>
-              <w:bottom w:w="100" w:type="dxa"/>
-              <w:left w:w="120" w:type="dxa"/>
-              <w:right w:w="120" w:type="dxa"/>
-            </w:tcMar>
-            <w:tcBorders>
-              <w:top w:val="single" w:sz="4" w:space="0" w:color="CCCCCC"/>
-              <w:bottom w:val="single" w:sz="4" w:space="0" w:color="CCCCCC"/>
-              <w:left w:val="single" w:sz="4" w:space="0" w:color="CCCCCC"/>
-              <w:right w:val="single" w:sz="4" w:space="0" w:color="CCCCCC"/>
-            </w:tcBorders>
-          </w:tcPr>
-          <w:p>
-            <w:pPr>
-              <w:spacing w:before="60" w:after="60" w:line="252" w:lineRule="auto"/>
-              <w:jc w:val="left"/>
-            </w:pPr>
-            <w:r/>
-            <w:r>
-              <w:t>716.75</w:t>
+            <w:shd w:fill="FFFFFF"/>
+            <w:tcMar>
+              <w:top w:w="100" w:type="dxa"/>
+              <w:bottom w:w="100" w:type="dxa"/>
+              <w:left w:w="120" w:type="dxa"/>
+              <w:right w:w="120" w:type="dxa"/>
+            </w:tcMar>
+            <w:tcBorders>
+              <w:top w:val="single" w:sz="4" w:space="0" w:color="CCCCCC"/>
+              <w:bottom w:val="single" w:sz="4" w:space="0" w:color="CCCCCC"/>
+              <w:left w:val="single" w:sz="4" w:space="0" w:color="CCCCCC"/>
+              <w:right w:val="single" w:sz="4" w:space="0" w:color="CCCCCC"/>
+            </w:tcBorders>
+          </w:tcPr>
+          <w:p>
+            <w:pPr>
+              <w:spacing w:before="60" w:after="60" w:line="252" w:lineRule="auto"/>
+              <w:jc w:val="left"/>
+            </w:pPr>
+            <w:r/>
+            <w:r>
+              <w:t>723.25</w:t>
             </w:r>
           </w:p>
         </w:tc>
         <w:tc>
           <w:tcPr>
             <w:tcW w:type="dxa" w:w="2016"/>
-            <w:shd w:fill="F8FAFC"/>
-            <w:tcMar>
-              <w:top w:w="100" w:type="dxa"/>
-              <w:bottom w:w="100" w:type="dxa"/>
-              <w:left w:w="120" w:type="dxa"/>
-              <w:right w:w="120" w:type="dxa"/>
-            </w:tcMar>
-            <w:tcBorders>
-              <w:top w:val="single" w:sz="4" w:space="0" w:color="CCCCCC"/>
-              <w:bottom w:val="single" w:sz="4" w:space="0" w:color="CCCCCC"/>
-              <w:left w:val="single" w:sz="4" w:space="0" w:color="CCCCCC"/>
-              <w:right w:val="single" w:sz="4" w:space="0" w:color="CCCCCC"/>
-            </w:tcBorders>
-          </w:tcPr>
-          <w:p>
-            <w:pPr>
-              <w:spacing w:before="60" w:after="60" w:line="252" w:lineRule="auto"/>
-              <w:jc w:val="left"/>
-            </w:pPr>
-            <w:r/>
-            <w:r>
-              <w:t>730.25</w:t>
+            <w:shd w:fill="FFFFFF"/>
+            <w:tcMar>
+              <w:top w:w="100" w:type="dxa"/>
+              <w:bottom w:w="100" w:type="dxa"/>
+              <w:left w:w="120" w:type="dxa"/>
+              <w:right w:w="120" w:type="dxa"/>
+            </w:tcMar>
+            <w:tcBorders>
+              <w:top w:val="single" w:sz="4" w:space="0" w:color="CCCCCC"/>
+              <w:bottom w:val="single" w:sz="4" w:space="0" w:color="CCCCCC"/>
+              <w:left w:val="single" w:sz="4" w:space="0" w:color="CCCCCC"/>
+              <w:right w:val="single" w:sz="4" w:space="0" w:color="CCCCCC"/>
+            </w:tcBorders>
+          </w:tcPr>
+          <w:p>
+            <w:pPr>
+              <w:spacing w:before="60" w:after="60" w:line="252" w:lineRule="auto"/>
+              <w:jc w:val="left"/>
+            </w:pPr>
+            <w:r/>
+            <w:r>
+              <w:t>730.75</w:t>
             </w:r>
           </w:p>
         </w:tc>
         <w:tc>
           <w:tcPr>
             <w:tcW w:type="dxa" w:w="1152"/>
-            <w:shd w:fill="F8FAFC"/>
-            <w:tcMar>
-              <w:top w:w="100" w:type="dxa"/>
-              <w:bottom w:w="100" w:type="dxa"/>
-              <w:left w:w="120" w:type="dxa"/>
-              <w:right w:w="120" w:type="dxa"/>
-            </w:tcMar>
-            <w:tcBorders>
-              <w:top w:val="single" w:sz="4" w:space="0" w:color="CCCCCC"/>
-              <w:bottom w:val="single" w:sz="4" w:space="0" w:color="CCCCCC"/>
-              <w:left w:val="single" w:sz="4" w:space="0" w:color="CCCCCC"/>
-              <w:right w:val="single" w:sz="4" w:space="0" w:color="CCCCCC"/>
-            </w:tcBorders>
-          </w:tcPr>
-          <w:p>
-            <w:pPr>
-              <w:spacing w:before="60" w:after="60" w:line="252" w:lineRule="auto"/>
-              <w:jc w:val="left"/>
-            </w:pPr>
-            <w:r/>
-            <w:r>
-              <w:t>703.75</w:t>
+            <w:shd w:fill="FFFFFF"/>
+            <w:tcMar>
+              <w:top w:w="100" w:type="dxa"/>
+              <w:bottom w:w="100" w:type="dxa"/>
+              <w:left w:w="120" w:type="dxa"/>
+              <w:right w:w="120" w:type="dxa"/>
+            </w:tcMar>
+            <w:tcBorders>
+              <w:top w:val="single" w:sz="4" w:space="0" w:color="CCCCCC"/>
+              <w:bottom w:val="single" w:sz="4" w:space="0" w:color="CCCCCC"/>
+              <w:left w:val="single" w:sz="4" w:space="0" w:color="CCCCCC"/>
+              <w:right w:val="single" w:sz="4" w:space="0" w:color="CCCCCC"/>
+            </w:tcBorders>
+          </w:tcPr>
+          <w:p>
+            <w:pPr>
+              <w:spacing w:before="60" w:after="60" w:line="252" w:lineRule="auto"/>
+              <w:jc w:val="left"/>
+            </w:pPr>
+            <w:r/>
+            <w:r>
+              <w:t>717.25</w:t>
             </w:r>
           </w:p>
         </w:tc>
         <w:tc>
           <w:tcPr>
             <w:tcW w:type="dxa" w:w="1728"/>
-            <w:shd w:fill="F8FAFC"/>
+            <w:shd w:fill="FFFFFF"/>
             <w:tcMar>
               <w:top w:w="100" w:type="dxa"/>
               <w:bottom w:w="100" w:type="dxa"/>
@@ -27705,7 +30290,712 @@
               <w:rPr>
                 <w:b/>
               </w:rPr>
-              <w:t>718.50</w:t>
+              <w:t>722.25</w:t>
+            </w:r>
+          </w:p>
+        </w:tc>
+        <w:tc>
+          <w:tcPr>
+            <w:tcW w:type="dxa" w:w="3456"/>
+            <w:shd w:fill="FFFFFF"/>
+            <w:tcMar>
+              <w:top w:w="100" w:type="dxa"/>
+              <w:bottom w:w="100" w:type="dxa"/>
+              <w:left w:w="120" w:type="dxa"/>
+              <w:right w:w="120" w:type="dxa"/>
+            </w:tcMar>
+            <w:tcBorders>
+              <w:top w:val="single" w:sz="4" w:space="0" w:color="CCCCCC"/>
+              <w:bottom w:val="single" w:sz="4" w:space="0" w:color="CCCCCC"/>
+              <w:left w:val="single" w:sz="4" w:space="0" w:color="CCCCCC"/>
+              <w:right w:val="single" w:sz="4" w:space="0" w:color="CCCCCC"/>
+            </w:tcBorders>
+          </w:tcPr>
+          <w:p>
+            <w:pPr>
+              <w:spacing w:before="60" w:after="60" w:line="252" w:lineRule="auto"/>
+              <w:jc w:val="left"/>
+            </w:pPr>
+            <w:r/>
+            <w:r>
+              <w:rPr>
+                <w:b/>
+              </w:rPr>
+              <w:t>-1.00</w:t>
+            </w:r>
+          </w:p>
+        </w:tc>
+        <w:tc>
+          <w:tcPr>
+            <w:tcW w:type="dxa" w:w="1440"/>
+            <w:shd w:fill="FFFFFF"/>
+            <w:tcMar>
+              <w:top w:w="100" w:type="dxa"/>
+              <w:bottom w:w="100" w:type="dxa"/>
+              <w:left w:w="120" w:type="dxa"/>
+              <w:right w:w="120" w:type="dxa"/>
+            </w:tcMar>
+            <w:tcBorders>
+              <w:top w:val="single" w:sz="4" w:space="0" w:color="CCCCCC"/>
+              <w:bottom w:val="single" w:sz="4" w:space="0" w:color="CCCCCC"/>
+              <w:left w:val="single" w:sz="4" w:space="0" w:color="CCCCCC"/>
+              <w:right w:val="single" w:sz="4" w:space="0" w:color="CCCCCC"/>
+            </w:tcBorders>
+          </w:tcPr>
+          <w:p>
+            <w:pPr>
+              <w:spacing w:before="60" w:after="60" w:line="252" w:lineRule="auto"/>
+              <w:jc w:val="left"/>
+            </w:pPr>
+            <w:r/>
+            <w:r>
+              <w:t>BEAR</w:t>
+            </w:r>
+          </w:p>
+        </w:tc>
+      </w:tr>
+      <w:tr>
+        <w:tc>
+          <w:tcPr>
+            <w:tcW w:type="dxa" w:w="1584"/>
+            <w:shd w:fill="F8FAFC"/>
+            <w:tcMar>
+              <w:top w:w="100" w:type="dxa"/>
+              <w:bottom w:w="100" w:type="dxa"/>
+              <w:left w:w="120" w:type="dxa"/>
+              <w:right w:w="120" w:type="dxa"/>
+            </w:tcMar>
+            <w:tcBorders>
+              <w:top w:val="single" w:sz="4" w:space="0" w:color="CCCCCC"/>
+              <w:bottom w:val="single" w:sz="4" w:space="0" w:color="CCCCCC"/>
+              <w:left w:val="single" w:sz="4" w:space="0" w:color="CCCCCC"/>
+              <w:right w:val="single" w:sz="4" w:space="0" w:color="CCCCCC"/>
+            </w:tcBorders>
+          </w:tcPr>
+          <w:p>
+            <w:pPr>
+              <w:spacing w:before="60" w:after="60" w:line="252" w:lineRule="auto"/>
+              <w:jc w:val="left"/>
+            </w:pPr>
+            <w:r/>
+            <w:r>
+              <w:rPr>
+                <w:b/>
+              </w:rPr>
+              <w:t>Fri 21/08</w:t>
+            </w:r>
+          </w:p>
+        </w:tc>
+        <w:tc>
+          <w:tcPr>
+            <w:tcW w:type="dxa" w:w="864"/>
+            <w:shd w:fill="F8FAFC"/>
+            <w:tcMar>
+              <w:top w:w="100" w:type="dxa"/>
+              <w:bottom w:w="100" w:type="dxa"/>
+              <w:left w:w="120" w:type="dxa"/>
+              <w:right w:w="120" w:type="dxa"/>
+            </w:tcMar>
+            <w:tcBorders>
+              <w:top w:val="single" w:sz="4" w:space="0" w:color="CCCCCC"/>
+              <w:bottom w:val="single" w:sz="4" w:space="0" w:color="CCCCCC"/>
+              <w:left w:val="single" w:sz="4" w:space="0" w:color="CCCCCC"/>
+              <w:right w:val="single" w:sz="4" w:space="0" w:color="CCCCCC"/>
+            </w:tcBorders>
+          </w:tcPr>
+          <w:p>
+            <w:pPr>
+              <w:spacing w:before="60" w:after="60" w:line="252" w:lineRule="auto"/>
+              <w:jc w:val="left"/>
+            </w:pPr>
+            <w:r/>
+            <w:r>
+              <w:t>London 15-19</w:t>
+            </w:r>
+          </w:p>
+        </w:tc>
+        <w:tc>
+          <w:tcPr>
+            <w:tcW w:type="dxa" w:w="1440"/>
+            <w:shd w:fill="F8FAFC"/>
+            <w:tcMar>
+              <w:top w:w="100" w:type="dxa"/>
+              <w:bottom w:w="100" w:type="dxa"/>
+              <w:left w:w="120" w:type="dxa"/>
+              <w:right w:w="120" w:type="dxa"/>
+            </w:tcMar>
+            <w:tcBorders>
+              <w:top w:val="single" w:sz="4" w:space="0" w:color="CCCCCC"/>
+              <w:bottom w:val="single" w:sz="4" w:space="0" w:color="CCCCCC"/>
+              <w:left w:val="single" w:sz="4" w:space="0" w:color="CCCCCC"/>
+              <w:right w:val="single" w:sz="4" w:space="0" w:color="CCCCCC"/>
+            </w:tcBorders>
+          </w:tcPr>
+          <w:p>
+            <w:pPr>
+              <w:spacing w:before="60" w:after="60" w:line="252" w:lineRule="auto"/>
+              <w:jc w:val="left"/>
+            </w:pPr>
+            <w:r/>
+            <w:r>
+              <w:t>722.25</w:t>
+            </w:r>
+          </w:p>
+        </w:tc>
+        <w:tc>
+          <w:tcPr>
+            <w:tcW w:type="dxa" w:w="2016"/>
+            <w:shd w:fill="F8FAFC"/>
+            <w:tcMar>
+              <w:top w:w="100" w:type="dxa"/>
+              <w:bottom w:w="100" w:type="dxa"/>
+              <w:left w:w="120" w:type="dxa"/>
+              <w:right w:w="120" w:type="dxa"/>
+            </w:tcMar>
+            <w:tcBorders>
+              <w:top w:val="single" w:sz="4" w:space="0" w:color="CCCCCC"/>
+              <w:bottom w:val="single" w:sz="4" w:space="0" w:color="CCCCCC"/>
+              <w:left w:val="single" w:sz="4" w:space="0" w:color="CCCCCC"/>
+              <w:right w:val="single" w:sz="4" w:space="0" w:color="CCCCCC"/>
+            </w:tcBorders>
+          </w:tcPr>
+          <w:p>
+            <w:pPr>
+              <w:spacing w:before="60" w:after="60" w:line="252" w:lineRule="auto"/>
+              <w:jc w:val="left"/>
+            </w:pPr>
+            <w:r/>
+            <w:r>
+              <w:t>729.25</w:t>
+            </w:r>
+          </w:p>
+        </w:tc>
+        <w:tc>
+          <w:tcPr>
+            <w:tcW w:type="dxa" w:w="1152"/>
+            <w:shd w:fill="F8FAFC"/>
+            <w:tcMar>
+              <w:top w:w="100" w:type="dxa"/>
+              <w:bottom w:w="100" w:type="dxa"/>
+              <w:left w:w="120" w:type="dxa"/>
+              <w:right w:w="120" w:type="dxa"/>
+            </w:tcMar>
+            <w:tcBorders>
+              <w:top w:val="single" w:sz="4" w:space="0" w:color="CCCCCC"/>
+              <w:bottom w:val="single" w:sz="4" w:space="0" w:color="CCCCCC"/>
+              <w:left w:val="single" w:sz="4" w:space="0" w:color="CCCCCC"/>
+              <w:right w:val="single" w:sz="4" w:space="0" w:color="CCCCCC"/>
+            </w:tcBorders>
+          </w:tcPr>
+          <w:p>
+            <w:pPr>
+              <w:spacing w:before="60" w:after="60" w:line="252" w:lineRule="auto"/>
+              <w:jc w:val="left"/>
+            </w:pPr>
+            <w:r/>
+            <w:r>
+              <w:t>708.75</w:t>
+            </w:r>
+          </w:p>
+        </w:tc>
+        <w:tc>
+          <w:tcPr>
+            <w:tcW w:type="dxa" w:w="1728"/>
+            <w:shd w:fill="F8FAFC"/>
+            <w:tcMar>
+              <w:top w:w="100" w:type="dxa"/>
+              <w:bottom w:w="100" w:type="dxa"/>
+              <w:left w:w="120" w:type="dxa"/>
+              <w:right w:w="120" w:type="dxa"/>
+            </w:tcMar>
+            <w:tcBorders>
+              <w:top w:val="single" w:sz="4" w:space="0" w:color="CCCCCC"/>
+              <w:bottom w:val="single" w:sz="4" w:space="0" w:color="CCCCCC"/>
+              <w:left w:val="single" w:sz="4" w:space="0" w:color="CCCCCC"/>
+              <w:right w:val="single" w:sz="4" w:space="0" w:color="CCCCCC"/>
+            </w:tcBorders>
+          </w:tcPr>
+          <w:p>
+            <w:pPr>
+              <w:spacing w:before="60" w:after="60" w:line="252" w:lineRule="auto"/>
+              <w:jc w:val="left"/>
+            </w:pPr>
+            <w:r/>
+            <w:r>
+              <w:rPr>
+                <w:b/>
+              </w:rPr>
+              <w:t>723.00</w:t>
+            </w:r>
+          </w:p>
+        </w:tc>
+        <w:tc>
+          <w:tcPr>
+            <w:tcW w:type="dxa" w:w="3456"/>
+            <w:shd w:fill="F8FAFC"/>
+            <w:tcMar>
+              <w:top w:w="100" w:type="dxa"/>
+              <w:bottom w:w="100" w:type="dxa"/>
+              <w:left w:w="120" w:type="dxa"/>
+              <w:right w:w="120" w:type="dxa"/>
+            </w:tcMar>
+            <w:tcBorders>
+              <w:top w:val="single" w:sz="4" w:space="0" w:color="CCCCCC"/>
+              <w:bottom w:val="single" w:sz="4" w:space="0" w:color="CCCCCC"/>
+              <w:left w:val="single" w:sz="4" w:space="0" w:color="CCCCCC"/>
+              <w:right w:val="single" w:sz="4" w:space="0" w:color="CCCCCC"/>
+            </w:tcBorders>
+          </w:tcPr>
+          <w:p>
+            <w:pPr>
+              <w:spacing w:before="60" w:after="60" w:line="252" w:lineRule="auto"/>
+              <w:jc w:val="left"/>
+            </w:pPr>
+            <w:r/>
+            <w:r>
+              <w:rPr>
+                <w:b/>
+              </w:rPr>
+              <w:t>+0.75</w:t>
+            </w:r>
+          </w:p>
+        </w:tc>
+        <w:tc>
+          <w:tcPr>
+            <w:tcW w:type="dxa" w:w="1440"/>
+            <w:shd w:fill="F8FAFC"/>
+            <w:tcMar>
+              <w:top w:w="100" w:type="dxa"/>
+              <w:bottom w:w="100" w:type="dxa"/>
+              <w:left w:w="120" w:type="dxa"/>
+              <w:right w:w="120" w:type="dxa"/>
+            </w:tcMar>
+            <w:tcBorders>
+              <w:top w:val="single" w:sz="4" w:space="0" w:color="CCCCCC"/>
+              <w:bottom w:val="single" w:sz="4" w:space="0" w:color="CCCCCC"/>
+              <w:left w:val="single" w:sz="4" w:space="0" w:color="CCCCCC"/>
+              <w:right w:val="single" w:sz="4" w:space="0" w:color="CCCCCC"/>
+            </w:tcBorders>
+          </w:tcPr>
+          <w:p>
+            <w:pPr>
+              <w:spacing w:before="60" w:after="60" w:line="252" w:lineRule="auto"/>
+              <w:jc w:val="left"/>
+            </w:pPr>
+            <w:r/>
+            <w:r>
+              <w:t>BULL</w:t>
+            </w:r>
+          </w:p>
+        </w:tc>
+      </w:tr>
+      <w:tr>
+        <w:tc>
+          <w:tcPr>
+            <w:tcW w:type="dxa" w:w="1584"/>
+            <w:shd w:fill="FFFFFF"/>
+            <w:tcMar>
+              <w:top w:w="100" w:type="dxa"/>
+              <w:bottom w:w="100" w:type="dxa"/>
+              <w:left w:w="120" w:type="dxa"/>
+              <w:right w:w="120" w:type="dxa"/>
+            </w:tcMar>
+            <w:tcBorders>
+              <w:top w:val="single" w:sz="4" w:space="0" w:color="CCCCCC"/>
+              <w:bottom w:val="single" w:sz="4" w:space="0" w:color="CCCCCC"/>
+              <w:left w:val="single" w:sz="4" w:space="0" w:color="CCCCCC"/>
+              <w:right w:val="single" w:sz="4" w:space="0" w:color="CCCCCC"/>
+            </w:tcBorders>
+          </w:tcPr>
+          <w:p>
+            <w:pPr>
+              <w:spacing w:before="60" w:after="60" w:line="252" w:lineRule="auto"/>
+              <w:jc w:val="left"/>
+            </w:pPr>
+            <w:r/>
+            <w:r>
+              <w:rPr>
+                <w:b/>
+              </w:rPr>
+              <w:t>Fri 21/08</w:t>
+            </w:r>
+          </w:p>
+        </w:tc>
+        <w:tc>
+          <w:tcPr>
+            <w:tcW w:type="dxa" w:w="864"/>
+            <w:shd w:fill="FFFFFF"/>
+            <w:tcMar>
+              <w:top w:w="100" w:type="dxa"/>
+              <w:bottom w:w="100" w:type="dxa"/>
+              <w:left w:w="120" w:type="dxa"/>
+              <w:right w:w="120" w:type="dxa"/>
+            </w:tcMar>
+            <w:tcBorders>
+              <w:top w:val="single" w:sz="4" w:space="0" w:color="CCCCCC"/>
+              <w:bottom w:val="single" w:sz="4" w:space="0" w:color="CCCCCC"/>
+              <w:left w:val="single" w:sz="4" w:space="0" w:color="CCCCCC"/>
+              <w:right w:val="single" w:sz="4" w:space="0" w:color="CCCCCC"/>
+            </w:tcBorders>
+          </w:tcPr>
+          <w:p>
+            <w:pPr>
+              <w:spacing w:before="60" w:after="60" w:line="252" w:lineRule="auto"/>
+              <w:jc w:val="left"/>
+            </w:pPr>
+            <w:r/>
+            <w:r>
+              <w:t>Pre-NY 19-21</w:t>
+            </w:r>
+          </w:p>
+        </w:tc>
+        <w:tc>
+          <w:tcPr>
+            <w:tcW w:type="dxa" w:w="1440"/>
+            <w:shd w:fill="FFFFFF"/>
+            <w:tcMar>
+              <w:top w:w="100" w:type="dxa"/>
+              <w:bottom w:w="100" w:type="dxa"/>
+              <w:left w:w="120" w:type="dxa"/>
+              <w:right w:w="120" w:type="dxa"/>
+            </w:tcMar>
+            <w:tcBorders>
+              <w:top w:val="single" w:sz="4" w:space="0" w:color="CCCCCC"/>
+              <w:bottom w:val="single" w:sz="4" w:space="0" w:color="CCCCCC"/>
+              <w:left w:val="single" w:sz="4" w:space="0" w:color="CCCCCC"/>
+              <w:right w:val="single" w:sz="4" w:space="0" w:color="CCCCCC"/>
+            </w:tcBorders>
+          </w:tcPr>
+          <w:p>
+            <w:pPr>
+              <w:spacing w:before="60" w:after="60" w:line="252" w:lineRule="auto"/>
+              <w:jc w:val="left"/>
+            </w:pPr>
+            <w:r/>
+            <w:r>
+              <w:t>723.00</w:t>
+            </w:r>
+          </w:p>
+        </w:tc>
+        <w:tc>
+          <w:tcPr>
+            <w:tcW w:type="dxa" w:w="2016"/>
+            <w:shd w:fill="FFFFFF"/>
+            <w:tcMar>
+              <w:top w:w="100" w:type="dxa"/>
+              <w:bottom w:w="100" w:type="dxa"/>
+              <w:left w:w="120" w:type="dxa"/>
+              <w:right w:w="120" w:type="dxa"/>
+            </w:tcMar>
+            <w:tcBorders>
+              <w:top w:val="single" w:sz="4" w:space="0" w:color="CCCCCC"/>
+              <w:bottom w:val="single" w:sz="4" w:space="0" w:color="CCCCCC"/>
+              <w:left w:val="single" w:sz="4" w:space="0" w:color="CCCCCC"/>
+              <w:right w:val="single" w:sz="4" w:space="0" w:color="CCCCCC"/>
+            </w:tcBorders>
+          </w:tcPr>
+          <w:p>
+            <w:pPr>
+              <w:spacing w:before="60" w:after="60" w:line="252" w:lineRule="auto"/>
+              <w:jc w:val="left"/>
+            </w:pPr>
+            <w:r/>
+            <w:r>
+              <w:t>732.25</w:t>
+            </w:r>
+          </w:p>
+        </w:tc>
+        <w:tc>
+          <w:tcPr>
+            <w:tcW w:type="dxa" w:w="1152"/>
+            <w:shd w:fill="FFFFFF"/>
+            <w:tcMar>
+              <w:top w:w="100" w:type="dxa"/>
+              <w:bottom w:w="100" w:type="dxa"/>
+              <w:left w:w="120" w:type="dxa"/>
+              <w:right w:w="120" w:type="dxa"/>
+            </w:tcMar>
+            <w:tcBorders>
+              <w:top w:val="single" w:sz="4" w:space="0" w:color="CCCCCC"/>
+              <w:bottom w:val="single" w:sz="4" w:space="0" w:color="CCCCCC"/>
+              <w:left w:val="single" w:sz="4" w:space="0" w:color="CCCCCC"/>
+              <w:right w:val="single" w:sz="4" w:space="0" w:color="CCCCCC"/>
+            </w:tcBorders>
+          </w:tcPr>
+          <w:p>
+            <w:pPr>
+              <w:spacing w:before="60" w:after="60" w:line="252" w:lineRule="auto"/>
+              <w:jc w:val="left"/>
+            </w:pPr>
+            <w:r/>
+            <w:r>
+              <w:t>715.75</w:t>
+            </w:r>
+          </w:p>
+        </w:tc>
+        <w:tc>
+          <w:tcPr>
+            <w:tcW w:type="dxa" w:w="1728"/>
+            <w:shd w:fill="FFFFFF"/>
+            <w:tcMar>
+              <w:top w:w="100" w:type="dxa"/>
+              <w:bottom w:w="100" w:type="dxa"/>
+              <w:left w:w="120" w:type="dxa"/>
+              <w:right w:w="120" w:type="dxa"/>
+            </w:tcMar>
+            <w:tcBorders>
+              <w:top w:val="single" w:sz="4" w:space="0" w:color="CCCCCC"/>
+              <w:bottom w:val="single" w:sz="4" w:space="0" w:color="CCCCCC"/>
+              <w:left w:val="single" w:sz="4" w:space="0" w:color="CCCCCC"/>
+              <w:right w:val="single" w:sz="4" w:space="0" w:color="CCCCCC"/>
+            </w:tcBorders>
+          </w:tcPr>
+          <w:p>
+            <w:pPr>
+              <w:spacing w:before="60" w:after="60" w:line="252" w:lineRule="auto"/>
+              <w:jc w:val="left"/>
+            </w:pPr>
+            <w:r/>
+            <w:r>
+              <w:rPr>
+                <w:b/>
+              </w:rPr>
+              <w:t>722.75</w:t>
+            </w:r>
+          </w:p>
+        </w:tc>
+        <w:tc>
+          <w:tcPr>
+            <w:tcW w:type="dxa" w:w="3456"/>
+            <w:shd w:fill="FFFFFF"/>
+            <w:tcMar>
+              <w:top w:w="100" w:type="dxa"/>
+              <w:bottom w:w="100" w:type="dxa"/>
+              <w:left w:w="120" w:type="dxa"/>
+              <w:right w:w="120" w:type="dxa"/>
+            </w:tcMar>
+            <w:tcBorders>
+              <w:top w:val="single" w:sz="4" w:space="0" w:color="CCCCCC"/>
+              <w:bottom w:val="single" w:sz="4" w:space="0" w:color="CCCCCC"/>
+              <w:left w:val="single" w:sz="4" w:space="0" w:color="CCCCCC"/>
+              <w:right w:val="single" w:sz="4" w:space="0" w:color="CCCCCC"/>
+            </w:tcBorders>
+          </w:tcPr>
+          <w:p>
+            <w:pPr>
+              <w:spacing w:before="60" w:after="60" w:line="252" w:lineRule="auto"/>
+              <w:jc w:val="left"/>
+            </w:pPr>
+            <w:r/>
+            <w:r>
+              <w:rPr>
+                <w:b/>
+              </w:rPr>
+              <w:t>-0.25</w:t>
+            </w:r>
+          </w:p>
+        </w:tc>
+        <w:tc>
+          <w:tcPr>
+            <w:tcW w:type="dxa" w:w="1440"/>
+            <w:shd w:fill="FFFFFF"/>
+            <w:tcMar>
+              <w:top w:w="100" w:type="dxa"/>
+              <w:bottom w:w="100" w:type="dxa"/>
+              <w:left w:w="120" w:type="dxa"/>
+              <w:right w:w="120" w:type="dxa"/>
+            </w:tcMar>
+            <w:tcBorders>
+              <w:top w:val="single" w:sz="4" w:space="0" w:color="CCCCCC"/>
+              <w:bottom w:val="single" w:sz="4" w:space="0" w:color="CCCCCC"/>
+              <w:left w:val="single" w:sz="4" w:space="0" w:color="CCCCCC"/>
+              <w:right w:val="single" w:sz="4" w:space="0" w:color="CCCCCC"/>
+            </w:tcBorders>
+          </w:tcPr>
+          <w:p>
+            <w:pPr>
+              <w:spacing w:before="60" w:after="60" w:line="252" w:lineRule="auto"/>
+              <w:jc w:val="left"/>
+            </w:pPr>
+            <w:r/>
+            <w:r>
+              <w:t>BEAR</w:t>
+            </w:r>
+          </w:p>
+        </w:tc>
+      </w:tr>
+      <w:tr>
+        <w:tc>
+          <w:tcPr>
+            <w:tcW w:type="dxa" w:w="1584"/>
+            <w:shd w:fill="F8FAFC"/>
+            <w:tcMar>
+              <w:top w:w="100" w:type="dxa"/>
+              <w:bottom w:w="100" w:type="dxa"/>
+              <w:left w:w="120" w:type="dxa"/>
+              <w:right w:w="120" w:type="dxa"/>
+            </w:tcMar>
+            <w:tcBorders>
+              <w:top w:val="single" w:sz="4" w:space="0" w:color="CCCCCC"/>
+              <w:bottom w:val="single" w:sz="4" w:space="0" w:color="CCCCCC"/>
+              <w:left w:val="single" w:sz="4" w:space="0" w:color="CCCCCC"/>
+              <w:right w:val="single" w:sz="4" w:space="0" w:color="CCCCCC"/>
+            </w:tcBorders>
+          </w:tcPr>
+          <w:p>
+            <w:pPr>
+              <w:spacing w:before="60" w:after="60" w:line="252" w:lineRule="auto"/>
+              <w:jc w:val="left"/>
+            </w:pPr>
+            <w:r/>
+            <w:r>
+              <w:rPr>
+                <w:b/>
+              </w:rPr>
+              <w:t>Fri 21/08</w:t>
+            </w:r>
+          </w:p>
+        </w:tc>
+        <w:tc>
+          <w:tcPr>
+            <w:tcW w:type="dxa" w:w="864"/>
+            <w:shd w:fill="F8FAFC"/>
+            <w:tcMar>
+              <w:top w:w="100" w:type="dxa"/>
+              <w:bottom w:w="100" w:type="dxa"/>
+              <w:left w:w="120" w:type="dxa"/>
+              <w:right w:w="120" w:type="dxa"/>
+            </w:tcMar>
+            <w:tcBorders>
+              <w:top w:val="single" w:sz="4" w:space="0" w:color="CCCCCC"/>
+              <w:bottom w:val="single" w:sz="4" w:space="0" w:color="CCCCCC"/>
+              <w:left w:val="single" w:sz="4" w:space="0" w:color="CCCCCC"/>
+              <w:right w:val="single" w:sz="4" w:space="0" w:color="CCCCCC"/>
+            </w:tcBorders>
+          </w:tcPr>
+          <w:p>
+            <w:pPr>
+              <w:spacing w:before="60" w:after="60" w:line="252" w:lineRule="auto"/>
+              <w:jc w:val="left"/>
+            </w:pPr>
+            <w:r/>
+            <w:r>
+              <w:t>NY Open 21-23</w:t>
+            </w:r>
+          </w:p>
+        </w:tc>
+        <w:tc>
+          <w:tcPr>
+            <w:tcW w:type="dxa" w:w="1440"/>
+            <w:shd w:fill="F8FAFC"/>
+            <w:tcMar>
+              <w:top w:w="100" w:type="dxa"/>
+              <w:bottom w:w="100" w:type="dxa"/>
+              <w:left w:w="120" w:type="dxa"/>
+              <w:right w:w="120" w:type="dxa"/>
+            </w:tcMar>
+            <w:tcBorders>
+              <w:top w:val="single" w:sz="4" w:space="0" w:color="CCCCCC"/>
+              <w:bottom w:val="single" w:sz="4" w:space="0" w:color="CCCCCC"/>
+              <w:left w:val="single" w:sz="4" w:space="0" w:color="CCCCCC"/>
+              <w:right w:val="single" w:sz="4" w:space="0" w:color="CCCCCC"/>
+            </w:tcBorders>
+          </w:tcPr>
+          <w:p>
+            <w:pPr>
+              <w:spacing w:before="60" w:after="60" w:line="252" w:lineRule="auto"/>
+              <w:jc w:val="left"/>
+            </w:pPr>
+            <w:r/>
+            <w:r>
+              <w:t>722.75</w:t>
+            </w:r>
+          </w:p>
+        </w:tc>
+        <w:tc>
+          <w:tcPr>
+            <w:tcW w:type="dxa" w:w="2016"/>
+            <w:shd w:fill="F8FAFC"/>
+            <w:tcMar>
+              <w:top w:w="100" w:type="dxa"/>
+              <w:bottom w:w="100" w:type="dxa"/>
+              <w:left w:w="120" w:type="dxa"/>
+              <w:right w:w="120" w:type="dxa"/>
+            </w:tcMar>
+            <w:tcBorders>
+              <w:top w:val="single" w:sz="4" w:space="0" w:color="CCCCCC"/>
+              <w:bottom w:val="single" w:sz="4" w:space="0" w:color="CCCCCC"/>
+              <w:left w:val="single" w:sz="4" w:space="0" w:color="CCCCCC"/>
+              <w:right w:val="single" w:sz="4" w:space="0" w:color="CCCCCC"/>
+            </w:tcBorders>
+          </w:tcPr>
+          <w:p>
+            <w:pPr>
+              <w:spacing w:before="60" w:after="60" w:line="252" w:lineRule="auto"/>
+              <w:jc w:val="left"/>
+            </w:pPr>
+            <w:r/>
+            <w:r>
+              <w:t>731.25</w:t>
+            </w:r>
+          </w:p>
+        </w:tc>
+        <w:tc>
+          <w:tcPr>
+            <w:tcW w:type="dxa" w:w="1152"/>
+            <w:shd w:fill="F8FAFC"/>
+            <w:tcMar>
+              <w:top w:w="100" w:type="dxa"/>
+              <w:bottom w:w="100" w:type="dxa"/>
+              <w:left w:w="120" w:type="dxa"/>
+              <w:right w:w="120" w:type="dxa"/>
+            </w:tcMar>
+            <w:tcBorders>
+              <w:top w:val="single" w:sz="4" w:space="0" w:color="CCCCCC"/>
+              <w:bottom w:val="single" w:sz="4" w:space="0" w:color="CCCCCC"/>
+              <w:left w:val="single" w:sz="4" w:space="0" w:color="CCCCCC"/>
+              <w:right w:val="single" w:sz="4" w:space="0" w:color="CCCCCC"/>
+            </w:tcBorders>
+          </w:tcPr>
+          <w:p>
+            <w:pPr>
+              <w:spacing w:before="60" w:after="60" w:line="252" w:lineRule="auto"/>
+              <w:jc w:val="left"/>
+            </w:pPr>
+            <w:r/>
+            <w:r>
+              <w:t>708.75</w:t>
+            </w:r>
+          </w:p>
+        </w:tc>
+        <w:tc>
+          <w:tcPr>
+            <w:tcW w:type="dxa" w:w="1728"/>
+            <w:shd w:fill="F8FAFC"/>
+            <w:tcMar>
+              <w:top w:w="100" w:type="dxa"/>
+              <w:bottom w:w="100" w:type="dxa"/>
+              <w:left w:w="120" w:type="dxa"/>
+              <w:right w:w="120" w:type="dxa"/>
+            </w:tcMar>
+            <w:tcBorders>
+              <w:top w:val="single" w:sz="4" w:space="0" w:color="CCCCCC"/>
+              <w:bottom w:val="single" w:sz="4" w:space="0" w:color="CCCCCC"/>
+              <w:left w:val="single" w:sz="4" w:space="0" w:color="CCCCCC"/>
+              <w:right w:val="single" w:sz="4" w:space="0" w:color="CCCCCC"/>
+            </w:tcBorders>
+          </w:tcPr>
+          <w:p>
+            <w:pPr>
+              <w:spacing w:before="60" w:after="60" w:line="252" w:lineRule="auto"/>
+              <w:jc w:val="left"/>
+            </w:pPr>
+            <w:r/>
+            <w:r>
+              <w:rPr>
+                <w:b/>
+              </w:rPr>
+              <w:t>724.50</w:t>
             </w:r>
           </w:p>
         </w:tc>
@@ -27797,7 +31087,7 @@
               <w:rPr>
                 <w:b/>
               </w:rPr>
-              <w:t>Wed 19/08</w:t>
+              <w:t>Fri 21/08</w:t>
             </w:r>
           </w:p>
         </w:tc>
@@ -27825,7 +31115,7 @@
             </w:pPr>
             <w:r/>
             <w:r>
-              <w:t>Pre-NY 19-21</w:t>
+              <w:t>NY Close 23-01</w:t>
             </w:r>
           </w:p>
         </w:tc>
@@ -27853,7 +31143,7 @@
             </w:pPr>
             <w:r/>
             <w:r>
-              <w:t>718.50</w:t>
+              <w:t>724.50</w:t>
             </w:r>
           </w:p>
         </w:tc>
@@ -27881,7 +31171,7 @@
             </w:pPr>
             <w:r/>
             <w:r>
-              <w:t>727.75</w:t>
+              <w:t>730.75</w:t>
             </w:r>
           </w:p>
         </w:tc>
@@ -27909,1887 +31199,7 @@
             </w:pPr>
             <w:r/>
             <w:r>
-              <w:t>707.75</w:t>
-            </w:r>
-          </w:p>
-        </w:tc>
-        <w:tc>
-          <w:tcPr>
-            <w:tcW w:type="dxa" w:w="1728"/>
-            <w:shd w:fill="FFFFFF"/>
-            <w:tcMar>
-              <w:top w:w="100" w:type="dxa"/>
-              <w:bottom w:w="100" w:type="dxa"/>
-              <w:left w:w="120" w:type="dxa"/>
-              <w:right w:w="120" w:type="dxa"/>
-            </w:tcMar>
-            <w:tcBorders>
-              <w:top w:val="single" w:sz="4" w:space="0" w:color="CCCCCC"/>
-              <w:bottom w:val="single" w:sz="4" w:space="0" w:color="CCCCCC"/>
-              <w:left w:val="single" w:sz="4" w:space="0" w:color="CCCCCC"/>
-              <w:right w:val="single" w:sz="4" w:space="0" w:color="CCCCCC"/>
-            </w:tcBorders>
-          </w:tcPr>
-          <w:p>
-            <w:pPr>
-              <w:spacing w:before="60" w:after="60" w:line="252" w:lineRule="auto"/>
-              <w:jc w:val="left"/>
-            </w:pPr>
-            <w:r/>
-            <w:r>
-              <w:rPr>
-                <w:b/>
-              </w:rPr>
-              <w:t>719.00</w:t>
-            </w:r>
-          </w:p>
-        </w:tc>
-        <w:tc>
-          <w:tcPr>
-            <w:tcW w:type="dxa" w:w="3456"/>
-            <w:shd w:fill="FFFFFF"/>
-            <w:tcMar>
-              <w:top w:w="100" w:type="dxa"/>
-              <w:bottom w:w="100" w:type="dxa"/>
-              <w:left w:w="120" w:type="dxa"/>
-              <w:right w:w="120" w:type="dxa"/>
-            </w:tcMar>
-            <w:tcBorders>
-              <w:top w:val="single" w:sz="4" w:space="0" w:color="CCCCCC"/>
-              <w:bottom w:val="single" w:sz="4" w:space="0" w:color="CCCCCC"/>
-              <w:left w:val="single" w:sz="4" w:space="0" w:color="CCCCCC"/>
-              <w:right w:val="single" w:sz="4" w:space="0" w:color="CCCCCC"/>
-            </w:tcBorders>
-          </w:tcPr>
-          <w:p>
-            <w:pPr>
-              <w:spacing w:before="60" w:after="60" w:line="252" w:lineRule="auto"/>
-              <w:jc w:val="left"/>
-            </w:pPr>
-            <w:r/>
-            <w:r>
-              <w:rPr>
-                <w:b/>
-              </w:rPr>
-              <w:t>+0.50</w:t>
-            </w:r>
-          </w:p>
-        </w:tc>
-        <w:tc>
-          <w:tcPr>
-            <w:tcW w:type="dxa" w:w="1440"/>
-            <w:shd w:fill="FFFFFF"/>
-            <w:tcMar>
-              <w:top w:w="100" w:type="dxa"/>
-              <w:bottom w:w="100" w:type="dxa"/>
-              <w:left w:w="120" w:type="dxa"/>
-              <w:right w:w="120" w:type="dxa"/>
-            </w:tcMar>
-            <w:tcBorders>
-              <w:top w:val="single" w:sz="4" w:space="0" w:color="CCCCCC"/>
-              <w:bottom w:val="single" w:sz="4" w:space="0" w:color="CCCCCC"/>
-              <w:left w:val="single" w:sz="4" w:space="0" w:color="CCCCCC"/>
-              <w:right w:val="single" w:sz="4" w:space="0" w:color="CCCCCC"/>
-            </w:tcBorders>
-          </w:tcPr>
-          <w:p>
-            <w:pPr>
-              <w:spacing w:before="60" w:after="60" w:line="252" w:lineRule="auto"/>
-              <w:jc w:val="left"/>
-            </w:pPr>
-            <w:r/>
-            <w:r>
-              <w:t>BULL</w:t>
-            </w:r>
-          </w:p>
-        </w:tc>
-      </w:tr>
-      <w:tr>
-        <w:tc>
-          <w:tcPr>
-            <w:tcW w:type="dxa" w:w="1584"/>
-            <w:shd w:fill="F8FAFC"/>
-            <w:tcMar>
-              <w:top w:w="100" w:type="dxa"/>
-              <w:bottom w:w="100" w:type="dxa"/>
-              <w:left w:w="120" w:type="dxa"/>
-              <w:right w:w="120" w:type="dxa"/>
-            </w:tcMar>
-            <w:tcBorders>
-              <w:top w:val="single" w:sz="4" w:space="0" w:color="CCCCCC"/>
-              <w:bottom w:val="single" w:sz="4" w:space="0" w:color="CCCCCC"/>
-              <w:left w:val="single" w:sz="4" w:space="0" w:color="CCCCCC"/>
-              <w:right w:val="single" w:sz="4" w:space="0" w:color="CCCCCC"/>
-            </w:tcBorders>
-          </w:tcPr>
-          <w:p>
-            <w:pPr>
-              <w:spacing w:before="60" w:after="60" w:line="252" w:lineRule="auto"/>
-              <w:jc w:val="left"/>
-            </w:pPr>
-            <w:r/>
-            <w:r>
-              <w:rPr>
-                <w:b/>
-              </w:rPr>
-              <w:t>Wed 19/08</w:t>
-            </w:r>
-          </w:p>
-        </w:tc>
-        <w:tc>
-          <w:tcPr>
-            <w:tcW w:type="dxa" w:w="864"/>
-            <w:shd w:fill="F8FAFC"/>
-            <w:tcMar>
-              <w:top w:w="100" w:type="dxa"/>
-              <w:bottom w:w="100" w:type="dxa"/>
-              <w:left w:w="120" w:type="dxa"/>
-              <w:right w:w="120" w:type="dxa"/>
-            </w:tcMar>
-            <w:tcBorders>
-              <w:top w:val="single" w:sz="4" w:space="0" w:color="CCCCCC"/>
-              <w:bottom w:val="single" w:sz="4" w:space="0" w:color="CCCCCC"/>
-              <w:left w:val="single" w:sz="4" w:space="0" w:color="CCCCCC"/>
-              <w:right w:val="single" w:sz="4" w:space="0" w:color="CCCCCC"/>
-            </w:tcBorders>
-          </w:tcPr>
-          <w:p>
-            <w:pPr>
-              <w:spacing w:before="60" w:after="60" w:line="252" w:lineRule="auto"/>
-              <w:jc w:val="left"/>
-            </w:pPr>
-            <w:r/>
-            <w:r>
-              <w:t>NY Open 21-23</w:t>
-            </w:r>
-          </w:p>
-        </w:tc>
-        <w:tc>
-          <w:tcPr>
-            <w:tcW w:type="dxa" w:w="1440"/>
-            <w:shd w:fill="F8FAFC"/>
-            <w:tcMar>
-              <w:top w:w="100" w:type="dxa"/>
-              <w:bottom w:w="100" w:type="dxa"/>
-              <w:left w:w="120" w:type="dxa"/>
-              <w:right w:w="120" w:type="dxa"/>
-            </w:tcMar>
-            <w:tcBorders>
-              <w:top w:val="single" w:sz="4" w:space="0" w:color="CCCCCC"/>
-              <w:bottom w:val="single" w:sz="4" w:space="0" w:color="CCCCCC"/>
-              <w:left w:val="single" w:sz="4" w:space="0" w:color="CCCCCC"/>
-              <w:right w:val="single" w:sz="4" w:space="0" w:color="CCCCCC"/>
-            </w:tcBorders>
-          </w:tcPr>
-          <w:p>
-            <w:pPr>
-              <w:spacing w:before="60" w:after="60" w:line="252" w:lineRule="auto"/>
-              <w:jc w:val="left"/>
-            </w:pPr>
-            <w:r/>
-            <w:r>
-              <w:t>719.00</w:t>
-            </w:r>
-          </w:p>
-        </w:tc>
-        <w:tc>
-          <w:tcPr>
-            <w:tcW w:type="dxa" w:w="2016"/>
-            <w:shd w:fill="F8FAFC"/>
-            <w:tcMar>
-              <w:top w:w="100" w:type="dxa"/>
-              <w:bottom w:w="100" w:type="dxa"/>
-              <w:left w:w="120" w:type="dxa"/>
-              <w:right w:w="120" w:type="dxa"/>
-            </w:tcMar>
-            <w:tcBorders>
-              <w:top w:val="single" w:sz="4" w:space="0" w:color="CCCCCC"/>
-              <w:bottom w:val="single" w:sz="4" w:space="0" w:color="CCCCCC"/>
-              <w:left w:val="single" w:sz="4" w:space="0" w:color="CCCCCC"/>
-              <w:right w:val="single" w:sz="4" w:space="0" w:color="CCCCCC"/>
-            </w:tcBorders>
-          </w:tcPr>
-          <w:p>
-            <w:pPr>
-              <w:spacing w:before="60" w:after="60" w:line="252" w:lineRule="auto"/>
-              <w:jc w:val="left"/>
-            </w:pPr>
-            <w:r/>
-            <w:r>
-              <w:t>731.25</w:t>
-            </w:r>
-          </w:p>
-        </w:tc>
-        <w:tc>
-          <w:tcPr>
-            <w:tcW w:type="dxa" w:w="1152"/>
-            <w:shd w:fill="F8FAFC"/>
-            <w:tcMar>
-              <w:top w:w="100" w:type="dxa"/>
-              <w:bottom w:w="100" w:type="dxa"/>
-              <w:left w:w="120" w:type="dxa"/>
-              <w:right w:w="120" w:type="dxa"/>
-            </w:tcMar>
-            <w:tcBorders>
-              <w:top w:val="single" w:sz="4" w:space="0" w:color="CCCCCC"/>
-              <w:bottom w:val="single" w:sz="4" w:space="0" w:color="CCCCCC"/>
-              <w:left w:val="single" w:sz="4" w:space="0" w:color="CCCCCC"/>
-              <w:right w:val="single" w:sz="4" w:space="0" w:color="CCCCCC"/>
-            </w:tcBorders>
-          </w:tcPr>
-          <w:p>
-            <w:pPr>
-              <w:spacing w:before="60" w:after="60" w:line="252" w:lineRule="auto"/>
-              <w:jc w:val="left"/>
-            </w:pPr>
-            <w:r/>
-            <w:r>
-              <w:t>704.75</w:t>
-            </w:r>
-          </w:p>
-        </w:tc>
-        <w:tc>
-          <w:tcPr>
-            <w:tcW w:type="dxa" w:w="1728"/>
-            <w:shd w:fill="F8FAFC"/>
-            <w:tcMar>
-              <w:top w:w="100" w:type="dxa"/>
-              <w:bottom w:w="100" w:type="dxa"/>
-              <w:left w:w="120" w:type="dxa"/>
-              <w:right w:w="120" w:type="dxa"/>
-            </w:tcMar>
-            <w:tcBorders>
-              <w:top w:val="single" w:sz="4" w:space="0" w:color="CCCCCC"/>
-              <w:bottom w:val="single" w:sz="4" w:space="0" w:color="CCCCCC"/>
-              <w:left w:val="single" w:sz="4" w:space="0" w:color="CCCCCC"/>
-              <w:right w:val="single" w:sz="4" w:space="0" w:color="CCCCCC"/>
-            </w:tcBorders>
-          </w:tcPr>
-          <w:p>
-            <w:pPr>
-              <w:spacing w:before="60" w:after="60" w:line="252" w:lineRule="auto"/>
-              <w:jc w:val="left"/>
-            </w:pPr>
-            <w:r/>
-            <w:r>
-              <w:rPr>
-                <w:b/>
-              </w:rPr>
-              <w:t>717.50</w:t>
-            </w:r>
-          </w:p>
-        </w:tc>
-        <w:tc>
-          <w:tcPr>
-            <w:tcW w:type="dxa" w:w="3456"/>
-            <w:shd w:fill="F8FAFC"/>
-            <w:tcMar>
-              <w:top w:w="100" w:type="dxa"/>
-              <w:bottom w:w="100" w:type="dxa"/>
-              <w:left w:w="120" w:type="dxa"/>
-              <w:right w:w="120" w:type="dxa"/>
-            </w:tcMar>
-            <w:tcBorders>
-              <w:top w:val="single" w:sz="4" w:space="0" w:color="CCCCCC"/>
-              <w:bottom w:val="single" w:sz="4" w:space="0" w:color="CCCCCC"/>
-              <w:left w:val="single" w:sz="4" w:space="0" w:color="CCCCCC"/>
-              <w:right w:val="single" w:sz="4" w:space="0" w:color="CCCCCC"/>
-            </w:tcBorders>
-          </w:tcPr>
-          <w:p>
-            <w:pPr>
-              <w:spacing w:before="60" w:after="60" w:line="252" w:lineRule="auto"/>
-              <w:jc w:val="left"/>
-            </w:pPr>
-            <w:r/>
-            <w:r>
-              <w:rPr>
-                <w:b/>
-              </w:rPr>
-              <w:t>-1.50</w:t>
-            </w:r>
-          </w:p>
-        </w:tc>
-        <w:tc>
-          <w:tcPr>
-            <w:tcW w:type="dxa" w:w="1440"/>
-            <w:shd w:fill="F8FAFC"/>
-            <w:tcMar>
-              <w:top w:w="100" w:type="dxa"/>
-              <w:bottom w:w="100" w:type="dxa"/>
-              <w:left w:w="120" w:type="dxa"/>
-              <w:right w:w="120" w:type="dxa"/>
-            </w:tcMar>
-            <w:tcBorders>
-              <w:top w:val="single" w:sz="4" w:space="0" w:color="CCCCCC"/>
-              <w:bottom w:val="single" w:sz="4" w:space="0" w:color="CCCCCC"/>
-              <w:left w:val="single" w:sz="4" w:space="0" w:color="CCCCCC"/>
-              <w:right w:val="single" w:sz="4" w:space="0" w:color="CCCCCC"/>
-            </w:tcBorders>
-          </w:tcPr>
-          <w:p>
-            <w:pPr>
-              <w:spacing w:before="60" w:after="60" w:line="252" w:lineRule="auto"/>
-              <w:jc w:val="left"/>
-            </w:pPr>
-            <w:r/>
-            <w:r>
-              <w:t>BEAR</w:t>
-            </w:r>
-          </w:p>
-        </w:tc>
-      </w:tr>
-      <w:tr>
-        <w:tc>
-          <w:tcPr>
-            <w:tcW w:type="dxa" w:w="1584"/>
-            <w:shd w:fill="FFFFFF"/>
-            <w:tcMar>
-              <w:top w:w="100" w:type="dxa"/>
-              <w:bottom w:w="100" w:type="dxa"/>
-              <w:left w:w="120" w:type="dxa"/>
-              <w:right w:w="120" w:type="dxa"/>
-            </w:tcMar>
-            <w:tcBorders>
-              <w:top w:val="single" w:sz="4" w:space="0" w:color="CCCCCC"/>
-              <w:bottom w:val="single" w:sz="4" w:space="0" w:color="CCCCCC"/>
-              <w:left w:val="single" w:sz="4" w:space="0" w:color="CCCCCC"/>
-              <w:right w:val="single" w:sz="4" w:space="0" w:color="CCCCCC"/>
-            </w:tcBorders>
-          </w:tcPr>
-          <w:p>
-            <w:pPr>
-              <w:spacing w:before="60" w:after="60" w:line="252" w:lineRule="auto"/>
-              <w:jc w:val="left"/>
-            </w:pPr>
-            <w:r/>
-            <w:r>
-              <w:rPr>
-                <w:b/>
-              </w:rPr>
-              <w:t>Wed 19/08</w:t>
-            </w:r>
-          </w:p>
-        </w:tc>
-        <w:tc>
-          <w:tcPr>
-            <w:tcW w:type="dxa" w:w="864"/>
-            <w:shd w:fill="FFFFFF"/>
-            <w:tcMar>
-              <w:top w:w="100" w:type="dxa"/>
-              <w:bottom w:w="100" w:type="dxa"/>
-              <w:left w:w="120" w:type="dxa"/>
-              <w:right w:w="120" w:type="dxa"/>
-            </w:tcMar>
-            <w:tcBorders>
-              <w:top w:val="single" w:sz="4" w:space="0" w:color="CCCCCC"/>
-              <w:bottom w:val="single" w:sz="4" w:space="0" w:color="CCCCCC"/>
-              <w:left w:val="single" w:sz="4" w:space="0" w:color="CCCCCC"/>
-              <w:right w:val="single" w:sz="4" w:space="0" w:color="CCCCCC"/>
-            </w:tcBorders>
-          </w:tcPr>
-          <w:p>
-            <w:pPr>
-              <w:spacing w:before="60" w:after="60" w:line="252" w:lineRule="auto"/>
-              <w:jc w:val="left"/>
-            </w:pPr>
-            <w:r/>
-            <w:r>
-              <w:t>NY Close 23-01</w:t>
-            </w:r>
-          </w:p>
-        </w:tc>
-        <w:tc>
-          <w:tcPr>
-            <w:tcW w:type="dxa" w:w="1440"/>
-            <w:shd w:fill="FFFFFF"/>
-            <w:tcMar>
-              <w:top w:w="100" w:type="dxa"/>
-              <w:bottom w:w="100" w:type="dxa"/>
-              <w:left w:w="120" w:type="dxa"/>
-              <w:right w:w="120" w:type="dxa"/>
-            </w:tcMar>
-            <w:tcBorders>
-              <w:top w:val="single" w:sz="4" w:space="0" w:color="CCCCCC"/>
-              <w:bottom w:val="single" w:sz="4" w:space="0" w:color="CCCCCC"/>
-              <w:left w:val="single" w:sz="4" w:space="0" w:color="CCCCCC"/>
-              <w:right w:val="single" w:sz="4" w:space="0" w:color="CCCCCC"/>
-            </w:tcBorders>
-          </w:tcPr>
-          <w:p>
-            <w:pPr>
-              <w:spacing w:before="60" w:after="60" w:line="252" w:lineRule="auto"/>
-              <w:jc w:val="left"/>
-            </w:pPr>
-            <w:r/>
-            <w:r>
-              <w:t>717.50</w:t>
-            </w:r>
-          </w:p>
-        </w:tc>
-        <w:tc>
-          <w:tcPr>
-            <w:tcW w:type="dxa" w:w="2016"/>
-            <w:shd w:fill="FFFFFF"/>
-            <w:tcMar>
-              <w:top w:w="100" w:type="dxa"/>
-              <w:bottom w:w="100" w:type="dxa"/>
-              <w:left w:w="120" w:type="dxa"/>
-              <w:right w:w="120" w:type="dxa"/>
-            </w:tcMar>
-            <w:tcBorders>
-              <w:top w:val="single" w:sz="4" w:space="0" w:color="CCCCCC"/>
-              <w:bottom w:val="single" w:sz="4" w:space="0" w:color="CCCCCC"/>
-              <w:left w:val="single" w:sz="4" w:space="0" w:color="CCCCCC"/>
-              <w:right w:val="single" w:sz="4" w:space="0" w:color="CCCCCC"/>
-            </w:tcBorders>
-          </w:tcPr>
-          <w:p>
-            <w:pPr>
-              <w:spacing w:before="60" w:after="60" w:line="252" w:lineRule="auto"/>
-              <w:jc w:val="left"/>
-            </w:pPr>
-            <w:r/>
-            <w:r>
-              <w:t>724.50</w:t>
-            </w:r>
-          </w:p>
-        </w:tc>
-        <w:tc>
-          <w:tcPr>
-            <w:tcW w:type="dxa" w:w="1152"/>
-            <w:shd w:fill="FFFFFF"/>
-            <w:tcMar>
-              <w:top w:w="100" w:type="dxa"/>
-              <w:bottom w:w="100" w:type="dxa"/>
-              <w:left w:w="120" w:type="dxa"/>
-              <w:right w:w="120" w:type="dxa"/>
-            </w:tcMar>
-            <w:tcBorders>
-              <w:top w:val="single" w:sz="4" w:space="0" w:color="CCCCCC"/>
-              <w:bottom w:val="single" w:sz="4" w:space="0" w:color="CCCCCC"/>
-              <w:left w:val="single" w:sz="4" w:space="0" w:color="CCCCCC"/>
-              <w:right w:val="single" w:sz="4" w:space="0" w:color="CCCCCC"/>
-            </w:tcBorders>
-          </w:tcPr>
-          <w:p>
-            <w:pPr>
-              <w:spacing w:before="60" w:after="60" w:line="252" w:lineRule="auto"/>
-              <w:jc w:val="left"/>
-            </w:pPr>
-            <w:r/>
-            <w:r>
-              <w:t>708.00</w:t>
-            </w:r>
-          </w:p>
-        </w:tc>
-        <w:tc>
-          <w:tcPr>
-            <w:tcW w:type="dxa" w:w="1728"/>
-            <w:shd w:fill="FFFFFF"/>
-            <w:tcMar>
-              <w:top w:w="100" w:type="dxa"/>
-              <w:bottom w:w="100" w:type="dxa"/>
-              <w:left w:w="120" w:type="dxa"/>
-              <w:right w:w="120" w:type="dxa"/>
-            </w:tcMar>
-            <w:tcBorders>
-              <w:top w:val="single" w:sz="4" w:space="0" w:color="CCCCCC"/>
-              <w:bottom w:val="single" w:sz="4" w:space="0" w:color="CCCCCC"/>
-              <w:left w:val="single" w:sz="4" w:space="0" w:color="CCCCCC"/>
-              <w:right w:val="single" w:sz="4" w:space="0" w:color="CCCCCC"/>
-            </w:tcBorders>
-          </w:tcPr>
-          <w:p>
-            <w:pPr>
-              <w:spacing w:before="60" w:after="60" w:line="252" w:lineRule="auto"/>
-              <w:jc w:val="left"/>
-            </w:pPr>
-            <w:r/>
-            <w:r>
-              <w:rPr>
-                <w:b/>
-              </w:rPr>
               <w:t>718.00</w:t>
-            </w:r>
-          </w:p>
-        </w:tc>
-        <w:tc>
-          <w:tcPr>
-            <w:tcW w:type="dxa" w:w="3456"/>
-            <w:shd w:fill="FFFFFF"/>
-            <w:tcMar>
-              <w:top w:w="100" w:type="dxa"/>
-              <w:bottom w:w="100" w:type="dxa"/>
-              <w:left w:w="120" w:type="dxa"/>
-              <w:right w:w="120" w:type="dxa"/>
-            </w:tcMar>
-            <w:tcBorders>
-              <w:top w:val="single" w:sz="4" w:space="0" w:color="CCCCCC"/>
-              <w:bottom w:val="single" w:sz="4" w:space="0" w:color="CCCCCC"/>
-              <w:left w:val="single" w:sz="4" w:space="0" w:color="CCCCCC"/>
-              <w:right w:val="single" w:sz="4" w:space="0" w:color="CCCCCC"/>
-            </w:tcBorders>
-          </w:tcPr>
-          <w:p>
-            <w:pPr>
-              <w:spacing w:before="60" w:after="60" w:line="252" w:lineRule="auto"/>
-              <w:jc w:val="left"/>
-            </w:pPr>
-            <w:r/>
-            <w:r>
-              <w:rPr>
-                <w:b/>
-              </w:rPr>
-              <w:t>+0.50</w:t>
-            </w:r>
-          </w:p>
-        </w:tc>
-        <w:tc>
-          <w:tcPr>
-            <w:tcW w:type="dxa" w:w="1440"/>
-            <w:shd w:fill="FFFFFF"/>
-            <w:tcMar>
-              <w:top w:w="100" w:type="dxa"/>
-              <w:bottom w:w="100" w:type="dxa"/>
-              <w:left w:w="120" w:type="dxa"/>
-              <w:right w:w="120" w:type="dxa"/>
-            </w:tcMar>
-            <w:tcBorders>
-              <w:top w:val="single" w:sz="4" w:space="0" w:color="CCCCCC"/>
-              <w:bottom w:val="single" w:sz="4" w:space="0" w:color="CCCCCC"/>
-              <w:left w:val="single" w:sz="4" w:space="0" w:color="CCCCCC"/>
-              <w:right w:val="single" w:sz="4" w:space="0" w:color="CCCCCC"/>
-            </w:tcBorders>
-          </w:tcPr>
-          <w:p>
-            <w:pPr>
-              <w:spacing w:before="60" w:after="60" w:line="252" w:lineRule="auto"/>
-              <w:jc w:val="left"/>
-            </w:pPr>
-            <w:r/>
-            <w:r>
-              <w:t>BULL</w:t>
-            </w:r>
-          </w:p>
-        </w:tc>
-      </w:tr>
-      <w:tr>
-        <w:tc>
-          <w:tcPr>
-            <w:tcW w:type="dxa" w:w="1584"/>
-            <w:shd w:fill="F8FAFC"/>
-            <w:tcMar>
-              <w:top w:w="100" w:type="dxa"/>
-              <w:bottom w:w="100" w:type="dxa"/>
-              <w:left w:w="120" w:type="dxa"/>
-              <w:right w:w="120" w:type="dxa"/>
-            </w:tcMar>
-            <w:tcBorders>
-              <w:top w:val="single" w:sz="4" w:space="0" w:color="CCCCCC"/>
-              <w:bottom w:val="single" w:sz="4" w:space="0" w:color="CCCCCC"/>
-              <w:left w:val="single" w:sz="4" w:space="0" w:color="CCCCCC"/>
-              <w:right w:val="single" w:sz="4" w:space="0" w:color="CCCCCC"/>
-            </w:tcBorders>
-          </w:tcPr>
-          <w:p>
-            <w:pPr>
-              <w:spacing w:before="60" w:after="60" w:line="252" w:lineRule="auto"/>
-              <w:jc w:val="left"/>
-            </w:pPr>
-            <w:r/>
-            <w:r>
-              <w:rPr>
-                <w:b/>
-              </w:rPr>
-              <w:t>Thu 20/08</w:t>
-            </w:r>
-          </w:p>
-        </w:tc>
-        <w:tc>
-          <w:tcPr>
-            <w:tcW w:type="dxa" w:w="864"/>
-            <w:shd w:fill="F8FAFC"/>
-            <w:tcMar>
-              <w:top w:w="100" w:type="dxa"/>
-              <w:bottom w:w="100" w:type="dxa"/>
-              <w:left w:w="120" w:type="dxa"/>
-              <w:right w:w="120" w:type="dxa"/>
-            </w:tcMar>
-            <w:tcBorders>
-              <w:top w:val="single" w:sz="4" w:space="0" w:color="CCCCCC"/>
-              <w:bottom w:val="single" w:sz="4" w:space="0" w:color="CCCCCC"/>
-              <w:left w:val="single" w:sz="4" w:space="0" w:color="CCCCCC"/>
-              <w:right w:val="single" w:sz="4" w:space="0" w:color="CCCCCC"/>
-            </w:tcBorders>
-          </w:tcPr>
-          <w:p>
-            <w:pPr>
-              <w:spacing w:before="60" w:after="60" w:line="252" w:lineRule="auto"/>
-              <w:jc w:val="left"/>
-            </w:pPr>
-            <w:r/>
-            <w:r>
-              <w:t>Asia 07-11</w:t>
-            </w:r>
-          </w:p>
-        </w:tc>
-        <w:tc>
-          <w:tcPr>
-            <w:tcW w:type="dxa" w:w="1440"/>
-            <w:shd w:fill="F8FAFC"/>
-            <w:tcMar>
-              <w:top w:w="100" w:type="dxa"/>
-              <w:bottom w:w="100" w:type="dxa"/>
-              <w:left w:w="120" w:type="dxa"/>
-              <w:right w:w="120" w:type="dxa"/>
-            </w:tcMar>
-            <w:tcBorders>
-              <w:top w:val="single" w:sz="4" w:space="0" w:color="CCCCCC"/>
-              <w:bottom w:val="single" w:sz="4" w:space="0" w:color="CCCCCC"/>
-              <w:left w:val="single" w:sz="4" w:space="0" w:color="CCCCCC"/>
-              <w:right w:val="single" w:sz="4" w:space="0" w:color="CCCCCC"/>
-            </w:tcBorders>
-          </w:tcPr>
-          <w:p>
-            <w:pPr>
-              <w:spacing w:before="60" w:after="60" w:line="252" w:lineRule="auto"/>
-              <w:jc w:val="left"/>
-            </w:pPr>
-            <w:r/>
-            <w:r>
-              <w:t>718.00</w:t>
-            </w:r>
-          </w:p>
-        </w:tc>
-        <w:tc>
-          <w:tcPr>
-            <w:tcW w:type="dxa" w:w="2016"/>
-            <w:shd w:fill="F8FAFC"/>
-            <w:tcMar>
-              <w:top w:w="100" w:type="dxa"/>
-              <w:bottom w:w="100" w:type="dxa"/>
-              <w:left w:w="120" w:type="dxa"/>
-              <w:right w:w="120" w:type="dxa"/>
-            </w:tcMar>
-            <w:tcBorders>
-              <w:top w:val="single" w:sz="4" w:space="0" w:color="CCCCCC"/>
-              <w:bottom w:val="single" w:sz="4" w:space="0" w:color="CCCCCC"/>
-              <w:left w:val="single" w:sz="4" w:space="0" w:color="CCCCCC"/>
-              <w:right w:val="single" w:sz="4" w:space="0" w:color="CCCCCC"/>
-            </w:tcBorders>
-          </w:tcPr>
-          <w:p>
-            <w:pPr>
-              <w:spacing w:before="60" w:after="60" w:line="252" w:lineRule="auto"/>
-              <w:jc w:val="left"/>
-            </w:pPr>
-            <w:r/>
-            <w:r>
-              <w:t>728.50</w:t>
-            </w:r>
-          </w:p>
-        </w:tc>
-        <w:tc>
-          <w:tcPr>
-            <w:tcW w:type="dxa" w:w="1152"/>
-            <w:shd w:fill="F8FAFC"/>
-            <w:tcMar>
-              <w:top w:w="100" w:type="dxa"/>
-              <w:bottom w:w="100" w:type="dxa"/>
-              <w:left w:w="120" w:type="dxa"/>
-              <w:right w:w="120" w:type="dxa"/>
-            </w:tcMar>
-            <w:tcBorders>
-              <w:top w:val="single" w:sz="4" w:space="0" w:color="CCCCCC"/>
-              <w:bottom w:val="single" w:sz="4" w:space="0" w:color="CCCCCC"/>
-              <w:left w:val="single" w:sz="4" w:space="0" w:color="CCCCCC"/>
-              <w:right w:val="single" w:sz="4" w:space="0" w:color="CCCCCC"/>
-            </w:tcBorders>
-          </w:tcPr>
-          <w:p>
-            <w:pPr>
-              <w:spacing w:before="60" w:after="60" w:line="252" w:lineRule="auto"/>
-              <w:jc w:val="left"/>
-            </w:pPr>
-            <w:r/>
-            <w:r>
-              <w:t>710.75</w:t>
-            </w:r>
-          </w:p>
-        </w:tc>
-        <w:tc>
-          <w:tcPr>
-            <w:tcW w:type="dxa" w:w="1728"/>
-            <w:shd w:fill="F8FAFC"/>
-            <w:tcMar>
-              <w:top w:w="100" w:type="dxa"/>
-              <w:bottom w:w="100" w:type="dxa"/>
-              <w:left w:w="120" w:type="dxa"/>
-              <w:right w:w="120" w:type="dxa"/>
-            </w:tcMar>
-            <w:tcBorders>
-              <w:top w:val="single" w:sz="4" w:space="0" w:color="CCCCCC"/>
-              <w:bottom w:val="single" w:sz="4" w:space="0" w:color="CCCCCC"/>
-              <w:left w:val="single" w:sz="4" w:space="0" w:color="CCCCCC"/>
-              <w:right w:val="single" w:sz="4" w:space="0" w:color="CCCCCC"/>
-            </w:tcBorders>
-          </w:tcPr>
-          <w:p>
-            <w:pPr>
-              <w:spacing w:before="60" w:after="60" w:line="252" w:lineRule="auto"/>
-              <w:jc w:val="left"/>
-            </w:pPr>
-            <w:r/>
-            <w:r>
-              <w:rPr>
-                <w:b/>
-              </w:rPr>
-              <w:t>717.75</w:t>
-            </w:r>
-          </w:p>
-        </w:tc>
-        <w:tc>
-          <w:tcPr>
-            <w:tcW w:type="dxa" w:w="3456"/>
-            <w:shd w:fill="F8FAFC"/>
-            <w:tcMar>
-              <w:top w:w="100" w:type="dxa"/>
-              <w:bottom w:w="100" w:type="dxa"/>
-              <w:left w:w="120" w:type="dxa"/>
-              <w:right w:w="120" w:type="dxa"/>
-            </w:tcMar>
-            <w:tcBorders>
-              <w:top w:val="single" w:sz="4" w:space="0" w:color="CCCCCC"/>
-              <w:bottom w:val="single" w:sz="4" w:space="0" w:color="CCCCCC"/>
-              <w:left w:val="single" w:sz="4" w:space="0" w:color="CCCCCC"/>
-              <w:right w:val="single" w:sz="4" w:space="0" w:color="CCCCCC"/>
-            </w:tcBorders>
-          </w:tcPr>
-          <w:p>
-            <w:pPr>
-              <w:spacing w:before="60" w:after="60" w:line="252" w:lineRule="auto"/>
-              <w:jc w:val="left"/>
-            </w:pPr>
-            <w:r/>
-            <w:r>
-              <w:rPr>
-                <w:b/>
-              </w:rPr>
-              <w:t>-0.25</w:t>
-            </w:r>
-          </w:p>
-        </w:tc>
-        <w:tc>
-          <w:tcPr>
-            <w:tcW w:type="dxa" w:w="1440"/>
-            <w:shd w:fill="F8FAFC"/>
-            <w:tcMar>
-              <w:top w:w="100" w:type="dxa"/>
-              <w:bottom w:w="100" w:type="dxa"/>
-              <w:left w:w="120" w:type="dxa"/>
-              <w:right w:w="120" w:type="dxa"/>
-            </w:tcMar>
-            <w:tcBorders>
-              <w:top w:val="single" w:sz="4" w:space="0" w:color="CCCCCC"/>
-              <w:bottom w:val="single" w:sz="4" w:space="0" w:color="CCCCCC"/>
-              <w:left w:val="single" w:sz="4" w:space="0" w:color="CCCCCC"/>
-              <w:right w:val="single" w:sz="4" w:space="0" w:color="CCCCCC"/>
-            </w:tcBorders>
-          </w:tcPr>
-          <w:p>
-            <w:pPr>
-              <w:spacing w:before="60" w:after="60" w:line="252" w:lineRule="auto"/>
-              <w:jc w:val="left"/>
-            </w:pPr>
-            <w:r/>
-            <w:r>
-              <w:t>BEAR</w:t>
-            </w:r>
-          </w:p>
-        </w:tc>
-      </w:tr>
-      <w:tr>
-        <w:tc>
-          <w:tcPr>
-            <w:tcW w:type="dxa" w:w="1584"/>
-            <w:shd w:fill="FFFFFF"/>
-            <w:tcMar>
-              <w:top w:w="100" w:type="dxa"/>
-              <w:bottom w:w="100" w:type="dxa"/>
-              <w:left w:w="120" w:type="dxa"/>
-              <w:right w:w="120" w:type="dxa"/>
-            </w:tcMar>
-            <w:tcBorders>
-              <w:top w:val="single" w:sz="4" w:space="0" w:color="CCCCCC"/>
-              <w:bottom w:val="single" w:sz="4" w:space="0" w:color="CCCCCC"/>
-              <w:left w:val="single" w:sz="4" w:space="0" w:color="CCCCCC"/>
-              <w:right w:val="single" w:sz="4" w:space="0" w:color="CCCCCC"/>
-            </w:tcBorders>
-          </w:tcPr>
-          <w:p>
-            <w:pPr>
-              <w:spacing w:before="60" w:after="60" w:line="252" w:lineRule="auto"/>
-              <w:jc w:val="left"/>
-            </w:pPr>
-            <w:r/>
-            <w:r>
-              <w:rPr>
-                <w:b/>
-              </w:rPr>
-              <w:t>Thu 20/08</w:t>
-            </w:r>
-          </w:p>
-        </w:tc>
-        <w:tc>
-          <w:tcPr>
-            <w:tcW w:type="dxa" w:w="864"/>
-            <w:shd w:fill="FFFFFF"/>
-            <w:tcMar>
-              <w:top w:w="100" w:type="dxa"/>
-              <w:bottom w:w="100" w:type="dxa"/>
-              <w:left w:w="120" w:type="dxa"/>
-              <w:right w:w="120" w:type="dxa"/>
-            </w:tcMar>
-            <w:tcBorders>
-              <w:top w:val="single" w:sz="4" w:space="0" w:color="CCCCCC"/>
-              <w:bottom w:val="single" w:sz="4" w:space="0" w:color="CCCCCC"/>
-              <w:left w:val="single" w:sz="4" w:space="0" w:color="CCCCCC"/>
-              <w:right w:val="single" w:sz="4" w:space="0" w:color="CCCCCC"/>
-            </w:tcBorders>
-          </w:tcPr>
-          <w:p>
-            <w:pPr>
-              <w:spacing w:before="60" w:after="60" w:line="252" w:lineRule="auto"/>
-              <w:jc w:val="left"/>
-            </w:pPr>
-            <w:r/>
-            <w:r>
-              <w:t>Asia 11-15</w:t>
-            </w:r>
-          </w:p>
-        </w:tc>
-        <w:tc>
-          <w:tcPr>
-            <w:tcW w:type="dxa" w:w="1440"/>
-            <w:shd w:fill="FFFFFF"/>
-            <w:tcMar>
-              <w:top w:w="100" w:type="dxa"/>
-              <w:bottom w:w="100" w:type="dxa"/>
-              <w:left w:w="120" w:type="dxa"/>
-              <w:right w:w="120" w:type="dxa"/>
-            </w:tcMar>
-            <w:tcBorders>
-              <w:top w:val="single" w:sz="4" w:space="0" w:color="CCCCCC"/>
-              <w:bottom w:val="single" w:sz="4" w:space="0" w:color="CCCCCC"/>
-              <w:left w:val="single" w:sz="4" w:space="0" w:color="CCCCCC"/>
-              <w:right w:val="single" w:sz="4" w:space="0" w:color="CCCCCC"/>
-            </w:tcBorders>
-          </w:tcPr>
-          <w:p>
-            <w:pPr>
-              <w:spacing w:before="60" w:after="60" w:line="252" w:lineRule="auto"/>
-              <w:jc w:val="left"/>
-            </w:pPr>
-            <w:r/>
-            <w:r>
-              <w:t>717.75</w:t>
-            </w:r>
-          </w:p>
-        </w:tc>
-        <w:tc>
-          <w:tcPr>
-            <w:tcW w:type="dxa" w:w="2016"/>
-            <w:shd w:fill="FFFFFF"/>
-            <w:tcMar>
-              <w:top w:w="100" w:type="dxa"/>
-              <w:bottom w:w="100" w:type="dxa"/>
-              <w:left w:w="120" w:type="dxa"/>
-              <w:right w:w="120" w:type="dxa"/>
-            </w:tcMar>
-            <w:tcBorders>
-              <w:top w:val="single" w:sz="4" w:space="0" w:color="CCCCCC"/>
-              <w:bottom w:val="single" w:sz="4" w:space="0" w:color="CCCCCC"/>
-              <w:left w:val="single" w:sz="4" w:space="0" w:color="CCCCCC"/>
-              <w:right w:val="single" w:sz="4" w:space="0" w:color="CCCCCC"/>
-            </w:tcBorders>
-          </w:tcPr>
-          <w:p>
-            <w:pPr>
-              <w:spacing w:before="60" w:after="60" w:line="252" w:lineRule="auto"/>
-              <w:jc w:val="left"/>
-            </w:pPr>
-            <w:r/>
-            <w:r>
-              <w:t>727.50</w:t>
-            </w:r>
-          </w:p>
-        </w:tc>
-        <w:tc>
-          <w:tcPr>
-            <w:tcW w:type="dxa" w:w="1152"/>
-            <w:shd w:fill="FFFFFF"/>
-            <w:tcMar>
-              <w:top w:w="100" w:type="dxa"/>
-              <w:bottom w:w="100" w:type="dxa"/>
-              <w:left w:w="120" w:type="dxa"/>
-              <w:right w:w="120" w:type="dxa"/>
-            </w:tcMar>
-            <w:tcBorders>
-              <w:top w:val="single" w:sz="4" w:space="0" w:color="CCCCCC"/>
-              <w:bottom w:val="single" w:sz="4" w:space="0" w:color="CCCCCC"/>
-              <w:left w:val="single" w:sz="4" w:space="0" w:color="CCCCCC"/>
-              <w:right w:val="single" w:sz="4" w:space="0" w:color="CCCCCC"/>
-            </w:tcBorders>
-          </w:tcPr>
-          <w:p>
-            <w:pPr>
-              <w:spacing w:before="60" w:after="60" w:line="252" w:lineRule="auto"/>
-              <w:jc w:val="left"/>
-            </w:pPr>
-            <w:r/>
-            <w:r>
-              <w:t>708.00</w:t>
-            </w:r>
-          </w:p>
-        </w:tc>
-        <w:tc>
-          <w:tcPr>
-            <w:tcW w:type="dxa" w:w="1728"/>
-            <w:shd w:fill="FFFFFF"/>
-            <w:tcMar>
-              <w:top w:w="100" w:type="dxa"/>
-              <w:bottom w:w="100" w:type="dxa"/>
-              <w:left w:w="120" w:type="dxa"/>
-              <w:right w:w="120" w:type="dxa"/>
-            </w:tcMar>
-            <w:tcBorders>
-              <w:top w:val="single" w:sz="4" w:space="0" w:color="CCCCCC"/>
-              <w:bottom w:val="single" w:sz="4" w:space="0" w:color="CCCCCC"/>
-              <w:left w:val="single" w:sz="4" w:space="0" w:color="CCCCCC"/>
-              <w:right w:val="single" w:sz="4" w:space="0" w:color="CCCCCC"/>
-            </w:tcBorders>
-          </w:tcPr>
-          <w:p>
-            <w:pPr>
-              <w:spacing w:before="60" w:after="60" w:line="252" w:lineRule="auto"/>
-              <w:jc w:val="left"/>
-            </w:pPr>
-            <w:r/>
-            <w:r>
-              <w:rPr>
-                <w:b/>
-              </w:rPr>
-              <w:t>718.25</w:t>
-            </w:r>
-          </w:p>
-        </w:tc>
-        <w:tc>
-          <w:tcPr>
-            <w:tcW w:type="dxa" w:w="3456"/>
-            <w:shd w:fill="FFFFFF"/>
-            <w:tcMar>
-              <w:top w:w="100" w:type="dxa"/>
-              <w:bottom w:w="100" w:type="dxa"/>
-              <w:left w:w="120" w:type="dxa"/>
-              <w:right w:w="120" w:type="dxa"/>
-            </w:tcMar>
-            <w:tcBorders>
-              <w:top w:val="single" w:sz="4" w:space="0" w:color="CCCCCC"/>
-              <w:bottom w:val="single" w:sz="4" w:space="0" w:color="CCCCCC"/>
-              <w:left w:val="single" w:sz="4" w:space="0" w:color="CCCCCC"/>
-              <w:right w:val="single" w:sz="4" w:space="0" w:color="CCCCCC"/>
-            </w:tcBorders>
-          </w:tcPr>
-          <w:p>
-            <w:pPr>
-              <w:spacing w:before="60" w:after="60" w:line="252" w:lineRule="auto"/>
-              <w:jc w:val="left"/>
-            </w:pPr>
-            <w:r/>
-            <w:r>
-              <w:rPr>
-                <w:b/>
-              </w:rPr>
-              <w:t>+0.50</w:t>
-            </w:r>
-          </w:p>
-        </w:tc>
-        <w:tc>
-          <w:tcPr>
-            <w:tcW w:type="dxa" w:w="1440"/>
-            <w:shd w:fill="FFFFFF"/>
-            <w:tcMar>
-              <w:top w:w="100" w:type="dxa"/>
-              <w:bottom w:w="100" w:type="dxa"/>
-              <w:left w:w="120" w:type="dxa"/>
-              <w:right w:w="120" w:type="dxa"/>
-            </w:tcMar>
-            <w:tcBorders>
-              <w:top w:val="single" w:sz="4" w:space="0" w:color="CCCCCC"/>
-              <w:bottom w:val="single" w:sz="4" w:space="0" w:color="CCCCCC"/>
-              <w:left w:val="single" w:sz="4" w:space="0" w:color="CCCCCC"/>
-              <w:right w:val="single" w:sz="4" w:space="0" w:color="CCCCCC"/>
-            </w:tcBorders>
-          </w:tcPr>
-          <w:p>
-            <w:pPr>
-              <w:spacing w:before="60" w:after="60" w:line="252" w:lineRule="auto"/>
-              <w:jc w:val="left"/>
-            </w:pPr>
-            <w:r/>
-            <w:r>
-              <w:t>BULL</w:t>
-            </w:r>
-          </w:p>
-        </w:tc>
-      </w:tr>
-      <w:tr>
-        <w:tc>
-          <w:tcPr>
-            <w:tcW w:type="dxa" w:w="1584"/>
-            <w:shd w:fill="F8FAFC"/>
-            <w:tcMar>
-              <w:top w:w="100" w:type="dxa"/>
-              <w:bottom w:w="100" w:type="dxa"/>
-              <w:left w:w="120" w:type="dxa"/>
-              <w:right w:w="120" w:type="dxa"/>
-            </w:tcMar>
-            <w:tcBorders>
-              <w:top w:val="single" w:sz="4" w:space="0" w:color="CCCCCC"/>
-              <w:bottom w:val="single" w:sz="4" w:space="0" w:color="CCCCCC"/>
-              <w:left w:val="single" w:sz="4" w:space="0" w:color="CCCCCC"/>
-              <w:right w:val="single" w:sz="4" w:space="0" w:color="CCCCCC"/>
-            </w:tcBorders>
-          </w:tcPr>
-          <w:p>
-            <w:pPr>
-              <w:spacing w:before="60" w:after="60" w:line="252" w:lineRule="auto"/>
-              <w:jc w:val="left"/>
-            </w:pPr>
-            <w:r/>
-            <w:r>
-              <w:rPr>
-                <w:b/>
-              </w:rPr>
-              <w:t>Thu 20/08</w:t>
-            </w:r>
-          </w:p>
-        </w:tc>
-        <w:tc>
-          <w:tcPr>
-            <w:tcW w:type="dxa" w:w="864"/>
-            <w:shd w:fill="F8FAFC"/>
-            <w:tcMar>
-              <w:top w:w="100" w:type="dxa"/>
-              <w:bottom w:w="100" w:type="dxa"/>
-              <w:left w:w="120" w:type="dxa"/>
-              <w:right w:w="120" w:type="dxa"/>
-            </w:tcMar>
-            <w:tcBorders>
-              <w:top w:val="single" w:sz="4" w:space="0" w:color="CCCCCC"/>
-              <w:bottom w:val="single" w:sz="4" w:space="0" w:color="CCCCCC"/>
-              <w:left w:val="single" w:sz="4" w:space="0" w:color="CCCCCC"/>
-              <w:right w:val="single" w:sz="4" w:space="0" w:color="CCCCCC"/>
-            </w:tcBorders>
-          </w:tcPr>
-          <w:p>
-            <w:pPr>
-              <w:spacing w:before="60" w:after="60" w:line="252" w:lineRule="auto"/>
-              <w:jc w:val="left"/>
-            </w:pPr>
-            <w:r/>
-            <w:r>
-              <w:t>London 15-19</w:t>
-            </w:r>
-          </w:p>
-        </w:tc>
-        <w:tc>
-          <w:tcPr>
-            <w:tcW w:type="dxa" w:w="1440"/>
-            <w:shd w:fill="F8FAFC"/>
-            <w:tcMar>
-              <w:top w:w="100" w:type="dxa"/>
-              <w:bottom w:w="100" w:type="dxa"/>
-              <w:left w:w="120" w:type="dxa"/>
-              <w:right w:w="120" w:type="dxa"/>
-            </w:tcMar>
-            <w:tcBorders>
-              <w:top w:val="single" w:sz="4" w:space="0" w:color="CCCCCC"/>
-              <w:bottom w:val="single" w:sz="4" w:space="0" w:color="CCCCCC"/>
-              <w:left w:val="single" w:sz="4" w:space="0" w:color="CCCCCC"/>
-              <w:right w:val="single" w:sz="4" w:space="0" w:color="CCCCCC"/>
-            </w:tcBorders>
-          </w:tcPr>
-          <w:p>
-            <w:pPr>
-              <w:spacing w:before="60" w:after="60" w:line="252" w:lineRule="auto"/>
-              <w:jc w:val="left"/>
-            </w:pPr>
-            <w:r/>
-            <w:r>
-              <w:t>718.25</w:t>
-            </w:r>
-          </w:p>
-        </w:tc>
-        <w:tc>
-          <w:tcPr>
-            <w:tcW w:type="dxa" w:w="2016"/>
-            <w:shd w:fill="F8FAFC"/>
-            <w:tcMar>
-              <w:top w:w="100" w:type="dxa"/>
-              <w:bottom w:w="100" w:type="dxa"/>
-              <w:left w:w="120" w:type="dxa"/>
-              <w:right w:w="120" w:type="dxa"/>
-            </w:tcMar>
-            <w:tcBorders>
-              <w:top w:val="single" w:sz="4" w:space="0" w:color="CCCCCC"/>
-              <w:bottom w:val="single" w:sz="4" w:space="0" w:color="CCCCCC"/>
-              <w:left w:val="single" w:sz="4" w:space="0" w:color="CCCCCC"/>
-              <w:right w:val="single" w:sz="4" w:space="0" w:color="CCCCCC"/>
-            </w:tcBorders>
-          </w:tcPr>
-          <w:p>
-            <w:pPr>
-              <w:spacing w:before="60" w:after="60" w:line="252" w:lineRule="auto"/>
-              <w:jc w:val="left"/>
-            </w:pPr>
-            <w:r/>
-            <w:r>
-              <w:t>729.00</w:t>
-            </w:r>
-          </w:p>
-        </w:tc>
-        <w:tc>
-          <w:tcPr>
-            <w:tcW w:type="dxa" w:w="1152"/>
-            <w:shd w:fill="F8FAFC"/>
-            <w:tcMar>
-              <w:top w:w="100" w:type="dxa"/>
-              <w:bottom w:w="100" w:type="dxa"/>
-              <w:left w:w="120" w:type="dxa"/>
-              <w:right w:w="120" w:type="dxa"/>
-            </w:tcMar>
-            <w:tcBorders>
-              <w:top w:val="single" w:sz="4" w:space="0" w:color="CCCCCC"/>
-              <w:bottom w:val="single" w:sz="4" w:space="0" w:color="CCCCCC"/>
-              <w:left w:val="single" w:sz="4" w:space="0" w:color="CCCCCC"/>
-              <w:right w:val="single" w:sz="4" w:space="0" w:color="CCCCCC"/>
-            </w:tcBorders>
-          </w:tcPr>
-          <w:p>
-            <w:pPr>
-              <w:spacing w:before="60" w:after="60" w:line="252" w:lineRule="auto"/>
-              <w:jc w:val="left"/>
-            </w:pPr>
-            <w:r/>
-            <w:r>
-              <w:t>711.00</w:t>
-            </w:r>
-          </w:p>
-        </w:tc>
-        <w:tc>
-          <w:tcPr>
-            <w:tcW w:type="dxa" w:w="1728"/>
-            <w:shd w:fill="F8FAFC"/>
-            <w:tcMar>
-              <w:top w:w="100" w:type="dxa"/>
-              <w:bottom w:w="100" w:type="dxa"/>
-              <w:left w:w="120" w:type="dxa"/>
-              <w:right w:w="120" w:type="dxa"/>
-            </w:tcMar>
-            <w:tcBorders>
-              <w:top w:val="single" w:sz="4" w:space="0" w:color="CCCCCC"/>
-              <w:bottom w:val="single" w:sz="4" w:space="0" w:color="CCCCCC"/>
-              <w:left w:val="single" w:sz="4" w:space="0" w:color="CCCCCC"/>
-              <w:right w:val="single" w:sz="4" w:space="0" w:color="CCCCCC"/>
-            </w:tcBorders>
-          </w:tcPr>
-          <w:p>
-            <w:pPr>
-              <w:spacing w:before="60" w:after="60" w:line="252" w:lineRule="auto"/>
-              <w:jc w:val="left"/>
-            </w:pPr>
-            <w:r/>
-            <w:r>
-              <w:rPr>
-                <w:b/>
-              </w:rPr>
-              <w:t>719.00</w:t>
-            </w:r>
-          </w:p>
-        </w:tc>
-        <w:tc>
-          <w:tcPr>
-            <w:tcW w:type="dxa" w:w="3456"/>
-            <w:shd w:fill="F8FAFC"/>
-            <w:tcMar>
-              <w:top w:w="100" w:type="dxa"/>
-              <w:bottom w:w="100" w:type="dxa"/>
-              <w:left w:w="120" w:type="dxa"/>
-              <w:right w:w="120" w:type="dxa"/>
-            </w:tcMar>
-            <w:tcBorders>
-              <w:top w:val="single" w:sz="4" w:space="0" w:color="CCCCCC"/>
-              <w:bottom w:val="single" w:sz="4" w:space="0" w:color="CCCCCC"/>
-              <w:left w:val="single" w:sz="4" w:space="0" w:color="CCCCCC"/>
-              <w:right w:val="single" w:sz="4" w:space="0" w:color="CCCCCC"/>
-            </w:tcBorders>
-          </w:tcPr>
-          <w:p>
-            <w:pPr>
-              <w:spacing w:before="60" w:after="60" w:line="252" w:lineRule="auto"/>
-              <w:jc w:val="left"/>
-            </w:pPr>
-            <w:r/>
-            <w:r>
-              <w:rPr>
-                <w:b/>
-              </w:rPr>
-              <w:t>+0.75</w:t>
-            </w:r>
-          </w:p>
-        </w:tc>
-        <w:tc>
-          <w:tcPr>
-            <w:tcW w:type="dxa" w:w="1440"/>
-            <w:shd w:fill="F8FAFC"/>
-            <w:tcMar>
-              <w:top w:w="100" w:type="dxa"/>
-              <w:bottom w:w="100" w:type="dxa"/>
-              <w:left w:w="120" w:type="dxa"/>
-              <w:right w:w="120" w:type="dxa"/>
-            </w:tcMar>
-            <w:tcBorders>
-              <w:top w:val="single" w:sz="4" w:space="0" w:color="CCCCCC"/>
-              <w:bottom w:val="single" w:sz="4" w:space="0" w:color="CCCCCC"/>
-              <w:left w:val="single" w:sz="4" w:space="0" w:color="CCCCCC"/>
-              <w:right w:val="single" w:sz="4" w:space="0" w:color="CCCCCC"/>
-            </w:tcBorders>
-          </w:tcPr>
-          <w:p>
-            <w:pPr>
-              <w:spacing w:before="60" w:after="60" w:line="252" w:lineRule="auto"/>
-              <w:jc w:val="left"/>
-            </w:pPr>
-            <w:r/>
-            <w:r>
-              <w:t>BULL</w:t>
-            </w:r>
-          </w:p>
-        </w:tc>
-      </w:tr>
-      <w:tr>
-        <w:tc>
-          <w:tcPr>
-            <w:tcW w:type="dxa" w:w="1584"/>
-            <w:shd w:fill="FFFFFF"/>
-            <w:tcMar>
-              <w:top w:w="100" w:type="dxa"/>
-              <w:bottom w:w="100" w:type="dxa"/>
-              <w:left w:w="120" w:type="dxa"/>
-              <w:right w:w="120" w:type="dxa"/>
-            </w:tcMar>
-            <w:tcBorders>
-              <w:top w:val="single" w:sz="4" w:space="0" w:color="CCCCCC"/>
-              <w:bottom w:val="single" w:sz="4" w:space="0" w:color="CCCCCC"/>
-              <w:left w:val="single" w:sz="4" w:space="0" w:color="CCCCCC"/>
-              <w:right w:val="single" w:sz="4" w:space="0" w:color="CCCCCC"/>
-            </w:tcBorders>
-          </w:tcPr>
-          <w:p>
-            <w:pPr>
-              <w:spacing w:before="60" w:after="60" w:line="252" w:lineRule="auto"/>
-              <w:jc w:val="left"/>
-            </w:pPr>
-            <w:r/>
-            <w:r>
-              <w:rPr>
-                <w:b/>
-              </w:rPr>
-              <w:t>Thu 20/08</w:t>
-            </w:r>
-          </w:p>
-        </w:tc>
-        <w:tc>
-          <w:tcPr>
-            <w:tcW w:type="dxa" w:w="864"/>
-            <w:shd w:fill="FFFFFF"/>
-            <w:tcMar>
-              <w:top w:w="100" w:type="dxa"/>
-              <w:bottom w:w="100" w:type="dxa"/>
-              <w:left w:w="120" w:type="dxa"/>
-              <w:right w:w="120" w:type="dxa"/>
-            </w:tcMar>
-            <w:tcBorders>
-              <w:top w:val="single" w:sz="4" w:space="0" w:color="CCCCCC"/>
-              <w:bottom w:val="single" w:sz="4" w:space="0" w:color="CCCCCC"/>
-              <w:left w:val="single" w:sz="4" w:space="0" w:color="CCCCCC"/>
-              <w:right w:val="single" w:sz="4" w:space="0" w:color="CCCCCC"/>
-            </w:tcBorders>
-          </w:tcPr>
-          <w:p>
-            <w:pPr>
-              <w:spacing w:before="60" w:after="60" w:line="252" w:lineRule="auto"/>
-              <w:jc w:val="left"/>
-            </w:pPr>
-            <w:r/>
-            <w:r>
-              <w:t>Pre-NY 19-21</w:t>
-            </w:r>
-          </w:p>
-        </w:tc>
-        <w:tc>
-          <w:tcPr>
-            <w:tcW w:type="dxa" w:w="1440"/>
-            <w:shd w:fill="FFFFFF"/>
-            <w:tcMar>
-              <w:top w:w="100" w:type="dxa"/>
-              <w:bottom w:w="100" w:type="dxa"/>
-              <w:left w:w="120" w:type="dxa"/>
-              <w:right w:w="120" w:type="dxa"/>
-            </w:tcMar>
-            <w:tcBorders>
-              <w:top w:val="single" w:sz="4" w:space="0" w:color="CCCCCC"/>
-              <w:bottom w:val="single" w:sz="4" w:space="0" w:color="CCCCCC"/>
-              <w:left w:val="single" w:sz="4" w:space="0" w:color="CCCCCC"/>
-              <w:right w:val="single" w:sz="4" w:space="0" w:color="CCCCCC"/>
-            </w:tcBorders>
-          </w:tcPr>
-          <w:p>
-            <w:pPr>
-              <w:spacing w:before="60" w:after="60" w:line="252" w:lineRule="auto"/>
-              <w:jc w:val="left"/>
-            </w:pPr>
-            <w:r/>
-            <w:r>
-              <w:t>719.00</w:t>
-            </w:r>
-          </w:p>
-        </w:tc>
-        <w:tc>
-          <w:tcPr>
-            <w:tcW w:type="dxa" w:w="2016"/>
-            <w:shd w:fill="FFFFFF"/>
-            <w:tcMar>
-              <w:top w:w="100" w:type="dxa"/>
-              <w:bottom w:w="100" w:type="dxa"/>
-              <w:left w:w="120" w:type="dxa"/>
-              <w:right w:w="120" w:type="dxa"/>
-            </w:tcMar>
-            <w:tcBorders>
-              <w:top w:val="single" w:sz="4" w:space="0" w:color="CCCCCC"/>
-              <w:bottom w:val="single" w:sz="4" w:space="0" w:color="CCCCCC"/>
-              <w:left w:val="single" w:sz="4" w:space="0" w:color="CCCCCC"/>
-              <w:right w:val="single" w:sz="4" w:space="0" w:color="CCCCCC"/>
-            </w:tcBorders>
-          </w:tcPr>
-          <w:p>
-            <w:pPr>
-              <w:spacing w:before="60" w:after="60" w:line="252" w:lineRule="auto"/>
-              <w:jc w:val="left"/>
-            </w:pPr>
-            <w:r/>
-            <w:r>
-              <w:t>725.50</w:t>
-            </w:r>
-          </w:p>
-        </w:tc>
-        <w:tc>
-          <w:tcPr>
-            <w:tcW w:type="dxa" w:w="1152"/>
-            <w:shd w:fill="FFFFFF"/>
-            <w:tcMar>
-              <w:top w:w="100" w:type="dxa"/>
-              <w:bottom w:w="100" w:type="dxa"/>
-              <w:left w:w="120" w:type="dxa"/>
-              <w:right w:w="120" w:type="dxa"/>
-            </w:tcMar>
-            <w:tcBorders>
-              <w:top w:val="single" w:sz="4" w:space="0" w:color="CCCCCC"/>
-              <w:bottom w:val="single" w:sz="4" w:space="0" w:color="CCCCCC"/>
-              <w:left w:val="single" w:sz="4" w:space="0" w:color="CCCCCC"/>
-              <w:right w:val="single" w:sz="4" w:space="0" w:color="CCCCCC"/>
-            </w:tcBorders>
-          </w:tcPr>
-          <w:p>
-            <w:pPr>
-              <w:spacing w:before="60" w:after="60" w:line="252" w:lineRule="auto"/>
-              <w:jc w:val="left"/>
-            </w:pPr>
-            <w:r/>
-            <w:r>
-              <w:t>710.50</w:t>
-            </w:r>
-          </w:p>
-        </w:tc>
-        <w:tc>
-          <w:tcPr>
-            <w:tcW w:type="dxa" w:w="1728"/>
-            <w:shd w:fill="FFFFFF"/>
-            <w:tcMar>
-              <w:top w:w="100" w:type="dxa"/>
-              <w:bottom w:w="100" w:type="dxa"/>
-              <w:left w:w="120" w:type="dxa"/>
-              <w:right w:w="120" w:type="dxa"/>
-            </w:tcMar>
-            <w:tcBorders>
-              <w:top w:val="single" w:sz="4" w:space="0" w:color="CCCCCC"/>
-              <w:bottom w:val="single" w:sz="4" w:space="0" w:color="CCCCCC"/>
-              <w:left w:val="single" w:sz="4" w:space="0" w:color="CCCCCC"/>
-              <w:right w:val="single" w:sz="4" w:space="0" w:color="CCCCCC"/>
-            </w:tcBorders>
-          </w:tcPr>
-          <w:p>
-            <w:pPr>
-              <w:spacing w:before="60" w:after="60" w:line="252" w:lineRule="auto"/>
-              <w:jc w:val="left"/>
-            </w:pPr>
-            <w:r/>
-            <w:r>
-              <w:rPr>
-                <w:b/>
-              </w:rPr>
-              <w:t>719.50</w:t>
-            </w:r>
-          </w:p>
-        </w:tc>
-        <w:tc>
-          <w:tcPr>
-            <w:tcW w:type="dxa" w:w="3456"/>
-            <w:shd w:fill="FFFFFF"/>
-            <w:tcMar>
-              <w:top w:w="100" w:type="dxa"/>
-              <w:bottom w:w="100" w:type="dxa"/>
-              <w:left w:w="120" w:type="dxa"/>
-              <w:right w:w="120" w:type="dxa"/>
-            </w:tcMar>
-            <w:tcBorders>
-              <w:top w:val="single" w:sz="4" w:space="0" w:color="CCCCCC"/>
-              <w:bottom w:val="single" w:sz="4" w:space="0" w:color="CCCCCC"/>
-              <w:left w:val="single" w:sz="4" w:space="0" w:color="CCCCCC"/>
-              <w:right w:val="single" w:sz="4" w:space="0" w:color="CCCCCC"/>
-            </w:tcBorders>
-          </w:tcPr>
-          <w:p>
-            <w:pPr>
-              <w:spacing w:before="60" w:after="60" w:line="252" w:lineRule="auto"/>
-              <w:jc w:val="left"/>
-            </w:pPr>
-            <w:r/>
-            <w:r>
-              <w:rPr>
-                <w:b/>
-              </w:rPr>
-              <w:t>+0.50</w:t>
-            </w:r>
-          </w:p>
-        </w:tc>
-        <w:tc>
-          <w:tcPr>
-            <w:tcW w:type="dxa" w:w="1440"/>
-            <w:shd w:fill="FFFFFF"/>
-            <w:tcMar>
-              <w:top w:w="100" w:type="dxa"/>
-              <w:bottom w:w="100" w:type="dxa"/>
-              <w:left w:w="120" w:type="dxa"/>
-              <w:right w:w="120" w:type="dxa"/>
-            </w:tcMar>
-            <w:tcBorders>
-              <w:top w:val="single" w:sz="4" w:space="0" w:color="CCCCCC"/>
-              <w:bottom w:val="single" w:sz="4" w:space="0" w:color="CCCCCC"/>
-              <w:left w:val="single" w:sz="4" w:space="0" w:color="CCCCCC"/>
-              <w:right w:val="single" w:sz="4" w:space="0" w:color="CCCCCC"/>
-            </w:tcBorders>
-          </w:tcPr>
-          <w:p>
-            <w:pPr>
-              <w:spacing w:before="60" w:after="60" w:line="252" w:lineRule="auto"/>
-              <w:jc w:val="left"/>
-            </w:pPr>
-            <w:r/>
-            <w:r>
-              <w:t>BULL</w:t>
-            </w:r>
-          </w:p>
-        </w:tc>
-      </w:tr>
-      <w:tr>
-        <w:tc>
-          <w:tcPr>
-            <w:tcW w:type="dxa" w:w="1584"/>
-            <w:shd w:fill="F8FAFC"/>
-            <w:tcMar>
-              <w:top w:w="100" w:type="dxa"/>
-              <w:bottom w:w="100" w:type="dxa"/>
-              <w:left w:w="120" w:type="dxa"/>
-              <w:right w:w="120" w:type="dxa"/>
-            </w:tcMar>
-            <w:tcBorders>
-              <w:top w:val="single" w:sz="4" w:space="0" w:color="CCCCCC"/>
-              <w:bottom w:val="single" w:sz="4" w:space="0" w:color="CCCCCC"/>
-              <w:left w:val="single" w:sz="4" w:space="0" w:color="CCCCCC"/>
-              <w:right w:val="single" w:sz="4" w:space="0" w:color="CCCCCC"/>
-            </w:tcBorders>
-          </w:tcPr>
-          <w:p>
-            <w:pPr>
-              <w:spacing w:before="60" w:after="60" w:line="252" w:lineRule="auto"/>
-              <w:jc w:val="left"/>
-            </w:pPr>
-            <w:r/>
-            <w:r>
-              <w:rPr>
-                <w:b/>
-              </w:rPr>
-              <w:t>Thu 20/08</w:t>
-            </w:r>
-          </w:p>
-        </w:tc>
-        <w:tc>
-          <w:tcPr>
-            <w:tcW w:type="dxa" w:w="864"/>
-            <w:shd w:fill="F8FAFC"/>
-            <w:tcMar>
-              <w:top w:w="100" w:type="dxa"/>
-              <w:bottom w:w="100" w:type="dxa"/>
-              <w:left w:w="120" w:type="dxa"/>
-              <w:right w:w="120" w:type="dxa"/>
-            </w:tcMar>
-            <w:tcBorders>
-              <w:top w:val="single" w:sz="4" w:space="0" w:color="CCCCCC"/>
-              <w:bottom w:val="single" w:sz="4" w:space="0" w:color="CCCCCC"/>
-              <w:left w:val="single" w:sz="4" w:space="0" w:color="CCCCCC"/>
-              <w:right w:val="single" w:sz="4" w:space="0" w:color="CCCCCC"/>
-            </w:tcBorders>
-          </w:tcPr>
-          <w:p>
-            <w:pPr>
-              <w:spacing w:before="60" w:after="60" w:line="252" w:lineRule="auto"/>
-              <w:jc w:val="left"/>
-            </w:pPr>
-            <w:r/>
-            <w:r>
-              <w:t>NY Open 21-23</w:t>
-            </w:r>
-          </w:p>
-        </w:tc>
-        <w:tc>
-          <w:tcPr>
-            <w:tcW w:type="dxa" w:w="1440"/>
-            <w:shd w:fill="F8FAFC"/>
-            <w:tcMar>
-              <w:top w:w="100" w:type="dxa"/>
-              <w:bottom w:w="100" w:type="dxa"/>
-              <w:left w:w="120" w:type="dxa"/>
-              <w:right w:w="120" w:type="dxa"/>
-            </w:tcMar>
-            <w:tcBorders>
-              <w:top w:val="single" w:sz="4" w:space="0" w:color="CCCCCC"/>
-              <w:bottom w:val="single" w:sz="4" w:space="0" w:color="CCCCCC"/>
-              <w:left w:val="single" w:sz="4" w:space="0" w:color="CCCCCC"/>
-              <w:right w:val="single" w:sz="4" w:space="0" w:color="CCCCCC"/>
-            </w:tcBorders>
-          </w:tcPr>
-          <w:p>
-            <w:pPr>
-              <w:spacing w:before="60" w:after="60" w:line="252" w:lineRule="auto"/>
-              <w:jc w:val="left"/>
-            </w:pPr>
-            <w:r/>
-            <w:r>
-              <w:t>719.50</w:t>
-            </w:r>
-          </w:p>
-        </w:tc>
-        <w:tc>
-          <w:tcPr>
-            <w:tcW w:type="dxa" w:w="2016"/>
-            <w:shd w:fill="F8FAFC"/>
-            <w:tcMar>
-              <w:top w:w="100" w:type="dxa"/>
-              <w:bottom w:w="100" w:type="dxa"/>
-              <w:left w:w="120" w:type="dxa"/>
-              <w:right w:w="120" w:type="dxa"/>
-            </w:tcMar>
-            <w:tcBorders>
-              <w:top w:val="single" w:sz="4" w:space="0" w:color="CCCCCC"/>
-              <w:bottom w:val="single" w:sz="4" w:space="0" w:color="CCCCCC"/>
-              <w:left w:val="single" w:sz="4" w:space="0" w:color="CCCCCC"/>
-              <w:right w:val="single" w:sz="4" w:space="0" w:color="CCCCCC"/>
-            </w:tcBorders>
-          </w:tcPr>
-          <w:p>
-            <w:pPr>
-              <w:spacing w:before="60" w:after="60" w:line="252" w:lineRule="auto"/>
-              <w:jc w:val="left"/>
-            </w:pPr>
-            <w:r/>
-            <w:r>
-              <w:t>730.50</w:t>
-            </w:r>
-          </w:p>
-        </w:tc>
-        <w:tc>
-          <w:tcPr>
-            <w:tcW w:type="dxa" w:w="1152"/>
-            <w:shd w:fill="F8FAFC"/>
-            <w:tcMar>
-              <w:top w:w="100" w:type="dxa"/>
-              <w:bottom w:w="100" w:type="dxa"/>
-              <w:left w:w="120" w:type="dxa"/>
-              <w:right w:w="120" w:type="dxa"/>
-            </w:tcMar>
-            <w:tcBorders>
-              <w:top w:val="single" w:sz="4" w:space="0" w:color="CCCCCC"/>
-              <w:bottom w:val="single" w:sz="4" w:space="0" w:color="CCCCCC"/>
-              <w:left w:val="single" w:sz="4" w:space="0" w:color="CCCCCC"/>
-              <w:right w:val="single" w:sz="4" w:space="0" w:color="CCCCCC"/>
-            </w:tcBorders>
-          </w:tcPr>
-          <w:p>
-            <w:pPr>
-              <w:spacing w:before="60" w:after="60" w:line="252" w:lineRule="auto"/>
-              <w:jc w:val="left"/>
-            </w:pPr>
-            <w:r/>
-            <w:r>
-              <w:t>707.75</w:t>
-            </w:r>
-          </w:p>
-        </w:tc>
-        <w:tc>
-          <w:tcPr>
-            <w:tcW w:type="dxa" w:w="1728"/>
-            <w:shd w:fill="F8FAFC"/>
-            <w:tcMar>
-              <w:top w:w="100" w:type="dxa"/>
-              <w:bottom w:w="100" w:type="dxa"/>
-              <w:left w:w="120" w:type="dxa"/>
-              <w:right w:w="120" w:type="dxa"/>
-            </w:tcMar>
-            <w:tcBorders>
-              <w:top w:val="single" w:sz="4" w:space="0" w:color="CCCCCC"/>
-              <w:bottom w:val="single" w:sz="4" w:space="0" w:color="CCCCCC"/>
-              <w:left w:val="single" w:sz="4" w:space="0" w:color="CCCCCC"/>
-              <w:right w:val="single" w:sz="4" w:space="0" w:color="CCCCCC"/>
-            </w:tcBorders>
-          </w:tcPr>
-          <w:p>
-            <w:pPr>
-              <w:spacing w:before="60" w:after="60" w:line="252" w:lineRule="auto"/>
-              <w:jc w:val="left"/>
-            </w:pPr>
-            <w:r/>
-            <w:r>
-              <w:rPr>
-                <w:b/>
-              </w:rPr>
-              <w:t>723.00</w:t>
-            </w:r>
-          </w:p>
-        </w:tc>
-        <w:tc>
-          <w:tcPr>
-            <w:tcW w:type="dxa" w:w="3456"/>
-            <w:shd w:fill="F8FAFC"/>
-            <w:tcMar>
-              <w:top w:w="100" w:type="dxa"/>
-              <w:bottom w:w="100" w:type="dxa"/>
-              <w:left w:w="120" w:type="dxa"/>
-              <w:right w:w="120" w:type="dxa"/>
-            </w:tcMar>
-            <w:tcBorders>
-              <w:top w:val="single" w:sz="4" w:space="0" w:color="CCCCCC"/>
-              <w:bottom w:val="single" w:sz="4" w:space="0" w:color="CCCCCC"/>
-              <w:left w:val="single" w:sz="4" w:space="0" w:color="CCCCCC"/>
-              <w:right w:val="single" w:sz="4" w:space="0" w:color="CCCCCC"/>
-            </w:tcBorders>
-          </w:tcPr>
-          <w:p>
-            <w:pPr>
-              <w:spacing w:before="60" w:after="60" w:line="252" w:lineRule="auto"/>
-              <w:jc w:val="left"/>
-            </w:pPr>
-            <w:r/>
-            <w:r>
-              <w:rPr>
-                <w:b/>
-              </w:rPr>
-              <w:t>+3.50</w:t>
-            </w:r>
-          </w:p>
-        </w:tc>
-        <w:tc>
-          <w:tcPr>
-            <w:tcW w:type="dxa" w:w="1440"/>
-            <w:shd w:fill="F8FAFC"/>
-            <w:tcMar>
-              <w:top w:w="100" w:type="dxa"/>
-              <w:bottom w:w="100" w:type="dxa"/>
-              <w:left w:w="120" w:type="dxa"/>
-              <w:right w:w="120" w:type="dxa"/>
-            </w:tcMar>
-            <w:tcBorders>
-              <w:top w:val="single" w:sz="4" w:space="0" w:color="CCCCCC"/>
-              <w:bottom w:val="single" w:sz="4" w:space="0" w:color="CCCCCC"/>
-              <w:left w:val="single" w:sz="4" w:space="0" w:color="CCCCCC"/>
-              <w:right w:val="single" w:sz="4" w:space="0" w:color="CCCCCC"/>
-            </w:tcBorders>
-          </w:tcPr>
-          <w:p>
-            <w:pPr>
-              <w:spacing w:before="60" w:after="60" w:line="252" w:lineRule="auto"/>
-              <w:jc w:val="left"/>
-            </w:pPr>
-            <w:r/>
-            <w:r>
-              <w:t>BULL</w:t>
-            </w:r>
-          </w:p>
-        </w:tc>
-      </w:tr>
-      <w:tr>
-        <w:tc>
-          <w:tcPr>
-            <w:tcW w:type="dxa" w:w="1584"/>
-            <w:shd w:fill="FFFFFF"/>
-            <w:tcMar>
-              <w:top w:w="100" w:type="dxa"/>
-              <w:bottom w:w="100" w:type="dxa"/>
-              <w:left w:w="120" w:type="dxa"/>
-              <w:right w:w="120" w:type="dxa"/>
-            </w:tcMar>
-            <w:tcBorders>
-              <w:top w:val="single" w:sz="4" w:space="0" w:color="CCCCCC"/>
-              <w:bottom w:val="single" w:sz="4" w:space="0" w:color="CCCCCC"/>
-              <w:left w:val="single" w:sz="4" w:space="0" w:color="CCCCCC"/>
-              <w:right w:val="single" w:sz="4" w:space="0" w:color="CCCCCC"/>
-            </w:tcBorders>
-          </w:tcPr>
-          <w:p>
-            <w:pPr>
-              <w:spacing w:before="60" w:after="60" w:line="252" w:lineRule="auto"/>
-              <w:jc w:val="left"/>
-            </w:pPr>
-            <w:r/>
-            <w:r>
-              <w:rPr>
-                <w:b/>
-              </w:rPr>
-              <w:t>Thu 20/08</w:t>
-            </w:r>
-          </w:p>
-        </w:tc>
-        <w:tc>
-          <w:tcPr>
-            <w:tcW w:type="dxa" w:w="864"/>
-            <w:shd w:fill="FFFFFF"/>
-            <w:tcMar>
-              <w:top w:w="100" w:type="dxa"/>
-              <w:bottom w:w="100" w:type="dxa"/>
-              <w:left w:w="120" w:type="dxa"/>
-              <w:right w:w="120" w:type="dxa"/>
-            </w:tcMar>
-            <w:tcBorders>
-              <w:top w:val="single" w:sz="4" w:space="0" w:color="CCCCCC"/>
-              <w:bottom w:val="single" w:sz="4" w:space="0" w:color="CCCCCC"/>
-              <w:left w:val="single" w:sz="4" w:space="0" w:color="CCCCCC"/>
-              <w:right w:val="single" w:sz="4" w:space="0" w:color="CCCCCC"/>
-            </w:tcBorders>
-          </w:tcPr>
-          <w:p>
-            <w:pPr>
-              <w:spacing w:before="60" w:after="60" w:line="252" w:lineRule="auto"/>
-              <w:jc w:val="left"/>
-            </w:pPr>
-            <w:r/>
-            <w:r>
-              <w:t>NY Close 23-01</w:t>
-            </w:r>
-          </w:p>
-        </w:tc>
-        <w:tc>
-          <w:tcPr>
-            <w:tcW w:type="dxa" w:w="1440"/>
-            <w:shd w:fill="FFFFFF"/>
-            <w:tcMar>
-              <w:top w:w="100" w:type="dxa"/>
-              <w:bottom w:w="100" w:type="dxa"/>
-              <w:left w:w="120" w:type="dxa"/>
-              <w:right w:w="120" w:type="dxa"/>
-            </w:tcMar>
-            <w:tcBorders>
-              <w:top w:val="single" w:sz="4" w:space="0" w:color="CCCCCC"/>
-              <w:bottom w:val="single" w:sz="4" w:space="0" w:color="CCCCCC"/>
-              <w:left w:val="single" w:sz="4" w:space="0" w:color="CCCCCC"/>
-              <w:right w:val="single" w:sz="4" w:space="0" w:color="CCCCCC"/>
-            </w:tcBorders>
-          </w:tcPr>
-          <w:p>
-            <w:pPr>
-              <w:spacing w:before="60" w:after="60" w:line="252" w:lineRule="auto"/>
-              <w:jc w:val="left"/>
-            </w:pPr>
-            <w:r/>
-            <w:r>
-              <w:t>723.00</w:t>
-            </w:r>
-          </w:p>
-        </w:tc>
-        <w:tc>
-          <w:tcPr>
-            <w:tcW w:type="dxa" w:w="2016"/>
-            <w:shd w:fill="FFFFFF"/>
-            <w:tcMar>
-              <w:top w:w="100" w:type="dxa"/>
-              <w:bottom w:w="100" w:type="dxa"/>
-              <w:left w:w="120" w:type="dxa"/>
-              <w:right w:w="120" w:type="dxa"/>
-            </w:tcMar>
-            <w:tcBorders>
-              <w:top w:val="single" w:sz="4" w:space="0" w:color="CCCCCC"/>
-              <w:bottom w:val="single" w:sz="4" w:space="0" w:color="CCCCCC"/>
-              <w:left w:val="single" w:sz="4" w:space="0" w:color="CCCCCC"/>
-              <w:right w:val="single" w:sz="4" w:space="0" w:color="CCCCCC"/>
-            </w:tcBorders>
-          </w:tcPr>
-          <w:p>
-            <w:pPr>
-              <w:spacing w:before="60" w:after="60" w:line="252" w:lineRule="auto"/>
-              <w:jc w:val="left"/>
-            </w:pPr>
-            <w:r/>
-            <w:r>
-              <w:t>728.50</w:t>
-            </w:r>
-          </w:p>
-        </w:tc>
-        <w:tc>
-          <w:tcPr>
-            <w:tcW w:type="dxa" w:w="1152"/>
-            <w:shd w:fill="FFFFFF"/>
-            <w:tcMar>
-              <w:top w:w="100" w:type="dxa"/>
-              <w:bottom w:w="100" w:type="dxa"/>
-              <w:left w:w="120" w:type="dxa"/>
-              <w:right w:w="120" w:type="dxa"/>
-            </w:tcMar>
-            <w:tcBorders>
-              <w:top w:val="single" w:sz="4" w:space="0" w:color="CCCCCC"/>
-              <w:bottom w:val="single" w:sz="4" w:space="0" w:color="CCCCCC"/>
-              <w:left w:val="single" w:sz="4" w:space="0" w:color="CCCCCC"/>
-              <w:right w:val="single" w:sz="4" w:space="0" w:color="CCCCCC"/>
-            </w:tcBorders>
-          </w:tcPr>
-          <w:p>
-            <w:pPr>
-              <w:spacing w:before="60" w:after="60" w:line="252" w:lineRule="auto"/>
-              <w:jc w:val="left"/>
-            </w:pPr>
-            <w:r/>
-            <w:r>
-              <w:t>715.25</w:t>
             </w:r>
           </w:p>
         </w:tc>
@@ -29821,1416 +31231,6 @@
                 <w:b/>
               </w:rPr>
               <w:t>723.75</w:t>
-            </w:r>
-          </w:p>
-        </w:tc>
-        <w:tc>
-          <w:tcPr>
-            <w:tcW w:type="dxa" w:w="3456"/>
-            <w:shd w:fill="FFFFFF"/>
-            <w:tcMar>
-              <w:top w:w="100" w:type="dxa"/>
-              <w:bottom w:w="100" w:type="dxa"/>
-              <w:left w:w="120" w:type="dxa"/>
-              <w:right w:w="120" w:type="dxa"/>
-            </w:tcMar>
-            <w:tcBorders>
-              <w:top w:val="single" w:sz="4" w:space="0" w:color="CCCCCC"/>
-              <w:bottom w:val="single" w:sz="4" w:space="0" w:color="CCCCCC"/>
-              <w:left w:val="single" w:sz="4" w:space="0" w:color="CCCCCC"/>
-              <w:right w:val="single" w:sz="4" w:space="0" w:color="CCCCCC"/>
-            </w:tcBorders>
-          </w:tcPr>
-          <w:p>
-            <w:pPr>
-              <w:spacing w:before="60" w:after="60" w:line="252" w:lineRule="auto"/>
-              <w:jc w:val="left"/>
-            </w:pPr>
-            <w:r/>
-            <w:r>
-              <w:rPr>
-                <w:b/>
-              </w:rPr>
-              <w:t>+0.75</w:t>
-            </w:r>
-          </w:p>
-        </w:tc>
-        <w:tc>
-          <w:tcPr>
-            <w:tcW w:type="dxa" w:w="1440"/>
-            <w:shd w:fill="FFFFFF"/>
-            <w:tcMar>
-              <w:top w:w="100" w:type="dxa"/>
-              <w:bottom w:w="100" w:type="dxa"/>
-              <w:left w:w="120" w:type="dxa"/>
-              <w:right w:w="120" w:type="dxa"/>
-            </w:tcMar>
-            <w:tcBorders>
-              <w:top w:val="single" w:sz="4" w:space="0" w:color="CCCCCC"/>
-              <w:bottom w:val="single" w:sz="4" w:space="0" w:color="CCCCCC"/>
-              <w:left w:val="single" w:sz="4" w:space="0" w:color="CCCCCC"/>
-              <w:right w:val="single" w:sz="4" w:space="0" w:color="CCCCCC"/>
-            </w:tcBorders>
-          </w:tcPr>
-          <w:p>
-            <w:pPr>
-              <w:spacing w:before="60" w:after="60" w:line="252" w:lineRule="auto"/>
-              <w:jc w:val="left"/>
-            </w:pPr>
-            <w:r/>
-            <w:r>
-              <w:t>BULL</w:t>
-            </w:r>
-          </w:p>
-        </w:tc>
-      </w:tr>
-      <w:tr>
-        <w:tc>
-          <w:tcPr>
-            <w:tcW w:type="dxa" w:w="1584"/>
-            <w:shd w:fill="F8FAFC"/>
-            <w:tcMar>
-              <w:top w:w="100" w:type="dxa"/>
-              <w:bottom w:w="100" w:type="dxa"/>
-              <w:left w:w="120" w:type="dxa"/>
-              <w:right w:w="120" w:type="dxa"/>
-            </w:tcMar>
-            <w:tcBorders>
-              <w:top w:val="single" w:sz="4" w:space="0" w:color="CCCCCC"/>
-              <w:bottom w:val="single" w:sz="4" w:space="0" w:color="CCCCCC"/>
-              <w:left w:val="single" w:sz="4" w:space="0" w:color="CCCCCC"/>
-              <w:right w:val="single" w:sz="4" w:space="0" w:color="CCCCCC"/>
-            </w:tcBorders>
-          </w:tcPr>
-          <w:p>
-            <w:pPr>
-              <w:spacing w:before="60" w:after="60" w:line="252" w:lineRule="auto"/>
-              <w:jc w:val="left"/>
-            </w:pPr>
-            <w:r/>
-            <w:r>
-              <w:rPr>
-                <w:b/>
-              </w:rPr>
-              <w:t>Fri 21/08</w:t>
-            </w:r>
-          </w:p>
-        </w:tc>
-        <w:tc>
-          <w:tcPr>
-            <w:tcW w:type="dxa" w:w="864"/>
-            <w:shd w:fill="F8FAFC"/>
-            <w:tcMar>
-              <w:top w:w="100" w:type="dxa"/>
-              <w:bottom w:w="100" w:type="dxa"/>
-              <w:left w:w="120" w:type="dxa"/>
-              <w:right w:w="120" w:type="dxa"/>
-            </w:tcMar>
-            <w:tcBorders>
-              <w:top w:val="single" w:sz="4" w:space="0" w:color="CCCCCC"/>
-              <w:bottom w:val="single" w:sz="4" w:space="0" w:color="CCCCCC"/>
-              <w:left w:val="single" w:sz="4" w:space="0" w:color="CCCCCC"/>
-              <w:right w:val="single" w:sz="4" w:space="0" w:color="CCCCCC"/>
-            </w:tcBorders>
-          </w:tcPr>
-          <w:p>
-            <w:pPr>
-              <w:spacing w:before="60" w:after="60" w:line="252" w:lineRule="auto"/>
-              <w:jc w:val="left"/>
-            </w:pPr>
-            <w:r/>
-            <w:r>
-              <w:t>Asia 07-11</w:t>
-            </w:r>
-          </w:p>
-        </w:tc>
-        <w:tc>
-          <w:tcPr>
-            <w:tcW w:type="dxa" w:w="1440"/>
-            <w:shd w:fill="F8FAFC"/>
-            <w:tcMar>
-              <w:top w:w="100" w:type="dxa"/>
-              <w:bottom w:w="100" w:type="dxa"/>
-              <w:left w:w="120" w:type="dxa"/>
-              <w:right w:w="120" w:type="dxa"/>
-            </w:tcMar>
-            <w:tcBorders>
-              <w:top w:val="single" w:sz="4" w:space="0" w:color="CCCCCC"/>
-              <w:bottom w:val="single" w:sz="4" w:space="0" w:color="CCCCCC"/>
-              <w:left w:val="single" w:sz="4" w:space="0" w:color="CCCCCC"/>
-              <w:right w:val="single" w:sz="4" w:space="0" w:color="CCCCCC"/>
-            </w:tcBorders>
-          </w:tcPr>
-          <w:p>
-            <w:pPr>
-              <w:spacing w:before="60" w:after="60" w:line="252" w:lineRule="auto"/>
-              <w:jc w:val="left"/>
-            </w:pPr>
-            <w:r/>
-            <w:r>
-              <w:t>723.75</w:t>
-            </w:r>
-          </w:p>
-        </w:tc>
-        <w:tc>
-          <w:tcPr>
-            <w:tcW w:type="dxa" w:w="2016"/>
-            <w:shd w:fill="F8FAFC"/>
-            <w:tcMar>
-              <w:top w:w="100" w:type="dxa"/>
-              <w:bottom w:w="100" w:type="dxa"/>
-              <w:left w:w="120" w:type="dxa"/>
-              <w:right w:w="120" w:type="dxa"/>
-            </w:tcMar>
-            <w:tcBorders>
-              <w:top w:val="single" w:sz="4" w:space="0" w:color="CCCCCC"/>
-              <w:bottom w:val="single" w:sz="4" w:space="0" w:color="CCCCCC"/>
-              <w:left w:val="single" w:sz="4" w:space="0" w:color="CCCCCC"/>
-              <w:right w:val="single" w:sz="4" w:space="0" w:color="CCCCCC"/>
-            </w:tcBorders>
-          </w:tcPr>
-          <w:p>
-            <w:pPr>
-              <w:spacing w:before="60" w:after="60" w:line="252" w:lineRule="auto"/>
-              <w:jc w:val="left"/>
-            </w:pPr>
-            <w:r/>
-            <w:r>
-              <w:t>733.00</w:t>
-            </w:r>
-          </w:p>
-        </w:tc>
-        <w:tc>
-          <w:tcPr>
-            <w:tcW w:type="dxa" w:w="1152"/>
-            <w:shd w:fill="F8FAFC"/>
-            <w:tcMar>
-              <w:top w:w="100" w:type="dxa"/>
-              <w:bottom w:w="100" w:type="dxa"/>
-              <w:left w:w="120" w:type="dxa"/>
-              <w:right w:w="120" w:type="dxa"/>
-            </w:tcMar>
-            <w:tcBorders>
-              <w:top w:val="single" w:sz="4" w:space="0" w:color="CCCCCC"/>
-              <w:bottom w:val="single" w:sz="4" w:space="0" w:color="CCCCCC"/>
-              <w:left w:val="single" w:sz="4" w:space="0" w:color="CCCCCC"/>
-              <w:right w:val="single" w:sz="4" w:space="0" w:color="CCCCCC"/>
-            </w:tcBorders>
-          </w:tcPr>
-          <w:p>
-            <w:pPr>
-              <w:spacing w:before="60" w:after="60" w:line="252" w:lineRule="auto"/>
-              <w:jc w:val="left"/>
-            </w:pPr>
-            <w:r/>
-            <w:r>
-              <w:t>717.25</w:t>
-            </w:r>
-          </w:p>
-        </w:tc>
-        <w:tc>
-          <w:tcPr>
-            <w:tcW w:type="dxa" w:w="1728"/>
-            <w:shd w:fill="F8FAFC"/>
-            <w:tcMar>
-              <w:top w:w="100" w:type="dxa"/>
-              <w:bottom w:w="100" w:type="dxa"/>
-              <w:left w:w="120" w:type="dxa"/>
-              <w:right w:w="120" w:type="dxa"/>
-            </w:tcMar>
-            <w:tcBorders>
-              <w:top w:val="single" w:sz="4" w:space="0" w:color="CCCCCC"/>
-              <w:bottom w:val="single" w:sz="4" w:space="0" w:color="CCCCCC"/>
-              <w:left w:val="single" w:sz="4" w:space="0" w:color="CCCCCC"/>
-              <w:right w:val="single" w:sz="4" w:space="0" w:color="CCCCCC"/>
-            </w:tcBorders>
-          </w:tcPr>
-          <w:p>
-            <w:pPr>
-              <w:spacing w:before="60" w:after="60" w:line="252" w:lineRule="auto"/>
-              <w:jc w:val="left"/>
-            </w:pPr>
-            <w:r/>
-            <w:r>
-              <w:rPr>
-                <w:b/>
-              </w:rPr>
-              <w:t>723.00</w:t>
-            </w:r>
-          </w:p>
-        </w:tc>
-        <w:tc>
-          <w:tcPr>
-            <w:tcW w:type="dxa" w:w="3456"/>
-            <w:shd w:fill="F8FAFC"/>
-            <w:tcMar>
-              <w:top w:w="100" w:type="dxa"/>
-              <w:bottom w:w="100" w:type="dxa"/>
-              <w:left w:w="120" w:type="dxa"/>
-              <w:right w:w="120" w:type="dxa"/>
-            </w:tcMar>
-            <w:tcBorders>
-              <w:top w:val="single" w:sz="4" w:space="0" w:color="CCCCCC"/>
-              <w:bottom w:val="single" w:sz="4" w:space="0" w:color="CCCCCC"/>
-              <w:left w:val="single" w:sz="4" w:space="0" w:color="CCCCCC"/>
-              <w:right w:val="single" w:sz="4" w:space="0" w:color="CCCCCC"/>
-            </w:tcBorders>
-          </w:tcPr>
-          <w:p>
-            <w:pPr>
-              <w:spacing w:before="60" w:after="60" w:line="252" w:lineRule="auto"/>
-              <w:jc w:val="left"/>
-            </w:pPr>
-            <w:r/>
-            <w:r>
-              <w:rPr>
-                <w:b/>
-              </w:rPr>
-              <w:t>-0.75</w:t>
-            </w:r>
-          </w:p>
-        </w:tc>
-        <w:tc>
-          <w:tcPr>
-            <w:tcW w:type="dxa" w:w="1440"/>
-            <w:shd w:fill="F8FAFC"/>
-            <w:tcMar>
-              <w:top w:w="100" w:type="dxa"/>
-              <w:bottom w:w="100" w:type="dxa"/>
-              <w:left w:w="120" w:type="dxa"/>
-              <w:right w:w="120" w:type="dxa"/>
-            </w:tcMar>
-            <w:tcBorders>
-              <w:top w:val="single" w:sz="4" w:space="0" w:color="CCCCCC"/>
-              <w:bottom w:val="single" w:sz="4" w:space="0" w:color="CCCCCC"/>
-              <w:left w:val="single" w:sz="4" w:space="0" w:color="CCCCCC"/>
-              <w:right w:val="single" w:sz="4" w:space="0" w:color="CCCCCC"/>
-            </w:tcBorders>
-          </w:tcPr>
-          <w:p>
-            <w:pPr>
-              <w:spacing w:before="60" w:after="60" w:line="252" w:lineRule="auto"/>
-              <w:jc w:val="left"/>
-            </w:pPr>
-            <w:r/>
-            <w:r>
-              <w:t>BEAR</w:t>
-            </w:r>
-          </w:p>
-        </w:tc>
-      </w:tr>
-      <w:tr>
-        <w:tc>
-          <w:tcPr>
-            <w:tcW w:type="dxa" w:w="1584"/>
-            <w:shd w:fill="FFFFFF"/>
-            <w:tcMar>
-              <w:top w:w="100" w:type="dxa"/>
-              <w:bottom w:w="100" w:type="dxa"/>
-              <w:left w:w="120" w:type="dxa"/>
-              <w:right w:w="120" w:type="dxa"/>
-            </w:tcMar>
-            <w:tcBorders>
-              <w:top w:val="single" w:sz="4" w:space="0" w:color="CCCCCC"/>
-              <w:bottom w:val="single" w:sz="4" w:space="0" w:color="CCCCCC"/>
-              <w:left w:val="single" w:sz="4" w:space="0" w:color="CCCCCC"/>
-              <w:right w:val="single" w:sz="4" w:space="0" w:color="CCCCCC"/>
-            </w:tcBorders>
-          </w:tcPr>
-          <w:p>
-            <w:pPr>
-              <w:spacing w:before="60" w:after="60" w:line="252" w:lineRule="auto"/>
-              <w:jc w:val="left"/>
-            </w:pPr>
-            <w:r/>
-            <w:r>
-              <w:rPr>
-                <w:b/>
-              </w:rPr>
-              <w:t>Fri 21/08</w:t>
-            </w:r>
-          </w:p>
-        </w:tc>
-        <w:tc>
-          <w:tcPr>
-            <w:tcW w:type="dxa" w:w="864"/>
-            <w:shd w:fill="FFFFFF"/>
-            <w:tcMar>
-              <w:top w:w="100" w:type="dxa"/>
-              <w:bottom w:w="100" w:type="dxa"/>
-              <w:left w:w="120" w:type="dxa"/>
-              <w:right w:w="120" w:type="dxa"/>
-            </w:tcMar>
-            <w:tcBorders>
-              <w:top w:val="single" w:sz="4" w:space="0" w:color="CCCCCC"/>
-              <w:bottom w:val="single" w:sz="4" w:space="0" w:color="CCCCCC"/>
-              <w:left w:val="single" w:sz="4" w:space="0" w:color="CCCCCC"/>
-              <w:right w:val="single" w:sz="4" w:space="0" w:color="CCCCCC"/>
-            </w:tcBorders>
-          </w:tcPr>
-          <w:p>
-            <w:pPr>
-              <w:spacing w:before="60" w:after="60" w:line="252" w:lineRule="auto"/>
-              <w:jc w:val="left"/>
-            </w:pPr>
-            <w:r/>
-            <w:r>
-              <w:t>Asia 11-15</w:t>
-            </w:r>
-          </w:p>
-        </w:tc>
-        <w:tc>
-          <w:tcPr>
-            <w:tcW w:type="dxa" w:w="1440"/>
-            <w:shd w:fill="FFFFFF"/>
-            <w:tcMar>
-              <w:top w:w="100" w:type="dxa"/>
-              <w:bottom w:w="100" w:type="dxa"/>
-              <w:left w:w="120" w:type="dxa"/>
-              <w:right w:w="120" w:type="dxa"/>
-            </w:tcMar>
-            <w:tcBorders>
-              <w:top w:val="single" w:sz="4" w:space="0" w:color="CCCCCC"/>
-              <w:bottom w:val="single" w:sz="4" w:space="0" w:color="CCCCCC"/>
-              <w:left w:val="single" w:sz="4" w:space="0" w:color="CCCCCC"/>
-              <w:right w:val="single" w:sz="4" w:space="0" w:color="CCCCCC"/>
-            </w:tcBorders>
-          </w:tcPr>
-          <w:p>
-            <w:pPr>
-              <w:spacing w:before="60" w:after="60" w:line="252" w:lineRule="auto"/>
-              <w:jc w:val="left"/>
-            </w:pPr>
-            <w:r/>
-            <w:r>
-              <w:t>723.00</w:t>
-            </w:r>
-          </w:p>
-        </w:tc>
-        <w:tc>
-          <w:tcPr>
-            <w:tcW w:type="dxa" w:w="2016"/>
-            <w:shd w:fill="FFFFFF"/>
-            <w:tcMar>
-              <w:top w:w="100" w:type="dxa"/>
-              <w:bottom w:w="100" w:type="dxa"/>
-              <w:left w:w="120" w:type="dxa"/>
-              <w:right w:w="120" w:type="dxa"/>
-            </w:tcMar>
-            <w:tcBorders>
-              <w:top w:val="single" w:sz="4" w:space="0" w:color="CCCCCC"/>
-              <w:bottom w:val="single" w:sz="4" w:space="0" w:color="CCCCCC"/>
-              <w:left w:val="single" w:sz="4" w:space="0" w:color="CCCCCC"/>
-              <w:right w:val="single" w:sz="4" w:space="0" w:color="CCCCCC"/>
-            </w:tcBorders>
-          </w:tcPr>
-          <w:p>
-            <w:pPr>
-              <w:spacing w:before="60" w:after="60" w:line="252" w:lineRule="auto"/>
-              <w:jc w:val="left"/>
-            </w:pPr>
-            <w:r/>
-            <w:r>
-              <w:t>730.50</w:t>
-            </w:r>
-          </w:p>
-        </w:tc>
-        <w:tc>
-          <w:tcPr>
-            <w:tcW w:type="dxa" w:w="1152"/>
-            <w:shd w:fill="FFFFFF"/>
-            <w:tcMar>
-              <w:top w:w="100" w:type="dxa"/>
-              <w:bottom w:w="100" w:type="dxa"/>
-              <w:left w:w="120" w:type="dxa"/>
-              <w:right w:w="120" w:type="dxa"/>
-            </w:tcMar>
-            <w:tcBorders>
-              <w:top w:val="single" w:sz="4" w:space="0" w:color="CCCCCC"/>
-              <w:bottom w:val="single" w:sz="4" w:space="0" w:color="CCCCCC"/>
-              <w:left w:val="single" w:sz="4" w:space="0" w:color="CCCCCC"/>
-              <w:right w:val="single" w:sz="4" w:space="0" w:color="CCCCCC"/>
-            </w:tcBorders>
-          </w:tcPr>
-          <w:p>
-            <w:pPr>
-              <w:spacing w:before="60" w:after="60" w:line="252" w:lineRule="auto"/>
-              <w:jc w:val="left"/>
-            </w:pPr>
-            <w:r/>
-            <w:r>
-              <w:t>717.00</w:t>
-            </w:r>
-          </w:p>
-        </w:tc>
-        <w:tc>
-          <w:tcPr>
-            <w:tcW w:type="dxa" w:w="1728"/>
-            <w:shd w:fill="FFFFFF"/>
-            <w:tcMar>
-              <w:top w:w="100" w:type="dxa"/>
-              <w:bottom w:w="100" w:type="dxa"/>
-              <w:left w:w="120" w:type="dxa"/>
-              <w:right w:w="120" w:type="dxa"/>
-            </w:tcMar>
-            <w:tcBorders>
-              <w:top w:val="single" w:sz="4" w:space="0" w:color="CCCCCC"/>
-              <w:bottom w:val="single" w:sz="4" w:space="0" w:color="CCCCCC"/>
-              <w:left w:val="single" w:sz="4" w:space="0" w:color="CCCCCC"/>
-              <w:right w:val="single" w:sz="4" w:space="0" w:color="CCCCCC"/>
-            </w:tcBorders>
-          </w:tcPr>
-          <w:p>
-            <w:pPr>
-              <w:spacing w:before="60" w:after="60" w:line="252" w:lineRule="auto"/>
-              <w:jc w:val="left"/>
-            </w:pPr>
-            <w:r/>
-            <w:r>
-              <w:rPr>
-                <w:b/>
-              </w:rPr>
-              <w:t>722.00</w:t>
-            </w:r>
-          </w:p>
-        </w:tc>
-        <w:tc>
-          <w:tcPr>
-            <w:tcW w:type="dxa" w:w="3456"/>
-            <w:shd w:fill="FFFFFF"/>
-            <w:tcMar>
-              <w:top w:w="100" w:type="dxa"/>
-              <w:bottom w:w="100" w:type="dxa"/>
-              <w:left w:w="120" w:type="dxa"/>
-              <w:right w:w="120" w:type="dxa"/>
-            </w:tcMar>
-            <w:tcBorders>
-              <w:top w:val="single" w:sz="4" w:space="0" w:color="CCCCCC"/>
-              <w:bottom w:val="single" w:sz="4" w:space="0" w:color="CCCCCC"/>
-              <w:left w:val="single" w:sz="4" w:space="0" w:color="CCCCCC"/>
-              <w:right w:val="single" w:sz="4" w:space="0" w:color="CCCCCC"/>
-            </w:tcBorders>
-          </w:tcPr>
-          <w:p>
-            <w:pPr>
-              <w:spacing w:before="60" w:after="60" w:line="252" w:lineRule="auto"/>
-              <w:jc w:val="left"/>
-            </w:pPr>
-            <w:r/>
-            <w:r>
-              <w:rPr>
-                <w:b/>
-              </w:rPr>
-              <w:t>-1.00</w:t>
-            </w:r>
-          </w:p>
-        </w:tc>
-        <w:tc>
-          <w:tcPr>
-            <w:tcW w:type="dxa" w:w="1440"/>
-            <w:shd w:fill="FFFFFF"/>
-            <w:tcMar>
-              <w:top w:w="100" w:type="dxa"/>
-              <w:bottom w:w="100" w:type="dxa"/>
-              <w:left w:w="120" w:type="dxa"/>
-              <w:right w:w="120" w:type="dxa"/>
-            </w:tcMar>
-            <w:tcBorders>
-              <w:top w:val="single" w:sz="4" w:space="0" w:color="CCCCCC"/>
-              <w:bottom w:val="single" w:sz="4" w:space="0" w:color="CCCCCC"/>
-              <w:left w:val="single" w:sz="4" w:space="0" w:color="CCCCCC"/>
-              <w:right w:val="single" w:sz="4" w:space="0" w:color="CCCCCC"/>
-            </w:tcBorders>
-          </w:tcPr>
-          <w:p>
-            <w:pPr>
-              <w:spacing w:before="60" w:after="60" w:line="252" w:lineRule="auto"/>
-              <w:jc w:val="left"/>
-            </w:pPr>
-            <w:r/>
-            <w:r>
-              <w:t>BEAR</w:t>
-            </w:r>
-          </w:p>
-        </w:tc>
-      </w:tr>
-      <w:tr>
-        <w:tc>
-          <w:tcPr>
-            <w:tcW w:type="dxa" w:w="1584"/>
-            <w:shd w:fill="F8FAFC"/>
-            <w:tcMar>
-              <w:top w:w="100" w:type="dxa"/>
-              <w:bottom w:w="100" w:type="dxa"/>
-              <w:left w:w="120" w:type="dxa"/>
-              <w:right w:w="120" w:type="dxa"/>
-            </w:tcMar>
-            <w:tcBorders>
-              <w:top w:val="single" w:sz="4" w:space="0" w:color="CCCCCC"/>
-              <w:bottom w:val="single" w:sz="4" w:space="0" w:color="CCCCCC"/>
-              <w:left w:val="single" w:sz="4" w:space="0" w:color="CCCCCC"/>
-              <w:right w:val="single" w:sz="4" w:space="0" w:color="CCCCCC"/>
-            </w:tcBorders>
-          </w:tcPr>
-          <w:p>
-            <w:pPr>
-              <w:spacing w:before="60" w:after="60" w:line="252" w:lineRule="auto"/>
-              <w:jc w:val="left"/>
-            </w:pPr>
-            <w:r/>
-            <w:r>
-              <w:rPr>
-                <w:b/>
-              </w:rPr>
-              <w:t>Fri 21/08</w:t>
-            </w:r>
-          </w:p>
-        </w:tc>
-        <w:tc>
-          <w:tcPr>
-            <w:tcW w:type="dxa" w:w="864"/>
-            <w:shd w:fill="F8FAFC"/>
-            <w:tcMar>
-              <w:top w:w="100" w:type="dxa"/>
-              <w:bottom w:w="100" w:type="dxa"/>
-              <w:left w:w="120" w:type="dxa"/>
-              <w:right w:w="120" w:type="dxa"/>
-            </w:tcMar>
-            <w:tcBorders>
-              <w:top w:val="single" w:sz="4" w:space="0" w:color="CCCCCC"/>
-              <w:bottom w:val="single" w:sz="4" w:space="0" w:color="CCCCCC"/>
-              <w:left w:val="single" w:sz="4" w:space="0" w:color="CCCCCC"/>
-              <w:right w:val="single" w:sz="4" w:space="0" w:color="CCCCCC"/>
-            </w:tcBorders>
-          </w:tcPr>
-          <w:p>
-            <w:pPr>
-              <w:spacing w:before="60" w:after="60" w:line="252" w:lineRule="auto"/>
-              <w:jc w:val="left"/>
-            </w:pPr>
-            <w:r/>
-            <w:r>
-              <w:t>London 15-19</w:t>
-            </w:r>
-          </w:p>
-        </w:tc>
-        <w:tc>
-          <w:tcPr>
-            <w:tcW w:type="dxa" w:w="1440"/>
-            <w:shd w:fill="F8FAFC"/>
-            <w:tcMar>
-              <w:top w:w="100" w:type="dxa"/>
-              <w:bottom w:w="100" w:type="dxa"/>
-              <w:left w:w="120" w:type="dxa"/>
-              <w:right w:w="120" w:type="dxa"/>
-            </w:tcMar>
-            <w:tcBorders>
-              <w:top w:val="single" w:sz="4" w:space="0" w:color="CCCCCC"/>
-              <w:bottom w:val="single" w:sz="4" w:space="0" w:color="CCCCCC"/>
-              <w:left w:val="single" w:sz="4" w:space="0" w:color="CCCCCC"/>
-              <w:right w:val="single" w:sz="4" w:space="0" w:color="CCCCCC"/>
-            </w:tcBorders>
-          </w:tcPr>
-          <w:p>
-            <w:pPr>
-              <w:spacing w:before="60" w:after="60" w:line="252" w:lineRule="auto"/>
-              <w:jc w:val="left"/>
-            </w:pPr>
-            <w:r/>
-            <w:r>
-              <w:t>722.00</w:t>
-            </w:r>
-          </w:p>
-        </w:tc>
-        <w:tc>
-          <w:tcPr>
-            <w:tcW w:type="dxa" w:w="2016"/>
-            <w:shd w:fill="F8FAFC"/>
-            <w:tcMar>
-              <w:top w:w="100" w:type="dxa"/>
-              <w:bottom w:w="100" w:type="dxa"/>
-              <w:left w:w="120" w:type="dxa"/>
-              <w:right w:w="120" w:type="dxa"/>
-            </w:tcMar>
-            <w:tcBorders>
-              <w:top w:val="single" w:sz="4" w:space="0" w:color="CCCCCC"/>
-              <w:bottom w:val="single" w:sz="4" w:space="0" w:color="CCCCCC"/>
-              <w:left w:val="single" w:sz="4" w:space="0" w:color="CCCCCC"/>
-              <w:right w:val="single" w:sz="4" w:space="0" w:color="CCCCCC"/>
-            </w:tcBorders>
-          </w:tcPr>
-          <w:p>
-            <w:pPr>
-              <w:spacing w:before="60" w:after="60" w:line="252" w:lineRule="auto"/>
-              <w:jc w:val="left"/>
-            </w:pPr>
-            <w:r/>
-            <w:r>
-              <w:t>729.00</w:t>
-            </w:r>
-          </w:p>
-        </w:tc>
-        <w:tc>
-          <w:tcPr>
-            <w:tcW w:type="dxa" w:w="1152"/>
-            <w:shd w:fill="F8FAFC"/>
-            <w:tcMar>
-              <w:top w:w="100" w:type="dxa"/>
-              <w:bottom w:w="100" w:type="dxa"/>
-              <w:left w:w="120" w:type="dxa"/>
-              <w:right w:w="120" w:type="dxa"/>
-            </w:tcMar>
-            <w:tcBorders>
-              <w:top w:val="single" w:sz="4" w:space="0" w:color="CCCCCC"/>
-              <w:bottom w:val="single" w:sz="4" w:space="0" w:color="CCCCCC"/>
-              <w:left w:val="single" w:sz="4" w:space="0" w:color="CCCCCC"/>
-              <w:right w:val="single" w:sz="4" w:space="0" w:color="CCCCCC"/>
-            </w:tcBorders>
-          </w:tcPr>
-          <w:p>
-            <w:pPr>
-              <w:spacing w:before="60" w:after="60" w:line="252" w:lineRule="auto"/>
-              <w:jc w:val="left"/>
-            </w:pPr>
-            <w:r/>
-            <w:r>
-              <w:t>708.50</w:t>
-            </w:r>
-          </w:p>
-        </w:tc>
-        <w:tc>
-          <w:tcPr>
-            <w:tcW w:type="dxa" w:w="1728"/>
-            <w:shd w:fill="F8FAFC"/>
-            <w:tcMar>
-              <w:top w:w="100" w:type="dxa"/>
-              <w:bottom w:w="100" w:type="dxa"/>
-              <w:left w:w="120" w:type="dxa"/>
-              <w:right w:w="120" w:type="dxa"/>
-            </w:tcMar>
-            <w:tcBorders>
-              <w:top w:val="single" w:sz="4" w:space="0" w:color="CCCCCC"/>
-              <w:bottom w:val="single" w:sz="4" w:space="0" w:color="CCCCCC"/>
-              <w:left w:val="single" w:sz="4" w:space="0" w:color="CCCCCC"/>
-              <w:right w:val="single" w:sz="4" w:space="0" w:color="CCCCCC"/>
-            </w:tcBorders>
-          </w:tcPr>
-          <w:p>
-            <w:pPr>
-              <w:spacing w:before="60" w:after="60" w:line="252" w:lineRule="auto"/>
-              <w:jc w:val="left"/>
-            </w:pPr>
-            <w:r/>
-            <w:r>
-              <w:rPr>
-                <w:b/>
-              </w:rPr>
-              <w:t>722.75</w:t>
-            </w:r>
-          </w:p>
-        </w:tc>
-        <w:tc>
-          <w:tcPr>
-            <w:tcW w:type="dxa" w:w="3456"/>
-            <w:shd w:fill="F8FAFC"/>
-            <w:tcMar>
-              <w:top w:w="100" w:type="dxa"/>
-              <w:bottom w:w="100" w:type="dxa"/>
-              <w:left w:w="120" w:type="dxa"/>
-              <w:right w:w="120" w:type="dxa"/>
-            </w:tcMar>
-            <w:tcBorders>
-              <w:top w:val="single" w:sz="4" w:space="0" w:color="CCCCCC"/>
-              <w:bottom w:val="single" w:sz="4" w:space="0" w:color="CCCCCC"/>
-              <w:left w:val="single" w:sz="4" w:space="0" w:color="CCCCCC"/>
-              <w:right w:val="single" w:sz="4" w:space="0" w:color="CCCCCC"/>
-            </w:tcBorders>
-          </w:tcPr>
-          <w:p>
-            <w:pPr>
-              <w:spacing w:before="60" w:after="60" w:line="252" w:lineRule="auto"/>
-              <w:jc w:val="left"/>
-            </w:pPr>
-            <w:r/>
-            <w:r>
-              <w:rPr>
-                <w:b/>
-              </w:rPr>
-              <w:t>+0.75</w:t>
-            </w:r>
-          </w:p>
-        </w:tc>
-        <w:tc>
-          <w:tcPr>
-            <w:tcW w:type="dxa" w:w="1440"/>
-            <w:shd w:fill="F8FAFC"/>
-            <w:tcMar>
-              <w:top w:w="100" w:type="dxa"/>
-              <w:bottom w:w="100" w:type="dxa"/>
-              <w:left w:w="120" w:type="dxa"/>
-              <w:right w:w="120" w:type="dxa"/>
-            </w:tcMar>
-            <w:tcBorders>
-              <w:top w:val="single" w:sz="4" w:space="0" w:color="CCCCCC"/>
-              <w:bottom w:val="single" w:sz="4" w:space="0" w:color="CCCCCC"/>
-              <w:left w:val="single" w:sz="4" w:space="0" w:color="CCCCCC"/>
-              <w:right w:val="single" w:sz="4" w:space="0" w:color="CCCCCC"/>
-            </w:tcBorders>
-          </w:tcPr>
-          <w:p>
-            <w:pPr>
-              <w:spacing w:before="60" w:after="60" w:line="252" w:lineRule="auto"/>
-              <w:jc w:val="left"/>
-            </w:pPr>
-            <w:r/>
-            <w:r>
-              <w:t>BULL</w:t>
-            </w:r>
-          </w:p>
-        </w:tc>
-      </w:tr>
-      <w:tr>
-        <w:tc>
-          <w:tcPr>
-            <w:tcW w:type="dxa" w:w="1584"/>
-            <w:shd w:fill="FFFFFF"/>
-            <w:tcMar>
-              <w:top w:w="100" w:type="dxa"/>
-              <w:bottom w:w="100" w:type="dxa"/>
-              <w:left w:w="120" w:type="dxa"/>
-              <w:right w:w="120" w:type="dxa"/>
-            </w:tcMar>
-            <w:tcBorders>
-              <w:top w:val="single" w:sz="4" w:space="0" w:color="CCCCCC"/>
-              <w:bottom w:val="single" w:sz="4" w:space="0" w:color="CCCCCC"/>
-              <w:left w:val="single" w:sz="4" w:space="0" w:color="CCCCCC"/>
-              <w:right w:val="single" w:sz="4" w:space="0" w:color="CCCCCC"/>
-            </w:tcBorders>
-          </w:tcPr>
-          <w:p>
-            <w:pPr>
-              <w:spacing w:before="60" w:after="60" w:line="252" w:lineRule="auto"/>
-              <w:jc w:val="left"/>
-            </w:pPr>
-            <w:r/>
-            <w:r>
-              <w:rPr>
-                <w:b/>
-              </w:rPr>
-              <w:t>Fri 21/08</w:t>
-            </w:r>
-          </w:p>
-        </w:tc>
-        <w:tc>
-          <w:tcPr>
-            <w:tcW w:type="dxa" w:w="864"/>
-            <w:shd w:fill="FFFFFF"/>
-            <w:tcMar>
-              <w:top w:w="100" w:type="dxa"/>
-              <w:bottom w:w="100" w:type="dxa"/>
-              <w:left w:w="120" w:type="dxa"/>
-              <w:right w:w="120" w:type="dxa"/>
-            </w:tcMar>
-            <w:tcBorders>
-              <w:top w:val="single" w:sz="4" w:space="0" w:color="CCCCCC"/>
-              <w:bottom w:val="single" w:sz="4" w:space="0" w:color="CCCCCC"/>
-              <w:left w:val="single" w:sz="4" w:space="0" w:color="CCCCCC"/>
-              <w:right w:val="single" w:sz="4" w:space="0" w:color="CCCCCC"/>
-            </w:tcBorders>
-          </w:tcPr>
-          <w:p>
-            <w:pPr>
-              <w:spacing w:before="60" w:after="60" w:line="252" w:lineRule="auto"/>
-              <w:jc w:val="left"/>
-            </w:pPr>
-            <w:r/>
-            <w:r>
-              <w:t>Pre-NY 19-21</w:t>
-            </w:r>
-          </w:p>
-        </w:tc>
-        <w:tc>
-          <w:tcPr>
-            <w:tcW w:type="dxa" w:w="1440"/>
-            <w:shd w:fill="FFFFFF"/>
-            <w:tcMar>
-              <w:top w:w="100" w:type="dxa"/>
-              <w:bottom w:w="100" w:type="dxa"/>
-              <w:left w:w="120" w:type="dxa"/>
-              <w:right w:w="120" w:type="dxa"/>
-            </w:tcMar>
-            <w:tcBorders>
-              <w:top w:val="single" w:sz="4" w:space="0" w:color="CCCCCC"/>
-              <w:bottom w:val="single" w:sz="4" w:space="0" w:color="CCCCCC"/>
-              <w:left w:val="single" w:sz="4" w:space="0" w:color="CCCCCC"/>
-              <w:right w:val="single" w:sz="4" w:space="0" w:color="CCCCCC"/>
-            </w:tcBorders>
-          </w:tcPr>
-          <w:p>
-            <w:pPr>
-              <w:spacing w:before="60" w:after="60" w:line="252" w:lineRule="auto"/>
-              <w:jc w:val="left"/>
-            </w:pPr>
-            <w:r/>
-            <w:r>
-              <w:t>722.75</w:t>
-            </w:r>
-          </w:p>
-        </w:tc>
-        <w:tc>
-          <w:tcPr>
-            <w:tcW w:type="dxa" w:w="2016"/>
-            <w:shd w:fill="FFFFFF"/>
-            <w:tcMar>
-              <w:top w:w="100" w:type="dxa"/>
-              <w:bottom w:w="100" w:type="dxa"/>
-              <w:left w:w="120" w:type="dxa"/>
-              <w:right w:w="120" w:type="dxa"/>
-            </w:tcMar>
-            <w:tcBorders>
-              <w:top w:val="single" w:sz="4" w:space="0" w:color="CCCCCC"/>
-              <w:bottom w:val="single" w:sz="4" w:space="0" w:color="CCCCCC"/>
-              <w:left w:val="single" w:sz="4" w:space="0" w:color="CCCCCC"/>
-              <w:right w:val="single" w:sz="4" w:space="0" w:color="CCCCCC"/>
-            </w:tcBorders>
-          </w:tcPr>
-          <w:p>
-            <w:pPr>
-              <w:spacing w:before="60" w:after="60" w:line="252" w:lineRule="auto"/>
-              <w:jc w:val="left"/>
-            </w:pPr>
-            <w:r/>
-            <w:r>
-              <w:t>732.00</w:t>
-            </w:r>
-          </w:p>
-        </w:tc>
-        <w:tc>
-          <w:tcPr>
-            <w:tcW w:type="dxa" w:w="1152"/>
-            <w:shd w:fill="FFFFFF"/>
-            <w:tcMar>
-              <w:top w:w="100" w:type="dxa"/>
-              <w:bottom w:w="100" w:type="dxa"/>
-              <w:left w:w="120" w:type="dxa"/>
-              <w:right w:w="120" w:type="dxa"/>
-            </w:tcMar>
-            <w:tcBorders>
-              <w:top w:val="single" w:sz="4" w:space="0" w:color="CCCCCC"/>
-              <w:bottom w:val="single" w:sz="4" w:space="0" w:color="CCCCCC"/>
-              <w:left w:val="single" w:sz="4" w:space="0" w:color="CCCCCC"/>
-              <w:right w:val="single" w:sz="4" w:space="0" w:color="CCCCCC"/>
-            </w:tcBorders>
-          </w:tcPr>
-          <w:p>
-            <w:pPr>
-              <w:spacing w:before="60" w:after="60" w:line="252" w:lineRule="auto"/>
-              <w:jc w:val="left"/>
-            </w:pPr>
-            <w:r/>
-            <w:r>
-              <w:t>715.50</w:t>
-            </w:r>
-          </w:p>
-        </w:tc>
-        <w:tc>
-          <w:tcPr>
-            <w:tcW w:type="dxa" w:w="1728"/>
-            <w:shd w:fill="FFFFFF"/>
-            <w:tcMar>
-              <w:top w:w="100" w:type="dxa"/>
-              <w:bottom w:w="100" w:type="dxa"/>
-              <w:left w:w="120" w:type="dxa"/>
-              <w:right w:w="120" w:type="dxa"/>
-            </w:tcMar>
-            <w:tcBorders>
-              <w:top w:val="single" w:sz="4" w:space="0" w:color="CCCCCC"/>
-              <w:bottom w:val="single" w:sz="4" w:space="0" w:color="CCCCCC"/>
-              <w:left w:val="single" w:sz="4" w:space="0" w:color="CCCCCC"/>
-              <w:right w:val="single" w:sz="4" w:space="0" w:color="CCCCCC"/>
-            </w:tcBorders>
-          </w:tcPr>
-          <w:p>
-            <w:pPr>
-              <w:spacing w:before="60" w:after="60" w:line="252" w:lineRule="auto"/>
-              <w:jc w:val="left"/>
-            </w:pPr>
-            <w:r/>
-            <w:r>
-              <w:rPr>
-                <w:b/>
-              </w:rPr>
-              <w:t>722.50</w:t>
-            </w:r>
-          </w:p>
-        </w:tc>
-        <w:tc>
-          <w:tcPr>
-            <w:tcW w:type="dxa" w:w="3456"/>
-            <w:shd w:fill="FFFFFF"/>
-            <w:tcMar>
-              <w:top w:w="100" w:type="dxa"/>
-              <w:bottom w:w="100" w:type="dxa"/>
-              <w:left w:w="120" w:type="dxa"/>
-              <w:right w:w="120" w:type="dxa"/>
-            </w:tcMar>
-            <w:tcBorders>
-              <w:top w:val="single" w:sz="4" w:space="0" w:color="CCCCCC"/>
-              <w:bottom w:val="single" w:sz="4" w:space="0" w:color="CCCCCC"/>
-              <w:left w:val="single" w:sz="4" w:space="0" w:color="CCCCCC"/>
-              <w:right w:val="single" w:sz="4" w:space="0" w:color="CCCCCC"/>
-            </w:tcBorders>
-          </w:tcPr>
-          <w:p>
-            <w:pPr>
-              <w:spacing w:before="60" w:after="60" w:line="252" w:lineRule="auto"/>
-              <w:jc w:val="left"/>
-            </w:pPr>
-            <w:r/>
-            <w:r>
-              <w:rPr>
-                <w:b/>
-              </w:rPr>
-              <w:t>-0.25</w:t>
-            </w:r>
-          </w:p>
-        </w:tc>
-        <w:tc>
-          <w:tcPr>
-            <w:tcW w:type="dxa" w:w="1440"/>
-            <w:shd w:fill="FFFFFF"/>
-            <w:tcMar>
-              <w:top w:w="100" w:type="dxa"/>
-              <w:bottom w:w="100" w:type="dxa"/>
-              <w:left w:w="120" w:type="dxa"/>
-              <w:right w:w="120" w:type="dxa"/>
-            </w:tcMar>
-            <w:tcBorders>
-              <w:top w:val="single" w:sz="4" w:space="0" w:color="CCCCCC"/>
-              <w:bottom w:val="single" w:sz="4" w:space="0" w:color="CCCCCC"/>
-              <w:left w:val="single" w:sz="4" w:space="0" w:color="CCCCCC"/>
-              <w:right w:val="single" w:sz="4" w:space="0" w:color="CCCCCC"/>
-            </w:tcBorders>
-          </w:tcPr>
-          <w:p>
-            <w:pPr>
-              <w:spacing w:before="60" w:after="60" w:line="252" w:lineRule="auto"/>
-              <w:jc w:val="left"/>
-            </w:pPr>
-            <w:r/>
-            <w:r>
-              <w:t>BEAR</w:t>
-            </w:r>
-          </w:p>
-        </w:tc>
-      </w:tr>
-      <w:tr>
-        <w:tc>
-          <w:tcPr>
-            <w:tcW w:type="dxa" w:w="1584"/>
-            <w:shd w:fill="F8FAFC"/>
-            <w:tcMar>
-              <w:top w:w="100" w:type="dxa"/>
-              <w:bottom w:w="100" w:type="dxa"/>
-              <w:left w:w="120" w:type="dxa"/>
-              <w:right w:w="120" w:type="dxa"/>
-            </w:tcMar>
-            <w:tcBorders>
-              <w:top w:val="single" w:sz="4" w:space="0" w:color="CCCCCC"/>
-              <w:bottom w:val="single" w:sz="4" w:space="0" w:color="CCCCCC"/>
-              <w:left w:val="single" w:sz="4" w:space="0" w:color="CCCCCC"/>
-              <w:right w:val="single" w:sz="4" w:space="0" w:color="CCCCCC"/>
-            </w:tcBorders>
-          </w:tcPr>
-          <w:p>
-            <w:pPr>
-              <w:spacing w:before="60" w:after="60" w:line="252" w:lineRule="auto"/>
-              <w:jc w:val="left"/>
-            </w:pPr>
-            <w:r/>
-            <w:r>
-              <w:rPr>
-                <w:b/>
-              </w:rPr>
-              <w:t>Fri 21/08</w:t>
-            </w:r>
-          </w:p>
-        </w:tc>
-        <w:tc>
-          <w:tcPr>
-            <w:tcW w:type="dxa" w:w="864"/>
-            <w:shd w:fill="F8FAFC"/>
-            <w:tcMar>
-              <w:top w:w="100" w:type="dxa"/>
-              <w:bottom w:w="100" w:type="dxa"/>
-              <w:left w:w="120" w:type="dxa"/>
-              <w:right w:w="120" w:type="dxa"/>
-            </w:tcMar>
-            <w:tcBorders>
-              <w:top w:val="single" w:sz="4" w:space="0" w:color="CCCCCC"/>
-              <w:bottom w:val="single" w:sz="4" w:space="0" w:color="CCCCCC"/>
-              <w:left w:val="single" w:sz="4" w:space="0" w:color="CCCCCC"/>
-              <w:right w:val="single" w:sz="4" w:space="0" w:color="CCCCCC"/>
-            </w:tcBorders>
-          </w:tcPr>
-          <w:p>
-            <w:pPr>
-              <w:spacing w:before="60" w:after="60" w:line="252" w:lineRule="auto"/>
-              <w:jc w:val="left"/>
-            </w:pPr>
-            <w:r/>
-            <w:r>
-              <w:t>NY Open 21-23</w:t>
-            </w:r>
-          </w:p>
-        </w:tc>
-        <w:tc>
-          <w:tcPr>
-            <w:tcW w:type="dxa" w:w="1440"/>
-            <w:shd w:fill="F8FAFC"/>
-            <w:tcMar>
-              <w:top w:w="100" w:type="dxa"/>
-              <w:bottom w:w="100" w:type="dxa"/>
-              <w:left w:w="120" w:type="dxa"/>
-              <w:right w:w="120" w:type="dxa"/>
-            </w:tcMar>
-            <w:tcBorders>
-              <w:top w:val="single" w:sz="4" w:space="0" w:color="CCCCCC"/>
-              <w:bottom w:val="single" w:sz="4" w:space="0" w:color="CCCCCC"/>
-              <w:left w:val="single" w:sz="4" w:space="0" w:color="CCCCCC"/>
-              <w:right w:val="single" w:sz="4" w:space="0" w:color="CCCCCC"/>
-            </w:tcBorders>
-          </w:tcPr>
-          <w:p>
-            <w:pPr>
-              <w:spacing w:before="60" w:after="60" w:line="252" w:lineRule="auto"/>
-              <w:jc w:val="left"/>
-            </w:pPr>
-            <w:r/>
-            <w:r>
-              <w:t>722.50</w:t>
-            </w:r>
-          </w:p>
-        </w:tc>
-        <w:tc>
-          <w:tcPr>
-            <w:tcW w:type="dxa" w:w="2016"/>
-            <w:shd w:fill="F8FAFC"/>
-            <w:tcMar>
-              <w:top w:w="100" w:type="dxa"/>
-              <w:bottom w:w="100" w:type="dxa"/>
-              <w:left w:w="120" w:type="dxa"/>
-              <w:right w:w="120" w:type="dxa"/>
-            </w:tcMar>
-            <w:tcBorders>
-              <w:top w:val="single" w:sz="4" w:space="0" w:color="CCCCCC"/>
-              <w:bottom w:val="single" w:sz="4" w:space="0" w:color="CCCCCC"/>
-              <w:left w:val="single" w:sz="4" w:space="0" w:color="CCCCCC"/>
-              <w:right w:val="single" w:sz="4" w:space="0" w:color="CCCCCC"/>
-            </w:tcBorders>
-          </w:tcPr>
-          <w:p>
-            <w:pPr>
-              <w:spacing w:before="60" w:after="60" w:line="252" w:lineRule="auto"/>
-              <w:jc w:val="left"/>
-            </w:pPr>
-            <w:r/>
-            <w:r>
-              <w:t>731.00</w:t>
-            </w:r>
-          </w:p>
-        </w:tc>
-        <w:tc>
-          <w:tcPr>
-            <w:tcW w:type="dxa" w:w="1152"/>
-            <w:shd w:fill="F8FAFC"/>
-            <w:tcMar>
-              <w:top w:w="100" w:type="dxa"/>
-              <w:bottom w:w="100" w:type="dxa"/>
-              <w:left w:w="120" w:type="dxa"/>
-              <w:right w:w="120" w:type="dxa"/>
-            </w:tcMar>
-            <w:tcBorders>
-              <w:top w:val="single" w:sz="4" w:space="0" w:color="CCCCCC"/>
-              <w:bottom w:val="single" w:sz="4" w:space="0" w:color="CCCCCC"/>
-              <w:left w:val="single" w:sz="4" w:space="0" w:color="CCCCCC"/>
-              <w:right w:val="single" w:sz="4" w:space="0" w:color="CCCCCC"/>
-            </w:tcBorders>
-          </w:tcPr>
-          <w:p>
-            <w:pPr>
-              <w:spacing w:before="60" w:after="60" w:line="252" w:lineRule="auto"/>
-              <w:jc w:val="left"/>
-            </w:pPr>
-            <w:r/>
-            <w:r>
-              <w:t>708.50</w:t>
-            </w:r>
-          </w:p>
-        </w:tc>
-        <w:tc>
-          <w:tcPr>
-            <w:tcW w:type="dxa" w:w="1728"/>
-            <w:shd w:fill="F8FAFC"/>
-            <w:tcMar>
-              <w:top w:w="100" w:type="dxa"/>
-              <w:bottom w:w="100" w:type="dxa"/>
-              <w:left w:w="120" w:type="dxa"/>
-              <w:right w:w="120" w:type="dxa"/>
-            </w:tcMar>
-            <w:tcBorders>
-              <w:top w:val="single" w:sz="4" w:space="0" w:color="CCCCCC"/>
-              <w:bottom w:val="single" w:sz="4" w:space="0" w:color="CCCCCC"/>
-              <w:left w:val="single" w:sz="4" w:space="0" w:color="CCCCCC"/>
-              <w:right w:val="single" w:sz="4" w:space="0" w:color="CCCCCC"/>
-            </w:tcBorders>
-          </w:tcPr>
-          <w:p>
-            <w:pPr>
-              <w:spacing w:before="60" w:after="60" w:line="252" w:lineRule="auto"/>
-              <w:jc w:val="left"/>
-            </w:pPr>
-            <w:r/>
-            <w:r>
-              <w:rPr>
-                <w:b/>
-              </w:rPr>
-              <w:t>724.25</w:t>
-            </w:r>
-          </w:p>
-        </w:tc>
-        <w:tc>
-          <w:tcPr>
-            <w:tcW w:type="dxa" w:w="3456"/>
-            <w:shd w:fill="F8FAFC"/>
-            <w:tcMar>
-              <w:top w:w="100" w:type="dxa"/>
-              <w:bottom w:w="100" w:type="dxa"/>
-              <w:left w:w="120" w:type="dxa"/>
-              <w:right w:w="120" w:type="dxa"/>
-            </w:tcMar>
-            <w:tcBorders>
-              <w:top w:val="single" w:sz="4" w:space="0" w:color="CCCCCC"/>
-              <w:bottom w:val="single" w:sz="4" w:space="0" w:color="CCCCCC"/>
-              <w:left w:val="single" w:sz="4" w:space="0" w:color="CCCCCC"/>
-              <w:right w:val="single" w:sz="4" w:space="0" w:color="CCCCCC"/>
-            </w:tcBorders>
-          </w:tcPr>
-          <w:p>
-            <w:pPr>
-              <w:spacing w:before="60" w:after="60" w:line="252" w:lineRule="auto"/>
-              <w:jc w:val="left"/>
-            </w:pPr>
-            <w:r/>
-            <w:r>
-              <w:rPr>
-                <w:b/>
-              </w:rPr>
-              <w:t>+1.75</w:t>
-            </w:r>
-          </w:p>
-        </w:tc>
-        <w:tc>
-          <w:tcPr>
-            <w:tcW w:type="dxa" w:w="1440"/>
-            <w:shd w:fill="F8FAFC"/>
-            <w:tcMar>
-              <w:top w:w="100" w:type="dxa"/>
-              <w:bottom w:w="100" w:type="dxa"/>
-              <w:left w:w="120" w:type="dxa"/>
-              <w:right w:w="120" w:type="dxa"/>
-            </w:tcMar>
-            <w:tcBorders>
-              <w:top w:val="single" w:sz="4" w:space="0" w:color="CCCCCC"/>
-              <w:bottom w:val="single" w:sz="4" w:space="0" w:color="CCCCCC"/>
-              <w:left w:val="single" w:sz="4" w:space="0" w:color="CCCCCC"/>
-              <w:right w:val="single" w:sz="4" w:space="0" w:color="CCCCCC"/>
-            </w:tcBorders>
-          </w:tcPr>
-          <w:p>
-            <w:pPr>
-              <w:spacing w:before="60" w:after="60" w:line="252" w:lineRule="auto"/>
-              <w:jc w:val="left"/>
-            </w:pPr>
-            <w:r/>
-            <w:r>
-              <w:t>BULL</w:t>
-            </w:r>
-          </w:p>
-        </w:tc>
-      </w:tr>
-      <w:tr>
-        <w:tc>
-          <w:tcPr>
-            <w:tcW w:type="dxa" w:w="1584"/>
-            <w:shd w:fill="FFFFFF"/>
-            <w:tcMar>
-              <w:top w:w="100" w:type="dxa"/>
-              <w:bottom w:w="100" w:type="dxa"/>
-              <w:left w:w="120" w:type="dxa"/>
-              <w:right w:w="120" w:type="dxa"/>
-            </w:tcMar>
-            <w:tcBorders>
-              <w:top w:val="single" w:sz="4" w:space="0" w:color="CCCCCC"/>
-              <w:bottom w:val="single" w:sz="4" w:space="0" w:color="CCCCCC"/>
-              <w:left w:val="single" w:sz="4" w:space="0" w:color="CCCCCC"/>
-              <w:right w:val="single" w:sz="4" w:space="0" w:color="CCCCCC"/>
-            </w:tcBorders>
-          </w:tcPr>
-          <w:p>
-            <w:pPr>
-              <w:spacing w:before="60" w:after="60" w:line="252" w:lineRule="auto"/>
-              <w:jc w:val="left"/>
-            </w:pPr>
-            <w:r/>
-            <w:r>
-              <w:rPr>
-                <w:b/>
-              </w:rPr>
-              <w:t>Fri 21/08</w:t>
-            </w:r>
-          </w:p>
-        </w:tc>
-        <w:tc>
-          <w:tcPr>
-            <w:tcW w:type="dxa" w:w="864"/>
-            <w:shd w:fill="FFFFFF"/>
-            <w:tcMar>
-              <w:top w:w="100" w:type="dxa"/>
-              <w:bottom w:w="100" w:type="dxa"/>
-              <w:left w:w="120" w:type="dxa"/>
-              <w:right w:w="120" w:type="dxa"/>
-            </w:tcMar>
-            <w:tcBorders>
-              <w:top w:val="single" w:sz="4" w:space="0" w:color="CCCCCC"/>
-              <w:bottom w:val="single" w:sz="4" w:space="0" w:color="CCCCCC"/>
-              <w:left w:val="single" w:sz="4" w:space="0" w:color="CCCCCC"/>
-              <w:right w:val="single" w:sz="4" w:space="0" w:color="CCCCCC"/>
-            </w:tcBorders>
-          </w:tcPr>
-          <w:p>
-            <w:pPr>
-              <w:spacing w:before="60" w:after="60" w:line="252" w:lineRule="auto"/>
-              <w:jc w:val="left"/>
-            </w:pPr>
-            <w:r/>
-            <w:r>
-              <w:t>NY Close 23-01</w:t>
-            </w:r>
-          </w:p>
-        </w:tc>
-        <w:tc>
-          <w:tcPr>
-            <w:tcW w:type="dxa" w:w="1440"/>
-            <w:shd w:fill="FFFFFF"/>
-            <w:tcMar>
-              <w:top w:w="100" w:type="dxa"/>
-              <w:bottom w:w="100" w:type="dxa"/>
-              <w:left w:w="120" w:type="dxa"/>
-              <w:right w:w="120" w:type="dxa"/>
-            </w:tcMar>
-            <w:tcBorders>
-              <w:top w:val="single" w:sz="4" w:space="0" w:color="CCCCCC"/>
-              <w:bottom w:val="single" w:sz="4" w:space="0" w:color="CCCCCC"/>
-              <w:left w:val="single" w:sz="4" w:space="0" w:color="CCCCCC"/>
-              <w:right w:val="single" w:sz="4" w:space="0" w:color="CCCCCC"/>
-            </w:tcBorders>
-          </w:tcPr>
-          <w:p>
-            <w:pPr>
-              <w:spacing w:before="60" w:after="60" w:line="252" w:lineRule="auto"/>
-              <w:jc w:val="left"/>
-            </w:pPr>
-            <w:r/>
-            <w:r>
-              <w:t>724.25</w:t>
-            </w:r>
-          </w:p>
-        </w:tc>
-        <w:tc>
-          <w:tcPr>
-            <w:tcW w:type="dxa" w:w="2016"/>
-            <w:shd w:fill="FFFFFF"/>
-            <w:tcMar>
-              <w:top w:w="100" w:type="dxa"/>
-              <w:bottom w:w="100" w:type="dxa"/>
-              <w:left w:w="120" w:type="dxa"/>
-              <w:right w:w="120" w:type="dxa"/>
-            </w:tcMar>
-            <w:tcBorders>
-              <w:top w:val="single" w:sz="4" w:space="0" w:color="CCCCCC"/>
-              <w:bottom w:val="single" w:sz="4" w:space="0" w:color="CCCCCC"/>
-              <w:left w:val="single" w:sz="4" w:space="0" w:color="CCCCCC"/>
-              <w:right w:val="single" w:sz="4" w:space="0" w:color="CCCCCC"/>
-            </w:tcBorders>
-          </w:tcPr>
-          <w:p>
-            <w:pPr>
-              <w:spacing w:before="60" w:after="60" w:line="252" w:lineRule="auto"/>
-              <w:jc w:val="left"/>
-            </w:pPr>
-            <w:r/>
-            <w:r>
-              <w:t>730.50</w:t>
-            </w:r>
-          </w:p>
-        </w:tc>
-        <w:tc>
-          <w:tcPr>
-            <w:tcW w:type="dxa" w:w="1152"/>
-            <w:shd w:fill="FFFFFF"/>
-            <w:tcMar>
-              <w:top w:w="100" w:type="dxa"/>
-              <w:bottom w:w="100" w:type="dxa"/>
-              <w:left w:w="120" w:type="dxa"/>
-              <w:right w:w="120" w:type="dxa"/>
-            </w:tcMar>
-            <w:tcBorders>
-              <w:top w:val="single" w:sz="4" w:space="0" w:color="CCCCCC"/>
-              <w:bottom w:val="single" w:sz="4" w:space="0" w:color="CCCCCC"/>
-              <w:left w:val="single" w:sz="4" w:space="0" w:color="CCCCCC"/>
-              <w:right w:val="single" w:sz="4" w:space="0" w:color="CCCCCC"/>
-            </w:tcBorders>
-          </w:tcPr>
-          <w:p>
-            <w:pPr>
-              <w:spacing w:before="60" w:after="60" w:line="252" w:lineRule="auto"/>
-              <w:jc w:val="left"/>
-            </w:pPr>
-            <w:r/>
-            <w:r>
-              <w:t>717.75</w:t>
-            </w:r>
-          </w:p>
-        </w:tc>
-        <w:tc>
-          <w:tcPr>
-            <w:tcW w:type="dxa" w:w="1728"/>
-            <w:shd w:fill="FFFFFF"/>
-            <w:tcMar>
-              <w:top w:w="100" w:type="dxa"/>
-              <w:bottom w:w="100" w:type="dxa"/>
-              <w:left w:w="120" w:type="dxa"/>
-              <w:right w:w="120" w:type="dxa"/>
-            </w:tcMar>
-            <w:tcBorders>
-              <w:top w:val="single" w:sz="4" w:space="0" w:color="CCCCCC"/>
-              <w:bottom w:val="single" w:sz="4" w:space="0" w:color="CCCCCC"/>
-              <w:left w:val="single" w:sz="4" w:space="0" w:color="CCCCCC"/>
-              <w:right w:val="single" w:sz="4" w:space="0" w:color="CCCCCC"/>
-            </w:tcBorders>
-          </w:tcPr>
-          <w:p>
-            <w:pPr>
-              <w:spacing w:before="60" w:after="60" w:line="252" w:lineRule="auto"/>
-              <w:jc w:val="left"/>
-            </w:pPr>
-            <w:r/>
-            <w:r>
-              <w:rPr>
-                <w:b/>
-              </w:rPr>
-              <w:t>723.50</w:t>
             </w:r>
           </w:p>
         </w:tc>

--- a/Daily Reports/20_08_2026-CBOT Reports.docx
+++ b/Daily Reports/20_08_2026-CBOT Reports.docx
@@ -104,7 +104,7 @@
           <w:color w:val="5C768D"/>
           <w:sz w:val="19"/>
         </w:rPr>
-        <w:t>Cập nhật tự động qua `macro_tracker.py` vào lúc 20:18 ICT ngày 20/08/2026</w:t>
+        <w:t>Cập nhật tự động qua `macro_tracker.py` vào lúc 21:01 ICT ngày 20/08/2026</w:t>
       </w:r>
     </w:p>
     <w:tbl>
@@ -313,7 +313,7 @@
               <w:rPr>
                 <w:b/>
               </w:rPr>
-              <w:t>93.65 / thùng</w:t>
+              <w:t>93.62 / thùng</w:t>
             </w:r>
           </w:p>
         </w:tc>
@@ -344,7 +344,7 @@
               <w:rPr>
                 <w:b/>
               </w:rPr>
-              <w:t>+2.22%</w:t>
+              <w:t>+2.18%</w:t>
             </w:r>
           </w:p>
         </w:tc>
@@ -442,7 +442,7 @@
               <w:rPr>
                 <w:b/>
               </w:rPr>
-              <w:t>98.70</w:t>
+              <w:t>98.83</w:t>
             </w:r>
           </w:p>
         </w:tc>
@@ -473,7 +473,7 @@
               <w:rPr>
                 <w:b/>
               </w:rPr>
-              <w:t>-0.13%</w:t>
+              <w:t>+0.00%</w:t>
             </w:r>
           </w:p>
         </w:tc>
@@ -1218,7 +1218,7 @@
         <w:rPr>
           <w:b/>
         </w:rPr>
-        <w:t>`93.65` (+2.22%)</w:t>
+        <w:t>`93.62` (+2.18%)</w:t>
       </w:r>
       <w:r>
         <w:t xml:space="preserve"> | DXY: </w:t>
@@ -1227,7 +1227,7 @@
         <w:rPr>
           <w:b/>
         </w:rPr>
-        <w:t>`98.70` (-0.13%)</w:t>
+        <w:t>`98.83` (+0.00%)</w:t>
       </w:r>
       <w:r>
         <w:t xml:space="preserve"> | Lúa mì CBOT: </w:t>
@@ -1236,7 +1236,7 @@
         <w:rPr>
           <w:b/>
         </w:rPr>
-        <w:t>`703.50` (+3.42%)</w:t>
+        <w:t>`707.00` (+3.82%)</w:t>
       </w:r>
       <w:r>
         <w:t>.</w:t>
@@ -1306,7 +1306,7 @@
           <w:color w:val="5C768D"/>
           <w:sz w:val="19"/>
         </w:rPr>
-        <w:t>Cập nhật tự động lúc 20:18 ICT ngày 20/08/2026 — Nguồn: NOAA, USDA, BOM Australia</w:t>
+        <w:t>Cập nhật tự động lúc 21:01 ICT ngày 20/08/2026 — Nguồn: NOAA, USDA, BOM Australia</w:t>
       </w:r>
     </w:p>
     <w:p>
@@ -3574,7 +3574,7 @@
               <w:rPr>
                 <w:b/>
               </w:rPr>
-              <w:t>503.75</w:t>
+              <w:t>504.50</w:t>
             </w:r>
           </w:p>
         </w:tc>
@@ -3605,7 +3605,7 @@
               <w:rPr>
                 <w:b/>
               </w:rPr>
-              <w:t>503.17 (-0.58)</w:t>
+              <w:t>503.47 (-1.03)</w:t>
             </w:r>
           </w:p>
         </w:tc>
@@ -3633,7 +3633,7 @@
             </w:pPr>
             <w:r/>
             <w:r>
-              <w:t>Bullish (499.33 &gt; 494.40)</w:t>
+              <w:t>Bullish (499.80 &gt; 494.80)</w:t>
             </w:r>
           </w:p>
         </w:tc>
@@ -3661,7 +3661,7 @@
             </w:pPr>
             <w:r/>
             <w:r>
-              <w:t>1.75 cents</w:t>
+              <w:t>3.00 cents</w:t>
             </w:r>
           </w:p>
         </w:tc>
@@ -3822,7 +3822,7 @@
               <w:rPr>
                 <w:b/>
               </w:rPr>
-              <w:t>703.50</w:t>
+              <w:t>707.00</w:t>
             </w:r>
           </w:p>
         </w:tc>
@@ -3853,7 +3853,7 @@
               <w:rPr>
                 <w:b/>
               </w:rPr>
-              <w:t>704.37 (+0.87)</w:t>
+              <w:t>705.93 (-1.07)</w:t>
             </w:r>
           </w:p>
         </w:tc>
@@ -3881,7 +3881,7 @@
             </w:pPr>
             <w:r/>
             <w:r>
-              <w:t>Bullish (697.38 &gt; 692.12)</w:t>
+              <w:t>Bullish (698.25 &gt; 692.70)</w:t>
             </w:r>
           </w:p>
         </w:tc>
@@ -3909,7 +3909,7 @@
             </w:pPr>
             <w:r/>
             <w:r>
-              <w:t>3.25 cents</w:t>
+              <w:t>6.75 cents</w:t>
             </w:r>
           </w:p>
         </w:tc>
@@ -4347,7 +4347,7 @@
                 <w:b/>
                 <w:color w:val="15803D"/>
               </w:rPr>
-              <w:t>490.50 - 499.33 cents (Canh mua vùng hỗ trợ)</w:t>
+              <w:t>490.50 - 499.80 cents (Canh mua vùng hỗ trợ)</w:t>
             </w:r>
           </w:p>
         </w:tc>
@@ -4378,7 +4378,7 @@
               <w:rPr>
                 <w:b/>
               </w:rPr>
-              <w:t>454.63 cents (Dưới cản S2 + 1.5x ATR)</w:t>
+              <w:t>454.38 cents (Dưới cản S2 + 1.5x ATR)</w:t>
             </w:r>
           </w:p>
         </w:tc>
@@ -4414,7 +4414,7 @@
                 <w:color w:val="D97706"/>
                 <w:sz w:val="19"/>
               </w:rPr>
-              <w:t xml:space="preserve"> 503.63 cents </w:t>
+              <w:t xml:space="preserve"> 504.04 cents </w:t>
             </w:r>
             <w:r>
               <w:t xml:space="preserve"> / TP2: </w:t>
@@ -4425,7 +4425,7 @@
                 <w:color w:val="D97706"/>
                 <w:sz w:val="19"/>
               </w:rPr>
-              <w:t xml:space="preserve"> 504.50 cents </w:t>
+              <w:t xml:space="preserve"> 505.00 cents </w:t>
             </w:r>
           </w:p>
         </w:tc>
@@ -4590,7 +4590,7 @@
               <w:rPr>
                 <w:b/>
               </w:rPr>
-              <w:t>471.52 cents (Chống quét SL tuyệt đối)</w:t>
+              <w:t>471.38 cents (Chống quét SL tuyệt đối)</w:t>
             </w:r>
           </w:p>
         </w:tc>
@@ -4621,7 +4621,7 @@
               <w:rPr>
                 <w:b/>
               </w:rPr>
-              <w:t>518.50 cents (Ăn trọn biên độ ngô ~10.5 giá)</w:t>
+              <w:t>518.75 cents (Ăn trọn biên độ ngô ~10.5 giá)</w:t>
             </w:r>
           </w:p>
         </w:tc>
@@ -4752,7 +4752,7 @@
               <w:rPr>
                 <w:b/>
               </w:rPr>
-              <w:t>518.76 - 520.26 cents</w:t>
+              <w:t>518.94 - 520.44 cents</w:t>
             </w:r>
           </w:p>
         </w:tc>
@@ -4783,7 +4783,7 @@
               <w:rPr>
                 <w:b/>
               </w:rPr>
-              <w:t>520.24 cents</w:t>
+              <w:t>520.56 cents</w:t>
             </w:r>
           </w:p>
         </w:tc>
@@ -4945,7 +4945,7 @@
               <w:rPr>
                 <w:b/>
               </w:rPr>
-              <w:t>450.25 - 457.25 cents</w:t>
+              <w:t>449.58 - 457.25 cents</w:t>
             </w:r>
           </w:p>
         </w:tc>
@@ -5126,7 +5126,7 @@
                 <w:b/>
                 <w:color w:val="B91C1C"/>
               </w:rPr>
-              <w:t>697.38 - 692.12 cents (Canh bán hồi kỹ thuật H1)</w:t>
+              <w:t>698.25 - 692.70 cents (Canh bán hồi kỹ thuật H1)</w:t>
             </w:r>
           </w:p>
         </w:tc>
@@ -5157,7 +5157,7 @@
               <w:rPr>
                 <w:b/>
               </w:rPr>
-              <w:t>733.74 cents (Trên kháng cự R2 + 1.5x ATR)</w:t>
+              <w:t>734.36 cents (Trên kháng cự R2 + 1.5x ATR)</w:t>
             </w:r>
           </w:p>
         </w:tc>
@@ -5366,7 +5366,7 @@
               <w:rPr>
                 <w:b/>
               </w:rPr>
-              <w:t>659.22 cents</w:t>
+              <w:t>658.82 cents</w:t>
             </w:r>
           </w:p>
         </w:tc>
@@ -5397,7 +5397,7 @@
               <w:rPr>
                 <w:b/>
               </w:rPr>
-              <w:t>723.50 cents (Đón sóng hồi trung hạn ~14.5 giá)</w:t>
+              <w:t>739.75 cents (Đón sóng hồi trung hạn ~14.5 giá)</w:t>
             </w:r>
           </w:p>
         </w:tc>
@@ -5528,7 +5528,7 @@
               <w:rPr>
                 <w:b/>
               </w:rPr>
-              <w:t>723.50 - 725.50 cents</w:t>
+              <w:t>739.75 - 741.75 cents</w:t>
             </w:r>
           </w:p>
         </w:tc>
@@ -5559,7 +5559,7 @@
               <w:rPr>
                 <w:b/>
               </w:rPr>
-              <w:t>726.78 cents</w:t>
+              <w:t>743.43 cents</w:t>
             </w:r>
           </w:p>
         </w:tc>
@@ -5721,7 +5721,7 @@
               <w:rPr>
                 <w:b/>
               </w:rPr>
-              <w:t>630.62 - 645.25 cents</w:t>
+              <w:t>628.97 - 645.25 cents</w:t>
             </w:r>
           </w:p>
         </w:tc>
@@ -11599,7 +11599,7 @@
         <w:t>Giá Chốt Phiên (Close):</w:t>
       </w:r>
       <w:r>
-        <w:t xml:space="preserve"> 503.75 cents | </w:t>
+        <w:t xml:space="preserve"> 504.50 cents | </w:t>
       </w:r>
       <w:r>
         <w:rPr>
@@ -11614,10 +11614,10 @@
         <w:rPr>
           <w:b/>
         </w:rPr>
-        <w:t>`503.17 cents`</w:t>
+        <w:t>`503.47 cents`</w:t>
       </w:r>
       <w:r>
-        <w:t xml:space="preserve"> (-0.58).</w:t>
+        <w:t xml:space="preserve"> (-1.03).</w:t>
       </w:r>
     </w:p>
     <w:p>
@@ -11638,7 +11638,7 @@
         <w:rPr>
           <w:b/>
         </w:rPr>
-        <w:t>`108,691`</w:t>
+        <w:t>`146,100`</w:t>
       </w:r>
       <w:r>
         <w:t xml:space="preserve"> (Chênh lệch: </w:t>
@@ -11647,7 +11647,7 @@
         <w:rPr>
           <w:b/>
         </w:rPr>
-        <w:t>`-111,387`</w:t>
+        <w:t>`-73,978`</w:t>
       </w:r>
       <w:r>
         <w:t xml:space="preserve">) | OI: </w:t>
@@ -11981,7 +11981,7 @@
               <w:rPr>
                 <w:b/>
               </w:rPr>
-              <w:t>93.65</w:t>
+              <w:t>93.62</w:t>
             </w:r>
           </w:p>
         </w:tc>
@@ -12012,7 +12012,7 @@
               <w:rPr>
                 <w:b/>
               </w:rPr>
-              <w:t>+2.22%</w:t>
+              <w:t>+2.18%</w:t>
             </w:r>
           </w:p>
         </w:tc>
@@ -12104,7 +12104,7 @@
               <w:rPr>
                 <w:b/>
               </w:rPr>
-              <w:t>98.70</w:t>
+              <w:t>98.83</w:t>
             </w:r>
           </w:p>
         </w:tc>
@@ -12135,7 +12135,7 @@
               <w:rPr>
                 <w:b/>
               </w:rPr>
-              <w:t>-0.13%</w:t>
+              <w:t>+0.00%</w:t>
             </w:r>
           </w:p>
         </w:tc>
@@ -12163,7 +12163,7 @@
             </w:pPr>
             <w:r/>
             <w:r>
-              <w:t>DXY Giảm hỗ trợ xuất khẩu ngô Mỹ cạnh tranh tốt hơn.</w:t>
+              <w:t>DXY Tăng làm giảm sức cạnh tranh xuất khẩu của ngô Mỹ so với Brazil/Argentina.</w:t>
             </w:r>
           </w:p>
         </w:tc>
@@ -12739,7 +12739,7 @@
         <w:t xml:space="preserve"> EMA_21 </w:t>
       </w:r>
       <w:r>
-        <w:t xml:space="preserve"> (499.33) &gt; </w:t>
+        <w:t xml:space="preserve"> (499.80) &gt; </w:t>
       </w:r>
       <w:r>
         <w:rPr>
@@ -12750,7 +12750,7 @@
         <w:t xml:space="preserve"> EMA_50 </w:t>
       </w:r>
       <w:r>
-        <w:t xml:space="preserve"> (494.40).</w:t>
+        <w:t xml:space="preserve"> (494.80).</w:t>
       </w:r>
     </w:p>
     <w:p>
@@ -12771,7 +12771,7 @@
         <w:rPr>
           <w:b/>
         </w:rPr>
-        <w:t>`80.02`</w:t>
+        <w:t>`81.50`</w:t>
       </w:r>
       <w:r>
         <w:t xml:space="preserve"> | ATR (14) = </w:t>
@@ -12780,7 +12780,7 @@
         <w:rPr>
           <w:b/>
         </w:rPr>
-        <w:t>`1.75`</w:t>
+        <w:t>`1.92`</w:t>
       </w:r>
       <w:r>
         <w:t xml:space="preserve"> cents | Volatility = </w:t>
@@ -12789,7 +12789,7 @@
         <w:rPr>
           <w:b/>
         </w:rPr>
-        <w:t>`1.75 cents`</w:t>
+        <w:t>`3.00 cents`</w:t>
       </w:r>
       <w:r>
         <w:t>.</w:t>
@@ -12831,7 +12831,7 @@
         <w:rPr>
           <w:b/>
         </w:rPr>
-        <w:t>`503.63`</w:t>
+        <w:t>`504.04`</w:t>
       </w:r>
       <w:r>
         <w:t xml:space="preserve"> | R2: </w:t>
@@ -12840,7 +12840,7 @@
         <w:rPr>
           <w:b/>
         </w:rPr>
-        <w:t>`504.50`</w:t>
+        <w:t>`505.00`</w:t>
       </w:r>
     </w:p>
     <w:p>
@@ -13574,7 +13574,7 @@
           <w:b/>
           <w:color w:val="15803D"/>
         </w:rPr>
-        <w:t>`490.50 - 499.33 cents (Canh mua vùng hỗ trợ)`</w:t>
+        <w:t>`490.50 - 499.80 cents (Canh mua vùng hỗ trợ)`</w:t>
       </w:r>
       <w:r>
         <w:t xml:space="preserve"> | SL: </w:t>
@@ -13583,7 +13583,7 @@
         <w:rPr>
           <w:b/>
         </w:rPr>
-        <w:t>`454.63 cents (Dưới cản S2 + 1.5x ATR)`</w:t>
+        <w:t>`454.38 cents (Dưới cản S2 + 1.5x ATR)`</w:t>
       </w:r>
       <w:r>
         <w:t xml:space="preserve"> | TP: </w:t>
@@ -13594,7 +13594,7 @@
           <w:color w:val="D97706"/>
           <w:sz w:val="19"/>
         </w:rPr>
-        <w:t xml:space="preserve"> 503.63 cents </w:t>
+        <w:t xml:space="preserve"> 504.04 cents </w:t>
       </w:r>
       <w:r>
         <w:t xml:space="preserve"> / </w:t>
@@ -13605,7 +13605,7 @@
           <w:color w:val="D97706"/>
           <w:sz w:val="19"/>
         </w:rPr>
-        <w:t xml:space="preserve"> 504.50 cents </w:t>
+        <w:t xml:space="preserve"> 505.00 cents </w:t>
       </w:r>
       <w:r>
         <w:t>.</w:t>
@@ -13654,7 +13654,7 @@
         <w:rPr>
           <w:b/>
         </w:rPr>
-        <w:t>`471.52 cents (Chống quét SL tuyệt đối)`</w:t>
+        <w:t>`471.38 cents (Chống quét SL tuyệt đối)`</w:t>
       </w:r>
       <w:r>
         <w:t xml:space="preserve"> | TP: </w:t>
@@ -13663,7 +13663,7 @@
         <w:rPr>
           <w:b/>
         </w:rPr>
-        <w:t>`518.50 cents (Ăn trọn biên độ ngô ~10.5 giá)`</w:t>
+        <w:t>`518.75 cents (Ăn trọn biên độ ngô ~10.5 giá)`</w:t>
       </w:r>
       <w:r>
         <w:t>.</w:t>
@@ -13691,7 +13691,7 @@
         <w:rPr>
           <w:b/>
         </w:rPr>
-        <w:t>`518.76 - 520.26 cents`</w:t>
+        <w:t>`518.94 - 520.44 cents`</w:t>
       </w:r>
       <w:r>
         <w:t xml:space="preserve"> | SL: </w:t>
@@ -13700,7 +13700,7 @@
         <w:rPr>
           <w:b/>
         </w:rPr>
-        <w:t>`520.24 cents`</w:t>
+        <w:t>`520.56 cents`</w:t>
       </w:r>
       <w:r>
         <w:t xml:space="preserve"> | TP: </w:t>
@@ -13749,7 +13749,7 @@
         <w:rPr>
           <w:b/>
         </w:rPr>
-        <w:t>`450.25 - 457.25 cents`</w:t>
+        <w:t>`449.58 - 457.25 cents`</w:t>
       </w:r>
     </w:p>
     <w:p>
@@ -14156,7 +14156,7 @@
             </w:pPr>
             <w:r/>
             <w:r>
-              <w:t>503.75</w:t>
+              <w:t>504.50</w:t>
             </w:r>
           </w:p>
         </w:tc>
@@ -14184,7 +14184,7 @@
             </w:pPr>
             <w:r/>
             <w:r>
-              <w:t>507.50</w:t>
+              <w:t>508.25</w:t>
             </w:r>
           </w:p>
         </w:tc>
@@ -14212,7 +14212,7 @@
             </w:pPr>
             <w:r/>
             <w:r>
-              <w:t>500.50</w:t>
+              <w:t>501.25</w:t>
             </w:r>
           </w:p>
         </w:tc>
@@ -14243,7 +14243,7 @@
               <w:rPr>
                 <w:b/>
               </w:rPr>
-              <w:t>504.00</w:t>
+              <w:t>504.75</w:t>
             </w:r>
           </w:p>
         </w:tc>
@@ -14391,7 +14391,7 @@
             </w:pPr>
             <w:r/>
             <w:r>
-              <w:t>504.00</w:t>
+              <w:t>504.75</w:t>
             </w:r>
           </w:p>
         </w:tc>
@@ -14419,7 +14419,7 @@
             </w:pPr>
             <w:r/>
             <w:r>
-              <w:t>506.75</w:t>
+              <w:t>507.50</w:t>
             </w:r>
           </w:p>
         </w:tc>
@@ -14447,7 +14447,7 @@
             </w:pPr>
             <w:r/>
             <w:r>
-              <w:t>500.25</w:t>
+              <w:t>501.00</w:t>
             </w:r>
           </w:p>
         </w:tc>
@@ -14478,7 +14478,7 @@
               <w:rPr>
                 <w:b/>
               </w:rPr>
-              <w:t>503.50</w:t>
+              <w:t>504.25</w:t>
             </w:r>
           </w:p>
         </w:tc>
@@ -14626,7 +14626,7 @@
             </w:pPr>
             <w:r/>
             <w:r>
-              <w:t>503.50</w:t>
+              <w:t>504.25</w:t>
             </w:r>
           </w:p>
         </w:tc>
@@ -14654,7 +14654,7 @@
             </w:pPr>
             <w:r/>
             <w:r>
-              <w:t>506.50</w:t>
+              <w:t>507.25</w:t>
             </w:r>
           </w:p>
         </w:tc>
@@ -14682,7 +14682,7 @@
             </w:pPr>
             <w:r/>
             <w:r>
-              <w:t>499.50</w:t>
+              <w:t>500.25</w:t>
             </w:r>
           </w:p>
         </w:tc>
@@ -14713,7 +14713,7 @@
               <w:rPr>
                 <w:b/>
               </w:rPr>
-              <w:t>504.25</w:t>
+              <w:t>505.00</w:t>
             </w:r>
           </w:p>
         </w:tc>
@@ -14861,7 +14861,7 @@
             </w:pPr>
             <w:r/>
             <w:r>
-              <w:t>504.25</w:t>
+              <w:t>505.00</w:t>
             </w:r>
           </w:p>
         </w:tc>
@@ -14889,7 +14889,7 @@
             </w:pPr>
             <w:r/>
             <w:r>
-              <w:t>508.75</w:t>
+              <w:t>509.50</w:t>
             </w:r>
           </w:p>
         </w:tc>
@@ -14917,7 +14917,7 @@
             </w:pPr>
             <w:r/>
             <w:r>
-              <w:t>499.25</w:t>
+              <w:t>500.00</w:t>
             </w:r>
           </w:p>
         </w:tc>
@@ -14948,7 +14948,7 @@
               <w:rPr>
                 <w:b/>
               </w:rPr>
-              <w:t>505.00</w:t>
+              <w:t>505.75</w:t>
             </w:r>
           </w:p>
         </w:tc>
@@ -15096,7 +15096,7 @@
             </w:pPr>
             <w:r/>
             <w:r>
-              <w:t>505.00</w:t>
+              <w:t>505.75</w:t>
             </w:r>
           </w:p>
         </w:tc>
@@ -15124,7 +15124,7 @@
             </w:pPr>
             <w:r/>
             <w:r>
-              <w:t>510.50</w:t>
+              <w:t>511.25</w:t>
             </w:r>
           </w:p>
         </w:tc>
@@ -15152,7 +15152,7 @@
             </w:pPr>
             <w:r/>
             <w:r>
-              <w:t>498.75</w:t>
+              <w:t>499.50</w:t>
             </w:r>
           </w:p>
         </w:tc>
@@ -15183,7 +15183,7 @@
               <w:rPr>
                 <w:b/>
               </w:rPr>
-              <w:t>507.25</w:t>
+              <w:t>508.00</w:t>
             </w:r>
           </w:p>
         </w:tc>
@@ -15331,7 +15331,7 @@
             </w:pPr>
             <w:r/>
             <w:r>
-              <w:t>507.25</w:t>
+              <w:t>508.00</w:t>
             </w:r>
           </w:p>
         </w:tc>
@@ -15359,7 +15359,7 @@
             </w:pPr>
             <w:r/>
             <w:r>
-              <w:t>510.25</w:t>
+              <w:t>511.00</w:t>
             </w:r>
           </w:p>
         </w:tc>
@@ -15387,7 +15387,7 @@
             </w:pPr>
             <w:r/>
             <w:r>
-              <w:t>503.00</w:t>
+              <w:t>503.75</w:t>
             </w:r>
           </w:p>
         </w:tc>
@@ -15418,7 +15418,7 @@
               <w:rPr>
                 <w:b/>
               </w:rPr>
-              <w:t>507.50</w:t>
+              <w:t>508.25</w:t>
             </w:r>
           </w:p>
         </w:tc>
@@ -15566,7 +15566,7 @@
             </w:pPr>
             <w:r/>
             <w:r>
-              <w:t>507.50</w:t>
+              <w:t>508.25</w:t>
             </w:r>
           </w:p>
         </w:tc>
@@ -15594,7 +15594,7 @@
             </w:pPr>
             <w:r/>
             <w:r>
-              <w:t>510.75</w:t>
+              <w:t>511.50</w:t>
             </w:r>
           </w:p>
         </w:tc>
@@ -15622,7 +15622,7 @@
             </w:pPr>
             <w:r/>
             <w:r>
-              <w:t>501.00</w:t>
+              <w:t>501.75</w:t>
             </w:r>
           </w:p>
         </w:tc>
@@ -15653,7 +15653,7 @@
               <w:rPr>
                 <w:b/>
               </w:rPr>
-              <w:t>508.25</w:t>
+              <w:t>509.00</w:t>
             </w:r>
           </w:p>
         </w:tc>
@@ -15801,7 +15801,7 @@
             </w:pPr>
             <w:r/>
             <w:r>
-              <w:t>508.25</w:t>
+              <w:t>509.00</w:t>
             </w:r>
           </w:p>
         </w:tc>
@@ -15829,7 +15829,7 @@
             </w:pPr>
             <w:r/>
             <w:r>
-              <w:t>511.25</w:t>
+              <w:t>512.00</w:t>
             </w:r>
           </w:p>
         </w:tc>
@@ -15857,7 +15857,7 @@
             </w:pPr>
             <w:r/>
             <w:r>
-              <w:t>503.75</w:t>
+              <w:t>504.50</w:t>
             </w:r>
           </w:p>
         </w:tc>
@@ -15888,7 +15888,7 @@
               <w:rPr>
                 <w:b/>
               </w:rPr>
-              <w:t>507.75</w:t>
+              <w:t>508.50</w:t>
             </w:r>
           </w:p>
         </w:tc>
@@ -16036,7 +16036,7 @@
             </w:pPr>
             <w:r/>
             <w:r>
-              <w:t>507.75</w:t>
+              <w:t>508.50</w:t>
             </w:r>
           </w:p>
         </w:tc>
@@ -16064,7 +16064,7 @@
             </w:pPr>
             <w:r/>
             <w:r>
-              <w:t>511.75</w:t>
+              <w:t>512.50</w:t>
             </w:r>
           </w:p>
         </w:tc>
@@ -16092,7 +16092,7 @@
             </w:pPr>
             <w:r/>
             <w:r>
-              <w:t>502.00</w:t>
+              <w:t>502.75</w:t>
             </w:r>
           </w:p>
         </w:tc>
@@ -16123,7 +16123,7 @@
               <w:rPr>
                 <w:b/>
               </w:rPr>
-              <w:t>508.25</w:t>
+              <w:t>509.00</w:t>
             </w:r>
           </w:p>
         </w:tc>
@@ -16271,7 +16271,7 @@
             </w:pPr>
             <w:r/>
             <w:r>
-              <w:t>508.25</w:t>
+              <w:t>509.00</w:t>
             </w:r>
           </w:p>
         </w:tc>
@@ -16299,7 +16299,7 @@
             </w:pPr>
             <w:r/>
             <w:r>
-              <w:t>510.75</w:t>
+              <w:t>511.50</w:t>
             </w:r>
           </w:p>
         </w:tc>
@@ -16327,7 +16327,7 @@
             </w:pPr>
             <w:r/>
             <w:r>
-              <w:t>505.00</w:t>
+              <w:t>505.75</w:t>
             </w:r>
           </w:p>
         </w:tc>
@@ -16358,7 +16358,7 @@
               <w:rPr>
                 <w:b/>
               </w:rPr>
-              <w:t>508.75</w:t>
+              <w:t>509.50</w:t>
             </w:r>
           </w:p>
         </w:tc>
@@ -16506,7 +16506,7 @@
             </w:pPr>
             <w:r/>
             <w:r>
-              <w:t>508.75</w:t>
+              <w:t>509.50</w:t>
             </w:r>
           </w:p>
         </w:tc>
@@ -16534,7 +16534,7 @@
             </w:pPr>
             <w:r/>
             <w:r>
-              <w:t>512.25</w:t>
+              <w:t>513.00</w:t>
             </w:r>
           </w:p>
         </w:tc>
@@ -16562,7 +16562,7 @@
             </w:pPr>
             <w:r/>
             <w:r>
-              <w:t>502.75</w:t>
+              <w:t>503.50</w:t>
             </w:r>
           </w:p>
         </w:tc>
@@ -16570,6 +16570,711 @@
           <w:tcPr>
             <w:tcW w:type="dxa" w:w="1728"/>
             <w:shd w:fill="F8FAFC"/>
+            <w:tcMar>
+              <w:top w:w="100" w:type="dxa"/>
+              <w:bottom w:w="100" w:type="dxa"/>
+              <w:left w:w="120" w:type="dxa"/>
+              <w:right w:w="120" w:type="dxa"/>
+            </w:tcMar>
+            <w:tcBorders>
+              <w:top w:val="single" w:sz="4" w:space="0" w:color="CCCCCC"/>
+              <w:bottom w:val="single" w:sz="4" w:space="0" w:color="CCCCCC"/>
+              <w:left w:val="single" w:sz="4" w:space="0" w:color="CCCCCC"/>
+              <w:right w:val="single" w:sz="4" w:space="0" w:color="CCCCCC"/>
+            </w:tcBorders>
+          </w:tcPr>
+          <w:p>
+            <w:pPr>
+              <w:spacing w:before="60" w:after="60" w:line="252" w:lineRule="auto"/>
+              <w:jc w:val="left"/>
+            </w:pPr>
+            <w:r/>
+            <w:r>
+              <w:rPr>
+                <w:b/>
+              </w:rPr>
+              <w:t>510.50</w:t>
+            </w:r>
+          </w:p>
+        </w:tc>
+        <w:tc>
+          <w:tcPr>
+            <w:tcW w:type="dxa" w:w="3456"/>
+            <w:shd w:fill="F8FAFC"/>
+            <w:tcMar>
+              <w:top w:w="100" w:type="dxa"/>
+              <w:bottom w:w="100" w:type="dxa"/>
+              <w:left w:w="120" w:type="dxa"/>
+              <w:right w:w="120" w:type="dxa"/>
+            </w:tcMar>
+            <w:tcBorders>
+              <w:top w:val="single" w:sz="4" w:space="0" w:color="CCCCCC"/>
+              <w:bottom w:val="single" w:sz="4" w:space="0" w:color="CCCCCC"/>
+              <w:left w:val="single" w:sz="4" w:space="0" w:color="CCCCCC"/>
+              <w:right w:val="single" w:sz="4" w:space="0" w:color="CCCCCC"/>
+            </w:tcBorders>
+          </w:tcPr>
+          <w:p>
+            <w:pPr>
+              <w:spacing w:before="60" w:after="60" w:line="252" w:lineRule="auto"/>
+              <w:jc w:val="left"/>
+            </w:pPr>
+            <w:r/>
+            <w:r>
+              <w:rPr>
+                <w:b/>
+              </w:rPr>
+              <w:t>+1.00</w:t>
+            </w:r>
+          </w:p>
+        </w:tc>
+        <w:tc>
+          <w:tcPr>
+            <w:tcW w:type="dxa" w:w="1440"/>
+            <w:shd w:fill="F8FAFC"/>
+            <w:tcMar>
+              <w:top w:w="100" w:type="dxa"/>
+              <w:bottom w:w="100" w:type="dxa"/>
+              <w:left w:w="120" w:type="dxa"/>
+              <w:right w:w="120" w:type="dxa"/>
+            </w:tcMar>
+            <w:tcBorders>
+              <w:top w:val="single" w:sz="4" w:space="0" w:color="CCCCCC"/>
+              <w:bottom w:val="single" w:sz="4" w:space="0" w:color="CCCCCC"/>
+              <w:left w:val="single" w:sz="4" w:space="0" w:color="CCCCCC"/>
+              <w:right w:val="single" w:sz="4" w:space="0" w:color="CCCCCC"/>
+            </w:tcBorders>
+          </w:tcPr>
+          <w:p>
+            <w:pPr>
+              <w:spacing w:before="60" w:after="60" w:line="252" w:lineRule="auto"/>
+              <w:jc w:val="left"/>
+            </w:pPr>
+            <w:r/>
+            <w:r>
+              <w:t>BULL</w:t>
+            </w:r>
+          </w:p>
+        </w:tc>
+      </w:tr>
+      <w:tr>
+        <w:tc>
+          <w:tcPr>
+            <w:tcW w:type="dxa" w:w="1584"/>
+            <w:shd w:fill="FFFFFF"/>
+            <w:tcMar>
+              <w:top w:w="100" w:type="dxa"/>
+              <w:bottom w:w="100" w:type="dxa"/>
+              <w:left w:w="120" w:type="dxa"/>
+              <w:right w:w="120" w:type="dxa"/>
+            </w:tcMar>
+            <w:tcBorders>
+              <w:top w:val="single" w:sz="4" w:space="0" w:color="CCCCCC"/>
+              <w:bottom w:val="single" w:sz="4" w:space="0" w:color="CCCCCC"/>
+              <w:left w:val="single" w:sz="4" w:space="0" w:color="CCCCCC"/>
+              <w:right w:val="single" w:sz="4" w:space="0" w:color="CCCCCC"/>
+            </w:tcBorders>
+          </w:tcPr>
+          <w:p>
+            <w:pPr>
+              <w:spacing w:before="60" w:after="60" w:line="252" w:lineRule="auto"/>
+              <w:jc w:val="left"/>
+            </w:pPr>
+            <w:r/>
+            <w:r>
+              <w:rPr>
+                <w:b/>
+              </w:rPr>
+              <w:t>Tue 18/08</w:t>
+            </w:r>
+          </w:p>
+        </w:tc>
+        <w:tc>
+          <w:tcPr>
+            <w:tcW w:type="dxa" w:w="864"/>
+            <w:shd w:fill="FFFFFF"/>
+            <w:tcMar>
+              <w:top w:w="100" w:type="dxa"/>
+              <w:bottom w:w="100" w:type="dxa"/>
+              <w:left w:w="120" w:type="dxa"/>
+              <w:right w:w="120" w:type="dxa"/>
+            </w:tcMar>
+            <w:tcBorders>
+              <w:top w:val="single" w:sz="4" w:space="0" w:color="CCCCCC"/>
+              <w:bottom w:val="single" w:sz="4" w:space="0" w:color="CCCCCC"/>
+              <w:left w:val="single" w:sz="4" w:space="0" w:color="CCCCCC"/>
+              <w:right w:val="single" w:sz="4" w:space="0" w:color="CCCCCC"/>
+            </w:tcBorders>
+          </w:tcPr>
+          <w:p>
+            <w:pPr>
+              <w:spacing w:before="60" w:after="60" w:line="252" w:lineRule="auto"/>
+              <w:jc w:val="left"/>
+            </w:pPr>
+            <w:r/>
+            <w:r>
+              <w:t>NY Close 23-01</w:t>
+            </w:r>
+          </w:p>
+        </w:tc>
+        <w:tc>
+          <w:tcPr>
+            <w:tcW w:type="dxa" w:w="1440"/>
+            <w:shd w:fill="FFFFFF"/>
+            <w:tcMar>
+              <w:top w:w="100" w:type="dxa"/>
+              <w:bottom w:w="100" w:type="dxa"/>
+              <w:left w:w="120" w:type="dxa"/>
+              <w:right w:w="120" w:type="dxa"/>
+            </w:tcMar>
+            <w:tcBorders>
+              <w:top w:val="single" w:sz="4" w:space="0" w:color="CCCCCC"/>
+              <w:bottom w:val="single" w:sz="4" w:space="0" w:color="CCCCCC"/>
+              <w:left w:val="single" w:sz="4" w:space="0" w:color="CCCCCC"/>
+              <w:right w:val="single" w:sz="4" w:space="0" w:color="CCCCCC"/>
+            </w:tcBorders>
+          </w:tcPr>
+          <w:p>
+            <w:pPr>
+              <w:spacing w:before="60" w:after="60" w:line="252" w:lineRule="auto"/>
+              <w:jc w:val="left"/>
+            </w:pPr>
+            <w:r/>
+            <w:r>
+              <w:t>510.50</w:t>
+            </w:r>
+          </w:p>
+        </w:tc>
+        <w:tc>
+          <w:tcPr>
+            <w:tcW w:type="dxa" w:w="2016"/>
+            <w:shd w:fill="FFFFFF"/>
+            <w:tcMar>
+              <w:top w:w="100" w:type="dxa"/>
+              <w:bottom w:w="100" w:type="dxa"/>
+              <w:left w:w="120" w:type="dxa"/>
+              <w:right w:w="120" w:type="dxa"/>
+            </w:tcMar>
+            <w:tcBorders>
+              <w:top w:val="single" w:sz="4" w:space="0" w:color="CCCCCC"/>
+              <w:bottom w:val="single" w:sz="4" w:space="0" w:color="CCCCCC"/>
+              <w:left w:val="single" w:sz="4" w:space="0" w:color="CCCCCC"/>
+              <w:right w:val="single" w:sz="4" w:space="0" w:color="CCCCCC"/>
+            </w:tcBorders>
+          </w:tcPr>
+          <w:p>
+            <w:pPr>
+              <w:spacing w:before="60" w:after="60" w:line="252" w:lineRule="auto"/>
+              <w:jc w:val="left"/>
+            </w:pPr>
+            <w:r/>
+            <w:r>
+              <w:t>513.25</w:t>
+            </w:r>
+          </w:p>
+        </w:tc>
+        <w:tc>
+          <w:tcPr>
+            <w:tcW w:type="dxa" w:w="1152"/>
+            <w:shd w:fill="FFFFFF"/>
+            <w:tcMar>
+              <w:top w:w="100" w:type="dxa"/>
+              <w:bottom w:w="100" w:type="dxa"/>
+              <w:left w:w="120" w:type="dxa"/>
+              <w:right w:w="120" w:type="dxa"/>
+            </w:tcMar>
+            <w:tcBorders>
+              <w:top w:val="single" w:sz="4" w:space="0" w:color="CCCCCC"/>
+              <w:bottom w:val="single" w:sz="4" w:space="0" w:color="CCCCCC"/>
+              <w:left w:val="single" w:sz="4" w:space="0" w:color="CCCCCC"/>
+              <w:right w:val="single" w:sz="4" w:space="0" w:color="CCCCCC"/>
+            </w:tcBorders>
+          </w:tcPr>
+          <w:p>
+            <w:pPr>
+              <w:spacing w:before="60" w:after="60" w:line="252" w:lineRule="auto"/>
+              <w:jc w:val="left"/>
+            </w:pPr>
+            <w:r/>
+            <w:r>
+              <w:t>508.00</w:t>
+            </w:r>
+          </w:p>
+        </w:tc>
+        <w:tc>
+          <w:tcPr>
+            <w:tcW w:type="dxa" w:w="1728"/>
+            <w:shd w:fill="FFFFFF"/>
+            <w:tcMar>
+              <w:top w:w="100" w:type="dxa"/>
+              <w:bottom w:w="100" w:type="dxa"/>
+              <w:left w:w="120" w:type="dxa"/>
+              <w:right w:w="120" w:type="dxa"/>
+            </w:tcMar>
+            <w:tcBorders>
+              <w:top w:val="single" w:sz="4" w:space="0" w:color="CCCCCC"/>
+              <w:bottom w:val="single" w:sz="4" w:space="0" w:color="CCCCCC"/>
+              <w:left w:val="single" w:sz="4" w:space="0" w:color="CCCCCC"/>
+              <w:right w:val="single" w:sz="4" w:space="0" w:color="CCCCCC"/>
+            </w:tcBorders>
+          </w:tcPr>
+          <w:p>
+            <w:pPr>
+              <w:spacing w:before="60" w:after="60" w:line="252" w:lineRule="auto"/>
+              <w:jc w:val="left"/>
+            </w:pPr>
+            <w:r/>
+            <w:r>
+              <w:rPr>
+                <w:b/>
+              </w:rPr>
+              <w:t>510.50</w:t>
+            </w:r>
+          </w:p>
+        </w:tc>
+        <w:tc>
+          <w:tcPr>
+            <w:tcW w:type="dxa" w:w="3456"/>
+            <w:shd w:fill="FFFFFF"/>
+            <w:tcMar>
+              <w:top w:w="100" w:type="dxa"/>
+              <w:bottom w:w="100" w:type="dxa"/>
+              <w:left w:w="120" w:type="dxa"/>
+              <w:right w:w="120" w:type="dxa"/>
+            </w:tcMar>
+            <w:tcBorders>
+              <w:top w:val="single" w:sz="4" w:space="0" w:color="CCCCCC"/>
+              <w:bottom w:val="single" w:sz="4" w:space="0" w:color="CCCCCC"/>
+              <w:left w:val="single" w:sz="4" w:space="0" w:color="CCCCCC"/>
+              <w:right w:val="single" w:sz="4" w:space="0" w:color="CCCCCC"/>
+            </w:tcBorders>
+          </w:tcPr>
+          <w:p>
+            <w:pPr>
+              <w:spacing w:before="60" w:after="60" w:line="252" w:lineRule="auto"/>
+              <w:jc w:val="left"/>
+            </w:pPr>
+            <w:r/>
+            <w:r>
+              <w:rPr>
+                <w:b/>
+              </w:rPr>
+              <w:t>+0.00</w:t>
+            </w:r>
+          </w:p>
+        </w:tc>
+        <w:tc>
+          <w:tcPr>
+            <w:tcW w:type="dxa" w:w="1440"/>
+            <w:shd w:fill="FFFFFF"/>
+            <w:tcMar>
+              <w:top w:w="100" w:type="dxa"/>
+              <w:bottom w:w="100" w:type="dxa"/>
+              <w:left w:w="120" w:type="dxa"/>
+              <w:right w:w="120" w:type="dxa"/>
+            </w:tcMar>
+            <w:tcBorders>
+              <w:top w:val="single" w:sz="4" w:space="0" w:color="CCCCCC"/>
+              <w:bottom w:val="single" w:sz="4" w:space="0" w:color="CCCCCC"/>
+              <w:left w:val="single" w:sz="4" w:space="0" w:color="CCCCCC"/>
+              <w:right w:val="single" w:sz="4" w:space="0" w:color="CCCCCC"/>
+            </w:tcBorders>
+          </w:tcPr>
+          <w:p>
+            <w:pPr>
+              <w:spacing w:before="60" w:after="60" w:line="252" w:lineRule="auto"/>
+              <w:jc w:val="left"/>
+            </w:pPr>
+            <w:r/>
+            <w:r>
+              <w:t>BULL</w:t>
+            </w:r>
+          </w:p>
+        </w:tc>
+      </w:tr>
+      <w:tr>
+        <w:tc>
+          <w:tcPr>
+            <w:tcW w:type="dxa" w:w="1584"/>
+            <w:shd w:fill="F8FAFC"/>
+            <w:tcMar>
+              <w:top w:w="100" w:type="dxa"/>
+              <w:bottom w:w="100" w:type="dxa"/>
+              <w:left w:w="120" w:type="dxa"/>
+              <w:right w:w="120" w:type="dxa"/>
+            </w:tcMar>
+            <w:tcBorders>
+              <w:top w:val="single" w:sz="4" w:space="0" w:color="CCCCCC"/>
+              <w:bottom w:val="single" w:sz="4" w:space="0" w:color="CCCCCC"/>
+              <w:left w:val="single" w:sz="4" w:space="0" w:color="CCCCCC"/>
+              <w:right w:val="single" w:sz="4" w:space="0" w:color="CCCCCC"/>
+            </w:tcBorders>
+          </w:tcPr>
+          <w:p>
+            <w:pPr>
+              <w:spacing w:before="60" w:after="60" w:line="252" w:lineRule="auto"/>
+              <w:jc w:val="left"/>
+            </w:pPr>
+            <w:r/>
+            <w:r>
+              <w:rPr>
+                <w:b/>
+              </w:rPr>
+              <w:t>Wed 19/08</w:t>
+            </w:r>
+          </w:p>
+        </w:tc>
+        <w:tc>
+          <w:tcPr>
+            <w:tcW w:type="dxa" w:w="864"/>
+            <w:shd w:fill="F8FAFC"/>
+            <w:tcMar>
+              <w:top w:w="100" w:type="dxa"/>
+              <w:bottom w:w="100" w:type="dxa"/>
+              <w:left w:w="120" w:type="dxa"/>
+              <w:right w:w="120" w:type="dxa"/>
+            </w:tcMar>
+            <w:tcBorders>
+              <w:top w:val="single" w:sz="4" w:space="0" w:color="CCCCCC"/>
+              <w:bottom w:val="single" w:sz="4" w:space="0" w:color="CCCCCC"/>
+              <w:left w:val="single" w:sz="4" w:space="0" w:color="CCCCCC"/>
+              <w:right w:val="single" w:sz="4" w:space="0" w:color="CCCCCC"/>
+            </w:tcBorders>
+          </w:tcPr>
+          <w:p>
+            <w:pPr>
+              <w:spacing w:before="60" w:after="60" w:line="252" w:lineRule="auto"/>
+              <w:jc w:val="left"/>
+            </w:pPr>
+            <w:r/>
+            <w:r>
+              <w:t>Asia 07-11</w:t>
+            </w:r>
+          </w:p>
+        </w:tc>
+        <w:tc>
+          <w:tcPr>
+            <w:tcW w:type="dxa" w:w="1440"/>
+            <w:shd w:fill="F8FAFC"/>
+            <w:tcMar>
+              <w:top w:w="100" w:type="dxa"/>
+              <w:bottom w:w="100" w:type="dxa"/>
+              <w:left w:w="120" w:type="dxa"/>
+              <w:right w:w="120" w:type="dxa"/>
+            </w:tcMar>
+            <w:tcBorders>
+              <w:top w:val="single" w:sz="4" w:space="0" w:color="CCCCCC"/>
+              <w:bottom w:val="single" w:sz="4" w:space="0" w:color="CCCCCC"/>
+              <w:left w:val="single" w:sz="4" w:space="0" w:color="CCCCCC"/>
+              <w:right w:val="single" w:sz="4" w:space="0" w:color="CCCCCC"/>
+            </w:tcBorders>
+          </w:tcPr>
+          <w:p>
+            <w:pPr>
+              <w:spacing w:before="60" w:after="60" w:line="252" w:lineRule="auto"/>
+              <w:jc w:val="left"/>
+            </w:pPr>
+            <w:r/>
+            <w:r>
+              <w:t>510.50</w:t>
+            </w:r>
+          </w:p>
+        </w:tc>
+        <w:tc>
+          <w:tcPr>
+            <w:tcW w:type="dxa" w:w="2016"/>
+            <w:shd w:fill="F8FAFC"/>
+            <w:tcMar>
+              <w:top w:w="100" w:type="dxa"/>
+              <w:bottom w:w="100" w:type="dxa"/>
+              <w:left w:w="120" w:type="dxa"/>
+              <w:right w:w="120" w:type="dxa"/>
+            </w:tcMar>
+            <w:tcBorders>
+              <w:top w:val="single" w:sz="4" w:space="0" w:color="CCCCCC"/>
+              <w:bottom w:val="single" w:sz="4" w:space="0" w:color="CCCCCC"/>
+              <w:left w:val="single" w:sz="4" w:space="0" w:color="CCCCCC"/>
+              <w:right w:val="single" w:sz="4" w:space="0" w:color="CCCCCC"/>
+            </w:tcBorders>
+          </w:tcPr>
+          <w:p>
+            <w:pPr>
+              <w:spacing w:before="60" w:after="60" w:line="252" w:lineRule="auto"/>
+              <w:jc w:val="left"/>
+            </w:pPr>
+            <w:r/>
+            <w:r>
+              <w:t>513.25</w:t>
+            </w:r>
+          </w:p>
+        </w:tc>
+        <w:tc>
+          <w:tcPr>
+            <w:tcW w:type="dxa" w:w="1152"/>
+            <w:shd w:fill="F8FAFC"/>
+            <w:tcMar>
+              <w:top w:w="100" w:type="dxa"/>
+              <w:bottom w:w="100" w:type="dxa"/>
+              <w:left w:w="120" w:type="dxa"/>
+              <w:right w:w="120" w:type="dxa"/>
+            </w:tcMar>
+            <w:tcBorders>
+              <w:top w:val="single" w:sz="4" w:space="0" w:color="CCCCCC"/>
+              <w:bottom w:val="single" w:sz="4" w:space="0" w:color="CCCCCC"/>
+              <w:left w:val="single" w:sz="4" w:space="0" w:color="CCCCCC"/>
+              <w:right w:val="single" w:sz="4" w:space="0" w:color="CCCCCC"/>
+            </w:tcBorders>
+          </w:tcPr>
+          <w:p>
+            <w:pPr>
+              <w:spacing w:before="60" w:after="60" w:line="252" w:lineRule="auto"/>
+              <w:jc w:val="left"/>
+            </w:pPr>
+            <w:r/>
+            <w:r>
+              <w:t>508.00</w:t>
+            </w:r>
+          </w:p>
+        </w:tc>
+        <w:tc>
+          <w:tcPr>
+            <w:tcW w:type="dxa" w:w="1728"/>
+            <w:shd w:fill="F8FAFC"/>
+            <w:tcMar>
+              <w:top w:w="100" w:type="dxa"/>
+              <w:bottom w:w="100" w:type="dxa"/>
+              <w:left w:w="120" w:type="dxa"/>
+              <w:right w:w="120" w:type="dxa"/>
+            </w:tcMar>
+            <w:tcBorders>
+              <w:top w:val="single" w:sz="4" w:space="0" w:color="CCCCCC"/>
+              <w:bottom w:val="single" w:sz="4" w:space="0" w:color="CCCCCC"/>
+              <w:left w:val="single" w:sz="4" w:space="0" w:color="CCCCCC"/>
+              <w:right w:val="single" w:sz="4" w:space="0" w:color="CCCCCC"/>
+            </w:tcBorders>
+          </w:tcPr>
+          <w:p>
+            <w:pPr>
+              <w:spacing w:before="60" w:after="60" w:line="252" w:lineRule="auto"/>
+              <w:jc w:val="left"/>
+            </w:pPr>
+            <w:r/>
+            <w:r>
+              <w:rPr>
+                <w:b/>
+              </w:rPr>
+              <w:t>510.00</w:t>
+            </w:r>
+          </w:p>
+        </w:tc>
+        <w:tc>
+          <w:tcPr>
+            <w:tcW w:type="dxa" w:w="3456"/>
+            <w:shd w:fill="F8FAFC"/>
+            <w:tcMar>
+              <w:top w:w="100" w:type="dxa"/>
+              <w:bottom w:w="100" w:type="dxa"/>
+              <w:left w:w="120" w:type="dxa"/>
+              <w:right w:w="120" w:type="dxa"/>
+            </w:tcMar>
+            <w:tcBorders>
+              <w:top w:val="single" w:sz="4" w:space="0" w:color="CCCCCC"/>
+              <w:bottom w:val="single" w:sz="4" w:space="0" w:color="CCCCCC"/>
+              <w:left w:val="single" w:sz="4" w:space="0" w:color="CCCCCC"/>
+              <w:right w:val="single" w:sz="4" w:space="0" w:color="CCCCCC"/>
+            </w:tcBorders>
+          </w:tcPr>
+          <w:p>
+            <w:pPr>
+              <w:spacing w:before="60" w:after="60" w:line="252" w:lineRule="auto"/>
+              <w:jc w:val="left"/>
+            </w:pPr>
+            <w:r/>
+            <w:r>
+              <w:rPr>
+                <w:b/>
+              </w:rPr>
+              <w:t>-0.50</w:t>
+            </w:r>
+          </w:p>
+        </w:tc>
+        <w:tc>
+          <w:tcPr>
+            <w:tcW w:type="dxa" w:w="1440"/>
+            <w:shd w:fill="F8FAFC"/>
+            <w:tcMar>
+              <w:top w:w="100" w:type="dxa"/>
+              <w:bottom w:w="100" w:type="dxa"/>
+              <w:left w:w="120" w:type="dxa"/>
+              <w:right w:w="120" w:type="dxa"/>
+            </w:tcMar>
+            <w:tcBorders>
+              <w:top w:val="single" w:sz="4" w:space="0" w:color="CCCCCC"/>
+              <w:bottom w:val="single" w:sz="4" w:space="0" w:color="CCCCCC"/>
+              <w:left w:val="single" w:sz="4" w:space="0" w:color="CCCCCC"/>
+              <w:right w:val="single" w:sz="4" w:space="0" w:color="CCCCCC"/>
+            </w:tcBorders>
+          </w:tcPr>
+          <w:p>
+            <w:pPr>
+              <w:spacing w:before="60" w:after="60" w:line="252" w:lineRule="auto"/>
+              <w:jc w:val="left"/>
+            </w:pPr>
+            <w:r/>
+            <w:r>
+              <w:t>BEAR</w:t>
+            </w:r>
+          </w:p>
+        </w:tc>
+      </w:tr>
+      <w:tr>
+        <w:tc>
+          <w:tcPr>
+            <w:tcW w:type="dxa" w:w="1584"/>
+            <w:shd w:fill="FFFFFF"/>
+            <w:tcMar>
+              <w:top w:w="100" w:type="dxa"/>
+              <w:bottom w:w="100" w:type="dxa"/>
+              <w:left w:w="120" w:type="dxa"/>
+              <w:right w:w="120" w:type="dxa"/>
+            </w:tcMar>
+            <w:tcBorders>
+              <w:top w:val="single" w:sz="4" w:space="0" w:color="CCCCCC"/>
+              <w:bottom w:val="single" w:sz="4" w:space="0" w:color="CCCCCC"/>
+              <w:left w:val="single" w:sz="4" w:space="0" w:color="CCCCCC"/>
+              <w:right w:val="single" w:sz="4" w:space="0" w:color="CCCCCC"/>
+            </w:tcBorders>
+          </w:tcPr>
+          <w:p>
+            <w:pPr>
+              <w:spacing w:before="60" w:after="60" w:line="252" w:lineRule="auto"/>
+              <w:jc w:val="left"/>
+            </w:pPr>
+            <w:r/>
+            <w:r>
+              <w:rPr>
+                <w:b/>
+              </w:rPr>
+              <w:t>Wed 19/08</w:t>
+            </w:r>
+          </w:p>
+        </w:tc>
+        <w:tc>
+          <w:tcPr>
+            <w:tcW w:type="dxa" w:w="864"/>
+            <w:shd w:fill="FFFFFF"/>
+            <w:tcMar>
+              <w:top w:w="100" w:type="dxa"/>
+              <w:bottom w:w="100" w:type="dxa"/>
+              <w:left w:w="120" w:type="dxa"/>
+              <w:right w:w="120" w:type="dxa"/>
+            </w:tcMar>
+            <w:tcBorders>
+              <w:top w:val="single" w:sz="4" w:space="0" w:color="CCCCCC"/>
+              <w:bottom w:val="single" w:sz="4" w:space="0" w:color="CCCCCC"/>
+              <w:left w:val="single" w:sz="4" w:space="0" w:color="CCCCCC"/>
+              <w:right w:val="single" w:sz="4" w:space="0" w:color="CCCCCC"/>
+            </w:tcBorders>
+          </w:tcPr>
+          <w:p>
+            <w:pPr>
+              <w:spacing w:before="60" w:after="60" w:line="252" w:lineRule="auto"/>
+              <w:jc w:val="left"/>
+            </w:pPr>
+            <w:r/>
+            <w:r>
+              <w:t>Asia 11-15</w:t>
+            </w:r>
+          </w:p>
+        </w:tc>
+        <w:tc>
+          <w:tcPr>
+            <w:tcW w:type="dxa" w:w="1440"/>
+            <w:shd w:fill="FFFFFF"/>
+            <w:tcMar>
+              <w:top w:w="100" w:type="dxa"/>
+              <w:bottom w:w="100" w:type="dxa"/>
+              <w:left w:w="120" w:type="dxa"/>
+              <w:right w:w="120" w:type="dxa"/>
+            </w:tcMar>
+            <w:tcBorders>
+              <w:top w:val="single" w:sz="4" w:space="0" w:color="CCCCCC"/>
+              <w:bottom w:val="single" w:sz="4" w:space="0" w:color="CCCCCC"/>
+              <w:left w:val="single" w:sz="4" w:space="0" w:color="CCCCCC"/>
+              <w:right w:val="single" w:sz="4" w:space="0" w:color="CCCCCC"/>
+            </w:tcBorders>
+          </w:tcPr>
+          <w:p>
+            <w:pPr>
+              <w:spacing w:before="60" w:after="60" w:line="252" w:lineRule="auto"/>
+              <w:jc w:val="left"/>
+            </w:pPr>
+            <w:r/>
+            <w:r>
+              <w:t>510.00</w:t>
+            </w:r>
+          </w:p>
+        </w:tc>
+        <w:tc>
+          <w:tcPr>
+            <w:tcW w:type="dxa" w:w="2016"/>
+            <w:shd w:fill="FFFFFF"/>
+            <w:tcMar>
+              <w:top w:w="100" w:type="dxa"/>
+              <w:bottom w:w="100" w:type="dxa"/>
+              <w:left w:w="120" w:type="dxa"/>
+              <w:right w:w="120" w:type="dxa"/>
+            </w:tcMar>
+            <w:tcBorders>
+              <w:top w:val="single" w:sz="4" w:space="0" w:color="CCCCCC"/>
+              <w:bottom w:val="single" w:sz="4" w:space="0" w:color="CCCCCC"/>
+              <w:left w:val="single" w:sz="4" w:space="0" w:color="CCCCCC"/>
+              <w:right w:val="single" w:sz="4" w:space="0" w:color="CCCCCC"/>
+            </w:tcBorders>
+          </w:tcPr>
+          <w:p>
+            <w:pPr>
+              <w:spacing w:before="60" w:after="60" w:line="252" w:lineRule="auto"/>
+              <w:jc w:val="left"/>
+            </w:pPr>
+            <w:r/>
+            <w:r>
+              <w:t>513.00</w:t>
+            </w:r>
+          </w:p>
+        </w:tc>
+        <w:tc>
+          <w:tcPr>
+            <w:tcW w:type="dxa" w:w="1152"/>
+            <w:shd w:fill="FFFFFF"/>
+            <w:tcMar>
+              <w:top w:w="100" w:type="dxa"/>
+              <w:bottom w:w="100" w:type="dxa"/>
+              <w:left w:w="120" w:type="dxa"/>
+              <w:right w:w="120" w:type="dxa"/>
+            </w:tcMar>
+            <w:tcBorders>
+              <w:top w:val="single" w:sz="4" w:space="0" w:color="CCCCCC"/>
+              <w:bottom w:val="single" w:sz="4" w:space="0" w:color="CCCCCC"/>
+              <w:left w:val="single" w:sz="4" w:space="0" w:color="CCCCCC"/>
+              <w:right w:val="single" w:sz="4" w:space="0" w:color="CCCCCC"/>
+            </w:tcBorders>
+          </w:tcPr>
+          <w:p>
+            <w:pPr>
+              <w:spacing w:before="60" w:after="60" w:line="252" w:lineRule="auto"/>
+              <w:jc w:val="left"/>
+            </w:pPr>
+            <w:r/>
+            <w:r>
+              <w:t>506.75</w:t>
+            </w:r>
+          </w:p>
+        </w:tc>
+        <w:tc>
+          <w:tcPr>
+            <w:tcW w:type="dxa" w:w="1728"/>
+            <w:shd w:fill="FFFFFF"/>
             <w:tcMar>
               <w:top w:w="100" w:type="dxa"/>
               <w:bottom w:w="100" w:type="dxa"/>
@@ -16600,7 +17305,7 @@
         <w:tc>
           <w:tcPr>
             <w:tcW w:type="dxa" w:w="3456"/>
-            <w:shd w:fill="F8FAFC"/>
+            <w:shd w:fill="FFFFFF"/>
             <w:tcMar>
               <w:top w:w="100" w:type="dxa"/>
               <w:bottom w:w="100" w:type="dxa"/>
@@ -16624,35 +17329,35 @@
               <w:rPr>
                 <w:b/>
               </w:rPr>
-              <w:t>+1.00</w:t>
+              <w:t>-0.25</w:t>
             </w:r>
           </w:p>
         </w:tc>
         <w:tc>
           <w:tcPr>
             <w:tcW w:type="dxa" w:w="1440"/>
-            <w:shd w:fill="F8FAFC"/>
-            <w:tcMar>
-              <w:top w:w="100" w:type="dxa"/>
-              <w:bottom w:w="100" w:type="dxa"/>
-              <w:left w:w="120" w:type="dxa"/>
-              <w:right w:w="120" w:type="dxa"/>
-            </w:tcMar>
-            <w:tcBorders>
-              <w:top w:val="single" w:sz="4" w:space="0" w:color="CCCCCC"/>
-              <w:bottom w:val="single" w:sz="4" w:space="0" w:color="CCCCCC"/>
-              <w:left w:val="single" w:sz="4" w:space="0" w:color="CCCCCC"/>
-              <w:right w:val="single" w:sz="4" w:space="0" w:color="CCCCCC"/>
-            </w:tcBorders>
-          </w:tcPr>
-          <w:p>
-            <w:pPr>
-              <w:spacing w:before="60" w:after="60" w:line="252" w:lineRule="auto"/>
-              <w:jc w:val="left"/>
-            </w:pPr>
-            <w:r/>
-            <w:r>
-              <w:t>BULL</w:t>
+            <w:shd w:fill="FFFFFF"/>
+            <w:tcMar>
+              <w:top w:w="100" w:type="dxa"/>
+              <w:bottom w:w="100" w:type="dxa"/>
+              <w:left w:w="120" w:type="dxa"/>
+              <w:right w:w="120" w:type="dxa"/>
+            </w:tcMar>
+            <w:tcBorders>
+              <w:top w:val="single" w:sz="4" w:space="0" w:color="CCCCCC"/>
+              <w:bottom w:val="single" w:sz="4" w:space="0" w:color="CCCCCC"/>
+              <w:left w:val="single" w:sz="4" w:space="0" w:color="CCCCCC"/>
+              <w:right w:val="single" w:sz="4" w:space="0" w:color="CCCCCC"/>
+            </w:tcBorders>
+          </w:tcPr>
+          <w:p>
+            <w:pPr>
+              <w:spacing w:before="60" w:after="60" w:line="252" w:lineRule="auto"/>
+              <w:jc w:val="left"/>
+            </w:pPr>
+            <w:r/>
+            <w:r>
+              <w:t>BEAR</w:t>
             </w:r>
           </w:p>
         </w:tc>
@@ -16661,7 +17366,7 @@
         <w:tc>
           <w:tcPr>
             <w:tcW w:type="dxa" w:w="1584"/>
-            <w:shd w:fill="FFFFFF"/>
+            <w:shd w:fill="F8FAFC"/>
             <w:tcMar>
               <w:top w:w="100" w:type="dxa"/>
               <w:bottom w:w="100" w:type="dxa"/>
@@ -16685,42 +17390,42 @@
               <w:rPr>
                 <w:b/>
               </w:rPr>
-              <w:t>Tue 18/08</w:t>
+              <w:t>Wed 19/08</w:t>
             </w:r>
           </w:p>
         </w:tc>
         <w:tc>
           <w:tcPr>
             <w:tcW w:type="dxa" w:w="864"/>
-            <w:shd w:fill="FFFFFF"/>
-            <w:tcMar>
-              <w:top w:w="100" w:type="dxa"/>
-              <w:bottom w:w="100" w:type="dxa"/>
-              <w:left w:w="120" w:type="dxa"/>
-              <w:right w:w="120" w:type="dxa"/>
-            </w:tcMar>
-            <w:tcBorders>
-              <w:top w:val="single" w:sz="4" w:space="0" w:color="CCCCCC"/>
-              <w:bottom w:val="single" w:sz="4" w:space="0" w:color="CCCCCC"/>
-              <w:left w:val="single" w:sz="4" w:space="0" w:color="CCCCCC"/>
-              <w:right w:val="single" w:sz="4" w:space="0" w:color="CCCCCC"/>
-            </w:tcBorders>
-          </w:tcPr>
-          <w:p>
-            <w:pPr>
-              <w:spacing w:before="60" w:after="60" w:line="252" w:lineRule="auto"/>
-              <w:jc w:val="left"/>
-            </w:pPr>
-            <w:r/>
-            <w:r>
-              <w:t>NY Close 23-01</w:t>
+            <w:shd w:fill="F8FAFC"/>
+            <w:tcMar>
+              <w:top w:w="100" w:type="dxa"/>
+              <w:bottom w:w="100" w:type="dxa"/>
+              <w:left w:w="120" w:type="dxa"/>
+              <w:right w:w="120" w:type="dxa"/>
+            </w:tcMar>
+            <w:tcBorders>
+              <w:top w:val="single" w:sz="4" w:space="0" w:color="CCCCCC"/>
+              <w:bottom w:val="single" w:sz="4" w:space="0" w:color="CCCCCC"/>
+              <w:left w:val="single" w:sz="4" w:space="0" w:color="CCCCCC"/>
+              <w:right w:val="single" w:sz="4" w:space="0" w:color="CCCCCC"/>
+            </w:tcBorders>
+          </w:tcPr>
+          <w:p>
+            <w:pPr>
+              <w:spacing w:before="60" w:after="60" w:line="252" w:lineRule="auto"/>
+              <w:jc w:val="left"/>
+            </w:pPr>
+            <w:r/>
+            <w:r>
+              <w:t>London 15-19</w:t>
             </w:r>
           </w:p>
         </w:tc>
         <w:tc>
           <w:tcPr>
             <w:tcW w:type="dxa" w:w="1440"/>
-            <w:shd w:fill="FFFFFF"/>
+            <w:shd w:fill="F8FAFC"/>
             <w:tcMar>
               <w:top w:w="100" w:type="dxa"/>
               <w:bottom w:w="100" w:type="dxa"/>
@@ -16748,63 +17453,63 @@
         <w:tc>
           <w:tcPr>
             <w:tcW w:type="dxa" w:w="2016"/>
-            <w:shd w:fill="FFFFFF"/>
-            <w:tcMar>
-              <w:top w:w="100" w:type="dxa"/>
-              <w:bottom w:w="100" w:type="dxa"/>
-              <w:left w:w="120" w:type="dxa"/>
-              <w:right w:w="120" w:type="dxa"/>
-            </w:tcMar>
-            <w:tcBorders>
-              <w:top w:val="single" w:sz="4" w:space="0" w:color="CCCCCC"/>
-              <w:bottom w:val="single" w:sz="4" w:space="0" w:color="CCCCCC"/>
-              <w:left w:val="single" w:sz="4" w:space="0" w:color="CCCCCC"/>
-              <w:right w:val="single" w:sz="4" w:space="0" w:color="CCCCCC"/>
-            </w:tcBorders>
-          </w:tcPr>
-          <w:p>
-            <w:pPr>
-              <w:spacing w:before="60" w:after="60" w:line="252" w:lineRule="auto"/>
-              <w:jc w:val="left"/>
-            </w:pPr>
-            <w:r/>
-            <w:r>
-              <w:t>512.50</w:t>
+            <w:shd w:fill="F8FAFC"/>
+            <w:tcMar>
+              <w:top w:w="100" w:type="dxa"/>
+              <w:bottom w:w="100" w:type="dxa"/>
+              <w:left w:w="120" w:type="dxa"/>
+              <w:right w:w="120" w:type="dxa"/>
+            </w:tcMar>
+            <w:tcBorders>
+              <w:top w:val="single" w:sz="4" w:space="0" w:color="CCCCCC"/>
+              <w:bottom w:val="single" w:sz="4" w:space="0" w:color="CCCCCC"/>
+              <w:left w:val="single" w:sz="4" w:space="0" w:color="CCCCCC"/>
+              <w:right w:val="single" w:sz="4" w:space="0" w:color="CCCCCC"/>
+            </w:tcBorders>
+          </w:tcPr>
+          <w:p>
+            <w:pPr>
+              <w:spacing w:before="60" w:after="60" w:line="252" w:lineRule="auto"/>
+              <w:jc w:val="left"/>
+            </w:pPr>
+            <w:r/>
+            <w:r>
+              <w:t>513.75</w:t>
             </w:r>
           </w:p>
         </w:tc>
         <w:tc>
           <w:tcPr>
             <w:tcW w:type="dxa" w:w="1152"/>
-            <w:shd w:fill="FFFFFF"/>
-            <w:tcMar>
-              <w:top w:w="100" w:type="dxa"/>
-              <w:bottom w:w="100" w:type="dxa"/>
-              <w:left w:w="120" w:type="dxa"/>
-              <w:right w:w="120" w:type="dxa"/>
-            </w:tcMar>
-            <w:tcBorders>
-              <w:top w:val="single" w:sz="4" w:space="0" w:color="CCCCCC"/>
-              <w:bottom w:val="single" w:sz="4" w:space="0" w:color="CCCCCC"/>
-              <w:left w:val="single" w:sz="4" w:space="0" w:color="CCCCCC"/>
-              <w:right w:val="single" w:sz="4" w:space="0" w:color="CCCCCC"/>
-            </w:tcBorders>
-          </w:tcPr>
-          <w:p>
-            <w:pPr>
-              <w:spacing w:before="60" w:after="60" w:line="252" w:lineRule="auto"/>
-              <w:jc w:val="left"/>
-            </w:pPr>
-            <w:r/>
-            <w:r>
-              <w:t>507.25</w:t>
+            <w:shd w:fill="F8FAFC"/>
+            <w:tcMar>
+              <w:top w:w="100" w:type="dxa"/>
+              <w:bottom w:w="100" w:type="dxa"/>
+              <w:left w:w="120" w:type="dxa"/>
+              <w:right w:w="120" w:type="dxa"/>
+            </w:tcMar>
+            <w:tcBorders>
+              <w:top w:val="single" w:sz="4" w:space="0" w:color="CCCCCC"/>
+              <w:bottom w:val="single" w:sz="4" w:space="0" w:color="CCCCCC"/>
+              <w:left w:val="single" w:sz="4" w:space="0" w:color="CCCCCC"/>
+              <w:right w:val="single" w:sz="4" w:space="0" w:color="CCCCCC"/>
+            </w:tcBorders>
+          </w:tcPr>
+          <w:p>
+            <w:pPr>
+              <w:spacing w:before="60" w:after="60" w:line="252" w:lineRule="auto"/>
+              <w:jc w:val="left"/>
+            </w:pPr>
+            <w:r/>
+            <w:r>
+              <w:t>504.50</w:t>
             </w:r>
           </w:p>
         </w:tc>
         <w:tc>
           <w:tcPr>
             <w:tcW w:type="dxa" w:w="1728"/>
-            <w:shd w:fill="FFFFFF"/>
+            <w:shd w:fill="F8FAFC"/>
             <w:tcMar>
               <w:top w:w="100" w:type="dxa"/>
               <w:bottom w:w="100" w:type="dxa"/>
@@ -16828,7 +17533,2122 @@
               <w:rPr>
                 <w:b/>
               </w:rPr>
-              <w:t>509.75</w:t>
+              <w:t>510.25</w:t>
+            </w:r>
+          </w:p>
+        </w:tc>
+        <w:tc>
+          <w:tcPr>
+            <w:tcW w:type="dxa" w:w="3456"/>
+            <w:shd w:fill="F8FAFC"/>
+            <w:tcMar>
+              <w:top w:w="100" w:type="dxa"/>
+              <w:bottom w:w="100" w:type="dxa"/>
+              <w:left w:w="120" w:type="dxa"/>
+              <w:right w:w="120" w:type="dxa"/>
+            </w:tcMar>
+            <w:tcBorders>
+              <w:top w:val="single" w:sz="4" w:space="0" w:color="CCCCCC"/>
+              <w:bottom w:val="single" w:sz="4" w:space="0" w:color="CCCCCC"/>
+              <w:left w:val="single" w:sz="4" w:space="0" w:color="CCCCCC"/>
+              <w:right w:val="single" w:sz="4" w:space="0" w:color="CCCCCC"/>
+            </w:tcBorders>
+          </w:tcPr>
+          <w:p>
+            <w:pPr>
+              <w:spacing w:before="60" w:after="60" w:line="252" w:lineRule="auto"/>
+              <w:jc w:val="left"/>
+            </w:pPr>
+            <w:r/>
+            <w:r>
+              <w:rPr>
+                <w:b/>
+              </w:rPr>
+              <w:t>+0.50</w:t>
+            </w:r>
+          </w:p>
+        </w:tc>
+        <w:tc>
+          <w:tcPr>
+            <w:tcW w:type="dxa" w:w="1440"/>
+            <w:shd w:fill="F8FAFC"/>
+            <w:tcMar>
+              <w:top w:w="100" w:type="dxa"/>
+              <w:bottom w:w="100" w:type="dxa"/>
+              <w:left w:w="120" w:type="dxa"/>
+              <w:right w:w="120" w:type="dxa"/>
+            </w:tcMar>
+            <w:tcBorders>
+              <w:top w:val="single" w:sz="4" w:space="0" w:color="CCCCCC"/>
+              <w:bottom w:val="single" w:sz="4" w:space="0" w:color="CCCCCC"/>
+              <w:left w:val="single" w:sz="4" w:space="0" w:color="CCCCCC"/>
+              <w:right w:val="single" w:sz="4" w:space="0" w:color="CCCCCC"/>
+            </w:tcBorders>
+          </w:tcPr>
+          <w:p>
+            <w:pPr>
+              <w:spacing w:before="60" w:after="60" w:line="252" w:lineRule="auto"/>
+              <w:jc w:val="left"/>
+            </w:pPr>
+            <w:r/>
+            <w:r>
+              <w:t>BULL</w:t>
+            </w:r>
+          </w:p>
+        </w:tc>
+      </w:tr>
+      <w:tr>
+        <w:tc>
+          <w:tcPr>
+            <w:tcW w:type="dxa" w:w="1584"/>
+            <w:shd w:fill="FFFFFF"/>
+            <w:tcMar>
+              <w:top w:w="100" w:type="dxa"/>
+              <w:bottom w:w="100" w:type="dxa"/>
+              <w:left w:w="120" w:type="dxa"/>
+              <w:right w:w="120" w:type="dxa"/>
+            </w:tcMar>
+            <w:tcBorders>
+              <w:top w:val="single" w:sz="4" w:space="0" w:color="CCCCCC"/>
+              <w:bottom w:val="single" w:sz="4" w:space="0" w:color="CCCCCC"/>
+              <w:left w:val="single" w:sz="4" w:space="0" w:color="CCCCCC"/>
+              <w:right w:val="single" w:sz="4" w:space="0" w:color="CCCCCC"/>
+            </w:tcBorders>
+          </w:tcPr>
+          <w:p>
+            <w:pPr>
+              <w:spacing w:before="60" w:after="60" w:line="252" w:lineRule="auto"/>
+              <w:jc w:val="left"/>
+            </w:pPr>
+            <w:r/>
+            <w:r>
+              <w:rPr>
+                <w:b/>
+              </w:rPr>
+              <w:t>Wed 19/08</w:t>
+            </w:r>
+          </w:p>
+        </w:tc>
+        <w:tc>
+          <w:tcPr>
+            <w:tcW w:type="dxa" w:w="864"/>
+            <w:shd w:fill="FFFFFF"/>
+            <w:tcMar>
+              <w:top w:w="100" w:type="dxa"/>
+              <w:bottom w:w="100" w:type="dxa"/>
+              <w:left w:w="120" w:type="dxa"/>
+              <w:right w:w="120" w:type="dxa"/>
+            </w:tcMar>
+            <w:tcBorders>
+              <w:top w:val="single" w:sz="4" w:space="0" w:color="CCCCCC"/>
+              <w:bottom w:val="single" w:sz="4" w:space="0" w:color="CCCCCC"/>
+              <w:left w:val="single" w:sz="4" w:space="0" w:color="CCCCCC"/>
+              <w:right w:val="single" w:sz="4" w:space="0" w:color="CCCCCC"/>
+            </w:tcBorders>
+          </w:tcPr>
+          <w:p>
+            <w:pPr>
+              <w:spacing w:before="60" w:after="60" w:line="252" w:lineRule="auto"/>
+              <w:jc w:val="left"/>
+            </w:pPr>
+            <w:r/>
+            <w:r>
+              <w:t>Pre-NY 19-21</w:t>
+            </w:r>
+          </w:p>
+        </w:tc>
+        <w:tc>
+          <w:tcPr>
+            <w:tcW w:type="dxa" w:w="1440"/>
+            <w:shd w:fill="FFFFFF"/>
+            <w:tcMar>
+              <w:top w:w="100" w:type="dxa"/>
+              <w:bottom w:w="100" w:type="dxa"/>
+              <w:left w:w="120" w:type="dxa"/>
+              <w:right w:w="120" w:type="dxa"/>
+            </w:tcMar>
+            <w:tcBorders>
+              <w:top w:val="single" w:sz="4" w:space="0" w:color="CCCCCC"/>
+              <w:bottom w:val="single" w:sz="4" w:space="0" w:color="CCCCCC"/>
+              <w:left w:val="single" w:sz="4" w:space="0" w:color="CCCCCC"/>
+              <w:right w:val="single" w:sz="4" w:space="0" w:color="CCCCCC"/>
+            </w:tcBorders>
+          </w:tcPr>
+          <w:p>
+            <w:pPr>
+              <w:spacing w:before="60" w:after="60" w:line="252" w:lineRule="auto"/>
+              <w:jc w:val="left"/>
+            </w:pPr>
+            <w:r/>
+            <w:r>
+              <w:t>510.25</w:t>
+            </w:r>
+          </w:p>
+        </w:tc>
+        <w:tc>
+          <w:tcPr>
+            <w:tcW w:type="dxa" w:w="2016"/>
+            <w:shd w:fill="FFFFFF"/>
+            <w:tcMar>
+              <w:top w:w="100" w:type="dxa"/>
+              <w:bottom w:w="100" w:type="dxa"/>
+              <w:left w:w="120" w:type="dxa"/>
+              <w:right w:w="120" w:type="dxa"/>
+            </w:tcMar>
+            <w:tcBorders>
+              <w:top w:val="single" w:sz="4" w:space="0" w:color="CCCCCC"/>
+              <w:bottom w:val="single" w:sz="4" w:space="0" w:color="CCCCCC"/>
+              <w:left w:val="single" w:sz="4" w:space="0" w:color="CCCCCC"/>
+              <w:right w:val="single" w:sz="4" w:space="0" w:color="CCCCCC"/>
+            </w:tcBorders>
+          </w:tcPr>
+          <w:p>
+            <w:pPr>
+              <w:spacing w:before="60" w:after="60" w:line="252" w:lineRule="auto"/>
+              <w:jc w:val="left"/>
+            </w:pPr>
+            <w:r/>
+            <w:r>
+              <w:t>515.00</w:t>
+            </w:r>
+          </w:p>
+        </w:tc>
+        <w:tc>
+          <w:tcPr>
+            <w:tcW w:type="dxa" w:w="1152"/>
+            <w:shd w:fill="FFFFFF"/>
+            <w:tcMar>
+              <w:top w:w="100" w:type="dxa"/>
+              <w:bottom w:w="100" w:type="dxa"/>
+              <w:left w:w="120" w:type="dxa"/>
+              <w:right w:w="120" w:type="dxa"/>
+            </w:tcMar>
+            <w:tcBorders>
+              <w:top w:val="single" w:sz="4" w:space="0" w:color="CCCCCC"/>
+              <w:bottom w:val="single" w:sz="4" w:space="0" w:color="CCCCCC"/>
+              <w:left w:val="single" w:sz="4" w:space="0" w:color="CCCCCC"/>
+              <w:right w:val="single" w:sz="4" w:space="0" w:color="CCCCCC"/>
+            </w:tcBorders>
+          </w:tcPr>
+          <w:p>
+            <w:pPr>
+              <w:spacing w:before="60" w:after="60" w:line="252" w:lineRule="auto"/>
+              <w:jc w:val="left"/>
+            </w:pPr>
+            <w:r/>
+            <w:r>
+              <w:t>503.25</w:t>
+            </w:r>
+          </w:p>
+        </w:tc>
+        <w:tc>
+          <w:tcPr>
+            <w:tcW w:type="dxa" w:w="1728"/>
+            <w:shd w:fill="FFFFFF"/>
+            <w:tcMar>
+              <w:top w:w="100" w:type="dxa"/>
+              <w:bottom w:w="100" w:type="dxa"/>
+              <w:left w:w="120" w:type="dxa"/>
+              <w:right w:w="120" w:type="dxa"/>
+            </w:tcMar>
+            <w:tcBorders>
+              <w:top w:val="single" w:sz="4" w:space="0" w:color="CCCCCC"/>
+              <w:bottom w:val="single" w:sz="4" w:space="0" w:color="CCCCCC"/>
+              <w:left w:val="single" w:sz="4" w:space="0" w:color="CCCCCC"/>
+              <w:right w:val="single" w:sz="4" w:space="0" w:color="CCCCCC"/>
+            </w:tcBorders>
+          </w:tcPr>
+          <w:p>
+            <w:pPr>
+              <w:spacing w:before="60" w:after="60" w:line="252" w:lineRule="auto"/>
+              <w:jc w:val="left"/>
+            </w:pPr>
+            <w:r/>
+            <w:r>
+              <w:rPr>
+                <w:b/>
+              </w:rPr>
+              <w:t>512.25</w:t>
+            </w:r>
+          </w:p>
+        </w:tc>
+        <w:tc>
+          <w:tcPr>
+            <w:tcW w:type="dxa" w:w="3456"/>
+            <w:shd w:fill="FFFFFF"/>
+            <w:tcMar>
+              <w:top w:w="100" w:type="dxa"/>
+              <w:bottom w:w="100" w:type="dxa"/>
+              <w:left w:w="120" w:type="dxa"/>
+              <w:right w:w="120" w:type="dxa"/>
+            </w:tcMar>
+            <w:tcBorders>
+              <w:top w:val="single" w:sz="4" w:space="0" w:color="CCCCCC"/>
+              <w:bottom w:val="single" w:sz="4" w:space="0" w:color="CCCCCC"/>
+              <w:left w:val="single" w:sz="4" w:space="0" w:color="CCCCCC"/>
+              <w:right w:val="single" w:sz="4" w:space="0" w:color="CCCCCC"/>
+            </w:tcBorders>
+          </w:tcPr>
+          <w:p>
+            <w:pPr>
+              <w:spacing w:before="60" w:after="60" w:line="252" w:lineRule="auto"/>
+              <w:jc w:val="left"/>
+            </w:pPr>
+            <w:r/>
+            <w:r>
+              <w:rPr>
+                <w:b/>
+              </w:rPr>
+              <w:t>+2.00</w:t>
+            </w:r>
+          </w:p>
+        </w:tc>
+        <w:tc>
+          <w:tcPr>
+            <w:tcW w:type="dxa" w:w="1440"/>
+            <w:shd w:fill="FFFFFF"/>
+            <w:tcMar>
+              <w:top w:w="100" w:type="dxa"/>
+              <w:bottom w:w="100" w:type="dxa"/>
+              <w:left w:w="120" w:type="dxa"/>
+              <w:right w:w="120" w:type="dxa"/>
+            </w:tcMar>
+            <w:tcBorders>
+              <w:top w:val="single" w:sz="4" w:space="0" w:color="CCCCCC"/>
+              <w:bottom w:val="single" w:sz="4" w:space="0" w:color="CCCCCC"/>
+              <w:left w:val="single" w:sz="4" w:space="0" w:color="CCCCCC"/>
+              <w:right w:val="single" w:sz="4" w:space="0" w:color="CCCCCC"/>
+            </w:tcBorders>
+          </w:tcPr>
+          <w:p>
+            <w:pPr>
+              <w:spacing w:before="60" w:after="60" w:line="252" w:lineRule="auto"/>
+              <w:jc w:val="left"/>
+            </w:pPr>
+            <w:r/>
+            <w:r>
+              <w:t>BULL</w:t>
+            </w:r>
+          </w:p>
+        </w:tc>
+      </w:tr>
+      <w:tr>
+        <w:tc>
+          <w:tcPr>
+            <w:tcW w:type="dxa" w:w="1584"/>
+            <w:shd w:fill="F8FAFC"/>
+            <w:tcMar>
+              <w:top w:w="100" w:type="dxa"/>
+              <w:bottom w:w="100" w:type="dxa"/>
+              <w:left w:w="120" w:type="dxa"/>
+              <w:right w:w="120" w:type="dxa"/>
+            </w:tcMar>
+            <w:tcBorders>
+              <w:top w:val="single" w:sz="4" w:space="0" w:color="CCCCCC"/>
+              <w:bottom w:val="single" w:sz="4" w:space="0" w:color="CCCCCC"/>
+              <w:left w:val="single" w:sz="4" w:space="0" w:color="CCCCCC"/>
+              <w:right w:val="single" w:sz="4" w:space="0" w:color="CCCCCC"/>
+            </w:tcBorders>
+          </w:tcPr>
+          <w:p>
+            <w:pPr>
+              <w:spacing w:before="60" w:after="60" w:line="252" w:lineRule="auto"/>
+              <w:jc w:val="left"/>
+            </w:pPr>
+            <w:r/>
+            <w:r>
+              <w:rPr>
+                <w:b/>
+              </w:rPr>
+              <w:t>Wed 19/08</w:t>
+            </w:r>
+          </w:p>
+        </w:tc>
+        <w:tc>
+          <w:tcPr>
+            <w:tcW w:type="dxa" w:w="864"/>
+            <w:shd w:fill="F8FAFC"/>
+            <w:tcMar>
+              <w:top w:w="100" w:type="dxa"/>
+              <w:bottom w:w="100" w:type="dxa"/>
+              <w:left w:w="120" w:type="dxa"/>
+              <w:right w:w="120" w:type="dxa"/>
+            </w:tcMar>
+            <w:tcBorders>
+              <w:top w:val="single" w:sz="4" w:space="0" w:color="CCCCCC"/>
+              <w:bottom w:val="single" w:sz="4" w:space="0" w:color="CCCCCC"/>
+              <w:left w:val="single" w:sz="4" w:space="0" w:color="CCCCCC"/>
+              <w:right w:val="single" w:sz="4" w:space="0" w:color="CCCCCC"/>
+            </w:tcBorders>
+          </w:tcPr>
+          <w:p>
+            <w:pPr>
+              <w:spacing w:before="60" w:after="60" w:line="252" w:lineRule="auto"/>
+              <w:jc w:val="left"/>
+            </w:pPr>
+            <w:r/>
+            <w:r>
+              <w:t>NY Open 21-23</w:t>
+            </w:r>
+          </w:p>
+        </w:tc>
+        <w:tc>
+          <w:tcPr>
+            <w:tcW w:type="dxa" w:w="1440"/>
+            <w:shd w:fill="F8FAFC"/>
+            <w:tcMar>
+              <w:top w:w="100" w:type="dxa"/>
+              <w:bottom w:w="100" w:type="dxa"/>
+              <w:left w:w="120" w:type="dxa"/>
+              <w:right w:w="120" w:type="dxa"/>
+            </w:tcMar>
+            <w:tcBorders>
+              <w:top w:val="single" w:sz="4" w:space="0" w:color="CCCCCC"/>
+              <w:bottom w:val="single" w:sz="4" w:space="0" w:color="CCCCCC"/>
+              <w:left w:val="single" w:sz="4" w:space="0" w:color="CCCCCC"/>
+              <w:right w:val="single" w:sz="4" w:space="0" w:color="CCCCCC"/>
+            </w:tcBorders>
+          </w:tcPr>
+          <w:p>
+            <w:pPr>
+              <w:spacing w:before="60" w:after="60" w:line="252" w:lineRule="auto"/>
+              <w:jc w:val="left"/>
+            </w:pPr>
+            <w:r/>
+            <w:r>
+              <w:t>512.25</w:t>
+            </w:r>
+          </w:p>
+        </w:tc>
+        <w:tc>
+          <w:tcPr>
+            <w:tcW w:type="dxa" w:w="2016"/>
+            <w:shd w:fill="F8FAFC"/>
+            <w:tcMar>
+              <w:top w:w="100" w:type="dxa"/>
+              <w:bottom w:w="100" w:type="dxa"/>
+              <w:left w:w="120" w:type="dxa"/>
+              <w:right w:w="120" w:type="dxa"/>
+            </w:tcMar>
+            <w:tcBorders>
+              <w:top w:val="single" w:sz="4" w:space="0" w:color="CCCCCC"/>
+              <w:bottom w:val="single" w:sz="4" w:space="0" w:color="CCCCCC"/>
+              <w:left w:val="single" w:sz="4" w:space="0" w:color="CCCCCC"/>
+              <w:right w:val="single" w:sz="4" w:space="0" w:color="CCCCCC"/>
+            </w:tcBorders>
+          </w:tcPr>
+          <w:p>
+            <w:pPr>
+              <w:spacing w:before="60" w:after="60" w:line="252" w:lineRule="auto"/>
+              <w:jc w:val="left"/>
+            </w:pPr>
+            <w:r/>
+            <w:r>
+              <w:t>520.25</w:t>
+            </w:r>
+          </w:p>
+        </w:tc>
+        <w:tc>
+          <w:tcPr>
+            <w:tcW w:type="dxa" w:w="1152"/>
+            <w:shd w:fill="F8FAFC"/>
+            <w:tcMar>
+              <w:top w:w="100" w:type="dxa"/>
+              <w:bottom w:w="100" w:type="dxa"/>
+              <w:left w:w="120" w:type="dxa"/>
+              <w:right w:w="120" w:type="dxa"/>
+            </w:tcMar>
+            <w:tcBorders>
+              <w:top w:val="single" w:sz="4" w:space="0" w:color="CCCCCC"/>
+              <w:bottom w:val="single" w:sz="4" w:space="0" w:color="CCCCCC"/>
+              <w:left w:val="single" w:sz="4" w:space="0" w:color="CCCCCC"/>
+              <w:right w:val="single" w:sz="4" w:space="0" w:color="CCCCCC"/>
+            </w:tcBorders>
+          </w:tcPr>
+          <w:p>
+            <w:pPr>
+              <w:spacing w:before="60" w:after="60" w:line="252" w:lineRule="auto"/>
+              <w:jc w:val="left"/>
+            </w:pPr>
+            <w:r/>
+            <w:r>
+              <w:t>505.25</w:t>
+            </w:r>
+          </w:p>
+        </w:tc>
+        <w:tc>
+          <w:tcPr>
+            <w:tcW w:type="dxa" w:w="1728"/>
+            <w:shd w:fill="F8FAFC"/>
+            <w:tcMar>
+              <w:top w:w="100" w:type="dxa"/>
+              <w:bottom w:w="100" w:type="dxa"/>
+              <w:left w:w="120" w:type="dxa"/>
+              <w:right w:w="120" w:type="dxa"/>
+            </w:tcMar>
+            <w:tcBorders>
+              <w:top w:val="single" w:sz="4" w:space="0" w:color="CCCCCC"/>
+              <w:bottom w:val="single" w:sz="4" w:space="0" w:color="CCCCCC"/>
+              <w:left w:val="single" w:sz="4" w:space="0" w:color="CCCCCC"/>
+              <w:right w:val="single" w:sz="4" w:space="0" w:color="CCCCCC"/>
+            </w:tcBorders>
+          </w:tcPr>
+          <w:p>
+            <w:pPr>
+              <w:spacing w:before="60" w:after="60" w:line="252" w:lineRule="auto"/>
+              <w:jc w:val="left"/>
+            </w:pPr>
+            <w:r/>
+            <w:r>
+              <w:rPr>
+                <w:b/>
+              </w:rPr>
+              <w:t>513.75</w:t>
+            </w:r>
+          </w:p>
+        </w:tc>
+        <w:tc>
+          <w:tcPr>
+            <w:tcW w:type="dxa" w:w="3456"/>
+            <w:shd w:fill="F8FAFC"/>
+            <w:tcMar>
+              <w:top w:w="100" w:type="dxa"/>
+              <w:bottom w:w="100" w:type="dxa"/>
+              <w:left w:w="120" w:type="dxa"/>
+              <w:right w:w="120" w:type="dxa"/>
+            </w:tcMar>
+            <w:tcBorders>
+              <w:top w:val="single" w:sz="4" w:space="0" w:color="CCCCCC"/>
+              <w:bottom w:val="single" w:sz="4" w:space="0" w:color="CCCCCC"/>
+              <w:left w:val="single" w:sz="4" w:space="0" w:color="CCCCCC"/>
+              <w:right w:val="single" w:sz="4" w:space="0" w:color="CCCCCC"/>
+            </w:tcBorders>
+          </w:tcPr>
+          <w:p>
+            <w:pPr>
+              <w:spacing w:before="60" w:after="60" w:line="252" w:lineRule="auto"/>
+              <w:jc w:val="left"/>
+            </w:pPr>
+            <w:r/>
+            <w:r>
+              <w:rPr>
+                <w:b/>
+              </w:rPr>
+              <w:t>+1.50</w:t>
+            </w:r>
+          </w:p>
+        </w:tc>
+        <w:tc>
+          <w:tcPr>
+            <w:tcW w:type="dxa" w:w="1440"/>
+            <w:shd w:fill="F8FAFC"/>
+            <w:tcMar>
+              <w:top w:w="100" w:type="dxa"/>
+              <w:bottom w:w="100" w:type="dxa"/>
+              <w:left w:w="120" w:type="dxa"/>
+              <w:right w:w="120" w:type="dxa"/>
+            </w:tcMar>
+            <w:tcBorders>
+              <w:top w:val="single" w:sz="4" w:space="0" w:color="CCCCCC"/>
+              <w:bottom w:val="single" w:sz="4" w:space="0" w:color="CCCCCC"/>
+              <w:left w:val="single" w:sz="4" w:space="0" w:color="CCCCCC"/>
+              <w:right w:val="single" w:sz="4" w:space="0" w:color="CCCCCC"/>
+            </w:tcBorders>
+          </w:tcPr>
+          <w:p>
+            <w:pPr>
+              <w:spacing w:before="60" w:after="60" w:line="252" w:lineRule="auto"/>
+              <w:jc w:val="left"/>
+            </w:pPr>
+            <w:r/>
+            <w:r>
+              <w:t>BULL</w:t>
+            </w:r>
+          </w:p>
+        </w:tc>
+      </w:tr>
+      <w:tr>
+        <w:tc>
+          <w:tcPr>
+            <w:tcW w:type="dxa" w:w="1584"/>
+            <w:shd w:fill="FFFFFF"/>
+            <w:tcMar>
+              <w:top w:w="100" w:type="dxa"/>
+              <w:bottom w:w="100" w:type="dxa"/>
+              <w:left w:w="120" w:type="dxa"/>
+              <w:right w:w="120" w:type="dxa"/>
+            </w:tcMar>
+            <w:tcBorders>
+              <w:top w:val="single" w:sz="4" w:space="0" w:color="CCCCCC"/>
+              <w:bottom w:val="single" w:sz="4" w:space="0" w:color="CCCCCC"/>
+              <w:left w:val="single" w:sz="4" w:space="0" w:color="CCCCCC"/>
+              <w:right w:val="single" w:sz="4" w:space="0" w:color="CCCCCC"/>
+            </w:tcBorders>
+          </w:tcPr>
+          <w:p>
+            <w:pPr>
+              <w:spacing w:before="60" w:after="60" w:line="252" w:lineRule="auto"/>
+              <w:jc w:val="left"/>
+            </w:pPr>
+            <w:r/>
+            <w:r>
+              <w:rPr>
+                <w:b/>
+              </w:rPr>
+              <w:t>Wed 19/08</w:t>
+            </w:r>
+          </w:p>
+        </w:tc>
+        <w:tc>
+          <w:tcPr>
+            <w:tcW w:type="dxa" w:w="864"/>
+            <w:shd w:fill="FFFFFF"/>
+            <w:tcMar>
+              <w:top w:w="100" w:type="dxa"/>
+              <w:bottom w:w="100" w:type="dxa"/>
+              <w:left w:w="120" w:type="dxa"/>
+              <w:right w:w="120" w:type="dxa"/>
+            </w:tcMar>
+            <w:tcBorders>
+              <w:top w:val="single" w:sz="4" w:space="0" w:color="CCCCCC"/>
+              <w:bottom w:val="single" w:sz="4" w:space="0" w:color="CCCCCC"/>
+              <w:left w:val="single" w:sz="4" w:space="0" w:color="CCCCCC"/>
+              <w:right w:val="single" w:sz="4" w:space="0" w:color="CCCCCC"/>
+            </w:tcBorders>
+          </w:tcPr>
+          <w:p>
+            <w:pPr>
+              <w:spacing w:before="60" w:after="60" w:line="252" w:lineRule="auto"/>
+              <w:jc w:val="left"/>
+            </w:pPr>
+            <w:r/>
+            <w:r>
+              <w:t>NY Close 23-01</w:t>
+            </w:r>
+          </w:p>
+        </w:tc>
+        <w:tc>
+          <w:tcPr>
+            <w:tcW w:type="dxa" w:w="1440"/>
+            <w:shd w:fill="FFFFFF"/>
+            <w:tcMar>
+              <w:top w:w="100" w:type="dxa"/>
+              <w:bottom w:w="100" w:type="dxa"/>
+              <w:left w:w="120" w:type="dxa"/>
+              <w:right w:w="120" w:type="dxa"/>
+            </w:tcMar>
+            <w:tcBorders>
+              <w:top w:val="single" w:sz="4" w:space="0" w:color="CCCCCC"/>
+              <w:bottom w:val="single" w:sz="4" w:space="0" w:color="CCCCCC"/>
+              <w:left w:val="single" w:sz="4" w:space="0" w:color="CCCCCC"/>
+              <w:right w:val="single" w:sz="4" w:space="0" w:color="CCCCCC"/>
+            </w:tcBorders>
+          </w:tcPr>
+          <w:p>
+            <w:pPr>
+              <w:spacing w:before="60" w:after="60" w:line="252" w:lineRule="auto"/>
+              <w:jc w:val="left"/>
+            </w:pPr>
+            <w:r/>
+            <w:r>
+              <w:t>513.75</w:t>
+            </w:r>
+          </w:p>
+        </w:tc>
+        <w:tc>
+          <w:tcPr>
+            <w:tcW w:type="dxa" w:w="2016"/>
+            <w:shd w:fill="FFFFFF"/>
+            <w:tcMar>
+              <w:top w:w="100" w:type="dxa"/>
+              <w:bottom w:w="100" w:type="dxa"/>
+              <w:left w:w="120" w:type="dxa"/>
+              <w:right w:w="120" w:type="dxa"/>
+            </w:tcMar>
+            <w:tcBorders>
+              <w:top w:val="single" w:sz="4" w:space="0" w:color="CCCCCC"/>
+              <w:bottom w:val="single" w:sz="4" w:space="0" w:color="CCCCCC"/>
+              <w:left w:val="single" w:sz="4" w:space="0" w:color="CCCCCC"/>
+              <w:right w:val="single" w:sz="4" w:space="0" w:color="CCCCCC"/>
+            </w:tcBorders>
+          </w:tcPr>
+          <w:p>
+            <w:pPr>
+              <w:spacing w:before="60" w:after="60" w:line="252" w:lineRule="auto"/>
+              <w:jc w:val="left"/>
+            </w:pPr>
+            <w:r/>
+            <w:r>
+              <w:t>518.25</w:t>
+            </w:r>
+          </w:p>
+        </w:tc>
+        <w:tc>
+          <w:tcPr>
+            <w:tcW w:type="dxa" w:w="1152"/>
+            <w:shd w:fill="FFFFFF"/>
+            <w:tcMar>
+              <w:top w:w="100" w:type="dxa"/>
+              <w:bottom w:w="100" w:type="dxa"/>
+              <w:left w:w="120" w:type="dxa"/>
+              <w:right w:w="120" w:type="dxa"/>
+            </w:tcMar>
+            <w:tcBorders>
+              <w:top w:val="single" w:sz="4" w:space="0" w:color="CCCCCC"/>
+              <w:bottom w:val="single" w:sz="4" w:space="0" w:color="CCCCCC"/>
+              <w:left w:val="single" w:sz="4" w:space="0" w:color="CCCCCC"/>
+              <w:right w:val="single" w:sz="4" w:space="0" w:color="CCCCCC"/>
+            </w:tcBorders>
+          </w:tcPr>
+          <w:p>
+            <w:pPr>
+              <w:spacing w:before="60" w:after="60" w:line="252" w:lineRule="auto"/>
+              <w:jc w:val="left"/>
+            </w:pPr>
+            <w:r/>
+            <w:r>
+              <w:t>509.50</w:t>
+            </w:r>
+          </w:p>
+        </w:tc>
+        <w:tc>
+          <w:tcPr>
+            <w:tcW w:type="dxa" w:w="1728"/>
+            <w:shd w:fill="FFFFFF"/>
+            <w:tcMar>
+              <w:top w:w="100" w:type="dxa"/>
+              <w:bottom w:w="100" w:type="dxa"/>
+              <w:left w:w="120" w:type="dxa"/>
+              <w:right w:w="120" w:type="dxa"/>
+            </w:tcMar>
+            <w:tcBorders>
+              <w:top w:val="single" w:sz="4" w:space="0" w:color="CCCCCC"/>
+              <w:bottom w:val="single" w:sz="4" w:space="0" w:color="CCCCCC"/>
+              <w:left w:val="single" w:sz="4" w:space="0" w:color="CCCCCC"/>
+              <w:right w:val="single" w:sz="4" w:space="0" w:color="CCCCCC"/>
+            </w:tcBorders>
+          </w:tcPr>
+          <w:p>
+            <w:pPr>
+              <w:spacing w:before="60" w:after="60" w:line="252" w:lineRule="auto"/>
+              <w:jc w:val="left"/>
+            </w:pPr>
+            <w:r/>
+            <w:r>
+              <w:rPr>
+                <w:b/>
+              </w:rPr>
+              <w:t>513.25</w:t>
+            </w:r>
+          </w:p>
+        </w:tc>
+        <w:tc>
+          <w:tcPr>
+            <w:tcW w:type="dxa" w:w="3456"/>
+            <w:shd w:fill="FFFFFF"/>
+            <w:tcMar>
+              <w:top w:w="100" w:type="dxa"/>
+              <w:bottom w:w="100" w:type="dxa"/>
+              <w:left w:w="120" w:type="dxa"/>
+              <w:right w:w="120" w:type="dxa"/>
+            </w:tcMar>
+            <w:tcBorders>
+              <w:top w:val="single" w:sz="4" w:space="0" w:color="CCCCCC"/>
+              <w:bottom w:val="single" w:sz="4" w:space="0" w:color="CCCCCC"/>
+              <w:left w:val="single" w:sz="4" w:space="0" w:color="CCCCCC"/>
+              <w:right w:val="single" w:sz="4" w:space="0" w:color="CCCCCC"/>
+            </w:tcBorders>
+          </w:tcPr>
+          <w:p>
+            <w:pPr>
+              <w:spacing w:before="60" w:after="60" w:line="252" w:lineRule="auto"/>
+              <w:jc w:val="left"/>
+            </w:pPr>
+            <w:r/>
+            <w:r>
+              <w:rPr>
+                <w:b/>
+              </w:rPr>
+              <w:t>-0.50</w:t>
+            </w:r>
+          </w:p>
+        </w:tc>
+        <w:tc>
+          <w:tcPr>
+            <w:tcW w:type="dxa" w:w="1440"/>
+            <w:shd w:fill="FFFFFF"/>
+            <w:tcMar>
+              <w:top w:w="100" w:type="dxa"/>
+              <w:bottom w:w="100" w:type="dxa"/>
+              <w:left w:w="120" w:type="dxa"/>
+              <w:right w:w="120" w:type="dxa"/>
+            </w:tcMar>
+            <w:tcBorders>
+              <w:top w:val="single" w:sz="4" w:space="0" w:color="CCCCCC"/>
+              <w:bottom w:val="single" w:sz="4" w:space="0" w:color="CCCCCC"/>
+              <w:left w:val="single" w:sz="4" w:space="0" w:color="CCCCCC"/>
+              <w:right w:val="single" w:sz="4" w:space="0" w:color="CCCCCC"/>
+            </w:tcBorders>
+          </w:tcPr>
+          <w:p>
+            <w:pPr>
+              <w:spacing w:before="60" w:after="60" w:line="252" w:lineRule="auto"/>
+              <w:jc w:val="left"/>
+            </w:pPr>
+            <w:r/>
+            <w:r>
+              <w:t>BEAR</w:t>
+            </w:r>
+          </w:p>
+        </w:tc>
+      </w:tr>
+      <w:tr>
+        <w:tc>
+          <w:tcPr>
+            <w:tcW w:type="dxa" w:w="1584"/>
+            <w:shd w:fill="F8FAFC"/>
+            <w:tcMar>
+              <w:top w:w="100" w:type="dxa"/>
+              <w:bottom w:w="100" w:type="dxa"/>
+              <w:left w:w="120" w:type="dxa"/>
+              <w:right w:w="120" w:type="dxa"/>
+            </w:tcMar>
+            <w:tcBorders>
+              <w:top w:val="single" w:sz="4" w:space="0" w:color="CCCCCC"/>
+              <w:bottom w:val="single" w:sz="4" w:space="0" w:color="CCCCCC"/>
+              <w:left w:val="single" w:sz="4" w:space="0" w:color="CCCCCC"/>
+              <w:right w:val="single" w:sz="4" w:space="0" w:color="CCCCCC"/>
+            </w:tcBorders>
+          </w:tcPr>
+          <w:p>
+            <w:pPr>
+              <w:spacing w:before="60" w:after="60" w:line="252" w:lineRule="auto"/>
+              <w:jc w:val="left"/>
+            </w:pPr>
+            <w:r/>
+            <w:r>
+              <w:rPr>
+                <w:b/>
+              </w:rPr>
+              <w:t>Thu 20/08</w:t>
+            </w:r>
+          </w:p>
+        </w:tc>
+        <w:tc>
+          <w:tcPr>
+            <w:tcW w:type="dxa" w:w="864"/>
+            <w:shd w:fill="F8FAFC"/>
+            <w:tcMar>
+              <w:top w:w="100" w:type="dxa"/>
+              <w:bottom w:w="100" w:type="dxa"/>
+              <w:left w:w="120" w:type="dxa"/>
+              <w:right w:w="120" w:type="dxa"/>
+            </w:tcMar>
+            <w:tcBorders>
+              <w:top w:val="single" w:sz="4" w:space="0" w:color="CCCCCC"/>
+              <w:bottom w:val="single" w:sz="4" w:space="0" w:color="CCCCCC"/>
+              <w:left w:val="single" w:sz="4" w:space="0" w:color="CCCCCC"/>
+              <w:right w:val="single" w:sz="4" w:space="0" w:color="CCCCCC"/>
+            </w:tcBorders>
+          </w:tcPr>
+          <w:p>
+            <w:pPr>
+              <w:spacing w:before="60" w:after="60" w:line="252" w:lineRule="auto"/>
+              <w:jc w:val="left"/>
+            </w:pPr>
+            <w:r/>
+            <w:r>
+              <w:t>Asia 07-11</w:t>
+            </w:r>
+          </w:p>
+        </w:tc>
+        <w:tc>
+          <w:tcPr>
+            <w:tcW w:type="dxa" w:w="1440"/>
+            <w:shd w:fill="F8FAFC"/>
+            <w:tcMar>
+              <w:top w:w="100" w:type="dxa"/>
+              <w:bottom w:w="100" w:type="dxa"/>
+              <w:left w:w="120" w:type="dxa"/>
+              <w:right w:w="120" w:type="dxa"/>
+            </w:tcMar>
+            <w:tcBorders>
+              <w:top w:val="single" w:sz="4" w:space="0" w:color="CCCCCC"/>
+              <w:bottom w:val="single" w:sz="4" w:space="0" w:color="CCCCCC"/>
+              <w:left w:val="single" w:sz="4" w:space="0" w:color="CCCCCC"/>
+              <w:right w:val="single" w:sz="4" w:space="0" w:color="CCCCCC"/>
+            </w:tcBorders>
+          </w:tcPr>
+          <w:p>
+            <w:pPr>
+              <w:spacing w:before="60" w:after="60" w:line="252" w:lineRule="auto"/>
+              <w:jc w:val="left"/>
+            </w:pPr>
+            <w:r/>
+            <w:r>
+              <w:t>513.25</w:t>
+            </w:r>
+          </w:p>
+        </w:tc>
+        <w:tc>
+          <w:tcPr>
+            <w:tcW w:type="dxa" w:w="2016"/>
+            <w:shd w:fill="F8FAFC"/>
+            <w:tcMar>
+              <w:top w:w="100" w:type="dxa"/>
+              <w:bottom w:w="100" w:type="dxa"/>
+              <w:left w:w="120" w:type="dxa"/>
+              <w:right w:w="120" w:type="dxa"/>
+            </w:tcMar>
+            <w:tcBorders>
+              <w:top w:val="single" w:sz="4" w:space="0" w:color="CCCCCC"/>
+              <w:bottom w:val="single" w:sz="4" w:space="0" w:color="CCCCCC"/>
+              <w:left w:val="single" w:sz="4" w:space="0" w:color="CCCCCC"/>
+              <w:right w:val="single" w:sz="4" w:space="0" w:color="CCCCCC"/>
+            </w:tcBorders>
+          </w:tcPr>
+          <w:p>
+            <w:pPr>
+              <w:spacing w:before="60" w:after="60" w:line="252" w:lineRule="auto"/>
+              <w:jc w:val="left"/>
+            </w:pPr>
+            <w:r/>
+            <w:r>
+              <w:t>515.50</w:t>
+            </w:r>
+          </w:p>
+        </w:tc>
+        <w:tc>
+          <w:tcPr>
+            <w:tcW w:type="dxa" w:w="1152"/>
+            <w:shd w:fill="F8FAFC"/>
+            <w:tcMar>
+              <w:top w:w="100" w:type="dxa"/>
+              <w:bottom w:w="100" w:type="dxa"/>
+              <w:left w:w="120" w:type="dxa"/>
+              <w:right w:w="120" w:type="dxa"/>
+            </w:tcMar>
+            <w:tcBorders>
+              <w:top w:val="single" w:sz="4" w:space="0" w:color="CCCCCC"/>
+              <w:bottom w:val="single" w:sz="4" w:space="0" w:color="CCCCCC"/>
+              <w:left w:val="single" w:sz="4" w:space="0" w:color="CCCCCC"/>
+              <w:right w:val="single" w:sz="4" w:space="0" w:color="CCCCCC"/>
+            </w:tcBorders>
+          </w:tcPr>
+          <w:p>
+            <w:pPr>
+              <w:spacing w:before="60" w:after="60" w:line="252" w:lineRule="auto"/>
+              <w:jc w:val="left"/>
+            </w:pPr>
+            <w:r/>
+            <w:r>
+              <w:t>510.50</w:t>
+            </w:r>
+          </w:p>
+        </w:tc>
+        <w:tc>
+          <w:tcPr>
+            <w:tcW w:type="dxa" w:w="1728"/>
+            <w:shd w:fill="F8FAFC"/>
+            <w:tcMar>
+              <w:top w:w="100" w:type="dxa"/>
+              <w:bottom w:w="100" w:type="dxa"/>
+              <w:left w:w="120" w:type="dxa"/>
+              <w:right w:w="120" w:type="dxa"/>
+            </w:tcMar>
+            <w:tcBorders>
+              <w:top w:val="single" w:sz="4" w:space="0" w:color="CCCCCC"/>
+              <w:bottom w:val="single" w:sz="4" w:space="0" w:color="CCCCCC"/>
+              <w:left w:val="single" w:sz="4" w:space="0" w:color="CCCCCC"/>
+              <w:right w:val="single" w:sz="4" w:space="0" w:color="CCCCCC"/>
+            </w:tcBorders>
+          </w:tcPr>
+          <w:p>
+            <w:pPr>
+              <w:spacing w:before="60" w:after="60" w:line="252" w:lineRule="auto"/>
+              <w:jc w:val="left"/>
+            </w:pPr>
+            <w:r/>
+            <w:r>
+              <w:rPr>
+                <w:b/>
+              </w:rPr>
+              <w:t>513.00</w:t>
+            </w:r>
+          </w:p>
+        </w:tc>
+        <w:tc>
+          <w:tcPr>
+            <w:tcW w:type="dxa" w:w="3456"/>
+            <w:shd w:fill="F8FAFC"/>
+            <w:tcMar>
+              <w:top w:w="100" w:type="dxa"/>
+              <w:bottom w:w="100" w:type="dxa"/>
+              <w:left w:w="120" w:type="dxa"/>
+              <w:right w:w="120" w:type="dxa"/>
+            </w:tcMar>
+            <w:tcBorders>
+              <w:top w:val="single" w:sz="4" w:space="0" w:color="CCCCCC"/>
+              <w:bottom w:val="single" w:sz="4" w:space="0" w:color="CCCCCC"/>
+              <w:left w:val="single" w:sz="4" w:space="0" w:color="CCCCCC"/>
+              <w:right w:val="single" w:sz="4" w:space="0" w:color="CCCCCC"/>
+            </w:tcBorders>
+          </w:tcPr>
+          <w:p>
+            <w:pPr>
+              <w:spacing w:before="60" w:after="60" w:line="252" w:lineRule="auto"/>
+              <w:jc w:val="left"/>
+            </w:pPr>
+            <w:r/>
+            <w:r>
+              <w:rPr>
+                <w:b/>
+              </w:rPr>
+              <w:t>-0.25</w:t>
+            </w:r>
+          </w:p>
+        </w:tc>
+        <w:tc>
+          <w:tcPr>
+            <w:tcW w:type="dxa" w:w="1440"/>
+            <w:shd w:fill="F8FAFC"/>
+            <w:tcMar>
+              <w:top w:w="100" w:type="dxa"/>
+              <w:bottom w:w="100" w:type="dxa"/>
+              <w:left w:w="120" w:type="dxa"/>
+              <w:right w:w="120" w:type="dxa"/>
+            </w:tcMar>
+            <w:tcBorders>
+              <w:top w:val="single" w:sz="4" w:space="0" w:color="CCCCCC"/>
+              <w:bottom w:val="single" w:sz="4" w:space="0" w:color="CCCCCC"/>
+              <w:left w:val="single" w:sz="4" w:space="0" w:color="CCCCCC"/>
+              <w:right w:val="single" w:sz="4" w:space="0" w:color="CCCCCC"/>
+            </w:tcBorders>
+          </w:tcPr>
+          <w:p>
+            <w:pPr>
+              <w:spacing w:before="60" w:after="60" w:line="252" w:lineRule="auto"/>
+              <w:jc w:val="left"/>
+            </w:pPr>
+            <w:r/>
+            <w:r>
+              <w:t>BEAR</w:t>
+            </w:r>
+          </w:p>
+        </w:tc>
+      </w:tr>
+      <w:tr>
+        <w:tc>
+          <w:tcPr>
+            <w:tcW w:type="dxa" w:w="1584"/>
+            <w:shd w:fill="FFFFFF"/>
+            <w:tcMar>
+              <w:top w:w="100" w:type="dxa"/>
+              <w:bottom w:w="100" w:type="dxa"/>
+              <w:left w:w="120" w:type="dxa"/>
+              <w:right w:w="120" w:type="dxa"/>
+            </w:tcMar>
+            <w:tcBorders>
+              <w:top w:val="single" w:sz="4" w:space="0" w:color="CCCCCC"/>
+              <w:bottom w:val="single" w:sz="4" w:space="0" w:color="CCCCCC"/>
+              <w:left w:val="single" w:sz="4" w:space="0" w:color="CCCCCC"/>
+              <w:right w:val="single" w:sz="4" w:space="0" w:color="CCCCCC"/>
+            </w:tcBorders>
+          </w:tcPr>
+          <w:p>
+            <w:pPr>
+              <w:spacing w:before="60" w:after="60" w:line="252" w:lineRule="auto"/>
+              <w:jc w:val="left"/>
+            </w:pPr>
+            <w:r/>
+            <w:r>
+              <w:rPr>
+                <w:b/>
+              </w:rPr>
+              <w:t>Thu 20/08</w:t>
+            </w:r>
+          </w:p>
+        </w:tc>
+        <w:tc>
+          <w:tcPr>
+            <w:tcW w:type="dxa" w:w="864"/>
+            <w:shd w:fill="FFFFFF"/>
+            <w:tcMar>
+              <w:top w:w="100" w:type="dxa"/>
+              <w:bottom w:w="100" w:type="dxa"/>
+              <w:left w:w="120" w:type="dxa"/>
+              <w:right w:w="120" w:type="dxa"/>
+            </w:tcMar>
+            <w:tcBorders>
+              <w:top w:val="single" w:sz="4" w:space="0" w:color="CCCCCC"/>
+              <w:bottom w:val="single" w:sz="4" w:space="0" w:color="CCCCCC"/>
+              <w:left w:val="single" w:sz="4" w:space="0" w:color="CCCCCC"/>
+              <w:right w:val="single" w:sz="4" w:space="0" w:color="CCCCCC"/>
+            </w:tcBorders>
+          </w:tcPr>
+          <w:p>
+            <w:pPr>
+              <w:spacing w:before="60" w:after="60" w:line="252" w:lineRule="auto"/>
+              <w:jc w:val="left"/>
+            </w:pPr>
+            <w:r/>
+            <w:r>
+              <w:t>Asia 11-15</w:t>
+            </w:r>
+          </w:p>
+        </w:tc>
+        <w:tc>
+          <w:tcPr>
+            <w:tcW w:type="dxa" w:w="1440"/>
+            <w:shd w:fill="FFFFFF"/>
+            <w:tcMar>
+              <w:top w:w="100" w:type="dxa"/>
+              <w:bottom w:w="100" w:type="dxa"/>
+              <w:left w:w="120" w:type="dxa"/>
+              <w:right w:w="120" w:type="dxa"/>
+            </w:tcMar>
+            <w:tcBorders>
+              <w:top w:val="single" w:sz="4" w:space="0" w:color="CCCCCC"/>
+              <w:bottom w:val="single" w:sz="4" w:space="0" w:color="CCCCCC"/>
+              <w:left w:val="single" w:sz="4" w:space="0" w:color="CCCCCC"/>
+              <w:right w:val="single" w:sz="4" w:space="0" w:color="CCCCCC"/>
+            </w:tcBorders>
+          </w:tcPr>
+          <w:p>
+            <w:pPr>
+              <w:spacing w:before="60" w:after="60" w:line="252" w:lineRule="auto"/>
+              <w:jc w:val="left"/>
+            </w:pPr>
+            <w:r/>
+            <w:r>
+              <w:t>513.00</w:t>
+            </w:r>
+          </w:p>
+        </w:tc>
+        <w:tc>
+          <w:tcPr>
+            <w:tcW w:type="dxa" w:w="2016"/>
+            <w:shd w:fill="FFFFFF"/>
+            <w:tcMar>
+              <w:top w:w="100" w:type="dxa"/>
+              <w:bottom w:w="100" w:type="dxa"/>
+              <w:left w:w="120" w:type="dxa"/>
+              <w:right w:w="120" w:type="dxa"/>
+            </w:tcMar>
+            <w:tcBorders>
+              <w:top w:val="single" w:sz="4" w:space="0" w:color="CCCCCC"/>
+              <w:bottom w:val="single" w:sz="4" w:space="0" w:color="CCCCCC"/>
+              <w:left w:val="single" w:sz="4" w:space="0" w:color="CCCCCC"/>
+              <w:right w:val="single" w:sz="4" w:space="0" w:color="CCCCCC"/>
+            </w:tcBorders>
+          </w:tcPr>
+          <w:p>
+            <w:pPr>
+              <w:spacing w:before="60" w:after="60" w:line="252" w:lineRule="auto"/>
+              <w:jc w:val="left"/>
+            </w:pPr>
+            <w:r/>
+            <w:r>
+              <w:t>515.00</w:t>
+            </w:r>
+          </w:p>
+        </w:tc>
+        <w:tc>
+          <w:tcPr>
+            <w:tcW w:type="dxa" w:w="1152"/>
+            <w:shd w:fill="FFFFFF"/>
+            <w:tcMar>
+              <w:top w:w="100" w:type="dxa"/>
+              <w:bottom w:w="100" w:type="dxa"/>
+              <w:left w:w="120" w:type="dxa"/>
+              <w:right w:w="120" w:type="dxa"/>
+            </w:tcMar>
+            <w:tcBorders>
+              <w:top w:val="single" w:sz="4" w:space="0" w:color="CCCCCC"/>
+              <w:bottom w:val="single" w:sz="4" w:space="0" w:color="CCCCCC"/>
+              <w:left w:val="single" w:sz="4" w:space="0" w:color="CCCCCC"/>
+              <w:right w:val="single" w:sz="4" w:space="0" w:color="CCCCCC"/>
+            </w:tcBorders>
+          </w:tcPr>
+          <w:p>
+            <w:pPr>
+              <w:spacing w:before="60" w:after="60" w:line="252" w:lineRule="auto"/>
+              <w:jc w:val="left"/>
+            </w:pPr>
+            <w:r/>
+            <w:r>
+              <w:t>508.50</w:t>
+            </w:r>
+          </w:p>
+        </w:tc>
+        <w:tc>
+          <w:tcPr>
+            <w:tcW w:type="dxa" w:w="1728"/>
+            <w:shd w:fill="FFFFFF"/>
+            <w:tcMar>
+              <w:top w:w="100" w:type="dxa"/>
+              <w:bottom w:w="100" w:type="dxa"/>
+              <w:left w:w="120" w:type="dxa"/>
+              <w:right w:w="120" w:type="dxa"/>
+            </w:tcMar>
+            <w:tcBorders>
+              <w:top w:val="single" w:sz="4" w:space="0" w:color="CCCCCC"/>
+              <w:bottom w:val="single" w:sz="4" w:space="0" w:color="CCCCCC"/>
+              <w:left w:val="single" w:sz="4" w:space="0" w:color="CCCCCC"/>
+              <w:right w:val="single" w:sz="4" w:space="0" w:color="CCCCCC"/>
+            </w:tcBorders>
+          </w:tcPr>
+          <w:p>
+            <w:pPr>
+              <w:spacing w:before="60" w:after="60" w:line="252" w:lineRule="auto"/>
+              <w:jc w:val="left"/>
+            </w:pPr>
+            <w:r/>
+            <w:r>
+              <w:rPr>
+                <w:b/>
+              </w:rPr>
+              <w:t>513.25</w:t>
+            </w:r>
+          </w:p>
+        </w:tc>
+        <w:tc>
+          <w:tcPr>
+            <w:tcW w:type="dxa" w:w="3456"/>
+            <w:shd w:fill="FFFFFF"/>
+            <w:tcMar>
+              <w:top w:w="100" w:type="dxa"/>
+              <w:bottom w:w="100" w:type="dxa"/>
+              <w:left w:w="120" w:type="dxa"/>
+              <w:right w:w="120" w:type="dxa"/>
+            </w:tcMar>
+            <w:tcBorders>
+              <w:top w:val="single" w:sz="4" w:space="0" w:color="CCCCCC"/>
+              <w:bottom w:val="single" w:sz="4" w:space="0" w:color="CCCCCC"/>
+              <w:left w:val="single" w:sz="4" w:space="0" w:color="CCCCCC"/>
+              <w:right w:val="single" w:sz="4" w:space="0" w:color="CCCCCC"/>
+            </w:tcBorders>
+          </w:tcPr>
+          <w:p>
+            <w:pPr>
+              <w:spacing w:before="60" w:after="60" w:line="252" w:lineRule="auto"/>
+              <w:jc w:val="left"/>
+            </w:pPr>
+            <w:r/>
+            <w:r>
+              <w:rPr>
+                <w:b/>
+              </w:rPr>
+              <w:t>+0.25</w:t>
+            </w:r>
+          </w:p>
+        </w:tc>
+        <w:tc>
+          <w:tcPr>
+            <w:tcW w:type="dxa" w:w="1440"/>
+            <w:shd w:fill="FFFFFF"/>
+            <w:tcMar>
+              <w:top w:w="100" w:type="dxa"/>
+              <w:bottom w:w="100" w:type="dxa"/>
+              <w:left w:w="120" w:type="dxa"/>
+              <w:right w:w="120" w:type="dxa"/>
+            </w:tcMar>
+            <w:tcBorders>
+              <w:top w:val="single" w:sz="4" w:space="0" w:color="CCCCCC"/>
+              <w:bottom w:val="single" w:sz="4" w:space="0" w:color="CCCCCC"/>
+              <w:left w:val="single" w:sz="4" w:space="0" w:color="CCCCCC"/>
+              <w:right w:val="single" w:sz="4" w:space="0" w:color="CCCCCC"/>
+            </w:tcBorders>
+          </w:tcPr>
+          <w:p>
+            <w:pPr>
+              <w:spacing w:before="60" w:after="60" w:line="252" w:lineRule="auto"/>
+              <w:jc w:val="left"/>
+            </w:pPr>
+            <w:r/>
+            <w:r>
+              <w:t>BULL</w:t>
+            </w:r>
+          </w:p>
+        </w:tc>
+      </w:tr>
+      <w:tr>
+        <w:tc>
+          <w:tcPr>
+            <w:tcW w:type="dxa" w:w="1584"/>
+            <w:shd w:fill="F8FAFC"/>
+            <w:tcMar>
+              <w:top w:w="100" w:type="dxa"/>
+              <w:bottom w:w="100" w:type="dxa"/>
+              <w:left w:w="120" w:type="dxa"/>
+              <w:right w:w="120" w:type="dxa"/>
+            </w:tcMar>
+            <w:tcBorders>
+              <w:top w:val="single" w:sz="4" w:space="0" w:color="CCCCCC"/>
+              <w:bottom w:val="single" w:sz="4" w:space="0" w:color="CCCCCC"/>
+              <w:left w:val="single" w:sz="4" w:space="0" w:color="CCCCCC"/>
+              <w:right w:val="single" w:sz="4" w:space="0" w:color="CCCCCC"/>
+            </w:tcBorders>
+          </w:tcPr>
+          <w:p>
+            <w:pPr>
+              <w:spacing w:before="60" w:after="60" w:line="252" w:lineRule="auto"/>
+              <w:jc w:val="left"/>
+            </w:pPr>
+            <w:r/>
+            <w:r>
+              <w:rPr>
+                <w:b/>
+              </w:rPr>
+              <w:t>Thu 20/08</w:t>
+            </w:r>
+          </w:p>
+        </w:tc>
+        <w:tc>
+          <w:tcPr>
+            <w:tcW w:type="dxa" w:w="864"/>
+            <w:shd w:fill="F8FAFC"/>
+            <w:tcMar>
+              <w:top w:w="100" w:type="dxa"/>
+              <w:bottom w:w="100" w:type="dxa"/>
+              <w:left w:w="120" w:type="dxa"/>
+              <w:right w:w="120" w:type="dxa"/>
+            </w:tcMar>
+            <w:tcBorders>
+              <w:top w:val="single" w:sz="4" w:space="0" w:color="CCCCCC"/>
+              <w:bottom w:val="single" w:sz="4" w:space="0" w:color="CCCCCC"/>
+              <w:left w:val="single" w:sz="4" w:space="0" w:color="CCCCCC"/>
+              <w:right w:val="single" w:sz="4" w:space="0" w:color="CCCCCC"/>
+            </w:tcBorders>
+          </w:tcPr>
+          <w:p>
+            <w:pPr>
+              <w:spacing w:before="60" w:after="60" w:line="252" w:lineRule="auto"/>
+              <w:jc w:val="left"/>
+            </w:pPr>
+            <w:r/>
+            <w:r>
+              <w:t>London 15-19</w:t>
+            </w:r>
+          </w:p>
+        </w:tc>
+        <w:tc>
+          <w:tcPr>
+            <w:tcW w:type="dxa" w:w="1440"/>
+            <w:shd w:fill="F8FAFC"/>
+            <w:tcMar>
+              <w:top w:w="100" w:type="dxa"/>
+              <w:bottom w:w="100" w:type="dxa"/>
+              <w:left w:w="120" w:type="dxa"/>
+              <w:right w:w="120" w:type="dxa"/>
+            </w:tcMar>
+            <w:tcBorders>
+              <w:top w:val="single" w:sz="4" w:space="0" w:color="CCCCCC"/>
+              <w:bottom w:val="single" w:sz="4" w:space="0" w:color="CCCCCC"/>
+              <w:left w:val="single" w:sz="4" w:space="0" w:color="CCCCCC"/>
+              <w:right w:val="single" w:sz="4" w:space="0" w:color="CCCCCC"/>
+            </w:tcBorders>
+          </w:tcPr>
+          <w:p>
+            <w:pPr>
+              <w:spacing w:before="60" w:after="60" w:line="252" w:lineRule="auto"/>
+              <w:jc w:val="left"/>
+            </w:pPr>
+            <w:r/>
+            <w:r>
+              <w:t>513.25</w:t>
+            </w:r>
+          </w:p>
+        </w:tc>
+        <w:tc>
+          <w:tcPr>
+            <w:tcW w:type="dxa" w:w="2016"/>
+            <w:shd w:fill="F8FAFC"/>
+            <w:tcMar>
+              <w:top w:w="100" w:type="dxa"/>
+              <w:bottom w:w="100" w:type="dxa"/>
+              <w:left w:w="120" w:type="dxa"/>
+              <w:right w:w="120" w:type="dxa"/>
+            </w:tcMar>
+            <w:tcBorders>
+              <w:top w:val="single" w:sz="4" w:space="0" w:color="CCCCCC"/>
+              <w:bottom w:val="single" w:sz="4" w:space="0" w:color="CCCCCC"/>
+              <w:left w:val="single" w:sz="4" w:space="0" w:color="CCCCCC"/>
+              <w:right w:val="single" w:sz="4" w:space="0" w:color="CCCCCC"/>
+            </w:tcBorders>
+          </w:tcPr>
+          <w:p>
+            <w:pPr>
+              <w:spacing w:before="60" w:after="60" w:line="252" w:lineRule="auto"/>
+              <w:jc w:val="left"/>
+            </w:pPr>
+            <w:r/>
+            <w:r>
+              <w:t>517.00</w:t>
+            </w:r>
+          </w:p>
+        </w:tc>
+        <w:tc>
+          <w:tcPr>
+            <w:tcW w:type="dxa" w:w="1152"/>
+            <w:shd w:fill="F8FAFC"/>
+            <w:tcMar>
+              <w:top w:w="100" w:type="dxa"/>
+              <w:bottom w:w="100" w:type="dxa"/>
+              <w:left w:w="120" w:type="dxa"/>
+              <w:right w:w="120" w:type="dxa"/>
+            </w:tcMar>
+            <w:tcBorders>
+              <w:top w:val="single" w:sz="4" w:space="0" w:color="CCCCCC"/>
+              <w:bottom w:val="single" w:sz="4" w:space="0" w:color="CCCCCC"/>
+              <w:left w:val="single" w:sz="4" w:space="0" w:color="CCCCCC"/>
+              <w:right w:val="single" w:sz="4" w:space="0" w:color="CCCCCC"/>
+            </w:tcBorders>
+          </w:tcPr>
+          <w:p>
+            <w:pPr>
+              <w:spacing w:before="60" w:after="60" w:line="252" w:lineRule="auto"/>
+              <w:jc w:val="left"/>
+            </w:pPr>
+            <w:r/>
+            <w:r>
+              <w:t>510.50</w:t>
+            </w:r>
+          </w:p>
+        </w:tc>
+        <w:tc>
+          <w:tcPr>
+            <w:tcW w:type="dxa" w:w="1728"/>
+            <w:shd w:fill="F8FAFC"/>
+            <w:tcMar>
+              <w:top w:w="100" w:type="dxa"/>
+              <w:bottom w:w="100" w:type="dxa"/>
+              <w:left w:w="120" w:type="dxa"/>
+              <w:right w:w="120" w:type="dxa"/>
+            </w:tcMar>
+            <w:tcBorders>
+              <w:top w:val="single" w:sz="4" w:space="0" w:color="CCCCCC"/>
+              <w:bottom w:val="single" w:sz="4" w:space="0" w:color="CCCCCC"/>
+              <w:left w:val="single" w:sz="4" w:space="0" w:color="CCCCCC"/>
+              <w:right w:val="single" w:sz="4" w:space="0" w:color="CCCCCC"/>
+            </w:tcBorders>
+          </w:tcPr>
+          <w:p>
+            <w:pPr>
+              <w:spacing w:before="60" w:after="60" w:line="252" w:lineRule="auto"/>
+              <w:jc w:val="left"/>
+            </w:pPr>
+            <w:r/>
+            <w:r>
+              <w:rPr>
+                <w:b/>
+              </w:rPr>
+              <w:t>513.75</w:t>
+            </w:r>
+          </w:p>
+        </w:tc>
+        <w:tc>
+          <w:tcPr>
+            <w:tcW w:type="dxa" w:w="3456"/>
+            <w:shd w:fill="F8FAFC"/>
+            <w:tcMar>
+              <w:top w:w="100" w:type="dxa"/>
+              <w:bottom w:w="100" w:type="dxa"/>
+              <w:left w:w="120" w:type="dxa"/>
+              <w:right w:w="120" w:type="dxa"/>
+            </w:tcMar>
+            <w:tcBorders>
+              <w:top w:val="single" w:sz="4" w:space="0" w:color="CCCCCC"/>
+              <w:bottom w:val="single" w:sz="4" w:space="0" w:color="CCCCCC"/>
+              <w:left w:val="single" w:sz="4" w:space="0" w:color="CCCCCC"/>
+              <w:right w:val="single" w:sz="4" w:space="0" w:color="CCCCCC"/>
+            </w:tcBorders>
+          </w:tcPr>
+          <w:p>
+            <w:pPr>
+              <w:spacing w:before="60" w:after="60" w:line="252" w:lineRule="auto"/>
+              <w:jc w:val="left"/>
+            </w:pPr>
+            <w:r/>
+            <w:r>
+              <w:rPr>
+                <w:b/>
+              </w:rPr>
+              <w:t>+0.50</w:t>
+            </w:r>
+          </w:p>
+        </w:tc>
+        <w:tc>
+          <w:tcPr>
+            <w:tcW w:type="dxa" w:w="1440"/>
+            <w:shd w:fill="F8FAFC"/>
+            <w:tcMar>
+              <w:top w:w="100" w:type="dxa"/>
+              <w:bottom w:w="100" w:type="dxa"/>
+              <w:left w:w="120" w:type="dxa"/>
+              <w:right w:w="120" w:type="dxa"/>
+            </w:tcMar>
+            <w:tcBorders>
+              <w:top w:val="single" w:sz="4" w:space="0" w:color="CCCCCC"/>
+              <w:bottom w:val="single" w:sz="4" w:space="0" w:color="CCCCCC"/>
+              <w:left w:val="single" w:sz="4" w:space="0" w:color="CCCCCC"/>
+              <w:right w:val="single" w:sz="4" w:space="0" w:color="CCCCCC"/>
+            </w:tcBorders>
+          </w:tcPr>
+          <w:p>
+            <w:pPr>
+              <w:spacing w:before="60" w:after="60" w:line="252" w:lineRule="auto"/>
+              <w:jc w:val="left"/>
+            </w:pPr>
+            <w:r/>
+            <w:r>
+              <w:t>BULL</w:t>
+            </w:r>
+          </w:p>
+        </w:tc>
+      </w:tr>
+      <w:tr>
+        <w:tc>
+          <w:tcPr>
+            <w:tcW w:type="dxa" w:w="1584"/>
+            <w:shd w:fill="FFFFFF"/>
+            <w:tcMar>
+              <w:top w:w="100" w:type="dxa"/>
+              <w:bottom w:w="100" w:type="dxa"/>
+              <w:left w:w="120" w:type="dxa"/>
+              <w:right w:w="120" w:type="dxa"/>
+            </w:tcMar>
+            <w:tcBorders>
+              <w:top w:val="single" w:sz="4" w:space="0" w:color="CCCCCC"/>
+              <w:bottom w:val="single" w:sz="4" w:space="0" w:color="CCCCCC"/>
+              <w:left w:val="single" w:sz="4" w:space="0" w:color="CCCCCC"/>
+              <w:right w:val="single" w:sz="4" w:space="0" w:color="CCCCCC"/>
+            </w:tcBorders>
+          </w:tcPr>
+          <w:p>
+            <w:pPr>
+              <w:spacing w:before="60" w:after="60" w:line="252" w:lineRule="auto"/>
+              <w:jc w:val="left"/>
+            </w:pPr>
+            <w:r/>
+            <w:r>
+              <w:rPr>
+                <w:b/>
+              </w:rPr>
+              <w:t>Thu 20/08</w:t>
+            </w:r>
+          </w:p>
+        </w:tc>
+        <w:tc>
+          <w:tcPr>
+            <w:tcW w:type="dxa" w:w="864"/>
+            <w:shd w:fill="FFFFFF"/>
+            <w:tcMar>
+              <w:top w:w="100" w:type="dxa"/>
+              <w:bottom w:w="100" w:type="dxa"/>
+              <w:left w:w="120" w:type="dxa"/>
+              <w:right w:w="120" w:type="dxa"/>
+            </w:tcMar>
+            <w:tcBorders>
+              <w:top w:val="single" w:sz="4" w:space="0" w:color="CCCCCC"/>
+              <w:bottom w:val="single" w:sz="4" w:space="0" w:color="CCCCCC"/>
+              <w:left w:val="single" w:sz="4" w:space="0" w:color="CCCCCC"/>
+              <w:right w:val="single" w:sz="4" w:space="0" w:color="CCCCCC"/>
+            </w:tcBorders>
+          </w:tcPr>
+          <w:p>
+            <w:pPr>
+              <w:spacing w:before="60" w:after="60" w:line="252" w:lineRule="auto"/>
+              <w:jc w:val="left"/>
+            </w:pPr>
+            <w:r/>
+            <w:r>
+              <w:t>Pre-NY 19-21</w:t>
+            </w:r>
+          </w:p>
+        </w:tc>
+        <w:tc>
+          <w:tcPr>
+            <w:tcW w:type="dxa" w:w="1440"/>
+            <w:shd w:fill="FFFFFF"/>
+            <w:tcMar>
+              <w:top w:w="100" w:type="dxa"/>
+              <w:bottom w:w="100" w:type="dxa"/>
+              <w:left w:w="120" w:type="dxa"/>
+              <w:right w:w="120" w:type="dxa"/>
+            </w:tcMar>
+            <w:tcBorders>
+              <w:top w:val="single" w:sz="4" w:space="0" w:color="CCCCCC"/>
+              <w:bottom w:val="single" w:sz="4" w:space="0" w:color="CCCCCC"/>
+              <w:left w:val="single" w:sz="4" w:space="0" w:color="CCCCCC"/>
+              <w:right w:val="single" w:sz="4" w:space="0" w:color="CCCCCC"/>
+            </w:tcBorders>
+          </w:tcPr>
+          <w:p>
+            <w:pPr>
+              <w:spacing w:before="60" w:after="60" w:line="252" w:lineRule="auto"/>
+              <w:jc w:val="left"/>
+            </w:pPr>
+            <w:r/>
+            <w:r>
+              <w:t>513.75</w:t>
+            </w:r>
+          </w:p>
+        </w:tc>
+        <w:tc>
+          <w:tcPr>
+            <w:tcW w:type="dxa" w:w="2016"/>
+            <w:shd w:fill="FFFFFF"/>
+            <w:tcMar>
+              <w:top w:w="100" w:type="dxa"/>
+              <w:bottom w:w="100" w:type="dxa"/>
+              <w:left w:w="120" w:type="dxa"/>
+              <w:right w:w="120" w:type="dxa"/>
+            </w:tcMar>
+            <w:tcBorders>
+              <w:top w:val="single" w:sz="4" w:space="0" w:color="CCCCCC"/>
+              <w:bottom w:val="single" w:sz="4" w:space="0" w:color="CCCCCC"/>
+              <w:left w:val="single" w:sz="4" w:space="0" w:color="CCCCCC"/>
+              <w:right w:val="single" w:sz="4" w:space="0" w:color="CCCCCC"/>
+            </w:tcBorders>
+          </w:tcPr>
+          <w:p>
+            <w:pPr>
+              <w:spacing w:before="60" w:after="60" w:line="252" w:lineRule="auto"/>
+              <w:jc w:val="left"/>
+            </w:pPr>
+            <w:r/>
+            <w:r>
+              <w:t>516.75</w:t>
+            </w:r>
+          </w:p>
+        </w:tc>
+        <w:tc>
+          <w:tcPr>
+            <w:tcW w:type="dxa" w:w="1152"/>
+            <w:shd w:fill="FFFFFF"/>
+            <w:tcMar>
+              <w:top w:w="100" w:type="dxa"/>
+              <w:bottom w:w="100" w:type="dxa"/>
+              <w:left w:w="120" w:type="dxa"/>
+              <w:right w:w="120" w:type="dxa"/>
+            </w:tcMar>
+            <w:tcBorders>
+              <w:top w:val="single" w:sz="4" w:space="0" w:color="CCCCCC"/>
+              <w:bottom w:val="single" w:sz="4" w:space="0" w:color="CCCCCC"/>
+              <w:left w:val="single" w:sz="4" w:space="0" w:color="CCCCCC"/>
+              <w:right w:val="single" w:sz="4" w:space="0" w:color="CCCCCC"/>
+            </w:tcBorders>
+          </w:tcPr>
+          <w:p>
+            <w:pPr>
+              <w:spacing w:before="60" w:after="60" w:line="252" w:lineRule="auto"/>
+              <w:jc w:val="left"/>
+            </w:pPr>
+            <w:r/>
+            <w:r>
+              <w:t>509.25</w:t>
+            </w:r>
+          </w:p>
+        </w:tc>
+        <w:tc>
+          <w:tcPr>
+            <w:tcW w:type="dxa" w:w="1728"/>
+            <w:shd w:fill="FFFFFF"/>
+            <w:tcMar>
+              <w:top w:w="100" w:type="dxa"/>
+              <w:bottom w:w="100" w:type="dxa"/>
+              <w:left w:w="120" w:type="dxa"/>
+              <w:right w:w="120" w:type="dxa"/>
+            </w:tcMar>
+            <w:tcBorders>
+              <w:top w:val="single" w:sz="4" w:space="0" w:color="CCCCCC"/>
+              <w:bottom w:val="single" w:sz="4" w:space="0" w:color="CCCCCC"/>
+              <w:left w:val="single" w:sz="4" w:space="0" w:color="CCCCCC"/>
+              <w:right w:val="single" w:sz="4" w:space="0" w:color="CCCCCC"/>
+            </w:tcBorders>
+          </w:tcPr>
+          <w:p>
+            <w:pPr>
+              <w:spacing w:before="60" w:after="60" w:line="252" w:lineRule="auto"/>
+              <w:jc w:val="left"/>
+            </w:pPr>
+            <w:r/>
+            <w:r>
+              <w:rPr>
+                <w:b/>
+              </w:rPr>
+              <w:t>514.00</w:t>
+            </w:r>
+          </w:p>
+        </w:tc>
+        <w:tc>
+          <w:tcPr>
+            <w:tcW w:type="dxa" w:w="3456"/>
+            <w:shd w:fill="FFFFFF"/>
+            <w:tcMar>
+              <w:top w:w="100" w:type="dxa"/>
+              <w:bottom w:w="100" w:type="dxa"/>
+              <w:left w:w="120" w:type="dxa"/>
+              <w:right w:w="120" w:type="dxa"/>
+            </w:tcMar>
+            <w:tcBorders>
+              <w:top w:val="single" w:sz="4" w:space="0" w:color="CCCCCC"/>
+              <w:bottom w:val="single" w:sz="4" w:space="0" w:color="CCCCCC"/>
+              <w:left w:val="single" w:sz="4" w:space="0" w:color="CCCCCC"/>
+              <w:right w:val="single" w:sz="4" w:space="0" w:color="CCCCCC"/>
+            </w:tcBorders>
+          </w:tcPr>
+          <w:p>
+            <w:pPr>
+              <w:spacing w:before="60" w:after="60" w:line="252" w:lineRule="auto"/>
+              <w:jc w:val="left"/>
+            </w:pPr>
+            <w:r/>
+            <w:r>
+              <w:rPr>
+                <w:b/>
+              </w:rPr>
+              <w:t>+0.25</w:t>
+            </w:r>
+          </w:p>
+        </w:tc>
+        <w:tc>
+          <w:tcPr>
+            <w:tcW w:type="dxa" w:w="1440"/>
+            <w:shd w:fill="FFFFFF"/>
+            <w:tcMar>
+              <w:top w:w="100" w:type="dxa"/>
+              <w:bottom w:w="100" w:type="dxa"/>
+              <w:left w:w="120" w:type="dxa"/>
+              <w:right w:w="120" w:type="dxa"/>
+            </w:tcMar>
+            <w:tcBorders>
+              <w:top w:val="single" w:sz="4" w:space="0" w:color="CCCCCC"/>
+              <w:bottom w:val="single" w:sz="4" w:space="0" w:color="CCCCCC"/>
+              <w:left w:val="single" w:sz="4" w:space="0" w:color="CCCCCC"/>
+              <w:right w:val="single" w:sz="4" w:space="0" w:color="CCCCCC"/>
+            </w:tcBorders>
+          </w:tcPr>
+          <w:p>
+            <w:pPr>
+              <w:spacing w:before="60" w:after="60" w:line="252" w:lineRule="auto"/>
+              <w:jc w:val="left"/>
+            </w:pPr>
+            <w:r/>
+            <w:r>
+              <w:t>BULL</w:t>
+            </w:r>
+          </w:p>
+        </w:tc>
+      </w:tr>
+      <w:tr>
+        <w:tc>
+          <w:tcPr>
+            <w:tcW w:type="dxa" w:w="1584"/>
+            <w:shd w:fill="F8FAFC"/>
+            <w:tcMar>
+              <w:top w:w="100" w:type="dxa"/>
+              <w:bottom w:w="100" w:type="dxa"/>
+              <w:left w:w="120" w:type="dxa"/>
+              <w:right w:w="120" w:type="dxa"/>
+            </w:tcMar>
+            <w:tcBorders>
+              <w:top w:val="single" w:sz="4" w:space="0" w:color="CCCCCC"/>
+              <w:bottom w:val="single" w:sz="4" w:space="0" w:color="CCCCCC"/>
+              <w:left w:val="single" w:sz="4" w:space="0" w:color="CCCCCC"/>
+              <w:right w:val="single" w:sz="4" w:space="0" w:color="CCCCCC"/>
+            </w:tcBorders>
+          </w:tcPr>
+          <w:p>
+            <w:pPr>
+              <w:spacing w:before="60" w:after="60" w:line="252" w:lineRule="auto"/>
+              <w:jc w:val="left"/>
+            </w:pPr>
+            <w:r/>
+            <w:r>
+              <w:rPr>
+                <w:b/>
+              </w:rPr>
+              <w:t>Thu 20/08</w:t>
+            </w:r>
+          </w:p>
+        </w:tc>
+        <w:tc>
+          <w:tcPr>
+            <w:tcW w:type="dxa" w:w="864"/>
+            <w:shd w:fill="F8FAFC"/>
+            <w:tcMar>
+              <w:top w:w="100" w:type="dxa"/>
+              <w:bottom w:w="100" w:type="dxa"/>
+              <w:left w:w="120" w:type="dxa"/>
+              <w:right w:w="120" w:type="dxa"/>
+            </w:tcMar>
+            <w:tcBorders>
+              <w:top w:val="single" w:sz="4" w:space="0" w:color="CCCCCC"/>
+              <w:bottom w:val="single" w:sz="4" w:space="0" w:color="CCCCCC"/>
+              <w:left w:val="single" w:sz="4" w:space="0" w:color="CCCCCC"/>
+              <w:right w:val="single" w:sz="4" w:space="0" w:color="CCCCCC"/>
+            </w:tcBorders>
+          </w:tcPr>
+          <w:p>
+            <w:pPr>
+              <w:spacing w:before="60" w:after="60" w:line="252" w:lineRule="auto"/>
+              <w:jc w:val="left"/>
+            </w:pPr>
+            <w:r/>
+            <w:r>
+              <w:t>NY Open 21-23</w:t>
+            </w:r>
+          </w:p>
+        </w:tc>
+        <w:tc>
+          <w:tcPr>
+            <w:tcW w:type="dxa" w:w="1440"/>
+            <w:shd w:fill="F8FAFC"/>
+            <w:tcMar>
+              <w:top w:w="100" w:type="dxa"/>
+              <w:bottom w:w="100" w:type="dxa"/>
+              <w:left w:w="120" w:type="dxa"/>
+              <w:right w:w="120" w:type="dxa"/>
+            </w:tcMar>
+            <w:tcBorders>
+              <w:top w:val="single" w:sz="4" w:space="0" w:color="CCCCCC"/>
+              <w:bottom w:val="single" w:sz="4" w:space="0" w:color="CCCCCC"/>
+              <w:left w:val="single" w:sz="4" w:space="0" w:color="CCCCCC"/>
+              <w:right w:val="single" w:sz="4" w:space="0" w:color="CCCCCC"/>
+            </w:tcBorders>
+          </w:tcPr>
+          <w:p>
+            <w:pPr>
+              <w:spacing w:before="60" w:after="60" w:line="252" w:lineRule="auto"/>
+              <w:jc w:val="left"/>
+            </w:pPr>
+            <w:r/>
+            <w:r>
+              <w:t>514.00</w:t>
+            </w:r>
+          </w:p>
+        </w:tc>
+        <w:tc>
+          <w:tcPr>
+            <w:tcW w:type="dxa" w:w="2016"/>
+            <w:shd w:fill="F8FAFC"/>
+            <w:tcMar>
+              <w:top w:w="100" w:type="dxa"/>
+              <w:bottom w:w="100" w:type="dxa"/>
+              <w:left w:w="120" w:type="dxa"/>
+              <w:right w:w="120" w:type="dxa"/>
+            </w:tcMar>
+            <w:tcBorders>
+              <w:top w:val="single" w:sz="4" w:space="0" w:color="CCCCCC"/>
+              <w:bottom w:val="single" w:sz="4" w:space="0" w:color="CCCCCC"/>
+              <w:left w:val="single" w:sz="4" w:space="0" w:color="CCCCCC"/>
+              <w:right w:val="single" w:sz="4" w:space="0" w:color="CCCCCC"/>
+            </w:tcBorders>
+          </w:tcPr>
+          <w:p>
+            <w:pPr>
+              <w:spacing w:before="60" w:after="60" w:line="252" w:lineRule="auto"/>
+              <w:jc w:val="left"/>
+            </w:pPr>
+            <w:r/>
+            <w:r>
+              <w:t>518.25</w:t>
+            </w:r>
+          </w:p>
+        </w:tc>
+        <w:tc>
+          <w:tcPr>
+            <w:tcW w:type="dxa" w:w="1152"/>
+            <w:shd w:fill="F8FAFC"/>
+            <w:tcMar>
+              <w:top w:w="100" w:type="dxa"/>
+              <w:bottom w:w="100" w:type="dxa"/>
+              <w:left w:w="120" w:type="dxa"/>
+              <w:right w:w="120" w:type="dxa"/>
+            </w:tcMar>
+            <w:tcBorders>
+              <w:top w:val="single" w:sz="4" w:space="0" w:color="CCCCCC"/>
+              <w:bottom w:val="single" w:sz="4" w:space="0" w:color="CCCCCC"/>
+              <w:left w:val="single" w:sz="4" w:space="0" w:color="CCCCCC"/>
+              <w:right w:val="single" w:sz="4" w:space="0" w:color="CCCCCC"/>
+            </w:tcBorders>
+          </w:tcPr>
+          <w:p>
+            <w:pPr>
+              <w:spacing w:before="60" w:after="60" w:line="252" w:lineRule="auto"/>
+              <w:jc w:val="left"/>
+            </w:pPr>
+            <w:r/>
+            <w:r>
+              <w:t>510.75</w:t>
+            </w:r>
+          </w:p>
+        </w:tc>
+        <w:tc>
+          <w:tcPr>
+            <w:tcW w:type="dxa" w:w="1728"/>
+            <w:shd w:fill="F8FAFC"/>
+            <w:tcMar>
+              <w:top w:w="100" w:type="dxa"/>
+              <w:bottom w:w="100" w:type="dxa"/>
+              <w:left w:w="120" w:type="dxa"/>
+              <w:right w:w="120" w:type="dxa"/>
+            </w:tcMar>
+            <w:tcBorders>
+              <w:top w:val="single" w:sz="4" w:space="0" w:color="CCCCCC"/>
+              <w:bottom w:val="single" w:sz="4" w:space="0" w:color="CCCCCC"/>
+              <w:left w:val="single" w:sz="4" w:space="0" w:color="CCCCCC"/>
+              <w:right w:val="single" w:sz="4" w:space="0" w:color="CCCCCC"/>
+            </w:tcBorders>
+          </w:tcPr>
+          <w:p>
+            <w:pPr>
+              <w:spacing w:before="60" w:after="60" w:line="252" w:lineRule="auto"/>
+              <w:jc w:val="left"/>
+            </w:pPr>
+            <w:r/>
+            <w:r>
+              <w:rPr>
+                <w:b/>
+              </w:rPr>
+              <w:t>514.75</w:t>
+            </w:r>
+          </w:p>
+        </w:tc>
+        <w:tc>
+          <w:tcPr>
+            <w:tcW w:type="dxa" w:w="3456"/>
+            <w:shd w:fill="F8FAFC"/>
+            <w:tcMar>
+              <w:top w:w="100" w:type="dxa"/>
+              <w:bottom w:w="100" w:type="dxa"/>
+              <w:left w:w="120" w:type="dxa"/>
+              <w:right w:w="120" w:type="dxa"/>
+            </w:tcMar>
+            <w:tcBorders>
+              <w:top w:val="single" w:sz="4" w:space="0" w:color="CCCCCC"/>
+              <w:bottom w:val="single" w:sz="4" w:space="0" w:color="CCCCCC"/>
+              <w:left w:val="single" w:sz="4" w:space="0" w:color="CCCCCC"/>
+              <w:right w:val="single" w:sz="4" w:space="0" w:color="CCCCCC"/>
+            </w:tcBorders>
+          </w:tcPr>
+          <w:p>
+            <w:pPr>
+              <w:spacing w:before="60" w:after="60" w:line="252" w:lineRule="auto"/>
+              <w:jc w:val="left"/>
+            </w:pPr>
+            <w:r/>
+            <w:r>
+              <w:rPr>
+                <w:b/>
+              </w:rPr>
+              <w:t>+0.75</w:t>
+            </w:r>
+          </w:p>
+        </w:tc>
+        <w:tc>
+          <w:tcPr>
+            <w:tcW w:type="dxa" w:w="1440"/>
+            <w:shd w:fill="F8FAFC"/>
+            <w:tcMar>
+              <w:top w:w="100" w:type="dxa"/>
+              <w:bottom w:w="100" w:type="dxa"/>
+              <w:left w:w="120" w:type="dxa"/>
+              <w:right w:w="120" w:type="dxa"/>
+            </w:tcMar>
+            <w:tcBorders>
+              <w:top w:val="single" w:sz="4" w:space="0" w:color="CCCCCC"/>
+              <w:bottom w:val="single" w:sz="4" w:space="0" w:color="CCCCCC"/>
+              <w:left w:val="single" w:sz="4" w:space="0" w:color="CCCCCC"/>
+              <w:right w:val="single" w:sz="4" w:space="0" w:color="CCCCCC"/>
+            </w:tcBorders>
+          </w:tcPr>
+          <w:p>
+            <w:pPr>
+              <w:spacing w:before="60" w:after="60" w:line="252" w:lineRule="auto"/>
+              <w:jc w:val="left"/>
+            </w:pPr>
+            <w:r/>
+            <w:r>
+              <w:t>BULL</w:t>
+            </w:r>
+          </w:p>
+        </w:tc>
+      </w:tr>
+      <w:tr>
+        <w:tc>
+          <w:tcPr>
+            <w:tcW w:type="dxa" w:w="1584"/>
+            <w:shd w:fill="FFFFFF"/>
+            <w:tcMar>
+              <w:top w:w="100" w:type="dxa"/>
+              <w:bottom w:w="100" w:type="dxa"/>
+              <w:left w:w="120" w:type="dxa"/>
+              <w:right w:w="120" w:type="dxa"/>
+            </w:tcMar>
+            <w:tcBorders>
+              <w:top w:val="single" w:sz="4" w:space="0" w:color="CCCCCC"/>
+              <w:bottom w:val="single" w:sz="4" w:space="0" w:color="CCCCCC"/>
+              <w:left w:val="single" w:sz="4" w:space="0" w:color="CCCCCC"/>
+              <w:right w:val="single" w:sz="4" w:space="0" w:color="CCCCCC"/>
+            </w:tcBorders>
+          </w:tcPr>
+          <w:p>
+            <w:pPr>
+              <w:spacing w:before="60" w:after="60" w:line="252" w:lineRule="auto"/>
+              <w:jc w:val="left"/>
+            </w:pPr>
+            <w:r/>
+            <w:r>
+              <w:rPr>
+                <w:b/>
+              </w:rPr>
+              <w:t>Thu 20/08</w:t>
+            </w:r>
+          </w:p>
+        </w:tc>
+        <w:tc>
+          <w:tcPr>
+            <w:tcW w:type="dxa" w:w="864"/>
+            <w:shd w:fill="FFFFFF"/>
+            <w:tcMar>
+              <w:top w:w="100" w:type="dxa"/>
+              <w:bottom w:w="100" w:type="dxa"/>
+              <w:left w:w="120" w:type="dxa"/>
+              <w:right w:w="120" w:type="dxa"/>
+            </w:tcMar>
+            <w:tcBorders>
+              <w:top w:val="single" w:sz="4" w:space="0" w:color="CCCCCC"/>
+              <w:bottom w:val="single" w:sz="4" w:space="0" w:color="CCCCCC"/>
+              <w:left w:val="single" w:sz="4" w:space="0" w:color="CCCCCC"/>
+              <w:right w:val="single" w:sz="4" w:space="0" w:color="CCCCCC"/>
+            </w:tcBorders>
+          </w:tcPr>
+          <w:p>
+            <w:pPr>
+              <w:spacing w:before="60" w:after="60" w:line="252" w:lineRule="auto"/>
+              <w:jc w:val="left"/>
+            </w:pPr>
+            <w:r/>
+            <w:r>
+              <w:t>NY Close 23-01</w:t>
+            </w:r>
+          </w:p>
+        </w:tc>
+        <w:tc>
+          <w:tcPr>
+            <w:tcW w:type="dxa" w:w="1440"/>
+            <w:shd w:fill="FFFFFF"/>
+            <w:tcMar>
+              <w:top w:w="100" w:type="dxa"/>
+              <w:bottom w:w="100" w:type="dxa"/>
+              <w:left w:w="120" w:type="dxa"/>
+              <w:right w:w="120" w:type="dxa"/>
+            </w:tcMar>
+            <w:tcBorders>
+              <w:top w:val="single" w:sz="4" w:space="0" w:color="CCCCCC"/>
+              <w:bottom w:val="single" w:sz="4" w:space="0" w:color="CCCCCC"/>
+              <w:left w:val="single" w:sz="4" w:space="0" w:color="CCCCCC"/>
+              <w:right w:val="single" w:sz="4" w:space="0" w:color="CCCCCC"/>
+            </w:tcBorders>
+          </w:tcPr>
+          <w:p>
+            <w:pPr>
+              <w:spacing w:before="60" w:after="60" w:line="252" w:lineRule="auto"/>
+              <w:jc w:val="left"/>
+            </w:pPr>
+            <w:r/>
+            <w:r>
+              <w:t>514.75</w:t>
+            </w:r>
+          </w:p>
+        </w:tc>
+        <w:tc>
+          <w:tcPr>
+            <w:tcW w:type="dxa" w:w="2016"/>
+            <w:shd w:fill="FFFFFF"/>
+            <w:tcMar>
+              <w:top w:w="100" w:type="dxa"/>
+              <w:bottom w:w="100" w:type="dxa"/>
+              <w:left w:w="120" w:type="dxa"/>
+              <w:right w:w="120" w:type="dxa"/>
+            </w:tcMar>
+            <w:tcBorders>
+              <w:top w:val="single" w:sz="4" w:space="0" w:color="CCCCCC"/>
+              <w:bottom w:val="single" w:sz="4" w:space="0" w:color="CCCCCC"/>
+              <w:left w:val="single" w:sz="4" w:space="0" w:color="CCCCCC"/>
+              <w:right w:val="single" w:sz="4" w:space="0" w:color="CCCCCC"/>
+            </w:tcBorders>
+          </w:tcPr>
+          <w:p>
+            <w:pPr>
+              <w:spacing w:before="60" w:after="60" w:line="252" w:lineRule="auto"/>
+              <w:jc w:val="left"/>
+            </w:pPr>
+            <w:r/>
+            <w:r>
+              <w:t>518.25</w:t>
+            </w:r>
+          </w:p>
+        </w:tc>
+        <w:tc>
+          <w:tcPr>
+            <w:tcW w:type="dxa" w:w="1152"/>
+            <w:shd w:fill="FFFFFF"/>
+            <w:tcMar>
+              <w:top w:w="100" w:type="dxa"/>
+              <w:bottom w:w="100" w:type="dxa"/>
+              <w:left w:w="120" w:type="dxa"/>
+              <w:right w:w="120" w:type="dxa"/>
+            </w:tcMar>
+            <w:tcBorders>
+              <w:top w:val="single" w:sz="4" w:space="0" w:color="CCCCCC"/>
+              <w:bottom w:val="single" w:sz="4" w:space="0" w:color="CCCCCC"/>
+              <w:left w:val="single" w:sz="4" w:space="0" w:color="CCCCCC"/>
+              <w:right w:val="single" w:sz="4" w:space="0" w:color="CCCCCC"/>
+            </w:tcBorders>
+          </w:tcPr>
+          <w:p>
+            <w:pPr>
+              <w:spacing w:before="60" w:after="60" w:line="252" w:lineRule="auto"/>
+              <w:jc w:val="left"/>
+            </w:pPr>
+            <w:r/>
+            <w:r>
+              <w:t>512.50</w:t>
+            </w:r>
+          </w:p>
+        </w:tc>
+        <w:tc>
+          <w:tcPr>
+            <w:tcW w:type="dxa" w:w="1728"/>
+            <w:shd w:fill="FFFFFF"/>
+            <w:tcMar>
+              <w:top w:w="100" w:type="dxa"/>
+              <w:bottom w:w="100" w:type="dxa"/>
+              <w:left w:w="120" w:type="dxa"/>
+              <w:right w:w="120" w:type="dxa"/>
+            </w:tcMar>
+            <w:tcBorders>
+              <w:top w:val="single" w:sz="4" w:space="0" w:color="CCCCCC"/>
+              <w:bottom w:val="single" w:sz="4" w:space="0" w:color="CCCCCC"/>
+              <w:left w:val="single" w:sz="4" w:space="0" w:color="CCCCCC"/>
+              <w:right w:val="single" w:sz="4" w:space="0" w:color="CCCCCC"/>
+            </w:tcBorders>
+          </w:tcPr>
+          <w:p>
+            <w:pPr>
+              <w:spacing w:before="60" w:after="60" w:line="252" w:lineRule="auto"/>
+              <w:jc w:val="left"/>
+            </w:pPr>
+            <w:r/>
+            <w:r>
+              <w:rPr>
+                <w:b/>
+              </w:rPr>
+              <w:t>514.75</w:t>
             </w:r>
           </w:p>
         </w:tc>
@@ -16920,7 +19740,7 @@
               <w:rPr>
                 <w:b/>
               </w:rPr>
-              <w:t>Wed 19/08</w:t>
+              <w:t>Fri 21/08</w:t>
             </w:r>
           </w:p>
         </w:tc>
@@ -16976,7 +19796,7 @@
             </w:pPr>
             <w:r/>
             <w:r>
-              <w:t>509.75</w:t>
+              <w:t>514.75</w:t>
             </w:r>
           </w:p>
         </w:tc>
@@ -17004,7 +19824,7 @@
             </w:pPr>
             <w:r/>
             <w:r>
-              <w:t>512.50</w:t>
+              <w:t>518.50</w:t>
             </w:r>
           </w:p>
         </w:tc>
@@ -17032,7 +19852,7 @@
             </w:pPr>
             <w:r/>
             <w:r>
-              <w:t>507.25</w:t>
+              <w:t>511.25</w:t>
             </w:r>
           </w:p>
         </w:tc>
@@ -17063,7 +19883,7 @@
               <w:rPr>
                 <w:b/>
               </w:rPr>
-              <w:t>509.25</w:t>
+              <w:t>514.50</w:t>
             </w:r>
           </w:p>
         </w:tc>
@@ -17071,241 +19891,6 @@
           <w:tcPr>
             <w:tcW w:type="dxa" w:w="3456"/>
             <w:shd w:fill="F8FAFC"/>
-            <w:tcMar>
-              <w:top w:w="100" w:type="dxa"/>
-              <w:bottom w:w="100" w:type="dxa"/>
-              <w:left w:w="120" w:type="dxa"/>
-              <w:right w:w="120" w:type="dxa"/>
-            </w:tcMar>
-            <w:tcBorders>
-              <w:top w:val="single" w:sz="4" w:space="0" w:color="CCCCCC"/>
-              <w:bottom w:val="single" w:sz="4" w:space="0" w:color="CCCCCC"/>
-              <w:left w:val="single" w:sz="4" w:space="0" w:color="CCCCCC"/>
-              <w:right w:val="single" w:sz="4" w:space="0" w:color="CCCCCC"/>
-            </w:tcBorders>
-          </w:tcPr>
-          <w:p>
-            <w:pPr>
-              <w:spacing w:before="60" w:after="60" w:line="252" w:lineRule="auto"/>
-              <w:jc w:val="left"/>
-            </w:pPr>
-            <w:r/>
-            <w:r>
-              <w:rPr>
-                <w:b/>
-              </w:rPr>
-              <w:t>-0.50</w:t>
-            </w:r>
-          </w:p>
-        </w:tc>
-        <w:tc>
-          <w:tcPr>
-            <w:tcW w:type="dxa" w:w="1440"/>
-            <w:shd w:fill="F8FAFC"/>
-            <w:tcMar>
-              <w:top w:w="100" w:type="dxa"/>
-              <w:bottom w:w="100" w:type="dxa"/>
-              <w:left w:w="120" w:type="dxa"/>
-              <w:right w:w="120" w:type="dxa"/>
-            </w:tcMar>
-            <w:tcBorders>
-              <w:top w:val="single" w:sz="4" w:space="0" w:color="CCCCCC"/>
-              <w:bottom w:val="single" w:sz="4" w:space="0" w:color="CCCCCC"/>
-              <w:left w:val="single" w:sz="4" w:space="0" w:color="CCCCCC"/>
-              <w:right w:val="single" w:sz="4" w:space="0" w:color="CCCCCC"/>
-            </w:tcBorders>
-          </w:tcPr>
-          <w:p>
-            <w:pPr>
-              <w:spacing w:before="60" w:after="60" w:line="252" w:lineRule="auto"/>
-              <w:jc w:val="left"/>
-            </w:pPr>
-            <w:r/>
-            <w:r>
-              <w:t>BEAR</w:t>
-            </w:r>
-          </w:p>
-        </w:tc>
-      </w:tr>
-      <w:tr>
-        <w:tc>
-          <w:tcPr>
-            <w:tcW w:type="dxa" w:w="1584"/>
-            <w:shd w:fill="FFFFFF"/>
-            <w:tcMar>
-              <w:top w:w="100" w:type="dxa"/>
-              <w:bottom w:w="100" w:type="dxa"/>
-              <w:left w:w="120" w:type="dxa"/>
-              <w:right w:w="120" w:type="dxa"/>
-            </w:tcMar>
-            <w:tcBorders>
-              <w:top w:val="single" w:sz="4" w:space="0" w:color="CCCCCC"/>
-              <w:bottom w:val="single" w:sz="4" w:space="0" w:color="CCCCCC"/>
-              <w:left w:val="single" w:sz="4" w:space="0" w:color="CCCCCC"/>
-              <w:right w:val="single" w:sz="4" w:space="0" w:color="CCCCCC"/>
-            </w:tcBorders>
-          </w:tcPr>
-          <w:p>
-            <w:pPr>
-              <w:spacing w:before="60" w:after="60" w:line="252" w:lineRule="auto"/>
-              <w:jc w:val="left"/>
-            </w:pPr>
-            <w:r/>
-            <w:r>
-              <w:rPr>
-                <w:b/>
-              </w:rPr>
-              <w:t>Wed 19/08</w:t>
-            </w:r>
-          </w:p>
-        </w:tc>
-        <w:tc>
-          <w:tcPr>
-            <w:tcW w:type="dxa" w:w="864"/>
-            <w:shd w:fill="FFFFFF"/>
-            <w:tcMar>
-              <w:top w:w="100" w:type="dxa"/>
-              <w:bottom w:w="100" w:type="dxa"/>
-              <w:left w:w="120" w:type="dxa"/>
-              <w:right w:w="120" w:type="dxa"/>
-            </w:tcMar>
-            <w:tcBorders>
-              <w:top w:val="single" w:sz="4" w:space="0" w:color="CCCCCC"/>
-              <w:bottom w:val="single" w:sz="4" w:space="0" w:color="CCCCCC"/>
-              <w:left w:val="single" w:sz="4" w:space="0" w:color="CCCCCC"/>
-              <w:right w:val="single" w:sz="4" w:space="0" w:color="CCCCCC"/>
-            </w:tcBorders>
-          </w:tcPr>
-          <w:p>
-            <w:pPr>
-              <w:spacing w:before="60" w:after="60" w:line="252" w:lineRule="auto"/>
-              <w:jc w:val="left"/>
-            </w:pPr>
-            <w:r/>
-            <w:r>
-              <w:t>Asia 11-15</w:t>
-            </w:r>
-          </w:p>
-        </w:tc>
-        <w:tc>
-          <w:tcPr>
-            <w:tcW w:type="dxa" w:w="1440"/>
-            <w:shd w:fill="FFFFFF"/>
-            <w:tcMar>
-              <w:top w:w="100" w:type="dxa"/>
-              <w:bottom w:w="100" w:type="dxa"/>
-              <w:left w:w="120" w:type="dxa"/>
-              <w:right w:w="120" w:type="dxa"/>
-            </w:tcMar>
-            <w:tcBorders>
-              <w:top w:val="single" w:sz="4" w:space="0" w:color="CCCCCC"/>
-              <w:bottom w:val="single" w:sz="4" w:space="0" w:color="CCCCCC"/>
-              <w:left w:val="single" w:sz="4" w:space="0" w:color="CCCCCC"/>
-              <w:right w:val="single" w:sz="4" w:space="0" w:color="CCCCCC"/>
-            </w:tcBorders>
-          </w:tcPr>
-          <w:p>
-            <w:pPr>
-              <w:spacing w:before="60" w:after="60" w:line="252" w:lineRule="auto"/>
-              <w:jc w:val="left"/>
-            </w:pPr>
-            <w:r/>
-            <w:r>
-              <w:t>509.25</w:t>
-            </w:r>
-          </w:p>
-        </w:tc>
-        <w:tc>
-          <w:tcPr>
-            <w:tcW w:type="dxa" w:w="2016"/>
-            <w:shd w:fill="FFFFFF"/>
-            <w:tcMar>
-              <w:top w:w="100" w:type="dxa"/>
-              <w:bottom w:w="100" w:type="dxa"/>
-              <w:left w:w="120" w:type="dxa"/>
-              <w:right w:w="120" w:type="dxa"/>
-            </w:tcMar>
-            <w:tcBorders>
-              <w:top w:val="single" w:sz="4" w:space="0" w:color="CCCCCC"/>
-              <w:bottom w:val="single" w:sz="4" w:space="0" w:color="CCCCCC"/>
-              <w:left w:val="single" w:sz="4" w:space="0" w:color="CCCCCC"/>
-              <w:right w:val="single" w:sz="4" w:space="0" w:color="CCCCCC"/>
-            </w:tcBorders>
-          </w:tcPr>
-          <w:p>
-            <w:pPr>
-              <w:spacing w:before="60" w:after="60" w:line="252" w:lineRule="auto"/>
-              <w:jc w:val="left"/>
-            </w:pPr>
-            <w:r/>
-            <w:r>
-              <w:t>512.25</w:t>
-            </w:r>
-          </w:p>
-        </w:tc>
-        <w:tc>
-          <w:tcPr>
-            <w:tcW w:type="dxa" w:w="1152"/>
-            <w:shd w:fill="FFFFFF"/>
-            <w:tcMar>
-              <w:top w:w="100" w:type="dxa"/>
-              <w:bottom w:w="100" w:type="dxa"/>
-              <w:left w:w="120" w:type="dxa"/>
-              <w:right w:w="120" w:type="dxa"/>
-            </w:tcMar>
-            <w:tcBorders>
-              <w:top w:val="single" w:sz="4" w:space="0" w:color="CCCCCC"/>
-              <w:bottom w:val="single" w:sz="4" w:space="0" w:color="CCCCCC"/>
-              <w:left w:val="single" w:sz="4" w:space="0" w:color="CCCCCC"/>
-              <w:right w:val="single" w:sz="4" w:space="0" w:color="CCCCCC"/>
-            </w:tcBorders>
-          </w:tcPr>
-          <w:p>
-            <w:pPr>
-              <w:spacing w:before="60" w:after="60" w:line="252" w:lineRule="auto"/>
-              <w:jc w:val="left"/>
-            </w:pPr>
-            <w:r/>
-            <w:r>
-              <w:t>506.00</w:t>
-            </w:r>
-          </w:p>
-        </w:tc>
-        <w:tc>
-          <w:tcPr>
-            <w:tcW w:type="dxa" w:w="1728"/>
-            <w:shd w:fill="FFFFFF"/>
-            <w:tcMar>
-              <w:top w:w="100" w:type="dxa"/>
-              <w:bottom w:w="100" w:type="dxa"/>
-              <w:left w:w="120" w:type="dxa"/>
-              <w:right w:w="120" w:type="dxa"/>
-            </w:tcMar>
-            <w:tcBorders>
-              <w:top w:val="single" w:sz="4" w:space="0" w:color="CCCCCC"/>
-              <w:bottom w:val="single" w:sz="4" w:space="0" w:color="CCCCCC"/>
-              <w:left w:val="single" w:sz="4" w:space="0" w:color="CCCCCC"/>
-              <w:right w:val="single" w:sz="4" w:space="0" w:color="CCCCCC"/>
-            </w:tcBorders>
-          </w:tcPr>
-          <w:p>
-            <w:pPr>
-              <w:spacing w:before="60" w:after="60" w:line="252" w:lineRule="auto"/>
-              <w:jc w:val="left"/>
-            </w:pPr>
-            <w:r/>
-            <w:r>
-              <w:rPr>
-                <w:b/>
-              </w:rPr>
-              <w:t>509.00</w:t>
-            </w:r>
-          </w:p>
-        </w:tc>
-        <w:tc>
-          <w:tcPr>
-            <w:tcW w:type="dxa" w:w="3456"/>
-            <w:shd w:fill="FFFFFF"/>
             <w:tcMar>
               <w:top w:w="100" w:type="dxa"/>
               <w:bottom w:w="100" w:type="dxa"/>
@@ -17336,7 +19921,7 @@
         <w:tc>
           <w:tcPr>
             <w:tcW w:type="dxa" w:w="1440"/>
-            <w:shd w:fill="FFFFFF"/>
+            <w:shd w:fill="F8FAFC"/>
             <w:tcMar>
               <w:top w:w="100" w:type="dxa"/>
               <w:bottom w:w="100" w:type="dxa"/>
@@ -17366,7 +19951,7 @@
         <w:tc>
           <w:tcPr>
             <w:tcW w:type="dxa" w:w="1584"/>
-            <w:shd w:fill="F8FAFC"/>
+            <w:shd w:fill="FFFFFF"/>
             <w:tcMar>
               <w:top w:w="100" w:type="dxa"/>
               <w:bottom w:w="100" w:type="dxa"/>
@@ -17390,126 +19975,126 @@
               <w:rPr>
                 <w:b/>
               </w:rPr>
-              <w:t>Wed 19/08</w:t>
+              <w:t>Fri 21/08</w:t>
             </w:r>
           </w:p>
         </w:tc>
         <w:tc>
           <w:tcPr>
             <w:tcW w:type="dxa" w:w="864"/>
-            <w:shd w:fill="F8FAFC"/>
-            <w:tcMar>
-              <w:top w:w="100" w:type="dxa"/>
-              <w:bottom w:w="100" w:type="dxa"/>
-              <w:left w:w="120" w:type="dxa"/>
-              <w:right w:w="120" w:type="dxa"/>
-            </w:tcMar>
-            <w:tcBorders>
-              <w:top w:val="single" w:sz="4" w:space="0" w:color="CCCCCC"/>
-              <w:bottom w:val="single" w:sz="4" w:space="0" w:color="CCCCCC"/>
-              <w:left w:val="single" w:sz="4" w:space="0" w:color="CCCCCC"/>
-              <w:right w:val="single" w:sz="4" w:space="0" w:color="CCCCCC"/>
-            </w:tcBorders>
-          </w:tcPr>
-          <w:p>
-            <w:pPr>
-              <w:spacing w:before="60" w:after="60" w:line="252" w:lineRule="auto"/>
-              <w:jc w:val="left"/>
-            </w:pPr>
-            <w:r/>
-            <w:r>
-              <w:t>London 15-19</w:t>
+            <w:shd w:fill="FFFFFF"/>
+            <w:tcMar>
+              <w:top w:w="100" w:type="dxa"/>
+              <w:bottom w:w="100" w:type="dxa"/>
+              <w:left w:w="120" w:type="dxa"/>
+              <w:right w:w="120" w:type="dxa"/>
+            </w:tcMar>
+            <w:tcBorders>
+              <w:top w:val="single" w:sz="4" w:space="0" w:color="CCCCCC"/>
+              <w:bottom w:val="single" w:sz="4" w:space="0" w:color="CCCCCC"/>
+              <w:left w:val="single" w:sz="4" w:space="0" w:color="CCCCCC"/>
+              <w:right w:val="single" w:sz="4" w:space="0" w:color="CCCCCC"/>
+            </w:tcBorders>
+          </w:tcPr>
+          <w:p>
+            <w:pPr>
+              <w:spacing w:before="60" w:after="60" w:line="252" w:lineRule="auto"/>
+              <w:jc w:val="left"/>
+            </w:pPr>
+            <w:r/>
+            <w:r>
+              <w:t>Asia 11-15</w:t>
             </w:r>
           </w:p>
         </w:tc>
         <w:tc>
           <w:tcPr>
             <w:tcW w:type="dxa" w:w="1440"/>
-            <w:shd w:fill="F8FAFC"/>
-            <w:tcMar>
-              <w:top w:w="100" w:type="dxa"/>
-              <w:bottom w:w="100" w:type="dxa"/>
-              <w:left w:w="120" w:type="dxa"/>
-              <w:right w:w="120" w:type="dxa"/>
-            </w:tcMar>
-            <w:tcBorders>
-              <w:top w:val="single" w:sz="4" w:space="0" w:color="CCCCCC"/>
-              <w:bottom w:val="single" w:sz="4" w:space="0" w:color="CCCCCC"/>
-              <w:left w:val="single" w:sz="4" w:space="0" w:color="CCCCCC"/>
-              <w:right w:val="single" w:sz="4" w:space="0" w:color="CCCCCC"/>
-            </w:tcBorders>
-          </w:tcPr>
-          <w:p>
-            <w:pPr>
-              <w:spacing w:before="60" w:after="60" w:line="252" w:lineRule="auto"/>
-              <w:jc w:val="left"/>
-            </w:pPr>
-            <w:r/>
-            <w:r>
-              <w:t>509.00</w:t>
+            <w:shd w:fill="FFFFFF"/>
+            <w:tcMar>
+              <w:top w:w="100" w:type="dxa"/>
+              <w:bottom w:w="100" w:type="dxa"/>
+              <w:left w:w="120" w:type="dxa"/>
+              <w:right w:w="120" w:type="dxa"/>
+            </w:tcMar>
+            <w:tcBorders>
+              <w:top w:val="single" w:sz="4" w:space="0" w:color="CCCCCC"/>
+              <w:bottom w:val="single" w:sz="4" w:space="0" w:color="CCCCCC"/>
+              <w:left w:val="single" w:sz="4" w:space="0" w:color="CCCCCC"/>
+              <w:right w:val="single" w:sz="4" w:space="0" w:color="CCCCCC"/>
+            </w:tcBorders>
+          </w:tcPr>
+          <w:p>
+            <w:pPr>
+              <w:spacing w:before="60" w:after="60" w:line="252" w:lineRule="auto"/>
+              <w:jc w:val="left"/>
+            </w:pPr>
+            <w:r/>
+            <w:r>
+              <w:t>514.50</w:t>
             </w:r>
           </w:p>
         </w:tc>
         <w:tc>
           <w:tcPr>
             <w:tcW w:type="dxa" w:w="2016"/>
-            <w:shd w:fill="F8FAFC"/>
-            <w:tcMar>
-              <w:top w:w="100" w:type="dxa"/>
-              <w:bottom w:w="100" w:type="dxa"/>
-              <w:left w:w="120" w:type="dxa"/>
-              <w:right w:w="120" w:type="dxa"/>
-            </w:tcMar>
-            <w:tcBorders>
-              <w:top w:val="single" w:sz="4" w:space="0" w:color="CCCCCC"/>
-              <w:bottom w:val="single" w:sz="4" w:space="0" w:color="CCCCCC"/>
-              <w:left w:val="single" w:sz="4" w:space="0" w:color="CCCCCC"/>
-              <w:right w:val="single" w:sz="4" w:space="0" w:color="CCCCCC"/>
-            </w:tcBorders>
-          </w:tcPr>
-          <w:p>
-            <w:pPr>
-              <w:spacing w:before="60" w:after="60" w:line="252" w:lineRule="auto"/>
-              <w:jc w:val="left"/>
-            </w:pPr>
-            <w:r/>
-            <w:r>
-              <w:t>513.00</w:t>
+            <w:shd w:fill="FFFFFF"/>
+            <w:tcMar>
+              <w:top w:w="100" w:type="dxa"/>
+              <w:bottom w:w="100" w:type="dxa"/>
+              <w:left w:w="120" w:type="dxa"/>
+              <w:right w:w="120" w:type="dxa"/>
+            </w:tcMar>
+            <w:tcBorders>
+              <w:top w:val="single" w:sz="4" w:space="0" w:color="CCCCCC"/>
+              <w:bottom w:val="single" w:sz="4" w:space="0" w:color="CCCCCC"/>
+              <w:left w:val="single" w:sz="4" w:space="0" w:color="CCCCCC"/>
+              <w:right w:val="single" w:sz="4" w:space="0" w:color="CCCCCC"/>
+            </w:tcBorders>
+          </w:tcPr>
+          <w:p>
+            <w:pPr>
+              <w:spacing w:before="60" w:after="60" w:line="252" w:lineRule="auto"/>
+              <w:jc w:val="left"/>
+            </w:pPr>
+            <w:r/>
+            <w:r>
+              <w:t>518.00</w:t>
             </w:r>
           </w:p>
         </w:tc>
         <w:tc>
           <w:tcPr>
             <w:tcW w:type="dxa" w:w="1152"/>
-            <w:shd w:fill="F8FAFC"/>
-            <w:tcMar>
-              <w:top w:w="100" w:type="dxa"/>
-              <w:bottom w:w="100" w:type="dxa"/>
-              <w:left w:w="120" w:type="dxa"/>
-              <w:right w:w="120" w:type="dxa"/>
-            </w:tcMar>
-            <w:tcBorders>
-              <w:top w:val="single" w:sz="4" w:space="0" w:color="CCCCCC"/>
-              <w:bottom w:val="single" w:sz="4" w:space="0" w:color="CCCCCC"/>
-              <w:left w:val="single" w:sz="4" w:space="0" w:color="CCCCCC"/>
-              <w:right w:val="single" w:sz="4" w:space="0" w:color="CCCCCC"/>
-            </w:tcBorders>
-          </w:tcPr>
-          <w:p>
-            <w:pPr>
-              <w:spacing w:before="60" w:after="60" w:line="252" w:lineRule="auto"/>
-              <w:jc w:val="left"/>
-            </w:pPr>
-            <w:r/>
-            <w:r>
-              <w:t>503.75</w:t>
+            <w:shd w:fill="FFFFFF"/>
+            <w:tcMar>
+              <w:top w:w="100" w:type="dxa"/>
+              <w:bottom w:w="100" w:type="dxa"/>
+              <w:left w:w="120" w:type="dxa"/>
+              <w:right w:w="120" w:type="dxa"/>
+            </w:tcMar>
+            <w:tcBorders>
+              <w:top w:val="single" w:sz="4" w:space="0" w:color="CCCCCC"/>
+              <w:bottom w:val="single" w:sz="4" w:space="0" w:color="CCCCCC"/>
+              <w:left w:val="single" w:sz="4" w:space="0" w:color="CCCCCC"/>
+              <w:right w:val="single" w:sz="4" w:space="0" w:color="CCCCCC"/>
+            </w:tcBorders>
+          </w:tcPr>
+          <w:p>
+            <w:pPr>
+              <w:spacing w:before="60" w:after="60" w:line="252" w:lineRule="auto"/>
+              <w:jc w:val="left"/>
+            </w:pPr>
+            <w:r/>
+            <w:r>
+              <w:t>511.25</w:t>
             </w:r>
           </w:p>
         </w:tc>
         <w:tc>
           <w:tcPr>
             <w:tcW w:type="dxa" w:w="1728"/>
-            <w:shd w:fill="F8FAFC"/>
+            <w:shd w:fill="FFFFFF"/>
             <w:tcMar>
               <w:top w:w="100" w:type="dxa"/>
               <w:bottom w:w="100" w:type="dxa"/>
@@ -17533,7 +20118,712 @@
               <w:rPr>
                 <w:b/>
               </w:rPr>
-              <w:t>509.50</w:t>
+              <w:t>514.25</w:t>
+            </w:r>
+          </w:p>
+        </w:tc>
+        <w:tc>
+          <w:tcPr>
+            <w:tcW w:type="dxa" w:w="3456"/>
+            <w:shd w:fill="FFFFFF"/>
+            <w:tcMar>
+              <w:top w:w="100" w:type="dxa"/>
+              <w:bottom w:w="100" w:type="dxa"/>
+              <w:left w:w="120" w:type="dxa"/>
+              <w:right w:w="120" w:type="dxa"/>
+            </w:tcMar>
+            <w:tcBorders>
+              <w:top w:val="single" w:sz="4" w:space="0" w:color="CCCCCC"/>
+              <w:bottom w:val="single" w:sz="4" w:space="0" w:color="CCCCCC"/>
+              <w:left w:val="single" w:sz="4" w:space="0" w:color="CCCCCC"/>
+              <w:right w:val="single" w:sz="4" w:space="0" w:color="CCCCCC"/>
+            </w:tcBorders>
+          </w:tcPr>
+          <w:p>
+            <w:pPr>
+              <w:spacing w:before="60" w:after="60" w:line="252" w:lineRule="auto"/>
+              <w:jc w:val="left"/>
+            </w:pPr>
+            <w:r/>
+            <w:r>
+              <w:rPr>
+                <w:b/>
+              </w:rPr>
+              <w:t>-0.25</w:t>
+            </w:r>
+          </w:p>
+        </w:tc>
+        <w:tc>
+          <w:tcPr>
+            <w:tcW w:type="dxa" w:w="1440"/>
+            <w:shd w:fill="FFFFFF"/>
+            <w:tcMar>
+              <w:top w:w="100" w:type="dxa"/>
+              <w:bottom w:w="100" w:type="dxa"/>
+              <w:left w:w="120" w:type="dxa"/>
+              <w:right w:w="120" w:type="dxa"/>
+            </w:tcMar>
+            <w:tcBorders>
+              <w:top w:val="single" w:sz="4" w:space="0" w:color="CCCCCC"/>
+              <w:bottom w:val="single" w:sz="4" w:space="0" w:color="CCCCCC"/>
+              <w:left w:val="single" w:sz="4" w:space="0" w:color="CCCCCC"/>
+              <w:right w:val="single" w:sz="4" w:space="0" w:color="CCCCCC"/>
+            </w:tcBorders>
+          </w:tcPr>
+          <w:p>
+            <w:pPr>
+              <w:spacing w:before="60" w:after="60" w:line="252" w:lineRule="auto"/>
+              <w:jc w:val="left"/>
+            </w:pPr>
+            <w:r/>
+            <w:r>
+              <w:t>BEAR</w:t>
+            </w:r>
+          </w:p>
+        </w:tc>
+      </w:tr>
+      <w:tr>
+        <w:tc>
+          <w:tcPr>
+            <w:tcW w:type="dxa" w:w="1584"/>
+            <w:shd w:fill="F8FAFC"/>
+            <w:tcMar>
+              <w:top w:w="100" w:type="dxa"/>
+              <w:bottom w:w="100" w:type="dxa"/>
+              <w:left w:w="120" w:type="dxa"/>
+              <w:right w:w="120" w:type="dxa"/>
+            </w:tcMar>
+            <w:tcBorders>
+              <w:top w:val="single" w:sz="4" w:space="0" w:color="CCCCCC"/>
+              <w:bottom w:val="single" w:sz="4" w:space="0" w:color="CCCCCC"/>
+              <w:left w:val="single" w:sz="4" w:space="0" w:color="CCCCCC"/>
+              <w:right w:val="single" w:sz="4" w:space="0" w:color="CCCCCC"/>
+            </w:tcBorders>
+          </w:tcPr>
+          <w:p>
+            <w:pPr>
+              <w:spacing w:before="60" w:after="60" w:line="252" w:lineRule="auto"/>
+              <w:jc w:val="left"/>
+            </w:pPr>
+            <w:r/>
+            <w:r>
+              <w:rPr>
+                <w:b/>
+              </w:rPr>
+              <w:t>Fri 21/08</w:t>
+            </w:r>
+          </w:p>
+        </w:tc>
+        <w:tc>
+          <w:tcPr>
+            <w:tcW w:type="dxa" w:w="864"/>
+            <w:shd w:fill="F8FAFC"/>
+            <w:tcMar>
+              <w:top w:w="100" w:type="dxa"/>
+              <w:bottom w:w="100" w:type="dxa"/>
+              <w:left w:w="120" w:type="dxa"/>
+              <w:right w:w="120" w:type="dxa"/>
+            </w:tcMar>
+            <w:tcBorders>
+              <w:top w:val="single" w:sz="4" w:space="0" w:color="CCCCCC"/>
+              <w:bottom w:val="single" w:sz="4" w:space="0" w:color="CCCCCC"/>
+              <w:left w:val="single" w:sz="4" w:space="0" w:color="CCCCCC"/>
+              <w:right w:val="single" w:sz="4" w:space="0" w:color="CCCCCC"/>
+            </w:tcBorders>
+          </w:tcPr>
+          <w:p>
+            <w:pPr>
+              <w:spacing w:before="60" w:after="60" w:line="252" w:lineRule="auto"/>
+              <w:jc w:val="left"/>
+            </w:pPr>
+            <w:r/>
+            <w:r>
+              <w:t>London 15-19</w:t>
+            </w:r>
+          </w:p>
+        </w:tc>
+        <w:tc>
+          <w:tcPr>
+            <w:tcW w:type="dxa" w:w="1440"/>
+            <w:shd w:fill="F8FAFC"/>
+            <w:tcMar>
+              <w:top w:w="100" w:type="dxa"/>
+              <w:bottom w:w="100" w:type="dxa"/>
+              <w:left w:w="120" w:type="dxa"/>
+              <w:right w:w="120" w:type="dxa"/>
+            </w:tcMar>
+            <w:tcBorders>
+              <w:top w:val="single" w:sz="4" w:space="0" w:color="CCCCCC"/>
+              <w:bottom w:val="single" w:sz="4" w:space="0" w:color="CCCCCC"/>
+              <w:left w:val="single" w:sz="4" w:space="0" w:color="CCCCCC"/>
+              <w:right w:val="single" w:sz="4" w:space="0" w:color="CCCCCC"/>
+            </w:tcBorders>
+          </w:tcPr>
+          <w:p>
+            <w:pPr>
+              <w:spacing w:before="60" w:after="60" w:line="252" w:lineRule="auto"/>
+              <w:jc w:val="left"/>
+            </w:pPr>
+            <w:r/>
+            <w:r>
+              <w:t>514.25</w:t>
+            </w:r>
+          </w:p>
+        </w:tc>
+        <w:tc>
+          <w:tcPr>
+            <w:tcW w:type="dxa" w:w="2016"/>
+            <w:shd w:fill="F8FAFC"/>
+            <w:tcMar>
+              <w:top w:w="100" w:type="dxa"/>
+              <w:bottom w:w="100" w:type="dxa"/>
+              <w:left w:w="120" w:type="dxa"/>
+              <w:right w:w="120" w:type="dxa"/>
+            </w:tcMar>
+            <w:tcBorders>
+              <w:top w:val="single" w:sz="4" w:space="0" w:color="CCCCCC"/>
+              <w:bottom w:val="single" w:sz="4" w:space="0" w:color="CCCCCC"/>
+              <w:left w:val="single" w:sz="4" w:space="0" w:color="CCCCCC"/>
+              <w:right w:val="single" w:sz="4" w:space="0" w:color="CCCCCC"/>
+            </w:tcBorders>
+          </w:tcPr>
+          <w:p>
+            <w:pPr>
+              <w:spacing w:before="60" w:after="60" w:line="252" w:lineRule="auto"/>
+              <w:jc w:val="left"/>
+            </w:pPr>
+            <w:r/>
+            <w:r>
+              <w:t>517.25</w:t>
+            </w:r>
+          </w:p>
+        </w:tc>
+        <w:tc>
+          <w:tcPr>
+            <w:tcW w:type="dxa" w:w="1152"/>
+            <w:shd w:fill="F8FAFC"/>
+            <w:tcMar>
+              <w:top w:w="100" w:type="dxa"/>
+              <w:bottom w:w="100" w:type="dxa"/>
+              <w:left w:w="120" w:type="dxa"/>
+              <w:right w:w="120" w:type="dxa"/>
+            </w:tcMar>
+            <w:tcBorders>
+              <w:top w:val="single" w:sz="4" w:space="0" w:color="CCCCCC"/>
+              <w:bottom w:val="single" w:sz="4" w:space="0" w:color="CCCCCC"/>
+              <w:left w:val="single" w:sz="4" w:space="0" w:color="CCCCCC"/>
+              <w:right w:val="single" w:sz="4" w:space="0" w:color="CCCCCC"/>
+            </w:tcBorders>
+          </w:tcPr>
+          <w:p>
+            <w:pPr>
+              <w:spacing w:before="60" w:after="60" w:line="252" w:lineRule="auto"/>
+              <w:jc w:val="left"/>
+            </w:pPr>
+            <w:r/>
+            <w:r>
+              <w:t>511.50</w:t>
+            </w:r>
+          </w:p>
+        </w:tc>
+        <w:tc>
+          <w:tcPr>
+            <w:tcW w:type="dxa" w:w="1728"/>
+            <w:shd w:fill="F8FAFC"/>
+            <w:tcMar>
+              <w:top w:w="100" w:type="dxa"/>
+              <w:bottom w:w="100" w:type="dxa"/>
+              <w:left w:w="120" w:type="dxa"/>
+              <w:right w:w="120" w:type="dxa"/>
+            </w:tcMar>
+            <w:tcBorders>
+              <w:top w:val="single" w:sz="4" w:space="0" w:color="CCCCCC"/>
+              <w:bottom w:val="single" w:sz="4" w:space="0" w:color="CCCCCC"/>
+              <w:left w:val="single" w:sz="4" w:space="0" w:color="CCCCCC"/>
+              <w:right w:val="single" w:sz="4" w:space="0" w:color="CCCCCC"/>
+            </w:tcBorders>
+          </w:tcPr>
+          <w:p>
+            <w:pPr>
+              <w:spacing w:before="60" w:after="60" w:line="252" w:lineRule="auto"/>
+              <w:jc w:val="left"/>
+            </w:pPr>
+            <w:r/>
+            <w:r>
+              <w:rPr>
+                <w:b/>
+              </w:rPr>
+              <w:t>514.50</w:t>
+            </w:r>
+          </w:p>
+        </w:tc>
+        <w:tc>
+          <w:tcPr>
+            <w:tcW w:type="dxa" w:w="3456"/>
+            <w:shd w:fill="F8FAFC"/>
+            <w:tcMar>
+              <w:top w:w="100" w:type="dxa"/>
+              <w:bottom w:w="100" w:type="dxa"/>
+              <w:left w:w="120" w:type="dxa"/>
+              <w:right w:w="120" w:type="dxa"/>
+            </w:tcMar>
+            <w:tcBorders>
+              <w:top w:val="single" w:sz="4" w:space="0" w:color="CCCCCC"/>
+              <w:bottom w:val="single" w:sz="4" w:space="0" w:color="CCCCCC"/>
+              <w:left w:val="single" w:sz="4" w:space="0" w:color="CCCCCC"/>
+              <w:right w:val="single" w:sz="4" w:space="0" w:color="CCCCCC"/>
+            </w:tcBorders>
+          </w:tcPr>
+          <w:p>
+            <w:pPr>
+              <w:spacing w:before="60" w:after="60" w:line="252" w:lineRule="auto"/>
+              <w:jc w:val="left"/>
+            </w:pPr>
+            <w:r/>
+            <w:r>
+              <w:rPr>
+                <w:b/>
+              </w:rPr>
+              <w:t>+0.25</w:t>
+            </w:r>
+          </w:p>
+        </w:tc>
+        <w:tc>
+          <w:tcPr>
+            <w:tcW w:type="dxa" w:w="1440"/>
+            <w:shd w:fill="F8FAFC"/>
+            <w:tcMar>
+              <w:top w:w="100" w:type="dxa"/>
+              <w:bottom w:w="100" w:type="dxa"/>
+              <w:left w:w="120" w:type="dxa"/>
+              <w:right w:w="120" w:type="dxa"/>
+            </w:tcMar>
+            <w:tcBorders>
+              <w:top w:val="single" w:sz="4" w:space="0" w:color="CCCCCC"/>
+              <w:bottom w:val="single" w:sz="4" w:space="0" w:color="CCCCCC"/>
+              <w:left w:val="single" w:sz="4" w:space="0" w:color="CCCCCC"/>
+              <w:right w:val="single" w:sz="4" w:space="0" w:color="CCCCCC"/>
+            </w:tcBorders>
+          </w:tcPr>
+          <w:p>
+            <w:pPr>
+              <w:spacing w:before="60" w:after="60" w:line="252" w:lineRule="auto"/>
+              <w:jc w:val="left"/>
+            </w:pPr>
+            <w:r/>
+            <w:r>
+              <w:t>BULL</w:t>
+            </w:r>
+          </w:p>
+        </w:tc>
+      </w:tr>
+      <w:tr>
+        <w:tc>
+          <w:tcPr>
+            <w:tcW w:type="dxa" w:w="1584"/>
+            <w:shd w:fill="FFFFFF"/>
+            <w:tcMar>
+              <w:top w:w="100" w:type="dxa"/>
+              <w:bottom w:w="100" w:type="dxa"/>
+              <w:left w:w="120" w:type="dxa"/>
+              <w:right w:w="120" w:type="dxa"/>
+            </w:tcMar>
+            <w:tcBorders>
+              <w:top w:val="single" w:sz="4" w:space="0" w:color="CCCCCC"/>
+              <w:bottom w:val="single" w:sz="4" w:space="0" w:color="CCCCCC"/>
+              <w:left w:val="single" w:sz="4" w:space="0" w:color="CCCCCC"/>
+              <w:right w:val="single" w:sz="4" w:space="0" w:color="CCCCCC"/>
+            </w:tcBorders>
+          </w:tcPr>
+          <w:p>
+            <w:pPr>
+              <w:spacing w:before="60" w:after="60" w:line="252" w:lineRule="auto"/>
+              <w:jc w:val="left"/>
+            </w:pPr>
+            <w:r/>
+            <w:r>
+              <w:rPr>
+                <w:b/>
+              </w:rPr>
+              <w:t>Fri 21/08</w:t>
+            </w:r>
+          </w:p>
+        </w:tc>
+        <w:tc>
+          <w:tcPr>
+            <w:tcW w:type="dxa" w:w="864"/>
+            <w:shd w:fill="FFFFFF"/>
+            <w:tcMar>
+              <w:top w:w="100" w:type="dxa"/>
+              <w:bottom w:w="100" w:type="dxa"/>
+              <w:left w:w="120" w:type="dxa"/>
+              <w:right w:w="120" w:type="dxa"/>
+            </w:tcMar>
+            <w:tcBorders>
+              <w:top w:val="single" w:sz="4" w:space="0" w:color="CCCCCC"/>
+              <w:bottom w:val="single" w:sz="4" w:space="0" w:color="CCCCCC"/>
+              <w:left w:val="single" w:sz="4" w:space="0" w:color="CCCCCC"/>
+              <w:right w:val="single" w:sz="4" w:space="0" w:color="CCCCCC"/>
+            </w:tcBorders>
+          </w:tcPr>
+          <w:p>
+            <w:pPr>
+              <w:spacing w:before="60" w:after="60" w:line="252" w:lineRule="auto"/>
+              <w:jc w:val="left"/>
+            </w:pPr>
+            <w:r/>
+            <w:r>
+              <w:t>Pre-NY 19-21</w:t>
+            </w:r>
+          </w:p>
+        </w:tc>
+        <w:tc>
+          <w:tcPr>
+            <w:tcW w:type="dxa" w:w="1440"/>
+            <w:shd w:fill="FFFFFF"/>
+            <w:tcMar>
+              <w:top w:w="100" w:type="dxa"/>
+              <w:bottom w:w="100" w:type="dxa"/>
+              <w:left w:w="120" w:type="dxa"/>
+              <w:right w:w="120" w:type="dxa"/>
+            </w:tcMar>
+            <w:tcBorders>
+              <w:top w:val="single" w:sz="4" w:space="0" w:color="CCCCCC"/>
+              <w:bottom w:val="single" w:sz="4" w:space="0" w:color="CCCCCC"/>
+              <w:left w:val="single" w:sz="4" w:space="0" w:color="CCCCCC"/>
+              <w:right w:val="single" w:sz="4" w:space="0" w:color="CCCCCC"/>
+            </w:tcBorders>
+          </w:tcPr>
+          <w:p>
+            <w:pPr>
+              <w:spacing w:before="60" w:after="60" w:line="252" w:lineRule="auto"/>
+              <w:jc w:val="left"/>
+            </w:pPr>
+            <w:r/>
+            <w:r>
+              <w:t>514.50</w:t>
+            </w:r>
+          </w:p>
+        </w:tc>
+        <w:tc>
+          <w:tcPr>
+            <w:tcW w:type="dxa" w:w="2016"/>
+            <w:shd w:fill="FFFFFF"/>
+            <w:tcMar>
+              <w:top w:w="100" w:type="dxa"/>
+              <w:bottom w:w="100" w:type="dxa"/>
+              <w:left w:w="120" w:type="dxa"/>
+              <w:right w:w="120" w:type="dxa"/>
+            </w:tcMar>
+            <w:tcBorders>
+              <w:top w:val="single" w:sz="4" w:space="0" w:color="CCCCCC"/>
+              <w:bottom w:val="single" w:sz="4" w:space="0" w:color="CCCCCC"/>
+              <w:left w:val="single" w:sz="4" w:space="0" w:color="CCCCCC"/>
+              <w:right w:val="single" w:sz="4" w:space="0" w:color="CCCCCC"/>
+            </w:tcBorders>
+          </w:tcPr>
+          <w:p>
+            <w:pPr>
+              <w:spacing w:before="60" w:after="60" w:line="252" w:lineRule="auto"/>
+              <w:jc w:val="left"/>
+            </w:pPr>
+            <w:r/>
+            <w:r>
+              <w:t>517.50</w:t>
+            </w:r>
+          </w:p>
+        </w:tc>
+        <w:tc>
+          <w:tcPr>
+            <w:tcW w:type="dxa" w:w="1152"/>
+            <w:shd w:fill="FFFFFF"/>
+            <w:tcMar>
+              <w:top w:w="100" w:type="dxa"/>
+              <w:bottom w:w="100" w:type="dxa"/>
+              <w:left w:w="120" w:type="dxa"/>
+              <w:right w:w="120" w:type="dxa"/>
+            </w:tcMar>
+            <w:tcBorders>
+              <w:top w:val="single" w:sz="4" w:space="0" w:color="CCCCCC"/>
+              <w:bottom w:val="single" w:sz="4" w:space="0" w:color="CCCCCC"/>
+              <w:left w:val="single" w:sz="4" w:space="0" w:color="CCCCCC"/>
+              <w:right w:val="single" w:sz="4" w:space="0" w:color="CCCCCC"/>
+            </w:tcBorders>
+          </w:tcPr>
+          <w:p>
+            <w:pPr>
+              <w:spacing w:before="60" w:after="60" w:line="252" w:lineRule="auto"/>
+              <w:jc w:val="left"/>
+            </w:pPr>
+            <w:r/>
+            <w:r>
+              <w:t>511.75</w:t>
+            </w:r>
+          </w:p>
+        </w:tc>
+        <w:tc>
+          <w:tcPr>
+            <w:tcW w:type="dxa" w:w="1728"/>
+            <w:shd w:fill="FFFFFF"/>
+            <w:tcMar>
+              <w:top w:w="100" w:type="dxa"/>
+              <w:bottom w:w="100" w:type="dxa"/>
+              <w:left w:w="120" w:type="dxa"/>
+              <w:right w:w="120" w:type="dxa"/>
+            </w:tcMar>
+            <w:tcBorders>
+              <w:top w:val="single" w:sz="4" w:space="0" w:color="CCCCCC"/>
+              <w:bottom w:val="single" w:sz="4" w:space="0" w:color="CCCCCC"/>
+              <w:left w:val="single" w:sz="4" w:space="0" w:color="CCCCCC"/>
+              <w:right w:val="single" w:sz="4" w:space="0" w:color="CCCCCC"/>
+            </w:tcBorders>
+          </w:tcPr>
+          <w:p>
+            <w:pPr>
+              <w:spacing w:before="60" w:after="60" w:line="252" w:lineRule="auto"/>
+              <w:jc w:val="left"/>
+            </w:pPr>
+            <w:r/>
+            <w:r>
+              <w:rPr>
+                <w:b/>
+              </w:rPr>
+              <w:t>514.50</w:t>
+            </w:r>
+          </w:p>
+        </w:tc>
+        <w:tc>
+          <w:tcPr>
+            <w:tcW w:type="dxa" w:w="3456"/>
+            <w:shd w:fill="FFFFFF"/>
+            <w:tcMar>
+              <w:top w:w="100" w:type="dxa"/>
+              <w:bottom w:w="100" w:type="dxa"/>
+              <w:left w:w="120" w:type="dxa"/>
+              <w:right w:w="120" w:type="dxa"/>
+            </w:tcMar>
+            <w:tcBorders>
+              <w:top w:val="single" w:sz="4" w:space="0" w:color="CCCCCC"/>
+              <w:bottom w:val="single" w:sz="4" w:space="0" w:color="CCCCCC"/>
+              <w:left w:val="single" w:sz="4" w:space="0" w:color="CCCCCC"/>
+              <w:right w:val="single" w:sz="4" w:space="0" w:color="CCCCCC"/>
+            </w:tcBorders>
+          </w:tcPr>
+          <w:p>
+            <w:pPr>
+              <w:spacing w:before="60" w:after="60" w:line="252" w:lineRule="auto"/>
+              <w:jc w:val="left"/>
+            </w:pPr>
+            <w:r/>
+            <w:r>
+              <w:rPr>
+                <w:b/>
+              </w:rPr>
+              <w:t>+0.00</w:t>
+            </w:r>
+          </w:p>
+        </w:tc>
+        <w:tc>
+          <w:tcPr>
+            <w:tcW w:type="dxa" w:w="1440"/>
+            <w:shd w:fill="FFFFFF"/>
+            <w:tcMar>
+              <w:top w:w="100" w:type="dxa"/>
+              <w:bottom w:w="100" w:type="dxa"/>
+              <w:left w:w="120" w:type="dxa"/>
+              <w:right w:w="120" w:type="dxa"/>
+            </w:tcMar>
+            <w:tcBorders>
+              <w:top w:val="single" w:sz="4" w:space="0" w:color="CCCCCC"/>
+              <w:bottom w:val="single" w:sz="4" w:space="0" w:color="CCCCCC"/>
+              <w:left w:val="single" w:sz="4" w:space="0" w:color="CCCCCC"/>
+              <w:right w:val="single" w:sz="4" w:space="0" w:color="CCCCCC"/>
+            </w:tcBorders>
+          </w:tcPr>
+          <w:p>
+            <w:pPr>
+              <w:spacing w:before="60" w:after="60" w:line="252" w:lineRule="auto"/>
+              <w:jc w:val="left"/>
+            </w:pPr>
+            <w:r/>
+            <w:r>
+              <w:t>BEAR</w:t>
+            </w:r>
+          </w:p>
+        </w:tc>
+      </w:tr>
+      <w:tr>
+        <w:tc>
+          <w:tcPr>
+            <w:tcW w:type="dxa" w:w="1584"/>
+            <w:shd w:fill="F8FAFC"/>
+            <w:tcMar>
+              <w:top w:w="100" w:type="dxa"/>
+              <w:bottom w:w="100" w:type="dxa"/>
+              <w:left w:w="120" w:type="dxa"/>
+              <w:right w:w="120" w:type="dxa"/>
+            </w:tcMar>
+            <w:tcBorders>
+              <w:top w:val="single" w:sz="4" w:space="0" w:color="CCCCCC"/>
+              <w:bottom w:val="single" w:sz="4" w:space="0" w:color="CCCCCC"/>
+              <w:left w:val="single" w:sz="4" w:space="0" w:color="CCCCCC"/>
+              <w:right w:val="single" w:sz="4" w:space="0" w:color="CCCCCC"/>
+            </w:tcBorders>
+          </w:tcPr>
+          <w:p>
+            <w:pPr>
+              <w:spacing w:before="60" w:after="60" w:line="252" w:lineRule="auto"/>
+              <w:jc w:val="left"/>
+            </w:pPr>
+            <w:r/>
+            <w:r>
+              <w:rPr>
+                <w:b/>
+              </w:rPr>
+              <w:t>Fri 21/08</w:t>
+            </w:r>
+          </w:p>
+        </w:tc>
+        <w:tc>
+          <w:tcPr>
+            <w:tcW w:type="dxa" w:w="864"/>
+            <w:shd w:fill="F8FAFC"/>
+            <w:tcMar>
+              <w:top w:w="100" w:type="dxa"/>
+              <w:bottom w:w="100" w:type="dxa"/>
+              <w:left w:w="120" w:type="dxa"/>
+              <w:right w:w="120" w:type="dxa"/>
+            </w:tcMar>
+            <w:tcBorders>
+              <w:top w:val="single" w:sz="4" w:space="0" w:color="CCCCCC"/>
+              <w:bottom w:val="single" w:sz="4" w:space="0" w:color="CCCCCC"/>
+              <w:left w:val="single" w:sz="4" w:space="0" w:color="CCCCCC"/>
+              <w:right w:val="single" w:sz="4" w:space="0" w:color="CCCCCC"/>
+            </w:tcBorders>
+          </w:tcPr>
+          <w:p>
+            <w:pPr>
+              <w:spacing w:before="60" w:after="60" w:line="252" w:lineRule="auto"/>
+              <w:jc w:val="left"/>
+            </w:pPr>
+            <w:r/>
+            <w:r>
+              <w:t>NY Open 21-23</w:t>
+            </w:r>
+          </w:p>
+        </w:tc>
+        <w:tc>
+          <w:tcPr>
+            <w:tcW w:type="dxa" w:w="1440"/>
+            <w:shd w:fill="F8FAFC"/>
+            <w:tcMar>
+              <w:top w:w="100" w:type="dxa"/>
+              <w:bottom w:w="100" w:type="dxa"/>
+              <w:left w:w="120" w:type="dxa"/>
+              <w:right w:w="120" w:type="dxa"/>
+            </w:tcMar>
+            <w:tcBorders>
+              <w:top w:val="single" w:sz="4" w:space="0" w:color="CCCCCC"/>
+              <w:bottom w:val="single" w:sz="4" w:space="0" w:color="CCCCCC"/>
+              <w:left w:val="single" w:sz="4" w:space="0" w:color="CCCCCC"/>
+              <w:right w:val="single" w:sz="4" w:space="0" w:color="CCCCCC"/>
+            </w:tcBorders>
+          </w:tcPr>
+          <w:p>
+            <w:pPr>
+              <w:spacing w:before="60" w:after="60" w:line="252" w:lineRule="auto"/>
+              <w:jc w:val="left"/>
+            </w:pPr>
+            <w:r/>
+            <w:r>
+              <w:t>514.50</w:t>
+            </w:r>
+          </w:p>
+        </w:tc>
+        <w:tc>
+          <w:tcPr>
+            <w:tcW w:type="dxa" w:w="2016"/>
+            <w:shd w:fill="F8FAFC"/>
+            <w:tcMar>
+              <w:top w:w="100" w:type="dxa"/>
+              <w:bottom w:w="100" w:type="dxa"/>
+              <w:left w:w="120" w:type="dxa"/>
+              <w:right w:w="120" w:type="dxa"/>
+            </w:tcMar>
+            <w:tcBorders>
+              <w:top w:val="single" w:sz="4" w:space="0" w:color="CCCCCC"/>
+              <w:bottom w:val="single" w:sz="4" w:space="0" w:color="CCCCCC"/>
+              <w:left w:val="single" w:sz="4" w:space="0" w:color="CCCCCC"/>
+              <w:right w:val="single" w:sz="4" w:space="0" w:color="CCCCCC"/>
+            </w:tcBorders>
+          </w:tcPr>
+          <w:p>
+            <w:pPr>
+              <w:spacing w:before="60" w:after="60" w:line="252" w:lineRule="auto"/>
+              <w:jc w:val="left"/>
+            </w:pPr>
+            <w:r/>
+            <w:r>
+              <w:t>518.50</w:t>
+            </w:r>
+          </w:p>
+        </w:tc>
+        <w:tc>
+          <w:tcPr>
+            <w:tcW w:type="dxa" w:w="1152"/>
+            <w:shd w:fill="F8FAFC"/>
+            <w:tcMar>
+              <w:top w:w="100" w:type="dxa"/>
+              <w:bottom w:w="100" w:type="dxa"/>
+              <w:left w:w="120" w:type="dxa"/>
+              <w:right w:w="120" w:type="dxa"/>
+            </w:tcMar>
+            <w:tcBorders>
+              <w:top w:val="single" w:sz="4" w:space="0" w:color="CCCCCC"/>
+              <w:bottom w:val="single" w:sz="4" w:space="0" w:color="CCCCCC"/>
+              <w:left w:val="single" w:sz="4" w:space="0" w:color="CCCCCC"/>
+              <w:right w:val="single" w:sz="4" w:space="0" w:color="CCCCCC"/>
+            </w:tcBorders>
+          </w:tcPr>
+          <w:p>
+            <w:pPr>
+              <w:spacing w:before="60" w:after="60" w:line="252" w:lineRule="auto"/>
+              <w:jc w:val="left"/>
+            </w:pPr>
+            <w:r/>
+            <w:r>
+              <w:t>511.00</w:t>
+            </w:r>
+          </w:p>
+        </w:tc>
+        <w:tc>
+          <w:tcPr>
+            <w:tcW w:type="dxa" w:w="1728"/>
+            <w:shd w:fill="F8FAFC"/>
+            <w:tcMar>
+              <w:top w:w="100" w:type="dxa"/>
+              <w:bottom w:w="100" w:type="dxa"/>
+              <w:left w:w="120" w:type="dxa"/>
+              <w:right w:w="120" w:type="dxa"/>
+            </w:tcMar>
+            <w:tcBorders>
+              <w:top w:val="single" w:sz="4" w:space="0" w:color="CCCCCC"/>
+              <w:bottom w:val="single" w:sz="4" w:space="0" w:color="CCCCCC"/>
+              <w:left w:val="single" w:sz="4" w:space="0" w:color="CCCCCC"/>
+              <w:right w:val="single" w:sz="4" w:space="0" w:color="CCCCCC"/>
+            </w:tcBorders>
+          </w:tcPr>
+          <w:p>
+            <w:pPr>
+              <w:spacing w:before="60" w:after="60" w:line="252" w:lineRule="auto"/>
+              <w:jc w:val="left"/>
+            </w:pPr>
+            <w:r/>
+            <w:r>
+              <w:rPr>
+                <w:b/>
+              </w:rPr>
+              <w:t>515.00</w:t>
             </w:r>
           </w:p>
         </w:tc>
@@ -17625,7 +20915,7 @@
               <w:rPr>
                 <w:b/>
               </w:rPr>
-              <w:t>Wed 19/08</w:t>
+              <w:t>Fri 21/08</w:t>
             </w:r>
           </w:p>
         </w:tc>
@@ -17653,7 +20943,7 @@
             </w:pPr>
             <w:r/>
             <w:r>
-              <w:t>Pre-NY 19-21</w:t>
+              <w:t>NY Close 23-01</w:t>
             </w:r>
           </w:p>
         </w:tc>
@@ -17681,7 +20971,7 @@
             </w:pPr>
             <w:r/>
             <w:r>
-              <w:t>509.50</w:t>
+              <w:t>515.00</w:t>
             </w:r>
           </w:p>
         </w:tc>
@@ -17709,7 +20999,7 @@
             </w:pPr>
             <w:r/>
             <w:r>
-              <w:t>514.25</w:t>
+              <w:t>519.00</w:t>
             </w:r>
           </w:p>
         </w:tc>
@@ -17737,7 +21027,7 @@
             </w:pPr>
             <w:r/>
             <w:r>
-              <w:t>502.50</w:t>
+              <w:t>513.25</w:t>
             </w:r>
           </w:p>
         </w:tc>
@@ -17768,3297 +21058,7 @@
               <w:rPr>
                 <w:b/>
               </w:rPr>
-              <w:t>511.50</w:t>
-            </w:r>
-          </w:p>
-        </w:tc>
-        <w:tc>
-          <w:tcPr>
-            <w:tcW w:type="dxa" w:w="3456"/>
-            <w:shd w:fill="FFFFFF"/>
-            <w:tcMar>
-              <w:top w:w="100" w:type="dxa"/>
-              <w:bottom w:w="100" w:type="dxa"/>
-              <w:left w:w="120" w:type="dxa"/>
-              <w:right w:w="120" w:type="dxa"/>
-            </w:tcMar>
-            <w:tcBorders>
-              <w:top w:val="single" w:sz="4" w:space="0" w:color="CCCCCC"/>
-              <w:bottom w:val="single" w:sz="4" w:space="0" w:color="CCCCCC"/>
-              <w:left w:val="single" w:sz="4" w:space="0" w:color="CCCCCC"/>
-              <w:right w:val="single" w:sz="4" w:space="0" w:color="CCCCCC"/>
-            </w:tcBorders>
-          </w:tcPr>
-          <w:p>
-            <w:pPr>
-              <w:spacing w:before="60" w:after="60" w:line="252" w:lineRule="auto"/>
-              <w:jc w:val="left"/>
-            </w:pPr>
-            <w:r/>
-            <w:r>
-              <w:rPr>
-                <w:b/>
-              </w:rPr>
-              <w:t>+2.00</w:t>
-            </w:r>
-          </w:p>
-        </w:tc>
-        <w:tc>
-          <w:tcPr>
-            <w:tcW w:type="dxa" w:w="1440"/>
-            <w:shd w:fill="FFFFFF"/>
-            <w:tcMar>
-              <w:top w:w="100" w:type="dxa"/>
-              <w:bottom w:w="100" w:type="dxa"/>
-              <w:left w:w="120" w:type="dxa"/>
-              <w:right w:w="120" w:type="dxa"/>
-            </w:tcMar>
-            <w:tcBorders>
-              <w:top w:val="single" w:sz="4" w:space="0" w:color="CCCCCC"/>
-              <w:bottom w:val="single" w:sz="4" w:space="0" w:color="CCCCCC"/>
-              <w:left w:val="single" w:sz="4" w:space="0" w:color="CCCCCC"/>
-              <w:right w:val="single" w:sz="4" w:space="0" w:color="CCCCCC"/>
-            </w:tcBorders>
-          </w:tcPr>
-          <w:p>
-            <w:pPr>
-              <w:spacing w:before="60" w:after="60" w:line="252" w:lineRule="auto"/>
-              <w:jc w:val="left"/>
-            </w:pPr>
-            <w:r/>
-            <w:r>
-              <w:t>BULL</w:t>
-            </w:r>
-          </w:p>
-        </w:tc>
-      </w:tr>
-      <w:tr>
-        <w:tc>
-          <w:tcPr>
-            <w:tcW w:type="dxa" w:w="1584"/>
-            <w:shd w:fill="F8FAFC"/>
-            <w:tcMar>
-              <w:top w:w="100" w:type="dxa"/>
-              <w:bottom w:w="100" w:type="dxa"/>
-              <w:left w:w="120" w:type="dxa"/>
-              <w:right w:w="120" w:type="dxa"/>
-            </w:tcMar>
-            <w:tcBorders>
-              <w:top w:val="single" w:sz="4" w:space="0" w:color="CCCCCC"/>
-              <w:bottom w:val="single" w:sz="4" w:space="0" w:color="CCCCCC"/>
-              <w:left w:val="single" w:sz="4" w:space="0" w:color="CCCCCC"/>
-              <w:right w:val="single" w:sz="4" w:space="0" w:color="CCCCCC"/>
-            </w:tcBorders>
-          </w:tcPr>
-          <w:p>
-            <w:pPr>
-              <w:spacing w:before="60" w:after="60" w:line="252" w:lineRule="auto"/>
-              <w:jc w:val="left"/>
-            </w:pPr>
-            <w:r/>
-            <w:r>
-              <w:rPr>
-                <w:b/>
-              </w:rPr>
-              <w:t>Wed 19/08</w:t>
-            </w:r>
-          </w:p>
-        </w:tc>
-        <w:tc>
-          <w:tcPr>
-            <w:tcW w:type="dxa" w:w="864"/>
-            <w:shd w:fill="F8FAFC"/>
-            <w:tcMar>
-              <w:top w:w="100" w:type="dxa"/>
-              <w:bottom w:w="100" w:type="dxa"/>
-              <w:left w:w="120" w:type="dxa"/>
-              <w:right w:w="120" w:type="dxa"/>
-            </w:tcMar>
-            <w:tcBorders>
-              <w:top w:val="single" w:sz="4" w:space="0" w:color="CCCCCC"/>
-              <w:bottom w:val="single" w:sz="4" w:space="0" w:color="CCCCCC"/>
-              <w:left w:val="single" w:sz="4" w:space="0" w:color="CCCCCC"/>
-              <w:right w:val="single" w:sz="4" w:space="0" w:color="CCCCCC"/>
-            </w:tcBorders>
-          </w:tcPr>
-          <w:p>
-            <w:pPr>
-              <w:spacing w:before="60" w:after="60" w:line="252" w:lineRule="auto"/>
-              <w:jc w:val="left"/>
-            </w:pPr>
-            <w:r/>
-            <w:r>
-              <w:t>NY Open 21-23</w:t>
-            </w:r>
-          </w:p>
-        </w:tc>
-        <w:tc>
-          <w:tcPr>
-            <w:tcW w:type="dxa" w:w="1440"/>
-            <w:shd w:fill="F8FAFC"/>
-            <w:tcMar>
-              <w:top w:w="100" w:type="dxa"/>
-              <w:bottom w:w="100" w:type="dxa"/>
-              <w:left w:w="120" w:type="dxa"/>
-              <w:right w:w="120" w:type="dxa"/>
-            </w:tcMar>
-            <w:tcBorders>
-              <w:top w:val="single" w:sz="4" w:space="0" w:color="CCCCCC"/>
-              <w:bottom w:val="single" w:sz="4" w:space="0" w:color="CCCCCC"/>
-              <w:left w:val="single" w:sz="4" w:space="0" w:color="CCCCCC"/>
-              <w:right w:val="single" w:sz="4" w:space="0" w:color="CCCCCC"/>
-            </w:tcBorders>
-          </w:tcPr>
-          <w:p>
-            <w:pPr>
-              <w:spacing w:before="60" w:after="60" w:line="252" w:lineRule="auto"/>
-              <w:jc w:val="left"/>
-            </w:pPr>
-            <w:r/>
-            <w:r>
-              <w:t>511.50</w:t>
-            </w:r>
-          </w:p>
-        </w:tc>
-        <w:tc>
-          <w:tcPr>
-            <w:tcW w:type="dxa" w:w="2016"/>
-            <w:shd w:fill="F8FAFC"/>
-            <w:tcMar>
-              <w:top w:w="100" w:type="dxa"/>
-              <w:bottom w:w="100" w:type="dxa"/>
-              <w:left w:w="120" w:type="dxa"/>
-              <w:right w:w="120" w:type="dxa"/>
-            </w:tcMar>
-            <w:tcBorders>
-              <w:top w:val="single" w:sz="4" w:space="0" w:color="CCCCCC"/>
-              <w:bottom w:val="single" w:sz="4" w:space="0" w:color="CCCCCC"/>
-              <w:left w:val="single" w:sz="4" w:space="0" w:color="CCCCCC"/>
-              <w:right w:val="single" w:sz="4" w:space="0" w:color="CCCCCC"/>
-            </w:tcBorders>
-          </w:tcPr>
-          <w:p>
-            <w:pPr>
-              <w:spacing w:before="60" w:after="60" w:line="252" w:lineRule="auto"/>
-              <w:jc w:val="left"/>
-            </w:pPr>
-            <w:r/>
-            <w:r>
-              <w:t>519.50</w:t>
-            </w:r>
-          </w:p>
-        </w:tc>
-        <w:tc>
-          <w:tcPr>
-            <w:tcW w:type="dxa" w:w="1152"/>
-            <w:shd w:fill="F8FAFC"/>
-            <w:tcMar>
-              <w:top w:w="100" w:type="dxa"/>
-              <w:bottom w:w="100" w:type="dxa"/>
-              <w:left w:w="120" w:type="dxa"/>
-              <w:right w:w="120" w:type="dxa"/>
-            </w:tcMar>
-            <w:tcBorders>
-              <w:top w:val="single" w:sz="4" w:space="0" w:color="CCCCCC"/>
-              <w:bottom w:val="single" w:sz="4" w:space="0" w:color="CCCCCC"/>
-              <w:left w:val="single" w:sz="4" w:space="0" w:color="CCCCCC"/>
-              <w:right w:val="single" w:sz="4" w:space="0" w:color="CCCCCC"/>
-            </w:tcBorders>
-          </w:tcPr>
-          <w:p>
-            <w:pPr>
-              <w:spacing w:before="60" w:after="60" w:line="252" w:lineRule="auto"/>
-              <w:jc w:val="left"/>
-            </w:pPr>
-            <w:r/>
-            <w:r>
-              <w:t>504.50</w:t>
-            </w:r>
-          </w:p>
-        </w:tc>
-        <w:tc>
-          <w:tcPr>
-            <w:tcW w:type="dxa" w:w="1728"/>
-            <w:shd w:fill="F8FAFC"/>
-            <w:tcMar>
-              <w:top w:w="100" w:type="dxa"/>
-              <w:bottom w:w="100" w:type="dxa"/>
-              <w:left w:w="120" w:type="dxa"/>
-              <w:right w:w="120" w:type="dxa"/>
-            </w:tcMar>
-            <w:tcBorders>
-              <w:top w:val="single" w:sz="4" w:space="0" w:color="CCCCCC"/>
-              <w:bottom w:val="single" w:sz="4" w:space="0" w:color="CCCCCC"/>
-              <w:left w:val="single" w:sz="4" w:space="0" w:color="CCCCCC"/>
-              <w:right w:val="single" w:sz="4" w:space="0" w:color="CCCCCC"/>
-            </w:tcBorders>
-          </w:tcPr>
-          <w:p>
-            <w:pPr>
-              <w:spacing w:before="60" w:after="60" w:line="252" w:lineRule="auto"/>
-              <w:jc w:val="left"/>
-            </w:pPr>
-            <w:r/>
-            <w:r>
-              <w:rPr>
-                <w:b/>
-              </w:rPr>
-              <w:t>513.00</w:t>
-            </w:r>
-          </w:p>
-        </w:tc>
-        <w:tc>
-          <w:tcPr>
-            <w:tcW w:type="dxa" w:w="3456"/>
-            <w:shd w:fill="F8FAFC"/>
-            <w:tcMar>
-              <w:top w:w="100" w:type="dxa"/>
-              <w:bottom w:w="100" w:type="dxa"/>
-              <w:left w:w="120" w:type="dxa"/>
-              <w:right w:w="120" w:type="dxa"/>
-            </w:tcMar>
-            <w:tcBorders>
-              <w:top w:val="single" w:sz="4" w:space="0" w:color="CCCCCC"/>
-              <w:bottom w:val="single" w:sz="4" w:space="0" w:color="CCCCCC"/>
-              <w:left w:val="single" w:sz="4" w:space="0" w:color="CCCCCC"/>
-              <w:right w:val="single" w:sz="4" w:space="0" w:color="CCCCCC"/>
-            </w:tcBorders>
-          </w:tcPr>
-          <w:p>
-            <w:pPr>
-              <w:spacing w:before="60" w:after="60" w:line="252" w:lineRule="auto"/>
-              <w:jc w:val="left"/>
-            </w:pPr>
-            <w:r/>
-            <w:r>
-              <w:rPr>
-                <w:b/>
-              </w:rPr>
-              <w:t>+1.50</w:t>
-            </w:r>
-          </w:p>
-        </w:tc>
-        <w:tc>
-          <w:tcPr>
-            <w:tcW w:type="dxa" w:w="1440"/>
-            <w:shd w:fill="F8FAFC"/>
-            <w:tcMar>
-              <w:top w:w="100" w:type="dxa"/>
-              <w:bottom w:w="100" w:type="dxa"/>
-              <w:left w:w="120" w:type="dxa"/>
-              <w:right w:w="120" w:type="dxa"/>
-            </w:tcMar>
-            <w:tcBorders>
-              <w:top w:val="single" w:sz="4" w:space="0" w:color="CCCCCC"/>
-              <w:bottom w:val="single" w:sz="4" w:space="0" w:color="CCCCCC"/>
-              <w:left w:val="single" w:sz="4" w:space="0" w:color="CCCCCC"/>
-              <w:right w:val="single" w:sz="4" w:space="0" w:color="CCCCCC"/>
-            </w:tcBorders>
-          </w:tcPr>
-          <w:p>
-            <w:pPr>
-              <w:spacing w:before="60" w:after="60" w:line="252" w:lineRule="auto"/>
-              <w:jc w:val="left"/>
-            </w:pPr>
-            <w:r/>
-            <w:r>
-              <w:t>BULL</w:t>
-            </w:r>
-          </w:p>
-        </w:tc>
-      </w:tr>
-      <w:tr>
-        <w:tc>
-          <w:tcPr>
-            <w:tcW w:type="dxa" w:w="1584"/>
-            <w:shd w:fill="FFFFFF"/>
-            <w:tcMar>
-              <w:top w:w="100" w:type="dxa"/>
-              <w:bottom w:w="100" w:type="dxa"/>
-              <w:left w:w="120" w:type="dxa"/>
-              <w:right w:w="120" w:type="dxa"/>
-            </w:tcMar>
-            <w:tcBorders>
-              <w:top w:val="single" w:sz="4" w:space="0" w:color="CCCCCC"/>
-              <w:bottom w:val="single" w:sz="4" w:space="0" w:color="CCCCCC"/>
-              <w:left w:val="single" w:sz="4" w:space="0" w:color="CCCCCC"/>
-              <w:right w:val="single" w:sz="4" w:space="0" w:color="CCCCCC"/>
-            </w:tcBorders>
-          </w:tcPr>
-          <w:p>
-            <w:pPr>
-              <w:spacing w:before="60" w:after="60" w:line="252" w:lineRule="auto"/>
-              <w:jc w:val="left"/>
-            </w:pPr>
-            <w:r/>
-            <w:r>
-              <w:rPr>
-                <w:b/>
-              </w:rPr>
-              <w:t>Wed 19/08</w:t>
-            </w:r>
-          </w:p>
-        </w:tc>
-        <w:tc>
-          <w:tcPr>
-            <w:tcW w:type="dxa" w:w="864"/>
-            <w:shd w:fill="FFFFFF"/>
-            <w:tcMar>
-              <w:top w:w="100" w:type="dxa"/>
-              <w:bottom w:w="100" w:type="dxa"/>
-              <w:left w:w="120" w:type="dxa"/>
-              <w:right w:w="120" w:type="dxa"/>
-            </w:tcMar>
-            <w:tcBorders>
-              <w:top w:val="single" w:sz="4" w:space="0" w:color="CCCCCC"/>
-              <w:bottom w:val="single" w:sz="4" w:space="0" w:color="CCCCCC"/>
-              <w:left w:val="single" w:sz="4" w:space="0" w:color="CCCCCC"/>
-              <w:right w:val="single" w:sz="4" w:space="0" w:color="CCCCCC"/>
-            </w:tcBorders>
-          </w:tcPr>
-          <w:p>
-            <w:pPr>
-              <w:spacing w:before="60" w:after="60" w:line="252" w:lineRule="auto"/>
-              <w:jc w:val="left"/>
-            </w:pPr>
-            <w:r/>
-            <w:r>
-              <w:t>NY Close 23-01</w:t>
-            </w:r>
-          </w:p>
-        </w:tc>
-        <w:tc>
-          <w:tcPr>
-            <w:tcW w:type="dxa" w:w="1440"/>
-            <w:shd w:fill="FFFFFF"/>
-            <w:tcMar>
-              <w:top w:w="100" w:type="dxa"/>
-              <w:bottom w:w="100" w:type="dxa"/>
-              <w:left w:w="120" w:type="dxa"/>
-              <w:right w:w="120" w:type="dxa"/>
-            </w:tcMar>
-            <w:tcBorders>
-              <w:top w:val="single" w:sz="4" w:space="0" w:color="CCCCCC"/>
-              <w:bottom w:val="single" w:sz="4" w:space="0" w:color="CCCCCC"/>
-              <w:left w:val="single" w:sz="4" w:space="0" w:color="CCCCCC"/>
-              <w:right w:val="single" w:sz="4" w:space="0" w:color="CCCCCC"/>
-            </w:tcBorders>
-          </w:tcPr>
-          <w:p>
-            <w:pPr>
-              <w:spacing w:before="60" w:after="60" w:line="252" w:lineRule="auto"/>
-              <w:jc w:val="left"/>
-            </w:pPr>
-            <w:r/>
-            <w:r>
-              <w:t>513.00</w:t>
-            </w:r>
-          </w:p>
-        </w:tc>
-        <w:tc>
-          <w:tcPr>
-            <w:tcW w:type="dxa" w:w="2016"/>
-            <w:shd w:fill="FFFFFF"/>
-            <w:tcMar>
-              <w:top w:w="100" w:type="dxa"/>
-              <w:bottom w:w="100" w:type="dxa"/>
-              <w:left w:w="120" w:type="dxa"/>
-              <w:right w:w="120" w:type="dxa"/>
-            </w:tcMar>
-            <w:tcBorders>
-              <w:top w:val="single" w:sz="4" w:space="0" w:color="CCCCCC"/>
-              <w:bottom w:val="single" w:sz="4" w:space="0" w:color="CCCCCC"/>
-              <w:left w:val="single" w:sz="4" w:space="0" w:color="CCCCCC"/>
-              <w:right w:val="single" w:sz="4" w:space="0" w:color="CCCCCC"/>
-            </w:tcBorders>
-          </w:tcPr>
-          <w:p>
-            <w:pPr>
-              <w:spacing w:before="60" w:after="60" w:line="252" w:lineRule="auto"/>
-              <w:jc w:val="left"/>
-            </w:pPr>
-            <w:r/>
-            <w:r>
-              <w:t>517.50</w:t>
-            </w:r>
-          </w:p>
-        </w:tc>
-        <w:tc>
-          <w:tcPr>
-            <w:tcW w:type="dxa" w:w="1152"/>
-            <w:shd w:fill="FFFFFF"/>
-            <w:tcMar>
-              <w:top w:w="100" w:type="dxa"/>
-              <w:bottom w:w="100" w:type="dxa"/>
-              <w:left w:w="120" w:type="dxa"/>
-              <w:right w:w="120" w:type="dxa"/>
-            </w:tcMar>
-            <w:tcBorders>
-              <w:top w:val="single" w:sz="4" w:space="0" w:color="CCCCCC"/>
-              <w:bottom w:val="single" w:sz="4" w:space="0" w:color="CCCCCC"/>
-              <w:left w:val="single" w:sz="4" w:space="0" w:color="CCCCCC"/>
-              <w:right w:val="single" w:sz="4" w:space="0" w:color="CCCCCC"/>
-            </w:tcBorders>
-          </w:tcPr>
-          <w:p>
-            <w:pPr>
-              <w:spacing w:before="60" w:after="60" w:line="252" w:lineRule="auto"/>
-              <w:jc w:val="left"/>
-            </w:pPr>
-            <w:r/>
-            <w:r>
-              <w:t>508.75</w:t>
-            </w:r>
-          </w:p>
-        </w:tc>
-        <w:tc>
-          <w:tcPr>
-            <w:tcW w:type="dxa" w:w="1728"/>
-            <w:shd w:fill="FFFFFF"/>
-            <w:tcMar>
-              <w:top w:w="100" w:type="dxa"/>
-              <w:bottom w:w="100" w:type="dxa"/>
-              <w:left w:w="120" w:type="dxa"/>
-              <w:right w:w="120" w:type="dxa"/>
-            </w:tcMar>
-            <w:tcBorders>
-              <w:top w:val="single" w:sz="4" w:space="0" w:color="CCCCCC"/>
-              <w:bottom w:val="single" w:sz="4" w:space="0" w:color="CCCCCC"/>
-              <w:left w:val="single" w:sz="4" w:space="0" w:color="CCCCCC"/>
-              <w:right w:val="single" w:sz="4" w:space="0" w:color="CCCCCC"/>
-            </w:tcBorders>
-          </w:tcPr>
-          <w:p>
-            <w:pPr>
-              <w:spacing w:before="60" w:after="60" w:line="252" w:lineRule="auto"/>
-              <w:jc w:val="left"/>
-            </w:pPr>
-            <w:r/>
-            <w:r>
-              <w:rPr>
-                <w:b/>
-              </w:rPr>
-              <w:t>512.50</w:t>
-            </w:r>
-          </w:p>
-        </w:tc>
-        <w:tc>
-          <w:tcPr>
-            <w:tcW w:type="dxa" w:w="3456"/>
-            <w:shd w:fill="FFFFFF"/>
-            <w:tcMar>
-              <w:top w:w="100" w:type="dxa"/>
-              <w:bottom w:w="100" w:type="dxa"/>
-              <w:left w:w="120" w:type="dxa"/>
-              <w:right w:w="120" w:type="dxa"/>
-            </w:tcMar>
-            <w:tcBorders>
-              <w:top w:val="single" w:sz="4" w:space="0" w:color="CCCCCC"/>
-              <w:bottom w:val="single" w:sz="4" w:space="0" w:color="CCCCCC"/>
-              <w:left w:val="single" w:sz="4" w:space="0" w:color="CCCCCC"/>
-              <w:right w:val="single" w:sz="4" w:space="0" w:color="CCCCCC"/>
-            </w:tcBorders>
-          </w:tcPr>
-          <w:p>
-            <w:pPr>
-              <w:spacing w:before="60" w:after="60" w:line="252" w:lineRule="auto"/>
-              <w:jc w:val="left"/>
-            </w:pPr>
-            <w:r/>
-            <w:r>
-              <w:rPr>
-                <w:b/>
-              </w:rPr>
-              <w:t>-0.50</w:t>
-            </w:r>
-          </w:p>
-        </w:tc>
-        <w:tc>
-          <w:tcPr>
-            <w:tcW w:type="dxa" w:w="1440"/>
-            <w:shd w:fill="FFFFFF"/>
-            <w:tcMar>
-              <w:top w:w="100" w:type="dxa"/>
-              <w:bottom w:w="100" w:type="dxa"/>
-              <w:left w:w="120" w:type="dxa"/>
-              <w:right w:w="120" w:type="dxa"/>
-            </w:tcMar>
-            <w:tcBorders>
-              <w:top w:val="single" w:sz="4" w:space="0" w:color="CCCCCC"/>
-              <w:bottom w:val="single" w:sz="4" w:space="0" w:color="CCCCCC"/>
-              <w:left w:val="single" w:sz="4" w:space="0" w:color="CCCCCC"/>
-              <w:right w:val="single" w:sz="4" w:space="0" w:color="CCCCCC"/>
-            </w:tcBorders>
-          </w:tcPr>
-          <w:p>
-            <w:pPr>
-              <w:spacing w:before="60" w:after="60" w:line="252" w:lineRule="auto"/>
-              <w:jc w:val="left"/>
-            </w:pPr>
-            <w:r/>
-            <w:r>
-              <w:t>BEAR</w:t>
-            </w:r>
-          </w:p>
-        </w:tc>
-      </w:tr>
-      <w:tr>
-        <w:tc>
-          <w:tcPr>
-            <w:tcW w:type="dxa" w:w="1584"/>
-            <w:shd w:fill="F8FAFC"/>
-            <w:tcMar>
-              <w:top w:w="100" w:type="dxa"/>
-              <w:bottom w:w="100" w:type="dxa"/>
-              <w:left w:w="120" w:type="dxa"/>
-              <w:right w:w="120" w:type="dxa"/>
-            </w:tcMar>
-            <w:tcBorders>
-              <w:top w:val="single" w:sz="4" w:space="0" w:color="CCCCCC"/>
-              <w:bottom w:val="single" w:sz="4" w:space="0" w:color="CCCCCC"/>
-              <w:left w:val="single" w:sz="4" w:space="0" w:color="CCCCCC"/>
-              <w:right w:val="single" w:sz="4" w:space="0" w:color="CCCCCC"/>
-            </w:tcBorders>
-          </w:tcPr>
-          <w:p>
-            <w:pPr>
-              <w:spacing w:before="60" w:after="60" w:line="252" w:lineRule="auto"/>
-              <w:jc w:val="left"/>
-            </w:pPr>
-            <w:r/>
-            <w:r>
-              <w:rPr>
-                <w:b/>
-              </w:rPr>
-              <w:t>Thu 20/08</w:t>
-            </w:r>
-          </w:p>
-        </w:tc>
-        <w:tc>
-          <w:tcPr>
-            <w:tcW w:type="dxa" w:w="864"/>
-            <w:shd w:fill="F8FAFC"/>
-            <w:tcMar>
-              <w:top w:w="100" w:type="dxa"/>
-              <w:bottom w:w="100" w:type="dxa"/>
-              <w:left w:w="120" w:type="dxa"/>
-              <w:right w:w="120" w:type="dxa"/>
-            </w:tcMar>
-            <w:tcBorders>
-              <w:top w:val="single" w:sz="4" w:space="0" w:color="CCCCCC"/>
-              <w:bottom w:val="single" w:sz="4" w:space="0" w:color="CCCCCC"/>
-              <w:left w:val="single" w:sz="4" w:space="0" w:color="CCCCCC"/>
-              <w:right w:val="single" w:sz="4" w:space="0" w:color="CCCCCC"/>
-            </w:tcBorders>
-          </w:tcPr>
-          <w:p>
-            <w:pPr>
-              <w:spacing w:before="60" w:after="60" w:line="252" w:lineRule="auto"/>
-              <w:jc w:val="left"/>
-            </w:pPr>
-            <w:r/>
-            <w:r>
-              <w:t>Asia 07-11</w:t>
-            </w:r>
-          </w:p>
-        </w:tc>
-        <w:tc>
-          <w:tcPr>
-            <w:tcW w:type="dxa" w:w="1440"/>
-            <w:shd w:fill="F8FAFC"/>
-            <w:tcMar>
-              <w:top w:w="100" w:type="dxa"/>
-              <w:bottom w:w="100" w:type="dxa"/>
-              <w:left w:w="120" w:type="dxa"/>
-              <w:right w:w="120" w:type="dxa"/>
-            </w:tcMar>
-            <w:tcBorders>
-              <w:top w:val="single" w:sz="4" w:space="0" w:color="CCCCCC"/>
-              <w:bottom w:val="single" w:sz="4" w:space="0" w:color="CCCCCC"/>
-              <w:left w:val="single" w:sz="4" w:space="0" w:color="CCCCCC"/>
-              <w:right w:val="single" w:sz="4" w:space="0" w:color="CCCCCC"/>
-            </w:tcBorders>
-          </w:tcPr>
-          <w:p>
-            <w:pPr>
-              <w:spacing w:before="60" w:after="60" w:line="252" w:lineRule="auto"/>
-              <w:jc w:val="left"/>
-            </w:pPr>
-            <w:r/>
-            <w:r>
-              <w:t>512.50</w:t>
-            </w:r>
-          </w:p>
-        </w:tc>
-        <w:tc>
-          <w:tcPr>
-            <w:tcW w:type="dxa" w:w="2016"/>
-            <w:shd w:fill="F8FAFC"/>
-            <w:tcMar>
-              <w:top w:w="100" w:type="dxa"/>
-              <w:bottom w:w="100" w:type="dxa"/>
-              <w:left w:w="120" w:type="dxa"/>
-              <w:right w:w="120" w:type="dxa"/>
-            </w:tcMar>
-            <w:tcBorders>
-              <w:top w:val="single" w:sz="4" w:space="0" w:color="CCCCCC"/>
-              <w:bottom w:val="single" w:sz="4" w:space="0" w:color="CCCCCC"/>
-              <w:left w:val="single" w:sz="4" w:space="0" w:color="CCCCCC"/>
-              <w:right w:val="single" w:sz="4" w:space="0" w:color="CCCCCC"/>
-            </w:tcBorders>
-          </w:tcPr>
-          <w:p>
-            <w:pPr>
-              <w:spacing w:before="60" w:after="60" w:line="252" w:lineRule="auto"/>
-              <w:jc w:val="left"/>
-            </w:pPr>
-            <w:r/>
-            <w:r>
               <w:t>514.75</w:t>
-            </w:r>
-          </w:p>
-        </w:tc>
-        <w:tc>
-          <w:tcPr>
-            <w:tcW w:type="dxa" w:w="1152"/>
-            <w:shd w:fill="F8FAFC"/>
-            <w:tcMar>
-              <w:top w:w="100" w:type="dxa"/>
-              <w:bottom w:w="100" w:type="dxa"/>
-              <w:left w:w="120" w:type="dxa"/>
-              <w:right w:w="120" w:type="dxa"/>
-            </w:tcMar>
-            <w:tcBorders>
-              <w:top w:val="single" w:sz="4" w:space="0" w:color="CCCCCC"/>
-              <w:bottom w:val="single" w:sz="4" w:space="0" w:color="CCCCCC"/>
-              <w:left w:val="single" w:sz="4" w:space="0" w:color="CCCCCC"/>
-              <w:right w:val="single" w:sz="4" w:space="0" w:color="CCCCCC"/>
-            </w:tcBorders>
-          </w:tcPr>
-          <w:p>
-            <w:pPr>
-              <w:spacing w:before="60" w:after="60" w:line="252" w:lineRule="auto"/>
-              <w:jc w:val="left"/>
-            </w:pPr>
-            <w:r/>
-            <w:r>
-              <w:t>509.75</w:t>
-            </w:r>
-          </w:p>
-        </w:tc>
-        <w:tc>
-          <w:tcPr>
-            <w:tcW w:type="dxa" w:w="1728"/>
-            <w:shd w:fill="F8FAFC"/>
-            <w:tcMar>
-              <w:top w:w="100" w:type="dxa"/>
-              <w:bottom w:w="100" w:type="dxa"/>
-              <w:left w:w="120" w:type="dxa"/>
-              <w:right w:w="120" w:type="dxa"/>
-            </w:tcMar>
-            <w:tcBorders>
-              <w:top w:val="single" w:sz="4" w:space="0" w:color="CCCCCC"/>
-              <w:bottom w:val="single" w:sz="4" w:space="0" w:color="CCCCCC"/>
-              <w:left w:val="single" w:sz="4" w:space="0" w:color="CCCCCC"/>
-              <w:right w:val="single" w:sz="4" w:space="0" w:color="CCCCCC"/>
-            </w:tcBorders>
-          </w:tcPr>
-          <w:p>
-            <w:pPr>
-              <w:spacing w:before="60" w:after="60" w:line="252" w:lineRule="auto"/>
-              <w:jc w:val="left"/>
-            </w:pPr>
-            <w:r/>
-            <w:r>
-              <w:rPr>
-                <w:b/>
-              </w:rPr>
-              <w:t>512.25</w:t>
-            </w:r>
-          </w:p>
-        </w:tc>
-        <w:tc>
-          <w:tcPr>
-            <w:tcW w:type="dxa" w:w="3456"/>
-            <w:shd w:fill="F8FAFC"/>
-            <w:tcMar>
-              <w:top w:w="100" w:type="dxa"/>
-              <w:bottom w:w="100" w:type="dxa"/>
-              <w:left w:w="120" w:type="dxa"/>
-              <w:right w:w="120" w:type="dxa"/>
-            </w:tcMar>
-            <w:tcBorders>
-              <w:top w:val="single" w:sz="4" w:space="0" w:color="CCCCCC"/>
-              <w:bottom w:val="single" w:sz="4" w:space="0" w:color="CCCCCC"/>
-              <w:left w:val="single" w:sz="4" w:space="0" w:color="CCCCCC"/>
-              <w:right w:val="single" w:sz="4" w:space="0" w:color="CCCCCC"/>
-            </w:tcBorders>
-          </w:tcPr>
-          <w:p>
-            <w:pPr>
-              <w:spacing w:before="60" w:after="60" w:line="252" w:lineRule="auto"/>
-              <w:jc w:val="left"/>
-            </w:pPr>
-            <w:r/>
-            <w:r>
-              <w:rPr>
-                <w:b/>
-              </w:rPr>
-              <w:t>-0.25</w:t>
-            </w:r>
-          </w:p>
-        </w:tc>
-        <w:tc>
-          <w:tcPr>
-            <w:tcW w:type="dxa" w:w="1440"/>
-            <w:shd w:fill="F8FAFC"/>
-            <w:tcMar>
-              <w:top w:w="100" w:type="dxa"/>
-              <w:bottom w:w="100" w:type="dxa"/>
-              <w:left w:w="120" w:type="dxa"/>
-              <w:right w:w="120" w:type="dxa"/>
-            </w:tcMar>
-            <w:tcBorders>
-              <w:top w:val="single" w:sz="4" w:space="0" w:color="CCCCCC"/>
-              <w:bottom w:val="single" w:sz="4" w:space="0" w:color="CCCCCC"/>
-              <w:left w:val="single" w:sz="4" w:space="0" w:color="CCCCCC"/>
-              <w:right w:val="single" w:sz="4" w:space="0" w:color="CCCCCC"/>
-            </w:tcBorders>
-          </w:tcPr>
-          <w:p>
-            <w:pPr>
-              <w:spacing w:before="60" w:after="60" w:line="252" w:lineRule="auto"/>
-              <w:jc w:val="left"/>
-            </w:pPr>
-            <w:r/>
-            <w:r>
-              <w:t>BEAR</w:t>
-            </w:r>
-          </w:p>
-        </w:tc>
-      </w:tr>
-      <w:tr>
-        <w:tc>
-          <w:tcPr>
-            <w:tcW w:type="dxa" w:w="1584"/>
-            <w:shd w:fill="FFFFFF"/>
-            <w:tcMar>
-              <w:top w:w="100" w:type="dxa"/>
-              <w:bottom w:w="100" w:type="dxa"/>
-              <w:left w:w="120" w:type="dxa"/>
-              <w:right w:w="120" w:type="dxa"/>
-            </w:tcMar>
-            <w:tcBorders>
-              <w:top w:val="single" w:sz="4" w:space="0" w:color="CCCCCC"/>
-              <w:bottom w:val="single" w:sz="4" w:space="0" w:color="CCCCCC"/>
-              <w:left w:val="single" w:sz="4" w:space="0" w:color="CCCCCC"/>
-              <w:right w:val="single" w:sz="4" w:space="0" w:color="CCCCCC"/>
-            </w:tcBorders>
-          </w:tcPr>
-          <w:p>
-            <w:pPr>
-              <w:spacing w:before="60" w:after="60" w:line="252" w:lineRule="auto"/>
-              <w:jc w:val="left"/>
-            </w:pPr>
-            <w:r/>
-            <w:r>
-              <w:rPr>
-                <w:b/>
-              </w:rPr>
-              <w:t>Thu 20/08</w:t>
-            </w:r>
-          </w:p>
-        </w:tc>
-        <w:tc>
-          <w:tcPr>
-            <w:tcW w:type="dxa" w:w="864"/>
-            <w:shd w:fill="FFFFFF"/>
-            <w:tcMar>
-              <w:top w:w="100" w:type="dxa"/>
-              <w:bottom w:w="100" w:type="dxa"/>
-              <w:left w:w="120" w:type="dxa"/>
-              <w:right w:w="120" w:type="dxa"/>
-            </w:tcMar>
-            <w:tcBorders>
-              <w:top w:val="single" w:sz="4" w:space="0" w:color="CCCCCC"/>
-              <w:bottom w:val="single" w:sz="4" w:space="0" w:color="CCCCCC"/>
-              <w:left w:val="single" w:sz="4" w:space="0" w:color="CCCCCC"/>
-              <w:right w:val="single" w:sz="4" w:space="0" w:color="CCCCCC"/>
-            </w:tcBorders>
-          </w:tcPr>
-          <w:p>
-            <w:pPr>
-              <w:spacing w:before="60" w:after="60" w:line="252" w:lineRule="auto"/>
-              <w:jc w:val="left"/>
-            </w:pPr>
-            <w:r/>
-            <w:r>
-              <w:t>Asia 11-15</w:t>
-            </w:r>
-          </w:p>
-        </w:tc>
-        <w:tc>
-          <w:tcPr>
-            <w:tcW w:type="dxa" w:w="1440"/>
-            <w:shd w:fill="FFFFFF"/>
-            <w:tcMar>
-              <w:top w:w="100" w:type="dxa"/>
-              <w:bottom w:w="100" w:type="dxa"/>
-              <w:left w:w="120" w:type="dxa"/>
-              <w:right w:w="120" w:type="dxa"/>
-            </w:tcMar>
-            <w:tcBorders>
-              <w:top w:val="single" w:sz="4" w:space="0" w:color="CCCCCC"/>
-              <w:bottom w:val="single" w:sz="4" w:space="0" w:color="CCCCCC"/>
-              <w:left w:val="single" w:sz="4" w:space="0" w:color="CCCCCC"/>
-              <w:right w:val="single" w:sz="4" w:space="0" w:color="CCCCCC"/>
-            </w:tcBorders>
-          </w:tcPr>
-          <w:p>
-            <w:pPr>
-              <w:spacing w:before="60" w:after="60" w:line="252" w:lineRule="auto"/>
-              <w:jc w:val="left"/>
-            </w:pPr>
-            <w:r/>
-            <w:r>
-              <w:t>512.25</w:t>
-            </w:r>
-          </w:p>
-        </w:tc>
-        <w:tc>
-          <w:tcPr>
-            <w:tcW w:type="dxa" w:w="2016"/>
-            <w:shd w:fill="FFFFFF"/>
-            <w:tcMar>
-              <w:top w:w="100" w:type="dxa"/>
-              <w:bottom w:w="100" w:type="dxa"/>
-              <w:left w:w="120" w:type="dxa"/>
-              <w:right w:w="120" w:type="dxa"/>
-            </w:tcMar>
-            <w:tcBorders>
-              <w:top w:val="single" w:sz="4" w:space="0" w:color="CCCCCC"/>
-              <w:bottom w:val="single" w:sz="4" w:space="0" w:color="CCCCCC"/>
-              <w:left w:val="single" w:sz="4" w:space="0" w:color="CCCCCC"/>
-              <w:right w:val="single" w:sz="4" w:space="0" w:color="CCCCCC"/>
-            </w:tcBorders>
-          </w:tcPr>
-          <w:p>
-            <w:pPr>
-              <w:spacing w:before="60" w:after="60" w:line="252" w:lineRule="auto"/>
-              <w:jc w:val="left"/>
-            </w:pPr>
-            <w:r/>
-            <w:r>
-              <w:t>514.25</w:t>
-            </w:r>
-          </w:p>
-        </w:tc>
-        <w:tc>
-          <w:tcPr>
-            <w:tcW w:type="dxa" w:w="1152"/>
-            <w:shd w:fill="FFFFFF"/>
-            <w:tcMar>
-              <w:top w:w="100" w:type="dxa"/>
-              <w:bottom w:w="100" w:type="dxa"/>
-              <w:left w:w="120" w:type="dxa"/>
-              <w:right w:w="120" w:type="dxa"/>
-            </w:tcMar>
-            <w:tcBorders>
-              <w:top w:val="single" w:sz="4" w:space="0" w:color="CCCCCC"/>
-              <w:bottom w:val="single" w:sz="4" w:space="0" w:color="CCCCCC"/>
-              <w:left w:val="single" w:sz="4" w:space="0" w:color="CCCCCC"/>
-              <w:right w:val="single" w:sz="4" w:space="0" w:color="CCCCCC"/>
-            </w:tcBorders>
-          </w:tcPr>
-          <w:p>
-            <w:pPr>
-              <w:spacing w:before="60" w:after="60" w:line="252" w:lineRule="auto"/>
-              <w:jc w:val="left"/>
-            </w:pPr>
-            <w:r/>
-            <w:r>
-              <w:t>507.75</w:t>
-            </w:r>
-          </w:p>
-        </w:tc>
-        <w:tc>
-          <w:tcPr>
-            <w:tcW w:type="dxa" w:w="1728"/>
-            <w:shd w:fill="FFFFFF"/>
-            <w:tcMar>
-              <w:top w:w="100" w:type="dxa"/>
-              <w:bottom w:w="100" w:type="dxa"/>
-              <w:left w:w="120" w:type="dxa"/>
-              <w:right w:w="120" w:type="dxa"/>
-            </w:tcMar>
-            <w:tcBorders>
-              <w:top w:val="single" w:sz="4" w:space="0" w:color="CCCCCC"/>
-              <w:bottom w:val="single" w:sz="4" w:space="0" w:color="CCCCCC"/>
-              <w:left w:val="single" w:sz="4" w:space="0" w:color="CCCCCC"/>
-              <w:right w:val="single" w:sz="4" w:space="0" w:color="CCCCCC"/>
-            </w:tcBorders>
-          </w:tcPr>
-          <w:p>
-            <w:pPr>
-              <w:spacing w:before="60" w:after="60" w:line="252" w:lineRule="auto"/>
-              <w:jc w:val="left"/>
-            </w:pPr>
-            <w:r/>
-            <w:r>
-              <w:rPr>
-                <w:b/>
-              </w:rPr>
-              <w:t>512.50</w:t>
-            </w:r>
-          </w:p>
-        </w:tc>
-        <w:tc>
-          <w:tcPr>
-            <w:tcW w:type="dxa" w:w="3456"/>
-            <w:shd w:fill="FFFFFF"/>
-            <w:tcMar>
-              <w:top w:w="100" w:type="dxa"/>
-              <w:bottom w:w="100" w:type="dxa"/>
-              <w:left w:w="120" w:type="dxa"/>
-              <w:right w:w="120" w:type="dxa"/>
-            </w:tcMar>
-            <w:tcBorders>
-              <w:top w:val="single" w:sz="4" w:space="0" w:color="CCCCCC"/>
-              <w:bottom w:val="single" w:sz="4" w:space="0" w:color="CCCCCC"/>
-              <w:left w:val="single" w:sz="4" w:space="0" w:color="CCCCCC"/>
-              <w:right w:val="single" w:sz="4" w:space="0" w:color="CCCCCC"/>
-            </w:tcBorders>
-          </w:tcPr>
-          <w:p>
-            <w:pPr>
-              <w:spacing w:before="60" w:after="60" w:line="252" w:lineRule="auto"/>
-              <w:jc w:val="left"/>
-            </w:pPr>
-            <w:r/>
-            <w:r>
-              <w:rPr>
-                <w:b/>
-              </w:rPr>
-              <w:t>+0.25</w:t>
-            </w:r>
-          </w:p>
-        </w:tc>
-        <w:tc>
-          <w:tcPr>
-            <w:tcW w:type="dxa" w:w="1440"/>
-            <w:shd w:fill="FFFFFF"/>
-            <w:tcMar>
-              <w:top w:w="100" w:type="dxa"/>
-              <w:bottom w:w="100" w:type="dxa"/>
-              <w:left w:w="120" w:type="dxa"/>
-              <w:right w:w="120" w:type="dxa"/>
-            </w:tcMar>
-            <w:tcBorders>
-              <w:top w:val="single" w:sz="4" w:space="0" w:color="CCCCCC"/>
-              <w:bottom w:val="single" w:sz="4" w:space="0" w:color="CCCCCC"/>
-              <w:left w:val="single" w:sz="4" w:space="0" w:color="CCCCCC"/>
-              <w:right w:val="single" w:sz="4" w:space="0" w:color="CCCCCC"/>
-            </w:tcBorders>
-          </w:tcPr>
-          <w:p>
-            <w:pPr>
-              <w:spacing w:before="60" w:after="60" w:line="252" w:lineRule="auto"/>
-              <w:jc w:val="left"/>
-            </w:pPr>
-            <w:r/>
-            <w:r>
-              <w:t>BULL</w:t>
-            </w:r>
-          </w:p>
-        </w:tc>
-      </w:tr>
-      <w:tr>
-        <w:tc>
-          <w:tcPr>
-            <w:tcW w:type="dxa" w:w="1584"/>
-            <w:shd w:fill="F8FAFC"/>
-            <w:tcMar>
-              <w:top w:w="100" w:type="dxa"/>
-              <w:bottom w:w="100" w:type="dxa"/>
-              <w:left w:w="120" w:type="dxa"/>
-              <w:right w:w="120" w:type="dxa"/>
-            </w:tcMar>
-            <w:tcBorders>
-              <w:top w:val="single" w:sz="4" w:space="0" w:color="CCCCCC"/>
-              <w:bottom w:val="single" w:sz="4" w:space="0" w:color="CCCCCC"/>
-              <w:left w:val="single" w:sz="4" w:space="0" w:color="CCCCCC"/>
-              <w:right w:val="single" w:sz="4" w:space="0" w:color="CCCCCC"/>
-            </w:tcBorders>
-          </w:tcPr>
-          <w:p>
-            <w:pPr>
-              <w:spacing w:before="60" w:after="60" w:line="252" w:lineRule="auto"/>
-              <w:jc w:val="left"/>
-            </w:pPr>
-            <w:r/>
-            <w:r>
-              <w:rPr>
-                <w:b/>
-              </w:rPr>
-              <w:t>Thu 20/08</w:t>
-            </w:r>
-          </w:p>
-        </w:tc>
-        <w:tc>
-          <w:tcPr>
-            <w:tcW w:type="dxa" w:w="864"/>
-            <w:shd w:fill="F8FAFC"/>
-            <w:tcMar>
-              <w:top w:w="100" w:type="dxa"/>
-              <w:bottom w:w="100" w:type="dxa"/>
-              <w:left w:w="120" w:type="dxa"/>
-              <w:right w:w="120" w:type="dxa"/>
-            </w:tcMar>
-            <w:tcBorders>
-              <w:top w:val="single" w:sz="4" w:space="0" w:color="CCCCCC"/>
-              <w:bottom w:val="single" w:sz="4" w:space="0" w:color="CCCCCC"/>
-              <w:left w:val="single" w:sz="4" w:space="0" w:color="CCCCCC"/>
-              <w:right w:val="single" w:sz="4" w:space="0" w:color="CCCCCC"/>
-            </w:tcBorders>
-          </w:tcPr>
-          <w:p>
-            <w:pPr>
-              <w:spacing w:before="60" w:after="60" w:line="252" w:lineRule="auto"/>
-              <w:jc w:val="left"/>
-            </w:pPr>
-            <w:r/>
-            <w:r>
-              <w:t>London 15-19</w:t>
-            </w:r>
-          </w:p>
-        </w:tc>
-        <w:tc>
-          <w:tcPr>
-            <w:tcW w:type="dxa" w:w="1440"/>
-            <w:shd w:fill="F8FAFC"/>
-            <w:tcMar>
-              <w:top w:w="100" w:type="dxa"/>
-              <w:bottom w:w="100" w:type="dxa"/>
-              <w:left w:w="120" w:type="dxa"/>
-              <w:right w:w="120" w:type="dxa"/>
-            </w:tcMar>
-            <w:tcBorders>
-              <w:top w:val="single" w:sz="4" w:space="0" w:color="CCCCCC"/>
-              <w:bottom w:val="single" w:sz="4" w:space="0" w:color="CCCCCC"/>
-              <w:left w:val="single" w:sz="4" w:space="0" w:color="CCCCCC"/>
-              <w:right w:val="single" w:sz="4" w:space="0" w:color="CCCCCC"/>
-            </w:tcBorders>
-          </w:tcPr>
-          <w:p>
-            <w:pPr>
-              <w:spacing w:before="60" w:after="60" w:line="252" w:lineRule="auto"/>
-              <w:jc w:val="left"/>
-            </w:pPr>
-            <w:r/>
-            <w:r>
-              <w:t>512.50</w:t>
-            </w:r>
-          </w:p>
-        </w:tc>
-        <w:tc>
-          <w:tcPr>
-            <w:tcW w:type="dxa" w:w="2016"/>
-            <w:shd w:fill="F8FAFC"/>
-            <w:tcMar>
-              <w:top w:w="100" w:type="dxa"/>
-              <w:bottom w:w="100" w:type="dxa"/>
-              <w:left w:w="120" w:type="dxa"/>
-              <w:right w:w="120" w:type="dxa"/>
-            </w:tcMar>
-            <w:tcBorders>
-              <w:top w:val="single" w:sz="4" w:space="0" w:color="CCCCCC"/>
-              <w:bottom w:val="single" w:sz="4" w:space="0" w:color="CCCCCC"/>
-              <w:left w:val="single" w:sz="4" w:space="0" w:color="CCCCCC"/>
-              <w:right w:val="single" w:sz="4" w:space="0" w:color="CCCCCC"/>
-            </w:tcBorders>
-          </w:tcPr>
-          <w:p>
-            <w:pPr>
-              <w:spacing w:before="60" w:after="60" w:line="252" w:lineRule="auto"/>
-              <w:jc w:val="left"/>
-            </w:pPr>
-            <w:r/>
-            <w:r>
-              <w:t>516.25</w:t>
-            </w:r>
-          </w:p>
-        </w:tc>
-        <w:tc>
-          <w:tcPr>
-            <w:tcW w:type="dxa" w:w="1152"/>
-            <w:shd w:fill="F8FAFC"/>
-            <w:tcMar>
-              <w:top w:w="100" w:type="dxa"/>
-              <w:bottom w:w="100" w:type="dxa"/>
-              <w:left w:w="120" w:type="dxa"/>
-              <w:right w:w="120" w:type="dxa"/>
-            </w:tcMar>
-            <w:tcBorders>
-              <w:top w:val="single" w:sz="4" w:space="0" w:color="CCCCCC"/>
-              <w:bottom w:val="single" w:sz="4" w:space="0" w:color="CCCCCC"/>
-              <w:left w:val="single" w:sz="4" w:space="0" w:color="CCCCCC"/>
-              <w:right w:val="single" w:sz="4" w:space="0" w:color="CCCCCC"/>
-            </w:tcBorders>
-          </w:tcPr>
-          <w:p>
-            <w:pPr>
-              <w:spacing w:before="60" w:after="60" w:line="252" w:lineRule="auto"/>
-              <w:jc w:val="left"/>
-            </w:pPr>
-            <w:r/>
-            <w:r>
-              <w:t>509.75</w:t>
-            </w:r>
-          </w:p>
-        </w:tc>
-        <w:tc>
-          <w:tcPr>
-            <w:tcW w:type="dxa" w:w="1728"/>
-            <w:shd w:fill="F8FAFC"/>
-            <w:tcMar>
-              <w:top w:w="100" w:type="dxa"/>
-              <w:bottom w:w="100" w:type="dxa"/>
-              <w:left w:w="120" w:type="dxa"/>
-              <w:right w:w="120" w:type="dxa"/>
-            </w:tcMar>
-            <w:tcBorders>
-              <w:top w:val="single" w:sz="4" w:space="0" w:color="CCCCCC"/>
-              <w:bottom w:val="single" w:sz="4" w:space="0" w:color="CCCCCC"/>
-              <w:left w:val="single" w:sz="4" w:space="0" w:color="CCCCCC"/>
-              <w:right w:val="single" w:sz="4" w:space="0" w:color="CCCCCC"/>
-            </w:tcBorders>
-          </w:tcPr>
-          <w:p>
-            <w:pPr>
-              <w:spacing w:before="60" w:after="60" w:line="252" w:lineRule="auto"/>
-              <w:jc w:val="left"/>
-            </w:pPr>
-            <w:r/>
-            <w:r>
-              <w:rPr>
-                <w:b/>
-              </w:rPr>
-              <w:t>513.00</w:t>
-            </w:r>
-          </w:p>
-        </w:tc>
-        <w:tc>
-          <w:tcPr>
-            <w:tcW w:type="dxa" w:w="3456"/>
-            <w:shd w:fill="F8FAFC"/>
-            <w:tcMar>
-              <w:top w:w="100" w:type="dxa"/>
-              <w:bottom w:w="100" w:type="dxa"/>
-              <w:left w:w="120" w:type="dxa"/>
-              <w:right w:w="120" w:type="dxa"/>
-            </w:tcMar>
-            <w:tcBorders>
-              <w:top w:val="single" w:sz="4" w:space="0" w:color="CCCCCC"/>
-              <w:bottom w:val="single" w:sz="4" w:space="0" w:color="CCCCCC"/>
-              <w:left w:val="single" w:sz="4" w:space="0" w:color="CCCCCC"/>
-              <w:right w:val="single" w:sz="4" w:space="0" w:color="CCCCCC"/>
-            </w:tcBorders>
-          </w:tcPr>
-          <w:p>
-            <w:pPr>
-              <w:spacing w:before="60" w:after="60" w:line="252" w:lineRule="auto"/>
-              <w:jc w:val="left"/>
-            </w:pPr>
-            <w:r/>
-            <w:r>
-              <w:rPr>
-                <w:b/>
-              </w:rPr>
-              <w:t>+0.50</w:t>
-            </w:r>
-          </w:p>
-        </w:tc>
-        <w:tc>
-          <w:tcPr>
-            <w:tcW w:type="dxa" w:w="1440"/>
-            <w:shd w:fill="F8FAFC"/>
-            <w:tcMar>
-              <w:top w:w="100" w:type="dxa"/>
-              <w:bottom w:w="100" w:type="dxa"/>
-              <w:left w:w="120" w:type="dxa"/>
-              <w:right w:w="120" w:type="dxa"/>
-            </w:tcMar>
-            <w:tcBorders>
-              <w:top w:val="single" w:sz="4" w:space="0" w:color="CCCCCC"/>
-              <w:bottom w:val="single" w:sz="4" w:space="0" w:color="CCCCCC"/>
-              <w:left w:val="single" w:sz="4" w:space="0" w:color="CCCCCC"/>
-              <w:right w:val="single" w:sz="4" w:space="0" w:color="CCCCCC"/>
-            </w:tcBorders>
-          </w:tcPr>
-          <w:p>
-            <w:pPr>
-              <w:spacing w:before="60" w:after="60" w:line="252" w:lineRule="auto"/>
-              <w:jc w:val="left"/>
-            </w:pPr>
-            <w:r/>
-            <w:r>
-              <w:t>BULL</w:t>
-            </w:r>
-          </w:p>
-        </w:tc>
-      </w:tr>
-      <w:tr>
-        <w:tc>
-          <w:tcPr>
-            <w:tcW w:type="dxa" w:w="1584"/>
-            <w:shd w:fill="FFFFFF"/>
-            <w:tcMar>
-              <w:top w:w="100" w:type="dxa"/>
-              <w:bottom w:w="100" w:type="dxa"/>
-              <w:left w:w="120" w:type="dxa"/>
-              <w:right w:w="120" w:type="dxa"/>
-            </w:tcMar>
-            <w:tcBorders>
-              <w:top w:val="single" w:sz="4" w:space="0" w:color="CCCCCC"/>
-              <w:bottom w:val="single" w:sz="4" w:space="0" w:color="CCCCCC"/>
-              <w:left w:val="single" w:sz="4" w:space="0" w:color="CCCCCC"/>
-              <w:right w:val="single" w:sz="4" w:space="0" w:color="CCCCCC"/>
-            </w:tcBorders>
-          </w:tcPr>
-          <w:p>
-            <w:pPr>
-              <w:spacing w:before="60" w:after="60" w:line="252" w:lineRule="auto"/>
-              <w:jc w:val="left"/>
-            </w:pPr>
-            <w:r/>
-            <w:r>
-              <w:rPr>
-                <w:b/>
-              </w:rPr>
-              <w:t>Thu 20/08</w:t>
-            </w:r>
-          </w:p>
-        </w:tc>
-        <w:tc>
-          <w:tcPr>
-            <w:tcW w:type="dxa" w:w="864"/>
-            <w:shd w:fill="FFFFFF"/>
-            <w:tcMar>
-              <w:top w:w="100" w:type="dxa"/>
-              <w:bottom w:w="100" w:type="dxa"/>
-              <w:left w:w="120" w:type="dxa"/>
-              <w:right w:w="120" w:type="dxa"/>
-            </w:tcMar>
-            <w:tcBorders>
-              <w:top w:val="single" w:sz="4" w:space="0" w:color="CCCCCC"/>
-              <w:bottom w:val="single" w:sz="4" w:space="0" w:color="CCCCCC"/>
-              <w:left w:val="single" w:sz="4" w:space="0" w:color="CCCCCC"/>
-              <w:right w:val="single" w:sz="4" w:space="0" w:color="CCCCCC"/>
-            </w:tcBorders>
-          </w:tcPr>
-          <w:p>
-            <w:pPr>
-              <w:spacing w:before="60" w:after="60" w:line="252" w:lineRule="auto"/>
-              <w:jc w:val="left"/>
-            </w:pPr>
-            <w:r/>
-            <w:r>
-              <w:t>Pre-NY 19-21</w:t>
-            </w:r>
-          </w:p>
-        </w:tc>
-        <w:tc>
-          <w:tcPr>
-            <w:tcW w:type="dxa" w:w="1440"/>
-            <w:shd w:fill="FFFFFF"/>
-            <w:tcMar>
-              <w:top w:w="100" w:type="dxa"/>
-              <w:bottom w:w="100" w:type="dxa"/>
-              <w:left w:w="120" w:type="dxa"/>
-              <w:right w:w="120" w:type="dxa"/>
-            </w:tcMar>
-            <w:tcBorders>
-              <w:top w:val="single" w:sz="4" w:space="0" w:color="CCCCCC"/>
-              <w:bottom w:val="single" w:sz="4" w:space="0" w:color="CCCCCC"/>
-              <w:left w:val="single" w:sz="4" w:space="0" w:color="CCCCCC"/>
-              <w:right w:val="single" w:sz="4" w:space="0" w:color="CCCCCC"/>
-            </w:tcBorders>
-          </w:tcPr>
-          <w:p>
-            <w:pPr>
-              <w:spacing w:before="60" w:after="60" w:line="252" w:lineRule="auto"/>
-              <w:jc w:val="left"/>
-            </w:pPr>
-            <w:r/>
-            <w:r>
-              <w:t>513.00</w:t>
-            </w:r>
-          </w:p>
-        </w:tc>
-        <w:tc>
-          <w:tcPr>
-            <w:tcW w:type="dxa" w:w="2016"/>
-            <w:shd w:fill="FFFFFF"/>
-            <w:tcMar>
-              <w:top w:w="100" w:type="dxa"/>
-              <w:bottom w:w="100" w:type="dxa"/>
-              <w:left w:w="120" w:type="dxa"/>
-              <w:right w:w="120" w:type="dxa"/>
-            </w:tcMar>
-            <w:tcBorders>
-              <w:top w:val="single" w:sz="4" w:space="0" w:color="CCCCCC"/>
-              <w:bottom w:val="single" w:sz="4" w:space="0" w:color="CCCCCC"/>
-              <w:left w:val="single" w:sz="4" w:space="0" w:color="CCCCCC"/>
-              <w:right w:val="single" w:sz="4" w:space="0" w:color="CCCCCC"/>
-            </w:tcBorders>
-          </w:tcPr>
-          <w:p>
-            <w:pPr>
-              <w:spacing w:before="60" w:after="60" w:line="252" w:lineRule="auto"/>
-              <w:jc w:val="left"/>
-            </w:pPr>
-            <w:r/>
-            <w:r>
-              <w:t>516.00</w:t>
-            </w:r>
-          </w:p>
-        </w:tc>
-        <w:tc>
-          <w:tcPr>
-            <w:tcW w:type="dxa" w:w="1152"/>
-            <w:shd w:fill="FFFFFF"/>
-            <w:tcMar>
-              <w:top w:w="100" w:type="dxa"/>
-              <w:bottom w:w="100" w:type="dxa"/>
-              <w:left w:w="120" w:type="dxa"/>
-              <w:right w:w="120" w:type="dxa"/>
-            </w:tcMar>
-            <w:tcBorders>
-              <w:top w:val="single" w:sz="4" w:space="0" w:color="CCCCCC"/>
-              <w:bottom w:val="single" w:sz="4" w:space="0" w:color="CCCCCC"/>
-              <w:left w:val="single" w:sz="4" w:space="0" w:color="CCCCCC"/>
-              <w:right w:val="single" w:sz="4" w:space="0" w:color="CCCCCC"/>
-            </w:tcBorders>
-          </w:tcPr>
-          <w:p>
-            <w:pPr>
-              <w:spacing w:before="60" w:after="60" w:line="252" w:lineRule="auto"/>
-              <w:jc w:val="left"/>
-            </w:pPr>
-            <w:r/>
-            <w:r>
-              <w:t>508.50</w:t>
-            </w:r>
-          </w:p>
-        </w:tc>
-        <w:tc>
-          <w:tcPr>
-            <w:tcW w:type="dxa" w:w="1728"/>
-            <w:shd w:fill="FFFFFF"/>
-            <w:tcMar>
-              <w:top w:w="100" w:type="dxa"/>
-              <w:bottom w:w="100" w:type="dxa"/>
-              <w:left w:w="120" w:type="dxa"/>
-              <w:right w:w="120" w:type="dxa"/>
-            </w:tcMar>
-            <w:tcBorders>
-              <w:top w:val="single" w:sz="4" w:space="0" w:color="CCCCCC"/>
-              <w:bottom w:val="single" w:sz="4" w:space="0" w:color="CCCCCC"/>
-              <w:left w:val="single" w:sz="4" w:space="0" w:color="CCCCCC"/>
-              <w:right w:val="single" w:sz="4" w:space="0" w:color="CCCCCC"/>
-            </w:tcBorders>
-          </w:tcPr>
-          <w:p>
-            <w:pPr>
-              <w:spacing w:before="60" w:after="60" w:line="252" w:lineRule="auto"/>
-              <w:jc w:val="left"/>
-            </w:pPr>
-            <w:r/>
-            <w:r>
-              <w:rPr>
-                <w:b/>
-              </w:rPr>
-              <w:t>513.25</w:t>
-            </w:r>
-          </w:p>
-        </w:tc>
-        <w:tc>
-          <w:tcPr>
-            <w:tcW w:type="dxa" w:w="3456"/>
-            <w:shd w:fill="FFFFFF"/>
-            <w:tcMar>
-              <w:top w:w="100" w:type="dxa"/>
-              <w:bottom w:w="100" w:type="dxa"/>
-              <w:left w:w="120" w:type="dxa"/>
-              <w:right w:w="120" w:type="dxa"/>
-            </w:tcMar>
-            <w:tcBorders>
-              <w:top w:val="single" w:sz="4" w:space="0" w:color="CCCCCC"/>
-              <w:bottom w:val="single" w:sz="4" w:space="0" w:color="CCCCCC"/>
-              <w:left w:val="single" w:sz="4" w:space="0" w:color="CCCCCC"/>
-              <w:right w:val="single" w:sz="4" w:space="0" w:color="CCCCCC"/>
-            </w:tcBorders>
-          </w:tcPr>
-          <w:p>
-            <w:pPr>
-              <w:spacing w:before="60" w:after="60" w:line="252" w:lineRule="auto"/>
-              <w:jc w:val="left"/>
-            </w:pPr>
-            <w:r/>
-            <w:r>
-              <w:rPr>
-                <w:b/>
-              </w:rPr>
-              <w:t>+0.25</w:t>
-            </w:r>
-          </w:p>
-        </w:tc>
-        <w:tc>
-          <w:tcPr>
-            <w:tcW w:type="dxa" w:w="1440"/>
-            <w:shd w:fill="FFFFFF"/>
-            <w:tcMar>
-              <w:top w:w="100" w:type="dxa"/>
-              <w:bottom w:w="100" w:type="dxa"/>
-              <w:left w:w="120" w:type="dxa"/>
-              <w:right w:w="120" w:type="dxa"/>
-            </w:tcMar>
-            <w:tcBorders>
-              <w:top w:val="single" w:sz="4" w:space="0" w:color="CCCCCC"/>
-              <w:bottom w:val="single" w:sz="4" w:space="0" w:color="CCCCCC"/>
-              <w:left w:val="single" w:sz="4" w:space="0" w:color="CCCCCC"/>
-              <w:right w:val="single" w:sz="4" w:space="0" w:color="CCCCCC"/>
-            </w:tcBorders>
-          </w:tcPr>
-          <w:p>
-            <w:pPr>
-              <w:spacing w:before="60" w:after="60" w:line="252" w:lineRule="auto"/>
-              <w:jc w:val="left"/>
-            </w:pPr>
-            <w:r/>
-            <w:r>
-              <w:t>BULL</w:t>
-            </w:r>
-          </w:p>
-        </w:tc>
-      </w:tr>
-      <w:tr>
-        <w:tc>
-          <w:tcPr>
-            <w:tcW w:type="dxa" w:w="1584"/>
-            <w:shd w:fill="F8FAFC"/>
-            <w:tcMar>
-              <w:top w:w="100" w:type="dxa"/>
-              <w:bottom w:w="100" w:type="dxa"/>
-              <w:left w:w="120" w:type="dxa"/>
-              <w:right w:w="120" w:type="dxa"/>
-            </w:tcMar>
-            <w:tcBorders>
-              <w:top w:val="single" w:sz="4" w:space="0" w:color="CCCCCC"/>
-              <w:bottom w:val="single" w:sz="4" w:space="0" w:color="CCCCCC"/>
-              <w:left w:val="single" w:sz="4" w:space="0" w:color="CCCCCC"/>
-              <w:right w:val="single" w:sz="4" w:space="0" w:color="CCCCCC"/>
-            </w:tcBorders>
-          </w:tcPr>
-          <w:p>
-            <w:pPr>
-              <w:spacing w:before="60" w:after="60" w:line="252" w:lineRule="auto"/>
-              <w:jc w:val="left"/>
-            </w:pPr>
-            <w:r/>
-            <w:r>
-              <w:rPr>
-                <w:b/>
-              </w:rPr>
-              <w:t>Thu 20/08</w:t>
-            </w:r>
-          </w:p>
-        </w:tc>
-        <w:tc>
-          <w:tcPr>
-            <w:tcW w:type="dxa" w:w="864"/>
-            <w:shd w:fill="F8FAFC"/>
-            <w:tcMar>
-              <w:top w:w="100" w:type="dxa"/>
-              <w:bottom w:w="100" w:type="dxa"/>
-              <w:left w:w="120" w:type="dxa"/>
-              <w:right w:w="120" w:type="dxa"/>
-            </w:tcMar>
-            <w:tcBorders>
-              <w:top w:val="single" w:sz="4" w:space="0" w:color="CCCCCC"/>
-              <w:bottom w:val="single" w:sz="4" w:space="0" w:color="CCCCCC"/>
-              <w:left w:val="single" w:sz="4" w:space="0" w:color="CCCCCC"/>
-              <w:right w:val="single" w:sz="4" w:space="0" w:color="CCCCCC"/>
-            </w:tcBorders>
-          </w:tcPr>
-          <w:p>
-            <w:pPr>
-              <w:spacing w:before="60" w:after="60" w:line="252" w:lineRule="auto"/>
-              <w:jc w:val="left"/>
-            </w:pPr>
-            <w:r/>
-            <w:r>
-              <w:t>NY Open 21-23</w:t>
-            </w:r>
-          </w:p>
-        </w:tc>
-        <w:tc>
-          <w:tcPr>
-            <w:tcW w:type="dxa" w:w="1440"/>
-            <w:shd w:fill="F8FAFC"/>
-            <w:tcMar>
-              <w:top w:w="100" w:type="dxa"/>
-              <w:bottom w:w="100" w:type="dxa"/>
-              <w:left w:w="120" w:type="dxa"/>
-              <w:right w:w="120" w:type="dxa"/>
-            </w:tcMar>
-            <w:tcBorders>
-              <w:top w:val="single" w:sz="4" w:space="0" w:color="CCCCCC"/>
-              <w:bottom w:val="single" w:sz="4" w:space="0" w:color="CCCCCC"/>
-              <w:left w:val="single" w:sz="4" w:space="0" w:color="CCCCCC"/>
-              <w:right w:val="single" w:sz="4" w:space="0" w:color="CCCCCC"/>
-            </w:tcBorders>
-          </w:tcPr>
-          <w:p>
-            <w:pPr>
-              <w:spacing w:before="60" w:after="60" w:line="252" w:lineRule="auto"/>
-              <w:jc w:val="left"/>
-            </w:pPr>
-            <w:r/>
-            <w:r>
-              <w:t>513.25</w:t>
-            </w:r>
-          </w:p>
-        </w:tc>
-        <w:tc>
-          <w:tcPr>
-            <w:tcW w:type="dxa" w:w="2016"/>
-            <w:shd w:fill="F8FAFC"/>
-            <w:tcMar>
-              <w:top w:w="100" w:type="dxa"/>
-              <w:bottom w:w="100" w:type="dxa"/>
-              <w:left w:w="120" w:type="dxa"/>
-              <w:right w:w="120" w:type="dxa"/>
-            </w:tcMar>
-            <w:tcBorders>
-              <w:top w:val="single" w:sz="4" w:space="0" w:color="CCCCCC"/>
-              <w:bottom w:val="single" w:sz="4" w:space="0" w:color="CCCCCC"/>
-              <w:left w:val="single" w:sz="4" w:space="0" w:color="CCCCCC"/>
-              <w:right w:val="single" w:sz="4" w:space="0" w:color="CCCCCC"/>
-            </w:tcBorders>
-          </w:tcPr>
-          <w:p>
-            <w:pPr>
-              <w:spacing w:before="60" w:after="60" w:line="252" w:lineRule="auto"/>
-              <w:jc w:val="left"/>
-            </w:pPr>
-            <w:r/>
-            <w:r>
-              <w:t>517.50</w:t>
-            </w:r>
-          </w:p>
-        </w:tc>
-        <w:tc>
-          <w:tcPr>
-            <w:tcW w:type="dxa" w:w="1152"/>
-            <w:shd w:fill="F8FAFC"/>
-            <w:tcMar>
-              <w:top w:w="100" w:type="dxa"/>
-              <w:bottom w:w="100" w:type="dxa"/>
-              <w:left w:w="120" w:type="dxa"/>
-              <w:right w:w="120" w:type="dxa"/>
-            </w:tcMar>
-            <w:tcBorders>
-              <w:top w:val="single" w:sz="4" w:space="0" w:color="CCCCCC"/>
-              <w:bottom w:val="single" w:sz="4" w:space="0" w:color="CCCCCC"/>
-              <w:left w:val="single" w:sz="4" w:space="0" w:color="CCCCCC"/>
-              <w:right w:val="single" w:sz="4" w:space="0" w:color="CCCCCC"/>
-            </w:tcBorders>
-          </w:tcPr>
-          <w:p>
-            <w:pPr>
-              <w:spacing w:before="60" w:after="60" w:line="252" w:lineRule="auto"/>
-              <w:jc w:val="left"/>
-            </w:pPr>
-            <w:r/>
-            <w:r>
-              <w:t>510.00</w:t>
-            </w:r>
-          </w:p>
-        </w:tc>
-        <w:tc>
-          <w:tcPr>
-            <w:tcW w:type="dxa" w:w="1728"/>
-            <w:shd w:fill="F8FAFC"/>
-            <w:tcMar>
-              <w:top w:w="100" w:type="dxa"/>
-              <w:bottom w:w="100" w:type="dxa"/>
-              <w:left w:w="120" w:type="dxa"/>
-              <w:right w:w="120" w:type="dxa"/>
-            </w:tcMar>
-            <w:tcBorders>
-              <w:top w:val="single" w:sz="4" w:space="0" w:color="CCCCCC"/>
-              <w:bottom w:val="single" w:sz="4" w:space="0" w:color="CCCCCC"/>
-              <w:left w:val="single" w:sz="4" w:space="0" w:color="CCCCCC"/>
-              <w:right w:val="single" w:sz="4" w:space="0" w:color="CCCCCC"/>
-            </w:tcBorders>
-          </w:tcPr>
-          <w:p>
-            <w:pPr>
-              <w:spacing w:before="60" w:after="60" w:line="252" w:lineRule="auto"/>
-              <w:jc w:val="left"/>
-            </w:pPr>
-            <w:r/>
-            <w:r>
-              <w:rPr>
-                <w:b/>
-              </w:rPr>
-              <w:t>514.00</w:t>
-            </w:r>
-          </w:p>
-        </w:tc>
-        <w:tc>
-          <w:tcPr>
-            <w:tcW w:type="dxa" w:w="3456"/>
-            <w:shd w:fill="F8FAFC"/>
-            <w:tcMar>
-              <w:top w:w="100" w:type="dxa"/>
-              <w:bottom w:w="100" w:type="dxa"/>
-              <w:left w:w="120" w:type="dxa"/>
-              <w:right w:w="120" w:type="dxa"/>
-            </w:tcMar>
-            <w:tcBorders>
-              <w:top w:val="single" w:sz="4" w:space="0" w:color="CCCCCC"/>
-              <w:bottom w:val="single" w:sz="4" w:space="0" w:color="CCCCCC"/>
-              <w:left w:val="single" w:sz="4" w:space="0" w:color="CCCCCC"/>
-              <w:right w:val="single" w:sz="4" w:space="0" w:color="CCCCCC"/>
-            </w:tcBorders>
-          </w:tcPr>
-          <w:p>
-            <w:pPr>
-              <w:spacing w:before="60" w:after="60" w:line="252" w:lineRule="auto"/>
-              <w:jc w:val="left"/>
-            </w:pPr>
-            <w:r/>
-            <w:r>
-              <w:rPr>
-                <w:b/>
-              </w:rPr>
-              <w:t>+0.75</w:t>
-            </w:r>
-          </w:p>
-        </w:tc>
-        <w:tc>
-          <w:tcPr>
-            <w:tcW w:type="dxa" w:w="1440"/>
-            <w:shd w:fill="F8FAFC"/>
-            <w:tcMar>
-              <w:top w:w="100" w:type="dxa"/>
-              <w:bottom w:w="100" w:type="dxa"/>
-              <w:left w:w="120" w:type="dxa"/>
-              <w:right w:w="120" w:type="dxa"/>
-            </w:tcMar>
-            <w:tcBorders>
-              <w:top w:val="single" w:sz="4" w:space="0" w:color="CCCCCC"/>
-              <w:bottom w:val="single" w:sz="4" w:space="0" w:color="CCCCCC"/>
-              <w:left w:val="single" w:sz="4" w:space="0" w:color="CCCCCC"/>
-              <w:right w:val="single" w:sz="4" w:space="0" w:color="CCCCCC"/>
-            </w:tcBorders>
-          </w:tcPr>
-          <w:p>
-            <w:pPr>
-              <w:spacing w:before="60" w:after="60" w:line="252" w:lineRule="auto"/>
-              <w:jc w:val="left"/>
-            </w:pPr>
-            <w:r/>
-            <w:r>
-              <w:t>BULL</w:t>
-            </w:r>
-          </w:p>
-        </w:tc>
-      </w:tr>
-      <w:tr>
-        <w:tc>
-          <w:tcPr>
-            <w:tcW w:type="dxa" w:w="1584"/>
-            <w:shd w:fill="FFFFFF"/>
-            <w:tcMar>
-              <w:top w:w="100" w:type="dxa"/>
-              <w:bottom w:w="100" w:type="dxa"/>
-              <w:left w:w="120" w:type="dxa"/>
-              <w:right w:w="120" w:type="dxa"/>
-            </w:tcMar>
-            <w:tcBorders>
-              <w:top w:val="single" w:sz="4" w:space="0" w:color="CCCCCC"/>
-              <w:bottom w:val="single" w:sz="4" w:space="0" w:color="CCCCCC"/>
-              <w:left w:val="single" w:sz="4" w:space="0" w:color="CCCCCC"/>
-              <w:right w:val="single" w:sz="4" w:space="0" w:color="CCCCCC"/>
-            </w:tcBorders>
-          </w:tcPr>
-          <w:p>
-            <w:pPr>
-              <w:spacing w:before="60" w:after="60" w:line="252" w:lineRule="auto"/>
-              <w:jc w:val="left"/>
-            </w:pPr>
-            <w:r/>
-            <w:r>
-              <w:rPr>
-                <w:b/>
-              </w:rPr>
-              <w:t>Thu 20/08</w:t>
-            </w:r>
-          </w:p>
-        </w:tc>
-        <w:tc>
-          <w:tcPr>
-            <w:tcW w:type="dxa" w:w="864"/>
-            <w:shd w:fill="FFFFFF"/>
-            <w:tcMar>
-              <w:top w:w="100" w:type="dxa"/>
-              <w:bottom w:w="100" w:type="dxa"/>
-              <w:left w:w="120" w:type="dxa"/>
-              <w:right w:w="120" w:type="dxa"/>
-            </w:tcMar>
-            <w:tcBorders>
-              <w:top w:val="single" w:sz="4" w:space="0" w:color="CCCCCC"/>
-              <w:bottom w:val="single" w:sz="4" w:space="0" w:color="CCCCCC"/>
-              <w:left w:val="single" w:sz="4" w:space="0" w:color="CCCCCC"/>
-              <w:right w:val="single" w:sz="4" w:space="0" w:color="CCCCCC"/>
-            </w:tcBorders>
-          </w:tcPr>
-          <w:p>
-            <w:pPr>
-              <w:spacing w:before="60" w:after="60" w:line="252" w:lineRule="auto"/>
-              <w:jc w:val="left"/>
-            </w:pPr>
-            <w:r/>
-            <w:r>
-              <w:t>NY Close 23-01</w:t>
-            </w:r>
-          </w:p>
-        </w:tc>
-        <w:tc>
-          <w:tcPr>
-            <w:tcW w:type="dxa" w:w="1440"/>
-            <w:shd w:fill="FFFFFF"/>
-            <w:tcMar>
-              <w:top w:w="100" w:type="dxa"/>
-              <w:bottom w:w="100" w:type="dxa"/>
-              <w:left w:w="120" w:type="dxa"/>
-              <w:right w:w="120" w:type="dxa"/>
-            </w:tcMar>
-            <w:tcBorders>
-              <w:top w:val="single" w:sz="4" w:space="0" w:color="CCCCCC"/>
-              <w:bottom w:val="single" w:sz="4" w:space="0" w:color="CCCCCC"/>
-              <w:left w:val="single" w:sz="4" w:space="0" w:color="CCCCCC"/>
-              <w:right w:val="single" w:sz="4" w:space="0" w:color="CCCCCC"/>
-            </w:tcBorders>
-          </w:tcPr>
-          <w:p>
-            <w:pPr>
-              <w:spacing w:before="60" w:after="60" w:line="252" w:lineRule="auto"/>
-              <w:jc w:val="left"/>
-            </w:pPr>
-            <w:r/>
-            <w:r>
-              <w:t>514.00</w:t>
-            </w:r>
-          </w:p>
-        </w:tc>
-        <w:tc>
-          <w:tcPr>
-            <w:tcW w:type="dxa" w:w="2016"/>
-            <w:shd w:fill="FFFFFF"/>
-            <w:tcMar>
-              <w:top w:w="100" w:type="dxa"/>
-              <w:bottom w:w="100" w:type="dxa"/>
-              <w:left w:w="120" w:type="dxa"/>
-              <w:right w:w="120" w:type="dxa"/>
-            </w:tcMar>
-            <w:tcBorders>
-              <w:top w:val="single" w:sz="4" w:space="0" w:color="CCCCCC"/>
-              <w:bottom w:val="single" w:sz="4" w:space="0" w:color="CCCCCC"/>
-              <w:left w:val="single" w:sz="4" w:space="0" w:color="CCCCCC"/>
-              <w:right w:val="single" w:sz="4" w:space="0" w:color="CCCCCC"/>
-            </w:tcBorders>
-          </w:tcPr>
-          <w:p>
-            <w:pPr>
-              <w:spacing w:before="60" w:after="60" w:line="252" w:lineRule="auto"/>
-              <w:jc w:val="left"/>
-            </w:pPr>
-            <w:r/>
-            <w:r>
-              <w:t>517.50</w:t>
-            </w:r>
-          </w:p>
-        </w:tc>
-        <w:tc>
-          <w:tcPr>
-            <w:tcW w:type="dxa" w:w="1152"/>
-            <w:shd w:fill="FFFFFF"/>
-            <w:tcMar>
-              <w:top w:w="100" w:type="dxa"/>
-              <w:bottom w:w="100" w:type="dxa"/>
-              <w:left w:w="120" w:type="dxa"/>
-              <w:right w:w="120" w:type="dxa"/>
-            </w:tcMar>
-            <w:tcBorders>
-              <w:top w:val="single" w:sz="4" w:space="0" w:color="CCCCCC"/>
-              <w:bottom w:val="single" w:sz="4" w:space="0" w:color="CCCCCC"/>
-              <w:left w:val="single" w:sz="4" w:space="0" w:color="CCCCCC"/>
-              <w:right w:val="single" w:sz="4" w:space="0" w:color="CCCCCC"/>
-            </w:tcBorders>
-          </w:tcPr>
-          <w:p>
-            <w:pPr>
-              <w:spacing w:before="60" w:after="60" w:line="252" w:lineRule="auto"/>
-              <w:jc w:val="left"/>
-            </w:pPr>
-            <w:r/>
-            <w:r>
-              <w:t>511.75</w:t>
-            </w:r>
-          </w:p>
-        </w:tc>
-        <w:tc>
-          <w:tcPr>
-            <w:tcW w:type="dxa" w:w="1728"/>
-            <w:shd w:fill="FFFFFF"/>
-            <w:tcMar>
-              <w:top w:w="100" w:type="dxa"/>
-              <w:bottom w:w="100" w:type="dxa"/>
-              <w:left w:w="120" w:type="dxa"/>
-              <w:right w:w="120" w:type="dxa"/>
-            </w:tcMar>
-            <w:tcBorders>
-              <w:top w:val="single" w:sz="4" w:space="0" w:color="CCCCCC"/>
-              <w:bottom w:val="single" w:sz="4" w:space="0" w:color="CCCCCC"/>
-              <w:left w:val="single" w:sz="4" w:space="0" w:color="CCCCCC"/>
-              <w:right w:val="single" w:sz="4" w:space="0" w:color="CCCCCC"/>
-            </w:tcBorders>
-          </w:tcPr>
-          <w:p>
-            <w:pPr>
-              <w:spacing w:before="60" w:after="60" w:line="252" w:lineRule="auto"/>
-              <w:jc w:val="left"/>
-            </w:pPr>
-            <w:r/>
-            <w:r>
-              <w:rPr>
-                <w:b/>
-              </w:rPr>
-              <w:t>514.00</w:t>
-            </w:r>
-          </w:p>
-        </w:tc>
-        <w:tc>
-          <w:tcPr>
-            <w:tcW w:type="dxa" w:w="3456"/>
-            <w:shd w:fill="FFFFFF"/>
-            <w:tcMar>
-              <w:top w:w="100" w:type="dxa"/>
-              <w:bottom w:w="100" w:type="dxa"/>
-              <w:left w:w="120" w:type="dxa"/>
-              <w:right w:w="120" w:type="dxa"/>
-            </w:tcMar>
-            <w:tcBorders>
-              <w:top w:val="single" w:sz="4" w:space="0" w:color="CCCCCC"/>
-              <w:bottom w:val="single" w:sz="4" w:space="0" w:color="CCCCCC"/>
-              <w:left w:val="single" w:sz="4" w:space="0" w:color="CCCCCC"/>
-              <w:right w:val="single" w:sz="4" w:space="0" w:color="CCCCCC"/>
-            </w:tcBorders>
-          </w:tcPr>
-          <w:p>
-            <w:pPr>
-              <w:spacing w:before="60" w:after="60" w:line="252" w:lineRule="auto"/>
-              <w:jc w:val="left"/>
-            </w:pPr>
-            <w:r/>
-            <w:r>
-              <w:rPr>
-                <w:b/>
-              </w:rPr>
-              <w:t>+0.00</w:t>
-            </w:r>
-          </w:p>
-        </w:tc>
-        <w:tc>
-          <w:tcPr>
-            <w:tcW w:type="dxa" w:w="1440"/>
-            <w:shd w:fill="FFFFFF"/>
-            <w:tcMar>
-              <w:top w:w="100" w:type="dxa"/>
-              <w:bottom w:w="100" w:type="dxa"/>
-              <w:left w:w="120" w:type="dxa"/>
-              <w:right w:w="120" w:type="dxa"/>
-            </w:tcMar>
-            <w:tcBorders>
-              <w:top w:val="single" w:sz="4" w:space="0" w:color="CCCCCC"/>
-              <w:bottom w:val="single" w:sz="4" w:space="0" w:color="CCCCCC"/>
-              <w:left w:val="single" w:sz="4" w:space="0" w:color="CCCCCC"/>
-              <w:right w:val="single" w:sz="4" w:space="0" w:color="CCCCCC"/>
-            </w:tcBorders>
-          </w:tcPr>
-          <w:p>
-            <w:pPr>
-              <w:spacing w:before="60" w:after="60" w:line="252" w:lineRule="auto"/>
-              <w:jc w:val="left"/>
-            </w:pPr>
-            <w:r/>
-            <w:r>
-              <w:t>BULL</w:t>
-            </w:r>
-          </w:p>
-        </w:tc>
-      </w:tr>
-      <w:tr>
-        <w:tc>
-          <w:tcPr>
-            <w:tcW w:type="dxa" w:w="1584"/>
-            <w:shd w:fill="F8FAFC"/>
-            <w:tcMar>
-              <w:top w:w="100" w:type="dxa"/>
-              <w:bottom w:w="100" w:type="dxa"/>
-              <w:left w:w="120" w:type="dxa"/>
-              <w:right w:w="120" w:type="dxa"/>
-            </w:tcMar>
-            <w:tcBorders>
-              <w:top w:val="single" w:sz="4" w:space="0" w:color="CCCCCC"/>
-              <w:bottom w:val="single" w:sz="4" w:space="0" w:color="CCCCCC"/>
-              <w:left w:val="single" w:sz="4" w:space="0" w:color="CCCCCC"/>
-              <w:right w:val="single" w:sz="4" w:space="0" w:color="CCCCCC"/>
-            </w:tcBorders>
-          </w:tcPr>
-          <w:p>
-            <w:pPr>
-              <w:spacing w:before="60" w:after="60" w:line="252" w:lineRule="auto"/>
-              <w:jc w:val="left"/>
-            </w:pPr>
-            <w:r/>
-            <w:r>
-              <w:rPr>
-                <w:b/>
-              </w:rPr>
-              <w:t>Fri 21/08</w:t>
-            </w:r>
-          </w:p>
-        </w:tc>
-        <w:tc>
-          <w:tcPr>
-            <w:tcW w:type="dxa" w:w="864"/>
-            <w:shd w:fill="F8FAFC"/>
-            <w:tcMar>
-              <w:top w:w="100" w:type="dxa"/>
-              <w:bottom w:w="100" w:type="dxa"/>
-              <w:left w:w="120" w:type="dxa"/>
-              <w:right w:w="120" w:type="dxa"/>
-            </w:tcMar>
-            <w:tcBorders>
-              <w:top w:val="single" w:sz="4" w:space="0" w:color="CCCCCC"/>
-              <w:bottom w:val="single" w:sz="4" w:space="0" w:color="CCCCCC"/>
-              <w:left w:val="single" w:sz="4" w:space="0" w:color="CCCCCC"/>
-              <w:right w:val="single" w:sz="4" w:space="0" w:color="CCCCCC"/>
-            </w:tcBorders>
-          </w:tcPr>
-          <w:p>
-            <w:pPr>
-              <w:spacing w:before="60" w:after="60" w:line="252" w:lineRule="auto"/>
-              <w:jc w:val="left"/>
-            </w:pPr>
-            <w:r/>
-            <w:r>
-              <w:t>Asia 07-11</w:t>
-            </w:r>
-          </w:p>
-        </w:tc>
-        <w:tc>
-          <w:tcPr>
-            <w:tcW w:type="dxa" w:w="1440"/>
-            <w:shd w:fill="F8FAFC"/>
-            <w:tcMar>
-              <w:top w:w="100" w:type="dxa"/>
-              <w:bottom w:w="100" w:type="dxa"/>
-              <w:left w:w="120" w:type="dxa"/>
-              <w:right w:w="120" w:type="dxa"/>
-            </w:tcMar>
-            <w:tcBorders>
-              <w:top w:val="single" w:sz="4" w:space="0" w:color="CCCCCC"/>
-              <w:bottom w:val="single" w:sz="4" w:space="0" w:color="CCCCCC"/>
-              <w:left w:val="single" w:sz="4" w:space="0" w:color="CCCCCC"/>
-              <w:right w:val="single" w:sz="4" w:space="0" w:color="CCCCCC"/>
-            </w:tcBorders>
-          </w:tcPr>
-          <w:p>
-            <w:pPr>
-              <w:spacing w:before="60" w:after="60" w:line="252" w:lineRule="auto"/>
-              <w:jc w:val="left"/>
-            </w:pPr>
-            <w:r/>
-            <w:r>
-              <w:t>514.00</w:t>
-            </w:r>
-          </w:p>
-        </w:tc>
-        <w:tc>
-          <w:tcPr>
-            <w:tcW w:type="dxa" w:w="2016"/>
-            <w:shd w:fill="F8FAFC"/>
-            <w:tcMar>
-              <w:top w:w="100" w:type="dxa"/>
-              <w:bottom w:w="100" w:type="dxa"/>
-              <w:left w:w="120" w:type="dxa"/>
-              <w:right w:w="120" w:type="dxa"/>
-            </w:tcMar>
-            <w:tcBorders>
-              <w:top w:val="single" w:sz="4" w:space="0" w:color="CCCCCC"/>
-              <w:bottom w:val="single" w:sz="4" w:space="0" w:color="CCCCCC"/>
-              <w:left w:val="single" w:sz="4" w:space="0" w:color="CCCCCC"/>
-              <w:right w:val="single" w:sz="4" w:space="0" w:color="CCCCCC"/>
-            </w:tcBorders>
-          </w:tcPr>
-          <w:p>
-            <w:pPr>
-              <w:spacing w:before="60" w:after="60" w:line="252" w:lineRule="auto"/>
-              <w:jc w:val="left"/>
-            </w:pPr>
-            <w:r/>
-            <w:r>
-              <w:t>517.75</w:t>
-            </w:r>
-          </w:p>
-        </w:tc>
-        <w:tc>
-          <w:tcPr>
-            <w:tcW w:type="dxa" w:w="1152"/>
-            <w:shd w:fill="F8FAFC"/>
-            <w:tcMar>
-              <w:top w:w="100" w:type="dxa"/>
-              <w:bottom w:w="100" w:type="dxa"/>
-              <w:left w:w="120" w:type="dxa"/>
-              <w:right w:w="120" w:type="dxa"/>
-            </w:tcMar>
-            <w:tcBorders>
-              <w:top w:val="single" w:sz="4" w:space="0" w:color="CCCCCC"/>
-              <w:bottom w:val="single" w:sz="4" w:space="0" w:color="CCCCCC"/>
-              <w:left w:val="single" w:sz="4" w:space="0" w:color="CCCCCC"/>
-              <w:right w:val="single" w:sz="4" w:space="0" w:color="CCCCCC"/>
-            </w:tcBorders>
-          </w:tcPr>
-          <w:p>
-            <w:pPr>
-              <w:spacing w:before="60" w:after="60" w:line="252" w:lineRule="auto"/>
-              <w:jc w:val="left"/>
-            </w:pPr>
-            <w:r/>
-            <w:r>
-              <w:t>510.50</w:t>
-            </w:r>
-          </w:p>
-        </w:tc>
-        <w:tc>
-          <w:tcPr>
-            <w:tcW w:type="dxa" w:w="1728"/>
-            <w:shd w:fill="F8FAFC"/>
-            <w:tcMar>
-              <w:top w:w="100" w:type="dxa"/>
-              <w:bottom w:w="100" w:type="dxa"/>
-              <w:left w:w="120" w:type="dxa"/>
-              <w:right w:w="120" w:type="dxa"/>
-            </w:tcMar>
-            <w:tcBorders>
-              <w:top w:val="single" w:sz="4" w:space="0" w:color="CCCCCC"/>
-              <w:bottom w:val="single" w:sz="4" w:space="0" w:color="CCCCCC"/>
-              <w:left w:val="single" w:sz="4" w:space="0" w:color="CCCCCC"/>
-              <w:right w:val="single" w:sz="4" w:space="0" w:color="CCCCCC"/>
-            </w:tcBorders>
-          </w:tcPr>
-          <w:p>
-            <w:pPr>
-              <w:spacing w:before="60" w:after="60" w:line="252" w:lineRule="auto"/>
-              <w:jc w:val="left"/>
-            </w:pPr>
-            <w:r/>
-            <w:r>
-              <w:rPr>
-                <w:b/>
-              </w:rPr>
-              <w:t>513.75</w:t>
-            </w:r>
-          </w:p>
-        </w:tc>
-        <w:tc>
-          <w:tcPr>
-            <w:tcW w:type="dxa" w:w="3456"/>
-            <w:shd w:fill="F8FAFC"/>
-            <w:tcMar>
-              <w:top w:w="100" w:type="dxa"/>
-              <w:bottom w:w="100" w:type="dxa"/>
-              <w:left w:w="120" w:type="dxa"/>
-              <w:right w:w="120" w:type="dxa"/>
-            </w:tcMar>
-            <w:tcBorders>
-              <w:top w:val="single" w:sz="4" w:space="0" w:color="CCCCCC"/>
-              <w:bottom w:val="single" w:sz="4" w:space="0" w:color="CCCCCC"/>
-              <w:left w:val="single" w:sz="4" w:space="0" w:color="CCCCCC"/>
-              <w:right w:val="single" w:sz="4" w:space="0" w:color="CCCCCC"/>
-            </w:tcBorders>
-          </w:tcPr>
-          <w:p>
-            <w:pPr>
-              <w:spacing w:before="60" w:after="60" w:line="252" w:lineRule="auto"/>
-              <w:jc w:val="left"/>
-            </w:pPr>
-            <w:r/>
-            <w:r>
-              <w:rPr>
-                <w:b/>
-              </w:rPr>
-              <w:t>-0.25</w:t>
-            </w:r>
-          </w:p>
-        </w:tc>
-        <w:tc>
-          <w:tcPr>
-            <w:tcW w:type="dxa" w:w="1440"/>
-            <w:shd w:fill="F8FAFC"/>
-            <w:tcMar>
-              <w:top w:w="100" w:type="dxa"/>
-              <w:bottom w:w="100" w:type="dxa"/>
-              <w:left w:w="120" w:type="dxa"/>
-              <w:right w:w="120" w:type="dxa"/>
-            </w:tcMar>
-            <w:tcBorders>
-              <w:top w:val="single" w:sz="4" w:space="0" w:color="CCCCCC"/>
-              <w:bottom w:val="single" w:sz="4" w:space="0" w:color="CCCCCC"/>
-              <w:left w:val="single" w:sz="4" w:space="0" w:color="CCCCCC"/>
-              <w:right w:val="single" w:sz="4" w:space="0" w:color="CCCCCC"/>
-            </w:tcBorders>
-          </w:tcPr>
-          <w:p>
-            <w:pPr>
-              <w:spacing w:before="60" w:after="60" w:line="252" w:lineRule="auto"/>
-              <w:jc w:val="left"/>
-            </w:pPr>
-            <w:r/>
-            <w:r>
-              <w:t>BEAR</w:t>
-            </w:r>
-          </w:p>
-        </w:tc>
-      </w:tr>
-      <w:tr>
-        <w:tc>
-          <w:tcPr>
-            <w:tcW w:type="dxa" w:w="1584"/>
-            <w:shd w:fill="FFFFFF"/>
-            <w:tcMar>
-              <w:top w:w="100" w:type="dxa"/>
-              <w:bottom w:w="100" w:type="dxa"/>
-              <w:left w:w="120" w:type="dxa"/>
-              <w:right w:w="120" w:type="dxa"/>
-            </w:tcMar>
-            <w:tcBorders>
-              <w:top w:val="single" w:sz="4" w:space="0" w:color="CCCCCC"/>
-              <w:bottom w:val="single" w:sz="4" w:space="0" w:color="CCCCCC"/>
-              <w:left w:val="single" w:sz="4" w:space="0" w:color="CCCCCC"/>
-              <w:right w:val="single" w:sz="4" w:space="0" w:color="CCCCCC"/>
-            </w:tcBorders>
-          </w:tcPr>
-          <w:p>
-            <w:pPr>
-              <w:spacing w:before="60" w:after="60" w:line="252" w:lineRule="auto"/>
-              <w:jc w:val="left"/>
-            </w:pPr>
-            <w:r/>
-            <w:r>
-              <w:rPr>
-                <w:b/>
-              </w:rPr>
-              <w:t>Fri 21/08</w:t>
-            </w:r>
-          </w:p>
-        </w:tc>
-        <w:tc>
-          <w:tcPr>
-            <w:tcW w:type="dxa" w:w="864"/>
-            <w:shd w:fill="FFFFFF"/>
-            <w:tcMar>
-              <w:top w:w="100" w:type="dxa"/>
-              <w:bottom w:w="100" w:type="dxa"/>
-              <w:left w:w="120" w:type="dxa"/>
-              <w:right w:w="120" w:type="dxa"/>
-            </w:tcMar>
-            <w:tcBorders>
-              <w:top w:val="single" w:sz="4" w:space="0" w:color="CCCCCC"/>
-              <w:bottom w:val="single" w:sz="4" w:space="0" w:color="CCCCCC"/>
-              <w:left w:val="single" w:sz="4" w:space="0" w:color="CCCCCC"/>
-              <w:right w:val="single" w:sz="4" w:space="0" w:color="CCCCCC"/>
-            </w:tcBorders>
-          </w:tcPr>
-          <w:p>
-            <w:pPr>
-              <w:spacing w:before="60" w:after="60" w:line="252" w:lineRule="auto"/>
-              <w:jc w:val="left"/>
-            </w:pPr>
-            <w:r/>
-            <w:r>
-              <w:t>Asia 11-15</w:t>
-            </w:r>
-          </w:p>
-        </w:tc>
-        <w:tc>
-          <w:tcPr>
-            <w:tcW w:type="dxa" w:w="1440"/>
-            <w:shd w:fill="FFFFFF"/>
-            <w:tcMar>
-              <w:top w:w="100" w:type="dxa"/>
-              <w:bottom w:w="100" w:type="dxa"/>
-              <w:left w:w="120" w:type="dxa"/>
-              <w:right w:w="120" w:type="dxa"/>
-            </w:tcMar>
-            <w:tcBorders>
-              <w:top w:val="single" w:sz="4" w:space="0" w:color="CCCCCC"/>
-              <w:bottom w:val="single" w:sz="4" w:space="0" w:color="CCCCCC"/>
-              <w:left w:val="single" w:sz="4" w:space="0" w:color="CCCCCC"/>
-              <w:right w:val="single" w:sz="4" w:space="0" w:color="CCCCCC"/>
-            </w:tcBorders>
-          </w:tcPr>
-          <w:p>
-            <w:pPr>
-              <w:spacing w:before="60" w:after="60" w:line="252" w:lineRule="auto"/>
-              <w:jc w:val="left"/>
-            </w:pPr>
-            <w:r/>
-            <w:r>
-              <w:t>513.75</w:t>
-            </w:r>
-          </w:p>
-        </w:tc>
-        <w:tc>
-          <w:tcPr>
-            <w:tcW w:type="dxa" w:w="2016"/>
-            <w:shd w:fill="FFFFFF"/>
-            <w:tcMar>
-              <w:top w:w="100" w:type="dxa"/>
-              <w:bottom w:w="100" w:type="dxa"/>
-              <w:left w:w="120" w:type="dxa"/>
-              <w:right w:w="120" w:type="dxa"/>
-            </w:tcMar>
-            <w:tcBorders>
-              <w:top w:val="single" w:sz="4" w:space="0" w:color="CCCCCC"/>
-              <w:bottom w:val="single" w:sz="4" w:space="0" w:color="CCCCCC"/>
-              <w:left w:val="single" w:sz="4" w:space="0" w:color="CCCCCC"/>
-              <w:right w:val="single" w:sz="4" w:space="0" w:color="CCCCCC"/>
-            </w:tcBorders>
-          </w:tcPr>
-          <w:p>
-            <w:pPr>
-              <w:spacing w:before="60" w:after="60" w:line="252" w:lineRule="auto"/>
-              <w:jc w:val="left"/>
-            </w:pPr>
-            <w:r/>
-            <w:r>
-              <w:t>517.25</w:t>
-            </w:r>
-          </w:p>
-        </w:tc>
-        <w:tc>
-          <w:tcPr>
-            <w:tcW w:type="dxa" w:w="1152"/>
-            <w:shd w:fill="FFFFFF"/>
-            <w:tcMar>
-              <w:top w:w="100" w:type="dxa"/>
-              <w:bottom w:w="100" w:type="dxa"/>
-              <w:left w:w="120" w:type="dxa"/>
-              <w:right w:w="120" w:type="dxa"/>
-            </w:tcMar>
-            <w:tcBorders>
-              <w:top w:val="single" w:sz="4" w:space="0" w:color="CCCCCC"/>
-              <w:bottom w:val="single" w:sz="4" w:space="0" w:color="CCCCCC"/>
-              <w:left w:val="single" w:sz="4" w:space="0" w:color="CCCCCC"/>
-              <w:right w:val="single" w:sz="4" w:space="0" w:color="CCCCCC"/>
-            </w:tcBorders>
-          </w:tcPr>
-          <w:p>
-            <w:pPr>
-              <w:spacing w:before="60" w:after="60" w:line="252" w:lineRule="auto"/>
-              <w:jc w:val="left"/>
-            </w:pPr>
-            <w:r/>
-            <w:r>
-              <w:t>510.50</w:t>
-            </w:r>
-          </w:p>
-        </w:tc>
-        <w:tc>
-          <w:tcPr>
-            <w:tcW w:type="dxa" w:w="1728"/>
-            <w:shd w:fill="FFFFFF"/>
-            <w:tcMar>
-              <w:top w:w="100" w:type="dxa"/>
-              <w:bottom w:w="100" w:type="dxa"/>
-              <w:left w:w="120" w:type="dxa"/>
-              <w:right w:w="120" w:type="dxa"/>
-            </w:tcMar>
-            <w:tcBorders>
-              <w:top w:val="single" w:sz="4" w:space="0" w:color="CCCCCC"/>
-              <w:bottom w:val="single" w:sz="4" w:space="0" w:color="CCCCCC"/>
-              <w:left w:val="single" w:sz="4" w:space="0" w:color="CCCCCC"/>
-              <w:right w:val="single" w:sz="4" w:space="0" w:color="CCCCCC"/>
-            </w:tcBorders>
-          </w:tcPr>
-          <w:p>
-            <w:pPr>
-              <w:spacing w:before="60" w:after="60" w:line="252" w:lineRule="auto"/>
-              <w:jc w:val="left"/>
-            </w:pPr>
-            <w:r/>
-            <w:r>
-              <w:rPr>
-                <w:b/>
-              </w:rPr>
-              <w:t>513.50</w:t>
-            </w:r>
-          </w:p>
-        </w:tc>
-        <w:tc>
-          <w:tcPr>
-            <w:tcW w:type="dxa" w:w="3456"/>
-            <w:shd w:fill="FFFFFF"/>
-            <w:tcMar>
-              <w:top w:w="100" w:type="dxa"/>
-              <w:bottom w:w="100" w:type="dxa"/>
-              <w:left w:w="120" w:type="dxa"/>
-              <w:right w:w="120" w:type="dxa"/>
-            </w:tcMar>
-            <w:tcBorders>
-              <w:top w:val="single" w:sz="4" w:space="0" w:color="CCCCCC"/>
-              <w:bottom w:val="single" w:sz="4" w:space="0" w:color="CCCCCC"/>
-              <w:left w:val="single" w:sz="4" w:space="0" w:color="CCCCCC"/>
-              <w:right w:val="single" w:sz="4" w:space="0" w:color="CCCCCC"/>
-            </w:tcBorders>
-          </w:tcPr>
-          <w:p>
-            <w:pPr>
-              <w:spacing w:before="60" w:after="60" w:line="252" w:lineRule="auto"/>
-              <w:jc w:val="left"/>
-            </w:pPr>
-            <w:r/>
-            <w:r>
-              <w:rPr>
-                <w:b/>
-              </w:rPr>
-              <w:t>-0.25</w:t>
-            </w:r>
-          </w:p>
-        </w:tc>
-        <w:tc>
-          <w:tcPr>
-            <w:tcW w:type="dxa" w:w="1440"/>
-            <w:shd w:fill="FFFFFF"/>
-            <w:tcMar>
-              <w:top w:w="100" w:type="dxa"/>
-              <w:bottom w:w="100" w:type="dxa"/>
-              <w:left w:w="120" w:type="dxa"/>
-              <w:right w:w="120" w:type="dxa"/>
-            </w:tcMar>
-            <w:tcBorders>
-              <w:top w:val="single" w:sz="4" w:space="0" w:color="CCCCCC"/>
-              <w:bottom w:val="single" w:sz="4" w:space="0" w:color="CCCCCC"/>
-              <w:left w:val="single" w:sz="4" w:space="0" w:color="CCCCCC"/>
-              <w:right w:val="single" w:sz="4" w:space="0" w:color="CCCCCC"/>
-            </w:tcBorders>
-          </w:tcPr>
-          <w:p>
-            <w:pPr>
-              <w:spacing w:before="60" w:after="60" w:line="252" w:lineRule="auto"/>
-              <w:jc w:val="left"/>
-            </w:pPr>
-            <w:r/>
-            <w:r>
-              <w:t>BEAR</w:t>
-            </w:r>
-          </w:p>
-        </w:tc>
-      </w:tr>
-      <w:tr>
-        <w:tc>
-          <w:tcPr>
-            <w:tcW w:type="dxa" w:w="1584"/>
-            <w:shd w:fill="F8FAFC"/>
-            <w:tcMar>
-              <w:top w:w="100" w:type="dxa"/>
-              <w:bottom w:w="100" w:type="dxa"/>
-              <w:left w:w="120" w:type="dxa"/>
-              <w:right w:w="120" w:type="dxa"/>
-            </w:tcMar>
-            <w:tcBorders>
-              <w:top w:val="single" w:sz="4" w:space="0" w:color="CCCCCC"/>
-              <w:bottom w:val="single" w:sz="4" w:space="0" w:color="CCCCCC"/>
-              <w:left w:val="single" w:sz="4" w:space="0" w:color="CCCCCC"/>
-              <w:right w:val="single" w:sz="4" w:space="0" w:color="CCCCCC"/>
-            </w:tcBorders>
-          </w:tcPr>
-          <w:p>
-            <w:pPr>
-              <w:spacing w:before="60" w:after="60" w:line="252" w:lineRule="auto"/>
-              <w:jc w:val="left"/>
-            </w:pPr>
-            <w:r/>
-            <w:r>
-              <w:rPr>
-                <w:b/>
-              </w:rPr>
-              <w:t>Fri 21/08</w:t>
-            </w:r>
-          </w:p>
-        </w:tc>
-        <w:tc>
-          <w:tcPr>
-            <w:tcW w:type="dxa" w:w="864"/>
-            <w:shd w:fill="F8FAFC"/>
-            <w:tcMar>
-              <w:top w:w="100" w:type="dxa"/>
-              <w:bottom w:w="100" w:type="dxa"/>
-              <w:left w:w="120" w:type="dxa"/>
-              <w:right w:w="120" w:type="dxa"/>
-            </w:tcMar>
-            <w:tcBorders>
-              <w:top w:val="single" w:sz="4" w:space="0" w:color="CCCCCC"/>
-              <w:bottom w:val="single" w:sz="4" w:space="0" w:color="CCCCCC"/>
-              <w:left w:val="single" w:sz="4" w:space="0" w:color="CCCCCC"/>
-              <w:right w:val="single" w:sz="4" w:space="0" w:color="CCCCCC"/>
-            </w:tcBorders>
-          </w:tcPr>
-          <w:p>
-            <w:pPr>
-              <w:spacing w:before="60" w:after="60" w:line="252" w:lineRule="auto"/>
-              <w:jc w:val="left"/>
-            </w:pPr>
-            <w:r/>
-            <w:r>
-              <w:t>London 15-19</w:t>
-            </w:r>
-          </w:p>
-        </w:tc>
-        <w:tc>
-          <w:tcPr>
-            <w:tcW w:type="dxa" w:w="1440"/>
-            <w:shd w:fill="F8FAFC"/>
-            <w:tcMar>
-              <w:top w:w="100" w:type="dxa"/>
-              <w:bottom w:w="100" w:type="dxa"/>
-              <w:left w:w="120" w:type="dxa"/>
-              <w:right w:w="120" w:type="dxa"/>
-            </w:tcMar>
-            <w:tcBorders>
-              <w:top w:val="single" w:sz="4" w:space="0" w:color="CCCCCC"/>
-              <w:bottom w:val="single" w:sz="4" w:space="0" w:color="CCCCCC"/>
-              <w:left w:val="single" w:sz="4" w:space="0" w:color="CCCCCC"/>
-              <w:right w:val="single" w:sz="4" w:space="0" w:color="CCCCCC"/>
-            </w:tcBorders>
-          </w:tcPr>
-          <w:p>
-            <w:pPr>
-              <w:spacing w:before="60" w:after="60" w:line="252" w:lineRule="auto"/>
-              <w:jc w:val="left"/>
-            </w:pPr>
-            <w:r/>
-            <w:r>
-              <w:t>513.50</w:t>
-            </w:r>
-          </w:p>
-        </w:tc>
-        <w:tc>
-          <w:tcPr>
-            <w:tcW w:type="dxa" w:w="2016"/>
-            <w:shd w:fill="F8FAFC"/>
-            <w:tcMar>
-              <w:top w:w="100" w:type="dxa"/>
-              <w:bottom w:w="100" w:type="dxa"/>
-              <w:left w:w="120" w:type="dxa"/>
-              <w:right w:w="120" w:type="dxa"/>
-            </w:tcMar>
-            <w:tcBorders>
-              <w:top w:val="single" w:sz="4" w:space="0" w:color="CCCCCC"/>
-              <w:bottom w:val="single" w:sz="4" w:space="0" w:color="CCCCCC"/>
-              <w:left w:val="single" w:sz="4" w:space="0" w:color="CCCCCC"/>
-              <w:right w:val="single" w:sz="4" w:space="0" w:color="CCCCCC"/>
-            </w:tcBorders>
-          </w:tcPr>
-          <w:p>
-            <w:pPr>
-              <w:spacing w:before="60" w:after="60" w:line="252" w:lineRule="auto"/>
-              <w:jc w:val="left"/>
-            </w:pPr>
-            <w:r/>
-            <w:r>
-              <w:t>516.50</w:t>
-            </w:r>
-          </w:p>
-        </w:tc>
-        <w:tc>
-          <w:tcPr>
-            <w:tcW w:type="dxa" w:w="1152"/>
-            <w:shd w:fill="F8FAFC"/>
-            <w:tcMar>
-              <w:top w:w="100" w:type="dxa"/>
-              <w:bottom w:w="100" w:type="dxa"/>
-              <w:left w:w="120" w:type="dxa"/>
-              <w:right w:w="120" w:type="dxa"/>
-            </w:tcMar>
-            <w:tcBorders>
-              <w:top w:val="single" w:sz="4" w:space="0" w:color="CCCCCC"/>
-              <w:bottom w:val="single" w:sz="4" w:space="0" w:color="CCCCCC"/>
-              <w:left w:val="single" w:sz="4" w:space="0" w:color="CCCCCC"/>
-              <w:right w:val="single" w:sz="4" w:space="0" w:color="CCCCCC"/>
-            </w:tcBorders>
-          </w:tcPr>
-          <w:p>
-            <w:pPr>
-              <w:spacing w:before="60" w:after="60" w:line="252" w:lineRule="auto"/>
-              <w:jc w:val="left"/>
-            </w:pPr>
-            <w:r/>
-            <w:r>
-              <w:t>510.75</w:t>
-            </w:r>
-          </w:p>
-        </w:tc>
-        <w:tc>
-          <w:tcPr>
-            <w:tcW w:type="dxa" w:w="1728"/>
-            <w:shd w:fill="F8FAFC"/>
-            <w:tcMar>
-              <w:top w:w="100" w:type="dxa"/>
-              <w:bottom w:w="100" w:type="dxa"/>
-              <w:left w:w="120" w:type="dxa"/>
-              <w:right w:w="120" w:type="dxa"/>
-            </w:tcMar>
-            <w:tcBorders>
-              <w:top w:val="single" w:sz="4" w:space="0" w:color="CCCCCC"/>
-              <w:bottom w:val="single" w:sz="4" w:space="0" w:color="CCCCCC"/>
-              <w:left w:val="single" w:sz="4" w:space="0" w:color="CCCCCC"/>
-              <w:right w:val="single" w:sz="4" w:space="0" w:color="CCCCCC"/>
-            </w:tcBorders>
-          </w:tcPr>
-          <w:p>
-            <w:pPr>
-              <w:spacing w:before="60" w:after="60" w:line="252" w:lineRule="auto"/>
-              <w:jc w:val="left"/>
-            </w:pPr>
-            <w:r/>
-            <w:r>
-              <w:rPr>
-                <w:b/>
-              </w:rPr>
-              <w:t>513.75</w:t>
-            </w:r>
-          </w:p>
-        </w:tc>
-        <w:tc>
-          <w:tcPr>
-            <w:tcW w:type="dxa" w:w="3456"/>
-            <w:shd w:fill="F8FAFC"/>
-            <w:tcMar>
-              <w:top w:w="100" w:type="dxa"/>
-              <w:bottom w:w="100" w:type="dxa"/>
-              <w:left w:w="120" w:type="dxa"/>
-              <w:right w:w="120" w:type="dxa"/>
-            </w:tcMar>
-            <w:tcBorders>
-              <w:top w:val="single" w:sz="4" w:space="0" w:color="CCCCCC"/>
-              <w:bottom w:val="single" w:sz="4" w:space="0" w:color="CCCCCC"/>
-              <w:left w:val="single" w:sz="4" w:space="0" w:color="CCCCCC"/>
-              <w:right w:val="single" w:sz="4" w:space="0" w:color="CCCCCC"/>
-            </w:tcBorders>
-          </w:tcPr>
-          <w:p>
-            <w:pPr>
-              <w:spacing w:before="60" w:after="60" w:line="252" w:lineRule="auto"/>
-              <w:jc w:val="left"/>
-            </w:pPr>
-            <w:r/>
-            <w:r>
-              <w:rPr>
-                <w:b/>
-              </w:rPr>
-              <w:t>+0.25</w:t>
-            </w:r>
-          </w:p>
-        </w:tc>
-        <w:tc>
-          <w:tcPr>
-            <w:tcW w:type="dxa" w:w="1440"/>
-            <w:shd w:fill="F8FAFC"/>
-            <w:tcMar>
-              <w:top w:w="100" w:type="dxa"/>
-              <w:bottom w:w="100" w:type="dxa"/>
-              <w:left w:w="120" w:type="dxa"/>
-              <w:right w:w="120" w:type="dxa"/>
-            </w:tcMar>
-            <w:tcBorders>
-              <w:top w:val="single" w:sz="4" w:space="0" w:color="CCCCCC"/>
-              <w:bottom w:val="single" w:sz="4" w:space="0" w:color="CCCCCC"/>
-              <w:left w:val="single" w:sz="4" w:space="0" w:color="CCCCCC"/>
-              <w:right w:val="single" w:sz="4" w:space="0" w:color="CCCCCC"/>
-            </w:tcBorders>
-          </w:tcPr>
-          <w:p>
-            <w:pPr>
-              <w:spacing w:before="60" w:after="60" w:line="252" w:lineRule="auto"/>
-              <w:jc w:val="left"/>
-            </w:pPr>
-            <w:r/>
-            <w:r>
-              <w:t>BULL</w:t>
-            </w:r>
-          </w:p>
-        </w:tc>
-      </w:tr>
-      <w:tr>
-        <w:tc>
-          <w:tcPr>
-            <w:tcW w:type="dxa" w:w="1584"/>
-            <w:shd w:fill="FFFFFF"/>
-            <w:tcMar>
-              <w:top w:w="100" w:type="dxa"/>
-              <w:bottom w:w="100" w:type="dxa"/>
-              <w:left w:w="120" w:type="dxa"/>
-              <w:right w:w="120" w:type="dxa"/>
-            </w:tcMar>
-            <w:tcBorders>
-              <w:top w:val="single" w:sz="4" w:space="0" w:color="CCCCCC"/>
-              <w:bottom w:val="single" w:sz="4" w:space="0" w:color="CCCCCC"/>
-              <w:left w:val="single" w:sz="4" w:space="0" w:color="CCCCCC"/>
-              <w:right w:val="single" w:sz="4" w:space="0" w:color="CCCCCC"/>
-            </w:tcBorders>
-          </w:tcPr>
-          <w:p>
-            <w:pPr>
-              <w:spacing w:before="60" w:after="60" w:line="252" w:lineRule="auto"/>
-              <w:jc w:val="left"/>
-            </w:pPr>
-            <w:r/>
-            <w:r>
-              <w:rPr>
-                <w:b/>
-              </w:rPr>
-              <w:t>Fri 21/08</w:t>
-            </w:r>
-          </w:p>
-        </w:tc>
-        <w:tc>
-          <w:tcPr>
-            <w:tcW w:type="dxa" w:w="864"/>
-            <w:shd w:fill="FFFFFF"/>
-            <w:tcMar>
-              <w:top w:w="100" w:type="dxa"/>
-              <w:bottom w:w="100" w:type="dxa"/>
-              <w:left w:w="120" w:type="dxa"/>
-              <w:right w:w="120" w:type="dxa"/>
-            </w:tcMar>
-            <w:tcBorders>
-              <w:top w:val="single" w:sz="4" w:space="0" w:color="CCCCCC"/>
-              <w:bottom w:val="single" w:sz="4" w:space="0" w:color="CCCCCC"/>
-              <w:left w:val="single" w:sz="4" w:space="0" w:color="CCCCCC"/>
-              <w:right w:val="single" w:sz="4" w:space="0" w:color="CCCCCC"/>
-            </w:tcBorders>
-          </w:tcPr>
-          <w:p>
-            <w:pPr>
-              <w:spacing w:before="60" w:after="60" w:line="252" w:lineRule="auto"/>
-              <w:jc w:val="left"/>
-            </w:pPr>
-            <w:r/>
-            <w:r>
-              <w:t>Pre-NY 19-21</w:t>
-            </w:r>
-          </w:p>
-        </w:tc>
-        <w:tc>
-          <w:tcPr>
-            <w:tcW w:type="dxa" w:w="1440"/>
-            <w:shd w:fill="FFFFFF"/>
-            <w:tcMar>
-              <w:top w:w="100" w:type="dxa"/>
-              <w:bottom w:w="100" w:type="dxa"/>
-              <w:left w:w="120" w:type="dxa"/>
-              <w:right w:w="120" w:type="dxa"/>
-            </w:tcMar>
-            <w:tcBorders>
-              <w:top w:val="single" w:sz="4" w:space="0" w:color="CCCCCC"/>
-              <w:bottom w:val="single" w:sz="4" w:space="0" w:color="CCCCCC"/>
-              <w:left w:val="single" w:sz="4" w:space="0" w:color="CCCCCC"/>
-              <w:right w:val="single" w:sz="4" w:space="0" w:color="CCCCCC"/>
-            </w:tcBorders>
-          </w:tcPr>
-          <w:p>
-            <w:pPr>
-              <w:spacing w:before="60" w:after="60" w:line="252" w:lineRule="auto"/>
-              <w:jc w:val="left"/>
-            </w:pPr>
-            <w:r/>
-            <w:r>
-              <w:t>513.75</w:t>
-            </w:r>
-          </w:p>
-        </w:tc>
-        <w:tc>
-          <w:tcPr>
-            <w:tcW w:type="dxa" w:w="2016"/>
-            <w:shd w:fill="FFFFFF"/>
-            <w:tcMar>
-              <w:top w:w="100" w:type="dxa"/>
-              <w:bottom w:w="100" w:type="dxa"/>
-              <w:left w:w="120" w:type="dxa"/>
-              <w:right w:w="120" w:type="dxa"/>
-            </w:tcMar>
-            <w:tcBorders>
-              <w:top w:val="single" w:sz="4" w:space="0" w:color="CCCCCC"/>
-              <w:bottom w:val="single" w:sz="4" w:space="0" w:color="CCCCCC"/>
-              <w:left w:val="single" w:sz="4" w:space="0" w:color="CCCCCC"/>
-              <w:right w:val="single" w:sz="4" w:space="0" w:color="CCCCCC"/>
-            </w:tcBorders>
-          </w:tcPr>
-          <w:p>
-            <w:pPr>
-              <w:spacing w:before="60" w:after="60" w:line="252" w:lineRule="auto"/>
-              <w:jc w:val="left"/>
-            </w:pPr>
-            <w:r/>
-            <w:r>
-              <w:t>516.75</w:t>
-            </w:r>
-          </w:p>
-        </w:tc>
-        <w:tc>
-          <w:tcPr>
-            <w:tcW w:type="dxa" w:w="1152"/>
-            <w:shd w:fill="FFFFFF"/>
-            <w:tcMar>
-              <w:top w:w="100" w:type="dxa"/>
-              <w:bottom w:w="100" w:type="dxa"/>
-              <w:left w:w="120" w:type="dxa"/>
-              <w:right w:w="120" w:type="dxa"/>
-            </w:tcMar>
-            <w:tcBorders>
-              <w:top w:val="single" w:sz="4" w:space="0" w:color="CCCCCC"/>
-              <w:bottom w:val="single" w:sz="4" w:space="0" w:color="CCCCCC"/>
-              <w:left w:val="single" w:sz="4" w:space="0" w:color="CCCCCC"/>
-              <w:right w:val="single" w:sz="4" w:space="0" w:color="CCCCCC"/>
-            </w:tcBorders>
-          </w:tcPr>
-          <w:p>
-            <w:pPr>
-              <w:spacing w:before="60" w:after="60" w:line="252" w:lineRule="auto"/>
-              <w:jc w:val="left"/>
-            </w:pPr>
-            <w:r/>
-            <w:r>
-              <w:t>511.00</w:t>
-            </w:r>
-          </w:p>
-        </w:tc>
-        <w:tc>
-          <w:tcPr>
-            <w:tcW w:type="dxa" w:w="1728"/>
-            <w:shd w:fill="FFFFFF"/>
-            <w:tcMar>
-              <w:top w:w="100" w:type="dxa"/>
-              <w:bottom w:w="100" w:type="dxa"/>
-              <w:left w:w="120" w:type="dxa"/>
-              <w:right w:w="120" w:type="dxa"/>
-            </w:tcMar>
-            <w:tcBorders>
-              <w:top w:val="single" w:sz="4" w:space="0" w:color="CCCCCC"/>
-              <w:bottom w:val="single" w:sz="4" w:space="0" w:color="CCCCCC"/>
-              <w:left w:val="single" w:sz="4" w:space="0" w:color="CCCCCC"/>
-              <w:right w:val="single" w:sz="4" w:space="0" w:color="CCCCCC"/>
-            </w:tcBorders>
-          </w:tcPr>
-          <w:p>
-            <w:pPr>
-              <w:spacing w:before="60" w:after="60" w:line="252" w:lineRule="auto"/>
-              <w:jc w:val="left"/>
-            </w:pPr>
-            <w:r/>
-            <w:r>
-              <w:rPr>
-                <w:b/>
-              </w:rPr>
-              <w:t>513.75</w:t>
-            </w:r>
-          </w:p>
-        </w:tc>
-        <w:tc>
-          <w:tcPr>
-            <w:tcW w:type="dxa" w:w="3456"/>
-            <w:shd w:fill="FFFFFF"/>
-            <w:tcMar>
-              <w:top w:w="100" w:type="dxa"/>
-              <w:bottom w:w="100" w:type="dxa"/>
-              <w:left w:w="120" w:type="dxa"/>
-              <w:right w:w="120" w:type="dxa"/>
-            </w:tcMar>
-            <w:tcBorders>
-              <w:top w:val="single" w:sz="4" w:space="0" w:color="CCCCCC"/>
-              <w:bottom w:val="single" w:sz="4" w:space="0" w:color="CCCCCC"/>
-              <w:left w:val="single" w:sz="4" w:space="0" w:color="CCCCCC"/>
-              <w:right w:val="single" w:sz="4" w:space="0" w:color="CCCCCC"/>
-            </w:tcBorders>
-          </w:tcPr>
-          <w:p>
-            <w:pPr>
-              <w:spacing w:before="60" w:after="60" w:line="252" w:lineRule="auto"/>
-              <w:jc w:val="left"/>
-            </w:pPr>
-            <w:r/>
-            <w:r>
-              <w:rPr>
-                <w:b/>
-              </w:rPr>
-              <w:t>+0.00</w:t>
-            </w:r>
-          </w:p>
-        </w:tc>
-        <w:tc>
-          <w:tcPr>
-            <w:tcW w:type="dxa" w:w="1440"/>
-            <w:shd w:fill="FFFFFF"/>
-            <w:tcMar>
-              <w:top w:w="100" w:type="dxa"/>
-              <w:bottom w:w="100" w:type="dxa"/>
-              <w:left w:w="120" w:type="dxa"/>
-              <w:right w:w="120" w:type="dxa"/>
-            </w:tcMar>
-            <w:tcBorders>
-              <w:top w:val="single" w:sz="4" w:space="0" w:color="CCCCCC"/>
-              <w:bottom w:val="single" w:sz="4" w:space="0" w:color="CCCCCC"/>
-              <w:left w:val="single" w:sz="4" w:space="0" w:color="CCCCCC"/>
-              <w:right w:val="single" w:sz="4" w:space="0" w:color="CCCCCC"/>
-            </w:tcBorders>
-          </w:tcPr>
-          <w:p>
-            <w:pPr>
-              <w:spacing w:before="60" w:after="60" w:line="252" w:lineRule="auto"/>
-              <w:jc w:val="left"/>
-            </w:pPr>
-            <w:r/>
-            <w:r>
-              <w:t>BEAR</w:t>
-            </w:r>
-          </w:p>
-        </w:tc>
-      </w:tr>
-      <w:tr>
-        <w:tc>
-          <w:tcPr>
-            <w:tcW w:type="dxa" w:w="1584"/>
-            <w:shd w:fill="F8FAFC"/>
-            <w:tcMar>
-              <w:top w:w="100" w:type="dxa"/>
-              <w:bottom w:w="100" w:type="dxa"/>
-              <w:left w:w="120" w:type="dxa"/>
-              <w:right w:w="120" w:type="dxa"/>
-            </w:tcMar>
-            <w:tcBorders>
-              <w:top w:val="single" w:sz="4" w:space="0" w:color="CCCCCC"/>
-              <w:bottom w:val="single" w:sz="4" w:space="0" w:color="CCCCCC"/>
-              <w:left w:val="single" w:sz="4" w:space="0" w:color="CCCCCC"/>
-              <w:right w:val="single" w:sz="4" w:space="0" w:color="CCCCCC"/>
-            </w:tcBorders>
-          </w:tcPr>
-          <w:p>
-            <w:pPr>
-              <w:spacing w:before="60" w:after="60" w:line="252" w:lineRule="auto"/>
-              <w:jc w:val="left"/>
-            </w:pPr>
-            <w:r/>
-            <w:r>
-              <w:rPr>
-                <w:b/>
-              </w:rPr>
-              <w:t>Fri 21/08</w:t>
-            </w:r>
-          </w:p>
-        </w:tc>
-        <w:tc>
-          <w:tcPr>
-            <w:tcW w:type="dxa" w:w="864"/>
-            <w:shd w:fill="F8FAFC"/>
-            <w:tcMar>
-              <w:top w:w="100" w:type="dxa"/>
-              <w:bottom w:w="100" w:type="dxa"/>
-              <w:left w:w="120" w:type="dxa"/>
-              <w:right w:w="120" w:type="dxa"/>
-            </w:tcMar>
-            <w:tcBorders>
-              <w:top w:val="single" w:sz="4" w:space="0" w:color="CCCCCC"/>
-              <w:bottom w:val="single" w:sz="4" w:space="0" w:color="CCCCCC"/>
-              <w:left w:val="single" w:sz="4" w:space="0" w:color="CCCCCC"/>
-              <w:right w:val="single" w:sz="4" w:space="0" w:color="CCCCCC"/>
-            </w:tcBorders>
-          </w:tcPr>
-          <w:p>
-            <w:pPr>
-              <w:spacing w:before="60" w:after="60" w:line="252" w:lineRule="auto"/>
-              <w:jc w:val="left"/>
-            </w:pPr>
-            <w:r/>
-            <w:r>
-              <w:t>NY Open 21-23</w:t>
-            </w:r>
-          </w:p>
-        </w:tc>
-        <w:tc>
-          <w:tcPr>
-            <w:tcW w:type="dxa" w:w="1440"/>
-            <w:shd w:fill="F8FAFC"/>
-            <w:tcMar>
-              <w:top w:w="100" w:type="dxa"/>
-              <w:bottom w:w="100" w:type="dxa"/>
-              <w:left w:w="120" w:type="dxa"/>
-              <w:right w:w="120" w:type="dxa"/>
-            </w:tcMar>
-            <w:tcBorders>
-              <w:top w:val="single" w:sz="4" w:space="0" w:color="CCCCCC"/>
-              <w:bottom w:val="single" w:sz="4" w:space="0" w:color="CCCCCC"/>
-              <w:left w:val="single" w:sz="4" w:space="0" w:color="CCCCCC"/>
-              <w:right w:val="single" w:sz="4" w:space="0" w:color="CCCCCC"/>
-            </w:tcBorders>
-          </w:tcPr>
-          <w:p>
-            <w:pPr>
-              <w:spacing w:before="60" w:after="60" w:line="252" w:lineRule="auto"/>
-              <w:jc w:val="left"/>
-            </w:pPr>
-            <w:r/>
-            <w:r>
-              <w:t>513.75</w:t>
-            </w:r>
-          </w:p>
-        </w:tc>
-        <w:tc>
-          <w:tcPr>
-            <w:tcW w:type="dxa" w:w="2016"/>
-            <w:shd w:fill="F8FAFC"/>
-            <w:tcMar>
-              <w:top w:w="100" w:type="dxa"/>
-              <w:bottom w:w="100" w:type="dxa"/>
-              <w:left w:w="120" w:type="dxa"/>
-              <w:right w:w="120" w:type="dxa"/>
-            </w:tcMar>
-            <w:tcBorders>
-              <w:top w:val="single" w:sz="4" w:space="0" w:color="CCCCCC"/>
-              <w:bottom w:val="single" w:sz="4" w:space="0" w:color="CCCCCC"/>
-              <w:left w:val="single" w:sz="4" w:space="0" w:color="CCCCCC"/>
-              <w:right w:val="single" w:sz="4" w:space="0" w:color="CCCCCC"/>
-            </w:tcBorders>
-          </w:tcPr>
-          <w:p>
-            <w:pPr>
-              <w:spacing w:before="60" w:after="60" w:line="252" w:lineRule="auto"/>
-              <w:jc w:val="left"/>
-            </w:pPr>
-            <w:r/>
-            <w:r>
-              <w:t>517.75</w:t>
-            </w:r>
-          </w:p>
-        </w:tc>
-        <w:tc>
-          <w:tcPr>
-            <w:tcW w:type="dxa" w:w="1152"/>
-            <w:shd w:fill="F8FAFC"/>
-            <w:tcMar>
-              <w:top w:w="100" w:type="dxa"/>
-              <w:bottom w:w="100" w:type="dxa"/>
-              <w:left w:w="120" w:type="dxa"/>
-              <w:right w:w="120" w:type="dxa"/>
-            </w:tcMar>
-            <w:tcBorders>
-              <w:top w:val="single" w:sz="4" w:space="0" w:color="CCCCCC"/>
-              <w:bottom w:val="single" w:sz="4" w:space="0" w:color="CCCCCC"/>
-              <w:left w:val="single" w:sz="4" w:space="0" w:color="CCCCCC"/>
-              <w:right w:val="single" w:sz="4" w:space="0" w:color="CCCCCC"/>
-            </w:tcBorders>
-          </w:tcPr>
-          <w:p>
-            <w:pPr>
-              <w:spacing w:before="60" w:after="60" w:line="252" w:lineRule="auto"/>
-              <w:jc w:val="left"/>
-            </w:pPr>
-            <w:r/>
-            <w:r>
-              <w:t>510.25</w:t>
-            </w:r>
-          </w:p>
-        </w:tc>
-        <w:tc>
-          <w:tcPr>
-            <w:tcW w:type="dxa" w:w="1728"/>
-            <w:shd w:fill="F8FAFC"/>
-            <w:tcMar>
-              <w:top w:w="100" w:type="dxa"/>
-              <w:bottom w:w="100" w:type="dxa"/>
-              <w:left w:w="120" w:type="dxa"/>
-              <w:right w:w="120" w:type="dxa"/>
-            </w:tcMar>
-            <w:tcBorders>
-              <w:top w:val="single" w:sz="4" w:space="0" w:color="CCCCCC"/>
-              <w:bottom w:val="single" w:sz="4" w:space="0" w:color="CCCCCC"/>
-              <w:left w:val="single" w:sz="4" w:space="0" w:color="CCCCCC"/>
-              <w:right w:val="single" w:sz="4" w:space="0" w:color="CCCCCC"/>
-            </w:tcBorders>
-          </w:tcPr>
-          <w:p>
-            <w:pPr>
-              <w:spacing w:before="60" w:after="60" w:line="252" w:lineRule="auto"/>
-              <w:jc w:val="left"/>
-            </w:pPr>
-            <w:r/>
-            <w:r>
-              <w:rPr>
-                <w:b/>
-              </w:rPr>
-              <w:t>514.25</w:t>
-            </w:r>
-          </w:p>
-        </w:tc>
-        <w:tc>
-          <w:tcPr>
-            <w:tcW w:type="dxa" w:w="3456"/>
-            <w:shd w:fill="F8FAFC"/>
-            <w:tcMar>
-              <w:top w:w="100" w:type="dxa"/>
-              <w:bottom w:w="100" w:type="dxa"/>
-              <w:left w:w="120" w:type="dxa"/>
-              <w:right w:w="120" w:type="dxa"/>
-            </w:tcMar>
-            <w:tcBorders>
-              <w:top w:val="single" w:sz="4" w:space="0" w:color="CCCCCC"/>
-              <w:bottom w:val="single" w:sz="4" w:space="0" w:color="CCCCCC"/>
-              <w:left w:val="single" w:sz="4" w:space="0" w:color="CCCCCC"/>
-              <w:right w:val="single" w:sz="4" w:space="0" w:color="CCCCCC"/>
-            </w:tcBorders>
-          </w:tcPr>
-          <w:p>
-            <w:pPr>
-              <w:spacing w:before="60" w:after="60" w:line="252" w:lineRule="auto"/>
-              <w:jc w:val="left"/>
-            </w:pPr>
-            <w:r/>
-            <w:r>
-              <w:rPr>
-                <w:b/>
-              </w:rPr>
-              <w:t>+0.50</w:t>
-            </w:r>
-          </w:p>
-        </w:tc>
-        <w:tc>
-          <w:tcPr>
-            <w:tcW w:type="dxa" w:w="1440"/>
-            <w:shd w:fill="F8FAFC"/>
-            <w:tcMar>
-              <w:top w:w="100" w:type="dxa"/>
-              <w:bottom w:w="100" w:type="dxa"/>
-              <w:left w:w="120" w:type="dxa"/>
-              <w:right w:w="120" w:type="dxa"/>
-            </w:tcMar>
-            <w:tcBorders>
-              <w:top w:val="single" w:sz="4" w:space="0" w:color="CCCCCC"/>
-              <w:bottom w:val="single" w:sz="4" w:space="0" w:color="CCCCCC"/>
-              <w:left w:val="single" w:sz="4" w:space="0" w:color="CCCCCC"/>
-              <w:right w:val="single" w:sz="4" w:space="0" w:color="CCCCCC"/>
-            </w:tcBorders>
-          </w:tcPr>
-          <w:p>
-            <w:pPr>
-              <w:spacing w:before="60" w:after="60" w:line="252" w:lineRule="auto"/>
-              <w:jc w:val="left"/>
-            </w:pPr>
-            <w:r/>
-            <w:r>
-              <w:t>BULL</w:t>
-            </w:r>
-          </w:p>
-        </w:tc>
-      </w:tr>
-      <w:tr>
-        <w:tc>
-          <w:tcPr>
-            <w:tcW w:type="dxa" w:w="1584"/>
-            <w:shd w:fill="FFFFFF"/>
-            <w:tcMar>
-              <w:top w:w="100" w:type="dxa"/>
-              <w:bottom w:w="100" w:type="dxa"/>
-              <w:left w:w="120" w:type="dxa"/>
-              <w:right w:w="120" w:type="dxa"/>
-            </w:tcMar>
-            <w:tcBorders>
-              <w:top w:val="single" w:sz="4" w:space="0" w:color="CCCCCC"/>
-              <w:bottom w:val="single" w:sz="4" w:space="0" w:color="CCCCCC"/>
-              <w:left w:val="single" w:sz="4" w:space="0" w:color="CCCCCC"/>
-              <w:right w:val="single" w:sz="4" w:space="0" w:color="CCCCCC"/>
-            </w:tcBorders>
-          </w:tcPr>
-          <w:p>
-            <w:pPr>
-              <w:spacing w:before="60" w:after="60" w:line="252" w:lineRule="auto"/>
-              <w:jc w:val="left"/>
-            </w:pPr>
-            <w:r/>
-            <w:r>
-              <w:rPr>
-                <w:b/>
-              </w:rPr>
-              <w:t>Fri 21/08</w:t>
-            </w:r>
-          </w:p>
-        </w:tc>
-        <w:tc>
-          <w:tcPr>
-            <w:tcW w:type="dxa" w:w="864"/>
-            <w:shd w:fill="FFFFFF"/>
-            <w:tcMar>
-              <w:top w:w="100" w:type="dxa"/>
-              <w:bottom w:w="100" w:type="dxa"/>
-              <w:left w:w="120" w:type="dxa"/>
-              <w:right w:w="120" w:type="dxa"/>
-            </w:tcMar>
-            <w:tcBorders>
-              <w:top w:val="single" w:sz="4" w:space="0" w:color="CCCCCC"/>
-              <w:bottom w:val="single" w:sz="4" w:space="0" w:color="CCCCCC"/>
-              <w:left w:val="single" w:sz="4" w:space="0" w:color="CCCCCC"/>
-              <w:right w:val="single" w:sz="4" w:space="0" w:color="CCCCCC"/>
-            </w:tcBorders>
-          </w:tcPr>
-          <w:p>
-            <w:pPr>
-              <w:spacing w:before="60" w:after="60" w:line="252" w:lineRule="auto"/>
-              <w:jc w:val="left"/>
-            </w:pPr>
-            <w:r/>
-            <w:r>
-              <w:t>NY Close 23-01</w:t>
-            </w:r>
-          </w:p>
-        </w:tc>
-        <w:tc>
-          <w:tcPr>
-            <w:tcW w:type="dxa" w:w="1440"/>
-            <w:shd w:fill="FFFFFF"/>
-            <w:tcMar>
-              <w:top w:w="100" w:type="dxa"/>
-              <w:bottom w:w="100" w:type="dxa"/>
-              <w:left w:w="120" w:type="dxa"/>
-              <w:right w:w="120" w:type="dxa"/>
-            </w:tcMar>
-            <w:tcBorders>
-              <w:top w:val="single" w:sz="4" w:space="0" w:color="CCCCCC"/>
-              <w:bottom w:val="single" w:sz="4" w:space="0" w:color="CCCCCC"/>
-              <w:left w:val="single" w:sz="4" w:space="0" w:color="CCCCCC"/>
-              <w:right w:val="single" w:sz="4" w:space="0" w:color="CCCCCC"/>
-            </w:tcBorders>
-          </w:tcPr>
-          <w:p>
-            <w:pPr>
-              <w:spacing w:before="60" w:after="60" w:line="252" w:lineRule="auto"/>
-              <w:jc w:val="left"/>
-            </w:pPr>
-            <w:r/>
-            <w:r>
-              <w:t>514.25</w:t>
-            </w:r>
-          </w:p>
-        </w:tc>
-        <w:tc>
-          <w:tcPr>
-            <w:tcW w:type="dxa" w:w="2016"/>
-            <w:shd w:fill="FFFFFF"/>
-            <w:tcMar>
-              <w:top w:w="100" w:type="dxa"/>
-              <w:bottom w:w="100" w:type="dxa"/>
-              <w:left w:w="120" w:type="dxa"/>
-              <w:right w:w="120" w:type="dxa"/>
-            </w:tcMar>
-            <w:tcBorders>
-              <w:top w:val="single" w:sz="4" w:space="0" w:color="CCCCCC"/>
-              <w:bottom w:val="single" w:sz="4" w:space="0" w:color="CCCCCC"/>
-              <w:left w:val="single" w:sz="4" w:space="0" w:color="CCCCCC"/>
-              <w:right w:val="single" w:sz="4" w:space="0" w:color="CCCCCC"/>
-            </w:tcBorders>
-          </w:tcPr>
-          <w:p>
-            <w:pPr>
-              <w:spacing w:before="60" w:after="60" w:line="252" w:lineRule="auto"/>
-              <w:jc w:val="left"/>
-            </w:pPr>
-            <w:r/>
-            <w:r>
-              <w:t>518.25</w:t>
-            </w:r>
-          </w:p>
-        </w:tc>
-        <w:tc>
-          <w:tcPr>
-            <w:tcW w:type="dxa" w:w="1152"/>
-            <w:shd w:fill="FFFFFF"/>
-            <w:tcMar>
-              <w:top w:w="100" w:type="dxa"/>
-              <w:bottom w:w="100" w:type="dxa"/>
-              <w:left w:w="120" w:type="dxa"/>
-              <w:right w:w="120" w:type="dxa"/>
-            </w:tcMar>
-            <w:tcBorders>
-              <w:top w:val="single" w:sz="4" w:space="0" w:color="CCCCCC"/>
-              <w:bottom w:val="single" w:sz="4" w:space="0" w:color="CCCCCC"/>
-              <w:left w:val="single" w:sz="4" w:space="0" w:color="CCCCCC"/>
-              <w:right w:val="single" w:sz="4" w:space="0" w:color="CCCCCC"/>
-            </w:tcBorders>
-          </w:tcPr>
-          <w:p>
-            <w:pPr>
-              <w:spacing w:before="60" w:after="60" w:line="252" w:lineRule="auto"/>
-              <w:jc w:val="left"/>
-            </w:pPr>
-            <w:r/>
-            <w:r>
-              <w:t>512.50</w:t>
-            </w:r>
-          </w:p>
-        </w:tc>
-        <w:tc>
-          <w:tcPr>
-            <w:tcW w:type="dxa" w:w="1728"/>
-            <w:shd w:fill="FFFFFF"/>
-            <w:tcMar>
-              <w:top w:w="100" w:type="dxa"/>
-              <w:bottom w:w="100" w:type="dxa"/>
-              <w:left w:w="120" w:type="dxa"/>
-              <w:right w:w="120" w:type="dxa"/>
-            </w:tcMar>
-            <w:tcBorders>
-              <w:top w:val="single" w:sz="4" w:space="0" w:color="CCCCCC"/>
-              <w:bottom w:val="single" w:sz="4" w:space="0" w:color="CCCCCC"/>
-              <w:left w:val="single" w:sz="4" w:space="0" w:color="CCCCCC"/>
-              <w:right w:val="single" w:sz="4" w:space="0" w:color="CCCCCC"/>
-            </w:tcBorders>
-          </w:tcPr>
-          <w:p>
-            <w:pPr>
-              <w:spacing w:before="60" w:after="60" w:line="252" w:lineRule="auto"/>
-              <w:jc w:val="left"/>
-            </w:pPr>
-            <w:r/>
-            <w:r>
-              <w:rPr>
-                <w:b/>
-              </w:rPr>
-              <w:t>514.00</w:t>
             </w:r>
           </w:p>
         </w:tc>
@@ -21781,7 +21781,7 @@
         <w:t>Giá Chốt Phiên (Close):</w:t>
       </w:r>
       <w:r>
-        <w:t xml:space="preserve"> 703.50 cents | </w:t>
+        <w:t xml:space="preserve"> 707.00 cents | </w:t>
       </w:r>
       <w:r>
         <w:rPr>
@@ -21796,10 +21796,10 @@
         <w:rPr>
           <w:b/>
         </w:rPr>
-        <w:t>`704.37 cents`</w:t>
+        <w:t>`705.93 cents`</w:t>
       </w:r>
       <w:r>
-        <w:t xml:space="preserve"> (+0.87).</w:t>
+        <w:t xml:space="preserve"> (-1.07).</w:t>
       </w:r>
     </w:p>
     <w:p>
@@ -21820,7 +21820,7 @@
         <w:rPr>
           <w:b/>
         </w:rPr>
-        <w:t>`18,077`</w:t>
+        <w:t>`29,194`</w:t>
       </w:r>
       <w:r>
         <w:t xml:space="preserve"> (Chênh lệch: </w:t>
@@ -21829,7 +21829,7 @@
         <w:rPr>
           <w:b/>
         </w:rPr>
-        <w:t>`-76,561`</w:t>
+        <w:t>`-65,444`</w:t>
       </w:r>
       <w:r>
         <w:t xml:space="preserve">) | OI: </w:t>
@@ -21871,7 +21871,7 @@
         <w:rPr>
           <w:b/>
         </w:rPr>
-        <w:t>`Bearish Engulfing (Nhấn chìm giảm thiểu)`</w:t>
+        <w:t>`Bullish Engulfing (Nhấn chìm tăng trưởng)`</w:t>
       </w:r>
     </w:p>
     <w:p>
@@ -22163,7 +22163,7 @@
               <w:rPr>
                 <w:b/>
               </w:rPr>
-              <w:t>93.65</w:t>
+              <w:t>93.62</w:t>
             </w:r>
           </w:p>
         </w:tc>
@@ -22194,7 +22194,7 @@
               <w:rPr>
                 <w:b/>
               </w:rPr>
-              <w:t>+2.22%</w:t>
+              <w:t>+2.18%</w:t>
             </w:r>
           </w:p>
         </w:tc>
@@ -22286,7 +22286,7 @@
               <w:rPr>
                 <w:b/>
               </w:rPr>
-              <w:t>98.70</w:t>
+              <w:t>98.83</w:t>
             </w:r>
           </w:p>
         </w:tc>
@@ -22317,7 +22317,7 @@
               <w:rPr>
                 <w:b/>
               </w:rPr>
-              <w:t>-0.13%</w:t>
+              <w:t>+0.00%</w:t>
             </w:r>
           </w:p>
         </w:tc>
@@ -22345,7 +22345,7 @@
             </w:pPr>
             <w:r/>
             <w:r>
-              <w:t>DXY Giảm kích thích nhu cầu nhập khẩu lúa mì Mỹ trên thị trường quốc tế.</w:t>
+              <w:t>DXY Tăng khiến lúa mì Mỹ đắt đỏ hơn đối với các khách hàng truyền thống như Ai Cập/Châu Á.</w:t>
             </w:r>
           </w:p>
         </w:tc>
@@ -22921,7 +22921,7 @@
         <w:t xml:space="preserve"> EMA_21 </w:t>
       </w:r>
       <w:r>
-        <w:t xml:space="preserve"> (697.38) &gt; </w:t>
+        <w:t xml:space="preserve"> (698.25) &gt; </w:t>
       </w:r>
       <w:r>
         <w:rPr>
@@ -22932,7 +22932,7 @@
         <w:t xml:space="preserve"> EMA_50 </w:t>
       </w:r>
       <w:r>
-        <w:t xml:space="preserve"> (692.12).</w:t>
+        <w:t xml:space="preserve"> (692.70).</w:t>
       </w:r>
     </w:p>
     <w:p>
@@ -22953,7 +22953,7 @@
         <w:rPr>
           <w:b/>
         </w:rPr>
-        <w:t>`69.69`</w:t>
+        <w:t>`74.36`</w:t>
       </w:r>
       <w:r>
         <w:t xml:space="preserve"> | ATR (14) = </w:t>
@@ -22962,7 +22962,7 @@
         <w:rPr>
           <w:b/>
         </w:rPr>
-        <w:t>`3.66`</w:t>
+        <w:t>`4.07`</w:t>
       </w:r>
       <w:r>
         <w:t xml:space="preserve"> cents | Volatility = </w:t>
@@ -22971,7 +22971,7 @@
         <w:rPr>
           <w:b/>
         </w:rPr>
-        <w:t>`3.25 cents`</w:t>
+        <w:t>`6.75 cents`</w:t>
       </w:r>
       <w:r>
         <w:t>.</w:t>
@@ -23013,7 +23013,7 @@
         <w:rPr>
           <w:b/>
         </w:rPr>
-        <w:t>`706.50`</w:t>
+        <w:t>`725.25`</w:t>
       </w:r>
       <w:r>
         <w:t xml:space="preserve"> | R2: </w:t>
@@ -23746,7 +23746,7 @@
           <w:b/>
           <w:color w:val="B91C1C"/>
         </w:rPr>
-        <w:t>`697.38 - 692.12 cents (Canh bán hồi kỹ thuật H1)`</w:t>
+        <w:t>`698.25 - 692.70 cents (Canh bán hồi kỹ thuật H1)`</w:t>
       </w:r>
       <w:r>
         <w:t xml:space="preserve"> | SL: </w:t>
@@ -23755,7 +23755,7 @@
         <w:rPr>
           <w:b/>
         </w:rPr>
-        <w:t>`733.74 cents (Trên kháng cự R2 + 1.5x ATR)`</w:t>
+        <w:t>`734.36 cents (Trên kháng cự R2 + 1.5x ATR)`</w:t>
       </w:r>
       <w:r>
         <w:t xml:space="preserve"> | TP: </w:t>
@@ -23826,7 +23826,7 @@
         <w:rPr>
           <w:b/>
         </w:rPr>
-        <w:t>`659.22 cents`</w:t>
+        <w:t>`658.82 cents`</w:t>
       </w:r>
       <w:r>
         <w:t xml:space="preserve"> | TP: </w:t>
@@ -23835,7 +23835,7 @@
         <w:rPr>
           <w:b/>
         </w:rPr>
-        <w:t>`723.50 cents (Đón sóng hồi trung hạn ~14.5 giá)`</w:t>
+        <w:t>`739.75 cents (Đón sóng hồi trung hạn ~14.5 giá)`</w:t>
       </w:r>
       <w:r>
         <w:t>.</w:t>
@@ -23863,7 +23863,7 @@
         <w:rPr>
           <w:b/>
         </w:rPr>
-        <w:t>`723.50 - 725.50 cents`</w:t>
+        <w:t>`739.75 - 741.75 cents`</w:t>
       </w:r>
       <w:r>
         <w:t xml:space="preserve"> | SL: </w:t>
@@ -23872,7 +23872,7 @@
         <w:rPr>
           <w:b/>
         </w:rPr>
-        <w:t>`726.78 cents`</w:t>
+        <w:t>`743.43 cents`</w:t>
       </w:r>
       <w:r>
         <w:t xml:space="preserve"> | TP: </w:t>
@@ -23921,7 +23921,7 @@
         <w:rPr>
           <w:b/>
         </w:rPr>
-        <w:t>`630.62 - 645.25 cents`</w:t>
+        <w:t>`628.97 - 645.25 cents`</w:t>
       </w:r>
     </w:p>
     <w:p>
@@ -24328,7 +24328,7 @@
             </w:pPr>
             <w:r/>
             <w:r>
-              <w:t>703.50</w:t>
+              <w:t>707.00</w:t>
             </w:r>
           </w:p>
         </w:tc>
@@ -24356,7 +24356,7 @@
             </w:pPr>
             <w:r/>
             <w:r>
-              <w:t>714.75</w:t>
+              <w:t>718.25</w:t>
             </w:r>
           </w:p>
         </w:tc>
@@ -24384,7 +24384,7 @@
             </w:pPr>
             <w:r/>
             <w:r>
-              <w:t>698.00</w:t>
+              <w:t>701.50</w:t>
             </w:r>
           </w:p>
         </w:tc>
@@ -24415,7 +24415,7 @@
               <w:rPr>
                 <w:b/>
               </w:rPr>
-              <w:t>702.75</w:t>
+              <w:t>706.25</w:t>
             </w:r>
           </w:p>
         </w:tc>
@@ -24563,7 +24563,7 @@
             </w:pPr>
             <w:r/>
             <w:r>
-              <w:t>702.75</w:t>
+              <w:t>706.25</w:t>
             </w:r>
           </w:p>
         </w:tc>
@@ -24591,7 +24591,7 @@
             </w:pPr>
             <w:r/>
             <w:r>
-              <w:t>710.25</w:t>
+              <w:t>713.75</w:t>
             </w:r>
           </w:p>
         </w:tc>
@@ -24619,7 +24619,7 @@
             </w:pPr>
             <w:r/>
             <w:r>
-              <w:t>696.75</w:t>
+              <w:t>700.25</w:t>
             </w:r>
           </w:p>
         </w:tc>
@@ -24650,7 +24650,7 @@
               <w:rPr>
                 <w:b/>
               </w:rPr>
-              <w:t>702.25</w:t>
+              <w:t>705.75</w:t>
             </w:r>
           </w:p>
         </w:tc>
@@ -24798,7 +24798,7 @@
             </w:pPr>
             <w:r/>
             <w:r>
-              <w:t>702.25</w:t>
+              <w:t>705.75</w:t>
             </w:r>
           </w:p>
         </w:tc>
@@ -24826,7 +24826,7 @@
             </w:pPr>
             <w:r/>
             <w:r>
-              <w:t>716.00</w:t>
+              <w:t>719.50</w:t>
             </w:r>
           </w:p>
         </w:tc>
@@ -24854,7 +24854,7 @@
             </w:pPr>
             <w:r/>
             <w:r>
-              <w:t>687.50</w:t>
+              <w:t>691.00</w:t>
             </w:r>
           </w:p>
         </w:tc>
@@ -24885,7 +24885,7 @@
               <w:rPr>
                 <w:b/>
               </w:rPr>
-              <w:t>704.25</w:t>
+              <w:t>707.75</w:t>
             </w:r>
           </w:p>
         </w:tc>
@@ -25033,7 +25033,7 @@
             </w:pPr>
             <w:r/>
             <w:r>
-              <w:t>704.25</w:t>
+              <w:t>707.75</w:t>
             </w:r>
           </w:p>
         </w:tc>
@@ -25061,7 +25061,7 @@
             </w:pPr>
             <w:r/>
             <w:r>
-              <w:t>717.50</w:t>
+              <w:t>721.00</w:t>
             </w:r>
           </w:p>
         </w:tc>
@@ -25089,7 +25089,7 @@
             </w:pPr>
             <w:r/>
             <w:r>
-              <w:t>696.00</w:t>
+              <w:t>699.50</w:t>
             </w:r>
           </w:p>
         </w:tc>
@@ -25120,7 +25120,7 @@
               <w:rPr>
                 <w:b/>
               </w:rPr>
-              <w:t>705.50</w:t>
+              <w:t>709.00</w:t>
             </w:r>
           </w:p>
         </w:tc>
@@ -25268,7 +25268,7 @@
             </w:pPr>
             <w:r/>
             <w:r>
-              <w:t>705.50</w:t>
+              <w:t>709.00</w:t>
             </w:r>
           </w:p>
         </w:tc>
@@ -25296,7 +25296,7 @@
             </w:pPr>
             <w:r/>
             <w:r>
-              <w:t>722.00</w:t>
+              <w:t>725.50</w:t>
             </w:r>
           </w:p>
         </w:tc>
@@ -25324,7 +25324,7 @@
             </w:pPr>
             <w:r/>
             <w:r>
-              <w:t>695.00</w:t>
+              <w:t>698.50</w:t>
             </w:r>
           </w:p>
         </w:tc>
@@ -25355,7 +25355,7 @@
               <w:rPr>
                 <w:b/>
               </w:rPr>
-              <w:t>710.00</w:t>
+              <w:t>713.50</w:t>
             </w:r>
           </w:p>
         </w:tc>
@@ -25503,7 +25503,7 @@
             </w:pPr>
             <w:r/>
             <w:r>
-              <w:t>710.00</w:t>
+              <w:t>713.50</w:t>
             </w:r>
           </w:p>
         </w:tc>
@@ -25531,7 +25531,7 @@
             </w:pPr>
             <w:r/>
             <w:r>
-              <w:t>717.75</w:t>
+              <w:t>721.25</w:t>
             </w:r>
           </w:p>
         </w:tc>
@@ -25559,7 +25559,7 @@
             </w:pPr>
             <w:r/>
             <w:r>
-              <w:t>699.00</w:t>
+              <w:t>702.50</w:t>
             </w:r>
           </w:p>
         </w:tc>
@@ -25590,7 +25590,7 @@
               <w:rPr>
                 <w:b/>
               </w:rPr>
-              <w:t>711.25</w:t>
+              <w:t>714.75</w:t>
             </w:r>
           </w:p>
         </w:tc>
@@ -25738,7 +25738,7 @@
             </w:pPr>
             <w:r/>
             <w:r>
-              <w:t>711.25</w:t>
+              <w:t>714.75</w:t>
             </w:r>
           </w:p>
         </w:tc>
@@ -25766,7 +25766,7 @@
             </w:pPr>
             <w:r/>
             <w:r>
-              <w:t>719.50</w:t>
+              <w:t>723.00</w:t>
             </w:r>
           </w:p>
         </w:tc>
@@ -25794,7 +25794,7 @@
             </w:pPr>
             <w:r/>
             <w:r>
-              <w:t>700.75</w:t>
+              <w:t>704.25</w:t>
             </w:r>
           </w:p>
         </w:tc>
@@ -25825,7 +25825,7 @@
               <w:rPr>
                 <w:b/>
               </w:rPr>
-              <w:t>713.00</w:t>
+              <w:t>716.50</w:t>
             </w:r>
           </w:p>
         </w:tc>
@@ -25973,7 +25973,7 @@
             </w:pPr>
             <w:r/>
             <w:r>
-              <w:t>713.00</w:t>
+              <w:t>716.50</w:t>
             </w:r>
           </w:p>
         </w:tc>
@@ -26001,7 +26001,7 @@
             </w:pPr>
             <w:r/>
             <w:r>
-              <w:t>725.25</w:t>
+              <w:t>728.75</w:t>
             </w:r>
           </w:p>
         </w:tc>
@@ -26029,7 +26029,7 @@
             </w:pPr>
             <w:r/>
             <w:r>
-              <w:t>703.25</w:t>
+              <w:t>706.75</w:t>
             </w:r>
           </w:p>
         </w:tc>
@@ -26060,7 +26060,7 @@
               <w:rPr>
                 <w:b/>
               </w:rPr>
-              <w:t>712.00</w:t>
+              <w:t>715.50</w:t>
             </w:r>
           </w:p>
         </w:tc>
@@ -26208,7 +26208,7 @@
             </w:pPr>
             <w:r/>
             <w:r>
-              <w:t>712.00</w:t>
+              <w:t>715.50</w:t>
             </w:r>
           </w:p>
         </w:tc>
@@ -26236,7 +26236,7 @@
             </w:pPr>
             <w:r/>
             <w:r>
-              <w:t>722.50</w:t>
+              <w:t>726.00</w:t>
             </w:r>
           </w:p>
         </w:tc>
@@ -26264,7 +26264,7 @@
             </w:pPr>
             <w:r/>
             <w:r>
-              <w:t>697.25</w:t>
+              <w:t>700.75</w:t>
             </w:r>
           </w:p>
         </w:tc>
@@ -26295,7 +26295,7 @@
               <w:rPr>
                 <w:b/>
               </w:rPr>
-              <w:t>714.25</w:t>
+              <w:t>717.75</w:t>
             </w:r>
           </w:p>
         </w:tc>
@@ -26443,7 +26443,7 @@
             </w:pPr>
             <w:r/>
             <w:r>
-              <w:t>714.25</w:t>
+              <w:t>717.75</w:t>
             </w:r>
           </w:p>
         </w:tc>
@@ -26471,7 +26471,7 @@
             </w:pPr>
             <w:r/>
             <w:r>
-              <w:t>724.75</w:t>
+              <w:t>728.25</w:t>
             </w:r>
           </w:p>
         </w:tc>
@@ -26499,7 +26499,7 @@
             </w:pPr>
             <w:r/>
             <w:r>
-              <w:t>708.00</w:t>
+              <w:t>711.50</w:t>
             </w:r>
           </w:p>
         </w:tc>
@@ -26530,7 +26530,7 @@
               <w:rPr>
                 <w:b/>
               </w:rPr>
-              <w:t>715.00</w:t>
+              <w:t>718.50</w:t>
             </w:r>
           </w:p>
         </w:tc>
@@ -26678,7 +26678,7 @@
             </w:pPr>
             <w:r/>
             <w:r>
-              <w:t>715.00</w:t>
+              <w:t>718.50</w:t>
             </w:r>
           </w:p>
         </w:tc>
@@ -26706,7 +26706,7 @@
             </w:pPr>
             <w:r/>
             <w:r>
-              <w:t>729.25</w:t>
+              <w:t>732.75</w:t>
             </w:r>
           </w:p>
         </w:tc>
@@ -26734,7 +26734,7 @@
             </w:pPr>
             <w:r/>
             <w:r>
-              <w:t>700.25</w:t>
+              <w:t>703.75</w:t>
             </w:r>
           </w:p>
         </w:tc>
@@ -26765,7 +26765,7 @@
               <w:rPr>
                 <w:b/>
               </w:rPr>
-              <w:t>717.00</w:t>
+              <w:t>720.50</w:t>
             </w:r>
           </w:p>
         </w:tc>
@@ -26913,7 +26913,7 @@
             </w:pPr>
             <w:r/>
             <w:r>
-              <w:t>717.00</w:t>
+              <w:t>720.50</w:t>
             </w:r>
           </w:p>
         </w:tc>
@@ -26941,7 +26941,7 @@
             </w:pPr>
             <w:r/>
             <w:r>
-              <w:t>723.50</w:t>
+              <w:t>727.00</w:t>
             </w:r>
           </w:p>
         </w:tc>
@@ -26969,7 +26969,7 @@
             </w:pPr>
             <w:r/>
             <w:r>
-              <w:t>710.25</w:t>
+              <w:t>713.75</w:t>
             </w:r>
           </w:p>
         </w:tc>
@@ -27000,7 +27000,7 @@
               <w:rPr>
                 <w:b/>
               </w:rPr>
-              <w:t>717.25</w:t>
+              <w:t>720.75</w:t>
             </w:r>
           </w:p>
         </w:tc>
@@ -27148,7 +27148,7 @@
             </w:pPr>
             <w:r/>
             <w:r>
-              <w:t>717.25</w:t>
+              <w:t>720.75</w:t>
             </w:r>
           </w:p>
         </w:tc>
@@ -27176,7 +27176,7 @@
             </w:pPr>
             <w:r/>
             <w:r>
-              <w:t>727.50</w:t>
+              <w:t>731.00</w:t>
             </w:r>
           </w:p>
         </w:tc>
@@ -27204,7 +27204,7 @@
             </w:pPr>
             <w:r/>
             <w:r>
-              <w:t>709.25</w:t>
+              <w:t>712.75</w:t>
             </w:r>
           </w:p>
         </w:tc>
@@ -27235,7 +27235,7 @@
               <w:rPr>
                 <w:b/>
               </w:rPr>
-              <w:t>717.75</w:t>
+              <w:t>721.25</w:t>
             </w:r>
           </w:p>
         </w:tc>
@@ -27383,7 +27383,7 @@
             </w:pPr>
             <w:r/>
             <w:r>
-              <w:t>717.75</w:t>
+              <w:t>721.25</w:t>
             </w:r>
           </w:p>
         </w:tc>
@@ -27411,7 +27411,7 @@
             </w:pPr>
             <w:r/>
             <w:r>
-              <w:t>724.75</w:t>
+              <w:t>728.25</w:t>
             </w:r>
           </w:p>
         </w:tc>
@@ -27439,7 +27439,7 @@
             </w:pPr>
             <w:r/>
             <w:r>
-              <w:t>711.75</w:t>
+              <w:t>715.25</w:t>
             </w:r>
           </w:p>
         </w:tc>
@@ -27470,7 +27470,7 @@
               <w:rPr>
                 <w:b/>
               </w:rPr>
-              <w:t>717.00</w:t>
+              <w:t>720.50</w:t>
             </w:r>
           </w:p>
         </w:tc>
@@ -27618,7 +27618,7 @@
             </w:pPr>
             <w:r/>
             <w:r>
-              <w:t>717.00</w:t>
+              <w:t>720.50</w:t>
             </w:r>
           </w:p>
         </w:tc>
@@ -27646,7 +27646,7 @@
             </w:pPr>
             <w:r/>
             <w:r>
-              <w:t>730.50</w:t>
+              <w:t>734.00</w:t>
             </w:r>
           </w:p>
         </w:tc>
@@ -27674,7 +27674,7 @@
             </w:pPr>
             <w:r/>
             <w:r>
-              <w:t>704.00</w:t>
+              <w:t>707.50</w:t>
             </w:r>
           </w:p>
         </w:tc>
@@ -27705,7 +27705,7 @@
               <w:rPr>
                 <w:b/>
               </w:rPr>
-              <w:t>718.75</w:t>
+              <w:t>722.25</w:t>
             </w:r>
           </w:p>
         </w:tc>
@@ -27853,7 +27853,7 @@
             </w:pPr>
             <w:r/>
             <w:r>
-              <w:t>718.75</w:t>
+              <w:t>722.25</w:t>
             </w:r>
           </w:p>
         </w:tc>
@@ -27881,7 +27881,7 @@
             </w:pPr>
             <w:r/>
             <w:r>
-              <w:t>728.00</w:t>
+              <w:t>731.50</w:t>
             </w:r>
           </w:p>
         </w:tc>
@@ -27909,7 +27909,7 @@
             </w:pPr>
             <w:r/>
             <w:r>
-              <w:t>708.00</w:t>
+              <w:t>711.50</w:t>
             </w:r>
           </w:p>
         </w:tc>
@@ -27940,7 +27940,7 @@
               <w:rPr>
                 <w:b/>
               </w:rPr>
-              <w:t>719.25</w:t>
+              <w:t>722.75</w:t>
             </w:r>
           </w:p>
         </w:tc>
@@ -28088,7 +28088,7 @@
             </w:pPr>
             <w:r/>
             <w:r>
-              <w:t>719.25</w:t>
+              <w:t>722.75</w:t>
             </w:r>
           </w:p>
         </w:tc>
@@ -28116,7 +28116,7 @@
             </w:pPr>
             <w:r/>
             <w:r>
-              <w:t>731.50</w:t>
+              <w:t>735.00</w:t>
             </w:r>
           </w:p>
         </w:tc>
@@ -28144,7 +28144,7 @@
             </w:pPr>
             <w:r/>
             <w:r>
-              <w:t>705.00</w:t>
+              <w:t>708.50</w:t>
             </w:r>
           </w:p>
         </w:tc>
@@ -28175,7 +28175,7 @@
               <w:rPr>
                 <w:b/>
               </w:rPr>
-              <w:t>717.75</w:t>
+              <w:t>721.25</w:t>
             </w:r>
           </w:p>
         </w:tc>
@@ -28323,7 +28323,7 @@
             </w:pPr>
             <w:r/>
             <w:r>
-              <w:t>717.75</w:t>
+              <w:t>721.25</w:t>
             </w:r>
           </w:p>
         </w:tc>
@@ -28351,7 +28351,7 @@
             </w:pPr>
             <w:r/>
             <w:r>
-              <w:t>724.75</w:t>
+              <w:t>728.25</w:t>
             </w:r>
           </w:p>
         </w:tc>
@@ -28379,7 +28379,7 @@
             </w:pPr>
             <w:r/>
             <w:r>
-              <w:t>708.25</w:t>
+              <w:t>711.75</w:t>
             </w:r>
           </w:p>
         </w:tc>
@@ -28410,7 +28410,7 @@
               <w:rPr>
                 <w:b/>
               </w:rPr>
-              <w:t>718.25</w:t>
+              <w:t>721.75</w:t>
             </w:r>
           </w:p>
         </w:tc>
@@ -28558,7 +28558,7 @@
             </w:pPr>
             <w:r/>
             <w:r>
-              <w:t>718.25</w:t>
+              <w:t>721.75</w:t>
             </w:r>
           </w:p>
         </w:tc>
@@ -28586,7 +28586,7 @@
             </w:pPr>
             <w:r/>
             <w:r>
-              <w:t>728.75</w:t>
+              <w:t>732.25</w:t>
             </w:r>
           </w:p>
         </w:tc>
@@ -28614,7 +28614,7 @@
             </w:pPr>
             <w:r/>
             <w:r>
-              <w:t>711.00</w:t>
+              <w:t>714.50</w:t>
             </w:r>
           </w:p>
         </w:tc>
@@ -28645,7 +28645,7 @@
               <w:rPr>
                 <w:b/>
               </w:rPr>
-              <w:t>718.00</w:t>
+              <w:t>721.50</w:t>
             </w:r>
           </w:p>
         </w:tc>
@@ -28793,7 +28793,7 @@
             </w:pPr>
             <w:r/>
             <w:r>
-              <w:t>718.00</w:t>
+              <w:t>721.50</w:t>
             </w:r>
           </w:p>
         </w:tc>
@@ -28821,7 +28821,7 @@
             </w:pPr>
             <w:r/>
             <w:r>
-              <w:t>727.75</w:t>
+              <w:t>731.25</w:t>
             </w:r>
           </w:p>
         </w:tc>
@@ -28849,7 +28849,7 @@
             </w:pPr>
             <w:r/>
             <w:r>
-              <w:t>708.25</w:t>
+              <w:t>711.75</w:t>
             </w:r>
           </w:p>
         </w:tc>
@@ -28880,7 +28880,7 @@
               <w:rPr>
                 <w:b/>
               </w:rPr>
-              <w:t>718.50</w:t>
+              <w:t>722.00</w:t>
             </w:r>
           </w:p>
         </w:tc>
@@ -29028,7 +29028,7 @@
             </w:pPr>
             <w:r/>
             <w:r>
-              <w:t>718.50</w:t>
+              <w:t>722.00</w:t>
             </w:r>
           </w:p>
         </w:tc>
@@ -29056,7 +29056,7 @@
             </w:pPr>
             <w:r/>
             <w:r>
-              <w:t>729.25</w:t>
+              <w:t>732.75</w:t>
             </w:r>
           </w:p>
         </w:tc>
@@ -29084,7 +29084,7 @@
             </w:pPr>
             <w:r/>
             <w:r>
-              <w:t>711.25</w:t>
+              <w:t>714.75</w:t>
             </w:r>
           </w:p>
         </w:tc>
@@ -29115,7 +29115,7 @@
               <w:rPr>
                 <w:b/>
               </w:rPr>
-              <w:t>719.25</w:t>
+              <w:t>722.75</w:t>
             </w:r>
           </w:p>
         </w:tc>
@@ -29263,7 +29263,7 @@
             </w:pPr>
             <w:r/>
             <w:r>
-              <w:t>719.25</w:t>
+              <w:t>722.75</w:t>
             </w:r>
           </w:p>
         </w:tc>
@@ -29291,7 +29291,7 @@
             </w:pPr>
             <w:r/>
             <w:r>
-              <w:t>725.75</w:t>
+              <w:t>729.25</w:t>
             </w:r>
           </w:p>
         </w:tc>
@@ -29319,7 +29319,7 @@
             </w:pPr>
             <w:r/>
             <w:r>
-              <w:t>710.75</w:t>
+              <w:t>714.25</w:t>
             </w:r>
           </w:p>
         </w:tc>
@@ -29350,7 +29350,7 @@
               <w:rPr>
                 <w:b/>
               </w:rPr>
-              <w:t>719.75</w:t>
+              <w:t>723.25</w:t>
             </w:r>
           </w:p>
         </w:tc>
@@ -29498,7 +29498,7 @@
             </w:pPr>
             <w:r/>
             <w:r>
-              <w:t>719.75</w:t>
+              <w:t>723.25</w:t>
             </w:r>
           </w:p>
         </w:tc>
@@ -29526,7 +29526,7 @@
             </w:pPr>
             <w:r/>
             <w:r>
-              <w:t>730.75</w:t>
+              <w:t>734.25</w:t>
             </w:r>
           </w:p>
         </w:tc>
@@ -29554,7 +29554,7 @@
             </w:pPr>
             <w:r/>
             <w:r>
-              <w:t>708.00</w:t>
+              <w:t>711.50</w:t>
             </w:r>
           </w:p>
         </w:tc>
@@ -29585,7 +29585,7 @@
               <w:rPr>
                 <w:b/>
               </w:rPr>
-              <w:t>723.25</w:t>
+              <w:t>726.75</w:t>
             </w:r>
           </w:p>
         </w:tc>
@@ -29733,7 +29733,7 @@
             </w:pPr>
             <w:r/>
             <w:r>
-              <w:t>723.25</w:t>
+              <w:t>726.75</w:t>
             </w:r>
           </w:p>
         </w:tc>
@@ -29761,7 +29761,7 @@
             </w:pPr>
             <w:r/>
             <w:r>
-              <w:t>728.75</w:t>
+              <w:t>732.25</w:t>
             </w:r>
           </w:p>
         </w:tc>
@@ -29789,7 +29789,7 @@
             </w:pPr>
             <w:r/>
             <w:r>
-              <w:t>715.50</w:t>
+              <w:t>719.00</w:t>
             </w:r>
           </w:p>
         </w:tc>
@@ -29820,7 +29820,7 @@
               <w:rPr>
                 <w:b/>
               </w:rPr>
-              <w:t>724.00</w:t>
+              <w:t>727.50</w:t>
             </w:r>
           </w:p>
         </w:tc>
@@ -29968,7 +29968,7 @@
             </w:pPr>
             <w:r/>
             <w:r>
-              <w:t>724.00</w:t>
+              <w:t>727.50</w:t>
             </w:r>
           </w:p>
         </w:tc>
@@ -29996,7 +29996,7 @@
             </w:pPr>
             <w:r/>
             <w:r>
-              <w:t>733.25</w:t>
+              <w:t>736.75</w:t>
             </w:r>
           </w:p>
         </w:tc>
@@ -30024,7 +30024,7 @@
             </w:pPr>
             <w:r/>
             <w:r>
-              <w:t>717.50</w:t>
+              <w:t>721.00</w:t>
             </w:r>
           </w:p>
         </w:tc>
@@ -30055,7 +30055,7 @@
               <w:rPr>
                 <w:b/>
               </w:rPr>
-              <w:t>723.25</w:t>
+              <w:t>726.75</w:t>
             </w:r>
           </w:p>
         </w:tc>
@@ -30203,7 +30203,7 @@
             </w:pPr>
             <w:r/>
             <w:r>
-              <w:t>723.25</w:t>
+              <w:t>726.75</w:t>
             </w:r>
           </w:p>
         </w:tc>
@@ -30231,7 +30231,7 @@
             </w:pPr>
             <w:r/>
             <w:r>
-              <w:t>730.75</w:t>
+              <w:t>734.25</w:t>
             </w:r>
           </w:p>
         </w:tc>
@@ -30259,7 +30259,7 @@
             </w:pPr>
             <w:r/>
             <w:r>
-              <w:t>717.25</w:t>
+              <w:t>720.75</w:t>
             </w:r>
           </w:p>
         </w:tc>
@@ -30290,7 +30290,7 @@
               <w:rPr>
                 <w:b/>
               </w:rPr>
-              <w:t>722.25</w:t>
+              <w:t>725.75</w:t>
             </w:r>
           </w:p>
         </w:tc>
@@ -30438,7 +30438,7 @@
             </w:pPr>
             <w:r/>
             <w:r>
-              <w:t>722.25</w:t>
+              <w:t>725.75</w:t>
             </w:r>
           </w:p>
         </w:tc>
@@ -30466,7 +30466,7 @@
             </w:pPr>
             <w:r/>
             <w:r>
-              <w:t>729.25</w:t>
+              <w:t>732.75</w:t>
             </w:r>
           </w:p>
         </w:tc>
@@ -30494,7 +30494,7 @@
             </w:pPr>
             <w:r/>
             <w:r>
-              <w:t>708.75</w:t>
+              <w:t>712.25</w:t>
             </w:r>
           </w:p>
         </w:tc>
@@ -30525,7 +30525,7 @@
               <w:rPr>
                 <w:b/>
               </w:rPr>
-              <w:t>723.00</w:t>
+              <w:t>726.50</w:t>
             </w:r>
           </w:p>
         </w:tc>
@@ -30673,7 +30673,7 @@
             </w:pPr>
             <w:r/>
             <w:r>
-              <w:t>723.00</w:t>
+              <w:t>726.50</w:t>
             </w:r>
           </w:p>
         </w:tc>
@@ -30701,7 +30701,7 @@
             </w:pPr>
             <w:r/>
             <w:r>
-              <w:t>732.25</w:t>
+              <w:t>735.75</w:t>
             </w:r>
           </w:p>
         </w:tc>
@@ -30729,7 +30729,7 @@
             </w:pPr>
             <w:r/>
             <w:r>
-              <w:t>715.75</w:t>
+              <w:t>719.25</w:t>
             </w:r>
           </w:p>
         </w:tc>
@@ -30760,7 +30760,7 @@
               <w:rPr>
                 <w:b/>
               </w:rPr>
-              <w:t>722.75</w:t>
+              <w:t>726.25</w:t>
             </w:r>
           </w:p>
         </w:tc>
@@ -30908,7 +30908,7 @@
             </w:pPr>
             <w:r/>
             <w:r>
-              <w:t>722.75</w:t>
+              <w:t>726.25</w:t>
             </w:r>
           </w:p>
         </w:tc>
@@ -30936,7 +30936,7 @@
             </w:pPr>
             <w:r/>
             <w:r>
-              <w:t>731.25</w:t>
+              <w:t>734.75</w:t>
             </w:r>
           </w:p>
         </w:tc>
@@ -30964,7 +30964,7 @@
             </w:pPr>
             <w:r/>
             <w:r>
-              <w:t>708.75</w:t>
+              <w:t>712.25</w:t>
             </w:r>
           </w:p>
         </w:tc>
@@ -30995,7 +30995,7 @@
               <w:rPr>
                 <w:b/>
               </w:rPr>
-              <w:t>724.50</w:t>
+              <w:t>728.00</w:t>
             </w:r>
           </w:p>
         </w:tc>
@@ -31143,7 +31143,7 @@
             </w:pPr>
             <w:r/>
             <w:r>
-              <w:t>724.50</w:t>
+              <w:t>728.00</w:t>
             </w:r>
           </w:p>
         </w:tc>
@@ -31171,7 +31171,7 @@
             </w:pPr>
             <w:r/>
             <w:r>
-              <w:t>730.75</w:t>
+              <w:t>734.25</w:t>
             </w:r>
           </w:p>
         </w:tc>
@@ -31199,7 +31199,7 @@
             </w:pPr>
             <w:r/>
             <w:r>
-              <w:t>718.00</w:t>
+              <w:t>721.50</w:t>
             </w:r>
           </w:p>
         </w:tc>
@@ -31230,7 +31230,7 @@
               <w:rPr>
                 <w:b/>
               </w:rPr>
-              <w:t>723.75</w:t>
+              <w:t>727.25</w:t>
             </w:r>
           </w:p>
         </w:tc>

--- a/Daily Reports/20_08_2026-CBOT Reports.docx
+++ b/Daily Reports/20_08_2026-CBOT Reports.docx
@@ -104,7 +104,7 @@
           <w:color w:val="5C768D"/>
           <w:sz w:val="19"/>
         </w:rPr>
-        <w:t>Cập nhật tự động qua `macro_tracker.py` vào lúc 22:01 ICT ngày 20/08/2026</w:t>
+        <w:t>Cập nhật tự động qua `macro_tracker.py` vào lúc 23:01 ICT ngày 20/08/2026</w:t>
       </w:r>
     </w:p>
     <w:tbl>
@@ -313,7 +313,7 @@
               <w:rPr>
                 <w:b/>
               </w:rPr>
-              <w:t>93.32 / thùng</w:t>
+              <w:t>93.71 / thùng</w:t>
             </w:r>
           </w:p>
         </w:tc>
@@ -344,7 +344,7 @@
               <w:rPr>
                 <w:b/>
               </w:rPr>
-              <w:t>+1.85%</w:t>
+              <w:t>+2.28%</w:t>
             </w:r>
           </w:p>
         </w:tc>
@@ -442,7 +442,7 @@
               <w:rPr>
                 <w:b/>
               </w:rPr>
-              <w:t>98.79</w:t>
+              <w:t>98.86</w:t>
             </w:r>
           </w:p>
         </w:tc>
@@ -473,7 +473,7 @@
               <w:rPr>
                 <w:b/>
               </w:rPr>
-              <w:t>-0.04%</w:t>
+              <w:t>+0.03%</w:t>
             </w:r>
           </w:p>
         </w:tc>
@@ -1218,7 +1218,7 @@
         <w:rPr>
           <w:b/>
         </w:rPr>
-        <w:t>`93.32` (+1.85%)</w:t>
+        <w:t>`93.71` (+2.28%)</w:t>
       </w:r>
       <w:r>
         <w:t xml:space="preserve"> | DXY: </w:t>
@@ -1227,7 +1227,7 @@
         <w:rPr>
           <w:b/>
         </w:rPr>
-        <w:t>`98.79` (-0.04%)</w:t>
+        <w:t>`98.86` (+0.03%)</w:t>
       </w:r>
       <w:r>
         <w:t xml:space="preserve"> | Lúa mì CBOT: </w:t>
@@ -1236,7 +1236,7 @@
         <w:rPr>
           <w:b/>
         </w:rPr>
-        <w:t>`702.25` (+3.20%)</w:t>
+        <w:t>`704.75` (+3.56%)</w:t>
       </w:r>
       <w:r>
         <w:t>.</w:t>
@@ -1306,7 +1306,7 @@
           <w:color w:val="5C768D"/>
           <w:sz w:val="19"/>
         </w:rPr>
-        <w:t>Cập nhật tự động lúc 22:01 ICT ngày 20/08/2026 — Nguồn: NOAA, USDA, BOM Australia</w:t>
+        <w:t>Cập nhật tự động lúc 23:01 ICT ngày 20/08/2026 — Nguồn: NOAA, USDA, BOM Australia</w:t>
       </w:r>
     </w:p>
     <w:p>
@@ -3574,7 +3574,7 @@
               <w:rPr>
                 <w:b/>
               </w:rPr>
-              <w:t>504.25</w:t>
+              <w:t>505.50</w:t>
             </w:r>
           </w:p>
         </w:tc>
@@ -3605,7 +3605,7 @@
               <w:rPr>
                 <w:b/>
               </w:rPr>
-              <w:t>503.52 (-0.73)</w:t>
+              <w:t>503.96 (-1.54)</w:t>
             </w:r>
           </w:p>
         </w:tc>
@@ -3633,7 +3633,7 @@
             </w:pPr>
             <w:r/>
             <w:r>
-              <w:t>Bullish (500.20 &gt; 495.17)</w:t>
+              <w:t>Bullish (500.71 &gt; 495.58)</w:t>
             </w:r>
           </w:p>
         </w:tc>
@@ -3661,7 +3661,7 @@
             </w:pPr>
             <w:r/>
             <w:r>
-              <w:t>2.50 cents</w:t>
+              <w:t>2.25 cents</w:t>
             </w:r>
           </w:p>
         </w:tc>
@@ -3822,7 +3822,7 @@
               <w:rPr>
                 <w:b/>
               </w:rPr>
-              <w:t>702.25</w:t>
+              <w:t>704.75</w:t>
             </w:r>
           </w:p>
         </w:tc>
@@ -3853,7 +3853,7 @@
               <w:rPr>
                 <w:b/>
               </w:rPr>
-              <w:t>705.23 (+2.98)</w:t>
+              <w:t>707.19 (+2.44)</w:t>
             </w:r>
           </w:p>
         </w:tc>
@@ -3881,7 +3881,7 @@
             </w:pPr>
             <w:r/>
             <w:r>
-              <w:t>Bullish (698.62 &gt; 693.07)</w:t>
+              <w:t>Bullish (699.32 &gt; 693.60)</w:t>
             </w:r>
           </w:p>
         </w:tc>
@@ -3909,7 +3909,7 @@
             </w:pPr>
             <w:r/>
             <w:r>
-              <w:t>7.50 cents</w:t>
+              <w:t>5.75 cents</w:t>
             </w:r>
           </w:p>
         </w:tc>
@@ -4347,7 +4347,7 @@
                 <w:b/>
                 <w:color w:val="15803D"/>
               </w:rPr>
-              <w:t>490.50 - 500.20 cents (Canh mua vùng hỗ trợ)</w:t>
+              <w:t>490.50 - 500.71 cents (Canh mua vùng hỗ trợ)</w:t>
             </w:r>
           </w:p>
         </w:tc>
@@ -4378,7 +4378,7 @@
               <w:rPr>
                 <w:b/>
               </w:rPr>
-              <w:t>454.22 cents (Dưới cản S2 + 1.5x ATR)</w:t>
+              <w:t>454.17 cents (Dưới cản S2 + 1.5x ATR)</w:t>
             </w:r>
           </w:p>
         </w:tc>
@@ -4414,7 +4414,7 @@
                 <w:color w:val="D97706"/>
                 <w:sz w:val="19"/>
               </w:rPr>
-              <w:t xml:space="preserve"> 504.24 cents </w:t>
+              <w:t xml:space="preserve"> 504.97 cents </w:t>
             </w:r>
             <w:r>
               <w:t xml:space="preserve"> / TP2: </w:t>
@@ -4425,7 +4425,7 @@
                 <w:color w:val="D97706"/>
                 <w:sz w:val="19"/>
               </w:rPr>
-              <w:t xml:space="preserve"> 505.25 cents </w:t>
+              <w:t xml:space="preserve"> 506.00 cents </w:t>
             </w:r>
           </w:p>
         </w:tc>
@@ -4590,7 +4590,7 @@
               <w:rPr>
                 <w:b/>
               </w:rPr>
-              <w:t>471.27 cents (Chống quét SL tuyệt đối)</w:t>
+              <w:t>471.23 cents (Chống quét SL tuyệt đối)</w:t>
             </w:r>
           </w:p>
         </w:tc>
@@ -4621,7 +4621,7 @@
               <w:rPr>
                 <w:b/>
               </w:rPr>
-              <w:t>519.00 cents (Ăn trọn biên độ ngô ~10.5 giá)</w:t>
+              <w:t>519.50 cents (Ăn trọn biên độ ngô ~10.5 giá)</w:t>
             </w:r>
           </w:p>
         </w:tc>
@@ -4752,7 +4752,7 @@
               <w:rPr>
                 <w:b/>
               </w:rPr>
-              <w:t>519.13 - 520.63 cents</w:t>
+              <w:t>519.62 - 521.12 cents</w:t>
             </w:r>
           </w:p>
         </w:tc>
@@ -4783,7 +4783,7 @@
               <w:rPr>
                 <w:b/>
               </w:rPr>
-              <w:t>520.87 cents</w:t>
+              <w:t>521.38 cents</w:t>
             </w:r>
           </w:p>
         </w:tc>
@@ -4945,7 +4945,7 @@
               <w:rPr>
                 <w:b/>
               </w:rPr>
-              <w:t>449.16 - 457.25 cents</w:t>
+              <w:t>449.04 - 457.25 cents</w:t>
             </w:r>
           </w:p>
         </w:tc>
@@ -5126,7 +5126,7 @@
                 <w:b/>
                 <w:color w:val="B91C1C"/>
               </w:rPr>
-              <w:t>698.62 - 693.07 cents (Canh bán hồi kỹ thuật H1)</w:t>
+              <w:t>699.32 - 693.60 cents (Canh bán hồi kỹ thuật H1)</w:t>
             </w:r>
           </w:p>
         </w:tc>
@@ -5157,7 +5157,7 @@
               <w:rPr>
                 <w:b/>
               </w:rPr>
-              <w:t>735.17 cents (Trên kháng cự R2 + 1.5x ATR)</w:t>
+              <w:t>735.40 cents (Trên kháng cự R2 + 1.5x ATR)</w:t>
             </w:r>
           </w:p>
         </w:tc>
@@ -5304,7 +5304,7 @@
                 <w:b/>
                 <w:color w:val="15803D"/>
               </w:rPr>
-              <w:t>Long trung hạn (Swing) (ZWZ26)</w:t>
+              <w:t>Long trung hạn (Swing) (ZWH27)</w:t>
             </w:r>
           </w:p>
         </w:tc>
@@ -5335,7 +5335,7 @@
               <w:rPr>
                 <w:b/>
               </w:rPr>
-              <w:t>694.00 - 696.00 cents</w:t>
+              <w:t>711.50 - 713.50 cents</w:t>
             </w:r>
           </w:p>
         </w:tc>
@@ -5366,7 +5366,7 @@
               <w:rPr>
                 <w:b/>
               </w:rPr>
-              <w:t>640.64 cents</w:t>
+              <w:t>658.09 cents</w:t>
             </w:r>
           </w:p>
         </w:tc>
@@ -5397,7 +5397,7 @@
               <w:rPr>
                 <w:b/>
               </w:rPr>
-              <w:t>706.50 cents (Đón sóng hồi trung hạn ~14.5 giá)</w:t>
+              <w:t>739.75 cents (Đón sóng hồi trung hạn ~14.5 giá)</w:t>
             </w:r>
           </w:p>
         </w:tc>
@@ -5497,7 +5497,7 @@
                 <w:b/>
                 <w:color w:val="B91C1C"/>
               </w:rPr>
-              <w:t>Short trung hạn (Swing) (ZWZ26)</w:t>
+              <w:t>Short trung hạn (Swing) (ZWH27)</w:t>
             </w:r>
           </w:p>
         </w:tc>
@@ -5528,7 +5528,7 @@
               <w:rPr>
                 <w:b/>
               </w:rPr>
-              <w:t>706.50 - 708.50 cents</w:t>
+              <w:t>739.75 - 741.75 cents</w:t>
             </w:r>
           </w:p>
         </w:tc>
@@ -5559,7 +5559,7 @@
               <w:rPr>
                 <w:b/>
               </w:rPr>
-              <w:t>711.11 cents</w:t>
+              <w:t>744.16 cents</w:t>
             </w:r>
           </w:p>
         </w:tc>
@@ -5590,7 +5590,7 @@
               <w:rPr>
                 <w:b/>
               </w:rPr>
-              <w:t>645.25 cents (Thuận xu hướng giảm ngắn hạn)</w:t>
+              <w:t>662.50 cents (Thuận xu hướng giảm ngắn hạn)</w:t>
             </w:r>
           </w:p>
         </w:tc>
@@ -5721,7 +5721,7 @@
               <w:rPr>
                 <w:b/>
               </w:rPr>
-              <w:t>626.79 - 645.25 cents</w:t>
+              <w:t>626.19 - 645.25 cents</w:t>
             </w:r>
           </w:p>
         </w:tc>
@@ -11599,7 +11599,7 @@
         <w:t>Giá Chốt Phiên (Close):</w:t>
       </w:r>
       <w:r>
-        <w:t xml:space="preserve"> 504.25 cents | </w:t>
+        <w:t xml:space="preserve"> 505.50 cents | </w:t>
       </w:r>
       <w:r>
         <w:rPr>
@@ -11614,10 +11614,10 @@
         <w:rPr>
           <w:b/>
         </w:rPr>
-        <w:t>`503.52 cents`</w:t>
+        <w:t>`503.96 cents`</w:t>
       </w:r>
       <w:r>
-        <w:t xml:space="preserve"> (-0.73).</w:t>
+        <w:t xml:space="preserve"> (-1.54).</w:t>
       </w:r>
     </w:p>
     <w:p>
@@ -11638,7 +11638,7 @@
         <w:rPr>
           <w:b/>
         </w:rPr>
-        <w:t>`205,826`</w:t>
+        <w:t>`246,005`</w:t>
       </w:r>
       <w:r>
         <w:t xml:space="preserve"> (Chênh lệch: </w:t>
@@ -11647,7 +11647,7 @@
         <w:rPr>
           <w:b/>
         </w:rPr>
-        <w:t>`-14,252`</w:t>
+        <w:t>`+25,927`</w:t>
       </w:r>
       <w:r>
         <w:t xml:space="preserve">) | OI: </w:t>
@@ -11709,8 +11709,9 @@
       <w:r>
         <w:rPr>
           <w:b/>
+          <w:color w:val="15803D"/>
         </w:rPr>
-        <w:t>`Tăng nhẹ tích lũy (Accumulation Rally)`</w:t>
+        <w:t>`Tăng mạnh mẽ (Strong Bullish / Long Buildup)`</w:t>
       </w:r>
     </w:p>
     <w:p>
@@ -11980,7 +11981,7 @@
               <w:rPr>
                 <w:b/>
               </w:rPr>
-              <w:t>93.32</w:t>
+              <w:t>93.71</w:t>
             </w:r>
           </w:p>
         </w:tc>
@@ -12011,7 +12012,7 @@
               <w:rPr>
                 <w:b/>
               </w:rPr>
-              <w:t>+1.85%</w:t>
+              <w:t>+2.28%</w:t>
             </w:r>
           </w:p>
         </w:tc>
@@ -12103,7 +12104,7 @@
               <w:rPr>
                 <w:b/>
               </w:rPr>
-              <w:t>98.79</w:t>
+              <w:t>98.86</w:t>
             </w:r>
           </w:p>
         </w:tc>
@@ -12134,7 +12135,7 @@
               <w:rPr>
                 <w:b/>
               </w:rPr>
-              <w:t>-0.04%</w:t>
+              <w:t>+0.03%</w:t>
             </w:r>
           </w:p>
         </w:tc>
@@ -12162,7 +12163,7 @@
             </w:pPr>
             <w:r/>
             <w:r>
-              <w:t>DXY Giảm hỗ trợ xuất khẩu ngô Mỹ cạnh tranh tốt hơn.</w:t>
+              <w:t>DXY Tăng làm giảm sức cạnh tranh xuất khẩu của ngô Mỹ so với Brazil/Argentina.</w:t>
             </w:r>
           </w:p>
         </w:tc>
@@ -12738,7 +12739,7 @@
         <w:t xml:space="preserve"> EMA_21 </w:t>
       </w:r>
       <w:r>
-        <w:t xml:space="preserve"> (500.20) &gt; </w:t>
+        <w:t xml:space="preserve"> (500.71) &gt; </w:t>
       </w:r>
       <w:r>
         <w:rPr>
@@ -12749,7 +12750,7 @@
         <w:t xml:space="preserve"> EMA_50 </w:t>
       </w:r>
       <w:r>
-        <w:t xml:space="preserve"> (495.17).</w:t>
+        <w:t xml:space="preserve"> (495.58).</w:t>
       </w:r>
     </w:p>
     <w:p>
@@ -12770,7 +12771,7 @@
         <w:rPr>
           <w:b/>
         </w:rPr>
-        <w:t>`79.39`</w:t>
+        <w:t>`83.40`</w:t>
       </w:r>
       <w:r>
         <w:t xml:space="preserve"> | ATR (14) = </w:t>
@@ -12779,7 +12780,7 @@
         <w:rPr>
           <w:b/>
         </w:rPr>
-        <w:t>`2.02`</w:t>
+        <w:t>`2.05`</w:t>
       </w:r>
       <w:r>
         <w:t xml:space="preserve"> cents | Volatility = </w:t>
@@ -12788,7 +12789,7 @@
         <w:rPr>
           <w:b/>
         </w:rPr>
-        <w:t>`2.50 cents`</w:t>
+        <w:t>`2.25 cents`</w:t>
       </w:r>
       <w:r>
         <w:t>.</w:t>
@@ -12830,7 +12831,7 @@
         <w:rPr>
           <w:b/>
         </w:rPr>
-        <w:t>`504.24`</w:t>
+        <w:t>`504.97`</w:t>
       </w:r>
       <w:r>
         <w:t xml:space="preserve"> | R2: </w:t>
@@ -12839,7 +12840,7 @@
         <w:rPr>
           <w:b/>
         </w:rPr>
-        <w:t>`505.25`</w:t>
+        <w:t>`506.00`</w:t>
       </w:r>
     </w:p>
     <w:p>
@@ -13573,7 +13574,7 @@
           <w:b/>
           <w:color w:val="15803D"/>
         </w:rPr>
-        <w:t>`490.50 - 500.20 cents (Canh mua vùng hỗ trợ)`</w:t>
+        <w:t>`490.50 - 500.71 cents (Canh mua vùng hỗ trợ)`</w:t>
       </w:r>
       <w:r>
         <w:t xml:space="preserve"> | SL: </w:t>
@@ -13582,7 +13583,7 @@
         <w:rPr>
           <w:b/>
         </w:rPr>
-        <w:t>`454.22 cents (Dưới cản S2 + 1.5x ATR)`</w:t>
+        <w:t>`454.17 cents (Dưới cản S2 + 1.5x ATR)`</w:t>
       </w:r>
       <w:r>
         <w:t xml:space="preserve"> | TP: </w:t>
@@ -13593,7 +13594,7 @@
           <w:color w:val="D97706"/>
           <w:sz w:val="19"/>
         </w:rPr>
-        <w:t xml:space="preserve"> 504.24 cents </w:t>
+        <w:t xml:space="preserve"> 504.97 cents </w:t>
       </w:r>
       <w:r>
         <w:t xml:space="preserve"> / </w:t>
@@ -13604,7 +13605,7 @@
           <w:color w:val="D97706"/>
           <w:sz w:val="19"/>
         </w:rPr>
-        <w:t xml:space="preserve"> 505.25 cents </w:t>
+        <w:t xml:space="preserve"> 506.00 cents </w:t>
       </w:r>
       <w:r>
         <w:t>.</w:t>
@@ -13653,7 +13654,7 @@
         <w:rPr>
           <w:b/>
         </w:rPr>
-        <w:t>`471.27 cents (Chống quét SL tuyệt đối)`</w:t>
+        <w:t>`471.23 cents (Chống quét SL tuyệt đối)`</w:t>
       </w:r>
       <w:r>
         <w:t xml:space="preserve"> | TP: </w:t>
@@ -13662,7 +13663,7 @@
         <w:rPr>
           <w:b/>
         </w:rPr>
-        <w:t>`519.00 cents (Ăn trọn biên độ ngô ~10.5 giá)`</w:t>
+        <w:t>`519.50 cents (Ăn trọn biên độ ngô ~10.5 giá)`</w:t>
       </w:r>
       <w:r>
         <w:t>.</w:t>
@@ -13690,7 +13691,7 @@
         <w:rPr>
           <w:b/>
         </w:rPr>
-        <w:t>`519.13 - 520.63 cents`</w:t>
+        <w:t>`519.62 - 521.12 cents`</w:t>
       </w:r>
       <w:r>
         <w:t xml:space="preserve"> | SL: </w:t>
@@ -13699,7 +13700,7 @@
         <w:rPr>
           <w:b/>
         </w:rPr>
-        <w:t>`520.87 cents`</w:t>
+        <w:t>`521.38 cents`</w:t>
       </w:r>
       <w:r>
         <w:t xml:space="preserve"> | TP: </w:t>
@@ -13748,7 +13749,7 @@
         <w:rPr>
           <w:b/>
         </w:rPr>
-        <w:t>`449.16 - 457.25 cents`</w:t>
+        <w:t>`449.04 - 457.25 cents`</w:t>
       </w:r>
     </w:p>
     <w:p>
@@ -14155,7 +14156,7 @@
             </w:pPr>
             <w:r/>
             <w:r>
-              <w:t>504.25</w:t>
+              <w:t>505.50</w:t>
             </w:r>
           </w:p>
         </w:tc>
@@ -14183,7 +14184,7 @@
             </w:pPr>
             <w:r/>
             <w:r>
-              <w:t>508.00</w:t>
+              <w:t>509.25</w:t>
             </w:r>
           </w:p>
         </w:tc>
@@ -14211,7 +14212,7 @@
             </w:pPr>
             <w:r/>
             <w:r>
-              <w:t>501.00</w:t>
+              <w:t>502.25</w:t>
             </w:r>
           </w:p>
         </w:tc>
@@ -14242,7 +14243,7 @@
               <w:rPr>
                 <w:b/>
               </w:rPr>
-              <w:t>504.50</w:t>
+              <w:t>505.75</w:t>
             </w:r>
           </w:p>
         </w:tc>
@@ -14390,7 +14391,7 @@
             </w:pPr>
             <w:r/>
             <w:r>
-              <w:t>504.50</w:t>
+              <w:t>505.75</w:t>
             </w:r>
           </w:p>
         </w:tc>
@@ -14418,7 +14419,7 @@
             </w:pPr>
             <w:r/>
             <w:r>
-              <w:t>507.25</w:t>
+              <w:t>508.50</w:t>
             </w:r>
           </w:p>
         </w:tc>
@@ -14446,7 +14447,7 @@
             </w:pPr>
             <w:r/>
             <w:r>
-              <w:t>500.75</w:t>
+              <w:t>502.00</w:t>
             </w:r>
           </w:p>
         </w:tc>
@@ -14477,7 +14478,7 @@
               <w:rPr>
                 <w:b/>
               </w:rPr>
-              <w:t>504.00</w:t>
+              <w:t>505.25</w:t>
             </w:r>
           </w:p>
         </w:tc>
@@ -14625,7 +14626,7 @@
             </w:pPr>
             <w:r/>
             <w:r>
-              <w:t>504.00</w:t>
+              <w:t>505.25</w:t>
             </w:r>
           </w:p>
         </w:tc>
@@ -14653,7 +14654,7 @@
             </w:pPr>
             <w:r/>
             <w:r>
-              <w:t>507.00</w:t>
+              <w:t>508.25</w:t>
             </w:r>
           </w:p>
         </w:tc>
@@ -14681,7 +14682,7 @@
             </w:pPr>
             <w:r/>
             <w:r>
-              <w:t>500.00</w:t>
+              <w:t>501.25</w:t>
             </w:r>
           </w:p>
         </w:tc>
@@ -14712,7 +14713,7 @@
               <w:rPr>
                 <w:b/>
               </w:rPr>
-              <w:t>504.75</w:t>
+              <w:t>506.00</w:t>
             </w:r>
           </w:p>
         </w:tc>
@@ -14860,7 +14861,7 @@
             </w:pPr>
             <w:r/>
             <w:r>
-              <w:t>504.75</w:t>
+              <w:t>506.00</w:t>
             </w:r>
           </w:p>
         </w:tc>
@@ -14888,7 +14889,7 @@
             </w:pPr>
             <w:r/>
             <w:r>
-              <w:t>509.25</w:t>
+              <w:t>510.50</w:t>
             </w:r>
           </w:p>
         </w:tc>
@@ -14916,7 +14917,7 @@
             </w:pPr>
             <w:r/>
             <w:r>
-              <w:t>499.75</w:t>
+              <w:t>501.00</w:t>
             </w:r>
           </w:p>
         </w:tc>
@@ -14947,7 +14948,7 @@
               <w:rPr>
                 <w:b/>
               </w:rPr>
-              <w:t>505.50</w:t>
+              <w:t>506.75</w:t>
             </w:r>
           </w:p>
         </w:tc>
@@ -15095,7 +15096,7 @@
             </w:pPr>
             <w:r/>
             <w:r>
-              <w:t>505.50</w:t>
+              <w:t>506.75</w:t>
             </w:r>
           </w:p>
         </w:tc>
@@ -15123,7 +15124,7 @@
             </w:pPr>
             <w:r/>
             <w:r>
-              <w:t>511.00</w:t>
+              <w:t>512.25</w:t>
             </w:r>
           </w:p>
         </w:tc>
@@ -15151,7 +15152,7 @@
             </w:pPr>
             <w:r/>
             <w:r>
-              <w:t>499.25</w:t>
+              <w:t>500.50</w:t>
             </w:r>
           </w:p>
         </w:tc>
@@ -15182,7 +15183,7 @@
               <w:rPr>
                 <w:b/>
               </w:rPr>
-              <w:t>507.75</w:t>
+              <w:t>509.00</w:t>
             </w:r>
           </w:p>
         </w:tc>
@@ -15330,7 +15331,7 @@
             </w:pPr>
             <w:r/>
             <w:r>
-              <w:t>507.75</w:t>
+              <w:t>509.00</w:t>
             </w:r>
           </w:p>
         </w:tc>
@@ -15358,7 +15359,7 @@
             </w:pPr>
             <w:r/>
             <w:r>
-              <w:t>510.75</w:t>
+              <w:t>512.00</w:t>
             </w:r>
           </w:p>
         </w:tc>
@@ -15386,7 +15387,7 @@
             </w:pPr>
             <w:r/>
             <w:r>
-              <w:t>503.50</w:t>
+              <w:t>504.75</w:t>
             </w:r>
           </w:p>
         </w:tc>
@@ -15417,7 +15418,7 @@
               <w:rPr>
                 <w:b/>
               </w:rPr>
-              <w:t>508.00</w:t>
+              <w:t>509.25</w:t>
             </w:r>
           </w:p>
         </w:tc>
@@ -15565,7 +15566,7 @@
             </w:pPr>
             <w:r/>
             <w:r>
-              <w:t>508.00</w:t>
+              <w:t>509.25</w:t>
             </w:r>
           </w:p>
         </w:tc>
@@ -15593,7 +15594,7 @@
             </w:pPr>
             <w:r/>
             <w:r>
-              <w:t>511.25</w:t>
+              <w:t>512.50</w:t>
             </w:r>
           </w:p>
         </w:tc>
@@ -15621,7 +15622,7 @@
             </w:pPr>
             <w:r/>
             <w:r>
-              <w:t>501.50</w:t>
+              <w:t>502.75</w:t>
             </w:r>
           </w:p>
         </w:tc>
@@ -15652,7 +15653,7 @@
               <w:rPr>
                 <w:b/>
               </w:rPr>
-              <w:t>508.75</w:t>
+              <w:t>510.00</w:t>
             </w:r>
           </w:p>
         </w:tc>
@@ -15800,7 +15801,7 @@
             </w:pPr>
             <w:r/>
             <w:r>
-              <w:t>508.75</w:t>
+              <w:t>510.00</w:t>
             </w:r>
           </w:p>
         </w:tc>
@@ -15828,7 +15829,7 @@
             </w:pPr>
             <w:r/>
             <w:r>
-              <w:t>511.75</w:t>
+              <w:t>513.00</w:t>
             </w:r>
           </w:p>
         </w:tc>
@@ -15856,7 +15857,7 @@
             </w:pPr>
             <w:r/>
             <w:r>
-              <w:t>504.25</w:t>
+              <w:t>505.50</w:t>
             </w:r>
           </w:p>
         </w:tc>
@@ -15887,7 +15888,7 @@
               <w:rPr>
                 <w:b/>
               </w:rPr>
-              <w:t>508.25</w:t>
+              <w:t>509.50</w:t>
             </w:r>
           </w:p>
         </w:tc>
@@ -16035,7 +16036,7 @@
             </w:pPr>
             <w:r/>
             <w:r>
-              <w:t>508.25</w:t>
+              <w:t>509.50</w:t>
             </w:r>
           </w:p>
         </w:tc>
@@ -16063,7 +16064,7 @@
             </w:pPr>
             <w:r/>
             <w:r>
-              <w:t>512.25</w:t>
+              <w:t>513.50</w:t>
             </w:r>
           </w:p>
         </w:tc>
@@ -16091,7 +16092,7 @@
             </w:pPr>
             <w:r/>
             <w:r>
-              <w:t>502.50</w:t>
+              <w:t>503.75</w:t>
             </w:r>
           </w:p>
         </w:tc>
@@ -16122,7 +16123,7 @@
               <w:rPr>
                 <w:b/>
               </w:rPr>
-              <w:t>508.75</w:t>
+              <w:t>510.00</w:t>
             </w:r>
           </w:p>
         </w:tc>
@@ -16270,7 +16271,7 @@
             </w:pPr>
             <w:r/>
             <w:r>
-              <w:t>508.75</w:t>
+              <w:t>510.00</w:t>
             </w:r>
           </w:p>
         </w:tc>
@@ -16298,7 +16299,7 @@
             </w:pPr>
             <w:r/>
             <w:r>
-              <w:t>511.25</w:t>
+              <w:t>512.50</w:t>
             </w:r>
           </w:p>
         </w:tc>
@@ -16326,7 +16327,7 @@
             </w:pPr>
             <w:r/>
             <w:r>
-              <w:t>505.50</w:t>
+              <w:t>506.75</w:t>
             </w:r>
           </w:p>
         </w:tc>
@@ -16357,7 +16358,7 @@
               <w:rPr>
                 <w:b/>
               </w:rPr>
-              <w:t>509.25</w:t>
+              <w:t>510.50</w:t>
             </w:r>
           </w:p>
         </w:tc>
@@ -16505,7 +16506,7 @@
             </w:pPr>
             <w:r/>
             <w:r>
-              <w:t>509.25</w:t>
+              <w:t>510.50</w:t>
             </w:r>
           </w:p>
         </w:tc>
@@ -16533,7 +16534,7 @@
             </w:pPr>
             <w:r/>
             <w:r>
-              <w:t>512.75</w:t>
+              <w:t>514.00</w:t>
             </w:r>
           </w:p>
         </w:tc>
@@ -16561,7 +16562,7 @@
             </w:pPr>
             <w:r/>
             <w:r>
-              <w:t>503.25</w:t>
+              <w:t>504.50</w:t>
             </w:r>
           </w:p>
         </w:tc>
@@ -16592,7 +16593,7 @@
               <w:rPr>
                 <w:b/>
               </w:rPr>
-              <w:t>510.25</w:t>
+              <w:t>511.50</w:t>
             </w:r>
           </w:p>
         </w:tc>
@@ -16740,7 +16741,7 @@
             </w:pPr>
             <w:r/>
             <w:r>
-              <w:t>510.25</w:t>
+              <w:t>511.50</w:t>
             </w:r>
           </w:p>
         </w:tc>
@@ -16768,7 +16769,7 @@
             </w:pPr>
             <w:r/>
             <w:r>
-              <w:t>513.00</w:t>
+              <w:t>514.25</w:t>
             </w:r>
           </w:p>
         </w:tc>
@@ -16796,7 +16797,7 @@
             </w:pPr>
             <w:r/>
             <w:r>
-              <w:t>507.75</w:t>
+              <w:t>509.00</w:t>
             </w:r>
           </w:p>
         </w:tc>
@@ -16827,7 +16828,7 @@
               <w:rPr>
                 <w:b/>
               </w:rPr>
-              <w:t>510.25</w:t>
+              <w:t>511.50</w:t>
             </w:r>
           </w:p>
         </w:tc>
@@ -16975,7 +16976,7 @@
             </w:pPr>
             <w:r/>
             <w:r>
-              <w:t>510.25</w:t>
+              <w:t>511.50</w:t>
             </w:r>
           </w:p>
         </w:tc>
@@ -17003,7 +17004,7 @@
             </w:pPr>
             <w:r/>
             <w:r>
-              <w:t>513.00</w:t>
+              <w:t>514.25</w:t>
             </w:r>
           </w:p>
         </w:tc>
@@ -17031,7 +17032,7 @@
             </w:pPr>
             <w:r/>
             <w:r>
-              <w:t>507.75</w:t>
+              <w:t>509.00</w:t>
             </w:r>
           </w:p>
         </w:tc>
@@ -17062,7 +17063,7 @@
               <w:rPr>
                 <w:b/>
               </w:rPr>
-              <w:t>509.75</w:t>
+              <w:t>511.00</w:t>
             </w:r>
           </w:p>
         </w:tc>
@@ -17210,7 +17211,7 @@
             </w:pPr>
             <w:r/>
             <w:r>
-              <w:t>509.75</w:t>
+              <w:t>511.00</w:t>
             </w:r>
           </w:p>
         </w:tc>
@@ -17238,7 +17239,7 @@
             </w:pPr>
             <w:r/>
             <w:r>
-              <w:t>512.75</w:t>
+              <w:t>514.00</w:t>
             </w:r>
           </w:p>
         </w:tc>
@@ -17266,7 +17267,7 @@
             </w:pPr>
             <w:r/>
             <w:r>
-              <w:t>506.50</w:t>
+              <w:t>507.75</w:t>
             </w:r>
           </w:p>
         </w:tc>
@@ -17297,7 +17298,7 @@
               <w:rPr>
                 <w:b/>
               </w:rPr>
-              <w:t>509.50</w:t>
+              <w:t>510.75</w:t>
             </w:r>
           </w:p>
         </w:tc>
@@ -17445,7 +17446,7 @@
             </w:pPr>
             <w:r/>
             <w:r>
-              <w:t>509.50</w:t>
+              <w:t>510.75</w:t>
             </w:r>
           </w:p>
         </w:tc>
@@ -17473,7 +17474,7 @@
             </w:pPr>
             <w:r/>
             <w:r>
-              <w:t>513.50</w:t>
+              <w:t>514.75</w:t>
             </w:r>
           </w:p>
         </w:tc>
@@ -17501,7 +17502,7 @@
             </w:pPr>
             <w:r/>
             <w:r>
-              <w:t>504.25</w:t>
+              <w:t>505.50</w:t>
             </w:r>
           </w:p>
         </w:tc>
@@ -17532,7 +17533,7 @@
               <w:rPr>
                 <w:b/>
               </w:rPr>
-              <w:t>510.00</w:t>
+              <w:t>511.25</w:t>
             </w:r>
           </w:p>
         </w:tc>
@@ -17680,7 +17681,7 @@
             </w:pPr>
             <w:r/>
             <w:r>
-              <w:t>510.00</w:t>
+              <w:t>511.25</w:t>
             </w:r>
           </w:p>
         </w:tc>
@@ -17708,7 +17709,7 @@
             </w:pPr>
             <w:r/>
             <w:r>
-              <w:t>514.75</w:t>
+              <w:t>516.00</w:t>
             </w:r>
           </w:p>
         </w:tc>
@@ -17736,7 +17737,7 @@
             </w:pPr>
             <w:r/>
             <w:r>
-              <w:t>503.00</w:t>
+              <w:t>504.25</w:t>
             </w:r>
           </w:p>
         </w:tc>
@@ -17767,7 +17768,7 @@
               <w:rPr>
                 <w:b/>
               </w:rPr>
-              <w:t>512.00</w:t>
+              <w:t>513.25</w:t>
             </w:r>
           </w:p>
         </w:tc>
@@ -17915,7 +17916,7 @@
             </w:pPr>
             <w:r/>
             <w:r>
-              <w:t>512.00</w:t>
+              <w:t>513.25</w:t>
             </w:r>
           </w:p>
         </w:tc>
@@ -17943,7 +17944,7 @@
             </w:pPr>
             <w:r/>
             <w:r>
-              <w:t>520.00</w:t>
+              <w:t>521.25</w:t>
             </w:r>
           </w:p>
         </w:tc>
@@ -17971,7 +17972,7 @@
             </w:pPr>
             <w:r/>
             <w:r>
-              <w:t>505.00</w:t>
+              <w:t>506.25</w:t>
             </w:r>
           </w:p>
         </w:tc>
@@ -18002,7 +18003,7 @@
               <w:rPr>
                 <w:b/>
               </w:rPr>
-              <w:t>513.50</w:t>
+              <w:t>514.75</w:t>
             </w:r>
           </w:p>
         </w:tc>
@@ -18150,7 +18151,7 @@
             </w:pPr>
             <w:r/>
             <w:r>
-              <w:t>513.50</w:t>
+              <w:t>514.75</w:t>
             </w:r>
           </w:p>
         </w:tc>
@@ -18178,7 +18179,7 @@
             </w:pPr>
             <w:r/>
             <w:r>
-              <w:t>518.00</w:t>
+              <w:t>519.25</w:t>
             </w:r>
           </w:p>
         </w:tc>
@@ -18206,7 +18207,7 @@
             </w:pPr>
             <w:r/>
             <w:r>
-              <w:t>509.25</w:t>
+              <w:t>510.50</w:t>
             </w:r>
           </w:p>
         </w:tc>
@@ -18237,7 +18238,7 @@
               <w:rPr>
                 <w:b/>
               </w:rPr>
-              <w:t>513.00</w:t>
+              <w:t>514.25</w:t>
             </w:r>
           </w:p>
         </w:tc>
@@ -18385,7 +18386,7 @@
             </w:pPr>
             <w:r/>
             <w:r>
-              <w:t>513.00</w:t>
+              <w:t>514.25</w:t>
             </w:r>
           </w:p>
         </w:tc>
@@ -18413,7 +18414,7 @@
             </w:pPr>
             <w:r/>
             <w:r>
-              <w:t>515.25</w:t>
+              <w:t>516.50</w:t>
             </w:r>
           </w:p>
         </w:tc>
@@ -18441,7 +18442,7 @@
             </w:pPr>
             <w:r/>
             <w:r>
-              <w:t>510.25</w:t>
+              <w:t>511.50</w:t>
             </w:r>
           </w:p>
         </w:tc>
@@ -18472,7 +18473,7 @@
               <w:rPr>
                 <w:b/>
               </w:rPr>
-              <w:t>512.75</w:t>
+              <w:t>514.00</w:t>
             </w:r>
           </w:p>
         </w:tc>
@@ -18620,7 +18621,7 @@
             </w:pPr>
             <w:r/>
             <w:r>
-              <w:t>512.75</w:t>
+              <w:t>514.00</w:t>
             </w:r>
           </w:p>
         </w:tc>
@@ -18648,7 +18649,7 @@
             </w:pPr>
             <w:r/>
             <w:r>
-              <w:t>514.75</w:t>
+              <w:t>516.00</w:t>
             </w:r>
           </w:p>
         </w:tc>
@@ -18676,7 +18677,7 @@
             </w:pPr>
             <w:r/>
             <w:r>
-              <w:t>508.25</w:t>
+              <w:t>509.50</w:t>
             </w:r>
           </w:p>
         </w:tc>
@@ -18707,7 +18708,7 @@
               <w:rPr>
                 <w:b/>
               </w:rPr>
-              <w:t>513.00</w:t>
+              <w:t>514.25</w:t>
             </w:r>
           </w:p>
         </w:tc>
@@ -18855,7 +18856,7 @@
             </w:pPr>
             <w:r/>
             <w:r>
-              <w:t>513.00</w:t>
+              <w:t>514.25</w:t>
             </w:r>
           </w:p>
         </w:tc>
@@ -18883,7 +18884,7 @@
             </w:pPr>
             <w:r/>
             <w:r>
-              <w:t>516.75</w:t>
+              <w:t>518.00</w:t>
             </w:r>
           </w:p>
         </w:tc>
@@ -18911,7 +18912,7 @@
             </w:pPr>
             <w:r/>
             <w:r>
-              <w:t>510.25</w:t>
+              <w:t>511.50</w:t>
             </w:r>
           </w:p>
         </w:tc>
@@ -18942,7 +18943,7 @@
               <w:rPr>
                 <w:b/>
               </w:rPr>
-              <w:t>513.50</w:t>
+              <w:t>514.75</w:t>
             </w:r>
           </w:p>
         </w:tc>
@@ -19090,7 +19091,7 @@
             </w:pPr>
             <w:r/>
             <w:r>
-              <w:t>513.50</w:t>
+              <w:t>514.75</w:t>
             </w:r>
           </w:p>
         </w:tc>
@@ -19118,7 +19119,7 @@
             </w:pPr>
             <w:r/>
             <w:r>
-              <w:t>516.50</w:t>
+              <w:t>517.75</w:t>
             </w:r>
           </w:p>
         </w:tc>
@@ -19146,7 +19147,7 @@
             </w:pPr>
             <w:r/>
             <w:r>
-              <w:t>509.00</w:t>
+              <w:t>510.25</w:t>
             </w:r>
           </w:p>
         </w:tc>
@@ -19177,7 +19178,7 @@
               <w:rPr>
                 <w:b/>
               </w:rPr>
-              <w:t>513.75</w:t>
+              <w:t>515.00</w:t>
             </w:r>
           </w:p>
         </w:tc>
@@ -19325,7 +19326,7 @@
             </w:pPr>
             <w:r/>
             <w:r>
-              <w:t>513.75</w:t>
+              <w:t>515.00</w:t>
             </w:r>
           </w:p>
         </w:tc>
@@ -19353,7 +19354,7 @@
             </w:pPr>
             <w:r/>
             <w:r>
-              <w:t>518.00</w:t>
+              <w:t>519.25</w:t>
             </w:r>
           </w:p>
         </w:tc>
@@ -19381,7 +19382,7 @@
             </w:pPr>
             <w:r/>
             <w:r>
-              <w:t>510.50</w:t>
+              <w:t>511.75</w:t>
             </w:r>
           </w:p>
         </w:tc>
@@ -19412,7 +19413,7 @@
               <w:rPr>
                 <w:b/>
               </w:rPr>
-              <w:t>514.50</w:t>
+              <w:t>515.75</w:t>
             </w:r>
           </w:p>
         </w:tc>
@@ -19560,7 +19561,7 @@
             </w:pPr>
             <w:r/>
             <w:r>
-              <w:t>514.50</w:t>
+              <w:t>515.75</w:t>
             </w:r>
           </w:p>
         </w:tc>
@@ -19588,7 +19589,7 @@
             </w:pPr>
             <w:r/>
             <w:r>
-              <w:t>518.00</w:t>
+              <w:t>519.25</w:t>
             </w:r>
           </w:p>
         </w:tc>
@@ -19616,7 +19617,7 @@
             </w:pPr>
             <w:r/>
             <w:r>
-              <w:t>512.25</w:t>
+              <w:t>513.50</w:t>
             </w:r>
           </w:p>
         </w:tc>
@@ -19647,7 +19648,7 @@
               <w:rPr>
                 <w:b/>
               </w:rPr>
-              <w:t>514.50</w:t>
+              <w:t>515.75</w:t>
             </w:r>
           </w:p>
         </w:tc>
@@ -19795,7 +19796,7 @@
             </w:pPr>
             <w:r/>
             <w:r>
-              <w:t>514.50</w:t>
+              <w:t>515.75</w:t>
             </w:r>
           </w:p>
         </w:tc>
@@ -19823,7 +19824,7 @@
             </w:pPr>
             <w:r/>
             <w:r>
-              <w:t>518.25</w:t>
+              <w:t>519.50</w:t>
             </w:r>
           </w:p>
         </w:tc>
@@ -19851,7 +19852,7 @@
             </w:pPr>
             <w:r/>
             <w:r>
-              <w:t>511.00</w:t>
+              <w:t>512.25</w:t>
             </w:r>
           </w:p>
         </w:tc>
@@ -19882,7 +19883,7 @@
               <w:rPr>
                 <w:b/>
               </w:rPr>
-              <w:t>514.25</w:t>
+              <w:t>515.50</w:t>
             </w:r>
           </w:p>
         </w:tc>
@@ -20030,7 +20031,7 @@
             </w:pPr>
             <w:r/>
             <w:r>
-              <w:t>514.25</w:t>
+              <w:t>515.50</w:t>
             </w:r>
           </w:p>
         </w:tc>
@@ -20058,7 +20059,7 @@
             </w:pPr>
             <w:r/>
             <w:r>
-              <w:t>517.75</w:t>
+              <w:t>519.00</w:t>
             </w:r>
           </w:p>
         </w:tc>
@@ -20086,7 +20087,7 @@
             </w:pPr>
             <w:r/>
             <w:r>
-              <w:t>511.00</w:t>
+              <w:t>512.25</w:t>
             </w:r>
           </w:p>
         </w:tc>
@@ -20117,7 +20118,7 @@
               <w:rPr>
                 <w:b/>
               </w:rPr>
-              <w:t>514.00</w:t>
+              <w:t>515.25</w:t>
             </w:r>
           </w:p>
         </w:tc>
@@ -20265,7 +20266,7 @@
             </w:pPr>
             <w:r/>
             <w:r>
-              <w:t>514.00</w:t>
+              <w:t>515.25</w:t>
             </w:r>
           </w:p>
         </w:tc>
@@ -20293,7 +20294,7 @@
             </w:pPr>
             <w:r/>
             <w:r>
-              <w:t>517.00</w:t>
+              <w:t>518.25</w:t>
             </w:r>
           </w:p>
         </w:tc>
@@ -20321,7 +20322,7 @@
             </w:pPr>
             <w:r/>
             <w:r>
-              <w:t>511.25</w:t>
+              <w:t>512.50</w:t>
             </w:r>
           </w:p>
         </w:tc>
@@ -20352,7 +20353,7 @@
               <w:rPr>
                 <w:b/>
               </w:rPr>
-              <w:t>514.25</w:t>
+              <w:t>515.50</w:t>
             </w:r>
           </w:p>
         </w:tc>
@@ -20500,7 +20501,7 @@
             </w:pPr>
             <w:r/>
             <w:r>
-              <w:t>514.25</w:t>
+              <w:t>515.50</w:t>
             </w:r>
           </w:p>
         </w:tc>
@@ -20528,7 +20529,7 @@
             </w:pPr>
             <w:r/>
             <w:r>
-              <w:t>517.25</w:t>
+              <w:t>518.50</w:t>
             </w:r>
           </w:p>
         </w:tc>
@@ -20556,7 +20557,7 @@
             </w:pPr>
             <w:r/>
             <w:r>
-              <w:t>511.50</w:t>
+              <w:t>512.75</w:t>
             </w:r>
           </w:p>
         </w:tc>
@@ -20587,7 +20588,7 @@
               <w:rPr>
                 <w:b/>
               </w:rPr>
-              <w:t>514.25</w:t>
+              <w:t>515.50</w:t>
             </w:r>
           </w:p>
         </w:tc>
@@ -20735,7 +20736,7 @@
             </w:pPr>
             <w:r/>
             <w:r>
-              <w:t>514.25</w:t>
+              <w:t>515.50</w:t>
             </w:r>
           </w:p>
         </w:tc>
@@ -20763,7 +20764,7 @@
             </w:pPr>
             <w:r/>
             <w:r>
-              <w:t>518.25</w:t>
+              <w:t>519.50</w:t>
             </w:r>
           </w:p>
         </w:tc>
@@ -20791,7 +20792,7 @@
             </w:pPr>
             <w:r/>
             <w:r>
-              <w:t>510.75</w:t>
+              <w:t>512.00</w:t>
             </w:r>
           </w:p>
         </w:tc>
@@ -20822,7 +20823,7 @@
               <w:rPr>
                 <w:b/>
               </w:rPr>
-              <w:t>514.75</w:t>
+              <w:t>516.00</w:t>
             </w:r>
           </w:p>
         </w:tc>
@@ -20970,7 +20971,7 @@
             </w:pPr>
             <w:r/>
             <w:r>
-              <w:t>514.75</w:t>
+              <w:t>516.00</w:t>
             </w:r>
           </w:p>
         </w:tc>
@@ -20998,7 +20999,7 @@
             </w:pPr>
             <w:r/>
             <w:r>
-              <w:t>518.75</w:t>
+              <w:t>520.00</w:t>
             </w:r>
           </w:p>
         </w:tc>
@@ -21026,7 +21027,7 @@
             </w:pPr>
             <w:r/>
             <w:r>
-              <w:t>513.00</w:t>
+              <w:t>514.25</w:t>
             </w:r>
           </w:p>
         </w:tc>
@@ -21057,7 +21058,7 @@
               <w:rPr>
                 <w:b/>
               </w:rPr>
-              <w:t>514.50</w:t>
+              <w:t>515.75</w:t>
             </w:r>
           </w:p>
         </w:tc>
@@ -21780,7 +21781,7 @@
         <w:t>Giá Chốt Phiên (Close):</w:t>
       </w:r>
       <w:r>
-        <w:t xml:space="preserve"> 702.25 cents | </w:t>
+        <w:t xml:space="preserve"> 704.75 cents | </w:t>
       </w:r>
       <w:r>
         <w:rPr>
@@ -21795,10 +21796,10 @@
         <w:rPr>
           <w:b/>
         </w:rPr>
-        <w:t>`705.23 cents`</w:t>
+        <w:t>`707.19 cents`</w:t>
       </w:r>
       <w:r>
-        <w:t xml:space="preserve"> (+2.98).</w:t>
+        <w:t xml:space="preserve"> (+2.44).</w:t>
       </w:r>
     </w:p>
     <w:p>
@@ -21819,7 +21820,7 @@
         <w:rPr>
           <w:b/>
         </w:rPr>
-        <w:t>`47,938`</w:t>
+        <w:t>`57,648`</w:t>
       </w:r>
       <w:r>
         <w:t xml:space="preserve"> (Chênh lệch: </w:t>
@@ -21828,7 +21829,7 @@
         <w:rPr>
           <w:b/>
         </w:rPr>
-        <w:t>`-46,700`</w:t>
+        <w:t>`-36,990`</w:t>
       </w:r>
       <w:r>
         <w:t xml:space="preserve">) | OI: </w:t>
@@ -21870,7 +21871,7 @@
         <w:rPr>
           <w:b/>
         </w:rPr>
-        <w:t>`Bearish Engulfing (Nhấn chìm giảm thiểu)`</w:t>
+        <w:t>`Không phát hiện mô hình nến đặc biệt`</w:t>
       </w:r>
     </w:p>
     <w:p>
@@ -21912,10 +21913,10 @@
         <w:rPr>
           <w:b/>
         </w:rPr>
-        <w:t>TĂNG MẠNH MẼ (Strong Bullish Confirmation):</w:t>
+        <w:t>TÍCH LŨY TÍCH CỰC (Accumulation):</w:t>
       </w:r>
       <w:r>
-        <w:t xml:space="preserve"> Mô hình nến tăng được củng cố bởi dòng tiền gia tăng tích cực, hỗ trợ lực mua lên bền vững.</w:t>
+        <w:t xml:space="preserve"> Nến đi ngang nhưng dòng tiền âm thầm gia tăng (OI tăng), báo hiệu chuẩn bị có nhịp bứt phá tăng.</w:t>
       </w:r>
     </w:p>
     <w:p>
@@ -22161,7 +22162,7 @@
               <w:rPr>
                 <w:b/>
               </w:rPr>
-              <w:t>93.32</w:t>
+              <w:t>93.71</w:t>
             </w:r>
           </w:p>
         </w:tc>
@@ -22192,7 +22193,7 @@
               <w:rPr>
                 <w:b/>
               </w:rPr>
-              <w:t>+1.85%</w:t>
+              <w:t>+2.28%</w:t>
             </w:r>
           </w:p>
         </w:tc>
@@ -22284,7 +22285,7 @@
               <w:rPr>
                 <w:b/>
               </w:rPr>
-              <w:t>98.79</w:t>
+              <w:t>98.86</w:t>
             </w:r>
           </w:p>
         </w:tc>
@@ -22315,7 +22316,7 @@
               <w:rPr>
                 <w:b/>
               </w:rPr>
-              <w:t>-0.04%</w:t>
+              <w:t>+0.03%</w:t>
             </w:r>
           </w:p>
         </w:tc>
@@ -22343,7 +22344,7 @@
             </w:pPr>
             <w:r/>
             <w:r>
-              <w:t>DXY Giảm kích thích nhu cầu nhập khẩu lúa mì Mỹ trên thị trường quốc tế.</w:t>
+              <w:t>DXY Tăng khiến lúa mì Mỹ đắt đỏ hơn đối với các khách hàng truyền thống như Ai Cập/Châu Á.</w:t>
             </w:r>
           </w:p>
         </w:tc>
@@ -22919,7 +22920,7 @@
         <w:t xml:space="preserve"> EMA_21 </w:t>
       </w:r>
       <w:r>
-        <w:t xml:space="preserve"> (698.62) &gt; </w:t>
+        <w:t xml:space="preserve"> (699.32) &gt; </w:t>
       </w:r>
       <w:r>
         <w:rPr>
@@ -22930,7 +22931,7 @@
         <w:t xml:space="preserve"> EMA_50 </w:t>
       </w:r>
       <w:r>
-        <w:t xml:space="preserve"> (693.07).</w:t>
+        <w:t xml:space="preserve"> (693.60).</w:t>
       </w:r>
     </w:p>
     <w:p>
@@ -22951,7 +22952,7 @@
         <w:rPr>
           <w:b/>
         </w:rPr>
-        <w:t>`60.69`</w:t>
+        <w:t>`66.23`</w:t>
       </w:r>
       <w:r>
         <w:t xml:space="preserve"> | ATR (14) = </w:t>
@@ -22960,7 +22961,7 @@
         <w:rPr>
           <w:b/>
         </w:rPr>
-        <w:t>`4.61`</w:t>
+        <w:t>`4.77`</w:t>
       </w:r>
       <w:r>
         <w:t xml:space="preserve"> cents | Volatility = </w:t>
@@ -22969,7 +22970,7 @@
         <w:rPr>
           <w:b/>
         </w:rPr>
-        <w:t>`7.50 cents`</w:t>
+        <w:t>`5.75 cents`</w:t>
       </w:r>
       <w:r>
         <w:t>.</w:t>
@@ -23011,7 +23012,7 @@
         <w:rPr>
           <w:b/>
         </w:rPr>
-        <w:t>`706.50`</w:t>
+        <w:t>`708.50`</w:t>
       </w:r>
       <w:r>
         <w:t xml:space="preserve"> | R2: </w:t>
@@ -23744,7 +23745,7 @@
           <w:b/>
           <w:color w:val="B91C1C"/>
         </w:rPr>
-        <w:t>`698.62 - 693.07 cents (Canh bán hồi kỹ thuật H1)`</w:t>
+        <w:t>`699.32 - 693.60 cents (Canh bán hồi kỹ thuật H1)`</w:t>
       </w:r>
       <w:r>
         <w:t xml:space="preserve"> | SL: </w:t>
@@ -23753,7 +23754,7 @@
         <w:rPr>
           <w:b/>
         </w:rPr>
-        <w:t>`735.17 cents (Trên kháng cự R2 + 1.5x ATR)`</w:t>
+        <w:t>`735.40 cents (Trên kháng cự R2 + 1.5x ATR)`</w:t>
       </w:r>
       <w:r>
         <w:t xml:space="preserve"> | TP: </w:t>
@@ -23790,7 +23791,7 @@
         <w:rPr>
           <w:b/>
         </w:rPr>
-        <w:t>Trung hạn (Swing Trades - HĐ ZWZ26):</w:t>
+        <w:t>Trung hạn (Swing Trades - HĐ ZWH27):</w:t>
       </w:r>
     </w:p>
     <w:p>
@@ -23815,7 +23816,7 @@
         <w:rPr>
           <w:b/>
         </w:rPr>
-        <w:t>`694.00 - 696.00 cents`</w:t>
+        <w:t>`711.50 - 713.50 cents`</w:t>
       </w:r>
       <w:r>
         <w:t xml:space="preserve"> | SL: </w:t>
@@ -23824,7 +23825,7 @@
         <w:rPr>
           <w:b/>
         </w:rPr>
-        <w:t>`640.64 cents`</w:t>
+        <w:t>`658.09 cents`</w:t>
       </w:r>
       <w:r>
         <w:t xml:space="preserve"> | TP: </w:t>
@@ -23833,7 +23834,7 @@
         <w:rPr>
           <w:b/>
         </w:rPr>
-        <w:t>`706.50 cents (Đón sóng hồi trung hạn ~14.5 giá)`</w:t>
+        <w:t>`739.75 cents (Đón sóng hồi trung hạn ~14.5 giá)`</w:t>
       </w:r>
       <w:r>
         <w:t>.</w:t>
@@ -23861,7 +23862,7 @@
         <w:rPr>
           <w:b/>
         </w:rPr>
-        <w:t>`706.50 - 708.50 cents`</w:t>
+        <w:t>`739.75 - 741.75 cents`</w:t>
       </w:r>
       <w:r>
         <w:t xml:space="preserve"> | SL: </w:t>
@@ -23870,7 +23871,7 @@
         <w:rPr>
           <w:b/>
         </w:rPr>
-        <w:t>`711.11 cents`</w:t>
+        <w:t>`744.16 cents`</w:t>
       </w:r>
       <w:r>
         <w:t xml:space="preserve"> | TP: </w:t>
@@ -23879,7 +23880,7 @@
         <w:rPr>
           <w:b/>
         </w:rPr>
-        <w:t>`645.25 cents (Thuận xu hướng giảm ngắn hạn)`</w:t>
+        <w:t>`662.50 cents (Thuận xu hướng giảm ngắn hạn)`</w:t>
       </w:r>
       <w:r>
         <w:t>.</w:t>
@@ -23919,7 +23920,7 @@
         <w:rPr>
           <w:b/>
         </w:rPr>
-        <w:t>`626.79 - 645.25 cents`</w:t>
+        <w:t>`626.19 - 645.25 cents`</w:t>
       </w:r>
     </w:p>
     <w:p>
@@ -24326,7 +24327,7 @@
             </w:pPr>
             <w:r/>
             <w:r>
-              <w:t>702.25</w:t>
+              <w:t>704.75</w:t>
             </w:r>
           </w:p>
         </w:tc>
@@ -24354,7 +24355,7 @@
             </w:pPr>
             <w:r/>
             <w:r>
-              <w:t>713.50</w:t>
+              <w:t>716.00</w:t>
             </w:r>
           </w:p>
         </w:tc>
@@ -24382,7 +24383,7 @@
             </w:pPr>
             <w:r/>
             <w:r>
-              <w:t>696.75</w:t>
+              <w:t>699.25</w:t>
             </w:r>
           </w:p>
         </w:tc>
@@ -24413,7 +24414,7 @@
               <w:rPr>
                 <w:b/>
               </w:rPr>
-              <w:t>701.50</w:t>
+              <w:t>704.00</w:t>
             </w:r>
           </w:p>
         </w:tc>
@@ -24561,7 +24562,7 @@
             </w:pPr>
             <w:r/>
             <w:r>
-              <w:t>701.50</w:t>
+              <w:t>704.00</w:t>
             </w:r>
           </w:p>
         </w:tc>
@@ -24589,7 +24590,7 @@
             </w:pPr>
             <w:r/>
             <w:r>
-              <w:t>709.00</w:t>
+              <w:t>711.50</w:t>
             </w:r>
           </w:p>
         </w:tc>
@@ -24617,7 +24618,7 @@
             </w:pPr>
             <w:r/>
             <w:r>
-              <w:t>695.50</w:t>
+              <w:t>698.00</w:t>
             </w:r>
           </w:p>
         </w:tc>
@@ -24648,7 +24649,7 @@
               <w:rPr>
                 <w:b/>
               </w:rPr>
-              <w:t>701.00</w:t>
+              <w:t>703.50</w:t>
             </w:r>
           </w:p>
         </w:tc>
@@ -24796,7 +24797,7 @@
             </w:pPr>
             <w:r/>
             <w:r>
-              <w:t>701.00</w:t>
+              <w:t>703.50</w:t>
             </w:r>
           </w:p>
         </w:tc>
@@ -24824,7 +24825,7 @@
             </w:pPr>
             <w:r/>
             <w:r>
-              <w:t>714.75</w:t>
+              <w:t>717.25</w:t>
             </w:r>
           </w:p>
         </w:tc>
@@ -24852,7 +24853,7 @@
             </w:pPr>
             <w:r/>
             <w:r>
-              <w:t>686.25</w:t>
+              <w:t>688.75</w:t>
             </w:r>
           </w:p>
         </w:tc>
@@ -24883,7 +24884,7 @@
               <w:rPr>
                 <w:b/>
               </w:rPr>
-              <w:t>703.00</w:t>
+              <w:t>705.50</w:t>
             </w:r>
           </w:p>
         </w:tc>
@@ -25031,7 +25032,7 @@
             </w:pPr>
             <w:r/>
             <w:r>
-              <w:t>703.00</w:t>
+              <w:t>705.50</w:t>
             </w:r>
           </w:p>
         </w:tc>
@@ -25059,7 +25060,7 @@
             </w:pPr>
             <w:r/>
             <w:r>
-              <w:t>716.25</w:t>
+              <w:t>718.75</w:t>
             </w:r>
           </w:p>
         </w:tc>
@@ -25087,7 +25088,7 @@
             </w:pPr>
             <w:r/>
             <w:r>
-              <w:t>694.75</w:t>
+              <w:t>697.25</w:t>
             </w:r>
           </w:p>
         </w:tc>
@@ -25118,7 +25119,7 @@
               <w:rPr>
                 <w:b/>
               </w:rPr>
-              <w:t>704.25</w:t>
+              <w:t>706.75</w:t>
             </w:r>
           </w:p>
         </w:tc>
@@ -25266,7 +25267,7 @@
             </w:pPr>
             <w:r/>
             <w:r>
-              <w:t>704.25</w:t>
+              <w:t>706.75</w:t>
             </w:r>
           </w:p>
         </w:tc>
@@ -25294,7 +25295,7 @@
             </w:pPr>
             <w:r/>
             <w:r>
-              <w:t>720.75</w:t>
+              <w:t>723.25</w:t>
             </w:r>
           </w:p>
         </w:tc>
@@ -25322,7 +25323,7 @@
             </w:pPr>
             <w:r/>
             <w:r>
-              <w:t>693.75</w:t>
+              <w:t>696.25</w:t>
             </w:r>
           </w:p>
         </w:tc>
@@ -25353,7 +25354,7 @@
               <w:rPr>
                 <w:b/>
               </w:rPr>
-              <w:t>708.75</w:t>
+              <w:t>711.25</w:t>
             </w:r>
           </w:p>
         </w:tc>
@@ -25501,7 +25502,7 @@
             </w:pPr>
             <w:r/>
             <w:r>
-              <w:t>708.75</w:t>
+              <w:t>711.25</w:t>
             </w:r>
           </w:p>
         </w:tc>
@@ -25529,7 +25530,7 @@
             </w:pPr>
             <w:r/>
             <w:r>
-              <w:t>716.50</w:t>
+              <w:t>719.00</w:t>
             </w:r>
           </w:p>
         </w:tc>
@@ -25557,7 +25558,7 @@
             </w:pPr>
             <w:r/>
             <w:r>
-              <w:t>697.75</w:t>
+              <w:t>700.25</w:t>
             </w:r>
           </w:p>
         </w:tc>
@@ -25588,7 +25589,7 @@
               <w:rPr>
                 <w:b/>
               </w:rPr>
-              <w:t>710.00</w:t>
+              <w:t>712.50</w:t>
             </w:r>
           </w:p>
         </w:tc>
@@ -25736,7 +25737,7 @@
             </w:pPr>
             <w:r/>
             <w:r>
-              <w:t>710.00</w:t>
+              <w:t>712.50</w:t>
             </w:r>
           </w:p>
         </w:tc>
@@ -25764,7 +25765,7 @@
             </w:pPr>
             <w:r/>
             <w:r>
-              <w:t>718.25</w:t>
+              <w:t>720.75</w:t>
             </w:r>
           </w:p>
         </w:tc>
@@ -25792,7 +25793,7 @@
             </w:pPr>
             <w:r/>
             <w:r>
-              <w:t>699.50</w:t>
+              <w:t>702.00</w:t>
             </w:r>
           </w:p>
         </w:tc>
@@ -25823,7 +25824,7 @@
               <w:rPr>
                 <w:b/>
               </w:rPr>
-              <w:t>711.75</w:t>
+              <w:t>714.25</w:t>
             </w:r>
           </w:p>
         </w:tc>
@@ -25971,7 +25972,7 @@
             </w:pPr>
             <w:r/>
             <w:r>
-              <w:t>711.75</w:t>
+              <w:t>714.25</w:t>
             </w:r>
           </w:p>
         </w:tc>
@@ -25999,7 +26000,7 @@
             </w:pPr>
             <w:r/>
             <w:r>
-              <w:t>724.00</w:t>
+              <w:t>726.50</w:t>
             </w:r>
           </w:p>
         </w:tc>
@@ -26027,7 +26028,7 @@
             </w:pPr>
             <w:r/>
             <w:r>
-              <w:t>702.00</w:t>
+              <w:t>704.50</w:t>
             </w:r>
           </w:p>
         </w:tc>
@@ -26058,7 +26059,7 @@
               <w:rPr>
                 <w:b/>
               </w:rPr>
-              <w:t>710.75</w:t>
+              <w:t>713.25</w:t>
             </w:r>
           </w:p>
         </w:tc>
@@ -26206,7 +26207,7 @@
             </w:pPr>
             <w:r/>
             <w:r>
-              <w:t>710.75</w:t>
+              <w:t>713.25</w:t>
             </w:r>
           </w:p>
         </w:tc>
@@ -26234,7 +26235,7 @@
             </w:pPr>
             <w:r/>
             <w:r>
-              <w:t>721.25</w:t>
+              <w:t>723.75</w:t>
             </w:r>
           </w:p>
         </w:tc>
@@ -26262,7 +26263,7 @@
             </w:pPr>
             <w:r/>
             <w:r>
-              <w:t>696.00</w:t>
+              <w:t>698.50</w:t>
             </w:r>
           </w:p>
         </w:tc>
@@ -26293,7 +26294,7 @@
               <w:rPr>
                 <w:b/>
               </w:rPr>
-              <w:t>713.00</w:t>
+              <w:t>715.50</w:t>
             </w:r>
           </w:p>
         </w:tc>
@@ -26441,7 +26442,7 @@
             </w:pPr>
             <w:r/>
             <w:r>
-              <w:t>713.00</w:t>
+              <w:t>715.50</w:t>
             </w:r>
           </w:p>
         </w:tc>
@@ -26469,7 +26470,7 @@
             </w:pPr>
             <w:r/>
             <w:r>
-              <w:t>723.50</w:t>
+              <w:t>726.00</w:t>
             </w:r>
           </w:p>
         </w:tc>
@@ -26497,7 +26498,7 @@
             </w:pPr>
             <w:r/>
             <w:r>
-              <w:t>706.75</w:t>
+              <w:t>709.25</w:t>
             </w:r>
           </w:p>
         </w:tc>
@@ -26528,7 +26529,7 @@
               <w:rPr>
                 <w:b/>
               </w:rPr>
-              <w:t>713.75</w:t>
+              <w:t>716.25</w:t>
             </w:r>
           </w:p>
         </w:tc>
@@ -26676,7 +26677,7 @@
             </w:pPr>
             <w:r/>
             <w:r>
-              <w:t>713.75</w:t>
+              <w:t>716.25</w:t>
             </w:r>
           </w:p>
         </w:tc>
@@ -26704,7 +26705,7 @@
             </w:pPr>
             <w:r/>
             <w:r>
-              <w:t>728.00</w:t>
+              <w:t>730.50</w:t>
             </w:r>
           </w:p>
         </w:tc>
@@ -26732,7 +26733,7 @@
             </w:pPr>
             <w:r/>
             <w:r>
-              <w:t>699.00</w:t>
+              <w:t>701.50</w:t>
             </w:r>
           </w:p>
         </w:tc>
@@ -26763,7 +26764,7 @@
               <w:rPr>
                 <w:b/>
               </w:rPr>
-              <w:t>715.75</w:t>
+              <w:t>718.25</w:t>
             </w:r>
           </w:p>
         </w:tc>
@@ -26911,7 +26912,7 @@
             </w:pPr>
             <w:r/>
             <w:r>
-              <w:t>715.75</w:t>
+              <w:t>718.25</w:t>
             </w:r>
           </w:p>
         </w:tc>
@@ -26939,7 +26940,7 @@
             </w:pPr>
             <w:r/>
             <w:r>
-              <w:t>722.25</w:t>
+              <w:t>724.75</w:t>
             </w:r>
           </w:p>
         </w:tc>
@@ -26967,7 +26968,7 @@
             </w:pPr>
             <w:r/>
             <w:r>
-              <w:t>709.00</w:t>
+              <w:t>711.50</w:t>
             </w:r>
           </w:p>
         </w:tc>
@@ -26998,7 +26999,7 @@
               <w:rPr>
                 <w:b/>
               </w:rPr>
-              <w:t>716.00</w:t>
+              <w:t>718.50</w:t>
             </w:r>
           </w:p>
         </w:tc>
@@ -27146,7 +27147,7 @@
             </w:pPr>
             <w:r/>
             <w:r>
-              <w:t>716.00</w:t>
+              <w:t>718.50</w:t>
             </w:r>
           </w:p>
         </w:tc>
@@ -27174,7 +27175,7 @@
             </w:pPr>
             <w:r/>
             <w:r>
-              <w:t>726.25</w:t>
+              <w:t>728.75</w:t>
             </w:r>
           </w:p>
         </w:tc>
@@ -27202,7 +27203,7 @@
             </w:pPr>
             <w:r/>
             <w:r>
-              <w:t>708.00</w:t>
+              <w:t>710.50</w:t>
             </w:r>
           </w:p>
         </w:tc>
@@ -27233,7 +27234,7 @@
               <w:rPr>
                 <w:b/>
               </w:rPr>
-              <w:t>716.50</w:t>
+              <w:t>719.00</w:t>
             </w:r>
           </w:p>
         </w:tc>
@@ -27381,7 +27382,7 @@
             </w:pPr>
             <w:r/>
             <w:r>
-              <w:t>716.50</w:t>
+              <w:t>719.00</w:t>
             </w:r>
           </w:p>
         </w:tc>
@@ -27409,7 +27410,7 @@
             </w:pPr>
             <w:r/>
             <w:r>
-              <w:t>723.50</w:t>
+              <w:t>726.00</w:t>
             </w:r>
           </w:p>
         </w:tc>
@@ -27437,7 +27438,7 @@
             </w:pPr>
             <w:r/>
             <w:r>
-              <w:t>710.50</w:t>
+              <w:t>713.00</w:t>
             </w:r>
           </w:p>
         </w:tc>
@@ -27468,7 +27469,7 @@
               <w:rPr>
                 <w:b/>
               </w:rPr>
-              <w:t>715.75</w:t>
+              <w:t>718.25</w:t>
             </w:r>
           </w:p>
         </w:tc>
@@ -27616,7 +27617,7 @@
             </w:pPr>
             <w:r/>
             <w:r>
-              <w:t>715.75</w:t>
+              <w:t>718.25</w:t>
             </w:r>
           </w:p>
         </w:tc>
@@ -27644,7 +27645,7 @@
             </w:pPr>
             <w:r/>
             <w:r>
-              <w:t>729.25</w:t>
+              <w:t>731.75</w:t>
             </w:r>
           </w:p>
         </w:tc>
@@ -27672,7 +27673,7 @@
             </w:pPr>
             <w:r/>
             <w:r>
-              <w:t>702.75</w:t>
+              <w:t>705.25</w:t>
             </w:r>
           </w:p>
         </w:tc>
@@ -27703,7 +27704,7 @@
               <w:rPr>
                 <w:b/>
               </w:rPr>
-              <w:t>717.50</w:t>
+              <w:t>720.00</w:t>
             </w:r>
           </w:p>
         </w:tc>
@@ -27851,7 +27852,7 @@
             </w:pPr>
             <w:r/>
             <w:r>
-              <w:t>717.50</w:t>
+              <w:t>720.00</w:t>
             </w:r>
           </w:p>
         </w:tc>
@@ -27879,7 +27880,7 @@
             </w:pPr>
             <w:r/>
             <w:r>
-              <w:t>726.75</w:t>
+              <w:t>729.25</w:t>
             </w:r>
           </w:p>
         </w:tc>
@@ -27907,7 +27908,7 @@
             </w:pPr>
             <w:r/>
             <w:r>
-              <w:t>706.75</w:t>
+              <w:t>709.25</w:t>
             </w:r>
           </w:p>
         </w:tc>
@@ -27938,7 +27939,7 @@
               <w:rPr>
                 <w:b/>
               </w:rPr>
-              <w:t>718.00</w:t>
+              <w:t>720.50</w:t>
             </w:r>
           </w:p>
         </w:tc>
@@ -28086,7 +28087,7 @@
             </w:pPr>
             <w:r/>
             <w:r>
-              <w:t>718.00</w:t>
+              <w:t>720.50</w:t>
             </w:r>
           </w:p>
         </w:tc>
@@ -28114,7 +28115,7 @@
             </w:pPr>
             <w:r/>
             <w:r>
-              <w:t>730.25</w:t>
+              <w:t>732.75</w:t>
             </w:r>
           </w:p>
         </w:tc>
@@ -28142,7 +28143,7 @@
             </w:pPr>
             <w:r/>
             <w:r>
-              <w:t>703.75</w:t>
+              <w:t>706.25</w:t>
             </w:r>
           </w:p>
         </w:tc>
@@ -28173,7 +28174,7 @@
               <w:rPr>
                 <w:b/>
               </w:rPr>
-              <w:t>716.50</w:t>
+              <w:t>719.00</w:t>
             </w:r>
           </w:p>
         </w:tc>
@@ -28321,7 +28322,7 @@
             </w:pPr>
             <w:r/>
             <w:r>
-              <w:t>716.50</w:t>
+              <w:t>719.00</w:t>
             </w:r>
           </w:p>
         </w:tc>
@@ -28349,7 +28350,7 @@
             </w:pPr>
             <w:r/>
             <w:r>
-              <w:t>723.50</w:t>
+              <w:t>726.00</w:t>
             </w:r>
           </w:p>
         </w:tc>
@@ -28377,7 +28378,7 @@
             </w:pPr>
             <w:r/>
             <w:r>
-              <w:t>707.00</w:t>
+              <w:t>709.50</w:t>
             </w:r>
           </w:p>
         </w:tc>
@@ -28408,7 +28409,7 @@
               <w:rPr>
                 <w:b/>
               </w:rPr>
-              <w:t>717.00</w:t>
+              <w:t>719.50</w:t>
             </w:r>
           </w:p>
         </w:tc>
@@ -28556,7 +28557,7 @@
             </w:pPr>
             <w:r/>
             <w:r>
-              <w:t>717.00</w:t>
+              <w:t>719.50</w:t>
             </w:r>
           </w:p>
         </w:tc>
@@ -28584,7 +28585,7 @@
             </w:pPr>
             <w:r/>
             <w:r>
-              <w:t>727.50</w:t>
+              <w:t>730.00</w:t>
             </w:r>
           </w:p>
         </w:tc>
@@ -28612,7 +28613,7 @@
             </w:pPr>
             <w:r/>
             <w:r>
-              <w:t>709.75</w:t>
+              <w:t>712.25</w:t>
             </w:r>
           </w:p>
         </w:tc>
@@ -28643,7 +28644,7 @@
               <w:rPr>
                 <w:b/>
               </w:rPr>
-              <w:t>716.75</w:t>
+              <w:t>719.25</w:t>
             </w:r>
           </w:p>
         </w:tc>
@@ -28791,7 +28792,7 @@
             </w:pPr>
             <w:r/>
             <w:r>
-              <w:t>716.75</w:t>
+              <w:t>719.25</w:t>
             </w:r>
           </w:p>
         </w:tc>
@@ -28819,7 +28820,7 @@
             </w:pPr>
             <w:r/>
             <w:r>
-              <w:t>726.50</w:t>
+              <w:t>729.00</w:t>
             </w:r>
           </w:p>
         </w:tc>
@@ -28847,7 +28848,7 @@
             </w:pPr>
             <w:r/>
             <w:r>
-              <w:t>707.00</w:t>
+              <w:t>709.50</w:t>
             </w:r>
           </w:p>
         </w:tc>
@@ -28878,7 +28879,7 @@
               <w:rPr>
                 <w:b/>
               </w:rPr>
-              <w:t>717.25</w:t>
+              <w:t>719.75</w:t>
             </w:r>
           </w:p>
         </w:tc>
@@ -29026,7 +29027,7 @@
             </w:pPr>
             <w:r/>
             <w:r>
-              <w:t>717.25</w:t>
+              <w:t>719.75</w:t>
             </w:r>
           </w:p>
         </w:tc>
@@ -29054,7 +29055,7 @@
             </w:pPr>
             <w:r/>
             <w:r>
-              <w:t>728.00</w:t>
+              <w:t>730.50</w:t>
             </w:r>
           </w:p>
         </w:tc>
@@ -29082,7 +29083,7 @@
             </w:pPr>
             <w:r/>
             <w:r>
-              <w:t>710.00</w:t>
+              <w:t>712.50</w:t>
             </w:r>
           </w:p>
         </w:tc>
@@ -29113,7 +29114,7 @@
               <w:rPr>
                 <w:b/>
               </w:rPr>
-              <w:t>718.00</w:t>
+              <w:t>720.50</w:t>
             </w:r>
           </w:p>
         </w:tc>
@@ -29261,7 +29262,7 @@
             </w:pPr>
             <w:r/>
             <w:r>
-              <w:t>718.00</w:t>
+              <w:t>720.50</w:t>
             </w:r>
           </w:p>
         </w:tc>
@@ -29289,7 +29290,7 @@
             </w:pPr>
             <w:r/>
             <w:r>
-              <w:t>724.50</w:t>
+              <w:t>727.00</w:t>
             </w:r>
           </w:p>
         </w:tc>
@@ -29317,7 +29318,7 @@
             </w:pPr>
             <w:r/>
             <w:r>
-              <w:t>709.50</w:t>
+              <w:t>712.00</w:t>
             </w:r>
           </w:p>
         </w:tc>
@@ -29348,7 +29349,7 @@
               <w:rPr>
                 <w:b/>
               </w:rPr>
-              <w:t>718.50</w:t>
+              <w:t>721.00</w:t>
             </w:r>
           </w:p>
         </w:tc>
@@ -29496,7 +29497,7 @@
             </w:pPr>
             <w:r/>
             <w:r>
-              <w:t>718.50</w:t>
+              <w:t>721.00</w:t>
             </w:r>
           </w:p>
         </w:tc>
@@ -29524,7 +29525,7 @@
             </w:pPr>
             <w:r/>
             <w:r>
-              <w:t>729.50</w:t>
+              <w:t>732.00</w:t>
             </w:r>
           </w:p>
         </w:tc>
@@ -29552,7 +29553,7 @@
             </w:pPr>
             <w:r/>
             <w:r>
-              <w:t>706.75</w:t>
+              <w:t>709.25</w:t>
             </w:r>
           </w:p>
         </w:tc>
@@ -29583,7 +29584,7 @@
               <w:rPr>
                 <w:b/>
               </w:rPr>
-              <w:t>722.00</w:t>
+              <w:t>724.50</w:t>
             </w:r>
           </w:p>
         </w:tc>
@@ -29731,7 +29732,7 @@
             </w:pPr>
             <w:r/>
             <w:r>
-              <w:t>722.00</w:t>
+              <w:t>724.50</w:t>
             </w:r>
           </w:p>
         </w:tc>
@@ -29759,7 +29760,7 @@
             </w:pPr>
             <w:r/>
             <w:r>
-              <w:t>727.50</w:t>
+              <w:t>730.00</w:t>
             </w:r>
           </w:p>
         </w:tc>
@@ -29787,7 +29788,7 @@
             </w:pPr>
             <w:r/>
             <w:r>
-              <w:t>714.25</w:t>
+              <w:t>716.75</w:t>
             </w:r>
           </w:p>
         </w:tc>
@@ -29818,7 +29819,7 @@
               <w:rPr>
                 <w:b/>
               </w:rPr>
-              <w:t>722.75</w:t>
+              <w:t>725.25</w:t>
             </w:r>
           </w:p>
         </w:tc>
@@ -29966,7 +29967,7 @@
             </w:pPr>
             <w:r/>
             <w:r>
-              <w:t>722.75</w:t>
+              <w:t>725.25</w:t>
             </w:r>
           </w:p>
         </w:tc>
@@ -29994,7 +29995,7 @@
             </w:pPr>
             <w:r/>
             <w:r>
-              <w:t>732.00</w:t>
+              <w:t>734.50</w:t>
             </w:r>
           </w:p>
         </w:tc>
@@ -30022,7 +30023,7 @@
             </w:pPr>
             <w:r/>
             <w:r>
-              <w:t>716.25</w:t>
+              <w:t>718.75</w:t>
             </w:r>
           </w:p>
         </w:tc>
@@ -30053,7 +30054,7 @@
               <w:rPr>
                 <w:b/>
               </w:rPr>
-              <w:t>722.00</w:t>
+              <w:t>724.50</w:t>
             </w:r>
           </w:p>
         </w:tc>
@@ -30201,7 +30202,7 @@
             </w:pPr>
             <w:r/>
             <w:r>
-              <w:t>722.00</w:t>
+              <w:t>724.50</w:t>
             </w:r>
           </w:p>
         </w:tc>
@@ -30229,7 +30230,7 @@
             </w:pPr>
             <w:r/>
             <w:r>
-              <w:t>729.50</w:t>
+              <w:t>732.00</w:t>
             </w:r>
           </w:p>
         </w:tc>
@@ -30257,7 +30258,7 @@
             </w:pPr>
             <w:r/>
             <w:r>
-              <w:t>716.00</w:t>
+              <w:t>718.50</w:t>
             </w:r>
           </w:p>
         </w:tc>
@@ -30288,7 +30289,7 @@
               <w:rPr>
                 <w:b/>
               </w:rPr>
-              <w:t>721.00</w:t>
+              <w:t>723.50</w:t>
             </w:r>
           </w:p>
         </w:tc>
@@ -30436,7 +30437,7 @@
             </w:pPr>
             <w:r/>
             <w:r>
-              <w:t>721.00</w:t>
+              <w:t>723.50</w:t>
             </w:r>
           </w:p>
         </w:tc>
@@ -30464,7 +30465,7 @@
             </w:pPr>
             <w:r/>
             <w:r>
-              <w:t>728.00</w:t>
+              <w:t>730.50</w:t>
             </w:r>
           </w:p>
         </w:tc>
@@ -30492,7 +30493,7 @@
             </w:pPr>
             <w:r/>
             <w:r>
-              <w:t>707.50</w:t>
+              <w:t>710.00</w:t>
             </w:r>
           </w:p>
         </w:tc>
@@ -30523,7 +30524,7 @@
               <w:rPr>
                 <w:b/>
               </w:rPr>
-              <w:t>721.75</w:t>
+              <w:t>724.25</w:t>
             </w:r>
           </w:p>
         </w:tc>
@@ -30671,7 +30672,7 @@
             </w:pPr>
             <w:r/>
             <w:r>
-              <w:t>721.75</w:t>
+              <w:t>724.25</w:t>
             </w:r>
           </w:p>
         </w:tc>
@@ -30699,7 +30700,7 @@
             </w:pPr>
             <w:r/>
             <w:r>
-              <w:t>731.00</w:t>
+              <w:t>733.50</w:t>
             </w:r>
           </w:p>
         </w:tc>
@@ -30727,7 +30728,7 @@
             </w:pPr>
             <w:r/>
             <w:r>
-              <w:t>714.50</w:t>
+              <w:t>717.00</w:t>
             </w:r>
           </w:p>
         </w:tc>
@@ -30758,7 +30759,7 @@
               <w:rPr>
                 <w:b/>
               </w:rPr>
-              <w:t>721.50</w:t>
+              <w:t>724.00</w:t>
             </w:r>
           </w:p>
         </w:tc>
@@ -30906,7 +30907,7 @@
             </w:pPr>
             <w:r/>
             <w:r>
-              <w:t>721.50</w:t>
+              <w:t>724.00</w:t>
             </w:r>
           </w:p>
         </w:tc>
@@ -30934,7 +30935,7 @@
             </w:pPr>
             <w:r/>
             <w:r>
-              <w:t>730.00</w:t>
+              <w:t>732.50</w:t>
             </w:r>
           </w:p>
         </w:tc>
@@ -30962,7 +30963,7 @@
             </w:pPr>
             <w:r/>
             <w:r>
-              <w:t>707.50</w:t>
+              <w:t>710.00</w:t>
             </w:r>
           </w:p>
         </w:tc>
@@ -30993,7 +30994,7 @@
               <w:rPr>
                 <w:b/>
               </w:rPr>
-              <w:t>723.25</w:t>
+              <w:t>725.75</w:t>
             </w:r>
           </w:p>
         </w:tc>
@@ -31141,7 +31142,7 @@
             </w:pPr>
             <w:r/>
             <w:r>
-              <w:t>723.25</w:t>
+              <w:t>725.75</w:t>
             </w:r>
           </w:p>
         </w:tc>
@@ -31169,7 +31170,7 @@
             </w:pPr>
             <w:r/>
             <w:r>
-              <w:t>729.50</w:t>
+              <w:t>732.00</w:t>
             </w:r>
           </w:p>
         </w:tc>
@@ -31197,7 +31198,7 @@
             </w:pPr>
             <w:r/>
             <w:r>
-              <w:t>716.75</w:t>
+              <w:t>719.25</w:t>
             </w:r>
           </w:p>
         </w:tc>
@@ -31228,7 +31229,7 @@
               <w:rPr>
                 <w:b/>
               </w:rPr>
-              <w:t>722.50</w:t>
+              <w:t>725.00</w:t>
             </w:r>
           </w:p>
         </w:tc>
